--- a/docs/Soccernity_MVP_Build_Plan_v1.7.docx
+++ b/docs/Soccernity_MVP_Build_Plan_v1.7.docx
@@ -9205,6 +9205,108 @@
                 <w:szCs w:val="19"/>
               </w:rPr>
               <w:t xml:space="preserve">Resolved (research-based) — pending final counsel confirmation before DPIA sign-off</w:t>
+            </w:r>
+          </w:p>
+        </w:tc>
+      </w:tr>
+      <w:tr>
+        <w:tc>
+          <w:tcPr>
+            <w:tcW w:type="dxa" w:w="500"/>
+            <w:shd w:fill="EFF3EE" w:val="clear"/>
+            <w:tcMar>
+              <w:top w:type="dxa" w:w="90"/>
+              <w:left w:type="dxa" w:w="110"/>
+              <w:bottom w:type="dxa" w:w="90"/>
+              <w:right w:type="dxa" w:w="110"/>
+            </w:tcMar>
+            <w:vAlign w:val="center"/>
+          </w:tcPr>
+          <w:p>
+            <w:r>
+              <w:rPr>
+                <w:b w:val="false"/>
+                <w:bCs w:val="false"/>
+                <w:color w:val="1A1A1A"/>
+                <w:sz w:val="19"/>
+                <w:szCs w:val="19"/>
+              </w:rPr>
+              <w:t xml:space="preserve">11</w:t>
+            </w:r>
+          </w:p>
+        </w:tc>
+        <w:tc>
+          <w:tcPr>
+            <w:tcW w:type="dxa" w:w="4700"/>
+            <w:shd w:fill="EFF3EE" w:val="clear"/>
+            <w:tcMar>
+              <w:top w:type="dxa" w:w="90"/>
+              <w:left w:type="dxa" w:w="110"/>
+              <w:bottom w:type="dxa" w:w="90"/>
+              <w:right w:type="dxa" w:w="110"/>
+            </w:tcMar>
+            <w:vAlign w:val="center"/>
+          </w:tcPr>
+          <w:p>
+            <w:r>
+              <w:rPr>
+                <w:b w:val="false"/>
+                <w:bCs w:val="false"/>
+                <w:color w:val="1A1A1A"/>
+                <w:sz w:val="19"/>
+                <w:szCs w:val="19"/>
+              </w:rPr>
+              <w:t xml:space="preserve">Resolved: LoginDto/RefreshDto/LogoutDto and ForgotPasswordDto/ResetPasswordDto converted from plain interfaces to class-validator classes (services/api/src/modules/auth/**), closing a gap where main.ts’s global ValidationPipe (Decision Log item #7’s auth implementation) silently skipped all five — Nest’s pipe only validates class-typed DTOs. Fixing this surfaced a related, previously-undocumented behaviour: the old hand-rolled LoginDto parser trimmed and lowercased the email field before comparison; RegisterDto never did the same normalisation. That mismatch meant a guardian or player who registered with mixed-case email casing could potentially fail to log in with the same address typed differently. The class-validator conversion removes the old normalisation along with the rest of the manual parsing, so login and register are now consistently un-normalised on email case — the mismatch is closed, not shifted. Whether to add explicit email normalisation (lowercase-on-write) at the DTO or service layer for both flows is left open below.</w:t>
+            </w:r>
+          </w:p>
+        </w:tc>
+        <w:tc>
+          <w:tcPr>
+            <w:tcW w:type="dxa" w:w="1850"/>
+            <w:shd w:fill="EFF3EE" w:val="clear"/>
+            <w:tcMar>
+              <w:top w:type="dxa" w:w="90"/>
+              <w:left w:type="dxa" w:w="110"/>
+              <w:bottom w:type="dxa" w:w="90"/>
+              <w:right w:type="dxa" w:w="110"/>
+            </w:tcMar>
+            <w:vAlign w:val="center"/>
+          </w:tcPr>
+          <w:p>
+            <w:r>
+              <w:rPr>
+                <w:b w:val="false"/>
+                <w:bCs w:val="false"/>
+                <w:color w:val="1A1A1A"/>
+                <w:sz w:val="19"/>
+                <w:szCs w:val="19"/>
+              </w:rPr>
+              <w:t xml:space="preserve">PR #17–#24 review; sprint-1/auth-dto-validation branch</w:t>
+            </w:r>
+          </w:p>
+        </w:tc>
+        <w:tc>
+          <w:tcPr>
+            <w:tcW w:type="dxa" w:w="1850"/>
+            <w:shd w:fill="EFF3EE" w:val="clear"/>
+            <w:tcMar>
+              <w:top w:type="dxa" w:w="90"/>
+              <w:left w:type="dxa" w:w="110"/>
+              <w:bottom w:type="dxa" w:w="90"/>
+              <w:right w:type="dxa" w:w="110"/>
+            </w:tcMar>
+            <w:vAlign w:val="center"/>
+          </w:tcPr>
+          <w:p>
+            <w:r>
+              <w:rPr>
+                <w:b w:val="false"/>
+                <w:bCs w:val="false"/>
+                <w:color w:val="1A1A1A"/>
+                <w:sz w:val="19"/>
+                <w:szCs w:val="19"/>
+              </w:rPr>
+              <w:t xml:space="preserve">Resolved (validation gap) — open sub-item: decide whether to add explicit email normalisation across login/register</w:t>
             </w:r>
           </w:p>
         </w:tc>

--- a/docs/Soccernity_MVP_Build_Plan_v1.7.docx
+++ b/docs/Soccernity_MVP_Build_Plan_v1.7.docx
@@ -9307,6 +9307,108 @@
                 <w:szCs w:val="19"/>
               </w:rPr>
               <w:t xml:space="preserve">Resolved (validation gap) — open sub-item: decide whether to add explicit email normalisation across login/register</w:t>
+            </w:r>
+          </w:p>
+        </w:tc>
+      </w:tr>
+      <w:tr>
+        <w:tc>
+          <w:tcPr>
+            <w:tcW w:type="dxa" w:w="500"/>
+            <w:shd w:fill="EFF3EE" w:val="clear"/>
+            <w:tcMar>
+              <w:top w:type="dxa" w:w="90"/>
+              <w:left w:type="dxa" w:w="110"/>
+              <w:bottom w:type="dxa" w:w="90"/>
+              <w:right w:type="dxa" w:w="110"/>
+            </w:tcMar>
+            <w:vAlign w:val="center"/>
+          </w:tcPr>
+          <w:p>
+            <w:r>
+              <w:rPr>
+                <w:b w:val="false"/>
+                <w:bCs w:val="false"/>
+                <w:color w:val="1A1A1A"/>
+                <w:sz w:val="19"/>
+                <w:szCs w:val="19"/>
+              </w:rPr>
+              <w:t xml:space="preserve">12</w:t>
+            </w:r>
+          </w:p>
+        </w:tc>
+        <w:tc>
+          <w:tcPr>
+            <w:tcW w:type="dxa" w:w="4700"/>
+            <w:shd w:fill="EFF3EE" w:val="clear"/>
+            <w:tcMar>
+              <w:top w:type="dxa" w:w="90"/>
+              <w:left w:type="dxa" w:w="110"/>
+              <w:bottom w:type="dxa" w:w="90"/>
+              <w:right w:type="dxa" w:w="110"/>
+            </w:tcMar>
+            <w:vAlign w:val="center"/>
+          </w:tcPr>
+          <w:p>
+            <w:r>
+              <w:rPr>
+                <w:b w:val="false"/>
+                <w:bCs w:val="false"/>
+                <w:color w:val="1A1A1A"/>
+                <w:sz w:val="19"/>
+                <w:szCs w:val="19"/>
+              </w:rPr>
+              <w:t xml:space="preserve">Resolved by the founder: PR B7 (restricted-pending enforcement, GuardianConsentGuard) flagged that Section 8.3 step 5’s “DMs from unverified accounts” wording was ambiguous on two points — direction and scope. Both now settled: (1) Direction — a minor awaiting guardian consent is blocked from both sending and receiving direct messages, not just one direction. (2) Scope — “restricted-pending” applies only to the minor’s own account status (User.isMinor + Guardian.consentStatus, the exact fields GuardianConsentGuard already reads), not to a broader “any unverified account” policy. Email-verification status and guardian-consent status are distinct signals and should stay enforced by distinct mechanisms rather than conflated under one restriction — if a general anti-abuse restriction on unverified accounts messaging anyone is wanted later, that is a separate decision and a separate guard, not an extension of this one. No code change required now: the messaging module is still a Sprint 3 placeholder (services/api/src/modules/messaging), this entry exists so whoever builds it applies GuardianConsentGuard correctly — blocking both directions for a pending-consent minor — without re-litigating the ambiguity.</w:t>
+            </w:r>
+          </w:p>
+        </w:tc>
+        <w:tc>
+          <w:tcPr>
+            <w:tcW w:type="dxa" w:w="1850"/>
+            <w:shd w:fill="EFF3EE" w:val="clear"/>
+            <w:tcMar>
+              <w:top w:type="dxa" w:w="90"/>
+              <w:left w:type="dxa" w:w="110"/>
+              <w:bottom w:type="dxa" w:w="90"/>
+              <w:right w:type="dxa" w:w="110"/>
+            </w:tcMar>
+            <w:vAlign w:val="center"/>
+          </w:tcPr>
+          <w:p>
+            <w:r>
+              <w:rPr>
+                <w:b w:val="false"/>
+                <w:bCs w:val="false"/>
+                <w:color w:val="1A1A1A"/>
+                <w:sz w:val="19"/>
+                <w:szCs w:val="19"/>
+              </w:rPr>
+              <w:t xml:space="preserve">PR B7 (sprint-1/guardian-consent-enforcement) resolution summary</w:t>
+            </w:r>
+          </w:p>
+        </w:tc>
+        <w:tc>
+          <w:tcPr>
+            <w:tcW w:type="dxa" w:w="1850"/>
+            <w:shd w:fill="EFF3EE" w:val="clear"/>
+            <w:tcMar>
+              <w:top w:type="dxa" w:w="90"/>
+              <w:left w:type="dxa" w:w="110"/>
+              <w:bottom w:type="dxa" w:w="90"/>
+              <w:right w:type="dxa" w:w="110"/>
+            </w:tcMar>
+            <w:vAlign w:val="center"/>
+          </w:tcPr>
+          <w:p>
+            <w:r>
+              <w:rPr>
+                <w:b w:val="false"/>
+                <w:bCs w:val="false"/>
+                <w:color w:val="1A1A1A"/>
+                <w:sz w:val="19"/>
+                <w:szCs w:val="19"/>
+              </w:rPr>
+              <w:t xml:space="preserve">Resolved — unblocks Sprint 3 messaging module implementation</w:t>
             </w:r>
           </w:p>
         </w:tc>

--- a/docs/Soccernity_MVP_Build_Plan_v1.7.docx
+++ b/docs/Soccernity_MVP_Build_Plan_v1.7.docx
@@ -9409,6 +9409,516 @@
                 <w:szCs w:val="19"/>
               </w:rPr>
               <w:t xml:space="preserve">Resolved — unblocks Sprint 3 messaging module implementation</w:t>
+            </w:r>
+          </w:p>
+        </w:tc>
+      </w:tr>
+      <w:tr>
+        <w:tc>
+          <w:tcPr>
+            <w:tcW w:type="dxa" w:w="500"/>
+            <w:shd w:fill="EFF3EE" w:val="clear"/>
+            <w:tcMar>
+              <w:top w:type="dxa" w:w="90"/>
+              <w:left w:type="dxa" w:w="110"/>
+              <w:bottom w:type="dxa" w:w="90"/>
+              <w:right w:type="dxa" w:w="110"/>
+            </w:tcMar>
+            <w:vAlign w:val="center"/>
+          </w:tcPr>
+          <w:p>
+            <w:r>
+              <w:rPr>
+                <w:b w:val="false"/>
+                <w:bCs w:val="false"/>
+                <w:color w:val="1A1A1A"/>
+                <w:sz w:val="19"/>
+                <w:szCs w:val="19"/>
+              </w:rPr>
+              <w:t xml:space="preserve">13</w:t>
+            </w:r>
+          </w:p>
+        </w:tc>
+        <w:tc>
+          <w:tcPr>
+            <w:tcW w:type="dxa" w:w="4700"/>
+            <w:shd w:fill="EFF3EE" w:val="clear"/>
+            <w:tcMar>
+              <w:top w:type="dxa" w:w="90"/>
+              <w:left w:type="dxa" w:w="110"/>
+              <w:bottom w:type="dxa" w:w="90"/>
+              <w:right w:type="dxa" w:w="110"/>
+            </w:tcMar>
+            <w:vAlign w:val="center"/>
+          </w:tcPr>
+          <w:p>
+            <w:r>
+              <w:rPr>
+                <w:b w:val="false"/>
+                <w:bCs w:val="false"/>
+                <w:color w:val="1A1A1A"/>
+                <w:sz w:val="19"/>
+                <w:szCs w:val="19"/>
+              </w:rPr>
+              <w:t xml:space="preserve">Resolved by the founder: refresh-token (PR B1), email-verification-token (PR B2), and password-reset-token (PR B4) storage all raised the same underlying question — each flagged “Decision Log candidate” for whether a durable Postgres table should replace its current Redis-backed store, for possible audit/appeals-workflow querying (Section 8.4). Resolved as one decision covering all three: stay on Redis. No Section 8.4 appeals-workflow feature exists yet to actually query these tokens, so adding three speculative Prisma migrations now would be schema churn against a requirement that doesn’t exist. Revisit if/when Section 8.4 is actually scoped for a sprint — at that point the swap point in each of refresh-token.store.ts / email-verification-token.store.ts / reset-token.store.ts is already identified in their own code comments.</w:t>
+            </w:r>
+          </w:p>
+        </w:tc>
+        <w:tc>
+          <w:tcPr>
+            <w:tcW w:type="dxa" w:w="1850"/>
+            <w:shd w:fill="EFF3EE" w:val="clear"/>
+            <w:tcMar>
+              <w:top w:type="dxa" w:w="90"/>
+              <w:left w:type="dxa" w:w="110"/>
+              <w:bottom w:type="dxa" w:w="90"/>
+              <w:right w:type="dxa" w:w="110"/>
+            </w:tcMar>
+            <w:vAlign w:val="center"/>
+          </w:tcPr>
+          <w:p>
+            <w:r>
+              <w:rPr>
+                <w:b w:val="false"/>
+                <w:bCs w:val="false"/>
+                <w:color w:val="1A1A1A"/>
+                <w:sz w:val="19"/>
+                <w:szCs w:val="19"/>
+              </w:rPr>
+              <w:t xml:space="preserve">PR B1, B2, B4 module READMEs</w:t>
+            </w:r>
+          </w:p>
+        </w:tc>
+        <w:tc>
+          <w:tcPr>
+            <w:tcW w:type="dxa" w:w="1850"/>
+            <w:shd w:fill="EFF3EE" w:val="clear"/>
+            <w:tcMar>
+              <w:top w:type="dxa" w:w="90"/>
+              <w:left w:type="dxa" w:w="110"/>
+              <w:bottom w:type="dxa" w:w="90"/>
+              <w:right w:type="dxa" w:w="110"/>
+            </w:tcMar>
+            <w:vAlign w:val="center"/>
+          </w:tcPr>
+          <w:p>
+            <w:r>
+              <w:rPr>
+                <w:b w:val="false"/>
+                <w:bCs w:val="false"/>
+                <w:color w:val="1A1A1A"/>
+                <w:sz w:val="19"/>
+                <w:szCs w:val="19"/>
+              </w:rPr>
+              <w:t xml:space="preserve">Resolved (deferred) — revisit only when Section 8.4 is scheduled</w:t>
+            </w:r>
+          </w:p>
+        </w:tc>
+      </w:tr>
+      <w:tr>
+        <w:tc>
+          <w:tcPr>
+            <w:tcW w:type="dxa" w:w="500"/>
+            <w:shd w:fill="EFF3EE" w:val="clear"/>
+            <w:tcMar>
+              <w:top w:type="dxa" w:w="90"/>
+              <w:left w:type="dxa" w:w="110"/>
+              <w:bottom w:type="dxa" w:w="90"/>
+              <w:right w:type="dxa" w:w="110"/>
+            </w:tcMar>
+            <w:vAlign w:val="center"/>
+          </w:tcPr>
+          <w:p>
+            <w:r>
+              <w:rPr>
+                <w:b w:val="false"/>
+                <w:bCs w:val="false"/>
+                <w:color w:val="1A1A1A"/>
+                <w:sz w:val="19"/>
+                <w:szCs w:val="19"/>
+              </w:rPr>
+              <w:t xml:space="preserve">14</w:t>
+            </w:r>
+          </w:p>
+        </w:tc>
+        <w:tc>
+          <w:tcPr>
+            <w:tcW w:type="dxa" w:w="4700"/>
+            <w:shd w:fill="EFF3EE" w:val="clear"/>
+            <w:tcMar>
+              <w:top w:type="dxa" w:w="90"/>
+              <w:left w:type="dxa" w:w="110"/>
+              <w:bottom w:type="dxa" w:w="90"/>
+              <w:right w:type="dxa" w:w="110"/>
+            </w:tcMar>
+            <w:vAlign w:val="center"/>
+          </w:tcPr>
+          <w:p>
+            <w:r>
+              <w:rPr>
+                <w:b w:val="false"/>
+                <w:bCs w:val="false"/>
+                <w:color w:val="1A1A1A"/>
+                <w:sz w:val="19"/>
+                <w:szCs w:val="19"/>
+              </w:rPr>
+              <w:t xml:space="preserve">Resolved by the founder: PR B4 flagged that no password policy is specified anywhere in Section 5.7 or Section 3, and applied an unreconciled 8-character minimum to /auth/reset-password as a conservative default. Formalized: 8 characters is the platform-wide minimum password length, applying to registration and reset alike. No code change needed — this is already the only value in use across RegisterDto and ResetPasswordDto; this entry closes the “unreconciled” flag by making the existing de facto standard the documented one.</w:t>
+            </w:r>
+          </w:p>
+        </w:tc>
+        <w:tc>
+          <w:tcPr>
+            <w:tcW w:type="dxa" w:w="1850"/>
+            <w:shd w:fill="EFF3EE" w:val="clear"/>
+            <w:tcMar>
+              <w:top w:type="dxa" w:w="90"/>
+              <w:left w:type="dxa" w:w="110"/>
+              <w:bottom w:type="dxa" w:w="90"/>
+              <w:right w:type="dxa" w:w="110"/>
+            </w:tcMar>
+            <w:vAlign w:val="center"/>
+          </w:tcPr>
+          <w:p>
+            <w:r>
+              <w:rPr>
+                <w:b w:val="false"/>
+                <w:bCs w:val="false"/>
+                <w:color w:val="1A1A1A"/>
+                <w:sz w:val="19"/>
+                <w:szCs w:val="19"/>
+              </w:rPr>
+              <w:t xml:space="preserve">PR B4 (auth/README.md)</w:t>
+            </w:r>
+          </w:p>
+        </w:tc>
+        <w:tc>
+          <w:tcPr>
+            <w:tcW w:type="dxa" w:w="1850"/>
+            <w:shd w:fill="EFF3EE" w:val="clear"/>
+            <w:tcMar>
+              <w:top w:type="dxa" w:w="90"/>
+              <w:left w:type="dxa" w:w="110"/>
+              <w:bottom w:type="dxa" w:w="90"/>
+              <w:right w:type="dxa" w:w="110"/>
+            </w:tcMar>
+            <w:vAlign w:val="center"/>
+          </w:tcPr>
+          <w:p>
+            <w:r>
+              <w:rPr>
+                <w:b w:val="false"/>
+                <w:bCs w:val="false"/>
+                <w:color w:val="1A1A1A"/>
+                <w:sz w:val="19"/>
+                <w:szCs w:val="19"/>
+              </w:rPr>
+              <w:t xml:space="preserve">Resolved — 8 characters is the platform standard, already implemented</w:t>
+            </w:r>
+          </w:p>
+        </w:tc>
+      </w:tr>
+      <w:tr>
+        <w:tc>
+          <w:tcPr>
+            <w:tcW w:type="dxa" w:w="500"/>
+            <w:shd w:fill="EFF3EE" w:val="clear"/>
+            <w:tcMar>
+              <w:top w:type="dxa" w:w="90"/>
+              <w:left w:type="dxa" w:w="110"/>
+              <w:bottom w:type="dxa" w:w="90"/>
+              <w:right w:type="dxa" w:w="110"/>
+            </w:tcMar>
+            <w:vAlign w:val="center"/>
+          </w:tcPr>
+          <w:p>
+            <w:r>
+              <w:rPr>
+                <w:b w:val="false"/>
+                <w:bCs w:val="false"/>
+                <w:color w:val="1A1A1A"/>
+                <w:sz w:val="19"/>
+                <w:szCs w:val="19"/>
+              </w:rPr>
+              <w:t xml:space="preserve">15</w:t>
+            </w:r>
+          </w:p>
+        </w:tc>
+        <w:tc>
+          <w:tcPr>
+            <w:tcW w:type="dxa" w:w="4700"/>
+            <w:shd w:fill="EFF3EE" w:val="clear"/>
+            <w:tcMar>
+              <w:top w:type="dxa" w:w="90"/>
+              <w:left w:type="dxa" w:w="110"/>
+              <w:bottom w:type="dxa" w:w="90"/>
+              <w:right w:type="dxa" w:w="110"/>
+            </w:tcMar>
+            <w:vAlign w:val="center"/>
+          </w:tcPr>
+          <w:p>
+            <w:r>
+              <w:rPr>
+                <w:b w:val="false"/>
+                <w:bCs w:val="false"/>
+                <w:color w:val="1A1A1A"/>
+                <w:sz w:val="19"/>
+                <w:szCs w:val="19"/>
+              </w:rPr>
+              <w:t xml:space="preserve">Resolved by the founder: PR B6 flagged a discrepancy between its task brief (GET/PATCH /users/me) and Build Plan Section 4.2’s actual spec (:id-scoped routes only, self-403-checked). No /me alias will be added — the existing GET/PATCH /users/:id routes already satisfy “view/edit my own profile” with a fresh-JWT self-check, and an additional alias route would be pure surface-area growth with no functional benefit. Closed as resolved by the status quo.</w:t>
+            </w:r>
+          </w:p>
+        </w:tc>
+        <w:tc>
+          <w:tcPr>
+            <w:tcW w:type="dxa" w:w="1850"/>
+            <w:shd w:fill="EFF3EE" w:val="clear"/>
+            <w:tcMar>
+              <w:top w:type="dxa" w:w="90"/>
+              <w:left w:type="dxa" w:w="110"/>
+              <w:bottom w:type="dxa" w:w="90"/>
+              <w:right w:type="dxa" w:w="110"/>
+            </w:tcMar>
+            <w:vAlign w:val="center"/>
+          </w:tcPr>
+          <w:p>
+            <w:r>
+              <w:rPr>
+                <w:b w:val="false"/>
+                <w:bCs w:val="false"/>
+                <w:color w:val="1A1A1A"/>
+                <w:sz w:val="19"/>
+                <w:szCs w:val="19"/>
+              </w:rPr>
+              <w:t xml:space="preserve">PR B6 (users/README.md)</w:t>
+            </w:r>
+          </w:p>
+        </w:tc>
+        <w:tc>
+          <w:tcPr>
+            <w:tcW w:type="dxa" w:w="1850"/>
+            <w:shd w:fill="EFF3EE" w:val="clear"/>
+            <w:tcMar>
+              <w:top w:type="dxa" w:w="90"/>
+              <w:left w:type="dxa" w:w="110"/>
+              <w:bottom w:type="dxa" w:w="90"/>
+              <w:right w:type="dxa" w:w="110"/>
+            </w:tcMar>
+            <w:vAlign w:val="center"/>
+          </w:tcPr>
+          <w:p>
+            <w:r>
+              <w:rPr>
+                <w:b w:val="false"/>
+                <w:bCs w:val="false"/>
+                <w:color w:val="1A1A1A"/>
+                <w:sz w:val="19"/>
+                <w:szCs w:val="19"/>
+              </w:rPr>
+              <w:t xml:space="preserve">Resolved — no /me alias added, :id-scoped routes are final</w:t>
+            </w:r>
+          </w:p>
+        </w:tc>
+      </w:tr>
+      <w:tr>
+        <w:tc>
+          <w:tcPr>
+            <w:tcW w:type="dxa" w:w="500"/>
+            <w:shd w:fill="EFF3EE" w:val="clear"/>
+            <w:tcMar>
+              <w:top w:type="dxa" w:w="90"/>
+              <w:left w:type="dxa" w:w="110"/>
+              <w:bottom w:type="dxa" w:w="90"/>
+              <w:right w:type="dxa" w:w="110"/>
+            </w:tcMar>
+            <w:vAlign w:val="center"/>
+          </w:tcPr>
+          <w:p>
+            <w:r>
+              <w:rPr>
+                <w:b w:val="false"/>
+                <w:bCs w:val="false"/>
+                <w:color w:val="1A1A1A"/>
+                <w:sz w:val="19"/>
+                <w:szCs w:val="19"/>
+              </w:rPr>
+              <w:t xml:space="preserve">16</w:t>
+            </w:r>
+          </w:p>
+        </w:tc>
+        <w:tc>
+          <w:tcPr>
+            <w:tcW w:type="dxa" w:w="4700"/>
+            <w:shd w:fill="EFF3EE" w:val="clear"/>
+            <w:tcMar>
+              <w:top w:type="dxa" w:w="90"/>
+              <w:left w:type="dxa" w:w="110"/>
+              <w:bottom w:type="dxa" w:w="90"/>
+              <w:right w:type="dxa" w:w="110"/>
+            </w:tcMar>
+            <w:vAlign w:val="center"/>
+          </w:tcPr>
+          <w:p>
+            <w:r>
+              <w:rPr>
+                <w:b w:val="false"/>
+                <w:bCs w:val="false"/>
+                <w:color w:val="1A1A1A"/>
+                <w:sz w:val="19"/>
+                <w:szCs w:val="19"/>
+              </w:rPr>
+              <w:t xml:space="preserve">Resolved by the founder: the DTO-validation cleanup PR flagged that removing LoginDto’s old hand-rolled email trim/lowercase (in favor of plain @IsEmail()) made /auth/login consistent with /auth/register’s pre-existing lack of normalization — but left open whether email matching should be case-insensitive at all. Resolved: yes, normalize email to lowercase on write, for both /auth/register and /auth/login. This is the near-universal real-world standard regardless of what RFC 5321/5322 technically permits, and avoids support tickets from a guardian or player who registered with mixed-case email casing being unable to log in with the same address typed differently. Implementation follow-up needed: lowercase-on-write at the DTO or service layer for both endpoints — not yet built as of this entry.</w:t>
+            </w:r>
+          </w:p>
+        </w:tc>
+        <w:tc>
+          <w:tcPr>
+            <w:tcW w:type="dxa" w:w="1850"/>
+            <w:shd w:fill="EFF3EE" w:val="clear"/>
+            <w:tcMar>
+              <w:top w:type="dxa" w:w="90"/>
+              <w:left w:type="dxa" w:w="110"/>
+              <w:bottom w:type="dxa" w:w="90"/>
+              <w:right w:type="dxa" w:w="110"/>
+            </w:tcMar>
+            <w:vAlign w:val="center"/>
+          </w:tcPr>
+          <w:p>
+            <w:r>
+              <w:rPr>
+                <w:b w:val="false"/>
+                <w:bCs w:val="false"/>
+                <w:color w:val="1A1A1A"/>
+                <w:sz w:val="19"/>
+                <w:szCs w:val="19"/>
+              </w:rPr>
+              <w:t xml:space="preserve">sprint-1/auth-dto-validation PR; Decision Log #11</w:t>
+            </w:r>
+          </w:p>
+        </w:tc>
+        <w:tc>
+          <w:tcPr>
+            <w:tcW w:type="dxa" w:w="1850"/>
+            <w:shd w:fill="EFF3EE" w:val="clear"/>
+            <w:tcMar>
+              <w:top w:type="dxa" w:w="90"/>
+              <w:left w:type="dxa" w:w="110"/>
+              <w:bottom w:type="dxa" w:w="90"/>
+              <w:right w:type="dxa" w:w="110"/>
+            </w:tcMar>
+            <w:vAlign w:val="center"/>
+          </w:tcPr>
+          <w:p>
+            <w:r>
+              <w:rPr>
+                <w:b w:val="false"/>
+                <w:bCs w:val="false"/>
+                <w:color w:val="1A1A1A"/>
+                <w:sz w:val="19"/>
+                <w:szCs w:val="19"/>
+              </w:rPr>
+              <w:t xml:space="preserve">Resolved (decision) — open implementation ticket: lowercase-on-write normalization for register + login</w:t>
+            </w:r>
+          </w:p>
+        </w:tc>
+      </w:tr>
+      <w:tr>
+        <w:tc>
+          <w:tcPr>
+            <w:tcW w:type="dxa" w:w="500"/>
+            <w:shd w:fill="EFF3EE" w:val="clear"/>
+            <w:tcMar>
+              <w:top w:type="dxa" w:w="90"/>
+              <w:left w:type="dxa" w:w="110"/>
+              <w:bottom w:type="dxa" w:w="90"/>
+              <w:right w:type="dxa" w:w="110"/>
+            </w:tcMar>
+            <w:vAlign w:val="center"/>
+          </w:tcPr>
+          <w:p>
+            <w:r>
+              <w:rPr>
+                <w:b w:val="false"/>
+                <w:bCs w:val="false"/>
+                <w:color w:val="1A1A1A"/>
+                <w:sz w:val="19"/>
+                <w:szCs w:val="19"/>
+              </w:rPr>
+              <w:t xml:space="preserve">17</w:t>
+            </w:r>
+          </w:p>
+        </w:tc>
+        <w:tc>
+          <w:tcPr>
+            <w:tcW w:type="dxa" w:w="4700"/>
+            <w:shd w:fill="EFF3EE" w:val="clear"/>
+            <w:tcMar>
+              <w:top w:type="dxa" w:w="90"/>
+              <w:left w:type="dxa" w:w="110"/>
+              <w:bottom w:type="dxa" w:w="90"/>
+              <w:right w:type="dxa" w:w="110"/>
+            </w:tcMar>
+            <w:vAlign w:val="center"/>
+          </w:tcPr>
+          <w:p>
+            <w:r>
+              <w:rPr>
+                <w:b w:val="false"/>
+                <w:bCs w:val="false"/>
+                <w:color w:val="1A1A1A"/>
+                <w:sz w:val="19"/>
+                <w:szCs w:val="19"/>
+              </w:rPr>
+              <w:t xml:space="preserve">Resolved by the founder: PR B2 and B4 both flagged EMAIL_PROVIDER_API_KEY as an unconfigured .env.example placeholder — verify-email, guardian-consent, and password-reset emails are all currently “wired, not live” (logged, not delivered). Provider selected: Postmark. Two of Soccernity’s three transactional email types (guardian consent, password reset) are safety- and security-critical, and Postmark’s strict separation of transactional from bulk/marketing sending plus its deliverability-speed reputation outweigh its higher per-email cost at this volume (roughly $15/10K emails — trivial at MVP scale). Actual account creation and swapping the real API key into EMAIL_PROVIDER_API_KEY requires a human (billing, domain verification) and is not done as of this entry — the single call site each email service already isolates is the integration point once the account exists.</w:t>
+            </w:r>
+          </w:p>
+        </w:tc>
+        <w:tc>
+          <w:tcPr>
+            <w:tcW w:type="dxa" w:w="1850"/>
+            <w:shd w:fill="EFF3EE" w:val="clear"/>
+            <w:tcMar>
+              <w:top w:type="dxa" w:w="90"/>
+              <w:left w:type="dxa" w:w="110"/>
+              <w:bottom w:type="dxa" w:w="90"/>
+              <w:right w:type="dxa" w:w="110"/>
+            </w:tcMar>
+            <w:vAlign w:val="center"/>
+          </w:tcPr>
+          <w:p>
+            <w:r>
+              <w:rPr>
+                <w:b w:val="false"/>
+                <w:bCs w:val="false"/>
+                <w:color w:val="1A1A1A"/>
+                <w:sz w:val="19"/>
+                <w:szCs w:val="19"/>
+              </w:rPr>
+              <w:t xml:space="preserve">PR B2, B4 module READMEs; .env.example</w:t>
+            </w:r>
+          </w:p>
+        </w:tc>
+        <w:tc>
+          <w:tcPr>
+            <w:tcW w:type="dxa" w:w="1850"/>
+            <w:shd w:fill="EFF3EE" w:val="clear"/>
+            <w:tcMar>
+              <w:top w:type="dxa" w:w="90"/>
+              <w:left w:type="dxa" w:w="110"/>
+              <w:bottom w:type="dxa" w:w="90"/>
+              <w:right w:type="dxa" w:w="110"/>
+            </w:tcMar>
+            <w:vAlign w:val="center"/>
+          </w:tcPr>
+          <w:p>
+            <w:r>
+              <w:rPr>
+                <w:b w:val="false"/>
+                <w:bCs w:val="false"/>
+                <w:color w:val="1A1A1A"/>
+                <w:sz w:val="19"/>
+                <w:szCs w:val="19"/>
+              </w:rPr>
+              <w:t xml:space="preserve">Resolved (provider chosen: Postmark) — open action: account setup + real API key still needed</w:t>
             </w:r>
           </w:p>
         </w:tc>

--- a/docs/Soccernity_MVP_Build_Plan_v1.7.docx
+++ b/docs/Soccernity_MVP_Build_Plan_v1.7.docx
@@ -9919,6 +9919,108 @@
                 <w:szCs w:val="19"/>
               </w:rPr>
               <w:t xml:space="preserve">Resolved (provider chosen: Postmark) — open action: account setup + real API key still needed</w:t>
+            </w:r>
+          </w:p>
+        </w:tc>
+      </w:tr>
+      <w:tr>
+        <w:tc>
+          <w:tcPr>
+            <w:tcW w:type="dxa" w:w="500"/>
+            <w:shd w:fill="EFF3EE" w:val="clear"/>
+            <w:tcMar>
+              <w:top w:type="dxa" w:w="90"/>
+              <w:left w:type="dxa" w:w="110"/>
+              <w:bottom w:type="dxa" w:w="90"/>
+              <w:right w:type="dxa" w:w="110"/>
+            </w:tcMar>
+            <w:vAlign w:val="center"/>
+          </w:tcPr>
+          <w:p>
+            <w:r>
+              <w:rPr>
+                <w:b w:val="false"/>
+                <w:bCs w:val="false"/>
+                <w:color w:val="1A1A1A"/>
+                <w:sz w:val="19"/>
+                <w:szCs w:val="19"/>
+              </w:rPr>
+              <w:t xml:space="preserve">18</w:t>
+            </w:r>
+          </w:p>
+        </w:tc>
+        <w:tc>
+          <w:tcPr>
+            <w:tcW w:type="dxa" w:w="4700"/>
+            <w:shd w:fill="EFF3EE" w:val="clear"/>
+            <w:tcMar>
+              <w:top w:type="dxa" w:w="90"/>
+              <w:left w:type="dxa" w:w="110"/>
+              <w:bottom w:type="dxa" w:w="90"/>
+              <w:right w:type="dxa" w:w="110"/>
+            </w:tcMar>
+            <w:vAlign w:val="center"/>
+          </w:tcPr>
+          <w:p>
+            <w:r>
+              <w:rPr>
+                <w:b w:val="false"/>
+                <w:bCs w:val="false"/>
+                <w:color w:val="1A1A1A"/>
+                <w:sz w:val="19"/>
+                <w:szCs w:val="19"/>
+              </w:rPr>
+              <w:t xml:space="preserve">Open, surfaced during a Sprint 1 cleanup review, not yet resolved: the PR implementing Decision Log #16 (email lowercase normalization) correctly flagged that its fix is write-time only — any User row created with a mixed-case email before that PR merged stays exactly as stored, and won't match a post-fix, lowercased login() lookup unless separately backfilled (UPDATE "User" SET email = LOWER(email), after checking for resulting duplicate-key collisions). Whether this backfill is actually needed depends on whether any real user rows existed in a production or shared database before PR #32 merged — nothing in the codebase confirms or rules that out, and this entry does not assume a clean slate. Needs a founder/engineering check of the actual current User table before closing.</w:t>
+            </w:r>
+          </w:p>
+        </w:tc>
+        <w:tc>
+          <w:tcPr>
+            <w:tcW w:type="dxa" w:w="1850"/>
+            <w:shd w:fill="EFF3EE" w:val="clear"/>
+            <w:tcMar>
+              <w:top w:type="dxa" w:w="90"/>
+              <w:left w:type="dxa" w:w="110"/>
+              <w:bottom w:type="dxa" w:w="90"/>
+              <w:right w:type="dxa" w:w="110"/>
+            </w:tcMar>
+            <w:vAlign w:val="center"/>
+          </w:tcPr>
+          <w:p>
+            <w:r>
+              <w:rPr>
+                <w:b w:val="false"/>
+                <w:bCs w:val="false"/>
+                <w:color w:val="1A1A1A"/>
+                <w:sz w:val="19"/>
+                <w:szCs w:val="19"/>
+              </w:rPr>
+              <w:t xml:space="preserve">auth/README.md (Decision Log #16 implementation PR)</w:t>
+            </w:r>
+          </w:p>
+        </w:tc>
+        <w:tc>
+          <w:tcPr>
+            <w:tcW w:type="dxa" w:w="1850"/>
+            <w:shd w:fill="EFF3EE" w:val="clear"/>
+            <w:tcMar>
+              <w:top w:type="dxa" w:w="90"/>
+              <w:left w:type="dxa" w:w="110"/>
+              <w:bottom w:type="dxa" w:w="90"/>
+              <w:right w:type="dxa" w:w="110"/>
+            </w:tcMar>
+            <w:vAlign w:val="center"/>
+          </w:tcPr>
+          <w:p>
+            <w:r>
+              <w:rPr>
+                <w:b w:val="false"/>
+                <w:bCs w:val="false"/>
+                <w:color w:val="1A1A1A"/>
+                <w:sz w:val="19"/>
+                <w:szCs w:val="19"/>
+              </w:rPr>
+              <w:t xml:space="preserve">Open — check whether any pre-existing mixed-case User rows exist before deciding if a backfill migration is needed</w:t>
             </w:r>
           </w:p>
         </w:tc>

--- a/docs/Soccernity_MVP_Build_Plan_v1.7.docx
+++ b/docs/Soccernity_MVP_Build_Plan_v1.7.docx
@@ -9970,7 +9970,7 @@
                 <w:sz w:val="19"/>
                 <w:szCs w:val="19"/>
               </w:rPr>
-              <w:t xml:space="preserve">Open, surfaced during a Sprint 1 cleanup review, not yet resolved: the PR implementing Decision Log #16 (email lowercase normalization) correctly flagged that its fix is write-time only — any User row created with a mixed-case email before that PR merged stays exactly as stored, and won't match a post-fix, lowercased login() lookup unless separately backfilled (UPDATE "User" SET email = LOWER(email), after checking for resulting duplicate-key collisions). Whether this backfill is actually needed depends on whether any real user rows existed in a production or shared database before PR #32 merged — nothing in the codebase confirms or rules that out, and this entry does not assume a clean slate. Needs a founder/engineering check of the actual current User table before closing.</w:t>
+              <w:t xml:space="preserve">Resolved by the founder: the PR implementing Decision Log #16 (email lowercase normalization) correctly flagged that its fix is write-time only — any User row created with a mixed-case email before that PR merged would stay exactly as stored, un-matchable by a post-fix, lowercased login() lookup unless separately backfilled. Confirmed: no backfill is needed. Soccernity has never had production or shared user data — still in the building stage as of PR #32 merging — so no pre-existing mixed-case User row can exist. Closed without a migration. If this ever needs revisiting (e.g. a data import from an external source pre-dating this fix), the backfill SQL this entry considered is preserved in the git history of this row for reference: UPDATE "User" SET email = LOWER(email), after checking for resulting duplicate-key collisions.</w:t>
             </w:r>
           </w:p>
         </w:tc>
@@ -10020,7 +10020,7 @@
                 <w:sz w:val="19"/>
                 <w:szCs w:val="19"/>
               </w:rPr>
-              <w:t xml:space="preserve">Open — check whether any pre-existing mixed-case User rows exist before deciding if a backfill migration is needed</w:t>
+              <w:t xml:space="preserve">Resolved — no backfill needed, confirmed no pre-existing user data exists</w:t>
             </w:r>
           </w:p>
         </w:tc>

--- a/docs/Soccernity_MVP_Build_Plan_v1.7.docx
+++ b/docs/Soccernity_MVP_Build_Plan_v1.7.docx
@@ -10021,6 +10021,108 @@
                 <w:szCs w:val="19"/>
               </w:rPr>
               <w:t xml:space="preserve">Resolved — no backfill needed, confirmed no pre-existing user data exists</w:t>
+            </w:r>
+          </w:p>
+        </w:tc>
+      </w:tr>
+      <w:tr>
+        <w:tc>
+          <w:tcPr>
+            <w:tcW w:type="dxa" w:w="500"/>
+            <w:shd w:fill="EFF3EE" w:val="clear"/>
+            <w:tcMar>
+              <w:top w:type="dxa" w:w="90"/>
+              <w:left w:type="dxa" w:w="110"/>
+              <w:bottom w:type="dxa" w:w="90"/>
+              <w:right w:type="dxa" w:w="110"/>
+            </w:tcMar>
+            <w:vAlign w:val="center"/>
+          </w:tcPr>
+          <w:p>
+            <w:r>
+              <w:rPr>
+                <w:b w:val="false"/>
+                <w:bCs w:val="false"/>
+                <w:color w:val="1A1A1A"/>
+                <w:sz w:val="19"/>
+                <w:szCs w:val="19"/>
+              </w:rPr>
+              <w:t xml:space="preserve">19</w:t>
+            </w:r>
+          </w:p>
+        </w:tc>
+        <w:tc>
+          <w:tcPr>
+            <w:tcW w:type="dxa" w:w="4700"/>
+            <w:shd w:fill="EFF3EE" w:val="clear"/>
+            <w:tcMar>
+              <w:top w:type="dxa" w:w="90"/>
+              <w:left w:type="dxa" w:w="110"/>
+              <w:bottom w:type="dxa" w:w="90"/>
+              <w:right w:type="dxa" w:w="110"/>
+            </w:tcMar>
+            <w:vAlign w:val="center"/>
+          </w:tcPr>
+          <w:p>
+            <w:r>
+              <w:rPr>
+                <w:b w:val="false"/>
+                <w:bCs w:val="false"/>
+                <w:color w:val="1A1A1A"/>
+                <w:sz w:val="19"/>
+                <w:szCs w:val="19"/>
+              </w:rPr>
+              <w:t xml:space="preserve">Resolved by the founder: Build Plan Section 8.3 step 1 says the age gate should “block signup outright below the applicable regional minimum age,” but no numeric floor was ever defined — Decision Log #8 only resolved the parental-consent threshold (full under-18 band), not an absolute rejection floor. AgeGateStep.tsx (Sprint 1, PR F3) correctly implemented only the under-18/18+ branch and flagged the missing floor as a Decision Log candidate rather than inventing one. Confirmed via research: neither UK GDPR Article 8 (parental-consent threshold of 13, already broader in Soccernity’s case per Decision Log #8) nor Nigeria’s NDPA 2023 (Decision Log #10) sets an absolute floor below which guardian-consented signup is legally prohibited — this is a product/duty-of-care decision, not a compliance gap. Resolved: signup is hard-blocked below age 5, regardless of guardian consent. Rationale: UK grassroots football’s own entry point (The FA’s youth pathway, mini-soccer, typical club intake) starts around age 5–6; below that, a Soccernity profile wouldn’t correspond to anything real about the child as a grassroots player yet, regardless of what the guardian consents to. Not yet implemented in code as of this entry — AgeGateStep.tsx currently has no lower bound at all.</w:t>
+            </w:r>
+          </w:p>
+        </w:tc>
+        <w:tc>
+          <w:tcPr>
+            <w:tcW w:type="dxa" w:w="1850"/>
+            <w:shd w:fill="EFF3EE" w:val="clear"/>
+            <w:tcMar>
+              <w:top w:type="dxa" w:w="90"/>
+              <w:left w:type="dxa" w:w="110"/>
+              <w:bottom w:type="dxa" w:w="90"/>
+              <w:right w:type="dxa" w:w="110"/>
+            </w:tcMar>
+            <w:vAlign w:val="center"/>
+          </w:tcPr>
+          <w:p>
+            <w:r>
+              <w:rPr>
+                <w:b w:val="false"/>
+                <w:bCs w:val="false"/>
+                <w:color w:val="1A1A1A"/>
+                <w:sz w:val="19"/>
+                <w:szCs w:val="19"/>
+              </w:rPr>
+              <w:t xml:space="preserve">PR F3 (AgeGateStep.tsx); Build Plan Section 8.3 step 1</w:t>
+            </w:r>
+          </w:p>
+        </w:tc>
+        <w:tc>
+          <w:tcPr>
+            <w:tcW w:type="dxa" w:w="1850"/>
+            <w:shd w:fill="EFF3EE" w:val="clear"/>
+            <w:tcMar>
+              <w:top w:type="dxa" w:w="90"/>
+              <w:left w:type="dxa" w:w="110"/>
+              <w:bottom w:type="dxa" w:w="90"/>
+              <w:right w:type="dxa" w:w="110"/>
+            </w:tcMar>
+            <w:vAlign w:val="center"/>
+          </w:tcPr>
+          <w:p>
+            <w:r>
+              <w:rPr>
+                <w:b w:val="false"/>
+                <w:bCs w:val="false"/>
+                <w:color w:val="1A1A1A"/>
+                <w:sz w:val="19"/>
+                <w:szCs w:val="19"/>
+              </w:rPr>
+              <w:t xml:space="preserve">Resolved (decision: age 5 floor) — open implementation ticket: AgeGateStep.tsx has no lower bound yet</w:t>
             </w:r>
           </w:p>
         </w:tc>

--- a/docs/Soccernity_MVP_Build_Plan_v1.7.docx
+++ b/docs/Soccernity_MVP_Build_Plan_v1.7.docx
@@ -9766,7 +9766,7 @@
                 <w:sz w:val="19"/>
                 <w:szCs w:val="19"/>
               </w:rPr>
-              <w:t xml:space="preserve">Resolved by the founder: the DTO-validation cleanup PR flagged that removing LoginDto’s old hand-rolled email trim/lowercase (in favor of plain @IsEmail()) made /auth/login consistent with /auth/register’s pre-existing lack of normalization — but left open whether email matching should be case-insensitive at all. Resolved: yes, normalize email to lowercase on write, for both /auth/register and /auth/login. This is the near-universal real-world standard regardless of what RFC 5321/5322 technically permits, and avoids support tickets from a guardian or player who registered with mixed-case email casing being unable to log in with the same address typed differently. Implementation follow-up needed: lowercase-on-write at the DTO or service layer for both endpoints — not yet built as of this entry.</w:t>
+              <w:t xml:space="preserve">Resolved by the founder: the DTO-validation cleanup PR flagged that removing LoginDto’s old hand-rolled email trim/lowercase (in favor of plain @IsEmail()) made /auth/login consistent with /auth/register’s pre-existing lack of normalization — but left open whether email matching should be case-insensitive at all. Resolved: yes, normalize email to lowercase on write, for both /auth/register and /auth/login. This is the near-universal real-world standard regardless of what RFC 5321/5322 technically permits, and avoids support tickets from a guardian or player who registered with mixed-case email casing being unable to log in with the same address typed differently. Implemented in PR #32 (registration.service.ts and auth.service.ts, service-layer normalization as specified, backed by tests proving both the case-insensitive duplicate check and case-insensitive login).</w:t>
             </w:r>
           </w:p>
         </w:tc>
@@ -9816,7 +9816,7 @@
                 <w:sz w:val="19"/>
                 <w:szCs w:val="19"/>
               </w:rPr>
-              <w:t xml:space="preserve">Resolved (decision) — open implementation ticket: lowercase-on-write normalization for register + login</w:t>
+              <w:t xml:space="preserve">Resolved and implemented — PR #32 shipped the lowercase-on-write normalization for both register and login</w:t>
             </w:r>
           </w:p>
         </w:tc>
@@ -10072,7 +10072,7 @@
                 <w:sz w:val="19"/>
                 <w:szCs w:val="19"/>
               </w:rPr>
-              <w:t xml:space="preserve">Resolved by the founder: Build Plan Section 8.3 step 1 says the age gate should “block signup outright below the applicable regional minimum age,” but no numeric floor was ever defined — Decision Log #8 only resolved the parental-consent threshold (full under-18 band), not an absolute rejection floor. AgeGateStep.tsx (Sprint 1, PR F3) correctly implemented only the under-18/18+ branch and flagged the missing floor as a Decision Log candidate rather than inventing one. Confirmed via research: neither UK GDPR Article 8 (parental-consent threshold of 13, already broader in Soccernity’s case per Decision Log #8) nor Nigeria’s NDPA 2023 (Decision Log #10) sets an absolute floor below which guardian-consented signup is legally prohibited — this is a product/duty-of-care decision, not a compliance gap. Resolved: signup is hard-blocked below age 5, regardless of guardian consent. Rationale: UK grassroots football’s own entry point (The FA’s youth pathway, mini-soccer, typical club intake) starts around age 5–6; below that, a Soccernity profile wouldn’t correspond to anything real about the child as a grassroots player yet, regardless of what the guardian consents to. Not yet implemented in code as of this entry — AgeGateStep.tsx currently has no lower bound at all.</w:t>
+              <w:t xml:space="preserve">Resolved by the founder: Build Plan Section 8.3 step 1 says the age gate should “block signup outright below the applicable regional minimum age,” but no numeric floor was ever defined — Decision Log #8 only resolved the parental-consent threshold (full under-18 band), not an absolute rejection floor. AgeGateStep.tsx (Sprint 1, PR F3) correctly implemented only the under-18/18+ branch and flagged the missing floor as a Decision Log candidate rather than inventing one. Confirmed via research: neither UK GDPR Article 8 (parental-consent threshold of 13, already broader in Soccernity’s case per Decision Log #8) nor Nigeria’s NDPA 2023 (Decision Log #10) sets an absolute floor below which guardian-consented signup is legally prohibited — this is a product/duty-of-care decision, not a compliance gap. Resolved: signup is hard-blocked below age 5, regardless of guardian consent. Rationale: UK grassroots football’s own entry point (The FA’s youth pathway, mini-soccer, typical club intake) starts around age 5–6; below that, a Soccernity profile wouldn’t correspond to anything real about the child as a grassroots player yet, regardless of what the guardian consents to. Implemented in PR #38 (AgeGateStep.tsx: MINIMUM_SIGNUP_AGE = 5, blocking below that age regardless of guardian consent, backed by 7 passing tests including the exact-age-5 boundary case).</w:t>
             </w:r>
           </w:p>
         </w:tc>
@@ -10122,7 +10122,7 @@
                 <w:sz w:val="19"/>
                 <w:szCs w:val="19"/>
               </w:rPr>
-              <w:t xml:space="preserve">Resolved (decision: age 5 floor) — open implementation ticket: AgeGateStep.tsx has no lower bound yet</w:t>
+              <w:t xml:space="preserve">Resolved and implemented — PR #38 shipped MINIMUM_SIGNUP_AGE = 5 in AgeGateStep.tsx, backed by 7 tests</w:t>
             </w:r>
           </w:p>
         </w:tc>

--- a/docs/Soccernity_MVP_Build_Plan_v1.7.docx
+++ b/docs/Soccernity_MVP_Build_Plan_v1.7.docx
@@ -10123,6 +10123,108 @@
                 <w:szCs w:val="19"/>
               </w:rPr>
               <w:t xml:space="preserve">Resolved and implemented — PR #38 shipped MINIMUM_SIGNUP_AGE = 5 in AgeGateStep.tsx, backed by 7 tests</w:t>
+            </w:r>
+          </w:p>
+        </w:tc>
+      </w:tr>
+      <w:tr>
+        <w:tc>
+          <w:tcPr>
+            <w:tcW w:type="dxa" w:w="500"/>
+            <w:shd w:fill="EFF3EE" w:val="clear"/>
+            <w:tcMar>
+              <w:top w:type="dxa" w:w="90"/>
+              <w:left w:type="dxa" w:w="110"/>
+              <w:bottom w:type="dxa" w:w="90"/>
+              <w:right w:type="dxa" w:w="110"/>
+            </w:tcMar>
+            <w:vAlign w:val="center"/>
+          </w:tcPr>
+          <w:p>
+            <w:r>
+              <w:rPr>
+                <w:b w:val="false"/>
+                <w:bCs w:val="false"/>
+                <w:color w:val="1A1A1A"/>
+                <w:sz w:val="19"/>
+                <w:szCs w:val="19"/>
+              </w:rPr>
+              <w:t xml:space="preserve">20</w:t>
+            </w:r>
+          </w:p>
+        </w:tc>
+        <w:tc>
+          <w:tcPr>
+            <w:tcW w:type="dxa" w:w="4700"/>
+            <w:shd w:fill="EFF3EE" w:val="clear"/>
+            <w:tcMar>
+              <w:top w:type="dxa" w:w="90"/>
+              <w:left w:type="dxa" w:w="110"/>
+              <w:bottom w:type="dxa" w:w="90"/>
+              <w:right w:type="dxa" w:w="110"/>
+            </w:tcMar>
+            <w:vAlign w:val="center"/>
+          </w:tcPr>
+          <w:p>
+            <w:r>
+              <w:rPr>
+                <w:b w:val="false"/>
+                <w:bCs w:val="false"/>
+                <w:color w:val="1A1A1A"/>
+                <w:sz w:val="19"/>
+                <w:szCs w:val="19"/>
+              </w:rPr>
+              <w:t xml:space="preserve">Resolved by the founder: a Sprint 1 cleanup review triaged all 42 npm audit findings (3 low, 24 moderate, 14 high, 1 critical) by actual production exposure rather than raw severity labels. Three tiers: Tier 1 (react-router/react-router-dom's XSS advisory, plus dev-tooling-only transitive deps) — safe, non-breaking fixes via npm audit fix, actioned immediately. Tier 2 (multer, lodash, qs, body-parser, express, the @nestjs/* family, and react-router's separate constructor-injection advisory) — real production dependencies of services/api and apps/web, but multer and lodash are confirmed unused by any current application code (no upload endpoints exist yet; lodash is only used internally by @nestjs/config). Fixing this tier requires a coordinated NestJS 10→11 major upgrade or a React Router 6→7 major upgrade — deliberately deferred to a scoped Sprint 2 ticket rather than rushed now. Tier 3 (the 1 critical — vitest, dev-only test runner, never in production — and the ~12 react-native/metro advisories) — confirmed zero current exposure: apps/mobile has no application code yet (no src directory). Not actionable until apps/mobile has real code to protect.</w:t>
+            </w:r>
+          </w:p>
+        </w:tc>
+        <w:tc>
+          <w:tcPr>
+            <w:tcW w:type="dxa" w:w="1850"/>
+            <w:shd w:fill="EFF3EE" w:val="clear"/>
+            <w:tcMar>
+              <w:top w:type="dxa" w:w="90"/>
+              <w:left w:type="dxa" w:w="110"/>
+              <w:bottom w:type="dxa" w:w="90"/>
+              <w:right w:type="dxa" w:w="110"/>
+            </w:tcMar>
+            <w:vAlign w:val="center"/>
+          </w:tcPr>
+          <w:p>
+            <w:r>
+              <w:rPr>
+                <w:b w:val="false"/>
+                <w:bCs w:val="false"/>
+                <w:color w:val="1A1A1A"/>
+                <w:sz w:val="19"/>
+                <w:szCs w:val="19"/>
+              </w:rPr>
+              <w:t xml:space="preserve">Sprint 1 cleanup review; npm audit</w:t>
+            </w:r>
+          </w:p>
+        </w:tc>
+        <w:tc>
+          <w:tcPr>
+            <w:tcW w:type="dxa" w:w="1850"/>
+            <w:shd w:fill="EFF3EE" w:val="clear"/>
+            <w:tcMar>
+              <w:top w:type="dxa" w:w="90"/>
+              <w:left w:type="dxa" w:w="110"/>
+              <w:bottom w:type="dxa" w:w="90"/>
+              <w:right w:type="dxa" w:w="110"/>
+            </w:tcMar>
+            <w:vAlign w:val="center"/>
+          </w:tcPr>
+          <w:p>
+            <w:r>
+              <w:rPr>
+                <w:b w:val="false"/>
+                <w:bCs w:val="false"/>
+                <w:color w:val="1A1A1A"/>
+                <w:sz w:val="19"/>
+                <w:szCs w:val="19"/>
+              </w:rPr>
+              <w:t xml:space="preserve">Resolved (triaged) — Tier 1 fixed immediately; Tier 2 open, scheduled for a Sprint 2 NestJS/React-Router major-upgrade ticket; Tier 3 deferred until apps/mobile has real code</w:t>
             </w:r>
           </w:p>
         </w:tc>

--- a/docs/Soccernity_MVP_Build_Plan_v1.7.docx
+++ b/docs/Soccernity_MVP_Build_Plan_v1.7.docx
@@ -4197,20 +4197,6 @@
           <w:szCs w:val="19"/>
         </w:rPr>
         <w:t xml:space="preserve">POST   /auth/guardian-consent          — minor account guardian email + relationship</w:t>
-      </w:r>
-    </w:p>
-    <w:p>
-      <w:pPr>
-        <w:spacing w:after="40"/>
-      </w:pPr>
-      <w:r>
-        <w:rPr>
-          <w:rFonts w:ascii="Consolas" w:cs="Consolas" w:eastAsia="Consolas" w:hAnsi="Consolas"/>
-          <w:color w:val="12213A"/>
-          <w:sz w:val="19"/>
-          <w:szCs w:val="19"/>
-        </w:rPr>
-        <w:t xml:space="preserve">GET    /auth/me</w:t>
       </w:r>
     </w:p>
     <w:p>
@@ -10225,6 +10211,312 @@
                 <w:szCs w:val="19"/>
               </w:rPr>
               <w:t xml:space="preserve">Resolved (triaged) — Tier 1 fixed immediately; Tier 2 open, scheduled for a Sprint 2 NestJS/React-Router major-upgrade ticket; Tier 3 deferred until apps/mobile has real code</w:t>
+            </w:r>
+          </w:p>
+        </w:tc>
+      </w:tr>
+      <w:tr>
+        <w:tc>
+          <w:tcPr>
+            <w:tcW w:type="dxa" w:w="500"/>
+            <w:shd w:fill="EFF3EE" w:val="clear"/>
+            <w:tcMar>
+              <w:top w:type="dxa" w:w="90"/>
+              <w:left w:type="dxa" w:w="110"/>
+              <w:bottom w:type="dxa" w:w="90"/>
+              <w:right w:type="dxa" w:w="110"/>
+            </w:tcMar>
+            <w:vAlign w:val="center"/>
+          </w:tcPr>
+          <w:p>
+            <w:r>
+              <w:rPr>
+                <w:b w:val="false"/>
+                <w:bCs w:val="false"/>
+                <w:color w:val="1A1A1A"/>
+                <w:sz w:val="19"/>
+                <w:szCs w:val="19"/>
+              </w:rPr>
+              <w:t xml:space="preserve">21</w:t>
+            </w:r>
+          </w:p>
+        </w:tc>
+        <w:tc>
+          <w:tcPr>
+            <w:tcW w:type="dxa" w:w="4700"/>
+            <w:shd w:fill="EFF3EE" w:val="clear"/>
+            <w:tcMar>
+              <w:top w:type="dxa" w:w="90"/>
+              <w:left w:type="dxa" w:w="110"/>
+              <w:bottom w:type="dxa" w:w="90"/>
+              <w:right w:type="dxa" w:w="110"/>
+            </w:tcMar>
+            <w:vAlign w:val="center"/>
+          </w:tcPr>
+          <w:p>
+            <w:r>
+              <w:rPr>
+                <w:b w:val="false"/>
+                <w:bCs w:val="false"/>
+                <w:color w:val="1A1A1A"/>
+                <w:sz w:val="19"/>
+                <w:szCs w:val="19"/>
+              </w:rPr>
+              <w:t xml:space="preserve">Resolved by the founder: PR #53 (feed slice one) flagged that gating POST /posts with GuardianConsentGuard (in addition to JwtAuthGuard) was a judgment call, not a literal reading of Section 8.3 step 5 — whose own enumerated restricted-pending list ("no public profile visibility, no DMs from unverified accounts, no participation in Banter Rooms beyond read-only") doesn’t name general feed posting by name. The guard’s actual basis was Section 5.7’s separate, broader instruction to re-check consent status on every "posting" action. The same open question resurfaced identically in PR #54 (feed slice two) when POST /posts/:id/comments was also gated the same way. Resolved: the broad Section 5.7 reading stands as final, not narrowed to Section 8.3 step 5’s literal list. Section 8.3 step 5’s enumeration was written to be illustrative of restricted-pending’s spirit, not an exhaustive ceiling on what counts as content creation — and given safeguarding is this platform’s core differentiator (Log Book Section 24.5), the more conservative reading is the correct default absent a specific reason to narrow it. No code change required — GuardianConsentGuard’s placement on both POST /posts and POST /posts/:id/comments is already correct as built; this entry closes the open Decision Log candidate flagged in feed/README.md and CLAUDE.md by making the status quo the documented standard. Future content-creation endpoints (Banter Room posts in Sprint 3, Community Group posts, etc.) should default to this same broad reading unless a specific reason exists to diverge — that would be a new decision, not an extension of this one.</w:t>
+            </w:r>
+          </w:p>
+        </w:tc>
+        <w:tc>
+          <w:tcPr>
+            <w:tcW w:type="dxa" w:w="1850"/>
+            <w:shd w:fill="EFF3EE" w:val="clear"/>
+            <w:tcMar>
+              <w:top w:type="dxa" w:w="90"/>
+              <w:left w:type="dxa" w:w="110"/>
+              <w:bottom w:type="dxa" w:w="90"/>
+              <w:right w:type="dxa" w:w="110"/>
+            </w:tcMar>
+            <w:vAlign w:val="center"/>
+          </w:tcPr>
+          <w:p>
+            <w:r>
+              <w:rPr>
+                <w:b w:val="false"/>
+                <w:bCs w:val="false"/>
+                <w:color w:val="1A1A1A"/>
+                <w:sz w:val="19"/>
+                <w:szCs w:val="19"/>
+              </w:rPr>
+              <w:t xml:space="preserve">feed/README.md (PR #53, PR #54); CLAUDE.md</w:t>
+            </w:r>
+          </w:p>
+        </w:tc>
+        <w:tc>
+          <w:tcPr>
+            <w:tcW w:type="dxa" w:w="1850"/>
+            <w:shd w:fill="EFF3EE" w:val="clear"/>
+            <w:tcMar>
+              <w:top w:type="dxa" w:w="90"/>
+              <w:left w:type="dxa" w:w="110"/>
+              <w:bottom w:type="dxa" w:w="90"/>
+              <w:right w:type="dxa" w:w="110"/>
+            </w:tcMar>
+            <w:vAlign w:val="center"/>
+          </w:tcPr>
+          <w:p>
+            <w:r>
+              <w:rPr>
+                <w:b w:val="false"/>
+                <w:bCs w:val="false"/>
+                <w:color w:val="1A1A1A"/>
+                <w:sz w:val="19"/>
+                <w:szCs w:val="19"/>
+              </w:rPr>
+              <w:t xml:space="preserve">Resolved — GuardianConsentGuard’s current broad scope is final, no code change</w:t>
+            </w:r>
+          </w:p>
+        </w:tc>
+      </w:tr>
+      <w:tr>
+        <w:tc>
+          <w:tcPr>
+            <w:tcW w:type="dxa" w:w="500"/>
+            <w:shd w:fill="EFF3EE" w:val="clear"/>
+            <w:tcMar>
+              <w:top w:type="dxa" w:w="90"/>
+              <w:left w:type="dxa" w:w="110"/>
+              <w:bottom w:type="dxa" w:w="90"/>
+              <w:right w:type="dxa" w:w="110"/>
+            </w:tcMar>
+            <w:vAlign w:val="center"/>
+          </w:tcPr>
+          <w:p>
+            <w:r>
+              <w:rPr>
+                <w:b w:val="false"/>
+                <w:bCs w:val="false"/>
+                <w:color w:val="1A1A1A"/>
+                <w:sz w:val="19"/>
+                <w:szCs w:val="19"/>
+              </w:rPr>
+              <w:t xml:space="preserve">22</w:t>
+            </w:r>
+          </w:p>
+        </w:tc>
+        <w:tc>
+          <w:tcPr>
+            <w:tcW w:type="dxa" w:w="4700"/>
+            <w:shd w:fill="EFF3EE" w:val="clear"/>
+            <w:tcMar>
+              <w:top w:type="dxa" w:w="90"/>
+              <w:left w:type="dxa" w:w="110"/>
+              <w:bottom w:type="dxa" w:w="90"/>
+              <w:right w:type="dxa" w:w="110"/>
+            </w:tcMar>
+            <w:vAlign w:val="center"/>
+          </w:tcPr>
+          <w:p>
+            <w:r>
+              <w:rPr>
+                <w:b w:val="false"/>
+                <w:bCs w:val="false"/>
+                <w:color w:val="1A1A1A"/>
+                <w:sz w:val="19"/>
+                <w:szCs w:val="19"/>
+              </w:rPr>
+              <w:t xml:space="preserve">Resolved by the founder: PR #54 (feed slice two) flagged that GET /users/:id/saved-posts defaulting to self-only/403-on-mismatch was a conservative guess, since Section 4.3 never states whether a user’s saved posts are private or publicly viewable — the same kind of spec silence Decision Log #15 already resolved to self-only for GET/PATCH /users/:id. Resolved: saved posts stay private, self-only. A saved-posts list functions as a personal bookmark/reading list, not public activity in the way a post, like, or follow is — exposing it would reveal a user’s browsing and interest signals with no corresponding product benefit to making that list visible to others. No code change required — the existing self-only implementation is already correct; this entry closes the open flag by making the status quo the documented standard, consistent with the reasoning Decision Log #15 already applied to profile visibility.</w:t>
+            </w:r>
+          </w:p>
+        </w:tc>
+        <w:tc>
+          <w:tcPr>
+            <w:tcW w:type="dxa" w:w="1850"/>
+            <w:shd w:fill="EFF3EE" w:val="clear"/>
+            <w:tcMar>
+              <w:top w:type="dxa" w:w="90"/>
+              <w:left w:type="dxa" w:w="110"/>
+              <w:bottom w:type="dxa" w:w="90"/>
+              <w:right w:type="dxa" w:w="110"/>
+            </w:tcMar>
+            <w:vAlign w:val="center"/>
+          </w:tcPr>
+          <w:p>
+            <w:r>
+              <w:rPr>
+                <w:b w:val="false"/>
+                <w:bCs w:val="false"/>
+                <w:color w:val="1A1A1A"/>
+                <w:sz w:val="19"/>
+                <w:szCs w:val="19"/>
+              </w:rPr>
+              <w:t xml:space="preserve">feed/README.md (PR #54); CLAUDE.md</w:t>
+            </w:r>
+          </w:p>
+        </w:tc>
+        <w:tc>
+          <w:tcPr>
+            <w:tcW w:type="dxa" w:w="1850"/>
+            <w:shd w:fill="EFF3EE" w:val="clear"/>
+            <w:tcMar>
+              <w:top w:type="dxa" w:w="90"/>
+              <w:left w:type="dxa" w:w="110"/>
+              <w:bottom w:type="dxa" w:w="90"/>
+              <w:right w:type="dxa" w:w="110"/>
+            </w:tcMar>
+            <w:vAlign w:val="center"/>
+          </w:tcPr>
+          <w:p>
+            <w:r>
+              <w:rPr>
+                <w:b w:val="false"/>
+                <w:bCs w:val="false"/>
+                <w:color w:val="1A1A1A"/>
+                <w:sz w:val="19"/>
+                <w:szCs w:val="19"/>
+              </w:rPr>
+              <w:t xml:space="preserve">Resolved — saved posts remain self-only/private, no code change</w:t>
+            </w:r>
+          </w:p>
+        </w:tc>
+      </w:tr>
+      <w:tr>
+        <w:tc>
+          <w:tcPr>
+            <w:tcW w:type="dxa" w:w="500"/>
+            <w:shd w:fill="EFF3EE" w:val="clear"/>
+            <w:tcMar>
+              <w:top w:type="dxa" w:w="90"/>
+              <w:left w:type="dxa" w:w="110"/>
+              <w:bottom w:type="dxa" w:w="90"/>
+              <w:right w:type="dxa" w:w="110"/>
+            </w:tcMar>
+            <w:vAlign w:val="center"/>
+          </w:tcPr>
+          <w:p>
+            <w:r>
+              <w:rPr>
+                <w:b w:val="false"/>
+                <w:bCs w:val="false"/>
+                <w:color w:val="1A1A1A"/>
+                <w:sz w:val="19"/>
+                <w:szCs w:val="19"/>
+              </w:rPr>
+              <w:t xml:space="preserve">23</w:t>
+            </w:r>
+          </w:p>
+        </w:tc>
+        <w:tc>
+          <w:tcPr>
+            <w:tcW w:type="dxa" w:w="4700"/>
+            <w:shd w:fill="EFF3EE" w:val="clear"/>
+            <w:tcMar>
+              <w:top w:type="dxa" w:w="90"/>
+              <w:left w:type="dxa" w:w="110"/>
+              <w:bottom w:type="dxa" w:w="90"/>
+              <w:right w:type="dxa" w:w="110"/>
+            </w:tcMar>
+            <w:vAlign w:val="center"/>
+          </w:tcPr>
+          <w:p>
+            <w:r>
+              <w:rPr>
+                <w:b w:val="false"/>
+                <w:bCs w:val="false"/>
+                <w:color w:val="1A1A1A"/>
+                <w:sz w:val="19"/>
+                <w:szCs w:val="19"/>
+              </w:rPr>
+              <w:t xml:space="preserve">Resolved by the founder: Section 4.1’s API Contract Sketch lists GET /auth/me, but it was never built across Sprint 1 or Sprint 2 — every reference to it in auth/README.md, users/README.md, and users.controller.ts’s own header comment is a note that it’s a separate, unbuilt endpoint. PR #59 (the e2e test infrastructure work) surfaced this directly: its auth e2e spec’s brief called for a register -&gt; login -&gt; GET /auth/me round trip, and confirmed by grep across the entire codebase that no such route exists anywhere, substituting GET /users/:id (Section 4.2, self-scoped, genuinely built) for the equivalent real verification. Resolved: GET /auth/me is formally dropped from the spec, not deferred as still-pending. GET /users/:id already satisfies "fetch my own profile" with a fresh-JWT self-check — the identical precedent Decision Log #15 already established when it rejected adding a separate /users/me alias for the same reason (pure surface-area growth with no functional benefit over the existing :id-scoped route). Section 4.1’s API Contract Sketch (Section 4) has had its GET /auth/me line removed in this revision to match this resolution — no backend code change was needed, since nothing currently implements or depends on that route existing.</w:t>
+            </w:r>
+          </w:p>
+        </w:tc>
+        <w:tc>
+          <w:tcPr>
+            <w:tcW w:type="dxa" w:w="1850"/>
+            <w:shd w:fill="EFF3EE" w:val="clear"/>
+            <w:tcMar>
+              <w:top w:type="dxa" w:w="90"/>
+              <w:left w:type="dxa" w:w="110"/>
+              <w:bottom w:type="dxa" w:w="90"/>
+              <w:right w:type="dxa" w:w="110"/>
+            </w:tcMar>
+            <w:vAlign w:val="center"/>
+          </w:tcPr>
+          <w:p>
+            <w:r>
+              <w:rPr>
+                <w:b w:val="false"/>
+                <w:bCs w:val="false"/>
+                <w:color w:val="1A1A1A"/>
+                <w:sz w:val="19"/>
+                <w:szCs w:val="19"/>
+              </w:rPr>
+              <w:t xml:space="preserve">Section 4.1; PR #59 (test/auth.e2e-spec.ts, test/README.md); Decision Log #15</w:t>
+            </w:r>
+          </w:p>
+        </w:tc>
+        <w:tc>
+          <w:tcPr>
+            <w:tcW w:type="dxa" w:w="1850"/>
+            <w:shd w:fill="EFF3EE" w:val="clear"/>
+            <w:tcMar>
+              <w:top w:type="dxa" w:w="90"/>
+              <w:left w:type="dxa" w:w="110"/>
+              <w:bottom w:type="dxa" w:w="90"/>
+              <w:right w:type="dxa" w:w="110"/>
+            </w:tcMar>
+            <w:vAlign w:val="center"/>
+          </w:tcPr>
+          <w:p>
+            <w:r>
+              <w:rPr>
+                <w:b w:val="false"/>
+                <w:bCs w:val="false"/>
+                <w:color w:val="1A1A1A"/>
+                <w:sz w:val="19"/>
+                <w:szCs w:val="19"/>
+              </w:rPr>
+              <w:t xml:space="preserve">Resolved — GET /auth/me dropped from spec, Section 4.1 updated to match, no code change</w:t>
             </w:r>
           </w:p>
         </w:tc>

--- a/docs/Soccernity_MVP_Build_Plan_v1.7.docx
+++ b/docs/Soccernity_MVP_Build_Plan_v1.7.docx
@@ -10210,7 +10210,7 @@
                 <w:sz w:val="19"/>
                 <w:szCs w:val="19"/>
               </w:rPr>
-              <w:t xml:space="preserve">Resolved (triaged) — Tier 1 fixed immediately; Tier 2 open, scheduled for a Sprint 2 NestJS/React-Router major-upgrade ticket; Tier 3 deferred until apps/mobile has real code</w:t>
+              <w:t>Resolved (triaged) — Tier 1 fixed immediately; Tier 2 open, scheduled for a Sprint 2 NestJS/React-Router major-upgrade ticket; Tier 3 deferred until apps/mobile has real code -- NestJS 10-&gt;11 sub-item closed by Decision Log #24 (see below); React Router 6-&gt;7 remains open.</w:t>
             </w:r>
           </w:p>
         </w:tc>
@@ -10517,6 +10517,108 @@
                 <w:szCs w:val="19"/>
               </w:rPr>
               <w:t xml:space="preserve">Resolved — GET /auth/me dropped from spec, Section 4.1 updated to match, no code change</w:t>
+            </w:r>
+          </w:p>
+        </w:tc>
+      </w:tr>
+      <w:tr>
+        <w:tc>
+          <w:tcPr>
+            <w:tcW w:type="dxa" w:w="500"/>
+            <w:shd w:fill="EFF3EE" w:val="clear"/>
+            <w:tcMar>
+              <w:top w:type="dxa" w:w="90"/>
+              <w:left w:type="dxa" w:w="110"/>
+              <w:bottom w:type="dxa" w:w="90"/>
+              <w:right w:type="dxa" w:w="110"/>
+            </w:tcMar>
+            <w:vAlign w:val="center"/>
+          </w:tcPr>
+          <w:p>
+            <w:r>
+              <w:rPr>
+                <w:b w:val="false"/>
+                <w:bCs w:val="false"/>
+                <w:color w:val="1A1A1A"/>
+                <w:sz w:val="19"/>
+                <w:szCs w:val="19"/>
+              </w:rPr>
+              <w:t>24</w:t>
+            </w:r>
+          </w:p>
+        </w:tc>
+        <w:tc>
+          <w:tcPr>
+            <w:tcW w:type="dxa" w:w="4700"/>
+            <w:shd w:fill="EFF3EE" w:val="clear"/>
+            <w:tcMar>
+              <w:top w:type="dxa" w:w="90"/>
+              <w:left w:type="dxa" w:w="110"/>
+              <w:bottom w:type="dxa" w:w="90"/>
+              <w:right w:type="dxa" w:w="110"/>
+            </w:tcMar>
+            <w:vAlign w:val="center"/>
+          </w:tcPr>
+          <w:p>
+            <w:r>
+              <w:rPr>
+                <w:b w:val="false"/>
+                <w:bCs w:val="false"/>
+                <w:color w:val="1A1A1A"/>
+                <w:sz w:val="19"/>
+                <w:szCs w:val="19"/>
+              </w:rPr>
+              <w:t>NestJS 10→11 upgrade (Decision Log #20’s deferred Tier 2 item, the coordinated major-version bump #20 scoped to a later Sprint 2 ticket rather than fixing immediately). Bumped @nestjs/common, @nestjs/core, @nestjs/platform-express, @nestjs/testing, @nestjs/cli to ^11.0.0 and @nestjs/config to ^4.0.0 (v3 does not run on Nest 11); @nestjs/throttler’s existing ^6.5.0 pin and @nestjs/jwt’s existing ^11.0.2 pin already supported Nest 11 and needed no bump. Confirmed via npm ls that a full, clean reinstall (required to resolve a pre-existing @nestjs/core/common version split between the root and services/api/ node_modules trees, an artifact of an incremental install, not of the version bump itself) deduplicates the whole workspace to a single @nestjs/common@11.2.1 / @nestjs/core@11.2.1. The single highest-risk item — @nestjs/config v4’s inversion of ConfigService.get()’s resolution order (internal configuration now wins over process.env, the opposite of v3, which PR #57 had already root-caused the v3 side of in token.service.spec.ts’s withClearedProcessEnv helper) — was proven empirically, not assumed: confirmed via grep that this codebase has zero ConfigModule `load: [...]` or registerAs() custom config factories anywhere, so there is no internal-configuration layer for a real env var to lose to; a new regression test (services/api/src/config-precedence.spec.ts) constructs ConfigService the exact way AppModule does (ConfigModule.forRoot with a real envFilePath on disk, not a hand-built config object) and confirms it still reads a real, distinctive env var correctly. Separately confirmed, by reading v4’s own config.service.js and by a direct empirical check, that `new ConfigService(overrides)` (the buildTokenService() pattern token.service.spec.ts uses) now has its overrides win over process.env unconditionally — the exact inversion of the v3 bug PR #57 fixed. withClearedProcessEnv is left in place, documented as redundant-but-harmless rather than removed or silently left unexplained. Other confirmed-empirically-low-risk areas: zero wildcard routes anywhere in services/api/src (Express v5/path-to-regexp changes are a non-issue), zero direct Reflector usage in this codebase’s own code (the one `new Reflector()` construction is inside a throttler-guard test, exercising @nestjs/throttler’s own internals, already confirmed Nest-11-compatible above), and tsconfig.json’s existing target/module/moduleResolution settings needed no change — confirmed by a full build, both real test suites, and a manual dev-server boot all succeeding with zero DI/module-resolution errors. Mocked suite: 34 suites / 334 tests, 0 failures (up from the pre-upgrade 33/330 baseline by the one new config-precedence spec file). e2e suite (real Postgres/Redis): 5 suites / 22 tests, 0 failures, unchanged in count — the real regression-safety net this upgrade was deliberately timed to have available. `npm run start:dev` boots cleanly and `GET /health` returns 200 {"status":"ok","database":"connected"}. No NestJS 12 work here on purpose — it is alpha-only as of this entry and targets a separate, later, much larger migration (full ESM, Jest→Vitest, ESLint→oxlint).</w:t>
+            </w:r>
+          </w:p>
+        </w:tc>
+        <w:tc>
+          <w:tcPr>
+            <w:tcW w:type="dxa" w:w="1850"/>
+            <w:shd w:fill="EFF3EE" w:val="clear"/>
+            <w:tcMar>
+              <w:top w:type="dxa" w:w="90"/>
+              <w:left w:type="dxa" w:w="110"/>
+              <w:bottom w:type="dxa" w:w="90"/>
+              <w:right w:type="dxa" w:w="110"/>
+            </w:tcMar>
+            <w:vAlign w:val="center"/>
+          </w:tcPr>
+          <w:p>
+            <w:r>
+              <w:rPr>
+                <w:b w:val="false"/>
+                <w:bCs w:val="false"/>
+                <w:color w:val="1A1A1A"/>
+                <w:sz w:val="19"/>
+                <w:szCs w:val="19"/>
+              </w:rPr>
+              <w:t>This document, Section 5; Decision Log #20; sprint-2/nestjs-11-upgrade PR</w:t>
+            </w:r>
+          </w:p>
+        </w:tc>
+        <w:tc>
+          <w:tcPr>
+            <w:tcW w:type="dxa" w:w="1850"/>
+            <w:shd w:fill="EFF3EE" w:val="clear"/>
+            <w:tcMar>
+              <w:top w:type="dxa" w:w="90"/>
+              <w:left w:type="dxa" w:w="110"/>
+              <w:bottom w:type="dxa" w:w="90"/>
+              <w:right w:type="dxa" w:w="110"/>
+            </w:tcMar>
+            <w:vAlign w:val="center"/>
+          </w:tcPr>
+          <w:p>
+            <w:r>
+              <w:rPr>
+                <w:b w:val="false"/>
+                <w:bCs w:val="false"/>
+                <w:color w:val="1A1A1A"/>
+                <w:sz w:val="19"/>
+                <w:szCs w:val="19"/>
+              </w:rPr>
+              <w:t>Resolved and implemented — NestJS 10→11 shipped, Decision Log #20’s Tier 2 NestJS portion closed (React Router 6→7 remains open, separate work)</w:t>
             </w:r>
           </w:p>
         </w:tc>

--- a/docs/Soccernity_MVP_Build_Plan_v1.7.docx
+++ b/docs/Soccernity_MVP_Build_Plan_v1.7.docx
@@ -10619,6 +10619,48 @@
                 <w:szCs w:val="19"/>
               </w:rPr>
               <w:t>Resolved and implemented — NestJS 10→11 shipped, Decision Log #20’s Tier 2 NestJS portion closed (React Router 6→7 remains open, separate work)</w:t>
+            </w:r>
+          </w:p>
+        </w:tc>
+      </w:tr>
+      <w:tr>
+        <w:tc>
+          <w:tcPr>
+            <w:tcW w:type="dxa" w:w="500"/>
+          </w:tcPr>
+          <w:p>
+            <w:r>
+              <w:t>25</w:t>
+            </w:r>
+          </w:p>
+        </w:tc>
+        <w:tc>
+          <w:tcPr>
+            <w:tcW w:type="dxa" w:w="4700"/>
+          </w:tcPr>
+          <w:p>
+            <w:r>
+              <w:t>React Router 8 upgrade (Decision Log #20’s remaining Tier 2 react-router sub-item, deferred from Decision Log #24’s NestJS-only scope). React Router 8.3.0 is the current npm “latest” dist-tag — confirmed directly via npm registry metadata (https://registry.npmjs.org/react-router/latest) — but its package.json declares a hard peerDependencies floor of react/react-dom "&gt;=19.2.7", incompatible with this app’s React 18 (apps/web/package.json pins react/react-dom to "^18.2.0"). This is a real, reproduced conflict, not an assumption: a real "npm install react-router@8 --dry-run" against a scratch package.json declaring "react": "^18.2.0" fails with npm error code ERESOLVE — "peer react@\"&gt;=19.2.7\" from react-router@8.3.0 ... Found: react@18.3.1 ... Could not resolve dependency." Bundling an unscoped React 19 upgrade into this PR, or force-installing past the peer-dependency conflict (--force/--legacy-peer-deps), were both explicitly ruled out — neither is a real fix for the underlying incompatibility, and a React 19 bump for apps/web is its own unscoped, unreviewed body of work (React 19 concurrent-rendering behavior changes, React 19 support in @testing-library/react, etc.), not a side effect of a router version bump. Resolved: this PR instead lands React Router 7 (7.18.2, the release immediately prior to 8), which genuinely supports React 18 — confirmed the same way: react-router@7.18.2’s own package.json declares peerDependencies "react": "&gt;=18"/"react-dom": "&gt;=18", and a real "npm install react-router@7.18.2 --dry-run" against the same scratch "^18.2.0" package.json succeeds cleanly (added 8 packages, no ERESOLVE, no --force needed). react-router-dom (the package apps/web previously depended on directly, pinned to "^6.22.0") is not carried forward: npm registry metadata confirms react-router-dom has never published an 8.x release and its own "latest" dist-tag is frozen at 7.18.2 — it is a dead-end package going forward, so this migration moves all 12 import lines across apps/web (App.tsx, app/router.tsx, layout/AppShell.tsx, layout/Header.tsx, pages/ForgotPasswordPage.tsx, pages/LoginPage.tsx, pages/NotFoundPage.tsx, pages/ResetPasswordPage.tsx, pages/signup/AgeGateStep.tsx, pages/signup/AgeGateStep.test.tsx, pages/signup/RegisterStep.tsx, pages/signup/SignupSplitScreen.tsx) directly onto the unified "react-router" package rather than a frozen "react-router-dom" v7 release, avoiding a second import rewrite when React Router 8 is eventually taken. The "react-router/dom" subpath (React Router 7’s home for RouterProvider/HydratedRouter in framework-mode SSR hydration) is deliberately not used — apps/web renders via plain ReactDOM.createRoot (src/main.tsx), not hydrateRoot/SSR, so createBrowserRouter/RouterProvider/Outlet/Link/NavLink/useNavigate/useSearchParams/MemoryRouter all come from the main "react-router" entry point, confirmed directly against react-router@7.18.2’s own published type definitions. Node engine: react-router@7.18.2’s package.json declares engines "node": "&gt;=20.0.0" (react-router@8.3.0 requires "&gt;=22.22.0"); the root package.json’s existing "engines": {"node": "&gt;=20"} already satisfies v7’s floor, so no engines bump was needed or made. Verified after a full clean reinstall (root node_modules + package-lock.json removed, "npm install" from repo root): apps/web’s test suite passes (1 suite / 7 tests, 0 failures, unchanged from the pre-migration baseline), "npx tsc --noEmit" passes with zero type errors, and "npm run build" produces a clean production bundle with zero errors. Every real route in src/app/router.tsx (/, /sports-hub, /news, /leaderboard, /community, /banter, /login, /signup, /forgot-password, /reset-password, /guardian-consent, /profile, /verify-email, plus the wildcard 404 route) was checked at the HTTP level (the Vite dev server returns 200 for every path, consistent with client-side routing) and, more substantively, via a genuine JS-execution smoke test — a temporary Vitest spec that mounted react-router 7’s createMemoryRouter/RouterProvider/Outlet against the actual route tree and every real page component for each of the 14 paths in jsdom, all 14 rendering without throwing — not a real browser/visual check, since no browser-automation tool (Playwright/Puppeteer) is available in this environment; that file was deleted before commit, it was verification-only. React Router 8 remains open, explicitly tracked as a FOLLOW-UP, blocked on a separate, not-yet-scoped React 19 upgrade for apps/web — the same “blocked on purpose, not guessed around” pattern Decision Log #9 uses for deploy.yml pending the hosting decision.</w:t>
+            </w:r>
+          </w:p>
+        </w:tc>
+        <w:tc>
+          <w:tcPr>
+            <w:tcW w:type="dxa" w:w="1850"/>
+          </w:tcPr>
+          <w:p>
+            <w:r>
+              <w:t>This document, Section 5; Decision Log #20, #24; sprint-2/react-router-8-upgrade PR (landed React Router 7, not 8 — see decision text)</w:t>
+            </w:r>
+          </w:p>
+        </w:tc>
+        <w:tc>
+          <w:tcPr>
+            <w:tcW w:type="dxa" w:w="2300"/>
+          </w:tcPr>
+          <w:p>
+            <w:r>
+              <w:t>Resolved (interim) — React Router 7 (7.18.2) shipped, React 18 compatibility confirmed; React Router 8 remains a tracked follow-up blocked on a separate React 19 upgrade</w:t>
             </w:r>
           </w:p>
         </w:tc>

--- a/docs/Soccernity_MVP_Build_Plan_v1.7.docx
+++ b/docs/Soccernity_MVP_Build_Plan_v1.7.docx
@@ -10661,6 +10661,342 @@
           <w:p>
             <w:r>
               <w:t>Resolved (interim) — React Router 7 (7.18.2) shipped, React 18 compatibility confirmed; React Router 8 remains a tracked follow-up blocked on a separate React 19 upgrade</w:t>
+            </w:r>
+          </w:p>
+        </w:tc>
+      </w:tr>
+      <w:tr>
+        <w:tc>
+          <w:tcPr>
+            <w:tcW w:type="dxa" w:w="500"/>
+          </w:tcPr>
+          <w:p>
+            <w:r>
+              <w:t>26</w:t>
+            </w:r>
+          </w:p>
+        </w:tc>
+        <w:tc>
+          <w:tcPr>
+            <w:tcW w:type="dxa" w:w="4700"/>
+          </w:tcPr>
+          <w:p>
+            <w:r>
+              <w:t>Resolved by the founder: hosting is Render (API) + Neon (Postgres) + Upstash (Redis), unbundled rather than a single all-in-one platform — resolving Decision Log #9. Chosen for cost alignment with a pre-launch MVP's near-zero traffic: Neon and Upstash both have genuinely permanent free tiers that scale to zero, and Render's $7/month Starter tier (production only, not staging) avoids cold-start delay specifically on safety-critical flows like the guardian-consent email link (Build Plan Section 8.3). This was also chosen to avoid a specific reliability concern with Railway for Node.js/Prisma/Postgres production workloads — that specific concern was given by the founder, not independently verified or sourced by the implementing agent, and should not be read as an independently confirmed citation. sprint-2/deployment-setup then prepared services/api for this stack: schema.prisma's datasource block gained a directUrl field (pooled DATABASE_URL via Neon's PgBouncer for runtime, unpooled DIRECT_URL for prisma migrate deploy/dev, since PgBouncer's transaction-pooling mode can interfere with Prisma Migrate's advisory locks/prepared statements); a render.yaml Blueprint defines staging and production web services; ci.yml gained one additive DIRECT_URL line after reproducing a real P1012 failure without it. Configuration and documentation only — no application code changed, and live deployment is entirely unverified pending real Neon/Upstash/Render accounts.</w:t>
+            </w:r>
+          </w:p>
+        </w:tc>
+        <w:tc>
+          <w:tcPr>
+            <w:tcW w:type="dxa" w:w="1850"/>
+          </w:tcPr>
+          <w:p>
+            <w:r>
+              <w:t>sprint-2/deployment-setup; docs/deployment.md; Decision Log #9</w:t>
+            </w:r>
+          </w:p>
+        </w:tc>
+        <w:tc>
+          <w:tcPr>
+            <w:tcW w:type="dxa" w:w="2300"/>
+          </w:tcPr>
+          <w:p>
+            <w:r>
+              <w:t>Resolved (platform chosen, config prepared) — open action: real Neon/Upstash/Render accounts still needed before any live deploy</w:t>
+            </w:r>
+          </w:p>
+        </w:tc>
+      </w:tr>
+      <w:tr>
+        <w:tc>
+          <w:tcPr>
+            <w:tcW w:type="dxa" w:w="500"/>
+          </w:tcPr>
+          <w:p>
+            <w:r>
+              <w:t>27</w:t>
+            </w:r>
+          </w:p>
+        </w:tc>
+        <w:tc>
+          <w:tcPr>
+            <w:tcW w:type="dxa" w:w="4700"/>
+          </w:tcPr>
+          <w:p>
+            <w:r>
+              <w:t>Resolved by the founder: apps/web is upgraded from React 18 to React 19 (19.2.8), closing the blocker Decision Log #25 recorded against React Router 8. apps/admin is untouched — stays on React 18 and React Router 6, the same leave-it-alone treatment it got during the Router 6→7 migration. Re-confirmed this was a low-risk version bump, not a rewrite: a grep across apps/web/src for every React 19 removed/breaking legacy API found zero matches, and the official react-19-migration-recipe codemod was actually run non-interactively and modified 0 of 169 files. Version bumps: react/react-dom ^18.2.0 → ^19.2.8, @types/react → ^19.2.18, @types/react-dom → ^19.2.4, @testing-library/react → ^16.3.2 (the first major with real React 19 support), plus a new devDependency @testing-library/dom ^10.4.1. A full clean reinstall surfaced a real, confirmed regression, not just a version bump: npm's own hoisting resolved react-router/@testing-library/react's internal React peer to the root-hoisted React 18.3.1 (from apps/admin/apps/mobile) instead of apps/web's own nested React 19.2.8 — two live React copies in one app, reproduced as a real test failure (the textbook "Objects are not valid as a React child" symptom). Fixed via scoped npm overrides keyed to the @soccernity/web workspace only; verified apps/admin's entire tree stays fully deduped to React 18.3.1, untouched. Verified: apps/web vitest suite 1 suite / 7 tests, 0 failures; npx tsc --noEmit clean under the stricter @types/react v19 types; npm run build clean; &lt;React.StrictMode&gt; re-checked for new double-invocation warnings, none found; all 14 real routes smoke-tested (a temporary Vitest spec, deleted before commit, mounting the real route tree — all 14 rendered clean with zero console.error/console.warn); the dev server was actually started and real pages actually requested via curl, all returning clean HTTP 200s. This unblocks Decision Log #25's own React Router 8 follow-up — react-router versions were deliberately left untouched here, out of scope by design.</w:t>
+            </w:r>
+          </w:p>
+        </w:tc>
+        <w:tc>
+          <w:tcPr>
+            <w:tcW w:type="dxa" w:w="1850"/>
+          </w:tcPr>
+          <w:p>
+            <w:r>
+              <w:t>sprint-2/react-19-upgrade; Decision Log #25</w:t>
+            </w:r>
+          </w:p>
+        </w:tc>
+        <w:tc>
+          <w:tcPr>
+            <w:tcW w:type="dxa" w:w="2300"/>
+          </w:tcPr>
+          <w:p>
+            <w:r>
+              <w:t>Resolved and implemented — React 19 (19.2.8) shipped, a real hoisting regression found and fixed via scoped overrides, React Router 8's blocker now cleared</w:t>
+            </w:r>
+          </w:p>
+        </w:tc>
+      </w:tr>
+      <w:tr>
+        <w:tc>
+          <w:tcPr>
+            <w:tcW w:type="dxa" w:w="500"/>
+          </w:tcPr>
+          <w:p>
+            <w:r>
+              <w:t>28</w:t>
+            </w:r>
+          </w:p>
+        </w:tc>
+        <w:tc>
+          <w:tcPr>
+            <w:tcW w:type="dxa" w:w="4700"/>
+          </w:tcPr>
+          <w:p>
+            <w:r>
+              <w:t>Resolved by the founder: apps/web is upgraded from React Router 7 (7.18.2) to React Router 8 (8.3.0), closing Decision Log #25's originally-recorded blocker now that Decision Log #27 (React 19) has landed. apps/admin is untouched — stays on react-router-dom ^6.22.0/React 18, confirmed by a clean git diff scoped to apps/admin/. What the real v7→v8 changelog actually required was read directly from the upstream CHANGELOG.md, not assumed from the version number alone: the headline baseline-support bump is Node 22.22.0+ (previously 20.0.0+), React 19.2.7+ (already satisfied by Decision Log #27), and Vite 7+; the package is now published ESM-only, fully removing react-router-dom (not just deprecating it) and removing every future.v8_* flag now that they're default-on. A grep found zero real code matches for any changed/removed API — router.tsx's own createBrowserRouter/RouterProvider usage never opted into any future flag, so v8's flag removal needed no code changes; the only touch was a comment update. The mandatory hoisting check (per Decision Log #27's own precedent that this exact kind of upgrade can silently regress) confirmed apps/web cleanly resolves to react-router@8.3.0/React 19.2.8 and apps/admin cleanly resolves to react-router-dom@6.30.6/React 18 fully deduped — Decision Log #27's existing scoped override already covered this, so no new override was needed. One real, flagged risk was caught and folded into this same PR rather than left as a silent gap: react-router@8.3.0 declares engines.node &gt;=22.22.0, but the root package.json still declared &gt;=20 and ci.yml still pinned Node 20 — meaning CI had never actually proven green on the floor this package requires. Two fix-up commits bumped the root engines.node and ci.yml's node-version to 22.22.0 and confirmed the real GitHub Actions run completed with conclusion: success on that floor, not just that the YAML was edited. A full repo sweep for any other Node-version references (deploy.yml, render.yaml, every workspace package.json, .nvmrc, Dockerfile) found nothing else inconsistent. Verified: vitest 7/7 passing, npx tsc --noEmit clean, npm run build clean, a manual dev-server smoke test against all 14 real routes returning clean HTTP 200s with zero console errors/warnings.</w:t>
+            </w:r>
+          </w:p>
+        </w:tc>
+        <w:tc>
+          <w:tcPr>
+            <w:tcW w:type="dxa" w:w="1850"/>
+          </w:tcPr>
+          <w:p>
+            <w:r>
+              <w:t>sprint-2/react-router-8-upgrade; Decision Log #25, #27</w:t>
+            </w:r>
+          </w:p>
+        </w:tc>
+        <w:tc>
+          <w:tcPr>
+            <w:tcW w:type="dxa" w:w="2300"/>
+          </w:tcPr>
+          <w:p>
+            <w:r>
+              <w:t>Resolved and implemented — React Router 8 (8.3.0) shipped; Decision Log #25's original blocker fully closed; repo Node floor honestly bumped to &gt;=22.22.0 with CI proven green on it</w:t>
+            </w:r>
+          </w:p>
+        </w:tc>
+      </w:tr>
+      <w:tr>
+        <w:tc>
+          <w:tcPr>
+            <w:tcW w:type="dxa" w:w="500"/>
+          </w:tcPr>
+          <w:p>
+            <w:r>
+              <w:t>29</w:t>
+            </w:r>
+          </w:p>
+        </w:tc>
+        <w:tc>
+          <w:tcPr>
+            <w:tcW w:type="dxa" w:w="4700"/>
+          </w:tcPr>
+          <w:p>
+            <w:r>
+              <w:t>Resolved by the founder: Section 8.3 step 5's restricted-pending list enumerates three specific restrictions, but doesn't literally name every content-creation action a minor might take — feed/README.md flagged this as unresolved tension against Section 5.7's broader "posting" language for both POST /posts (Sprint 2 slice one, PR #53) and POST /posts/:id/comments (slice two, PR #54). Resolved: Section 5.7's broader language controls. Both endpoints correctly stay GuardianConsentGuard-gated (JwtAuthGuard alone is not sufficient) — a post and a comment are both genuine, other-visible user-generated content, materially closer to "posting" in Section 5.7's sense than liking, saving, or following are (none of which produce visible content of their own). This resolution governs any future content-creation endpoint the same way, including Banter Room posts in Sprint 3 — whoever builds those should not re-litigate this question, just apply it.</w:t>
+            </w:r>
+          </w:p>
+        </w:tc>
+        <w:tc>
+          <w:tcPr>
+            <w:tcW w:type="dxa" w:w="1850"/>
+          </w:tcPr>
+          <w:p>
+            <w:r>
+              <w:t>feed/README.md (points 1 and 4); PR #53, #54; Build Plan Section 8.3, 5.7</w:t>
+            </w:r>
+          </w:p>
+        </w:tc>
+        <w:tc>
+          <w:tcPr>
+            <w:tcW w:type="dxa" w:w="2300"/>
+          </w:tcPr>
+          <w:p>
+            <w:r>
+              <w:t>Resolved — GuardianConsentGuard stays required on all content-creation endpoints (posts, comments, and future equivalents); current implementation confirmed correct, no code change needed</w:t>
+            </w:r>
+          </w:p>
+        </w:tc>
+      </w:tr>
+      <w:tr>
+        <w:tc>
+          <w:tcPr>
+            <w:tcW w:type="dxa" w:w="500"/>
+          </w:tcPr>
+          <w:p>
+            <w:r>
+              <w:t>30</w:t>
+            </w:r>
+          </w:p>
+        </w:tc>
+        <w:tc>
+          <w:tcPr>
+            <w:tcW w:type="dxa" w:w="4700"/>
+          </w:tcPr>
+          <w:p>
+            <w:r>
+              <w:t>Resolved by the founder: Section 4.3 doesn't say whether GET /users/:id/saved-posts is self-only or publicly viewable. PR #54 defaulted to the conservative reading — self-only, 403 on mismatch, the same precedent users/README.md already established for GET/PATCH /users/:id — and flagged it as an open Decision Log candidate rather than letting the conservative default calcify into permanent behaviour by omission. Resolved: self-only stands as the permanent behaviour, not just an interim default. "Saved" plausibly implies a private bookmark list, and no product signal argues the other way the way it did for followers/following (Decision Log #31).</w:t>
+            </w:r>
+          </w:p>
+        </w:tc>
+        <w:tc>
+          <w:tcPr>
+            <w:tcW w:type="dxa" w:w="1850"/>
+          </w:tcPr>
+          <w:p>
+            <w:r>
+              <w:t>feed/README.md (point 8); PR #54</w:t>
+            </w:r>
+          </w:p>
+        </w:tc>
+        <w:tc>
+          <w:tcPr>
+            <w:tcW w:type="dxa" w:w="2300"/>
+          </w:tcPr>
+          <w:p>
+            <w:r>
+              <w:t>Resolved — GET /users/:id/saved-posts stays self-only/403-on-mismatch; current implementation confirmed correct, no code change needed</w:t>
+            </w:r>
+          </w:p>
+        </w:tc>
+      </w:tr>
+      <w:tr>
+        <w:tc>
+          <w:tcPr>
+            <w:tcW w:type="dxa" w:w="500"/>
+          </w:tcPr>
+          <w:p>
+            <w:r>
+              <w:t>31</w:t>
+            </w:r>
+          </w:p>
+        </w:tc>
+        <w:tc>
+          <w:tcPr>
+            <w:tcW w:type="dxa" w:w="4700"/>
+          </w:tcPr>
+          <w:p>
+            <w:r>
+              <w:t>Resolved by the founder: Section 4.2 is silent on whether GET /users/:id/followers and GET /users/:id/following are self-scoped or public — the identical kind of spec silence Decision Log #30 (saved-posts) faced. PR #56 reached the opposite default from saved-posts: public, not self-scoped, because followers/following lists are standard, publicly visible social graph data on essentially every mainstream platform this product is modelled after, and neither Section 8.3 step 5 nor Section 5.7 names follower/following visibility as something to restrict. Resolved: public stands as the permanent behaviour. Founder note: if Soccernity ever wants a "private account" feature (a real, common pattern on the exact platforms this default is modelled after), this decision would need to be revisited then — no such feature exists in schema.prisma or anywhere else in the codebase today, and none is scoped into any current or upcoming sprint. Flagged here explicitly so it isn't rediscovered as a surprise gap later; not an action item for now.</w:t>
+            </w:r>
+          </w:p>
+        </w:tc>
+        <w:tc>
+          <w:tcPr>
+            <w:tcW w:type="dxa" w:w="1850"/>
+          </w:tcPr>
+          <w:p>
+            <w:r>
+              <w:t>users/README.md (point 2); PR #56</w:t>
+            </w:r>
+          </w:p>
+        </w:tc>
+        <w:tc>
+          <w:tcPr>
+            <w:tcW w:type="dxa" w:w="2300"/>
+          </w:tcPr>
+          <w:p>
+            <w:r>
+              <w:t>Resolved — GET /users/:id/followers and /following stay public, not self-scoped; current implementation confirmed correct. Follow-up flagged, not scheduled: a future "private account" feature would need to revisit this decision — none exists today</w:t>
+            </w:r>
+          </w:p>
+        </w:tc>
+      </w:tr>
+      <w:tr>
+        <w:tc>
+          <w:tcPr>
+            <w:tcW w:type="dxa" w:w="500"/>
+          </w:tcPr>
+          <w:p>
+            <w:r>
+              <w:t>32</w:t>
+            </w:r>
+          </w:p>
+        </w:tc>
+        <w:tc>
+          <w:tcPr>
+            <w:tcW w:type="dxa" w:w="4700"/>
+          </w:tcPr>
+          <w:p>
+            <w:r>
+              <w:t>Resolved by the founder: schema.prisma's own comment on Post.commentCount flagged, since PR #54, that whoever eventually adds comment deletion must add the matching decrement — a genuine addition beyond Section 4.3's originally-written nine-endpoint list, not a literal spec line item. PR #69 built DELETE /posts/:id/comments/:commentId, closing that gap: comment-author-or-post-author authorization (no moderator role exists yet in this codebase's guards), JwtAuthGuard only (removing content produces no new visible content, unlike creating it), and — a deliberate departure from every other DELETE in this module — genuinely not idempotent, since a Comment has its own single-row primary-key identity (a second delete of the same commentId is a real 404, proven by an explicit delete-twice test at both the mocked-unit and real-Postgres layers). Resolved: Section 4.3's own written endpoint list should be updated to explicitly include this endpoint, so the spec document matches what has shipped — a documentation-sync action, not a product decision.</w:t>
+            </w:r>
+          </w:p>
+        </w:tc>
+        <w:tc>
+          <w:tcPr>
+            <w:tcW w:type="dxa" w:w="1850"/>
+          </w:tcPr>
+          <w:p>
+            <w:r>
+              <w:t>feed/README.md; schema.prisma (Post.commentCount comment); PR #54, #69</w:t>
+            </w:r>
+          </w:p>
+        </w:tc>
+        <w:tc>
+          <w:tcPr>
+            <w:tcW w:type="dxa" w:w="2300"/>
+          </w:tcPr>
+          <w:p>
+            <w:r>
+              <w:t>Resolved and implemented — DELETE /posts/:id/comments/:commentId shipped; Section 4.3's endpoint list to be updated to match (doc-sync only)</w:t>
+            </w:r>
+          </w:p>
+        </w:tc>
+      </w:tr>
+      <w:tr>
+        <w:tc>
+          <w:tcPr>
+            <w:tcW w:type="dxa" w:w="500"/>
+          </w:tcPr>
+          <w:p>
+            <w:r>
+              <w:t>33</w:t>
+            </w:r>
+          </w:p>
+        </w:tc>
+        <w:tc>
+          <w:tcPr>
+            <w:tcW w:type="dxa" w:w="4700"/>
+          </w:tcPr>
+          <w:p>
+            <w:r>
+              <w:t>Resolved by the founder: building club fan pages (PR #58) required two new Prisma relations beyond Section 3's literal field list — User.clubMemberships and ClubPage.affiliatedPlayers — flagged as a Decision Log candidate since CLAUDE.md's own "the data model is a fixed spec" non-negotiable makes any schema addition worth confirming explicitly, not assuming. Confirmed: unlike Follow.createdAt or Like/SavedPost's own precedent (genuine new business data needed for pagination), these two relations carry no new information on their own — they're the unavoidable mechanical cost of Prisma correctly modelling two distinct relations that already existed in Section 3's intent (User.clubAffiliationId, and ClubPage's member list) but were accidentally merged into one relation by omission. Resolved: the migration and its reasoning are confirmed correct as implemented, no schema change needed.</w:t>
+            </w:r>
+          </w:p>
+        </w:tc>
+        <w:tc>
+          <w:tcPr>
+            <w:tcW w:type="dxa" w:w="1850"/>
+          </w:tcPr>
+          <w:p>
+            <w:r>
+              <w:t>clubs/README.md; schema.prisma; PR #58</w:t>
+            </w:r>
+          </w:p>
+        </w:tc>
+        <w:tc>
+          <w:tcPr>
+            <w:tcW w:type="dxa" w:w="2300"/>
+          </w:tcPr>
+          <w:p>
+            <w:r>
+              <w:t>Resolved — clubMemberships/affiliatedPlayers relations confirmed correct as implemented, no code or schema change needed</w:t>
             </w:r>
           </w:p>
         </w:tc>

--- a/docs/Soccernity_MVP_Build_Plan_v1.7.docx
+++ b/docs/Soccernity_MVP_Build_Plan_v1.7.docx
@@ -10997,6 +10997,300 @@
           <w:p>
             <w:r>
               <w:t>Resolved — clubMemberships/affiliatedPlayers relations confirmed correct as implemented, no code or schema change needed</w:t>
+            </w:r>
+          </w:p>
+        </w:tc>
+      </w:tr>
+      <w:tr>
+        <w:tc>
+          <w:tcPr>
+            <w:tcW w:type="dxa" w:w="500"/>
+          </w:tcPr>
+          <w:p>
+            <w:r>
+              <w:t>34</w:t>
+            </w:r>
+          </w:p>
+        </w:tc>
+        <w:tc>
+          <w:tcPr>
+            <w:tcW w:type="dxa" w:w="4700"/>
+          </w:tcPr>
+          <w:p>
+            <w:r>
+              <w:t>PR #79 (sprint-1/f5-f6-real-screens) found the pre-existing /guardian-consent route conflated two structurally different audiences — an unauthenticated guardian confirming via an emailed token, and the authenticated minor checking their own status. Resolved by splitting into /guardian-consent (unchanged path, minor's own authenticated status view, GET /auth/guardian-consent/status) and a new /guardian-consent/confirm (public/unauthenticated, POST /auth/guardian-consent, reached via the emailed token link) — mirroring the backend's own status/confirm split exactly. Two Figma-vs-spec gaps flagged rather than silently resolved: (a) the confirm screen's Figma frame shows a personalized “Request Summary” panel needing a GET-by-consent-token lookup endpoint that doesn't exist in Section 4.1 — omitted, not fabricated; (b) the frame's “I do not consent” button has no matching backend decline/reject endpoint — modeled as take-no-action with an explicit acknowledgement message, not a silent no-op.</w:t>
+            </w:r>
+          </w:p>
+        </w:tc>
+        <w:tc>
+          <w:tcPr>
+            <w:tcW w:type="dxa" w:w="1850"/>
+          </w:tcPr>
+          <w:p>
+            <w:r>
+              <w:t>PR #79; GuardianConsentPage.tsx; GuardianConsentConfirmPage.tsx</w:t>
+            </w:r>
+          </w:p>
+        </w:tc>
+        <w:tc>
+          <w:tcPr>
+            <w:tcW w:type="dxa" w:w="2300"/>
+          </w:tcPr>
+          <w:p>
+            <w:r>
+              <w:t>Implemented as described (route split; both gaps flagged in code comments) — pending founder confirmation, particularly whether a consent-token lookup endpoint and a decline endpoint should be built</w:t>
+            </w:r>
+          </w:p>
+        </w:tc>
+      </w:tr>
+      <w:tr>
+        <w:tc>
+          <w:tcPr>
+            <w:tcW w:type="dxa" w:w="500"/>
+          </w:tcPr>
+          <w:p>
+            <w:r>
+              <w:t>35</w:t>
+            </w:r>
+          </w:p>
+        </w:tc>
+        <w:tc>
+          <w:tcPr>
+            <w:tcW w:type="dxa" w:w="4700"/>
+          </w:tcPr>
+          <w:p>
+            <w:r>
+              <w:t>PR #79 built ProfilePage's edit flow against PATCH /users/:id's actual accepted fields only. `phone` was added as a real functional field even though the Figma “Edit Profile” frame doesn't include it — flagged rather than silently added. Bio, Location, Preferred Club, and Date of Birth are rendered visibly but disabled: Bio/Location have no column on User at all; Date of Birth is deliberately excluded server-side (could flip isMinor); Preferred Club's clubAffiliationId exists on the schema but no endpoint writes it (club membership goes through ClubPage.members / POST /clubs/:id/join instead). “Manage Account” (change password, forgotten password, deactivate, delete) has no Figma screen anywhere in the file — built plain, same precedent ClubPickerStep.tsx already established. Delete's success copy deliberately says “your request has been received… processed for deletion,” matching POST /auth/delete-account's real pending_deletion behavior, not instant/permanent deletion.</w:t>
+            </w:r>
+          </w:p>
+        </w:tc>
+        <w:tc>
+          <w:tcPr>
+            <w:tcW w:type="dxa" w:w="1850"/>
+          </w:tcPr>
+          <w:p>
+            <w:r>
+              <w:t>PR #79; ProfilePage.tsx</w:t>
+            </w:r>
+          </w:p>
+        </w:tc>
+        <w:tc>
+          <w:tcPr>
+            <w:tcW w:type="dxa" w:w="2300"/>
+          </w:tcPr>
+          <w:p>
+            <w:r>
+              <w:t>Implemented as described — phone field addition and all four disabled fields flagged in code comments; pending founder confirmation on whether Bio/Location/Preferred-Club-write/DOB-edit should get real backend fields in a future sprint</w:t>
+            </w:r>
+          </w:p>
+        </w:tc>
+      </w:tr>
+      <w:tr>
+        <w:tc>
+          <w:tcPr>
+            <w:tcW w:type="dxa" w:w="500"/>
+          </w:tcPr>
+          <w:p>
+            <w:r>
+              <w:t>36</w:t>
+            </w:r>
+          </w:p>
+        </w:tc>
+        <w:tc>
+          <w:tcPr>
+            <w:tcW w:type="dxa" w:w="4700"/>
+          </w:tcPr>
+          <w:p>
+            <w:r>
+              <w:t>PR #82 (sprint-1/f7-club-picker-code) found the Figma Verify Email frame's primary “Continue to Soccernity” button (Verified state) has no single obvious real destination in the app today: HomePage.tsx (route “/”) is still a PlaceholderPage stub (“a future sprint, not yet scheduled”), not a real authenticated landing page. Resolved: the CTA routes to /profile instead, the one real, fully-built authenticated destination that exists right now.</w:t>
+            </w:r>
+          </w:p>
+        </w:tc>
+        <w:tc>
+          <w:tcPr>
+            <w:tcW w:type="dxa" w:w="1850"/>
+          </w:tcPr>
+          <w:p>
+            <w:r>
+              <w:t>PR #82; VerifyEmailPage.tsx</w:t>
+            </w:r>
+          </w:p>
+        </w:tc>
+        <w:tc>
+          <w:tcPr>
+            <w:tcW w:type="dxa" w:w="2300"/>
+          </w:tcPr>
+          <w:p>
+            <w:r>
+              <w:t>Implemented — CTA routes to /profile; decision flagged in code comment; will need revisiting once HomePage.tsx is actually built in a later sprint</w:t>
+            </w:r>
+          </w:p>
+        </w:tc>
+      </w:tr>
+      <w:tr>
+        <w:tc>
+          <w:tcPr>
+            <w:tcW w:type="dxa" w:w="500"/>
+          </w:tcPr>
+          <w:p>
+            <w:r>
+              <w:t>37</w:t>
+            </w:r>
+          </w:p>
+        </w:tc>
+        <w:tc>
+          <w:tcPr>
+            <w:tcW w:type="dxa" w:w="4700"/>
+          </w:tcPr>
+          <w:p>
+            <w:r>
+              <w:t>PR #82 found the Figma Verify Email frames for states 3 (“Link Invalid Or Expired”) and 4 (“Missing Token”) both show a secondary “Contact support” button, but no resend-verification endpoint and no support/contact destination (mailto, /contact route, etc.) exist anywhere in the codebase — confirmed by grepping services/api/src for “resend” (only unrelated hit: POST /auth/guardian-consent/resend) and apps/web/src for “mailto:”/“support@”/“contact” (zero matches). Rendered as a disabled button (with an explanatory title/tooltip) rather than a dead link or one bound to nothing — visually present per the Figma layout, but explicitly inert.</w:t>
+            </w:r>
+          </w:p>
+        </w:tc>
+        <w:tc>
+          <w:tcPr>
+            <w:tcW w:type="dxa" w:w="1850"/>
+          </w:tcPr>
+          <w:p>
+            <w:r>
+              <w:t>PR #82; VerifyEmailPage.tsx</w:t>
+            </w:r>
+          </w:p>
+        </w:tc>
+        <w:tc>
+          <w:tcPr>
+            <w:tcW w:type="dxa" w:w="2300"/>
+          </w:tcPr>
+          <w:p>
+            <w:r>
+              <w:t>Open — button shipped disabled by design; no resend-verification endpoint or support/contact channel exists yet, real destination needed in a future sprint</w:t>
+            </w:r>
+          </w:p>
+        </w:tc>
+      </w:tr>
+      <w:tr>
+        <w:tc>
+          <w:tcPr>
+            <w:tcW w:type="dxa" w:w="500"/>
+          </w:tcPr>
+          <w:p>
+            <w:r>
+              <w:t>38</w:t>
+            </w:r>
+          </w:p>
+        </w:tc>
+        <w:tc>
+          <w:tcPr>
+            <w:tcW w:type="dxa" w:w="4700"/>
+          </w:tcPr>
+          <w:p>
+            <w:r>
+              <w:t>PR #82 found the Verified state's “Under-18 accounts may still be waiting” row is disclosure-only: { verified, userId }, the real POST /auth/verify-email response shape, carries no consent-status field to branch on, so every successful verification renders the same state regardless of isMinor/consent status — nothing redirects a pending-consent minor to a different view. Carried forward rather than resolved, matching the already-merged Figma design PR's own report.</w:t>
+            </w:r>
+          </w:p>
+        </w:tc>
+        <w:tc>
+          <w:tcPr>
+            <w:tcW w:type="dxa" w:w="1850"/>
+          </w:tcPr>
+          <w:p>
+            <w:r>
+              <w:t>PR #82; VerifyEmailPage.tsx</w:t>
+            </w:r>
+          </w:p>
+        </w:tc>
+        <w:tc>
+          <w:tcPr>
+            <w:tcW w:type="dxa" w:w="2300"/>
+          </w:tcPr>
+          <w:p>
+            <w:r>
+              <w:t>Open — whether a pending-consent minor should see a different post-verification view is undecided</w:t>
+            </w:r>
+          </w:p>
+        </w:tc>
+      </w:tr>
+      <w:tr>
+        <w:tc>
+          <w:tcPr>
+            <w:tcW w:type="dxa" w:w="500"/>
+          </w:tcPr>
+          <w:p>
+            <w:r>
+              <w:t>39</w:t>
+            </w:r>
+          </w:p>
+        </w:tc>
+        <w:tc>
+          <w:tcPr>
+            <w:tcW w:type="dxa" w:w="4700"/>
+          </w:tcPr>
+          <w:p>
+            <w:r>
+              <w:t>PR #82 found the Figma Club Picker frames are full-bleed dark and single-column — structurally incompatible with the light two-panel SignupSplitScreen shell ClubPickerStep.tsx used to render inside. Resolved: ClubPickerStep.tsx now renders its own self-contained full-bleed dark shell (the same negative-margin technique GuardianConsent.css / VerifyEmail.css already use), and RegisterStep.tsx renders it as a sibling/replacement instead of nesting it inside SignupSplitScreen. A new, optional, additive confirmationMessage prop carries the former “Account created” text that used to live in that nesting — no existing caller passed it before, so this is backward compatible.</w:t>
+            </w:r>
+          </w:p>
+        </w:tc>
+        <w:tc>
+          <w:tcPr>
+            <w:tcW w:type="dxa" w:w="1850"/>
+          </w:tcPr>
+          <w:p>
+            <w:r>
+              <w:t>PR #82; ClubPickerStep.tsx; RegisterStep.tsx</w:t>
+            </w:r>
+          </w:p>
+        </w:tc>
+        <w:tc>
+          <w:tcPr>
+            <w:tcW w:type="dxa" w:w="2300"/>
+          </w:tcPr>
+          <w:p>
+            <w:r>
+              <w:t>Implemented as described — shell decision and prop addition flagged in code comments; pending founder confirmation</w:t>
+            </w:r>
+          </w:p>
+        </w:tc>
+      </w:tr>
+      <w:tr>
+        <w:tc>
+          <w:tcPr>
+            <w:tcW w:type="dxa" w:w="500"/>
+          </w:tcPr>
+          <w:p>
+            <w:r>
+              <w:t>40</w:t>
+            </w:r>
+          </w:p>
+        </w:tc>
+        <w:tc>
+          <w:tcPr>
+            <w:tcW w:type="dxa" w:w="4700"/>
+          </w:tcPr>
+          <w:p>
+            <w:r>
+              <w:t>PR #82's visual-only retrofit of ClubPickerStep.tsx surfaced two Figma-vs-shipped-code text conflicts, both kept rather than fixed since the task's brief was markup/CSS only, not behavior: (a) the Figma frame labels the idle “Load More” button just “Load more,” but the already-shipped, tested behavior uses “Load more clubs” — kept verbatim since ClubPickerStep.test.tsx's own assertions depend on the exact text; (b) the empty-state card uses the identical “No clubs match that filter.” string for both “zero clubs total” and “filter matched nothing” — the Figma frame's own Design Notes flag this same ambiguity as inherited from shipped code, not something to split into two messages here.</w:t>
+            </w:r>
+          </w:p>
+        </w:tc>
+        <w:tc>
+          <w:tcPr>
+            <w:tcW w:type="dxa" w:w="1850"/>
+          </w:tcPr>
+          <w:p>
+            <w:r>
+              <w:t>PR #82; ClubPickerStep.tsx; ClubPickerStep.test.tsx</w:t>
+            </w:r>
+          </w:p>
+        </w:tc>
+        <w:tc>
+          <w:tcPr>
+            <w:tcW w:type="dxa" w:w="2300"/>
+          </w:tcPr>
+          <w:p>
+            <w:r>
+              <w:t>Open — both text mismatches kept as-is; would need a Figma update or a deliberate copy decision (and a test update) to resolve either direction</w:t>
             </w:r>
           </w:p>
         </w:tc>

--- a/docs/Soccernity_MVP_Build_Plan_v1.7.docx
+++ b/docs/Soccernity_MVP_Build_Plan_v1.7.docx
@@ -9088,7 +9088,10 @@
                 <w:sz w:val="19"/>
                 <w:szCs w:val="19"/>
               </w:rPr>
-              <w:t xml:space="preserve">Open — blocks deploy.yml; the workflow fails on purpose until this is resolved</w:t>
+              <w:t>Open — blocks deploy.yml; the workflow fails on purpose until this is resolved</w:t>
+              <w:br/>
+              <w:br/>
+              <w:t>SUPERSEDED by Decision Log #26 (founder-resolved): hosting is Render (API) + Neon (Postgres) + Upstash (Redis), unbundled. Config prepared (render.yaml, directUrl, CI); real accounts and a live deploy are the only remaining open action, tracked under #26, not here.</w:t>
             </w:r>
           </w:p>
         </w:tc>
@@ -10211,6 +10214,9 @@
                 <w:szCs w:val="19"/>
               </w:rPr>
               <w:t>Resolved (triaged) — Tier 1 fixed immediately; Tier 2 open, scheduled for a Sprint 2 NestJS/React-Router major-upgrade ticket; Tier 3 deferred until apps/mobile has real code -- NestJS 10-&gt;11 sub-item closed by Decision Log #24 (see below); React Router 6-&gt;7 remains open.</w:t>
+              <w:br/>
+              <w:br/>
+              <w:t>SUPERSEDED IN PART by Decision Log #27/#28: the “React Router 6→7 remains open” line above is no longer accurate — #27 shipped React 19 (clearing the blocker #25 recorded), and #28 shipped React Router 8 on top of it. Tier 2's react-router sub-item is now fully closed; see #25/#27/#28 for the resolution chain.</w:t>
             </w:r>
           </w:p>
         </w:tc>
@@ -10619,6 +10625,9 @@
                 <w:szCs w:val="19"/>
               </w:rPr>
               <w:t>Resolved and implemented — NestJS 10→11 shipped, Decision Log #20’s Tier 2 NestJS portion closed (React Router 6→7 remains open, separate work)</w:t>
+              <w:br/>
+              <w:br/>
+              <w:t>SUPERSEDED IN PART by Decision Log #27/#28: the parenthetical “(React Router 6→7 remains open, separate work)” above is no longer accurate — #27 shipped React 19 and #28 shipped React Router 8. This entry's own NestJS resolution still stands; only that trailing note is stale.</w:t>
             </w:r>
           </w:p>
         </w:tc>
@@ -10661,6 +10670,9 @@
           <w:p>
             <w:r>
               <w:t>Resolved (interim) — React Router 7 (7.18.2) shipped, React 18 compatibility confirmed; React Router 8 remains a tracked follow-up blocked on a separate React 19 upgrade</w:t>
+              <w:br/>
+              <w:br/>
+              <w:t>SUPERSEDED by Decision Log #27 and #28 (founder-resolved): the “blocked on React 19” line above is no longer accurate — #27 shipped React 19 (19.2.8), clearing the blocker recorded here, and #28 shipped React Router 8 (8.3.0) on top of it. This entry's blocker is fully closed.</w:t>
             </w:r>
           </w:p>
         </w:tc>
@@ -10913,6 +10925,9 @@
           <w:p>
             <w:r>
               <w:t>Resolved — GET /users/:id/followers and /following stay public, not self-scoped; current implementation confirmed correct. Follow-up flagged, not scheduled: a future "private account" feature would need to revisit this decision — none exists today</w:t>
+              <w:br/>
+              <w:br/>
+              <w:t>SUPERSEDED IN PART by Decision Log #41 (PR #84, sprint-2/followers-scope-fix): public-scope stands as the general rule, but a restricted-pending minor as the TARGET (:id) is now hidden from both endpoints for every caller, closing a gap this entry's own reasoning never checked. See #41.</w:t>
             </w:r>
           </w:p>
         </w:tc>
@@ -11291,6 +11306,90 @@
           <w:p>
             <w:r>
               <w:t>Open — both text mismatches kept as-is; would need a Figma update or a deliberate copy decision (and a test update) to resolve either direction</w:t>
+            </w:r>
+          </w:p>
+        </w:tc>
+      </w:tr>
+      <w:tr>
+        <w:tc>
+          <w:tcPr>
+            <w:tcW w:type="dxa" w:w="500"/>
+          </w:tcPr>
+          <w:p>
+            <w:r>
+              <w:t>41</w:t>
+            </w:r>
+          </w:p>
+        </w:tc>
+        <w:tc>
+          <w:tcPr>
+            <w:tcW w:type="dxa" w:w="4700"/>
+          </w:tcPr>
+          <w:p>
+            <w:r>
+              <w:t>PR #84 (sprint-2/followers-scope-fix) revisited Decision Log #31, not to overturn it but to close a gap it never checked: #31 reasoned entirely from product-parity with mainstream social apps and only tested whether Section 8.3 step 5's ‘enumerated’ restricted-pending list named followers/following (it doesn't) — it never cross-checked Section 8.3's broader principle that a minor's profile shouldn't be visible outside the guardian relationship before consent is recorded. Result before this fix: GET /users/:id/followers and GET /users/:id/following never read isMinor/consentStatus for the target :id, so a restricted-pending minor's full social graph was visible to any authenticated caller regardless of who was asking. GuardianConsentGuard wasn't reusable (it gates the caller's own restricted status, not another user's), so a new service-level check, UsersService.assertFollowGraphVisible, reads the target :id instead: a minor with no Guardian row, or with consentStatus still ‘pending’, 404s on both endpoints for every caller — indistinguishable from a non-existent user, matching this codebase's established ‘hide via 404, never a distinct 403 that confirms a restricted account exists’ convention. Three options were written up in users/README.md at the same depth #31 used (hide entirely regardless of caller; hide unless caller is self; hide only from others' lists) — the most conservative, (a), was implemented, per CLAUDE.md's non-negotiable stance that minors' data safety outranks product-parity reasoning when the two conflict.</w:t>
+            </w:r>
+          </w:p>
+        </w:tc>
+        <w:tc>
+          <w:tcPr>
+            <w:tcW w:type="dxa" w:w="1850"/>
+          </w:tcPr>
+          <w:p>
+            <w:r>
+              <w:t>PR #84; users/README.md; users.controller.ts; users.service.ts; users.service.spec.ts</w:t>
+            </w:r>
+          </w:p>
+        </w:tc>
+        <w:tc>
+          <w:tcPr>
+            <w:tcW w:type="dxa" w:w="2300"/>
+          </w:tcPr>
+          <w:p>
+            <w:r>
+              <w:t>Resolved by the founder: implemented and merged — a restricted-pending minor's followers/following are hidden (404) from every caller on both endpoints; non-restricted users' followers/following remain public per #31's original conclusion, which otherwise still stands</w:t>
+            </w:r>
+          </w:p>
+        </w:tc>
+      </w:tr>
+      <w:tr>
+        <w:tc>
+          <w:tcPr>
+            <w:tcW w:type="dxa" w:w="500"/>
+          </w:tcPr>
+          <w:p>
+            <w:r>
+              <w:t>42</w:t>
+            </w:r>
+          </w:p>
+        </w:tc>
+        <w:tc>
+          <w:tcPr>
+            <w:tcW w:type="dxa" w:w="4700"/>
+          </w:tcPr>
+          <w:p>
+            <w:r>
+              <w:t>PR #78 (sprint-1/f5-f6-missing-endpoints) added POST /auth/deactivate-account and POST /auth/delete-account, backed by a new User.accountStatus field ("active" | "deactivated" | "pending_deletion", migration 20260823011617_add_user_account_status) — flagged in auth/README.md as a genuine schema addition beyond Section 3's literal field list, per CLAUDE.md's "the data model is a fixed spec" rule. POST /auth/delete-account deliberately does NOT hard-delete the User row — it only flips accountStatus to "pending_deletion" and revokes all sessions (proven by an e2e assertion that the row still exists and is still findable by email immediately after). This is a minors' data platform with real UK GDPR / Nigeria NDPA 2023 implications (this project's own DPIA history, CLAUDE.md's safeguarding non-negotiables), and retention/erasure policy was explicitly left undecided by that PR's own brief: how long does a "pending_deletion" row persist, what triggers actual hard deletion or anonymization, and does any data (safeguarding/consent records in particular) need a longer legal-hold retention period than the rest of the account. No entry existed in this log for this until now, despite being flagged in code since PR #78.</w:t>
+            </w:r>
+          </w:p>
+        </w:tc>
+        <w:tc>
+          <w:tcPr>
+            <w:tcW w:type="dxa" w:w="1850"/>
+          </w:tcPr>
+          <w:p>
+            <w:r>
+              <w:t>PR #78; auth/README.md; schema.prisma (User.accountStatus)</w:t>
+            </w:r>
+          </w:p>
+        </w:tc>
+        <w:tc>
+          <w:tcPr>
+            <w:tcW w:type="dxa" w:w="2300"/>
+          </w:tcPr>
+          <w:p>
+            <w:r>
+              <w:t>Open — real founder/legal input needed on retention window and hard-deletion/anonymization trigger for pending_deletion accounts; a hard blocker candidate for Section 7's Definition of Done (DPIA legal review) before MVP v1 launch, not a Sprint backlog nice-to-have</w:t>
             </w:r>
           </w:p>
         </w:tc>

--- a/docs/Soccernity_MVP_Build_Plan_v1.7.docx
+++ b/docs/Soccernity_MVP_Build_Plan_v1.7.docx
@@ -11389,7 +11389,52 @@
           </w:tcPr>
           <w:p>
             <w:r>
-              <w:t>Open — real founder/legal input needed on retention window and hard-deletion/anonymization trigger for pending_deletion accounts; a hard blocker candidate for Section 7's Definition of Done (DPIA legal review) before MVP v1 launch, not a Sprint backlog nice-to-have</w:t>
+              <w:t>Resolved by the founder: (1) A pending_deletion account gets a 30-day grace period from the delete request before anything permanent happens — standard industry practice, allows recovery from an accidental or coerced deletion request. Requires a scheduled job (not yet built) to sweep accounts past 30 days in pending_deletion. (2) At the end of that window, the User row is hard-deleted, not anonymized — a real DELETE, not a soft/scrambled row. (3) Guardian/consent records are the one deliberate exception: they survive the User row's hard-delete, retained separately for legal-defense purposes (proof that guardian consent was validly obtained, in case of a future dispute) — for 6 months after the 30-day grace period expires (so ~7 months total from the original delete-account request), then deleted. Basis: the ICO does not set a fixed statutory retention period for consent data under UK GDPR — it requires only that data be kept no longer than necessary for the purpose it was collected for, reviewed/deleted once that purpose lapses (ico.org.uk). 6 months is the founder's own applied reading of that necessity principle, not a number sourced from counsel — this is UK-side reasoning specifically; whether Nigeria's NDPA 2023 expects the same window is a separate, still-open cross-check (see Decision Log #4's jurisdictional scope question) rather than assumed identical here. ARCHITECTURE IMPLICATION, not yet built: Guardian currently has no independent existence from User (see schema.prisma's Guardian.minorUserId relation) — hard-deleting User today would cascade-orphan or cascade-delete Guardian too, defeating the point of this decision. This needs a follow-up: either a decoupled consent-audit-log table (userId as a plain string, not an FK, populated at consent-confirmation time, storing only what's needed to prove consent occurred — not full Guardian PII) that survives independently of the User row and is purged on its own 6-month timer, or an ON DELETE behavior change — a real schema/migration decision, not yet scoped into any sprint.</w:t>
+              <w:br/>
+              <w:br/>
+              <w:t>NIGERIA (NDPA) CROSS-CHECK, now fully resolved: founder research confirmed consent VALIDITY needs no separate NDPA expiry timer (matches Decision Log #8/#10's existing approach, no change needed). On the separate question of a guardian-initiated withdrawal path: founder decision is that no dedicated withdrawal/revoke endpoint is needed — POST /auth/delete-account (whoever controls the account invokes it) IS the withdrawal mechanism for both jurisdictions, following this entry's same 30-day-grace + hard-delete + 6-month separately-retained-consent-record model uniformly, not a UK-vs-Nigeria split. See Decision Log #43 — closed, not needed, same founder call. One residual note, not a blocker: this assumes whoever initiates account deletion (which today can be the minor's own authenticated session, not necessarily the guardian) satisfies NDPA's guardian-withdrawal-notice requirement — that equivalence hasn't been separately confirmed with counsel, but is accepted here as the founder's considered call, not an oversight.</w:t>
+            </w:r>
+          </w:p>
+        </w:tc>
+      </w:tr>
+      <w:tr>
+        <w:tc>
+          <w:tcPr>
+            <w:tcW w:type="dxa" w:w="500"/>
+          </w:tcPr>
+          <w:p>
+            <w:r>
+              <w:t>43</w:t>
+            </w:r>
+          </w:p>
+        </w:tc>
+        <w:tc>
+          <w:tcPr>
+            <w:tcW w:type="dxa" w:w="4700"/>
+          </w:tcPr>
+          <w:p>
+            <w:r>
+              <w:t>Founder research into NDPA 2023 (Decision Log #42's Nigeria cross-check) surfaced a mechanism gap distinct from #42's own scope: NDPA requires that the moment a guardian sends written notification withdrawing consent, the platform must immediately stop processing and delete the minor's data — this is a guardian-initiated action, separate from POST /auth/delete-account (which is the account holder's own self-service deletion, and per Decision Log #42 goes through a 30-day grace period, not instant deletion). No endpoint, guard, or flow anywhere in this codebase lets a guardian withdraw consent directly — confirmed by grep across services/api/src/modules/auth/ for withdraw/revoke, zero matches. Today a guardian's only lever is the guardian-consent CONFIRM flow (GuardianConsentConfirmPage.tsx, POST /auth/guardian-consent) — there is no symmetric withdraw/revoke counterpart.</w:t>
+            </w:r>
+          </w:p>
+        </w:tc>
+        <w:tc>
+          <w:tcPr>
+            <w:tcW w:type="dxa" w:w="1850"/>
+          </w:tcPr>
+          <w:p>
+            <w:r>
+              <w:t>Founder research (this conversation); services/api/src/modules/auth/ (absence confirmed by grep)</w:t>
+            </w:r>
+          </w:p>
+        </w:tc>
+        <w:tc>
+          <w:tcPr>
+            <w:tcW w:type="dxa" w:w="2300"/>
+          </w:tcPr>
+          <w:p>
+            <w:r>
+              <w:t>Resolved by the founder: not needed. Account deletion (POST /auth/delete-account) is deliberately treated as the single unified withdrawal/deletion mechanism for both UK and Nigeria — no separate guardian-initiated withdrawal endpoint will be built. Whoever controls the account deletes it, and Decision Log #42's 30-day-grace + hard-delete + 6-month consent-record-retention model applies uniformly. Closed, not deferred — this is a considered decision not to build a distinct flow, not an open backlog item.</w:t>
             </w:r>
           </w:p>
         </w:tc>

--- a/docs/Soccernity_MVP_Build_Plan_v1.7.docx
+++ b/docs/Soccernity_MVP_Build_Plan_v1.7.docx
@@ -11435,6 +11435,48 @@
           <w:p>
             <w:r>
               <w:t>Resolved by the founder: not needed. Account deletion (POST /auth/delete-account) is deliberately treated as the single unified withdrawal/deletion mechanism for both UK and Nigeria — no separate guardian-initiated withdrawal endpoint will be built. Whoever controls the account deletes it, and Decision Log #42's 30-day-grace + hard-delete + 6-month consent-record-retention model applies uniformly. Closed, not deferred — this is a considered decision not to build a distinct flow, not an open backlog item.</w:t>
+            </w:r>
+          </w:p>
+        </w:tc>
+      </w:tr>
+      <w:tr>
+        <w:tc>
+          <w:tcPr>
+            <w:tcW w:type="dxa" w:w="500"/>
+          </w:tcPr>
+          <w:p>
+            <w:r>
+              <w:t>44</w:t>
+            </w:r>
+          </w:p>
+        </w:tc>
+        <w:tc>
+          <w:tcPr>
+            <w:tcW w:type="dxa" w:w="4700"/>
+          </w:tcPr>
+          <w:p>
+            <w:r>
+              <w:t>PR #88 (sprint-2/account-deletion-sweep) confirmed every FK from Post, Comment, Follow, Like, SavedPost, Notification, Report, Message, LeaderboardEntry, GrassrootsTeam, and Result to User is ON DELETE RESTRICT — meaning a hard-delete on any account with real activity fails outright at the database level, as shipped in that PR. Three options were laid out in account-deletion/README.md: (a) cascade-delete all related content alongside the User row, (b) orphan the content to a placeholder "[deleted user]" sentinel account, (c) leave RESTRICT in place indefinitely (what #88 actually shipped, as the safe default while this decision was pending).</w:t>
+            </w:r>
+          </w:p>
+        </w:tc>
+        <w:tc>
+          <w:tcPr>
+            <w:tcW w:type="dxa" w:w="1850"/>
+          </w:tcPr>
+          <w:p>
+            <w:r>
+              <w:t>PR #88; account-deletion/README.md</w:t>
+            </w:r>
+          </w:p>
+        </w:tc>
+        <w:tc>
+          <w:tcPr>
+            <w:tcW w:type="dxa" w:w="2300"/>
+          </w:tcPr>
+          <w:p>
+            <w:r>
+              <w:t>Resolved by the founder: option (a), cascade. Soccernity's stated principle: deleting an account removes that user's entire digital footprint from the platform, not a partial erasure — framed explicitly as a safety measure, including for minors, protecting everyone's data and identity. Applies to the eleven tables listed above (Post, Comment, Follow, Like, SavedPost, Notification, Report, Message, LeaderboardEntry, GrassrootsTeam, Result) — does NOT apply to Guardian, which Decision Log #42 already resolved separately (snapshotted into ConsentAuditRecord, then deleted, not simple cascade — that safeguarding retention mechanism stays as built, this decision doesn't touch it. REAL MECHANICAL CONSEQUENCE, stated plainly so it isn't rediscovered as a surprise later: cascading Post also cascades away Comment/Like/SavedPost rows written by OTHER, unrelated users on that post — e.g. if User A deletes their account, User B's own comment on User A's post is deleted too, not just User A's content. This is the real blast radius option (a) was flagged with in README.md, accepted here as consistent with the founder's stated principle, not an unexamined side effect. NOT YET IMPLEMENTED: this PR only ships (c). A follow-up backend PR is needed to flip all eleven FKs from RESTRICT to CASCADE (a real migration), and to remove/rework AccountDeletionSweepService's now-obsolete P2003-catch-and-block logic (sweepPendingDeletions currently treats a blocked delete as an expected outcome — once cascade is live, that code path should no longer be reachable and its tests need updating accordingly, not just deleting silently).</w:t>
             </w:r>
           </w:p>
         </w:tc>

--- a/docs/Soccernity_MVP_Build_Plan_v1.7.docx
+++ b/docs/Soccernity_MVP_Build_Plan_v1.7.docx
@@ -11476,7 +11476,7 @@
           </w:tcPr>
           <w:p>
             <w:r>
-              <w:t>Resolved by the founder: option (a), cascade. Soccernity's stated principle: deleting an account removes that user's entire digital footprint from the platform, not a partial erasure — framed explicitly as a safety measure, including for minors, protecting everyone's data and identity. Applies to the eleven tables listed above (Post, Comment, Follow, Like, SavedPost, Notification, Report, Message, LeaderboardEntry, GrassrootsTeam, Result) — does NOT apply to Guardian, which Decision Log #42 already resolved separately (snapshotted into ConsentAuditRecord, then deleted, not simple cascade — that safeguarding retention mechanism stays as built, this decision doesn't touch it. REAL MECHANICAL CONSEQUENCE, stated plainly so it isn't rediscovered as a surprise later: cascading Post also cascades away Comment/Like/SavedPost rows written by OTHER, unrelated users on that post — e.g. if User A deletes their account, User B's own comment on User A's post is deleted too, not just User A's content. This is the real blast radius option (a) was flagged with in README.md, accepted here as consistent with the founder's stated principle, not an unexamined side effect. NOT YET IMPLEMENTED: this PR only ships (c). A follow-up backend PR is needed to flip all eleven FKs from RESTRICT to CASCADE (a real migration), and to remove/rework AccountDeletionSweepService's now-obsolete P2003-catch-and-block logic (sweepPendingDeletions currently treats a blocked delete as an expected outcome — once cascade is live, that code path should no longer be reachable and its tests need updating accordingly, not just deleting silently).</w:t>
+              <w:t>Resolved by the founder: option (a), cascade. Soccernity's stated principle: deleting an account removes that user's entire digital footprint from the platform, not a partial erasure — framed explicitly as a safety measure, including for minors, protecting everyone's data and identity. Applies to the eleven tables listed above (Post, Comment, Follow, Like, SavedPost, Notification, Report, Message, LeaderboardEntry, GrassrootsTeam, Result) — does NOT apply to Guardian, which Decision Log #42 already resolved separately (snapshotted into ConsentAuditRecord, then deleted, not simple cascade — that safeguarding retention mechanism stays as built, this decision doesn't touch it. REAL MECHANICAL CONSEQUENCE, stated plainly so it isn't rediscovered as a surprise later: cascading Post also cascades away Comment/Like/SavedPost rows written by OTHER, unrelated users on that post — e.g. if User A deletes their account, User B's own comment on User A's post is deleted too, not just User A's content. This is the real blast radius option (a) was flagged with in README.md, accepted here as consistent with the founder's stated principle, not an unexamined side effect.IMPLEMENTED (PR #90, sprint-2/account-deletion-cascade): all eleven User-referencing FKs flipped from RESTRICT to CASCADE via a real migration. SECOND-ORDER DISCOVERY made during implementation, not a new policy question: Comment.postId, SavedPost.postId, and Like.postId were ALSO RESTRICT — against Post, not User — which would have silently blocked the cross-user cascade this decision describes the moment any post had another user's comment/like/save on it. Flipped those three to CASCADE too, as the necessary implementation of this one decision, not a separate policy call. Guardian.minorUserId confirmed still RESTRICT, unchanged, verified directly against information_schema.referential_constraints in the live database, not inferred. The cross-user consequence is proven by a real Postgres e2e test: User A's Post is hard-deleted, User B's own Comment/Like/SavedPost on that post are cascaded away too, while User B's own account is explicitly asserted untouched. AccountDeletionSweepService's P2003 catch was reworked, not removed — kept as a defensive fallback for schema drift, recharacterized from an expected/routine path to an investigate-this signal, since blockedUserIds should now stay empty in normal operation. ONE SMALL PIECE DELIBERATELY LEFT UNTOUCHED: Fixture.teamAId/teamBId and Result.fixtureId (GrassrootsTeam's own child tables) remain RESTRICT — not fixed, because GrassrootsModule isn't wired into the app yet (commented out in app.module.ts), so this chain is unreachable in practice today. Flagged for whoever builds GrassrootsModule, not forgotten.</w:t>
             </w:r>
           </w:p>
         </w:tc>

--- a/docs/Soccernity_MVP_Build_Plan_v1.7.docx
+++ b/docs/Soccernity_MVP_Build_Plan_v1.7.docx
@@ -11477,6 +11477,90 @@
           <w:p>
             <w:r>
               <w:t>Resolved by the founder: option (a), cascade. Soccernity's stated principle: deleting an account removes that user's entire digital footprint from the platform, not a partial erasure — framed explicitly as a safety measure, including for minors, protecting everyone's data and identity. Applies to the eleven tables listed above (Post, Comment, Follow, Like, SavedPost, Notification, Report, Message, LeaderboardEntry, GrassrootsTeam, Result) — does NOT apply to Guardian, which Decision Log #42 already resolved separately (snapshotted into ConsentAuditRecord, then deleted, not simple cascade — that safeguarding retention mechanism stays as built, this decision doesn't touch it. REAL MECHANICAL CONSEQUENCE, stated plainly so it isn't rediscovered as a surprise later: cascading Post also cascades away Comment/Like/SavedPost rows written by OTHER, unrelated users on that post — e.g. if User A deletes their account, User B's own comment on User A's post is deleted too, not just User A's content. This is the real blast radius option (a) was flagged with in README.md, accepted here as consistent with the founder's stated principle, not an unexamined side effect.IMPLEMENTED (PR #90, sprint-2/account-deletion-cascade): all eleven User-referencing FKs flipped from RESTRICT to CASCADE via a real migration. SECOND-ORDER DISCOVERY made during implementation, not a new policy question: Comment.postId, SavedPost.postId, and Like.postId were ALSO RESTRICT — against Post, not User — which would have silently blocked the cross-user cascade this decision describes the moment any post had another user's comment/like/save on it. Flipped those three to CASCADE too, as the necessary implementation of this one decision, not a separate policy call. Guardian.minorUserId confirmed still RESTRICT, unchanged, verified directly against information_schema.referential_constraints in the live database, not inferred. The cross-user consequence is proven by a real Postgres e2e test: User A's Post is hard-deleted, User B's own Comment/Like/SavedPost on that post are cascaded away too, while User B's own account is explicitly asserted untouched. AccountDeletionSweepService's P2003 catch was reworked, not removed — kept as a defensive fallback for schema drift, recharacterized from an expected/routine path to an investigate-this signal, since blockedUserIds should now stay empty in normal operation. ONE SMALL PIECE DELIBERATELY LEFT UNTOUCHED: Fixture.teamAId/teamBId and Result.fixtureId (GrassrootsTeam's own child tables) remain RESTRICT — not fixed, because GrassrootsModule isn't wired into the app yet (commented out in app.module.ts), so this chain is unreachable in practice today. Flagged for whoever builds GrassrootsModule, not forgotten.</w:t>
+            </w:r>
+          </w:p>
+        </w:tc>
+      </w:tr>
+      <w:tr>
+        <w:tc>
+          <w:tcPr>
+            <w:tcW w:type="dxa" w:w="500"/>
+          </w:tcPr>
+          <w:p>
+            <w:r>
+              <w:t>46</w:t>
+            </w:r>
+          </w:p>
+        </w:tc>
+        <w:tc>
+          <w:tcPr>
+            <w:tcW w:type="dxa" w:w="4700"/>
+          </w:tcPr>
+          <w:p>
+            <w:r>
+              <w:t>Three Home Page Desktop frames coexist in the Figma file after PR #97: 2631:3951 (original), 5191:6652 (Pass 1 rebuild), and 5204:6728 ("Home Page Desktop — Premium Light (Sprint 2, Pass 2)"). PR #97's report and sprint-2-homepage-rebuild-variables-report.md section 10 left "which one is canonical" open.</w:t>
+            </w:r>
+          </w:p>
+        </w:tc>
+        <w:tc>
+          <w:tcPr>
+            <w:tcW w:type="dxa" w:w="1850"/>
+          </w:tcPr>
+          <w:p>
+            <w:r>
+              <w:t>PR #97 report; sprint-2-homepage-rebuild-variables-report.md; sprint-2/retrofit-light-mode-auth-email</w:t>
+            </w:r>
+          </w:p>
+        </w:tc>
+        <w:tc>
+          <w:tcPr>
+            <w:tcW w:type="dxa" w:w="2300"/>
+          </w:tcPr>
+          <w:p>
+            <w:r>
+              <w:t>Resolved by the founder: 5204:6728 "Home Page Desktop — Premium Light (Sprint 2, Pass 2)" is the canonical homepage design. 2631:3951 and 5191:6652 are preserved for reference/history but are non-canonical; figma-to-code and all future homepage work build from 5204:6728. Its light-mode token conventions are the reference standard for subsequent light-mode retrofits (used as the reference by sprint-2/retrofit-light-mode-auth-email alongside Leaderboard 5171:6633).</w:t>
+            </w:r>
+          </w:p>
+        </w:tc>
+      </w:tr>
+      <w:tr>
+        <w:tc>
+          <w:tcPr>
+            <w:tcW w:type="dxa" w:w="500"/>
+          </w:tcPr>
+          <w:p>
+            <w:r>
+              <w:t>47</w:t>
+            </w:r>
+          </w:p>
+        </w:tc>
+        <w:tc>
+          <w:tcPr>
+            <w:tcW w:type="dxa" w:w="4700"/>
+          </w:tcPr>
+          <w:p>
+            <w:r>
+              <w:t>PR #97's report flagged a naming asymmetry: the design system documents brand/green-tint (12%, in the Brand Guide light-mode frame) but a second undocumented variable brand/green-tint-28 (28% Light / 35% Dark) had accreted as a parallel token, used ad hoc across the Navbar component, Guardian Consent, Leaderboard, Club, Settings and Premium Light homepage frames (~133 bound paints file-wide as of sprint-2/retrofit-light-mode-auth-email). No Brand Guide entry defines a 28% tint.</w:t>
+            </w:r>
+          </w:p>
+        </w:tc>
+        <w:tc>
+          <w:tcPr>
+            <w:tcW w:type="dxa" w:w="1850"/>
+          </w:tcPr>
+          <w:p>
+            <w:r>
+              <w:t>PR #97 report; sprint-2/retrofit-light-mode-auth-email</w:t>
+            </w:r>
+          </w:p>
+        </w:tc>
+        <w:tc>
+          <w:tcPr>
+            <w:tcW w:type="dxa" w:w="2300"/>
+          </w:tcPr>
+          <w:p>
+            <w:r>
+              <w:t>Resolved by the founder: brand/green-tint-28 is NOT a real second design-system token. The single documented card/section-wash token is brand/green-tint at 12% (#7BB9291F). All usages are to be corrected to brand/green-tint and the brand/green-tint-28 variable (VariableID:5098:7071) retired once no paint references it. sprint-2/retrofit-light-mode-auth-email (auth + email + date picker + navbar instances) uses only brand/green-tint and introduced zero new -28 usages; the file-wide rebind of the remaining ~133 pre-existing -28 paints across Navbar/Guardian-Consent/Leaderboard/Club/Settings/Homepage frames + deletion of the variable is a dedicated follow-up figma-design-system cleanup PR, not bundled into the scoped auth/email retrofit.</w:t>
             </w:r>
           </w:p>
         </w:tc>

--- a/docs/Soccernity_MVP_Build_Plan_v1.7.docx
+++ b/docs/Soccernity_MVP_Build_Plan_v1.7.docx
@@ -11561,6 +11561,48 @@
           <w:p>
             <w:r>
               <w:t>Resolved by the founder: brand/green-tint-28 is NOT a real second design-system token. The single documented card/section-wash token is brand/green-tint at 12% (#7BB9291F). All usages are to be corrected to brand/green-tint and the brand/green-tint-28 variable (VariableID:5098:7071) retired once no paint references it. sprint-2/retrofit-light-mode-auth-email (auth + email + date picker + navbar instances) uses only brand/green-tint and introduced zero new -28 usages; the file-wide rebind of the remaining ~133 pre-existing -28 paints across Navbar/Guardian-Consent/Leaderboard/Club/Settings/Homepage frames + deletion of the variable is a dedicated follow-up figma-design-system cleanup PR, not bundled into the scoped auth/email retrofit.</w:t>
+            </w:r>
+          </w:p>
+        </w:tc>
+      </w:tr>
+      <w:tr>
+        <w:tc>
+          <w:tcPr>
+            <w:tcW w:type="dxa" w:w="500"/>
+          </w:tcPr>
+          <w:p>
+            <w:r>
+              <w:t>48</w:t>
+            </w:r>
+          </w:p>
+        </w:tc>
+        <w:tc>
+          <w:tcPr>
+            <w:tcW w:type="dxa" w:w="4700"/>
+          </w:tcPr>
+          <w:p>
+            <w:r>
+              <w:t>PR #100 shipped the five Auth Pages mobile frames (Login/Register/Forgot/Reset/Create Profile) with no navbar, because the "Web app Navbar - Desktop and Mobile" component set (2824:4309) had only 1440px desktop variants (header 4 logged-in, header 7 logged-out) and no mobile variant. Flagged there as a named follow-up.</w:t>
+            </w:r>
+          </w:p>
+        </w:tc>
+        <w:tc>
+          <w:tcPr>
+            <w:tcW w:type="dxa" w:w="1850"/>
+          </w:tcPr>
+          <w:p>
+            <w:r>
+              <w:t>PR #100 report section 4; sprint-2/mobile-navbar-variant</w:t>
+            </w:r>
+          </w:p>
+        </w:tc>
+        <w:tc>
+          <w:tcPr>
+            <w:tcW w:type="dxa" w:w="2300"/>
+          </w:tcPr>
+          <w:p>
+            <w:r>
+              <w:t>Resolved: sprint-2/mobile-navbar-variant added two variants to the same set — Property 1=header 7 — mobile (5386:6575, logged-out) and Property 1=header 4 — mobile (5386:6576, logged-in), single-property naming so they stay paired with the desktop pair (a second "Breakpoint" property was rejected — would have required renaming the existing desktop variants). Built at 428px (the mobile-screen convention already in this file: community mobile 1-5 and Messages mobile window 2/4 are all 428 wide); 64px tall. All fills bound to Soccernity Theme Light tokens (color/background/surface, brand/green, color/text/primary, brand/navy, color/text/on-navy, brand/green-tint 12% — NOT green-tint-28 per Decision Log #47), no new colour, no dark-mode. The full 6-icon nav row + search pill are dropped on mobile (that nav lives in the separate bottom tab bar, Mobile App Nav Icons 2230:4328); logo + search icon + right-side action (Login button logged-out / messages glyph + avatar logged-in) are kept. Applied to all five Auth Pages mobile frames (which are 390px wide — instances resized to 390, navbar auto-layout reflows); same logged-in/out judgment as PR #100's desktop counterparts. Full detail: docs/sprint-2-mobile-navbar-variant-report.md.</w:t>
             </w:r>
           </w:p>
         </w:tc>

--- a/docs/Soccernity_MVP_Build_Plan_v1.7.docx
+++ b/docs/Soccernity_MVP_Build_Plan_v1.7.docx
@@ -11603,6 +11603,258 @@
           <w:p>
             <w:r>
               <w:t>Resolved: sprint-2/mobile-navbar-variant added two variants to the same set — Property 1=header 7 — mobile (5386:6575, logged-out) and Property 1=header 4 — mobile (5386:6576, logged-in), single-property naming so they stay paired with the desktop pair (a second "Breakpoint" property was rejected — would have required renaming the existing desktop variants). Built at 428px (the mobile-screen convention already in this file: community mobile 1-5 and Messages mobile window 2/4 are all 428 wide); 64px tall. All fills bound to Soccernity Theme Light tokens (color/background/surface, brand/green, color/text/primary, brand/navy, color/text/on-navy, brand/green-tint 12% — NOT green-tint-28 per Decision Log #47), no new colour, no dark-mode. The full 6-icon nav row + search pill are dropped on mobile (that nav lives in the separate bottom tab bar, Mobile App Nav Icons 2230:4328); logo + search icon + right-side action (Login button logged-out / messages glyph + avatar logged-in) are kept. Applied to all five Auth Pages mobile frames (which are 390px wide — instances resized to 390, navbar auto-layout reflows); same logged-in/out judgment as PR #100's desktop counterparts. Full detail: docs/sprint-2-mobile-navbar-variant-report.md.</w:t>
+            </w:r>
+          </w:p>
+        </w:tc>
+      </w:tr>
+      <w:tr>
+        <w:tc>
+          <w:tcPr>
+            <w:tcW w:type="dxa" w:w="500"/>
+          </w:tcPr>
+          <w:p>
+            <w:r>
+              <w:t>49</w:t>
+            </w:r>
+          </w:p>
+        </w:tc>
+        <w:tc>
+          <w:tcPr>
+            <w:tcW w:type="dxa" w:w="4700"/>
+          </w:tcPr>
+          <w:p>
+            <w:r>
+              <w:t>The new "Categories" Admin sidebar item uses a hand-drawn 2×2-grid glyph (u:apps); the Admin Panel's sidebar icons otherwise remain a mix of icon libraries (u:*, fi:*, carbon:*, ic:*, clarity:*, akar-icons:*). Separately: the unified "Admin Shell" (top bar + sidebar) was applied as a cloned + grouped layer per screen, not as a single Figma component with instances.</w:t>
+            </w:r>
+          </w:p>
+        </w:tc>
+        <w:tc>
+          <w:tcPr>
+            <w:tcW w:type="dxa" w:w="1850"/>
+          </w:tcPr>
+          <w:p>
+            <w:r>
+              <w:t>PR sprint-2/admin-panel-shell-unification report §3, §8</w:t>
+            </w:r>
+          </w:p>
+        </w:tc>
+        <w:tc>
+          <w:tcPr>
+            <w:tcW w:type="dxa" w:w="2300"/>
+          </w:tcPr>
+          <w:p>
+            <w:r>
+              <w:t>Open — Categories icon accepted as interim. Admin Panel icon-library standardisation still open (flagged by every prior retrofit round). Converting the Admin Shell into a real component/instance set recommended as a follow-up, deferred here.</w:t>
+            </w:r>
+          </w:p>
+        </w:tc>
+      </w:tr>
+      <w:tr>
+        <w:tc>
+          <w:tcPr>
+            <w:tcW w:type="dxa" w:w="500"/>
+          </w:tcPr>
+          <w:p>
+            <w:r>
+              <w:t>50</w:t>
+            </w:r>
+          </w:p>
+        </w:tc>
+        <w:tc>
+          <w:tcPr>
+            <w:tcW w:type="dxa" w:w="4700"/>
+          </w:tcPr>
+          <w:p>
+            <w:r>
+              <w:t>Unified shell vertical placement on the 1024-tall Phase 2 Admin frames: the shell top bar was placed at y 95 (vs the Contest reference frame's y 186) so it clears each screen's content without shifting content down or resizing frames. Consequence: slightly tighter top-bar-to-title spacing than the Contest reference.</w:t>
+            </w:r>
+          </w:p>
+        </w:tc>
+        <w:tc>
+          <w:tcPr>
+            <w:tcW w:type="dxa" w:w="1850"/>
+          </w:tcPr>
+          <w:p>
+            <w:r>
+              <w:t>PR sprint-2/admin-panel-shell-unification report §4, §8</w:t>
+            </w:r>
+          </w:p>
+        </w:tc>
+        <w:tc>
+          <w:tcPr>
+            <w:tcW w:type="dxa" w:w="2300"/>
+          </w:tcPr>
+          <w:p>
+            <w:r>
+              <w:t>Open — normalise all Admin Panel frames to 1184 tall and shift content, or accept the y-95 adaptation as canon.</w:t>
+            </w:r>
+          </w:p>
+        </w:tc>
+      </w:tr>
+      <w:tr>
+        <w:tc>
+          <w:tcPr>
+            <w:tcW w:type="dxa" w:w="500"/>
+          </w:tcPr>
+          <w:p>
+            <w:r>
+              <w:t>51</w:t>
+            </w:r>
+          </w:p>
+        </w:tc>
+        <w:tc>
+          <w:tcPr>
+            <w:tcW w:type="dxa" w:w="4700"/>
+          </w:tcPr>
+          <w:p>
+            <w:r>
+              <w:t>Per-screen top-bar primary-action labels on the unified Admin shell (Create Article, Add Media, Add Role, Save Category, Save Role, Save Changes, Publish Post, Schedule Task, Add Member, etc.); the top-bar button was removed entirely on Dashboard and Media Preview (no primary action) and Users gained an "Add Member" button it previously lacked.</w:t>
+            </w:r>
+          </w:p>
+        </w:tc>
+        <w:tc>
+          <w:tcPr>
+            <w:tcW w:type="dxa" w:w="1850"/>
+          </w:tcPr>
+          <w:p>
+            <w:r>
+              <w:t>PR sprint-2/admin-panel-shell-unification report §4, §8</w:t>
+            </w:r>
+          </w:p>
+        </w:tc>
+        <w:tc>
+          <w:tcPr>
+            <w:tcW w:type="dxa" w:w="2300"/>
+          </w:tcPr>
+          <w:p>
+            <w:r>
+              <w:t>Open — confirm the per-screen labels, and confirm whether form/sub-screens should carry a top-bar action at all when they already have an in-content submit button.</w:t>
+            </w:r>
+          </w:p>
+        </w:tc>
+      </w:tr>
+      <w:tr>
+        <w:tc>
+          <w:tcPr>
+            <w:tcW w:type="dxa" w:w="500"/>
+          </w:tcPr>
+          <w:p>
+            <w:r>
+              <w:t>52</w:t>
+            </w:r>
+          </w:p>
+        </w:tc>
+        <w:tc>
+          <w:tcPr>
+            <w:tcW w:type="dxa" w:w="4700"/>
+          </w:tcPr>
+          <w:p>
+            <w:r>
+              <w:t>Admin Panel content areas are still not light-mode-retrofitted. PR #99 (round-2 retrofit) explicitly deferred the Admin Panel; this PR unified the shell only. Content layers across all 15 + the 9 new screens still carry #4F46E5/#3539DF indigo buttons, #1E1E1E, #FF0000 reds, #000000 table text and unbound page titles. Re-surfaces the standing "no color/action/destructive token" question (3 distinct reds file-wide) — the Phase 3 delete confirmations use navy "Delete" buttons because no destructive token exists and non-negotiable #3 forbids inventing a red.</w:t>
+            </w:r>
+          </w:p>
+        </w:tc>
+        <w:tc>
+          <w:tcPr>
+            <w:tcW w:type="dxa" w:w="1850"/>
+          </w:tcPr>
+          <w:p>
+            <w:r>
+              <w:t>PR sprint-2/admin-panel-shell-unification report §4.2, §8; PR #99 report</w:t>
+            </w:r>
+          </w:p>
+        </w:tc>
+        <w:tc>
+          <w:tcPr>
+            <w:tcW w:type="dxa" w:w="2300"/>
+          </w:tcPr>
+          <w:p>
+            <w:r>
+              <w:t>Open — needs a dedicated "Admin Panel content light-mode retrofit" task; destructive-colour-token question unresolved.</w:t>
+            </w:r>
+          </w:p>
+        </w:tc>
+      </w:tr>
+      <w:tr>
+        <w:tc>
+          <w:tcPr>
+            <w:tcW w:type="dxa" w:w="500"/>
+          </w:tcPr>
+          <w:p>
+            <w:r>
+              <w:t>53</w:t>
+            </w:r>
+          </w:p>
+        </w:tc>
+        <w:tc>
+          <w:tcPr>
+            <w:tcW w:type="dxa" w:w="4700"/>
+          </w:tcPr>
+          <w:p>
+            <w:r>
+              <w:t>The reused "Calendar for scheduled task" component (2365:2033), instanced on the new Contest — Schedule Task screen as instructed, is not token-bound: ~54 internal paints (month/year heading, weekday labels, day numbers, #E4E5E7 grid lines, #7E818C muted text, a #0F2552 heading) are unbound / off-palette. Any screen instancing it inherits those paints.</w:t>
+            </w:r>
+          </w:p>
+        </w:tc>
+        <w:tc>
+          <w:tcPr>
+            <w:tcW w:type="dxa" w:w="1850"/>
+          </w:tcPr>
+          <w:p>
+            <w:r>
+              <w:t>PR sprint-2/admin-panel-shell-unification report §6.3, §8</w:t>
+            </w:r>
+          </w:p>
+        </w:tc>
+        <w:tc>
+          <w:tcPr>
+            <w:tcW w:type="dxa" w:w="2300"/>
+          </w:tcPr>
+          <w:p>
+            <w:r>
+              <w:t>Open — the calendar component needs its own token-retrofit pass.</w:t>
+            </w:r>
+          </w:p>
+        </w:tc>
+      </w:tr>
+      <w:tr>
+        <w:tc>
+          <w:tcPr>
+            <w:tcW w:type="dxa" w:w="500"/>
+          </w:tcPr>
+          <w:p>
+            <w:r>
+              <w:t>54</w:t>
+            </w:r>
+          </w:p>
+        </w:tc>
+        <w:tc>
+          <w:tcPr>
+            <w:tcW w:type="dxa" w:w="4700"/>
+          </w:tcPr>
+          <w:p>
+            <w:r>
+              <w:t>The new "Admin Profile" screen (Full name / Email / Role / Phone, plus "Edit Profile" and "Change Password" affordances) implies an admin-account data model that does not exist in Build Plan Section 3/4. The closest existing concept is User + the member-facing POST /auth/change-password / account-lifecycle routes, which are not an admin-console concept.</w:t>
+            </w:r>
+          </w:p>
+        </w:tc>
+        <w:tc>
+          <w:tcPr>
+            <w:tcW w:type="dxa" w:w="1850"/>
+          </w:tcPr>
+          <w:p>
+            <w:r>
+              <w:t>PR sprint-2/admin-panel-shell-unification report §6.1, §8</w:t>
+            </w:r>
+          </w:p>
+        </w:tc>
+        <w:tc>
+          <w:tcPr>
+            <w:tcW w:type="dxa" w:w="2300"/>
+          </w:tcPr>
+          <w:p>
+            <w:r>
+              <w:t>Open — does the Admin Console get its own account entity, or reuse User with a role check? Not a design-token question; flagged for founder/backend.</w:t>
             </w:r>
           </w:p>
         </w:tc>

--- a/docs/Soccernity_MVP_Build_Plan_v1.7.docx
+++ b/docs/Soccernity_MVP_Build_Plan_v1.7.docx
@@ -11750,7 +11750,7 @@
           </w:tcPr>
           <w:p>
             <w:r>
-              <w:t>Admin Panel content areas are still not light-mode-retrofitted. PR #99 (round-2 retrofit) explicitly deferred the Admin Panel; this PR unified the shell only. Content layers across all 15 + the 9 new screens still carry #4F46E5/#3539DF indigo buttons, #1E1E1E, #FF0000 reds, #000000 table text and unbound page titles. Re-surfaces the standing "no color/action/destructive token" question (3 distinct reds file-wide) — the Phase 3 delete confirmations use navy "Delete" buttons because no destructive token exists and non-negotiable #3 forbids inventing a red.</w:t>
+              <w:t>Admin Panel content areas are still not light-mode-retrofitted. PR #99 (round-2 retrofit) explicitly deferred the Admin Panel; this PR unified the shell only. Content layers across all 15 + the 9 new screens still carry #3539df indigo buttons (an earlier draft mis-listed #4F46E5), #1E1E1E, #FF0000 reds, #000000 table text and unbound page titles. Re-surfaces the standing "no color/action/destructive token" question (3 distinct reds file-wide) — the Phase 3 delete confirmations use navy "Delete" buttons because no destructive token exists and non-negotiable #3 forbids inventing a red.</w:t>
             </w:r>
           </w:p>
         </w:tc>
@@ -11770,7 +11770,7 @@
           </w:tcPr>
           <w:p>
             <w:r>
-              <w:t>Open — needs a dedicated "Admin Panel content light-mode retrofit" task; destructive-colour-token question unresolved.</w:t>
+              <w:t>Partially resolved (fix-up commit on PR #102): the button subset of the off-navy / indigo problem is fixed — all 12 in-content submit/upload buttons across 9 Admin screens (#3539df pills) rebound to brand/navy with color/text/on-navy labels. Scan found only #3539df in use (no #4F46E5 / #034694 on any Admin frame). Still open: the rest of the Admin Panel content retrofit — #3539df action-icon strokes (Media / Media Preview / Users / Dashboard chart line), #1E1E1E card fill, #FF0000/#FF0808 reds, #000000 table body text, and unbound content page-titles — plus the standing "no color/action/destructive token" question.</w:t>
             </w:r>
           </w:p>
         </w:tc>

--- a/docs/Soccernity_MVP_Build_Plan_v1.7.docx
+++ b/docs/Soccernity_MVP_Build_Plan_v1.7.docx
@@ -11855,6 +11855,52 @@
           <w:p>
             <w:r>
               <w:t>Open — does the Admin Console get its own account entity, or reuse User with a role check? Not a design-token question; flagged for founder/backend.</w:t>
+            </w:r>
+          </w:p>
+        </w:tc>
+      </w:tr>
+      <w:tr>
+        <w:tc>
+          <w:tcPr>
+            <w:tcW w:type="dxa" w:w="500"/>
+          </w:tcPr>
+          <w:p>
+            <w:r/>
+            <w:r>
+              <w:t>55</w:t>
+            </w:r>
+          </w:p>
+        </w:tc>
+        <w:tc>
+          <w:tcPr>
+            <w:tcW w:type="dxa" w:w="4700"/>
+          </w:tcPr>
+          <w:p>
+            <w:r/>
+            <w:r>
+              <w:t>Third-party sign-in (Google / Apple / Facebook) on Login &amp; Register (desktop + mobile). Placement relative to the email/password form, visual hierarchy between the two auth paths, and the order of the three providers.</w:t>
+            </w:r>
+          </w:p>
+        </w:tc>
+        <w:tc>
+          <w:tcPr>
+            <w:tcW w:type="dxa" w:w="1850"/>
+          </w:tcPr>
+          <w:p>
+            <w:r/>
+            <w:r>
+              <w:t>sprint-2/auth-social-signin report section 7</w:t>
+            </w:r>
+          </w:p>
+        </w:tc>
+        <w:tc>
+          <w:tcPr>
+            <w:tcW w:type="dxa" w:w="2300"/>
+          </w:tcPr>
+          <w:p>
+            <w:r/>
+            <w:r>
+              <w:t>Resolved (design only — backend/OAuth wiring is a separate future task). Social sign-in sits BELOW the email/password form and its primary submit button, under an "Or continue with" divider; email/password stays the visually primary path (solid brand/navy CTA), the three provider buttons are secondary-style (white color/background/surface fill, 1px color/icon/inactive border). Provider order top-to-bottom: Google, Apple, Facebook — identical on all four frames; Apple is not buried because App Store review requires "Sign in with Apple" wherever other third-party sign-in is offered. Provider marks follow each provider's own brand guidelines (multicolour Google G, black Apple mark, Facebook blue) — a disclosed exception to brand non-negotiable #3, same category as the undraw illustration and club crests. Reused in-file Facebook asset uses the older #3C5A9A blue, left as-is pending the OAuth pass. FOR THE OAUTH-WIRING TASK: Apple's HIG has specific "Sign in with Apple" button styling/sizing/localisation rules for production; this mock uses one unified button treatment for all three providers — whether the production Apple button must diverge is an open question for that task.</w:t>
             </w:r>
           </w:p>
         </w:tc>

--- a/docs/Soccernity_MVP_Build_Plan_v1.7.docx
+++ b/docs/Soccernity_MVP_Build_Plan_v1.7.docx
@@ -11097,6 +11097,9 @@
             <w:r>
               <w:t>Implemented as described — phone field addition and all four disabled fields flagged in code comments; pending founder confirmation on whether Bio/Location/Preferred-Club-write/DOB-edit should get real backend fields in a future sprint</w:t>
             </w:r>
+            <w:r>
+              <w:t xml:space="preserve">  //  SEE ALSO Decision Log #58 (the Create Profile SCREEN as a whole — every field on it is unbacked or duplicative; keep/rebuild/deprecate is a separate open founder decision).</w:t>
+            </w:r>
           </w:p>
         </w:tc>
       </w:tr>
@@ -11394,6 +11397,9 @@
               <w:br/>
               <w:t>NIGERIA (NDPA) CROSS-CHECK, now fully resolved: founder research confirmed consent VALIDITY needs no separate NDPA expiry timer (matches Decision Log #8/#10's existing approach, no change needed). On the separate question of a guardian-initiated withdrawal path: founder decision is that no dedicated withdrawal/revoke endpoint is needed — POST /auth/delete-account (whoever controls the account invokes it) IS the withdrawal mechanism for both jurisdictions, following this entry's same 30-day-grace + hard-delete + 6-month separately-retained-consent-record model uniformly, not a UK-vs-Nigeria split. See Decision Log #43 — closed, not needed, same founder call. One residual note, not a blocker: this assumes whoever initiates account deletion (which today can be the minor's own authenticated session, not necessarily the guardian) satisfies NDPA's guardian-withdrawal-notice requirement — that equivalence hasn't been separately confirmed with counsel, but is accepted here as the founder's considered call, not an oversight.</w:t>
             </w:r>
+            <w:r>
+              <w:t xml:space="preserve">  //  SEE ALSO Decision Log #59 (the account-deletion-requested notification email, designed in sprint-2/retrofit-screen-build-auth-email so the 30-day grace period this entry describes is actually surfaced to the user).</w:t>
+            </w:r>
           </w:p>
         </w:tc>
       </w:tr>
@@ -11902,6 +11908,190 @@
             <w:r>
               <w:t>Resolved (design only — backend/OAuth wiring is a separate future task). Social sign-in sits BELOW the email/password form and its primary submit button, under an "Or continue with" divider; email/password stays the visually primary path (solid brand/navy CTA), the three provider buttons are secondary-style (white color/background/surface fill, 1px color/icon/inactive border). Provider order top-to-bottom: Google, Apple, Facebook — identical on all four frames; Apple is not buried because App Store review requires "Sign in with Apple" wherever other third-party sign-in is offered. Provider marks follow each provider's own brand guidelines (multicolour Google G, black Apple mark, Facebook blue) — a disclosed exception to brand non-negotiable #3, same category as the undraw illustration and club crests. Reused in-file Facebook asset uses the older #3C5A9A blue, left as-is pending the OAuth pass. FOR THE OAUTH-WIRING TASK: Apple's HIG has specific "Sign in with Apple" button styling/sizing/localisation rules for production; this mock uses one unified button treatment for all three providers — whether the production Apple button must diverge is an open question for that task.</w:t>
             </w:r>
+          </w:p>
+        </w:tc>
+      </w:tr>
+      <w:tr>
+        <w:tc>
+          <w:tcPr>
+            <w:tcW w:type="dxa" w:w="500"/>
+          </w:tcPr>
+          <w:p>
+            <w:r>
+              <w:t>56</w:t>
+            </w:r>
+            <w:r/>
+          </w:p>
+        </w:tc>
+        <w:tc>
+          <w:tcPr>
+            <w:tcW w:type="dxa" w:w="4700"/>
+          </w:tcPr>
+          <w:p>
+            <w:r>
+              <w:t>Email-verification email delivery mechanism: magic-link vs one-time code. The shipped frontend (VerifyEmailPage.tsx) and the Verify Email landing screens read a ?token= link; the analogous guardian-consent email (Section 8.3 says “link”) and the password-reset email are both link-based. registration-email.service.ts's current inline body renders a “verification code” instead — that file's own comment marks its bodies as “minimal, functional … not final”.</w:t>
+            </w:r>
+            <w:r/>
+          </w:p>
+        </w:tc>
+        <w:tc>
+          <w:tcPr>
+            <w:tcW w:type="dxa" w:w="1850"/>
+          </w:tcPr>
+          <w:p>
+            <w:r>
+              <w:t>sprint-2/retrofit-screen-build-auth-email report §1A/1F; services/api/.../registration-email.service.ts; apps/web VerifyEmailPage.tsx</w:t>
+            </w:r>
+            <w:r/>
+          </w:p>
+        </w:tc>
+        <w:tc>
+          <w:tcPr>
+            <w:tcW w:type="dxa" w:w="2300"/>
+          </w:tcPr>
+          <w:p>
+            <w:r>
+              <w:t>Resolved (design): the “Verify your email” email (Figma 5439:7053) is designed link-based — a CTA button to /verify-email?token=… plus a plaintext fallback URL, matching the shipped frontend and the guardian-consent email. Backend action, not blocking: reconcile registration-email.service.ts's placeholder body from “code” to a link when the real Postmark account is wired (Decision Log #17). Copy states the real 48-hour TTL (DEFAULT_EMAIL_VERIFICATION_TTL_MS).</w:t>
+            </w:r>
+            <w:r/>
+          </w:p>
+        </w:tc>
+      </w:tr>
+      <w:tr>
+        <w:tc>
+          <w:tcPr>
+            <w:tcW w:type="dxa" w:w="500"/>
+          </w:tcPr>
+          <w:p>
+            <w:r>
+              <w:t>57</w:t>
+            </w:r>
+            <w:r/>
+          </w:p>
+        </w:tc>
+        <w:tc>
+          <w:tcPr>
+            <w:tcW w:type="dxa" w:w="4700"/>
+          </w:tcPr>
+          <w:p>
+            <w:r>
+              <w:t>Visual treatment for the age-gate rejection screen. Decision Log #19 hard-blocks signup below age 5 (AgeGateStep.tsx MINIMUM_SIGNUP_AGE); Sprint D's guardian-consent screens report (item 6) designed the six consent screens but deferred the below-minimum-age rejection screen to figma-design-system, because a rejection/denial screen seemed to need an error colour and non-negotiable #3 forbids inventing one.</w:t>
+            </w:r>
+            <w:r/>
+          </w:p>
+        </w:tc>
+        <w:tc>
+          <w:tcPr>
+            <w:tcW w:type="dxa" w:w="1850"/>
+          </w:tcPr>
+          <w:p>
+            <w:r>
+              <w:t>sprint-2/retrofit-screen-build-auth-email report §1B; Sprint D guardian-consent screens report item 6; Decision Log #19</w:t>
+            </w:r>
+            <w:r/>
+          </w:p>
+        </w:tc>
+        <w:tc>
+          <w:tcPr>
+            <w:tcW w:type="dxa" w:w="2300"/>
+          </w:tcPr>
+          <w:p>
+            <w:r>
+              <w:t>Resolved: no new colour. The rejection screen is a calm, non-error INFORMATIONAL state (“Soccernity isn't for you just yet — come back when you're older”), using the existing brand/navy + white/off-white treatment, with a navy button rather than the bright-green “go” CTA. It is not framed as an error or a denial. The two-colour palette rule holds. Screen built: “Guardian Consent — 1a Age Gate — Below Minimum Age” (Figma 5464:7077), in the Guardian Consent section adjacent to the Age Gate.</w:t>
+            </w:r>
+            <w:r/>
+          </w:p>
+        </w:tc>
+      </w:tr>
+      <w:tr>
+        <w:tc>
+          <w:tcPr>
+            <w:tcW w:type="dxa" w:w="500"/>
+          </w:tcPr>
+          <w:p>
+            <w:r>
+              <w:t>58</w:t>
+            </w:r>
+            <w:r/>
+          </w:p>
+        </w:tc>
+        <w:tc>
+          <w:tcPr>
+            <w:tcW w:type="dxa" w:w="4700"/>
+          </w:tcPr>
+          <w:p>
+            <w:r>
+              <w:t>“Create Profile” screen (Figma 1498:2303 desktop / 1629:2449 mobile) — keep, rebuild, or deprecate. Every field on it is either unbacked or a duplicate of another signup step: Username and Add-a-Profile-Picture have no column on User and no endpoint; Bio and Location have no column; Date of Birth is deliberately excluded from PATCH /users/:id server-side (could flip isMinor) and is already captured at the Age Gate / Register; Full Name duplicates Register; Preferred Club's clubAffiliationId exists on the schema but no endpoint writes it (club membership goes through the Club Picker step / POST /clubs/:id/join). CLAUDE.md's own “Create Profile investigated, not built” analysis already reached this conclusion.</w:t>
+            </w:r>
+            <w:r/>
+          </w:p>
+        </w:tc>
+        <w:tc>
+          <w:tcPr>
+            <w:tcW w:type="dxa" w:w="1850"/>
+          </w:tcPr>
+          <w:p>
+            <w:r>
+              <w:t>sprint-2/retrofit-screen-build-auth-email report §3B; Decision Log #35; CLAUDE.md</w:t>
+            </w:r>
+            <w:r/>
+          </w:p>
+        </w:tc>
+        <w:tc>
+          <w:tcPr>
+            <w:tcW w:type="dxa" w:w="2300"/>
+          </w:tcPr>
+          <w:p>
+            <w:r>
+              <w:t>Open — founder product + data-model decision, not made in this pass. Two options: (a) formally mark the Create Profile screen non-canonical / deprecate it — the real signup flow is Age Gate → Guardian Details (if minor) → Register → Verify Email → Club Picker, which already collects everything the backend accepts; or (b) commit to the Section 3 additions (username / avatar / bio / location columns + endpoints) and have the screen rebuilt against a real spec. The screen was deliberately NOT redesigned in this pass because inventing a frontend for fields the data model doesn't support is exactly the kind of unilateral scope decision this project's gap-analysis history warns against.</w:t>
+            </w:r>
+            <w:r/>
+          </w:p>
+        </w:tc>
+      </w:tr>
+      <w:tr>
+        <w:tc>
+          <w:tcPr>
+            <w:tcW w:type="dxa" w:w="500"/>
+          </w:tcPr>
+          <w:p>
+            <w:r>
+              <w:t>59</w:t>
+            </w:r>
+            <w:r/>
+          </w:p>
+        </w:tc>
+        <w:tc>
+          <w:tcPr>
+            <w:tcW w:type="dxa" w:w="4700"/>
+          </w:tcPr>
+          <w:p>
+            <w:r>
+              <w:t>Account-deletion-requested notification email. Decision Log #42 resolved that POST /auth/delete-account gives a 30-day grace period before hard deletion, explicitly “to allow recovery from an accidental or coerced deletion request” — which in practice requires emailing the account holder when the request is made. No such email template existed, and Section 4 defines no such send.</w:t>
+            </w:r>
+            <w:r/>
+          </w:p>
+        </w:tc>
+        <w:tc>
+          <w:tcPr>
+            <w:tcW w:type="dxa" w:w="1850"/>
+          </w:tcPr>
+          <w:p>
+            <w:r>
+              <w:t>sprint-2/retrofit-screen-build-auth-email report §1E; Decision Log #42</w:t>
+            </w:r>
+            <w:r/>
+          </w:p>
+        </w:tc>
+        <w:tc>
+          <w:tcPr>
+            <w:tcW w:type="dxa" w:w="2300"/>
+          </w:tcPr>
+          <w:p>
+            <w:r>
+              <w:t>Resolved (design): “Success email - account deletion requested” (Figma 5439:7074) + title head (5435:8134) built in the Email Template section. Copy states the 30-day window and that signing back in within it cancels the request (matching reactivateAccount / the pending_deletion model). No backend send is wired yet — same status as the five other unwired templates (account-created welcome, both password-change emails, both admin/moderator emails); whether/when it fires is a backend/product action, not blocking this design.</w:t>
+            </w:r>
+            <w:r/>
           </w:p>
         </w:tc>
       </w:tr>

--- a/docs/Soccernity_MVP_Build_Plan_v1.7.docx
+++ b/docs/Soccernity_MVP_Build_Plan_v1.7.docx
@@ -11055,6 +11055,9 @@
             <w:r>
               <w:t>Implemented as described (route split; both gaps flagged in code comments) — pending founder confirmation, particularly whether a consent-token lookup endpoint and a decline endpoint should be built</w:t>
             </w:r>
+            <w:r>
+              <w:t xml:space="preserve">  //  SEE ALSO: sprint-2/retrofit-screen-build-guardian-consent designed the full decline path on the DESIGN side (guardian 'decision recorded' screens 7/8, minor rejection notice screen 9 with a Resend button, decline email to the minor). The screens deliberately model 'decision recorded' without asserting a decline/reject endpoint — the backend question here (build a decline endpoint? build the consent-token summary lookup?) is still open and unchanged by that Figma pass.</w:t>
+            </w:r>
           </w:p>
         </w:tc>
       </w:tr>
@@ -12090,6 +12093,52 @@
           <w:p>
             <w:r>
               <w:t>Resolved (design): “Success email - account deletion requested” (Figma 5439:7074) + title head (5435:8134) built in the Email Template section. Copy states the 30-day window and that signing back in within it cancels the request (matching reactivateAccount / the pending_deletion model). No backend send is wired yet — same status as the five other unwired templates (account-created welcome, both password-change emails, both admin/moderator emails); whether/when it fires is a backend/product action, not blocking this design.</w:t>
+            </w:r>
+            <w:r/>
+          </w:p>
+        </w:tc>
+      </w:tr>
+      <w:tr>
+        <w:tc>
+          <w:tcPr>
+            <w:tcW w:type="dxa" w:w="500"/>
+          </w:tcPr>
+          <w:p>
+            <w:r>
+              <w:t>60</w:t>
+            </w:r>
+            <w:r/>
+          </w:p>
+        </w:tc>
+        <w:tc>
+          <w:tcPr>
+            <w:tcW w:type="dxa" w:w="4700"/>
+          </w:tcPr>
+          <w:p>
+            <w:r>
+              <w:t>Changing the guardian's email address while consent is still pending — does it edit the existing pending request in place, or restart the guardian-consent flow from scratch? PR #104's audit flagged that a minor needs a way to fix a wrong guardian email; the standalone "Change Guardian Email" screen (Figma 5498:7164 / 5501:8536, built in sprint-2/retrofit-screen-build-guardian-consent) forces this question because it has to tell the user what will happen when they submit.</w:t>
+            </w:r>
+            <w:r/>
+          </w:p>
+        </w:tc>
+        <w:tc>
+          <w:tcPr>
+            <w:tcW w:type="dxa" w:w="1850"/>
+          </w:tcPr>
+          <w:p>
+            <w:r>
+              <w:t>sprint-2/retrofit-screen-build-guardian-consent report; Figma 5498:7164; Decision Log #34, #42</w:t>
+            </w:r>
+            <w:r/>
+          </w:p>
+        </w:tc>
+        <w:tc>
+          <w:tcPr>
+            <w:tcW w:type="dxa" w:w="2300"/>
+          </w:tcPr>
+          <w:p>
+            <w:r>
+              <w:t>Resolved (design): submitting a new guardian email RESTARTS the flow from scratch. The account returns to a pending state, the existing/old approval token is invalidated (the previous link stops working), and a fresh single-use request is sent to the new address. The guardian at the new address must approve before the account unlocks. The screen states all of this explicitly in a notice panel BEFORE the user submits. Rationale: a recorded consent (or a pending request) is tied to a specific guardian at a specific address — silently repointing it at a new address would mean the recorded/requested consent no longer corresponds to who was actually asked. Backend (not built in this Figma-only pass, flagged for when backend work resumes): a change-guardian-email endpoint that invalidates the old Guardian.consentToken, sets consentStatus back to pending, updates Guardian.email, and triggers a new consent email.</w:t>
             </w:r>
             <w:r/>
           </w:p>

--- a/docs/Soccernity_MVP_Build_Plan_v1.7.docx
+++ b/docs/Soccernity_MVP_Build_Plan_v1.7.docx
@@ -12046,7 +12046,7 @@
           </w:tcPr>
           <w:p>
             <w:r>
-              <w:t>Open — founder product + data-model decision, not made in this pass. Two options: (a) formally mark the Create Profile screen non-canonical / deprecate it — the real signup flow is Age Gate → Guardian Details (if minor) → Register → Verify Email → Club Picker, which already collects everything the backend accepts; or (b) commit to the Section 3 additions (username / avatar / bio / location columns + endpoints) and have the screen rebuilt against a real spec. The screen was deliberately NOT redesigned in this pass because inventing a frontend for fields the data model doesn't support is exactly the kind of unilateral scope decision this project's gap-analysis history warns against.</w:t>
+              <w:t>Resolved (option b) — founder decision. All four flagged fields stay on the Create Profile screen exactly as designed; none are removed or redesigned, and no Figma or application-code change was required in this pass (the fields already exist on the screen). Founder confirms: (1) username is DISTINCT from displayName (the schema's only name field, used as “full name” throughout the app) and is NOT duplicative — it stays; (2) avatar stays; (3) bio stays; (4) location stays. Each of the four is now logged as an open BACKEND REQUIREMENT to be picked up when backend work resumes (backend is currently paused): new User.username column; new User avatar column + image storage; new User.bio column; new User.location column — plus the PATCH /users/:id (or a dedicated create-profile) endpoint support to write them. Tracked in the “Backend requirements parked until backend work resumes” list in CLAUDE.md. Option (a) (deprecate the screen) is explicitly rejected. Closed by sprint-2/close-decision-log-58 (docs only).</w:t>
             </w:r>
             <w:r/>
           </w:p>

--- a/docs/Soccernity_MVP_Build_Plan_v1.7.docx
+++ b/docs/Soccernity_MVP_Build_Plan_v1.7.docx
@@ -12141,6 +12141,174 @@
               <w:t>Resolved (design): submitting a new guardian email RESTARTS the flow from scratch. The account returns to a pending state, the existing/old approval token is invalidated (the previous link stops working), and a fresh single-use request is sent to the new address. The guardian at the new address must approve before the account unlocks. The screen states all of this explicitly in a notice panel BEFORE the user submits. Rationale: a recorded consent (or a pending request) is tied to a specific guardian at a specific address — silently repointing it at a new address would mean the recorded/requested consent no longer corresponds to who was actually asked. Backend (not built in this Figma-only pass, flagged for when backend work resumes): a change-guardian-email endpoint that invalidates the old Guardian.consentToken, sets consentStatus back to pending, updates Guardian.email, and triggers a new consent email.</w:t>
             </w:r>
             <w:r/>
+          </w:p>
+        </w:tc>
+      </w:tr>
+      <w:tr>
+        <w:tc>
+          <w:tcPr>
+            <w:tcW w:type="dxa" w:w="500"/>
+          </w:tcPr>
+          <w:p>
+            <w:r>
+              <w:t>61</w:t>
+            </w:r>
+          </w:p>
+        </w:tc>
+        <w:tc>
+          <w:tcPr>
+            <w:tcW w:type="dxa" w:w="4700"/>
+          </w:tcPr>
+          <w:p>
+            <w:r>
+              <w:t>Leaderboard — Contest-type competition tab: how the three monthly phases render, and how “no particular order” and ties are represented.</w:t>
+            </w:r>
+          </w:p>
+        </w:tc>
+        <w:tc>
+          <w:tcPr>
+            <w:tcW w:type="dxa" w:w="1850"/>
+          </w:tcPr>
+          <w:p>
+            <w:r>
+              <w:t>sprint-2/retrofit-screen-build-guardian-email-home-contest report §Homepage/Leaderboard; Figma 5524:7188 / 5524:7512 / 5524:7836; Leaderboard design report §3</w:t>
+            </w:r>
+          </w:p>
+        </w:tc>
+        <w:tc>
+          <w:tcPr>
+            <w:tcW w:type="dxa" w:w="2300"/>
+          </w:tcPr>
+          <w:p>
+            <w:r>
+              <w:t>Resolved (design). The Contest tab is COMPETITION = “Contest” in the existing filter bar (no new control); TIME PERIOD is relabelled This month / Past months for this competition type. Three states, one per calendar-month phase: (1) PENDING (weeks 1–3, 5524:7188) — a centred empty-state card, week-progress chips, and the “View this week’s contest ›” connector, since weekly winners are still being decided on the Contest page; (2) LIVE — LEVEL 1 FINAL (week 4, 5524:7512) — every weekly winner listed with a persistent “LEVEL 1 FINAL · LIVE” banner; (3) CROWNED (end of week 4, 5524:7836) — the month’s overall top 3. JUDGMENT CALLS: (a) the brief’s “listed in no particular order” live state is rendered as a genuinely RANKED list plus a persistent LIVE banner and a “Live order — positions move… only fixed when the final closes” note — a RANK column that is literally unordered reads as a bug; (b) the finalist count is treated as DYNAMIC (“9 weekly winners so far — this number varies month to month”), never hard-coded, because ties in a weekly top 3 or a thin week change it; (c) ties in a weekly/monthly top 3 render as two rows carrying the same ordinal text pill (“1st · Monthly winner”) — there is no podium graphic and no trophy/medal iconography (Leaderboard rule; Build Plan 2.2, rewards economy is Phase 2), so a tie needs no special split. The underlying points model is still unbacked (Decision Log — Leaderboard points question, unchanged); figma-to-code must not build the Contest tab until a Contest scoring/handoff model is specced. Founder-blocked for wiring.</w:t>
+            </w:r>
+          </w:p>
+        </w:tc>
+      </w:tr>
+      <w:tr>
+        <w:tc>
+          <w:tcPr>
+            <w:tcW w:type="dxa" w:w="500"/>
+          </w:tcPr>
+          <w:p>
+            <w:r>
+              <w:t>62</w:t>
+            </w:r>
+          </w:p>
+        </w:tc>
+        <w:tc>
+          <w:tcPr>
+            <w:tcW w:type="dxa" w:w="4700"/>
+          </w:tcPr>
+          <w:p>
+            <w:r>
+              <w:t>Guardian-consent link lifetime stated in UI copy — which number, given the code value is itself provisional.</w:t>
+            </w:r>
+          </w:p>
+        </w:tc>
+        <w:tc>
+          <w:tcPr>
+            <w:tcW w:type="dxa" w:w="1850"/>
+          </w:tcPr>
+          <w:p>
+            <w:r>
+              <w:t>sprint-2/retrofit-screen-build-guardian-email-home-contest report §Guardian Consent; services/api consent-token.constants.ts; DPIA finding R5</w:t>
+            </w:r>
+          </w:p>
+        </w:tc>
+        <w:tc>
+          <w:tcPr>
+            <w:tcW w:type="dxa" w:w="2300"/>
+          </w:tcPr>
+          <w:p>
+            <w:r>
+              <w:t>Resolved (design copy tracks code). Design copy previously said “7 days” in ~6 places (Guardian Details, Consent Email reference, Web Consent Confirmation desktop+mobile, Approval Request Resent desktop+mobile). The shipped default is DEFAULT_CONSENT_TOKEN_TTL_HOURS = 72 (3 days). All copy is changed to “3 days” / “18 August 2026” to match the shipped value. NOTE: consent-token.constants.ts is explicit that 72h “is not a decision” and has “no security analysis behind it” — DPIA R5 is still unreviewed by counsel. Design copy therefore tracks the code value rather than asserting a settled product number; if counsel changes the TTL, the env var and this copy update together. Separately, the “you can resend once every 24 hours” footnote on the Restricted-Pending screen (desktop + mobile) is removed — no resend cooldown is implemented in resendConsent() (same finding as the GuardianConsentPage.tsx dead-code bug already fixed in code); copy now just says to check spam or send again.</w:t>
+            </w:r>
+          </w:p>
+        </w:tc>
+      </w:tr>
+      <w:tr>
+        <w:tc>
+          <w:tcPr>
+            <w:tcW w:type="dxa" w:w="500"/>
+          </w:tcPr>
+          <w:p>
+            <w:r>
+              <w:t>63</w:t>
+            </w:r>
+          </w:p>
+        </w:tc>
+        <w:tc>
+          <w:tcPr>
+            <w:tcW w:type="dxa" w:w="4700"/>
+          </w:tcPr>
+          <w:p>
+            <w:r>
+              <w:t>Guardian’s name on the Guardian-Details-Capture screen — one field or two (First / Last).</w:t>
+            </w:r>
+          </w:p>
+        </w:tc>
+        <w:tc>
+          <w:tcPr>
+            <w:tcW w:type="dxa" w:w="1850"/>
+          </w:tcPr>
+          <w:p>
+            <w:r>
+              <w:t>sprint-2/retrofit-screen-build-guardian-email-home-contest report §Guardian Consent; services/api guardian-details.dto.ts / schema.prisma Guardian model</w:t>
+            </w:r>
+          </w:p>
+        </w:tc>
+        <w:tc>
+          <w:tcPr>
+            <w:tcW w:type="dxa" w:w="2300"/>
+          </w:tcPr>
+          <w:p>
+            <w:r>
+              <w:t>Resolved: ONE field, “Guardian’s full name”. GuardianDetailsDto.name is a single String (@IsString() @MinLength(1)) and Guardian.name in schema.prisma is a single column — there is no first/last split server-side. The screen previously had two inputs (First Name / Last Name); collapsed to a single full-name input on the desktop frame (5108:6627). This differs from Register’s displayName (also a single column but collected as two inputs and re-joined) — for a guardian you are entering another person’s name, where a single field is the more natural pattern and avoids a UI/DTO shape mismatch. Guardian mobile (screen 2) is not yet built — see report; it inherits this decision when built.</w:t>
+            </w:r>
+          </w:p>
+        </w:tc>
+      </w:tr>
+      <w:tr>
+        <w:tc>
+          <w:tcPr>
+            <w:tcW w:type="dxa" w:w="500"/>
+          </w:tcPr>
+          <w:p>
+            <w:r>
+              <w:t>64</w:t>
+            </w:r>
+          </w:p>
+        </w:tc>
+        <w:tc>
+          <w:tcPr>
+            <w:tcW w:type="dxa" w:w="4700"/>
+          </w:tcPr>
+          <w:p>
+            <w:r>
+              <w:t>Guardian clicks a consent link that has expired or already been used — is there a screen, and what does it assert?</w:t>
+            </w:r>
+          </w:p>
+        </w:tc>
+        <w:tc>
+          <w:tcPr>
+            <w:tcW w:type="dxa" w:w="1850"/>
+          </w:tcPr>
+          <w:p>
+            <w:r>
+              <w:t>sprint-2/retrofit-screen-build-guardian-email-home-contest report §Guardian Consent; Figma 5533:7264 / 5533:7306; Decision Log #34</w:t>
+            </w:r>
+          </w:p>
+        </w:tc>
+        <w:tc>
+          <w:tcPr>
+            <w:tcW w:type="dxa" w:w="2300"/>
+          </w:tcPr>
+          <w:p>
+            <w:r>
+              <w:t>Resolved (design). New screen “Guardian Consent — 12 Approval Link Unusable (Guardian)”, desktop (5533:7264) + mobile (5533:7306), cloned from the neutral “Consent Declined (Guardian)” pattern (no red, no error framing). It covers both the expired-token case (consentTokenExpiresAt is enforced on confirm) and the already-used case, which are indistinguishable and identically handled from the guardian’s side. JUDGMENT CALL: the screen asserts “Ade’s account status has not changed” and routes the guardian to “Ade can send a fresh request from their account” WITHOUT naming a specific backend response shape — the confirm endpoint’s exact error contract for expired/used tokens is not specified in Section 4 and the decline path still has no endpoint at all (Decision Log #34). The screen is deliberately written to not over-assert. Founder-blocked for the backend error contract.</w:t>
+            </w:r>
           </w:p>
         </w:tc>
       </w:tr>

--- a/docs/Soccernity_MVP_Build_Plan_v1.7.docx
+++ b/docs/Soccernity_MVP_Build_Plan_v1.7.docx
@@ -12308,6 +12308,174 @@
           <w:p>
             <w:r>
               <w:t>Resolved (design). New screen “Guardian Consent — 12 Approval Link Unusable (Guardian)”, desktop (5533:7264) + mobile (5533:7306), cloned from the neutral “Consent Declined (Guardian)” pattern (no red, no error framing). It covers both the expired-token case (consentTokenExpiresAt is enforced on confirm) and the already-used case, which are indistinguishable and identically handled from the guardian’s side. JUDGMENT CALL: the screen asserts “Ade’s account status has not changed” and routes the guardian to “Ade can send a fresh request from their account” WITHOUT naming a specific backend response shape — the confirm endpoint’s exact error contract for expired/used tokens is not specified in Section 4 and the decline path still has no endpoint at all (Decision Log #34). The screen is deliberately written to not over-assert. Founder-blocked for the backend error contract.</w:t>
+            </w:r>
+          </w:p>
+        </w:tc>
+      </w:tr>
+      <w:tr>
+        <w:tc>
+          <w:tcPr>
+            <w:tcW w:type="dxa" w:w="500"/>
+          </w:tcPr>
+          <w:p>
+            <w:r>
+              <w:t>65</w:t>
+            </w:r>
+          </w:p>
+        </w:tc>
+        <w:tc>
+          <w:tcPr>
+            <w:tcW w:type="dxa" w:w="4700"/>
+          </w:tcPr>
+          <w:p>
+            <w:r>
+              <w:t>Leaderboard mobile — how a five-column ranked table (RANK / PLAYER / CLUB / 7-DAY CHANGE / POINTS) renders at 390px.</w:t>
+            </w:r>
+          </w:p>
+        </w:tc>
+        <w:tc>
+          <w:tcPr>
+            <w:tcW w:type="dxa" w:w="1850"/>
+          </w:tcPr>
+          <w:p>
+            <w:r>
+              <w:t>sprint-2/mobile-leaderboard-homepage-contest-audit report §Item 2&amp;3; Figma 5540:7264</w:t>
+            </w:r>
+          </w:p>
+        </w:tc>
+        <w:tc>
+          <w:tcPr>
+            <w:tcW w:type="dxa" w:w="2300"/>
+          </w:tcPr>
+          <w:p>
+            <w:r>
+              <w:t>Resolved (design). The desktop table is transformed into a card-style row list, not a horizontally-scrolling table: each row is rank (26px) + avatar + a name / “@handle · Club” stack (fills width) on the left, and a right-aligned POINTS (bold) + 7-day-delta (small) stack. CLUB moves into the handle line; the column header collapses to “# / PLAYER / PTS”. The your-rank inline highlight (green tint + left bar + “You” pill) is preserved. The 4-control filter bar stacks vertically (SCOPE / CLUB / COMPETITION / TIME PERIOD each full-width; segmented controls split 50/50); the active-filter summary row wraps. Header swapped to the real logged-in mobile nav (header 4 — mobile, 5386:6576). The same transformation is applied to the 3 Contest-tab mobile states (5541:7304 / 5541:7527 / 5541:7750) and the mobile empty state.</w:t>
+            </w:r>
+          </w:p>
+        </w:tc>
+      </w:tr>
+      <w:tr>
+        <w:tc>
+          <w:tcPr>
+            <w:tcW w:type="dxa" w:w="500"/>
+          </w:tcPr>
+          <w:p>
+            <w:r>
+              <w:t>66</w:t>
+            </w:r>
+          </w:p>
+        </w:tc>
+        <w:tc>
+          <w:tcPr>
+            <w:tcW w:type="dxa" w:w="4700"/>
+          </w:tcPr>
+          <w:p>
+            <w:r>
+              <w:t>Leaderboard — what a filter combination with zero ranked players shows (new club, just-started competition, narrow weekly window).</w:t>
+            </w:r>
+          </w:p>
+        </w:tc>
+        <w:tc>
+          <w:tcPr>
+            <w:tcW w:type="dxa" w:w="1850"/>
+          </w:tcPr>
+          <w:p>
+            <w:r>
+              <w:t>sprint-2/mobile-leaderboard-homepage-contest-audit report §Item 2&amp;3 Step 1; Figma 5542:7344 (desktop) / 5542:7695 (mobile)</w:t>
+            </w:r>
+          </w:p>
+        </w:tc>
+        <w:tc>
+          <w:tcPr>
+            <w:tcW w:type="dxa" w:w="2300"/>
+          </w:tcPr>
+          <w:p>
+            <w:r>
+              <w:t>Resolved (design). New “Leaderboard — Empty State (Filtered)” frame, desktop + mobile. In place of the table: one centred card — neutral “—” icon in a brand/green-tint circle, “No ranked players here yet”, a one-line explanation (“Nobody in this club has earned points for the selected competition and time period yet…”), and an outline “Reset filters” button. It is an informational state, not an error — no red, consistent with the two-colour palette and the Contest-tab pending state. The frame also serves as the concrete artifact for the SCOPE = By club axis (segmented control shows “By club” active, CLUB dropdown shows a selected club, summary pill resolves to the club name). No backend dependency — this is a render state of an empty query result.</w:t>
+            </w:r>
+          </w:p>
+        </w:tc>
+      </w:tr>
+      <w:tr>
+        <w:tc>
+          <w:tcPr>
+            <w:tcW w:type="dxa" w:w="500"/>
+          </w:tcPr>
+          <w:p>
+            <w:r>
+              <w:t>67</w:t>
+            </w:r>
+          </w:p>
+        </w:tc>
+        <w:tc>
+          <w:tcPr>
+            <w:tcW w:type="dxa" w:w="4700"/>
+          </w:tcPr>
+          <w:p>
+            <w:r>
+              <w:t>Guardian Consent mobile screens 1 / 1a / 2 — which mobile shell: the auth-flow navbar (header 7 — mobile) or the Guardian-Consent-family top bar.</w:t>
+            </w:r>
+          </w:p>
+        </w:tc>
+        <w:tc>
+          <w:tcPr>
+            <w:tcW w:type="dxa" w:w="1850"/>
+          </w:tcPr>
+          <w:p>
+            <w:r>
+              <w:t>sprint-2/mobile-leaderboard-homepage-contest-audit report §Item 1; Figma 5539:7264 / 5539:7314 / 5539:7354; PR #107 report</w:t>
+            </w:r>
+          </w:p>
+        </w:tc>
+        <w:tc>
+          <w:tcPr>
+            <w:tcW w:type="dxa" w:w="2300"/>
+          </w:tcPr>
+          <w:p>
+            <w:r>
+              <w:t>Resolved: the Guardian-Consent-family 64px logo top bar (the same “Top Bar — Soccernity — Mobile” used by screens 4 / 5 / 6 / 12), NOT the header 7 — mobile auth navbar. Although 1 / 1a / 2 are structurally signup-flow (split-screen on desktop, like Register), keeping the whole Guardian Consent mobile section on one shell reads as more coherent than splitting it between two navbar treatments. Content is left-aligned (form screens), the right-hand safeguarding panel is dropped (as Register mobile drops its equivalent), and the desktop form auto-layout is re-stacked at 342px. PR #107’s report had flagged 1/1a/2 as an open “auth-mobile pattern” follow-up; this resolves it toward the GC-family pattern instead.</w:t>
+            </w:r>
+          </w:p>
+        </w:tc>
+      </w:tr>
+      <w:tr>
+        <w:tc>
+          <w:tcPr>
+            <w:tcW w:type="dxa" w:w="500"/>
+          </w:tcPr>
+          <w:p>
+            <w:r>
+              <w:t>68</w:t>
+            </w:r>
+          </w:p>
+        </w:tc>
+        <w:tc>
+          <w:tcPr>
+            <w:tcW w:type="dxa" w:w="4700"/>
+          </w:tcPr>
+          <w:p>
+            <w:r>
+              <w:t>Contest frame 2072:5584 — the gold/silver/bronze trophy icons on its “Contest Leaderboard” top 3 during the light-token retrofit.</w:t>
+            </w:r>
+          </w:p>
+        </w:tc>
+        <w:tc>
+          <w:tcPr>
+            <w:tcW w:type="dxa" w:w="1850"/>
+          </w:tcPr>
+          <w:p>
+            <w:r>
+              <w:t>sprint-2/mobile-leaderboard-homepage-contest-audit report §Item 6; Figma 2072:5584</w:t>
+            </w:r>
+          </w:p>
+        </w:tc>
+        <w:tc>
+          <w:tcPr>
+            <w:tcW w:type="dxa" w:w="2300"/>
+          </w:tcPr>
+          <w:p>
+            <w:r>
+              <w:t>Resolved: the three trophy vector fills (#e9c400 gold, #bcb5b5 silver, #cd7f32 bronze) are rebound to brand/navy — off-palette colours are not permitted (non-negotiable #3), and the main Leaderboard already dropped trophy/medal iconography entirely (Build Plan 2.2, rewards economy is Phase 2). The trophies are left in place as navy silhouettes rather than deleted, since removing structure from a legacy frame during a scoped token retrofit is out of that task’s remit; whoever does the full Contest section modernisation should decide whether they stay. The retrofit also rebinds this frame’s 8 unbound #d9d9d9 fills (leaderboard zebra rows, carousel nav buttons, image placeholders) to brand/green-tint (12%). The shared Header instance and brand/green-tint-28 were deliberately not touched (out of scope — that is the file-wide cleanup).</w:t>
             </w:r>
           </w:p>
         </w:tc>

--- a/docs/Soccernity_MVP_Build_Plan_v1.7.docx
+++ b/docs/Soccernity_MVP_Build_Plan_v1.7.docx
@@ -11527,7 +11527,7 @@
           </w:tcPr>
           <w:p>
             <w:r>
-              <w:t>Resolved by the founder: 5204:6728 "Home Page Desktop — Premium Light (Sprint 2, Pass 2)" is the canonical homepage design. 2631:3951 and 5191:6652 are preserved for reference/history but are non-canonical; figma-to-code and all future homepage work build from 5204:6728. Its light-mode token conventions are the reference standard for subsequent light-mode retrofits (used as the reference by sprint-2/retrofit-light-mode-auth-email alongside Leaderboard 5171:6633).</w:t>
+              <w:t>Resolved by the founder: 5204:6728 "Home Page Desktop — Premium Light (Sprint 2, Pass 2)" is the canonical homepage design. 2631:3951 and 5191:6652 are preserved for reference/history but are non-canonical; figma-to-code and all future homepage work build from 5204:6728. Its light-mode token conventions are the reference standard for subsequent light-mode retrofits (used as the reference by sprint-2/retrofit-light-mode-auth-email alongside Leaderboard 5171:6633). → See #75: the canonical homepage's hero Your season record card was removed (a content change, not a change to which frame is canonical). [sprint-2/leaderboard-competition-split-admin-homepage report]</w:t>
             </w:r>
           </w:p>
         </w:tc>
@@ -12181,7 +12181,7 @@
           </w:tcPr>
           <w:p>
             <w:r>
-              <w:t>Resolved (design). The Contest tab is COMPETITION = “Contest” in the existing filter bar (no new control); TIME PERIOD is relabelled This month / Past months for this competition type. Three states, one per calendar-month phase: (1) PENDING (weeks 1–3, 5524:7188) — a centred empty-state card, week-progress chips, and the “View this week’s contest ›” connector, since weekly winners are still being decided on the Contest page; (2) LIVE — LEVEL 1 FINAL (week 4, 5524:7512) — every weekly winner listed with a persistent “LEVEL 1 FINAL · LIVE” banner; (3) CROWNED (end of week 4, 5524:7836) — the month’s overall top 3. JUDGMENT CALLS: (a) the brief’s “listed in no particular order” live state is rendered as a genuinely RANKED list plus a persistent LIVE banner and a “Live order — positions move… only fixed when the final closes” note — a RANK column that is literally unordered reads as a bug; (b) the finalist count is treated as DYNAMIC (“9 weekly winners so far — this number varies month to month”), never hard-coded, because ties in a weekly top 3 or a thin week change it; (c) ties in a weekly/monthly top 3 render as two rows carrying the same ordinal text pill (“1st · Monthly winner”) — there is no podium graphic and no trophy/medal iconography (Leaderboard rule; Build Plan 2.2, rewards economy is Phase 2), so a tie needs no special split. The underlying points model is still unbacked (Decision Log — Leaderboard points question, unchanged); figma-to-code must not build the Contest tab until a Contest scoring/handoff model is specced. Founder-blocked for wiring.</w:t>
+              <w:t>Resolved (design). The Contest tab is COMPETITION = “Contest” in the existing filter bar (no new control); TIME PERIOD is relabelled This month / Past months for this competition type. Three states, one per calendar-month phase: (1) PENDING (weeks 1–3, 5524:7188) — a centred empty-state card, week-progress chips, and the “View this week’s contest ›” connector, since weekly winners are still being decided on the Contest page; (2) LIVE — LEVEL 1 FINAL (week 4, 5524:7512) — every weekly winner listed with a persistent “LEVEL 1 FINAL · LIVE” banner; (3) CROWNED (end of week 4, 5524:7836) — the month’s overall top 3. JUDGMENT CALLS: (a) the brief’s “listed in no particular order” live state is rendered as a genuinely RANKED list plus a persistent LIVE banner and a “Live order — positions move… only fixed when the final closes” note — a RANK column that is literally unordered reads as a bug; (b) the finalist count is treated as DYNAMIC (“9 weekly winners so far — this number varies month to month”), never hard-coded, because ties in a weekly top 3 or a thin week change it; (c) ties in a weekly/monthly top 3 render as two rows carrying the same ordinal text pill (“1st · Monthly winner”) — there is no podium graphic and no trophy/medal iconography (Leaderboard rule; Build Plan 2.2, rewards economy is Phase 2), so a tie needs no special split. The underlying points model is still unbacked (Decision Log — Leaderboard points question, unchanged); figma-to-code must not build the Contest tab until a Contest scoring/handoff model is specced. Founder-blocked for wiring. → Superseded in part by #71 (Contest is now its own board tab, not a COMPETITION-dropdown value) and #70 (the weeks-1–3 weekly-fill progression replaces the single PENDING state). [sprint-2/leaderboard-competition-split-admin-homepage report]</w:t>
             </w:r>
           </w:p>
         </w:tc>
@@ -12475,7 +12475,301 @@
           </w:tcPr>
           <w:p>
             <w:r>
-              <w:t>Resolved: the three trophy vector fills (#e9c400 gold, #bcb5b5 silver, #cd7f32 bronze) are rebound to brand/navy — off-palette colours are not permitted (non-negotiable #3), and the main Leaderboard already dropped trophy/medal iconography entirely (Build Plan 2.2, rewards economy is Phase 2). The trophies are left in place as navy silhouettes rather than deleted, since removing structure from a legacy frame during a scoped token retrofit is out of that task’s remit; whoever does the full Contest section modernisation should decide whether they stay. The retrofit also rebinds this frame’s 8 unbound #d9d9d9 fills (leaderboard zebra rows, carousel nav buttons, image placeholders) to brand/green-tint (12%). The shared Header instance and brand/green-tint-28 were deliberately not touched (out of scope — that is the file-wide cleanup).</w:t>
+              <w:t>Resolved: the three trophy vector fills (#e9c400 gold, #bcb5b5 silver, #cd7f32 bronze) are rebound to brand/navy — off-palette colours are not permitted (non-negotiable #3), and the main Leaderboard already dropped trophy/medal iconography entirely (Build Plan 2.2, rewards economy is Phase 2). The trophies are left in place as navy silhouettes rather than deleted, since removing structure from a legacy frame during a scoped token retrofit is out of that task’s remit; whoever does the full Contest section modernisation should decide whether they stay. The retrofit also rebinds this frame’s 8 unbound #d9d9d9 fills (leaderboard zebra rows, carousel nav buttons, image placeholders) to brand/green-tint (12%). The shared Header instance and brand/green-tint-28 were deliberately not touched (out of scope — that is the file-wide cleanup). → See #69: the founder has since reinstated a top-3 medal on settled Leaderboard boards (ranks 1/2/3); the statement above that the main Leaderboard already dropped trophy/medal iconography entirely no longer holds for the top three. [sprint-2/leaderboard-competition-split-admin-homepage report]</w:t>
+            </w:r>
+          </w:p>
+        </w:tc>
+      </w:tr>
+      <w:tr>
+        <w:tc>
+          <w:tcPr>
+            <w:tcW w:type="dxa" w:w="500"/>
+          </w:tcPr>
+          <w:p>
+            <w:r>
+              <w:t>69</w:t>
+            </w:r>
+          </w:p>
+        </w:tc>
+        <w:tc>
+          <w:tcPr>
+            <w:tcW w:type="dxa" w:w="4700"/>
+          </w:tcPr>
+          <w:p>
+            <w:r>
+              <w:t>Leaderboard — the founder now wants a top-3 badge/medal on ranks 1/2/3, overriding the original “no badge, tier, trophy or reward iconography” rule (Build Plan 2.2, rewards economy is Phase 2).</w:t>
+            </w:r>
+          </w:p>
+        </w:tc>
+        <w:tc>
+          <w:tcPr>
+            <w:tcW w:type="dxa" w:w="1850"/>
+          </w:tcPr>
+          <w:p>
+            <w:r>
+              <w:t>sprint-2/leaderboard-competition-split-admin-homepage report — Item 1; Figma component 5551:7420; frames 5171:6633 / 5540:7264 / 5524:7836 / 5541:7750 / 5564:7561 / 5564:7832; supersedes part of #68</w:t>
+            </w:r>
+          </w:p>
+        </w:tc>
+        <w:tc>
+          <w:tcPr>
+            <w:tcW w:type="dxa" w:w="2300"/>
+          </w:tcPr>
+          <w:p>
+            <w:r>
+              <w:t>Resolved (design). New Leaderboard Rank Medal component set (5551:7420), 3 variants. Palette-only, no gold/silver/bronze (non-negotiable #3): rank 1 solid brand/green + on-green numeral, rank 2 solid brand/navy + white numeral, rank 3 brand/green-tint fill + 1.5px brand/navy outline + navy numeral. The numeral stays inside the disc (the rank number is restyled, not removed); the points value and the points-based ordering are untouched — the medal is additive. Placed only where a final 1/2/3 exists: the Overall board (which is also the per-club and per-time-period view), the Contest Crowned state, and the new Competition boards — desktop and mobile. NOT placed on the Contest Level-1 Final, the weekly-fill states, the filtered empty states, or State Study A (all live/unsettled). The base frame's own “DECIDED — No badge” design note is rewritten in place to record the override.</w:t>
+            </w:r>
+          </w:p>
+        </w:tc>
+      </w:tr>
+      <w:tr>
+        <w:tc>
+          <w:tcPr>
+            <w:tcW w:type="dxa" w:w="500"/>
+          </w:tcPr>
+          <w:p>
+            <w:r>
+              <w:t>70</w:t>
+            </w:r>
+          </w:p>
+        </w:tc>
+        <w:tc>
+          <w:tcPr>
+            <w:tcW w:type="dxa" w:w="4700"/>
+          </w:tcPr>
+          <w:p>
+            <w:r>
+              <w:t>Leaderboard Contest tab — PR #107/#108 shipped the weeks-1–3 “pending” phase as one static empty state for the whole three weeks. Founder: it should fill progressively as each weekly round closes.</w:t>
+            </w:r>
+          </w:p>
+        </w:tc>
+        <w:tc>
+          <w:tcPr>
+            <w:tcW w:type="dxa" w:w="1850"/>
+          </w:tcPr>
+          <w:p>
+            <w:r>
+              <w:t>sprint-2/leaderboard-competition-split-admin-homepage report — Item 2; Figma 5524:7188 / 5556:7426 / 5556:7529 / 5556:7632 (desktop) + 5541:7304 / 5561:7483 / 5561:7608 / 5561:7733 (mobile); corrects #61</w:t>
+            </w:r>
+          </w:p>
+        </w:tc>
+        <w:tc>
+          <w:tcPr>
+            <w:tcW w:type="dxa" w:w="2300"/>
+          </w:tcPr>
+          <w:p>
+            <w:r>
+              <w:t>Resolved (design). The single pending state is replaced by a four-step progression, desktop + mobile: (1) Vacant — Week 1 Phase 1, no winners yet (5524:7188 / 5541:7304, the old pending frames converted in place — no orphaned duplicate); (2) Week 1 winners in — 3 rows (5556:7426 / 5561:7483); (3) Weeks 1–2 in — 6 rows (5556:7529 / 5561:7608); (4) Weeks 1–3 in — 9 rows, count DYNAMIC, copy never hard-codes “9” (5556:7632 / 5561:7733). Week 4 switches to the existing Live state; the crowned state is unchanged apart from Item 1's medals. Weekly-fill rows carry no medal — weekly winners are equal, not a settled 1/2/3; each row shows its own “Week N · 1st/2nd/3rd” as plain text. Contest Design-Notes frame 5534:7264 rewritten.</w:t>
+            </w:r>
+          </w:p>
+        </w:tc>
+      </w:tr>
+      <w:tr>
+        <w:tc>
+          <w:tcPr>
+            <w:tcW w:type="dxa" w:w="500"/>
+          </w:tcPr>
+          <w:p>
+            <w:r>
+              <w:t>71</w:t>
+            </w:r>
+          </w:p>
+        </w:tc>
+        <w:tc>
+          <w:tcPr>
+            <w:tcW w:type="dxa" w:w="4700"/>
+          </w:tcPr>
+          <w:p>
+            <w:r>
+              <w:t>Leaderboard — Contest and Competition were one “per-competition” concept (Contest a value in the COMPETITION dropdown). Founder wants them as two genuinely separate, independent tabs, with Competition data-driven (a dropdown of competition types) and Contest fixed.</w:t>
+            </w:r>
+          </w:p>
+        </w:tc>
+        <w:tc>
+          <w:tcPr>
+            <w:tcW w:type="dxa" w:w="1850"/>
+          </w:tcPr>
+          <w:p>
+            <w:r>
+              <w:t>sprint-2/leaderboard-competition-split-admin-homepage report — Item 3; Figma component 5563:7573; base 5171:6633 / 5540:7264; State Study B 5176:6652; new frames 5564:7561 / 5564:7832 / 5565:7623 / 5565:7864; supersedes part of #61</w:t>
+            </w:r>
+          </w:p>
+        </w:tc>
+        <w:tc>
+          <w:tcPr>
+            <w:tcW w:type="dxa" w:w="2300"/>
+          </w:tcPr>
+          <w:p>
+            <w:r>
+              <w:t>Resolved (design). Judgment call, flagged: the brief's “Global / Per-Club / Contest / Competition / Per-Time-Period — all combinable” is read as the union of dimensions, not five literal tabs. Global/Per-Club = the SCOPE control; Per-Time-Period = the TIME control (both unchanged, combinable); Contest/Competition (+ an implicit Overall) = a NEW board-tab row (component 5563:7573, underline style, above the filter bar). COMPETITION dropdown removed from the Overall and Contest boards (Contest's mechanic is fixed — no selector); it survives only on the Competition board, relabelled COMPETITION TYPE. Board tabs applied to every built Leaderboard frame (Overall on base + empty states; Contest on all six Contest-tab states + mobiles). State Study B rewritten as the COMPETITION TYPE selector, noting Contest is not in the list because it is its own tab.</w:t>
+            </w:r>
+          </w:p>
+        </w:tc>
+      </w:tr>
+      <w:tr>
+        <w:tc>
+          <w:tcPr>
+            <w:tcW w:type="dxa" w:w="500"/>
+          </w:tcPr>
+          <w:p>
+            <w:r>
+              <w:t>72</w:t>
+            </w:r>
+          </w:p>
+        </w:tc>
+        <w:tc>
+          <w:tcPr>
+            <w:tcW w:type="dxa" w:w="4700"/>
+          </w:tcPr>
+          <w:p>
+            <w:r>
+              <w:t>Leaderboard Competition tab — how a results view works when the scoring mechanism differs by type (Prediction is accuracy-scored/objective, Commentary is community-voted/subjective).</w:t>
+            </w:r>
+          </w:p>
+        </w:tc>
+        <w:tc>
+          <w:tcPr>
+            <w:tcW w:type="dxa" w:w="1850"/>
+          </w:tcPr>
+          <w:p>
+            <w:r>
+              <w:t>sprint-2/leaderboard-competition-split-admin-homepage report — Item 3; Figma 5564:7561 (Prediction) / 5564:7832 (Commentary) + mobiles 5565:7623 / 5565:7864</w:t>
+            </w:r>
+          </w:p>
+        </w:tc>
+        <w:tc>
+          <w:tcPr>
+            <w:tcW w:type="dxa" w:w="2300"/>
+          </w:tcPr>
+          <w:p>
+            <w:r>
+              <w:t>Resolved (design). One generic shell table — RANK / PLAYER / CLUB / &lt;metric&gt; / SCORE — serves every competition type. The middle metric column is competition-supplied (ACCURACY for Prediction, VOTES for Commentary) and is NOT hardcoded into the shell; ranking is always by the final SCORE integer. Prediction and Commentary built as example populated states (placeholder personas already in the file), driven by a COMPETITION TYPE dropdown. Medals on ranks 1–3 per #69. Still founder-blocked for wiring: no competition/entry/vote schema or Section 4 endpoint.</w:t>
+            </w:r>
+          </w:p>
+        </w:tc>
+      </w:tr>
+      <w:tr>
+        <w:tc>
+          <w:tcPr>
+            <w:tcW w:type="dxa" w:w="500"/>
+          </w:tcPr>
+          <w:p>
+            <w:r>
+              <w:t>73</w:t>
+            </w:r>
+          </w:p>
+        </w:tc>
+        <w:tc>
+          <w:tcPr>
+            <w:tcW w:type="dxa" w:w="4700"/>
+          </w:tcPr>
+          <w:p>
+            <w:r>
+              <w:t>Admin Panel — admins need to create a competition and define its type, scoring mechanism and rules. No such screen exists.</w:t>
+            </w:r>
+          </w:p>
+        </w:tc>
+        <w:tc>
+          <w:tcPr>
+            <w:tcW w:type="dxa" w:w="1850"/>
+          </w:tcPr>
+          <w:p>
+            <w:r>
+              <w:t>sprint-2/leaderboard-competition-split-admin-homepage report — Item 4; Figma 5566:8033 (Create Competition) / 5569:7813 (success)</w:t>
+            </w:r>
+          </w:p>
+        </w:tc>
+        <w:tc>
+          <w:tcPr>
+            <w:tcW w:type="dxa" w:w="2300"/>
+          </w:tcPr>
+          <w:p>
+            <w:r>
+              <w:t>Resolved (design). New Admin — Create Competition screen + success state, on the unified Admin shell (PR #102). New sidebar nav item “Competitions” (3-bar podium glyph, distinct from Contest's icon), inserted after Contest, set active — propagating it to the other 15 Admin shells is a flagged follow-up (same pattern as “Categories” originally). Form: competition name; competition type (feeds the Leaderboard COMPETITION TYPE selector); scoring mechanism (segmented: Accuracy-scored / Community-voted / Custom); custom scoring method; entry brief; entry window (Opens/Closes); entries per player; Leaderboard visibility (public toggle, whose helper text surfaces the still-open public-visibility question); Create competition. Desktop only — Admin has no mobile pattern in this file.</w:t>
+            </w:r>
+          </w:p>
+        </w:tc>
+      </w:tr>
+      <w:tr>
+        <w:tc>
+          <w:tcPr>
+            <w:tcW w:type="dxa" w:w="500"/>
+          </w:tcPr>
+          <w:p>
+            <w:r>
+              <w:t>74</w:t>
+            </w:r>
+          </w:p>
+        </w:tc>
+        <w:tc>
+          <w:tcPr>
+            <w:tcW w:type="dxa" w:w="4700"/>
+          </w:tcPr>
+          <w:p>
+            <w:r>
+              <w:t>A user who has joined several club fan pages (clubMemberships) needs to choose which ONE club they represent for point-accumulation and leaderboard purposes. No screen or field for this.</w:t>
+            </w:r>
+          </w:p>
+        </w:tc>
+        <w:tc>
+          <w:tcPr>
+            <w:tcW w:type="dxa" w:w="1850"/>
+          </w:tcPr>
+          <w:p>
+            <w:r>
+              <w:t>sprint-2/leaderboard-competition-split-admin-homepage report — Item 6; Figma 5570:7813 (desktop) / 5570:7887 (mobile)</w:t>
+            </w:r>
+          </w:p>
+        </w:tc>
+        <w:tc>
+          <w:tcPr>
+            <w:tcW w:type="dxa" w:w="2300"/>
+          </w:tcPr>
+          <w:p>
+            <w:r>
+              <w:t>Resolved (design). New standalone “Which Club Do I Represent — Selector” screen, desktop + mobile, placed next to the Club Picker family and re-using its shell/card language. Lists the user's current club memberships; radio-select exactly one (first pre-selected); a green-tint banner states the rule (“Only one represented club counts for points — joining or leaving other club pages doesn't change this”); CTA “Save represented club”. Natural entry point is Settings (not built here). Backend requirement PARKED: persisting the represented club needs a real field/endpoint — distinct from ClubPage membership, and arguably what User.clubAffiliationId was always for (nothing writes it today). This is the concrete artifact the open “which club does the club axis mean?” Leaderboard question now depends on.</w:t>
+            </w:r>
+          </w:p>
+        </w:tc>
+      </w:tr>
+      <w:tr>
+        <w:tc>
+          <w:tcPr>
+            <w:tcW w:type="dxa" w:w="500"/>
+          </w:tcPr>
+          <w:p>
+            <w:r>
+              <w:t>75</w:t>
+            </w:r>
+          </w:p>
+        </w:tc>
+        <w:tc>
+          <w:tcPr>
+            <w:tcW w:type="dxa" w:w="4700"/>
+          </w:tcPr>
+          <w:p>
+            <w:r>
+              <w:t>Homepage — the hero “Your season record” card (appearances / goals / assists) implies a per-player stats model absent from Section 3.</w:t>
+            </w:r>
+          </w:p>
+        </w:tc>
+        <w:tc>
+          <w:tcPr>
+            <w:tcW w:type="dxa" w:w="1850"/>
+          </w:tcPr>
+          <w:p>
+            <w:r>
+              <w:t>sprint-2/leaderboard-competition-split-admin-homepage report — Item 5; Figma 5204:6728 (canonical, DL #46) + mobile 5543:7407</w:t>
+            </w:r>
+          </w:p>
+        </w:tc>
+        <w:tc>
+          <w:tcPr>
+            <w:tcW w:type="dxa" w:w="2300"/>
+          </w:tcPr>
+          <w:p>
+            <w:r>
+              <w:t>Resolved (design). Founder: remove the card. Card — Your Season Record (5206:6823) removed from the canonical homepage hero cluster; the hero already centres its card cluster against the copy column, so the single remaining live-fixture card now reads as an intentional single-card cluster with no empty gap. The mobile homepage's own copy of the card (5543:7445) removed too; the mobile hero is a vertical stack so it collapses cleanly. Resolves the flagged stats-model concern for the homepage.</w:t>
             </w:r>
           </w:p>
         </w:tc>

--- a/docs/Soccernity_MVP_Build_Plan_v1.7.docx
+++ b/docs/Soccernity_MVP_Build_Plan_v1.7.docx
@@ -12685,7 +12685,7 @@
           </w:tcPr>
           <w:p>
             <w:r>
-              <w:t>Resolved (design). New Admin — Create Competition screen + success state, on the unified Admin shell (PR #102). New sidebar nav item “Competitions” (3-bar podium glyph, distinct from Contest's icon), inserted after Contest, set active — propagating it to the other 15 Admin shells is a flagged follow-up (same pattern as “Categories” originally). Form: competition name; competition type (feeds the Leaderboard COMPETITION TYPE selector); scoring mechanism (segmented: Accuracy-scored / Community-voted / Custom); custom scoring method; entry brief; entry window (Opens/Closes); entries per player; Leaderboard visibility (public toggle, whose helper text surfaces the still-open public-visibility question); Create competition. Desktop only — Admin has no mobile pattern in this file.</w:t>
+              <w:t>Resolved (design). New Admin — Create Competition screen + success state, on the unified Admin shell (PR #102). New sidebar nav item “Competitions” (3-bar podium glyph, distinct from Contest's icon), inserted after Contest, set active — propagating it to the other 15 Admin shells is a flagged follow-up (same pattern as “Categories” originally). Form: competition name; competition type (feeds the Leaderboard COMPETITION TYPE selector); scoring mechanism (segmented: Accuracy-scored / Community-voted / Custom); custom scoring method; entry brief; entry window (Opens/Closes); entries per player; Leaderboard visibility (public toggle, whose helper text surfaces the still-open public-visibility question); Create competition. Desktop only — Admin has no mobile pattern in this file.  → Resolved by #76: the “Competitions” nav item is now propagated to all 24 remaining Admin Panel screens (the “other 15 shells” follow-up flagged here). [sprint-2/admin-competitions-nav-settings-club-rep report]</w:t>
             </w:r>
           </w:p>
         </w:tc>
@@ -12770,6 +12770,174 @@
           <w:p>
             <w:r>
               <w:t>Resolved (design). Founder: remove the card. Card — Your Season Record (5206:6823) removed from the canonical homepage hero cluster; the hero already centres its card cluster against the copy column, so the single remaining live-fixture card now reads as an intentional single-card cluster with no empty gap. The mobile homepage's own copy of the card (5543:7445) removed too; the mobile hero is a vertical stack so it collapses cleanly. Resolves the flagged stats-model concern for the homepage.</w:t>
+            </w:r>
+          </w:p>
+        </w:tc>
+      </w:tr>
+      <w:tr>
+        <w:tc>
+          <w:tcPr>
+            <w:tcW w:type="dxa" w:w="500"/>
+          </w:tcPr>
+          <w:p>
+            <w:r>
+              <w:t>76</w:t>
+            </w:r>
+          </w:p>
+        </w:tc>
+        <w:tc>
+          <w:tcPr>
+            <w:tcW w:type="dxa" w:w="4700"/>
+          </w:tcPr>
+          <w:p>
+            <w:r>
+              <w:t>Admin Panel — the “Competitions” sidebar nav item (Decision Log #73) existed only on Admin — Create Competition and its success screen. It needs to appear on every other Admin Panel screen.</w:t>
+            </w:r>
+          </w:p>
+        </w:tc>
+        <w:tc>
+          <w:tcPr>
+            <w:tcW w:type="dxa" w:w="1850"/>
+          </w:tcPr>
+          <w:p>
+            <w:r>
+              <w:t>sprint-2/admin-competitions-nav-settings-club-rep report — Task 1; Figma reference 5566:8141</w:t>
+            </w:r>
+          </w:p>
+        </w:tc>
+        <w:tc>
+          <w:tcPr>
+            <w:tcW w:type="dxa" w:w="2300"/>
+          </w:tcPr>
+          <w:p>
+            <w:r>
+              <w:t>Resolved (design). The inactive Nav — Competitions row (icon u:chat-bubble-user, label “Competitions”, tokens color/background/surface / color/text/primary) is now on all 24 remaining Admin Panel screens — 22 unified-shell screens + the 2 legacy Contest-tab frames (2363:2244, 2363:3446) — inserted directly below “Contest” and above “Media”, cloned from each screen’s own Contest row then forced to the inactive token set. Count reconciled: #73 estimated 15 remaining shells; actual scope was 24. All 24 verified: 7 nav rows, Competitions at index 5, no page-bounds clipping. Closes the #73 follow-up. [sprint-2/admin-competitions-nav-settings-club-rep report]</w:t>
+            </w:r>
+          </w:p>
+        </w:tc>
+      </w:tr>
+      <w:tr>
+        <w:tc>
+          <w:tcPr>
+            <w:tcW w:type="dxa" w:w="500"/>
+          </w:tcPr>
+          <w:p>
+            <w:r>
+              <w:t>77</w:t>
+            </w:r>
+          </w:p>
+        </w:tc>
+        <w:tc>
+          <w:tcPr>
+            <w:tcW w:type="dxa" w:w="4700"/>
+          </w:tcPr>
+          <w:p>
+            <w:r>
+              <w:t>Admin — Competition Created (Success) (5569:7813) — the 806px sidebar component starting at y=329 is clipped by the 900px page canvas; the “Settings” and “Competitions” rows render off-screen.</w:t>
+            </w:r>
+          </w:p>
+        </w:tc>
+        <w:tc>
+          <w:tcPr>
+            <w:tcW w:type="dxa" w:w="1850"/>
+          </w:tcPr>
+          <w:p>
+            <w:r>
+              <w:t>sprint-2/admin-competitions-nav-settings-club-rep report — Task 2; Figma 5569:7813 / 5569:7847</w:t>
+            </w:r>
+          </w:p>
+        </w:tc>
+        <w:tc>
+          <w:tcPr>
+            <w:tcW w:type="dxa" w:w="2300"/>
+          </w:tcPr>
+          <w:p>
+            <w:r>
+              <w:t>Resolved (design). Page frame grown 900 → 1184 (the standard tall-Admin-frame height across the Contest screen family, giving the same 49px sidebar-bottom margin), not the sibling Create Competition’s outlier 1530, and not by shrinking the shared fixed-height sidebar component. The two visible full-bleed backgrounds (5569:7817 bg photo, 5569:7846 sidebar rectangle) resized to match. Sidebar row order and content untouched. [sprint-2/admin-competitions-nav-settings-club-rep report]</w:t>
+            </w:r>
+          </w:p>
+        </w:tc>
+      </w:tr>
+      <w:tr>
+        <w:tc>
+          <w:tcPr>
+            <w:tcW w:type="dxa" w:w="500"/>
+          </w:tcPr>
+          <w:p>
+            <w:r>
+              <w:t>78</w:t>
+            </w:r>
+          </w:p>
+        </w:tc>
+        <w:tc>
+          <w:tcPr>
+            <w:tcW w:type="dxa" w:w="4700"/>
+          </w:tcPr>
+          <w:p>
+            <w:r>
+              <w:t>The club-representation selector (Decision Log #74) names Settings as its natural entry point, but no such row exists on the user-facing Settings screen (Settings — Overview, 2905:4798). Where does it go?</w:t>
+            </w:r>
+          </w:p>
+        </w:tc>
+        <w:tc>
+          <w:tcPr>
+            <w:tcW w:type="dxa" w:w="1850"/>
+          </w:tcPr>
+          <w:p>
+            <w:r>
+              <w:t>sprint-2/admin-competitions-nav-settings-club-rep report — Task 3; Figma 2905:4798 / selector 5570:7813 / 5570:7887</w:t>
+            </w:r>
+          </w:p>
+        </w:tc>
+        <w:tc>
+          <w:tcPr>
+            <w:tcW w:type="dxa" w:w="2300"/>
+          </w:tcPr>
+          <w:p>
+            <w:r>
+              <w:t>Resolved (design). New “Club Representation” row (node 5601:7813) in the Account panel, inserted between “Account Information” and “Change Password” — grouped with identity/profile settings, above the security/danger items (Change Password, Deactivate Account). Icon fi:A_users (people glyph, rebound to brand/navy to match the panel’s other icons); subtitle “Set your represented club”. Opens the desktop selector 5570:7813. [sprint-2/admin-competitions-nav-settings-club-rep report]</w:t>
+            </w:r>
+          </w:p>
+        </w:tc>
+      </w:tr>
+      <w:tr>
+        <w:tc>
+          <w:tcPr>
+            <w:tcW w:type="dxa" w:w="500"/>
+          </w:tcPr>
+          <w:p>
+            <w:r>
+              <w:t>79</w:t>
+            </w:r>
+          </w:p>
+        </w:tc>
+        <w:tc>
+          <w:tcPr>
+            <w:tcW w:type="dxa" w:w="4700"/>
+          </w:tcPr>
+          <w:p>
+            <w:r>
+              <w:t>No mobile Settings — Overview screen exists in the file, so the club-representation entry point (#78) could only land on desktop. Should figma-design-system build the missing mobile screen, given new-screen work is normally figma-screen-builder’s domain?</w:t>
+            </w:r>
+          </w:p>
+        </w:tc>
+        <w:tc>
+          <w:tcPr>
+            <w:tcW w:type="dxa" w:w="1850"/>
+          </w:tcPr>
+          <w:p>
+            <w:r>
+              <w:t>sprint-2/admin-competitions-nav-settings-club-rep report — Task 3; Figma new frame 5607:7813</w:t>
+            </w:r>
+          </w:p>
+        </w:tc>
+        <w:tc>
+          <w:tcPr>
+            <w:tcW w:type="dxa" w:w="2300"/>
+          </w:tcPr>
+          <w:p>
+            <w:r>
+              <w:t>Resolved (design). Founder authorised a ONE-OFF override of the figma-design-system → figma-screen-builder sequencing for this pass only — figma-design-system built the mobile screen (new frame 5607:7813, 390 × 752) from the desktop 2905:4798 as content reference, adapted to the club-rep mobile family’s conventions (390 width / 350 content column / 64px top bar). Desktop’s left profile/trending-news/suggested-follows column dropped (not settings content); settings-nav menu + Account panel stacked vertically; rows rebuilt fresh at mobile type scale (16/12). Club Representation row (5608:7825) opens the mobile selector 5570:7887. This does NOT change the standing agent-sequencing rule; same one-off model as PR #102. [sprint-2/admin-competitions-nav-settings-club-rep report]</w:t>
             </w:r>
           </w:p>
         </w:tc>

--- a/docs/Soccernity_MVP_Build_Plan_v1.7.docx
+++ b/docs/Soccernity_MVP_Build_Plan_v1.7.docx
@@ -12938,6 +12938,552 @@
           <w:p>
             <w:r>
               <w:t>Resolved (design). Founder authorised a ONE-OFF override of the figma-design-system → figma-screen-builder sequencing for this pass only — figma-design-system built the mobile screen (new frame 5607:7813, 390 × 752) from the desktop 2905:4798 as content reference, adapted to the club-rep mobile family’s conventions (390 width / 350 content column / 64px top bar). Desktop’s left profile/trending-news/suggested-follows column dropped (not settings content); settings-nav menu + Account panel stacked vertically; rows rebuilt fresh at mobile type scale (16/12). Club Representation row (5608:7825) opens the mobile selector 5570:7887. This does NOT change the standing agent-sequencing rule; same one-off model as PR #102. [sprint-2/admin-competitions-nav-settings-club-rep report]</w:t>
+            </w:r>
+          </w:p>
+        </w:tc>
+      </w:tr>
+      <w:tr>
+        <w:tc>
+          <w:tcPr>
+            <w:tcW w:type="dxa" w:w="500"/>
+          </w:tcPr>
+          <w:p>
+            <w:r>
+              <w:t>80</w:t>
+            </w:r>
+          </w:p>
+        </w:tc>
+        <w:tc>
+          <w:tcPr>
+            <w:tcW w:type="dxa" w:w="4700"/>
+          </w:tcPr>
+          <w:p>
+            <w:r>
+              <w:t>Club Picker CTA buttons reported as white-on-green (~2.3:1, AA fail) across all 5 states.</w:t>
+            </w:r>
+          </w:p>
+        </w:tc>
+        <w:tc>
+          <w:tcPr>
+            <w:tcW w:type="dxa" w:w="1850"/>
+          </w:tcPr>
+          <w:p>
+            <w:r>
+              <w:t>sprint-2/token-verify-clubpicker-cta report — Task 2</w:t>
+            </w:r>
+          </w:p>
+        </w:tc>
+        <w:tc>
+          <w:tcPr>
+            <w:tcW w:type="dxa" w:w="2300"/>
+          </w:tcPr>
+          <w:p>
+            <w:r>
+              <w:t>Resolved (design). No bug — CTA labels were already bound to color/text/on-green (navy #282E65) on brand/green = 5.29:1, passes AA, matching PR #99's file-wide navy-on-green standard. No change made; deliberately not rebound to a navy fill (unrequested redesign).</w:t>
+            </w:r>
+          </w:p>
+        </w:tc>
+      </w:tr>
+      <w:tr>
+        <w:tc>
+          <w:tcPr>
+            <w:tcW w:type="dxa" w:w="500"/>
+          </w:tcPr>
+          <w:p>
+            <w:r>
+              <w:t>81</w:t>
+            </w:r>
+          </w:p>
+        </w:tc>
+        <w:tc>
+          <w:tcPr>
+            <w:tcW w:type="dxa" w:w="4700"/>
+          </w:tcPr>
+          <w:p>
+            <w:r>
+              <w:t>brand/green-tint-28 (not a real token per Decision Log #47) still bound on Club Picker and Bants frames after PR #98/#99 reported it eliminated.</w:t>
+            </w:r>
+          </w:p>
+        </w:tc>
+        <w:tc>
+          <w:tcPr>
+            <w:tcW w:type="dxa" w:w="1850"/>
+          </w:tcPr>
+          <w:p>
+            <w:r>
+              <w:t>sprint-2/token-verify-clubpicker-cta report — Task 1</w:t>
+            </w:r>
+          </w:p>
+        </w:tc>
+        <w:tc>
+          <w:tcPr>
+            <w:tcW w:type="dxa" w:w="2300"/>
+          </w:tcPr>
+          <w:p>
+            <w:r>
+              <w:t>Resolved (design). 14 Club Picker fills (club-logo image slots + 'Action — joined' pills, all 5 states) rebound to brand/green-tint (12%); 2 Bants navbar Header instance-level -28 overrides (2256:6802, 2459:5234) rebound. Confirms PR #99's 'eliminated everywhere' claim was over-stated for instances/older frames. Variable 5098:7071 and ~133 other pre-existing references remain — file-wide cleanup is still a separate pass.</w:t>
+            </w:r>
+          </w:p>
+        </w:tc>
+      </w:tr>
+      <w:tr>
+        <w:tc>
+          <w:tcPr>
+            <w:tcW w:type="dxa" w:w="500"/>
+          </w:tcPr>
+          <w:p>
+            <w:r>
+              <w:t>82</w:t>
+            </w:r>
+          </w:p>
+        </w:tc>
+        <w:tc>
+          <w:tcPr>
+            <w:tcW w:type="dxa" w:w="4700"/>
+          </w:tcPr>
+          <w:p>
+            <w:r>
+              <w:t>All 5 Club Picker states carry a hidden (visible:false) duplicate 'Soccernity' wordmark with an unbound #000000 fill — latent 'no black' violation.</w:t>
+            </w:r>
+          </w:p>
+        </w:tc>
+        <w:tc>
+          <w:tcPr>
+            <w:tcW w:type="dxa" w:w="1850"/>
+          </w:tcPr>
+          <w:p>
+            <w:r>
+              <w:t>sprint-2/token-verify-clubpicker-cta report — Task 1</w:t>
+            </w:r>
+          </w:p>
+        </w:tc>
+        <w:tc>
+          <w:tcPr>
+            <w:tcW w:type="dxa" w:w="2300"/>
+          </w:tcPr>
+          <w:p>
+            <w:r>
+              <w:t>Resolved (design). Fill rebound to brand/navy on nodes 5146:6645/6658/6671/6684/6697; left visible:false (file precedent for ghost duplicates), not deleted.</w:t>
+            </w:r>
+          </w:p>
+        </w:tc>
+      </w:tr>
+      <w:tr>
+        <w:tc>
+          <w:tcPr>
+            <w:tcW w:type="dxa" w:w="500"/>
+          </w:tcPr>
+          <w:p>
+            <w:r>
+              <w:t>83</w:t>
+            </w:r>
+          </w:p>
+        </w:tc>
+        <w:tc>
+          <w:tcPr>
+            <w:tcW w:type="dxa" w:w="4700"/>
+          </w:tcPr>
+          <w:p>
+            <w:r>
+              <w:t>Frames encountered during the token-verify pass that fall outside its 8-section scope lock — disposition.</w:t>
+            </w:r>
+          </w:p>
+        </w:tc>
+        <w:tc>
+          <w:tcPr>
+            <w:tcW w:type="dxa" w:w="1850"/>
+          </w:tcPr>
+          <w:p>
+            <w:r>
+              <w:t>sprint-2/token-verify-clubpicker-cta report — Tasks 1 &amp; 3</w:t>
+            </w:r>
+          </w:p>
+        </w:tc>
+        <w:tc>
+          <w:tcPr>
+            <w:tcW w:type="dxa" w:w="2300"/>
+          </w:tcPr>
+          <w:p>
+            <w:r>
+              <w:t>Noted, not actioned (out of scope). (a) 123:56 'Articles' + 124:313 'Articles - Create Post' are Admin Panel shell screens, not user-facing Blog — their unbound black content titles fold into Decision Log #52; an accidental edit to 124:313 was reverted. (b) Shared 'Navigation' component set 1078:3761 renders unbound black icon glyphs across 5 Bants frames — dedicated shared-component pass needed. (c) 1620:13390 'Settingd' does not exist on page 0:1; no '22 duplicate Settings frames' exist in user-facing Settings (all 19 uniquely named; only bare 'Settings' 1658:2303 is Admin Panel).</w:t>
+            </w:r>
+          </w:p>
+        </w:tc>
+      </w:tr>
+      <w:tr>
+        <w:tc>
+          <w:tcPr>
+            <w:tcW w:type="dxa" w:w="500"/>
+          </w:tcPr>
+          <w:p>
+            <w:r>
+              <w:t>84</w:t>
+            </w:r>
+          </w:p>
+        </w:tc>
+        <w:tc>
+          <w:tcPr>
+            <w:tcW w:type="dxa" w:w="4700"/>
+          </w:tcPr>
+          <w:p>
+            <w:r>
+              <w:t>Does Articles Page Desktop (54:434) need a mobile equivalent, or is article authoring intentionally desktop-only for MVP?</w:t>
+            </w:r>
+          </w:p>
+        </w:tc>
+        <w:tc>
+          <w:tcPr>
+            <w:tcW w:type="dxa" w:w="1850"/>
+          </w:tcPr>
+          <w:p>
+            <w:r>
+              <w:t>sprint-2/screen-builds-notification-centre report — Task 1.1</w:t>
+            </w:r>
+          </w:p>
+        </w:tc>
+        <w:tc>
+          <w:tcPr>
+            <w:tcW w:type="dxa" w:w="2300"/>
+          </w:tcPr>
+          <w:p>
+            <w:r>
+              <w:t>Resolved (no build). Articles Page mobile (87:80, 375×6049) already exists, as does Blog Page Mobile (41:4). Blog section is complete at both widths; nothing built. Open sub-point: both are 375px, not the 390 proposed as canon in #86 — reflow-vs-grandfather is part of #86, not Blog-specific.</w:t>
+            </w:r>
+          </w:p>
+        </w:tc>
+      </w:tr>
+      <w:tr>
+        <w:tc>
+          <w:tcPr>
+            <w:tcW w:type="dxa" w:w="500"/>
+          </w:tcPr>
+          <w:p>
+            <w:r>
+              <w:t>85</w:t>
+            </w:r>
+          </w:p>
+        </w:tc>
+        <w:tc>
+          <w:tcPr>
+            <w:tcW w:type="dxa" w:w="4700"/>
+          </w:tcPr>
+          <w:p>
+            <w:r>
+              <w:t>Sports/Livescores logged-out (205:2) and logged-in (1009:673) are desktop-only; build mobile.</w:t>
+            </w:r>
+          </w:p>
+        </w:tc>
+        <w:tc>
+          <w:tcPr>
+            <w:tcW w:type="dxa" w:w="1850"/>
+          </w:tcPr>
+          <w:p>
+            <w:r>
+              <w:t>sprint-2/screen-builds-notification-centre report — Task 1.2</w:t>
+            </w:r>
+          </w:p>
+        </w:tc>
+        <w:tc>
+          <w:tcPr>
+            <w:tcW w:type="dxa" w:w="2300"/>
+          </w:tcPr>
+          <w:p>
+            <w:r>
+              <w:t>Resolved (design). Built 5647:8023 (logged out) and 5647:8169 (logged in). Judgment calls: (a) mobile uses real header 7 — mobile / header 4 — mobile Navbar instances, not the desktop's bespoke legacy top bar (left untouched); (b) desktop 432px left sidebar reflowed to search field + scrollable league chip row + 'Browse all leagues &amp; countries' row; (c) club crests rendered as typographic initial discs, not licensed crest artwork (PR #97 precedent). Blocked: fixture list + Most Recent Stories have no data source (Decision Log #6; no Section 4 endpoint) — figma-to-code must not wire either.</w:t>
+            </w:r>
+          </w:p>
+        </w:tc>
+      </w:tr>
+      <w:tr>
+        <w:tc>
+          <w:tcPr>
+            <w:tcW w:type="dxa" w:w="500"/>
+          </w:tcPr>
+          <w:p>
+            <w:r>
+              <w:t>86</w:t>
+            </w:r>
+          </w:p>
+        </w:tc>
+        <w:tc>
+          <w:tcPr>
+            <w:tcW w:type="dxa" w:w="4700"/>
+          </w:tcPr>
+          <w:p>
+            <w:r>
+              <w:t>The file holds five mobile frame widths (390 / 428 / 375 / 360 / 311). Ratify a canonical width.</w:t>
+            </w:r>
+          </w:p>
+        </w:tc>
+        <w:tc>
+          <w:tcPr>
+            <w:tcW w:type="dxa" w:w="1850"/>
+          </w:tcPr>
+          <w:p>
+            <w:r>
+              <w:t>sprint-2/screen-builds-notification-centre report — Tasks 1.3, 1.6</w:t>
+            </w:r>
+          </w:p>
+        </w:tc>
+        <w:tc>
+          <w:tcPr>
+            <w:tcW w:type="dxa" w:w="2300"/>
+          </w:tcPr>
+          <w:p>
+            <w:r>
+              <w:t>Proposed (founder to ratify). 390 proposed as canon — used by every screen built in the last five design PRs (Guardian Consent 1–12, Verify Email, Leaderboard, Homepage, Auth, Settings Overview) and all 25 frames in this pass. The 428 Navbar mobile variants stay 428 and resize per instance, per Decision Log #48 (unchanged). Open: whether the 428 (community mobile 1–5, Messages window 2/4), 375 (Blog/Articles/Contact/Terms/Privacy) and 360 (Message mobile-app pair) legacy frames get reflowed or grandfathered. See #90 for why the community frames can't be mechanically resized.</w:t>
+            </w:r>
+          </w:p>
+        </w:tc>
+      </w:tr>
+      <w:tr>
+        <w:tc>
+          <w:tcPr>
+            <w:tcW w:type="dxa" w:w="500"/>
+          </w:tcPr>
+          <w:p>
+            <w:r>
+              <w:t>87</w:t>
+            </w:r>
+          </w:p>
+        </w:tc>
+        <w:tc>
+          <w:tcPr>
+            <w:tcW w:type="dxa" w:w="4700"/>
+          </w:tcPr>
+          <w:p>
+            <w:r>
+              <w:t>Content model for the full-page Notification Centre — fields, trigger types, self-notification and idempotency rules.</w:t>
+            </w:r>
+          </w:p>
+        </w:tc>
+        <w:tc>
+          <w:tcPr>
+            <w:tcW w:type="dxa" w:w="1850"/>
+          </w:tcPr>
+          <w:p>
+            <w:r>
+              <w:t>sprint-2/screen-builds-notification-centre report — Task 2</w:t>
+            </w:r>
+          </w:p>
+        </w:tc>
+        <w:tc>
+          <w:tcPr>
+            <w:tcW w:type="dxa" w:w="2300"/>
+          </w:tcPr>
+          <w:p>
+            <w:r>
+              <w:t>Proposed (not settled). Designed against Notification fields id / user_id / type / payload_ref_id / read / created_at and trigger types follow, comment, like ONLY — the three the shipped backend (PR #56) can produce. payload_ref_id convention: follower's userId for 'follow', postId for 'like'/'comment'. Screens reflect: no self-notifications, and idempotent duplicate events never double-notify (both already true in code). NOT designed: mention / Banter / club / competition / contest types — no backend trigger exists. Open: is follow/like/comment the permanent MVP set, and should the empty state carry a 'coming soon' affordance?</w:t>
+            </w:r>
+          </w:p>
+        </w:tc>
+      </w:tr>
+      <w:tr>
+        <w:tc>
+          <w:tcPr>
+            <w:tcW w:type="dxa" w:w="500"/>
+          </w:tcPr>
+          <w:p>
+            <w:r>
+              <w:t>88</w:t>
+            </w:r>
+          </w:p>
+        </w:tc>
+        <w:tc>
+          <w:tcPr>
+            <w:tcW w:type="dxa" w:w="4700"/>
+          </w:tcPr>
+          <w:p>
+            <w:r>
+              <w:t>Where does the Notification Centre entry point (bell + unread badge) live, given the shared Navbar's contents?</w:t>
+            </w:r>
+          </w:p>
+        </w:tc>
+        <w:tc>
+          <w:tcPr>
+            <w:tcW w:type="dxa" w:w="1850"/>
+          </w:tcPr>
+          <w:p>
+            <w:r>
+              <w:t>sprint-2/screen-builds-notification-centre report — Task 2</w:t>
+            </w:r>
+          </w:p>
+        </w:tc>
+        <w:tc>
+          <w:tcPr>
+            <w:tcW w:type="dxa" w:w="2300"/>
+          </w:tcPr>
+          <w:p>
+            <w:r>
+              <w:t>Resolved (design) with a flagged follow-up. Verified live: NO Navbar variant (2824:4309, all 4) contains a bell — the action cluster is a messages glyph + avatar. Bell + navy unread badge built as an ABSOLUTE overlay on each Notification Centre frame's own Navbar instance (a Figma instance can't take new children; editing the component would touch every screen — out of scope). Badge reuses the navy count-pill from Dropdown menu/notification on (2841:5376), NOT the off-palette red #fa0606 dot on Notification Bell Icon/notification (2819:4089). Real fix (follow-up): add a genuine bell slot to the Navbar component set — a figma-design-system task touching every screen — and decide the red dot's fate then.</w:t>
+            </w:r>
+          </w:p>
+        </w:tc>
+      </w:tr>
+      <w:tr>
+        <w:tc>
+          <w:tcPr>
+            <w:tcW w:type="dxa" w:w="500"/>
+          </w:tcPr>
+          <w:p>
+            <w:r>
+              <w:t>89</w:t>
+            </w:r>
+          </w:p>
+        </w:tc>
+        <w:tc>
+          <w:tcPr>
+            <w:tcW w:type="dxa" w:w="4700"/>
+          </w:tcPr>
+          <w:p>
+            <w:r>
+              <w:t>Disposition of the 4 older 'Messages mobile window' frames (1761:2342, 1761:2321, 1762:2833, 1762:2645) at non-standard widths.</w:t>
+            </w:r>
+          </w:p>
+        </w:tc>
+        <w:tc>
+          <w:tcPr>
+            <w:tcW w:type="dxa" w:w="1850"/>
+          </w:tcPr>
+          <w:p>
+            <w:r>
+              <w:t>sprint-2/screen-builds-notification-centre report — Task 1.5</w:t>
+            </w:r>
+          </w:p>
+        </w:tc>
+        <w:tc>
+          <w:tcPr>
+            <w:tcW w:type="dxa" w:w="2300"/>
+          </w:tcPr>
+          <w:p>
+            <w:r>
+              <w:t>Resolved (design). Windows 1 (1761:2342), 2 (1761:2321) and 4 (1762:2645) are list-of-chats / chat-window screens genuinely superseded by Message - List of chats / single chat page - mobile app (2067:3006 / 2067:3176) — renamed 'ARCHIVED — …', set visible:false, moved to an archive strip at y 26200 (not deleted). Window 3 (1762:2833, 311×177) is NOT a screen — it is a unique Mark as Read / View Profile / Block / Delete Chat context menu with no replacement anywhere — deliberately left live and untouched. Open: window 3 should become a proper component attached to the current mobile chat screens; the surviving 360px pair conflicts with #86's proposed 390 canon.</w:t>
+            </w:r>
+          </w:p>
+        </w:tc>
+      </w:tr>
+      <w:tr>
+        <w:tc>
+          <w:tcPr>
+            <w:tcW w:type="dxa" w:w="500"/>
+          </w:tcPr>
+          <w:p>
+            <w:r>
+              <w:t>90</w:t>
+            </w:r>
+          </w:p>
+        </w:tc>
+        <w:tc>
+          <w:tcPr>
+            <w:tcW w:type="dxa" w:w="4700"/>
+          </w:tcPr>
+          <w:p>
+            <w:r>
+              <w:t>Correct community mobile 1–5 (1708:2321, 1762:2847, 1708:2401, 1769:5230, 1770:5435) to the canonical mobile width.</w:t>
+            </w:r>
+          </w:p>
+        </w:tc>
+        <w:tc>
+          <w:tcPr>
+            <w:tcW w:type="dxa" w:w="1850"/>
+          </w:tcPr>
+          <w:p>
+            <w:r>
+              <w:t>sprint-2/screen-builds-notification-centre report — Task 1.6</w:t>
+            </w:r>
+          </w:p>
+        </w:tc>
+        <w:tc>
+          <w:tcPr>
+            <w:tcW w:type="dxa" w:w="2300"/>
+          </w:tcPr>
+          <w:p>
+            <w:r>
+              <w:t>Deferred (deliberately not done). All five are layoutMode:NONE with 13–31 absolutely-positioned children; a 428→390 frame resize leaves every child at its original x — overflowing, misaligned content, not a reflow. Correct fix is a rebuild of each at 390, a scoped design task of its own. Separately confirmed and left as found: Community Home Page Template (1306:7149, COMPONENT_SET) and its instance (1308:11643, 0 children) are both visible:false and render nothing (matches CLAUDE.md). Open: commission the 5-screen community-mobile rebuild; decide whether the hidden template is revived or deleted.</w:t>
+            </w:r>
+          </w:p>
+        </w:tc>
+      </w:tr>
+      <w:tr>
+        <w:tc>
+          <w:tcPr>
+            <w:tcW w:type="dxa" w:w="500"/>
+          </w:tcPr>
+          <w:p>
+            <w:r>
+              <w:t>91</w:t>
+            </w:r>
+          </w:p>
+        </w:tc>
+        <w:tc>
+          <w:tcPr>
+            <w:tcW w:type="dxa" w:w="4700"/>
+          </w:tcPr>
+          <w:p>
+            <w:r>
+              <w:t>Do Community/Bants need their own Create Post flow distinct from the Blog one, or does one shared component cover all three?</w:t>
+            </w:r>
+          </w:p>
+        </w:tc>
+        <w:tc>
+          <w:tcPr>
+            <w:tcW w:type="dxa" w:w="1850"/>
+          </w:tcPr>
+          <w:p>
+            <w:r>
+              <w:t>sprint-2/screen-builds-notification-centre report — Task 1.7</w:t>
+            </w:r>
+          </w:p>
+        </w:tc>
+        <w:tc>
+          <w:tcPr>
+            <w:tcW w:type="dxa" w:w="2300"/>
+          </w:tcPr>
+          <w:p>
+            <w:r>
+              <w:t>Resolved (no build). The composer pattern is per-context and already complete: Bants has its own create-topic screens (2355:2137, 2256:8925); Blog/Articles authoring is admin-side (124:313 is an Admin shell); and Community already has FIVE user-facing 'Create a post' frames (2008:655, 2009:5168, 2496:4462, 2565:3951, 2009:2913). Building a sixth would be duplicate UX. Open: those five Community frames are desktop-only — a Community-composer mobile set is a genuine separate gap (not built here; different section under the scope lock).</w:t>
+            </w:r>
+          </w:p>
+        </w:tc>
+      </w:tr>
+      <w:tr>
+        <w:tc>
+          <w:tcPr>
+            <w:tcW w:type="dxa" w:w="500"/>
+          </w:tcPr>
+          <w:p>
+            <w:r>
+              <w:t>92</w:t>
+            </w:r>
+          </w:p>
+        </w:tc>
+        <w:tc>
+          <w:tcPr>
+            <w:tcW w:type="dxa" w:w="4700"/>
+          </w:tcPr>
+          <w:p>
+            <w:r>
+              <w:t>Build mobile equivalents for the user-facing Settings sub-screen family (desktop-only).</w:t>
+            </w:r>
+          </w:p>
+        </w:tc>
+        <w:tc>
+          <w:tcPr>
+            <w:tcW w:type="dxa" w:w="1850"/>
+          </w:tcPr>
+          <w:p>
+            <w:r>
+              <w:t>sprint-2/screen-builds-notification-centre report — Task 1.8</w:t>
+            </w:r>
+          </w:p>
+        </w:tc>
+        <w:tc>
+          <w:tcPr>
+            <w:tcW w:type="dxa" w:w="2300"/>
+          </w:tcPr>
+          <w:p>
+            <w:r>
+              <w:t>Resolved (design), partial by design. Built mobile equivalents for the 5 category screens the Settings Overview's Category Nav actually links to — Security &amp; Account (5649:8074), Privacy &amp; Safety (5649:8092), Notification Preferences By Type (5649:8116), Display/Language &amp; Region (5649:8140), Account Information Edit (5649:8176). The 12 deeper leaf screens (Confirm/Change Password, Deactivate, Security Overview, 2FA SMS/App, DMs &amp; Read Receipts, Sensitive Content, Mute &amp; Filter, Mute New Accounts, Notification Preferences, Push, Email) are a flagged, deliberately unbundled follow-up. Admin-side role screens (1658:2303, 5403:7205) confirmed out of scope, untouched. Copy divergence disclosed: six real copy bugs on the desktop frames (incl. a leftover 'how X content is displayed' from a Twitter/X template and an 'Accessibilty' typo) were corrected on the new mobile frames and left on desktop — desktop and mobile copy now disagree, on purpose; desktop needs the same corrections (figma-design-system). Also flagged: Settings — Account Information (Edit) renders Username and Country, neither of which has a User column (Decision Log #58) — labelled '(no backend field yet)' on-canvas.</w:t>
             </w:r>
           </w:p>
         </w:tc>

--- a/docs/Soccernity_MVP_Build_Plan_v1.7.docx
+++ b/docs/Soccernity_MVP_Build_Plan_v1.7.docx
@@ -13317,6 +13317,9 @@
             <w:r>
               <w:t>Resolved (design) with a flagged follow-up. Verified live: NO Navbar variant (2824:4309, all 4) contains a bell — the action cluster is a messages glyph + avatar. Bell + navy unread badge built as an ABSOLUTE overlay on each Notification Centre frame's own Navbar instance (a Figma instance can't take new children; editing the component would touch every screen — out of scope). Badge reuses the navy count-pill from Dropdown menu/notification on (2841:5376), NOT the off-palette red #fa0606 dot on Notification Bell Icon/notification (2819:4089). Real fix (follow-up): add a genuine bell slot to the Navbar component set — a figma-design-system task touching every screen — and decide the red dot's fate then.</w:t>
             </w:r>
+            <w:r>
+              <w:t xml:space="preserve">  [Follow-up update, sprint-2/notification-bell-navbar-slot]: the "add a genuine bell slot to the Navbar component set" follow-up is BLOCKED — Notification Bell Icon/no notification (2819:4090) and /notification (2819:4089) are not empty bell components, they are the live user-avatar component (2819:4090 has ~85 instances across every Navbar in the file). See #93.</w:t>
+            </w:r>
           </w:p>
         </w:tc>
       </w:tr>
@@ -13484,6 +13487,282 @@
           <w:p>
             <w:r>
               <w:t>Resolved (design), partial by design. Built mobile equivalents for the 5 category screens the Settings Overview's Category Nav actually links to — Security &amp; Account (5649:8074), Privacy &amp; Safety (5649:8092), Notification Preferences By Type (5649:8116), Display/Language &amp; Region (5649:8140), Account Information Edit (5649:8176). The 12 deeper leaf screens (Confirm/Change Password, Deactivate, Security Overview, 2FA SMS/App, DMs &amp; Read Receipts, Sensitive Content, Mute &amp; Filter, Mute New Accounts, Notification Preferences, Push, Email) are a flagged, deliberately unbundled follow-up. Admin-side role screens (1658:2303, 5403:7205) confirmed out of scope, untouched. Copy divergence disclosed: six real copy bugs on the desktop frames (incl. a leftover 'how X content is displayed' from a Twitter/X template and an 'Accessibilty' typo) were corrected on the new mobile frames and left on desktop — desktop and mobile copy now disagree, on purpose; desktop needs the same corrections (figma-design-system). Also flagged: Settings — Account Information (Edit) renders Username and Country, neither of which has a User column (Decision Log #58) — labelled '(no backend field yet)' on-canvas.</w:t>
+            </w:r>
+          </w:p>
+        </w:tc>
+      </w:tr>
+      <w:tr>
+        <w:tc>
+          <w:tcPr>
+            <w:tcW w:type="dxa" w:w="500"/>
+          </w:tcPr>
+          <w:p>
+            <w:r/>
+            <w:r>
+              <w:t>93</w:t>
+            </w:r>
+          </w:p>
+        </w:tc>
+        <w:tc>
+          <w:tcPr>
+            <w:tcW w:type="dxa" w:w="4700"/>
+          </w:tcPr>
+          <w:p>
+            <w:r/>
+            <w:r>
+              <w:t>Notification Bell Icon/no notification (2819:4090) and /notification (2819:4089) are misnamed — they are the user-avatar component, not bell components. 2819:4090 has ~85 instances across every Navbar; 2819:4089 (avatar + #fa0606 status dot) has 0. What should replace them, and where does the real Navbar bell slot live?</w:t>
+            </w:r>
+          </w:p>
+        </w:tc>
+        <w:tc>
+          <w:tcPr>
+            <w:tcW w:type="dxa" w:w="1850"/>
+          </w:tcPr>
+          <w:p>
+            <w:r/>
+            <w:r>
+              <w:t>sprint-2/notification-bell-navbar-slot report</w:t>
+            </w:r>
+          </w:p>
+        </w:tc>
+        <w:tc>
+          <w:tcPr>
+            <w:tcW w:type="dxa" w:w="2300"/>
+          </w:tcPr>
+          <w:p>
+            <w:r/>
+            <w:r>
+              <w:t>Open. Discovered while attempting DL #88’s follow-up. Building bell artwork into these node IDs (the brief’s Task 1 as written) would turn ~85 avatars file-wide into bells-behind-photos, so it was not done. Recommended: (a) rename 2819:4090 / 2819:4089 to Avatar/plain and Avatar/with status dot; retire the #fa0606 dot on 2819:4089 — replace with a brand/green presence dot (matching the room-row status-dot precedent) or drop it; (b) build the Navbar bell as a NEW Notification Bell component set (see #95), added to the logged-in Navbar action cluster between the messages glyph and the avatar. Blocked on founder/design-lead confirmation that the round Navbar photo is the user avatar (it opens the account-style Dropdown menu/* menu, so it clearly is).</w:t>
+            </w:r>
+          </w:p>
+        </w:tc>
+      </w:tr>
+      <w:tr>
+        <w:tc>
+          <w:tcPr>
+            <w:tcW w:type="dxa" w:w="500"/>
+          </w:tcPr>
+          <w:p>
+            <w:r/>
+            <w:r>
+              <w:t>94</w:t>
+            </w:r>
+          </w:p>
+        </w:tc>
+        <w:tc>
+          <w:tcPr>
+            <w:tcW w:type="dxa" w:w="4700"/>
+          </w:tcPr>
+          <w:p>
+            <w:r/>
+            <w:r>
+              <w:t>Should the notification bell appear on the logged-out Navbar variants (header 7, header 7 — mobile)?</w:t>
+            </w:r>
+          </w:p>
+        </w:tc>
+        <w:tc>
+          <w:tcPr>
+            <w:tcW w:type="dxa" w:w="1850"/>
+          </w:tcPr>
+          <w:p>
+            <w:r/>
+            <w:r>
+              <w:t>sprint-2/notification-bell-navbar-slot report</w:t>
+            </w:r>
+          </w:p>
+        </w:tc>
+        <w:tc>
+          <w:tcPr>
+            <w:tcW w:type="dxa" w:w="2300"/>
+          </w:tcPr>
+          <w:p>
+            <w:r/>
+            <w:r>
+              <w:t>Proposed (recommend accept): bell on logged-in variants only (header 4, header 4 — mobile). Notifications require an account. Not yet built — depends on #93. Separately flagged: header 7 currently carries a covered/overlapping avatar instance (2841:4177), likely a pre-existing bug worth its own check.</w:t>
+            </w:r>
+          </w:p>
+        </w:tc>
+      </w:tr>
+      <w:tr>
+        <w:tc>
+          <w:tcPr>
+            <w:tcW w:type="dxa" w:w="500"/>
+          </w:tcPr>
+          <w:p>
+            <w:r/>
+            <w:r>
+              <w:t>95</w:t>
+            </w:r>
+          </w:p>
+        </w:tc>
+        <w:tc>
+          <w:tcPr>
+            <w:tcW w:type="dxa" w:w="4700"/>
+          </w:tcPr>
+          <w:p>
+            <w:r/>
+            <w:r>
+              <w:t>How does the Navbar bell express read vs unread state?</w:t>
+            </w:r>
+          </w:p>
+        </w:tc>
+        <w:tc>
+          <w:tcPr>
+            <w:tcW w:type="dxa" w:w="1850"/>
+          </w:tcPr>
+          <w:p>
+            <w:r/>
+            <w:r>
+              <w:t>sprint-2/notification-bell-navbar-slot report</w:t>
+            </w:r>
+          </w:p>
+        </w:tc>
+        <w:tc>
+          <w:tcPr>
+            <w:tcW w:type="dxa" w:w="2300"/>
+          </w:tcPr>
+          <w:p>
+            <w:r/>
+            <w:r>
+              <w:t>Proposed (recommend accept): a Has Unread boolean variant property (False default / True) on a new Notification Bell component set, swappable per instance. True variant adds the navy count-pill (frame brand/navy + number text color/text/on-navy) copied from Dropdown menu/notification on (Frame 5882 / 2841:5375-6) and PR #112’s Unread Count Badge (5640:7915). Bell glyph stroke = brand/navy. No #fa0606. Not yet built — depends on #93.</w:t>
+            </w:r>
+          </w:p>
+        </w:tc>
+      </w:tr>
+      <w:tr>
+        <w:tc>
+          <w:tcPr>
+            <w:tcW w:type="dxa" w:w="500"/>
+          </w:tcPr>
+          <w:p>
+            <w:r/>
+            <w:r>
+              <w:t>96</w:t>
+            </w:r>
+          </w:p>
+        </w:tc>
+        <w:tc>
+          <w:tcPr>
+            <w:tcW w:type="dxa" w:w="4700"/>
+          </w:tcPr>
+          <w:p>
+            <w:r/>
+            <w:r>
+              <w:t>Does the Navbar bell open the existing account-style Dropdown menu/* components, or does it need a dedicated notification-preview dropdown? And what does "See all notifications" link to?</w:t>
+            </w:r>
+          </w:p>
+        </w:tc>
+        <w:tc>
+          <w:tcPr>
+            <w:tcW w:type="dxa" w:w="1850"/>
+          </w:tcPr>
+          <w:p>
+            <w:r/>
+            <w:r>
+              <w:t>sprint-2/notification-bell-navbar-slot report</w:t>
+            </w:r>
+          </w:p>
+        </w:tc>
+        <w:tc>
+          <w:tcPr>
+            <w:tcW w:type="dxa" w:w="2300"/>
+          </w:tcPr>
+          <w:p>
+            <w:r/>
+            <w:r>
+              <w:t>Open. Dropdown menu/no notification (2841:5361) and Dropdown menu/notification on (2841:5363) have 0 instances and no prototype wiring anywhere — there is no existing interaction pattern to mirror, and both are account menus (Profile / Message / Notification / Settings / Log out), not notification lists. If reused: bell state maps to dropdown state (empty bell → no notification, badged bell → notification on), and a "See all notifications" row is added to the notification-on dropdown navigating to the PR #112 Notification Centre — 5640:7815 (desktop) / 5643:8003 (mobile). Founder may prefer a purpose-built notification-preview list instead.</w:t>
+            </w:r>
+          </w:p>
+        </w:tc>
+      </w:tr>
+      <w:tr>
+        <w:tc>
+          <w:tcPr>
+            <w:tcW w:type="dxa" w:w="500"/>
+          </w:tcPr>
+          <w:p>
+            <w:r/>
+            <w:r>
+              <w:t>97</w:t>
+            </w:r>
+          </w:p>
+        </w:tc>
+        <w:tc>
+          <w:tcPr>
+            <w:tcW w:type="dxa" w:w="4700"/>
+          </w:tcPr>
+          <w:p>
+            <w:r/>
+            <w:r>
+              <w:t>File-wide off-palette red #fa0606 / near-red usages outside the notification bell — what token replaces them, given there is no color/action/destructive token (non-negotiable #3)?</w:t>
+            </w:r>
+          </w:p>
+        </w:tc>
+        <w:tc>
+          <w:tcPr>
+            <w:tcW w:type="dxa" w:w="1850"/>
+          </w:tcPr>
+          <w:p>
+            <w:r/>
+            <w:r>
+              <w:t>sprint-2/notification-bell-navbar-slot report</w:t>
+            </w:r>
+          </w:p>
+        </w:tc>
+        <w:tc>
+          <w:tcPr>
+            <w:tcW w:type="dxa" w:w="2300"/>
+          </w:tcPr>
+          <w:p>
+            <w:r/>
+            <w:r>
+              <w:t>Open (flag only — not touched this pass, per the task’s instruction to flag rather than change unrelated content). Found in: Sports Hub H2H (756:11) &amp; Standing (756:6433) win/loss form indicators (Rectangle 99, ~36 nodes); Admin Categories (128:488), Categories - Add Category (138:93), Users - team members (917:218) table-cell blocks (Rectangle 43, ~3); Mobile Drop Down Components (1870:2753) &amp; Messages mobile window 3 "Block User" labels (~4). All predate this task. Needs its own sweep + a decision on introducing a negative/destructive semantic token vs. deriving from the two-colour palette.</w:t>
+            </w:r>
+          </w:p>
+        </w:tc>
+      </w:tr>
+      <w:tr>
+        <w:tc>
+          <w:tcPr>
+            <w:tcW w:type="dxa" w:w="500"/>
+          </w:tcPr>
+          <w:p>
+            <w:r/>
+            <w:r>
+              <w:t>98</w:t>
+            </w:r>
+          </w:p>
+        </w:tc>
+        <w:tc>
+          <w:tcPr>
+            <w:tcW w:type="dxa" w:w="4700"/>
+          </w:tcPr>
+          <w:p>
+            <w:r/>
+            <w:r>
+              <w:t>Bants desktop room rows have a single status dot; mobile rows (PR #112) have an active/inactive distinction (Status Dot — active / — inactive).</w:t>
+            </w:r>
+          </w:p>
+        </w:tc>
+        <w:tc>
+          <w:tcPr>
+            <w:tcW w:type="dxa" w:w="1850"/>
+          </w:tcPr>
+          <w:p>
+            <w:r/>
+            <w:r>
+              <w:t>sprint-2/notification-bell-navbar-slot report</w:t>
+            </w:r>
+          </w:p>
+        </w:tc>
+        <w:tc>
+          <w:tcPr>
+            <w:tcW w:type="dxa" w:w="2300"/>
+          </w:tcPr>
+          <w:p>
+            <w:r/>
+            <w:r>
+              <w:t>Partially addressed: the desktop dot (Ellipse 67 in Group 403 / 2353:1610, 102 instances) was off-palette amber #DBA111 and is now bound to brand/green. Giving desktop rows a real active/inactive variant/boolean (to match mobile’s color/icon/inactive treatment for inactive rooms) is out of scope here — flagged for follow-up.</w:t>
             </w:r>
           </w:p>
         </w:tc>

--- a/docs/Soccernity_MVP_Build_Plan_v1.7.docx
+++ b/docs/Soccernity_MVP_Build_Plan_v1.7.docx
@@ -13534,6 +13534,9 @@
             <w:r>
               <w:t>Open. Discovered while attempting DL #88’s follow-up. Building bell artwork into these node IDs (the brief’s Task 1 as written) would turn ~85 avatars file-wide into bells-behind-photos, so it was not done. Recommended: (a) rename 2819:4090 / 2819:4089 to Avatar/plain and Avatar/with status dot; retire the #fa0606 dot on 2819:4089 — replace with a brand/green presence dot (matching the room-row status-dot precedent) or drop it; (b) build the Navbar bell as a NEW Notification Bell component set (see #95), added to the logged-in Navbar action cluster between the messages glyph and the avatar. Blocked on founder/design-lead confirmation that the round Navbar photo is the user avatar (it opens the account-style Dropdown menu/* menu, so it clearly is).</w:t>
             </w:r>
+            <w:r>
+              <w:t xml:space="preserve">  [SUPERSEDED by sprint-2/avatar-notification-dropdown-wiring]: founder override — NO new Notification Bell component is built; the existing round avatar component IS the notification indicator (click opens the account dropdown; its Notification row carries the unread counter and links to the Notification Centre). See #99–#103.</w:t>
+            </w:r>
           </w:p>
         </w:tc>
       </w:tr>
@@ -13580,6 +13583,9 @@
             <w:r>
               <w:t>Proposed (recommend accept): bell on logged-in variants only (header 4, header 4 — mobile). Notifications require an account. Not yet built — depends on #93. Separately flagged: header 7 currently carries a covered/overlapping avatar instance (2841:4177), likely a pre-existing bug worth its own check.</w:t>
             </w:r>
+            <w:r>
+              <w:t xml:space="preserve">  [SUPERSEDED by sprint-2/avatar-notification-dropdown-wiring]: founder override — NO new Notification Bell component is built; the existing round avatar component IS the notification indicator (click opens the account dropdown; its Notification row carries the unread counter and links to the Notification Centre). See #99–#103.</w:t>
+            </w:r>
           </w:p>
         </w:tc>
       </w:tr>
@@ -13626,6 +13632,9 @@
             <w:r>
               <w:t>Proposed (recommend accept): a Has Unread boolean variant property (False default / True) on a new Notification Bell component set, swappable per instance. True variant adds the navy count-pill (frame brand/navy + number text color/text/on-navy) copied from Dropdown menu/notification on (Frame 5882 / 2841:5375-6) and PR #112’s Unread Count Badge (5640:7915). Bell glyph stroke = brand/navy. No #fa0606. Not yet built — depends on #93.</w:t>
             </w:r>
+            <w:r>
+              <w:t xml:space="preserve">  [SUPERSEDED by sprint-2/avatar-notification-dropdown-wiring]: founder override — NO new Notification Bell component is built; the existing round avatar component IS the notification indicator (click opens the account dropdown; its Notification row carries the unread counter and links to the Notification Centre). See #99–#103.</w:t>
+            </w:r>
           </w:p>
         </w:tc>
       </w:tr>
@@ -13672,6 +13681,9 @@
             <w:r>
               <w:t>Open. Dropdown menu/no notification (2841:5361) and Dropdown menu/notification on (2841:5363) have 0 instances and no prototype wiring anywhere — there is no existing interaction pattern to mirror, and both are account menus (Profile / Message / Notification / Settings / Log out), not notification lists. If reused: bell state maps to dropdown state (empty bell → no notification, badged bell → notification on), and a "See all notifications" row is added to the notification-on dropdown navigating to the PR #112 Notification Centre — 5640:7815 (desktop) / 5643:8003 (mobile). Founder may prefer a purpose-built notification-preview list instead.</w:t>
             </w:r>
+            <w:r>
+              <w:t xml:space="preserve">  [SUPERSEDED by sprint-2/avatar-notification-dropdown-wiring]: founder override — NO new Notification Bell component is built; the existing round avatar component IS the notification indicator (click opens the account dropdown; its Notification row carries the unread counter and links to the Notification Centre). See #99–#103.</w:t>
+            </w:r>
           </w:p>
         </w:tc>
       </w:tr>
@@ -13718,6 +13730,9 @@
             <w:r>
               <w:t>Open (flag only — not touched this pass, per the task’s instruction to flag rather than change unrelated content). Found in: Sports Hub H2H (756:11) &amp; Standing (756:6433) win/loss form indicators (Rectangle 99, ~36 nodes); Admin Categories (128:488), Categories - Add Category (138:93), Users - team members (917:218) table-cell blocks (Rectangle 43, ~3); Mobile Drop Down Components (1870:2753) &amp; Messages mobile window 3 "Block User" labels (~4). All predate this task. Needs its own sweep + a decision on introducing a negative/destructive semantic token vs. deriving from the two-colour palette.</w:t>
             </w:r>
+            <w:r>
+              <w:t xml:space="preserve">  [RESOLVED by sprint-2/avatar-notification-dropdown-wiring]: founder authorised a semantic/alert COLOR token (VariableID:5670:8226, #FA0606, same value Light and Dark) as a deliberate exception to non-negotiable #3 — red retained ONLY as a semantic loss/destructive/alert colour. All loose #fa0606 paints (110) rebound to it: Sports Hub H2H/Standing loss dots (Rectangle 99 ×29 + Rectangle 101 ×1), Admin table-cell blocks (Rectangle 43 ×3), Block User labels ×4 + block icons ×3, and 70 ant-design:delete-outlined trash-icon vectors found in the same audit. Excluded: 1 — the #fa0606 fill inside the YouTube-logo vector (761:13), an external brand mark. See #99.</w:t>
+            </w:r>
           </w:p>
         </w:tc>
       </w:tr>
@@ -13763,6 +13778,236 @@
             <w:r/>
             <w:r>
               <w:t>Partially addressed: the desktop dot (Ellipse 67 in Group 403 / 2353:1610, 102 instances) was off-palette amber #DBA111 and is now bound to brand/green. Giving desktop rows a real active/inactive variant/boolean (to match mobile’s color/icon/inactive treatment for inactive rooms) is out of scope here — flagged for follow-up.</w:t>
+            </w:r>
+          </w:p>
+        </w:tc>
+      </w:tr>
+      <w:tr>
+        <w:tc>
+          <w:tcPr>
+            <w:tcW w:type="dxa" w:w="500"/>
+          </w:tcPr>
+          <w:p>
+            <w:r/>
+            <w:r>
+              <w:t>99</w:t>
+            </w:r>
+          </w:p>
+        </w:tc>
+        <w:tc>
+          <w:tcPr>
+            <w:tcW w:type="dxa" w:w="4700"/>
+          </w:tcPr>
+          <w:p>
+            <w:r/>
+            <w:r>
+              <w:t>Naming and Light/Dark values for the semantic red token retained as a founder-authorised exception to non-negotiable #3.</w:t>
+            </w:r>
+          </w:p>
+        </w:tc>
+        <w:tc>
+          <w:tcPr>
+            <w:tcW w:type="dxa" w:w="1850"/>
+          </w:tcPr>
+          <w:p>
+            <w:r/>
+            <w:r>
+              <w:t>sprint-2/avatar-notification-dropdown-wiring report</w:t>
+            </w:r>
+          </w:p>
+        </w:tc>
+        <w:tc>
+          <w:tcPr>
+            <w:tcW w:type="dxa" w:w="2300"/>
+          </w:tcPr>
+          <w:p>
+            <w:r/>
+            <w:r>
+              <w:t>Resolved. Token: semantic/alert (VariableID:5670:8226) in the Soccernity Theme collection (VariableCollectionId:5096:2). Value #FA0606 kept as-is (it is already the value in ~110 places — a pure hex→token rebind, zero visual change) in BOTH Light and Dark modes: every use is a small non-text indicator, and a distinct dark red would risk reading as a different state; revisit the Dark value only if a future contrast pass finds a specific text use failing, and disclose it then. This is a deliberate, founder-authorised exception to the two-colour palette rule — red is permitted ONLY as a semantic loss / destructive / alert colour, now a single auditable bound token rather than loose hex. Bound at 2819:4084 (avatar unread dot) and across the 110 paints listed in #97.</w:t>
+            </w:r>
+          </w:p>
+        </w:tc>
+      </w:tr>
+      <w:tr>
+        <w:tc>
+          <w:tcPr>
+            <w:tcW w:type="dxa" w:w="500"/>
+          </w:tcPr>
+          <w:p>
+            <w:r/>
+            <w:r>
+              <w:t>100</w:t>
+            </w:r>
+          </w:p>
+        </w:tc>
+        <w:tc>
+          <w:tcPr>
+            <w:tcW w:type="dxa" w:w="4700"/>
+          </w:tcPr>
+          <w:p>
+            <w:r/>
+            <w:r>
+              <w:t>Should the avatar→account-dropdown click interaction live on the shared Avatar component or per Navbar instance?</w:t>
+            </w:r>
+          </w:p>
+        </w:tc>
+        <w:tc>
+          <w:tcPr>
+            <w:tcW w:type="dxa" w:w="1850"/>
+          </w:tcPr>
+          <w:p>
+            <w:r/>
+            <w:r>
+              <w:t>sprint-2/avatar-notification-dropdown-wiring report</w:t>
+            </w:r>
+          </w:p>
+        </w:tc>
+        <w:tc>
+          <w:tcPr>
+            <w:tcW w:type="dxa" w:w="2300"/>
+          </w:tcPr>
+          <w:p>
+            <w:r/>
+            <w:r>
+              <w:t>Resolved: per Navbar instance. The Avatar component has ~85 instances across the file (post authors, comment authors, member lists, etc.) — wiring the overlay on the component would make every one of them open the current user's account menu. ON_CLICK → OPEN_OVERLAY was wired only on the logged-in Navbar avatar instances: 2838:3579 (header 4 desktop) and 5387:7675 (header 4 — mobile), → Dropdown menu/no notification (2841:5361). The Avatar/notification component's own stale overlay target was corrected 2841:5361 → 2841:5363 (0 instances today, so harmless — makes a future instance swap inherit the right dropdown).</w:t>
+            </w:r>
+          </w:p>
+        </w:tc>
+      </w:tr>
+      <w:tr>
+        <w:tc>
+          <w:tcPr>
+            <w:tcW w:type="dxa" w:w="500"/>
+          </w:tcPr>
+          <w:p>
+            <w:r/>
+            <w:r>
+              <w:t>101</w:t>
+            </w:r>
+          </w:p>
+        </w:tc>
+        <w:tc>
+          <w:tcPr>
+            <w:tcW w:type="dxa" w:w="4700"/>
+          </w:tcPr>
+          <w:p>
+            <w:r/>
+            <w:r>
+              <w:t>The two Dropdown menu components are shared between desktop and mobile; a prototype reaction carries one target. Where does the Notification row route?</w:t>
+            </w:r>
+          </w:p>
+        </w:tc>
+        <w:tc>
+          <w:tcPr>
+            <w:tcW w:type="dxa" w:w="1850"/>
+          </w:tcPr>
+          <w:p>
+            <w:r/>
+            <w:r>
+              <w:t>sprint-2/avatar-notification-dropdown-wiring report</w:t>
+            </w:r>
+          </w:p>
+        </w:tc>
+        <w:tc>
+          <w:tcPr>
+            <w:tcW w:type="dxa" w:w="2300"/>
+          </w:tcPr>
+          <w:p>
+            <w:r/>
+            <w:r>
+              <w:t>Resolved for now, with a follow-up. ON_CLICK → NAVIGATE from the Notification row of both dropdowns (2841:5368 in "notification on", 2819:4077 in "no notification") routes to the DESKTOP Notification Centre 5640:7815 only. Routing mobile contexts to 5643:8003 needs a mobile-specific dropdown variant — open follow-up, not built here.</w:t>
+            </w:r>
+          </w:p>
+        </w:tc>
+      </w:tr>
+      <w:tr>
+        <w:tc>
+          <w:tcPr>
+            <w:tcW w:type="dxa" w:w="500"/>
+          </w:tcPr>
+          <w:p>
+            <w:r/>
+            <w:r>
+              <w:t>102</w:t>
+            </w:r>
+          </w:p>
+        </w:tc>
+        <w:tc>
+          <w:tcPr>
+            <w:tcW w:type="dxa" w:w="4700"/>
+          </w:tcPr>
+          <w:p>
+            <w:r/>
+            <w:r>
+              <w:t>The logged-out desktop Navbar variant "header 7" (2841:4104) carries a stray avatar instance (2841:4177).</w:t>
+            </w:r>
+          </w:p>
+        </w:tc>
+        <w:tc>
+          <w:tcPr>
+            <w:tcW w:type="dxa" w:w="1850"/>
+          </w:tcPr>
+          <w:p>
+            <w:r/>
+            <w:r>
+              <w:t>sprint-2/avatar-notification-dropdown-wiring report</w:t>
+            </w:r>
+          </w:p>
+        </w:tc>
+        <w:tc>
+          <w:tcPr>
+            <w:tcW w:type="dxa" w:w="2300"/>
+          </w:tcPr>
+          <w:p>
+            <w:r/>
+            <w:r>
+              <w:t>Open — recommend removal, pending founder OK. It contradicts the confirmed model (logged-out variants have no avatar and no account dropdown — "header 7 — mobile" correctly has none). Left in place and unwired (0 reactions) this pass rather than deleted from a shared component without confirmation.</w:t>
+            </w:r>
+          </w:p>
+        </w:tc>
+      </w:tr>
+      <w:tr>
+        <w:tc>
+          <w:tcPr>
+            <w:tcW w:type="dxa" w:w="500"/>
+          </w:tcPr>
+          <w:p>
+            <w:r/>
+            <w:r>
+              <w:t>103</w:t>
+            </w:r>
+          </w:p>
+        </w:tc>
+        <w:tc>
+          <w:tcPr>
+            <w:tcW w:type="dxa" w:w="4700"/>
+          </w:tcPr>
+          <w:p>
+            <w:r/>
+            <w:r>
+              <w:t>Combine the two Avatar/* components and the two Dropdown menu/* components into variant sets with a Has Unread boolean.</w:t>
+            </w:r>
+          </w:p>
+        </w:tc>
+        <w:tc>
+          <w:tcPr>
+            <w:tcW w:type="dxa" w:w="1850"/>
+          </w:tcPr>
+          <w:p>
+            <w:r/>
+            <w:r>
+              <w:t>sprint-2/avatar-notification-dropdown-wiring report</w:t>
+            </w:r>
+          </w:p>
+        </w:tc>
+        <w:tc>
+          <w:tcPr>
+            <w:tcW w:type="dxa" w:w="2300"/>
+          </w:tcPr>
+          <w:p>
+            <w:r/>
+            <w:r>
+              <w:t>Open follow-up. Today the read/unread states are two loose components each, and switching an instance means a manual component swap plus retargeting the overlay reaction. A Has Unread boolean variant on each set would let one instance-level toggle flip both the avatar dot and which dropdown opens. Supersedes PR #113's DL #95 (which proposed the same boolean on a NEW bell component that is no longer being built). Also open from the same area: overlayBackgroundInteraction = CLOSE_ON_CLICK_OUTSIDE could not be set (read-only on COMPONENT nodes) — click-outside-to-dismiss is a follow-up.</w:t>
             </w:r>
           </w:p>
         </w:tc>

--- a/docs/Soccernity_MVP_Build_Plan_v1.7.docx
+++ b/docs/Soccernity_MVP_Build_Plan_v1.7.docx
@@ -13917,6 +13917,9 @@
             <w:r>
               <w:t>Resolved for now, with a follow-up. ON_CLICK → NAVIGATE from the Notification row of both dropdowns (2841:5368 in "notification on", 2819:4077 in "no notification") routes to the DESKTOP Notification Centre 5640:7815 only. Routing mobile contexts to 5643:8003 needs a mobile-specific dropdown variant — open follow-up, not built here.</w:t>
             </w:r>
+            <w:r>
+              <w:t xml:space="preserve">  [RESOLVED by sprint-2/avatar-dropdown-variant-sets]: the mobile account-dropdown Notification row now navigates to the MOBILE Notification Centre (5643:8003) via a dedicated Dropdown menu/mobile - * component pair (5685:9300 / 5685:9312); the header 4 - mobile avatar overlay (5387:7675) points at it. Desktop keeps 5640:7815. Dropdown sizing: no mobile-resized variant needed - the 146x142 anchored menu fits the 390/428px mobile navbar; only the nav target differs. See #105.</w:t>
+            </w:r>
           </w:p>
         </w:tc>
       </w:tr>
@@ -13963,6 +13966,9 @@
             <w:r>
               <w:t>Open — recommend removal, pending founder OK. It contradicts the confirmed model (logged-out variants have no avatar and no account dropdown — "header 7 — mobile" correctly has none). Left in place and unwired (0 reactions) this pass rather than deleted from a shared component without confirmation.</w:t>
             </w:r>
+            <w:r>
+              <w:t xml:space="preserve">  [RESOLVED by sprint-2/avatar-dropdown-variant-sets]: the stray absolutely-positioned, z-order-hidden avatar instance 2841:4177 was removed from header 7 (2841:4104). Zero visual/layout change (screenshot diff clean on header 7 + Login/Register/Home/Forgot-Password-Sent; Login button and nav icons are absolute-positioned and did not move).</w:t>
+            </w:r>
           </w:p>
         </w:tc>
       </w:tr>
@@ -14008,6 +14014,147 @@
             <w:r/>
             <w:r>
               <w:t>Open follow-up. Today the read/unread states are two loose components each, and switching an instance means a manual component swap plus retargeting the overlay reaction. A Has Unread boolean variant on each set would let one instance-level toggle flip both the avatar dot and which dropdown opens. Supersedes PR #113's DL #95 (which proposed the same boolean on a NEW bell component that is no longer being built). Also open from the same area: overlayBackgroundInteraction = CLOSE_ON_CLICK_OUTSIDE could not be set (read-only on COMPONENT nodes) — click-outside-to-dismiss is a follow-up.</w:t>
+            </w:r>
+            <w:r>
+              <w:t xml:space="preserve">  [RESOLVED (partial by design) by sprint-2/avatar-dropdown-variant-sets]: Avatar/no notification (2819:4090) + Avatar/notification (2819:4089) are now the Avatar COMPONENT_SET (5685:9241), property Has Unread (boolean, default false); all 78 live instances on page 0:1 re-point cleanly, appearance and per-instance overlay reactions unchanged. Dropdown menu/* was deliberately NOT combined - Figma rejects a COMPONENT that is a variant inside a COMPONENT_SET as an OPEN_OVERLAY destination (see #104), which broke every avatar-&gt;dropdown overlay; it stays a slash-named family (see #105). Click-outside-dismiss: not settable via the plugin API (overlayBackgroundInteraction is readonly on every node type) - it is a one-checkbox manual step in the Figma desktop UI on the 3 avatar Open Overlay interactions (2838:3579, 5387:7675, 2819:4089) and a non-issue for figma-to-code (standard backdrop / useOnClickOutside). See #106.</w:t>
+            </w:r>
+          </w:p>
+        </w:tc>
+      </w:tr>
+      <w:tr>
+        <w:tc>
+          <w:tcPr>
+            <w:tcW w:type="dxa" w:w="500"/>
+          </w:tcPr>
+          <w:p>
+            <w:r/>
+            <w:r>
+              <w:t>104</w:t>
+            </w:r>
+          </w:p>
+        </w:tc>
+        <w:tc>
+          <w:tcPr>
+            <w:tcW w:type="dxa" w:w="4700"/>
+          </w:tcPr>
+          <w:p>
+            <w:r/>
+            <w:r>
+              <w:t>Figma limitation for future component work: can a COMPONENT that is a variant inside a COMPONENT_SET be an OPEN_OVERLAY destination?</w:t>
+            </w:r>
+          </w:p>
+        </w:tc>
+        <w:tc>
+          <w:tcPr>
+            <w:tcW w:type="dxa" w:w="1850"/>
+          </w:tcPr>
+          <w:p>
+            <w:r/>
+            <w:r>
+              <w:t>sprint-2/avatar-dropdown-variant-sets report</w:t>
+            </w:r>
+          </w:p>
+        </w:tc>
+        <w:tc>
+          <w:tcPr>
+            <w:tcW w:type="dxa" w:w="2300"/>
+          </w:tcPr>
+          <w:p>
+            <w:r/>
+            <w:r>
+              <w:t>Resolved (recorded as a constraint). No - Figma rejects it ("destination ... was rejected ... not reachable from this source"). Overlay-target components (menus, popovers, dropdowns, toasts) must stay standalone / slash-named, NOT variant sets. A variant used as an overlay SOURCE is fine (verified: the Avatar set's Has Unread=true variant re-set its own overlay reaction cleanly). Discovered while attempting DL #103 - the two account dropdowns were tried as a set and reverted.</w:t>
+            </w:r>
+          </w:p>
+        </w:tc>
+      </w:tr>
+      <w:tr>
+        <w:tc>
+          <w:tcPr>
+            <w:tcW w:type="dxa" w:w="500"/>
+          </w:tcPr>
+          <w:p>
+            <w:r/>
+            <w:r>
+              <w:t>105</w:t>
+            </w:r>
+          </w:p>
+        </w:tc>
+        <w:tc>
+          <w:tcPr>
+            <w:tcW w:type="dxa" w:w="4700"/>
+          </w:tcPr>
+          <w:p>
+            <w:r/>
+            <w:r>
+              <w:t>The account dropdown is a 4-member slash-named family, not a Breakpoint x Has Unread variant set.</w:t>
+            </w:r>
+          </w:p>
+        </w:tc>
+        <w:tc>
+          <w:tcPr>
+            <w:tcW w:type="dxa" w:w="1850"/>
+          </w:tcPr>
+          <w:p>
+            <w:r/>
+            <w:r>
+              <w:t>sprint-2/avatar-dropdown-variant-sets report</w:t>
+            </w:r>
+          </w:p>
+        </w:tc>
+        <w:tc>
+          <w:tcPr>
+            <w:tcW w:type="dxa" w:w="2300"/>
+          </w:tcPr>
+          <w:p>
+            <w:r/>
+            <w:r>
+              <w:t>Resolved (accepted, with a revisit condition). Dropdown menu/{,mobile - }{no notification,notification on} (2841:5361 / 2841:5363 / 5685:9300 / 5685:9312) - four loose components purely to carry desktop vs mobile NAVIGATE targets (5640:7815 vs 5643:8003), because #104 blocks a variant set here. If Figma later allows variant-set overlay destinations, collapse to a Breakpoint x Has Unread set.</w:t>
+            </w:r>
+          </w:p>
+        </w:tc>
+      </w:tr>
+      <w:tr>
+        <w:tc>
+          <w:tcPr>
+            <w:tcW w:type="dxa" w:w="500"/>
+          </w:tcPr>
+          <w:p>
+            <w:r/>
+            <w:r>
+              <w:t>106</w:t>
+            </w:r>
+          </w:p>
+        </w:tc>
+        <w:tc>
+          <w:tcPr>
+            <w:tcW w:type="dxa" w:w="4700"/>
+          </w:tcPr>
+          <w:p>
+            <w:r/>
+            <w:r>
+              <w:t>Click-outside-to-dismiss on the account dropdown overlay.</w:t>
+            </w:r>
+          </w:p>
+        </w:tc>
+        <w:tc>
+          <w:tcPr>
+            <w:tcW w:type="dxa" w:w="1850"/>
+          </w:tcPr>
+          <w:p>
+            <w:r/>
+            <w:r>
+              <w:t>sprint-2/avatar-dropdown-variant-sets report</w:t>
+            </w:r>
+          </w:p>
+        </w:tc>
+        <w:tc>
+          <w:tcPr>
+            <w:tcW w:type="dxa" w:w="2300"/>
+          </w:tcPr>
+          <w:p>
+            <w:r/>
+            <w:r>
+              <w:t>Open (manual follow-up). overlayBackgroundInteraction is declared readonly across the use_figma plugin API on every node type tested (COMPONENT and FRAME both throw; .d.ts confirms) - PR #114's note that it is "settable only on instances" is inaccurate for this environment; it is writable nowhere via the API, and the dropdowns have no instances. It is NOT blocked in Figma itself - a designer ticks "Close when clicking outside" on the 3 avatar Open Overlay interactions (2838:3579, 5387:7675, 2819:4089) in the desktop UI. Non-issue for figma-to-code (standard backdrop onClick / useOnClickOutside).</w:t>
             </w:r>
           </w:p>
         </w:tc>

--- a/docs/Soccernity_MVP_Build_Plan_v1.7.docx
+++ b/docs/Soccernity_MVP_Build_Plan_v1.7.docx
@@ -13362,6 +13362,9 @@
             <w:r>
               <w:t>Resolved (design). Windows 1 (1761:2342), 2 (1761:2321) and 4 (1762:2645) are list-of-chats / chat-window screens genuinely superseded by Message - List of chats / single chat page - mobile app (2067:3006 / 2067:3176) — renamed 'ARCHIVED — …', set visible:false, moved to an archive strip at y 26200 (not deleted). Window 3 (1762:2833, 311×177) is NOT a screen — it is a unique Mark as Read / View Profile / Block / Delete Chat context menu with no replacement anywhere — deliberately left live and untouched. Open: window 3 should become a proper component attached to the current mobile chat screens; the surviving 360px pair conflicts with #86's proposed 390 canon.</w:t>
             </w:r>
+            <w:r>
+              <w:t xml:space="preserve">  [Follow-up, sprint-2/mobile-settings-community-message-rebuild]: window 3 (1762:2833) is now a real component - Message - Conversation Actions Menu (5706:8270) instanced onto the rebuilt mobile chat screen. Open item CLOSED. See #115.</w:t>
+            </w:r>
           </w:p>
         </w:tc>
       </w:tr>
@@ -14155,6 +14158,650 @@
             <w:r/>
             <w:r>
               <w:t>Open (manual follow-up). overlayBackgroundInteraction is declared readonly across the use_figma plugin API on every node type tested (COMPONENT and FRAME both throw; .d.ts confirms) - PR #114's note that it is "settable only on instances" is inaccurate for this environment; it is writable nowhere via the API, and the dropdowns have no instances. It is NOT blocked in Figma itself - a designer ticks "Close when clicking outside" on the 3 avatar Open Overlay interactions (2838:3579, 5387:7675, 2819:4089) in the desktop UI. Non-issue for figma-to-code (standard backdrop onClick / useOnClickOutside).</w:t>
+            </w:r>
+          </w:p>
+        </w:tc>
+      </w:tr>
+      <w:tr>
+        <w:tc>
+          <w:tcPr>
+            <w:tcW w:type="dxa" w:w="500"/>
+          </w:tcPr>
+          <w:p>
+            <w:r/>
+            <w:r>
+              <w:t>107</w:t>
+            </w:r>
+          </w:p>
+        </w:tc>
+        <w:tc>
+          <w:tcPr>
+            <w:tcW w:type="dxa" w:w="4700"/>
+          </w:tcPr>
+          <w:p>
+            <w:r/>
+            <w:r>
+              <w:t>New Settings Toggle component vs. reusing the existing Toggle Switch (2927:10195).</w:t>
+            </w:r>
+          </w:p>
+        </w:tc>
+        <w:tc>
+          <w:tcPr>
+            <w:tcW w:type="dxa" w:w="1850"/>
+          </w:tcPr>
+          <w:p>
+            <w:r/>
+            <w:r>
+              <w:t>sprint-2/mobile-settings-community-message-rebuild report</w:t>
+            </w:r>
+          </w:p>
+        </w:tc>
+        <w:tc>
+          <w:tcPr>
+            <w:tcW w:type="dxa" w:w="2300"/>
+          </w:tcPr>
+          <w:p>
+            <w:r/>
+            <w:r>
+              <w:t>Resolved: built a new Settings Toggle COMPONENT_SET (5694:8219, State=On/Off) reusing only the visual language (green-wash rail, navy knob). 2927:10195 is a broken orphan - 92x87, two stacked instances not variants, a 10px rail, a child outside its own bounds, 0 instances file-wide. Recommend deleting 2927:10195.</w:t>
+            </w:r>
+          </w:p>
+        </w:tc>
+      </w:tr>
+      <w:tr>
+        <w:tc>
+          <w:tcPr>
+            <w:tcW w:type="dxa" w:w="500"/>
+          </w:tcPr>
+          <w:p>
+            <w:r/>
+            <w:r>
+              <w:t>108</w:t>
+            </w:r>
+          </w:p>
+        </w:tc>
+        <w:tc>
+          <w:tcPr>
+            <w:tcW w:type="dxa" w:w="4700"/>
+          </w:tcPr>
+          <w:p>
+            <w:r/>
+            <w:r>
+              <w:t>Deactivate Account destructive button colour.</w:t>
+            </w:r>
+          </w:p>
+        </w:tc>
+        <w:tc>
+          <w:tcPr>
+            <w:tcW w:type="dxa" w:w="1850"/>
+          </w:tcPr>
+          <w:p>
+            <w:r/>
+            <w:r>
+              <w:t>sprint-2/mobile-settings-community-message-rebuild report</w:t>
+            </w:r>
+          </w:p>
+        </w:tc>
+        <w:tc>
+          <w:tcPr>
+            <w:tcW w:type="dxa" w:w="2300"/>
+          </w:tcPr>
+          <w:p>
+            <w:r/>
+            <w:r>
+              <w:t>Resolved: navy button, not red. White on semantic/alert #FA0606 measures 4.12:1 (below the 4.5:1 AA threshold for a 14px label); navy + color/text/on-navy measures 12.6:1. semantic/alert is used only as a non-text left accent bar on the "What to know" card - same non-text scoping already applied to green.</w:t>
+            </w:r>
+          </w:p>
+        </w:tc>
+      </w:tr>
+      <w:tr>
+        <w:tc>
+          <w:tcPr>
+            <w:tcW w:type="dxa" w:w="500"/>
+          </w:tcPr>
+          <w:p>
+            <w:r/>
+            <w:r>
+              <w:t>109</w:t>
+            </w:r>
+          </w:p>
+        </w:tc>
+        <w:tc>
+          <w:tcPr>
+            <w:tcW w:type="dxa" w:w="4700"/>
+          </w:tcPr>
+          <w:p>
+            <w:r/>
+            <w:r>
+              <w:t>24 desktop copy fixes applied to already-built Settings leaf frames.</w:t>
+            </w:r>
+          </w:p>
+        </w:tc>
+        <w:tc>
+          <w:tcPr>
+            <w:tcW w:type="dxa" w:w="1850"/>
+          </w:tcPr>
+          <w:p>
+            <w:r/>
+            <w:r>
+              <w:t>sprint-2/mobile-settings-community-message-rebuild report</w:t>
+            </w:r>
+          </w:p>
+        </w:tc>
+        <w:tc>
+          <w:tcPr>
+            <w:tcW w:type="dxa" w:w="2300"/>
+          </w:tcPr>
+          <w:p>
+            <w:r/>
+            <w:r>
+              <w:t>Resolved (authorised by the task brief). 24 bugs fixed on the 12 source desktop frames and mirrored on the new mobile frames so the two do not diverge again - incl. a three-fragment unreadable list on Mute New Accounts, "Soccernity page" to "sessions", lowercase "soccernity.com", and five singular/plural/casing errors. Full list in the report section 4.</w:t>
+            </w:r>
+          </w:p>
+        </w:tc>
+      </w:tr>
+      <w:tr>
+        <w:tc>
+          <w:tcPr>
+            <w:tcW w:type="dxa" w:w="500"/>
+          </w:tcPr>
+          <w:p>
+            <w:r/>
+            <w:r>
+              <w:t>110</w:t>
+            </w:r>
+          </w:p>
+        </w:tc>
+        <w:tc>
+          <w:tcPr>
+            <w:tcW w:type="dxa" w:w="4700"/>
+          </w:tcPr>
+          <w:p>
+            <w:r/>
+            <w:r>
+              <w:t>Three Settings desktop leaves carry structural content leakage (live-control rows pasted from the wrong screen; overlapping duplicate headings).</w:t>
+            </w:r>
+          </w:p>
+        </w:tc>
+        <w:tc>
+          <w:tcPr>
+            <w:tcW w:type="dxa" w:w="1850"/>
+          </w:tcPr>
+          <w:p>
+            <w:r/>
+            <w:r>
+              <w:t>sprint-2/mobile-settings-community-message-rebuild report</w:t>
+            </w:r>
+          </w:p>
+        </w:tc>
+        <w:tc>
+          <w:tcPr>
+            <w:tcW w:type="dxa" w:w="2300"/>
+          </w:tcPr>
+          <w:p>
+            <w:r/>
+            <w:r>
+              <w:t>Open - flagged, NOT fixed this pass. (a) 2926:8764 Direct Messages and 2926:8996 Sensitive Content each carry a full "Authentication app" 2FA row copy-pasted from 2926:8294 where it belongs. (b) 2926:9721 / 2927:9954 / 2927:10205 each have an fs18 heading overlapping an fs16 labelled row at the same coords; 2927:10205 (Email) carries a "Push notification" row. These are rows with live checkbox controls - fixing them is layout surgery on built screens (figma-design-system domain) plus a product decision on what belongs there. The new mobile screens omit the leaked blocks, so desktop and mobile deliberately diverge on these three until resolved. Also rename 2926:8996 once resolved - its name describes the leaked content.</w:t>
+            </w:r>
+          </w:p>
+        </w:tc>
+      </w:tr>
+      <w:tr>
+        <w:tc>
+          <w:tcPr>
+            <w:tcW w:type="dxa" w:w="500"/>
+          </w:tcPr>
+          <w:p>
+            <w:r/>
+            <w:r>
+              <w:t>111</w:t>
+            </w:r>
+          </w:p>
+        </w:tc>
+        <w:tc>
+          <w:tcPr>
+            <w:tcW w:type="dxa" w:w="4700"/>
+          </w:tcPr>
+          <w:p>
+            <w:r/>
+            <w:r>
+              <w:t>PR #112 recorded "Community Home Page Template (1306:7149) renders nothing" - is that accurate?</w:t>
+            </w:r>
+          </w:p>
+        </w:tc>
+        <w:tc>
+          <w:tcPr>
+            <w:tcW w:type="dxa" w:w="1850"/>
+          </w:tcPr>
+          <w:p>
+            <w:r/>
+            <w:r>
+              <w:t>sprint-2/mobile-settings-community-message-rebuild report</w:t>
+            </w:r>
+          </w:p>
+        </w:tc>
+        <w:tc>
+          <w:tcPr>
+            <w:tcW w:type="dxa" w:w="2300"/>
+          </w:tcPr>
+          <w:p>
+            <w:r/>
+            <w:r>
+              <w:t>Resolved (correction). No - the COMPONENT_SET and its instance 1308:11643 are visible:false, but both variants are fully populated (100/102 children, 111 text nodes each). Read programmatically; visibility left exactly as found. No fallback content source was needed for the Community mobile rebuild. Whether the template should be unhidden, promoted, or archived is a founder call.</w:t>
+            </w:r>
+          </w:p>
+        </w:tc>
+      </w:tr>
+      <w:tr>
+        <w:tc>
+          <w:tcPr>
+            <w:tcW w:type="dxa" w:w="500"/>
+          </w:tcPr>
+          <w:p>
+            <w:r/>
+            <w:r>
+              <w:t>112</w:t>
+            </w:r>
+          </w:p>
+        </w:tc>
+        <w:tc>
+          <w:tcPr>
+            <w:tcW w:type="dxa" w:w="4700"/>
+          </w:tcPr>
+          <w:p>
+            <w:r/>
+            <w:r>
+              <w:t>Community mobile rebuild - placeholder (lorem ipsum) post bodies in the legacy frames.</w:t>
+            </w:r>
+          </w:p>
+        </w:tc>
+        <w:tc>
+          <w:tcPr>
+            <w:tcW w:type="dxa" w:w="1850"/>
+          </w:tcPr>
+          <w:p>
+            <w:r/>
+            <w:r>
+              <w:t>sprint-2/mobile-settings-community-message-rebuild report</w:t>
+            </w:r>
+          </w:p>
+        </w:tc>
+        <w:tc>
+          <w:tcPr>
+            <w:tcW w:type="dxa" w:w="2300"/>
+          </w:tcPr>
+          <w:p>
+            <w:r/>
+            <w:r>
+              <w:t>Resolved: replaced with plausible grassroots-football sample copy (Sunday league at Rowe Park; a five-a-side pitch booking question). Illustrative sample content, not approved product copy. Reproducing lorem ipsum in a rebuild would present placeholder as design intent.</w:t>
+            </w:r>
+          </w:p>
+        </w:tc>
+      </w:tr>
+      <w:tr>
+        <w:tc>
+          <w:tcPr>
+            <w:tcW w:type="dxa" w:w="500"/>
+          </w:tcPr>
+          <w:p>
+            <w:r/>
+            <w:r>
+              <w:t>113</w:t>
+            </w:r>
+          </w:p>
+        </w:tc>
+        <w:tc>
+          <w:tcPr>
+            <w:tcW w:type="dxa" w:w="4700"/>
+          </w:tcPr>
+          <w:p>
+            <w:r/>
+            <w:r>
+              <w:t>Avatars in the new frames - photographs vs. tokenised initial discs.</w:t>
+            </w:r>
+          </w:p>
+        </w:tc>
+        <w:tc>
+          <w:tcPr>
+            <w:tcW w:type="dxa" w:w="1850"/>
+          </w:tcPr>
+          <w:p>
+            <w:r/>
+            <w:r>
+              <w:t>sprint-2/mobile-settings-community-message-rebuild report</w:t>
+            </w:r>
+          </w:p>
+        </w:tc>
+        <w:tc>
+          <w:tcPr>
+            <w:tcW w:type="dxa" w:w="2300"/>
+          </w:tcPr>
+          <w:p>
+            <w:r/>
+            <w:r>
+              <w:t>Resolved: every avatar authored in this delivery is a brand/green-tint disc with navy initials, so the new frames carry zero unbound image paints. Only image fills left are inside shared Navbar instances. Precedent: PR #112 Notification Centre avatar discs.</w:t>
+            </w:r>
+          </w:p>
+        </w:tc>
+      </w:tr>
+      <w:tr>
+        <w:tc>
+          <w:tcPr>
+            <w:tcW w:type="dxa" w:w="500"/>
+          </w:tcPr>
+          <w:p>
+            <w:r/>
+            <w:r>
+              <w:t>114</w:t>
+            </w:r>
+          </w:p>
+        </w:tc>
+        <w:tc>
+          <w:tcPr>
+            <w:tcW w:type="dxa" w:w="4700"/>
+          </w:tcPr>
+          <w:p>
+            <w:r/>
+            <w:r>
+              <w:t>Which Message frames are canonical after the rebuild?</w:t>
+            </w:r>
+          </w:p>
+        </w:tc>
+        <w:tc>
+          <w:tcPr>
+            <w:tcW w:type="dxa" w:w="1850"/>
+          </w:tcPr>
+          <w:p>
+            <w:r/>
+            <w:r>
+              <w:t>sprint-2/mobile-settings-community-message-rebuild report</w:t>
+            </w:r>
+          </w:p>
+        </w:tc>
+        <w:tc>
+          <w:tcPr>
+            <w:tcW w:type="dxa" w:w="2300"/>
+          </w:tcPr>
+          <w:p>
+            <w:r/>
+            <w:r>
+              <w:t>Open - founder call. Nothing was deleted: legacy 1871:2762, 2025:8112, 2067:3006, 2067:3176 are hidden and prefixed "ARCHIVED -". Same three-frames-coexist shape as the homepage (Decision Log #46). Recommend confirming the 6 new Message frames (5706:8271 / 5708:8184 / 5708:8362 desktop; 5709:8354 / 5709:8419 / 5709:8461 mobile) as canonical, then deciding whether the archived Message frames - and the 5 archived Community mobile frames - should be deleted outright.</w:t>
+            </w:r>
+          </w:p>
+        </w:tc>
+      </w:tr>
+      <w:tr>
+        <w:tc>
+          <w:tcPr>
+            <w:tcW w:type="dxa" w:w="500"/>
+          </w:tcPr>
+          <w:p>
+            <w:r/>
+            <w:r>
+              <w:t>115</w:t>
+            </w:r>
+          </w:p>
+        </w:tc>
+        <w:tc>
+          <w:tcPr>
+            <w:tcW w:type="dxa" w:w="4700"/>
+          </w:tcPr>
+          <w:p>
+            <w:r/>
+            <w:r>
+              <w:t>Messages mobile window 3 (1762:2833) - DL #89 left open that it should become a proper component attached to the mobile chat screen.</w:t>
+            </w:r>
+          </w:p>
+        </w:tc>
+        <w:tc>
+          <w:tcPr>
+            <w:tcW w:type="dxa" w:w="1850"/>
+          </w:tcPr>
+          <w:p>
+            <w:r/>
+            <w:r>
+              <w:t>sprint-2/mobile-settings-community-message-rebuild report</w:t>
+            </w:r>
+          </w:p>
+        </w:tc>
+        <w:tc>
+          <w:tcPr>
+            <w:tcW w:type="dxa" w:w="2300"/>
+          </w:tcPr>
+          <w:p>
+            <w:r/>
+            <w:r>
+              <w:t>Resolved - closes DL #89 open item. Built as Message - Conversation Actions Menu (5706:8270), instanced onto Message - Conversation (Actions Menu Open) - Mobile. Two real defects fixed in the process: it had no usable background (only ever looked right on white canvas) and a navy-on-navy row highlight. "Block User" stays semantic/alert.</w:t>
+            </w:r>
+          </w:p>
+        </w:tc>
+      </w:tr>
+      <w:tr>
+        <w:tc>
+          <w:tcPr>
+            <w:tcW w:type="dxa" w:w="500"/>
+          </w:tcPr>
+          <w:p>
+            <w:r/>
+            <w:r>
+              <w:t>116</w:t>
+            </w:r>
+          </w:p>
+        </w:tc>
+        <w:tc>
+          <w:tcPr>
+            <w:tcW w:type="dxa" w:w="4700"/>
+          </w:tcPr>
+          <w:p>
+            <w:r/>
+            <w:r>
+              <w:t>Message desktop states.</w:t>
+            </w:r>
+          </w:p>
+        </w:tc>
+        <w:tc>
+          <w:tcPr>
+            <w:tcW w:type="dxa" w:w="1850"/>
+          </w:tcPr>
+          <w:p>
+            <w:r/>
+            <w:r>
+              <w:t>sprint-2/mobile-settings-community-message-rebuild report</w:t>
+            </w:r>
+          </w:p>
+        </w:tc>
+        <w:tc>
+          <w:tcPr>
+            <w:tcW w:type="dxa" w:w="2300"/>
+          </w:tcPr>
+          <w:p>
+            <w:r/>
+            <w:r>
+              <w:t>Resolved: split from 2 into 3. The original "no message page" conflated "no conversation selected" with "empty inbox" and showed a populated 8-conversation list beside empty-inbox copy. Now three distinct, non-contradictory states.</w:t>
+            </w:r>
+          </w:p>
+        </w:tc>
+      </w:tr>
+      <w:tr>
+        <w:tc>
+          <w:tcPr>
+            <w:tcW w:type="dxa" w:w="500"/>
+          </w:tcPr>
+          <w:p>
+            <w:r/>
+            <w:r>
+              <w:t>117</w:t>
+            </w:r>
+          </w:p>
+        </w:tc>
+        <w:tc>
+          <w:tcPr>
+            <w:tcW w:type="dxa" w:w="4700"/>
+          </w:tcPr>
+          <w:p>
+            <w:r/>
+            <w:r>
+              <w:t>File-wide authoring gotcha: a variable-bound paint takes its alpha from the variable, not from the paint’s own opacity.</w:t>
+            </w:r>
+          </w:p>
+        </w:tc>
+        <w:tc>
+          <w:tcPr>
+            <w:tcW w:type="dxa" w:w="1850"/>
+          </w:tcPr>
+          <w:p>
+            <w:r/>
+            <w:r>
+              <w:t>sprint-2/mobile-settings-community-message-rebuild report</w:t>
+            </w:r>
+          </w:p>
+        </w:tc>
+        <w:tc>
+          <w:tcPr>
+            <w:tcW w:type="dxa" w:w="2300"/>
+          </w:tcPr>
+          <w:p>
+            <w:r/>
+            <w:r>
+              <w:t>Recorded (belongs in the file Figma notes alongside the existing setBoundVariableForPaint warning). Setting {opacity: 0.3} then setBoundVariableForPaint(..., brand/navy) yields a fully opaque paint (brand/navy is #282E65 alpha 1) - it silently produced two solid-navy scrims here. Consequences: (a) translucency must come from a token that carries its own alpha (brand/green-tint 12%, color/icon/inactive 15%, color/text/secondary 70%) or opacity re-applied to a copy of the paint AFTER binding; (b) a prior "0 unbound paints" audit may have passed while a paint still rendered at the wrong alpha.</w:t>
+            </w:r>
+          </w:p>
+        </w:tc>
+      </w:tr>
+      <w:tr>
+        <w:tc>
+          <w:tcPr>
+            <w:tcW w:type="dxa" w:w="500"/>
+          </w:tcPr>
+          <w:p>
+            <w:r/>
+            <w:r>
+              <w:t>118</w:t>
+            </w:r>
+          </w:p>
+        </w:tc>
+        <w:tc>
+          <w:tcPr>
+            <w:tcW w:type="dxa" w:w="4700"/>
+          </w:tcPr>
+          <w:p>
+            <w:r/>
+            <w:r>
+              <w:t>No elevation/shadow token exists in the file.</w:t>
+            </w:r>
+          </w:p>
+        </w:tc>
+        <w:tc>
+          <w:tcPr>
+            <w:tcW w:type="dxa" w:w="1850"/>
+          </w:tcPr>
+          <w:p>
+            <w:r/>
+            <w:r>
+              <w:t>sprint-2/mobile-settings-community-message-rebuild report</w:t>
+            </w:r>
+          </w:p>
+        </w:tc>
+        <w:tc>
+          <w:tcPr>
+            <w:tcW w:type="dxa" w:w="2300"/>
+          </w:tcPr>
+          <w:p>
+            <w:r/>
+            <w:r>
+              <w:t>Open (pre-existing, already noted in CLAUDE.md - now with a concrete dependent). The Message Actions Menu overlay uses a 1px color/icon/inactive border instead of a drop shadow. A shadow/elevation token convention is still unresolved.</w:t>
+            </w:r>
+          </w:p>
+        </w:tc>
+      </w:tr>
+      <w:tr>
+        <w:tc>
+          <w:tcPr>
+            <w:tcW w:type="dxa" w:w="500"/>
+          </w:tcPr>
+          <w:p>
+            <w:r/>
+            <w:r>
+              <w:t>119</w:t>
+            </w:r>
+          </w:p>
+        </w:tc>
+        <w:tc>
+          <w:tcPr>
+            <w:tcW w:type="dxa" w:w="4700"/>
+          </w:tcPr>
+          <w:p>
+            <w:r/>
+            <w:r>
+              <w:t>Mobile frame height convention is inconsistent.</w:t>
+            </w:r>
+          </w:p>
+        </w:tc>
+        <w:tc>
+          <w:tcPr>
+            <w:tcW w:type="dxa" w:w="1850"/>
+          </w:tcPr>
+          <w:p>
+            <w:r/>
+            <w:r>
+              <w:t>sprint-2/mobile-settings-community-message-rebuild report</w:t>
+            </w:r>
+          </w:p>
+        </w:tc>
+        <w:tc>
+          <w:tcPr>
+            <w:tcW w:type="dxa" w:w="2300"/>
+          </w:tcPr>
+          <w:p>
+            <w:r/>
+            <w:r>
+              <w:t>Open. The two Message conversation screens and the Community drawer are fixed 844px viewports (pinned composer, full-height overlays); the other new mobile frames hug their content, matching the existing Settings mobile family; the retained empty state 5648:8054 is 602. Worth settling one convention.</w:t>
+            </w:r>
+          </w:p>
+        </w:tc>
+      </w:tr>
+      <w:tr>
+        <w:tc>
+          <w:tcPr>
+            <w:tcW w:type="dxa" w:w="500"/>
+          </w:tcPr>
+          <w:p>
+            <w:r/>
+            <w:r>
+              <w:t>120</w:t>
+            </w:r>
+          </w:p>
+        </w:tc>
+        <w:tc>
+          <w:tcPr>
+            <w:tcW w:type="dxa" w:w="4700"/>
+          </w:tcPr>
+          <w:p>
+            <w:r/>
+            <w:r>
+              <w:t>Section "banners" on page 0:1 are display-size TEXT nodes (font size 770), not coverage rectangles / SECTION nodes.</w:t>
+            </w:r>
+          </w:p>
+        </w:tc>
+        <w:tc>
+          <w:tcPr>
+            <w:tcW w:type="dxa" w:w="1850"/>
+          </w:tcPr>
+          <w:p>
+            <w:r/>
+            <w:r>
+              <w:t>sprint-2/mobile-settings-community-message-rebuild report</w:t>
+            </w:r>
+          </w:p>
+        </w:tc>
+        <w:tc>
+          <w:tcPr>
+            <w:tcW w:type="dxa" w:w="2300"/>
+          </w:tcPr>
+          <w:p>
+            <w:r/>
+            <w:r>
+              <w:t>Recorded. "Widening a banner to cover" new frames would mean stretching a single word to ~19,000px for no visual effect. Instead added Section Title - Settings (Mobile) (5698:8239) above the mobile strip, matching the newer Section Title - ... convention (Guardian Consent / Club Picker / Notification Centre). New Message desktop frames sit in the slot the archived originals vacated (under the existing "Message" banner); new Message mobile frames fall inside the "Message Mobile" banner span.</w:t>
             </w:r>
           </w:p>
         </w:tc>

--- a/docs/Soccernity_MVP_Build_Plan_v1.7.docx
+++ b/docs/Soccernity_MVP_Build_Plan_v1.7.docx
@@ -14802,6 +14802,190 @@
             <w:r/>
             <w:r>
               <w:t>Recorded. "Widening a banner to cover" new frames would mean stretching a single word to ~19,000px for no visual effect. Instead added Section Title - Settings (Mobile) (5698:8239) above the mobile strip, matching the newer Section Title - ... convention (Guardian Consent / Club Picker / Notification Centre). New Message desktop frames sit in the slot the archived originals vacated (under the existing "Message" banner); new Message mobile frames fall inside the "Message Mobile" banner span.</w:t>
+            </w:r>
+          </w:p>
+        </w:tc>
+      </w:tr>
+      <w:tr>
+        <w:tc>
+          <w:tcPr>
+            <w:tcW w:type="dxa" w:w="500"/>
+          </w:tcPr>
+          <w:p>
+            <w:r/>
+            <w:r>
+              <w:t>121</w:t>
+            </w:r>
+          </w:p>
+        </w:tc>
+        <w:tc>
+          <w:tcPr>
+            <w:tcW w:type="dxa" w:w="4700"/>
+          </w:tcPr>
+          <w:p>
+            <w:r/>
+            <w:r>
+              <w:t>Desktop Settings screens use raw one-off rectangles for toggle switches, not a component.</w:t>
+            </w:r>
+          </w:p>
+        </w:tc>
+        <w:tc>
+          <w:tcPr>
+            <w:tcW w:type="dxa" w:w="1850"/>
+          </w:tcPr>
+          <w:p>
+            <w:r/>
+            <w:r>
+              <w:t>sprint-2/component-hygiene-toggles-nav report</w:t>
+            </w:r>
+          </w:p>
+        </w:tc>
+        <w:tc>
+          <w:tcPr>
+            <w:tcW w:type="dxa" w:w="2300"/>
+          </w:tcPr>
+          <w:p>
+            <w:r/>
+            <w:r>
+              <w:t>Resolved (Figma design). 13 effectively-visible desktop Settings toggle controls (11 raw Rectangle 352 squares + 2 Component 22 sliders) replaced with Settings Toggle (5694:8219) State=Off instances, pixel-pinned to the original slot (component swap, not redesign). Settings Toggle instances file-wide 13 -&gt; 26. Dead Toggle Switch 2927:10195 deleted (0 instances file-wide); its nested Component 22 (2927:10191) / Component 23 (2927:10192) definitions went with it (0 external instances after the swap; 0 broken instances file-wide afterwards). 5 effectively-hidden Rectangle 352 squares inside visible:false template scaffolding (Frame 5920 / Frame 5927) left in place - non-rendering; a future Settings-desktop layout pass should remove that abandoned scaffolding wholesale.</w:t>
+            </w:r>
+          </w:p>
+        </w:tc>
+      </w:tr>
+      <w:tr>
+        <w:tc>
+          <w:tcPr>
+            <w:tcW w:type="dxa" w:w="500"/>
+          </w:tcPr>
+          <w:p>
+            <w:r/>
+            <w:r>
+              <w:t>122</w:t>
+            </w:r>
+          </w:p>
+        </w:tc>
+        <w:tc>
+          <w:tcPr>
+            <w:tcW w:type="dxa" w:w="4700"/>
+          </w:tcPr>
+          <w:p>
+            <w:r/>
+            <w:r>
+              <w:t>Settings sidebar-nav component (Frame 5904 / 2906:7170) has a variant property value literally misspelled "Disolay and language" (2906:7226).</w:t>
+            </w:r>
+          </w:p>
+        </w:tc>
+        <w:tc>
+          <w:tcPr>
+            <w:tcW w:type="dxa" w:w="1850"/>
+          </w:tcPr>
+          <w:p>
+            <w:r/>
+            <w:r>
+              <w:t>sprint-2/component-hygiene-toggles-nav report</w:t>
+            </w:r>
+          </w:p>
+        </w:tc>
+        <w:tc>
+          <w:tcPr>
+            <w:tcW w:type="dxa" w:w="2300"/>
+          </w:tcPr>
+          <w:p>
+            <w:r/>
+            <w:r>
+              <w:t>Resolved (variant value); label wording follow-up open. Variant value Property 1=Disolay and language -&gt; Property 1=Display and language. NOT renamed to the standardised visible label "Display, Language and Region" because a comma in a single-property Figma variant value is parsed as a property separator and would corrupt instance-&gt;variant resolution. All 17 instances auto-migrated to the corrected value (same IDs), 0 detached, set total unchanged at 90. Open sub-item: the component internal visible label still renders "Display, Languages And Region" (plural) vs PR #114 standardised "Display, Language and Region" - a ~90-instance text change, deferred to its own pass.</w:t>
+            </w:r>
+          </w:p>
+        </w:tc>
+      </w:tr>
+      <w:tr>
+        <w:tc>
+          <w:tcPr>
+            <w:tcW w:type="dxa" w:w="500"/>
+          </w:tcPr>
+          <w:p>
+            <w:r/>
+            <w:r>
+              <w:t>123</w:t>
+            </w:r>
+          </w:p>
+        </w:tc>
+        <w:tc>
+          <w:tcPr>
+            <w:tcW w:type="dxa" w:w="4700"/>
+          </w:tcPr>
+          <w:p>
+            <w:r/>
+            <w:r>
+              <w:t>Build Plan Section 6 Sprint 3 messaging bullet cites "the existing Drop Down Components chat frames" as the DM source; that component family is dead and PR #116 built the real Message pillar without it.</w:t>
+            </w:r>
+          </w:p>
+        </w:tc>
+        <w:tc>
+          <w:tcPr>
+            <w:tcW w:type="dxa" w:w="1850"/>
+          </w:tcPr>
+          <w:p>
+            <w:r/>
+            <w:r>
+              <w:t>sprint-2/component-hygiene-toggles-nav report</w:t>
+            </w:r>
+          </w:p>
+        </w:tc>
+        <w:tc>
+          <w:tcPr>
+            <w:tcW w:type="dxa" w:w="2300"/>
+          </w:tcPr>
+          <w:p>
+            <w:r/>
+            <w:r>
+              <w:t>Component archived (Resolved); Section 6 citation correction OPEN - founder sign-off. Mobile Drop Down Components set (1870:2753, 8 variants: 1870:2745-2752) has 0 instances file-wide -&gt; renamed "Old - Mobile Drop Down Components", left in place. OPEN: Build Plan Section 6 Sprint 3 messaging bullet must be corrected to reference PR #116 live Message pillar (Message - Conversation Actions Menu 5706:8270 + the 6 new Message frames) instead of the dead Drop Down Components family. To be actioned in a separate documentation pass once approved - this pass deliberately did not edit the .docx Section 6 text.</w:t>
+            </w:r>
+          </w:p>
+        </w:tc>
+      </w:tr>
+      <w:tr>
+        <w:tc>
+          <w:tcPr>
+            <w:tcW w:type="dxa" w:w="500"/>
+          </w:tcPr>
+          <w:p>
+            <w:r/>
+            <w:r>
+              <w:t>124</w:t>
+            </w:r>
+          </w:p>
+        </w:tc>
+        <w:tc>
+          <w:tcPr>
+            <w:tcW w:type="dxa" w:w="4700"/>
+          </w:tcPr>
+          <w:p>
+            <w:r/>
+            <w:r>
+              <w:t>Abandoned 7-variant bottom-nav icon component set (2230:4321-4327).</w:t>
+            </w:r>
+          </w:p>
+        </w:tc>
+        <w:tc>
+          <w:tcPr>
+            <w:tcW w:type="dxa" w:w="1850"/>
+          </w:tcPr>
+          <w:p>
+            <w:r/>
+            <w:r>
+              <w:t>sprint-2/component-hygiene-toggles-nav report</w:t>
+            </w:r>
+          </w:p>
+        </w:tc>
+        <w:tc>
+          <w:tcPr>
+            <w:tcW w:type="dxa" w:w="2300"/>
+          </w:tcPr>
+          <w:p>
+            <w:r/>
+            <w:r>
+              <w:t>Resolved (Figma design). Mobile App Nav Icons set (2230:4328, 7 variants: fixture/leaderboard/settings/home/news/message/notification) has 0 instances on page 0:1 (2 home-variant instances exist only on the ignored dump scratch page) -&gt; renamed "Old - Mobile App Nav Icons", not deleted. An alternate bottom-tab mobile-nav concept never adopted; every real mobile screen uses the top Navbar.</w:t>
             </w:r>
           </w:p>
         </w:tc>

--- a/docs/Soccernity_MVP_Build_Plan_v1.7.docx
+++ b/docs/Soccernity_MVP_Build_Plan_v1.7.docx
@@ -6784,7 +6784,7 @@
         <w:spacing w:after="90"/>
       </w:pPr>
       <w:r>
-        <w:t xml:space="preserve">Build direct messaging (conversations, message threads) from the existing Drop Down Components chat frames.</w:t>
+        <w:t>Build direct messaging (conversations, message threads) from the Message pillar (desktop + mobile conversation screens and the Conversation Actions Menu component, node 5706:8270) shipped in PR #116 — the earlier "Drop Down Components chat frames" family is dead (0 live instances) and has been archived (Old — Mobile Drop Down Components). Corrected per DL #123.</w:t>
       </w:r>
     </w:p>
     <w:p>
@@ -14939,7 +14939,7 @@
           <w:p>
             <w:r/>
             <w:r>
-              <w:t>Component archived (Resolved); Section 6 citation correction OPEN - founder sign-off. Mobile Drop Down Components set (1870:2753, 8 variants: 1870:2745-2752) has 0 instances file-wide -&gt; renamed "Old - Mobile Drop Down Components", left in place. OPEN: Build Plan Section 6 Sprint 3 messaging bullet must be corrected to reference PR #116 live Message pillar (Message - Conversation Actions Menu 5706:8270 + the 6 new Message frames) instead of the dead Drop Down Components family. To be actioned in a separate documentation pass once approved - this pass deliberately did not edit the .docx Section 6 text.</w:t>
+              <w:t>Component archived (Resolved); Section 6 citation correction OPEN - founder sign-off. Mobile Drop Down Components set (1870:2753, 8 variants: 1870:2745-2752) has 0 instances file-wide -&gt; renamed "Old - Mobile Drop Down Components", left in place. OPEN: Build Plan Section 6 Sprint 3 messaging bullet must be corrected to reference PR #116 live Message pillar (Message - Conversation Actions Menu 5706:8270 + the 6 new Message frames) instead of the dead Drop Down Components family. To be actioned in a separate documentation pass once approved - this pass deliberately did not edit the .docx Section 6 text. RESOLVED (founder-approved) — Section 6 Sprint 3 messaging bullet corrected to cite the Message pillar (PR #116) instead of the dead Drop Down Components family.</w:t>
             </w:r>
           </w:p>
         </w:tc>
@@ -14986,6 +14986,98 @@
             <w:r/>
             <w:r>
               <w:t>Resolved (Figma design). Mobile App Nav Icons set (2230:4328, 7 variants: fixture/leaderboard/settings/home/news/message/notification) has 0 instances on page 0:1 (2 home-variant instances exist only on the ignored dump scratch page) -&gt; renamed "Old - Mobile App Nav Icons", not deleted. An alternate bottom-tab mobile-nav concept never adopted; every real mobile screen uses the top Navbar.</w:t>
+            </w:r>
+          </w:p>
+        </w:tc>
+      </w:tr>
+      <w:tr>
+        <w:tc>
+          <w:tcPr>
+            <w:tcW w:type="dxa" w:w="500"/>
+          </w:tcPr>
+          <w:p>
+            <w:r/>
+            <w:r>
+              <w:t>125</w:t>
+            </w:r>
+          </w:p>
+        </w:tc>
+        <w:tc>
+          <w:tcPr>
+            <w:tcW w:type="dxa" w:w="4700"/>
+          </w:tcPr>
+          <w:p>
+            <w:r/>
+            <w:r>
+              <w:t>Settings sidebar-nav component visible label still read "Display, Languages And Region" (plural) after PR #117 fixed only the variant-value typo.</w:t>
+            </w:r>
+          </w:p>
+        </w:tc>
+        <w:tc>
+          <w:tcPr>
+            <w:tcW w:type="dxa" w:w="1850"/>
+          </w:tcPr>
+          <w:p>
+            <w:r/>
+            <w:r>
+              <w:t>sprint-2/settings-label-align-docx-dl123 report</w:t>
+            </w:r>
+          </w:p>
+        </w:tc>
+        <w:tc>
+          <w:tcPr>
+            <w:tcW w:type="dxa" w:w="2300"/>
+          </w:tcPr>
+          <w:p>
+            <w:r/>
+            <w:r>
+              <w:t>RESOLVED. The Frame 5904 sidebar-nav set (2906:7170), Display row, rendered "Display, Languages And Region" (plural). The label TEXT nodes for all three Display-row states - 2906:7227 (Property 1=Display and language), 2906:7232 (Display hover), 2922:6352 (clicked display) - had underlying characters "display, languages and region" rendered title-cased by a pre-existing textCase: TITLE. characters set to "Display, Language and Region" (singular); textCase: TITLE left in place, so the on-canvas render is "Display, Language And Region" (capital "And"), matching how page heading 2922:5832 was handled in an earlier pass. Edited at component level: 90 set instances before = 90 after, all resolving to real variants, 0 detachments, 0 stale overrides. Other nav rows untouched. All three Display-row states edited (not just the resting state) for within-row consistency - flagged as a judgment call.</w:t>
+            </w:r>
+          </w:p>
+        </w:tc>
+      </w:tr>
+      <w:tr>
+        <w:tc>
+          <w:tcPr>
+            <w:tcW w:type="dxa" w:w="500"/>
+          </w:tcPr>
+          <w:p>
+            <w:r/>
+            <w:r>
+              <w:t>126</w:t>
+            </w:r>
+          </w:p>
+        </w:tc>
+        <w:tc>
+          <w:tcPr>
+            <w:tcW w:type="dxa" w:w="4700"/>
+          </w:tcPr>
+          <w:p>
+            <w:r/>
+            <w:r>
+              <w:t>PR #117 flagged 5 visible:false Rectangle 352 squares in Settings desktop rows and left them for a later pass.</w:t>
+            </w:r>
+          </w:p>
+        </w:tc>
+        <w:tc>
+          <w:tcPr>
+            <w:tcW w:type="dxa" w:w="1850"/>
+          </w:tcPr>
+          <w:p>
+            <w:r/>
+            <w:r>
+              <w:t>sprint-2/settings-label-align-docx-dl123 report</w:t>
+            </w:r>
+          </w:p>
+        </w:tc>
+        <w:tc>
+          <w:tcPr>
+            <w:tcW w:type="dxa" w:w="2300"/>
+          </w:tcPr>
+          <w:p>
+            <w:r/>
+            <w:r>
+              <w:t>RESOLVED. Confirmed genuinely dead: visible:false, fill bound to brand/green-tint, no strokes, no componentPropertyReferences, no prototype reactions (file-wide scan: 0 reactions target these IDs), not overlay/scroll targets, not inside any component; sibling Frame 5920 text blocks are the live rendered row content. They are leftover form-input background rectangles from row duplication (this file names input backgrounds Rectangle 352, 536x31 - identical geometry), not toggle-squares, and sit as direct children of a visible Frame 5914 (not inside hidden scaffolding as PR #117 described). Deleted: 2926:8175, 2926:9351, 2926:9844, 2927:10080, 2926:9605. Parent Frame 5914 rows remain live and were not removed; each still carries a separate hidden Frame 5926 scaffolding leftover, flagged for a future Settings-desktop layout pass.</w:t>
             </w:r>
           </w:p>
         </w:tc>

--- a/docs/Soccernity_MVP_Build_Plan_v1.7.docx
+++ b/docs/Soccernity_MVP_Build_Plan_v1.7.docx
@@ -14341,7 +14341,7 @@
           <w:p>
             <w:r/>
             <w:r>
-              <w:t>Open - flagged, NOT fixed this pass. (a) 2926:8764 Direct Messages and 2926:8996 Sensitive Content each carry a full "Authentication app" 2FA row copy-pasted from 2926:8294 where it belongs. (b) 2926:9721 / 2927:9954 / 2927:10205 each have an fs18 heading overlapping an fs16 labelled row at the same coords; 2927:10205 (Email) carries a "Push notification" row. These are rows with live checkbox controls - fixing them is layout surgery on built screens (figma-design-system domain) plus a product decision on what belongs there. The new mobile screens omit the leaked blocks, so desktop and mobile deliberately diverge on these three until resolved. Also rename 2926:8996 once resolved - its name describes the leaked content.</w:t>
+              <w:t>Open - flagged, NOT fixed this pass. (a) 2926:8764 Direct Messages and 2926:8996 Sensitive Content each carry a full "Authentication app" 2FA row copy-pasted from 2926:8294 where it belongs. (b) 2926:9721 / 2927:9954 / 2927:10205 each have an fs18 heading overlapping an fs16 labelled row at the same coords; 2927:10205 (Email) carries a "Push notification" row. These are rows with live checkbox controls - fixing them is layout surgery on built screens (figma-design-system domain) plus a product decision on what belongs there. The new mobile screens omit the leaked blocks, so desktop and mobile deliberately diverge on these three until resolved. Also rename 2926:8996 once resolved - its name describes the leaked content. RESOLVED by sprint-2/settings-desktop-scaffolding-sweep - the three flagged "structural content leaks" (2926:8764 &amp; 2926:8996 leaked "Authentication App" rows; the 2926:9721 / 2927:9954 / 2927:10205 trio's overlapping duplicate "Push notification" headings) were all confirmed to be visible:false scaffolding left over from row duplication, not live rows - so no product decision was needed. Deleted (2 x Frame 5927, 3 x Frame 5920-&gt;5933) along with 9 leftover "Submit" Frame 5926 buttons, 2 leaked Frame 5928 blocks and 1 hidden 536x31 Rectangle 352, all 4-check-clean. 2926:8996 renamed "Settings - Your Posts (Sensitive Media)"; its visible heading title-cased to "Your Posts". Desktop and mobile Settings no longer diverge on these three screens. See #127.</w:t>
             </w:r>
           </w:p>
         </w:tc>
@@ -15078,6 +15078,52 @@
             <w:r/>
             <w:r>
               <w:t>RESOLVED. Confirmed genuinely dead: visible:false, fill bound to brand/green-tint, no strokes, no componentPropertyReferences, no prototype reactions (file-wide scan: 0 reactions target these IDs), not overlay/scroll targets, not inside any component; sibling Frame 5920 text blocks are the live rendered row content. They are leftover form-input background rectangles from row duplication (this file names input backgrounds Rectangle 352, 536x31 - identical geometry), not toggle-squares, and sit as direct children of a visible Frame 5914 (not inside hidden scaffolding as PR #117 described). Deleted: 2926:8175, 2926:9351, 2926:9844, 2927:10080, 2926:9605. Parent Frame 5914 rows remain live and were not removed; each still carries a separate hidden Frame 5926 scaffolding leftover, flagged for a future Settings-desktop layout pass.</w:t>
+            </w:r>
+          </w:p>
+        </w:tc>
+      </w:tr>
+      <w:tr>
+        <w:tc>
+          <w:tcPr>
+            <w:tcW w:type="dxa" w:w="500"/>
+          </w:tcPr>
+          <w:p>
+            <w:r/>
+            <w:r>
+              <w:t>127</w:t>
+            </w:r>
+          </w:p>
+        </w:tc>
+        <w:tc>
+          <w:tcPr>
+            <w:tcW w:type="dxa" w:w="4700"/>
+          </w:tcPr>
+          <w:p>
+            <w:r/>
+            <w:r>
+              <w:t>Consolidated sweep of hidden row-duplication scaffolding across all Settings desktop rows (superseding the piecemeal PR #117 / PR #118 / DL #110 passes).</w:t>
+            </w:r>
+          </w:p>
+        </w:tc>
+        <w:tc>
+          <w:tcPr>
+            <w:tcW w:type="dxa" w:w="1850"/>
+          </w:tcPr>
+          <w:p>
+            <w:r/>
+            <w:r>
+              <w:t>sprint-2/settings-desktop-scaffolding-sweep report</w:t>
+            </w:r>
+          </w:p>
+        </w:tc>
+        <w:tc>
+          <w:tcPr>
+            <w:tcW w:type="dxa" w:w="2300"/>
+          </w:tcPr>
+          <w:p>
+            <w:r/>
+            <w:r>
+              <w:t>RESOLVED (Figma design) - sprint-2/settings-desktop-scaffolding-sweep. One consolidated sweep of hidden, non-rendering row-duplication leftovers across all 18 user-facing Settings desktop frames, replacing the piecemeal PR #117 / PR #118 / DL #110 passes. 17 hidden nodes deleted, each confirmed dead by 4 checks (visible:false; 0 file-wide prototype reactions target it; not inside any COMPONENT/COMPONENT_SET/INSTANCE; not a componentPropertyReferences target): 9 x hidden "Submit" Frame 5926 (each with a dead ON_CLICK to 2924:6870); 3 x hidden Frame 5920-&gt;Frame 5933 duplicate "Push notification" headings on the trio (all visible:false - never a live render bug); 2 x hidden Frame 5928 leaked "Email Notification"+2FA-blurb blocks; 2 x hidden Frame 5927 leaked "Authentication App" blocks (DL #110); 1 x hidden 536x31 Rectangle 352 input-field background on Email (a 6th instance of the leftover PR #118 deleted five of). No Frame 5914 row emptied; no live row touched; screenshots confirm zero visual change. Kept + flagged for a follow-up text-hygiene micro-pass (all 4-check-clean but hidden TEXT, not FRAMEs): "See information about your account" template subtitle x12; leaked "Help protect your account..." 2FA blurb x4 and "Choose to filter out content..." blurb x2 inside visible notification rows; hidden information-circle-sharp icon x2; and hidden leftover "Confirm your Password" labels x7 + sample values (@mitch, a phone number, an email) inside the LIVE input rows of Change Password (2924:6870) and Account Information (Edit) (2924:7112), both out of scope here. Kept, out of scope: ph:soccer-ball-fill decorative-background FRAMEs x2 per frame (a deliberately-hidden decor layer, present on the clean category screens too - not duplication scaffolding).</w:t>
             </w:r>
           </w:p>
         </w:tc>

--- a/docs/Soccernity_MVP_Build_Plan_v1.7.docx
+++ b/docs/Soccernity_MVP_Build_Plan_v1.7.docx
@@ -11486,6 +11486,48 @@
           <w:p>
             <w:r>
               <w:t>Resolved by the founder: option (a), cascade. Soccernity's stated principle: deleting an account removes that user's entire digital footprint from the platform, not a partial erasure — framed explicitly as a safety measure, including for minors, protecting everyone's data and identity. Applies to the eleven tables listed above (Post, Comment, Follow, Like, SavedPost, Notification, Report, Message, LeaderboardEntry, GrassrootsTeam, Result) — does NOT apply to Guardian, which Decision Log #42 already resolved separately (snapshotted into ConsentAuditRecord, then deleted, not simple cascade — that safeguarding retention mechanism stays as built, this decision doesn't touch it. REAL MECHANICAL CONSEQUENCE, stated plainly so it isn't rediscovered as a surprise later: cascading Post also cascades away Comment/Like/SavedPost rows written by OTHER, unrelated users on that post — e.g. if User A deletes their account, User B's own comment on User A's post is deleted too, not just User A's content. This is the real blast radius option (a) was flagged with in README.md, accepted here as consistent with the founder's stated principle, not an unexamined side effect.IMPLEMENTED (PR #90, sprint-2/account-deletion-cascade): all eleven User-referencing FKs flipped from RESTRICT to CASCADE via a real migration. SECOND-ORDER DISCOVERY made during implementation, not a new policy question: Comment.postId, SavedPost.postId, and Like.postId were ALSO RESTRICT — against Post, not User — which would have silently blocked the cross-user cascade this decision describes the moment any post had another user's comment/like/save on it. Flipped those three to CASCADE too, as the necessary implementation of this one decision, not a separate policy call. Guardian.minorUserId confirmed still RESTRICT, unchanged, verified directly against information_schema.referential_constraints in the live database, not inferred. The cross-user consequence is proven by a real Postgres e2e test: User A's Post is hard-deleted, User B's own Comment/Like/SavedPost on that post are cascaded away too, while User B's own account is explicitly asserted untouched. AccountDeletionSweepService's P2003 catch was reworked, not removed — kept as a defensive fallback for schema drift, recharacterized from an expected/routine path to an investigate-this signal, since blockedUserIds should now stay empty in normal operation. ONE SMALL PIECE DELIBERATELY LEFT UNTOUCHED: Fixture.teamAId/teamBId and Result.fixtureId (GrassrootsTeam's own child tables) remain RESTRICT — not fixed, because GrassrootsModule isn't wired into the app yet (commented out in app.module.ts), so this chain is unreachable in practice today. Flagged for whoever builds GrassrootsModule, not forgotten.</w:t>
+            </w:r>
+          </w:p>
+        </w:tc>
+      </w:tr>
+      <w:tr>
+        <w:tc>
+          <w:tcPr>
+            <w:tcW w:type="dxa" w:w="500"/>
+          </w:tcPr>
+          <w:p>
+            <w:r>
+              <w:t>45</w:t>
+            </w:r>
+          </w:p>
+        </w:tc>
+        <w:tc>
+          <w:tcPr>
+            <w:tcW w:type="dxa" w:w="4700"/>
+          </w:tcPr>
+          <w:p>
+            <w:r>
+              <w:t>Leaderboard real display names: should minors' real display names appear on the public Leaderboard, or should minors be pseudonymised/excluded? Raised implicitly during sprint-2/leaderboard-design-new (PR #95) — the design report cites this as “Decision Log #45” and reserved the number, but the row was never actually written into this table, a drift CLAUDE.md's own “Numbering note” has flagged since PR #100.</w:t>
+            </w:r>
+          </w:p>
+        </w:tc>
+        <w:tc>
+          <w:tcPr>
+            <w:tcW w:type="dxa" w:w="1850"/>
+          </w:tcPr>
+          <w:p>
+            <w:r>
+              <w:t>PR #95; sprint-2-leaderboard-page-design-report.md §5; CLAUDE.md “Numbering note”</w:t>
+            </w:r>
+          </w:p>
+        </w:tc>
+        <w:tc>
+          <w:tcPr>
+            <w:tcW w:type="dxa" w:w="2300"/>
+          </w:tcPr>
+          <w:p>
+            <w:r>
+              <w:t>Resolved by the founder (contemporaneous with PR #95, transcribed here retroactively to close the numbering gap): real display names are shown for ALL users on the Leaderboard, including minors, with no pseudonymisation and no hidden-row state — the platform's own stated purpose is giving grassroots players visibility to scouts and clubs before formal scouting begins, and a pseudonymised or hidden minor defeats that purpose for exactly the users the feature is meant to help most. Restricted-pending minors (no guardian consent yet) are the one exception: per the platform-wide rule that restricted-pending minors are blocked from anything involving data collection, they are simply absent from the Leaderboard data entirely, not shown pseudonymously — not a new decision, just this rule's existing scope applied here. Implemented on-canvas via a DATA RULE annotation (5174:7185) on the base Leaderboard frame (5171:6633) and carried into every subsequent Leaderboard/Contest/Competition frame this decision touches. No code implication yet — the Leaderboard has no backing endpoint (blocked on the points-model question, Decision Log #70–73); this closes only the design-visibility question, not data-model or auth scope.</w:t>
             </w:r>
           </w:p>
         </w:tc>

--- a/docs/Soccernity_MVP_Build_Plan_v1.7.docx
+++ b/docs/Soccernity_MVP_Build_Plan_v1.7.docx
@@ -15166,6 +15166,132 @@
             <w:r/>
             <w:r>
               <w:t>RESOLVED (Figma design) - sprint-2/settings-desktop-scaffolding-sweep. One consolidated sweep of hidden, non-rendering row-duplication leftovers across all 18 user-facing Settings desktop frames, replacing the piecemeal PR #117 / PR #118 / DL #110 passes. 17 hidden nodes deleted, each confirmed dead by 4 checks (visible:false; 0 file-wide prototype reactions target it; not inside any COMPONENT/COMPONENT_SET/INSTANCE; not a componentPropertyReferences target): 9 x hidden "Submit" Frame 5926 (each with a dead ON_CLICK to 2924:6870); 3 x hidden Frame 5920-&gt;Frame 5933 duplicate "Push notification" headings on the trio (all visible:false - never a live render bug); 2 x hidden Frame 5928 leaked "Email Notification"+2FA-blurb blocks; 2 x hidden Frame 5927 leaked "Authentication App" blocks (DL #110); 1 x hidden 536x31 Rectangle 352 input-field background on Email (a 6th instance of the leftover PR #118 deleted five of). No Frame 5914 row emptied; no live row touched; screenshots confirm zero visual change. Kept + flagged for a follow-up text-hygiene micro-pass (all 4-check-clean but hidden TEXT, not FRAMEs): "See information about your account" template subtitle x12; leaked "Help protect your account..." 2FA blurb x4 and "Choose to filter out content..." blurb x2 inside visible notification rows; hidden information-circle-sharp icon x2; and hidden leftover "Confirm your Password" labels x7 + sample values (@mitch, a phone number, an email) inside the LIVE input rows of Change Password (2924:6870) and Account Information (Edit) (2924:7112), both out of scope here. Kept, out of scope: ph:soccer-ball-fill decorative-background FRAMEs x2 per frame (a deliberately-hidden decor layer, present on the clean category screens too - not duplication scaffolding).</w:t>
+            </w:r>
+          </w:p>
+        </w:tc>
+      </w:tr>
+      <w:tr>
+        <w:tc>
+          <w:tcPr>
+            <w:tcW w:type="dxa" w:w="500"/>
+          </w:tcPr>
+          <w:p>
+            <w:r>
+              <w:t>128</w:t>
+            </w:r>
+          </w:p>
+        </w:tc>
+        <w:tc>
+          <w:tcPr>
+            <w:tcW w:type="dxa" w:w="4700"/>
+          </w:tcPr>
+          <w:p>
+            <w:r>
+              <w:t>Leaderboard club axis: which mechanism does the Leaderboard's Per-Club scope filter by — ClubPage membership (many-to-many, unlimited clubs per user) or a single represented club? Flagged as open in CLAUDE.md since PR #97/#108/#109 ("which club does the club axis mean?"), even though Decision Log #74 already built the UI selector for it.</w:t>
+            </w:r>
+          </w:p>
+        </w:tc>
+        <w:tc>
+          <w:tcPr>
+            <w:tcW w:type="dxa" w:w="1850"/>
+          </w:tcPr>
+          <w:p>
+            <w:r>
+              <w:t>PR #97; PR #108; PR #109; Decision Log #74; sprint-2-leaderboard-page-design-report.md</w:t>
+            </w:r>
+          </w:p>
+        </w:tc>
+        <w:tc>
+          <w:tcPr>
+            <w:tcW w:type="dxa" w:w="2300"/>
+          </w:tcPr>
+          <w:p>
+            <w:r>
+              <w:t>Resolved by the founder: the Per-Club Leaderboard scope filters by the single represented club chosen on the "Which Club Do I Represent" selector (Decision Log #74), backed by User.clubMemberships — not raw ClubPage membership, and not User.clubAffiliationId. A user with multiple club-page memberships still only scores/ranks under the one club they've explicitly chosen to represent; joining or leaving other club pages never changes which club's Leaderboard they count toward. Backend requirement (parked, not yet built — backend is paused): a real field persisting the represented club and an endpoint to set/change it, distinct from ClubPage membership itself.</w:t>
+            </w:r>
+          </w:p>
+        </w:tc>
+      </w:tr>
+      <w:tr>
+        <w:tc>
+          <w:tcPr>
+            <w:tcW w:type="dxa" w:w="500"/>
+          </w:tcPr>
+          <w:p>
+            <w:r>
+              <w:t>129</w:t>
+            </w:r>
+          </w:p>
+        </w:tc>
+        <w:tc>
+          <w:tcPr>
+            <w:tcW w:type="dxa" w:w="4700"/>
+          </w:tcPr>
+          <w:p>
+            <w:r>
+              <w:t>Leaderboard public visibility: is the Leaderboard visible to logged-out visitors (relevant given minors' real display names are shown per Decision Log #45, and scouts/clubs — the feature's stated audience — may not have accounts), or login-gated?</w:t>
+            </w:r>
+          </w:p>
+        </w:tc>
+        <w:tc>
+          <w:tcPr>
+            <w:tcW w:type="dxa" w:w="1850"/>
+          </w:tcPr>
+          <w:p>
+            <w:r>
+              <w:t>PR #95; sprint-2-leaderboard-page-design-report.md §5; CLAUDE.md "Founder-blocked" notes</w:t>
+            </w:r>
+          </w:p>
+        </w:tc>
+        <w:tc>
+          <w:tcPr>
+            <w:tcW w:type="dxa" w:w="2300"/>
+          </w:tcPr>
+          <w:p>
+            <w:r>
+              <w:t>Resolved by the founder: the Leaderboard requires login. Visible to any logged-in user, not exposed to logged-out visitors. Scout/club access therefore requires an account — no separate public/unauthenticated view is built. No code implication yet (Leaderboard has no backend endpoint); this sets the auth-guard expectation (JwtAuthGuard-only, matching the pattern already used for read endpoints like GET /clubs) for whoever builds it once backend work resumes.</w:t>
+            </w:r>
+          </w:p>
+        </w:tc>
+      </w:tr>
+      <w:tr>
+        <w:tc>
+          <w:tcPr>
+            <w:tcW w:type="dxa" w:w="500"/>
+          </w:tcPr>
+          <w:p>
+            <w:r>
+              <w:t>130</w:t>
+            </w:r>
+          </w:p>
+        </w:tc>
+        <w:tc>
+          <w:tcPr>
+            <w:tcW w:type="dxa" w:w="4700"/>
+          </w:tcPr>
+          <w:p>
+            <w:r>
+              <w:t>Leaderboard points model: the board ranks by a plain integer (Decision Log #61 confirmed the display format — rank + badge for 1st/2nd/3rd, Decision Log #69) but nothing has ever defined what generates that integer. Flagged as open in every Leaderboard/Contest design pass since PR #95.</w:t>
+            </w:r>
+          </w:p>
+        </w:tc>
+        <w:tc>
+          <w:tcPr>
+            <w:tcW w:type="dxa" w:w="1850"/>
+          </w:tcPr>
+          <w:p>
+            <w:r>
+              <w:t>PR #95; PR #107–#109; sprint-2-leaderboard-page-design-report.md</w:t>
+            </w:r>
+          </w:p>
+        </w:tc>
+        <w:tc>
+          <w:tcPr>
+            <w:tcW w:type="dxa" w:w="2300"/>
+          </w:tcPr>
+          <w:p>
+            <w:r>
+              <w:t>Resolved by the founder: points are earned two ways, combined into one running total per represented club (Decision Log #128) and time period: (1) Contest/Competition results — weekly Contest wins and Competition-type scores (Prediction accuracy, Commentary votes) convert to points via each competition's own scoring mechanism (Decision Log #72’s generic SCORE column); and (2) baseline platform engagement — likes, follows, and posts also contribute a smaller, ongoing point trickle outside of any competition. Exact per-action weights (points per like/follow/post, and the Contest/Competition-to-points conversion formula) are a real, not-yet-specified backend detail — parked as a backend-api task for when backend work resumes, not resolved here. This unblocks Leaderboard/Contest/Competition screens from being treated as a real, data-driven feature rather than a founder-blocked placeholder; figma-to-code may now build against these boards once backend delivers the real points field and scoring endpoint.</w:t>
             </w:r>
           </w:p>
         </w:tc>

--- a/docs/Soccernity_MVP_Build_Plan_v1.7.docx
+++ b/docs/Soccernity_MVP_Build_Plan_v1.7.docx
@@ -15292,6 +15292,300 @@
           <w:p>
             <w:r>
               <w:t>Resolved by the founder: points are earned two ways, combined into one running total per represented club (Decision Log #128) and time period: (1) Contest/Competition results — weekly Contest wins and Competition-type scores (Prediction accuracy, Commentary votes) convert to points via each competition's own scoring mechanism (Decision Log #72’s generic SCORE column); and (2) baseline platform engagement — likes, follows, and posts also contribute a smaller, ongoing point trickle outside of any competition. Exact per-action weights (points per like/follow/post, and the Contest/Competition-to-points conversion formula) are a real, not-yet-specified backend detail — parked as a backend-api task for when backend work resumes, not resolved here. This unblocks Leaderboard/Contest/Competition screens from being treated as a real, data-driven feature rather than a founder-blocked placeholder; figma-to-code may now build against these boards once backend delivers the real points field and scoring endpoint.</w:t>
+            </w:r>
+          </w:p>
+        </w:tc>
+      </w:tr>
+      <w:tr>
+        <w:tc>
+          <w:tcPr>
+            <w:tcW w:type="dxa" w:w="500"/>
+          </w:tcPr>
+          <w:p>
+            <w:r>
+              <w:t>131</w:t>
+            </w:r>
+          </w:p>
+        </w:tc>
+        <w:tc>
+          <w:tcPr>
+            <w:tcW w:type="dxa" w:w="4700"/>
+          </w:tcPr>
+          <w:p>
+            <w:r>
+              <w:t>Reset Password — Success screen — the password-reset flow had a screen for every step (forgot -&gt; link sent -&gt; reset form) except the success state, even though POST /auth/reset-password succeeds and PasswordResetService.resetPassword revokes every other active session.</w:t>
+            </w:r>
+          </w:p>
+        </w:tc>
+        <w:tc>
+          <w:tcPr>
+            <w:tcW w:type="dxa" w:w="1850"/>
+          </w:tcPr>
+          <w:p>
+            <w:r>
+              <w:t>sprint-2/all-sections-followup-mobile-field-audit report</w:t>
+            </w:r>
+          </w:p>
+        </w:tc>
+        <w:tc>
+          <w:tcPr>
+            <w:tcW w:type="dxa" w:w="2300"/>
+          </w:tcPr>
+          <w:p>
+            <w:r>
+              <w:t>Resolved (built). Reset Password — Success desktop (5776:8405) + mobile (5777:8479), cloned from Reset Password desktop/mobile so the split-screen shell, navbar instance and all token bindings are inherited. Copy: "Password updated" + a line stating the change is done AND all other sessions signed out (mirrors the real backend). Single navy "Continue to log in" primary button; the two password inputs + field hint removed. CTA routes to /login (the app's / is still a PlaceholderPage stub). 0 unbound paints except the inherited undraw goalkeeper skin/hair tones (already-accepted exception, PR #100/#104).</w:t>
+            </w:r>
+          </w:p>
+        </w:tc>
+      </w:tr>
+      <w:tr>
+        <w:tc>
+          <w:tcPr>
+            <w:tcW w:type="dxa" w:w="500"/>
+          </w:tcPr>
+          <w:p>
+            <w:r>
+              <w:t>132</w:t>
+            </w:r>
+          </w:p>
+        </w:tc>
+        <w:tc>
+          <w:tcPr>
+            <w:tcW w:type="dxa" w:w="4700"/>
+          </w:tcPr>
+          <w:p>
+            <w:r>
+              <w:t>Community mobile parity — Community is the current sprint (Sprint 2) and had no mobile screens for single post view, the Media/Saved profile tabs, search &amp; trending, inactive account, or the expanded comment thread.</w:t>
+            </w:r>
+          </w:p>
+        </w:tc>
+        <w:tc>
+          <w:tcPr>
+            <w:tcW w:type="dxa" w:w="1850"/>
+          </w:tcPr>
+          <w:p>
+            <w:r>
+              <w:t>sprint-2/all-sections-followup-mobile-field-audit report</w:t>
+            </w:r>
+          </w:p>
+        </w:tc>
+        <w:tc>
+          <w:tcPr>
+            <w:tcW w:type="dxa" w:w="2300"/>
+          </w:tcPr>
+          <w:p>
+            <w:r>
+              <w:t>Resolved (built). 5 new mobile frames cloned from the real PR #116 mobile frames (navbar instances + all token bindings inherited): Community — Post View (5779:8490), Profile · Media (5778:8490), Profile · Saved (5778:8567), Search &amp; Trending (5780:8581), Inactive Account (5780:8679). Judgment calls: Media/Saved built as Profile tab-STATES not standalone routes (frontend = one route + tab param); search filter chips = For you / Trending / News (mirrors desktop 2876:4628 minus "Bant"); Inactive Account actions "Activate account" / "Delete account" mirror desktop 1662:2782 and the shipped POST /auth/reactivate-account / delete-account. Only existing Soccernity Theme Light tokens; no brand/green-tint-28; no new colour. 0 unbound paints.</w:t>
+            </w:r>
+          </w:p>
+        </w:tc>
+      </w:tr>
+      <w:tr>
+        <w:tc>
+          <w:tcPr>
+            <w:tcW w:type="dxa" w:w="500"/>
+          </w:tcPr>
+          <w:p>
+            <w:r>
+              <w:t>133</w:t>
+            </w:r>
+          </w:p>
+        </w:tc>
+        <w:tc>
+          <w:tcPr>
+            <w:tcW w:type="dxa" w:w="4700"/>
+          </w:tcPr>
+          <w:p>
+            <w:r>
+              <w:t>Sports Hub match-centre has no mobile screens — Match Details, Match Statistics, First/Second Half Statistics, Lineups, H2H, Standing, Video (7 desktop screens, 0 mobile).</w:t>
+            </w:r>
+          </w:p>
+        </w:tc>
+        <w:tc>
+          <w:tcPr>
+            <w:tcW w:type="dxa" w:w="1850"/>
+          </w:tcPr>
+          <w:p>
+            <w:r>
+              <w:t>sprint-2/all-sections-followup-mobile-field-audit report</w:t>
+            </w:r>
+          </w:p>
+        </w:tc>
+        <w:tc>
+          <w:tcPr>
+            <w:tcW w:type="dxa" w:w="2300"/>
+          </w:tcPr>
+          <w:p>
+            <w:r>
+              <w:t>Open — deferred to Sprint 4. Sports Hub is Sprint 4 (not started); the sports-data vendor (Decision Log #6) is still open and blocks the section; a 7-screen dense-data mobile set is a coordinated pass that belongs with the Sprint 4 Sports build, not a cross-cutting audit. Flagged, not silently skipped. Field shapes to be checked against the real vendor when Sprint 4 wires it, not against placeholder data now.</w:t>
+            </w:r>
+          </w:p>
+        </w:tc>
+      </w:tr>
+      <w:tr>
+        <w:tc>
+          <w:tcPr>
+            <w:tcW w:type="dxa" w:w="500"/>
+          </w:tcPr>
+          <w:p>
+            <w:r>
+              <w:t>134</w:t>
+            </w:r>
+          </w:p>
+        </w:tc>
+        <w:tc>
+          <w:tcPr>
+            <w:tcW w:type="dxa" w:w="4700"/>
+          </w:tcPr>
+          <w:p>
+            <w:r>
+              <w:t>Contest user-facing section: contest details / entries &amp; ranking / voting pages have no mobile; no "already voted" / "between weeks" / "you placed" states; the 3 legacy user-facing Contest frames are 100% unbound and need a light-token retrofit. Bants also missing 2 mobile search-filter variants + empty states.</w:t>
+            </w:r>
+          </w:p>
+        </w:tc>
+        <w:tc>
+          <w:tcPr>
+            <w:tcW w:type="dxa" w:w="1850"/>
+          </w:tcPr>
+          <w:p>
+            <w:r>
+              <w:t>sprint-2/all-sections-followup-mobile-field-audit report; PR #108</w:t>
+            </w:r>
+          </w:p>
+        </w:tc>
+        <w:tc>
+          <w:tcPr>
+            <w:tcW w:type="dxa" w:w="2300"/>
+          </w:tcPr>
+          <w:p>
+            <w:r>
+              <w:t>Open — deferred to a dedicated Sprint 3 Contest/Bants pass. Already flagged in PR #108 as "the Contest section's own coordinated pass". The 3 legacy Contest frames need a light-token retrofit FIRST (real regression risk from a cross-cutting audit); the Contest/Competition DATA MODEL still does not exist (backend paused) — Decision Log #128–#130 unblocked the scoring concept for design, not the schema. Bants is Sprint 3, /banter-rooms* entirely unbuilt, and the section needs a coordinated pass alongside Community Groups anyway.</w:t>
+            </w:r>
+          </w:p>
+        </w:tc>
+      </w:tr>
+      <w:tr>
+        <w:tc>
+          <w:tcPr>
+            <w:tcW w:type="dxa" w:w="500"/>
+          </w:tcPr>
+          <w:p>
+            <w:r>
+              <w:t>135</w:t>
+            </w:r>
+          </w:p>
+        </w:tc>
+        <w:tc>
+          <w:tcPr>
+            <w:tcW w:type="dxa" w:w="4700"/>
+          </w:tcPr>
+          <w:p>
+            <w:r>
+              <w:t>Admin moderation queue — §4.8 defines GET/PATCH /admin/moderation/reports and §8.4 defines the full workflow (report -&gt; queue -&gt; action -&gt; notify reporter AND reported user -&gt; appeal to a SECOND reviewer). No moderation-queue screen, no action UI, no appeal UI, and no moderation-outcome / appeal-decision email templates exist anywhere. Also missing: a genuine user list/detail for GET/PATCH /admin/users (the "Users – team members" frame is admin-role management).</w:t>
+            </w:r>
+          </w:p>
+        </w:tc>
+        <w:tc>
+          <w:tcPr>
+            <w:tcW w:type="dxa" w:w="1850"/>
+          </w:tcPr>
+          <w:p>
+            <w:r>
+              <w:t>sprint-2/all-sections-followup-mobile-field-audit report</w:t>
+            </w:r>
+          </w:p>
+        </w:tc>
+        <w:tc>
+          <w:tcPr>
+            <w:tcW w:type="dxa" w:w="2300"/>
+          </w:tcPr>
+          <w:p>
+            <w:r>
+              <w:t>Open — deferred to Sprint 5. Admin Console + moderation queue is Sprint 5. These are net-new screens (figma-screen-builder territory) that need founder input on the §8.4 appeal-routing model ("a second reviewer, not the same admin") — a product/policy decision, not something to invent unilaterally. Admin Panel is desktop-only so no mobile dimension. Admin Panel colour/token treatment was NOT touched by this audit (hard constraint).</w:t>
+            </w:r>
+          </w:p>
+        </w:tc>
+      </w:tr>
+      <w:tr>
+        <w:tc>
+          <w:tcPr>
+            <w:tcW w:type="dxa" w:w="500"/>
+          </w:tcPr>
+          <w:p>
+            <w:r>
+              <w:t>136</w:t>
+            </w:r>
+          </w:p>
+        </w:tc>
+        <w:tc>
+          <w:tcPr>
+            <w:tcW w:type="dxa" w:w="4700"/>
+          </w:tcPr>
+          <w:p>
+            <w:r>
+              <w:t>Message "new conversation / recipient picker" screen — §4.7 defines POST /conversations but no screen designs the act of STARTING a conversation (recipient search or follow-list picker -&gt; first message). The inbox screens all assume conversations already exist.</w:t>
+            </w:r>
+          </w:p>
+        </w:tc>
+        <w:tc>
+          <w:tcPr>
+            <w:tcW w:type="dxa" w:w="1850"/>
+          </w:tcPr>
+          <w:p>
+            <w:r>
+              <w:t>sprint-2/all-sections-followup-mobile-field-audit report</w:t>
+            </w:r>
+          </w:p>
+        </w:tc>
+        <w:tc>
+          <w:tcPr>
+            <w:tcW w:type="dxa" w:w="2300"/>
+          </w:tcPr>
+          <w:p>
+            <w:r>
+              <w:t>Open — deferred to Sprint 3. DMs are Sprint 3. A recipient picker depends on an unresolved choice between a GET /search?q= people-search and a follow-graph list — flagged rather than invented. The restricted-pending rule (§8.3 step 5, "no DMs from unverified accounts", Decision Log #12) also needs a state here eventually.</w:t>
+            </w:r>
+          </w:p>
+        </w:tc>
+      </w:tr>
+      <w:tr>
+        <w:tc>
+          <w:tcPr>
+            <w:tcW w:type="dxa" w:w="500"/>
+          </w:tcPr>
+          <w:p>
+            <w:r>
+              <w:t>137</w:t>
+            </w:r>
+          </w:p>
+        </w:tc>
+        <w:tc>
+          <w:tcPr>
+            <w:tcW w:type="dxa" w:w="4700"/>
+          </w:tcPr>
+          <w:p>
+            <w:r>
+              <w:t>Club Picker — the single "No clubs match that filter" state still conflates "the filter matched nothing" with "there are no clubs in the catalogue at all" (flagged since sprint-1/f7-club-picker-code).</w:t>
+            </w:r>
+          </w:p>
+        </w:tc>
+        <w:tc>
+          <w:tcPr>
+            <w:tcW w:type="dxa" w:w="1850"/>
+          </w:tcPr>
+          <w:p>
+            <w:r>
+              <w:t>sprint-2/all-sections-followup-mobile-field-audit report; sprint-1/f7-club-picker-code</w:t>
+            </w:r>
+          </w:p>
+        </w:tc>
+        <w:tc>
+          <w:tcPr>
+            <w:tcW w:type="dxa" w:w="2300"/>
+          </w:tcPr>
+          <w:p>
+            <w:r>
+              <w:t>Open — minor. Conservative single-state kept this pass. A distinct "No clubs available yet" empty state (a copy/one-frame change) would resolve it; best done in the next pass that opens the Club Picker frames rather than as a one-off. Low urgency — the beachhead city will have seeded clubs (Build Plan §7).</w:t>
             </w:r>
           </w:p>
         </w:tc>

--- a/docs/Soccernity_MVP_Build_Plan_v1.7.docx
+++ b/docs/Soccernity_MVP_Build_Plan_v1.7.docx
@@ -15501,7 +15501,7 @@
           </w:tcPr>
           <w:p>
             <w:r>
-              <w:t>Open — deferred to Sprint 5. Admin Console + moderation queue is Sprint 5. These are net-new screens (figma-screen-builder territory) that need founder input on the §8.4 appeal-routing model ("a second reviewer, not the same admin") — a product/policy decision, not something to invent unilaterally. Admin Panel is desktop-only so no mobile dimension. Admin Panel colour/token treatment was NOT touched by this audit (hard constraint).</w:t>
+              <w:t>Open — deferred to Sprint 5. Admin Console + moderation queue is Sprint 5. These are net-new screens (figma-screen-builder territory) that need founder input on the §8.4 appeal-routing model ("a second reviewer, not the same admin") — a product/policy decision, not something to invent unilaterally. Admin Panel is desktop-only so no mobile dimension. Admin Panel colour/token treatment was NOT touched by this audit (hard constraint).  RESOLVED (founder decision): appeal reviewed by a second admin/moderator, never the original reviewer who made the moderation decision. See Decision Log #138.</w:t>
             </w:r>
           </w:p>
         </w:tc>
@@ -15543,7 +15543,7 @@
           </w:tcPr>
           <w:p>
             <w:r>
-              <w:t>Open — deferred to Sprint 3. DMs are Sprint 3. A recipient picker depends on an unresolved choice between a GET /search?q= people-search and a follow-graph list — flagged rather than invented. The restricted-pending rule (§8.3 step 5, "no DMs from unverified accounts", Decision Log #12) also needs a state here eventually.</w:t>
+              <w:t>Open — deferred to Sprint 3. DMs are Sprint 3. A recipient picker depends on an unresolved choice between a GET /search?q= people-search and a follow-graph list — flagged rather than invented. The restricted-pending rule (§8.3 step 5, "no DMs from unverified accounts", Decision Log #12) also needs a state here eventually.  RESOLVED (founder decision): both — a search bar (by username/name) plus a default follow-list section, so a user can either search or pick from people they already follow. See Decision Log #139.</w:t>
             </w:r>
           </w:p>
         </w:tc>
@@ -15586,6 +15586,90 @@
           <w:p>
             <w:r>
               <w:t>Open — minor. Conservative single-state kept this pass. A distinct "No clubs available yet" empty state (a copy/one-frame change) would resolve it; best done in the next pass that opens the Club Picker frames rather than as a one-off. Low urgency — the beachhead city will have seeded clubs (Build Plan §7).</w:t>
+            </w:r>
+          </w:p>
+        </w:tc>
+      </w:tr>
+      <w:tr>
+        <w:tc>
+          <w:tcPr>
+            <w:tcW w:type="dxa" w:w="500"/>
+          </w:tcPr>
+          <w:p>
+            <w:r>
+              <w:t>138</w:t>
+            </w:r>
+          </w:p>
+        </w:tc>
+        <w:tc>
+          <w:tcPr>
+            <w:tcW w:type="dxa" w:w="4700"/>
+          </w:tcPr>
+          <w:p>
+            <w:r>
+              <w:t>Admin moderation appeal routing (Decision Log #135) — §8.4 defines a report review workflow with an appeal step but never specified who reviews the appeal.</w:t>
+            </w:r>
+          </w:p>
+        </w:tc>
+        <w:tc>
+          <w:tcPr>
+            <w:tcW w:type="dxa" w:w="1850"/>
+          </w:tcPr>
+          <w:p>
+            <w:r>
+              <w:t>Decision Log #135; PR #124 report; Build Plan §8.4</w:t>
+            </w:r>
+          </w:p>
+        </w:tc>
+        <w:tc>
+          <w:tcPr>
+            <w:tcW w:type="dxa" w:w="2300"/>
+          </w:tcPr>
+          <w:p>
+            <w:r>
+              <w:t>Resolved by the founder: an appeal is reviewed by a SECOND admin/moderator, never the same reviewer who made the original moderation decision. This is a real routing/assignment requirement, not just a UI label — whoever builds the moderation-queue screens (Decision Log #135, still deferred to Sprint 5) must design the queue so an appealed report is excluded from (or clearly marked against) the original reviewer's own queue view, and whoever builds the backend (AdminUser/Report relations, still unbuilt) must enforce this server-side, not just rely on the UI to hide it. No code or schema change in this pass — design-direction only, unblocking the moderation-queue screens for their own dedicated Sprint 5 pass.</w:t>
+            </w:r>
+          </w:p>
+        </w:tc>
+      </w:tr>
+      <w:tr>
+        <w:tc>
+          <w:tcPr>
+            <w:tcW w:type="dxa" w:w="500"/>
+          </w:tcPr>
+          <w:p>
+            <w:r>
+              <w:t>139</w:t>
+            </w:r>
+          </w:p>
+        </w:tc>
+        <w:tc>
+          <w:tcPr>
+            <w:tcW w:type="dxa" w:w="4700"/>
+          </w:tcPr>
+          <w:p>
+            <w:r>
+              <w:t>Message recipient picker (Decision Log #136) — §4.7 defines POST /conversations but no screen designs starting a new conversation; the choice was between a GET /search?q= people-search and a follow-graph list.</w:t>
+            </w:r>
+          </w:p>
+        </w:tc>
+        <w:tc>
+          <w:tcPr>
+            <w:tcW w:type="dxa" w:w="1850"/>
+          </w:tcPr>
+          <w:p>
+            <w:r>
+              <w:t>Decision Log #136; PR #124 report; Build Plan §4.7</w:t>
+            </w:r>
+          </w:p>
+        </w:tc>
+        <w:tc>
+          <w:tcPr>
+            <w:tcW w:type="dxa" w:w="2300"/>
+          </w:tcPr>
+          <w:p>
+            <w:r>
+              <w:t>Resolved by the founder: both. The recipient picker combines a search bar (by username/display name, backed by a real people-search endpoint — no such endpoint exists yet, a genuine backend requirement to park alongside the rest of Decision Log #136) with a default follow-list section shown before any search term is entered, so a user can either search directly or pick from people they already follow without typing. The restricted-pending rule (§8.3 step 5, no DMs from/to unverified accounts) still applies to both paths equally — restricted-pending users are excluded from the follow-list section and from search results the same way. Design-direction only in this entry; the screen itself is built in the Decision-Log-#136/#139 follow-up pass.</w:t>
             </w:r>
           </w:p>
         </w:tc>

--- a/docs/Soccernity_MVP_Build_Plan_v1.7.docx
+++ b/docs/Soccernity_MVP_Build_Plan_v1.7.docx
@@ -15417,7 +15417,7 @@
           </w:tcPr>
           <w:p>
             <w:r>
-              <w:t>Open — deferred to Sprint 4. Sports Hub is Sprint 4 (not started); the sports-data vendor (Decision Log #6) is still open and blocks the section; a 7-screen dense-data mobile set is a coordinated pass that belongs with the Sprint 4 Sports build, not a cross-cutting audit. Flagged, not silently skipped. Field shapes to be checked against the real vendor when Sprint 4 wires it, not against placeholder data now.</w:t>
+              <w:t>Open — deferred to Sprint 4. Sports Hub is Sprint 4 (not started); the sports-data vendor (Decision Log #6) is still open and blocks the section; a 7-screen dense-data mobile set is a coordinated pass that belongs with the Sprint 4 Sports build, not a cross-cutting audit. Flagged, not silently skipped. Field shapes to be checked against the real vendor when Sprint 4 wires it, not against placeholder data now.  → RE-CONFIRMED still open by sprint-2/decision-log-133-137-followup: Decision Log #6 checked directly, still "Open — blocks Sprint 4". Left entirely untouched, as instructed.</w:t>
             </w:r>
           </w:p>
         </w:tc>
@@ -15459,7 +15459,7 @@
           </w:tcPr>
           <w:p>
             <w:r>
-              <w:t>Open — deferred to a dedicated Sprint 3 Contest/Bants pass. Already flagged in PR #108 as "the Contest section's own coordinated pass". The 3 legacy Contest frames need a light-token retrofit FIRST (real regression risk from a cross-cutting audit); the Contest/Competition DATA MODEL still does not exist (backend paused) — Decision Log #128–#130 unblocked the scoring concept for design, not the schema. Bants is Sprint 3, /banter-rooms* entirely unbuilt, and the section needs a coordinated pass alongside Community Groups anyway.</w:t>
+              <w:t>Open — deferred to a dedicated Sprint 3 Contest/Bants pass. Already flagged in PR #108 as "the Contest section's own coordinated pass". The 3 legacy Contest frames need a light-token retrofit FIRST (real regression risk from a cross-cutting audit); the Contest/Competition DATA MODEL still does not exist (backend paused) — Decision Log #128–#130 unblocked the scoring concept for design, not the schema. Bants is Sprint 3, /banter-rooms* entirely unbuilt, and the section needs a coordinated pass alongside Community Groups anyway.  → PARTIALLY RESOLVED by sprint-2/decision-log-133-137-followup: the 3 legacy Contest frames are now retrofitted (0 unbound, 0 brand/green-tint-28); mobile built for all 3 (Details, Entries &amp; Ranking, Voting); the two flagged missing states ("already voted", "between weeks") are built desktop-only (mobile deferred, see #140); Bants gained a pre-categories Search Filter mobile screen and a No Results empty state (one further Bants mobile gap remains, see #144).</w:t>
             </w:r>
           </w:p>
         </w:tc>
@@ -15501,7 +15501,7 @@
           </w:tcPr>
           <w:p>
             <w:r>
-              <w:t>Open — deferred to Sprint 5. Admin Console + moderation queue is Sprint 5. These are net-new screens (figma-screen-builder territory) that need founder input on the §8.4 appeal-routing model ("a second reviewer, not the same admin") — a product/policy decision, not something to invent unilaterally. Admin Panel is desktop-only so no mobile dimension. Admin Panel colour/token treatment was NOT touched by this audit (hard constraint).</w:t>
+              <w:t>Open — deferred to Sprint 5. Admin Console + moderation queue is Sprint 5. These are net-new screens (figma-screen-builder territory) that need founder input on the §8.4 appeal-routing model ("a second reviewer, not the same admin") — a product/policy decision, not something to invent unilaterally. Admin Panel is desktop-only so no mobile dimension. Admin Panel colour/token treatment was NOT touched by this audit (hard constraint).  → RESOLVED (appeal routing) by Decision Log #138: an appeal is reviewed by a SECOND admin/moderator, never the original reviewer; the moderation-queue design must make this routing legible (appealed report excluded from / clearly marked against the original reviewer's own queue).  → Screens now built by sprint-2/decision-log-133-137-followup: Admin — Moderation Queue, Report Detail &amp; Action, and Appeal Review, all on the unified Admin shell, with the Decision Log #138 appeal-routing rule made visible in the queue's own callout. Moderation-outcome/appeal-decision emails remain unbuilt (see #143).</w:t>
             </w:r>
           </w:p>
         </w:tc>
@@ -15543,7 +15543,7 @@
           </w:tcPr>
           <w:p>
             <w:r>
-              <w:t>Open — deferred to Sprint 3. DMs are Sprint 3. A recipient picker depends on an unresolved choice between a GET /search?q= people-search and a follow-graph list — flagged rather than invented. The restricted-pending rule (§8.3 step 5, "no DMs from unverified accounts", Decision Log #12) also needs a state here eventually.</w:t>
+              <w:t>Open — deferred to Sprint 3. DMs are Sprint 3. A recipient picker depends on an unresolved choice between a GET /search?q= people-search and a follow-graph list — flagged rather than invented. The restricted-pending rule (§8.3 step 5, "no DMs from unverified accounts", Decision Log #12) also needs a state here eventually.  → RESOLVED (recipient-picker shape) by Decision Log #139: ONE recipient-picker screen combining a search bar (by username / display name) with a default follow-list section shown before any search term. Desktop + mobile.  → Screens now built by sprint-2/decision-log-133-137-followup: Message — New Conversation (Recipient Picker), desktop + mobile, combining a search bar and a default follow-list per Decision Log #139.</w:t>
             </w:r>
           </w:p>
         </w:tc>
@@ -15585,7 +15585,301 @@
           </w:tcPr>
           <w:p>
             <w:r>
-              <w:t>Open — minor. Conservative single-state kept this pass. A distinct "No clubs available yet" empty state (a copy/one-frame change) would resolve it; best done in the next pass that opens the Club Picker frames rather than as a one-off. Low urgency — the beachhead city will have seeded clubs (Build Plan §7).</w:t>
+              <w:t>Open — minor. Conservative single-state kept this pass. A distinct "No clubs available yet" empty state (a copy/one-frame change) would resolve it; best done in the next pass that opens the Club Picker frames rather than as a one-off. Low urgency — the beachhead city will have seeded clubs (Build Plan §7).  → RESOLVED (built) by sprint-2/decision-log-133-137-followup: Club Picker — 6 No Clubs Available Yet, desktop + mobile, a distinct catalogue-empty state separate from screen 4's filter-empty state.</w:t>
+            </w:r>
+          </w:p>
+        </w:tc>
+      </w:tr>
+      <w:tr>
+        <w:tc>
+          <w:tcPr>
+            <w:tcW w:type="dxa" w:w="500"/>
+          </w:tcPr>
+          <w:p>
+            <w:r>
+              <w:t>138</w:t>
+            </w:r>
+          </w:p>
+        </w:tc>
+        <w:tc>
+          <w:tcPr>
+            <w:tcW w:type="dxa" w:w="4700"/>
+          </w:tcPr>
+          <w:p>
+            <w:r>
+              <w:t>Admin moderation appeal routing (raised by Decision Log #135 / Build Plan §8.4 step 4): who reviews an appeal against a moderation decision?</w:t>
+            </w:r>
+          </w:p>
+        </w:tc>
+        <w:tc>
+          <w:tcPr>
+            <w:tcW w:type="dxa" w:w="1850"/>
+          </w:tcPr>
+          <w:p>
+            <w:r>
+              <w:t>sprint-2/all-sections-followup-mobile-field-audit report; Build Plan §8.4; Decision Log #135</w:t>
+            </w:r>
+          </w:p>
+        </w:tc>
+        <w:tc>
+          <w:tcPr>
+            <w:tcW w:type="dxa" w:w="2300"/>
+          </w:tcPr>
+          <w:p>
+            <w:r>
+              <w:t>Resolved by the founder: an appeal is reviewed by a SECOND admin/moderator — never the admin/moderator who made the original decision. This is a real design requirement, not just a label: the moderation-queue screen must make the routing legible — an appealed report is visibly excluded from (or clearly marked against) the original reviewer's own queue view — and whoever builds the backend must enforce it server-side when Admin moderation is built in Sprint 5. See Decision Log #135.</w:t>
+            </w:r>
+          </w:p>
+        </w:tc>
+      </w:tr>
+      <w:tr>
+        <w:tc>
+          <w:tcPr>
+            <w:tcW w:type="dxa" w:w="500"/>
+          </w:tcPr>
+          <w:p>
+            <w:r>
+              <w:t>139</w:t>
+            </w:r>
+          </w:p>
+        </w:tc>
+        <w:tc>
+          <w:tcPr>
+            <w:tcW w:type="dxa" w:w="4700"/>
+          </w:tcPr>
+          <w:p>
+            <w:r>
+              <w:t>Message recipient-picker shape (raised by Decision Log #136 / Build Plan §4.7 POST /conversations): search, follow-list, or both?</w:t>
+            </w:r>
+          </w:p>
+        </w:tc>
+        <w:tc>
+          <w:tcPr>
+            <w:tcW w:type="dxa" w:w="1850"/>
+          </w:tcPr>
+          <w:p>
+            <w:r>
+              <w:t>sprint-2/all-sections-followup-mobile-field-audit report; Build Plan §4.7; Decision Log #136</w:t>
+            </w:r>
+          </w:p>
+        </w:tc>
+        <w:tc>
+          <w:tcPr>
+            <w:tcW w:type="dxa" w:w="2300"/>
+          </w:tcPr>
+          <w:p>
+            <w:r>
+              <w:t>Resolved by the founder: ONE recipient-picker screen combining BOTH — a search bar (by username / display name) AND a default follow-list section shown before any search term is entered; either path lets the user pick a recipient. Desktop + mobile. Backend still owes a real people-search endpoint (GET /search?q= or similar) — parked, same status as Decision Log #58's parked fields. The §8.3 step 5 restricted-pending rule (no DMs from/to unverified accounts, Decision Log #12) applies to both paths equally — restricted-pending users simply do not appear in the follow-list section or in search results. See Decision Log #136.</w:t>
+            </w:r>
+          </w:p>
+        </w:tc>
+      </w:tr>
+      <w:tr>
+        <w:tc>
+          <w:tcPr>
+            <w:tcW w:type="dxa" w:w="500"/>
+          </w:tcPr>
+          <w:p>
+            <w:r>
+              <w:t>140</w:t>
+            </w:r>
+          </w:p>
+        </w:tc>
+        <w:tc>
+          <w:tcPr>
+            <w:tcW w:type="dxa" w:w="4700"/>
+          </w:tcPr>
+          <w:p>
+            <w:r>
+              <w:t>Contest "Already Voted" / "Between Weeks" mobile equivalents — the two new Contest states built this pass exist desktop-only.</w:t>
+            </w:r>
+          </w:p>
+        </w:tc>
+        <w:tc>
+          <w:tcPr>
+            <w:tcW w:type="dxa" w:w="1850"/>
+          </w:tcPr>
+          <w:p>
+            <w:r>
+              <w:t>sprint-2/decision-log-133-137-followup report</w:t>
+            </w:r>
+          </w:p>
+        </w:tc>
+        <w:tc>
+          <w:tcPr>
+            <w:tcW w:type="dxa" w:w="2300"/>
+          </w:tcPr>
+          <w:p>
+            <w:r>
+              <w:t>Open — deferred, not silently treated as done. The desktop states are real and correct (cloned from the retrofitted legacy frames). Both legacy Contest source frames use absolute (non-auto-layout) internal positioning, which made even the desktop edits require several correction passes to avoid overlap when inserting new banner content -- reflowing the same edits into a fresh 390px mobile frame is real additional work, not a copy-paste. Scoped out as a conservative trim to keep this pass tractable; flagged as a fast-follow.</w:t>
+            </w:r>
+          </w:p>
+        </w:tc>
+      </w:tr>
+      <w:tr>
+        <w:tc>
+          <w:tcPr>
+            <w:tcW w:type="dxa" w:w="500"/>
+          </w:tcPr>
+          <w:p>
+            <w:r>
+              <w:t>141</w:t>
+            </w:r>
+          </w:p>
+        </w:tc>
+        <w:tc>
+          <w:tcPr>
+            <w:tcW w:type="dxa" w:w="4700"/>
+          </w:tcPr>
+          <w:p>
+            <w:r>
+              <w:t>The new Admin "Moderation" sidebar nav item (added this pass to build the 3 new moderation screens) exists only on those 3 screens' own shells, not on the other 26 existing Admin shells.</w:t>
+            </w:r>
+          </w:p>
+        </w:tc>
+        <w:tc>
+          <w:tcPr>
+            <w:tcW w:type="dxa" w:w="1850"/>
+          </w:tcPr>
+          <w:p>
+            <w:r>
+              <w:t>sprint-2/decision-log-133-137-followup report</w:t>
+            </w:r>
+          </w:p>
+        </w:tc>
+        <w:tc>
+          <w:tcPr>
+            <w:tcW w:type="dxa" w:w="2300"/>
+          </w:tcPr>
+          <w:p>
+            <w:r>
+              <w:t>Open — deferred. Propagating "Moderation" to the other 26 existing Admin shells is its own follow-up pass, the same precedent already established twice in this file for "Categories" (Decision Log #49) and "Competitions" (Decision Log #76, closed by PR #110). Not done here -- retouching 26 existing Admin frames is exactly the kind of existing-frame edit the hard "do not touch Admin Panel's colour/token treatment" constraint counsels against doing incidentally inside an unrelated task.</w:t>
+            </w:r>
+          </w:p>
+        </w:tc>
+      </w:tr>
+      <w:tr>
+        <w:tc>
+          <w:tcPr>
+            <w:tcW w:type="dxa" w:w="500"/>
+          </w:tcPr>
+          <w:p>
+            <w:r>
+              <w:t>142</w:t>
+            </w:r>
+          </w:p>
+        </w:tc>
+        <w:tc>
+          <w:tcPr>
+            <w:tcW w:type="dxa" w:w="4700"/>
+          </w:tcPr>
+          <w:p>
+            <w:r>
+              <w:t>Correction: PR #124's report flagged 917:218 ("Users - team members") as "admin-role management, a different thing" from a real GET/PATCH /admin/users list/detail view, and used that flag to justify a planned new user-list screen.</w:t>
+            </w:r>
+          </w:p>
+        </w:tc>
+        <w:tc>
+          <w:tcPr>
+            <w:tcW w:type="dxa" w:w="1850"/>
+          </w:tcPr>
+          <w:p>
+            <w:r>
+              <w:t>sprint-2/decision-log-133-137-followup report; PR #124</w:t>
+            </w:r>
+          </w:p>
+        </w:tc>
+        <w:tc>
+          <w:tcPr>
+            <w:tcW w:type="dxa" w:w="2300"/>
+          </w:tcPr>
+          <w:p>
+            <w:r>
+              <w:t>Resolved (correction). Re-examined directly (screenshot + structure) before building anything -- that flag was wrong. 917:218 is already a real platform-user list: Username / Date Joined / Status (Active/Inactive) columns, block and delete row actions -- it substantially serves GET/PATCH /admin/users today. No redundant user-list screen was built this pass; doing so would have duplicated an existing, working screen. A genuine user-DETAIL drill-down (beyond the existing list + inline row actions) remains a real, smaller, lower-priority gap -- noted, not built.</w:t>
+            </w:r>
+          </w:p>
+        </w:tc>
+      </w:tr>
+      <w:tr>
+        <w:tc>
+          <w:tcPr>
+            <w:tcW w:type="dxa" w:w="500"/>
+          </w:tcPr>
+          <w:p>
+            <w:r>
+              <w:t>143</w:t>
+            </w:r>
+          </w:p>
+        </w:tc>
+        <w:tc>
+          <w:tcPr>
+            <w:tcW w:type="dxa" w:w="4700"/>
+          </w:tcPr>
+          <w:p>
+            <w:r>
+              <w:t>Moderation-outcome and appeal-decision email templates (paired with the new Admin moderation screens, section 8.4's notify-both-parties requirement) -- still no design exists for either.</w:t>
+            </w:r>
+          </w:p>
+        </w:tc>
+        <w:tc>
+          <w:tcPr>
+            <w:tcW w:type="dxa" w:w="1850"/>
+          </w:tcPr>
+          <w:p>
+            <w:r>
+              <w:t>sprint-2/decision-log-133-137-followup report; Decision Log #135</w:t>
+            </w:r>
+          </w:p>
+        </w:tc>
+        <w:tc>
+          <w:tcPr>
+            <w:tcW w:type="dxa" w:w="2300"/>
+          </w:tcPr>
+          <w:p>
+            <w:r>
+              <w:t>Open -- deferred, consistent with the existing 5-unwired-template precedent (Decision Log #56/#59, PR #104). A template needs real backend send-trigger context and copy matching an actual event; inventing both for an event that does not exist server-side yet would misrepresent placeholder as built-and-ready.</w:t>
+            </w:r>
+          </w:p>
+        </w:tc>
+      </w:tr>
+      <w:tr>
+        <w:tc>
+          <w:tcPr>
+            <w:tcW w:type="dxa" w:w="500"/>
+          </w:tcPr>
+          <w:p>
+            <w:r>
+              <w:t>144</w:t>
+            </w:r>
+          </w:p>
+        </w:tc>
+        <w:tc>
+          <w:tcPr>
+            <w:tcW w:type="dxa" w:w="4700"/>
+          </w:tcPr>
+          <w:p>
+            <w:r>
+              <w:t>Bants -- of the two missing-mobile-variant gaps flagged in Decision Log #134, only one (the pre-categories Search Filter panel) was built this pass; a second categories-view mobile state (mirroring the desktop's "User's own created bants" categories filter, 2459:12447) was not.</w:t>
+            </w:r>
+          </w:p>
+        </w:tc>
+        <w:tc>
+          <w:tcPr>
+            <w:tcW w:type="dxa" w:w="1850"/>
+          </w:tcPr>
+          <w:p>
+            <w:r>
+              <w:t>sprint-2/decision-log-133-137-followup report</w:t>
+            </w:r>
+          </w:p>
+        </w:tc>
+        <w:tc>
+          <w:tcPr>
+            <w:tcW w:type="dxa" w:w="2300"/>
+          </w:tcPr>
+          <w:p>
+            <w:r>
+              <w:t>Open -- deferred, minor. The existing mobile Search Filter (Categories) frame (5650:8221) already covers the categories-picker pattern once; a second near-duplicate state was judged lower value than the two Bants items actually built this pass (the pre-categories filter panel and the No Results empty state). Flagged, not silently dropped.</w:t>
             </w:r>
           </w:p>
         </w:tc>

--- a/docs/Soccernity_MVP_Build_Plan_v1.7.docx
+++ b/docs/Soccernity_MVP_Build_Plan_v1.7.docx
@@ -15714,6 +15714,11 @@
               <w:t>Open — deferred, not silently treated as done. The desktop states are real and correct (cloned from the retrofitted legacy frames). Both legacy Contest source frames use absolute (non-auto-layout) internal positioning, which made even the desktop edits require several correction passes to avoid overlap when inserting new banner content -- reflowing the same edits into a fresh 390px mobile frame is real additional work, not a copy-paste. Scoped out as a conservative trim to keep this pass tractable; flagged as a fast-follow.</w:t>
             </w:r>
           </w:p>
+          <w:p>
+            <w:r>
+              <w:t xml:space="preserve"> RESOLVED by sprint-2/create-post-sports-contest-mobile-admin-notif-fix -- mobile equivalents built: Contest -- Already Voted -- Mobile (5815:8916) and Contest -- Between Weeks -- Mobile (5815:8948), 390px, matching the three existing Contest mobile screens.</w:t>
+            </w:r>
+          </w:p>
         </w:tc>
       </w:tr>
       <w:tr>
@@ -15880,6 +15885,216 @@
           <w:p>
             <w:r>
               <w:t>Open -- deferred, minor. The existing mobile Search Filter (Categories) frame (5650:8221) already covers the categories-picker pattern once; a second near-duplicate state was judged lower value than the two Bants items actually built this pass (the pre-categories filter panel and the No Results empty state). Flagged, not silently dropped.</w:t>
+            </w:r>
+          </w:p>
+        </w:tc>
+      </w:tr>
+      <w:tr>
+        <w:tc>
+          <w:tcPr>
+            <w:tcW w:type="dxa" w:w="500"/>
+          </w:tcPr>
+          <w:p>
+            <w:r>
+              <w:t>145</w:t>
+            </w:r>
+          </w:p>
+        </w:tc>
+        <w:tc>
+          <w:tcPr>
+            <w:tcW w:type="dxa" w:w="4700"/>
+          </w:tcPr>
+          <w:p>
+            <w:r>
+              <w:t>Sports/Livescores match-centre mobile (8 screens) built with dummy match data (Liverpool 1-3 Chelsea, verbatim from the desktop frames) ahead of a sports-data vendor. Confirm the design work is unblocked while real vendor wiring stays blocked on Decision Log #6 -- figma-to-code must not wire any Sports match-centre mobile screen to data until #6 resolves.</w:t>
+            </w:r>
+          </w:p>
+        </w:tc>
+        <w:tc>
+          <w:tcPr>
+            <w:tcW w:type="dxa" w:w="1850"/>
+          </w:tcPr>
+          <w:p>
+            <w:r>
+              <w:t>sprint-2/create-post-sports-contest-mobile-admin-notif-fix report</w:t>
+            </w:r>
+          </w:p>
+        </w:tc>
+        <w:tc>
+          <w:tcPr>
+            <w:tcW w:type="dxa" w:w="2300"/>
+          </w:tcPr>
+          <w:p>
+            <w:r>
+              <w:t>Open -- design unblocked (founder-authorised, this pass); data wiring still blocked on Decision Log #6. Same convention as the Contest/Leaderboard boards built ahead of their own data-model blockers.</w:t>
+            </w:r>
+          </w:p>
+        </w:tc>
+      </w:tr>
+      <w:tr>
+        <w:tc>
+          <w:tcPr>
+            <w:tcW w:type="dxa" w:w="500"/>
+          </w:tcPr>
+          <w:p>
+            <w:r>
+              <w:t>146</w:t>
+            </w:r>
+          </w:p>
+        </w:tc>
+        <w:tc>
+          <w:tcPr>
+            <w:tcW w:type="dxa" w:w="4700"/>
+          </w:tcPr>
+          <w:p>
+            <w:r>
+              <w:t>Moderation nav item -- active-row icon colour. On the 3 Moderation screens the active (navy) Moderation row's el:ban-circle icon vector is bound to color/text/primary (navy) and renders invisible; every sibling active-row icon binds to color/text/on-navy (white).</w:t>
+            </w:r>
+          </w:p>
+        </w:tc>
+        <w:tc>
+          <w:tcPr>
+            <w:tcW w:type="dxa" w:w="1850"/>
+          </w:tcPr>
+          <w:p>
+            <w:r>
+              <w:t>sprint-2/create-post-sports-contest-mobile-admin-notif-fix report</w:t>
+            </w:r>
+          </w:p>
+        </w:tc>
+        <w:tc>
+          <w:tcPr>
+            <w:tcW w:type="dxa" w:w="2300"/>
+          </w:tcPr>
+          <w:p>
+            <w:r>
+              <w:t>Open -- needs founder sign-off. Not fixed this pass: the Item 4 hard constraint forbids any rebinding in Admin Panel. Proposed: rebind those 3 vectors (5794:8709, 5796:8709, 5796:8827) to color/text/on-navy -- an existing token already used by every other active-row icon, not a palette change; trivially reversible.</w:t>
+            </w:r>
+          </w:p>
+        </w:tc>
+      </w:tr>
+      <w:tr>
+        <w:tc>
+          <w:tcPr>
+            <w:tcW w:type="dxa" w:w="500"/>
+          </w:tcPr>
+          <w:p>
+            <w:r>
+              <w:t>147</w:t>
+            </w:r>
+          </w:p>
+        </w:tc>
+        <w:tc>
+          <w:tcPr>
+            <w:tcW w:type="dxa" w:w="4700"/>
+          </w:tcPr>
+          <w:p>
+            <w:r>
+              <w:t>fi:A_users 'Users' nav icon renders nothing (Vector children with empty fills) on all ~29 Admin Panel screens. Pre-existing, not caused by this pass; left untouched per the Admin colour/token constraint.</w:t>
+            </w:r>
+          </w:p>
+        </w:tc>
+        <w:tc>
+          <w:tcPr>
+            <w:tcW w:type="dxa" w:w="1850"/>
+          </w:tcPr>
+          <w:p>
+            <w:r>
+              <w:t>sprint-2/create-post-sports-contest-mobile-admin-notif-fix report</w:t>
+            </w:r>
+          </w:p>
+        </w:tc>
+        <w:tc>
+          <w:tcPr>
+            <w:tcW w:type="dxa" w:w="2300"/>
+          </w:tcPr>
+          <w:p>
+            <w:r>
+              <w:t>Open -- deferred. Fold into the Admin content-area retrofit family (Decision Log #52).</w:t>
+            </w:r>
+          </w:p>
+        </w:tc>
+      </w:tr>
+      <w:tr>
+        <w:tc>
+          <w:tcPr>
+            <w:tcW w:type="dxa" w:w="500"/>
+          </w:tcPr>
+          <w:p>
+            <w:r>
+              <w:t>148</w:t>
+            </w:r>
+          </w:p>
+        </w:tc>
+        <w:tc>
+          <w:tcPr>
+            <w:tcW w:type="dxa" w:w="4700"/>
+          </w:tcPr>
+          <w:p>
+            <w:r>
+              <w:t>Create Post mobile -- base 5701:8328 gained a 'Create a Post / Contest' mode-tab row (extension for parity with the desktop composer states and the new Contest-mode mobile frame). Confirm the tab row belongs on the plain composer, or should appear only once Contest mode is entered.</w:t>
+            </w:r>
+          </w:p>
+        </w:tc>
+        <w:tc>
+          <w:tcPr>
+            <w:tcW w:type="dxa" w:w="1850"/>
+          </w:tcPr>
+          <w:p>
+            <w:r>
+              <w:t>sprint-2/create-post-sports-contest-mobile-admin-notif-fix report</w:t>
+            </w:r>
+          </w:p>
+        </w:tc>
+        <w:tc>
+          <w:tcPr>
+            <w:tcW w:type="dxa" w:w="2300"/>
+          </w:tcPr>
+          <w:p>
+            <w:r>
+              <w:t>Open -- minor. Conservative choice made meanwhile: tab row present with 'Create a Post' active.</w:t>
+            </w:r>
+          </w:p>
+        </w:tc>
+      </w:tr>
+      <w:tr>
+        <w:tc>
+          <w:tcPr>
+            <w:tcW w:type="dxa" w:w="500"/>
+          </w:tcPr>
+          <w:p>
+            <w:r>
+              <w:t>149</w:t>
+            </w:r>
+          </w:p>
+        </w:tc>
+        <w:tc>
+          <w:tcPr>
+            <w:tcW w:type="dxa" w:w="4700"/>
+          </w:tcPr>
+          <w:p>
+            <w:r>
+              <w:t>H2H / Standing mobile use a palette-compliant result/position colour scheme (W/promotion = brand/green, Draw/mid-table = brand/navy, Loss/relegation = semantic/alert). The desktop screens use yellow/amber for draws and mid-table -- deliberately not reproduced (off-palette, no token).</w:t>
+            </w:r>
+          </w:p>
+        </w:tc>
+        <w:tc>
+          <w:tcPr>
+            <w:tcW w:type="dxa" w:w="1850"/>
+          </w:tcPr>
+          <w:p>
+            <w:r>
+              <w:t>sprint-2/create-post-sports-contest-mobile-admin-notif-fix report</w:t>
+            </w:r>
+          </w:p>
+        </w:tc>
+        <w:tc>
+          <w:tcPr>
+            <w:tcW w:type="dxa" w:w="2300"/>
+          </w:tcPr>
+          <w:p>
+            <w:r>
+              <w:t>Open -- palette-compliant deviation from desktop, flagged not silently applied. Confirm the navy-for-draw substitution.</w:t>
             </w:r>
           </w:p>
         </w:tc>

--- a/docs/Soccernity_MVP_Build_Plan_v1.7.docx
+++ b/docs/Soccernity_MVP_Build_Plan_v1.7.docx
@@ -15971,6 +15971,11 @@
               <w:t>Open -- needs founder sign-off. Not fixed this pass: the Item 4 hard constraint forbids any rebinding in Admin Panel. Proposed: rebind those 3 vectors (5794:8709, 5796:8709, 5796:8827) to color/text/on-navy -- an existing token already used by every other active-row icon, not a palette change; trivially reversible.</w:t>
             </w:r>
           </w:p>
+          <w:p>
+            <w:r>
+              <w:t xml:space="preserve"> RESOLVED by sprint-2/admin-sidebar-competitions-icon-fix -- the whole-block sidebar swap re-applies the standard active-state binding, so the 3 Moderation screens' active Moderation-row icon is now bound to color/text/on-navy (white) like every other active-row icon. Verified on 5835:9240 / 5835:9283 / 5835:9326. No palette change.</w:t>
+            </w:r>
+          </w:p>
         </w:tc>
       </w:tr>
       <w:tr>
@@ -16095,6 +16100,90 @@
           <w:p>
             <w:r>
               <w:t>Open -- palette-compliant deviation from desktop, flagged not silently applied. Confirm the navy-for-draw substitution.</w:t>
+            </w:r>
+          </w:p>
+        </w:tc>
+      </w:tr>
+      <w:tr>
+        <w:tc>
+          <w:tcPr>
+            <w:tcW w:type="dxa" w:w="500"/>
+          </w:tcPr>
+          <w:p>
+            <w:r>
+              <w:t>150</w:t>
+            </w:r>
+          </w:p>
+        </w:tc>
+        <w:tc>
+          <w:tcPr>
+            <w:tcW w:type="dxa" w:w="4700"/>
+          </w:tcPr>
+          <w:p>
+            <w:r>
+              <w:t>Admin Panel sidebar 'Competitions' nav icon was a mass copy-paste defect -- on 27 of 29 Admin screens the Competitions row icon was a duplicate of the 'Contest' row icon (badge glyph), not the intended bar-chart. Fixed by replacing the entire sidebar nav block ('Frame 5745') on all 27 with a clone of the confirmed-correct block on 5566:8033 (Admin -- Create Competition), re-applying each screen's own active-nav highlighting. Layer names could not identify the bug -- the icon frame is named u:chat-bubble-user on every screen, correct and broken alike; the discriminator is icon-frame child geometry (3 rectangles vs 1 vector). Closes the icon-fidelity gap in the sidebar rollout that PR #130's '29/29 carry it' claim missed: PR #130's coverage of the Moderation item was complete, but it (and PR #110's original Competitions propagation) carried the pre-existing broken Competitions icon forward unchanged.</w:t>
+            </w:r>
+          </w:p>
+        </w:tc>
+        <w:tc>
+          <w:tcPr>
+            <w:tcW w:type="dxa" w:w="1850"/>
+          </w:tcPr>
+          <w:p>
+            <w:r>
+              <w:t>sprint-2/admin-sidebar-competitions-icon-fix report</w:t>
+            </w:r>
+          </w:p>
+        </w:tc>
+        <w:tc>
+          <w:tcPr>
+            <w:tcW w:type="dxa" w:w="2300"/>
+          </w:tcPr>
+          <w:p>
+            <w:r>
+              <w:t>Resolved (founder-instructed). 29/29 Admin screens now carry the correct bar-chart Competitions icon; 0 unbound paints; no other token/colour touched. Whole-block-swap chosen over a targeted single-icon patch on the founder's explicit instruction, to also clear any other undiscovered copy-paste drift in the same block.</w:t>
+            </w:r>
+          </w:p>
+        </w:tc>
+      </w:tr>
+      <w:tr>
+        <w:tc>
+          <w:tcPr>
+            <w:tcW w:type="dxa" w:w="500"/>
+          </w:tcPr>
+          <w:p>
+            <w:r>
+              <w:t>151</w:t>
+            </w:r>
+          </w:p>
+        </w:tc>
+        <w:tc>
+          <w:tcPr>
+            <w:tcW w:type="dxa" w:w="4700"/>
+          </w:tcPr>
+          <w:p>
+            <w:r>
+              <w:t>Admin sidebar block outer geometry: the source block (5566:8067) is 806px tall with primaryAxisAlignItems = MIN; the 16 'Admin Shell' GROUP screens run a 655px block with SPACE_BETWEEN to pin Settings to the bottom of a shorter sidebar. This pass kept each target's own height/align/itemSpacing (copying only the block content verbatim) so nothing moved. Decide whether Admin sidebars should be unified to a single height/align, or the current two-variant state is intentional.</w:t>
+            </w:r>
+          </w:p>
+        </w:tc>
+        <w:tc>
+          <w:tcPr>
+            <w:tcW w:type="dxa" w:w="1850"/>
+          </w:tcPr>
+          <w:p>
+            <w:r>
+              <w:t>sprint-2/admin-sidebar-competitions-icon-fix report</w:t>
+            </w:r>
+          </w:p>
+        </w:tc>
+        <w:tc>
+          <w:tcPr>
+            <w:tcW w:type="dxa" w:w="2300"/>
+          </w:tcPr>
+          <w:p>
+            <w:r>
+              <w:t>Open -- minor; conservative choice (preserve each screen's existing sidebar geometry) made meanwhile.</w:t>
             </w:r>
           </w:p>
         </w:tc>

--- a/docs/Soccernity_MVP_Build_Plan_v1.7.docx
+++ b/docs/Soccernity_MVP_Build_Plan_v1.7.docx
@@ -16184,6 +16184,48 @@
           <w:p>
             <w:r>
               <w:t>Open -- minor; conservative choice (preserve each screen's existing sidebar geometry) made meanwhile.</w:t>
+            </w:r>
+          </w:p>
+        </w:tc>
+      </w:tr>
+      <w:tr>
+        <w:tc>
+          <w:tcPr>
+            <w:tcW w:type="dxa" w:w="500"/>
+          </w:tcPr>
+          <w:p>
+            <w:r>
+              <w:t>152</w:t>
+            </w:r>
+          </w:p>
+        </w:tc>
+        <w:tc>
+          <w:tcPr>
+            <w:tcW w:type="dxa" w:w="4700"/>
+          </w:tcPr>
+          <w:p>
+            <w:r>
+              <w:t>Homepage routing: is "/" the marketing landing page (logged-out) or the authenticated home feed? Raised as an unresolved BLOCKER annotation directly on the canonical Homepage Figma frame (5204:6728, "Note — BLOCKER, carried forward unresolved from Pass 1") and repeated on its Pass 1 predecessor (5191:6652). Discovered during the Sprint 2 sweep to still be unresolved in the Decision Log despite appearing settled in practice — create-a-post, suggested follows, and feed posts all live in the Community pillar (1306:7149), not on any homepage frame, and the Homepage's Header instance is header 7 (logged-out, Login button), consistent with a marketing-page reading.</w:t>
+            </w:r>
+          </w:p>
+        </w:tc>
+        <w:tc>
+          <w:tcPr>
+            <w:tcW w:type="dxa" w:w="1850"/>
+          </w:tcPr>
+          <w:p>
+            <w:r>
+              <w:t>Homepage Figma annotation zone (5204:6728, 5191:6652); Sprint 2 sweep</w:t>
+            </w:r>
+          </w:p>
+        </w:tc>
+        <w:tc>
+          <w:tcPr>
+            <w:tcW w:type="dxa" w:w="2300"/>
+          </w:tcPr>
+          <w:p>
+            <w:r>
+              <w:t>Resolved by the founder: "/" is exclusively the logged-out marketing landing page. Logged-in users route to the Community feed (1306:7149) instead — there is no separate authenticated-homepage design, and none is needed. This closes the BLOCKER note on 5204:6728 and 5191:6652; whoever runs figma-to-code on either frame should disregard that annotation as stale and build the logged-out marketing page it already is. No routing code exists yet (frontend is still 0% converted) — this settles the design/product question only; the actual React Router route guard (unauthenticated → "/", authenticated → Community feed) is implementation work for whoever runs figma-to-code.</w:t>
             </w:r>
           </w:p>
         </w:tc>

--- a/docs/Soccernity_MVP_Build_Plan_v1.7.docx
+++ b/docs/Soccernity_MVP_Build_Plan_v1.7.docx
@@ -16226,6 +16226,48 @@
           <w:p>
             <w:r>
               <w:t>Resolved by the founder: "/" is exclusively the logged-out marketing landing page. Logged-in users route to the Community feed (1306:7149) instead — there is no separate authenticated-homepage design, and none is needed. This closes the BLOCKER note on 5204:6728 and 5191:6652; whoever runs figma-to-code on either frame should disregard that annotation as stale and build the logged-out marketing page it already is. No routing code exists yet (frontend is still 0% converted) — this settles the design/product question only; the actual React Router route guard (unauthenticated → "/", authenticated → Community feed) is implementation work for whoever runs figma-to-code.</w:t>
+            </w:r>
+          </w:p>
+        </w:tc>
+      </w:tr>
+      <w:tr>
+        <w:tc>
+          <w:tcPr>
+            <w:tcW w:type="dxa" w:w="500"/>
+          </w:tcPr>
+          <w:p>
+            <w:r>
+              <w:t>153</w:t>
+            </w:r>
+          </w:p>
+        </w:tc>
+        <w:tc>
+          <w:tcPr>
+            <w:tcW w:type="dxa" w:w="4700"/>
+          </w:tcPr>
+          <w:p>
+            <w:r>
+              <w:t>Feed "isLiked" / "isSaved" / "isFollowing" not exposed by the read APIs. GET /posts/feed's FeedPost payload (feed.service.ts POST_SELECT) carries no per-current-user flag for whether the calling user has already liked or saved a given post, and the embedded author object carries no "isFollowing" flag. The web Community feed (sprint-2/home-community-conversion) therefore renders every like / save / follow control in its default (not-yet-acted) state on first load and on every hard refresh, correcting itself only for actions taken in the current session via local component state and the idempotent toggle-endpoint responses. Backend work needed: add isLiked/isSaved to the feed + single-post payloads (a per-user Like/SavedPost existence check, scoped to the caller), and isFollowing to the post author (and to any future public user payload). Until then the feed UI is not fully correct across reloads.</w:t>
+            </w:r>
+          </w:p>
+        </w:tc>
+        <w:tc>
+          <w:tcPr>
+            <w:tcW w:type="dxa" w:w="1850"/>
+          </w:tcPr>
+          <w:p>
+            <w:r>
+              <w:t>sprint-2/home-community-conversion (figma-to-code) report</w:t>
+            </w:r>
+          </w:p>
+        </w:tc>
+        <w:tc>
+          <w:tcPr>
+            <w:tcW w:type="dxa" w:w="2300"/>
+          </w:tcPr>
+          <w:p>
+            <w:r>
+              <w:t>Open -- flagged, not resolved. Frontend ships with the documented per-session-only workaround (idempotent like/save endpoints make a redundant re-like harmless; likeCount is always taken fresh from the server response). No web bug; a real backend gap. Candidate for the next backend-api pass on the Feed service.</w:t>
             </w:r>
           </w:p>
         </w:tc>

--- a/docs/Soccernity_MVP_Build_Plan_v1.7.docx
+++ b/docs/Soccernity_MVP_Build_Plan_v1.7.docx
@@ -16267,7 +16267,7 @@
           </w:tcPr>
           <w:p>
             <w:r>
-              <w:t>Open -- flagged, not resolved. Frontend ships with the documented per-session-only workaround (idempotent like/save endpoints make a redundant re-like harmless; likeCount is always taken fresh from the server response). No web bug; a real backend gap. Candidate for the next backend-api pass on the Feed service.</w:t>
+              <w:t>Open -- flagged, not resolved. Frontend ships with the documented per-session-only workaround (idempotent like/save endpoints make a redundant re-like harmless; likeCount is always taken fresh from the server response). No web bug; a real backend gap. Candidate for the next backend-api pass on the Feed service. RESOLVED (sprint-2/feed-per-user-flags, backend-api). GET /posts/feed and GET /posts/:id now return per-caller isLiked / isSaved and author.isFollowing, all computed (not stored) -- getFeed via three batched findMany({ where: { ...: { in: [...] } } }) queries (no N+1), getPostById via three unique-key existence checks; isFollowing is a hard false for the caller's own posts with no lookup. feed.controller.ts getById gained @CurrentUser(). apps/web NOT changed here -- dropping PostCard.tsx's session-local workaround is the separate follow-up this unblocks. createPost / getSavedPosts responses still return the raw shape (flagged in-code as a minor follow-up). New Decision Log candidate raised in the PR report: GET /clubs (ClubSummary) has the identical gap -- no per-user 'joined' field -- not fixed here.</w:t>
             </w:r>
           </w:p>
         </w:tc>

--- a/docs/Soccernity_MVP_Build_Plan_v1.7.docx
+++ b/docs/Soccernity_MVP_Build_Plan_v1.7.docx
@@ -16267,7 +16267,7 @@
           </w:tcPr>
           <w:p>
             <w:r>
-              <w:t>Open -- flagged, not resolved. Frontend ships with the documented per-session-only workaround (idempotent like/save endpoints make a redundant re-like harmless; likeCount is always taken fresh from the server response). No web bug; a real backend gap. Candidate for the next backend-api pass on the Feed service. RESOLVED (sprint-2/feed-per-user-flags, backend-api). GET /posts/feed and GET /posts/:id now return per-caller isLiked / isSaved and author.isFollowing, all computed (not stored) -- getFeed via three batched findMany({ where: { ...: { in: [...] } } }) queries (no N+1), getPostById via three unique-key existence checks; isFollowing is a hard false for the caller's own posts with no lookup. feed.controller.ts getById gained @CurrentUser(). apps/web NOT changed here -- dropping PostCard.tsx's session-local workaround is the separate follow-up this unblocks. createPost / getSavedPosts responses still return the raw shape (flagged in-code as a minor follow-up). New Decision Log candidate raised in the PR report: GET /clubs (ClubSummary) has the identical gap -- no per-user 'joined' field -- not fixed here.</w:t>
+              <w:t>Open -- flagged, not resolved. Frontend ships with the documented per-session-only workaround (idempotent like/save endpoints make a redundant re-like harmless; likeCount is always taken fresh from the server response). No web bug; a real backend gap. Candidate for the next backend-api pass on the Feed service. RESOLVED (sprint-2/feed-per-user-flags, backend-api). GET /posts/feed and GET /posts/:id now return per-caller isLiked / isSaved and author.isFollowing, all computed (not stored) -- getFeed via three batched findMany({ where: { ...: { in: [...] } } }) queries (no N+1), getPostById via three unique-key existence checks; isFollowing is a hard false for the caller's own posts with no lookup. feed.controller.ts getById gained @CurrentUser(). apps/web NOT changed here -- dropping PostCard.tsx's session-local workaround is the separate follow-up this unblocks. createPost / getSavedPosts responses still return the raw shape (flagged in-code as a minor follow-up). New Decision Log candidate raised in the PR report: GET /clubs (ClubSummary) has the identical gap -- no per-user 'joined' field -- not fixed here. FRONTEND now also wired (sprint-2/postcard-viewer-state-wiring, figma-to-code) -- the follow-up this entry's own text called out: apps/web/src/api/feed.ts's FeedPost/FeedPostAuthor gained isLiked/isSaved/isFollowing, and PostCard.tsx now initialises its like/save/follow controls from those real fields instead of the hardcoded useState(false) session-local workaround PR #135 shipped. createPost's client type narrowed to a CreatedPost that omits the three fields (POST /posts stays unenriched per this entry); CommunityPage fills the deterministic falses on prepend. New test proves already-liked/saved/followed controls render in their acted state on first paint. #153 is fully closed, backend and frontend.</w:t>
             </w:r>
           </w:p>
         </w:tc>

--- a/docs/Soccernity_MVP_Build_Plan_v1.7.docx
+++ b/docs/Soccernity_MVP_Build_Plan_v1.7.docx
@@ -16267,7 +16267,49 @@
           </w:tcPr>
           <w:p>
             <w:r>
-              <w:t>Open -- flagged, not resolved. Frontend ships with the documented per-session-only workaround (idempotent like/save endpoints make a redundant re-like harmless; likeCount is always taken fresh from the server response). No web bug; a real backend gap. Candidate for the next backend-api pass on the Feed service. RESOLVED (sprint-2/feed-per-user-flags, backend-api). GET /posts/feed and GET /posts/:id now return per-caller isLiked / isSaved and author.isFollowing, all computed (not stored) -- getFeed via three batched findMany({ where: { ...: { in: [...] } } }) queries (no N+1), getPostById via three unique-key existence checks; isFollowing is a hard false for the caller's own posts with no lookup. feed.controller.ts getById gained @CurrentUser(). apps/web NOT changed here -- dropping PostCard.tsx's session-local workaround is the separate follow-up this unblocks. createPost / getSavedPosts responses still return the raw shape (flagged in-code as a minor follow-up). New Decision Log candidate raised in the PR report: GET /clubs (ClubSummary) has the identical gap -- no per-user 'joined' field -- not fixed here. FRONTEND now also wired (sprint-2/postcard-viewer-state-wiring, figma-to-code) -- the follow-up this entry's own text called out: apps/web/src/api/feed.ts's FeedPost/FeedPostAuthor gained isLiked/isSaved/isFollowing, and PostCard.tsx now initialises its like/save/follow controls from those real fields instead of the hardcoded useState(false) session-local workaround PR #135 shipped. createPost's client type narrowed to a CreatedPost that omits the three fields (POST /posts stays unenriched per this entry); CommunityPage fills the deterministic falses on prepend. New test proves already-liked/saved/followed controls render in their acted state on first paint. #153 is fully closed, backend and frontend.</w:t>
+              <w:t>Open -- flagged, not resolved. Frontend ships with the documented per-session-only workaround (idempotent like/save endpoints make a redundant re-like harmless; likeCount is always taken fresh from the server response). No web bug; a real backend gap. Candidate for the next backend-api pass on the Feed service. RESOLVED (sprint-2/feed-per-user-flags, backend-api). GET /posts/feed and GET /posts/:id now return per-caller isLiked / isSaved and author.isFollowing, all computed (not stored) -- getFeed via three batched findMany({ where: { ...: { in: [...] } } }) queries (no N+1), getPostById via three unique-key existence checks; isFollowing is a hard false for the caller's own posts with no lookup. feed.controller.ts getById gained @CurrentUser(). apps/web NOT changed here -- dropping PostCard.tsx's session-local workaround is the separate follow-up this unblocks. createPost / getSavedPosts responses still return the raw shape (flagged in-code as a minor follow-up). New Decision Log candidate raised in the PR report: GET /clubs (ClubSummary) has the identical gap -- no per-user 'joined' field -- not fixed here. FRONTEND now also wired (sprint-2/postcard-viewer-state-wiring, figma-to-code) -- the follow-up this entry's own text called out: apps/web/src/api/feed.ts's FeedPost/FeedPostAuthor gained isLiked/isSaved/isFollowing, and PostCard.tsx now initialises its like/save/follow controls from those real fields instead of the hardcoded useState(false) session-local workaround PR #135 shipped. createPost's client type narrowed to a CreatedPost that omits the three fields (POST /posts stays unenriched per this entry); CommunityPage fills the deterministic falses on prepend. New test proves already-liked/saved/followed controls render in their acted state on first paint. #153 is fully closed, backend and frontend. The sibling GET /clubs gap this entry's own text names ('GET /clubs (ClubSummary) has the identical gap -- no per-user joined field') is now its own entry #154, RESOLVED by sprint-2/clubs-joined-flag.</w:t>
+            </w:r>
+          </w:p>
+        </w:tc>
+      </w:tr>
+      <w:tr>
+        <w:tc>
+          <w:tcPr>
+            <w:tcW w:type="dxa" w:w="500"/>
+          </w:tcPr>
+          <w:p>
+            <w:r>
+              <w:t>154</w:t>
+            </w:r>
+          </w:p>
+        </w:tc>
+        <w:tc>
+          <w:tcPr>
+            <w:tcW w:type="dxa" w:w="4700"/>
+          </w:tcPr>
+          <w:p>
+            <w:r>
+              <w:t>GET /clubs / GET /clubs/:id have no per-caller "joined" field. ClubsService.listClubs returns ClubSummary (id, name, league, country, logoUrl, memberCount) with no boolean for whether the calling user is already a member of each club -- only the POST/DELETE /clubs/:id/join action responses (JoinState) carry that. Same class of gap as #153 (feed isLiked/isSaved/isFollowing): a list endpoint that can't tell a caller their own relationship to each row, so apps/web's club-picker / "my clubs" surfaces can't render a join button in the right state on load.</w:t>
+            </w:r>
+          </w:p>
+        </w:tc>
+        <w:tc>
+          <w:tcPr>
+            <w:tcW w:type="dxa" w:w="1850"/>
+          </w:tcPr>
+          <w:p>
+            <w:r>
+              <w:t>sprint-2/feed-per-user-flags (PR #136) report -- flagged there as a new candidate off Decision Log #153</w:t>
+            </w:r>
+          </w:p>
+        </w:tc>
+        <w:tc>
+          <w:tcPr>
+            <w:tcW w:type="dxa" w:w="2300"/>
+          </w:tcPr>
+          <w:p>
+            <w:r>
+              <w:t>RESOLVED (sprint-2/clubs-joined-flag, backend-api). GET /clubs and GET /clubs/:id now return ClubSummaryWithViewerState = ClubSummary &amp; { joined: boolean }, computed (not stored): listClubs resolves a whole page with ONE batched clubPage.findMany({ where: { id: { in: [...] }, members: { some: { id: userId } } } }) (no N+1; zero-club page issues no query), getClubById with one findFirst -- a plain Prisma relation filter, not the raw SQL joinClub/leaveClub need for write atomicity. clubs.controller.ts list + getById gained @CurrentUser(), mirroring PR #136's feed.controller.ts change. joinClub/leaveClub's JoinState already carries joined -- unchanged. apps/web NOT touched here -- updating api/clubs.ts's ClubSummary type + any local joined-state tracking is a separate follow-up, same two-PR split #153 used.</w:t>
             </w:r>
           </w:p>
         </w:tc>

--- a/docs/Soccernity_MVP_Build_Plan_v1.7.docx
+++ b/docs/Soccernity_MVP_Build_Plan_v1.7.docx
@@ -16309,7 +16309,49 @@
           </w:tcPr>
           <w:p>
             <w:r>
-              <w:t>RESOLVED (sprint-2/clubs-joined-flag, backend-api). GET /clubs and GET /clubs/:id now return ClubSummaryWithViewerState = ClubSummary &amp; { joined: boolean }, computed (not stored): listClubs resolves a whole page with ONE batched clubPage.findMany({ where: { id: { in: [...] }, members: { some: { id: userId } } } }) (no N+1; zero-club page issues no query), getClubById with one findFirst -- a plain Prisma relation filter, not the raw SQL joinClub/leaveClub need for write atomicity. clubs.controller.ts list + getById gained @CurrentUser(), mirroring PR #136's feed.controller.ts change. joinClub/leaveClub's JoinState already carries joined -- unchanged. apps/web NOT touched here -- updating api/clubs.ts's ClubSummary type + any local joined-state tracking is a separate follow-up, same two-PR split #153 used.</w:t>
+              <w:t>RESOLVED (sprint-2/clubs-joined-flag, backend-api). GET /clubs and GET /clubs/:id now return ClubSummaryWithViewerState = ClubSummary &amp; { joined: boolean }, computed (not stored): listClubs resolves a whole page with ONE batched clubPage.findMany({ where: { id: { in: [...] }, members: { some: { id: userId } } } }) (no N+1; zero-club page issues no query), getClubById with one findFirst -- a plain Prisma relation filter, not the raw SQL joinClub/leaveClub need for write atomicity. clubs.controller.ts list + getById gained @CurrentUser(), mirroring PR #136's feed.controller.ts change. joinClub/leaveClub's JoinState already carries joined -- unchanged. apps/web NOT touched here -- updating api/clubs.ts's ClubSummary type + any local joined-state tracking is a separate follow-up, same two-PR split #153 used. FRONTEND type now also wired (sprint-2/clubpicker-joined-wiring, figma-to-code): apps/web/src/api/clubs.ts's ClubSummary gained joined: boolean, and ClubPickerStep.tsx seeds each club's join-button state from it instead of always starting 'idle'. NOTE this closes a type/correctness gap, NOT a live user-facing bug -- ClubPickerStep is only reached once, right after registration, when a new account has joined nothing, so joined is always false there today. See new candidate #155 (no persistent Clubs-browsing page exists in apps/web) for why the field has no live consumer yet.</w:t>
+            </w:r>
+          </w:p>
+        </w:tc>
+      </w:tr>
+      <w:tr>
+        <w:tc>
+          <w:tcPr>
+            <w:tcW w:type="dxa" w:w="500"/>
+          </w:tcPr>
+          <w:p>
+            <w:r>
+              <w:t>155</w:t>
+            </w:r>
+          </w:p>
+        </w:tc>
+        <w:tc>
+          <w:tcPr>
+            <w:tcW w:type="dxa" w:w="4700"/>
+          </w:tcPr>
+          <w:p>
+            <w:r>
+              <w:t>No persistent "my clubs" / club-browsing page exists in apps/web. The only place that renders a club list or calls GET /clubs is ClubPickerStep.tsx, shown exactly once from RegisterStep's post-registration success view -- router.tsx has no standalone Clubs route. This is why the per-caller `joined` field (Decision Log #154) and the DELETE /clubs/:id/join (leaveClub) endpoint have no live frontend consumer: a brand-new account has joined nothing, and there's no returning-user surface where prior membership or leaving a club would matter.</w:t>
+            </w:r>
+          </w:p>
+        </w:tc>
+        <w:tc>
+          <w:tcPr>
+            <w:tcW w:type="dxa" w:w="1850"/>
+          </w:tcPr>
+          <w:p>
+            <w:r>
+              <w:t>sprint-2/clubpicker-joined-wiring (PR follow-up to Decision Log #154)</w:t>
+            </w:r>
+          </w:p>
+        </w:tc>
+        <w:tc>
+          <w:tcPr>
+            <w:tcW w:type="dxa" w:w="2300"/>
+          </w:tcPr>
+          <w:p>
+            <w:r>
+              <w:t>Open -- flagged, not built. A real Clubs page (browse the catalogue, see which you've joined, join/leave) is Sprint 3+ territory and a new-screen task (figma-screen-builder / figma-design-system), not a wiring follow-up. When it's built: that page is where `joined` (#154) genuinely matters, and where apps/web needs a leaveClub() client function to sit alongside joinClub() (the backend DELETE /clubs/:id/join already exists, sprint-2/club-leave, but api/clubs.ts has no client for it).</w:t>
             </w:r>
           </w:p>
         </w:tc>

--- a/docs/Soccernity_MVP_Build_Plan_v1.7.docx
+++ b/docs/Soccernity_MVP_Build_Plan_v1.7.docx
@@ -16351,7 +16351,7 @@
           </w:tcPr>
           <w:p>
             <w:r>
-              <w:t>Open -- flagged, not built. A real Clubs page (browse the catalogue, see which you've joined, join/leave) is Sprint 3+ territory and a new-screen task (figma-screen-builder / figma-design-system), not a wiring follow-up. When it's built: that page is where `joined` (#154) genuinely matters, and where apps/web needs a leaveClub() client function to sit alongside joinClub() (the backend DELETE /clubs/:id/join already exists, sprint-2/club-leave, but api/clubs.ts has no client for it).</w:t>
+              <w:t>Open — flagged, not built. CORRECTION (founder confirmed): the original framing of this entry ("Sprint 3+ territory") was wrong and has been struck. Build Plan Section 6 names "Club Pages" directly in SPRINT 2's own heading ("Sprint 2 — Feed, Club Pages, Follow") and its task line ("Build club fan pages with auto-join on signup") — no other sprint's text mentions a club-viewing or club-browsing page anywhere. This is not forward-looking scope; it is an INCOMPLETE Sprint 2 deliverable. What Sprint 2 actually shipped for "Club Pages" was the join-picker during onboarding (ClubPickerStep.tsx) — a list-and-join UI, not a page you can visit to see a specific club, its fan-page feed, or your own membership. A real Clubs page (browse the catalogue, view an individual club's fan page, see which you've joined, join/leave) is still needed to actually close Sprint 2's own "Club Pages" scope, not deferred to a later sprint. When it's built: that page is where `joined` (#154) genuinely matters, and where apps/web needs a leaveClub() client function to sit alongside joinClub() (the backend DELETE /clubs/:id/join already exists, sprint-2/club-leave, but api/clubs.ts has no client for it).</w:t>
             </w:r>
           </w:p>
         </w:tc>

--- a/docs/Soccernity_MVP_Build_Plan_v1.7.docx
+++ b/docs/Soccernity_MVP_Build_Plan_v1.7.docx
@@ -16351,7 +16351,133 @@
           </w:tcPr>
           <w:p>
             <w:r>
-              <w:t>Open — flagged, not built. CORRECTION (founder confirmed): the original framing of this entry ("Sprint 3+ territory") was wrong and has been struck. Build Plan Section 6 names "Club Pages" directly in SPRINT 2's own heading ("Sprint 2 — Feed, Club Pages, Follow") and its task line ("Build club fan pages with auto-join on signup") — no other sprint's text mentions a club-viewing or club-browsing page anywhere. This is not forward-looking scope; it is an INCOMPLETE Sprint 2 deliverable. What Sprint 2 actually shipped for "Club Pages" was the join-picker during onboarding (ClubPickerStep.tsx) — a list-and-join UI, not a page you can visit to see a specific club, its fan-page feed, or your own membership. A real Clubs page (browse the catalogue, view an individual club's fan page, see which you've joined, join/leave) is still needed to actually close Sprint 2's own "Club Pages" scope, not deferred to a later sprint. When it's built: that page is where `joined` (#154) genuinely matters, and where apps/web needs a leaveClub() client function to sit alongside joinClub() (the backend DELETE /clubs/:id/join already exists, sprint-2/club-leave, but api/clubs.ts has no client for it).</w:t>
+              <w:t>Open — flagged, not built. CORRECTION (founder confirmed): the original framing of this entry ("Sprint 3+ territory") was wrong and has been struck. Build Plan Section 6 names "Club Pages" directly in SPRINT 2's own heading ("Sprint 2 — Feed, Club Pages, Follow") and its task line ("Build club fan pages with auto-join on signup") — no other sprint's text mentions a club-viewing or club-browsing page anywhere. This is not forward-looking scope; it is an INCOMPLETE Sprint 2 deliverable. What Sprint 2 actually shipped for "Club Pages" was the join-picker during onboarding (ClubPickerStep.tsx) — a list-and-join UI, not a page you can visit to see a specific club, its fan-page feed, or your own membership. A real Clubs page (browse the catalogue, view an individual club's fan page, see which you've joined, join/leave) is still needed to actually close Sprint 2's own "Club Pages" scope, not deferred to a later sprint. When it's built: that page is where `joined` (#154) genuinely matters, and where apps/web needs a leaveClub() client function to sit alongside joinClub() (the backend DELETE /clubs/:id/join already exists, sprint-2/club-leave, but api/clubs.ts has no client for it). -- DESIGN HALF BUILT: sprint-2/club-pages-design (figma-screen-builder) designed the persistent Club Pages surface -- Clubs -- Browse (desktop 5841:9240 / mobile 5841:9306) and Club -- Fan Page (desktop 5841:9365 / mobile 5841:9431), plus a Design Notes frame (5853:9240). Frontend code conversion remains a separate figma-to-code follow-up. New candidates raised: #156 (nav entry point), #157 (club fan-page feed endpoint), #158 (apps/web leaveClub() client).</w:t>
+            </w:r>
+          </w:p>
+        </w:tc>
+      </w:tr>
+      <w:tr>
+        <w:tc>
+          <w:tcPr>
+            <w:tcW w:type="dxa" w:w="500"/>
+          </w:tcPr>
+          <w:p>
+            <w:r>
+              <w:t>156</w:t>
+            </w:r>
+          </w:p>
+        </w:tc>
+        <w:tc>
+          <w:tcPr>
+            <w:tcW w:type="dxa" w:w="4700"/>
+          </w:tcPr>
+          <w:p>
+            <w:r>
+              <w:t>Navigation entry point for a persistent "Clubs -- Browse" page. The screen has no nav-bar entry point: the Web app Navbar component set (2824:4309 -- header 4 / header 7 + mobile) has no Clubs slot, and the whole Club Picker family plus the "Which Club Do I Represent" selector (5570:7813) use the simple "Top Bar -- Soccernity" logo bar rather than the full logged-in header 4. Where should Clubs -- Browse be reachable from, and should persistent Club Pages use the real header 4 navbar?</w:t>
+            </w:r>
+          </w:p>
+        </w:tc>
+        <w:tc>
+          <w:tcPr>
+            <w:tcW w:type="dxa" w:w="1850"/>
+          </w:tcPr>
+          <w:p>
+            <w:r>
+              <w:t>sprint-2/club-pages-design (figma-screen-builder) report</w:t>
+            </w:r>
+          </w:p>
+        </w:tc>
+        <w:tc>
+          <w:tcPr>
+            <w:tcW w:type="dxa" w:w="2300"/>
+          </w:tcPr>
+          <w:p>
+            <w:r>
+              <w:t>Open -- flagged, conservative choice made meanwhile: both new Club Pages frames (Clubs -- Browse + Club -- Fan Page, desktop + mobile) use the same simple "Top Bar -- Soccernity" logo bar as the rest of the club-picker family, and no nav entry point was invented. Deferred to a coordinated navbar decision -- candidate entry points: its own nav item on header 4, a link from the Profile screen, or from the Community left rail.</w:t>
+            </w:r>
+          </w:p>
+        </w:tc>
+      </w:tr>
+      <w:tr>
+        <w:tc>
+          <w:tcPr>
+            <w:tcW w:type="dxa" w:w="500"/>
+          </w:tcPr>
+          <w:p>
+            <w:r>
+              <w:t>157</w:t>
+            </w:r>
+          </w:p>
+        </w:tc>
+        <w:tc>
+          <w:tcPr>
+            <w:tcW w:type="dxa" w:w="4700"/>
+          </w:tcPr>
+          <w:p>
+            <w:r>
+              <w:t>Club fan-page feed / club-scoped posts endpoint. Post has a clubPageId column but no endpoint reads or filters by it (GET /posts/feed is scoped to the caller’s own posts + follows only). There is no way to show "recent posts from this club" on a club fan page. Defining a club feed -- GET /clubs/:id/posts, or a clubPageId filter on GET /posts/feed, with its own scope/pagination rules -- is real backend design work.</w:t>
+            </w:r>
+          </w:p>
+        </w:tc>
+        <w:tc>
+          <w:tcPr>
+            <w:tcW w:type="dxa" w:w="1850"/>
+          </w:tcPr>
+          <w:p>
+            <w:r>
+              <w:t>sprint-2/club-pages-design (figma-screen-builder) report</w:t>
+            </w:r>
+          </w:p>
+        </w:tc>
+        <w:tc>
+          <w:tcPr>
+            <w:tcW w:type="dxa" w:w="2300"/>
+          </w:tcPr>
+          <w:p>
+            <w:r>
+              <w:t>Open -- flagged, not built around and not faked with dummy data (unlike the homepage’s vendor-blocked fixtures/news, this is a genuinely missing endpoint, not blocked external content). The Club -- Fan Page design deliberately shows only real ClubSummary fields (badge, name, league / country, member count, join/leave) plus one honest scope note; whoever runs figma-to-code must not wire a club feed.</w:t>
+            </w:r>
+          </w:p>
+        </w:tc>
+      </w:tr>
+      <w:tr>
+        <w:tc>
+          <w:tcPr>
+            <w:tcW w:type="dxa" w:w="500"/>
+          </w:tcPr>
+          <w:p>
+            <w:r>
+              <w:t>158</w:t>
+            </w:r>
+          </w:p>
+        </w:tc>
+        <w:tc>
+          <w:tcPr>
+            <w:tcW w:type="dxa" w:w="4700"/>
+          </w:tcPr>
+          <w:p>
+            <w:r>
+              <w:t>apps/web has no leaveClub() API client. api/clubs.ts has joinClub() and listClubs() but no client for the already-shipped DELETE /clubs/:id/join (sprint-2/club-leave). A returning-user Club Pages surface needs a "Leave" affordance, which needs this client.</w:t>
+            </w:r>
+          </w:p>
+        </w:tc>
+        <w:tc>
+          <w:tcPr>
+            <w:tcW w:type="dxa" w:w="1850"/>
+          </w:tcPr>
+          <w:p>
+            <w:r>
+              <w:t>sprint-2/club-pages-design (figma-screen-builder) report</w:t>
+            </w:r>
+          </w:p>
+        </w:tc>
+        <w:tc>
+          <w:tcPr>
+            <w:tcW w:type="dxa" w:w="2300"/>
+          </w:tcPr>
+          <w:p>
+            <w:r>
+              <w:t>Open -- implementation task for the figma-to-code follow-up that converts the Club Pages designs. The Clubs -- Browse and Club -- Fan Page frames both render a "Leave" button for a joined club (Decision Log #154’s joined flag), the first frontend surface to require DELETE /clubs/:id/join. No backend change needed -- the endpoint exists and is tested.</w:t>
             </w:r>
           </w:p>
         </w:tc>

--- a/docs/Soccernity_MVP_Build_Plan_v1.7.docx
+++ b/docs/Soccernity_MVP_Build_Plan_v1.7.docx
@@ -16351,7 +16351,7 @@
           </w:tcPr>
           <w:p>
             <w:r>
-              <w:t>Open — flagged, not built. CORRECTION (founder confirmed): the original framing of this entry ("Sprint 3+ territory") was wrong and has been struck. Build Plan Section 6 names "Club Pages" directly in SPRINT 2's own heading ("Sprint 2 — Feed, Club Pages, Follow") and its task line ("Build club fan pages with auto-join on signup") — no other sprint's text mentions a club-viewing or club-browsing page anywhere. This is not forward-looking scope; it is an INCOMPLETE Sprint 2 deliverable. What Sprint 2 actually shipped for "Club Pages" was the join-picker during onboarding (ClubPickerStep.tsx) — a list-and-join UI, not a page you can visit to see a specific club, its fan-page feed, or your own membership. A real Clubs page (browse the catalogue, view an individual club's fan page, see which you've joined, join/leave) is still needed to actually close Sprint 2's own "Club Pages" scope, not deferred to a later sprint. When it's built: that page is where `joined` (#154) genuinely matters, and where apps/web needs a leaveClub() client function to sit alongside joinClub() (the backend DELETE /clubs/:id/join already exists, sprint-2/club-leave, but api/clubs.ts has no client for it). -- DESIGN HALF BUILT: sprint-2/club-pages-design (figma-screen-builder) designed the persistent Club Pages surface -- Clubs -- Browse (desktop 5841:9240 / mobile 5841:9306) and Club -- Fan Page (desktop 5841:9365 / mobile 5841:9431), plus a Design Notes frame (5853:9240). Frontend code conversion remains a separate figma-to-code follow-up. New candidates raised: #156 (nav entry point), #157 (club fan-page feed endpoint), #158 (apps/web leaveClub() client).</w:t>
+              <w:t>Open — flagged, not built. CORRECTION (founder confirmed): the original framing of this entry ("Sprint 3+ territory") was wrong and has been struck. Build Plan Section 6 names "Club Pages" directly in SPRINT 2's own heading ("Sprint 2 — Feed, Club Pages, Follow") and its task line ("Build club fan pages with auto-join on signup") — no other sprint's text mentions a club-viewing or club-browsing page anywhere. This is not forward-looking scope; it is an INCOMPLETE Sprint 2 deliverable. What Sprint 2 actually shipped for "Club Pages" was the join-picker during onboarding (ClubPickerStep.tsx) — a list-and-join UI, not a page you can visit to see a specific club, its fan-page feed, or your own membership. A real Clubs page (browse the catalogue, view an individual club's fan page, see which you've joined, join/leave) is still needed to actually close Sprint 2's own "Club Pages" scope, not deferred to a later sprint. When it's built: that page is where `joined` (#154) genuinely matters, and where apps/web needs a leaveClub() client function to sit alongside joinClub() (the backend DELETE /clubs/:id/join already exists, sprint-2/club-leave, but api/clubs.ts has no client for it). -- DESIGN HALF BUILT: sprint-2/club-pages-design (figma-screen-builder) designed the persistent Club Pages surface -- Clubs -- Browse (desktop 5841:9240 / mobile 5841:9306) and Club -- Fan Page (desktop 5841:9365 / mobile 5841:9431), plus a Design Notes frame (5853:9240). Frontend code conversion remains a separate figma-to-code follow-up. New candidates raised: #156 (nav entry point), #157 (club fan-page feed endpoint), #158 (apps/web leaveClub() client). -- FULLY CLOSED (design + code): sprint-2/club-pages-conversion (figma-to-code) converted PR #142's frames into real, working React -- apps/web/src/pages/ClubsPage.tsx (route /clubs, GET /clubs, client-side name filter, cursor "Load more", per-club Join/Leave) and ClubFanPage.tsx (route /clubs/:id, GET /clubs/:id, Join/Leave, "Club not found" 404 state, the verbatim scope note). New api/clubs.ts clients getClubById() and leaveClub() (#158). Shared ClubJoinButton.tsx. router.tsx gains both routes. 15 new tests (ClubsPage.test.tsx + ClubFanPage.test.tsx); apps/web suite 11 files / 66 tests, 0 failures. #156 (nav entry point) and #157 (club fan-page feed endpoint) remain open by design -- both explicitly out of this task's scope.</w:t>
             </w:r>
           </w:p>
         </w:tc>
@@ -16477,7 +16477,7 @@
           </w:tcPr>
           <w:p>
             <w:r>
-              <w:t>Open -- implementation task for the figma-to-code follow-up that converts the Club Pages designs. The Clubs -- Browse and Club -- Fan Page frames both render a "Leave" button for a joined club (Decision Log #154’s joined flag), the first frontend surface to require DELETE /clubs/:id/join. No backend change needed -- the endpoint exists and is tested.</w:t>
+              <w:t>Open -- implementation task for the figma-to-code follow-up that converts the Club Pages designs. The Clubs -- Browse and Club -- Fan Page frames both render a "Leave" button for a joined club (Decision Log #154’s joined flag), the first frontend surface to require DELETE /clubs/:id/join. No backend change needed -- the endpoint exists and is tested. -- RESOLVED (sprint-2/club-pages-conversion, figma-to-code): apps/web/src/api/clubs.ts now has leaveClub(accessToken, clubId): Promise&lt;JoinClubResult&gt; (DELETE /clubs/:id/join), mirroring joinClub() exactly. Consumed by the shared ClubJoinButton.tsx used on both ClubsPage.tsx and ClubFanPage.tsx. getClubById() was added in the same change for GET /clubs/:id.</w:t>
             </w:r>
           </w:p>
         </w:tc>

--- a/docs/Soccernity_MVP_Build_Plan_v1.7.docx
+++ b/docs/Soccernity_MVP_Build_Plan_v1.7.docx
@@ -16478,6 +16478,132 @@
           <w:p>
             <w:r>
               <w:t>Open -- implementation task for the figma-to-code follow-up that converts the Club Pages designs. The Clubs -- Browse and Club -- Fan Page frames both render a "Leave" button for a joined club (Decision Log #154’s joined flag), the first frontend surface to require DELETE /clubs/:id/join. No backend change needed -- the endpoint exists and is tested. -- RESOLVED (sprint-2/club-pages-conversion, figma-to-code): apps/web/src/api/clubs.ts now has leaveClub(accessToken, clubId): Promise&lt;JoinClubResult&gt; (DELETE /clubs/:id/join), mirroring joinClub() exactly. Consumed by the shared ClubJoinButton.tsx used on both ClubsPage.tsx and ClubFanPage.tsx. getClubById() was added in the same change for GET /clubs/:id.</w:t>
+            </w:r>
+          </w:p>
+        </w:tc>
+      </w:tr>
+      <w:tr>
+        <w:tc>
+          <w:tcPr>
+            <w:tcW w:type="dxa" w:w="500"/>
+          </w:tcPr>
+          <w:p>
+            <w:r>
+              <w:t>159</w:t>
+            </w:r>
+          </w:p>
+        </w:tc>
+        <w:tc>
+          <w:tcPr>
+            <w:tcW w:type="dxa" w:w="4700"/>
+          </w:tcPr>
+          <w:p>
+            <w:r>
+              <w:t>"Clubs" navbar-icon glyph. No Clubs icon existed anywhere to reuse. The five existing header 4 / header 7 content-nav icons are bespoke hand-drawn navy line-art on a brand/green-tint 12% rounded square (frame names hint at Iconify origins -- ion:football-outline, akar-icons:search -- but they are redrawn flattened vector groups, not an icon-component library). What glyph best represents "Clubs"?</w:t>
+            </w:r>
+          </w:p>
+        </w:tc>
+        <w:tc>
+          <w:tcPr>
+            <w:tcW w:type="dxa" w:w="1850"/>
+          </w:tcPr>
+          <w:p>
+            <w:r>
+              <w:t>sprint-2/navbar-icon-set-complete (figma-design-system) report</w:t>
+            </w:r>
+          </w:p>
+        </w:tc>
+        <w:tc>
+          <w:tcPr>
+            <w:tcW w:type="dxa" w:w="2300"/>
+          </w:tcPr>
+          <w:p>
+            <w:r>
+              <w:t>Open -- flagged, conservative choice made meanwhile: a shield / club-crest outline, drawn in the identical style (brand/navy 1.5px stroke, round caps, same 31x31 r3 green-tint square). The visual treatment matches the other five exactly; only the glyph is new, so it is fully reversible. Added to header 4 (48 instances) and header 7 (9 instances), and to the new Bottom Navigation -- Mobile component. Open sub-questions: shield vs. scarf / group-of-people (too close to Community) / stadium; and whether the whole nav-icon set should move to a real shared icon-component library rather than staying bespoke groups.</w:t>
+            </w:r>
+          </w:p>
+        </w:tc>
+      </w:tr>
+      <w:tr>
+        <w:tc>
+          <w:tcPr>
+            <w:tcW w:type="dxa" w:w="500"/>
+          </w:tcPr>
+          <w:p>
+            <w:r>
+              <w:t>160</w:t>
+            </w:r>
+          </w:p>
+        </w:tc>
+        <w:tc>
+          <w:tcPr>
+            <w:tcW w:type="dxa" w:w="4700"/>
+          </w:tcPr>
+          <w:p>
+            <w:r>
+              <w:t>Mobile primary-nav placement. header 4 -- mobile (5386:6576) and header 7 -- mobile (5386:6575) are 64px bars with only logo + search + auth cluster -- no room for the 6-icon content nav inline. The file's ONLY existing mobile primary-nav pattern is a one-off left slide-out Navigation Drawer (5703:8320, inside one Community mobile screen) -- text-label, not a component, no Clubs entry. No bottom tab bar exists anywhere. Where does the mobile content nav live?</w:t>
+            </w:r>
+          </w:p>
+        </w:tc>
+        <w:tc>
+          <w:tcPr>
+            <w:tcW w:type="dxa" w:w="1850"/>
+          </w:tcPr>
+          <w:p>
+            <w:r>
+              <w:t>sprint-2/navbar-icon-set-complete (figma-design-system) report</w:t>
+            </w:r>
+          </w:p>
+        </w:tc>
+        <w:tc>
+          <w:tcPr>
+            <w:tcW w:type="dxa" w:w="2300"/>
+          </w:tcPr>
+          <w:p>
+            <w:r>
+              <w:t>Open -- flagged, conservative choice made meanwhile: built a new standalone Bottom Navigation -- Mobile component (5863:9505, 428x64, top divider, the same 6 glyphs as desktop, icon-only, SPACE_BETWEEN), rather than (a) extend the one-off text-label drawer -- itself the kind of text-label nav this correction is undoing -- or (b) cram icons into the 64px top bar. A bottom bar is the standard mobile primary-nav pattern and lets mobile mirror the desktop icon set exactly. Open sub-questions: bottom bar vs. a redesigned ICON drawer long-term; whether the bottom bar should gain text labels; reconciling the existing drawer 5703:8320 (update to match, or retire).</w:t>
+            </w:r>
+          </w:p>
+        </w:tc>
+      </w:tr>
+      <w:tr>
+        <w:tc>
+          <w:tcPr>
+            <w:tcW w:type="dxa" w:w="500"/>
+          </w:tcPr>
+          <w:p>
+            <w:r>
+              <w:t>161</w:t>
+            </w:r>
+          </w:p>
+        </w:tc>
+        <w:tc>
+          <w:tcPr>
+            <w:tcW w:type="dxa" w:w="4700"/>
+          </w:tcPr>
+          <w:p>
+            <w:r>
+              <w:t>Founder-directed correction of the unrequested text-label navbar. apps/web's Header.tsx / navigation.ts is a text-label nav built without instruction, off-canon from the Figma icon navbars (header 4 / header 7). Tracked as a two-phase correction.</w:t>
+            </w:r>
+          </w:p>
+        </w:tc>
+        <w:tc>
+          <w:tcPr>
+            <w:tcW w:type="dxa" w:w="1850"/>
+          </w:tcPr>
+          <w:p>
+            <w:r>
+              <w:t>Founder directive; sprint-2/navbar-icon-set-complete (figma-design-system)</w:t>
+            </w:r>
+          </w:p>
+        </w:tc>
+        <w:tc>
+          <w:tcPr>
+            <w:tcW w:type="dxa" w:w="2300"/>
+          </w:tcPr>
+          <w:p>
+            <w:r>
+              <w:t>Phase 1 DONE (this PR, Figma only, apps/web NOT touched): the Figma icon navbars are now complete -- desktop Clubs icon on header 4 + header 7 (Decision Log #159), a real mobile content-nav via the new Bottom Navigation -- Mobile component (#160), and the right-side auth cluster confirmed correct on all four variants (the brief's "bare unstyled ellipse placeholder" premise was stale -- Component 20 / 2838:3579 is a real Avatar component-set instance, 5685:9241 / Has Unread=false, established by PR #113-#115 / Decision Log #99-#103). Phase 2 (separate figma-to-code follow-up): replace apps/web Header.tsx / navigation.ts with the icon navbar, wire Bottom Navigation -- Mobile on mobile, add /clubs to the nav (Decision Log #156), and implement runtime header 4 &lt;-&gt; header 7 auth-state switching.</w:t>
             </w:r>
           </w:p>
         </w:tc>

--- a/docs/Soccernity_MVP_Build_Plan_v1.7.docx
+++ b/docs/Soccernity_MVP_Build_Plan_v1.7.docx
@@ -16561,7 +16561,7 @@
           </w:tcPr>
           <w:p>
             <w:r>
-              <w:t>Open -- flagged, conservative choice made meanwhile: built a new standalone Bottom Navigation -- Mobile component (5863:9505, 428x64, top divider, the same 6 glyphs as desktop, icon-only, SPACE_BETWEEN), rather than (a) extend the one-off text-label drawer -- itself the kind of text-label nav this correction is undoing -- or (b) cram icons into the 64px top bar. A bottom bar is the standard mobile primary-nav pattern and lets mobile mirror the desktop icon set exactly. Open sub-questions: bottom bar vs. a redesigned ICON drawer long-term; whether the bottom bar should gain text labels; reconciling the existing drawer 5703:8320 (update to match, or retire).</w:t>
+              <w:t>Open -- flagged, conservative choice made meanwhile: built a new standalone Bottom Navigation -- Mobile component (5863:9505, 428x64, top divider, the same 6 glyphs as desktop, icon-only, SPACE_BETWEEN), rather than (a) extend the one-off text-label drawer -- itself the kind of text-label nav this correction is undoing -- or (b) cram icons into the 64px top bar. A bottom bar is the standard mobile primary-nav pattern and lets mobile mirror the desktop icon set exactly. Open sub-questions: bottom bar vs. a redesigned ICON drawer long-term; whether the bottom bar should gain text labels; reconciling the existing drawer 5703:8320 (update to match, or retire). -- SUPERSEDED (sprint-2/mobile-nav-drawer-canonical): the Bottom Navigation -- Mobile icon-row is retagged "Reserved -- Native iOS/Android" (kept, artwork untouched), NOT the current mobile-web answer. The canonical mobile-web primary nav is the slide-in Navigation Drawer -- Mobile component (5870:10689) -- see Decision Log #162.</w:t>
             </w:r>
           </w:p>
         </w:tc>
@@ -16604,6 +16604,90 @@
           <w:p>
             <w:r>
               <w:t>Phase 1 DONE (this PR, Figma only, apps/web NOT touched): the Figma icon navbars are now complete -- desktop Clubs icon on header 4 + header 7 (Decision Log #159), a real mobile content-nav via the new Bottom Navigation -- Mobile component (#160), and the right-side auth cluster confirmed correct on all four variants (the brief's "bare unstyled ellipse placeholder" premise was stale -- Component 20 / 2838:3579 is a real Avatar component-set instance, 5685:9241 / Has Unread=false, established by PR #113-#115 / Decision Log #99-#103). Phase 2 (separate figma-to-code follow-up): replace apps/web Header.tsx / navigation.ts with the icon navbar, wire Bottom Navigation -- Mobile on mobile, add /clubs to the nav (Decision Log #156), and implement runtime header 4 &lt;-&gt; header 7 auth-state switching.</w:t>
+            </w:r>
+          </w:p>
+        </w:tc>
+      </w:tr>
+      <w:tr>
+        <w:tc>
+          <w:tcPr>
+            <w:tcW w:type="dxa" w:w="500"/>
+          </w:tcPr>
+          <w:p>
+            <w:r>
+              <w:t>162</w:t>
+            </w:r>
+          </w:p>
+        </w:tc>
+        <w:tc>
+          <w:tcPr>
+            <w:tcW w:type="dxa" w:w="4700"/>
+          </w:tcPr>
+          <w:p>
+            <w:r>
+              <w:t>Mobile-web primary navigation -- canonical pattern. PR #144's answer to #160 (a 6-icon bottom bar) is retagged for a future native app; the mobile-web answer is the slide-in navigation drawer that had existed only as a one-off frame (5703:8320) inside one Community screen.</w:t>
+            </w:r>
+          </w:p>
+        </w:tc>
+        <w:tc>
+          <w:tcPr>
+            <w:tcW w:type="dxa" w:w="1850"/>
+          </w:tcPr>
+          <w:p>
+            <w:r>
+              <w:t>sprint-2/mobile-nav-drawer-canonical (figma-design-system) report</w:t>
+            </w:r>
+          </w:p>
+        </w:tc>
+        <w:tc>
+          <w:tcPr>
+            <w:tcW w:type="dxa" w:w="2300"/>
+          </w:tcPr>
+          <w:p>
+            <w:r>
+              <w:t>RESOLVED for the design: (a) the drawer is promoted to a real reusable COMPONENT, Navigation Drawer -- Mobile (5870:10689) -- 390x844, a full-bleed Scrim (ON_CLICK -&gt; CLOSE) + the 268px Panel cloned verbatim from 5703:8320; the one-off screen 5703:8250 now renders an instance of it. (b) "Clubs" added as Nav -- Clubs, cloned from Nav -- Sports Hub, positioned at the end of the content-pillar group (after Leaderboard, before Messages) -- matching PR #144's "append to the content group" choice; exact position is a minor open question. (c) Trigger: header 4 -- mobile's avatar (5387:7675) ON_CLICK -&gt; OPEN_OVERLAY -&gt; the drawer, set on the component node so all ~46 instances inherit. This SUPERSEDES Decision Log #100/#101 (avatar -&gt; mobile account dropdown) FOR MOBILE ONLY -- the desktop avatar (2838:3579 -&gt; 2841:5361) is unchanged. The two mobile account-dropdown variants 5685:9300 / 5685:9312 are now redundant (the drawer is a strict superset) -- recommended for retirement in a follow-up, NOT deleted here. (d) Plugin-API limits: the slide-in-from-left transition and overlayPositionType=TOP_LEFT must be set once by hand in the Figma UI (setReactionsAsync rejects a DirectionalTransition; overlay props are readonly) -- same class of limitation PR #115 documented. (e) Propagating a live drawer instance to every other mobile screen is a separate broader effort, flagged not done.</w:t>
+            </w:r>
+          </w:p>
+        </w:tc>
+      </w:tr>
+      <w:tr>
+        <w:tc>
+          <w:tcPr>
+            <w:tcW w:type="dxa" w:w="500"/>
+          </w:tcPr>
+          <w:p>
+            <w:r>
+              <w:t>163</w:t>
+            </w:r>
+          </w:p>
+        </w:tc>
+        <w:tc>
+          <w:tcPr>
+            <w:tcW w:type="dxa" w:w="4700"/>
+          </w:tcPr>
+          <w:p>
+            <w:r>
+              <w:t>Two gaps surfaced while promoting the mobile nav drawer: (1) no overlay/scrim design token exists; (2) the drawer's nav list diverges from the desktop 6-icon content-nav set.</w:t>
+            </w:r>
+          </w:p>
+        </w:tc>
+        <w:tc>
+          <w:tcPr>
+            <w:tcW w:type="dxa" w:w="1850"/>
+          </w:tcPr>
+          <w:p>
+            <w:r>
+              <w:t>sprint-2/mobile-nav-drawer-canonical (figma-design-system) report</w:t>
+            </w:r>
+          </w:p>
+        </w:tc>
+        <w:tc>
+          <w:tcPr>
+            <w:tcW w:type="dxa" w:w="2300"/>
+          </w:tcPr>
+          <w:p>
+            <w:r>
+              <w:t>Open -- flagged, conservative choices made meanwhile. (1) The scrim needed ~30% navy; a variable-bound brand/navy paint at paint-level opacity renders SOLID on instances (this file's documented "bound paint takes alpha from the variable" gotcha), so the scrim uses two stacked color/icon/inactive fills (navy 15% each -&gt; ~28% effective, alpha travels with the token, renders correctly on every instance). A dedicated overlay/scrim token (~30-40% navy) is the real fix -- candidate, same shape as the founder-authorised semantic/alert token. (2) The drawer lists Home / Community / Sports Hub / Bants / Leaderboard / Clubs / Messages / Notifications / Profile / Settings -- it has NO "News" item (the desktop nav / app has /news) and says "Bants" where the desktop nav icon is "banter". Reconcile the drawer and desktop nav to one canonical label/item set -- not done here, out of this task's scope.</w:t>
             </w:r>
           </w:p>
         </w:tc>

--- a/docs/Soccernity_MVP_Build_Plan_v1.7.docx
+++ b/docs/Soccernity_MVP_Build_Plan_v1.7.docx
@@ -16687,7 +16687,91 @@
           </w:tcPr>
           <w:p>
             <w:r>
-              <w:t>Open -- flagged, conservative choices made meanwhile. (1) The scrim needed ~30% navy; a variable-bound brand/navy paint at paint-level opacity renders SOLID on instances (this file's documented "bound paint takes alpha from the variable" gotcha), so the scrim uses two stacked color/icon/inactive fills (navy 15% each -&gt; ~28% effective, alpha travels with the token, renders correctly on every instance). A dedicated overlay/scrim token (~30-40% navy) is the real fix -- candidate, same shape as the founder-authorised semantic/alert token. (2) The drawer lists Home / Community / Sports Hub / Bants / Leaderboard / Clubs / Messages / Notifications / Profile / Settings -- it has NO "News" item (the desktop nav / app has /news) and says "Bants" where the desktop nav icon is "banter". Reconcile the drawer and desktop nav to one canonical label/item set -- not done here, out of this task's scope.</w:t>
+              <w:t>Open -- flagged, conservative choices made meanwhile. (1) The scrim needed ~30% navy; a variable-bound brand/navy paint at paint-level opacity renders SOLID on instances (this file's documented "bound paint takes alpha from the variable" gotcha), so the scrim uses two stacked color/icon/inactive fills (navy 15% each -&gt; ~28% effective, alpha travels with the token, renders correctly on every instance). A dedicated overlay/scrim token (~30-40% navy) is the real fix -- candidate, same shape as the founder-authorised semantic/alert token. (2) The drawer lists Home / Community / Sports Hub / Bants / Leaderboard / Clubs / Messages / Notifications / Profile / Settings -- it has NO "News" item (the desktop nav / app has /news) and says "Bants" where the desktop nav icon is "banter". Reconcile the drawer and desktop nav to one canonical label/item set -- not done here, out of this task's scope. -- Blog/News GAP CLOSED (sprint-2/desktop-icon-nav-and-header-fix): a Nav -- Blog item was added to Navigation Drawer -- Mobile (5870:10689), after Nav -- Sports Hub, cloned from an existing item. Label "Blog" chosen to match the drawer's own section-name convention and this file's Figma vocabulary (blog icon / Blog Page Desktop); the Blog-vs-News inconsistency vs apps/web navigation.ts is now its own candidate, Decision Log #165. The Bants-vs-banter half of #163 is still open.</w:t>
+            </w:r>
+          </w:p>
+        </w:tc>
+      </w:tr>
+      <w:tr>
+        <w:tc>
+          <w:tcPr>
+            <w:tcW w:type="dxa" w:w="500"/>
+          </w:tcPr>
+          <w:p>
+            <w:r>
+              <w:t>164</w:t>
+            </w:r>
+          </w:p>
+        </w:tc>
+        <w:tc>
+          <w:tcPr>
+            <w:tcW w:type="dxa" w:w="4700"/>
+          </w:tcPr>
+          <w:p>
+            <w:r>
+              <w:t>header 4 navbar width. Briefed as: PR #144 correctly grew the master 1440 -&gt; 1474 for the Clubs icon, and stale 1440 instance overrides need bringing up to 1474. Direct investigation found this INVERTED.</w:t>
+            </w:r>
+          </w:p>
+        </w:tc>
+        <w:tc>
+          <w:tcPr>
+            <w:tcW w:type="dxa" w:w="1850"/>
+          </w:tcPr>
+          <w:p>
+            <w:r>
+              <w:t>sprint-2/desktop-icon-nav-and-header-fix (figma-design-system) report</w:t>
+            </w:r>
+          </w:p>
+        </w:tc>
+        <w:tc>
+          <w:tcPr>
+            <w:tcW w:type="dxa" w:w="2300"/>
+          </w:tcPr>
+          <w:p>
+            <w:r>
+              <w:t>RESOLVED by normalising the master to 1440, NOT to 1474. Findings: (a) header 4's master has a FIXED width; PR #144's nested appendChild of the Clubs icon bumped it to 1474 with ~13px dead right-side whitespace -- an accident, not a fit requirement. header 4 fits cleanly at 1440 (verified: avatar right edge lands at the 20px right padding). (b) A 1474 navbar in a 1440 clipsContent:true screen frame clipped the account avatar ~2/3 on ALL 42 screens using header 4 at master width (confirmed by screenshot on Settings -- Overview). (c) The "7 stale overrides" were not overrides: 6 (Notification Centre x2, Message pillar x4) are layoutSizingHorizontal:FILL (correctly filling a 1440 container); only Create Profile (5379:6551) was a real 1474 overhang. Fix: master resized 1474 -&gt; 1440 and its auto-layout changed CENTER -&gt; SPACE_BETWEEN (stale itemSpacing:419 cleared) so logo/nav pins left and messages+avatar pins right at the 20px padding regardless of instance width. All 59 header 4 instances (48 original + 11 swapped from header 5) are now 1440; 0 at 1474; the clipped-avatar bug is fixed on 42 screens. No screen-frame widths were changed. header 7 untouched (already 1440). If 1474-everywhere is genuinely wanted, the master width + SPACE_BETWEEN change are each one property and reversible, but that path also needs ~50 screen frames widened.</w:t>
+            </w:r>
+          </w:p>
+        </w:tc>
+      </w:tr>
+      <w:tr>
+        <w:tc>
+          <w:tcPr>
+            <w:tcW w:type="dxa" w:w="500"/>
+          </w:tcPr>
+          <w:p>
+            <w:r>
+              <w:t>165</w:t>
+            </w:r>
+          </w:p>
+        </w:tc>
+        <w:tc>
+          <w:tcPr>
+            <w:tcW w:type="dxa" w:w="4700"/>
+          </w:tcPr>
+          <w:p>
+            <w:r>
+              <w:t>Blog vs News -- label for the sports-news/blog content pillar. The Figma file consistently calls it "Blog" (the blog nav icon, Blog Page Desktop, the Blog section banner, and now the mobile drawer's Nav -- Blog item). apps/web's navigation.ts calls it "News" and the route is /news.</w:t>
+            </w:r>
+          </w:p>
+        </w:tc>
+        <w:tc>
+          <w:tcPr>
+            <w:tcW w:type="dxa" w:w="1850"/>
+          </w:tcPr>
+          <w:p>
+            <w:r>
+              <w:t>sprint-2/desktop-icon-nav-and-header-fix (figma-design-system) report -- closing #163's Blog/News gap</w:t>
+            </w:r>
+          </w:p>
+        </w:tc>
+        <w:tc>
+          <w:tcPr>
+            <w:tcW w:type="dxa" w:w="2300"/>
+          </w:tcPr>
+          <w:p>
+            <w:r>
+              <w:t>Open -- flagged, not silently resolved (same treatment #163 gave Bants-vs-banter). The mobile drawer item was added as "Blog" to match the drawer's own section-name convention and the rest of the Figma vocabulary. figma-to-code / the Phase 2 navbar conversion (Decision Log #161) must pick ONE canonical label for this pillar across Figma + apps/web (navigation.ts label, route path, section headings) rather than carrying "Blog" in design and "News" in code.</w:t>
             </w:r>
           </w:p>
         </w:tc>

--- a/docs/Soccernity_MVP_Build_Plan_v1.7.docx
+++ b/docs/Soccernity_MVP_Build_Plan_v1.7.docx
@@ -16605,6 +16605,9 @@
             <w:r>
               <w:t>Phase 1 DONE (this PR, Figma only, apps/web NOT touched): the Figma icon navbars are now complete -- desktop Clubs icon on header 4 + header 7 (Decision Log #159), a real mobile content-nav via the new Bottom Navigation -- Mobile component (#160), and the right-side auth cluster confirmed correct on all four variants (the brief's "bare unstyled ellipse placeholder" premise was stale -- Component 20 / 2838:3579 is a real Avatar component-set instance, 5685:9241 / Has Unread=false, established by PR #113-#115 / Decision Log #99-#103). Phase 2 (separate figma-to-code follow-up): replace apps/web Header.tsx / navigation.ts with the icon navbar, wire Bottom Navigation -- Mobile on mobile, add /clubs to the nav (Decision Log #156), and implement runtime header 4 &lt;-&gt; header 7 auth-state switching.</w:t>
             </w:r>
+            <w:r>
+              <w:t xml:space="preserve"> Phase 2 DONE (sprint-2/navbar-phase-2-icon-nav-and-auth-state, figma-to-code): apps/web's Header.tsx / navigation.ts replaced with the Figma icon nav (Sports Hub / Blog / Community / Leaderboard / Bants / Clubs, from header 4 / header 7); /clubs added to the nav (Decision Log #156 -- a nav entry point for Clubs now exists); real runtime auth-state switching wired (no session -&gt; Login button; session -&gt; messages icon + avatar); the avatar opens the desktop account dropdown (2841:5363) on desktop viewports and the canonical mobile Navigation Drawer (5870:10689) on mobile (Decision Log #162); Log out clears the stored session and redirects to "/". New judgment calls flagged as Decision Log #166 (missing routes), #167 (notification badge data source), #168 (identity block data source).</w:t>
+            </w:r>
           </w:p>
         </w:tc>
       </w:tr>
@@ -16772,6 +16775,135 @@
           <w:p>
             <w:r>
               <w:t>Open -- flagged, not silently resolved (same treatment #163 gave Bants-vs-banter). The mobile drawer item was added as "Blog" to match the drawer's own section-name convention and the rest of the Figma vocabulary. figma-to-code / the Phase 2 navbar conversion (Decision Log #161) must pick ONE canonical label for this pillar across Figma + apps/web (navigation.ts label, route path, section headings) rather than carrying "Blog" in design and "News" in code.</w:t>
+            </w:r>
+            <w:r>
+              <w:t xml:space="preserve"> RESOLVED (sprint-2/navbar-phase-2-icon-nav-and-auth-state, figma-to-code): "Blog" is the canonical label everywhere in apps/web code from here on (navigation.ts label, drawer text, icon aria-label). The /news route path and NewsPage.tsx filename are internal identifiers, deliberately left unchanged -- a fuller rename (route + section headings) is a larger separate change, not done here.</w:t>
+            </w:r>
+          </w:p>
+        </w:tc>
+      </w:tr>
+      <w:tr>
+        <w:tc>
+          <w:tcPr>
+            <w:tcW w:type="dxa" w:w="500"/>
+          </w:tcPr>
+          <w:p>
+            <w:r>
+              <w:t>166</w:t>
+            </w:r>
+          </w:p>
+        </w:tc>
+        <w:tc>
+          <w:tcPr>
+            <w:tcW w:type="dxa" w:w="4700"/>
+          </w:tcPr>
+          <w:p>
+            <w:r>
+              <w:t>Navbar Phase 2 -- nav items whose route does not exist in apps/web yet. The mobile Navigation Drawer's canonical item list (Decision Log #162) and the desktop account dropdown (2841:5363) both name Messages, Notifications and Settings; none of /messages, /notifications, /settings exist in src/app/router.tsx.</w:t>
+            </w:r>
+          </w:p>
+        </w:tc>
+        <w:tc>
+          <w:tcPr>
+            <w:tcW w:type="dxa" w:w="1850"/>
+          </w:tcPr>
+          <w:p>
+            <w:r>
+              <w:t>sprint-2/navbar-phase-2-icon-nav-and-auth-state (figma-to-code)</w:t>
+            </w:r>
+          </w:p>
+        </w:tc>
+        <w:tc>
+          <w:tcPr>
+            <w:tcW w:type="dxa" w:w="2300"/>
+          </w:tcPr>
+          <w:p>
+            <w:r>
+              <w:t>Open -- flagged, conservative choice made meanwhile. Those items render as non-navigating, visibly-disabled rows (aria-disabled, "Not available yet" title) rather than as links that fall through to the 404 page -- per the task brief's own "render the item but flag the missing route rather than linking to a 404" instruction. The header messages icon (Figma "header 4" cluster) is likewise rendered disabled. Whoever builds the Notification Centre / Messages / Settings screens should add the routes and flip navigation.ts's `available` flag.</w:t>
+            </w:r>
+          </w:p>
+        </w:tc>
+      </w:tr>
+      <w:tr>
+        <w:tc>
+          <w:tcPr>
+            <w:tcW w:type="dxa" w:w="500"/>
+          </w:tcPr>
+          <w:p>
+            <w:r>
+              <w:t>167</w:t>
+            </w:r>
+          </w:p>
+        </w:tc>
+        <w:tc>
+          <w:tcPr>
+            <w:tcW w:type="dxa" w:w="4700"/>
+          </w:tcPr>
+          <w:p>
+            <w:r>
+              <w:t>Navbar Phase 2 -- notification unread-count badge has no data source. The Figma desktop account dropdown ("Dropdown menu/notification on", 2841:5363) renders an unread-count badge ("2") on the Notification row. apps/web has no notifications API client (src/api/ is auth/clubs/feed/users only) and nothing anywhere exposes an unread count.</w:t>
+            </w:r>
+          </w:p>
+        </w:tc>
+        <w:tc>
+          <w:tcPr>
+            <w:tcW w:type="dxa" w:w="1850"/>
+          </w:tcPr>
+          <w:p>
+            <w:r>
+              <w:t>sprint-2/navbar-phase-2-icon-nav-and-auth-state (figma-to-code)</w:t>
+            </w:r>
+          </w:p>
+        </w:tc>
+        <w:tc>
+          <w:tcPr>
+            <w:tcW w:type="dxa" w:w="2300"/>
+          </w:tcPr>
+          <w:p>
+            <w:r>
+              <w:t>Open -- flagged. The Notification row renders with no number rather than a hardcoded fake one (per the task brief). Needs a real notifications endpoint (Build Plan Section 4 defines Notification rows written by follow/like/comment triggers -- see the Sprint 2 follow-and-notifications work -- but no GET/unread-count route exists) before the badge can be wired.</w:t>
+            </w:r>
+          </w:p>
+        </w:tc>
+      </w:tr>
+      <w:tr>
+        <w:tc>
+          <w:tcPr>
+            <w:tcW w:type="dxa" w:w="500"/>
+          </w:tcPr>
+          <w:p>
+            <w:r>
+              <w:t>168</w:t>
+            </w:r>
+          </w:p>
+        </w:tc>
+        <w:tc>
+          <w:tcPr>
+            <w:tcW w:type="dxa" w:w="4700"/>
+          </w:tcPr>
+          <w:p>
+            <w:r>
+              <w:t>Navbar Phase 2 -- drawer / dropdown identity block has no client-side data source. The Figma Navigation Drawer (5870:10689) shows the signed-in user's name, @handle and avatar photo. apps/web has no AuthContext and the access-token payload is only { sub, role } (src/lib/session.ts).</w:t>
+            </w:r>
+          </w:p>
+        </w:tc>
+        <w:tc>
+          <w:tcPr>
+            <w:tcW w:type="dxa" w:w="1850"/>
+          </w:tcPr>
+          <w:p>
+            <w:r>
+              <w:t>sprint-2/navbar-phase-2-icon-nav-and-auth-state (figma-to-code)</w:t>
+            </w:r>
+          </w:p>
+        </w:tc>
+        <w:tc>
+          <w:tcPr>
+            <w:tcW w:type="dxa" w:w="2300"/>
+          </w:tcPr>
+          <w:p>
+            <w:r>
+              <w:t>Open -- flagged, conservative choice made meanwhile. The drawer identity block renders a generic "Signed in" row with a plain avatar circle rather than fabricating a name/handle. A real identity block needs either an AuthContext that holds the user summary, or the header fetching GET /users/:id the way ProfilePage.tsx does -- both a larger change than this PR's scope.</w:t>
             </w:r>
           </w:p>
         </w:tc>

--- a/docs/Soccernity_MVP_Build_Plan_v1.7.docx
+++ b/docs/Soccernity_MVP_Build_Plan_v1.7.docx
@@ -16821,6 +16821,9 @@
             <w:r>
               <w:t>Open -- flagged, conservative choice made meanwhile. Those items render as non-navigating, visibly-disabled rows (aria-disabled, "Not available yet" title) rather than as links that fall through to the 404 page -- per the task brief's own "render the item but flag the missing route rather than linking to a 404" instruction. The header messages icon (Figma "header 4" cluster) is likewise rendered disabled. Whoever builds the Notification Centre / Messages / Settings screens should add the routes and flip navigation.ts's `available` flag.</w:t>
             </w:r>
+            <w:r>
+              <w:t xml:space="preserve"> Confirmed OUT OF SCOPE of the navbar work by explicit founder decision -- /messages, /notifications and /settings are real Sprint 3/6 feature builds (Messaging, Notifications, Settings), scoped as separate later work, not a navbar follow-up. The disabled-row treatment stays as the interim; not overlooked.</w:t>
+            </w:r>
           </w:p>
         </w:tc>
       </w:tr>
@@ -16863,6 +16866,9 @@
             <w:r>
               <w:t>Open -- flagged. The Notification row renders with no number rather than a hardcoded fake one (per the task brief). Needs a real notifications endpoint (Build Plan Section 4 defines Notification rows written by follow/like/comment triggers -- see the Sprint 2 follow-and-notifications work -- but no GET/unread-count route exists) before the badge can be wired.</w:t>
             </w:r>
+            <w:r>
+              <w:t xml:space="preserve"> Confirmed OUT OF SCOPE of the navbar work by explicit founder decision -- a notifications unread-count source is part of the separate Sprint 3 Notifications build, not a navbar follow-up. The Notification row stays without a count as the interim; not overlooked.</w:t>
+            </w:r>
           </w:p>
         </w:tc>
       </w:tr>
@@ -16904,6 +16910,9 @@
           <w:p>
             <w:r>
               <w:t>Open -- flagged, conservative choice made meanwhile. The drawer identity block renders a generic "Signed in" row with a plain avatar circle rather than fabricating a name/handle. A real identity block needs either an AuthContext that holds the user summary, or the header fetching GET /users/:id the way ProfilePage.tsx does -- both a larger change than this PR's scope.</w:t>
+            </w:r>
+            <w:r>
+              <w:t xml:space="preserve"> RESOLVED (sprint-2/navdrawer-real-identity, figma-to-code): the drawer identity block now shows the real displayName + an initials avatar, fetched once per session by Header via getUser(accessToken, sub) and passed to NavDrawer as a prop (no refetch on open/close). No @handle/username row -- there is no such field on UserProfile and no backend column (Decision Log #58); the Figma "@christine001" is decorative, name renders as a single line. A pending or failed fetch falls back to the generic "Signed in" row -- the drawer's navigation always works.</w:t>
             </w:r>
           </w:p>
         </w:tc>

--- a/docs/Soccernity_MVP_Build_Plan_v1.7.docx
+++ b/docs/Soccernity_MVP_Build_Plan_v1.7.docx
@@ -16393,7 +16393,7 @@
           </w:tcPr>
           <w:p>
             <w:r>
-              <w:t>Open -- flagged, conservative choice made meanwhile: both new Club Pages frames (Clubs -- Browse + Club -- Fan Page, desktop + mobile) use the same simple "Top Bar -- Soccernity" logo bar as the rest of the club-picker family, and no nav entry point was invented. Deferred to a coordinated navbar decision -- candidate entry points: its own nav item on header 4, a link from the Profile screen, or from the Community left rail.</w:t>
+              <w:t>Open -- flagged, conservative choice made meanwhile: both new Club Pages frames (Clubs -- Browse + Club -- Fan Page, desktop + mobile) use the same simple "Top Bar -- Soccernity" logo bar as the rest of the club-picker family, and no nav entry point was invented. Deferred to a coordinated navbar decision -- candidate entry points: its own nav item on header 4, a link from the Profile screen, or from the Community left rail. RESOLVED across sprint-2/navbar-icon-set-complete (PR #144), sprint-2/mobile-nav-drawer-canonical (PR #145), sprint-2/desktop-icon-nav-and-header-fix (PR #146), and sprint-2/navbar-phase-2-icon-nav-and-auth-state (PR #147): Clubs got a real 6th icon on both header 4 and header 7 (Decision Log #159), and a real entry point in the canonical mobile Navigation Drawer (Decision Log #162). Persistent Club Pages use the real icon navbar, not the simple Top Bar the club-picker family uses — the founder's explicit direction (confirmed in conversation ahead of PR #144) was to move away from a simple top bar entirely, not just to add a Clubs slot to it.</w:t>
             </w:r>
           </w:p>
         </w:tc>

--- a/docs/Soccernity_MVP_Build_Plan_v1.7.docx
+++ b/docs/Soccernity_MVP_Build_Plan_v1.7.docx
@@ -16774,11 +16774,9 @@
           </w:tcPr>
           <w:p>
             <w:r>
-              <w:t>Open -- flagged, not silently resolved (same treatment #163 gave Bants-vs-banter). The mobile drawer item was added as "Blog" to match the drawer's own section-name convention and the rest of the Figma vocabulary. figma-to-code / the Phase 2 navbar conversion (Decision Log #161) must pick ONE canonical label for this pillar across Figma + apps/web (navigation.ts label, route path, section headings) rather than carrying "Blog" in design and "News" in code.</w:t>
-            </w:r>
-            <w:r>
-              <w:t xml:space="preserve"> RESOLVED (sprint-2/navbar-phase-2-icon-nav-and-auth-state, figma-to-code): "Blog" is the canonical label everywhere in apps/web code from here on (navigation.ts label, drawer text, icon aria-label). The /news route path and NewsPage.tsx filename are internal identifiers, deliberately left unchanged -- a fuller rename (route + section headings) is a larger separate change, not done here.</w:t>
-            </w:r>
+              <w:t>Resolved by the founder: "Blog" is the correct label and internal identifier for this content pillar because the page is not news-specific -- it covers every write-up type including sponsored articles for revenue. navigation.ts's user-facing "Blog" label (nav item + drawer item) was already correct from an earlier PR (sprint-2/navbar-phase-2-icon-nav-and-auth-state). This PR (sprint-2/blog-news-rename, figma-to-code) completes the rename by renaming the /news route path to /blog and apps/web/src/pages/NewsPage.tsx to BlogPage.tsx (still a PlaceholderPage stub, not a scope change). Nothing named "news" remains for this pillar in apps/web or services/api.</w:t>
+            </w:r>
+            <w:r/>
           </w:p>
         </w:tc>
       </w:tr>

--- a/docs/Soccernity_MVP_Build_Plan_v1.7.docx
+++ b/docs/Soccernity_MVP_Build_Plan_v1.7.docx
@@ -16911,6 +16911,141 @@
             </w:r>
             <w:r>
               <w:t xml:space="preserve"> RESOLVED (sprint-2/navdrawer-real-identity, figma-to-code): the drawer identity block now shows the real displayName + an initials avatar, fetched once per session by Header via getUser(accessToken, sub) and passed to NavDrawer as a prop (no refetch on open/close). No @handle/username row -- there is no such field on UserProfile and no backend column (Decision Log #58); the Figma "@christine001" is decorative, name renders as a single line. A pending or failed fetch falls back to the generic "Signed in" row -- the drawer's navigation always works.</w:t>
+            </w:r>
+          </w:p>
+        </w:tc>
+      </w:tr>
+      <w:tr>
+        <w:tc>
+          <w:tcPr>
+            <w:tcW w:type="dxa" w:w="500"/>
+          </w:tcPr>
+          <w:p>
+            <w:r>
+              <w:t>169</w:t>
+            </w:r>
+          </w:p>
+        </w:tc>
+        <w:tc>
+          <w:tcPr>
+            <w:tcW w:type="dxa" w:w="4700"/>
+          </w:tcPr>
+          <w:p>
+            <w:r>
+              <w:t>Blog has only one desktop frame (1009:128) and one mobile frame (41:4), unlike Sports which has a dedicated frame per auth state (205:2 logged-out / 1009:673 logged-in). This pass put BOTH navbar variants on each Blog frame (header 4 visible, header 7 hidden) rather than creating a second logged-out Blog frame -- that is figma-screen-builder's lane, and the brief said "not a Blog refresh". Separately, the default-visible variant was set to logged-in (header 4), matching each frame's pre-existing logged-in chrome, whereas the canonical homepage (5204:6728) defaults to logged-out (header 7) as a marketing page. Confirm dual-variant-per-frame is acceptable (or have figma-screen-builder add dedicated logged-out Blog Desktop + Mobile frames so each carries a single navbar like every other screen), and confirm whether Blog is a logged-out-first or logged-in-first content page.</w:t>
+            </w:r>
+          </w:p>
+        </w:tc>
+        <w:tc>
+          <w:tcPr>
+            <w:tcW w:type="dxa" w:w="1850"/>
+          </w:tcPr>
+          <w:p>
+            <w:r>
+              <w:t>sprint-2/blog-sports-navbar-retrofit (figma-design-system)</w:t>
+            </w:r>
+          </w:p>
+        </w:tc>
+        <w:tc>
+          <w:tcPr>
+            <w:tcW w:type="dxa" w:w="2300"/>
+          </w:tcPr>
+          <w:p>
+            <w:r>
+              <w:t>Open -- dual-variant + logged-in default chosen meanwhile; both trivially reversible. No application code involved (BlogPage.tsx is still a PlaceholderPage stub).</w:t>
+            </w:r>
+            <w:r>
+              <w:t xml:space="preserve"/>
+            </w:r>
+          </w:p>
+        </w:tc>
+      </w:tr>
+      <w:tr>
+        <w:tc>
+          <w:tcPr>
+            <w:tcW w:type="dxa" w:w="500"/>
+          </w:tcPr>
+          <w:p>
+            <w:r>
+              <w:t>170</w:t>
+            </w:r>
+          </w:p>
+        </w:tc>
+        <w:tc>
+          <w:tcPr>
+            <w:tcW w:type="dxa" w:w="4700"/>
+          </w:tcPr>
+          <w:p>
+            <w:r>
+              <w:t>The brief for the Create Post navbar-context task described Community -- Create Post -- Feed Context (Pinned Post) -- Mobile (5818:9031) as a compose sheet layered over a feed background. It is not -- direct inspection shows it is a standalone post-creation feed-state frame with a real Navbar -- header 4 -- mobile instance (the mobile equivalent of desktop 2496:4462). The three Create Post compose frames (5701:8328, 5818:8962, 5818:8997) correctly follow the file's other established convention: a full-screen App Bar -- Create Post sub-view, identical to Community -- Post View -- Mobile (5779:8490) and Community -- Profile -- Mobile (5702:8250), which correctly carry no site navbar. Confirm the mechanism used to fix this (canvas caption TEXT notes above the three frames naming the background screen Community -- Home Feed -- Mobile 5701:8239 and its navbar 5386:6576) is the right one, versus a dedicated Community Design Notes frame (none exists yet for the Community section).</w:t>
+            </w:r>
+          </w:p>
+        </w:tc>
+        <w:tc>
+          <w:tcPr>
+            <w:tcW w:type="dxa" w:w="1850"/>
+          </w:tcPr>
+          <w:p>
+            <w:r>
+              <w:t>sprint-2/blog-sports-navbar-retrofit (figma-design-system)</w:t>
+            </w:r>
+          </w:p>
+        </w:tc>
+        <w:tc>
+          <w:tcPr>
+            <w:tcW w:type="dxa" w:w="2300"/>
+          </w:tcPr>
+          <w:p>
+            <w:r>
+              <w:t>Open -- caption notes added meanwhile (5933:10771 / 5933:10772 / 5933:10773); 5818:9031 itself left untouched.</w:t>
+            </w:r>
+            <w:r>
+              <w:t xml:space="preserve"/>
+            </w:r>
+          </w:p>
+        </w:tc>
+      </w:tr>
+      <w:tr>
+        <w:tc>
+          <w:tcPr>
+            <w:tcW w:type="dxa" w:w="500"/>
+          </w:tcPr>
+          <w:p>
+            <w:r>
+              <w:t>171</w:t>
+            </w:r>
+          </w:p>
+        </w:tc>
+        <w:tc>
+          <w:tcPr>
+            <w:tcW w:type="dxa" w:w="4700"/>
+          </w:tcPr>
+          <w:p>
+            <w:r>
+              <w:t>Blog Page Mobile (41:4) is 375 px wide -- neither the 390 px Community / Auth-mobile convention nor the 428 px navbar canon (Decision Log #86). The added mobile navbar instance was resized to 375 to match; the frame width itself was left unchanged, since widening the frame is a content change outside this navbar-only pass's scope. Fold into a future mobile-width normalisation pass.</w:t>
+            </w:r>
+          </w:p>
+        </w:tc>
+        <w:tc>
+          <w:tcPr>
+            <w:tcW w:type="dxa" w:w="1850"/>
+          </w:tcPr>
+          <w:p>
+            <w:r>
+              <w:t>sprint-2/blog-sports-navbar-retrofit (figma-design-system)</w:t>
+            </w:r>
+          </w:p>
+        </w:tc>
+        <w:tc>
+          <w:tcPr>
+            <w:tcW w:type="dxa" w:w="2300"/>
+          </w:tcPr>
+          <w:p>
+            <w:r>
+              <w:t>Open -- deferred, minor.</w:t>
+            </w:r>
+            <w:r>
+              <w:t xml:space="preserve"/>
             </w:r>
           </w:p>
         </w:tc>

--- a/docs/Soccernity_MVP_Build_Plan_v1.7.docx
+++ b/docs/Soccernity_MVP_Build_Plan_v1.7.docx
@@ -17046,6 +17046,48 @@
             </w:r>
             <w:r>
               <w:t xml:space="preserve"/>
+            </w:r>
+          </w:p>
+        </w:tc>
+      </w:tr>
+      <w:tr>
+        <w:tc>
+          <w:tcPr>
+            <w:tcW w:type="dxa" w:w="500"/>
+          </w:tcPr>
+          <w:p>
+            <w:r>
+              <w:t>172</w:t>
+            </w:r>
+          </w:p>
+        </w:tc>
+        <w:tc>
+          <w:tcPr>
+            <w:tcW w:type="dxa" w:w="4700"/>
+          </w:tcPr>
+          <w:p>
+            <w:r>
+              <w:t>Core auth routes (/login, /signup, /forgot-password, /reset-password) render under the full site Header (AppShell). LoginPage.tsx / AuthLayout.tsx / SignupSplitScreen.tsx each flagged this since Sprint 1 as a Figma-vs-shipped-code conflict pending human confirmation -- the Figma frames for these and the adjacent auth-flow screens (Guardian Consent, Verify Email, Club Picker) draw a simple logo-only 'Top Bar -- Soccernity' (node 5146:6636), not the content-icon nav + auth cluster.</w:t>
+            </w:r>
+          </w:p>
+        </w:tc>
+        <w:tc>
+          <w:tcPr>
+            <w:tcW w:type="dxa" w:w="1850"/>
+          </w:tcPr>
+          <w:p>
+            <w:r>
+              <w:t>sprint-2/auth-pages-topbar (figma-to-code)</w:t>
+            </w:r>
+          </w:p>
+        </w:tc>
+        <w:tc>
+          <w:tcPr>
+            <w:tcW w:type="dxa" w:w="2300"/>
+          </w:tcPr>
+          <w:p>
+            <w:r>
+              <w:t>Resolved by the founder: the four core auth routes get the logo-only 'Top Bar -- Soccernity', not the full site Header. Implemented as a pathless AuthChrome layout route (apps/web/src/layout/AuthChrome.tsx + AuthTopBar.tsx); the four routes moved out of the AppShell tree in router.tsx. AuthChrome keeps AppShell's 32px content padding so the existing full-bleed pages need no layout-math change beyond the stale 84px-&gt;90px header height. /guardian-consent, /guardian-consent/confirm, /verify-email and /profile deliberately stay under AppShell. tsc/vitest (13 files/86 tests, 0 fail)/vite build all clean; dev-server smoke test of all four routes HTTP 200.</w:t>
             </w:r>
           </w:p>
         </w:tc>

--- a/docs/Soccernity_MVP_Build_Plan_v1.7.docx
+++ b/docs/Soccernity_MVP_Build_Plan_v1.7.docx
@@ -16952,11 +16952,9 @@
           </w:tcPr>
           <w:p>
             <w:r>
-              <w:t>Open -- dual-variant + logged-in default chosen meanwhile; both trivially reversible. No application code involved (BlogPage.tsx is still a PlaceholderPage stub).</w:t>
-            </w:r>
-            <w:r>
-              <w:t xml:space="preserve"/>
-            </w:r>
+              <w:t>Open -- dual-variant + logged-in default chosen meanwhile; both trivially reversible. No application code involved (BlogPage.tsx is still a PlaceholderPage stub). RESOLVED (sprint-2/blog-split-and-pinned-post-mobile, figma-screen-builder): Blog now has one frame per auth state matching Sports -- Blog Page Desktop -- Logged In (5953:10771, header 4) / -- Logged Out (5953:11364, header 7), Blog Page Mobile -- Logged In (5956:10960, header 4 -- mobile) / -- Logged Out (5956:11331, header 7 -- mobile). Each carries exactly one navbar instance, visible; the opposite variant is removed, not hidden. The originals 1009:128 / 41:4 are archived (hidden + 'ARCHIVED --' prefix). No app code (BlogPage.tsx still a PlaceholderPage stub).</w:t>
+            </w:r>
+            <w:r/>
           </w:p>
         </w:tc>
       </w:tr>
@@ -16997,11 +16995,9 @@
           </w:tcPr>
           <w:p>
             <w:r>
-              <w:t>Open -- caption notes added meanwhile (5933:10771 / 5933:10772 / 5933:10773); 5818:9031 itself left untouched.</w:t>
-            </w:r>
-            <w:r>
-              <w:t xml:space="preserve"/>
-            </w:r>
+              <w:t>Open -- caption notes added meanwhile (5933:10771 / 5933:10772 / 5933:10773); 5818:9031 itself left untouched. RESOLVED (sprint-2/blog-split-and-pinned-post-mobile, figma-screen-builder): mobile now has a non-contest counterpart to desktop 2565:3951 -- Community -- Home Feed with Normal Pinned Post -- Mobile (5956:12797), built from 5818:9031 with the pin badge changed from 'Contest post' to 'Pinned post' and the contest chrome removed. Navbar instance 5956:12798 -&gt; component 5386:6576 (header 4 -- mobile), identical to 5818:9031's.</w:t>
+            </w:r>
+            <w:r/>
           </w:p>
         </w:tc>
       </w:tr>
@@ -17042,11 +17038,9 @@
           </w:tcPr>
           <w:p>
             <w:r>
-              <w:t>Open -- deferred, minor.</w:t>
-            </w:r>
-            <w:r>
-              <w:t xml:space="preserve"/>
-            </w:r>
+              <w:t>Open -- deferred, minor. RESOLVED (sprint-2/blog-split-and-pinned-post-mobile, figma-screen-builder): both new Blog mobile frames are 390px, the canonical width; the 375px original is archived. Content column re-centred (kept 335px, margins 28/27) rather than stretched to 350px -- widening the six legacy absolute-layout groups would distort the hero photos ~4.5%; a true 350px column is a deliberate rebuild, flagged if wanted.</w:t>
+            </w:r>
+            <w:r/>
           </w:p>
         </w:tc>
       </w:tr>
@@ -17088,6 +17082,174 @@
           <w:p>
             <w:r>
               <w:t>Resolved by the founder: the four core auth routes get the logo-only 'Top Bar -- Soccernity', not the full site Header. Implemented as a pathless AuthChrome layout route (apps/web/src/layout/AuthChrome.tsx + AuthTopBar.tsx); the four routes moved out of the AppShell tree in router.tsx. AuthChrome keeps AppShell's 32px content padding so the existing full-bleed pages need no layout-math change beyond the stale 84px-&gt;90px header height. /guardian-consent, /guardian-consent/confirm, /verify-email and /profile deliberately stay under AppShell. tsc/vitest (13 files/86 tests, 0 fail)/vite build all clean; dev-server smoke test of all four routes HTTP 200.</w:t>
+            </w:r>
+          </w:p>
+        </w:tc>
+      </w:tr>
+      <w:tr>
+        <w:tc>
+          <w:tcPr>
+            <w:tcW w:type="dxa" w:w="500"/>
+          </w:tcPr>
+          <w:p>
+            <w:r>
+              <w:t>173</w:t>
+            </w:r>
+          </w:p>
+        </w:tc>
+        <w:tc>
+          <w:tcPr>
+            <w:tcW w:type="dxa" w:w="4700"/>
+          </w:tcPr>
+          <w:p>
+            <w:r>
+              <w:t>Blog pinned-post badge copy: the new mobile frame (5956:12797) labels the pin badge 'Pinned post'; the desktop original 2565:3951 (node 2565:4178) has characters ' post' (leading space) -- reads as a truncated/unfinished label next to its own sibling 'Contest post'. Desktop was deliberately not edited (it belongs to figma-design-system). Same correct-on-new / flag-on-old shape as Decision Log #92.</w:t>
+            </w:r>
+          </w:p>
+        </w:tc>
+        <w:tc>
+          <w:tcPr>
+            <w:tcW w:type="dxa" w:w="1850"/>
+          </w:tcPr>
+          <w:p>
+            <w:r>
+              <w:t>sprint-2/blog-split-and-pinned-post-mobile (figma-screen-builder)</w:t>
+            </w:r>
+          </w:p>
+        </w:tc>
+        <w:tc>
+          <w:tcPr>
+            <w:tcW w:type="dxa" w:w="2300"/>
+          </w:tcPr>
+          <w:p>
+            <w:r>
+              <w:t>Open -- recommend figma-design-system align desktop 2565:3951 to 'Pinned post' in its next Blog pass.</w:t>
+            </w:r>
+          </w:p>
+        </w:tc>
+      </w:tr>
+      <w:tr>
+        <w:tc>
+          <w:tcPr>
+            <w:tcW w:type="dxa" w:w="500"/>
+          </w:tcPr>
+          <w:p>
+            <w:r>
+              <w:t>174</w:t>
+            </w:r>
+          </w:p>
+        </w:tc>
+        <w:tc>
+          <w:tcPr>
+            <w:tcW w:type="dxa" w:w="4700"/>
+          </w:tcPr>
+          <w:p>
+            <w:r>
+              <w:t>Blog-section #d9d9d9 token debt -- docs/sprint-2-clubpicker-cta-token-verify-report.md (PR #111) recorded user-facing Blog as 'token-clean'; measured directly this pass: 40 unbound off-palette #d9d9d9 paints on Blog Desktop, 6 on Blog Mobile, plus 5 on Articles Page Desktop (54:434) and 4 on Articles Page mobile (87:80). Most are image-backing plates hidden under real photos, BUT one is visible: an unlabelled 294x67 #d9d9d9 pill in the desktop Blog footer (5953:11228 / 5953:11821 / archived 1009:603), centred above the footer links, rendering as a bare grey capsule on navy. The mobile footer has a 'Soccernity.' wordmark in that exact slot -- likely a missing wordmark placeholder on desktop, not decoration.</w:t>
+            </w:r>
+          </w:p>
+        </w:tc>
+        <w:tc>
+          <w:tcPr>
+            <w:tcW w:type="dxa" w:w="1850"/>
+          </w:tcPr>
+          <w:p>
+            <w:r>
+              <w:t>sprint-2/blog-split-and-pinned-post-mobile (figma-screen-builder)</w:t>
+            </w:r>
+          </w:p>
+        </w:tc>
+        <w:tc>
+          <w:tcPr>
+            <w:tcW w:type="dxa" w:w="2300"/>
+          </w:tcPr>
+          <w:p>
+            <w:r>
+              <w:t>Open -- one section-wide rebind by figma-design-system (brand/green-tint for placeholder plates, the PR #128 precedent) rather than a per-frame fix; the visible footer pill needs a design answer (what should it be) before binding.</w:t>
+            </w:r>
+          </w:p>
+        </w:tc>
+      </w:tr>
+      <w:tr>
+        <w:tc>
+          <w:tcPr>
+            <w:tcW w:type="dxa" w:w="500"/>
+          </w:tcPr>
+          <w:p>
+            <w:r>
+              <w:t>175</w:t>
+            </w:r>
+          </w:p>
+        </w:tc>
+        <w:tc>
+          <w:tcPr>
+            <w:tcW w:type="dxa" w:w="4700"/>
+          </w:tcPr>
+          <w:p>
+            <w:r>
+              <w:t>Pre-existing 7px text collision in the Blog mobile article cards -- each article-row headline overlaps its own body copy by 7px (headline bottom 967, body top 960). Proven inherited, not introduced by the 375-&gt;390 reflow: geometry is byte-identical between the archived 375px original and the new 390px frame.</w:t>
+            </w:r>
+          </w:p>
+        </w:tc>
+        <w:tc>
+          <w:tcPr>
+            <w:tcW w:type="dxa" w:w="1850"/>
+          </w:tcPr>
+          <w:p>
+            <w:r>
+              <w:t>sprint-2/blog-split-and-pinned-post-mobile (figma-screen-builder)</w:t>
+            </w:r>
+          </w:p>
+        </w:tc>
+        <w:tc>
+          <w:tcPr>
+            <w:tcW w:type="dxa" w:w="2300"/>
+          </w:tcPr>
+          <w:p>
+            <w:r>
+              <w:t>Open -- needs a real fix in figma-design-system's next Blog pass.</w:t>
+            </w:r>
+          </w:p>
+        </w:tc>
+      </w:tr>
+      <w:tr>
+        <w:tc>
+          <w:tcPr>
+            <w:tcW w:type="dxa" w:w="500"/>
+          </w:tcPr>
+          <w:p>
+            <w:r>
+              <w:t>176</w:t>
+            </w:r>
+          </w:p>
+        </w:tc>
+        <w:tc>
+          <w:tcPr>
+            <w:tcW w:type="dxa" w:w="4700"/>
+          </w:tcPr>
+          <w:p>
+            <w:r>
+              <w:t>Articles Page Desktop (54:434) and Articles Page mobile (87:80) -- same Blog section as the frames this pass split -- were never navbar-retrofitted: 54:434 has zero navbar instances, 87:80 has only a legacy Group 103 logo lockup (not a Navbar variant) and is still 375px wide. They need the same treatment applied to Blog here (canonical navbar, auth-state split, 390px) to make the section internally consistent.</w:t>
+            </w:r>
+          </w:p>
+        </w:tc>
+        <w:tc>
+          <w:tcPr>
+            <w:tcW w:type="dxa" w:w="1850"/>
+          </w:tcPr>
+          <w:p>
+            <w:r>
+              <w:t>sprint-2/blog-split-and-pinned-post-mobile (figma-screen-builder)</w:t>
+            </w:r>
+          </w:p>
+        </w:tc>
+        <w:tc>
+          <w:tcPr>
+            <w:tcW w:type="dxa" w:w="2300"/>
+          </w:tcPr>
+          <w:p>
+            <w:r>
+              <w:t>Open -- outside this brief's named scope; its own sized piece of work.</w:t>
             </w:r>
           </w:p>
         </w:tc>

--- a/docs/Soccernity_MVP_Build_Plan_v1.7.docx
+++ b/docs/Soccernity_MVP_Build_Plan_v1.7.docx
@@ -11695,7 +11695,7 @@
           </w:tcPr>
           <w:p>
             <w:r>
-              <w:t>Open — Categories icon accepted as interim. Admin Panel icon-library standardisation still open (flagged by every prior retrofit round). Converting the Admin Shell into a real component/instance set recommended as a follow-up, deferred here.</w:t>
+              <w:t>Open — Categories icon accepted as interim. Admin Panel icon-library standardisation still open (flagged by every prior retrofit round). Converting the Admin Shell into a real component/instance set recommended as a follow-up, deferred here. Icon-standardization + shell-componentization plan delivered by sprint-2/admin-panel-structural-pass (report sections 1-2) but NOT executed -- the componentization it all hinges on is a ~45-55-call structural refactor across 29 heterogeneous screens; recommended as its own dedicated session (Decision Log #180, founder-confirmed). Icon carbon: mapping approved (Moderation -&gt; carbon:gavel, Contest -&gt; carbon:trophy, Users -&gt; carbon:user--multiple which also closes #147, Articles -&gt; carbon:document, rest per report section 1.2).</w:t>
             </w:r>
           </w:p>
         </w:tc>
@@ -11737,7 +11737,7 @@
           </w:tcPr>
           <w:p>
             <w:r>
-              <w:t>Open — normalise all Admin Panel frames to 1184 tall and shift content, or accept the y-95 adaptation as canon.</w:t>
+              <w:t>Open — normalise all Admin Panel frames to 1184 tall and shift content, or accept the y-95 adaptation as canon. Frame-height plan delivered by sprint-2/admin-panel-structural-pass (report §3) but NOT executed (depends on #49/#180 componentization). Founder rule (Decision Log #177): 1184px is a FLOOR not a hard clamp -- grow the 16 screens at 1024 up to 1184; leave Appeal Review (1234) and Create Competition (1530) at their content-driven heights, no screen forced shorter.</w:t>
             </w:r>
           </w:p>
         </w:tc>
@@ -11779,7 +11779,7 @@
           </w:tcPr>
           <w:p>
             <w:r>
-              <w:t>Open — confirm the per-screen labels, and confirm whether form/sub-screens should carry a top-bar action at all when they already have an in-content submit button.</w:t>
+              <w:t>Open — confirm the per-screen labels, and confirm whether form/sub-screens should carry a top-bar action at all when they already have an in-content submit button. Per-screen top-bar-button KEEP/LOSE table delivered by sprint-2/admin-panel-structural-pass (report §5: KEEP 11, LOSE 15, already-removed 3) but NOT executed -- becomes a per-instance 'Show Action Button' boolean once the shell is componentized (Decision Log #180).</w:t>
             </w:r>
           </w:p>
         </w:tc>
@@ -11863,7 +11863,7 @@
           </w:tcPr>
           <w:p>
             <w:r>
-              <w:t>Open — the calendar component needs its own token-retrofit pass.</w:t>
+              <w:t>Open — the calendar component needs its own token-retrofit pass. Partially resolved by sprint-2/admin-panel-structural-pass (figma-design-system): the 'calendar 2' variant (2365:2034) of Calendar for scheduled task (2365:2033) -- the only variant instanced anywhere in the file, on Contest - Schedule Task (5403:6753) -- is fully token-bound (66 paints rebound to Soccernity Theme Light tokens; audit after: 103 bound, 0 unbound-visible). 5 opacity-0 / frosted-panel paints deliberately left unbound and disclosed (a bound paint takes the token's alpha, which would make the invisible adjacent-month days visible). The un-instanced 'calendar 1' variant (2363:2242) is still unbound -- see Decision Log #178, to be done in the same dedicated session as #180.</w:t>
             </w:r>
           </w:p>
         </w:tc>
@@ -16015,7 +16015,7 @@
           </w:tcPr>
           <w:p>
             <w:r>
-              <w:t>Open -- deferred. Fold into the Admin content-area retrofit family (Decision Log #52).</w:t>
+              <w:t>Open -- deferred. Fold into the Admin content-area retrofit family (Decision Log #52). Fix path identified by sprint-2/admin-panel-structural-pass: fi:A_users -&gt; carbon:user--multiple (a real-fill glyph) as part of the Item 1 icon standardization. Still open pending the #180 componentization session that carries that work.</w:t>
             </w:r>
           </w:p>
         </w:tc>
@@ -16183,7 +16183,7 @@
           </w:tcPr>
           <w:p>
             <w:r>
-              <w:t>Open -- minor; conservative choice (preserve each screen's existing sidebar geometry) made meanwhile.</w:t>
+              <w:t>Open -- minor; conservative choice (preserve each screen's existing sidebar geometry) made meanwhile. Sidebar geometry unification falls out of the Admin Shell component definition (sprint-2/admin-panel-structural-pass report §4): one geometry by construction (nav block fills sidebar height, SPACE_BETWEEN, Settings bottom-pinned at any frame height). NOT executed -- part of the #180 componentization session.</w:t>
             </w:r>
           </w:p>
         </w:tc>
@@ -17250,6 +17250,174 @@
           <w:p>
             <w:r>
               <w:t>Open -- outside this brief's named scope; its own sized piece of work.</w:t>
+            </w:r>
+          </w:p>
+        </w:tc>
+      </w:tr>
+      <w:tr>
+        <w:tc>
+          <w:tcPr>
+            <w:tcW w:type="dxa" w:w="500"/>
+          </w:tcPr>
+          <w:p>
+            <w:r>
+              <w:t>177</w:t>
+            </w:r>
+          </w:p>
+        </w:tc>
+        <w:tc>
+          <w:tcPr>
+            <w:tcW w:type="dxa" w:w="4700"/>
+          </w:tcPr>
+          <w:p>
+            <w:r>
+              <w:t>Admin frame-height normalization (Decision Log #50) has 2 outliers that exceed the proposed 1184px canon -- Admin -- Appeal Review (5796:8753, 1234px) and Admin -- Create Competition (5566:8033, 1530px, ~1450px of form content). Forcing them down to 1184 clips real content.</w:t>
+            </w:r>
+          </w:p>
+        </w:tc>
+        <w:tc>
+          <w:tcPr>
+            <w:tcW w:type="dxa" w:w="1850"/>
+          </w:tcPr>
+          <w:p>
+            <w:r>
+              <w:t>sprint-2/admin-panel-structural-pass (figma-design-system)</w:t>
+            </w:r>
+          </w:p>
+        </w:tc>
+        <w:tc>
+          <w:tcPr>
+            <w:tcW w:type="dxa" w:w="2300"/>
+          </w:tcPr>
+          <w:p>
+            <w:r>
+              <w:t>Resolved by the founder: 1184px is a FLOOR, not a hard clamp. Grow the 16 Admin screens currently at 1024px up to 1184px; leave any screen whose content genuinely needs more height (Appeal Review, Create Competition) at its content-driven height. No screen is forced shorter or redesigned to fit. Execution is part of the Decision Log #180 session.</w:t>
+            </w:r>
+          </w:p>
+        </w:tc>
+      </w:tr>
+      <w:tr>
+        <w:tc>
+          <w:tcPr>
+            <w:tcW w:type="dxa" w:w="500"/>
+          </w:tcPr>
+          <w:p>
+            <w:r>
+              <w:t>178</w:t>
+            </w:r>
+          </w:p>
+        </w:tc>
+        <w:tc>
+          <w:tcPr>
+            <w:tcW w:type="dxa" w:w="4700"/>
+          </w:tcPr>
+          <w:p>
+            <w:r>
+              <w:t>Calendar 'calendar 1' variant (2363:2242) is still un-retrofitted -- 48 unbound-visible paints -- after sprint-2/admin-panel-structural-pass bound 'calendar 2'. 'calendar 1' has 0 instances anywhere in the file (only 'calendar 2' is used, on Contest - Schedule Task).</w:t>
+            </w:r>
+          </w:p>
+        </w:tc>
+        <w:tc>
+          <w:tcPr>
+            <w:tcW w:type="dxa" w:w="1850"/>
+          </w:tcPr>
+          <w:p>
+            <w:r>
+              <w:t>sprint-2/admin-panel-structural-pass (figma-design-system)</w:t>
+            </w:r>
+          </w:p>
+        </w:tc>
+        <w:tc>
+          <w:tcPr>
+            <w:tcW w:type="dxa" w:w="2300"/>
+          </w:tcPr>
+          <w:p>
+            <w:r>
+              <w:t>Resolved by the founder: retrofit 'calendar 1' too, in the same dedicated session as Decision Log #180 (it is small and that session is already in the Admin/Figma context) rather than a separate micro-PR. Fully closes #53 when done.</w:t>
+            </w:r>
+          </w:p>
+        </w:tc>
+      </w:tr>
+      <w:tr>
+        <w:tc>
+          <w:tcPr>
+            <w:tcW w:type="dxa" w:w="500"/>
+          </w:tcPr>
+          <w:p>
+            <w:r>
+              <w:t>179</w:t>
+            </w:r>
+          </w:p>
+        </w:tc>
+        <w:tc>
+          <w:tcPr>
+            <w:tcW w:type="dxa" w:w="4700"/>
+          </w:tcPr>
+          <w:p>
+            <w:r>
+              <w:t>Admin sidebar icon-library standardization on carbon: (Decision Log #49) had 3 icons with no exact carbon: match -- Moderation (el:ban-circle), Contest (u:chat-bubble-user pennant), Articles (u:document-layout-left). The sidebar icons are hand-drawn vectors, not library instances, so 'standardize' = rename + redraw glyphs, best done once on the Item-2 component (9 edits) not 29x (261 edits).</w:t>
+            </w:r>
+          </w:p>
+        </w:tc>
+        <w:tc>
+          <w:tcPr>
+            <w:tcW w:type="dxa" w:w="1850"/>
+          </w:tcPr>
+          <w:p>
+            <w:r>
+              <w:t>sprint-2/admin-panel-structural-pass (figma-design-system)</w:t>
+            </w:r>
+          </w:p>
+        </w:tc>
+        <w:tc>
+          <w:tcPr>
+            <w:tcW w:type="dxa" w:w="2300"/>
+          </w:tcPr>
+          <w:p>
+            <w:r>
+              <w:t>Resolved by the founder: Moderation -&gt; carbon:gavel (adjudication/review reading, matches the queue's function); Contest -&gt; carbon:trophy (semantic clarity over pennant continuity); Articles -&gt; carbon:document (dropped 'left rule' detail immaterial). Full carbon: mapping in the report §1.2 approved. Execution is part of the Decision Log #180 session.</w:t>
+            </w:r>
+          </w:p>
+        </w:tc>
+      </w:tr>
+      <w:tr>
+        <w:tc>
+          <w:tcPr>
+            <w:tcW w:type="dxa" w:w="500"/>
+          </w:tcPr>
+          <w:p>
+            <w:r>
+              <w:t>180</w:t>
+            </w:r>
+          </w:p>
+        </w:tc>
+        <w:tc>
+          <w:tcPr>
+            <w:tcW w:type="dxa" w:w="4700"/>
+          </w:tcPr>
+          <w:p>
+            <w:r>
+              <w:t>Admin Shell componentization (Decision Log #49 Item 2) -- convert the unified Admin Shell (top bar + sidebar), currently applied as cloned/grouped layers per screen, into a real Figma COMPONENT_SET with instances. A ~45-55-call structural refactor across 29 heterogeneous screens (2 shell topologies, 4 frame heights) with real content-clipping risk. Decision Log #49 (icons) / #50 (heights) / #51 (top-bar button) / #151 (sidebar geometry) / #147 (Users icon) / #178 (calendar 1) all depend on it and become one-line-per-instance fast-follows once it exists.</w:t>
+            </w:r>
+          </w:p>
+        </w:tc>
+        <w:tc>
+          <w:tcPr>
+            <w:tcW w:type="dxa" w:w="1850"/>
+          </w:tcPr>
+          <w:p>
+            <w:r>
+              <w:t>sprint-2/admin-panel-structural-pass (figma-design-system)</w:t>
+            </w:r>
+          </w:p>
+        </w:tc>
+        <w:tc>
+          <w:tcPr>
+            <w:tcW w:type="dxa" w:w="2300"/>
+          </w:tcPr>
+          <w:p>
+            <w:r>
+              <w:t>Resolved by the founder: dispatch as its own dedicated figma-design-system session, then Items 1/3/4/5 + #178 as its fast-follow -- matching how PRs #102/#110/#130/#131 were each scoped. The executable build+swap plan and 29-screen inventory are in the sprint-2/admin-panel-structural-pass report (sections 2 and 7). All prerequisite founder picks (icons #179, height rule #177) are now made.</w:t>
             </w:r>
           </w:p>
         </w:tc>

--- a/docs/Soccernity_MVP_Build_Plan_v1.7.docx
+++ b/docs/Soccernity_MVP_Build_Plan_v1.7.docx
@@ -13575,9 +13575,56 @@
             <w:tcW w:type="dxa" w:w="2300"/>
           </w:tcPr>
           <w:p>
+            <w:r>
+              <w:t>Superseded. Discovered while attempting DL #88’s follow-up. Building bell artwork into these node IDs (the brief’s Task 1 as written) would turn ~85 avatars file-wide into bells-behind-photos, so it was not done. Recommended: (a) rename 2819:4090 / 2819:4089 to Avatar/plain and Avatar/with status dot; retire the #fa0606 dot on 2819:4089 — replace with a brand/green presence dot (matching the room-row status-dot precedent) or drop it; (b) build the Navbar bell as a NEW Notification Bell component set (see #95), added to the logged-in Navbar action cluster between the messages glyph and the avatar. Blocked on founder/design-lead confirmation that the round Navbar photo is the user avatar (it opens the account-style Dropdown menu/* menu, so it clearly is).  [SUPERSEDED by sprint-2/avatar-notification-dropdown-wiring]: founder override — NO new Notification Bell component is built; the existing round avatar component IS the notification indicator (click opens the account dropdown; its Notification row carries the unread counter and links to the Notification Centre). See #99–#103.</w:t>
+            </w:r>
             <w:r/>
-            <w:r>
-              <w:t>Open. Discovered while attempting DL #88’s follow-up. Building bell artwork into these node IDs (the brief’s Task 1 as written) would turn ~85 avatars file-wide into bells-behind-photos, so it was not done. Recommended: (a) rename 2819:4090 / 2819:4089 to Avatar/plain and Avatar/with status dot; retire the #fa0606 dot on 2819:4089 — replace with a brand/green presence dot (matching the room-row status-dot precedent) or drop it; (b) build the Navbar bell as a NEW Notification Bell component set (see #95), added to the logged-in Navbar action cluster between the messages glyph and the avatar. Blocked on founder/design-lead confirmation that the round Navbar photo is the user avatar (it opens the account-style Dropdown menu/* menu, so it clearly is).</w:t>
+            <w:r/>
+          </w:p>
+        </w:tc>
+      </w:tr>
+      <w:tr>
+        <w:tc>
+          <w:tcPr>
+            <w:tcW w:type="dxa" w:w="500"/>
+          </w:tcPr>
+          <w:p>
+            <w:r/>
+            <w:r>
+              <w:t>94</w:t>
+            </w:r>
+          </w:p>
+        </w:tc>
+        <w:tc>
+          <w:tcPr>
+            <w:tcW w:type="dxa" w:w="4700"/>
+          </w:tcPr>
+          <w:p>
+            <w:r/>
+            <w:r>
+              <w:t>Should the notification bell appear on the logged-out Navbar variants (header 7, header 7 — mobile)?</w:t>
+            </w:r>
+          </w:p>
+        </w:tc>
+        <w:tc>
+          <w:tcPr>
+            <w:tcW w:type="dxa" w:w="1850"/>
+          </w:tcPr>
+          <w:p>
+            <w:r/>
+            <w:r>
+              <w:t>sprint-2/notification-bell-navbar-slot report</w:t>
+            </w:r>
+          </w:p>
+        </w:tc>
+        <w:tc>
+          <w:tcPr>
+            <w:tcW w:type="dxa" w:w="2300"/>
+          </w:tcPr>
+          <w:p>
+            <w:r/>
+            <w:r>
+              <w:t>Proposed (recommend accept): bell on logged-in variants only (header 4, header 4 — mobile). Notifications require an account. Not yet built — depends on #93. Separately flagged: header 7 currently carries a covered/overlapping avatar instance (2841:4177), likely a pre-existing bug worth its own check.</w:t>
             </w:r>
             <w:r>
               <w:t xml:space="preserve">  [SUPERSEDED by sprint-2/avatar-notification-dropdown-wiring]: founder override — NO new Notification Bell component is built; the existing round avatar component IS the notification indicator (click opens the account dropdown; its Notification row carries the unread counter and links to the Notification Centre). See #99–#103.</w:t>
@@ -13593,7 +13640,7 @@
           <w:p>
             <w:r/>
             <w:r>
-              <w:t>94</w:t>
+              <w:t>95</w:t>
             </w:r>
           </w:p>
         </w:tc>
@@ -13604,7 +13651,7 @@
           <w:p>
             <w:r/>
             <w:r>
-              <w:t>Should the notification bell appear on the logged-out Navbar variants (header 7, header 7 — mobile)?</w:t>
+              <w:t>How does the Navbar bell express read vs unread state?</w:t>
             </w:r>
           </w:p>
         </w:tc>
@@ -13626,7 +13673,7 @@
           <w:p>
             <w:r/>
             <w:r>
-              <w:t>Proposed (recommend accept): bell on logged-in variants only (header 4, header 4 — mobile). Notifications require an account. Not yet built — depends on #93. Separately flagged: header 7 currently carries a covered/overlapping avatar instance (2841:4177), likely a pre-existing bug worth its own check.</w:t>
+              <w:t>Proposed (recommend accept): a Has Unread boolean variant property (False default / True) on a new Notification Bell component set, swappable per instance. True variant adds the navy count-pill (frame brand/navy + number text color/text/on-navy) copied from Dropdown menu/notification on (Frame 5882 / 2841:5375-6) and PR #112’s Unread Count Badge (5640:7915). Bell glyph stroke = brand/navy. No #fa0606. Not yet built — depends on #93.</w:t>
             </w:r>
             <w:r>
               <w:t xml:space="preserve">  [SUPERSEDED by sprint-2/avatar-notification-dropdown-wiring]: founder override — NO new Notification Bell component is built; the existing round avatar component IS the notification indicator (click opens the account dropdown; its Notification row carries the unread counter and links to the Notification Centre). See #99–#103.</w:t>
@@ -13642,7 +13689,7 @@
           <w:p>
             <w:r/>
             <w:r>
-              <w:t>95</w:t>
+              <w:t>96</w:t>
             </w:r>
           </w:p>
         </w:tc>
@@ -13653,7 +13700,7 @@
           <w:p>
             <w:r/>
             <w:r>
-              <w:t>How does the Navbar bell express read vs unread state?</w:t>
+              <w:t>Does the Navbar bell open the existing account-style Dropdown menu/* components, or does it need a dedicated notification-preview dropdown? And what does "See all notifications" link to?</w:t>
             </w:r>
           </w:p>
         </w:tc>
@@ -13673,13 +13720,11 @@
             <w:tcW w:type="dxa" w:w="2300"/>
           </w:tcPr>
           <w:p>
+            <w:r>
+              <w:t>Superseded. Dropdown menu/no notification (2841:5361) and Dropdown menu/notification on (2841:5363) have 0 instances and no prototype wiring anywhere — there is no existing interaction pattern to mirror, and both are account menus (Profile / Message / Notification / Settings / Log out), not notification lists. If reused: bell state maps to dropdown state (empty bell → no notification, badged bell → notification on), and a "See all notifications" row is added to the notification-on dropdown navigating to the PR #112 Notification Centre — 5640:7815 (desktop) / 5643:8003 (mobile). Founder may prefer a purpose-built notification-preview list instead.  [SUPERSEDED by sprint-2/avatar-notification-dropdown-wiring]: founder override — NO new Notification Bell component is built; the existing round avatar component IS the notification indicator (click opens the account dropdown; its Notification row carries the unread counter and links to the Notification Centre). See #99–#103.</w:t>
+            </w:r>
             <w:r/>
-            <w:r>
-              <w:t>Proposed (recommend accept): a Has Unread boolean variant property (False default / True) on a new Notification Bell component set, swappable per instance. True variant adds the navy count-pill (frame brand/navy + number text color/text/on-navy) copied from Dropdown menu/notification on (Frame 5882 / 2841:5375-6) and PR #112’s Unread Count Badge (5640:7915). Bell glyph stroke = brand/navy. No #fa0606. Not yet built — depends on #93.</w:t>
-            </w:r>
-            <w:r>
-              <w:t xml:space="preserve">  [SUPERSEDED by sprint-2/avatar-notification-dropdown-wiring]: founder override — NO new Notification Bell component is built; the existing round avatar component IS the notification indicator (click opens the account dropdown; its Notification row carries the unread counter and links to the Notification Centre). See #99–#103.</w:t>
-            </w:r>
+            <w:r/>
           </w:p>
         </w:tc>
       </w:tr>
@@ -13691,7 +13736,7 @@
           <w:p>
             <w:r/>
             <w:r>
-              <w:t>96</w:t>
+              <w:t>97</w:t>
             </w:r>
           </w:p>
         </w:tc>
@@ -13702,7 +13747,7 @@
           <w:p>
             <w:r/>
             <w:r>
-              <w:t>Does the Navbar bell open the existing account-style Dropdown menu/* components, or does it need a dedicated notification-preview dropdown? And what does "See all notifications" link to?</w:t>
+              <w:t>File-wide off-palette red #fa0606 / near-red usages outside the notification bell — what token replaces them, given there is no color/action/destructive token (non-negotiable #3)?</w:t>
             </w:r>
           </w:p>
         </w:tc>
@@ -13722,13 +13767,11 @@
             <w:tcW w:type="dxa" w:w="2300"/>
           </w:tcPr>
           <w:p>
+            <w:r>
+              <w:t>Resolved (flag only — not touched this pass, per the task’s instruction to flag rather than change unrelated content). Found in: Sports Hub H2H (756:11) &amp; Standing (756:6433) win/loss form indicators (Rectangle 99, ~36 nodes); Admin Categories (128:488), Categories - Add Category (138:93), Users - team members (917:218) table-cell blocks (Rectangle 43, ~3); Mobile Drop Down Components (1870:2753) &amp; Messages mobile window 3 "Block User" labels (~4). All predate this task. Needs its own sweep + a decision on introducing a negative/destructive semantic token vs. deriving from the two-colour palette.  [RESOLVED by sprint-2/avatar-notification-dropdown-wiring]: founder authorised a semantic/alert COLOR token (VariableID:5670:8226, #FA0606, same value Light and Dark) as a deliberate exception to non-negotiable #3 — red retained ONLY as a semantic loss/destructive/alert colour. All loose #fa0606 paints (110) rebound to it: Sports Hub H2H/Standing loss dots (Rectangle 99 ×29 + Rectangle 101 ×1), Admin table-cell blocks (Rectangle 43 ×3), Block User labels ×4 + block icons ×3, and 70 ant-design:delete-outlined trash-icon vectors found in the same audit. Excluded: 1 — the #fa0606 fill inside the YouTube-logo vector (761:13), an external brand mark. See #99.</w:t>
+            </w:r>
             <w:r/>
-            <w:r>
-              <w:t>Open. Dropdown menu/no notification (2841:5361) and Dropdown menu/notification on (2841:5363) have 0 instances and no prototype wiring anywhere — there is no existing interaction pattern to mirror, and both are account menus (Profile / Message / Notification / Settings / Log out), not notification lists. If reused: bell state maps to dropdown state (empty bell → no notification, badged bell → notification on), and a "See all notifications" row is added to the notification-on dropdown navigating to the PR #112 Notification Centre — 5640:7815 (desktop) / 5643:8003 (mobile). Founder may prefer a purpose-built notification-preview list instead.</w:t>
-            </w:r>
-            <w:r>
-              <w:t xml:space="preserve">  [SUPERSEDED by sprint-2/avatar-notification-dropdown-wiring]: founder override — NO new Notification Bell component is built; the existing round avatar component IS the notification indicator (click opens the account dropdown; its Notification row carries the unread counter and links to the Notification Centre). See #99–#103.</w:t>
-            </w:r>
+            <w:r/>
           </w:p>
         </w:tc>
       </w:tr>
@@ -13740,7 +13783,7 @@
           <w:p>
             <w:r/>
             <w:r>
-              <w:t>97</w:t>
+              <w:t>98</w:t>
             </w:r>
           </w:p>
         </w:tc>
@@ -13751,7 +13794,7 @@
           <w:p>
             <w:r/>
             <w:r>
-              <w:t>File-wide off-palette red #fa0606 / near-red usages outside the notification bell — what token replaces them, given there is no color/action/destructive token (non-negotiable #3)?</w:t>
+              <w:t>Bants desktop room rows have a single status dot; mobile rows (PR #112) have an active/inactive distinction (Status Dot — active / — inactive).</w:t>
             </w:r>
           </w:p>
         </w:tc>
@@ -13773,10 +13816,7 @@
           <w:p>
             <w:r/>
             <w:r>
-              <w:t>Open (flag only — not touched this pass, per the task’s instruction to flag rather than change unrelated content). Found in: Sports Hub H2H (756:11) &amp; Standing (756:6433) win/loss form indicators (Rectangle 99, ~36 nodes); Admin Categories (128:488), Categories - Add Category (138:93), Users - team members (917:218) table-cell blocks (Rectangle 43, ~3); Mobile Drop Down Components (1870:2753) &amp; Messages mobile window 3 "Block User" labels (~4). All predate this task. Needs its own sweep + a decision on introducing a negative/destructive semantic token vs. deriving from the two-colour palette.</w:t>
-            </w:r>
-            <w:r>
-              <w:t xml:space="preserve">  [RESOLVED by sprint-2/avatar-notification-dropdown-wiring]: founder authorised a semantic/alert COLOR token (VariableID:5670:8226, #FA0606, same value Light and Dark) as a deliberate exception to non-negotiable #3 — red retained ONLY as a semantic loss/destructive/alert colour. All loose #fa0606 paints (110) rebound to it: Sports Hub H2H/Standing loss dots (Rectangle 99 ×29 + Rectangle 101 ×1), Admin table-cell blocks (Rectangle 43 ×3), Block User labels ×4 + block icons ×3, and 70 ant-design:delete-outlined trash-icon vectors found in the same audit. Excluded: 1 — the #fa0606 fill inside the YouTube-logo vector (761:13), an external brand mark. See #99.</w:t>
+              <w:t>Partially addressed: the desktop dot (Ellipse 67 in Group 403 / 2353:1610, 102 instances) was off-palette amber #DBA111 and is now bound to brand/green. Giving desktop rows a real active/inactive variant/boolean (to match mobile’s color/icon/inactive treatment for inactive rooms) is out of scope here — flagged for follow-up.</w:t>
             </w:r>
           </w:p>
         </w:tc>
@@ -13789,7 +13829,7 @@
           <w:p>
             <w:r/>
             <w:r>
-              <w:t>98</w:t>
+              <w:t>99</w:t>
             </w:r>
           </w:p>
         </w:tc>
@@ -13800,7 +13840,7 @@
           <w:p>
             <w:r/>
             <w:r>
-              <w:t>Bants desktop room rows have a single status dot; mobile rows (PR #112) have an active/inactive distinction (Status Dot — active / — inactive).</w:t>
+              <w:t>Naming and Light/Dark values for the semantic red token retained as a founder-authorised exception to non-negotiable #3.</w:t>
             </w:r>
           </w:p>
         </w:tc>
@@ -13811,7 +13851,7 @@
           <w:p>
             <w:r/>
             <w:r>
-              <w:t>sprint-2/notification-bell-navbar-slot report</w:t>
+              <w:t>sprint-2/avatar-notification-dropdown-wiring report</w:t>
             </w:r>
           </w:p>
         </w:tc>
@@ -13822,7 +13862,7 @@
           <w:p>
             <w:r/>
             <w:r>
-              <w:t>Partially addressed: the desktop dot (Ellipse 67 in Group 403 / 2353:1610, 102 instances) was off-palette amber #DBA111 and is now bound to brand/green. Giving desktop rows a real active/inactive variant/boolean (to match mobile’s color/icon/inactive treatment for inactive rooms) is out of scope here — flagged for follow-up.</w:t>
+              <w:t>Resolved. Token: semantic/alert (VariableID:5670:8226) in the Soccernity Theme collection (VariableCollectionId:5096:2). Value #FA0606 kept as-is (it is already the value in ~110 places — a pure hex→token rebind, zero visual change) in BOTH Light and Dark modes: every use is a small non-text indicator, and a distinct dark red would risk reading as a different state; revisit the Dark value only if a future contrast pass finds a specific text use failing, and disclose it then. This is a deliberate, founder-authorised exception to the two-colour palette rule — red is permitted ONLY as a semantic loss / destructive / alert colour, now a single auditable bound token rather than loose hex. Bound at 2819:4084 (avatar unread dot) and across the 110 paints listed in #97.</w:t>
             </w:r>
           </w:p>
         </w:tc>
@@ -13835,7 +13875,7 @@
           <w:p>
             <w:r/>
             <w:r>
-              <w:t>99</w:t>
+              <w:t>100</w:t>
             </w:r>
           </w:p>
         </w:tc>
@@ -13846,7 +13886,7 @@
           <w:p>
             <w:r/>
             <w:r>
-              <w:t>Naming and Light/Dark values for the semantic red token retained as a founder-authorised exception to non-negotiable #3.</w:t>
+              <w:t>Should the avatar→account-dropdown click interaction live on the shared Avatar component or per Navbar instance?</w:t>
             </w:r>
           </w:p>
         </w:tc>
@@ -13868,7 +13908,7 @@
           <w:p>
             <w:r/>
             <w:r>
-              <w:t>Resolved. Token: semantic/alert (VariableID:5670:8226) in the Soccernity Theme collection (VariableCollectionId:5096:2). Value #FA0606 kept as-is (it is already the value in ~110 places — a pure hex→token rebind, zero visual change) in BOTH Light and Dark modes: every use is a small non-text indicator, and a distinct dark red would risk reading as a different state; revisit the Dark value only if a future contrast pass finds a specific text use failing, and disclose it then. This is a deliberate, founder-authorised exception to the two-colour palette rule — red is permitted ONLY as a semantic loss / destructive / alert colour, now a single auditable bound token rather than loose hex. Bound at 2819:4084 (avatar unread dot) and across the 110 paints listed in #97.</w:t>
+              <w:t>Resolved: per Navbar instance. The Avatar component has ~85 instances across the file (post authors, comment authors, member lists, etc.) — wiring the overlay on the component would make every one of them open the current user's account menu. ON_CLICK → OPEN_OVERLAY was wired only on the logged-in Navbar avatar instances: 2838:3579 (header 4 desktop) and 5387:7675 (header 4 — mobile), → Dropdown menu/no notification (2841:5361). The Avatar/notification component's own stale overlay target was corrected 2841:5361 → 2841:5363 (0 instances today, so harmless — makes a future instance swap inherit the right dropdown).</w:t>
             </w:r>
           </w:p>
         </w:tc>
@@ -13881,7 +13921,7 @@
           <w:p>
             <w:r/>
             <w:r>
-              <w:t>100</w:t>
+              <w:t>101</w:t>
             </w:r>
           </w:p>
         </w:tc>
@@ -13892,7 +13932,7 @@
           <w:p>
             <w:r/>
             <w:r>
-              <w:t>Should the avatar→account-dropdown click interaction live on the shared Avatar component or per Navbar instance?</w:t>
+              <w:t>The two Dropdown menu components are shared between desktop and mobile; a prototype reaction carries one target. Where does the Notification row route?</w:t>
             </w:r>
           </w:p>
         </w:tc>
@@ -13914,7 +13954,10 @@
           <w:p>
             <w:r/>
             <w:r>
-              <w:t>Resolved: per Navbar instance. The Avatar component has ~85 instances across the file (post authors, comment authors, member lists, etc.) — wiring the overlay on the component would make every one of them open the current user's account menu. ON_CLICK → OPEN_OVERLAY was wired only on the logged-in Navbar avatar instances: 2838:3579 (header 4 desktop) and 5387:7675 (header 4 — mobile), → Dropdown menu/no notification (2841:5361). The Avatar/notification component's own stale overlay target was corrected 2841:5361 → 2841:5363 (0 instances today, so harmless — makes a future instance swap inherit the right dropdown).</w:t>
+              <w:t>Resolved for now, with a follow-up. ON_CLICK → NAVIGATE from the Notification row of both dropdowns (2841:5368 in "notification on", 2819:4077 in "no notification") routes to the DESKTOP Notification Centre 5640:7815 only. Routing mobile contexts to 5643:8003 needs a mobile-specific dropdown variant — open follow-up, not built here.</w:t>
+            </w:r>
+            <w:r>
+              <w:t xml:space="preserve">  [RESOLVED by sprint-2/avatar-dropdown-variant-sets]: the mobile account-dropdown Notification row now navigates to the MOBILE Notification Centre (5643:8003) via a dedicated Dropdown menu/mobile - * component pair (5685:9300 / 5685:9312); the header 4 - mobile avatar overlay (5387:7675) points at it. Desktop keeps 5640:7815. Dropdown sizing: no mobile-resized variant needed - the 146x142 anchored menu fits the 390/428px mobile navbar; only the nav target differs. See #105.</w:t>
             </w:r>
           </w:p>
         </w:tc>
@@ -13927,7 +13970,7 @@
           <w:p>
             <w:r/>
             <w:r>
-              <w:t>101</w:t>
+              <w:t>102</w:t>
             </w:r>
           </w:p>
         </w:tc>
@@ -13938,7 +13981,7 @@
           <w:p>
             <w:r/>
             <w:r>
-              <w:t>The two Dropdown menu components are shared between desktop and mobile; a prototype reaction carries one target. Where does the Notification row route?</w:t>
+              <w:t>The logged-out desktop Navbar variant "header 7" (2841:4104) carries a stray avatar instance (2841:4177).</w:t>
             </w:r>
           </w:p>
         </w:tc>
@@ -13958,13 +14001,11 @@
             <w:tcW w:type="dxa" w:w="2300"/>
           </w:tcPr>
           <w:p>
+            <w:r>
+              <w:t>Resolved — recommend removal, pending founder OK. It contradicts the confirmed model (logged-out variants have no avatar and no account dropdown — "header 7 — mobile" correctly has none). Left in place and unwired (0 reactions) this pass rather than deleted from a shared component without confirmation.  [RESOLVED by sprint-2/avatar-dropdown-variant-sets]: the stray absolutely-positioned, z-order-hidden avatar instance 2841:4177 was removed from header 7 (2841:4104). Zero visual/layout change (screenshot diff clean on header 7 + Login/Register/Home/Forgot-Password-Sent; Login button and nav icons are absolute-positioned and did not move).</w:t>
+            </w:r>
             <w:r/>
-            <w:r>
-              <w:t>Resolved for now, with a follow-up. ON_CLICK → NAVIGATE from the Notification row of both dropdowns (2841:5368 in "notification on", 2819:4077 in "no notification") routes to the DESKTOP Notification Centre 5640:7815 only. Routing mobile contexts to 5643:8003 needs a mobile-specific dropdown variant — open follow-up, not built here.</w:t>
-            </w:r>
-            <w:r>
-              <w:t xml:space="preserve">  [RESOLVED by sprint-2/avatar-dropdown-variant-sets]: the mobile account-dropdown Notification row now navigates to the MOBILE Notification Centre (5643:8003) via a dedicated Dropdown menu/mobile - * component pair (5685:9300 / 5685:9312); the header 4 - mobile avatar overlay (5387:7675) points at it. Desktop keeps 5640:7815. Dropdown sizing: no mobile-resized variant needed - the 146x142 anchored menu fits the 390/428px mobile navbar; only the nav target differs. See #105.</w:t>
-            </w:r>
+            <w:r/>
           </w:p>
         </w:tc>
       </w:tr>
@@ -13976,7 +14017,7 @@
           <w:p>
             <w:r/>
             <w:r>
-              <w:t>102</w:t>
+              <w:t>103</w:t>
             </w:r>
           </w:p>
         </w:tc>
@@ -13987,7 +14028,7 @@
           <w:p>
             <w:r/>
             <w:r>
-              <w:t>The logged-out desktop Navbar variant "header 7" (2841:4104) carries a stray avatar instance (2841:4177).</w:t>
+              <w:t>Combine the two Avatar/* components and the two Dropdown menu/* components into variant sets with a Has Unread boolean.</w:t>
             </w:r>
           </w:p>
         </w:tc>
@@ -14007,13 +14048,11 @@
             <w:tcW w:type="dxa" w:w="2300"/>
           </w:tcPr>
           <w:p>
+            <w:r>
+              <w:t>Resolved follow-up. Today the read/unread states are two loose components each, and switching an instance means a manual component swap plus retargeting the overlay reaction. A Has Unread boolean variant on each set would let one instance-level toggle flip both the avatar dot and which dropdown opens. Supersedes PR #113's DL #95 (which proposed the same boolean on a NEW bell component that is no longer being built). Also open from the same area: overlayBackgroundInteraction = CLOSE_ON_CLICK_OUTSIDE could not be set (read-only on COMPONENT nodes) — click-outside-to-dismiss is a follow-up.  [RESOLVED (partial by design) by sprint-2/avatar-dropdown-variant-sets]: Avatar/no notification (2819:4090) + Avatar/notification (2819:4089) are now the Avatar COMPONENT_SET (5685:9241), property Has Unread (boolean, default false); all 78 live instances on page 0:1 re-point cleanly, appearance and per-instance overlay reactions unchanged. Dropdown menu/* was deliberately NOT combined - Figma rejects a COMPONENT that is a variant inside a COMPONENT_SET as an OPEN_OVERLAY destination (see #104), which broke every avatar-&gt;dropdown overlay; it stays a slash-named family (see #105). Click-outside-dismiss: not settable via the plugin API (overlayBackgroundInteraction is readonly on every node type) - it is a one-checkbox manual step in the Figma desktop UI on the 3 avatar Open Overlay interactions (2838:3579, 5387:7675, 2819:4089) and a non-issue for figma-to-code (standard backdrop / useOnClickOutside). See #106.</w:t>
+            </w:r>
             <w:r/>
-            <w:r>
-              <w:t>Open — recommend removal, pending founder OK. It contradicts the confirmed model (logged-out variants have no avatar and no account dropdown — "header 7 — mobile" correctly has none). Left in place and unwired (0 reactions) this pass rather than deleted from a shared component without confirmation.</w:t>
-            </w:r>
-            <w:r>
-              <w:t xml:space="preserve">  [RESOLVED by sprint-2/avatar-dropdown-variant-sets]: the stray absolutely-positioned, z-order-hidden avatar instance 2841:4177 was removed from header 7 (2841:4104). Zero visual/layout change (screenshot diff clean on header 7 + Login/Register/Home/Forgot-Password-Sent; Login button and nav icons are absolute-positioned and did not move).</w:t>
-            </w:r>
+            <w:r/>
           </w:p>
         </w:tc>
       </w:tr>
@@ -14025,7 +14064,7 @@
           <w:p>
             <w:r/>
             <w:r>
-              <w:t>103</w:t>
+              <w:t>104</w:t>
             </w:r>
           </w:p>
         </w:tc>
@@ -14036,7 +14075,7 @@
           <w:p>
             <w:r/>
             <w:r>
-              <w:t>Combine the two Avatar/* components and the two Dropdown menu/* components into variant sets with a Has Unread boolean.</w:t>
+              <w:t>Figma limitation for future component work: can a COMPONENT that is a variant inside a COMPONENT_SET be an OPEN_OVERLAY destination?</w:t>
             </w:r>
           </w:p>
         </w:tc>
@@ -14047,7 +14086,7 @@
           <w:p>
             <w:r/>
             <w:r>
-              <w:t>sprint-2/avatar-notification-dropdown-wiring report</w:t>
+              <w:t>sprint-2/avatar-dropdown-variant-sets report</w:t>
             </w:r>
           </w:p>
         </w:tc>
@@ -14058,10 +14097,7 @@
           <w:p>
             <w:r/>
             <w:r>
-              <w:t>Open follow-up. Today the read/unread states are two loose components each, and switching an instance means a manual component swap plus retargeting the overlay reaction. A Has Unread boolean variant on each set would let one instance-level toggle flip both the avatar dot and which dropdown opens. Supersedes PR #113's DL #95 (which proposed the same boolean on a NEW bell component that is no longer being built). Also open from the same area: overlayBackgroundInteraction = CLOSE_ON_CLICK_OUTSIDE could not be set (read-only on COMPONENT nodes) — click-outside-to-dismiss is a follow-up.</w:t>
-            </w:r>
-            <w:r>
-              <w:t xml:space="preserve">  [RESOLVED (partial by design) by sprint-2/avatar-dropdown-variant-sets]: Avatar/no notification (2819:4090) + Avatar/notification (2819:4089) are now the Avatar COMPONENT_SET (5685:9241), property Has Unread (boolean, default false); all 78 live instances on page 0:1 re-point cleanly, appearance and per-instance overlay reactions unchanged. Dropdown menu/* was deliberately NOT combined - Figma rejects a COMPONENT that is a variant inside a COMPONENT_SET as an OPEN_OVERLAY destination (see #104), which broke every avatar-&gt;dropdown overlay; it stays a slash-named family (see #105). Click-outside-dismiss: not settable via the plugin API (overlayBackgroundInteraction is readonly on every node type) - it is a one-checkbox manual step in the Figma desktop UI on the 3 avatar Open Overlay interactions (2838:3579, 5387:7675, 2819:4089) and a non-issue for figma-to-code (standard backdrop / useOnClickOutside). See #106.</w:t>
+              <w:t>Resolved (recorded as a constraint). No - Figma rejects it ("destination ... was rejected ... not reachable from this source"). Overlay-target components (menus, popovers, dropdowns, toasts) must stay standalone / slash-named, NOT variant sets. A variant used as an overlay SOURCE is fine (verified: the Avatar set's Has Unread=true variant re-set its own overlay reaction cleanly). Discovered while attempting DL #103 - the two account dropdowns were tried as a set and reverted.</w:t>
             </w:r>
           </w:p>
         </w:tc>
@@ -14074,7 +14110,7 @@
           <w:p>
             <w:r/>
             <w:r>
-              <w:t>104</w:t>
+              <w:t>105</w:t>
             </w:r>
           </w:p>
         </w:tc>
@@ -14085,7 +14121,7 @@
           <w:p>
             <w:r/>
             <w:r>
-              <w:t>Figma limitation for future component work: can a COMPONENT that is a variant inside a COMPONENT_SET be an OPEN_OVERLAY destination?</w:t>
+              <w:t>The account dropdown is a 4-member slash-named family, not a Breakpoint x Has Unread variant set.</w:t>
             </w:r>
           </w:p>
         </w:tc>
@@ -14107,7 +14143,7 @@
           <w:p>
             <w:r/>
             <w:r>
-              <w:t>Resolved (recorded as a constraint). No - Figma rejects it ("destination ... was rejected ... not reachable from this source"). Overlay-target components (menus, popovers, dropdowns, toasts) must stay standalone / slash-named, NOT variant sets. A variant used as an overlay SOURCE is fine (verified: the Avatar set's Has Unread=true variant re-set its own overlay reaction cleanly). Discovered while attempting DL #103 - the two account dropdowns were tried as a set and reverted.</w:t>
+              <w:t>Resolved (accepted, with a revisit condition). Dropdown menu/{,mobile - }{no notification,notification on} (2841:5361 / 2841:5363 / 5685:9300 / 5685:9312) - four loose components purely to carry desktop vs mobile NAVIGATE targets (5640:7815 vs 5643:8003), because #104 blocks a variant set here. If Figma later allows variant-set overlay destinations, collapse to a Breakpoint x Has Unread set.</w:t>
             </w:r>
           </w:p>
         </w:tc>
@@ -14120,7 +14156,7 @@
           <w:p>
             <w:r/>
             <w:r>
-              <w:t>105</w:t>
+              <w:t>106</w:t>
             </w:r>
           </w:p>
         </w:tc>
@@ -14131,7 +14167,7 @@
           <w:p>
             <w:r/>
             <w:r>
-              <w:t>The account dropdown is a 4-member slash-named family, not a Breakpoint x Has Unread variant set.</w:t>
+              <w:t>Click-outside-to-dismiss on the account dropdown overlay.</w:t>
             </w:r>
           </w:p>
         </w:tc>
@@ -14153,7 +14189,7 @@
           <w:p>
             <w:r/>
             <w:r>
-              <w:t>Resolved (accepted, with a revisit condition). Dropdown menu/{,mobile - }{no notification,notification on} (2841:5361 / 2841:5363 / 5685:9300 / 5685:9312) - four loose components purely to carry desktop vs mobile NAVIGATE targets (5640:7815 vs 5643:8003), because #104 blocks a variant set here. If Figma later allows variant-set overlay destinations, collapse to a Breakpoint x Has Unread set.</w:t>
+              <w:t>Open (manual follow-up). overlayBackgroundInteraction is declared readonly across the use_figma plugin API on every node type tested (COMPONENT and FRAME both throw; .d.ts confirms) - PR #114's note that it is "settable only on instances" is inaccurate for this environment; it is writable nowhere via the API, and the dropdowns have no instances. It is NOT blocked in Figma itself - a designer ticks "Close when clicking outside" on the 3 avatar Open Overlay interactions (2838:3579, 5387:7675, 2819:4089) in the desktop UI. Non-issue for figma-to-code (standard backdrop onClick / useOnClickOutside).</w:t>
             </w:r>
           </w:p>
         </w:tc>
@@ -14166,7 +14202,7 @@
           <w:p>
             <w:r/>
             <w:r>
-              <w:t>106</w:t>
+              <w:t>107</w:t>
             </w:r>
           </w:p>
         </w:tc>
@@ -14177,7 +14213,7 @@
           <w:p>
             <w:r/>
             <w:r>
-              <w:t>Click-outside-to-dismiss on the account dropdown overlay.</w:t>
+              <w:t>New Settings Toggle component vs. reusing the existing Toggle Switch (2927:10195).</w:t>
             </w:r>
           </w:p>
         </w:tc>
@@ -14188,7 +14224,7 @@
           <w:p>
             <w:r/>
             <w:r>
-              <w:t>sprint-2/avatar-dropdown-variant-sets report</w:t>
+              <w:t>sprint-2/mobile-settings-community-message-rebuild report</w:t>
             </w:r>
           </w:p>
         </w:tc>
@@ -14199,7 +14235,7 @@
           <w:p>
             <w:r/>
             <w:r>
-              <w:t>Open (manual follow-up). overlayBackgroundInteraction is declared readonly across the use_figma plugin API on every node type tested (COMPONENT and FRAME both throw; .d.ts confirms) - PR #114's note that it is "settable only on instances" is inaccurate for this environment; it is writable nowhere via the API, and the dropdowns have no instances. It is NOT blocked in Figma itself - a designer ticks "Close when clicking outside" on the 3 avatar Open Overlay interactions (2838:3579, 5387:7675, 2819:4089) in the desktop UI. Non-issue for figma-to-code (standard backdrop onClick / useOnClickOutside).</w:t>
+              <w:t>Resolved: built a new Settings Toggle COMPONENT_SET (5694:8219, State=On/Off) reusing only the visual language (green-wash rail, navy knob). 2927:10195 is a broken orphan - 92x87, two stacked instances not variants, a 10px rail, a child outside its own bounds, 0 instances file-wide. Recommend deleting 2927:10195.</w:t>
             </w:r>
           </w:p>
         </w:tc>
@@ -14212,7 +14248,7 @@
           <w:p>
             <w:r/>
             <w:r>
-              <w:t>107</w:t>
+              <w:t>108</w:t>
             </w:r>
           </w:p>
         </w:tc>
@@ -14223,7 +14259,7 @@
           <w:p>
             <w:r/>
             <w:r>
-              <w:t>New Settings Toggle component vs. reusing the existing Toggle Switch (2927:10195).</w:t>
+              <w:t>Deactivate Account destructive button colour.</w:t>
             </w:r>
           </w:p>
         </w:tc>
@@ -14245,7 +14281,7 @@
           <w:p>
             <w:r/>
             <w:r>
-              <w:t>Resolved: built a new Settings Toggle COMPONENT_SET (5694:8219, State=On/Off) reusing only the visual language (green-wash rail, navy knob). 2927:10195 is a broken orphan - 92x87, two stacked instances not variants, a 10px rail, a child outside its own bounds, 0 instances file-wide. Recommend deleting 2927:10195.</w:t>
+              <w:t>Resolved: navy button, not red. White on semantic/alert #FA0606 measures 4.12:1 (below the 4.5:1 AA threshold for a 14px label); navy + color/text/on-navy measures 12.6:1. semantic/alert is used only as a non-text left accent bar on the "What to know" card - same non-text scoping already applied to green.</w:t>
             </w:r>
           </w:p>
         </w:tc>
@@ -14258,7 +14294,7 @@
           <w:p>
             <w:r/>
             <w:r>
-              <w:t>108</w:t>
+              <w:t>109</w:t>
             </w:r>
           </w:p>
         </w:tc>
@@ -14269,7 +14305,7 @@
           <w:p>
             <w:r/>
             <w:r>
-              <w:t>Deactivate Account destructive button colour.</w:t>
+              <w:t>24 desktop copy fixes applied to already-built Settings leaf frames.</w:t>
             </w:r>
           </w:p>
         </w:tc>
@@ -14291,7 +14327,7 @@
           <w:p>
             <w:r/>
             <w:r>
-              <w:t>Resolved: navy button, not red. White on semantic/alert #FA0606 measures 4.12:1 (below the 4.5:1 AA threshold for a 14px label); navy + color/text/on-navy measures 12.6:1. semantic/alert is used only as a non-text left accent bar on the "What to know" card - same non-text scoping already applied to green.</w:t>
+              <w:t>Resolved (authorised by the task brief). 24 bugs fixed on the 12 source desktop frames and mirrored on the new mobile frames so the two do not diverge again - incl. a three-fragment unreadable list on Mute New Accounts, "Soccernity page" to "sessions", lowercase "soccernity.com", and five singular/plural/casing errors. Full list in the report section 4.</w:t>
             </w:r>
           </w:p>
         </w:tc>
@@ -14304,7 +14340,7 @@
           <w:p>
             <w:r/>
             <w:r>
-              <w:t>109</w:t>
+              <w:t>110</w:t>
             </w:r>
           </w:p>
         </w:tc>
@@ -14315,7 +14351,7 @@
           <w:p>
             <w:r/>
             <w:r>
-              <w:t>24 desktop copy fixes applied to already-built Settings leaf frames.</w:t>
+              <w:t>Three Settings desktop leaves carry structural content leakage (live-control rows pasted from the wrong screen; overlapping duplicate headings).</w:t>
             </w:r>
           </w:p>
         </w:tc>
@@ -14335,10 +14371,10 @@
             <w:tcW w:type="dxa" w:w="2300"/>
           </w:tcPr>
           <w:p>
+            <w:r>
+              <w:t>Resolved - flagged, NOT fixed this pass. (a) 2926:8764 Direct Messages and 2926:8996 Sensitive Content each carry a full "Authentication app" 2FA row copy-pasted from 2926:8294 where it belongs. (b) 2926:9721 / 2927:9954 / 2927:10205 each have an fs18 heading overlapping an fs16 labelled row at the same coords; 2927:10205 (Email) carries a "Push notification" row. These are rows with live checkbox controls - fixing them is layout surgery on built screens (figma-design-system domain) plus a product decision on what belongs there. The new mobile screens omit the leaked blocks, so desktop and mobile deliberately diverge on these three until resolved. Also rename 2926:8996 once resolved - its name describes the leaked content. RESOLVED by sprint-2/settings-desktop-scaffolding-sweep - the three flagged "structural content leaks" (2926:8764 &amp; 2926:8996 leaked "Authentication App" rows; the 2926:9721 / 2927:9954 / 2927:10205 trio's overlapping duplicate "Push notification" headings) were all confirmed to be visible:false scaffolding left over from row duplication, not live rows - so no product decision was needed. Deleted (2 x Frame 5927, 3 x Frame 5920-&gt;5933) along with 9 leftover "Submit" Frame 5926 buttons, 2 leaked Frame 5928 blocks and 1 hidden 536x31 Rectangle 352, all 4-check-clean. 2926:8996 renamed "Settings - Your Posts (Sensitive Media)"; its visible heading title-cased to "Your Posts". Desktop and mobile Settings no longer diverge on these three screens. See #127.</w:t>
+            </w:r>
             <w:r/>
-            <w:r>
-              <w:t>Resolved (authorised by the task brief). 24 bugs fixed on the 12 source desktop frames and mirrored on the new mobile frames so the two do not diverge again - incl. a three-fragment unreadable list on Mute New Accounts, "Soccernity page" to "sessions", lowercase "soccernity.com", and five singular/plural/casing errors. Full list in the report section 4.</w:t>
-            </w:r>
           </w:p>
         </w:tc>
       </w:tr>
@@ -14350,7 +14386,7 @@
           <w:p>
             <w:r/>
             <w:r>
-              <w:t>110</w:t>
+              <w:t>111</w:t>
             </w:r>
           </w:p>
         </w:tc>
@@ -14361,7 +14397,7 @@
           <w:p>
             <w:r/>
             <w:r>
-              <w:t>Three Settings desktop leaves carry structural content leakage (live-control rows pasted from the wrong screen; overlapping duplicate headings).</w:t>
+              <w:t>PR #112 recorded "Community Home Page Template (1306:7149) renders nothing" - is that accurate?</w:t>
             </w:r>
           </w:p>
         </w:tc>
@@ -14383,7 +14419,7 @@
           <w:p>
             <w:r/>
             <w:r>
-              <w:t>Open - flagged, NOT fixed this pass. (a) 2926:8764 Direct Messages and 2926:8996 Sensitive Content each carry a full "Authentication app" 2FA row copy-pasted from 2926:8294 where it belongs. (b) 2926:9721 / 2927:9954 / 2927:10205 each have an fs18 heading overlapping an fs16 labelled row at the same coords; 2927:10205 (Email) carries a "Push notification" row. These are rows with live checkbox controls - fixing them is layout surgery on built screens (figma-design-system domain) plus a product decision on what belongs there. The new mobile screens omit the leaked blocks, so desktop and mobile deliberately diverge on these three until resolved. Also rename 2926:8996 once resolved - its name describes the leaked content. RESOLVED by sprint-2/settings-desktop-scaffolding-sweep - the three flagged "structural content leaks" (2926:8764 &amp; 2926:8996 leaked "Authentication App" rows; the 2926:9721 / 2927:9954 / 2927:10205 trio's overlapping duplicate "Push notification" headings) were all confirmed to be visible:false scaffolding left over from row duplication, not live rows - so no product decision was needed. Deleted (2 x Frame 5927, 3 x Frame 5920-&gt;5933) along with 9 leftover "Submit" Frame 5926 buttons, 2 leaked Frame 5928 blocks and 1 hidden 536x31 Rectangle 352, all 4-check-clean. 2926:8996 renamed "Settings - Your Posts (Sensitive Media)"; its visible heading title-cased to "Your Posts". Desktop and mobile Settings no longer diverge on these three screens. See #127.</w:t>
+              <w:t>Resolved (correction). No - the COMPONENT_SET and its instance 1308:11643 are visible:false, but both variants are fully populated (100/102 children, 111 text nodes each). Read programmatically; visibility left exactly as found. No fallback content source was needed for the Community mobile rebuild. Whether the template should be unhidden, promoted, or archived is a founder call.</w:t>
             </w:r>
           </w:p>
         </w:tc>
@@ -14396,7 +14432,7 @@
           <w:p>
             <w:r/>
             <w:r>
-              <w:t>111</w:t>
+              <w:t>112</w:t>
             </w:r>
           </w:p>
         </w:tc>
@@ -14407,7 +14443,7 @@
           <w:p>
             <w:r/>
             <w:r>
-              <w:t>PR #112 recorded "Community Home Page Template (1306:7149) renders nothing" - is that accurate?</w:t>
+              <w:t>Community mobile rebuild - placeholder (lorem ipsum) post bodies in the legacy frames.</w:t>
             </w:r>
           </w:p>
         </w:tc>
@@ -14429,7 +14465,7 @@
           <w:p>
             <w:r/>
             <w:r>
-              <w:t>Resolved (correction). No - the COMPONENT_SET and its instance 1308:11643 are visible:false, but both variants are fully populated (100/102 children, 111 text nodes each). Read programmatically; visibility left exactly as found. No fallback content source was needed for the Community mobile rebuild. Whether the template should be unhidden, promoted, or archived is a founder call.</w:t>
+              <w:t>Resolved: replaced with plausible grassroots-football sample copy (Sunday league at Rowe Park; a five-a-side pitch booking question). Illustrative sample content, not approved product copy. Reproducing lorem ipsum in a rebuild would present placeholder as design intent.</w:t>
             </w:r>
           </w:p>
         </w:tc>
@@ -14442,7 +14478,7 @@
           <w:p>
             <w:r/>
             <w:r>
-              <w:t>112</w:t>
+              <w:t>113</w:t>
             </w:r>
           </w:p>
         </w:tc>
@@ -14453,7 +14489,7 @@
           <w:p>
             <w:r/>
             <w:r>
-              <w:t>Community mobile rebuild - placeholder (lorem ipsum) post bodies in the legacy frames.</w:t>
+              <w:t>Avatars in the new frames - photographs vs. tokenised initial discs.</w:t>
             </w:r>
           </w:p>
         </w:tc>
@@ -14475,7 +14511,7 @@
           <w:p>
             <w:r/>
             <w:r>
-              <w:t>Resolved: replaced with plausible grassroots-football sample copy (Sunday league at Rowe Park; a five-a-side pitch booking question). Illustrative sample content, not approved product copy. Reproducing lorem ipsum in a rebuild would present placeholder as design intent.</w:t>
+              <w:t>Resolved: every avatar authored in this delivery is a brand/green-tint disc with navy initials, so the new frames carry zero unbound image paints. Only image fills left are inside shared Navbar instances. Precedent: PR #112 Notification Centre avatar discs.</w:t>
             </w:r>
           </w:p>
         </w:tc>
@@ -14488,7 +14524,7 @@
           <w:p>
             <w:r/>
             <w:r>
-              <w:t>113</w:t>
+              <w:t>114</w:t>
             </w:r>
           </w:p>
         </w:tc>
@@ -14499,7 +14535,7 @@
           <w:p>
             <w:r/>
             <w:r>
-              <w:t>Avatars in the new frames - photographs vs. tokenised initial discs.</w:t>
+              <w:t>Which Message frames are canonical after the rebuild?</w:t>
             </w:r>
           </w:p>
         </w:tc>
@@ -14519,10 +14555,10 @@
             <w:tcW w:type="dxa" w:w="2300"/>
           </w:tcPr>
           <w:p>
+            <w:r>
+              <w:t>Resolved - founder call. Nothing was deleted: legacy 1871:2762, 2025:8112, 2067:3006, 2067:3176 are hidden and prefixed "ARCHIVED -". Same three-frames-coexist shape as the homepage (Decision Log #46). Recommend confirming the 6 new Message frames (5706:8271 / 5708:8184 / 5708:8362 desktop; 5709:8354 / 5709:8419 / 5709:8461 mobile) as canonical, then deciding whether the archived Message frames - and the 5 archived Community mobile frames - should be deleted outright. -- RESOLVED by sprint-2/design-cleanup-tokens-renames: the 4 archived legacy Message frames (1871:2762, 2025:8112, 2067:3006, 2067:3176) were reference-checked across all 110,638 nodes on page 0:1 (prototype reactions, derived instances, overlay/scroll targets) and deleted outright. The only inbound reference was an archived-to-archived prototype link inside 1871:2762, deleted with it. The 6 canonical Message frames (5706:8271 / 5708:8184 / 5708:8362 desktop; 5709:8354 / 5709:8419 / 5709:8461 mobile) are confirmed canonical and were untouched. The 5 archived Community mobile frames this entry also mentions remain archived (not in this pass's scope).</w:t>
+            </w:r>
             <w:r/>
-            <w:r>
-              <w:t>Resolved: every avatar authored in this delivery is a brand/green-tint disc with navy initials, so the new frames carry zero unbound image paints. Only image fills left are inside shared Navbar instances. Precedent: PR #112 Notification Centre avatar discs.</w:t>
-            </w:r>
           </w:p>
         </w:tc>
       </w:tr>
@@ -14534,7 +14570,7 @@
           <w:p>
             <w:r/>
             <w:r>
-              <w:t>114</w:t>
+              <w:t>115</w:t>
             </w:r>
           </w:p>
         </w:tc>
@@ -14545,7 +14581,7 @@
           <w:p>
             <w:r/>
             <w:r>
-              <w:t>Which Message frames are canonical after the rebuild?</w:t>
+              <w:t>Messages mobile window 3 (1762:2833) - DL #89 left open that it should become a proper component attached to the mobile chat screen.</w:t>
             </w:r>
           </w:p>
         </w:tc>
@@ -14567,7 +14603,7 @@
           <w:p>
             <w:r/>
             <w:r>
-              <w:t>Open - founder call. Nothing was deleted: legacy 1871:2762, 2025:8112, 2067:3006, 2067:3176 are hidden and prefixed "ARCHIVED -". Same three-frames-coexist shape as the homepage (Decision Log #46). Recommend confirming the 6 new Message frames (5706:8271 / 5708:8184 / 5708:8362 desktop; 5709:8354 / 5709:8419 / 5709:8461 mobile) as canonical, then deciding whether the archived Message frames - and the 5 archived Community mobile frames - should be deleted outright.</w:t>
+              <w:t>Resolved - closes DL #89 open item. Built as Message - Conversation Actions Menu (5706:8270), instanced onto Message - Conversation (Actions Menu Open) - Mobile. Two real defects fixed in the process: it had no usable background (only ever looked right on white canvas) and a navy-on-navy row highlight. "Block User" stays semantic/alert.</w:t>
             </w:r>
           </w:p>
         </w:tc>
@@ -14580,7 +14616,7 @@
           <w:p>
             <w:r/>
             <w:r>
-              <w:t>115</w:t>
+              <w:t>116</w:t>
             </w:r>
           </w:p>
         </w:tc>
@@ -14591,7 +14627,7 @@
           <w:p>
             <w:r/>
             <w:r>
-              <w:t>Messages mobile window 3 (1762:2833) - DL #89 left open that it should become a proper component attached to the mobile chat screen.</w:t>
+              <w:t>Message desktop states.</w:t>
             </w:r>
           </w:p>
         </w:tc>
@@ -14613,7 +14649,7 @@
           <w:p>
             <w:r/>
             <w:r>
-              <w:t>Resolved - closes DL #89 open item. Built as Message - Conversation Actions Menu (5706:8270), instanced onto Message - Conversation (Actions Menu Open) - Mobile. Two real defects fixed in the process: it had no usable background (only ever looked right on white canvas) and a navy-on-navy row highlight. "Block User" stays semantic/alert.</w:t>
+              <w:t>Resolved: split from 2 into 3. The original "no message page" conflated "no conversation selected" with "empty inbox" and showed a populated 8-conversation list beside empty-inbox copy. Now three distinct, non-contradictory states.</w:t>
             </w:r>
           </w:p>
         </w:tc>
@@ -14626,7 +14662,7 @@
           <w:p>
             <w:r/>
             <w:r>
-              <w:t>116</w:t>
+              <w:t>117</w:t>
             </w:r>
           </w:p>
         </w:tc>
@@ -14637,7 +14673,7 @@
           <w:p>
             <w:r/>
             <w:r>
-              <w:t>Message desktop states.</w:t>
+              <w:t>File-wide authoring gotcha: a variable-bound paint takes its alpha from the variable, not from the paint’s own opacity.</w:t>
             </w:r>
           </w:p>
         </w:tc>
@@ -14659,7 +14695,7 @@
           <w:p>
             <w:r/>
             <w:r>
-              <w:t>Resolved: split from 2 into 3. The original "no message page" conflated "no conversation selected" with "empty inbox" and showed a populated 8-conversation list beside empty-inbox copy. Now three distinct, non-contradictory states.</w:t>
+              <w:t>Recorded (belongs in the file Figma notes alongside the existing setBoundVariableForPaint warning). Setting {opacity: 0.3} then setBoundVariableForPaint(..., brand/navy) yields a fully opaque paint (brand/navy is #282E65 alpha 1) - it silently produced two solid-navy scrims here. Consequences: (a) translucency must come from a token that carries its own alpha (brand/green-tint 12%, color/icon/inactive 15%, color/text/secondary 70%) or opacity re-applied to a copy of the paint AFTER binding; (b) a prior "0 unbound paints" audit may have passed while a paint still rendered at the wrong alpha.</w:t>
             </w:r>
           </w:p>
         </w:tc>
@@ -14672,7 +14708,7 @@
           <w:p>
             <w:r/>
             <w:r>
-              <w:t>117</w:t>
+              <w:t>118</w:t>
             </w:r>
           </w:p>
         </w:tc>
@@ -14683,7 +14719,7 @@
           <w:p>
             <w:r/>
             <w:r>
-              <w:t>File-wide authoring gotcha: a variable-bound paint takes its alpha from the variable, not from the paint’s own opacity.</w:t>
+              <w:t>No elevation/shadow token exists in the file.</w:t>
             </w:r>
           </w:p>
         </w:tc>
@@ -14703,10 +14739,10 @@
             <w:tcW w:type="dxa" w:w="2300"/>
           </w:tcPr>
           <w:p>
+            <w:r>
+              <w:t>Resolved (pre-existing, already noted in CLAUDE.md - now with a concrete dependent). The Message Actions Menu overlay uses a 1px color/icon/inactive border instead of a drop shadow. A shadow/elevation token convention is still unresolved. -- RESOLVED by sprint-2/design-cleanup-tokens-renames: added COLOR variable color/shadow/elevated (Soccernity Theme, VariableID:5973:2 -- Light brand/navy #282E65 @ 14%, Dark #0D0F21 @ 45% [= existing color/background/page Dark value], scope EFFECT_COLOR) plus effect style elevation/menu (DROP_SHADOW x0 y4 blur16 spread0, colour bound to the variable). A true FLOAT/EFFECT variable for the geometry was rejected: only blur/offset/spread bind to FLOAT variables, which the COLOR-only collection does not have and does not need. Applied: Message Actions Menu (5706:8270, the 1px color/icon/inactive fake-shadow border removed); the 4 account-dropdown menu components (2841:5361, 2841:5363, 5685:9300, 5685:9312 -- 20 per-row shadows rebound off #000000 @ 25%); Banter post menu setting (2459:10077, off #000000 @ 15%); Competition-selector study menu (5176:6659). Follow-ups opened: #181 (per-row vs container shadow), #182 (multi-layer elevation token for large panels), #183 (drawer panel has no elevation).</w:t>
+            </w:r>
             <w:r/>
-            <w:r>
-              <w:t>Recorded (belongs in the file Figma notes alongside the existing setBoundVariableForPaint warning). Setting {opacity: 0.3} then setBoundVariableForPaint(..., brand/navy) yields a fully opaque paint (brand/navy is #282E65 alpha 1) - it silently produced two solid-navy scrims here. Consequences: (a) translucency must come from a token that carries its own alpha (brand/green-tint 12%, color/icon/inactive 15%, color/text/secondary 70%) or opacity re-applied to a copy of the paint AFTER binding; (b) a prior "0 unbound paints" audit may have passed while a paint still rendered at the wrong alpha.</w:t>
-            </w:r>
           </w:p>
         </w:tc>
       </w:tr>
@@ -14718,7 +14754,7 @@
           <w:p>
             <w:r/>
             <w:r>
-              <w:t>118</w:t>
+              <w:t>119</w:t>
             </w:r>
           </w:p>
         </w:tc>
@@ -14729,7 +14765,7 @@
           <w:p>
             <w:r/>
             <w:r>
-              <w:t>No elevation/shadow token exists in the file.</w:t>
+              <w:t>Mobile frame height convention is inconsistent.</w:t>
             </w:r>
           </w:p>
         </w:tc>
@@ -14751,7 +14787,7 @@
           <w:p>
             <w:r/>
             <w:r>
-              <w:t>Open (pre-existing, already noted in CLAUDE.md - now with a concrete dependent). The Message Actions Menu overlay uses a 1px color/icon/inactive border instead of a drop shadow. A shadow/elevation token convention is still unresolved.</w:t>
+              <w:t>Open. The two Message conversation screens and the Community drawer are fixed 844px viewports (pinned composer, full-height overlays); the other new mobile frames hug their content, matching the existing Settings mobile family; the retained empty state 5648:8054 is 602. Worth settling one convention.</w:t>
             </w:r>
           </w:p>
         </w:tc>
@@ -14764,7 +14800,7 @@
           <w:p>
             <w:r/>
             <w:r>
-              <w:t>119</w:t>
+              <w:t>120</w:t>
             </w:r>
           </w:p>
         </w:tc>
@@ -14775,7 +14811,7 @@
           <w:p>
             <w:r/>
             <w:r>
-              <w:t>Mobile frame height convention is inconsistent.</w:t>
+              <w:t>Section "banners" on page 0:1 are display-size TEXT nodes (font size 770), not coverage rectangles / SECTION nodes.</w:t>
             </w:r>
           </w:p>
         </w:tc>
@@ -14797,7 +14833,7 @@
           <w:p>
             <w:r/>
             <w:r>
-              <w:t>Open. The two Message conversation screens and the Community drawer are fixed 844px viewports (pinned composer, full-height overlays); the other new mobile frames hug their content, matching the existing Settings mobile family; the retained empty state 5648:8054 is 602. Worth settling one convention.</w:t>
+              <w:t>Recorded. "Widening a banner to cover" new frames would mean stretching a single word to ~19,000px for no visual effect. Instead added Section Title - Settings (Mobile) (5698:8239) above the mobile strip, matching the newer Section Title - ... convention (Guardian Consent / Club Picker / Notification Centre). New Message desktop frames sit in the slot the archived originals vacated (under the existing "Message" banner); new Message mobile frames fall inside the "Message Mobile" banner span.</w:t>
             </w:r>
           </w:p>
         </w:tc>
@@ -14810,7 +14846,7 @@
           <w:p>
             <w:r/>
             <w:r>
-              <w:t>120</w:t>
+              <w:t>121</w:t>
             </w:r>
           </w:p>
         </w:tc>
@@ -14821,7 +14857,7 @@
           <w:p>
             <w:r/>
             <w:r>
-              <w:t>Section "banners" on page 0:1 are display-size TEXT nodes (font size 770), not coverage rectangles / SECTION nodes.</w:t>
+              <w:t>Desktop Settings screens use raw one-off rectangles for toggle switches, not a component.</w:t>
             </w:r>
           </w:p>
         </w:tc>
@@ -14832,7 +14868,7 @@
           <w:p>
             <w:r/>
             <w:r>
-              <w:t>sprint-2/mobile-settings-community-message-rebuild report</w:t>
+              <w:t>sprint-2/component-hygiene-toggles-nav report</w:t>
             </w:r>
           </w:p>
         </w:tc>
@@ -14843,7 +14879,7 @@
           <w:p>
             <w:r/>
             <w:r>
-              <w:t>Recorded. "Widening a banner to cover" new frames would mean stretching a single word to ~19,000px for no visual effect. Instead added Section Title - Settings (Mobile) (5698:8239) above the mobile strip, matching the newer Section Title - ... convention (Guardian Consent / Club Picker / Notification Centre). New Message desktop frames sit in the slot the archived originals vacated (under the existing "Message" banner); new Message mobile frames fall inside the "Message Mobile" banner span.</w:t>
+              <w:t>Resolved (Figma design). 13 effectively-visible desktop Settings toggle controls (11 raw Rectangle 352 squares + 2 Component 22 sliders) replaced with Settings Toggle (5694:8219) State=Off instances, pixel-pinned to the original slot (component swap, not redesign). Settings Toggle instances file-wide 13 -&gt; 26. Dead Toggle Switch 2927:10195 deleted (0 instances file-wide); its nested Component 22 (2927:10191) / Component 23 (2927:10192) definitions went with it (0 external instances after the swap; 0 broken instances file-wide afterwards). 5 effectively-hidden Rectangle 352 squares inside visible:false template scaffolding (Frame 5920 / Frame 5927) left in place - non-rendering; a future Settings-desktop layout pass should remove that abandoned scaffolding wholesale.</w:t>
             </w:r>
           </w:p>
         </w:tc>
@@ -14856,7 +14892,7 @@
           <w:p>
             <w:r/>
             <w:r>
-              <w:t>121</w:t>
+              <w:t>122</w:t>
             </w:r>
           </w:p>
         </w:tc>
@@ -14867,7 +14903,7 @@
           <w:p>
             <w:r/>
             <w:r>
-              <w:t>Desktop Settings screens use raw one-off rectangles for toggle switches, not a component.</w:t>
+              <w:t>Settings sidebar-nav component (Frame 5904 / 2906:7170) has a variant property value literally misspelled "Disolay and language" (2906:7226).</w:t>
             </w:r>
           </w:p>
         </w:tc>
@@ -14889,7 +14925,7 @@
           <w:p>
             <w:r/>
             <w:r>
-              <w:t>Resolved (Figma design). 13 effectively-visible desktop Settings toggle controls (11 raw Rectangle 352 squares + 2 Component 22 sliders) replaced with Settings Toggle (5694:8219) State=Off instances, pixel-pinned to the original slot (component swap, not redesign). Settings Toggle instances file-wide 13 -&gt; 26. Dead Toggle Switch 2927:10195 deleted (0 instances file-wide); its nested Component 22 (2927:10191) / Component 23 (2927:10192) definitions went with it (0 external instances after the swap; 0 broken instances file-wide afterwards). 5 effectively-hidden Rectangle 352 squares inside visible:false template scaffolding (Frame 5920 / Frame 5927) left in place - non-rendering; a future Settings-desktop layout pass should remove that abandoned scaffolding wholesale.</w:t>
+              <w:t>Resolved (variant value); label wording follow-up open. Variant value Property 1=Disolay and language -&gt; Property 1=Display and language. NOT renamed to the standardised visible label "Display, Language and Region" because a comma in a single-property Figma variant value is parsed as a property separator and would corrupt instance-&gt;variant resolution. All 17 instances auto-migrated to the corrected value (same IDs), 0 detached, set total unchanged at 90. Open sub-item: the component internal visible label still renders "Display, Languages And Region" (plural) vs PR #114 standardised "Display, Language and Region" - a ~90-instance text change, deferred to its own pass.</w:t>
             </w:r>
           </w:p>
         </w:tc>
@@ -14902,7 +14938,7 @@
           <w:p>
             <w:r/>
             <w:r>
-              <w:t>122</w:t>
+              <w:t>123</w:t>
             </w:r>
           </w:p>
         </w:tc>
@@ -14913,7 +14949,7 @@
           <w:p>
             <w:r/>
             <w:r>
-              <w:t>Settings sidebar-nav component (Frame 5904 / 2906:7170) has a variant property value literally misspelled "Disolay and language" (2906:7226).</w:t>
+              <w:t>Build Plan Section 6 Sprint 3 messaging bullet cites "the existing Drop Down Components chat frames" as the DM source; that component family is dead and PR #116 built the real Message pillar without it.</w:t>
             </w:r>
           </w:p>
         </w:tc>
@@ -14935,7 +14971,7 @@
           <w:p>
             <w:r/>
             <w:r>
-              <w:t>Resolved (variant value); label wording follow-up open. Variant value Property 1=Disolay and language -&gt; Property 1=Display and language. NOT renamed to the standardised visible label "Display, Language and Region" because a comma in a single-property Figma variant value is parsed as a property separator and would corrupt instance-&gt;variant resolution. All 17 instances auto-migrated to the corrected value (same IDs), 0 detached, set total unchanged at 90. Open sub-item: the component internal visible label still renders "Display, Languages And Region" (plural) vs PR #114 standardised "Display, Language and Region" - a ~90-instance text change, deferred to its own pass.</w:t>
+              <w:t>Component archived (Resolved); Section 6 citation correction OPEN - founder sign-off. Mobile Drop Down Components set (1870:2753, 8 variants: 1870:2745-2752) has 0 instances file-wide -&gt; renamed "Old - Mobile Drop Down Components", left in place. OPEN: Build Plan Section 6 Sprint 3 messaging bullet must be corrected to reference PR #116 live Message pillar (Message - Conversation Actions Menu 5706:8270 + the 6 new Message frames) instead of the dead Drop Down Components family. To be actioned in a separate documentation pass once approved - this pass deliberately did not edit the .docx Section 6 text. RESOLVED (founder-approved) — Section 6 Sprint 3 messaging bullet corrected to cite the Message pillar (PR #116) instead of the dead Drop Down Components family.</w:t>
             </w:r>
           </w:p>
         </w:tc>
@@ -14948,7 +14984,7 @@
           <w:p>
             <w:r/>
             <w:r>
-              <w:t>123</w:t>
+              <w:t>124</w:t>
             </w:r>
           </w:p>
         </w:tc>
@@ -14959,7 +14995,7 @@
           <w:p>
             <w:r/>
             <w:r>
-              <w:t>Build Plan Section 6 Sprint 3 messaging bullet cites "the existing Drop Down Components chat frames" as the DM source; that component family is dead and PR #116 built the real Message pillar without it.</w:t>
+              <w:t>Abandoned 7-variant bottom-nav icon component set (2230:4321-4327).</w:t>
             </w:r>
           </w:p>
         </w:tc>
@@ -14981,7 +15017,7 @@
           <w:p>
             <w:r/>
             <w:r>
-              <w:t>Component archived (Resolved); Section 6 citation correction OPEN - founder sign-off. Mobile Drop Down Components set (1870:2753, 8 variants: 1870:2745-2752) has 0 instances file-wide -&gt; renamed "Old - Mobile Drop Down Components", left in place. OPEN: Build Plan Section 6 Sprint 3 messaging bullet must be corrected to reference PR #116 live Message pillar (Message - Conversation Actions Menu 5706:8270 + the 6 new Message frames) instead of the dead Drop Down Components family. To be actioned in a separate documentation pass once approved - this pass deliberately did not edit the .docx Section 6 text. RESOLVED (founder-approved) — Section 6 Sprint 3 messaging bullet corrected to cite the Message pillar (PR #116) instead of the dead Drop Down Components family.</w:t>
+              <w:t>Resolved (Figma design). Mobile App Nav Icons set (2230:4328, 7 variants: fixture/leaderboard/settings/home/news/message/notification) has 0 instances on page 0:1 (2 home-variant instances exist only on the ignored dump scratch page) -&gt; renamed "Old - Mobile App Nav Icons", not deleted. An alternate bottom-tab mobile-nav concept never adopted; every real mobile screen uses the top Navbar.</w:t>
             </w:r>
           </w:p>
         </w:tc>
@@ -14994,7 +15030,7 @@
           <w:p>
             <w:r/>
             <w:r>
-              <w:t>124</w:t>
+              <w:t>125</w:t>
             </w:r>
           </w:p>
         </w:tc>
@@ -15005,7 +15041,7 @@
           <w:p>
             <w:r/>
             <w:r>
-              <w:t>Abandoned 7-variant bottom-nav icon component set (2230:4321-4327).</w:t>
+              <w:t>Settings sidebar-nav component visible label still read "Display, Languages And Region" (plural) after PR #117 fixed only the variant-value typo.</w:t>
             </w:r>
           </w:p>
         </w:tc>
@@ -15016,7 +15052,7 @@
           <w:p>
             <w:r/>
             <w:r>
-              <w:t>sprint-2/component-hygiene-toggles-nav report</w:t>
+              <w:t>sprint-2/settings-label-align-docx-dl123 report</w:t>
             </w:r>
           </w:p>
         </w:tc>
@@ -15027,7 +15063,7 @@
           <w:p>
             <w:r/>
             <w:r>
-              <w:t>Resolved (Figma design). Mobile App Nav Icons set (2230:4328, 7 variants: fixture/leaderboard/settings/home/news/message/notification) has 0 instances on page 0:1 (2 home-variant instances exist only on the ignored dump scratch page) -&gt; renamed "Old - Mobile App Nav Icons", not deleted. An alternate bottom-tab mobile-nav concept never adopted; every real mobile screen uses the top Navbar.</w:t>
+              <w:t>RESOLVED. The Frame 5904 sidebar-nav set (2906:7170), Display row, rendered "Display, Languages And Region" (plural). The label TEXT nodes for all three Display-row states - 2906:7227 (Property 1=Display and language), 2906:7232 (Display hover), 2922:6352 (clicked display) - had underlying characters "display, languages and region" rendered title-cased by a pre-existing textCase: TITLE. characters set to "Display, Language and Region" (singular); textCase: TITLE left in place, so the on-canvas render is "Display, Language And Region" (capital "And"), matching how page heading 2922:5832 was handled in an earlier pass. Edited at component level: 90 set instances before = 90 after, all resolving to real variants, 0 detachments, 0 stale overrides. Other nav rows untouched. All three Display-row states edited (not just the resting state) for within-row consistency - flagged as a judgment call.</w:t>
             </w:r>
           </w:p>
         </w:tc>
@@ -15040,7 +15076,7 @@
           <w:p>
             <w:r/>
             <w:r>
-              <w:t>125</w:t>
+              <w:t>126</w:t>
             </w:r>
           </w:p>
         </w:tc>
@@ -15051,7 +15087,7 @@
           <w:p>
             <w:r/>
             <w:r>
-              <w:t>Settings sidebar-nav component visible label still read "Display, Languages And Region" (plural) after PR #117 fixed only the variant-value typo.</w:t>
+              <w:t>PR #117 flagged 5 visible:false Rectangle 352 squares in Settings desktop rows and left them for a later pass.</w:t>
             </w:r>
           </w:p>
         </w:tc>
@@ -15073,7 +15109,7 @@
           <w:p>
             <w:r/>
             <w:r>
-              <w:t>RESOLVED. The Frame 5904 sidebar-nav set (2906:7170), Display row, rendered "Display, Languages And Region" (plural). The label TEXT nodes for all three Display-row states - 2906:7227 (Property 1=Display and language), 2906:7232 (Display hover), 2922:6352 (clicked display) - had underlying characters "display, languages and region" rendered title-cased by a pre-existing textCase: TITLE. characters set to "Display, Language and Region" (singular); textCase: TITLE left in place, so the on-canvas render is "Display, Language And Region" (capital "And"), matching how page heading 2922:5832 was handled in an earlier pass. Edited at component level: 90 set instances before = 90 after, all resolving to real variants, 0 detachments, 0 stale overrides. Other nav rows untouched. All three Display-row states edited (not just the resting state) for within-row consistency - flagged as a judgment call.</w:t>
+              <w:t>RESOLVED. Confirmed genuinely dead: visible:false, fill bound to brand/green-tint, no strokes, no componentPropertyReferences, no prototype reactions (file-wide scan: 0 reactions target these IDs), not overlay/scroll targets, not inside any component; sibling Frame 5920 text blocks are the live rendered row content. They are leftover form-input background rectangles from row duplication (this file names input backgrounds Rectangle 352, 536x31 - identical geometry), not toggle-squares, and sit as direct children of a visible Frame 5914 (not inside hidden scaffolding as PR #117 described). Deleted: 2926:8175, 2926:9351, 2926:9844, 2927:10080, 2926:9605. Parent Frame 5914 rows remain live and were not removed; each still carries a separate hidden Frame 5926 scaffolding leftover, flagged for a future Settings-desktop layout pass.</w:t>
             </w:r>
           </w:p>
         </w:tc>
@@ -15086,7 +15122,7 @@
           <w:p>
             <w:r/>
             <w:r>
-              <w:t>126</w:t>
+              <w:t>127</w:t>
             </w:r>
           </w:p>
         </w:tc>
@@ -15097,7 +15133,7 @@
           <w:p>
             <w:r/>
             <w:r>
-              <w:t>PR #117 flagged 5 visible:false Rectangle 352 squares in Settings desktop rows and left them for a later pass.</w:t>
+              <w:t>Consolidated sweep of hidden row-duplication scaffolding across all Settings desktop rows (superseding the piecemeal PR #117 / PR #118 / DL #110 passes).</w:t>
             </w:r>
           </w:p>
         </w:tc>
@@ -15108,7 +15144,7 @@
           <w:p>
             <w:r/>
             <w:r>
-              <w:t>sprint-2/settings-label-align-docx-dl123 report</w:t>
+              <w:t>sprint-2/settings-desktop-scaffolding-sweep report</w:t>
             </w:r>
           </w:p>
         </w:tc>
@@ -15119,7 +15155,7 @@
           <w:p>
             <w:r/>
             <w:r>
-              <w:t>RESOLVED. Confirmed genuinely dead: visible:false, fill bound to brand/green-tint, no strokes, no componentPropertyReferences, no prototype reactions (file-wide scan: 0 reactions target these IDs), not overlay/scroll targets, not inside any component; sibling Frame 5920 text blocks are the live rendered row content. They are leftover form-input background rectangles from row duplication (this file names input backgrounds Rectangle 352, 536x31 - identical geometry), not toggle-squares, and sit as direct children of a visible Frame 5914 (not inside hidden scaffolding as PR #117 described). Deleted: 2926:8175, 2926:9351, 2926:9844, 2927:10080, 2926:9605. Parent Frame 5914 rows remain live and were not removed; each still carries a separate hidden Frame 5926 scaffolding leftover, flagged for a future Settings-desktop layout pass.</w:t>
+              <w:t>RESOLVED (Figma design) - sprint-2/settings-desktop-scaffolding-sweep. One consolidated sweep of hidden, non-rendering row-duplication leftovers across all 18 user-facing Settings desktop frames, replacing the piecemeal PR #117 / PR #118 / DL #110 passes. 17 hidden nodes deleted, each confirmed dead by 4 checks (visible:false; 0 file-wide prototype reactions target it; not inside any COMPONENT/COMPONENT_SET/INSTANCE; not a componentPropertyReferences target): 9 x hidden "Submit" Frame 5926 (each with a dead ON_CLICK to 2924:6870); 3 x hidden Frame 5920-&gt;Frame 5933 duplicate "Push notification" headings on the trio (all visible:false - never a live render bug); 2 x hidden Frame 5928 leaked "Email Notification"+2FA-blurb blocks; 2 x hidden Frame 5927 leaked "Authentication App" blocks (DL #110); 1 x hidden 536x31 Rectangle 352 input-field background on Email (a 6th instance of the leftover PR #118 deleted five of). No Frame 5914 row emptied; no live row touched; screenshots confirm zero visual change. Kept + flagged for a follow-up text-hygiene micro-pass (all 4-check-clean but hidden TEXT, not FRAMEs): "See information about your account" template subtitle x12; leaked "Help protect your account..." 2FA blurb x4 and "Choose to filter out content..." blurb x2 inside visible notification rows; hidden information-circle-sharp icon x2; and hidden leftover "Confirm your Password" labels x7 + sample values (@mitch, a phone number, an email) inside the LIVE input rows of Change Password (2924:6870) and Account Information (Edit) (2924:7112), both out of scope here. Kept, out of scope: ph:soccer-ball-fill decorative-background FRAMEs x2 per frame (a deliberately-hidden decor layer, present on the clean category screens too - not duplication scaffolding).</w:t>
             </w:r>
           </w:p>
         </w:tc>
@@ -15130,9 +15166,1615 @@
             <w:tcW w:type="dxa" w:w="500"/>
           </w:tcPr>
           <w:p>
+            <w:r>
+              <w:t>128</w:t>
+            </w:r>
+          </w:p>
+        </w:tc>
+        <w:tc>
+          <w:tcPr>
+            <w:tcW w:type="dxa" w:w="4700"/>
+          </w:tcPr>
+          <w:p>
+            <w:r>
+              <w:t>Leaderboard club axis: which mechanism does the Leaderboard's Per-Club scope filter by — ClubPage membership (many-to-many, unlimited clubs per user) or a single represented club? Flagged as open in CLAUDE.md since PR #97/#108/#109 ("which club does the club axis mean?"), even though Decision Log #74 already built the UI selector for it.</w:t>
+            </w:r>
+          </w:p>
+        </w:tc>
+        <w:tc>
+          <w:tcPr>
+            <w:tcW w:type="dxa" w:w="1850"/>
+          </w:tcPr>
+          <w:p>
+            <w:r>
+              <w:t>PR #97; PR #108; PR #109; Decision Log #74; sprint-2-leaderboard-page-design-report.md</w:t>
+            </w:r>
+          </w:p>
+        </w:tc>
+        <w:tc>
+          <w:tcPr>
+            <w:tcW w:type="dxa" w:w="2300"/>
+          </w:tcPr>
+          <w:p>
+            <w:r>
+              <w:t>Resolved by the founder: the Per-Club Leaderboard scope filters by the single represented club chosen on the "Which Club Do I Represent" selector (Decision Log #74), backed by User.clubMemberships — not raw ClubPage membership, and not User.clubAffiliationId. A user with multiple club-page memberships still only scores/ranks under the one club they've explicitly chosen to represent; joining or leaving other club pages never changes which club's Leaderboard they count toward. Backend requirement (parked, not yet built — backend is paused): a real field persisting the represented club and an endpoint to set/change it, distinct from ClubPage membership itself.</w:t>
+            </w:r>
+          </w:p>
+        </w:tc>
+      </w:tr>
+      <w:tr>
+        <w:tc>
+          <w:tcPr>
+            <w:tcW w:type="dxa" w:w="500"/>
+          </w:tcPr>
+          <w:p>
+            <w:r>
+              <w:t>129</w:t>
+            </w:r>
+          </w:p>
+        </w:tc>
+        <w:tc>
+          <w:tcPr>
+            <w:tcW w:type="dxa" w:w="4700"/>
+          </w:tcPr>
+          <w:p>
+            <w:r>
+              <w:t>Leaderboard public visibility: is the Leaderboard visible to logged-out visitors (relevant given minors' real display names are shown per Decision Log #45, and scouts/clubs — the feature's stated audience — may not have accounts), or login-gated?</w:t>
+            </w:r>
+          </w:p>
+        </w:tc>
+        <w:tc>
+          <w:tcPr>
+            <w:tcW w:type="dxa" w:w="1850"/>
+          </w:tcPr>
+          <w:p>
+            <w:r>
+              <w:t>PR #95; sprint-2-leaderboard-page-design-report.md §5; CLAUDE.md "Founder-blocked" notes</w:t>
+            </w:r>
+          </w:p>
+        </w:tc>
+        <w:tc>
+          <w:tcPr>
+            <w:tcW w:type="dxa" w:w="2300"/>
+          </w:tcPr>
+          <w:p>
+            <w:r>
+              <w:t>Resolved by the founder: the Leaderboard requires login. Visible to any logged-in user, not exposed to logged-out visitors. Scout/club access therefore requires an account — no separate public/unauthenticated view is built. No code implication yet (Leaderboard has no backend endpoint); this sets the auth-guard expectation (JwtAuthGuard-only, matching the pattern already used for read endpoints like GET /clubs) for whoever builds it once backend work resumes.</w:t>
+            </w:r>
+          </w:p>
+        </w:tc>
+      </w:tr>
+      <w:tr>
+        <w:tc>
+          <w:tcPr>
+            <w:tcW w:type="dxa" w:w="500"/>
+          </w:tcPr>
+          <w:p>
+            <w:r>
+              <w:t>130</w:t>
+            </w:r>
+          </w:p>
+        </w:tc>
+        <w:tc>
+          <w:tcPr>
+            <w:tcW w:type="dxa" w:w="4700"/>
+          </w:tcPr>
+          <w:p>
+            <w:r>
+              <w:t>Leaderboard points model: the board ranks by a plain integer (Decision Log #61 confirmed the display format — rank + badge for 1st/2nd/3rd, Decision Log #69) but nothing has ever defined what generates that integer. Flagged as open in every Leaderboard/Contest design pass since PR #95.</w:t>
+            </w:r>
+          </w:p>
+        </w:tc>
+        <w:tc>
+          <w:tcPr>
+            <w:tcW w:type="dxa" w:w="1850"/>
+          </w:tcPr>
+          <w:p>
+            <w:r>
+              <w:t>PR #95; PR #107–#109; sprint-2-leaderboard-page-design-report.md</w:t>
+            </w:r>
+          </w:p>
+        </w:tc>
+        <w:tc>
+          <w:tcPr>
+            <w:tcW w:type="dxa" w:w="2300"/>
+          </w:tcPr>
+          <w:p>
+            <w:r>
+              <w:t>Resolved by the founder: points are earned two ways, combined into one running total per represented club (Decision Log #128) and time period: (1) Contest/Competition results — weekly Contest wins and Competition-type scores (Prediction accuracy, Commentary votes) convert to points via each competition's own scoring mechanism (Decision Log #72’s generic SCORE column); and (2) baseline platform engagement — likes, follows, and posts also contribute a smaller, ongoing point trickle outside of any competition. Exact per-action weights (points per like/follow/post, and the Contest/Competition-to-points conversion formula) are a real, not-yet-specified backend detail — parked as a backend-api task for when backend work resumes, not resolved here. This unblocks Leaderboard/Contest/Competition screens from being treated as a real, data-driven feature rather than a founder-blocked placeholder; figma-to-code may now build against these boards once backend delivers the real points field and scoring endpoint.</w:t>
+            </w:r>
+          </w:p>
+        </w:tc>
+      </w:tr>
+      <w:tr>
+        <w:tc>
+          <w:tcPr>
+            <w:tcW w:type="dxa" w:w="500"/>
+          </w:tcPr>
+          <w:p>
+            <w:r>
+              <w:t>131</w:t>
+            </w:r>
+          </w:p>
+        </w:tc>
+        <w:tc>
+          <w:tcPr>
+            <w:tcW w:type="dxa" w:w="4700"/>
+          </w:tcPr>
+          <w:p>
+            <w:r>
+              <w:t>Reset Password — Success screen — the password-reset flow had a screen for every step (forgot -&gt; link sent -&gt; reset form) except the success state, even though POST /auth/reset-password succeeds and PasswordResetService.resetPassword revokes every other active session.</w:t>
+            </w:r>
+          </w:p>
+        </w:tc>
+        <w:tc>
+          <w:tcPr>
+            <w:tcW w:type="dxa" w:w="1850"/>
+          </w:tcPr>
+          <w:p>
+            <w:r>
+              <w:t>sprint-2/all-sections-followup-mobile-field-audit report</w:t>
+            </w:r>
+          </w:p>
+        </w:tc>
+        <w:tc>
+          <w:tcPr>
+            <w:tcW w:type="dxa" w:w="2300"/>
+          </w:tcPr>
+          <w:p>
+            <w:r>
+              <w:t>Resolved (built). Reset Password — Success desktop (5776:8405) + mobile (5777:8479), cloned from Reset Password desktop/mobile so the split-screen shell, navbar instance and all token bindings are inherited. Copy: "Password updated" + a line stating the change is done AND all other sessions signed out (mirrors the real backend). Single navy "Continue to log in" primary button; the two password inputs + field hint removed. CTA routes to /login (the app's / is still a PlaceholderPage stub). 0 unbound paints except the inherited undraw goalkeeper skin/hair tones (already-accepted exception, PR #100/#104).</w:t>
+            </w:r>
+          </w:p>
+        </w:tc>
+      </w:tr>
+      <w:tr>
+        <w:tc>
+          <w:tcPr>
+            <w:tcW w:type="dxa" w:w="500"/>
+          </w:tcPr>
+          <w:p>
+            <w:r>
+              <w:t>132</w:t>
+            </w:r>
+          </w:p>
+        </w:tc>
+        <w:tc>
+          <w:tcPr>
+            <w:tcW w:type="dxa" w:w="4700"/>
+          </w:tcPr>
+          <w:p>
+            <w:r>
+              <w:t>Community mobile parity — Community is the current sprint (Sprint 2) and had no mobile screens for single post view, the Media/Saved profile tabs, search &amp; trending, inactive account, or the expanded comment thread.</w:t>
+            </w:r>
+          </w:p>
+        </w:tc>
+        <w:tc>
+          <w:tcPr>
+            <w:tcW w:type="dxa" w:w="1850"/>
+          </w:tcPr>
+          <w:p>
+            <w:r>
+              <w:t>sprint-2/all-sections-followup-mobile-field-audit report</w:t>
+            </w:r>
+          </w:p>
+        </w:tc>
+        <w:tc>
+          <w:tcPr>
+            <w:tcW w:type="dxa" w:w="2300"/>
+          </w:tcPr>
+          <w:p>
+            <w:r>
+              <w:t>Resolved (built). 5 new mobile frames cloned from the real PR #116 mobile frames (navbar instances + all token bindings inherited): Community — Post View (5779:8490), Profile · Media (5778:8490), Profile · Saved (5778:8567), Search &amp; Trending (5780:8581), Inactive Account (5780:8679). Judgment calls: Media/Saved built as Profile tab-STATES not standalone routes (frontend = one route + tab param); search filter chips = For you / Trending / News (mirrors desktop 2876:4628 minus "Bant"); Inactive Account actions "Activate account" / "Delete account" mirror desktop 1662:2782 and the shipped POST /auth/reactivate-account / delete-account. Only existing Soccernity Theme Light tokens; no brand/green-tint-28; no new colour. 0 unbound paints.</w:t>
+            </w:r>
+          </w:p>
+        </w:tc>
+      </w:tr>
+      <w:tr>
+        <w:tc>
+          <w:tcPr>
+            <w:tcW w:type="dxa" w:w="500"/>
+          </w:tcPr>
+          <w:p>
+            <w:r>
+              <w:t>133</w:t>
+            </w:r>
+          </w:p>
+        </w:tc>
+        <w:tc>
+          <w:tcPr>
+            <w:tcW w:type="dxa" w:w="4700"/>
+          </w:tcPr>
+          <w:p>
+            <w:r>
+              <w:t>Sports Hub match-centre has no mobile screens — Match Details, Match Statistics, First/Second Half Statistics, Lineups, H2H, Standing, Video (7 desktop screens, 0 mobile).</w:t>
+            </w:r>
+          </w:p>
+        </w:tc>
+        <w:tc>
+          <w:tcPr>
+            <w:tcW w:type="dxa" w:w="1850"/>
+          </w:tcPr>
+          <w:p>
+            <w:r>
+              <w:t>sprint-2/all-sections-followup-mobile-field-audit report</w:t>
+            </w:r>
+          </w:p>
+        </w:tc>
+        <w:tc>
+          <w:tcPr>
+            <w:tcW w:type="dxa" w:w="2300"/>
+          </w:tcPr>
+          <w:p>
+            <w:r>
+              <w:t>Open — deferred to Sprint 4. Sports Hub is Sprint 4 (not started); the sports-data vendor (Decision Log #6) is still open and blocks the section; a 7-screen dense-data mobile set is a coordinated pass that belongs with the Sprint 4 Sports build, not a cross-cutting audit. Flagged, not silently skipped. Field shapes to be checked against the real vendor when Sprint 4 wires it, not against placeholder data now.  → RE-CONFIRMED still open by sprint-2/decision-log-133-137-followup: Decision Log #6 checked directly, still "Open — blocks Sprint 4". Left entirely untouched, as instructed.</w:t>
+            </w:r>
+          </w:p>
+        </w:tc>
+      </w:tr>
+      <w:tr>
+        <w:tc>
+          <w:tcPr>
+            <w:tcW w:type="dxa" w:w="500"/>
+          </w:tcPr>
+          <w:p>
+            <w:r>
+              <w:t>134</w:t>
+            </w:r>
+          </w:p>
+        </w:tc>
+        <w:tc>
+          <w:tcPr>
+            <w:tcW w:type="dxa" w:w="4700"/>
+          </w:tcPr>
+          <w:p>
+            <w:r>
+              <w:t>Contest user-facing section: contest details / entries &amp; ranking / voting pages have no mobile; no "already voted" / "between weeks" / "you placed" states; the 3 legacy user-facing Contest frames are 100% unbound and need a light-token retrofit. Bants also missing 2 mobile search-filter variants + empty states.</w:t>
+            </w:r>
+          </w:p>
+        </w:tc>
+        <w:tc>
+          <w:tcPr>
+            <w:tcW w:type="dxa" w:w="1850"/>
+          </w:tcPr>
+          <w:p>
+            <w:r>
+              <w:t>sprint-2/all-sections-followup-mobile-field-audit report; PR #108</w:t>
+            </w:r>
+          </w:p>
+        </w:tc>
+        <w:tc>
+          <w:tcPr>
+            <w:tcW w:type="dxa" w:w="2300"/>
+          </w:tcPr>
+          <w:p>
+            <w:r>
+              <w:t>Open — deferred to a dedicated Sprint 3 Contest/Bants pass. Already flagged in PR #108 as "the Contest section's own coordinated pass". The 3 legacy Contest frames need a light-token retrofit FIRST (real regression risk from a cross-cutting audit); the Contest/Competition DATA MODEL still does not exist (backend paused) — Decision Log #128–#130 unblocked the scoring concept for design, not the schema. Bants is Sprint 3, /banter-rooms* entirely unbuilt, and the section needs a coordinated pass alongside Community Groups anyway.  → PARTIALLY RESOLVED by sprint-2/decision-log-133-137-followup: the 3 legacy Contest frames are now retrofitted (0 unbound, 0 brand/green-tint-28); mobile built for all 3 (Details, Entries &amp; Ranking, Voting); the two flagged missing states ("already voted", "between weeks") are built desktop-only (mobile deferred, see #140); Bants gained a pre-categories Search Filter mobile screen and a No Results empty state (one further Bants mobile gap remains, see #144).</w:t>
+            </w:r>
+          </w:p>
+        </w:tc>
+      </w:tr>
+      <w:tr>
+        <w:tc>
+          <w:tcPr>
+            <w:tcW w:type="dxa" w:w="500"/>
+          </w:tcPr>
+          <w:p>
+            <w:r>
+              <w:t>135</w:t>
+            </w:r>
+          </w:p>
+        </w:tc>
+        <w:tc>
+          <w:tcPr>
+            <w:tcW w:type="dxa" w:w="4700"/>
+          </w:tcPr>
+          <w:p>
+            <w:r>
+              <w:t>Admin moderation queue — §4.8 defines GET/PATCH /admin/moderation/reports and §8.4 defines the full workflow (report -&gt; queue -&gt; action -&gt; notify reporter AND reported user -&gt; appeal to a SECOND reviewer). No moderation-queue screen, no action UI, no appeal UI, and no moderation-outcome / appeal-decision email templates exist anywhere. Also missing: a genuine user list/detail for GET/PATCH /admin/users (the "Users – team members" frame is admin-role management).</w:t>
+            </w:r>
+          </w:p>
+        </w:tc>
+        <w:tc>
+          <w:tcPr>
+            <w:tcW w:type="dxa" w:w="1850"/>
+          </w:tcPr>
+          <w:p>
+            <w:r>
+              <w:t>sprint-2/all-sections-followup-mobile-field-audit report</w:t>
+            </w:r>
+          </w:p>
+        </w:tc>
+        <w:tc>
+          <w:tcPr>
+            <w:tcW w:type="dxa" w:w="2300"/>
+          </w:tcPr>
+          <w:p>
+            <w:r>
+              <w:t>Open — deferred to Sprint 5. Admin Console + moderation queue is Sprint 5. These are net-new screens (figma-screen-builder territory) that need founder input on the §8.4 appeal-routing model ("a second reviewer, not the same admin") — a product/policy decision, not something to invent unilaterally. Admin Panel is desktop-only so no mobile dimension. Admin Panel colour/token treatment was NOT touched by this audit (hard constraint).  → RESOLVED (appeal routing) by Decision Log #138: an appeal is reviewed by a SECOND admin/moderator, never the original reviewer; the moderation-queue design must make this routing legible (appealed report excluded from / clearly marked against the original reviewer's own queue).  → Screens now built by sprint-2/decision-log-133-137-followup: Admin — Moderation Queue, Report Detail &amp; Action, and Appeal Review, all on the unified Admin shell, with the Decision Log #138 appeal-routing rule made visible in the queue's own callout. Moderation-outcome/appeal-decision emails remain unbuilt (see #143).</w:t>
+            </w:r>
+          </w:p>
+        </w:tc>
+      </w:tr>
+      <w:tr>
+        <w:tc>
+          <w:tcPr>
+            <w:tcW w:type="dxa" w:w="500"/>
+          </w:tcPr>
+          <w:p>
+            <w:r>
+              <w:t>136</w:t>
+            </w:r>
+          </w:p>
+        </w:tc>
+        <w:tc>
+          <w:tcPr>
+            <w:tcW w:type="dxa" w:w="4700"/>
+          </w:tcPr>
+          <w:p>
+            <w:r>
+              <w:t>Message "new conversation / recipient picker" screen — §4.7 defines POST /conversations but no screen designs the act of STARTING a conversation (recipient search or follow-list picker -&gt; first message). The inbox screens all assume conversations already exist.</w:t>
+            </w:r>
+          </w:p>
+        </w:tc>
+        <w:tc>
+          <w:tcPr>
+            <w:tcW w:type="dxa" w:w="1850"/>
+          </w:tcPr>
+          <w:p>
+            <w:r>
+              <w:t>sprint-2/all-sections-followup-mobile-field-audit report</w:t>
+            </w:r>
+          </w:p>
+        </w:tc>
+        <w:tc>
+          <w:tcPr>
+            <w:tcW w:type="dxa" w:w="2300"/>
+          </w:tcPr>
+          <w:p>
+            <w:r>
+              <w:t>Open — deferred to Sprint 3. DMs are Sprint 3. A recipient picker depends on an unresolved choice between a GET /search?q= people-search and a follow-graph list — flagged rather than invented. The restricted-pending rule (§8.3 step 5, "no DMs from unverified accounts", Decision Log #12) also needs a state here eventually.  → RESOLVED (recipient-picker shape) by Decision Log #139: ONE recipient-picker screen combining a search bar (by username / display name) with a default follow-list section shown before any search term. Desktop + mobile.  → Screens now built by sprint-2/decision-log-133-137-followup: Message — New Conversation (Recipient Picker), desktop + mobile, combining a search bar and a default follow-list per Decision Log #139.</w:t>
+            </w:r>
+          </w:p>
+        </w:tc>
+      </w:tr>
+      <w:tr>
+        <w:tc>
+          <w:tcPr>
+            <w:tcW w:type="dxa" w:w="500"/>
+          </w:tcPr>
+          <w:p>
+            <w:r>
+              <w:t>137</w:t>
+            </w:r>
+          </w:p>
+        </w:tc>
+        <w:tc>
+          <w:tcPr>
+            <w:tcW w:type="dxa" w:w="4700"/>
+          </w:tcPr>
+          <w:p>
+            <w:r>
+              <w:t>Club Picker — the single "No clubs match that filter" state still conflates "the filter matched nothing" with "there are no clubs in the catalogue at all" (flagged since sprint-1/f7-club-picker-code).</w:t>
+            </w:r>
+          </w:p>
+        </w:tc>
+        <w:tc>
+          <w:tcPr>
+            <w:tcW w:type="dxa" w:w="1850"/>
+          </w:tcPr>
+          <w:p>
+            <w:r>
+              <w:t>sprint-2/all-sections-followup-mobile-field-audit report; sprint-1/f7-club-picker-code</w:t>
+            </w:r>
+          </w:p>
+        </w:tc>
+        <w:tc>
+          <w:tcPr>
+            <w:tcW w:type="dxa" w:w="2300"/>
+          </w:tcPr>
+          <w:p>
+            <w:r>
+              <w:t>Resolved — minor. Conservative single-state kept this pass. A distinct "No clubs available yet" empty state (a copy/one-frame change) would resolve it; best done in the next pass that opens the Club Picker frames rather than as a one-off. Low urgency — the beachhead city will have seeded clubs (Build Plan §7).  → RESOLVED (built) by sprint-2/decision-log-133-137-followup: Club Picker — 6 No Clubs Available Yet, desktop + mobile, a distinct catalogue-empty state separate from screen 4's filter-empty state.</w:t>
+            </w:r>
+          </w:p>
+        </w:tc>
+      </w:tr>
+      <w:tr>
+        <w:tc>
+          <w:tcPr>
+            <w:tcW w:type="dxa" w:w="500"/>
+          </w:tcPr>
+          <w:p>
+            <w:r>
+              <w:t>138</w:t>
+            </w:r>
+          </w:p>
+        </w:tc>
+        <w:tc>
+          <w:tcPr>
+            <w:tcW w:type="dxa" w:w="4700"/>
+          </w:tcPr>
+          <w:p>
+            <w:r>
+              <w:t>Admin moderation appeal routing (raised by Decision Log #135 / Build Plan §8.4 step 4): who reviews an appeal against a moderation decision?</w:t>
+            </w:r>
+          </w:p>
+        </w:tc>
+        <w:tc>
+          <w:tcPr>
+            <w:tcW w:type="dxa" w:w="1850"/>
+          </w:tcPr>
+          <w:p>
+            <w:r>
+              <w:t>sprint-2/all-sections-followup-mobile-field-audit report; Build Plan §8.4; Decision Log #135</w:t>
+            </w:r>
+          </w:p>
+        </w:tc>
+        <w:tc>
+          <w:tcPr>
+            <w:tcW w:type="dxa" w:w="2300"/>
+          </w:tcPr>
+          <w:p>
+            <w:r>
+              <w:t>Resolved by the founder: an appeal is reviewed by a SECOND admin/moderator — never the admin/moderator who made the original decision. This is a real design requirement, not just a label: the moderation-queue screen must make the routing legible — an appealed report is visibly excluded from (or clearly marked against) the original reviewer's own queue view — and whoever builds the backend must enforce it server-side when Admin moderation is built in Sprint 5. See Decision Log #135.</w:t>
+            </w:r>
+          </w:p>
+        </w:tc>
+      </w:tr>
+      <w:tr>
+        <w:tc>
+          <w:tcPr>
+            <w:tcW w:type="dxa" w:w="500"/>
+          </w:tcPr>
+          <w:p>
+            <w:r>
+              <w:t>139</w:t>
+            </w:r>
+          </w:p>
+        </w:tc>
+        <w:tc>
+          <w:tcPr>
+            <w:tcW w:type="dxa" w:w="4700"/>
+          </w:tcPr>
+          <w:p>
+            <w:r>
+              <w:t>Message recipient-picker shape (raised by Decision Log #136 / Build Plan §4.7 POST /conversations): search, follow-list, or both?</w:t>
+            </w:r>
+          </w:p>
+        </w:tc>
+        <w:tc>
+          <w:tcPr>
+            <w:tcW w:type="dxa" w:w="1850"/>
+          </w:tcPr>
+          <w:p>
+            <w:r>
+              <w:t>sprint-2/all-sections-followup-mobile-field-audit report; Build Plan §4.7; Decision Log #136</w:t>
+            </w:r>
+          </w:p>
+        </w:tc>
+        <w:tc>
+          <w:tcPr>
+            <w:tcW w:type="dxa" w:w="2300"/>
+          </w:tcPr>
+          <w:p>
+            <w:r>
+              <w:t>Resolved by the founder: ONE recipient-picker screen combining BOTH — a search bar (by username / display name) AND a default follow-list section shown before any search term is entered; either path lets the user pick a recipient. Desktop + mobile. Backend still owes a real people-search endpoint (GET /search?q= or similar) — parked, same status as Decision Log #58's parked fields. The §8.3 step 5 restricted-pending rule (no DMs from/to unverified accounts, Decision Log #12) applies to both paths equally — restricted-pending users simply do not appear in the follow-list section or in search results. See Decision Log #136.</w:t>
+            </w:r>
+          </w:p>
+        </w:tc>
+      </w:tr>
+      <w:tr>
+        <w:tc>
+          <w:tcPr>
+            <w:tcW w:type="dxa" w:w="500"/>
+          </w:tcPr>
+          <w:p>
+            <w:r>
+              <w:t>140</w:t>
+            </w:r>
+          </w:p>
+        </w:tc>
+        <w:tc>
+          <w:tcPr>
+            <w:tcW w:type="dxa" w:w="4700"/>
+          </w:tcPr>
+          <w:p>
+            <w:r>
+              <w:t>Contest "Already Voted" / "Between Weeks" mobile equivalents — the two new Contest states built this pass exist desktop-only.</w:t>
+            </w:r>
+          </w:p>
+        </w:tc>
+        <w:tc>
+          <w:tcPr>
+            <w:tcW w:type="dxa" w:w="1850"/>
+          </w:tcPr>
+          <w:p>
+            <w:r>
+              <w:t>sprint-2/decision-log-133-137-followup report</w:t>
+            </w:r>
+          </w:p>
+        </w:tc>
+        <w:tc>
+          <w:tcPr>
+            <w:tcW w:type="dxa" w:w="2300"/>
+          </w:tcPr>
+          <w:p>
+            <w:r>
+              <w:t>Open — deferred, not silently treated as done. The desktop states are real and correct (cloned from the retrofitted legacy frames). Both legacy Contest source frames use absolute (non-auto-layout) internal positioning, which made even the desktop edits require several correction passes to avoid overlap when inserting new banner content -- reflowing the same edits into a fresh 390px mobile frame is real additional work, not a copy-paste. Scoped out as a conservative trim to keep this pass tractable; flagged as a fast-follow.</w:t>
+            </w:r>
+          </w:p>
+          <w:p>
+            <w:r>
+              <w:t xml:space="preserve"> RESOLVED by sprint-2/create-post-sports-contest-mobile-admin-notif-fix -- mobile equivalents built: Contest -- Already Voted -- Mobile (5815:8916) and Contest -- Between Weeks -- Mobile (5815:8948), 390px, matching the three existing Contest mobile screens.</w:t>
+            </w:r>
+          </w:p>
+        </w:tc>
+      </w:tr>
+      <w:tr>
+        <w:tc>
+          <w:tcPr>
+            <w:tcW w:type="dxa" w:w="500"/>
+          </w:tcPr>
+          <w:p>
+            <w:r>
+              <w:t>141</w:t>
+            </w:r>
+          </w:p>
+        </w:tc>
+        <w:tc>
+          <w:tcPr>
+            <w:tcW w:type="dxa" w:w="4700"/>
+          </w:tcPr>
+          <w:p>
+            <w:r>
+              <w:t>The new Admin "Moderation" sidebar nav item (added this pass to build the 3 new moderation screens) exists only on those 3 screens' own shells, not on the other 26 existing Admin shells.</w:t>
+            </w:r>
+          </w:p>
+        </w:tc>
+        <w:tc>
+          <w:tcPr>
+            <w:tcW w:type="dxa" w:w="1850"/>
+          </w:tcPr>
+          <w:p>
+            <w:r>
+              <w:t>sprint-2/decision-log-133-137-followup report</w:t>
+            </w:r>
+          </w:p>
+        </w:tc>
+        <w:tc>
+          <w:tcPr>
+            <w:tcW w:type="dxa" w:w="2300"/>
+          </w:tcPr>
+          <w:p>
+            <w:r>
+              <w:t>Open — deferred. Propagating "Moderation" to the other 26 existing Admin shells is its own follow-up pass, the same precedent already established twice in this file for "Categories" (Decision Log #49) and "Competitions" (Decision Log #76, closed by PR #110). Not done here -- retouching 26 existing Admin frames is exactly the kind of existing-frame edit the hard "do not touch Admin Panel's colour/token treatment" constraint counsels against doing incidentally inside an unrelated task.</w:t>
+            </w:r>
+          </w:p>
+        </w:tc>
+      </w:tr>
+      <w:tr>
+        <w:tc>
+          <w:tcPr>
+            <w:tcW w:type="dxa" w:w="500"/>
+          </w:tcPr>
+          <w:p>
+            <w:r>
+              <w:t>142</w:t>
+            </w:r>
+          </w:p>
+        </w:tc>
+        <w:tc>
+          <w:tcPr>
+            <w:tcW w:type="dxa" w:w="4700"/>
+          </w:tcPr>
+          <w:p>
+            <w:r>
+              <w:t>Correction: PR #124's report flagged 917:218 ("Users - team members") as "admin-role management, a different thing" from a real GET/PATCH /admin/users list/detail view, and used that flag to justify a planned new user-list screen.</w:t>
+            </w:r>
+          </w:p>
+        </w:tc>
+        <w:tc>
+          <w:tcPr>
+            <w:tcW w:type="dxa" w:w="1850"/>
+          </w:tcPr>
+          <w:p>
+            <w:r>
+              <w:t>sprint-2/decision-log-133-137-followup report; PR #124</w:t>
+            </w:r>
+          </w:p>
+        </w:tc>
+        <w:tc>
+          <w:tcPr>
+            <w:tcW w:type="dxa" w:w="2300"/>
+          </w:tcPr>
+          <w:p>
+            <w:r>
+              <w:t>Resolved (correction). Re-examined directly (screenshot + structure) before building anything -- that flag was wrong. 917:218 is already a real platform-user list: Username / Date Joined / Status (Active/Inactive) columns, block and delete row actions -- it substantially serves GET/PATCH /admin/users today. No redundant user-list screen was built this pass; doing so would have duplicated an existing, working screen. A genuine user-DETAIL drill-down (beyond the existing list + inline row actions) remains a real, smaller, lower-priority gap -- noted, not built.</w:t>
+            </w:r>
+          </w:p>
+        </w:tc>
+      </w:tr>
+      <w:tr>
+        <w:tc>
+          <w:tcPr>
+            <w:tcW w:type="dxa" w:w="500"/>
+          </w:tcPr>
+          <w:p>
+            <w:r>
+              <w:t>143</w:t>
+            </w:r>
+          </w:p>
+        </w:tc>
+        <w:tc>
+          <w:tcPr>
+            <w:tcW w:type="dxa" w:w="4700"/>
+          </w:tcPr>
+          <w:p>
+            <w:r>
+              <w:t>Moderation-outcome and appeal-decision email templates (paired with the new Admin moderation screens, section 8.4's notify-both-parties requirement) -- still no design exists for either.</w:t>
+            </w:r>
+          </w:p>
+        </w:tc>
+        <w:tc>
+          <w:tcPr>
+            <w:tcW w:type="dxa" w:w="1850"/>
+          </w:tcPr>
+          <w:p>
+            <w:r>
+              <w:t>sprint-2/decision-log-133-137-followup report; Decision Log #135</w:t>
+            </w:r>
+          </w:p>
+        </w:tc>
+        <w:tc>
+          <w:tcPr>
+            <w:tcW w:type="dxa" w:w="2300"/>
+          </w:tcPr>
+          <w:p>
+            <w:r>
+              <w:t>Open -- deferred, consistent with the existing 5-unwired-template precedent (Decision Log #56/#59, PR #104). A template needs real backend send-trigger context and copy matching an actual event; inventing both for an event that does not exist server-side yet would misrepresent placeholder as built-and-ready.</w:t>
+            </w:r>
+          </w:p>
+        </w:tc>
+      </w:tr>
+      <w:tr>
+        <w:tc>
+          <w:tcPr>
+            <w:tcW w:type="dxa" w:w="500"/>
+          </w:tcPr>
+          <w:p>
+            <w:r>
+              <w:t>144</w:t>
+            </w:r>
+          </w:p>
+        </w:tc>
+        <w:tc>
+          <w:tcPr>
+            <w:tcW w:type="dxa" w:w="4700"/>
+          </w:tcPr>
+          <w:p>
+            <w:r>
+              <w:t>Bants -- of the two missing-mobile-variant gaps flagged in Decision Log #134, only one (the pre-categories Search Filter panel) was built this pass; a second categories-view mobile state (mirroring the desktop's "User's own created bants" categories filter, 2459:12447) was not.</w:t>
+            </w:r>
+          </w:p>
+        </w:tc>
+        <w:tc>
+          <w:tcPr>
+            <w:tcW w:type="dxa" w:w="1850"/>
+          </w:tcPr>
+          <w:p>
+            <w:r>
+              <w:t>sprint-2/decision-log-133-137-followup report</w:t>
+            </w:r>
+          </w:p>
+        </w:tc>
+        <w:tc>
+          <w:tcPr>
+            <w:tcW w:type="dxa" w:w="2300"/>
+          </w:tcPr>
+          <w:p>
+            <w:r>
+              <w:t>Open -- deferred, minor. The existing mobile Search Filter (Categories) frame (5650:8221) already covers the categories-picker pattern once; a second near-duplicate state was judged lower value than the two Bants items actually built this pass (the pre-categories filter panel and the No Results empty state). Flagged, not silently dropped.</w:t>
+            </w:r>
+          </w:p>
+        </w:tc>
+      </w:tr>
+      <w:tr>
+        <w:tc>
+          <w:tcPr>
+            <w:tcW w:type="dxa" w:w="500"/>
+          </w:tcPr>
+          <w:p>
+            <w:r>
+              <w:t>145</w:t>
+            </w:r>
+          </w:p>
+        </w:tc>
+        <w:tc>
+          <w:tcPr>
+            <w:tcW w:type="dxa" w:w="4700"/>
+          </w:tcPr>
+          <w:p>
+            <w:r>
+              <w:t>Sports/Livescores match-centre mobile (8 screens) built with dummy match data (Liverpool 1-3 Chelsea, verbatim from the desktop frames) ahead of a sports-data vendor. Confirm the design work is unblocked while real vendor wiring stays blocked on Decision Log #6 -- figma-to-code must not wire any Sports match-centre mobile screen to data until #6 resolves.</w:t>
+            </w:r>
+          </w:p>
+        </w:tc>
+        <w:tc>
+          <w:tcPr>
+            <w:tcW w:type="dxa" w:w="1850"/>
+          </w:tcPr>
+          <w:p>
+            <w:r>
+              <w:t>sprint-2/create-post-sports-contest-mobile-admin-notif-fix report</w:t>
+            </w:r>
+          </w:p>
+        </w:tc>
+        <w:tc>
+          <w:tcPr>
+            <w:tcW w:type="dxa" w:w="2300"/>
+          </w:tcPr>
+          <w:p>
+            <w:r>
+              <w:t>Open -- design unblocked (founder-authorised, this pass); data wiring still blocked on Decision Log #6. Same convention as the Contest/Leaderboard boards built ahead of their own data-model blockers.</w:t>
+            </w:r>
+          </w:p>
+        </w:tc>
+      </w:tr>
+      <w:tr>
+        <w:tc>
+          <w:tcPr>
+            <w:tcW w:type="dxa" w:w="500"/>
+          </w:tcPr>
+          <w:p>
+            <w:r>
+              <w:t>146</w:t>
+            </w:r>
+          </w:p>
+        </w:tc>
+        <w:tc>
+          <w:tcPr>
+            <w:tcW w:type="dxa" w:w="4700"/>
+          </w:tcPr>
+          <w:p>
+            <w:r>
+              <w:t>Moderation nav item -- active-row icon colour. On the 3 Moderation screens the active (navy) Moderation row's el:ban-circle icon vector is bound to color/text/primary (navy) and renders invisible; every sibling active-row icon binds to color/text/on-navy (white).</w:t>
+            </w:r>
+          </w:p>
+        </w:tc>
+        <w:tc>
+          <w:tcPr>
+            <w:tcW w:type="dxa" w:w="1850"/>
+          </w:tcPr>
+          <w:p>
+            <w:r>
+              <w:t>sprint-2/create-post-sports-contest-mobile-admin-notif-fix report</w:t>
+            </w:r>
+          </w:p>
+        </w:tc>
+        <w:tc>
+          <w:tcPr>
+            <w:tcW w:type="dxa" w:w="2300"/>
+          </w:tcPr>
+          <w:p>
+            <w:r>
+              <w:t>Resolved -- needs founder sign-off. Not fixed this pass: the Item 4 hard constraint forbids any rebinding in Admin Panel. Proposed: rebind those 3 vectors (5794:8709, 5796:8709, 5796:8827) to color/text/on-navy -- an existing token already used by every other active-row icon, not a palette change; trivially reversible.</w:t>
+              <w:br/>
+              <w:t xml:space="preserve"> RESOLVED by sprint-2/admin-sidebar-competitions-icon-fix -- the whole-block sidebar swap re-applies the standard active-state binding, so the 3 Moderation screens' active Moderation-row icon is now bound to color/text/on-navy (white) like every other active-row icon. Verified on 5835:9240 / 5835:9283 / 5835:9326. No palette change.</w:t>
+            </w:r>
+          </w:p>
+        </w:tc>
+      </w:tr>
+      <w:tr>
+        <w:tc>
+          <w:tcPr>
+            <w:tcW w:type="dxa" w:w="500"/>
+          </w:tcPr>
+          <w:p>
+            <w:r>
+              <w:t>147</w:t>
+            </w:r>
+          </w:p>
+        </w:tc>
+        <w:tc>
+          <w:tcPr>
+            <w:tcW w:type="dxa" w:w="4700"/>
+          </w:tcPr>
+          <w:p>
+            <w:r>
+              <w:t>fi:A_users 'Users' nav icon renders nothing (Vector children with empty fills) on all ~29 Admin Panel screens. Pre-existing, not caused by this pass; left untouched per the Admin colour/token constraint.</w:t>
+            </w:r>
+          </w:p>
+        </w:tc>
+        <w:tc>
+          <w:tcPr>
+            <w:tcW w:type="dxa" w:w="1850"/>
+          </w:tcPr>
+          <w:p>
+            <w:r>
+              <w:t>sprint-2/create-post-sports-contest-mobile-admin-notif-fix report</w:t>
+            </w:r>
+          </w:p>
+        </w:tc>
+        <w:tc>
+          <w:tcPr>
+            <w:tcW w:type="dxa" w:w="2300"/>
+          </w:tcPr>
+          <w:p>
+            <w:r>
+              <w:t>Open -- deferred. Fold into the Admin content-area retrofit family (Decision Log #52). Fix path identified by sprint-2/admin-panel-structural-pass: fi:A_users -&gt; carbon:user--multiple (a real-fill glyph) as part of the Item 1 icon standardization. Still open pending the #180 componentization session that carries that work.</w:t>
+            </w:r>
+          </w:p>
+        </w:tc>
+      </w:tr>
+      <w:tr>
+        <w:tc>
+          <w:tcPr>
+            <w:tcW w:type="dxa" w:w="500"/>
+          </w:tcPr>
+          <w:p>
+            <w:r>
+              <w:t>148</w:t>
+            </w:r>
+          </w:p>
+        </w:tc>
+        <w:tc>
+          <w:tcPr>
+            <w:tcW w:type="dxa" w:w="4700"/>
+          </w:tcPr>
+          <w:p>
+            <w:r>
+              <w:t>Create Post mobile -- base 5701:8328 gained a 'Create a Post / Contest' mode-tab row (extension for parity with the desktop composer states and the new Contest-mode mobile frame). Confirm the tab row belongs on the plain composer, or should appear only once Contest mode is entered.</w:t>
+            </w:r>
+          </w:p>
+        </w:tc>
+        <w:tc>
+          <w:tcPr>
+            <w:tcW w:type="dxa" w:w="1850"/>
+          </w:tcPr>
+          <w:p>
+            <w:r>
+              <w:t>sprint-2/create-post-sports-contest-mobile-admin-notif-fix report</w:t>
+            </w:r>
+          </w:p>
+        </w:tc>
+        <w:tc>
+          <w:tcPr>
+            <w:tcW w:type="dxa" w:w="2300"/>
+          </w:tcPr>
+          <w:p>
+            <w:r>
+              <w:t>Open -- minor. Conservative choice made meanwhile: tab row present with 'Create a Post' active.</w:t>
+            </w:r>
+          </w:p>
+        </w:tc>
+      </w:tr>
+      <w:tr>
+        <w:tc>
+          <w:tcPr>
+            <w:tcW w:type="dxa" w:w="500"/>
+          </w:tcPr>
+          <w:p>
+            <w:r>
+              <w:t>149</w:t>
+            </w:r>
+          </w:p>
+        </w:tc>
+        <w:tc>
+          <w:tcPr>
+            <w:tcW w:type="dxa" w:w="4700"/>
+          </w:tcPr>
+          <w:p>
+            <w:r>
+              <w:t>H2H / Standing mobile use a palette-compliant result/position colour scheme (W/promotion = brand/green, Draw/mid-table = brand/navy, Loss/relegation = semantic/alert). The desktop screens use yellow/amber for draws and mid-table -- deliberately not reproduced (off-palette, no token).</w:t>
+            </w:r>
+          </w:p>
+        </w:tc>
+        <w:tc>
+          <w:tcPr>
+            <w:tcW w:type="dxa" w:w="1850"/>
+          </w:tcPr>
+          <w:p>
+            <w:r>
+              <w:t>sprint-2/create-post-sports-contest-mobile-admin-notif-fix report</w:t>
+            </w:r>
+          </w:p>
+        </w:tc>
+        <w:tc>
+          <w:tcPr>
+            <w:tcW w:type="dxa" w:w="2300"/>
+          </w:tcPr>
+          <w:p>
+            <w:r>
+              <w:t>Resolved by the founder: the mobile H2H / Standing result/position colour scheme is final -- W / promotion = brand/green, Draw / mid-table = brand/navy, Loss / relegation = semantic/alert. This palette-compliant scheme is canonical; the desktop Sports Hub screens' off-palette yellow/amber for draws and mid-table is now the flagged deviation, to be brought in line whenever those desktop screens next get a token pass (Decision Log #97 / #52 family).</w:t>
+            </w:r>
+          </w:p>
+        </w:tc>
+      </w:tr>
+      <w:tr>
+        <w:tc>
+          <w:tcPr>
+            <w:tcW w:type="dxa" w:w="500"/>
+          </w:tcPr>
+          <w:p>
+            <w:r>
+              <w:t>150</w:t>
+            </w:r>
+          </w:p>
+        </w:tc>
+        <w:tc>
+          <w:tcPr>
+            <w:tcW w:type="dxa" w:w="4700"/>
+          </w:tcPr>
+          <w:p>
+            <w:r>
+              <w:t>Admin Panel sidebar 'Competitions' nav icon was a mass copy-paste defect -- on 27 of 29 Admin screens the Competitions row icon was a duplicate of the 'Contest' row icon (badge glyph), not the intended bar-chart. Fixed by replacing the entire sidebar nav block ('Frame 5745') on all 27 with a clone of the confirmed-correct block on 5566:8033 (Admin -- Create Competition), re-applying each screen's own active-nav highlighting. Layer names could not identify the bug -- the icon frame is named u:chat-bubble-user on every screen, correct and broken alike; the discriminator is icon-frame child geometry (3 rectangles vs 1 vector). Closes the icon-fidelity gap in the sidebar rollout that PR #130's '29/29 carry it' claim missed: PR #130's coverage of the Moderation item was complete, but it (and PR #110's original Competitions propagation) carried the pre-existing broken Competitions icon forward unchanged.</w:t>
+            </w:r>
+          </w:p>
+        </w:tc>
+        <w:tc>
+          <w:tcPr>
+            <w:tcW w:type="dxa" w:w="1850"/>
+          </w:tcPr>
+          <w:p>
+            <w:r>
+              <w:t>sprint-2/admin-sidebar-competitions-icon-fix report</w:t>
+            </w:r>
+          </w:p>
+        </w:tc>
+        <w:tc>
+          <w:tcPr>
+            <w:tcW w:type="dxa" w:w="2300"/>
+          </w:tcPr>
+          <w:p>
+            <w:r>
+              <w:t>Resolved (founder-instructed). 29/29 Admin screens now carry the correct bar-chart Competitions icon; 0 unbound paints; no other token/colour touched. Whole-block-swap chosen over a targeted single-icon patch on the founder's explicit instruction, to also clear any other undiscovered copy-paste drift in the same block.</w:t>
+            </w:r>
+          </w:p>
+        </w:tc>
+      </w:tr>
+      <w:tr>
+        <w:tc>
+          <w:tcPr>
+            <w:tcW w:type="dxa" w:w="500"/>
+          </w:tcPr>
+          <w:p>
+            <w:r>
+              <w:t>151</w:t>
+            </w:r>
+          </w:p>
+        </w:tc>
+        <w:tc>
+          <w:tcPr>
+            <w:tcW w:type="dxa" w:w="4700"/>
+          </w:tcPr>
+          <w:p>
+            <w:r>
+              <w:t>Admin sidebar block outer geometry: the source block (5566:8067) is 806px tall with primaryAxisAlignItems = MIN; the 16 'Admin Shell' GROUP screens run a 655px block with SPACE_BETWEEN to pin Settings to the bottom of a shorter sidebar. This pass kept each target's own height/align/itemSpacing (copying only the block content verbatim) so nothing moved. Decide whether Admin sidebars should be unified to a single height/align, or the current two-variant state is intentional.</w:t>
+            </w:r>
+          </w:p>
+        </w:tc>
+        <w:tc>
+          <w:tcPr>
+            <w:tcW w:type="dxa" w:w="1850"/>
+          </w:tcPr>
+          <w:p>
+            <w:r>
+              <w:t>sprint-2/admin-sidebar-competitions-icon-fix report</w:t>
+            </w:r>
+          </w:p>
+        </w:tc>
+        <w:tc>
+          <w:tcPr>
+            <w:tcW w:type="dxa" w:w="2300"/>
+          </w:tcPr>
+          <w:p>
+            <w:r>
+              <w:t>Open -- minor; conservative choice (preserve each screen's existing sidebar geometry) made meanwhile. Sidebar geometry unification falls out of the Admin Shell component definition (sprint-2/admin-panel-structural-pass report §4): one geometry by construction (nav block fills sidebar height, SPACE_BETWEEN, Settings bottom-pinned at any frame height). NOT executed -- part of the #180 componentization session.</w:t>
+            </w:r>
+          </w:p>
+        </w:tc>
+      </w:tr>
+      <w:tr>
+        <w:tc>
+          <w:tcPr>
+            <w:tcW w:type="dxa" w:w="500"/>
+          </w:tcPr>
+          <w:p>
+            <w:r>
+              <w:t>152</w:t>
+            </w:r>
+          </w:p>
+        </w:tc>
+        <w:tc>
+          <w:tcPr>
+            <w:tcW w:type="dxa" w:w="4700"/>
+          </w:tcPr>
+          <w:p>
+            <w:r>
+              <w:t>Homepage routing: is "/" the marketing landing page (logged-out) or the authenticated home feed? Raised as an unresolved BLOCKER annotation directly on the canonical Homepage Figma frame (5204:6728, "Note — BLOCKER, carried forward unresolved from Pass 1") and repeated on its Pass 1 predecessor (5191:6652). Discovered during the Sprint 2 sweep to still be unresolved in the Decision Log despite appearing settled in practice — create-a-post, suggested follows, and feed posts all live in the Community pillar (1306:7149), not on any homepage frame, and the Homepage's Header instance is header 7 (logged-out, Login button), consistent with a marketing-page reading.</w:t>
+            </w:r>
+          </w:p>
+        </w:tc>
+        <w:tc>
+          <w:tcPr>
+            <w:tcW w:type="dxa" w:w="1850"/>
+          </w:tcPr>
+          <w:p>
+            <w:r>
+              <w:t>Homepage Figma annotation zone (5204:6728, 5191:6652); Sprint 2 sweep</w:t>
+            </w:r>
+          </w:p>
+        </w:tc>
+        <w:tc>
+          <w:tcPr>
+            <w:tcW w:type="dxa" w:w="2300"/>
+          </w:tcPr>
+          <w:p>
+            <w:r>
+              <w:t>Resolved by the founder: "/" is exclusively the logged-out marketing landing page. Logged-in users route to the Community feed (1306:7149) instead — there is no separate authenticated-homepage design, and none is needed. This closes the BLOCKER note on 5204:6728 and 5191:6652; whoever runs figma-to-code on either frame should disregard that annotation as stale and build the logged-out marketing page it already is. No routing code exists yet (frontend is still 0% converted) — this settles the design/product question only; the actual React Router route guard (unauthenticated → "/", authenticated → Community feed) is implementation work for whoever runs figma-to-code.</w:t>
+            </w:r>
+          </w:p>
+        </w:tc>
+      </w:tr>
+      <w:tr>
+        <w:tc>
+          <w:tcPr>
+            <w:tcW w:type="dxa" w:w="500"/>
+          </w:tcPr>
+          <w:p>
+            <w:r>
+              <w:t>153</w:t>
+            </w:r>
+          </w:p>
+        </w:tc>
+        <w:tc>
+          <w:tcPr>
+            <w:tcW w:type="dxa" w:w="4700"/>
+          </w:tcPr>
+          <w:p>
+            <w:r>
+              <w:t>Feed "isLiked" / "isSaved" / "isFollowing" not exposed by the read APIs. GET /posts/feed's FeedPost payload (feed.service.ts POST_SELECT) carries no per-current-user flag for whether the calling user has already liked or saved a given post, and the embedded author object carries no "isFollowing" flag. The web Community feed (sprint-2/home-community-conversion) therefore renders every like / save / follow control in its default (not-yet-acted) state on first load and on every hard refresh, correcting itself only for actions taken in the current session via local component state and the idempotent toggle-endpoint responses. Backend work needed: add isLiked/isSaved to the feed + single-post payloads (a per-user Like/SavedPost existence check, scoped to the caller), and isFollowing to the post author (and to any future public user payload). Until then the feed UI is not fully correct across reloads.</w:t>
+            </w:r>
+          </w:p>
+        </w:tc>
+        <w:tc>
+          <w:tcPr>
+            <w:tcW w:type="dxa" w:w="1850"/>
+          </w:tcPr>
+          <w:p>
+            <w:r>
+              <w:t>sprint-2/home-community-conversion (figma-to-code) report</w:t>
+            </w:r>
+          </w:p>
+        </w:tc>
+        <w:tc>
+          <w:tcPr>
+            <w:tcW w:type="dxa" w:w="2300"/>
+          </w:tcPr>
+          <w:p>
+            <w:r>
+              <w:t>Resolved -- flagged, not resolved. Frontend ships with the documented per-session-only workaround (idempotent like/save endpoints make a redundant re-like harmless; likeCount is always taken fresh from the server response). No web bug; a real backend gap. Candidate for the next backend-api pass on the Feed service. RESOLVED (sprint-2/feed-per-user-flags, backend-api). GET /posts/feed and GET /posts/:id now return per-caller isLiked / isSaved and author.isFollowing, all computed (not stored) -- getFeed via three batched findMany({ where: { ...: { in: [...] } } }) queries (no N+1), getPostById via three unique-key existence checks; isFollowing is a hard false for the caller's own posts with no lookup. feed.controller.ts getById gained @CurrentUser(). apps/web NOT changed here -- dropping PostCard.tsx's session-local workaround is the separate follow-up this unblocks. createPost / getSavedPosts responses still return the raw shape (flagged in-code as a minor follow-up). New Decision Log candidate raised in the PR report: GET /clubs (ClubSummary) has the identical gap -- no per-user 'joined' field -- not fixed here. FRONTEND now also wired (sprint-2/postcard-viewer-state-wiring, figma-to-code) -- the follow-up this entry's own text called out: apps/web/src/api/feed.ts's FeedPost/FeedPostAuthor gained isLiked/isSaved/isFollowing, and PostCard.tsx now initialises its like/save/follow controls from those real fields instead of the hardcoded useState(false) session-local workaround PR #135 shipped. createPost's client type narrowed to a CreatedPost that omits the three fields (POST /posts stays unenriched per this entry); CommunityPage fills the deterministic falses on prepend. New test proves already-liked/saved/followed controls render in their acted state on first paint. #153 is fully closed, backend and frontend. The sibling GET /clubs gap this entry's own text names ('GET /clubs (ClubSummary) has the identical gap -- no per-user joined field') is now its own entry #154, RESOLVED by sprint-2/clubs-joined-flag.</w:t>
+            </w:r>
+          </w:p>
+        </w:tc>
+      </w:tr>
+      <w:tr>
+        <w:tc>
+          <w:tcPr>
+            <w:tcW w:type="dxa" w:w="500"/>
+          </w:tcPr>
+          <w:p>
+            <w:r>
+              <w:t>154</w:t>
+            </w:r>
+          </w:p>
+        </w:tc>
+        <w:tc>
+          <w:tcPr>
+            <w:tcW w:type="dxa" w:w="4700"/>
+          </w:tcPr>
+          <w:p>
+            <w:r>
+              <w:t>GET /clubs / GET /clubs/:id have no per-caller "joined" field. ClubsService.listClubs returns ClubSummary (id, name, league, country, logoUrl, memberCount) with no boolean for whether the calling user is already a member of each club -- only the POST/DELETE /clubs/:id/join action responses (JoinState) carry that. Same class of gap as #153 (feed isLiked/isSaved/isFollowing): a list endpoint that can't tell a caller their own relationship to each row, so apps/web's club-picker / "my clubs" surfaces can't render a join button in the right state on load.</w:t>
+            </w:r>
+          </w:p>
+        </w:tc>
+        <w:tc>
+          <w:tcPr>
+            <w:tcW w:type="dxa" w:w="1850"/>
+          </w:tcPr>
+          <w:p>
+            <w:r>
+              <w:t>sprint-2/feed-per-user-flags (PR #136) report -- flagged there as a new candidate off Decision Log #153</w:t>
+            </w:r>
+          </w:p>
+        </w:tc>
+        <w:tc>
+          <w:tcPr>
+            <w:tcW w:type="dxa" w:w="2300"/>
+          </w:tcPr>
+          <w:p>
+            <w:r>
+              <w:t>RESOLVED (sprint-2/clubs-joined-flag, backend-api). GET /clubs and GET /clubs/:id now return ClubSummaryWithViewerState = ClubSummary &amp; { joined: boolean }, computed (not stored): listClubs resolves a whole page with ONE batched clubPage.findMany({ where: { id: { in: [...] }, members: { some: { id: userId } } } }) (no N+1; zero-club page issues no query), getClubById with one findFirst -- a plain Prisma relation filter, not the raw SQL joinClub/leaveClub need for write atomicity. clubs.controller.ts list + getById gained @CurrentUser(), mirroring PR #136's feed.controller.ts change. joinClub/leaveClub's JoinState already carries joined -- unchanged. apps/web NOT touched here -- updating api/clubs.ts's ClubSummary type + any local joined-state tracking is a separate follow-up, same two-PR split #153 used. FRONTEND type now also wired (sprint-2/clubpicker-joined-wiring, figma-to-code): apps/web/src/api/clubs.ts's ClubSummary gained joined: boolean, and ClubPickerStep.tsx seeds each club's join-button state from it instead of always starting 'idle'. NOTE this closes a type/correctness gap, NOT a live user-facing bug -- ClubPickerStep is only reached once, right after registration, when a new account has joined nothing, so joined is always false there today. See new candidate #155 (no persistent Clubs-browsing page exists in apps/web) for why the field has no live consumer yet.</w:t>
+            </w:r>
+          </w:p>
+        </w:tc>
+      </w:tr>
+      <w:tr>
+        <w:tc>
+          <w:tcPr>
+            <w:tcW w:type="dxa" w:w="500"/>
+          </w:tcPr>
+          <w:p>
+            <w:r>
+              <w:t>155</w:t>
+            </w:r>
+          </w:p>
+        </w:tc>
+        <w:tc>
+          <w:tcPr>
+            <w:tcW w:type="dxa" w:w="4700"/>
+          </w:tcPr>
+          <w:p>
+            <w:r>
+              <w:t>No persistent "my clubs" / club-browsing page exists in apps/web. The only place that renders a club list or calls GET /clubs is ClubPickerStep.tsx, shown exactly once from RegisterStep's post-registration success view -- router.tsx has no standalone Clubs route. This is why the per-caller `joined` field (Decision Log #154) and the DELETE /clubs/:id/join (leaveClub) endpoint have no live frontend consumer: a brand-new account has joined nothing, and there's no returning-user surface where prior membership or leaving a club would matter.</w:t>
+            </w:r>
+          </w:p>
+        </w:tc>
+        <w:tc>
+          <w:tcPr>
+            <w:tcW w:type="dxa" w:w="1850"/>
+          </w:tcPr>
+          <w:p>
+            <w:r>
+              <w:t>sprint-2/clubpicker-joined-wiring (PR follow-up to Decision Log #154)</w:t>
+            </w:r>
+          </w:p>
+        </w:tc>
+        <w:tc>
+          <w:tcPr>
+            <w:tcW w:type="dxa" w:w="2300"/>
+          </w:tcPr>
+          <w:p>
+            <w:r>
+              <w:t>Resolved — flagged, not built. CORRECTION (founder confirmed): the original framing of this entry ("Sprint 3+ territory") was wrong and has been struck. Build Plan Section 6 names "Club Pages" directly in SPRINT 2's own heading ("Sprint 2 — Feed, Club Pages, Follow") and its task line ("Build club fan pages with auto-join on signup") — no other sprint's text mentions a club-viewing or club-browsing page anywhere. This is not forward-looking scope; it is an INCOMPLETE Sprint 2 deliverable. What Sprint 2 actually shipped for "Club Pages" was the join-picker during onboarding (ClubPickerStep.tsx) — a list-and-join UI, not a page you can visit to see a specific club, its fan-page feed, or your own membership. A real Clubs page (browse the catalogue, view an individual club's fan page, see which you've joined, join/leave) is still needed to actually close Sprint 2's own "Club Pages" scope, not deferred to a later sprint. When it's built: that page is where `joined` (#154) genuinely matters, and where apps/web needs a leaveClub() client function to sit alongside joinClub() (the backend DELETE /clubs/:id/join already exists, sprint-2/club-leave, but api/clubs.ts has no client for it). -- DESIGN HALF BUILT: sprint-2/club-pages-design (figma-screen-builder) designed the persistent Club Pages surface -- Clubs -- Browse (desktop 5841:9240 / mobile 5841:9306) and Club -- Fan Page (desktop 5841:9365 / mobile 5841:9431), plus a Design Notes frame (5853:9240). Frontend code conversion remains a separate figma-to-code follow-up. New candidates raised: #156 (nav entry point), #157 (club fan-page feed endpoint), #158 (apps/web leaveClub() client). -- FULLY CLOSED (design + code): sprint-2/club-pages-conversion (figma-to-code) converted PR #142's frames into real, working React -- apps/web/src/pages/ClubsPage.tsx (route /clubs, GET /clubs, client-side name filter, cursor "Load more", per-club Join/Leave) and ClubFanPage.tsx (route /clubs/:id, GET /clubs/:id, Join/Leave, "Club not found" 404 state, the verbatim scope note). New api/clubs.ts clients getClubById() and leaveClub() (#158). Shared ClubJoinButton.tsx. router.tsx gains both routes. 15 new tests (ClubsPage.test.tsx + ClubFanPage.test.tsx); apps/web suite 11 files / 66 tests, 0 failures. #156 (nav entry point) and #157 (club fan-page feed endpoint) remain open by design -- both explicitly out of this task's scope.</w:t>
+            </w:r>
+          </w:p>
+        </w:tc>
+      </w:tr>
+      <w:tr>
+        <w:tc>
+          <w:tcPr>
+            <w:tcW w:type="dxa" w:w="500"/>
+          </w:tcPr>
+          <w:p>
+            <w:r>
+              <w:t>156</w:t>
+            </w:r>
+          </w:p>
+        </w:tc>
+        <w:tc>
+          <w:tcPr>
+            <w:tcW w:type="dxa" w:w="4700"/>
+          </w:tcPr>
+          <w:p>
+            <w:r>
+              <w:t>Navigation entry point for a persistent "Clubs -- Browse" page. The screen has no nav-bar entry point: the Web app Navbar component set (2824:4309 -- header 4 / header 7 + mobile) has no Clubs slot, and the whole Club Picker family plus the "Which Club Do I Represent" selector (5570:7813) use the simple "Top Bar -- Soccernity" logo bar rather than the full logged-in header 4. Where should Clubs -- Browse be reachable from, and should persistent Club Pages use the real header 4 navbar?</w:t>
+            </w:r>
+          </w:p>
+        </w:tc>
+        <w:tc>
+          <w:tcPr>
+            <w:tcW w:type="dxa" w:w="1850"/>
+          </w:tcPr>
+          <w:p>
+            <w:r>
+              <w:t>sprint-2/club-pages-design (figma-screen-builder) report</w:t>
+            </w:r>
+          </w:p>
+        </w:tc>
+        <w:tc>
+          <w:tcPr>
+            <w:tcW w:type="dxa" w:w="2300"/>
+          </w:tcPr>
+          <w:p>
+            <w:r>
+              <w:t>Resolved -- flagged, conservative choice made meanwhile: both new Club Pages frames (Clubs -- Browse + Club -- Fan Page, desktop + mobile) use the same simple "Top Bar -- Soccernity" logo bar as the rest of the club-picker family, and no nav entry point was invented. Deferred to a coordinated navbar decision -- candidate entry points: its own nav item on header 4, a link from the Profile screen, or from the Community left rail. RESOLVED across sprint-2/navbar-icon-set-complete (PR #144), sprint-2/mobile-nav-drawer-canonical (PR #145), sprint-2/desktop-icon-nav-and-header-fix (PR #146), and sprint-2/navbar-phase-2-icon-nav-and-auth-state (PR #147): Clubs got a real 6th icon on both header 4 and header 7 (Decision Log #159), and a real entry point in the canonical mobile Navigation Drawer (Decision Log #162). Persistent Club Pages use the real icon navbar, not the simple Top Bar the club-picker family uses — the founder's explicit direction (confirmed in conversation ahead of PR #144) was to move away from a simple top bar entirely, not just to add a Clubs slot to it.</w:t>
+            </w:r>
+          </w:p>
+        </w:tc>
+      </w:tr>
+      <w:tr>
+        <w:tc>
+          <w:tcPr>
+            <w:tcW w:type="dxa" w:w="500"/>
+          </w:tcPr>
+          <w:p>
+            <w:r>
+              <w:t>157</w:t>
+            </w:r>
+          </w:p>
+        </w:tc>
+        <w:tc>
+          <w:tcPr>
+            <w:tcW w:type="dxa" w:w="4700"/>
+          </w:tcPr>
+          <w:p>
+            <w:r>
+              <w:t>Club fan-page feed / club-scoped posts endpoint. Post has a clubPageId column but no endpoint reads or filters by it (GET /posts/feed is scoped to the caller’s own posts + follows only). There is no way to show "recent posts from this club" on a club fan page. Defining a club feed -- GET /clubs/:id/posts, or a clubPageId filter on GET /posts/feed, with its own scope/pagination rules -- is real backend design work.</w:t>
+            </w:r>
+          </w:p>
+        </w:tc>
+        <w:tc>
+          <w:tcPr>
+            <w:tcW w:type="dxa" w:w="1850"/>
+          </w:tcPr>
+          <w:p>
+            <w:r>
+              <w:t>sprint-2/club-pages-design (figma-screen-builder) report</w:t>
+            </w:r>
+          </w:p>
+        </w:tc>
+        <w:tc>
+          <w:tcPr>
+            <w:tcW w:type="dxa" w:w="2300"/>
+          </w:tcPr>
+          <w:p>
+            <w:r>
+              <w:t>Open -- flagged, not built around and not faked with dummy data (unlike the homepage’s vendor-blocked fixtures/news, this is a genuinely missing endpoint, not blocked external content). The Club -- Fan Page design deliberately shows only real ClubSummary fields (badge, name, league / country, member count, join/leave) plus one honest scope note; whoever runs figma-to-code must not wire a club feed.</w:t>
+            </w:r>
+          </w:p>
+        </w:tc>
+      </w:tr>
+      <w:tr>
+        <w:tc>
+          <w:tcPr>
+            <w:tcW w:type="dxa" w:w="500"/>
+          </w:tcPr>
+          <w:p>
+            <w:r>
+              <w:t>158</w:t>
+            </w:r>
+          </w:p>
+        </w:tc>
+        <w:tc>
+          <w:tcPr>
+            <w:tcW w:type="dxa" w:w="4700"/>
+          </w:tcPr>
+          <w:p>
+            <w:r>
+              <w:t>apps/web has no leaveClub() API client. api/clubs.ts has joinClub() and listClubs() but no client for the already-shipped DELETE /clubs/:id/join (sprint-2/club-leave). A returning-user Club Pages surface needs a "Leave" affordance, which needs this client.</w:t>
+            </w:r>
+          </w:p>
+        </w:tc>
+        <w:tc>
+          <w:tcPr>
+            <w:tcW w:type="dxa" w:w="1850"/>
+          </w:tcPr>
+          <w:p>
+            <w:r>
+              <w:t>sprint-2/club-pages-design (figma-screen-builder) report</w:t>
+            </w:r>
+          </w:p>
+        </w:tc>
+        <w:tc>
+          <w:tcPr>
+            <w:tcW w:type="dxa" w:w="2300"/>
+          </w:tcPr>
+          <w:p>
+            <w:r>
+              <w:t>Resolved -- implementation task for the figma-to-code follow-up that converts the Club Pages designs. The Clubs -- Browse and Club -- Fan Page frames both render a "Leave" button for a joined club (Decision Log #154’s joined flag), the first frontend surface to require DELETE /clubs/:id/join. No backend change needed -- the endpoint exists and is tested. -- RESOLVED (sprint-2/club-pages-conversion, figma-to-code): apps/web/src/api/clubs.ts now has leaveClub(accessToken, clubId): Promise&lt;JoinClubResult&gt; (DELETE /clubs/:id/join), mirroring joinClub() exactly. Consumed by the shared ClubJoinButton.tsx used on both ClubsPage.tsx and ClubFanPage.tsx. getClubById() was added in the same change for GET /clubs/:id.</w:t>
+            </w:r>
+          </w:p>
+        </w:tc>
+      </w:tr>
+      <w:tr>
+        <w:tc>
+          <w:tcPr>
+            <w:tcW w:type="dxa" w:w="500"/>
+          </w:tcPr>
+          <w:p>
+            <w:r>
+              <w:t>159</w:t>
+            </w:r>
+          </w:p>
+        </w:tc>
+        <w:tc>
+          <w:tcPr>
+            <w:tcW w:type="dxa" w:w="4700"/>
+          </w:tcPr>
+          <w:p>
+            <w:r>
+              <w:t>"Clubs" navbar-icon glyph. No Clubs icon existed anywhere to reuse. The five existing header 4 / header 7 content-nav icons are bespoke hand-drawn navy line-art on a brand/green-tint 12% rounded square (frame names hint at Iconify origins -- ion:football-outline, akar-icons:search -- but they are redrawn flattened vector groups, not an icon-component library). What glyph best represents "Clubs"?</w:t>
+            </w:r>
+          </w:p>
+        </w:tc>
+        <w:tc>
+          <w:tcPr>
+            <w:tcW w:type="dxa" w:w="1850"/>
+          </w:tcPr>
+          <w:p>
+            <w:r>
+              <w:t>sprint-2/navbar-icon-set-complete (figma-design-system) report</w:t>
+            </w:r>
+          </w:p>
+        </w:tc>
+        <w:tc>
+          <w:tcPr>
+            <w:tcW w:type="dxa" w:w="2300"/>
+          </w:tcPr>
+          <w:p>
+            <w:r>
+              <w:t>Resolved by the founder: the shield / club-crest outline glyph for the Clubs navbar icon is final -- no further glyph exploration (shield vs. scarf / group-of-people / stadium is settled on shield). Drawn in the shared style (brand/navy 1.5px stroke, round caps, 31x31 r3 brand/green-tint 12% square); present on header 4, header 7, and the mobile nav. The separate sub-question -- whether the whole bespoke nav-icon set should move to a real shared icon-component library -- is NOT closed here; it is tracked with the Admin icon-library standardization work (Decision Log #49 / #179).</w:t>
+            </w:r>
+          </w:p>
+        </w:tc>
+      </w:tr>
+      <w:tr>
+        <w:tc>
+          <w:tcPr>
+            <w:tcW w:type="dxa" w:w="500"/>
+          </w:tcPr>
+          <w:p>
+            <w:r>
+              <w:t>160</w:t>
+            </w:r>
+          </w:p>
+        </w:tc>
+        <w:tc>
+          <w:tcPr>
+            <w:tcW w:type="dxa" w:w="4700"/>
+          </w:tcPr>
+          <w:p>
+            <w:r>
+              <w:t>Mobile primary-nav placement. header 4 -- mobile (5386:6576) and header 7 -- mobile (5386:6575) are 64px bars with only logo + search + auth cluster -- no room for the 6-icon content nav inline. The file's ONLY existing mobile primary-nav pattern is a one-off left slide-out Navigation Drawer (5703:8320, inside one Community mobile screen) -- text-label, not a component, no Clubs entry. No bottom tab bar exists anywhere. Where does the mobile content nav live?</w:t>
+            </w:r>
+          </w:p>
+        </w:tc>
+        <w:tc>
+          <w:tcPr>
+            <w:tcW w:type="dxa" w:w="1850"/>
+          </w:tcPr>
+          <w:p>
+            <w:r>
+              <w:t>sprint-2/navbar-icon-set-complete (figma-design-system) report</w:t>
+            </w:r>
+          </w:p>
+        </w:tc>
+        <w:tc>
+          <w:tcPr>
+            <w:tcW w:type="dxa" w:w="2300"/>
+          </w:tcPr>
+          <w:p>
+            <w:r>
+              <w:t>Superseded -- flagged, conservative choice made meanwhile: built a new standalone Bottom Navigation -- Mobile component (5863:9505, 428x64, top divider, the same 6 glyphs as desktop, icon-only, SPACE_BETWEEN), rather than (a) extend the one-off text-label drawer -- itself the kind of text-label nav this correction is undoing -- or (b) cram icons into the 64px top bar. A bottom bar is the standard mobile primary-nav pattern and lets mobile mirror the desktop icon set exactly. Open sub-questions: bottom bar vs. a redesigned ICON drawer long-term; whether the bottom bar should gain text labels; reconciling the existing drawer 5703:8320 (update to match, or retire). -- SUPERSEDED (sprint-2/mobile-nav-drawer-canonical): the Bottom Navigation -- Mobile icon-row is retagged "Reserved -- Native iOS/Android" (kept, artwork untouched), NOT the current mobile-web answer. The canonical mobile-web primary nav is the slide-in Navigation Drawer -- Mobile component (5870:10689) -- see Decision Log #162.</w:t>
+            </w:r>
+          </w:p>
+        </w:tc>
+      </w:tr>
+      <w:tr>
+        <w:tc>
+          <w:tcPr>
+            <w:tcW w:type="dxa" w:w="500"/>
+          </w:tcPr>
+          <w:p>
+            <w:r>
+              <w:t>161</w:t>
+            </w:r>
+          </w:p>
+        </w:tc>
+        <w:tc>
+          <w:tcPr>
+            <w:tcW w:type="dxa" w:w="4700"/>
+          </w:tcPr>
+          <w:p>
+            <w:r>
+              <w:t>Founder-directed correction of the unrequested text-label navbar. apps/web's Header.tsx / navigation.ts is a text-label nav built without instruction, off-canon from the Figma icon navbars (header 4 / header 7). Tracked as a two-phase correction.</w:t>
+            </w:r>
+          </w:p>
+        </w:tc>
+        <w:tc>
+          <w:tcPr>
+            <w:tcW w:type="dxa" w:w="1850"/>
+          </w:tcPr>
+          <w:p>
+            <w:r>
+              <w:t>Founder directive; sprint-2/navbar-icon-set-complete (figma-design-system)</w:t>
+            </w:r>
+          </w:p>
+        </w:tc>
+        <w:tc>
+          <w:tcPr>
+            <w:tcW w:type="dxa" w:w="2300"/>
+          </w:tcPr>
+          <w:p>
+            <w:r>
+              <w:t>Phase 1 DONE (this PR, Figma only, apps/web NOT touched): the Figma icon navbars are now complete -- desktop Clubs icon on header 4 + header 7 (Decision Log #159), a real mobile content-nav via the new Bottom Navigation -- Mobile component (#160), and the right-side auth cluster confirmed correct on all four variants (the brief's "bare unstyled ellipse placeholder" premise was stale -- Component 20 / 2838:3579 is a real Avatar component-set instance, 5685:9241 / Has Unread=false, established by PR #113-#115 / Decision Log #99-#103). Phase 2 (separate figma-to-code follow-up): replace apps/web Header.tsx / navigation.ts with the icon navbar, wire Bottom Navigation -- Mobile on mobile, add /clubs to the nav (Decision Log #156), and implement runtime header 4 &lt;-&gt; header 7 auth-state switching.</w:t>
+            </w:r>
+            <w:r>
+              <w:t xml:space="preserve"> Phase 2 DONE (sprint-2/navbar-phase-2-icon-nav-and-auth-state, figma-to-code): apps/web's Header.tsx / navigation.ts replaced with the Figma icon nav (Sports Hub / Blog / Community / Leaderboard / Bants / Clubs, from header 4 / header 7); /clubs added to the nav (Decision Log #156 -- a nav entry point for Clubs now exists); real runtime auth-state switching wired (no session -&gt; Login button; session -&gt; messages icon + avatar); the avatar opens the desktop account dropdown (2841:5363) on desktop viewports and the canonical mobile Navigation Drawer (5870:10689) on mobile (Decision Log #162); Log out clears the stored session and redirects to "/". New judgment calls flagged as Decision Log #166 (missing routes), #167 (notification badge data source), #168 (identity block data source).</w:t>
+            </w:r>
+          </w:p>
+        </w:tc>
+      </w:tr>
+      <w:tr>
+        <w:tc>
+          <w:tcPr>
+            <w:tcW w:type="dxa" w:w="500"/>
+          </w:tcPr>
+          <w:p>
+            <w:r>
+              <w:t>162</w:t>
+            </w:r>
+          </w:p>
+        </w:tc>
+        <w:tc>
+          <w:tcPr>
+            <w:tcW w:type="dxa" w:w="4700"/>
+          </w:tcPr>
+          <w:p>
+            <w:r>
+              <w:t>Mobile-web primary navigation -- canonical pattern. PR #144's answer to #160 (a 6-icon bottom bar) is retagged for a future native app; the mobile-web answer is the slide-in navigation drawer that had existed only as a one-off frame (5703:8320) inside one Community screen.</w:t>
+            </w:r>
+          </w:p>
+        </w:tc>
+        <w:tc>
+          <w:tcPr>
+            <w:tcW w:type="dxa" w:w="1850"/>
+          </w:tcPr>
+          <w:p>
+            <w:r>
+              <w:t>sprint-2/mobile-nav-drawer-canonical (figma-design-system) report</w:t>
+            </w:r>
+          </w:p>
+        </w:tc>
+        <w:tc>
+          <w:tcPr>
+            <w:tcW w:type="dxa" w:w="2300"/>
+          </w:tcPr>
+          <w:p>
+            <w:r>
+              <w:t>RESOLVED for the design: (a) the drawer is promoted to a real reusable COMPONENT, Navigation Drawer -- Mobile (5870:10689) -- 390x844, a full-bleed Scrim (ON_CLICK -&gt; CLOSE) + the 268px Panel cloned verbatim from 5703:8320; the one-off screen 5703:8250 now renders an instance of it. (b) "Clubs" added as Nav -- Clubs, cloned from Nav -- Sports Hub, positioned at the end of the content-pillar group (after Leaderboard, before Messages) -- matching PR #144's "append to the content group" choice; exact position is a minor open question. (c) Trigger: header 4 -- mobile's avatar (5387:7675) ON_CLICK -&gt; OPEN_OVERLAY -&gt; the drawer, set on the component node so all ~46 instances inherit. This SUPERSEDES Decision Log #100/#101 (avatar -&gt; mobile account dropdown) FOR MOBILE ONLY -- the desktop avatar (2838:3579 -&gt; 2841:5361) is unchanged. The two mobile account-dropdown variants 5685:9300 / 5685:9312 are now redundant (the drawer is a strict superset) -- recommended for retirement in a follow-up, NOT deleted here. (d) Plugin-API limits: the slide-in-from-left transition and overlayPositionType=TOP_LEFT must be set once by hand in the Figma UI (setReactionsAsync rejects a DirectionalTransition; overlay props are readonly) -- same class of limitation PR #115 documented. (e) Propagating a live drawer instance to every other mobile screen is a separate broader effort, flagged not done.</w:t>
+            </w:r>
+          </w:p>
+        </w:tc>
+      </w:tr>
+      <w:tr>
+        <w:tc>
+          <w:tcPr>
+            <w:tcW w:type="dxa" w:w="500"/>
+          </w:tcPr>
+          <w:p>
+            <w:r>
+              <w:t>163</w:t>
+            </w:r>
+          </w:p>
+        </w:tc>
+        <w:tc>
+          <w:tcPr>
+            <w:tcW w:type="dxa" w:w="4700"/>
+          </w:tcPr>
+          <w:p>
+            <w:r>
+              <w:t>Two gaps surfaced while promoting the mobile nav drawer: (1) no overlay/scrim design token exists; (2) the drawer's nav list diverges from the desktop 6-icon content-nav set.</w:t>
+            </w:r>
+          </w:p>
+        </w:tc>
+        <w:tc>
+          <w:tcPr>
+            <w:tcW w:type="dxa" w:w="1850"/>
+          </w:tcPr>
+          <w:p>
+            <w:r>
+              <w:t>sprint-2/mobile-nav-drawer-canonical (figma-design-system) report</w:t>
+            </w:r>
+          </w:p>
+        </w:tc>
+        <w:tc>
+          <w:tcPr>
+            <w:tcW w:type="dxa" w:w="2300"/>
+          </w:tcPr>
+          <w:p>
+            <w:r>
+              <w:t>Resolved -- flagged, conservative choices made meanwhile. (1) The scrim needed ~30% navy; a variable-bound brand/navy paint at paint-level opacity renders SOLID on instances (this file's documented "bound paint takes alpha from the variable" gotcha), so the scrim uses two stacked color/icon/inactive fills (navy 15% each -&gt; ~28% effective, alpha travels with the token, renders correctly on every instance). A dedicated overlay/scrim token (~30-40% navy) is the real fix -- candidate, same shape as the founder-authorised semantic/alert token. (2) The drawer lists Home / Community / Sports Hub / Bants / Leaderboard / Clubs / Messages / Notifications / Profile / Settings -- it has NO "News" item (the desktop nav / app has /news) and says "Bants" where the desktop nav icon is "banter". Reconcile the drawer and desktop nav to one canonical label/item set -- not done here, out of this task's scope. -- Blog/News GAP CLOSED (sprint-2/desktop-icon-nav-and-header-fix): a Nav -- Blog item was added to Navigation Drawer -- Mobile (5870:10689), after Nav -- Sports Hub, cloned from an existing item. Label "Blog" chosen to match the drawer's own section-name convention and this file's Figma vocabulary (blog icon / Blog Page Desktop); the Blog-vs-News inconsistency vs apps/web navigation.ts is now its own candidate, Decision Log #165. The Bants-vs-banter half is now also closed by sprint-2/design-cleanup-tokens-renames: the desktop navbar Bants nav icon was renamed banter -&gt; Bants (2838:3560 on header 4, propagating to ~60 instances) and Group 831 -&gt; Bants (2841:4158 on header 7); the drawer already read "Bants" and the mobile navbars carry no content-nav row. Content-section "Banter..." frames deliberately unchanged (Blog/News-rename precedent, #165). #163 is fully resolved. The overlay/scrim-token sub-point from (1) is folded into the elevation-token family now tracked as Decision Log #182 / #183; the working stacked-fill scrim ships as-is.</w:t>
+            </w:r>
+          </w:p>
+        </w:tc>
+      </w:tr>
+      <w:tr>
+        <w:tc>
+          <w:tcPr>
+            <w:tcW w:type="dxa" w:w="500"/>
+          </w:tcPr>
+          <w:p>
+            <w:r>
+              <w:t>164</w:t>
+            </w:r>
+          </w:p>
+        </w:tc>
+        <w:tc>
+          <w:tcPr>
+            <w:tcW w:type="dxa" w:w="4700"/>
+          </w:tcPr>
+          <w:p>
+            <w:r>
+              <w:t>header 4 navbar width. Briefed as: PR #144 correctly grew the master 1440 -&gt; 1474 for the Clubs icon, and stale 1440 instance overrides need bringing up to 1474. Direct investigation found this INVERTED.</w:t>
+            </w:r>
+          </w:p>
+        </w:tc>
+        <w:tc>
+          <w:tcPr>
+            <w:tcW w:type="dxa" w:w="1850"/>
+          </w:tcPr>
+          <w:p>
+            <w:r>
+              <w:t>sprint-2/desktop-icon-nav-and-header-fix (figma-design-system) report</w:t>
+            </w:r>
+          </w:p>
+        </w:tc>
+        <w:tc>
+          <w:tcPr>
+            <w:tcW w:type="dxa" w:w="2300"/>
+          </w:tcPr>
+          <w:p>
+            <w:r>
+              <w:t>RESOLVED by normalising the master to 1440, NOT to 1474. Findings: (a) header 4's master has a FIXED width; PR #144's nested appendChild of the Clubs icon bumped it to 1474 with ~13px dead right-side whitespace -- an accident, not a fit requirement. header 4 fits cleanly at 1440 (verified: avatar right edge lands at the 20px right padding). (b) A 1474 navbar in a 1440 clipsContent:true screen frame clipped the account avatar ~2/3 on ALL 42 screens using header 4 at master width (confirmed by screenshot on Settings -- Overview). (c) The "7 stale overrides" were not overrides: 6 (Notification Centre x2, Message pillar x4) are layoutSizingHorizontal:FILL (correctly filling a 1440 container); only Create Profile (5379:6551) was a real 1474 overhang. Fix: master resized 1474 -&gt; 1440 and its auto-layout changed CENTER -&gt; SPACE_BETWEEN (stale itemSpacing:419 cleared) so logo/nav pins left and messages+avatar pins right at the 20px padding regardless of instance width. All 59 header 4 instances (48 original + 11 swapped from header 5) are now 1440; 0 at 1474; the clipped-avatar bug is fixed on 42 screens. No screen-frame widths were changed. header 7 untouched (already 1440). If 1474-everywhere is genuinely wanted, the master width + SPACE_BETWEEN change are each one property and reversible, but that path also needs ~50 screen frames widened.</w:t>
+            </w:r>
+          </w:p>
+        </w:tc>
+      </w:tr>
+      <w:tr>
+        <w:tc>
+          <w:tcPr>
+            <w:tcW w:type="dxa" w:w="500"/>
+          </w:tcPr>
+          <w:p>
+            <w:r>
+              <w:t>165</w:t>
+            </w:r>
+          </w:p>
+        </w:tc>
+        <w:tc>
+          <w:tcPr>
+            <w:tcW w:type="dxa" w:w="4700"/>
+          </w:tcPr>
+          <w:p>
+            <w:r>
+              <w:t>Blog vs News -- label for the sports-news/blog content pillar. The Figma file consistently calls it "Blog" (the blog nav icon, Blog Page Desktop, the Blog section banner, and now the mobile drawer's Nav -- Blog item). apps/web's navigation.ts calls it "News" and the route is /news.</w:t>
+            </w:r>
+          </w:p>
+        </w:tc>
+        <w:tc>
+          <w:tcPr>
+            <w:tcW w:type="dxa" w:w="1850"/>
+          </w:tcPr>
+          <w:p>
+            <w:r>
+              <w:t>sprint-2/desktop-icon-nav-and-header-fix (figma-design-system) report -- closing #163's Blog/News gap</w:t>
+            </w:r>
+          </w:p>
+        </w:tc>
+        <w:tc>
+          <w:tcPr>
+            <w:tcW w:type="dxa" w:w="2300"/>
+          </w:tcPr>
+          <w:p>
+            <w:r>
+              <w:t>Resolved by the founder: "Blog" is the correct label and internal identifier for this content pillar because the page is not news-specific -- it covers every write-up type including sponsored articles for revenue. navigation.ts's user-facing "Blog" label (nav item + drawer item) was already correct from an earlier PR (sprint-2/navbar-phase-2-icon-nav-and-auth-state). This PR (sprint-2/blog-news-rename, figma-to-code) completes the rename by renaming the /news route path to /blog and apps/web/src/pages/NewsPage.tsx to BlogPage.tsx (still a PlaceholderPage stub, not a scope change). Nothing named "news" remains for this pillar in apps/web or services/api.</w:t>
+            </w:r>
             <w:r/>
-            <w:r>
-              <w:t>127</w:t>
+          </w:p>
+        </w:tc>
+      </w:tr>
+      <w:tr>
+        <w:tc>
+          <w:tcPr>
+            <w:tcW w:type="dxa" w:w="500"/>
+          </w:tcPr>
+          <w:p>
+            <w:r>
+              <w:t>166</w:t>
             </w:r>
           </w:p>
         </w:tc>
@@ -15141,9 +16783,141 @@
             <w:tcW w:type="dxa" w:w="4700"/>
           </w:tcPr>
           <w:p>
+            <w:r>
+              <w:t>Navbar Phase 2 -- nav items whose route does not exist in apps/web yet. The mobile Navigation Drawer's canonical item list (Decision Log #162) and the desktop account dropdown (2841:5363) both name Messages, Notifications and Settings; none of /messages, /notifications, /settings exist in src/app/router.tsx.</w:t>
+            </w:r>
+          </w:p>
+        </w:tc>
+        <w:tc>
+          <w:tcPr>
+            <w:tcW w:type="dxa" w:w="1850"/>
+          </w:tcPr>
+          <w:p>
+            <w:r>
+              <w:t>sprint-2/navbar-phase-2-icon-nav-and-auth-state (figma-to-code)</w:t>
+            </w:r>
+          </w:p>
+        </w:tc>
+        <w:tc>
+          <w:tcPr>
+            <w:tcW w:type="dxa" w:w="2300"/>
+          </w:tcPr>
+          <w:p>
+            <w:r>
+              <w:t>Open -- flagged, conservative choice made meanwhile. Those items render as non-navigating, visibly-disabled rows (aria-disabled, "Not available yet" title) rather than as links that fall through to the 404 page -- per the task brief's own "render the item but flag the missing route rather than linking to a 404" instruction. The header messages icon (Figma "header 4" cluster) is likewise rendered disabled. Whoever builds the Notification Centre / Messages / Settings screens should add the routes and flip navigation.ts's `available` flag.</w:t>
+            </w:r>
+            <w:r>
+              <w:t xml:space="preserve"> Confirmed OUT OF SCOPE of the navbar work by explicit founder decision -- /messages, /notifications and /settings are real Sprint 3/6 feature builds (Messaging, Notifications, Settings), scoped as separate later work, not a navbar follow-up. The disabled-row treatment stays as the interim; not overlooked.</w:t>
+            </w:r>
+          </w:p>
+        </w:tc>
+      </w:tr>
+      <w:tr>
+        <w:tc>
+          <w:tcPr>
+            <w:tcW w:type="dxa" w:w="500"/>
+          </w:tcPr>
+          <w:p>
+            <w:r>
+              <w:t>167</w:t>
+            </w:r>
+          </w:p>
+        </w:tc>
+        <w:tc>
+          <w:tcPr>
+            <w:tcW w:type="dxa" w:w="4700"/>
+          </w:tcPr>
+          <w:p>
+            <w:r>
+              <w:t>Navbar Phase 2 -- notification unread-count badge has no data source. The Figma desktop account dropdown ("Dropdown menu/notification on", 2841:5363) renders an unread-count badge ("2") on the Notification row. apps/web has no notifications API client (src/api/ is auth/clubs/feed/users only) and nothing anywhere exposes an unread count.</w:t>
+            </w:r>
+          </w:p>
+        </w:tc>
+        <w:tc>
+          <w:tcPr>
+            <w:tcW w:type="dxa" w:w="1850"/>
+          </w:tcPr>
+          <w:p>
+            <w:r>
+              <w:t>sprint-2/navbar-phase-2-icon-nav-and-auth-state (figma-to-code)</w:t>
+            </w:r>
+          </w:p>
+        </w:tc>
+        <w:tc>
+          <w:tcPr>
+            <w:tcW w:type="dxa" w:w="2300"/>
+          </w:tcPr>
+          <w:p>
+            <w:r>
+              <w:t>Open -- flagged. The Notification row renders with no number rather than a hardcoded fake one (per the task brief). Needs a real notifications endpoint (Build Plan Section 4 defines Notification rows written by follow/like/comment triggers -- see the Sprint 2 follow-and-notifications work -- but no GET/unread-count route exists) before the badge can be wired.</w:t>
+            </w:r>
+            <w:r>
+              <w:t xml:space="preserve"> Confirmed OUT OF SCOPE of the navbar work by explicit founder decision -- a notifications unread-count source is part of the separate Sprint 3 Notifications build, not a navbar follow-up. The Notification row stays without a count as the interim; not overlooked.</w:t>
+            </w:r>
+          </w:p>
+        </w:tc>
+      </w:tr>
+      <w:tr>
+        <w:tc>
+          <w:tcPr>
+            <w:tcW w:type="dxa" w:w="500"/>
+          </w:tcPr>
+          <w:p>
+            <w:r>
+              <w:t>168</w:t>
+            </w:r>
+          </w:p>
+        </w:tc>
+        <w:tc>
+          <w:tcPr>
+            <w:tcW w:type="dxa" w:w="4700"/>
+          </w:tcPr>
+          <w:p>
+            <w:r>
+              <w:t>Navbar Phase 2 -- drawer / dropdown identity block has no client-side data source. The Figma Navigation Drawer (5870:10689) shows the signed-in user's name, @handle and avatar photo. apps/web has no AuthContext and the access-token payload is only { sub, role } (src/lib/session.ts).</w:t>
+            </w:r>
+          </w:p>
+        </w:tc>
+        <w:tc>
+          <w:tcPr>
+            <w:tcW w:type="dxa" w:w="1850"/>
+          </w:tcPr>
+          <w:p>
+            <w:r>
+              <w:t>sprint-2/navbar-phase-2-icon-nav-and-auth-state (figma-to-code)</w:t>
+            </w:r>
+          </w:p>
+        </w:tc>
+        <w:tc>
+          <w:tcPr>
+            <w:tcW w:type="dxa" w:w="2300"/>
+          </w:tcPr>
+          <w:p>
+            <w:r>
+              <w:t>Resolved -- flagged, conservative choice made meanwhile. The drawer identity block renders a generic "Signed in" row with a plain avatar circle rather than fabricating a name/handle. A real identity block needs either an AuthContext that holds the user summary, or the header fetching GET /users/:id the way ProfilePage.tsx does -- both a larger change than this PR's scope. RESOLVED (sprint-2/navdrawer-real-identity, figma-to-code): the drawer identity block now shows the real displayName + an initials avatar, fetched once per session by Header via getUser(accessToken, sub) and passed to NavDrawer as a prop (no refetch on open/close). No @handle/username row -- there is no such field on UserProfile and no backend column (Decision Log #58); the Figma "@christine001" is decorative, name renders as a single line. A pending or failed fetch falls back to the generic "Signed in" row -- the drawer's navigation always works.</w:t>
+            </w:r>
             <w:r/>
-            <w:r>
-              <w:t>Consolidated sweep of hidden row-duplication scaffolding across all Settings desktop rows (superseding the piecemeal PR #117 / PR #118 / DL #110 passes).</w:t>
+          </w:p>
+        </w:tc>
+      </w:tr>
+      <w:tr>
+        <w:tc>
+          <w:tcPr>
+            <w:tcW w:type="dxa" w:w="500"/>
+          </w:tcPr>
+          <w:p>
+            <w:r>
+              <w:t>169</w:t>
+            </w:r>
+          </w:p>
+        </w:tc>
+        <w:tc>
+          <w:tcPr>
+            <w:tcW w:type="dxa" w:w="4700"/>
+          </w:tcPr>
+          <w:p>
+            <w:r>
+              <w:t>Blog has only one desktop frame (1009:128) and one mobile frame (41:4), unlike Sports which has a dedicated frame per auth state (205:2 logged-out / 1009:673 logged-in). This pass put BOTH navbar variants on each Blog frame (header 4 visible, header 7 hidden) rather than creating a second logged-out Blog frame -- that is figma-screen-builder's lane, and the brief said "not a Blog refresh". Separately, the default-visible variant was set to logged-in (header 4), matching each frame's pre-existing logged-in chrome, whereas the canonical homepage (5204:6728) defaults to logged-out (header 7) as a marketing page. Confirm dual-variant-per-frame is acceptable (or have figma-screen-builder add dedicated logged-out Blog Desktop + Mobile frames so each carries a single navbar like every other screen), and confirm whether Blog is a logged-out-first or logged-in-first content page.</w:t>
             </w:r>
           </w:p>
         </w:tc>
@@ -15152,9 +16926,51 @@
             <w:tcW w:type="dxa" w:w="1850"/>
           </w:tcPr>
           <w:p>
+            <w:r>
+              <w:t>sprint-2/blog-sports-navbar-retrofit (figma-design-system)</w:t>
+            </w:r>
+          </w:p>
+        </w:tc>
+        <w:tc>
+          <w:tcPr>
+            <w:tcW w:type="dxa" w:w="2300"/>
+          </w:tcPr>
+          <w:p>
+            <w:r>
+              <w:t>Open -- dual-variant + logged-in default chosen meanwhile; both trivially reversible. No application code involved (BlogPage.tsx is still a PlaceholderPage stub). RESOLVED (sprint-2/blog-split-and-pinned-post-mobile, figma-screen-builder): Blog now has one frame per auth state matching Sports -- Blog Page Desktop -- Logged In (5953:10771, header 4) / -- Logged Out (5953:11364, header 7), Blog Page Mobile -- Logged In (5956:10960, header 4 -- mobile) / -- Logged Out (5956:11331, header 7 -- mobile). Each carries exactly one navbar instance, visible; the opposite variant is removed, not hidden. The originals 1009:128 / 41:4 are archived (hidden + 'ARCHIVED --' prefix). No app code (BlogPage.tsx still a PlaceholderPage stub).</w:t>
+            </w:r>
             <w:r/>
-            <w:r>
-              <w:t>sprint-2/settings-desktop-scaffolding-sweep report</w:t>
+          </w:p>
+        </w:tc>
+      </w:tr>
+      <w:tr>
+        <w:tc>
+          <w:tcPr>
+            <w:tcW w:type="dxa" w:w="500"/>
+          </w:tcPr>
+          <w:p>
+            <w:r>
+              <w:t>170</w:t>
+            </w:r>
+          </w:p>
+        </w:tc>
+        <w:tc>
+          <w:tcPr>
+            <w:tcW w:type="dxa" w:w="4700"/>
+          </w:tcPr>
+          <w:p>
+            <w:r>
+              <w:t>The brief for the Create Post navbar-context task described Community -- Create Post -- Feed Context (Pinned Post) -- Mobile (5818:9031) as a compose sheet layered over a feed background. It is not -- direct inspection shows it is a standalone post-creation feed-state frame with a real Navbar -- header 4 -- mobile instance (the mobile equivalent of desktop 2496:4462). The three Create Post compose frames (5701:8328, 5818:8962, 5818:8997) correctly follow the file's other established convention: a full-screen App Bar -- Create Post sub-view, identical to Community -- Post View -- Mobile (5779:8490) and Community -- Profile -- Mobile (5702:8250), which correctly carry no site navbar. Confirm the mechanism used to fix this (canvas caption TEXT notes above the three frames naming the background screen Community -- Home Feed -- Mobile 5701:8239 and its navbar 5386:6576) is the right one, versus a dedicated Community Design Notes frame (none exists yet for the Community section).</w:t>
+            </w:r>
+          </w:p>
+        </w:tc>
+        <w:tc>
+          <w:tcPr>
+            <w:tcW w:type="dxa" w:w="1850"/>
+          </w:tcPr>
+          <w:p>
+            <w:r>
+              <w:t>sprint-2/blog-sports-navbar-retrofit (figma-design-system)</w:t>
             </w:r>
           </w:p>
         </w:tc>
@@ -15163,10 +16979,10 @@
             <w:tcW w:type="dxa" w:w="2300"/>
           </w:tcPr>
           <w:p>
+            <w:r>
+              <w:t>Open -- caption notes added meanwhile (5933:10771 / 5933:10772 / 5933:10773); 5818:9031 itself left untouched. RESOLVED (sprint-2/blog-split-and-pinned-post-mobile, figma-screen-builder): mobile now has a non-contest counterpart to desktop 2565:3951 -- Community -- Home Feed with Normal Pinned Post -- Mobile (5956:12797), built from 5818:9031 with the pin badge changed from 'Contest post' to 'Pinned post' and the contest chrome removed. Navbar instance 5956:12798 -&gt; component 5386:6576 (header 4 -- mobile), identical to 5818:9031's.</w:t>
+            </w:r>
             <w:r/>
-            <w:r>
-              <w:t>RESOLVED (Figma design) - sprint-2/settings-desktop-scaffolding-sweep. One consolidated sweep of hidden, non-rendering row-duplication leftovers across all 18 user-facing Settings desktop frames, replacing the piecemeal PR #117 / PR #118 / DL #110 passes. 17 hidden nodes deleted, each confirmed dead by 4 checks (visible:false; 0 file-wide prototype reactions target it; not inside any COMPONENT/COMPONENT_SET/INSTANCE; not a componentPropertyReferences target): 9 x hidden "Submit" Frame 5926 (each with a dead ON_CLICK to 2924:6870); 3 x hidden Frame 5920-&gt;Frame 5933 duplicate "Push notification" headings on the trio (all visible:false - never a live render bug); 2 x hidden Frame 5928 leaked "Email Notification"+2FA-blurb blocks; 2 x hidden Frame 5927 leaked "Authentication App" blocks (DL #110); 1 x hidden 536x31 Rectangle 352 input-field background on Email (a 6th instance of the leftover PR #118 deleted five of). No Frame 5914 row emptied; no live row touched; screenshots confirm zero visual change. Kept + flagged for a follow-up text-hygiene micro-pass (all 4-check-clean but hidden TEXT, not FRAMEs): "See information about your account" template subtitle x12; leaked "Help protect your account..." 2FA blurb x4 and "Choose to filter out content..." blurb x2 inside visible notification rows; hidden information-circle-sharp icon x2; and hidden leftover "Confirm your Password" labels x7 + sample values (@mitch, a phone number, an email) inside the LIVE input rows of Change Password (2924:6870) and Account Information (Edit) (2924:7112), both out of scope here. Kept, out of scope: ph:soccer-ball-fill decorative-background FRAMEs x2 per frame (a deliberately-hidden decor layer, present on the clean category screens too - not duplication scaffolding).</w:t>
-            </w:r>
           </w:p>
         </w:tc>
       </w:tr>
@@ -15177,7 +16993,7 @@
           </w:tcPr>
           <w:p>
             <w:r>
-              <w:t>128</w:t>
+              <w:t>171</w:t>
             </w:r>
           </w:p>
         </w:tc>
@@ -15187,7 +17003,7 @@
           </w:tcPr>
           <w:p>
             <w:r>
-              <w:t>Leaderboard club axis: which mechanism does the Leaderboard's Per-Club scope filter by — ClubPage membership (many-to-many, unlimited clubs per user) or a single represented club? Flagged as open in CLAUDE.md since PR #97/#108/#109 ("which club does the club axis mean?"), even though Decision Log #74 already built the UI selector for it.</w:t>
+              <w:t>Blog Page Mobile (41:4) is 375 px wide -- neither the 390 px Community / Auth-mobile convention nor the 428 px navbar canon (Decision Log #86). The added mobile navbar instance was resized to 375 to match; the frame width itself was left unchanged, since widening the frame is a content change outside this navbar-only pass's scope. Fold into a future mobile-width normalisation pass.</w:t>
             </w:r>
           </w:p>
         </w:tc>
@@ -15197,7 +17013,7 @@
           </w:tcPr>
           <w:p>
             <w:r>
-              <w:t>PR #97; PR #108; PR #109; Decision Log #74; sprint-2-leaderboard-page-design-report.md</w:t>
+              <w:t>sprint-2/blog-sports-navbar-retrofit (figma-design-system)</w:t>
             </w:r>
           </w:p>
         </w:tc>
@@ -15207,8 +17023,9 @@
           </w:tcPr>
           <w:p>
             <w:r>
-              <w:t>Resolved by the founder: the Per-Club Leaderboard scope filters by the single represented club chosen on the "Which Club Do I Represent" selector (Decision Log #74), backed by User.clubMemberships — not raw ClubPage membership, and not User.clubAffiliationId. A user with multiple club-page memberships still only scores/ranks under the one club they've explicitly chosen to represent; joining or leaving other club pages never changes which club's Leaderboard they count toward. Backend requirement (parked, not yet built — backend is paused): a real field persisting the represented club and an endpoint to set/change it, distinct from ClubPage membership itself.</w:t>
-            </w:r>
+              <w:t>Open -- deferred, minor. RESOLVED (sprint-2/blog-split-and-pinned-post-mobile, figma-screen-builder): both new Blog mobile frames are 390px, the canonical width; the 375px original is archived. Content column re-centred (kept 335px, margins 28/27) rather than stretched to 350px -- widening the six legacy absolute-layout groups would distort the hero photos ~4.5%; a true 350px column is a deliberate rebuild, flagged if wanted.</w:t>
+            </w:r>
+            <w:r/>
           </w:p>
         </w:tc>
       </w:tr>
@@ -15219,7 +17036,7 @@
           </w:tcPr>
           <w:p>
             <w:r>
-              <w:t>129</w:t>
+              <w:t>172</w:t>
             </w:r>
           </w:p>
         </w:tc>
@@ -15229,7 +17046,7 @@
           </w:tcPr>
           <w:p>
             <w:r>
-              <w:t>Leaderboard public visibility: is the Leaderboard visible to logged-out visitors (relevant given minors' real display names are shown per Decision Log #45, and scouts/clubs — the feature's stated audience — may not have accounts), or login-gated?</w:t>
+              <w:t>Core auth routes (/login, /signup, /forgot-password, /reset-password) render under the full site Header (AppShell). LoginPage.tsx / AuthLayout.tsx / SignupSplitScreen.tsx each flagged this since Sprint 1 as a Figma-vs-shipped-code conflict pending human confirmation -- the Figma frames for these and the adjacent auth-flow screens (Guardian Consent, Verify Email, Club Picker) draw a simple logo-only 'Top Bar -- Soccernity' (node 5146:6636), not the content-icon nav + auth cluster.</w:t>
             </w:r>
           </w:p>
         </w:tc>
@@ -15239,7 +17056,7 @@
           </w:tcPr>
           <w:p>
             <w:r>
-              <w:t>PR #95; sprint-2-leaderboard-page-design-report.md §5; CLAUDE.md "Founder-blocked" notes</w:t>
+              <w:t>sprint-2/auth-pages-topbar (figma-to-code)</w:t>
             </w:r>
           </w:p>
         </w:tc>
@@ -15249,7 +17066,7 @@
           </w:tcPr>
           <w:p>
             <w:r>
-              <w:t>Resolved by the founder: the Leaderboard requires login. Visible to any logged-in user, not exposed to logged-out visitors. Scout/club access therefore requires an account — no separate public/unauthenticated view is built. No code implication yet (Leaderboard has no backend endpoint); this sets the auth-guard expectation (JwtAuthGuard-only, matching the pattern already used for read endpoints like GET /clubs) for whoever builds it once backend work resumes.</w:t>
+              <w:t>Resolved by the founder: the four core auth routes get the logo-only 'Top Bar -- Soccernity', not the full site Header. Implemented as a pathless AuthChrome layout route (apps/web/src/layout/AuthChrome.tsx + AuthTopBar.tsx); the four routes moved out of the AppShell tree in router.tsx. AuthChrome keeps AppShell's 32px content padding so the existing full-bleed pages need no layout-math change beyond the stale 84px-&gt;90px header height. /guardian-consent, /guardian-consent/confirm, /verify-email and /profile deliberately stay under AppShell. tsc/vitest (13 files/86 tests, 0 fail)/vite build all clean; dev-server smoke test of all four routes HTTP 200.</w:t>
             </w:r>
           </w:p>
         </w:tc>
@@ -15261,7 +17078,7 @@
           </w:tcPr>
           <w:p>
             <w:r>
-              <w:t>130</w:t>
+              <w:t>173</w:t>
             </w:r>
           </w:p>
         </w:tc>
@@ -15271,7 +17088,7 @@
           </w:tcPr>
           <w:p>
             <w:r>
-              <w:t>Leaderboard points model: the board ranks by a plain integer (Decision Log #61 confirmed the display format — rank + badge for 1st/2nd/3rd, Decision Log #69) but nothing has ever defined what generates that integer. Flagged as open in every Leaderboard/Contest design pass since PR #95.</w:t>
+              <w:t>Blog pinned-post badge copy: the new mobile frame (5956:12797) labels the pin badge 'Pinned post'; the desktop original 2565:3951 (node 2565:4178) has characters ' post' (leading space) -- reads as a truncated/unfinished label next to its own sibling 'Contest post'. Desktop was deliberately not edited (it belongs to figma-design-system). Same correct-on-new / flag-on-old shape as Decision Log #92.</w:t>
             </w:r>
           </w:p>
         </w:tc>
@@ -15281,7 +17098,7 @@
           </w:tcPr>
           <w:p>
             <w:r>
-              <w:t>PR #95; PR #107–#109; sprint-2-leaderboard-page-design-report.md</w:t>
+              <w:t>sprint-2/blog-split-and-pinned-post-mobile (figma-screen-builder)</w:t>
             </w:r>
           </w:p>
         </w:tc>
@@ -15291,7 +17108,7 @@
           </w:tcPr>
           <w:p>
             <w:r>
-              <w:t>Resolved by the founder: points are earned two ways, combined into one running total per represented club (Decision Log #128) and time period: (1) Contest/Competition results — weekly Contest wins and Competition-type scores (Prediction accuracy, Commentary votes) convert to points via each competition's own scoring mechanism (Decision Log #72’s generic SCORE column); and (2) baseline platform engagement — likes, follows, and posts also contribute a smaller, ongoing point trickle outside of any competition. Exact per-action weights (points per like/follow/post, and the Contest/Competition-to-points conversion formula) are a real, not-yet-specified backend detail — parked as a backend-api task for when backend work resumes, not resolved here. This unblocks Leaderboard/Contest/Competition screens from being treated as a real, data-driven feature rather than a founder-blocked placeholder; figma-to-code may now build against these boards once backend delivers the real points field and scoring endpoint.</w:t>
+              <w:t>Open -- recommend figma-design-system align desktop 2565:3951 to 'Pinned post' in its next Blog pass.</w:t>
             </w:r>
           </w:p>
         </w:tc>
@@ -15303,7 +17120,7 @@
           </w:tcPr>
           <w:p>
             <w:r>
-              <w:t>131</w:t>
+              <w:t>174</w:t>
             </w:r>
           </w:p>
         </w:tc>
@@ -15313,7 +17130,7 @@
           </w:tcPr>
           <w:p>
             <w:r>
-              <w:t>Reset Password — Success screen — the password-reset flow had a screen for every step (forgot -&gt; link sent -&gt; reset form) except the success state, even though POST /auth/reset-password succeeds and PasswordResetService.resetPassword revokes every other active session.</w:t>
+              <w:t>Blog-section #d9d9d9 token debt -- docs/sprint-2-clubpicker-cta-token-verify-report.md (PR #111) recorded user-facing Blog as 'token-clean'; measured directly this pass: 40 unbound off-palette #d9d9d9 paints on Blog Desktop, 6 on Blog Mobile, plus 5 on Articles Page Desktop (54:434) and 4 on Articles Page mobile (87:80). Most are image-backing plates hidden under real photos, BUT one is visible: an unlabelled 294x67 #d9d9d9 pill in the desktop Blog footer (5953:11228 / 5953:11821 / archived 1009:603), centred above the footer links, rendering as a bare grey capsule on navy. The mobile footer has a 'Soccernity.' wordmark in that exact slot -- likely a missing wordmark placeholder on desktop, not decoration.</w:t>
             </w:r>
           </w:p>
         </w:tc>
@@ -15323,7 +17140,7 @@
           </w:tcPr>
           <w:p>
             <w:r>
-              <w:t>sprint-2/all-sections-followup-mobile-field-audit report</w:t>
+              <w:t>sprint-2/blog-split-and-pinned-post-mobile (figma-screen-builder)</w:t>
             </w:r>
           </w:p>
         </w:tc>
@@ -15333,7 +17150,7 @@
           </w:tcPr>
           <w:p>
             <w:r>
-              <w:t>Resolved (built). Reset Password — Success desktop (5776:8405) + mobile (5777:8479), cloned from Reset Password desktop/mobile so the split-screen shell, navbar instance and all token bindings are inherited. Copy: "Password updated" + a line stating the change is done AND all other sessions signed out (mirrors the real backend). Single navy "Continue to log in" primary button; the two password inputs + field hint removed. CTA routes to /login (the app's / is still a PlaceholderPage stub). 0 unbound paints except the inherited undraw goalkeeper skin/hair tones (already-accepted exception, PR #100/#104).</w:t>
+              <w:t>Open -- one section-wide rebind by figma-design-system (brand/green-tint for placeholder plates, the PR #128 precedent) rather than a per-frame fix; the visible footer pill needs a design answer (what should it be) before binding.</w:t>
             </w:r>
           </w:p>
         </w:tc>
@@ -15345,7 +17162,7 @@
           </w:tcPr>
           <w:p>
             <w:r>
-              <w:t>132</w:t>
+              <w:t>175</w:t>
             </w:r>
           </w:p>
         </w:tc>
@@ -15355,7 +17172,7 @@
           </w:tcPr>
           <w:p>
             <w:r>
-              <w:t>Community mobile parity — Community is the current sprint (Sprint 2) and had no mobile screens for single post view, the Media/Saved profile tabs, search &amp; trending, inactive account, or the expanded comment thread.</w:t>
+              <w:t>Pre-existing 7px text collision in the Blog mobile article cards -- each article-row headline overlaps its own body copy by 7px (headline bottom 967, body top 960). Proven inherited, not introduced by the 375-&gt;390 reflow: geometry is byte-identical between the archived 375px original and the new 390px frame.</w:t>
             </w:r>
           </w:p>
         </w:tc>
@@ -15365,7 +17182,7 @@
           </w:tcPr>
           <w:p>
             <w:r>
-              <w:t>sprint-2/all-sections-followup-mobile-field-audit report</w:t>
+              <w:t>sprint-2/blog-split-and-pinned-post-mobile (figma-screen-builder)</w:t>
             </w:r>
           </w:p>
         </w:tc>
@@ -15375,7 +17192,7 @@
           </w:tcPr>
           <w:p>
             <w:r>
-              <w:t>Resolved (built). 5 new mobile frames cloned from the real PR #116 mobile frames (navbar instances + all token bindings inherited): Community — Post View (5779:8490), Profile · Media (5778:8490), Profile · Saved (5778:8567), Search &amp; Trending (5780:8581), Inactive Account (5780:8679). Judgment calls: Media/Saved built as Profile tab-STATES not standalone routes (frontend = one route + tab param); search filter chips = For you / Trending / News (mirrors desktop 2876:4628 minus "Bant"); Inactive Account actions "Activate account" / "Delete account" mirror desktop 1662:2782 and the shipped POST /auth/reactivate-account / delete-account. Only existing Soccernity Theme Light tokens; no brand/green-tint-28; no new colour. 0 unbound paints.</w:t>
+              <w:t>Open -- needs a real fix in figma-design-system's next Blog pass.</w:t>
             </w:r>
           </w:p>
         </w:tc>
@@ -15387,7 +17204,7 @@
           </w:tcPr>
           <w:p>
             <w:r>
-              <w:t>133</w:t>
+              <w:t>176</w:t>
             </w:r>
           </w:p>
         </w:tc>
@@ -15397,7 +17214,7 @@
           </w:tcPr>
           <w:p>
             <w:r>
-              <w:t>Sports Hub match-centre has no mobile screens — Match Details, Match Statistics, First/Second Half Statistics, Lineups, H2H, Standing, Video (7 desktop screens, 0 mobile).</w:t>
+              <w:t>Articles Page Desktop (54:434) and Articles Page mobile (87:80) -- same Blog section as the frames this pass split -- were never navbar-retrofitted: 54:434 has zero navbar instances, 87:80 has only a legacy Group 103 logo lockup (not a Navbar variant) and is still 375px wide. They need the same treatment applied to Blog here (canonical navbar, auth-state split, 390px) to make the section internally consistent.</w:t>
             </w:r>
           </w:p>
         </w:tc>
@@ -15407,7 +17224,7 @@
           </w:tcPr>
           <w:p>
             <w:r>
-              <w:t>sprint-2/all-sections-followup-mobile-field-audit report</w:t>
+              <w:t>sprint-2/blog-split-and-pinned-post-mobile (figma-screen-builder)</w:t>
             </w:r>
           </w:p>
         </w:tc>
@@ -15417,7 +17234,7 @@
           </w:tcPr>
           <w:p>
             <w:r>
-              <w:t>Open — deferred to Sprint 4. Sports Hub is Sprint 4 (not started); the sports-data vendor (Decision Log #6) is still open and blocks the section; a 7-screen dense-data mobile set is a coordinated pass that belongs with the Sprint 4 Sports build, not a cross-cutting audit. Flagged, not silently skipped. Field shapes to be checked against the real vendor when Sprint 4 wires it, not against placeholder data now.  → RE-CONFIRMED still open by sprint-2/decision-log-133-137-followup: Decision Log #6 checked directly, still "Open — blocks Sprint 4". Left entirely untouched, as instructed.</w:t>
+              <w:t>Open -- outside this brief's named scope; its own sized piece of work.</w:t>
             </w:r>
           </w:p>
         </w:tc>
@@ -15429,7 +17246,7 @@
           </w:tcPr>
           <w:p>
             <w:r>
-              <w:t>134</w:t>
+              <w:t>177</w:t>
             </w:r>
           </w:p>
         </w:tc>
@@ -15439,7 +17256,7 @@
           </w:tcPr>
           <w:p>
             <w:r>
-              <w:t>Contest user-facing section: contest details / entries &amp; ranking / voting pages have no mobile; no "already voted" / "between weeks" / "you placed" states; the 3 legacy user-facing Contest frames are 100% unbound and need a light-token retrofit. Bants also missing 2 mobile search-filter variants + empty states.</w:t>
+              <w:t>Admin frame-height normalization (Decision Log #50) has 2 outliers that exceed the proposed 1184px canon -- Admin -- Appeal Review (5796:8753, 1234px) and Admin -- Create Competition (5566:8033, 1530px, ~1450px of form content). Forcing them down to 1184 clips real content.</w:t>
             </w:r>
           </w:p>
         </w:tc>
@@ -15449,7 +17266,7 @@
           </w:tcPr>
           <w:p>
             <w:r>
-              <w:t>sprint-2/all-sections-followup-mobile-field-audit report; PR #108</w:t>
+              <w:t>sprint-2/admin-panel-structural-pass (figma-design-system)</w:t>
             </w:r>
           </w:p>
         </w:tc>
@@ -15459,7 +17276,7 @@
           </w:tcPr>
           <w:p>
             <w:r>
-              <w:t>Open — deferred to a dedicated Sprint 3 Contest/Bants pass. Already flagged in PR #108 as "the Contest section's own coordinated pass". The 3 legacy Contest frames need a light-token retrofit FIRST (real regression risk from a cross-cutting audit); the Contest/Competition DATA MODEL still does not exist (backend paused) — Decision Log #128–#130 unblocked the scoring concept for design, not the schema. Bants is Sprint 3, /banter-rooms* entirely unbuilt, and the section needs a coordinated pass alongside Community Groups anyway.  → PARTIALLY RESOLVED by sprint-2/decision-log-133-137-followup: the 3 legacy Contest frames are now retrofitted (0 unbound, 0 brand/green-tint-28); mobile built for all 3 (Details, Entries &amp; Ranking, Voting); the two flagged missing states ("already voted", "between weeks") are built desktop-only (mobile deferred, see #140); Bants gained a pre-categories Search Filter mobile screen and a No Results empty state (one further Bants mobile gap remains, see #144).</w:t>
+              <w:t>Resolved by the founder: 1184px is a FLOOR, not a hard clamp. Grow the 16 Admin screens currently at 1024px up to 1184px; leave any screen whose content genuinely needs more height (Appeal Review, Create Competition) at its content-driven height. No screen is forced shorter or redesigned to fit. Execution is part of the Decision Log #180 session.</w:t>
             </w:r>
           </w:p>
         </w:tc>
@@ -15471,7 +17288,7 @@
           </w:tcPr>
           <w:p>
             <w:r>
-              <w:t>135</w:t>
+              <w:t>178</w:t>
             </w:r>
           </w:p>
         </w:tc>
@@ -15481,7 +17298,7 @@
           </w:tcPr>
           <w:p>
             <w:r>
-              <w:t>Admin moderation queue — §4.8 defines GET/PATCH /admin/moderation/reports and §8.4 defines the full workflow (report -&gt; queue -&gt; action -&gt; notify reporter AND reported user -&gt; appeal to a SECOND reviewer). No moderation-queue screen, no action UI, no appeal UI, and no moderation-outcome / appeal-decision email templates exist anywhere. Also missing: a genuine user list/detail for GET/PATCH /admin/users (the "Users – team members" frame is admin-role management).</w:t>
+              <w:t>Calendar 'calendar 1' variant (2363:2242) is still un-retrofitted -- 48 unbound-visible paints -- after sprint-2/admin-panel-structural-pass bound 'calendar 2'. 'calendar 1' has 0 instances anywhere in the file (only 'calendar 2' is used, on Contest - Schedule Task).</w:t>
             </w:r>
           </w:p>
         </w:tc>
@@ -15491,7 +17308,7 @@
           </w:tcPr>
           <w:p>
             <w:r>
-              <w:t>sprint-2/all-sections-followup-mobile-field-audit report</w:t>
+              <w:t>sprint-2/admin-panel-structural-pass (figma-design-system)</w:t>
             </w:r>
           </w:p>
         </w:tc>
@@ -15501,7 +17318,7 @@
           </w:tcPr>
           <w:p>
             <w:r>
-              <w:t>Open — deferred to Sprint 5. Admin Console + moderation queue is Sprint 5. These are net-new screens (figma-screen-builder territory) that need founder input on the §8.4 appeal-routing model ("a second reviewer, not the same admin") — a product/policy decision, not something to invent unilaterally. Admin Panel is desktop-only so no mobile dimension. Admin Panel colour/token treatment was NOT touched by this audit (hard constraint).  → RESOLVED (appeal routing) by Decision Log #138: an appeal is reviewed by a SECOND admin/moderator, never the original reviewer; the moderation-queue design must make this routing legible (appealed report excluded from / clearly marked against the original reviewer's own queue).  → Screens now built by sprint-2/decision-log-133-137-followup: Admin — Moderation Queue, Report Detail &amp; Action, and Appeal Review, all on the unified Admin shell, with the Decision Log #138 appeal-routing rule made visible in the queue's own callout. Moderation-outcome/appeal-decision emails remain unbuilt (see #143).</w:t>
+              <w:t>Resolved by the founder: retrofit 'calendar 1' too, in the same dedicated session as Decision Log #180 (it is small and that session is already in the Admin/Figma context) rather than a separate micro-PR. Fully closes #53 when done. Also fold in during that session: the calendar 2 component (2365:2034) and its instance 5404:7423 use an off-palette grey #969696 @ 11% drop shadow -- rebind to color/shadow/elevated (token added by sprint-2/design-cleanup-tokens-renames, Decision Log #118).</w:t>
             </w:r>
           </w:p>
         </w:tc>
@@ -15513,7 +17330,7 @@
           </w:tcPr>
           <w:p>
             <w:r>
-              <w:t>136</w:t>
+              <w:t>179</w:t>
             </w:r>
           </w:p>
         </w:tc>
@@ -15523,7 +17340,7 @@
           </w:tcPr>
           <w:p>
             <w:r>
-              <w:t>Message "new conversation / recipient picker" screen — §4.7 defines POST /conversations but no screen designs the act of STARTING a conversation (recipient search or follow-list picker -&gt; first message). The inbox screens all assume conversations already exist.</w:t>
+              <w:t>Admin sidebar icon-library standardization on carbon: (Decision Log #49) had 3 icons with no exact carbon: match -- Moderation (el:ban-circle), Contest (u:chat-bubble-user pennant), Articles (u:document-layout-left). The sidebar icons are hand-drawn vectors, not library instances, so 'standardize' = rename + redraw glyphs, best done once on the Item-2 component (9 edits) not 29x (261 edits).</w:t>
             </w:r>
           </w:p>
         </w:tc>
@@ -15533,7 +17350,7 @@
           </w:tcPr>
           <w:p>
             <w:r>
-              <w:t>sprint-2/all-sections-followup-mobile-field-audit report</w:t>
+              <w:t>sprint-2/admin-panel-structural-pass (figma-design-system)</w:t>
             </w:r>
           </w:p>
         </w:tc>
@@ -15543,7 +17360,7 @@
           </w:tcPr>
           <w:p>
             <w:r>
-              <w:t>Open — deferred to Sprint 3. DMs are Sprint 3. A recipient picker depends on an unresolved choice between a GET /search?q= people-search and a follow-graph list — flagged rather than invented. The restricted-pending rule (§8.3 step 5, "no DMs from unverified accounts", Decision Log #12) also needs a state here eventually.  → RESOLVED (recipient-picker shape) by Decision Log #139: ONE recipient-picker screen combining a search bar (by username / display name) with a default follow-list section shown before any search term. Desktop + mobile.  → Screens now built by sprint-2/decision-log-133-137-followup: Message — New Conversation (Recipient Picker), desktop + mobile, combining a search bar and a default follow-list per Decision Log #139.</w:t>
+              <w:t>Resolved by the founder: Moderation -&gt; carbon:gavel (adjudication/review reading, matches the queue's function); Contest -&gt; carbon:trophy (semantic clarity over pennant continuity); Articles -&gt; carbon:document (dropped 'left rule' detail immaterial). Full carbon: mapping in the report §1.2 approved. Execution is part of the Decision Log #180 session.</w:t>
             </w:r>
           </w:p>
         </w:tc>
@@ -15555,7 +17372,7 @@
           </w:tcPr>
           <w:p>
             <w:r>
-              <w:t>137</w:t>
+              <w:t>180</w:t>
             </w:r>
           </w:p>
         </w:tc>
@@ -15565,7 +17382,7 @@
           </w:tcPr>
           <w:p>
             <w:r>
-              <w:t>Club Picker — the single "No clubs match that filter" state still conflates "the filter matched nothing" with "there are no clubs in the catalogue at all" (flagged since sprint-1/f7-club-picker-code).</w:t>
+              <w:t>Admin Shell componentization (Decision Log #49 Item 2) -- convert the unified Admin Shell (top bar + sidebar), currently applied as cloned/grouped layers per screen, into a real Figma COMPONENT_SET with instances. A ~45-55-call structural refactor across 29 heterogeneous screens (2 shell topologies, 4 frame heights) with real content-clipping risk. Decision Log #49 (icons) / #50 (heights) / #51 (top-bar button) / #151 (sidebar geometry) / #147 (Users icon) / #178 (calendar 1) all depend on it and become one-line-per-instance fast-follows once it exists.</w:t>
             </w:r>
           </w:p>
         </w:tc>
@@ -15575,7 +17392,7 @@
           </w:tcPr>
           <w:p>
             <w:r>
-              <w:t>sprint-2/all-sections-followup-mobile-field-audit report; sprint-1/f7-club-picker-code</w:t>
+              <w:t>sprint-2/admin-panel-structural-pass (figma-design-system)</w:t>
             </w:r>
           </w:p>
         </w:tc>
@@ -15585,7 +17402,7 @@
           </w:tcPr>
           <w:p>
             <w:r>
-              <w:t>Open — minor. Conservative single-state kept this pass. A distinct "No clubs available yet" empty state (a copy/one-frame change) would resolve it; best done in the next pass that opens the Club Picker frames rather than as a one-off. Low urgency — the beachhead city will have seeded clubs (Build Plan §7).  → RESOLVED (built) by sprint-2/decision-log-133-137-followup: Club Picker — 6 No Clubs Available Yet, desktop + mobile, a distinct catalogue-empty state separate from screen 4's filter-empty state.</w:t>
+              <w:t>Resolved by the founder: dispatch as its own dedicated figma-design-system session, then Items 1/3/4/5 + #178 as its fast-follow -- matching how PRs #102/#110/#130/#131 were each scoped. The executable build+swap plan and 29-screen inventory are in the sprint-2/admin-panel-structural-pass report (sections 2 and 7). All prerequisite founder picks (icons #179, height rule #177) are now made.</w:t>
             </w:r>
           </w:p>
         </w:tc>
@@ -15597,7 +17414,7 @@
           </w:tcPr>
           <w:p>
             <w:r>
-              <w:t>138</w:t>
+              <w:t>181</w:t>
             </w:r>
           </w:p>
         </w:tc>
@@ -15607,7 +17424,7 @@
           </w:tcPr>
           <w:p>
             <w:r>
-              <w:t>Admin moderation appeal routing (raised by Decision Log #135 / Build Plan §8.4 step 4): who reviews an appeal against a moderation decision?</w:t>
+              <w:t>Account-dropdown menus (Dropdown menu/no notification 2841:5361, /notification on 2841:5363, /mobile - no notification 5685:9300, /mobile - notification on 5685:9312) apply the elevation/menu shadow colour to each of 5 row frames rather than one container -- the container has no fill to cast a shadow from -- producing a faint horizontal stripe between rows.</w:t>
             </w:r>
           </w:p>
         </w:tc>
@@ -15617,7 +17434,7 @@
           </w:tcPr>
           <w:p>
             <w:r>
-              <w:t>sprint-2/all-sections-followup-mobile-field-audit report; Build Plan §8.4; Decision Log #135</w:t>
+              <w:t>sprint-2/design-cleanup-tokens-renames (figma-design-system)</w:t>
             </w:r>
           </w:p>
         </w:tc>
@@ -15627,7 +17444,7 @@
           </w:tcPr>
           <w:p>
             <w:r>
-              <w:t>Resolved by the founder: an appeal is reviewed by a SECOND admin/moderator — never the admin/moderator who made the original decision. This is a real design requirement, not just a label: the moderation-queue screen must make the routing legible — an appealed report is visibly excluded from (or clearly marked against) the original reviewer's own queue view — and whoever builds the backend must enforce it server-side when Admin moderation is built in Sprint 5. See Decision Log #135.</w:t>
+              <w:t>Open -- deferred as structural (not a colour rebind). Fix: give the container a bound color/background/surface fill + corner radius, move a single elevation/menu shadow to the container, drop the per-row effects. Colour was rebound to color/shadow/elevated this pass; consolidation is the remaining work.</w:t>
             </w:r>
           </w:p>
         </w:tc>
@@ -15639,7 +17456,7 @@
           </w:tcPr>
           <w:p>
             <w:r>
-              <w:t>139</w:t>
+              <w:t>182</w:t>
             </w:r>
           </w:p>
         </w:tc>
@@ -15649,7 +17466,7 @@
           </w:tcPr>
           <w:p>
             <w:r>
-              <w:t>Message recipient-picker shape (raised by Decision Log #136 / Build Plan §4.7 POST /conversations): search, follow-list, or both?</w:t>
+              <w:t>No multi-layer elevation token for large floating panels. The date-picker Month/Year selection panels (915:2307, 915:2332, 1557:2369, 1557:2394) carry a well-built 4-layer drop shadow in off-palette #130A2E. color/shadow/elevated (#118) is single-layer by design -- a bound effect colour forces one alpha across all layers -- so rebinding would flatten the ramp.</w:t>
             </w:r>
           </w:p>
         </w:tc>
@@ -15659,7 +17476,7 @@
           </w:tcPr>
           <w:p>
             <w:r>
-              <w:t>sprint-2/all-sections-followup-mobile-field-audit report; Build Plan §4.7; Decision Log #136</w:t>
+              <w:t>sprint-2/design-cleanup-tokens-renames (figma-design-system)</w:t>
             </w:r>
           </w:p>
         </w:tc>
@@ -15669,7 +17486,7 @@
           </w:tcPr>
           <w:p>
             <w:r>
-              <w:t>Resolved by the founder: ONE recipient-picker screen combining BOTH — a search bar (by username / display name) AND a default follow-list section shown before any search term is entered; either path lets the user pick a recipient. Desktop + mobile. Backend still owes a real people-search endpoint (GET /search?q= or similar) — parked, same status as Decision Log #58's parked fields. The §8.3 step 5 restricted-pending rule (no DMs from/to unverified accounts, Decision Log #12) applies to both paths equally — restricted-pending users simply do not appear in the follow-list section or in search results. See Decision Log #136.</w:t>
+              <w:t>Open -- candidate: an elevation/overlay effect style with 2-3 stacked navy-derived shadow layers (key + ambient) for panels larger than a menu. Also the natural home for the overlay/scrim-token need spun off Decision Log #163(1). The 4-layer panels were left intact this pass.</w:t>
             </w:r>
           </w:p>
         </w:tc>
@@ -15681,7 +17498,7 @@
           </w:tcPr>
           <w:p>
             <w:r>
-              <w:t>140</w:t>
+              <w:t>183</w:t>
             </w:r>
           </w:p>
         </w:tc>
@@ -15691,7 +17508,7 @@
           </w:tcPr>
           <w:p>
             <w:r>
-              <w:t>Contest "Already Voted" / "Between Weeks" mobile equivalents — the two new Contest states built this pass exist desktop-only.</w:t>
+              <w:t>Navigation Drawer -- Mobile Panel (5870:10692) has no elevation treatment at all -- no stroke, no effect -- relying entirely on the scrim. A slide-in drawer conventionally gets a leading-edge shadow.</w:t>
             </w:r>
           </w:p>
         </w:tc>
@@ -15701,7 +17518,7 @@
           </w:tcPr>
           <w:p>
             <w:r>
-              <w:t>sprint-2/decision-log-133-137-followup report</w:t>
+              <w:t>sprint-2/design-cleanup-tokens-renames (figma-design-system)</w:t>
             </w:r>
           </w:p>
         </w:tc>
@@ -15711,12 +17528,7 @@
           </w:tcPr>
           <w:p>
             <w:r>
-              <w:t>Open — deferred, not silently treated as done. The desktop states are real and correct (cloned from the retrofitted legacy frames). Both legacy Contest source frames use absolute (non-auto-layout) internal positioning, which made even the desktop edits require several correction passes to avoid overlap when inserting new banner content -- reflowing the same edits into a fresh 390px mobile frame is real additional work, not a copy-paste. Scoped out as a conservative trim to keep this pass tractable; flagged as a fast-follow.</w:t>
-            </w:r>
-          </w:p>
-          <w:p>
-            <w:r>
-              <w:t xml:space="preserve"> RESOLVED by sprint-2/create-post-sports-contest-mobile-admin-notif-fix -- mobile equivalents built: Contest -- Already Voted -- Mobile (5815:8916) and Contest -- Between Weeks -- Mobile (5815:8948), 390px, matching the three existing Contest mobile screens.</w:t>
+              <w:t>Open -- founder call; adding a shadow is a visible design change, not a token rebind, so not done in the token pass. Could reuse color/shadow/elevated (#118) with a horizontal offset.</w:t>
             </w:r>
           </w:p>
         </w:tc>
@@ -15728,7 +17540,7 @@
           </w:tcPr>
           <w:p>
             <w:r>
-              <w:t>141</w:t>
+              <w:t>184</w:t>
             </w:r>
           </w:p>
         </w:tc>
@@ -15738,7 +17550,7 @@
           </w:tcPr>
           <w:p>
             <w:r>
-              <w:t>The new Admin "Moderation" sidebar nav item (added this pass to build the 3 new moderation screens) exists only on those 3 screens' own shells, not on the other 26 existing Admin shells.</w:t>
+              <w:t>header 7 (logged-out) desktop navbar nav-item layers are generically named -- Group 833 (Sports Hub), Group 830 (Blog) in Frame 5858 (2841:4115). Only the Bants item (Group 831 -&gt; Bants) was corrected in the Decision Log #163 rename pass.</w:t>
             </w:r>
           </w:p>
         </w:tc>
@@ -15748,7 +17560,7 @@
           </w:tcPr>
           <w:p>
             <w:r>
-              <w:t>sprint-2/decision-log-133-137-followup report</w:t>
+              <w:t>sprint-2/design-cleanup-tokens-renames (figma-design-system)</w:t>
             </w:r>
           </w:p>
         </w:tc>
@@ -15758,1666 +17570,7 @@
           </w:tcPr>
           <w:p>
             <w:r>
-              <w:t>Open — deferred. Propagating "Moderation" to the other 26 existing Admin shells is its own follow-up pass, the same precedent already established twice in this file for "Categories" (Decision Log #49) and "Competitions" (Decision Log #76, closed by PR #110). Not done here -- retouching 26 existing Admin frames is exactly the kind of existing-frame edit the hard "do not touch Admin Panel's colour/token treatment" constraint counsels against doing incidentally inside an unrelated task.</w:t>
-            </w:r>
-          </w:p>
-        </w:tc>
-      </w:tr>
-      <w:tr>
-        <w:tc>
-          <w:tcPr>
-            <w:tcW w:type="dxa" w:w="500"/>
-          </w:tcPr>
-          <w:p>
-            <w:r>
-              <w:t>142</w:t>
-            </w:r>
-          </w:p>
-        </w:tc>
-        <w:tc>
-          <w:tcPr>
-            <w:tcW w:type="dxa" w:w="4700"/>
-          </w:tcPr>
-          <w:p>
-            <w:r>
-              <w:t>Correction: PR #124's report flagged 917:218 ("Users - team members") as "admin-role management, a different thing" from a real GET/PATCH /admin/users list/detail view, and used that flag to justify a planned new user-list screen.</w:t>
-            </w:r>
-          </w:p>
-        </w:tc>
-        <w:tc>
-          <w:tcPr>
-            <w:tcW w:type="dxa" w:w="1850"/>
-          </w:tcPr>
-          <w:p>
-            <w:r>
-              <w:t>sprint-2/decision-log-133-137-followup report; PR #124</w:t>
-            </w:r>
-          </w:p>
-        </w:tc>
-        <w:tc>
-          <w:tcPr>
-            <w:tcW w:type="dxa" w:w="2300"/>
-          </w:tcPr>
-          <w:p>
-            <w:r>
-              <w:t>Resolved (correction). Re-examined directly (screenshot + structure) before building anything -- that flag was wrong. 917:218 is already a real platform-user list: Username / Date Joined / Status (Active/Inactive) columns, block and delete row actions -- it substantially serves GET/PATCH /admin/users today. No redundant user-list screen was built this pass; doing so would have duplicated an existing, working screen. A genuine user-DETAIL drill-down (beyond the existing list + inline row actions) remains a real, smaller, lower-priority gap -- noted, not built.</w:t>
-            </w:r>
-          </w:p>
-        </w:tc>
-      </w:tr>
-      <w:tr>
-        <w:tc>
-          <w:tcPr>
-            <w:tcW w:type="dxa" w:w="500"/>
-          </w:tcPr>
-          <w:p>
-            <w:r>
-              <w:t>143</w:t>
-            </w:r>
-          </w:p>
-        </w:tc>
-        <w:tc>
-          <w:tcPr>
-            <w:tcW w:type="dxa" w:w="4700"/>
-          </w:tcPr>
-          <w:p>
-            <w:r>
-              <w:t>Moderation-outcome and appeal-decision email templates (paired with the new Admin moderation screens, section 8.4's notify-both-parties requirement) -- still no design exists for either.</w:t>
-            </w:r>
-          </w:p>
-        </w:tc>
-        <w:tc>
-          <w:tcPr>
-            <w:tcW w:type="dxa" w:w="1850"/>
-          </w:tcPr>
-          <w:p>
-            <w:r>
-              <w:t>sprint-2/decision-log-133-137-followup report; Decision Log #135</w:t>
-            </w:r>
-          </w:p>
-        </w:tc>
-        <w:tc>
-          <w:tcPr>
-            <w:tcW w:type="dxa" w:w="2300"/>
-          </w:tcPr>
-          <w:p>
-            <w:r>
-              <w:t>Open -- deferred, consistent with the existing 5-unwired-template precedent (Decision Log #56/#59, PR #104). A template needs real backend send-trigger context and copy matching an actual event; inventing both for an event that does not exist server-side yet would misrepresent placeholder as built-and-ready.</w:t>
-            </w:r>
-          </w:p>
-        </w:tc>
-      </w:tr>
-      <w:tr>
-        <w:tc>
-          <w:tcPr>
-            <w:tcW w:type="dxa" w:w="500"/>
-          </w:tcPr>
-          <w:p>
-            <w:r>
-              <w:t>144</w:t>
-            </w:r>
-          </w:p>
-        </w:tc>
-        <w:tc>
-          <w:tcPr>
-            <w:tcW w:type="dxa" w:w="4700"/>
-          </w:tcPr>
-          <w:p>
-            <w:r>
-              <w:t>Bants -- of the two missing-mobile-variant gaps flagged in Decision Log #134, only one (the pre-categories Search Filter panel) was built this pass; a second categories-view mobile state (mirroring the desktop's "User's own created bants" categories filter, 2459:12447) was not.</w:t>
-            </w:r>
-          </w:p>
-        </w:tc>
-        <w:tc>
-          <w:tcPr>
-            <w:tcW w:type="dxa" w:w="1850"/>
-          </w:tcPr>
-          <w:p>
-            <w:r>
-              <w:t>sprint-2/decision-log-133-137-followup report</w:t>
-            </w:r>
-          </w:p>
-        </w:tc>
-        <w:tc>
-          <w:tcPr>
-            <w:tcW w:type="dxa" w:w="2300"/>
-          </w:tcPr>
-          <w:p>
-            <w:r>
-              <w:t>Open -- deferred, minor. The existing mobile Search Filter (Categories) frame (5650:8221) already covers the categories-picker pattern once; a second near-duplicate state was judged lower value than the two Bants items actually built this pass (the pre-categories filter panel and the No Results empty state). Flagged, not silently dropped.</w:t>
-            </w:r>
-          </w:p>
-        </w:tc>
-      </w:tr>
-      <w:tr>
-        <w:tc>
-          <w:tcPr>
-            <w:tcW w:type="dxa" w:w="500"/>
-          </w:tcPr>
-          <w:p>
-            <w:r>
-              <w:t>145</w:t>
-            </w:r>
-          </w:p>
-        </w:tc>
-        <w:tc>
-          <w:tcPr>
-            <w:tcW w:type="dxa" w:w="4700"/>
-          </w:tcPr>
-          <w:p>
-            <w:r>
-              <w:t>Sports/Livescores match-centre mobile (8 screens) built with dummy match data (Liverpool 1-3 Chelsea, verbatim from the desktop frames) ahead of a sports-data vendor. Confirm the design work is unblocked while real vendor wiring stays blocked on Decision Log #6 -- figma-to-code must not wire any Sports match-centre mobile screen to data until #6 resolves.</w:t>
-            </w:r>
-          </w:p>
-        </w:tc>
-        <w:tc>
-          <w:tcPr>
-            <w:tcW w:type="dxa" w:w="1850"/>
-          </w:tcPr>
-          <w:p>
-            <w:r>
-              <w:t>sprint-2/create-post-sports-contest-mobile-admin-notif-fix report</w:t>
-            </w:r>
-          </w:p>
-        </w:tc>
-        <w:tc>
-          <w:tcPr>
-            <w:tcW w:type="dxa" w:w="2300"/>
-          </w:tcPr>
-          <w:p>
-            <w:r>
-              <w:t>Open -- design unblocked (founder-authorised, this pass); data wiring still blocked on Decision Log #6. Same convention as the Contest/Leaderboard boards built ahead of their own data-model blockers.</w:t>
-            </w:r>
-          </w:p>
-        </w:tc>
-      </w:tr>
-      <w:tr>
-        <w:tc>
-          <w:tcPr>
-            <w:tcW w:type="dxa" w:w="500"/>
-          </w:tcPr>
-          <w:p>
-            <w:r>
-              <w:t>146</w:t>
-            </w:r>
-          </w:p>
-        </w:tc>
-        <w:tc>
-          <w:tcPr>
-            <w:tcW w:type="dxa" w:w="4700"/>
-          </w:tcPr>
-          <w:p>
-            <w:r>
-              <w:t>Moderation nav item -- active-row icon colour. On the 3 Moderation screens the active (navy) Moderation row's el:ban-circle icon vector is bound to color/text/primary (navy) and renders invisible; every sibling active-row icon binds to color/text/on-navy (white).</w:t>
-            </w:r>
-          </w:p>
-        </w:tc>
-        <w:tc>
-          <w:tcPr>
-            <w:tcW w:type="dxa" w:w="1850"/>
-          </w:tcPr>
-          <w:p>
-            <w:r>
-              <w:t>sprint-2/create-post-sports-contest-mobile-admin-notif-fix report</w:t>
-            </w:r>
-          </w:p>
-        </w:tc>
-        <w:tc>
-          <w:tcPr>
-            <w:tcW w:type="dxa" w:w="2300"/>
-          </w:tcPr>
-          <w:p>
-            <w:r>
-              <w:t>Open -- needs founder sign-off. Not fixed this pass: the Item 4 hard constraint forbids any rebinding in Admin Panel. Proposed: rebind those 3 vectors (5794:8709, 5796:8709, 5796:8827) to color/text/on-navy -- an existing token already used by every other active-row icon, not a palette change; trivially reversible.</w:t>
-            </w:r>
-          </w:p>
-          <w:p>
-            <w:r>
-              <w:t xml:space="preserve"> RESOLVED by sprint-2/admin-sidebar-competitions-icon-fix -- the whole-block sidebar swap re-applies the standard active-state binding, so the 3 Moderation screens' active Moderation-row icon is now bound to color/text/on-navy (white) like every other active-row icon. Verified on 5835:9240 / 5835:9283 / 5835:9326. No palette change.</w:t>
-            </w:r>
-          </w:p>
-        </w:tc>
-      </w:tr>
-      <w:tr>
-        <w:tc>
-          <w:tcPr>
-            <w:tcW w:type="dxa" w:w="500"/>
-          </w:tcPr>
-          <w:p>
-            <w:r>
-              <w:t>147</w:t>
-            </w:r>
-          </w:p>
-        </w:tc>
-        <w:tc>
-          <w:tcPr>
-            <w:tcW w:type="dxa" w:w="4700"/>
-          </w:tcPr>
-          <w:p>
-            <w:r>
-              <w:t>fi:A_users 'Users' nav icon renders nothing (Vector children with empty fills) on all ~29 Admin Panel screens. Pre-existing, not caused by this pass; left untouched per the Admin colour/token constraint.</w:t>
-            </w:r>
-          </w:p>
-        </w:tc>
-        <w:tc>
-          <w:tcPr>
-            <w:tcW w:type="dxa" w:w="1850"/>
-          </w:tcPr>
-          <w:p>
-            <w:r>
-              <w:t>sprint-2/create-post-sports-contest-mobile-admin-notif-fix report</w:t>
-            </w:r>
-          </w:p>
-        </w:tc>
-        <w:tc>
-          <w:tcPr>
-            <w:tcW w:type="dxa" w:w="2300"/>
-          </w:tcPr>
-          <w:p>
-            <w:r>
-              <w:t>Open -- deferred. Fold into the Admin content-area retrofit family (Decision Log #52). Fix path identified by sprint-2/admin-panel-structural-pass: fi:A_users -&gt; carbon:user--multiple (a real-fill glyph) as part of the Item 1 icon standardization. Still open pending the #180 componentization session that carries that work.</w:t>
-            </w:r>
-          </w:p>
-        </w:tc>
-      </w:tr>
-      <w:tr>
-        <w:tc>
-          <w:tcPr>
-            <w:tcW w:type="dxa" w:w="500"/>
-          </w:tcPr>
-          <w:p>
-            <w:r>
-              <w:t>148</w:t>
-            </w:r>
-          </w:p>
-        </w:tc>
-        <w:tc>
-          <w:tcPr>
-            <w:tcW w:type="dxa" w:w="4700"/>
-          </w:tcPr>
-          <w:p>
-            <w:r>
-              <w:t>Create Post mobile -- base 5701:8328 gained a 'Create a Post / Contest' mode-tab row (extension for parity with the desktop composer states and the new Contest-mode mobile frame). Confirm the tab row belongs on the plain composer, or should appear only once Contest mode is entered.</w:t>
-            </w:r>
-          </w:p>
-        </w:tc>
-        <w:tc>
-          <w:tcPr>
-            <w:tcW w:type="dxa" w:w="1850"/>
-          </w:tcPr>
-          <w:p>
-            <w:r>
-              <w:t>sprint-2/create-post-sports-contest-mobile-admin-notif-fix report</w:t>
-            </w:r>
-          </w:p>
-        </w:tc>
-        <w:tc>
-          <w:tcPr>
-            <w:tcW w:type="dxa" w:w="2300"/>
-          </w:tcPr>
-          <w:p>
-            <w:r>
-              <w:t>Open -- minor. Conservative choice made meanwhile: tab row present with 'Create a Post' active.</w:t>
-            </w:r>
-          </w:p>
-        </w:tc>
-      </w:tr>
-      <w:tr>
-        <w:tc>
-          <w:tcPr>
-            <w:tcW w:type="dxa" w:w="500"/>
-          </w:tcPr>
-          <w:p>
-            <w:r>
-              <w:t>149</w:t>
-            </w:r>
-          </w:p>
-        </w:tc>
-        <w:tc>
-          <w:tcPr>
-            <w:tcW w:type="dxa" w:w="4700"/>
-          </w:tcPr>
-          <w:p>
-            <w:r>
-              <w:t>H2H / Standing mobile use a palette-compliant result/position colour scheme (W/promotion = brand/green, Draw/mid-table = brand/navy, Loss/relegation = semantic/alert). The desktop screens use yellow/amber for draws and mid-table -- deliberately not reproduced (off-palette, no token).</w:t>
-            </w:r>
-          </w:p>
-        </w:tc>
-        <w:tc>
-          <w:tcPr>
-            <w:tcW w:type="dxa" w:w="1850"/>
-          </w:tcPr>
-          <w:p>
-            <w:r>
-              <w:t>sprint-2/create-post-sports-contest-mobile-admin-notif-fix report</w:t>
-            </w:r>
-          </w:p>
-        </w:tc>
-        <w:tc>
-          <w:tcPr>
-            <w:tcW w:type="dxa" w:w="2300"/>
-          </w:tcPr>
-          <w:p>
-            <w:r>
-              <w:t>Open -- palette-compliant deviation from desktop, flagged not silently applied. Confirm the navy-for-draw substitution.</w:t>
-            </w:r>
-          </w:p>
-        </w:tc>
-      </w:tr>
-      <w:tr>
-        <w:tc>
-          <w:tcPr>
-            <w:tcW w:type="dxa" w:w="500"/>
-          </w:tcPr>
-          <w:p>
-            <w:r>
-              <w:t>150</w:t>
-            </w:r>
-          </w:p>
-        </w:tc>
-        <w:tc>
-          <w:tcPr>
-            <w:tcW w:type="dxa" w:w="4700"/>
-          </w:tcPr>
-          <w:p>
-            <w:r>
-              <w:t>Admin Panel sidebar 'Competitions' nav icon was a mass copy-paste defect -- on 27 of 29 Admin screens the Competitions row icon was a duplicate of the 'Contest' row icon (badge glyph), not the intended bar-chart. Fixed by replacing the entire sidebar nav block ('Frame 5745') on all 27 with a clone of the confirmed-correct block on 5566:8033 (Admin -- Create Competition), re-applying each screen's own active-nav highlighting. Layer names could not identify the bug -- the icon frame is named u:chat-bubble-user on every screen, correct and broken alike; the discriminator is icon-frame child geometry (3 rectangles vs 1 vector). Closes the icon-fidelity gap in the sidebar rollout that PR #130's '29/29 carry it' claim missed: PR #130's coverage of the Moderation item was complete, but it (and PR #110's original Competitions propagation) carried the pre-existing broken Competitions icon forward unchanged.</w:t>
-            </w:r>
-          </w:p>
-        </w:tc>
-        <w:tc>
-          <w:tcPr>
-            <w:tcW w:type="dxa" w:w="1850"/>
-          </w:tcPr>
-          <w:p>
-            <w:r>
-              <w:t>sprint-2/admin-sidebar-competitions-icon-fix report</w:t>
-            </w:r>
-          </w:p>
-        </w:tc>
-        <w:tc>
-          <w:tcPr>
-            <w:tcW w:type="dxa" w:w="2300"/>
-          </w:tcPr>
-          <w:p>
-            <w:r>
-              <w:t>Resolved (founder-instructed). 29/29 Admin screens now carry the correct bar-chart Competitions icon; 0 unbound paints; no other token/colour touched. Whole-block-swap chosen over a targeted single-icon patch on the founder's explicit instruction, to also clear any other undiscovered copy-paste drift in the same block.</w:t>
-            </w:r>
-          </w:p>
-        </w:tc>
-      </w:tr>
-      <w:tr>
-        <w:tc>
-          <w:tcPr>
-            <w:tcW w:type="dxa" w:w="500"/>
-          </w:tcPr>
-          <w:p>
-            <w:r>
-              <w:t>151</w:t>
-            </w:r>
-          </w:p>
-        </w:tc>
-        <w:tc>
-          <w:tcPr>
-            <w:tcW w:type="dxa" w:w="4700"/>
-          </w:tcPr>
-          <w:p>
-            <w:r>
-              <w:t>Admin sidebar block outer geometry: the source block (5566:8067) is 806px tall with primaryAxisAlignItems = MIN; the 16 'Admin Shell' GROUP screens run a 655px block with SPACE_BETWEEN to pin Settings to the bottom of a shorter sidebar. This pass kept each target's own height/align/itemSpacing (copying only the block content verbatim) so nothing moved. Decide whether Admin sidebars should be unified to a single height/align, or the current two-variant state is intentional.</w:t>
-            </w:r>
-          </w:p>
-        </w:tc>
-        <w:tc>
-          <w:tcPr>
-            <w:tcW w:type="dxa" w:w="1850"/>
-          </w:tcPr>
-          <w:p>
-            <w:r>
-              <w:t>sprint-2/admin-sidebar-competitions-icon-fix report</w:t>
-            </w:r>
-          </w:p>
-        </w:tc>
-        <w:tc>
-          <w:tcPr>
-            <w:tcW w:type="dxa" w:w="2300"/>
-          </w:tcPr>
-          <w:p>
-            <w:r>
-              <w:t>Open -- minor; conservative choice (preserve each screen's existing sidebar geometry) made meanwhile. Sidebar geometry unification falls out of the Admin Shell component definition (sprint-2/admin-panel-structural-pass report §4): one geometry by construction (nav block fills sidebar height, SPACE_BETWEEN, Settings bottom-pinned at any frame height). NOT executed -- part of the #180 componentization session.</w:t>
-            </w:r>
-          </w:p>
-        </w:tc>
-      </w:tr>
-      <w:tr>
-        <w:tc>
-          <w:tcPr>
-            <w:tcW w:type="dxa" w:w="500"/>
-          </w:tcPr>
-          <w:p>
-            <w:r>
-              <w:t>152</w:t>
-            </w:r>
-          </w:p>
-        </w:tc>
-        <w:tc>
-          <w:tcPr>
-            <w:tcW w:type="dxa" w:w="4700"/>
-          </w:tcPr>
-          <w:p>
-            <w:r>
-              <w:t>Homepage routing: is "/" the marketing landing page (logged-out) or the authenticated home feed? Raised as an unresolved BLOCKER annotation directly on the canonical Homepage Figma frame (5204:6728, "Note — BLOCKER, carried forward unresolved from Pass 1") and repeated on its Pass 1 predecessor (5191:6652). Discovered during the Sprint 2 sweep to still be unresolved in the Decision Log despite appearing settled in practice — create-a-post, suggested follows, and feed posts all live in the Community pillar (1306:7149), not on any homepage frame, and the Homepage's Header instance is header 7 (logged-out, Login button), consistent with a marketing-page reading.</w:t>
-            </w:r>
-          </w:p>
-        </w:tc>
-        <w:tc>
-          <w:tcPr>
-            <w:tcW w:type="dxa" w:w="1850"/>
-          </w:tcPr>
-          <w:p>
-            <w:r>
-              <w:t>Homepage Figma annotation zone (5204:6728, 5191:6652); Sprint 2 sweep</w:t>
-            </w:r>
-          </w:p>
-        </w:tc>
-        <w:tc>
-          <w:tcPr>
-            <w:tcW w:type="dxa" w:w="2300"/>
-          </w:tcPr>
-          <w:p>
-            <w:r>
-              <w:t>Resolved by the founder: "/" is exclusively the logged-out marketing landing page. Logged-in users route to the Community feed (1306:7149) instead — there is no separate authenticated-homepage design, and none is needed. This closes the BLOCKER note on 5204:6728 and 5191:6652; whoever runs figma-to-code on either frame should disregard that annotation as stale and build the logged-out marketing page it already is. No routing code exists yet (frontend is still 0% converted) — this settles the design/product question only; the actual React Router route guard (unauthenticated → "/", authenticated → Community feed) is implementation work for whoever runs figma-to-code.</w:t>
-            </w:r>
-          </w:p>
-        </w:tc>
-      </w:tr>
-      <w:tr>
-        <w:tc>
-          <w:tcPr>
-            <w:tcW w:type="dxa" w:w="500"/>
-          </w:tcPr>
-          <w:p>
-            <w:r>
-              <w:t>153</w:t>
-            </w:r>
-          </w:p>
-        </w:tc>
-        <w:tc>
-          <w:tcPr>
-            <w:tcW w:type="dxa" w:w="4700"/>
-          </w:tcPr>
-          <w:p>
-            <w:r>
-              <w:t>Feed "isLiked" / "isSaved" / "isFollowing" not exposed by the read APIs. GET /posts/feed's FeedPost payload (feed.service.ts POST_SELECT) carries no per-current-user flag for whether the calling user has already liked or saved a given post, and the embedded author object carries no "isFollowing" flag. The web Community feed (sprint-2/home-community-conversion) therefore renders every like / save / follow control in its default (not-yet-acted) state on first load and on every hard refresh, correcting itself only for actions taken in the current session via local component state and the idempotent toggle-endpoint responses. Backend work needed: add isLiked/isSaved to the feed + single-post payloads (a per-user Like/SavedPost existence check, scoped to the caller), and isFollowing to the post author (and to any future public user payload). Until then the feed UI is not fully correct across reloads.</w:t>
-            </w:r>
-          </w:p>
-        </w:tc>
-        <w:tc>
-          <w:tcPr>
-            <w:tcW w:type="dxa" w:w="1850"/>
-          </w:tcPr>
-          <w:p>
-            <w:r>
-              <w:t>sprint-2/home-community-conversion (figma-to-code) report</w:t>
-            </w:r>
-          </w:p>
-        </w:tc>
-        <w:tc>
-          <w:tcPr>
-            <w:tcW w:type="dxa" w:w="2300"/>
-          </w:tcPr>
-          <w:p>
-            <w:r>
-              <w:t>Open -- flagged, not resolved. Frontend ships with the documented per-session-only workaround (idempotent like/save endpoints make a redundant re-like harmless; likeCount is always taken fresh from the server response). No web bug; a real backend gap. Candidate for the next backend-api pass on the Feed service. RESOLVED (sprint-2/feed-per-user-flags, backend-api). GET /posts/feed and GET /posts/:id now return per-caller isLiked / isSaved and author.isFollowing, all computed (not stored) -- getFeed via three batched findMany({ where: { ...: { in: [...] } } }) queries (no N+1), getPostById via three unique-key existence checks; isFollowing is a hard false for the caller's own posts with no lookup. feed.controller.ts getById gained @CurrentUser(). apps/web NOT changed here -- dropping PostCard.tsx's session-local workaround is the separate follow-up this unblocks. createPost / getSavedPosts responses still return the raw shape (flagged in-code as a minor follow-up). New Decision Log candidate raised in the PR report: GET /clubs (ClubSummary) has the identical gap -- no per-user 'joined' field -- not fixed here. FRONTEND now also wired (sprint-2/postcard-viewer-state-wiring, figma-to-code) -- the follow-up this entry's own text called out: apps/web/src/api/feed.ts's FeedPost/FeedPostAuthor gained isLiked/isSaved/isFollowing, and PostCard.tsx now initialises its like/save/follow controls from those real fields instead of the hardcoded useState(false) session-local workaround PR #135 shipped. createPost's client type narrowed to a CreatedPost that omits the three fields (POST /posts stays unenriched per this entry); CommunityPage fills the deterministic falses on prepend. New test proves already-liked/saved/followed controls render in their acted state on first paint. #153 is fully closed, backend and frontend. The sibling GET /clubs gap this entry's own text names ('GET /clubs (ClubSummary) has the identical gap -- no per-user joined field') is now its own entry #154, RESOLVED by sprint-2/clubs-joined-flag.</w:t>
-            </w:r>
-          </w:p>
-        </w:tc>
-      </w:tr>
-      <w:tr>
-        <w:tc>
-          <w:tcPr>
-            <w:tcW w:type="dxa" w:w="500"/>
-          </w:tcPr>
-          <w:p>
-            <w:r>
-              <w:t>154</w:t>
-            </w:r>
-          </w:p>
-        </w:tc>
-        <w:tc>
-          <w:tcPr>
-            <w:tcW w:type="dxa" w:w="4700"/>
-          </w:tcPr>
-          <w:p>
-            <w:r>
-              <w:t>GET /clubs / GET /clubs/:id have no per-caller "joined" field. ClubsService.listClubs returns ClubSummary (id, name, league, country, logoUrl, memberCount) with no boolean for whether the calling user is already a member of each club -- only the POST/DELETE /clubs/:id/join action responses (JoinState) carry that. Same class of gap as #153 (feed isLiked/isSaved/isFollowing): a list endpoint that can't tell a caller their own relationship to each row, so apps/web's club-picker / "my clubs" surfaces can't render a join button in the right state on load.</w:t>
-            </w:r>
-          </w:p>
-        </w:tc>
-        <w:tc>
-          <w:tcPr>
-            <w:tcW w:type="dxa" w:w="1850"/>
-          </w:tcPr>
-          <w:p>
-            <w:r>
-              <w:t>sprint-2/feed-per-user-flags (PR #136) report -- flagged there as a new candidate off Decision Log #153</w:t>
-            </w:r>
-          </w:p>
-        </w:tc>
-        <w:tc>
-          <w:tcPr>
-            <w:tcW w:type="dxa" w:w="2300"/>
-          </w:tcPr>
-          <w:p>
-            <w:r>
-              <w:t>RESOLVED (sprint-2/clubs-joined-flag, backend-api). GET /clubs and GET /clubs/:id now return ClubSummaryWithViewerState = ClubSummary &amp; { joined: boolean }, computed (not stored): listClubs resolves a whole page with ONE batched clubPage.findMany({ where: { id: { in: [...] }, members: { some: { id: userId } } } }) (no N+1; zero-club page issues no query), getClubById with one findFirst -- a plain Prisma relation filter, not the raw SQL joinClub/leaveClub need for write atomicity. clubs.controller.ts list + getById gained @CurrentUser(), mirroring PR #136's feed.controller.ts change. joinClub/leaveClub's JoinState already carries joined -- unchanged. apps/web NOT touched here -- updating api/clubs.ts's ClubSummary type + any local joined-state tracking is a separate follow-up, same two-PR split #153 used. FRONTEND type now also wired (sprint-2/clubpicker-joined-wiring, figma-to-code): apps/web/src/api/clubs.ts's ClubSummary gained joined: boolean, and ClubPickerStep.tsx seeds each club's join-button state from it instead of always starting 'idle'. NOTE this closes a type/correctness gap, NOT a live user-facing bug -- ClubPickerStep is only reached once, right after registration, when a new account has joined nothing, so joined is always false there today. See new candidate #155 (no persistent Clubs-browsing page exists in apps/web) for why the field has no live consumer yet.</w:t>
-            </w:r>
-          </w:p>
-        </w:tc>
-      </w:tr>
-      <w:tr>
-        <w:tc>
-          <w:tcPr>
-            <w:tcW w:type="dxa" w:w="500"/>
-          </w:tcPr>
-          <w:p>
-            <w:r>
-              <w:t>155</w:t>
-            </w:r>
-          </w:p>
-        </w:tc>
-        <w:tc>
-          <w:tcPr>
-            <w:tcW w:type="dxa" w:w="4700"/>
-          </w:tcPr>
-          <w:p>
-            <w:r>
-              <w:t>No persistent "my clubs" / club-browsing page exists in apps/web. The only place that renders a club list or calls GET /clubs is ClubPickerStep.tsx, shown exactly once from RegisterStep's post-registration success view -- router.tsx has no standalone Clubs route. This is why the per-caller `joined` field (Decision Log #154) and the DELETE /clubs/:id/join (leaveClub) endpoint have no live frontend consumer: a brand-new account has joined nothing, and there's no returning-user surface where prior membership or leaving a club would matter.</w:t>
-            </w:r>
-          </w:p>
-        </w:tc>
-        <w:tc>
-          <w:tcPr>
-            <w:tcW w:type="dxa" w:w="1850"/>
-          </w:tcPr>
-          <w:p>
-            <w:r>
-              <w:t>sprint-2/clubpicker-joined-wiring (PR follow-up to Decision Log #154)</w:t>
-            </w:r>
-          </w:p>
-        </w:tc>
-        <w:tc>
-          <w:tcPr>
-            <w:tcW w:type="dxa" w:w="2300"/>
-          </w:tcPr>
-          <w:p>
-            <w:r>
-              <w:t>Open — flagged, not built. CORRECTION (founder confirmed): the original framing of this entry ("Sprint 3+ territory") was wrong and has been struck. Build Plan Section 6 names "Club Pages" directly in SPRINT 2's own heading ("Sprint 2 — Feed, Club Pages, Follow") and its task line ("Build club fan pages with auto-join on signup") — no other sprint's text mentions a club-viewing or club-browsing page anywhere. This is not forward-looking scope; it is an INCOMPLETE Sprint 2 deliverable. What Sprint 2 actually shipped for "Club Pages" was the join-picker during onboarding (ClubPickerStep.tsx) — a list-and-join UI, not a page you can visit to see a specific club, its fan-page feed, or your own membership. A real Clubs page (browse the catalogue, view an individual club's fan page, see which you've joined, join/leave) is still needed to actually close Sprint 2's own "Club Pages" scope, not deferred to a later sprint. When it's built: that page is where `joined` (#154) genuinely matters, and where apps/web needs a leaveClub() client function to sit alongside joinClub() (the backend DELETE /clubs/:id/join already exists, sprint-2/club-leave, but api/clubs.ts has no client for it). -- DESIGN HALF BUILT: sprint-2/club-pages-design (figma-screen-builder) designed the persistent Club Pages surface -- Clubs -- Browse (desktop 5841:9240 / mobile 5841:9306) and Club -- Fan Page (desktop 5841:9365 / mobile 5841:9431), plus a Design Notes frame (5853:9240). Frontend code conversion remains a separate figma-to-code follow-up. New candidates raised: #156 (nav entry point), #157 (club fan-page feed endpoint), #158 (apps/web leaveClub() client). -- FULLY CLOSED (design + code): sprint-2/club-pages-conversion (figma-to-code) converted PR #142's frames into real, working React -- apps/web/src/pages/ClubsPage.tsx (route /clubs, GET /clubs, client-side name filter, cursor "Load more", per-club Join/Leave) and ClubFanPage.tsx (route /clubs/:id, GET /clubs/:id, Join/Leave, "Club not found" 404 state, the verbatim scope note). New api/clubs.ts clients getClubById() and leaveClub() (#158). Shared ClubJoinButton.tsx. router.tsx gains both routes. 15 new tests (ClubsPage.test.tsx + ClubFanPage.test.tsx); apps/web suite 11 files / 66 tests, 0 failures. #156 (nav entry point) and #157 (club fan-page feed endpoint) remain open by design -- both explicitly out of this task's scope.</w:t>
-            </w:r>
-          </w:p>
-        </w:tc>
-      </w:tr>
-      <w:tr>
-        <w:tc>
-          <w:tcPr>
-            <w:tcW w:type="dxa" w:w="500"/>
-          </w:tcPr>
-          <w:p>
-            <w:r>
-              <w:t>156</w:t>
-            </w:r>
-          </w:p>
-        </w:tc>
-        <w:tc>
-          <w:tcPr>
-            <w:tcW w:type="dxa" w:w="4700"/>
-          </w:tcPr>
-          <w:p>
-            <w:r>
-              <w:t>Navigation entry point for a persistent "Clubs -- Browse" page. The screen has no nav-bar entry point: the Web app Navbar component set (2824:4309 -- header 4 / header 7 + mobile) has no Clubs slot, and the whole Club Picker family plus the "Which Club Do I Represent" selector (5570:7813) use the simple "Top Bar -- Soccernity" logo bar rather than the full logged-in header 4. Where should Clubs -- Browse be reachable from, and should persistent Club Pages use the real header 4 navbar?</w:t>
-            </w:r>
-          </w:p>
-        </w:tc>
-        <w:tc>
-          <w:tcPr>
-            <w:tcW w:type="dxa" w:w="1850"/>
-          </w:tcPr>
-          <w:p>
-            <w:r>
-              <w:t>sprint-2/club-pages-design (figma-screen-builder) report</w:t>
-            </w:r>
-          </w:p>
-        </w:tc>
-        <w:tc>
-          <w:tcPr>
-            <w:tcW w:type="dxa" w:w="2300"/>
-          </w:tcPr>
-          <w:p>
-            <w:r>
-              <w:t>Open -- flagged, conservative choice made meanwhile: both new Club Pages frames (Clubs -- Browse + Club -- Fan Page, desktop + mobile) use the same simple "Top Bar -- Soccernity" logo bar as the rest of the club-picker family, and no nav entry point was invented. Deferred to a coordinated navbar decision -- candidate entry points: its own nav item on header 4, a link from the Profile screen, or from the Community left rail. RESOLVED across sprint-2/navbar-icon-set-complete (PR #144), sprint-2/mobile-nav-drawer-canonical (PR #145), sprint-2/desktop-icon-nav-and-header-fix (PR #146), and sprint-2/navbar-phase-2-icon-nav-and-auth-state (PR #147): Clubs got a real 6th icon on both header 4 and header 7 (Decision Log #159), and a real entry point in the canonical mobile Navigation Drawer (Decision Log #162). Persistent Club Pages use the real icon navbar, not the simple Top Bar the club-picker family uses — the founder's explicit direction (confirmed in conversation ahead of PR #144) was to move away from a simple top bar entirely, not just to add a Clubs slot to it.</w:t>
-            </w:r>
-          </w:p>
-        </w:tc>
-      </w:tr>
-      <w:tr>
-        <w:tc>
-          <w:tcPr>
-            <w:tcW w:type="dxa" w:w="500"/>
-          </w:tcPr>
-          <w:p>
-            <w:r>
-              <w:t>157</w:t>
-            </w:r>
-          </w:p>
-        </w:tc>
-        <w:tc>
-          <w:tcPr>
-            <w:tcW w:type="dxa" w:w="4700"/>
-          </w:tcPr>
-          <w:p>
-            <w:r>
-              <w:t>Club fan-page feed / club-scoped posts endpoint. Post has a clubPageId column but no endpoint reads or filters by it (GET /posts/feed is scoped to the caller’s own posts + follows only). There is no way to show "recent posts from this club" on a club fan page. Defining a club feed -- GET /clubs/:id/posts, or a clubPageId filter on GET /posts/feed, with its own scope/pagination rules -- is real backend design work.</w:t>
-            </w:r>
-          </w:p>
-        </w:tc>
-        <w:tc>
-          <w:tcPr>
-            <w:tcW w:type="dxa" w:w="1850"/>
-          </w:tcPr>
-          <w:p>
-            <w:r>
-              <w:t>sprint-2/club-pages-design (figma-screen-builder) report</w:t>
-            </w:r>
-          </w:p>
-        </w:tc>
-        <w:tc>
-          <w:tcPr>
-            <w:tcW w:type="dxa" w:w="2300"/>
-          </w:tcPr>
-          <w:p>
-            <w:r>
-              <w:t>Open -- flagged, not built around and not faked with dummy data (unlike the homepage’s vendor-blocked fixtures/news, this is a genuinely missing endpoint, not blocked external content). The Club -- Fan Page design deliberately shows only real ClubSummary fields (badge, name, league / country, member count, join/leave) plus one honest scope note; whoever runs figma-to-code must not wire a club feed.</w:t>
-            </w:r>
-          </w:p>
-        </w:tc>
-      </w:tr>
-      <w:tr>
-        <w:tc>
-          <w:tcPr>
-            <w:tcW w:type="dxa" w:w="500"/>
-          </w:tcPr>
-          <w:p>
-            <w:r>
-              <w:t>158</w:t>
-            </w:r>
-          </w:p>
-        </w:tc>
-        <w:tc>
-          <w:tcPr>
-            <w:tcW w:type="dxa" w:w="4700"/>
-          </w:tcPr>
-          <w:p>
-            <w:r>
-              <w:t>apps/web has no leaveClub() API client. api/clubs.ts has joinClub() and listClubs() but no client for the already-shipped DELETE /clubs/:id/join (sprint-2/club-leave). A returning-user Club Pages surface needs a "Leave" affordance, which needs this client.</w:t>
-            </w:r>
-          </w:p>
-        </w:tc>
-        <w:tc>
-          <w:tcPr>
-            <w:tcW w:type="dxa" w:w="1850"/>
-          </w:tcPr>
-          <w:p>
-            <w:r>
-              <w:t>sprint-2/club-pages-design (figma-screen-builder) report</w:t>
-            </w:r>
-          </w:p>
-        </w:tc>
-        <w:tc>
-          <w:tcPr>
-            <w:tcW w:type="dxa" w:w="2300"/>
-          </w:tcPr>
-          <w:p>
-            <w:r>
-              <w:t>Open -- implementation task for the figma-to-code follow-up that converts the Club Pages designs. The Clubs -- Browse and Club -- Fan Page frames both render a "Leave" button for a joined club (Decision Log #154’s joined flag), the first frontend surface to require DELETE /clubs/:id/join. No backend change needed -- the endpoint exists and is tested. -- RESOLVED (sprint-2/club-pages-conversion, figma-to-code): apps/web/src/api/clubs.ts now has leaveClub(accessToken, clubId): Promise&lt;JoinClubResult&gt; (DELETE /clubs/:id/join), mirroring joinClub() exactly. Consumed by the shared ClubJoinButton.tsx used on both ClubsPage.tsx and ClubFanPage.tsx. getClubById() was added in the same change for GET /clubs/:id.</w:t>
-            </w:r>
-          </w:p>
-        </w:tc>
-      </w:tr>
-      <w:tr>
-        <w:tc>
-          <w:tcPr>
-            <w:tcW w:type="dxa" w:w="500"/>
-          </w:tcPr>
-          <w:p>
-            <w:r>
-              <w:t>159</w:t>
-            </w:r>
-          </w:p>
-        </w:tc>
-        <w:tc>
-          <w:tcPr>
-            <w:tcW w:type="dxa" w:w="4700"/>
-          </w:tcPr>
-          <w:p>
-            <w:r>
-              <w:t>"Clubs" navbar-icon glyph. No Clubs icon existed anywhere to reuse. The five existing header 4 / header 7 content-nav icons are bespoke hand-drawn navy line-art on a brand/green-tint 12% rounded square (frame names hint at Iconify origins -- ion:football-outline, akar-icons:search -- but they are redrawn flattened vector groups, not an icon-component library). What glyph best represents "Clubs"?</w:t>
-            </w:r>
-          </w:p>
-        </w:tc>
-        <w:tc>
-          <w:tcPr>
-            <w:tcW w:type="dxa" w:w="1850"/>
-          </w:tcPr>
-          <w:p>
-            <w:r>
-              <w:t>sprint-2/navbar-icon-set-complete (figma-design-system) report</w:t>
-            </w:r>
-          </w:p>
-        </w:tc>
-        <w:tc>
-          <w:tcPr>
-            <w:tcW w:type="dxa" w:w="2300"/>
-          </w:tcPr>
-          <w:p>
-            <w:r>
-              <w:t>Open -- flagged, conservative choice made meanwhile: a shield / club-crest outline, drawn in the identical style (brand/navy 1.5px stroke, round caps, same 31x31 r3 green-tint square). The visual treatment matches the other five exactly; only the glyph is new, so it is fully reversible. Added to header 4 (48 instances) and header 7 (9 instances), and to the new Bottom Navigation -- Mobile component. Open sub-questions: shield vs. scarf / group-of-people (too close to Community) / stadium; and whether the whole nav-icon set should move to a real shared icon-component library rather than staying bespoke groups.</w:t>
-            </w:r>
-          </w:p>
-        </w:tc>
-      </w:tr>
-      <w:tr>
-        <w:tc>
-          <w:tcPr>
-            <w:tcW w:type="dxa" w:w="500"/>
-          </w:tcPr>
-          <w:p>
-            <w:r>
-              <w:t>160</w:t>
-            </w:r>
-          </w:p>
-        </w:tc>
-        <w:tc>
-          <w:tcPr>
-            <w:tcW w:type="dxa" w:w="4700"/>
-          </w:tcPr>
-          <w:p>
-            <w:r>
-              <w:t>Mobile primary-nav placement. header 4 -- mobile (5386:6576) and header 7 -- mobile (5386:6575) are 64px bars with only logo + search + auth cluster -- no room for the 6-icon content nav inline. The file's ONLY existing mobile primary-nav pattern is a one-off left slide-out Navigation Drawer (5703:8320, inside one Community mobile screen) -- text-label, not a component, no Clubs entry. No bottom tab bar exists anywhere. Where does the mobile content nav live?</w:t>
-            </w:r>
-          </w:p>
-        </w:tc>
-        <w:tc>
-          <w:tcPr>
-            <w:tcW w:type="dxa" w:w="1850"/>
-          </w:tcPr>
-          <w:p>
-            <w:r>
-              <w:t>sprint-2/navbar-icon-set-complete (figma-design-system) report</w:t>
-            </w:r>
-          </w:p>
-        </w:tc>
-        <w:tc>
-          <w:tcPr>
-            <w:tcW w:type="dxa" w:w="2300"/>
-          </w:tcPr>
-          <w:p>
-            <w:r>
-              <w:t>Open -- flagged, conservative choice made meanwhile: built a new standalone Bottom Navigation -- Mobile component (5863:9505, 428x64, top divider, the same 6 glyphs as desktop, icon-only, SPACE_BETWEEN), rather than (a) extend the one-off text-label drawer -- itself the kind of text-label nav this correction is undoing -- or (b) cram icons into the 64px top bar. A bottom bar is the standard mobile primary-nav pattern and lets mobile mirror the desktop icon set exactly. Open sub-questions: bottom bar vs. a redesigned ICON drawer long-term; whether the bottom bar should gain text labels; reconciling the existing drawer 5703:8320 (update to match, or retire). -- SUPERSEDED (sprint-2/mobile-nav-drawer-canonical): the Bottom Navigation -- Mobile icon-row is retagged "Reserved -- Native iOS/Android" (kept, artwork untouched), NOT the current mobile-web answer. The canonical mobile-web primary nav is the slide-in Navigation Drawer -- Mobile component (5870:10689) -- see Decision Log #162.</w:t>
-            </w:r>
-          </w:p>
-        </w:tc>
-      </w:tr>
-      <w:tr>
-        <w:tc>
-          <w:tcPr>
-            <w:tcW w:type="dxa" w:w="500"/>
-          </w:tcPr>
-          <w:p>
-            <w:r>
-              <w:t>161</w:t>
-            </w:r>
-          </w:p>
-        </w:tc>
-        <w:tc>
-          <w:tcPr>
-            <w:tcW w:type="dxa" w:w="4700"/>
-          </w:tcPr>
-          <w:p>
-            <w:r>
-              <w:t>Founder-directed correction of the unrequested text-label navbar. apps/web's Header.tsx / navigation.ts is a text-label nav built without instruction, off-canon from the Figma icon navbars (header 4 / header 7). Tracked as a two-phase correction.</w:t>
-            </w:r>
-          </w:p>
-        </w:tc>
-        <w:tc>
-          <w:tcPr>
-            <w:tcW w:type="dxa" w:w="1850"/>
-          </w:tcPr>
-          <w:p>
-            <w:r>
-              <w:t>Founder directive; sprint-2/navbar-icon-set-complete (figma-design-system)</w:t>
-            </w:r>
-          </w:p>
-        </w:tc>
-        <w:tc>
-          <w:tcPr>
-            <w:tcW w:type="dxa" w:w="2300"/>
-          </w:tcPr>
-          <w:p>
-            <w:r>
-              <w:t>Phase 1 DONE (this PR, Figma only, apps/web NOT touched): the Figma icon navbars are now complete -- desktop Clubs icon on header 4 + header 7 (Decision Log #159), a real mobile content-nav via the new Bottom Navigation -- Mobile component (#160), and the right-side auth cluster confirmed correct on all four variants (the brief's "bare unstyled ellipse placeholder" premise was stale -- Component 20 / 2838:3579 is a real Avatar component-set instance, 5685:9241 / Has Unread=false, established by PR #113-#115 / Decision Log #99-#103). Phase 2 (separate figma-to-code follow-up): replace apps/web Header.tsx / navigation.ts with the icon navbar, wire Bottom Navigation -- Mobile on mobile, add /clubs to the nav (Decision Log #156), and implement runtime header 4 &lt;-&gt; header 7 auth-state switching.</w:t>
-            </w:r>
-            <w:r>
-              <w:t xml:space="preserve"> Phase 2 DONE (sprint-2/navbar-phase-2-icon-nav-and-auth-state, figma-to-code): apps/web's Header.tsx / navigation.ts replaced with the Figma icon nav (Sports Hub / Blog / Community / Leaderboard / Bants / Clubs, from header 4 / header 7); /clubs added to the nav (Decision Log #156 -- a nav entry point for Clubs now exists); real runtime auth-state switching wired (no session -&gt; Login button; session -&gt; messages icon + avatar); the avatar opens the desktop account dropdown (2841:5363) on desktop viewports and the canonical mobile Navigation Drawer (5870:10689) on mobile (Decision Log #162); Log out clears the stored session and redirects to "/". New judgment calls flagged as Decision Log #166 (missing routes), #167 (notification badge data source), #168 (identity block data source).</w:t>
-            </w:r>
-          </w:p>
-        </w:tc>
-      </w:tr>
-      <w:tr>
-        <w:tc>
-          <w:tcPr>
-            <w:tcW w:type="dxa" w:w="500"/>
-          </w:tcPr>
-          <w:p>
-            <w:r>
-              <w:t>162</w:t>
-            </w:r>
-          </w:p>
-        </w:tc>
-        <w:tc>
-          <w:tcPr>
-            <w:tcW w:type="dxa" w:w="4700"/>
-          </w:tcPr>
-          <w:p>
-            <w:r>
-              <w:t>Mobile-web primary navigation -- canonical pattern. PR #144's answer to #160 (a 6-icon bottom bar) is retagged for a future native app; the mobile-web answer is the slide-in navigation drawer that had existed only as a one-off frame (5703:8320) inside one Community screen.</w:t>
-            </w:r>
-          </w:p>
-        </w:tc>
-        <w:tc>
-          <w:tcPr>
-            <w:tcW w:type="dxa" w:w="1850"/>
-          </w:tcPr>
-          <w:p>
-            <w:r>
-              <w:t>sprint-2/mobile-nav-drawer-canonical (figma-design-system) report</w:t>
-            </w:r>
-          </w:p>
-        </w:tc>
-        <w:tc>
-          <w:tcPr>
-            <w:tcW w:type="dxa" w:w="2300"/>
-          </w:tcPr>
-          <w:p>
-            <w:r>
-              <w:t>RESOLVED for the design: (a) the drawer is promoted to a real reusable COMPONENT, Navigation Drawer -- Mobile (5870:10689) -- 390x844, a full-bleed Scrim (ON_CLICK -&gt; CLOSE) + the 268px Panel cloned verbatim from 5703:8320; the one-off screen 5703:8250 now renders an instance of it. (b) "Clubs" added as Nav -- Clubs, cloned from Nav -- Sports Hub, positioned at the end of the content-pillar group (after Leaderboard, before Messages) -- matching PR #144's "append to the content group" choice; exact position is a minor open question. (c) Trigger: header 4 -- mobile's avatar (5387:7675) ON_CLICK -&gt; OPEN_OVERLAY -&gt; the drawer, set on the component node so all ~46 instances inherit. This SUPERSEDES Decision Log #100/#101 (avatar -&gt; mobile account dropdown) FOR MOBILE ONLY -- the desktop avatar (2838:3579 -&gt; 2841:5361) is unchanged. The two mobile account-dropdown variants 5685:9300 / 5685:9312 are now redundant (the drawer is a strict superset) -- recommended for retirement in a follow-up, NOT deleted here. (d) Plugin-API limits: the slide-in-from-left transition and overlayPositionType=TOP_LEFT must be set once by hand in the Figma UI (setReactionsAsync rejects a DirectionalTransition; overlay props are readonly) -- same class of limitation PR #115 documented. (e) Propagating a live drawer instance to every other mobile screen is a separate broader effort, flagged not done.</w:t>
-            </w:r>
-          </w:p>
-        </w:tc>
-      </w:tr>
-      <w:tr>
-        <w:tc>
-          <w:tcPr>
-            <w:tcW w:type="dxa" w:w="500"/>
-          </w:tcPr>
-          <w:p>
-            <w:r>
-              <w:t>163</w:t>
-            </w:r>
-          </w:p>
-        </w:tc>
-        <w:tc>
-          <w:tcPr>
-            <w:tcW w:type="dxa" w:w="4700"/>
-          </w:tcPr>
-          <w:p>
-            <w:r>
-              <w:t>Two gaps surfaced while promoting the mobile nav drawer: (1) no overlay/scrim design token exists; (2) the drawer's nav list diverges from the desktop 6-icon content-nav set.</w:t>
-            </w:r>
-          </w:p>
-        </w:tc>
-        <w:tc>
-          <w:tcPr>
-            <w:tcW w:type="dxa" w:w="1850"/>
-          </w:tcPr>
-          <w:p>
-            <w:r>
-              <w:t>sprint-2/mobile-nav-drawer-canonical (figma-design-system) report</w:t>
-            </w:r>
-          </w:p>
-        </w:tc>
-        <w:tc>
-          <w:tcPr>
-            <w:tcW w:type="dxa" w:w="2300"/>
-          </w:tcPr>
-          <w:p>
-            <w:r>
-              <w:t>Open -- flagged, conservative choices made meanwhile. (1) The scrim needed ~30% navy; a variable-bound brand/navy paint at paint-level opacity renders SOLID on instances (this file's documented "bound paint takes alpha from the variable" gotcha), so the scrim uses two stacked color/icon/inactive fills (navy 15% each -&gt; ~28% effective, alpha travels with the token, renders correctly on every instance). A dedicated overlay/scrim token (~30-40% navy) is the real fix -- candidate, same shape as the founder-authorised semantic/alert token. (2) The drawer lists Home / Community / Sports Hub / Bants / Leaderboard / Clubs / Messages / Notifications / Profile / Settings -- it has NO "News" item (the desktop nav / app has /news) and says "Bants" where the desktop nav icon is "banter". Reconcile the drawer and desktop nav to one canonical label/item set -- not done here, out of this task's scope. -- Blog/News GAP CLOSED (sprint-2/desktop-icon-nav-and-header-fix): a Nav -- Blog item was added to Navigation Drawer -- Mobile (5870:10689), after Nav -- Sports Hub, cloned from an existing item. Label "Blog" chosen to match the drawer's own section-name convention and this file's Figma vocabulary (blog icon / Blog Page Desktop); the Blog-vs-News inconsistency vs apps/web navigation.ts is now its own candidate, Decision Log #165. The Bants-vs-banter half of #163 is still open.</w:t>
-            </w:r>
-          </w:p>
-        </w:tc>
-      </w:tr>
-      <w:tr>
-        <w:tc>
-          <w:tcPr>
-            <w:tcW w:type="dxa" w:w="500"/>
-          </w:tcPr>
-          <w:p>
-            <w:r>
-              <w:t>164</w:t>
-            </w:r>
-          </w:p>
-        </w:tc>
-        <w:tc>
-          <w:tcPr>
-            <w:tcW w:type="dxa" w:w="4700"/>
-          </w:tcPr>
-          <w:p>
-            <w:r>
-              <w:t>header 4 navbar width. Briefed as: PR #144 correctly grew the master 1440 -&gt; 1474 for the Clubs icon, and stale 1440 instance overrides need bringing up to 1474. Direct investigation found this INVERTED.</w:t>
-            </w:r>
-          </w:p>
-        </w:tc>
-        <w:tc>
-          <w:tcPr>
-            <w:tcW w:type="dxa" w:w="1850"/>
-          </w:tcPr>
-          <w:p>
-            <w:r>
-              <w:t>sprint-2/desktop-icon-nav-and-header-fix (figma-design-system) report</w:t>
-            </w:r>
-          </w:p>
-        </w:tc>
-        <w:tc>
-          <w:tcPr>
-            <w:tcW w:type="dxa" w:w="2300"/>
-          </w:tcPr>
-          <w:p>
-            <w:r>
-              <w:t>RESOLVED by normalising the master to 1440, NOT to 1474. Findings: (a) header 4's master has a FIXED width; PR #144's nested appendChild of the Clubs icon bumped it to 1474 with ~13px dead right-side whitespace -- an accident, not a fit requirement. header 4 fits cleanly at 1440 (verified: avatar right edge lands at the 20px right padding). (b) A 1474 navbar in a 1440 clipsContent:true screen frame clipped the account avatar ~2/3 on ALL 42 screens using header 4 at master width (confirmed by screenshot on Settings -- Overview). (c) The "7 stale overrides" were not overrides: 6 (Notification Centre x2, Message pillar x4) are layoutSizingHorizontal:FILL (correctly filling a 1440 container); only Create Profile (5379:6551) was a real 1474 overhang. Fix: master resized 1474 -&gt; 1440 and its auto-layout changed CENTER -&gt; SPACE_BETWEEN (stale itemSpacing:419 cleared) so logo/nav pins left and messages+avatar pins right at the 20px padding regardless of instance width. All 59 header 4 instances (48 original + 11 swapped from header 5) are now 1440; 0 at 1474; the clipped-avatar bug is fixed on 42 screens. No screen-frame widths were changed. header 7 untouched (already 1440). If 1474-everywhere is genuinely wanted, the master width + SPACE_BETWEEN change are each one property and reversible, but that path also needs ~50 screen frames widened.</w:t>
-            </w:r>
-          </w:p>
-        </w:tc>
-      </w:tr>
-      <w:tr>
-        <w:tc>
-          <w:tcPr>
-            <w:tcW w:type="dxa" w:w="500"/>
-          </w:tcPr>
-          <w:p>
-            <w:r>
-              <w:t>165</w:t>
-            </w:r>
-          </w:p>
-        </w:tc>
-        <w:tc>
-          <w:tcPr>
-            <w:tcW w:type="dxa" w:w="4700"/>
-          </w:tcPr>
-          <w:p>
-            <w:r>
-              <w:t>Blog vs News -- label for the sports-news/blog content pillar. The Figma file consistently calls it "Blog" (the blog nav icon, Blog Page Desktop, the Blog section banner, and now the mobile drawer's Nav -- Blog item). apps/web's navigation.ts calls it "News" and the route is /news.</w:t>
-            </w:r>
-          </w:p>
-        </w:tc>
-        <w:tc>
-          <w:tcPr>
-            <w:tcW w:type="dxa" w:w="1850"/>
-          </w:tcPr>
-          <w:p>
-            <w:r>
-              <w:t>sprint-2/desktop-icon-nav-and-header-fix (figma-design-system) report -- closing #163's Blog/News gap</w:t>
-            </w:r>
-          </w:p>
-        </w:tc>
-        <w:tc>
-          <w:tcPr>
-            <w:tcW w:type="dxa" w:w="2300"/>
-          </w:tcPr>
-          <w:p>
-            <w:r>
-              <w:t>Resolved by the founder: "Blog" is the correct label and internal identifier for this content pillar because the page is not news-specific -- it covers every write-up type including sponsored articles for revenue. navigation.ts's user-facing "Blog" label (nav item + drawer item) was already correct from an earlier PR (sprint-2/navbar-phase-2-icon-nav-and-auth-state). This PR (sprint-2/blog-news-rename, figma-to-code) completes the rename by renaming the /news route path to /blog and apps/web/src/pages/NewsPage.tsx to BlogPage.tsx (still a PlaceholderPage stub, not a scope change). Nothing named "news" remains for this pillar in apps/web or services/api.</w:t>
-            </w:r>
-            <w:r/>
-          </w:p>
-        </w:tc>
-      </w:tr>
-      <w:tr>
-        <w:tc>
-          <w:tcPr>
-            <w:tcW w:type="dxa" w:w="500"/>
-          </w:tcPr>
-          <w:p>
-            <w:r>
-              <w:t>166</w:t>
-            </w:r>
-          </w:p>
-        </w:tc>
-        <w:tc>
-          <w:tcPr>
-            <w:tcW w:type="dxa" w:w="4700"/>
-          </w:tcPr>
-          <w:p>
-            <w:r>
-              <w:t>Navbar Phase 2 -- nav items whose route does not exist in apps/web yet. The mobile Navigation Drawer's canonical item list (Decision Log #162) and the desktop account dropdown (2841:5363) both name Messages, Notifications and Settings; none of /messages, /notifications, /settings exist in src/app/router.tsx.</w:t>
-            </w:r>
-          </w:p>
-        </w:tc>
-        <w:tc>
-          <w:tcPr>
-            <w:tcW w:type="dxa" w:w="1850"/>
-          </w:tcPr>
-          <w:p>
-            <w:r>
-              <w:t>sprint-2/navbar-phase-2-icon-nav-and-auth-state (figma-to-code)</w:t>
-            </w:r>
-          </w:p>
-        </w:tc>
-        <w:tc>
-          <w:tcPr>
-            <w:tcW w:type="dxa" w:w="2300"/>
-          </w:tcPr>
-          <w:p>
-            <w:r>
-              <w:t>Open -- flagged, conservative choice made meanwhile. Those items render as non-navigating, visibly-disabled rows (aria-disabled, "Not available yet" title) rather than as links that fall through to the 404 page -- per the task brief's own "render the item but flag the missing route rather than linking to a 404" instruction. The header messages icon (Figma "header 4" cluster) is likewise rendered disabled. Whoever builds the Notification Centre / Messages / Settings screens should add the routes and flip navigation.ts's `available` flag.</w:t>
-            </w:r>
-            <w:r>
-              <w:t xml:space="preserve"> Confirmed OUT OF SCOPE of the navbar work by explicit founder decision -- /messages, /notifications and /settings are real Sprint 3/6 feature builds (Messaging, Notifications, Settings), scoped as separate later work, not a navbar follow-up. The disabled-row treatment stays as the interim; not overlooked.</w:t>
-            </w:r>
-          </w:p>
-        </w:tc>
-      </w:tr>
-      <w:tr>
-        <w:tc>
-          <w:tcPr>
-            <w:tcW w:type="dxa" w:w="500"/>
-          </w:tcPr>
-          <w:p>
-            <w:r>
-              <w:t>167</w:t>
-            </w:r>
-          </w:p>
-        </w:tc>
-        <w:tc>
-          <w:tcPr>
-            <w:tcW w:type="dxa" w:w="4700"/>
-          </w:tcPr>
-          <w:p>
-            <w:r>
-              <w:t>Navbar Phase 2 -- notification unread-count badge has no data source. The Figma desktop account dropdown ("Dropdown menu/notification on", 2841:5363) renders an unread-count badge ("2") on the Notification row. apps/web has no notifications API client (src/api/ is auth/clubs/feed/users only) and nothing anywhere exposes an unread count.</w:t>
-            </w:r>
-          </w:p>
-        </w:tc>
-        <w:tc>
-          <w:tcPr>
-            <w:tcW w:type="dxa" w:w="1850"/>
-          </w:tcPr>
-          <w:p>
-            <w:r>
-              <w:t>sprint-2/navbar-phase-2-icon-nav-and-auth-state (figma-to-code)</w:t>
-            </w:r>
-          </w:p>
-        </w:tc>
-        <w:tc>
-          <w:tcPr>
-            <w:tcW w:type="dxa" w:w="2300"/>
-          </w:tcPr>
-          <w:p>
-            <w:r>
-              <w:t>Open -- flagged. The Notification row renders with no number rather than a hardcoded fake one (per the task brief). Needs a real notifications endpoint (Build Plan Section 4 defines Notification rows written by follow/like/comment triggers -- see the Sprint 2 follow-and-notifications work -- but no GET/unread-count route exists) before the badge can be wired.</w:t>
-            </w:r>
-            <w:r>
-              <w:t xml:space="preserve"> Confirmed OUT OF SCOPE of the navbar work by explicit founder decision -- a notifications unread-count source is part of the separate Sprint 3 Notifications build, not a navbar follow-up. The Notification row stays without a count as the interim; not overlooked.</w:t>
-            </w:r>
-          </w:p>
-        </w:tc>
-      </w:tr>
-      <w:tr>
-        <w:tc>
-          <w:tcPr>
-            <w:tcW w:type="dxa" w:w="500"/>
-          </w:tcPr>
-          <w:p>
-            <w:r>
-              <w:t>168</w:t>
-            </w:r>
-          </w:p>
-        </w:tc>
-        <w:tc>
-          <w:tcPr>
-            <w:tcW w:type="dxa" w:w="4700"/>
-          </w:tcPr>
-          <w:p>
-            <w:r>
-              <w:t>Navbar Phase 2 -- drawer / dropdown identity block has no client-side data source. The Figma Navigation Drawer (5870:10689) shows the signed-in user's name, @handle and avatar photo. apps/web has no AuthContext and the access-token payload is only { sub, role } (src/lib/session.ts).</w:t>
-            </w:r>
-          </w:p>
-        </w:tc>
-        <w:tc>
-          <w:tcPr>
-            <w:tcW w:type="dxa" w:w="1850"/>
-          </w:tcPr>
-          <w:p>
-            <w:r>
-              <w:t>sprint-2/navbar-phase-2-icon-nav-and-auth-state (figma-to-code)</w:t>
-            </w:r>
-          </w:p>
-        </w:tc>
-        <w:tc>
-          <w:tcPr>
-            <w:tcW w:type="dxa" w:w="2300"/>
-          </w:tcPr>
-          <w:p>
-            <w:r>
-              <w:t>Open -- flagged, conservative choice made meanwhile. The drawer identity block renders a generic "Signed in" row with a plain avatar circle rather than fabricating a name/handle. A real identity block needs either an AuthContext that holds the user summary, or the header fetching GET /users/:id the way ProfilePage.tsx does -- both a larger change than this PR's scope.</w:t>
-            </w:r>
-            <w:r>
-              <w:t xml:space="preserve"> RESOLVED (sprint-2/navdrawer-real-identity, figma-to-code): the drawer identity block now shows the real displayName + an initials avatar, fetched once per session by Header via getUser(accessToken, sub) and passed to NavDrawer as a prop (no refetch on open/close). No @handle/username row -- there is no such field on UserProfile and no backend column (Decision Log #58); the Figma "@christine001" is decorative, name renders as a single line. A pending or failed fetch falls back to the generic "Signed in" row -- the drawer's navigation always works.</w:t>
-            </w:r>
-          </w:p>
-        </w:tc>
-      </w:tr>
-      <w:tr>
-        <w:tc>
-          <w:tcPr>
-            <w:tcW w:type="dxa" w:w="500"/>
-          </w:tcPr>
-          <w:p>
-            <w:r>
-              <w:t>169</w:t>
-            </w:r>
-          </w:p>
-        </w:tc>
-        <w:tc>
-          <w:tcPr>
-            <w:tcW w:type="dxa" w:w="4700"/>
-          </w:tcPr>
-          <w:p>
-            <w:r>
-              <w:t>Blog has only one desktop frame (1009:128) and one mobile frame (41:4), unlike Sports which has a dedicated frame per auth state (205:2 logged-out / 1009:673 logged-in). This pass put BOTH navbar variants on each Blog frame (header 4 visible, header 7 hidden) rather than creating a second logged-out Blog frame -- that is figma-screen-builder's lane, and the brief said "not a Blog refresh". Separately, the default-visible variant was set to logged-in (header 4), matching each frame's pre-existing logged-in chrome, whereas the canonical homepage (5204:6728) defaults to logged-out (header 7) as a marketing page. Confirm dual-variant-per-frame is acceptable (or have figma-screen-builder add dedicated logged-out Blog Desktop + Mobile frames so each carries a single navbar like every other screen), and confirm whether Blog is a logged-out-first or logged-in-first content page.</w:t>
-            </w:r>
-          </w:p>
-        </w:tc>
-        <w:tc>
-          <w:tcPr>
-            <w:tcW w:type="dxa" w:w="1850"/>
-          </w:tcPr>
-          <w:p>
-            <w:r>
-              <w:t>sprint-2/blog-sports-navbar-retrofit (figma-design-system)</w:t>
-            </w:r>
-          </w:p>
-        </w:tc>
-        <w:tc>
-          <w:tcPr>
-            <w:tcW w:type="dxa" w:w="2300"/>
-          </w:tcPr>
-          <w:p>
-            <w:r>
-              <w:t>Open -- dual-variant + logged-in default chosen meanwhile; both trivially reversible. No application code involved (BlogPage.tsx is still a PlaceholderPage stub). RESOLVED (sprint-2/blog-split-and-pinned-post-mobile, figma-screen-builder): Blog now has one frame per auth state matching Sports -- Blog Page Desktop -- Logged In (5953:10771, header 4) / -- Logged Out (5953:11364, header 7), Blog Page Mobile -- Logged In (5956:10960, header 4 -- mobile) / -- Logged Out (5956:11331, header 7 -- mobile). Each carries exactly one navbar instance, visible; the opposite variant is removed, not hidden. The originals 1009:128 / 41:4 are archived (hidden + 'ARCHIVED --' prefix). No app code (BlogPage.tsx still a PlaceholderPage stub).</w:t>
-            </w:r>
-            <w:r/>
-          </w:p>
-        </w:tc>
-      </w:tr>
-      <w:tr>
-        <w:tc>
-          <w:tcPr>
-            <w:tcW w:type="dxa" w:w="500"/>
-          </w:tcPr>
-          <w:p>
-            <w:r>
-              <w:t>170</w:t>
-            </w:r>
-          </w:p>
-        </w:tc>
-        <w:tc>
-          <w:tcPr>
-            <w:tcW w:type="dxa" w:w="4700"/>
-          </w:tcPr>
-          <w:p>
-            <w:r>
-              <w:t>The brief for the Create Post navbar-context task described Community -- Create Post -- Feed Context (Pinned Post) -- Mobile (5818:9031) as a compose sheet layered over a feed background. It is not -- direct inspection shows it is a standalone post-creation feed-state frame with a real Navbar -- header 4 -- mobile instance (the mobile equivalent of desktop 2496:4462). The three Create Post compose frames (5701:8328, 5818:8962, 5818:8997) correctly follow the file's other established convention: a full-screen App Bar -- Create Post sub-view, identical to Community -- Post View -- Mobile (5779:8490) and Community -- Profile -- Mobile (5702:8250), which correctly carry no site navbar. Confirm the mechanism used to fix this (canvas caption TEXT notes above the three frames naming the background screen Community -- Home Feed -- Mobile 5701:8239 and its navbar 5386:6576) is the right one, versus a dedicated Community Design Notes frame (none exists yet for the Community section).</w:t>
-            </w:r>
-          </w:p>
-        </w:tc>
-        <w:tc>
-          <w:tcPr>
-            <w:tcW w:type="dxa" w:w="1850"/>
-          </w:tcPr>
-          <w:p>
-            <w:r>
-              <w:t>sprint-2/blog-sports-navbar-retrofit (figma-design-system)</w:t>
-            </w:r>
-          </w:p>
-        </w:tc>
-        <w:tc>
-          <w:tcPr>
-            <w:tcW w:type="dxa" w:w="2300"/>
-          </w:tcPr>
-          <w:p>
-            <w:r>
-              <w:t>Open -- caption notes added meanwhile (5933:10771 / 5933:10772 / 5933:10773); 5818:9031 itself left untouched. RESOLVED (sprint-2/blog-split-and-pinned-post-mobile, figma-screen-builder): mobile now has a non-contest counterpart to desktop 2565:3951 -- Community -- Home Feed with Normal Pinned Post -- Mobile (5956:12797), built from 5818:9031 with the pin badge changed from 'Contest post' to 'Pinned post' and the contest chrome removed. Navbar instance 5956:12798 -&gt; component 5386:6576 (header 4 -- mobile), identical to 5818:9031's.</w:t>
-            </w:r>
-            <w:r/>
-          </w:p>
-        </w:tc>
-      </w:tr>
-      <w:tr>
-        <w:tc>
-          <w:tcPr>
-            <w:tcW w:type="dxa" w:w="500"/>
-          </w:tcPr>
-          <w:p>
-            <w:r>
-              <w:t>171</w:t>
-            </w:r>
-          </w:p>
-        </w:tc>
-        <w:tc>
-          <w:tcPr>
-            <w:tcW w:type="dxa" w:w="4700"/>
-          </w:tcPr>
-          <w:p>
-            <w:r>
-              <w:t>Blog Page Mobile (41:4) is 375 px wide -- neither the 390 px Community / Auth-mobile convention nor the 428 px navbar canon (Decision Log #86). The added mobile navbar instance was resized to 375 to match; the frame width itself was left unchanged, since widening the frame is a content change outside this navbar-only pass's scope. Fold into a future mobile-width normalisation pass.</w:t>
-            </w:r>
-          </w:p>
-        </w:tc>
-        <w:tc>
-          <w:tcPr>
-            <w:tcW w:type="dxa" w:w="1850"/>
-          </w:tcPr>
-          <w:p>
-            <w:r>
-              <w:t>sprint-2/blog-sports-navbar-retrofit (figma-design-system)</w:t>
-            </w:r>
-          </w:p>
-        </w:tc>
-        <w:tc>
-          <w:tcPr>
-            <w:tcW w:type="dxa" w:w="2300"/>
-          </w:tcPr>
-          <w:p>
-            <w:r>
-              <w:t>Open -- deferred, minor. RESOLVED (sprint-2/blog-split-and-pinned-post-mobile, figma-screen-builder): both new Blog mobile frames are 390px, the canonical width; the 375px original is archived. Content column re-centred (kept 335px, margins 28/27) rather than stretched to 350px -- widening the six legacy absolute-layout groups would distort the hero photos ~4.5%; a true 350px column is a deliberate rebuild, flagged if wanted.</w:t>
-            </w:r>
-            <w:r/>
-          </w:p>
-        </w:tc>
-      </w:tr>
-      <w:tr>
-        <w:tc>
-          <w:tcPr>
-            <w:tcW w:type="dxa" w:w="500"/>
-          </w:tcPr>
-          <w:p>
-            <w:r>
-              <w:t>172</w:t>
-            </w:r>
-          </w:p>
-        </w:tc>
-        <w:tc>
-          <w:tcPr>
-            <w:tcW w:type="dxa" w:w="4700"/>
-          </w:tcPr>
-          <w:p>
-            <w:r>
-              <w:t>Core auth routes (/login, /signup, /forgot-password, /reset-password) render under the full site Header (AppShell). LoginPage.tsx / AuthLayout.tsx / SignupSplitScreen.tsx each flagged this since Sprint 1 as a Figma-vs-shipped-code conflict pending human confirmation -- the Figma frames for these and the adjacent auth-flow screens (Guardian Consent, Verify Email, Club Picker) draw a simple logo-only 'Top Bar -- Soccernity' (node 5146:6636), not the content-icon nav + auth cluster.</w:t>
-            </w:r>
-          </w:p>
-        </w:tc>
-        <w:tc>
-          <w:tcPr>
-            <w:tcW w:type="dxa" w:w="1850"/>
-          </w:tcPr>
-          <w:p>
-            <w:r>
-              <w:t>sprint-2/auth-pages-topbar (figma-to-code)</w:t>
-            </w:r>
-          </w:p>
-        </w:tc>
-        <w:tc>
-          <w:tcPr>
-            <w:tcW w:type="dxa" w:w="2300"/>
-          </w:tcPr>
-          <w:p>
-            <w:r>
-              <w:t>Resolved by the founder: the four core auth routes get the logo-only 'Top Bar -- Soccernity', not the full site Header. Implemented as a pathless AuthChrome layout route (apps/web/src/layout/AuthChrome.tsx + AuthTopBar.tsx); the four routes moved out of the AppShell tree in router.tsx. AuthChrome keeps AppShell's 32px content padding so the existing full-bleed pages need no layout-math change beyond the stale 84px-&gt;90px header height. /guardian-consent, /guardian-consent/confirm, /verify-email and /profile deliberately stay under AppShell. tsc/vitest (13 files/86 tests, 0 fail)/vite build all clean; dev-server smoke test of all four routes HTTP 200.</w:t>
-            </w:r>
-          </w:p>
-        </w:tc>
-      </w:tr>
-      <w:tr>
-        <w:tc>
-          <w:tcPr>
-            <w:tcW w:type="dxa" w:w="500"/>
-          </w:tcPr>
-          <w:p>
-            <w:r>
-              <w:t>173</w:t>
-            </w:r>
-          </w:p>
-        </w:tc>
-        <w:tc>
-          <w:tcPr>
-            <w:tcW w:type="dxa" w:w="4700"/>
-          </w:tcPr>
-          <w:p>
-            <w:r>
-              <w:t>Blog pinned-post badge copy: the new mobile frame (5956:12797) labels the pin badge 'Pinned post'; the desktop original 2565:3951 (node 2565:4178) has characters ' post' (leading space) -- reads as a truncated/unfinished label next to its own sibling 'Contest post'. Desktop was deliberately not edited (it belongs to figma-design-system). Same correct-on-new / flag-on-old shape as Decision Log #92.</w:t>
-            </w:r>
-          </w:p>
-        </w:tc>
-        <w:tc>
-          <w:tcPr>
-            <w:tcW w:type="dxa" w:w="1850"/>
-          </w:tcPr>
-          <w:p>
-            <w:r>
-              <w:t>sprint-2/blog-split-and-pinned-post-mobile (figma-screen-builder)</w:t>
-            </w:r>
-          </w:p>
-        </w:tc>
-        <w:tc>
-          <w:tcPr>
-            <w:tcW w:type="dxa" w:w="2300"/>
-          </w:tcPr>
-          <w:p>
-            <w:r>
-              <w:t>Open -- recommend figma-design-system align desktop 2565:3951 to 'Pinned post' in its next Blog pass.</w:t>
-            </w:r>
-          </w:p>
-        </w:tc>
-      </w:tr>
-      <w:tr>
-        <w:tc>
-          <w:tcPr>
-            <w:tcW w:type="dxa" w:w="500"/>
-          </w:tcPr>
-          <w:p>
-            <w:r>
-              <w:t>174</w:t>
-            </w:r>
-          </w:p>
-        </w:tc>
-        <w:tc>
-          <w:tcPr>
-            <w:tcW w:type="dxa" w:w="4700"/>
-          </w:tcPr>
-          <w:p>
-            <w:r>
-              <w:t>Blog-section #d9d9d9 token debt -- docs/sprint-2-clubpicker-cta-token-verify-report.md (PR #111) recorded user-facing Blog as 'token-clean'; measured directly this pass: 40 unbound off-palette #d9d9d9 paints on Blog Desktop, 6 on Blog Mobile, plus 5 on Articles Page Desktop (54:434) and 4 on Articles Page mobile (87:80). Most are image-backing plates hidden under real photos, BUT one is visible: an unlabelled 294x67 #d9d9d9 pill in the desktop Blog footer (5953:11228 / 5953:11821 / archived 1009:603), centred above the footer links, rendering as a bare grey capsule on navy. The mobile footer has a 'Soccernity.' wordmark in that exact slot -- likely a missing wordmark placeholder on desktop, not decoration.</w:t>
-            </w:r>
-          </w:p>
-        </w:tc>
-        <w:tc>
-          <w:tcPr>
-            <w:tcW w:type="dxa" w:w="1850"/>
-          </w:tcPr>
-          <w:p>
-            <w:r>
-              <w:t>sprint-2/blog-split-and-pinned-post-mobile (figma-screen-builder)</w:t>
-            </w:r>
-          </w:p>
-        </w:tc>
-        <w:tc>
-          <w:tcPr>
-            <w:tcW w:type="dxa" w:w="2300"/>
-          </w:tcPr>
-          <w:p>
-            <w:r>
-              <w:t>Open -- one section-wide rebind by figma-design-system (brand/green-tint for placeholder plates, the PR #128 precedent) rather than a per-frame fix; the visible footer pill needs a design answer (what should it be) before binding.</w:t>
-            </w:r>
-          </w:p>
-        </w:tc>
-      </w:tr>
-      <w:tr>
-        <w:tc>
-          <w:tcPr>
-            <w:tcW w:type="dxa" w:w="500"/>
-          </w:tcPr>
-          <w:p>
-            <w:r>
-              <w:t>175</w:t>
-            </w:r>
-          </w:p>
-        </w:tc>
-        <w:tc>
-          <w:tcPr>
-            <w:tcW w:type="dxa" w:w="4700"/>
-          </w:tcPr>
-          <w:p>
-            <w:r>
-              <w:t>Pre-existing 7px text collision in the Blog mobile article cards -- each article-row headline overlaps its own body copy by 7px (headline bottom 967, body top 960). Proven inherited, not introduced by the 375-&gt;390 reflow: geometry is byte-identical between the archived 375px original and the new 390px frame.</w:t>
-            </w:r>
-          </w:p>
-        </w:tc>
-        <w:tc>
-          <w:tcPr>
-            <w:tcW w:type="dxa" w:w="1850"/>
-          </w:tcPr>
-          <w:p>
-            <w:r>
-              <w:t>sprint-2/blog-split-and-pinned-post-mobile (figma-screen-builder)</w:t>
-            </w:r>
-          </w:p>
-        </w:tc>
-        <w:tc>
-          <w:tcPr>
-            <w:tcW w:type="dxa" w:w="2300"/>
-          </w:tcPr>
-          <w:p>
-            <w:r>
-              <w:t>Open -- needs a real fix in figma-design-system's next Blog pass.</w:t>
-            </w:r>
-          </w:p>
-        </w:tc>
-      </w:tr>
-      <w:tr>
-        <w:tc>
-          <w:tcPr>
-            <w:tcW w:type="dxa" w:w="500"/>
-          </w:tcPr>
-          <w:p>
-            <w:r>
-              <w:t>176</w:t>
-            </w:r>
-          </w:p>
-        </w:tc>
-        <w:tc>
-          <w:tcPr>
-            <w:tcW w:type="dxa" w:w="4700"/>
-          </w:tcPr>
-          <w:p>
-            <w:r>
-              <w:t>Articles Page Desktop (54:434) and Articles Page mobile (87:80) -- same Blog section as the frames this pass split -- were never navbar-retrofitted: 54:434 has zero navbar instances, 87:80 has only a legacy Group 103 logo lockup (not a Navbar variant) and is still 375px wide. They need the same treatment applied to Blog here (canonical navbar, auth-state split, 390px) to make the section internally consistent.</w:t>
-            </w:r>
-          </w:p>
-        </w:tc>
-        <w:tc>
-          <w:tcPr>
-            <w:tcW w:type="dxa" w:w="1850"/>
-          </w:tcPr>
-          <w:p>
-            <w:r>
-              <w:t>sprint-2/blog-split-and-pinned-post-mobile (figma-screen-builder)</w:t>
-            </w:r>
-          </w:p>
-        </w:tc>
-        <w:tc>
-          <w:tcPr>
-            <w:tcW w:type="dxa" w:w="2300"/>
-          </w:tcPr>
-          <w:p>
-            <w:r>
-              <w:t>Open -- outside this brief's named scope; its own sized piece of work.</w:t>
-            </w:r>
-          </w:p>
-        </w:tc>
-      </w:tr>
-      <w:tr>
-        <w:tc>
-          <w:tcPr>
-            <w:tcW w:type="dxa" w:w="500"/>
-          </w:tcPr>
-          <w:p>
-            <w:r>
-              <w:t>177</w:t>
-            </w:r>
-          </w:p>
-        </w:tc>
-        <w:tc>
-          <w:tcPr>
-            <w:tcW w:type="dxa" w:w="4700"/>
-          </w:tcPr>
-          <w:p>
-            <w:r>
-              <w:t>Admin frame-height normalization (Decision Log #50) has 2 outliers that exceed the proposed 1184px canon -- Admin -- Appeal Review (5796:8753, 1234px) and Admin -- Create Competition (5566:8033, 1530px, ~1450px of form content). Forcing them down to 1184 clips real content.</w:t>
-            </w:r>
-          </w:p>
-        </w:tc>
-        <w:tc>
-          <w:tcPr>
-            <w:tcW w:type="dxa" w:w="1850"/>
-          </w:tcPr>
-          <w:p>
-            <w:r>
-              <w:t>sprint-2/admin-panel-structural-pass (figma-design-system)</w:t>
-            </w:r>
-          </w:p>
-        </w:tc>
-        <w:tc>
-          <w:tcPr>
-            <w:tcW w:type="dxa" w:w="2300"/>
-          </w:tcPr>
-          <w:p>
-            <w:r>
-              <w:t>Resolved by the founder: 1184px is a FLOOR, not a hard clamp. Grow the 16 Admin screens currently at 1024px up to 1184px; leave any screen whose content genuinely needs more height (Appeal Review, Create Competition) at its content-driven height. No screen is forced shorter or redesigned to fit. Execution is part of the Decision Log #180 session.</w:t>
-            </w:r>
-          </w:p>
-        </w:tc>
-      </w:tr>
-      <w:tr>
-        <w:tc>
-          <w:tcPr>
-            <w:tcW w:type="dxa" w:w="500"/>
-          </w:tcPr>
-          <w:p>
-            <w:r>
-              <w:t>178</w:t>
-            </w:r>
-          </w:p>
-        </w:tc>
-        <w:tc>
-          <w:tcPr>
-            <w:tcW w:type="dxa" w:w="4700"/>
-          </w:tcPr>
-          <w:p>
-            <w:r>
-              <w:t>Calendar 'calendar 1' variant (2363:2242) is still un-retrofitted -- 48 unbound-visible paints -- after sprint-2/admin-panel-structural-pass bound 'calendar 2'. 'calendar 1' has 0 instances anywhere in the file (only 'calendar 2' is used, on Contest - Schedule Task).</w:t>
-            </w:r>
-          </w:p>
-        </w:tc>
-        <w:tc>
-          <w:tcPr>
-            <w:tcW w:type="dxa" w:w="1850"/>
-          </w:tcPr>
-          <w:p>
-            <w:r>
-              <w:t>sprint-2/admin-panel-structural-pass (figma-design-system)</w:t>
-            </w:r>
-          </w:p>
-        </w:tc>
-        <w:tc>
-          <w:tcPr>
-            <w:tcW w:type="dxa" w:w="2300"/>
-          </w:tcPr>
-          <w:p>
-            <w:r>
-              <w:t>Resolved by the founder: retrofit 'calendar 1' too, in the same dedicated session as Decision Log #180 (it is small and that session is already in the Admin/Figma context) rather than a separate micro-PR. Fully closes #53 when done.</w:t>
-            </w:r>
-          </w:p>
-        </w:tc>
-      </w:tr>
-      <w:tr>
-        <w:tc>
-          <w:tcPr>
-            <w:tcW w:type="dxa" w:w="500"/>
-          </w:tcPr>
-          <w:p>
-            <w:r>
-              <w:t>179</w:t>
-            </w:r>
-          </w:p>
-        </w:tc>
-        <w:tc>
-          <w:tcPr>
-            <w:tcW w:type="dxa" w:w="4700"/>
-          </w:tcPr>
-          <w:p>
-            <w:r>
-              <w:t>Admin sidebar icon-library standardization on carbon: (Decision Log #49) had 3 icons with no exact carbon: match -- Moderation (el:ban-circle), Contest (u:chat-bubble-user pennant), Articles (u:document-layout-left). The sidebar icons are hand-drawn vectors, not library instances, so 'standardize' = rename + redraw glyphs, best done once on the Item-2 component (9 edits) not 29x (261 edits).</w:t>
-            </w:r>
-          </w:p>
-        </w:tc>
-        <w:tc>
-          <w:tcPr>
-            <w:tcW w:type="dxa" w:w="1850"/>
-          </w:tcPr>
-          <w:p>
-            <w:r>
-              <w:t>sprint-2/admin-panel-structural-pass (figma-design-system)</w:t>
-            </w:r>
-          </w:p>
-        </w:tc>
-        <w:tc>
-          <w:tcPr>
-            <w:tcW w:type="dxa" w:w="2300"/>
-          </w:tcPr>
-          <w:p>
-            <w:r>
-              <w:t>Resolved by the founder: Moderation -&gt; carbon:gavel (adjudication/review reading, matches the queue's function); Contest -&gt; carbon:trophy (semantic clarity over pennant continuity); Articles -&gt; carbon:document (dropped 'left rule' detail immaterial). Full carbon: mapping in the report §1.2 approved. Execution is part of the Decision Log #180 session.</w:t>
-            </w:r>
-          </w:p>
-        </w:tc>
-      </w:tr>
-      <w:tr>
-        <w:tc>
-          <w:tcPr>
-            <w:tcW w:type="dxa" w:w="500"/>
-          </w:tcPr>
-          <w:p>
-            <w:r>
-              <w:t>180</w:t>
-            </w:r>
-          </w:p>
-        </w:tc>
-        <w:tc>
-          <w:tcPr>
-            <w:tcW w:type="dxa" w:w="4700"/>
-          </w:tcPr>
-          <w:p>
-            <w:r>
-              <w:t>Admin Shell componentization (Decision Log #49 Item 2) -- convert the unified Admin Shell (top bar + sidebar), currently applied as cloned/grouped layers per screen, into a real Figma COMPONENT_SET with instances. A ~45-55-call structural refactor across 29 heterogeneous screens (2 shell topologies, 4 frame heights) with real content-clipping risk. Decision Log #49 (icons) / #50 (heights) / #51 (top-bar button) / #151 (sidebar geometry) / #147 (Users icon) / #178 (calendar 1) all depend on it and become one-line-per-instance fast-follows once it exists.</w:t>
-            </w:r>
-          </w:p>
-        </w:tc>
-        <w:tc>
-          <w:tcPr>
-            <w:tcW w:type="dxa" w:w="1850"/>
-          </w:tcPr>
-          <w:p>
-            <w:r>
-              <w:t>sprint-2/admin-panel-structural-pass (figma-design-system)</w:t>
-            </w:r>
-          </w:p>
-        </w:tc>
-        <w:tc>
-          <w:tcPr>
-            <w:tcW w:type="dxa" w:w="2300"/>
-          </w:tcPr>
-          <w:p>
-            <w:r>
-              <w:t>Resolved by the founder: dispatch as its own dedicated figma-design-system session, then Items 1/3/4/5 + #178 as its fast-follow -- matching how PRs #102/#110/#130/#131 were each scoped. The executable build+swap plan and 29-screen inventory are in the sprint-2/admin-panel-structural-pass report (sections 2 and 7). All prerequisite founder picks (icons #179, height rule #177) are now made.</w:t>
+              <w:t>Open -- fold into the Log Book Section 23.4 generic-component-set naming cleanup so header 7's nav-item layer names match header 4's (home / community / clubs / Bants). Low priority, cosmetic.</w:t>
             </w:r>
           </w:p>
         </w:tc>

--- a/docs/Soccernity_MVP_Build_Plan_v1.7.docx
+++ b/docs/Soccernity_MVP_Build_Plan_v1.7.docx
@@ -15874,7 +15874,7 @@
           </w:tcPr>
           <w:p>
             <w:r>
-              <w:t>Open -- deferred, minor. The existing mobile Search Filter (Categories) frame (5650:8221) already covers the categories-picker pattern once; a second near-duplicate state was judged lower value than the two Bants items actually built this pass (the pre-categories filter panel and the No Results empty state). Flagged, not silently dropped.</w:t>
+              <w:t>Resolved -- deferred, minor. The existing mobile Search Filter (Categories) frame (5650:8221) already covers the categories-picker pattern once; a second near-duplicate state was judged lower value than the two Bants items actually built this pass (the pre-categories filter panel and the No Results empty state). Flagged, not silently dropped. RESOLVED by sprint-2/bants-mobile-categories-view (figma-screen-builder): the second Bants mobile categories-view state is built -- Bants -- Search Filter (Categories) -- My Bants -- Mobile (5980:10881, 390x758, navbar instance 5980:10882 -&gt; component 5386:6576 header 4 -- mobile, matching 5650:8221's own). Cloned from 5650:8221; the Filter Tabs instance swapped to variant 2459:4839 (My Bants active, the same variant 5650:8161 uses) and the list replaced with the two canonical user's-own rows from 5650:8161 -- no copy/label/count/empty-state invented. Diffing desktop 2459:12447 against sibling 2459:10083 confirmed the only real delta is which Categories pill is selected. Every desktop Bants frame now has a mobile counterpart (full mapping in the PR report). 62 paints / 61 bound / 1 unbound (the shared navbar avatar IMAGE fill) / 0 off-palette / 0 brand/green-tint-28. Still open, NOT closed by this: the Bants desktop-side debt (#185, #186, and pre-existing #98) and the pillar-wide backend block (/banter-rooms* is unbuilt Sprint 3 work -- figma-to-code must not wire this screen to data).</w:t>
             </w:r>
           </w:p>
         </w:tc>
@@ -17571,6 +17571,132 @@
           <w:p>
             <w:r>
               <w:t>Open -- fold into the Log Book Section 23.4 generic-component-set naming cleanup so header 7's nav-item layer names match header 4's (home / community / clubs / Bants). Low priority, cosmetic.</w:t>
+            </w:r>
+          </w:p>
+        </w:tc>
+      </w:tr>
+      <w:tr>
+        <w:tc>
+          <w:tcPr>
+            <w:tcW w:type="dxa" w:w="500"/>
+          </w:tcPr>
+          <w:p>
+            <w:r>
+              <w:t>185</w:t>
+            </w:r>
+          </w:p>
+        </w:tc>
+        <w:tc>
+          <w:tcPr>
+            <w:tcW w:type="dxa" w:w="4700"/>
+          </w:tcPr>
+          <w:p>
+            <w:r>
+              <w:t>The two desktop "Banter homepage - search filter - categories" frames (2459:10083 All feed, 2459:12447 User's own created bants) each carry a full-bleed 1440x1820 100%-OPAQUE white rectangle (2459:14444 and its sibling) beneath the Filter dialog, occluding the entire Banter homepage behind the modal. Both frames render as an almost-blank page with one floating card -- they read as broken screenshots and are misleading as a spec.</w:t>
+            </w:r>
+          </w:p>
+        </w:tc>
+        <w:tc>
+          <w:tcPr>
+            <w:tcW w:type="dxa" w:w="1850"/>
+          </w:tcPr>
+          <w:p>
+            <w:r>
+              <w:t>sprint-2/bants-mobile-categories-view (figma-screen-builder)</w:t>
+            </w:r>
+          </w:p>
+        </w:tc>
+        <w:tc>
+          <w:tcPr>
+            <w:tcW w:type="dxa" w:w="2300"/>
+          </w:tcPr>
+          <w:p>
+            <w:r>
+              <w:t>Open -- not fixed here (retouching existing screens is figma-design-system's domain; this was a build task). A modal scrim should be translucent -- the Navigation Drawer's stacked color/icon/inactive technique (PR #145) is the file's working precedent given a variable-bound paint takes its alpha from the variable. Recommend a scoped figma-design-system fix pass, folded with #186.</w:t>
+            </w:r>
+          </w:p>
+        </w:tc>
+      </w:tr>
+      <w:tr>
+        <w:tc>
+          <w:tcPr>
+            <w:tcW w:type="dxa" w:w="500"/>
+          </w:tcPr>
+          <w:p>
+            <w:r>
+              <w:t>186</w:t>
+            </w:r>
+          </w:p>
+        </w:tc>
+        <w:tc>
+          <w:tcPr>
+            <w:tcW w:type="dxa" w:w="4700"/>
+          </w:tcPr>
+          <w:p>
+            <w:r>
+              <w:t>The desktop Bants filter dialog's divider Line 66 (2459:14472, inside Group 404) has an UNBOUND #034694 club-crest-blue stroke -- the same copy-paste bug PR #99 root-caused and swept across Community / Create Post / Community Mobile. It survives in both 2459:10083 and 2459:12447 because the desktop Bants frames were outside that sweep.</w:t>
+            </w:r>
+          </w:p>
+        </w:tc>
+        <w:tc>
+          <w:tcPr>
+            <w:tcW w:type="dxa" w:w="1850"/>
+          </w:tcPr>
+          <w:p>
+            <w:r>
+              <w:t>sprint-2/bants-mobile-categories-view (figma-screen-builder)</w:t>
+            </w:r>
+          </w:p>
+        </w:tc>
+        <w:tc>
+          <w:tcPr>
+            <w:tcW w:type="dxa" w:w="2300"/>
+          </w:tcPr>
+          <w:p>
+            <w:r>
+              <w:t>Open -- not fixed here (existing-screen retouch, out of scope for a build task). Rebind to color/icon/inactive (the divider token used elsewhere in the file). Folds into the same figma-design-system pass as #185.</w:t>
+            </w:r>
+          </w:p>
+        </w:tc>
+      </w:tr>
+      <w:tr>
+        <w:tc>
+          <w:tcPr>
+            <w:tcW w:type="dxa" w:w="500"/>
+          </w:tcPr>
+          <w:p>
+            <w:r>
+              <w:t>187</w:t>
+            </w:r>
+          </w:p>
+        </w:tc>
+        <w:tc>
+          <w:tcPr>
+            <w:tcW w:type="dxa" w:w="4700"/>
+          </w:tcPr>
+          <w:p>
+            <w:r>
+              <w:t>The desktop Bants "search filter" modal is intentionally realised as TWO mobile screens, not one. On desktop, Categories + Date + Tag + Search live in one dialog (2459:7671 and the categories states 2459:10083 / 2459:12447). On mobile the file splits this into 5803:8876 "Bants -- Search Filter -- Mobile" (the panel: Filter / Categories / Date / Tag / Search) and the categories-applied results pages (5650:8221 and 5980:10881: chip row + Filter Tabs + list).</w:t>
+            </w:r>
+          </w:p>
+        </w:tc>
+        <w:tc>
+          <w:tcPr>
+            <w:tcW w:type="dxa" w:w="1850"/>
+          </w:tcPr>
+          <w:p>
+            <w:r>
+              <w:t>sprint-2/bants-mobile-categories-view (figma-screen-builder)</w:t>
+            </w:r>
+          </w:p>
+        </w:tc>
+        <w:tc>
+          <w:tcPr>
+            <w:tcW w:type="dxa" w:w="2300"/>
+          </w:tcPr>
+          <w:p>
+            <w:r>
+              <w:t>Recorded, not a defect: the split is deliberate and consistent. Consequence -- Date and Tag do NOT appear on the mobile results screens, and the mobile filter flow has one more step than desktop. Logged so figma-to-code does not read the missing Date/Tag on 5650:8221 / 5980:10881 as an omission and re-add them.</w:t>
             </w:r>
           </w:p>
         </w:tc>

--- a/docs/Soccernity_MVP_Build_Plan_v1.7.docx
+++ b/docs/Soccernity_MVP_Build_Plan_v1.7.docx
@@ -16044,7 +16044,7 @@
           </w:tcPr>
           <w:p>
             <w:r>
-              <w:t>Open -- minor. Conservative choice made meanwhile: tab row present with 'Create a Post' active.</w:t>
+              <w:t>Open -- minor. Conservative choice made meanwhile: tab row present with 'Create a Post' active. RESOLVED by sprint-2/create-post-contest-tab-states (figma-design-system): the founder's decision is that the tab row's visibility is driven by whether an ACTIVE CONTEST currently exists in the system, not by which composer mode the user happens to be in. Both states now exist as explicit, independent frames cloned from the base: Active Contest (5982:10905 -- tab row visible, matching the original base frame 5701:8328's built appearance exactly) and No Active Contest (5982:10932 -- the Mode Tabs row removed entirely, not hidden or disabled; Content reflows up via the frame's own auto-layout with zero dead gap, frame hugging from 457px down to 402px). A caption note above each frame (5982:10959, 5982:10960) states plainly that the runtime condition -- "is there an active contest right now?" -- has no backend to run against (no Contest/Competition entities, endpoints, or active-contest-status source exist anywhere in services/api) and is NOT YET BUILDABLE, so a future figma-to-code pass does not try to wire it against anything that exists today. See Decision Log #188.</w:t>
             </w:r>
           </w:p>
         </w:tc>
@@ -17697,6 +17697,48 @@
           <w:p>
             <w:r>
               <w:t>Recorded, not a defect: the split is deliberate and consistent. Consequence -- Date and Tag do NOT appear on the mobile results screens, and the mobile filter flow has one more step than desktop. Logged so figma-to-code does not read the missing Date/Tag on 5650:8221 / 5980:10881 as an omission and re-add them.</w:t>
+            </w:r>
+          </w:p>
+        </w:tc>
+      </w:tr>
+      <w:tr>
+        <w:tc>
+          <w:tcPr>
+            <w:tcW w:type="dxa" w:w="500"/>
+          </w:tcPr>
+          <w:p>
+            <w:r>
+              <w:t>188</w:t>
+            </w:r>
+          </w:p>
+        </w:tc>
+        <w:tc>
+          <w:tcPr>
+            <w:tcW w:type="dxa" w:w="4700"/>
+          </w:tcPr>
+          <w:p>
+            <w:r>
+              <w:t>The active-contest check behind the Create Post mode-tab row (#148) has no data source to bind to -- same category of gap as #157 (club-scoped feed) and the broader Contest/Competition data-model absence already tracked since #70-#73/#134. Flagging as its own numbered candidate so a future figma-to-code pass has one canonical line item to check before attempting to wire this specific tab-row condition, rather than needing to cross-reference three different prior entries.</w:t>
+            </w:r>
+          </w:p>
+        </w:tc>
+        <w:tc>
+          <w:tcPr>
+            <w:tcW w:type="dxa" w:w="1850"/>
+          </w:tcPr>
+          <w:p>
+            <w:r>
+              <w:t>sprint-2/create-post-contest-tab-states (figma-design-system)</w:t>
+            </w:r>
+          </w:p>
+        </w:tc>
+        <w:tc>
+          <w:tcPr>
+            <w:tcW w:type="dxa" w:w="2300"/>
+          </w:tcPr>
+          <w:p>
+            <w:r>
+              <w:t>Open -- blocked on the Contest/Competition data model (see #70-#73, #134). Documentation-only surfacing, not a new blocker beyond what #148 and #70-#73 already record. Not resolvable until backend work on Contest/Competition resumes.</w:t>
             </w:r>
           </w:p>
         </w:tc>

--- a/docs/Soccernity_MVP_Build_Plan_v1.7.docx
+++ b/docs/Soccernity_MVP_Build_Plan_v1.7.docx
@@ -11905,7 +11905,7 @@
           </w:tcPr>
           <w:p>
             <w:r>
-              <w:t>Open — does the Admin Console get its own account entity, or reuse User with a role check? Not a design-token question; flagged for founder/backend.</w:t>
+              <w:t>Open — does the Admin Console get its own account entity, or reuse User with a role check? Not a design-token question; flagged for founder/backend. RESOLVED by sprint-2/admin-console-account-entity (backend-api): the Admin Console now has a genuinely separate account/auth/profile path, NOT User+role. Real finding made before writing code: AdminUser already existed in schema.prisma as an original Section 3 entity (Article.authorAdmin's target) but only carried {id, email, role, articles} -- this PR's own framing above ('an admin-account data model that does not exist') was not quite accurate. Decision: extend AdminUser in place (passwordHash, fullName, phone, accountStatus, createdAt, updatedAt -- migration 20260904175008_extend_admin_user_for_admin_console) rather than invent a second, competing AdminAccount model, since Article.authorAdmin already points at this name and Section 3 already spec'd it under this name. New AdminTokenService/AdminRefreshTokenStore/AdminJwtAuthGuard are genuinely separate classes from the User-facing TokenService/RefreshTokenStore/JwtAuthGuard -- own JwtService instance keyed on ADMIN_JWT_SECRET (never JWT_SECRET), an aud: "admin-console" discriminator claim as defense-in-depth, and a disjoint admin:refresh:* Redis namespace. Endpoints: POST /admin/auth/{login,refresh,logout,change-password}, GET/PATCH /admin/profile (fullName/phone only -- role/email/accountStatus are never self-editable). Cross-authentication proven impossible in both directions via a real e2e spec (test/admin-auth-isolation.e2e-spec.ts) against a real, single AppModule instance and real Postgres/Redis -- not just argued in a comment. Mocked suite 35-&gt;42 suites / 419-&gt;481 tests, 0 failures; e2e suite 8-&gt;9 suites / 58-&gt;65 tests, 0 failures; nest build and eslint both clean. User's safeguarding fields (isMinor/guardianId/consentStatus/consentToken/consentTimestamp) confirmed untouched. See modules/admin/README.md and Decision Log #189-#193 for the follow-up candidates this surfaced.</w:t>
             </w:r>
           </w:p>
         </w:tc>
@@ -17739,6 +17739,216 @@
           <w:p>
             <w:r>
               <w:t>Open -- blocked on the Contest/Competition data model (see #70-#73, #134). Documentation-only surfacing, not a new blocker beyond what #148 and #70-#73 already record. Not resolvable until backend work on Contest/Competition resumes.</w:t>
+            </w:r>
+          </w:p>
+        </w:tc>
+      </w:tr>
+      <w:tr>
+        <w:tc>
+          <w:tcPr>
+            <w:tcW w:type="dxa" w:w="500"/>
+          </w:tcPr>
+          <w:p>
+            <w:r>
+              <w:t>189</w:t>
+            </w:r>
+          </w:p>
+        </w:tc>
+        <w:tc>
+          <w:tcPr>
+            <w:tcW w:type="dxa" w:w="4700"/>
+          </w:tcPr>
+          <w:p>
+            <w:r>
+              <w:t>Section 4.8's moderation-queue endpoints (Report review, appeal handling -- Decision Log #138's "a second admin/moderator reviews an appeal" rule) still have no code to attach to. This PR built only the Admin Console account/auth/profile slice, not the moderation backend.</w:t>
+            </w:r>
+          </w:p>
+        </w:tc>
+        <w:tc>
+          <w:tcPr>
+            <w:tcW w:type="dxa" w:w="1850"/>
+          </w:tcPr>
+          <w:p>
+            <w:r>
+              <w:t>sprint-2/admin-console-account-entity (backend-api)</w:t>
+            </w:r>
+          </w:p>
+        </w:tc>
+        <w:tc>
+          <w:tcPr>
+            <w:tcW w:type="dxa" w:w="2300"/>
+          </w:tcPr>
+          <w:p>
+            <w:r>
+              <w:t>Open -- unchanged Sprint 5 scope, not expanded or narrowed by this PR. Tracked here so a future sweep doesn't need to rediscover it.</w:t>
+            </w:r>
+          </w:p>
+        </w:tc>
+      </w:tr>
+      <w:tr>
+        <w:tc>
+          <w:tcPr>
+            <w:tcW w:type="dxa" w:w="500"/>
+          </w:tcPr>
+          <w:p>
+            <w:r>
+              <w:t>190</w:t>
+            </w:r>
+          </w:p>
+        </w:tc>
+        <w:tc>
+          <w:tcPr>
+            <w:tcW w:type="dxa" w:w="4700"/>
+          </w:tcPr>
+          <w:p>
+            <w:r>
+              <w:t>No dedicated, stricter rate limit exists for POST /admin/auth/login -- it currently reuses the same shared 'auth' named-throttler bucket/limits as the User-facing POST /auth/login, via the same generic @AuthRateLimit() decorator (own independent per-route counter, same config).</w:t>
+            </w:r>
+          </w:p>
+        </w:tc>
+        <w:tc>
+          <w:tcPr>
+            <w:tcW w:type="dxa" w:w="1850"/>
+          </w:tcPr>
+          <w:p>
+            <w:r>
+              <w:t>sprint-2/admin-console-account-entity (backend-api)</w:t>
+            </w:r>
+          </w:p>
+        </w:tc>
+        <w:tc>
+          <w:tcPr>
+            <w:tcW w:type="dxa" w:w="2300"/>
+          </w:tcPr>
+          <w:p>
+            <w:r>
+              <w:t>Open -- deliberately deferred to keep this PR's verification scope to schema + auth-isolation + CRUD. A real follow-up candidate: admin/moderator accounts are a smaller, higher-value target set and may warrant a lower max-attempts limit than the shared fan-facing bucket.</w:t>
+            </w:r>
+          </w:p>
+        </w:tc>
+      </w:tr>
+      <w:tr>
+        <w:tc>
+          <w:tcPr>
+            <w:tcW w:type="dxa" w:w="500"/>
+          </w:tcPr>
+          <w:p>
+            <w:r>
+              <w:t>191</w:t>
+            </w:r>
+          </w:p>
+        </w:tc>
+        <w:tc>
+          <w:tcPr>
+            <w:tcW w:type="dxa" w:w="4700"/>
+          </w:tcPr>
+          <w:p>
+            <w:r>
+              <w:t>No self-service admin/moderator registration endpoint exists, by design. AdminUser rows must currently be provisioned via direct database insert -- a "create admin" endpoint raises its own access-control question (who is allowed to call it, and how does the very first admin account get bootstrapped) that was judged out of this PR's scope.</w:t>
+            </w:r>
+          </w:p>
+        </w:tc>
+        <w:tc>
+          <w:tcPr>
+            <w:tcW w:type="dxa" w:w="1850"/>
+          </w:tcPr>
+          <w:p>
+            <w:r>
+              <w:t>sprint-2/admin-console-account-entity (backend-api)</w:t>
+            </w:r>
+          </w:p>
+        </w:tc>
+        <w:tc>
+          <w:tcPr>
+            <w:tcW w:type="dxa" w:w="2300"/>
+          </w:tcPr>
+          <w:p>
+            <w:r>
+              <w:t>Open -- founder/backend call for whenever admin-management endpoints are built: a superadmin-only "invite admin/moderator" endpoint, vs. a one-off seed script, vs. something else.</w:t>
+            </w:r>
+          </w:p>
+        </w:tc>
+      </w:tr>
+      <w:tr>
+        <w:tc>
+          <w:tcPr>
+            <w:tcW w:type="dxa" w:w="500"/>
+          </w:tcPr>
+          <w:p>
+            <w:r>
+              <w:t>192</w:t>
+            </w:r>
+          </w:p>
+        </w:tc>
+        <w:tc>
+          <w:tcPr>
+            <w:tcW w:type="dxa" w:w="4700"/>
+          </w:tcPr>
+          <w:p>
+            <w:r>
+              <w:t>Email is treated as read-only via PATCH /admin/profile -- a judgment call, not a literal spec requirement (Section 4.8 has no pre-existing spec line for this endpoint at all; it is a genuine addition). Mirrors UpdateUserDto's own precedent of excluding email from self-edit.</w:t>
+            </w:r>
+          </w:p>
+        </w:tc>
+        <w:tc>
+          <w:tcPr>
+            <w:tcW w:type="dxa" w:w="1850"/>
+          </w:tcPr>
+          <w:p>
+            <w:r>
+              <w:t>sprint-2/admin-console-account-entity (backend-api)</w:t>
+            </w:r>
+          </w:p>
+        </w:tc>
+        <w:tc>
+          <w:tcPr>
+            <w:tcW w:type="dxa" w:w="2300"/>
+          </w:tcPr>
+          <w:p>
+            <w:r>
+              <w:t>Open -- whether admin email should ever be self-service editable (and what re-verification step that would need) is left open, not decided either way.</w:t>
+            </w:r>
+          </w:p>
+        </w:tc>
+      </w:tr>
+      <w:tr>
+        <w:tc>
+          <w:tcPr>
+            <w:tcW w:type="dxa" w:w="500"/>
+          </w:tcPr>
+          <w:p>
+            <w:r>
+              <w:t>193</w:t>
+            </w:r>
+          </w:p>
+        </w:tc>
+        <w:tc>
+          <w:tcPr>
+            <w:tcW w:type="dxa" w:w="4700"/>
+          </w:tcPr>
+          <w:p>
+            <w:r>
+              <w:t>AdminUser.accountStatus ("active" | "deactivated", mirroring User.accountStatus's existing string-enum convention) has no endpoint that writes it in this PR. It exists so a future superadmin-facing "suspend this admin/moderator" action can instantly block login without deleting the row or losing Article.authorAdmin/Report-reviewer attribution history, but nothing here builds that action.</w:t>
+            </w:r>
+          </w:p>
+        </w:tc>
+        <w:tc>
+          <w:tcPr>
+            <w:tcW w:type="dxa" w:w="1850"/>
+          </w:tcPr>
+          <w:p>
+            <w:r>
+              <w:t>sprint-2/admin-console-account-entity (backend-api)</w:t>
+            </w:r>
+          </w:p>
+        </w:tc>
+        <w:tc>
+          <w:tcPr>
+            <w:tcW w:type="dxa" w:w="2300"/>
+          </w:tcPr>
+          <w:p>
+            <w:r>
+              <w:t>Open -- real, named follow-up for whenever admin-management (as opposed to self-service profile) endpoints are built.</w:t>
             </w:r>
           </w:p>
         </w:tc>

--- a/docs/Soccernity_MVP_Build_Plan_v1.7.docx
+++ b/docs/Soccernity_MVP_Build_Plan_v1.7.docx
@@ -11227,7 +11227,7 @@
           </w:tcPr>
           <w:p>
             <w:r>
-              <w:t>Open — whether a pending-consent minor should see a different post-verification view is undecided</w:t>
+              <w:t>Open — whether a pending-consent minor should see a different post-verification view is undecided RESOLVED (backend side) by sprint-2/verify-email-consent-status-field (backend-api): POST /auth/verify-email's response now carries an additive guardianConsentStatus field alongside the pre-existing verified/userId -- 'not_applicable' (not a minor, or a minor with no Guardian row -- a data-invariant case, not a real product state), 'pending', or 'confirmed'. Sourced from GuardianConsentService.getConsentStatusForUser(), extracted from the exact same method GET /auth/guardian-consent/status itself already used (made public, not duplicated) -- there is exactly one place in the codebase that queries Guardian-by-minorUserId and shapes the result. Typed as a plain string (not a narrower union), mirroring GuardianConsentStatusResponse.consentStatus's own existing convention, so a future value (e.g. a Decision Log #34 'declined' state) doesn't require a type change here too. Mocked suite 42 suites / 481 tests -&gt; 42 suites / 489 tests, 0 failures (8 new); e2e suite not re-run (plain findUnique-backed enrichment, no raw SQL/transaction/novel relation -- matches the existing no-e2e precedent already set for GET /auth/guardian-consent/status itself); nest build and eslint both clean. User/Guardian safeguarding fields (isMinor, consentStatus, consentToken, consentTimestamp) confirmed untouched -- zero schema.prisma diff. NOT yet resolved: the frontend half -- VerifyEmailPage.tsx does not yet branch on this new field (still Decision Log #38's other open question, now unblocked rather than closed) -- and what a future 'declined' consentStatus value should show here is left open, flagged in registration.service.ts's own comment.</w:t>
             </w:r>
           </w:p>
         </w:tc>

--- a/docs/Soccernity_MVP_Build_Plan_v1.7.docx
+++ b/docs/Soccernity_MVP_Build_Plan_v1.7.docx
@@ -11185,7 +11185,7 @@
           </w:tcPr>
           <w:p>
             <w:r>
-              <w:t>Open — button shipped disabled by design; no resend-verification endpoint or support/contact channel exists yet, real destination needed in a future sprint</w:t>
+              <w:t>Open — button shipped disabled by design; no resend-verification endpoint or support/contact channel exists yet, real destination needed in a future sprint RESOLVED by sprint-2/verify-email-support-and-consent-view (figma-to-code): the founder confirmed the real support destination, support@soccernity.com. The 'Contact support' button on both the Link Invalid Or Expired and Missing Token states is now a real, enabled mailto:support@soccernity.com?subject=Email%20verification%20help link (a plain subject prefill only, no body -- kept simple per the task's own brief), replacing the disabled placeholder and its explanatory tooltip. Test coverage added confirming the link is real and enabled on both states, replacing the prior disabled-state assertions.</w:t>
             </w:r>
           </w:p>
         </w:tc>
@@ -11227,7 +11227,7 @@
           </w:tcPr>
           <w:p>
             <w:r>
-              <w:t>Open — whether a pending-consent minor should see a different post-verification view is undecided RESOLVED (backend side) by sprint-2/verify-email-consent-status-field (backend-api): POST /auth/verify-email's response now carries an additive guardianConsentStatus field alongside the pre-existing verified/userId -- 'not_applicable' (not a minor, or a minor with no Guardian row -- a data-invariant case, not a real product state), 'pending', or 'confirmed'. Sourced from GuardianConsentService.getConsentStatusForUser(), extracted from the exact same method GET /auth/guardian-consent/status itself already used (made public, not duplicated) -- there is exactly one place in the codebase that queries Guardian-by-minorUserId and shapes the result. Typed as a plain string (not a narrower union), mirroring GuardianConsentStatusResponse.consentStatus's own existing convention, so a future value (e.g. a Decision Log #34 'declined' state) doesn't require a type change here too. Mocked suite 42 suites / 481 tests -&gt; 42 suites / 489 tests, 0 failures (8 new); e2e suite not re-run (plain findUnique-backed enrichment, no raw SQL/transaction/novel relation -- matches the existing no-e2e precedent already set for GET /auth/guardian-consent/status itself); nest build and eslint both clean. User/Guardian safeguarding fields (isMinor, consentStatus, consentToken, consentTimestamp) confirmed untouched -- zero schema.prisma diff. NOT yet resolved: the frontend half -- VerifyEmailPage.tsx does not yet branch on this new field (still Decision Log #38's other open question, now unblocked rather than closed) -- and what a future 'declined' consentStatus value should show here is left open, flagged in registration.service.ts's own comment.</w:t>
+              <w:t>Open — whether a pending-consent minor should see a different post-verification view is undecided RESOLVED (backend side) by sprint-2/verify-email-consent-status-field (backend-api): POST /auth/verify-email's response now carries an additive guardianConsentStatus field alongside the pre-existing verified/userId -- 'not_applicable' (not a minor, or a minor with no Guardian row -- a data-invariant case, not a real product state), 'pending', or 'confirmed'. Sourced from GuardianConsentService.getConsentStatusForUser(), extracted from the exact same method GET /auth/guardian-consent/status itself already used (made public, not duplicated) -- there is exactly one place in the codebase that queries Guardian-by-minorUserId and shapes the result. Typed as a plain string (not a narrower union), mirroring GuardianConsentStatusResponse.consentStatus's own existing convention, so a future value (e.g. a Decision Log #34 'declined' state) doesn't require a type change here too. Mocked suite 42 suites / 481 tests -&gt; 42 suites / 489 tests, 0 failures (8 new); e2e suite not re-run (plain findUnique-backed enrichment, no raw SQL/transaction/novel relation -- matches the existing no-e2e precedent already set for GET /auth/guardian-consent/status itself); nest build and eslint both clean. User/Guardian safeguarding fields (isMinor, consentStatus, consentToken, consentTimestamp) confirmed untouched -- zero schema.prisma diff. NOT yet resolved: the frontend half -- VerifyEmailPage.tsx does not yet branch on this new field (still Decision Log #38's other open question, now unblocked rather than closed) -- and what a future 'declined' consentStatus value should show here is left open, flagged in registration.service.ts's own comment. RESOLVED on the frontend side by sprint-2/verify-email-support-and-consent-view (figma-to-code), closing out the item sprint-2/verify-email-consent-status-field's own backend PR left open. VerifyEmailPage.tsx now branches on the real, additive guardianConsentStatus field: a minor whose status is 'pending' renders a genuinely distinct 'verified-pending-consent' state -- own heading ('Email verified -- approval still pending'), own three-item explanation list, and a CTA linking to /guardian-consent -- never the ordinary Verified state's 'you're all set' framing or its /profile CTA. Figma was checked directly before building anything (get_design_context on 'Verify Email -- 2 Verified', 5143:6648): it renders one single generic Verified layout with no consent-status branch anywhere, confirming no dedicated frame exists for this state (matching PR #107's own prior finding that this was left founder-blocked/never-designed). Built as a CONSERVATIVE INTERIM DESIGN, explicitly flagged as such in VerifyEmailPage.tsx's own code comment -- reuses the ordinary Verified state's icon/card/button CSS scaffolding (the email genuinely was verified) but with entirely distinct copy, never claiming full access. Should be replaced wholesale, not patched, if a real Figma frame for this state is ever designed. apps/web/src/api/auth.ts's VerifyEmailResponse updated to carry guardianConsentStatus: string, mirroring the backend's VerifyEmailResult type exactly including its own plain-string (not narrowed union) reasoning. Verified: tsc --noEmit exit 0, vitest 13 files / 86 -&gt; 92 tests 0 failures, vite build exit 0, lint exit 0.</w:t>
             </w:r>
           </w:p>
         </w:tc>
@@ -11311,7 +11311,7 @@
           </w:tcPr>
           <w:p>
             <w:r>
-              <w:t>Open — both text mismatches kept as-is; would need a Figma update or a deliberate copy decision (and a test update) to resolve either direction</w:t>
+              <w:t>Open — both text mismatches kept as-is; would need a Figma update or a deliberate copy decision (and a test update) to resolve either direction RESOLVED by sprint-2/verify-email-support-and-consent-view (figma-to-code): both text conflicts fixed to match Figma exactly, with a matching ClubPickerStep.test.tsx update -- no stale assertions left. (a) The button now reads 'Load more', matching the Figma frame; the old 'Load more clubs' wording is gone. (b) The single 'No clubs match that filter.' message is split into two real, distinct cases: a catalogue-genuinely-empty case (clubs.length === 0, regardless of whether a filter is active) now reads 'No clubs available yet.' -- sourced verbatim from the real Figma 'Club Picker -- 6 No Clubs Available Yet' frame built for Decision Log #137 (sprint-2/decision-log-133-137-followup), quoted directly in that PR's own report since no node ID was recorded there for a fresh Figma re-read -- and the original 'No clubs match that filter.' is kept for the genuine filter-matched-nothing case (clubs.length &gt; 0 but visibleClubs.length === 0). Verified: tsc --noEmit exit 0, vitest 13 files / 86 -&gt; 92 tests 0 failures, vite build exit 0, lint exit 0.</w:t>
             </w:r>
           </w:p>
         </w:tc>

--- a/docs/Soccernity_MVP_Build_Plan_v1.7.docx
+++ b/docs/Soccernity_MVP_Build_Plan_v1.7.docx
@@ -17108,7 +17108,7 @@
           </w:tcPr>
           <w:p>
             <w:r>
-              <w:t>Open -- recommend figma-design-system align desktop 2565:3951 to 'Pinned post' in its next Blog pass.</w:t>
+              <w:t>Open -- recommend figma-design-system align desktop 2565:3951 to 'Pinned post' in its next Blog pass. RESOLVED by sprint-2/blog-badge-token-collision-fixes (figma-design-system): desktop node 2565:4178 (inside 2565:3951) confirmed to read ' post' (leading space, char codes verified before editing) and fixed to 'Pinned post', matching the sibling 'Contest post' badge and the mobile frame 5956:12797's own correct label.</w:t>
             </w:r>
           </w:p>
         </w:tc>
@@ -17150,7 +17150,7 @@
           </w:tcPr>
           <w:p>
             <w:r>
-              <w:t>Open -- one section-wide rebind by figma-design-system (brand/green-tint for placeholder plates, the PR #128 precedent) rather than a per-frame fix; the visible footer pill needs a design answer (what should it be) before binding.</w:t>
+              <w:t>Open -- one section-wide rebind by figma-design-system (brand/green-tint for placeholder plates, the PR #128 precedent) rather than a per-frame fix; the visible footer pill needs a design answer (what should it be) before binding. RESOLVED (Blog Page frames only) by sprint-2/blog-badge-token-collision-fixes (figma-design-system): re-audited directly (not spot-checked) -- 92 #d9d9d9 paints found across the 4 named Blog Page frames (40 desktop x2 = combined into 40 per frame confirmed, 6 mobile x2), not the originally-estimated 40+6 total -- 90 of the 92 are image-backing placeholder plates, rebound to brand/green-tint (VariableID:5096:5, resolving the token's real Light-mode RGB/alpha before binding per this file's own gotcha), matching the PR #128 precedent. The remaining 2 are the visible 294x67 pill in the desktop footer (one each in the Logged In and Logged Out frames' own footer groups) -- confirmed by the founder to be a missing wordmark, not decoration -- deleted and replaced with a real 'Soccernity.' text node, styled from the mobile footer's own wordmark (Montserrat ExtraBold, bound to color/text/on-navy, VariableID:5182:6654), scaled from mobile's 15px to 30px matching this page's own established 2x mobile-to-desktop type-scale ratio (no explicit desktop wordmark spec existed to copy exactly -- flagged as a minor judgment call, not a blocking issue). Final re-audit after both fixes: 0 unbound/off-palette #d9d9d9 paints remain in any of the 4 Blog Page frames. NOT resolved by this PR, still open: the 5 #d9d9d9 paints on Articles Page Desktop (54:434) and 4 on Articles Page mobile (87:80) named in this row's own Decision-needed text -- out of this PR's scope (only the 4 Blog Page frames were named in its brief), remains a real follow-up.</w:t>
             </w:r>
           </w:p>
         </w:tc>
@@ -17192,7 +17192,7 @@
           </w:tcPr>
           <w:p>
             <w:r>
-              <w:t>Open -- needs a real fix in figma-design-system's next Blog pass.</w:t>
+              <w:t>Open -- needs a real fix in figma-design-system's next Blog pass. RESOLVED by sprint-2/blog-badge-token-collision-fixes (figma-design-system): fixed on all 36 affected article-row instances across both mobile frames (18 per frame -- 6 sections x 3 secondary cards each -- found systematically by matching every headline/body pair, not just the first). Confirmed each pair's parent is a plain GROUP (not auto-layout) before choosing a fix, per this file's own gotcha about auto-layout children silently overriding manual y edits. Fix: each instance's body-copy y set to exactly headline.y + headline.height (the headline's true bottom edge) -- every instance had exactly a 7px overlap before (confirmed: newBodyY - oldBodyY = 7 in all 36 cases) and 0px after. Available vertical space in this legacy layout is tight (~19px for a 20px-tall body box between headline-bottom and the date row), so headline/body now sit flush (0px gap) rather than with extra breathing room -- a bigger layout change to add real gap on both sides was judged out of scope for this fix.</w:t>
             </w:r>
           </w:p>
         </w:tc>

--- a/docs/Soccernity_MVP_Build_Plan_v1.7.docx
+++ b/docs/Soccernity_MVP_Build_Plan_v1.7.docx
@@ -17234,7 +17234,7 @@
           </w:tcPr>
           <w:p>
             <w:r>
-              <w:t>Open -- outside this brief's named scope; its own sized piece of work.</w:t>
+              <w:t>Open -- outside this brief's named scope; its own sized piece of work. RESOLVED by sprint-2/articles-page-split-and-navbar (figma-screen-builder): Articles Page given the identical treatment Blog Page got. Four new frames -- Articles Page Desktop -- Logged In (5997:10905, header 4, 2838:3502) and -- Logged Out (5997:11224, header 7, 2841:4104), 1440x4657; Articles Page Mobile -- Logged In (6000:11346, header 4 -- mobile, 5386:6576) and -- Logged Out (6000:11377, header 7 -- mobile, 5386:6575), both genuinely 390px (Decision Log #86) -- placed continuing the Blog row at the same y baseline with the row's established 200px gap, zero overlaps. Each frame carries exactly one navbar instance, visible, as the last child; independently re-screenshotted and confirmed in this finalising session (header 4/header 7 render the correct logged-in/logged-out chrome, header 4 -- mobile/header 7 -- mobile likewise). Mobile reflow used a reparent-into-fresh-shell approach rather than Blog's own frame.resize() path -- a throwaway drift test first proved resize() corrupts this specific content (188/278 nodes drifted, one SCALE-constrained vector nested in a top-level GROUP actually stretched), so content was cloned into a new 390px frame instead, preserving internal geometry exactly (zero geometry mismatches, verified). Content column kept at 335px, shifted uniformly +8px (margins 28 left / 27 right), matching Blog's own reflow *result* even though the *method* differed for a stated, evidence-based reason. Legacy chrome removed (not hidden), matching Blog: desktop 'Group 7' text nav row (Home / Community / Livescores / About Us) + its own logo lockup; mobile 'bx:menu' hamburger + its logo lockup -- independently re-verified via raw node metadata in this finalising session that the real mobile logo lockup (Group 102, 359:503) was removed while the two same-named-but-different 'Group 103' content nodes (the Login-via social row, and the footer Soccernity wordmark instance) were correctly preserved on both new mobile frames -- see #194 below, a real premise correction the agent caught in the brief itself. 54:434 and 87:80 archived (hidden + 'ARCHIVED -- ' em-dash prefix, all children intact) not deleted -- independently re-verified via raw node metadata in this finalising session. Reference check before archiving: scanned all ~110k nodes on page 0:1 for prototype reactions or derived instances targeting either node -- zero found for both.</w:t>
             </w:r>
           </w:p>
         </w:tc>
@@ -17949,6 +17949,216 @@
           <w:p>
             <w:r>
               <w:t>Open -- real, named follow-up for whenever admin-management (as opposed to self-service profile) endpoints are built.</w:t>
+            </w:r>
+          </w:p>
+        </w:tc>
+      </w:tr>
+      <w:tr>
+        <w:tc>
+          <w:tcPr>
+            <w:tcW w:type="dxa" w:w="500"/>
+          </w:tcPr>
+          <w:p>
+            <w:r>
+              <w:t>194</w:t>
+            </w:r>
+          </w:p>
+        </w:tc>
+        <w:tc>
+          <w:tcPr>
+            <w:tcW w:type="dxa" w:w="4700"/>
+          </w:tcPr>
+          <w:p>
+            <w:r>
+              <w:t>Brief-premise correction, not a new gap: sprint-2/articles-page-split-and-navbar's own task brief described Articles Page mobile's legacy chrome as 'a legacy Group 103 logo lockup' -- this was inaccurate. The real logo lockup is Group 102 (359:503); the nodes actually named 'Group 103' are content (384:3, the Login-via social-icon row; 437:3022, the footer Soccernity wordmark instance) that must NOT be deleted. Following the brief literally would have deleted the footer wordmark. Caught and corrected by the agent before making the cut; independently re-verified via raw node metadata in this finalising session that both real content nodes survive on the new mobile frames and only the actual logo lockup was removed.</w:t>
+            </w:r>
+          </w:p>
+        </w:tc>
+        <w:tc>
+          <w:tcPr>
+            <w:tcW w:type="dxa" w:w="1850"/>
+          </w:tcPr>
+          <w:p>
+            <w:r>
+              <w:t>sprint-2/articles-page-split-and-navbar (figma-screen-builder)</w:t>
+            </w:r>
+          </w:p>
+        </w:tc>
+        <w:tc>
+          <w:tcPr>
+            <w:tcW w:type="dxa" w:w="2300"/>
+          </w:tcPr>
+          <w:p>
+            <w:r>
+              <w:t>Resolved -- no code/design action needed, recorded so a future task brief referencing 'Group 103' on this section doesn't repeat the same naming confusion.</w:t>
+            </w:r>
+          </w:p>
+        </w:tc>
+      </w:tr>
+      <w:tr>
+        <w:tc>
+          <w:tcPr>
+            <w:tcW w:type="dxa" w:w="500"/>
+          </w:tcPr>
+          <w:p>
+            <w:r>
+              <w:t>195</w:t>
+            </w:r>
+          </w:p>
+        </w:tc>
+        <w:tc>
+          <w:tcPr>
+            <w:tcW w:type="dxa" w:w="4700"/>
+          </w:tcPr>
+          <w:p>
+            <w:r>
+              <w:t>The Blog/Articles section banner (5942:12065) does not cover the four new Articles Page frames -- it ends at x=-31460, the new frames start at x=-31340. Blog's own split pass widened its section banner to cover its new frames, but this task's scope lock excluded banner edits, so the gap was flagged rather than fixed inline.</w:t>
+            </w:r>
+          </w:p>
+        </w:tc>
+        <w:tc>
+          <w:tcPr>
+            <w:tcW w:type="dxa" w:w="1850"/>
+          </w:tcPr>
+          <w:p>
+            <w:r>
+              <w:t>sprint-2/articles-page-split-and-navbar (figma-screen-builder)</w:t>
+            </w:r>
+          </w:p>
+        </w:tc>
+        <w:tc>
+          <w:tcPr>
+            <w:tcW w:type="dxa" w:w="2300"/>
+          </w:tcPr>
+          <w:p>
+            <w:r>
+              <w:t>Open -- needs ~5,620px of banner widening, a small figma-design-system follow-up.</w:t>
+            </w:r>
+          </w:p>
+        </w:tc>
+      </w:tr>
+      <w:tr>
+        <w:tc>
+          <w:tcPr>
+            <w:tcW w:type="dxa" w:w="500"/>
+          </w:tcPr>
+          <w:p>
+            <w:r>
+              <w:t>196</w:t>
+            </w:r>
+          </w:p>
+        </w:tc>
+        <w:tc>
+          <w:tcPr>
+            <w:tcW w:type="dxa" w:w="4700"/>
+          </w:tcPr>
+          <w:p>
+            <w:r>
+              <w:t>A third pre-redesign text nav existed and was still live-rendering (not just hidden legacy chrome): Articles Page Desktop's own 'Group 7' ('Home / Community / Livescores / About Us') -- distinct from Header/header 5 (already archived in PR #147/Decision Log #164's navbar-consolidation pass). Unlike Blog's own chrome (already hidden by PR #151 before Blog's split), Articles' text nav was still VISIBLE, meaning this frame was live-rendering off-canon navigation right up until this PR.</w:t>
+            </w:r>
+          </w:p>
+        </w:tc>
+        <w:tc>
+          <w:tcPr>
+            <w:tcW w:type="dxa" w:w="1850"/>
+          </w:tcPr>
+          <w:p>
+            <w:r>
+              <w:t>sprint-2/articles-page-split-and-navbar (figma-screen-builder)</w:t>
+            </w:r>
+          </w:p>
+        </w:tc>
+        <w:tc>
+          <w:tcPr>
+            <w:tcW w:type="dxa" w:w="2300"/>
+          </w:tcPr>
+          <w:p>
+            <w:r>
+              <w:t>Open -- worth a targeted sweep confirming no other frame in the file still carries a live, un-consolidated hand-built text nav the PR #147 archival pass missed.</w:t>
+            </w:r>
+          </w:p>
+        </w:tc>
+      </w:tr>
+      <w:tr>
+        <w:tc>
+          <w:tcPr>
+            <w:tcW w:type="dxa" w:w="500"/>
+          </w:tcPr>
+          <w:p>
+            <w:r>
+              <w:t>197</w:t>
+            </w:r>
+          </w:p>
+        </w:tc>
+        <w:tc>
+          <w:tcPr>
+            <w:tcW w:type="dxa" w:w="4700"/>
+          </w:tcPr>
+          <w:p>
+            <w:r>
+              <w:t>Naming: the four new frames are article DETAIL pages (a single article, 'Zaha double helps Crystal Palace...'), while 'Blog Page' itself is the section's INDEX/listing page -- both live in the same Blog pillar (Decision Log #165 settled 'Blog' as the pillar name). 'Blog -- Article Detail -- Logged In / -- Logged Out' may be the more accurate naming convention than 'Articles Page ...', which this PR kept only because it matched the task brief's own naming rather than renaming unilaterally.</w:t>
+            </w:r>
+          </w:p>
+        </w:tc>
+        <w:tc>
+          <w:tcPr>
+            <w:tcW w:type="dxa" w:w="1850"/>
+          </w:tcPr>
+          <w:p>
+            <w:r>
+              <w:t>sprint-2/articles-page-split-and-navbar (figma-screen-builder)</w:t>
+            </w:r>
+          </w:p>
+        </w:tc>
+        <w:tc>
+          <w:tcPr>
+            <w:tcW w:type="dxa" w:w="2300"/>
+          </w:tcPr>
+          <w:p>
+            <w:r>
+              <w:t>Open -- naming-only question for founder/figma-design-system sign-off; no functional impact.</w:t>
+            </w:r>
+          </w:p>
+        </w:tc>
+      </w:tr>
+      <w:tr>
+        <w:tc>
+          <w:tcPr>
+            <w:tcW w:type="dxa" w:w="500"/>
+          </w:tcPr>
+          <w:p>
+            <w:r>
+              <w:t>198</w:t>
+            </w:r>
+          </w:p>
+        </w:tc>
+        <w:tc>
+          <w:tcPr>
+            <w:tcW w:type="dxa" w:w="4700"/>
+          </w:tcPr>
+          <w:p>
+            <w:r>
+              <w:t>Desktop top whitespace: the new Articles Page Desktop frames have 221px between the navbar's own bottom edge (y=90) and the start of real content (y=311) -- inherited unchanged from the original 54:434's own spacing, not introduced by this split, but noticeably larger than Blog Page Desktop's own 81px navbar-to-content gap.</w:t>
+            </w:r>
+          </w:p>
+        </w:tc>
+        <w:tc>
+          <w:tcPr>
+            <w:tcW w:type="dxa" w:w="1850"/>
+          </w:tcPr>
+          <w:p>
+            <w:r>
+              <w:t>sprint-2/articles-page-split-and-navbar (figma-screen-builder)</w:t>
+            </w:r>
+          </w:p>
+        </w:tc>
+        <w:tc>
+          <w:tcPr>
+            <w:tcW w:type="dxa" w:w="2300"/>
+          </w:tcPr>
+          <w:p>
+            <w:r>
+              <w:t>Open -- minor visual-consistency question for a future figma-design-system retouch pass, not blocking.</w:t>
             </w:r>
           </w:p>
         </w:tc>

--- a/docs/Soccernity_MVP_Build_Plan_v1.7.docx
+++ b/docs/Soccernity_MVP_Build_Plan_v1.7.docx
@@ -17404,6 +17404,9 @@
             <w:r>
               <w:t>Resolved by the founder: dispatch as its own dedicated figma-design-system session, then Items 1/3/4/5 + #178 as its fast-follow -- matching how PRs #102/#110/#130/#131 were each scoped. The executable build+swap plan and 29-screen inventory are in the sprint-2/admin-panel-structural-pass report (sections 2 and 7). All prerequisite founder picks (icons #179, height rule #177) are now made.</w:t>
             </w:r>
+            <w:r>
+              <w:t xml:space="preserve"> UPDATE (sprint-2/admin-shell-componentization): Item 2 (Admin Shell componentization) is now DONE -- one "Admin Shell" COMPONENT_SET (10 Active variants + Show Action Button / Action Label properties) backs all 29 Admin Panel screens, replacing the old 7-loose-node/2-topology shell, with zero content-geometry drift on any screen. See Decision Log #199 for a new Figma-authoring gotcha found mid-build. Items 1/3/4/5 and #178 remain open.</w:t>
+            </w:r>
           </w:p>
         </w:tc>
       </w:tr>
@@ -18159,6 +18162,48 @@
           <w:p>
             <w:r>
               <w:t>Open -- minor visual-consistency question for a future figma-design-system retouch pass, not blocking.</w:t>
+            </w:r>
+          </w:p>
+        </w:tc>
+      </w:tr>
+      <w:tr>
+        <w:tc>
+          <w:tcPr>
+            <w:tcW w:type="dxa" w:w="500"/>
+          </w:tcPr>
+          <w:p>
+            <w:r>
+              <w:t>199</w:t>
+            </w:r>
+          </w:p>
+        </w:tc>
+        <w:tc>
+          <w:tcPr>
+            <w:tcW w:type="dxa" w:w="4700"/>
+          </w:tcPr>
+          <w:p>
+            <w:r>
+              <w:t>New Figma-authoring gotcha, found while building the "Admin Shell" COMPONENT_SET (sprint-2/admin-shell-componentization, Decision Log #180 Item 2): a paint bound to a variable that does NOT itself carry alpha (e.g. brand/navy, a plain opaque RGB), combined with a separate fractional paint-level opacity, silently resets to opacity: 1 specifically at createInstance() time (reproduced with zero other mutations) -- not just at setBoundVariableForPaint() construction time as this project's existing Figma notes describe. Variables that carry their own alpha (brand/green-tint, color/text/secondary) are unaffected. Found and fixed on the Admin Shell sidebar wash (Rectangle 223, all 10 variants) by using a literal, unbound paint at the same resolved value/opacity instead of a bound one -- same visual result, no new colour introduced, immune to the bug. Recommend: (a) fold this into the file's own documented Figma gotchas so future sessions don't lose time rediscovering it, and (b) a file-wide audit for other brand/navy or brand/green (non-tint) variables bound with a separate fractional paint opacity elsewhere in the file -- none other found in this shell, but no exhaustive file-wide check was attempted in this session.</w:t>
+            </w:r>
+          </w:p>
+        </w:tc>
+        <w:tc>
+          <w:tcPr>
+            <w:tcW w:type="dxa" w:w="1850"/>
+          </w:tcPr>
+          <w:p>
+            <w:r>
+              <w:t>sprint-2/admin-shell-componentization (figma-design-system)</w:t>
+            </w:r>
+          </w:p>
+        </w:tc>
+        <w:tc>
+          <w:tcPr>
+            <w:tcW w:type="dxa" w:w="2300"/>
+          </w:tcPr>
+          <w:p>
+            <w:r>
+              <w:t>Open -- fix applied locally to this one component (Admin Shell sidebar wash, all 10 variants); file-wide audit not attempted, out of this session's scope.</w:t>
             </w:r>
           </w:p>
         </w:tc>

--- a/docs/Soccernity_MVP_Build_Plan_v1.7.docx
+++ b/docs/Soccernity_MVP_Build_Plan_v1.7.docx
@@ -11697,6 +11697,9 @@
             <w:r>
               <w:t>Open — Categories icon accepted as interim. Admin Panel icon-library standardisation still open (flagged by every prior retrofit round). Converting the Admin Shell into a real component/instance set recommended as a follow-up, deferred here. Icon-standardization + shell-componentization plan delivered by sprint-2/admin-panel-structural-pass (report sections 1-2) but NOT executed -- the componentization it all hinges on is a ~45-55-call structural refactor across 29 heterogeneous screens; recommended as its own dedicated session (Decision Log #180, founder-confirmed). Icon carbon: mapping approved (Moderation -&gt; carbon:gavel, Contest -&gt; carbon:trophy, Users -&gt; carbon:user--multiple which also closes #147, Articles -&gt; carbon:document, rest per report section 1.2).</w:t>
             </w:r>
+            <w:r>
+              <w:t xml:space="preserve"> UPDATE (sprint-2/admin-panel-fast-follow): Item 1 (icon standardization) is now DONE -- all 9 sidebar nav icons on the Admin Shell COMPONENT_SET are redrawn as Carbon-style glyphs (Dashboard/Articles/Users/Moderation/Categories/Contest/Media/Settings redrawn; Competitions renamed only, geometry was already correct), applied once on the component and inherited by all 29 screens. See Decision Log #147/#179 for the specific icon resolutions and #201 for a new Figma boolean-operation gotcha found mid-build.</w:t>
+            </w:r>
           </w:p>
         </w:tc>
       </w:tr>
@@ -11739,6 +11742,9 @@
             <w:r>
               <w:t>Open — normalise all Admin Panel frames to 1184 tall and shift content, or accept the y-95 adaptation as canon. Frame-height plan delivered by sprint-2/admin-panel-structural-pass (report §3) but NOT executed (depends on #49/#180 componentization). Founder rule (Decision Log #177): 1184px is a FLOOR not a hard clamp -- grow the 16 screens at 1024 up to 1184; leave Appeal Review (1234) and Create Competition (1530) at their content-driven heights, no screen forced shorter.</w:t>
             </w:r>
+            <w:r>
+              <w:t xml:space="preserve"> UPDATE (sprint-2/admin-panel-fast-follow): Item 3 (frame height) is now DONE -- 16 screens grown 1024 -&gt; 1184 (15 plain + 1 scrim/modal screen with its scrim and dialog explicitly repositioned), with zero content-geometry drift confirmed on every screen. Admin -- Appeal Review (1234) and Admin -- Create Competition (1530) confirmed left untouched, per Decision Log #177's "1184 is a floor, not a hard clamp" resolution.</w:t>
+            </w:r>
           </w:p>
         </w:tc>
       </w:tr>
@@ -11781,6 +11787,9 @@
             <w:r>
               <w:t>Open — confirm the per-screen labels, and confirm whether form/sub-screens should carry a top-bar action at all when they already have an in-content submit button. Per-screen top-bar-button KEEP/LOSE table delivered by sprint-2/admin-panel-structural-pass (report §5: KEEP 11, LOSE 15, already-removed 3) but NOT executed -- becomes a per-instance 'Show Action Button' boolean once the shell is componentized (Decision Log #180).</w:t>
             </w:r>
+            <w:r>
+              <w:t xml:space="preserve"> UPDATE (sprint-2/admin-panel-fast-follow): Item 5 (top-bar action button KEEP/LOSE) is now DONE -- applied to all 29 screens (10 KEEP including Moderation Queue's founder-resolved two-button special case, 16 LOSE with every claimed in-content submit button verified to genuinely exist before removal, 3 already-removed). See Decision Log #200 for a real, pre-existing layout defect found on Admin -- Moderation Queue: its own "Filter" button is correctly configured but structurally invisible due to unrelated content overlap, flagged as its own follow-up rather than fixed in this pass.</w:t>
+            </w:r>
           </w:p>
         </w:tc>
       </w:tr>
@@ -11864,6 +11873,9 @@
           <w:p>
             <w:r>
               <w:t>Open — the calendar component needs its own token-retrofit pass. Partially resolved by sprint-2/admin-panel-structural-pass (figma-design-system): the 'calendar 2' variant (2365:2034) of Calendar for scheduled task (2365:2033) -- the only variant instanced anywhere in the file, on Contest - Schedule Task (5403:6753) -- is fully token-bound (66 paints rebound to Soccernity Theme Light tokens; audit after: 103 bound, 0 unbound-visible). 5 opacity-0 / frosted-panel paints deliberately left unbound and disclosed (a bound paint takes the token's alpha, which would make the invisible adjacent-month days visible). The un-instanced 'calendar 1' variant (2363:2242) is still unbound -- see Decision Log #178, to be done in the same dedicated session as #180.</w:t>
+            </w:r>
+            <w:r>
+              <w:t xml:space="preserve"> UPDATE (sprint-2/admin-panel-fast-follow): the remaining "calendar 1" variant (2363:2242) is now also fully retrofitted -- 100 bound / 4 unbound-visible (disclosed) / 1 unbound-hidden (disclosed), the same shape and precedent as calendar 2's own earlier retrofit. Decision Log #178 is now fully closed -- both calendar variants in the file are token-bound.</w:t>
             </w:r>
           </w:p>
         </w:tc>
@@ -16004,6 +16016,9 @@
             <w:r>
               <w:t>Open -- deferred. Fold into the Admin content-area retrofit family (Decision Log #52). Fix path identified by sprint-2/admin-panel-structural-pass: fi:A_users -&gt; carbon:user--multiple (a real-fill glyph) as part of the Item 1 icon standardization. Still open pending the #180 componentization session that carries that work.</w:t>
             </w:r>
+            <w:r>
+              <w:t xml:space="preserve"> UPDATE (sprint-2/admin-panel-fast-follow): RESOLVED -- the Users nav icon (fi:A_users, previously rendering as empty/invisible fills) has been replaced with a new carbon:user--multiple glyph with real, solid fills, applied on the Admin Shell COMPONENT_SET and inherited by all 29 screens.</w:t>
+            </w:r>
           </w:p>
         </w:tc>
       </w:tr>
@@ -16172,6 +16187,9 @@
             <w:r>
               <w:t>Open -- minor; conservative choice (preserve each screen's existing sidebar geometry) made meanwhile. Sidebar geometry unification falls out of the Admin Shell component definition (sprint-2/admin-panel-structural-pass report §4): one geometry by construction (nav block fills sidebar height, SPACE_BETWEEN, Settings bottom-pinned at any frame height). NOT executed -- part of the #180 componentization session.</w:t>
             </w:r>
+            <w:r>
+              <w:t xml:space="preserve"> UPDATE (sprint-2/admin-panel-fast-follow): CONFIRMED, not redone -- Settings correctly pins to the sidebar's bottom on all 3 tested height variants (an already-1184 screen, a screen that just grew 1024-&gt;1184, and the 1530 screen) via the componentized shell's own SPACE_BETWEEN nav-block constraint from sprint-2/admin-shell-componentization. No component-level fix was needed.</w:t>
+            </w:r>
           </w:p>
         </w:tc>
       </w:tr>
@@ -17362,6 +17380,9 @@
             <w:r>
               <w:t>Resolved by the founder: Moderation -&gt; carbon:gavel (adjudication/review reading, matches the queue's function); Contest -&gt; carbon:trophy (semantic clarity over pennant continuity); Articles -&gt; carbon:document (dropped 'left rule' detail immaterial). Full carbon: mapping in the report §1.2 approved. Execution is part of the Decision Log #180 session.</w:t>
             </w:r>
+            <w:r>
+              <w:t xml:space="preserve"> UPDATE (sprint-2/admin-panel-fast-follow): these founder-approved icon picks (and the other 6 icons in the same pass) are now actually built and applied to all 29 screens via the Admin Shell COMPONENT_SET -- see Decision Log #49/#147 and the full mapping table in docs/sprint-2-admin-panel-fast-follow-report.md.</w:t>
+            </w:r>
           </w:p>
         </w:tc>
       </w:tr>
@@ -17407,6 +17428,9 @@
             <w:r>
               <w:t xml:space="preserve"> UPDATE (sprint-2/admin-shell-componentization): Item 2 (Admin Shell componentization) is now DONE -- one "Admin Shell" COMPONENT_SET (10 Active variants + Show Action Button / Action Label properties) backs all 29 Admin Panel screens, replacing the old 7-loose-node/2-topology shell, with zero content-geometry drift on any screen. See Decision Log #199 for a new Figma-authoring gotcha found mid-build. Items 1/3/4/5 and #178 remain open.</w:t>
             </w:r>
+            <w:r>
+              <w:t xml:space="preserve"> UPDATE (sprint-2/admin-panel-fast-follow): Items 1/3/4/5 and Decision Log #178 are now ALL DONE -- see the dedicated forward-pointers on #49/#50/#51/#53/#147/#151/#179 and the full report in docs/sprint-2-admin-panel-fast-follow-report.md. Decision Log #180 is now fully closed. One new real defect was found and flagged during this pass, not fixed -- see Decision Log #200 (Moderation Queue's structurally-invisible Filter button).</w:t>
+            </w:r>
           </w:p>
         </w:tc>
       </w:tr>
@@ -18204,6 +18228,90 @@
           <w:p>
             <w:r>
               <w:t>Open -- fix applied locally to this one component (Admin Shell sidebar wash, all 10 variants); file-wide audit not attempted, out of this session's scope.</w:t>
+            </w:r>
+          </w:p>
+        </w:tc>
+      </w:tr>
+      <w:tr>
+        <w:tc>
+          <w:tcPr>
+            <w:tcW w:type="dxa" w:w="500"/>
+          </w:tcPr>
+          <w:p>
+            <w:r>
+              <w:t>200</w:t>
+            </w:r>
+          </w:p>
+        </w:tc>
+        <w:tc>
+          <w:tcPr>
+            <w:tcW w:type="dxa" w:w="4700"/>
+          </w:tcPr>
+          <w:p>
+            <w:r>
+              <w:t>A pre-existing, real layout defect on Admin -- Moderation Queue (5794:8635) makes its own top-bar action button structurally invisible -- discovered while implementing this screen's founder-resolved "Filter + Export Queue" two-button design (sprint-2/admin-panel-fast-follow, Decision Log #51). This screen's own Content frame starts at absolute y=45 and its Table sub-frame (opaque rows) spans y=99-424, fully overlapping the shared shell's persistent top-bar row (Frame 5768, y=186-227) both vertically and horizontally; since Content is a later sibling than the shell instance (drawn on top), the entire search bar + action button are rendered underneath the table and never visible. Show Action Button = true / Action Label = "Filter" were set correctly per instruction and are real, live, correctly-bound property values -- they simply produce no visible change on this specific screen today. The same root-cause structure exists on Admin -- Report Detail &amp; Action and Admin -- Appeal Review (both Active=Moderation, same sparse layout), but produces no visible defect there since both are Show Action Button = false by design. Recommendation: a small, scoped follow-up should move this screen's own Content frame down (e.g. to the same y~95 convention other 1024/1184 Admin screens use) so the "Filter" button -- a real, founder-requested feature -- actually renders.</w:t>
+            </w:r>
+          </w:p>
+        </w:tc>
+        <w:tc>
+          <w:tcPr>
+            <w:tcW w:type="dxa" w:w="1850"/>
+          </w:tcPr>
+          <w:p>
+            <w:r>
+              <w:t>sprint-2/admin-panel-fast-follow (figma-design-system)</w:t>
+            </w:r>
+          </w:p>
+        </w:tc>
+        <w:tc>
+          <w:tcPr>
+            <w:tcW w:type="dxa" w:w="2300"/>
+          </w:tcPr>
+          <w:p>
+            <w:r>
+              <w:t>Open -- flagged, not fixed; recommend a scoped follow-up on 5794:8635's (and possibly its two siblings') Content frame position.</w:t>
+            </w:r>
+          </w:p>
+        </w:tc>
+      </w:tr>
+      <w:tr>
+        <w:tc>
+          <w:tcPr>
+            <w:tcW w:type="dxa" w:w="500"/>
+          </w:tcPr>
+          <w:p>
+            <w:r>
+              <w:t>201</w:t>
+            </w:r>
+          </w:p>
+        </w:tc>
+        <w:tc>
+          <w:tcPr>
+            <w:tcW w:type="dxa" w:w="4700"/>
+          </w:tcPr>
+          <w:p>
+            <w:r>
+              <w:t>New Figma-authoring gotcha, worth folding into this project's standing Figma notes: figma.union() / figma.subtract() (and presumably figma.intersect()/figma.exclude()) discard the input shapes' own fills, resetting the resulting BOOLEAN_OPERATION node to Figma's own default gray (#D9D9D9) regardless of what color the input primitives were filled with. The fix must be applied to the resulting boolean node itself, not its (now-irrelevant, consumed) input primitives. Found and fixed while building the 8 new Admin Shell nav icons in sprint-2/admin-panel-fast-follow (Decision Log #49/#147/#179) -- all 8 initially rendered pale gray before this was caught and fixed via a verification screenshot. Distinct from, but adjacent to, this project's already-documented "a variable-bound paint takes its alpha from the variable, not the paint's own opacity" gotcha and the "createInstance() resets fractional-opacity bound paints" gotcha found in sprint-2/admin-shell-componentization (Decision Log #199).</w:t>
+            </w:r>
+          </w:p>
+        </w:tc>
+        <w:tc>
+          <w:tcPr>
+            <w:tcW w:type="dxa" w:w="1850"/>
+          </w:tcPr>
+          <w:p>
+            <w:r>
+              <w:t>sprint-2/admin-panel-fast-follow (figma-design-system)</w:t>
+            </w:r>
+          </w:p>
+        </w:tc>
+        <w:tc>
+          <w:tcPr>
+            <w:tcW w:type="dxa" w:w="2300"/>
+          </w:tcPr>
+          <w:p>
+            <w:r>
+              <w:t>Open -- fix applied locally to all 8 icon builds in this session; recommend folding into the file-wide Figma-notes gotcha list.</w:t>
             </w:r>
           </w:p>
         </w:tc>

--- a/docs/Soccernity_MVP_Build_Plan_v1.7.docx
+++ b/docs/Soccernity_MVP_Build_Plan_v1.7.docx
@@ -11695,7 +11695,7 @@
           </w:tcPr>
           <w:p>
             <w:r>
-              <w:t>Open — Categories icon accepted as interim. Admin Panel icon-library standardisation still open (flagged by every prior retrofit round). Converting the Admin Shell into a real component/instance set recommended as a follow-up, deferred here. Icon-standardization + shell-componentization plan delivered by sprint-2/admin-panel-structural-pass (report sections 1-2) but NOT executed -- the componentization it all hinges on is a ~45-55-call structural refactor across 29 heterogeneous screens; recommended as its own dedicated session (Decision Log #180, founder-confirmed). Icon carbon: mapping approved (Moderation -&gt; carbon:gavel, Contest -&gt; carbon:trophy, Users -&gt; carbon:user--multiple which also closes #147, Articles -&gt; carbon:document, rest per report section 1.2).</w:t>
+              <w:t>Resolved — Categories icon accepted as interim. Admin Panel icon-library standardisation still open (flagged by every prior retrofit round). Converting the Admin Shell into a real component/instance set recommended as a follow-up, deferred here. Icon-standardization + shell-componentization plan delivered by sprint-2/admin-panel-structural-pass (report sections 1-2) but NOT executed -- the componentization it all hinges on is a ~45-55-call structural refactor across 29 heterogeneous screens; recommended as its own dedicated session (Decision Log #180, founder-confirmed). Icon carbon: mapping approved (Moderation -&gt; carbon:gavel, Contest -&gt; carbon:trophy, Users -&gt; carbon:user--multiple which also closes #147, Articles -&gt; carbon:document, rest per report section 1.2).</w:t>
             </w:r>
             <w:r>
               <w:t xml:space="preserve"> UPDATE (sprint-2/admin-panel-fast-follow): Item 1 (icon standardization) is now DONE -- all 9 sidebar nav icons on the Admin Shell COMPONENT_SET are redrawn as Carbon-style glyphs (Dashboard/Articles/Users/Moderation/Categories/Contest/Media/Settings redrawn; Competitions renamed only, geometry was already correct), applied once on the component and inherited by all 29 screens. See Decision Log #147/#179 for the specific icon resolutions and #201 for a new Figma boolean-operation gotcha found mid-build.</w:t>
@@ -11740,7 +11740,7 @@
           </w:tcPr>
           <w:p>
             <w:r>
-              <w:t>Open — normalise all Admin Panel frames to 1184 tall and shift content, or accept the y-95 adaptation as canon. Frame-height plan delivered by sprint-2/admin-panel-structural-pass (report §3) but NOT executed (depends on #49/#180 componentization). Founder rule (Decision Log #177): 1184px is a FLOOR not a hard clamp -- grow the 16 screens at 1024 up to 1184; leave Appeal Review (1234) and Create Competition (1530) at their content-driven heights, no screen forced shorter.</w:t>
+              <w:t>Resolved — normalise all Admin Panel frames to 1184 tall and shift content, or accept the y-95 adaptation as canon. Frame-height plan delivered by sprint-2/admin-panel-structural-pass (report §3) but NOT executed (depends on #49/#180 componentization). Founder rule (Decision Log #177): 1184px is a FLOOR not a hard clamp -- grow the 16 screens at 1024 up to 1184; leave Appeal Review (1234) and Create Competition (1530) at their content-driven heights, no screen forced shorter.</w:t>
             </w:r>
             <w:r>
               <w:t xml:space="preserve"> UPDATE (sprint-2/admin-panel-fast-follow): Item 3 (frame height) is now DONE -- 16 screens grown 1024 -&gt; 1184 (15 plain + 1 scrim/modal screen with its scrim and dialog explicitly repositioned), with zero content-geometry drift confirmed on every screen. Admin -- Appeal Review (1234) and Admin -- Create Competition (1530) confirmed left untouched, per Decision Log #177's "1184 is a floor, not a hard clamp" resolution.</w:t>
@@ -11785,7 +11785,7 @@
           </w:tcPr>
           <w:p>
             <w:r>
-              <w:t>Open — confirm the per-screen labels, and confirm whether form/sub-screens should carry a top-bar action at all when they already have an in-content submit button. Per-screen top-bar-button KEEP/LOSE table delivered by sprint-2/admin-panel-structural-pass (report §5: KEEP 11, LOSE 15, already-removed 3) but NOT executed -- becomes a per-instance 'Show Action Button' boolean once the shell is componentized (Decision Log #180).</w:t>
+              <w:t>Resolved — confirm the per-screen labels, and confirm whether form/sub-screens should carry a top-bar action at all when they already have an in-content submit button. Per-screen top-bar-button KEEP/LOSE table delivered by sprint-2/admin-panel-structural-pass (report §5: KEEP 11, LOSE 15, already-removed 3) but NOT executed -- becomes a per-instance 'Show Action Button' boolean once the shell is componentized (Decision Log #180).</w:t>
             </w:r>
             <w:r>
               <w:t xml:space="preserve"> UPDATE (sprint-2/admin-panel-fast-follow): Item 5 (top-bar action button KEEP/LOSE) is now DONE -- applied to all 29 screens (10 KEEP including Moderation Queue's founder-resolved two-button special case, 16 LOSE with every claimed in-content submit button verified to genuinely exist before removal, 3 already-removed). See Decision Log #200 for a real, pre-existing layout defect found on Admin -- Moderation Queue: its own "Filter" button is correctly configured but structurally invisible due to unrelated content overlap, flagged as its own follow-up rather than fixed in this pass.</w:t>
@@ -16014,7 +16014,7 @@
           </w:tcPr>
           <w:p>
             <w:r>
-              <w:t>Open -- deferred. Fold into the Admin content-area retrofit family (Decision Log #52). Fix path identified by sprint-2/admin-panel-structural-pass: fi:A_users -&gt; carbon:user--multiple (a real-fill glyph) as part of the Item 1 icon standardization. Still open pending the #180 componentization session that carries that work.</w:t>
+              <w:t>Resolved -- deferred. Fold into the Admin content-area retrofit family (Decision Log #52). Fix path identified by sprint-2/admin-panel-structural-pass: fi:A_users -&gt; carbon:user--multiple (a real-fill glyph) as part of the Item 1 icon standardization. Still open pending the #180 componentization session that carries that work.</w:t>
             </w:r>
             <w:r>
               <w:t xml:space="preserve"> UPDATE (sprint-2/admin-panel-fast-follow): RESOLVED -- the Users nav icon (fi:A_users, previously rendering as empty/invisible fills) has been replaced with a new carbon:user--multiple glyph with real, solid fills, applied on the Admin Shell COMPONENT_SET and inherited by all 29 screens.</w:t>
@@ -16185,7 +16185,7 @@
           </w:tcPr>
           <w:p>
             <w:r>
-              <w:t>Open -- minor; conservative choice (preserve each screen's existing sidebar geometry) made meanwhile. Sidebar geometry unification falls out of the Admin Shell component definition (sprint-2/admin-panel-structural-pass report §4): one geometry by construction (nav block fills sidebar height, SPACE_BETWEEN, Settings bottom-pinned at any frame height). NOT executed -- part of the #180 componentization session.</w:t>
+              <w:t>Resolved -- minor; conservative choice (preserve each screen's existing sidebar geometry) made meanwhile. Sidebar geometry unification falls out of the Admin Shell component definition (sprint-2/admin-panel-structural-pass report §4): one geometry by construction (nav block fills sidebar height, SPACE_BETWEEN, Settings bottom-pinned at any frame height). NOT executed -- part of the #180 componentization session.</w:t>
             </w:r>
             <w:r>
               <w:t xml:space="preserve"> UPDATE (sprint-2/admin-panel-fast-follow): CONFIRMED, not redone -- Settings correctly pins to the sidebar's bottom on all 3 tested height variants (an already-1184 screen, a screen that just grew 1024-&gt;1184, and the 1530 screen) via the componentized shell's own SPACE_BETWEEN nav-block constraint from sprint-2/admin-shell-componentization. No component-level fix was needed.</w:t>
@@ -18059,7 +18059,10 @@
           </w:tcPr>
           <w:p>
             <w:r>
-              <w:t>Open -- needs ~5,620px of banner widening, a small figma-design-system follow-up.</w:t>
+              <w:t>Resolved -- needs ~5,620px of banner widening, a small figma-design-system follow-up.</w:t>
+            </w:r>
+            <w:r>
+              <w:t xml:space="preserve"> UPDATE (sprint-2/articles-cleanup-moderation-fix-hygiene): VERIFIED ALREADY COVERED, no resize performed. Live measurement found the banner (5942:12065, right edge x=-31460) already covers all 4 Article Detail frames (rightmost edge x=-33147) with ~1,687px to spare on each side -- a symmetric strip around the whole Blog + Articles section. The original ~5,620px-short estimate did not match the live file, likely measured before the frames reached their final position. No code/design change needed.</w:t>
             </w:r>
           </w:p>
         </w:tc>
@@ -18101,7 +18104,10 @@
           </w:tcPr>
           <w:p>
             <w:r>
-              <w:t>Open -- worth a targeted sweep confirming no other frame in the file still carries a live, un-consolidated hand-built text nav the PR #147 archival pass missed.</w:t>
+              <w:t>Resolved -- worth a targeted sweep confirming no other frame in the file still carries a live, un-consolidated hand-built text nav the PR #147 archival pass missed.</w:t>
+            </w:r>
+            <w:r>
+              <w:t xml:space="preserve"> UPDATE (sprint-2/articles-cleanup-moderation-fix-hygiene): the 2 named "Blog -- Article Detail Desktop" frames were re-checked and found to have NOTHING to hide -- their own "Group 7" legacy text nav was already removed (not just hidden) by the prior sprint-2/articles-page-split-and-navbar session. A genuine file-wide sweep (14,419 text nodes) found the real gap instead: 3 live, never-retrofitted legacy text-nav instances on Contact Us Desktop, Terms of Service Desktop, and Privacy Policy Desktop (plus their 3 mobile counterparts using an old bx:menu hamburger). See Decision Log #202 for the new candidate raised to retrofit these 6 frames.</w:t>
             </w:r>
           </w:p>
         </w:tc>
@@ -18143,7 +18149,7 @@
           </w:tcPr>
           <w:p>
             <w:r>
-              <w:t>Open -- naming-only question for founder/figma-design-system sign-off; no functional impact.</w:t>
+              <w:t>Resolved by the founder: naming confirmed as "Blog -- Article Detail" -- the 4 frames were renamed directly in Figma to "Blog -- Article Detail Desktop/Mobile -- Logged In/Logged Out" (confirmed live at 5997:10905, 5997:11224, 6000:11346, 6000:11377). No further action needed.</w:t>
             </w:r>
           </w:p>
         </w:tc>
@@ -18185,7 +18191,10 @@
           </w:tcPr>
           <w:p>
             <w:r>
-              <w:t>Open -- minor visual-consistency question for a future figma-design-system retouch pass, not blocking.</w:t>
+              <w:t>Resolved -- minor visual-consistency question for a future figma-design-system retouch pass, not blocking.</w:t>
+            </w:r>
+            <w:r>
+              <w:t xml:space="preserve"> UPDATE (sprint-2/articles-cleanup-moderation-fix-hygiene): RESOLVED -- the gap on both "Blog -- Article Detail Desktop" frames (Logged In and Logged Out) was tightened from 221px to 81px, matching Blog Page Desktop's own measured convention exactly. Content was shifted up 140px and each frame's height was reduced by the same 140px (a disclosed judgment call, not literally requested) to keep the footer flush at the bottom rather than leaving a new empty band. Verified: no overlap, footer flush, both auth states clean.</w:t>
             </w:r>
           </w:p>
         </w:tc>
@@ -18269,7 +18278,10 @@
           </w:tcPr>
           <w:p>
             <w:r>
-              <w:t>Open -- flagged, not fixed; recommend a scoped follow-up on 5794:8635's (and possibly its two siblings') Content frame position.</w:t>
+              <w:t>Resolved -- flagged, not fixed; recommend a scoped follow-up on 5794:8635's (and possibly its two siblings') Content frame position.</w:t>
+            </w:r>
+            <w:r>
+              <w:t xml:space="preserve"> UPDATE (sprint-2/articles-cleanup-moderation-fix-hygiene): RESOLVED -- Admin -- Moderation Queue's Table (5794:8718) was repositioned to sit 9px below the shared shell's top-bar row, matching the measured Articles/Categories convention. Live coordinates were re-derived (not trusted from the older report) against the componentized shell instance (6044:14064). A new Figma-authoring gotcha was found and worked around mid-fix: manually setting `.y` on an AUTO-positioned child of an auto-layout frame is silently discarded by Figma's own layout engine -- fixed by switching the affected children to ABSOLUTE positioning before moving them. Verified: Table no longer overlaps the "Filter" or "Export Queue" buttons. `Admin -- Report Detail &amp; Action` and `Admin -- Appeal Review` share the identical root cause but were deliberately left untouched -- both have Show Action Button = false, so there is no visible defect there today.</w:t>
             </w:r>
           </w:p>
         </w:tc>
@@ -18312,6 +18324,48 @@
           <w:p>
             <w:r>
               <w:t>Open -- fix applied locally to all 8 icon builds in this session; recommend folding into the file-wide Figma-notes gotcha list.</w:t>
+            </w:r>
+          </w:p>
+        </w:tc>
+      </w:tr>
+      <w:tr>
+        <w:tc>
+          <w:tcPr>
+            <w:tcW w:type="dxa" w:w="500"/>
+          </w:tcPr>
+          <w:p>
+            <w:r>
+              <w:t>202</w:t>
+            </w:r>
+          </w:p>
+        </w:tc>
+        <w:tc>
+          <w:tcPr>
+            <w:tcW w:type="dxa" w:w="4700"/>
+          </w:tcPr>
+          <w:p>
+            <w:r>
+              <w:t>3 live, never-retrofitted legacy text-nav instances found file-wide during the sprint-2/articles-cleanup-moderation-fix-hygiene Decision Log #196 sweep: Contact Us Desktop (87:158), Terms of Service Desktop (102:340), and Privacy Policy Desktop (104:444) each still carry the exact pre-redesign "Group 7" Home/Community/Livescores/About Us text nav plus an old-style logo lockup, byte-identical in structure to what Blog/Articles carried before their own navbar retrofit. Their 3 mobile counterparts (Contact Us Mobile, Terms of Service mobile, Privacy Policy mobile) carry an old bx:menu hamburger + logo lockup instead of the canonical mobile navbar -- a related but distinct finding (icon-based, not a text-link row). None of these 6 frames has ever been touched by any navbar-retrofit pass in this project's history. Recommend a scoped figma-design-system follow-up giving these 3 page-pairs the same header 4 / header 7 (desktop) and header 4 -- mobile / header 7 -- mobile (mobile) treatment every other section of the file already has.</w:t>
+            </w:r>
+          </w:p>
+        </w:tc>
+        <w:tc>
+          <w:tcPr>
+            <w:tcW w:type="dxa" w:w="1850"/>
+          </w:tcPr>
+          <w:p>
+            <w:r>
+              <w:t>sprint-2/articles-cleanup-moderation-fix-hygiene (figma-design-system)</w:t>
+            </w:r>
+          </w:p>
+        </w:tc>
+        <w:tc>
+          <w:tcPr>
+            <w:tcW w:type="dxa" w:w="2300"/>
+          </w:tcPr>
+          <w:p>
+            <w:r>
+              <w:t>Open -- recommend a scoped figma-design-system follow-up to retrofit Contact Us / Terms of Service / Privacy Policy (desktop + mobile) onto the canonical navbar.</w:t>
             </w:r>
           </w:p>
         </w:tc>

--- a/docs/Soccernity_MVP_Build_Plan_v1.7.docx
+++ b/docs/Soccernity_MVP_Build_Plan_v1.7.docx
@@ -18365,7 +18365,262 @@
           </w:tcPr>
           <w:p>
             <w:r>
-              <w:t>Open -- recommend a scoped figma-design-system follow-up to retrofit Contact Us / Terms of Service / Privacy Policy (desktop + mobile) onto the canonical navbar.</w:t>
+              <w:t>Resolved -- recommend a scoped figma-design-system follow-up to retrofit Contact Us / Terms of Service / Privacy Policy (desktop + mobile) onto the canonical navbar.</w:t>
+            </w:r>
+            <w:r>
+              <w:t xml:space="preserve"> RESOLVED (sprint-2/legal-pages-navbar-retrofit): all three legal page families (Contact Us, Terms of Service, Privacy Policy) split into Desktop/Mobile x Logged In/Out with canonical navbar instances -- 12 new frames (desktop 1440px, mobile rebuilt at the canonical 390px), 6 originals archived (hidden + renamed, not deleted). 0 brand/green-tint-28, 0 new colours, 0 overlaps; 6 disclosed unbound paints, all the same already-known missing-wordmark defect from Decision Log #174 (see Decision Log #204). See docs/sprint-2-legal-pages-navbar-retrofit-report.md for full detail.</w:t>
+            </w:r>
+          </w:p>
+        </w:tc>
+      </w:tr>
+      <w:tr>
+        <w:tc>
+          <w:tcPr>
+            <w:tcW w:type="dxa" w:w="500"/>
+          </w:tcPr>
+          <w:p>
+            <w:r>
+              <w:t>203</w:t>
+            </w:r>
+          </w:p>
+        </w:tc>
+        <w:tc>
+          <w:tcPr>
+            <w:tcW w:type="dxa" w:w="4700"/>
+          </w:tcPr>
+          <w:p>
+            <w:r>
+              <w:t>Legal body copy is Lorem ipsum: the Terms of Service and Privacy Policy bodies on both the newly-split frames and their archived originals are placeholder Lorem ipsum, inherited unchanged (this session had no mandate to write legal text). This is a minors' platform with real DPIA/GDPR/NDPA obligations, and CLAUDE.md non-negotiable #2 requires counsel review of any policy language. figma-to-code must NOT ship these two screens as though the body text were real -- drafting the real copy is a safeguarding-drafter -&gt; counsel deliverable, not a design task.</w:t>
+            </w:r>
+          </w:p>
+        </w:tc>
+        <w:tc>
+          <w:tcPr>
+            <w:tcW w:type="dxa" w:w="1850"/>
+          </w:tcPr>
+          <w:p>
+            <w:r>
+              <w:t>sprint-2/legal-pages-navbar-retrofit (figma-screen-builder)</w:t>
+            </w:r>
+          </w:p>
+        </w:tc>
+        <w:tc>
+          <w:tcPr>
+            <w:tcW w:type="dxa" w:w="2300"/>
+          </w:tcPr>
+          <w:p>
+            <w:r>
+              <w:t>Open -- blocks figma-to-code conversion of Terms of Service / Privacy Policy until real, counsel-reviewed copy exists. Dispatch safeguarding-drafter for a first-pass draft.</w:t>
+            </w:r>
+          </w:p>
+        </w:tc>
+      </w:tr>
+      <w:tr>
+        <w:tc>
+          <w:tcPr>
+            <w:tcW w:type="dxa" w:w="500"/>
+          </w:tcPr>
+          <w:p>
+            <w:r>
+              <w:t>204</w:t>
+            </w:r>
+          </w:p>
+        </w:tc>
+        <w:tc>
+          <w:tcPr>
+            <w:tcW w:type="dxa" w:w="4700"/>
+          </w:tcPr>
+          <w:p>
+            <w:r>
+              <w:t>The 294x67 #D9D9D9 missing-wordmark footer pill Decision Log #174 already found and fixed on the 4 Blog Page desktop frames (and left open on the Articles Page family) is also present on the 6 new legal-pages desktop frames (Contact Us / Terms of Service / Privacy Policy, Logged In + Logged Out) -- same geometry, same hex, same footer position. Not fixed in sprint-2/legal-pages-navbar-retrofit, deliberately -- that session's scope was the navbar retrofit, not a file-wide wordmark sweep, and widening it unilaterally would break the same scoping discipline #174 itself used.</w:t>
+            </w:r>
+          </w:p>
+        </w:tc>
+        <w:tc>
+          <w:tcPr>
+            <w:tcW w:type="dxa" w:w="1850"/>
+          </w:tcPr>
+          <w:p>
+            <w:r>
+              <w:t>sprint-2/legal-pages-navbar-retrofit (figma-screen-builder)</w:t>
+            </w:r>
+          </w:p>
+        </w:tc>
+        <w:tc>
+          <w:tcPr>
+            <w:tcW w:type="dxa" w:w="2300"/>
+          </w:tcPr>
+          <w:p>
+            <w:r>
+              <w:t>Open -- recommend one scoped figma-design-system pass applying #174's own fix (replace the pill with a real "Soccernity." text node bound to color/text/on-navy, Montserrat ExtraBold, 30px desktop) across all remaining families at once: Articles Page (54:434/87:80) and the 6 new legal desktop frames.</w:t>
+            </w:r>
+          </w:p>
+        </w:tc>
+      </w:tr>
+      <w:tr>
+        <w:tc>
+          <w:tcPr>
+            <w:tcW w:type="dxa" w:w="500"/>
+          </w:tcPr>
+          <w:p>
+            <w:r>
+              <w:t>205</w:t>
+            </w:r>
+          </w:p>
+        </w:tc>
+        <w:tc>
+          <w:tcPr>
+            <w:tcW w:type="dxa" w:w="4700"/>
+          </w:tcPr>
+          <w:p>
+            <w:r>
+              <w:t>Orphaned page-level "Contact Dropdown" group (87:250) -- a top-level GROUP, 415x330 at x=-13944, y=-29514, sitting outside any frame and visually overlapping the now-archived Contact Us Mobile. Appears to be the open-state of the Contact Us form's "Choose a category" select, detached from its parent screen. Not touched by sprint-2/legal-pages-navbar-retrofit (out of scope, no new frame depends on it).</w:t>
+            </w:r>
+          </w:p>
+        </w:tc>
+        <w:tc>
+          <w:tcPr>
+            <w:tcW w:type="dxa" w:w="1850"/>
+          </w:tcPr>
+          <w:p>
+            <w:r>
+              <w:t>sprint-2/legal-pages-navbar-retrofit (figma-screen-builder)</w:t>
+            </w:r>
+          </w:p>
+        </w:tc>
+        <w:tc>
+          <w:tcPr>
+            <w:tcW w:type="dxa" w:w="2300"/>
+          </w:tcPr>
+          <w:p>
+            <w:r>
+              <w:t>Open -- needs a decision: rebuild it as a real open-state on the new Contact Us frames, or delete it as a stray orphan.</w:t>
+            </w:r>
+          </w:p>
+        </w:tc>
+      </w:tr>
+      <w:tr>
+        <w:tc>
+          <w:tcPr>
+            <w:tcW w:type="dxa" w:w="500"/>
+          </w:tcPr>
+          <w:p>
+            <w:r>
+              <w:t>206</w:t>
+            </w:r>
+          </w:p>
+        </w:tc>
+        <w:tc>
+          <w:tcPr>
+            <w:tcW w:type="dxa" w:w="4700"/>
+          </w:tcPr>
+          <w:p>
+            <w:r>
+              <w:t>No section banner exists over the Contact Us / Terms of Service / Privacy Policy row -- unlike Blog/Articles, which have one (5942:12065). Confirmed these 3 legal pages have never had one. The 12 new frames from sprint-2/legal-pages-navbar-retrofit sit in a clean new row at y=-26800 with no section banner or label.</w:t>
+            </w:r>
+          </w:p>
+        </w:tc>
+        <w:tc>
+          <w:tcPr>
+            <w:tcW w:type="dxa" w:w="1850"/>
+          </w:tcPr>
+          <w:p>
+            <w:r>
+              <w:t>sprint-2/legal-pages-navbar-retrofit (figma-screen-builder)</w:t>
+            </w:r>
+          </w:p>
+        </w:tc>
+        <w:tc>
+          <w:tcPr>
+            <w:tcW w:type="dxa" w:w="2300"/>
+          </w:tcPr>
+          <w:p>
+            <w:r>
+              <w:t>Open -- recommend adding a section banner covering the new row, matching how every other section of the file is delimited.</w:t>
+            </w:r>
+          </w:p>
+        </w:tc>
+      </w:tr>
+      <w:tr>
+        <w:tc>
+          <w:tcPr>
+            <w:tcW w:type="dxa" w:w="500"/>
+          </w:tcPr>
+          <w:p>
+            <w:r>
+              <w:t>207</w:t>
+            </w:r>
+          </w:p>
+        </w:tc>
+        <w:tc>
+          <w:tcPr>
+            <w:tcW w:type="dxa" w:w="4700"/>
+          </w:tcPr>
+          <w:p>
+            <w:r>
+              <w:t>Stale "Copyright (c) 2022 Soccernity" text still renders on both the Contact Us / Terms of Service / Privacy Policy footers (inherited verbatim by the new frames, not introduced by sprint-2/legal-pages-navbar-retrofit) -- the same defect class the homepage rebuild already found and fixed on its own footer. Still live on these (and, by inspection, other) legacy footers file-wide.</w:t>
+            </w:r>
+          </w:p>
+        </w:tc>
+        <w:tc>
+          <w:tcPr>
+            <w:tcW w:type="dxa" w:w="1850"/>
+          </w:tcPr>
+          <w:p>
+            <w:r>
+              <w:t>sprint-2/legal-pages-navbar-retrofit (figma-screen-builder)</w:t>
+            </w:r>
+          </w:p>
+        </w:tc>
+        <w:tc>
+          <w:tcPr>
+            <w:tcW w:type="dxa" w:w="2300"/>
+          </w:tcPr>
+          <w:p>
+            <w:r>
+              <w:t>Open -- not fixed, since it recurs across many frames and belongs in one file-wide copy pass rather than a piecemeal fix.</w:t>
+            </w:r>
+          </w:p>
+        </w:tc>
+      </w:tr>
+      <w:tr>
+        <w:tc>
+          <w:tcPr>
+            <w:tcW w:type="dxa" w:w="500"/>
+          </w:tcPr>
+          <w:p>
+            <w:r>
+              <w:t>208</w:t>
+            </w:r>
+          </w:p>
+        </w:tc>
+        <w:tc>
+          <w:tcPr>
+            <w:tcW w:type="dxa" w:w="4700"/>
+          </w:tcPr>
+          <w:p>
+            <w:r>
+              <w:t>No prototype wiring exists on the 12 new legal-page navbar instances, so the footer "Terms of Service" / "Privacy Policy" / "Contact Us" links elsewhere in the file still do not navigate to these screens. This matches the rest of the file (the Blog/Articles retrofits added no prototype wiring either), so it is consistent, not a regression -- but the link targets now genuinely exist as real frames, so wiring them is newly possible.</w:t>
+            </w:r>
+          </w:p>
+        </w:tc>
+        <w:tc>
+          <w:tcPr>
+            <w:tcW w:type="dxa" w:w="1850"/>
+          </w:tcPr>
+          <w:p>
+            <w:r>
+              <w:t>sprint-2/legal-pages-navbar-retrofit (figma-screen-builder)</w:t>
+            </w:r>
+          </w:p>
+        </w:tc>
+        <w:tc>
+          <w:tcPr>
+            <w:tcW w:type="dxa" w:w="2300"/>
+          </w:tcPr>
+          <w:p>
+            <w:r>
+              <w:t>Open -- optional follow-up; not blocking, since the file has no established convention of wiring footer-link prototypes yet either.</w:t>
             </w:r>
           </w:p>
         </w:tc>

--- a/docs/Soccernity_MVP_Build_Plan_v1.7.docx
+++ b/docs/Soccernity_MVP_Build_Plan_v1.7.docx
@@ -18411,6 +18411,12 @@
           <w:p>
             <w:r>
               <w:t>Open -- blocks figma-to-code conversion of Terms of Service / Privacy Policy until real, counsel-reviewed copy exists. Dispatch safeguarding-drafter for a first-pass draft.</w:t>
+            </w:r>
+          </w:p>
+          <w:p>
+            <w:r>
+              <w:rPr/>
+              <w:t>DRAFT NOW EXISTS, #203 STILL OPEN: sprint-2/legal-copy-draft-tos-privacy (safeguarding-drafter) produced a first-pass draft of both documents -- docs/legal-copy-draft-tos-privacy-policy.md -- grounded in Section 8, Section 3, and the live Decision Log (#4, #8, #10, #19, #21, #31, #34, #37, #38, #40, #41, #42, #44, #45, #55, #58, #60, #128-#130, #138, #153-#155), with every retention period, age threshold, and policy claim marked [PROPOSAL] or [OPEN], matching the sprint-1-dpia-outline-draft.md convention. Decision Log #4 (jurisdictional scope) is explicitly NOT resolved by this draft -- both documents are written against UK GDPR + Nigeria NDPA 2023 as a working baseline only. This PR does NOT close #203 -- it remains open until Soccernity's legal counsel actually reviews and signs off (the draft's own blank sign-off block). A genuine sizing problem was also flagged: the draft ToS (~2,400 words) and Privacy Policy (~3,600 words) both exceed the Figma body-text boxes' no-scroll capacity (estimated ~1,000-1,150 words desktop, ~900-1,050 mobile) -- a scrollable body or a resized frame is needed once counsel-approved copy is ready to insert, not a compressed draft.</w:t>
             </w:r>
           </w:p>
         </w:tc>

--- a/docs/Soccernity_MVP_Build_Plan_v1.7.docx
+++ b/docs/Soccernity_MVP_Build_Plan_v1.7.docx
@@ -18239,6 +18239,12 @@
               <w:t>Open -- fix applied locally to this one component (Admin Shell sidebar wash, all 10 variants); file-wide audit not attempted, out of this session's scope.</w:t>
             </w:r>
           </w:p>
+          <w:p>
+            <w:r>
+              <w:rPr/>
+              <w:t>FOLDED IN (sprint-2/decision-log-204-208-cleanup, figma-design-system): this gotcha is now recorded in CLAUDE.md's new standing "Figma-authoring gotchas" subsection (under "Figma notes") so future sessions don't lose time rediscovering it. That subsection did not actually exist before this session -- created it, seeded with this entry, Decision Log #201, and the frame.resize()-on-GROUPs gotcha. The file-wide audit for other occurrences of this pattern this entry's own text flagged as not yet attempted remains open.</w:t>
+            </w:r>
+          </w:p>
         </w:tc>
       </w:tr>
       <w:tr>
@@ -18324,6 +18330,12 @@
           <w:p>
             <w:r>
               <w:t>Open -- fix applied locally to all 8 icon builds in this session; recommend folding into the file-wide Figma-notes gotcha list.</w:t>
+            </w:r>
+          </w:p>
+          <w:p>
+            <w:r>
+              <w:rPr/>
+              <w:t>FOLDED IN (sprint-2/decision-log-204-208-cleanup, figma-design-system): this gotcha is now recorded in CLAUDE.md's new standing "Figma-authoring gotchas" subsection (under "Figma notes"), alongside Decision Log #199 and the frame.resize()-on-GROUPs gotcha -- that subsection did not actually exist before this session.</w:t>
             </w:r>
           </w:p>
         </w:tc>
@@ -18461,6 +18473,12 @@
               <w:t>Open -- recommend one scoped figma-design-system pass applying #174's own fix (replace the pill with a real "Soccernity." text node bound to color/text/on-navy, Montserrat ExtraBold, 30px desktop) across all remaining families at once: Articles Page (54:434/87:80) and the 6 new legal desktop frames.</w:t>
             </w:r>
           </w:p>
+          <w:p>
+            <w:r>
+              <w:rPr/>
+              <w:t>RESOLVED (sprint-2/decision-log-204-208-cleanup, figma-design-system): #174's fix applied identically across all remaining live families -- the 6 new Legal page desktop frames plus, on live re-verification, the real live equivalent of Articles Page (54:434/87:80, which the original brief's node IDs were stale for -- those are now archived/hidden; the live frames needing the fix turned out to be Blog -- Article Detail Desktop -- Logged In/Out, 5997:10905 / 5997:11224). 8 live pills fixed total. File-wide paint audit: 0 remaining live/visible instances; 5 remaining instances all sit inside already-archived, hidden frames and were deliberately left untouched per this project's archived-content precedent. See docs/sprint-2-decision-log-204-208-cleanup-report.md.</w:t>
+            </w:r>
+          </w:p>
         </w:tc>
       </w:tr>
       <w:tr>
@@ -18503,6 +18521,12 @@
               <w:t>Open -- needs a decision: rebuild it as a real open-state on the new Contact Us frames, or delete it as a stray orphan.</w:t>
             </w:r>
           </w:p>
+          <w:p>
+            <w:r>
+              <w:rPr/>
+              <w:t>RESOLVED, with one disclosed plugin-API limitation (sprint-2/decision-log-204-208-cleanup, figma-design-system): rebuilt, not deleted. Two new components -- Contact Category Dropdown -- Desktop (6130:14653, widened to the real 1030px field) and -- Mobile (6130:14664, 2x-scaled to the real 318px field) -- preserve the 5 options verbatim and are wired via ON_CLICK/OPEN_OVERLAY to all 4 Contact Us frames' chevron triggers, confirmed persisted. Limitation: overlayPositionType is read-only on a COMPONENT node via the plugin API (same class of gap as Decision Log #103's overlayBackgroundInteraction finding), so overlayRelativePosition -- needed to anchor the dropdown under the field instead of its default CENTER position -- cannot be set via API. NEW CANDIDATE: someone with Figma desktop UI access needs to set both components' Prototype-tab Overlay position type to Manual by hand; the offset math (desktop {x:-972,y:51}, mobile {x:-293,y:30}) is already computed in the report. The orphan 87:250 was reference-checked (0 hits file-wide) and deleted, not archived -- it was never a real, reachable screen. See docs/sprint-2-decision-log-204-208-cleanup-report.md.</w:t>
+            </w:r>
+          </w:p>
         </w:tc>
       </w:tr>
       <w:tr>
@@ -18545,6 +18569,12 @@
               <w:t>Open -- recommend adding a section banner covering the new row, matching how every other section of the file is delimited.</w:t>
             </w:r>
           </w:p>
+          <w:p>
+            <w:r>
+              <w:rPr/>
+              <w:t>RESOLVED -- investigated, found ALREADY RESOLVED, no Figma changes made (sprint-2/decision-log-204-208-cleanup, figma-design-system). The original premise ("never had one") did not hold up on direct verification: Rectangle 194 (1869:2735) already exists, is visible, is bound to the same color/text/on-green variable (resolves to navy in Light mode) Blog's own banner uses, and already spans the live Legal Pages row with margin -- paired with the pre-existing "Company pages" text label (1870:2736) sitting directly within its band. Screenshot-confirmed. No duplicate banner was built. See docs/sprint-2-decision-log-204-208-cleanup-report.md.</w:t>
+            </w:r>
+          </w:p>
         </w:tc>
       </w:tr>
       <w:tr>
@@ -18587,6 +18617,12 @@
               <w:t>Open -- not fixed, since it recurs across many frames and belongs in one file-wide copy pass rather than a piecemeal fix.</w:t>
             </w:r>
           </w:p>
+          <w:p>
+            <w:r>
+              <w:rPr/>
+              <w:t>RESOLVED for all live content (sprint-2/decision-log-204-208-cleanup, figma-design-system). File-wide sweep found 32 total "Copyright (c) 2022" instances (not scoped per-page); 22 live/visible instances updated to 2026 via the canonical font-load/mutate/return recipe (only the year digits changed, entity name and rights-reserved language untouched); 10 instances inside already-archived, hidden frames deliberately left untouched, matching the same archived-content precedent Decision Log #204 used. A broader safety sweep confirmed every other stray "2022" hit is unrelated sample/placeholder date content (article/match dates, Admin dashboard timestamps), correctly out of this year-correction's scope. See docs/sprint-2-decision-log-204-208-cleanup-report.md.</w:t>
+            </w:r>
+          </w:p>
         </w:tc>
       </w:tr>
       <w:tr>
@@ -18627,6 +18663,12 @@
           <w:p>
             <w:r>
               <w:t>Open -- optional follow-up; not blocking, since the file has no established convention of wiring footer-link prototypes yet either.</w:t>
+            </w:r>
+          </w:p>
+          <w:p>
+            <w:r>
+              <w:rPr/>
+              <w:t>RESOLVED for all live content (sprint-2/decision-log-204-208-cleanup, figma-design-system). A fresh file-wide scan found 263 occurrences (not the 203 carried over from Decision Log #202's older scan -- re-verified live, the file has grown since) across 71 distinct top-level host frames. 189 wired via ON_CLICK/NAVIGATE to the correct new Legal page frame, branching by breakpoint (frame width) and auth state -- explicit frame-name suffixes where available, or Decision Log cross-reference where not (Leaderboard/Contest/Competition family to Logged In per Decision Log #129; the two canonical Home Page frames to Logged Out per Decision Log #46/#152; Community/Bants family to Logged In per the site-wide login-gating Decision Log #152 establishes). 46 skipped (archived frames, left untouched). 28 correctly left unwired -- same-type self-references (a page's own footer link to itself, or its own H1 heading matching the search string) that Figma's own NAVIGATE action correctly rejects as same-top-level-frame navigation, confirmed via direct re-check this is the right outcome, not a bug. Spot-checked across breakpoints/auth states via fresh reads. See docs/sprint-2-decision-log-204-208-cleanup-report.md.</w:t>
             </w:r>
           </w:p>
         </w:tc>

--- a/docs/Soccernity_MVP_Build_Plan_v1.7.docx
+++ b/docs/Soccernity_MVP_Build_Plan_v1.7.docx
@@ -18669,6 +18669,48 @@
             <w:r>
               <w:rPr/>
               <w:t>RESOLVED for all live content (sprint-2/decision-log-204-208-cleanup, figma-design-system). A fresh file-wide scan found 263 occurrences (not the 203 carried over from Decision Log #202's older scan -- re-verified live, the file has grown since) across 71 distinct top-level host frames. 189 wired via ON_CLICK/NAVIGATE to the correct new Legal page frame, branching by breakpoint (frame width) and auth state -- explicit frame-name suffixes where available, or Decision Log cross-reference where not (Leaderboard/Contest/Competition family to Logged In per Decision Log #129; the two canonical Home Page frames to Logged Out per Decision Log #46/#152; Community/Bants family to Logged In per the site-wide login-gating Decision Log #152 establishes). 46 skipped (archived frames, left untouched). 28 correctly left unwired -- same-type self-references (a page's own footer link to itself, or its own H1 heading matching the search string) that Figma's own NAVIGATE action correctly rejects as same-top-level-frame navigation, confirmed via direct re-check this is the right outcome, not a bug. Spot-checked across breakpoints/auth states via fresh reads. See docs/sprint-2-decision-log-204-208-cleanup-report.md.</w:t>
+            </w:r>
+          </w:p>
+        </w:tc>
+      </w:tr>
+      <w:tr>
+        <w:tc>
+          <w:tcPr>
+            <w:tcW w:type="dxa" w:w="500"/>
+          </w:tcPr>
+          <w:p>
+            <w:r>
+              <w:t>209</w:t>
+            </w:r>
+          </w:p>
+        </w:tc>
+        <w:tc>
+          <w:tcPr>
+            <w:tcW w:type="dxa" w:w="4700"/>
+          </w:tcPr>
+          <w:p>
+            <w:r>
+              <w:t>File-wide footer inconsistency: 22 Leaderboard/Contest frames used an older "Footer — Soccernity Global" pattern (plain-text social labels, no icons, an extra "Cookie Policy" link, no hairline rule) instead of the canonical footer established on the Home Page rebuild (Decision Log #46), and both Sports/Livescores mobile frames used a compact 96px stub footer missing the social bar and legal links entirely. A real design-consistency defect, not tied to any single prior numbered item.</w:t>
+            </w:r>
+          </w:p>
+        </w:tc>
+        <w:tc>
+          <w:tcPr>
+            <w:tcW w:type="dxa" w:w="1850"/>
+          </w:tcPr>
+          <w:p>
+            <w:r>
+              <w:t>sprint-2/footer-standardization (figma-design-system)</w:t>
+            </w:r>
+          </w:p>
+        </w:tc>
+        <w:tc>
+          <w:tcPr>
+            <w:tcW w:type="dxa" w:w="2300"/>
+          </w:tcPr>
+          <w:p>
+            <w:r>
+              <w:t>Resolved -- all 24 non-canonical footer instances (22 "Footer — Soccernity Global" on Leaderboard/Contest/Competition frames + 2 compact Sports/Livescores mobile footers) replaced with clones of the canonical footer (desktop source 5213:6816 / mobile source 5543:7662), reparented into each target's own auto-layout frame at the old footer's position, old footer removed. Every target frame uses VERTICAL auto-layout with primaryAxisSizingMode=AUTO, so each frame's own height grew automatically to fit the taller canonical footer -- no manual resize/reposition math was needed, and no frame.resize()-on-GROUPs risk applied since none of these are absolute-layout content. Verified: bound-paint set on every new footer (brand/green, color/text/on-navy, color/icon/inactive, brand/navy) matches the canonical footer's own bindings exactly; screenshots confirmed clean on a sample from every family (Leaderboard desktop + mobile, Contest, Empty State, both Sports Hub mobile states, the latter two the largest single growth at +322px); a file-wide sweep for any remaining "Footer — Soccernity Global" or bare "Footer" (non-Action) instance outside archived/hidden frames returned zero matches. "Footer Action" nodes (unrelated form-action button bars) and Admin Panel frames were confirmed live to carry none of the old pattern and were untouched.</w:t>
             </w:r>
           </w:p>
         </w:tc>

--- a/docs/Soccernity_MVP_Build_Plan_v1.7.docx
+++ b/docs/Soccernity_MVP_Build_Plan_v1.7.docx
@@ -18711,6 +18711,48 @@
           <w:p>
             <w:r>
               <w:t>Resolved -- all 24 non-canonical footer instances (22 "Footer — Soccernity Global" on Leaderboard/Contest/Competition frames + 2 compact Sports/Livescores mobile footers) replaced with clones of the canonical footer (desktop source 5213:6816 / mobile source 5543:7662), reparented into each target's own auto-layout frame at the old footer's position, old footer removed. Every target frame uses VERTICAL auto-layout with primaryAxisSizingMode=AUTO, so each frame's own height grew automatically to fit the taller canonical footer -- no manual resize/reposition math was needed, and no frame.resize()-on-GROUPs risk applied since none of these are absolute-layout content. Verified: bound-paint set on every new footer (brand/green, color/text/on-navy, color/icon/inactive, brand/navy) matches the canonical footer's own bindings exactly; screenshots confirmed clean on a sample from every family (Leaderboard desktop + mobile, Contest, Empty State, both Sports Hub mobile states, the latter two the largest single growth at +322px); a file-wide sweep for any remaining "Footer — Soccernity Global" or bare "Footer" (non-Action) instance outside archived/hidden frames returned zero matches. "Footer Action" nodes (unrelated form-action button bars) and Admin Panel frames were confirmed live to carry none of the old pattern and were untouched.</w:t>
+            </w:r>
+          </w:p>
+        </w:tc>
+      </w:tr>
+      <w:tr>
+        <w:tc>
+          <w:tcPr>
+            <w:tcW w:type="dxa" w:w="500"/>
+          </w:tcPr>
+          <w:p>
+            <w:r>
+              <w:t>210</w:t>
+            </w:r>
+          </w:p>
+        </w:tc>
+        <w:tc>
+          <w:tcPr>
+            <w:tcW w:type="dxa" w:w="4700"/>
+          </w:tcPr>
+          <w:p>
+            <w:r>
+              <w:t>A second, previously-undiscovered legacy footer template (internally named "Group 47" desktop / "Group 55" mobile, never wrapped in a node literally named "Footer") was found live on Blog, Blog Article Detail, the 3 Legal pages, and Sports Hub desktop -- 22 frames, missed by every earlier "Footer"-named sweep (#174, #204, #209) precisely because it doesn't carry that name. Confirmed defects: 0 hairline divider anywhere; 0 of 6 social icons on desktop instances, only 3 of 6 (Facebook/Instagram/Twitter) on mobile; every single instance had a duplicated "Terms of Service" label in the Legal Links row (4th slot, between Privacy Settings and Contact Us) -- strong circumstantial evidence (matching the exact 5-link slot order of the OTHER already-documented legacy template, "Footer -- Soccernity Global", whose 4th slot is "Cookie Policy") that this was meant to say "Cookie Policy" before a copy-paste error, though the canonical 4-link footer that replaces it makes the point moot; desktop wordmark was bare "Soccernity." text with no paired logo icon on 10 of 12 instances. Not a duplicate of #204/#209 -- neither of those sweeps' node lists ever included this template.</w:t>
+            </w:r>
+          </w:p>
+        </w:tc>
+        <w:tc>
+          <w:tcPr>
+            <w:tcW w:type="dxa" w:w="1850"/>
+          </w:tcPr>
+          <w:p>
+            <w:r>
+              <w:t>sprint-2/legacy-footer-template-replacement (figma-design-system)</w:t>
+            </w:r>
+          </w:p>
+        </w:tc>
+        <w:tc>
+          <w:tcPr>
+            <w:tcW w:type="dxa" w:w="2300"/>
+          </w:tcPr>
+          <w:p>
+            <w:r>
+              <w:t>Resolved -- all 22 legacy Group 47/Group 55 footer instances replaced with clones of the canonical footer (desktop source 5213:6816 / mobile source 5543:7662), inserted at the old footer's exact position (x=0, same y), old footer removed. On Sports Page desktop, the old footer's paired logo+text lockup (a symbol instance named "Group 103", component 437:3011) was checked directly against Decision Log #194's finding and confirmed to be a DIFFERENT, coincidentally-same-named node that was actually a correct logo+wordmark pairing -- not a recurrence of #194's bug (which was about a different "Group 103" being mistaken for a top-nav logo lockup on a different page). On the two Article Detail Mobile frames specifically, the old footer's wordmark lived as a separate sibling instance (also of component 437:3011) sitting outside the Group 55 boundary rather than embedded inside it -- identified and deleted alongside the old footer so no dangling wordmark was left floating over the new canonical footer. Method note, confirmed live rather than assumed per the task's own instruction: all 22 parent frames are layoutMode=NONE (absolute layout, not auto-layout), so unlike Decision Log #209's auto-layout targets, each parent's height needed an explicit resize. Before committing to this approach across all 22, a direct empirical test (grow, deep-snapshot all 556 descendant nodes, compare, revert) confirmed a height-only resize on these specific frames produces zero drift in any child or nested GROUP leaf -- every relevant node already carries vertical=MIN constraints -- so the reparent-into-fresh-shell technique (needed for the WIDTH-axis drift bug these frames' siblings hit in the Blog/Articles/Legal-pages sessions) was not required here; each parent was resized directly using an exact per-frame delta (new footer height minus old footer height), not a hardcoded assumption, correctly handling the 2 frames (Article Detail Mobile) whose old footer was not flush against the frame's bottom edge. Desktop frames shrank ~15px (canonical 314 vs. old 329); mobile frames grew ~167px (canonical 418 vs. old 251). Verified: bound-paint set on every new footer matches the canonical footer's own bindings exactly; screenshots confirmed clean on a sample from every family (Blog, Article Detail, all 3 Legal pages, Sports, both Article Detail Mobile frames specifically re-checked for the dangling-wordmark risk); a file-wide sweep for any remaining "Group 47"/"Group 55" carrying the broken template's duplicate-ToS marker found 10 matches, all confirmed to sit inside already-archived, hidden top-level frames (the pre-navbar-retrofit originals) -- zero live instances remain.</w:t>
             </w:r>
           </w:p>
         </w:tc>

--- a/docs/Soccernity_MVP_Build_Plan_v1.7.docx
+++ b/docs/Soccernity_MVP_Build_Plan_v1.7.docx
@@ -18753,6 +18753,48 @@
           <w:p>
             <w:r>
               <w:t>Resolved -- all 22 legacy Group 47/Group 55 footer instances replaced with clones of the canonical footer (desktop source 5213:6816 / mobile source 5543:7662), inserted at the old footer's exact position (x=0, same y), old footer removed. On Sports Page desktop, the old footer's paired logo+text lockup (a symbol instance named "Group 103", component 437:3011) was checked directly against Decision Log #194's finding and confirmed to be a DIFFERENT, coincidentally-same-named node that was actually a correct logo+wordmark pairing -- not a recurrence of #194's bug (which was about a different "Group 103" being mistaken for a top-nav logo lockup on a different page). On the two Article Detail Mobile frames specifically, the old footer's wordmark lived as a separate sibling instance (also of component 437:3011) sitting outside the Group 55 boundary rather than embedded inside it -- identified and deleted alongside the old footer so no dangling wordmark was left floating over the new canonical footer. Method note, confirmed live rather than assumed per the task's own instruction: all 22 parent frames are layoutMode=NONE (absolute layout, not auto-layout), so unlike Decision Log #209's auto-layout targets, each parent's height needed an explicit resize. Before committing to this approach across all 22, a direct empirical test (grow, deep-snapshot all 556 descendant nodes, compare, revert) confirmed a height-only resize on these specific frames produces zero drift in any child or nested GROUP leaf -- every relevant node already carries vertical=MIN constraints -- so the reparent-into-fresh-shell technique (needed for the WIDTH-axis drift bug these frames' siblings hit in the Blog/Articles/Legal-pages sessions) was not required here; each parent was resized directly using an exact per-frame delta (new footer height minus old footer height), not a hardcoded assumption, correctly handling the 2 frames (Article Detail Mobile) whose old footer was not flush against the frame's bottom edge. Desktop frames shrank ~15px (canonical 314 vs. old 329); mobile frames grew ~167px (canonical 418 vs. old 251). Verified: bound-paint set on every new footer matches the canonical footer's own bindings exactly; screenshots confirmed clean on a sample from every family (Blog, Article Detail, all 3 Legal pages, Sports, both Article Detail Mobile frames specifically re-checked for the dangling-wordmark risk); a file-wide sweep for any remaining "Group 47"/"Group 55" carrying the broken template's duplicate-ToS marker found 10 matches, all confirmed to sit inside already-archived, hidden top-level frames (the pre-navbar-retrofit originals) -- zero live instances remain.</w:t>
+            </w:r>
+          </w:p>
+        </w:tc>
+      </w:tr>
+      <w:tr>
+        <w:tc>
+          <w:tcPr>
+            <w:tcW w:type="dxa" w:w="500"/>
+          </w:tcPr>
+          <w:p>
+            <w:r>
+              <w:t>211</w:t>
+            </w:r>
+          </w:p>
+        </w:tc>
+        <w:tc>
+          <w:tcPr>
+            <w:tcW w:type="dxa" w:w="4700"/>
+          </w:tcPr>
+          <w:p>
+            <w:r>
+              <w:t>Two real judgment calls made while converting LeaderboardPage.tsx from a PlaceholderPage stub to real code (sprint-2/leaderboard-banter-sportshub-to-code): (1) Decision Log #74/#128 describes a single explicitly-selected 'represented club' for the Leaderboard's per-club scope, but confirmed live that no schema column or endpoint for it exists yet (services/api has no represented-club field anywhere, matching CLAUDE.md's own 'Backend requirements parked' list) -- how should the frontend behave meanwhile? (2) The real Contest mechanic has four distinct phases (Vacant, three weekly-fill states, Live Level-1 Final, Crowned monthly winners -- Decision Log #70), each its own Figma frame; reproducing all four in a first code-conversion pass is materially more scope than converting one board with one representative state per tab.</w:t>
+            </w:r>
+          </w:p>
+        </w:tc>
+        <w:tc>
+          <w:tcPr>
+            <w:tcW w:type="dxa" w:w="1850"/>
+          </w:tcPr>
+          <w:p>
+            <w:r>
+              <w:t>sprint-2/leaderboard-banter-sportshub-to-code (figma-to-code)</w:t>
+            </w:r>
+          </w:p>
+        </w:tc>
+        <w:tc>
+          <w:tcPr>
+            <w:tcW w:type="dxa" w:w="2300"/>
+          </w:tcPr>
+          <w:p>
+            <w:r>
+              <w:t>Resolved for this pass, both disclosed rather than silently decided. (1) The CLUB filter's dropdown OPTIONS are real data -- sourced from the caller's actual GET /clubs response filtered to joined:true (Decision Log #154's real per-caller field), so the list of clubs a user can filter by is genuine, live membership data. WHICH one is treated as 'represented', however, is a typed local-state stub: it defaults to the first real joined club and can be changed in the UI, but the selection is never persisted (no endpoint exists to save it) and resets on reload. This satisfies the task brief's own instruction to wire the UI against a typed stub rather than block the page on the missing endpoint. A real persisted represented-club field/endpoint remains the open item Decision Log #74 already tracks -- once it exists, only this one piece of local state needs to be swapped for a real GET/PATCH call, with no other page structure change needed. (2) The Contest tab ships as a single illustrative 'weekly winners so far' table (dummy data, same discipline as HomePage.tsx's own FIXTURES constant) rather than the full four-phase state machine. This is a deliberate, disclosed scope reduction for the first conversion pass, not a silent omission -- flagged in LeaderboardPage.tsx's own header comment and in leaderboardData.ts. Reproducing the full Contest phase machinery (which itself has no real backing data source either, since the Contest data model still does not exist in the schema) is left as a follow-up candidate for whoever next touches this page, not built here.</w:t>
             </w:r>
           </w:p>
         </w:tc>

--- a/docs/Soccernity_MVP_Build_Plan_v1.7.docx
+++ b/docs/Soccernity_MVP_Build_Plan_v1.7.docx
@@ -18795,6 +18795,48 @@
           <w:p>
             <w:r>
               <w:t>Resolved for this pass, both disclosed rather than silently decided. (1) The CLUB filter's dropdown OPTIONS are real data -- sourced from the caller's actual GET /clubs response filtered to joined:true (Decision Log #154's real per-caller field), so the list of clubs a user can filter by is genuine, live membership data. WHICH one is treated as 'represented', however, is a typed local-state stub: it defaults to the first real joined club and can be changed in the UI, but the selection is never persisted (no endpoint exists to save it) and resets on reload. This satisfies the task brief's own instruction to wire the UI against a typed stub rather than block the page on the missing endpoint. A real persisted represented-club field/endpoint remains the open item Decision Log #74 already tracks -- once it exists, only this one piece of local state needs to be swapped for a real GET/PATCH call, with no other page structure change needed. (2) The Contest tab ships as a single illustrative 'weekly winners so far' table (dummy data, same discipline as HomePage.tsx's own FIXTURES constant) rather than the full four-phase state machine. This is a deliberate, disclosed scope reduction for the first conversion pass, not a silent omission -- flagged in LeaderboardPage.tsx's own header comment and in leaderboardData.ts. Reproducing the full Contest phase machinery (which itself has no real backing data source either, since the Contest data model still does not exist in the schema) is left as a follow-up candidate for whoever next touches this page, not built here.</w:t>
+            </w:r>
+          </w:p>
+        </w:tc>
+      </w:tr>
+      <w:tr>
+        <w:tc>
+          <w:tcPr>
+            <w:tcW w:type="dxa" w:w="500"/>
+          </w:tcPr>
+          <w:p>
+            <w:r>
+              <w:t>212</w:t>
+            </w:r>
+          </w:p>
+        </w:tc>
+        <w:tc>
+          <w:tcPr>
+            <w:tcW w:type="dxa" w:w="4700"/>
+          </w:tcPr>
+          <w:p>
+            <w:r>
+              <w:t>Blog / Article Detail conversion: (a) the task brief's "preserve the 'Pinned post' badge (Decision Log #173)" does not apply to Blog — that badge is on the Community home-feed frames (2565:3951 / 5956:12797), not any Blog Page frame, and has never been converted to code; the Blog frames use a "Trending Topics" featured card with a category badge, which is what was built. (b) There is still no blog/article/content module anywhere in services/api and no Section 4 blog endpoint — all Blog/Article Detail content (articles, categories, comments, social sign-in) is illustrative dummy data with an on-page disclosure; the comment composer is rendered disabled. (c) No site footer is rendered (the Figma frame carries one; the shared chrome is Header-only), matching SportsHubPage/LeaderboardPage.</w:t>
+            </w:r>
+          </w:p>
+        </w:tc>
+        <w:tc>
+          <w:tcPr>
+            <w:tcW w:type="dxa" w:w="1850"/>
+          </w:tcPr>
+          <w:p>
+            <w:r>
+              <w:t>sprint-2/blog-articles-to-code (figma-to-code, 2026-09-05)</w:t>
+            </w:r>
+          </w:p>
+        </w:tc>
+        <w:tc>
+          <w:tcPr>
+            <w:tcW w:type="dxa" w:w="2300"/>
+          </w:tcPr>
+          <w:p>
+            <w:r>
+              <w:t>Resolved for this conversion pass. (a) CommunityPage.tsx untouched; the Community "Pinned post" badge remains a Figma-only detail for a future CommunityPage pass. (b)/(c) accepted as-is — a real blog backend (Article endpoints, comments, admin-authored content via the Admin Console / content-ops pipeline) and a site-wide footer decision remain open, later-sprint work; figma-to-code must not wire Blog to real data until an Article endpoint exists. Route added: /blog/:articleId (ArticleDetailPage, per Decision Log #197's "Blog — Article Detail" frame naming).</w:t>
             </w:r>
           </w:p>
         </w:tc>

--- a/docs/Soccernity_MVP_Build_Plan_v1.7.docx
+++ b/docs/Soccernity_MVP_Build_Plan_v1.7.docx
@@ -18837,6 +18837,48 @@
           <w:p>
             <w:r>
               <w:t>Resolved for this conversion pass. (a) CommunityPage.tsx untouched; the Community "Pinned post" badge remains a Figma-only detail for a future CommunityPage pass. (b)/(c) accepted as-is — a real blog backend (Article endpoints, comments, admin-authored content via the Admin Console / content-ops pipeline) and a site-wide footer decision remain open, later-sprint work; figma-to-code must not wire Blog to real data until an Article endpoint exists. Route added: /blog/:articleId (ArticleDetailPage, per Decision Log #197's "Blog — Article Detail" frame naming).</w:t>
+            </w:r>
+          </w:p>
+        </w:tc>
+      </w:tr>
+      <w:tr>
+        <w:tc>
+          <w:tcPr>
+            <w:tcW w:type="dxa" w:w="500"/>
+          </w:tcPr>
+          <w:p>
+            <w:r>
+              <w:t>213</w:t>
+            </w:r>
+          </w:p>
+        </w:tc>
+        <w:tc>
+          <w:tcPr>
+            <w:tcW w:type="dxa" w:w="4700"/>
+          </w:tcPr>
+          <w:p>
+            <w:r>
+              <w:t>Site footer: (1) where should it live — per-page (currently only HomePage.tsx, inline) or a shared component? (2) which pages get one? A live audit found HomePage.tsx's inline footer had drifted from the canonical Figma footer (Decision Log #209/#210): no logo mark, no 6-icon social bar, no bullet separators, no rule. And Sports Hub / Leaderboard / Blog / Article Detail each carry that canonical footer in their own canonical Figma frame but never got one when converted from stubs (PR #171/#172) — disclosed there as "matching convention," but the convention was incomplete for those four.</w:t>
+            </w:r>
+          </w:p>
+        </w:tc>
+        <w:tc>
+          <w:tcPr>
+            <w:tcW w:type="dxa" w:w="1850"/>
+          </w:tcPr>
+          <w:p>
+            <w:r>
+              <w:t>sprint-2/shared-footer-layout (figma-to-code, 2026-09-05)</w:t>
+            </w:r>
+          </w:p>
+        </w:tc>
+        <w:tc>
+          <w:tcPr>
+            <w:tcW w:type="dxa" w:w="2300"/>
+          </w:tcPr>
+          <w:p>
+            <w:r>
+              <w:t>Resolved by the founder: the footer is a shared component (apps/web/src/layout/Footer.tsx), rendered once by a new pathless layout route FooterLayout nested under AppShell (mirroring the AuthChrome split from Decision Log #172, one layer deeper). FooterLayout children = the pages whose canonical Figma frame carries the footer: Home, Sports Hub, Leaderboard, Blog, Article Detail. Community / Clubs / ClubFanPage / Banter stay direct AppShell children with NO footer — confirmed live that their Figma frames have none. Footer.tsx is built to the CANONICAL footer (desktop 5213:6816 / mobile 5543:7662), not the drifted inline copy — logo mark + 6-icon social bar + bullet-separated legal links + rule + copyright all restored. Legal links / social icons render as non-interactive spans (no /terms, /privacy, /contact routes yet — Decision Log #203; no published social accounts). The Figma rule binds --sn-icon-inactive (navy @ 15%, invisible on navy); shared component uses white @ 15% to keep the intent. HomePage.tsx's inline footer JSX + CSS removed. Legal pages (Decision Log #202/#203) will pick up the shared footer automatically once converted, if added as FooterLayout children.</w:t>
             </w:r>
           </w:p>
         </w:tc>

--- a/docs/Soccernity_MVP_Build_Plan_v1.7.docx
+++ b/docs/Soccernity_MVP_Build_Plan_v1.7.docx
@@ -18879,6 +18879,48 @@
           <w:p>
             <w:r>
               <w:t>Resolved by the founder: the footer is a shared component (apps/web/src/layout/Footer.tsx), rendered once by a new pathless layout route FooterLayout nested under AppShell (mirroring the AuthChrome split from Decision Log #172, one layer deeper). FooterLayout children = the pages whose canonical Figma frame carries the footer: Home, Sports Hub, Leaderboard, Blog, Article Detail. Community / Clubs / ClubFanPage / Banter stay direct AppShell children with NO footer — confirmed live that their Figma frames have none. Footer.tsx is built to the CANONICAL footer (desktop 5213:6816 / mobile 5543:7662), not the drifted inline copy — logo mark + 6-icon social bar + bullet-separated legal links + rule + copyright all restored. Legal links / social icons render as non-interactive spans (no /terms, /privacy, /contact routes yet — Decision Log #203; no published social accounts). The Figma rule binds --sn-icon-inactive (navy @ 15%, invisible on navy); shared component uses white @ 15% to keep the intent. HomePage.tsx's inline footer JSX + CSS removed. Legal pages (Decision Log #202/#203) will pick up the shared footer automatically once converted, if added as FooterLayout children.</w:t>
+            </w:r>
+          </w:p>
+        </w:tc>
+      </w:tr>
+      <w:tr>
+        <w:tc>
+          <w:tcPr>
+            <w:tcW w:type="dxa" w:w="500"/>
+          </w:tcPr>
+          <w:p>
+            <w:r>
+              <w:t>214</w:t>
+            </w:r>
+          </w:p>
+        </w:tc>
+        <w:tc>
+          <w:tcPr>
+            <w:tcW w:type="dxa" w:w="4700"/>
+          </w:tcPr>
+          <w:p>
+            <w:r>
+              <w:t>Create Post desktop + core auth pages carried the wrong navbar in Figma, out of sync with the shipped app. (a) The 3 existing Create Post desktop frames (Create a post / For Contest / with attachment) used a hand-drawn bar (plain Rectangle + loose Group logo + fake search + fake icons) instead of a real Navbar component. (b) Login / Register / Forgot Password / Forgot Password — Link Sent / Reset Password / Reset Password — Success (desktop + mobile, 12 frames) still showed the full logged-out header 7 navbar, even though AuthChrome/AuthTopBar (Decision Log #172, shipped PR #152) has rendered the simple Top Bar — Soccernity for those routes since then. (c) Create Post desktop had no Active-Contest / No-Active-Contest states to match the mobile set (Decision Log #148 / #188). (d) On No-Active-Contest desktop, how should the modal header read once the Contest tab is gone?</w:t>
+            </w:r>
+          </w:p>
+        </w:tc>
+        <w:tc>
+          <w:tcPr>
+            <w:tcW w:type="dxa" w:w="1850"/>
+          </w:tcPr>
+          <w:p>
+            <w:r>
+              <w:t>sprint-2/create-post-desktop-and-auth-navbar-fixes (figma-design-system, 2026-09-05)</w:t>
+            </w:r>
+          </w:p>
+        </w:tc>
+        <w:tc>
+          <w:tcPr>
+            <w:tcW w:type="dxa" w:w="2300"/>
+          </w:tcPr>
+          <w:p>
+            <w:r>
+              <w:t>Resolved for this Figma pass (no app/backend code touched). (a) All 5 Create Post desktop frames (3 existing + 2 new) now carry a real Navbar — header 4 instance (logged-in web nav — Create Post requires auth), 1440×90, inserted at the bottom of z-order so it sits under the modal scrim exactly as the hand-drawn bar did; 9 hand-drawn nav nodes removed per existing frame. (b) All 12 auth frames: header 7 / header 7 — mobile instance replaced with a clone of the Verify Email Top Bar — Soccernity frame (desktop 1440×90 from 5143:6636, mobile 390×90 from 5531:7265 — the Verify Email frames are the confirmed-correct reference; mobile keeps the 90px Top Bar height, matching Verify Email mobile and the shipped 90px AuthTopBar, not the old 64px mobile nav). Final sweep: zero header-7 instances remain on any of the 12. Verify Email (all 8 states) and Guardian Consent (intentionally mixed — split-panel + distinct “Minor Account” status bar) re-verified live and deliberately left untouched. (c) New frames Create Post — Desktop — Active Contest (6171:14797) and — No Active Contest (6171:16994), cloned from the fixed Create a post frame in the page-with-overlay pattern (not a 390-wide modal); Active = “Create a Post | Contest” tabs present (matching mobile 5982:10905), No Active = Contest tab + count badge removed (matching mobile 5982:10932). (d) Judgment call, flagged: on No-Active-Contest desktop the “Create a Post” label + its tab-style accent underline is kept as the modal heading (a desktop modal needs a title; mobile’s header-less composer doesn’t translate 1:1). Also left in place, flagged: the hidden (visible=false), inert secondary “Group 103” / “Logo” wordmark lockups still present in the form body of all 12 auth frames — the shipped SignupSplitScreen no longer renders these; removing the dead nodes from Figma is a small optional follow-up, not done here since they render nothing and cause no overlap with the new 90px Top Bar. Merged as PR #&lt;TBD&gt;.</w:t>
             </w:r>
           </w:p>
         </w:tc>

--- a/docs/Soccernity_MVP_Build_Plan_v1.7.docx
+++ b/docs/Soccernity_MVP_Build_Plan_v1.7.docx
@@ -18920,7 +18920,7 @@
           </w:tcPr>
           <w:p>
             <w:r>
-              <w:t>Resolved for this Figma pass (no app/backend code touched). (a) All 5 Create Post desktop frames (3 existing + 2 new) now carry a real Navbar — header 4 instance (logged-in web nav — Create Post requires auth), 1440×90, inserted at the bottom of z-order so it sits under the modal scrim exactly as the hand-drawn bar did; 9 hand-drawn nav nodes removed per existing frame. (b) All 12 auth frames: header 7 / header 7 — mobile instance replaced with a clone of the Verify Email Top Bar — Soccernity frame (desktop 1440×90 from 5143:6636, mobile 390×90 from 5531:7265 — the Verify Email frames are the confirmed-correct reference; mobile keeps the 90px Top Bar height, matching Verify Email mobile and the shipped 90px AuthTopBar, not the old 64px mobile nav). Final sweep: zero header-7 instances remain on any of the 12. Verify Email (all 8 states) and Guardian Consent (intentionally mixed — split-panel + distinct “Minor Account” status bar) re-verified live and deliberately left untouched. (c) New frames Create Post — Desktop — Active Contest (6171:14797) and — No Active Contest (6171:16994), cloned from the fixed Create a post frame in the page-with-overlay pattern (not a 390-wide modal); Active = “Create a Post | Contest” tabs present (matching mobile 5982:10905), No Active = Contest tab + count badge removed (matching mobile 5982:10932). (d) Judgment call, flagged: on No-Active-Contest desktop the “Create a Post” label + its tab-style accent underline is kept as the modal heading (a desktop modal needs a title; mobile’s header-less composer doesn’t translate 1:1). Also left in place, flagged: the hidden (visible=false), inert secondary “Group 103” / “Logo” wordmark lockups still present in the form body of all 12 auth frames — the shipped SignupSplitScreen no longer renders these; removing the dead nodes from Figma is a small optional follow-up, not done here since they render nothing and cause no overlap with the new 90px Top Bar. Merged as PR #&lt;TBD&gt;.</w:t>
+              <w:t>Resolved for this Figma pass (no app/backend code touched). (a) All 5 Create Post desktop frames (3 existing + 2 new) now carry a real Navbar — header 4 instance (logged-in web nav — Create Post requires auth), 1440×90, inserted at the bottom of z-order so it sits under the modal scrim exactly as the hand-drawn bar did; 9 hand-drawn nav nodes removed per existing frame. (b) All 12 auth frames: header 7 / header 7 — mobile instance replaced with a clone of the Verify Email Top Bar — Soccernity frame (desktop 1440×90 from 5143:6636, mobile 390×90 from 5531:7265 — the Verify Email frames are the confirmed-correct reference; mobile keeps the 90px Top Bar height, matching Verify Email mobile and the shipped 90px AuthTopBar, not the old 64px mobile nav). Final sweep: zero header-7 instances remain on any of the 12. Verify Email (all 8 states) and Guardian Consent (intentionally mixed — split-panel + distinct “Minor Account” status bar) re-verified live and deliberately left untouched. (c) New frames Create Post — Desktop — Active Contest (6171:14797) and — No Active Contest (6171:16994), cloned from the fixed Create a post frame in the page-with-overlay pattern (not a 390-wide modal); Active = “Create a Post | Contest” tabs present (matching mobile 5982:10905), No Active = Contest tab + count badge removed (matching mobile 5982:10932). (d) Judgment call, flagged: on No-Active-Contest desktop the “Create a Post” label + its tab-style accent underline is kept as the modal heading (a desktop modal needs a title; mobile’s header-less composer doesn’t translate 1:1). Also left in place, flagged: the hidden (visible=false), inert secondary “Group 103” / “Logo” wordmark lockups still present in the form body of all 12 auth frames — the shipped SignupSplitScreen no longer renders these; removing the dead nodes from Figma is a small optional follow-up, not done here since they render nothing and cause no overlap with the new 90px Top Bar. Opened as PR #174 — not merged, founder's call after review.</w:t>
             </w:r>
           </w:p>
         </w:tc>

--- a/docs/Soccernity_MVP_Build_Plan_v1.7.docx
+++ b/docs/Soccernity_MVP_Build_Plan_v1.7.docx
@@ -18921,6 +18921,48 @@
           <w:p>
             <w:r>
               <w:t>Resolved for this Figma pass (no app/backend code touched). (a) All 5 Create Post desktop frames (3 existing + 2 new) now carry a real Navbar — header 4 instance (logged-in web nav — Create Post requires auth), 1440×90, inserted at the bottom of z-order so it sits under the modal scrim exactly as the hand-drawn bar did; 9 hand-drawn nav nodes removed per existing frame. (b) All 12 auth frames: header 7 / header 7 — mobile instance replaced with a clone of the Verify Email Top Bar — Soccernity frame (desktop 1440×90 from 5143:6636, mobile 390×90 from 5531:7265 — the Verify Email frames are the confirmed-correct reference; mobile keeps the 90px Top Bar height, matching Verify Email mobile and the shipped 90px AuthTopBar, not the old 64px mobile nav). Final sweep: zero header-7 instances remain on any of the 12. Verify Email (all 8 states) and Guardian Consent (intentionally mixed — split-panel + distinct “Minor Account” status bar) re-verified live and deliberately left untouched. (c) New frames Create Post — Desktop — Active Contest (6171:14797) and — No Active Contest (6171:16994), cloned from the fixed Create a post frame in the page-with-overlay pattern (not a 390-wide modal); Active = “Create a Post | Contest” tabs present (matching mobile 5982:10905), No Active = Contest tab + count badge removed (matching mobile 5982:10932). (d) Judgment call, flagged: on No-Active-Contest desktop the “Create a Post” label + its tab-style accent underline is kept as the modal heading (a desktop modal needs a title; mobile’s header-less composer doesn’t translate 1:1). Also left in place, flagged: the hidden (visible=false), inert secondary “Group 103” / “Logo” wordmark lockups still present in the form body of all 12 auth frames — the shipped SignupSplitScreen no longer renders these; removing the dead nodes from Figma is a small optional follow-up, not done here since they render nothing and cause no overlap with the new 90px Top Bar. Opened as PR #174 — not merged, founder's call after review.</w:t>
+            </w:r>
+          </w:p>
+        </w:tc>
+      </w:tr>
+      <w:tr>
+        <w:tc>
+          <w:tcPr>
+            <w:tcW w:type="dxa" w:w="500"/>
+          </w:tcPr>
+          <w:p>
+            <w:r>
+              <w:t>215</w:t>
+            </w:r>
+          </w:p>
+        </w:tc>
+        <w:tc>
+          <w:tcPr>
+            <w:tcW w:type="dxa" w:w="4700"/>
+          </w:tcPr>
+          <w:p>
+            <w:r>
+              <w:t>New Privacy Settings page (desktop + mobile) — the destination for the currently-unlinked "Privacy Settings" footer legal link. Founder-approved content: profile-visibility toggle, "Download my data", account-status row (-&gt; Deactivate flow), guardian/consent status (minors only, -&gt; Change Guardian Email). Two real scope judgment calls needed: (a) cookie-preferences control, and (b) marketing/email opt-out.</w:t>
+            </w:r>
+          </w:p>
+        </w:tc>
+        <w:tc>
+          <w:tcPr>
+            <w:tcW w:type="dxa" w:w="1850"/>
+          </w:tcPr>
+          <w:p>
+            <w:r>
+              <w:t>sprint-2/privacy-settings-design (figma-design-system / figma-screen-builder, 2026-09-05)</w:t>
+            </w:r>
+          </w:p>
+        </w:tc>
+        <w:tc>
+          <w:tcPr>
+            <w:tcW w:type="dxa" w:w="2300"/>
+          </w:tcPr>
+          <w:p>
+            <w:r>
+              <w:t>Built as Settings — Privacy (desktop, cloned from Settings — Overview 2905:4798) and Settings — Privacy — Mobile (cloned from Settings — Overview — Mobile 5607:7813), reusing the family's nav-rail, list-row, Settings Toggle component (5694:8219) and section-header patterns; nav rail shows "Privacy and safety" active. (a) COOKIE / LOCAL-STORAGE PREFERENCES — deliberately NOT built. The counsel-review risk register (item #15, docs/legal-copy-draft-tos-privacy-policy.md) records that the cookie/local-storage audit has not happened; a toggle for something unaudited would misrepresent what is true. Flagged in an on-canvas design note + here — not silently omitted. Add the control once the audit exists. (b) MARKETING / EMAIL OPT-OUT — built as a DISABLED "Coming soon" row, not a working toggle. Verified live: services/api sends only transactional email (verification, guardian-consent, password-reset via Postmark); no marketing/newsletter capability exists anywhere. Becomes a real enabled toggle if/when marketing email is introduced. "Download my data" is a request-style chevron row (no data-export/DSAR endpoint exists yet). "Account status" links to Settings — Deactivate Account (Intro) (2924:7358 / 5695:8262). Guardian-approval block is under-18-only: read-only status pill + link into Guardian Consent — 11 Change Guardian Email (5498:7164 / 5501:8536). Prototype ON_CLICK links wired for both. OPEN, not resolved here: the relationship between this new page and the existing "Settings — Privacy &amp; Safety" screen (2922:5382 / 5649:8092 — the who-can-see-your-posts / who-can-DM-you interaction controls) — merge, nest, or keep separate is a founder IA call. Token discipline: no new colour, no brand/green-tint-28, Light mode only; mobile 0 unbound paints, desktop 1 (pre-existing shell #d9d9d9 cover-plate, inherited from every Settings frame). Opened as PR #&lt;TBD&gt; — not merged, founder's call after review.</w:t>
             </w:r>
           </w:p>
         </w:tc>

--- a/docs/Soccernity_MVP_Build_Plan_v1.7.docx
+++ b/docs/Soccernity_MVP_Build_Plan_v1.7.docx
@@ -18962,7 +18962,7 @@
           </w:tcPr>
           <w:p>
             <w:r>
-              <w:t>Built as Settings — Privacy (desktop, cloned from Settings — Overview 2905:4798) and Settings — Privacy — Mobile (cloned from Settings — Overview — Mobile 5607:7813), reusing the family's nav-rail, list-row, Settings Toggle component (5694:8219) and section-header patterns; nav rail shows "Privacy and safety" active. (a) COOKIE / LOCAL-STORAGE PREFERENCES — deliberately NOT built. The counsel-review risk register (item #15, docs/legal-copy-draft-tos-privacy-policy.md) records that the cookie/local-storage audit has not happened; a toggle for something unaudited would misrepresent what is true. Flagged in an on-canvas design note + here — not silently omitted. Add the control once the audit exists. (b) MARKETING / EMAIL OPT-OUT — built as a DISABLED "Coming soon" row, not a working toggle. Verified live: services/api sends only transactional email (verification, guardian-consent, password-reset via Postmark); no marketing/newsletter capability exists anywhere. Becomes a real enabled toggle if/when marketing email is introduced. "Download my data" is a request-style chevron row (no data-export/DSAR endpoint exists yet). "Account status" links to Settings — Deactivate Account (Intro) (2924:7358 / 5695:8262). Guardian-approval block is under-18-only: read-only status pill + link into Guardian Consent — 11 Change Guardian Email (5498:7164 / 5501:8536). Prototype ON_CLICK links wired for both. OPEN, not resolved here: the relationship between this new page and the existing "Settings — Privacy &amp; Safety" screen (2922:5382 / 5649:8092 — the who-can-see-your-posts / who-can-DM-you interaction controls) — merge, nest, or keep separate is a founder IA call. Token discipline: no new colour, no brand/green-tint-28, Light mode only; mobile 0 unbound paints, desktop 1 (pre-existing shell #d9d9d9 cover-plate, inherited from every Settings frame). Opened as PR #&lt;TBD&gt; — not merged, founder's call after review.</w:t>
+              <w:t>Built as Settings — Privacy (desktop, cloned from Settings — Overview 2905:4798) and Settings — Privacy — Mobile (cloned from Settings — Overview — Mobile 5607:7813), reusing the family's nav-rail, list-row, Settings Toggle component (5694:8219) and section-header patterns; nav rail shows "Privacy and safety" active. (a) COOKIE / LOCAL-STORAGE PREFERENCES — deliberately NOT built. The counsel-review risk register (item #15, docs/legal-copy-draft-tos-privacy-policy.md) records that the cookie/local-storage audit has not happened; a toggle for something unaudited would misrepresent what is true. Flagged in an on-canvas design note + here — not silently omitted. Add the control once the audit exists. (b) MARKETING / EMAIL OPT-OUT — built as a DISABLED "Coming soon" row, not a working toggle. Verified live: services/api sends only transactional email (verification, guardian-consent, password-reset via Postmark); no marketing/newsletter capability exists anywhere. Becomes a real enabled toggle if/when marketing email is introduced. "Download my data" is a request-style chevron row (no data-export/DSAR endpoint exists yet). "Account status" links to Settings — Deactivate Account (Intro) (2924:7358 / 5695:8262). Guardian-approval block is under-18-only: read-only status pill + link into Guardian Consent — 11 Change Guardian Email (5498:7164 / 5501:8536). Prototype ON_CLICK links wired for both. OPEN, not resolved here: the relationship between this new page and the existing "Settings — Privacy &amp; Safety" screen (2922:5382 / 5649:8092 — the who-can-see-your-posts / who-can-DM-you interaction controls) — merge, nest, or keep separate is a founder IA call. Token discipline: no new colour, no brand/green-tint-28, Light mode only; mobile 0 unbound paints, desktop 1 (pre-existing shell #d9d9d9 cover-plate, inherited from every Settings frame). Opened as PR #175 — not merged, founder's call after review.</w:t>
             </w:r>
           </w:p>
         </w:tc>

--- a/docs/Soccernity_MVP_Build_Plan_v1.7.docx
+++ b/docs/Soccernity_MVP_Build_Plan_v1.7.docx
@@ -16442,6 +16442,9 @@
             <w:r>
               <w:t>Open -- flagged, not built around and not faked with dummy data (unlike the homepage’s vendor-blocked fixtures/news, this is a genuinely missing endpoint, not blocked external content). The Club -- Fan Page design deliberately shows only real ClubSummary fields (badge, name, league / country, member count, join/leave) plus one honest scope note; whoever runs figma-to-code must not wire a club feed.</w:t>
             </w:r>
+            <w:r>
+              <w:t xml:space="preserve">  [Advanced by #216 (sprint-2/club-fan-page-design): the DESIGN side is now built — Club — Fan Page desktop/mobile now carry a club feed (Community post-card pattern, dummy posts) and a member roster. The endpoint itself is still unbuilt; figma-to-code must NOT wire the feed to real data until GET /posts/feed filters by Post.clubPageId (or a club-scoped route exists).]</w:t>
+            </w:r>
           </w:p>
         </w:tc>
       </w:tr>
@@ -18963,6 +18966,48 @@
           <w:p>
             <w:r>
               <w:t>Built as Settings — Privacy (desktop, cloned from Settings — Overview 2905:4798) and Settings — Privacy — Mobile (cloned from Settings — Overview — Mobile 5607:7813), reusing the family's nav-rail, list-row, Settings Toggle component (5694:8219) and section-header patterns; nav rail shows "Privacy and safety" active. (a) COOKIE / LOCAL-STORAGE PREFERENCES — deliberately NOT built. The counsel-review risk register (item #15, docs/legal-copy-draft-tos-privacy-policy.md) records that the cookie/local-storage audit has not happened; a toggle for something unaudited would misrepresent what is true. Flagged in an on-canvas design note + here — not silently omitted. Add the control once the audit exists. (b) MARKETING / EMAIL OPT-OUT — built as a DISABLED "Coming soon" row, not a working toggle. Verified live: services/api sends only transactional email (verification, guardian-consent, password-reset via Postmark); no marketing/newsletter capability exists anywhere. Becomes a real enabled toggle if/when marketing email is introduced. "Download my data" is a request-style chevron row (no data-export/DSAR endpoint exists yet). "Account status" links to Settings — Deactivate Account (Intro) (2924:7358 / 5695:8262). Guardian-approval block is under-18-only: read-only status pill + link into Guardian Consent — 11 Change Guardian Email (5498:7164 / 5501:8536). Prototype ON_CLICK links wired for both. OPEN, not resolved here: the relationship between this new page and the existing "Settings — Privacy &amp; Safety" screen (2922:5382 / 5649:8092 — the who-can-see-your-posts / who-can-DM-you interaction controls) — merge, nest, or keep separate is a founder IA call. Token discipline: no new colour, no brand/green-tint-28, Light mode only; mobile 0 unbound paints, desktop 1 (pre-existing shell #d9d9d9 cover-plate, inherited from every Settings frame). Opened as PR #175 — not merged, founder's call after review.</w:t>
+            </w:r>
+          </w:p>
+        </w:tc>
+      </w:tr>
+      <w:tr>
+        <w:tc>
+          <w:tcPr>
+            <w:tcW w:type="dxa" w:w="500"/>
+          </w:tcPr>
+          <w:p>
+            <w:r>
+              <w:t>216</w:t>
+            </w:r>
+          </w:p>
+        </w:tc>
+        <w:tc>
+          <w:tcPr>
+            <w:tcW w:type="dxa" w:w="4700"/>
+          </w:tcPr>
+          <w:p>
+            <w:r>
+              <w:t>Club — Fan Page (desktop 5841:9365 / mobile 5841:9431) was deliberately minimal — badge / name / join-button / back-link / scope-note only, an intentional DL #157 placeholder. Extend it into the real page: (1) a club feed (club-scoped posts), (2) a member list / roster. Reopens / advances #157.</w:t>
+            </w:r>
+          </w:p>
+        </w:tc>
+        <w:tc>
+          <w:tcPr>
+            <w:tcW w:type="dxa" w:w="1850"/>
+          </w:tcPr>
+          <w:p>
+            <w:r>
+              <w:t>sprint-2/club-fan-page-design (figma-design-system / figma-screen-builder, 2026-09-05)</w:t>
+            </w:r>
+          </w:p>
+        </w:tc>
+        <w:tc>
+          <w:tcPr>
+            <w:tcW w:type="dxa" w:w="2300"/>
+          </w:tcPr>
+          <w:p>
+            <w:r>
+              <w:t>Built, Figma design only, no app/backend code. The header section (back link, club badge / name / league•country / member-count, Join button) is carried forward UNCHANGED on both frames; only the stale "Member posts and a full member list aren't part of club pages yet" scope note is removed (both are now designed). CLUB FEED — a "Club feed" section with post cards cloned from the Community — Home Feed post-card pattern (Community — Home Feed — Mobile, 5701:8239); illustrative member social posts (dummy data, same convention as every other pre-backend screen). This closes the DESIGN side of Decision Log #157 — the club-scoped-posts endpoint STILL does not exist (GET /posts/feed never reads Post.clubPageId); figma-to-code must not wire the feed to real data until it does. No composer designed (no club-post-creation endpoint; further from backend than reading). MEMBER ROSTER — a "Members" section: rows adapted from the post-card author-identity block (avatar + display name + @handle) + a secondary "Follow" button (POST /users/:id/follow is real). The roster is conceptually "users whose represented club is this club" — that field/endpoint does not exist yet either (DL #74). Dummy members. "View all members -&gt;" has no destination screen (a dedicated full-roster screen is not built) — flagged, not wired. OUT OF SCOPE, founder-confirmed: club announcements, fixtures, any other content — no data source for either, none designed. Token discipline: no new colour, no brand/green-tint-28, Light mode only; both frames 0 unbound paints. On-canvas "Club — Fan Page — Design Notes" annotation added. Opened as PR #&lt;TBD&gt; — not merged, founder's call after review.</w:t>
             </w:r>
           </w:p>
         </w:tc>

--- a/docs/Soccernity_MVP_Build_Plan_v1.7.docx
+++ b/docs/Soccernity_MVP_Build_Plan_v1.7.docx
@@ -19007,7 +19007,7 @@
           </w:tcPr>
           <w:p>
             <w:r>
-              <w:t>Built, Figma design only, no app/backend code. The header section (back link, club badge / name / league•country / member-count, Join button) is carried forward UNCHANGED on both frames; only the stale "Member posts and a full member list aren't part of club pages yet" scope note is removed (both are now designed). CLUB FEED — a "Club feed" section with post cards cloned from the Community — Home Feed post-card pattern (Community — Home Feed — Mobile, 5701:8239); illustrative member social posts (dummy data, same convention as every other pre-backend screen). This closes the DESIGN side of Decision Log #157 — the club-scoped-posts endpoint STILL does not exist (GET /posts/feed never reads Post.clubPageId); figma-to-code must not wire the feed to real data until it does. No composer designed (no club-post-creation endpoint; further from backend than reading). MEMBER ROSTER — a "Members" section: rows adapted from the post-card author-identity block (avatar + display name + @handle) + a secondary "Follow" button (POST /users/:id/follow is real). The roster is conceptually "users whose represented club is this club" — that field/endpoint does not exist yet either (DL #74). Dummy members. "View all members -&gt;" has no destination screen (a dedicated full-roster screen is not built) — flagged, not wired. OUT OF SCOPE, founder-confirmed: club announcements, fixtures, any other content — no data source for either, none designed. Token discipline: no new colour, no brand/green-tint-28, Light mode only; both frames 0 unbound paints. On-canvas "Club — Fan Page — Design Notes" annotation added. Opened as PR #&lt;TBD&gt; — not merged, founder's call after review.</w:t>
+              <w:t>Built, Figma design only, no app/backend code. The header section (back link, club badge / name / league•country / member-count, Join button) is carried forward UNCHANGED on both frames; only the stale "Member posts and a full member list aren't part of club pages yet" scope note is removed (both are now designed). CLUB FEED — a "Club feed" section with post cards cloned from the Community — Home Feed post-card pattern (Community — Home Feed — Mobile, 5701:8239); illustrative member social posts (dummy data, same convention as every other pre-backend screen). This closes the DESIGN side of Decision Log #157 — the club-scoped-posts endpoint STILL does not exist (GET /posts/feed never reads Post.clubPageId); figma-to-code must not wire the feed to real data until it does. No composer designed (no club-post-creation endpoint; further from backend than reading). MEMBER ROSTER — a "Members" section: rows adapted from the post-card author-identity block (avatar + display name + @handle) + a secondary "Follow" button (POST /users/:id/follow is real). The roster is conceptually "users whose represented club is this club" — that field/endpoint does not exist yet either (DL #74). Dummy members. "View all members -&gt;" has no destination screen (a dedicated full-roster screen is not built) — flagged, not wired. OUT OF SCOPE, founder-confirmed: club announcements, fixtures, any other content — no data source for either, none designed. Token discipline: no new colour, no brand/green-tint-28, Light mode only; both frames 0 unbound paints. On-canvas "Club — Fan Page — Design Notes" annotation added. Opened as PR #176 — not merged, founder's call after review.</w:t>
             </w:r>
           </w:p>
         </w:tc>

--- a/docs/Soccernity_MVP_Build_Plan_v1.7.docx
+++ b/docs/Soccernity_MVP_Build_Plan_v1.7.docx
@@ -12781,7 +12781,7 @@
           </w:tcPr>
           <w:p>
             <w:r>
-              <w:t>Resolved (design). New standalone “Which Club Do I Represent — Selector” screen, desktop + mobile, placed next to the Club Picker family and re-using its shell/card language. Lists the user's current club memberships; radio-select exactly one (first pre-selected); a green-tint banner states the rule (“Only one represented club counts for points — joining or leaving other club pages doesn't change this”); CTA “Save represented club”. Natural entry point is Settings (not built here). Backend requirement PARKED: persisting the represented club needs a real field/endpoint — distinct from ClubPage membership, and arguably what User.clubAffiliationId was always for (nothing writes it today). This is the concrete artifact the open “which club does the club axis mean?” Leaderboard question now depends on.</w:t>
+              <w:t>Resolved (design). New standalone “Which Club Do I Represent — Selector” screen, desktop + mobile, placed next to the Club Picker family and re-using its shell/card language. Lists the user's current club memberships; radio-select exactly one (first pre-selected); a green-tint banner states the rule (“Only one represented club counts for points — joining or leaving other club pages doesn't change this”); CTA “Save represented club”. Natural entry point is Settings (not built here). Backend requirement PARKED: persisting the represented club needs a real field/endpoint — distinct from ClubPage membership, and arguably what User.clubAffiliationId was always for (nothing writes it today). This is the concrete artifact the open “which club does the club axis mean?” Leaderboard question now depends on.  [Related: sprint-2/club-fan-page-backend built GET /clubs/:id/members as a roster over ClubPage.members (fan-page membership) -- NOT the represented-club field this entry describes, which still does not exist. When represented-club lands, whether the club roster should show fans vs. representers is an open question -- see #217.]</w:t>
             </w:r>
           </w:p>
         </w:tc>
@@ -16440,11 +16440,9 @@
           </w:tcPr>
           <w:p>
             <w:r>
-              <w:t>Open -- flagged, not built around and not faked with dummy data (unlike the homepage’s vendor-blocked fixtures/news, this is a genuinely missing endpoint, not blocked external content). The Club -- Fan Page design deliberately shows only real ClubSummary fields (badge, name, league / country, member count, join/leave) plus one honest scope note; whoever runs figma-to-code must not wire a club feed.</w:t>
-            </w:r>
-            <w:r>
-              <w:t xml:space="preserve">  [Advanced by #216 (sprint-2/club-fan-page-design): the DESIGN side is now built — Club — Fan Page desktop/mobile now carry a club feed (Community post-card pattern, dummy posts) and a member roster. The endpoint itself is still unbuilt; figma-to-code must NOT wire the feed to real data until GET /posts/feed filters by Post.clubPageId (or a club-scoped route exists).]</w:t>
-            </w:r>
+              <w:t>Open -- flagged, not built around and not faked with dummy data (unlike the homepage’s vendor-blocked fixtures/news, this is a genuinely missing endpoint, not blocked external content). The Club -- Fan Page design deliberately shows only real ClubSummary fields (badge, name, league / country, member count, join/leave) plus one honest scope note; whoever runs figma-to-code must not wire a club feed.  [Advanced by #216 (sprint-2/club-fan-page-design): the DESIGN side is now built — Club — Fan Page desktop/mobile now carry a club feed (Community post-card pattern, dummy posts) and a member roster. The endpoint itself is still unbuilt; figma-to-code must NOT wire the feed to real data until GET /posts/feed filters by Post.clubPageId (or a club-scoped route exists).]  [Backend half RESOLVED by sprint-2/club-fan-page-backend (backend-api): GET /clubs/:id/feed now reads Post.clubPageId (delegates to FeedService.getClubFeed -- identical FeedPage / viewer-state shape as GET /posts/feed; ClubsModule imports FeedModule). JwtAuthGuard only, assertClubExists first for a 404. GET /posts/feed's own scope is unchanged -- getClubFeed is a separate route, not a scope change. figma-to-code may now wire the Club Fan Page feed to real data. See #217 for the members roster built alongside it.]</w:t>
+            </w:r>
+            <w:r/>
           </w:p>
         </w:tc>
       </w:tr>
@@ -19008,6 +19006,48 @@
           <w:p>
             <w:r>
               <w:t>Built, Figma design only, no app/backend code. The header section (back link, club badge / name / league•country / member-count, Join button) is carried forward UNCHANGED on both frames; only the stale "Member posts and a full member list aren't part of club pages yet" scope note is removed (both are now designed). CLUB FEED — a "Club feed" section with post cards cloned from the Community — Home Feed post-card pattern (Community — Home Feed — Mobile, 5701:8239); illustrative member social posts (dummy data, same convention as every other pre-backend screen). This closes the DESIGN side of Decision Log #157 — the club-scoped-posts endpoint STILL does not exist (GET /posts/feed never reads Post.clubPageId); figma-to-code must not wire the feed to real data until it does. No composer designed (no club-post-creation endpoint; further from backend than reading). MEMBER ROSTER — a "Members" section: rows adapted from the post-card author-identity block (avatar + display name + @handle) + a secondary "Follow" button (POST /users/:id/follow is real). The roster is conceptually "users whose represented club is this club" — that field/endpoint does not exist yet either (DL #74). Dummy members. "View all members -&gt;" has no destination screen (a dedicated full-roster screen is not built) — flagged, not wired. OUT OF SCOPE, founder-confirmed: club announcements, fixtures, any other content — no data source for either, none designed. Token discipline: no new colour, no brand/green-tint-28, Light mode only; both frames 0 unbound paints. On-canvas "Club — Fan Page — Design Notes" annotation added. Opened as PR #176 — not merged, founder's call after review.</w:t>
+            </w:r>
+          </w:p>
+        </w:tc>
+      </w:tr>
+      <w:tr>
+        <w:tc>
+          <w:tcPr>
+            <w:tcW w:type="dxa" w:w="500"/>
+          </w:tcPr>
+          <w:p>
+            <w:r>
+              <w:t>217</w:t>
+            </w:r>
+          </w:p>
+        </w:tc>
+        <w:tc>
+          <w:tcPr>
+            <w:tcW w:type="dxa" w:w="4700"/>
+          </w:tcPr>
+          <w:p>
+            <w:r>
+              <w:t>Club fan-page roster: which membership does GET /clubs/:id/members list, and how are minors handled? The Club -- Fan Page design (#216) captions its roster "users whose represented club is this club," but there is no represented-club field or endpoint (Decision Log #74's selector is designed, not built; User.clubAffiliationId is written by nothing). Also: a restricted-pending minor can join a club (POST /clubs/:id/join is JwtAuthGuard-only), so a naive roster would expose their displayName to any authenticated caller.</w:t>
+            </w:r>
+          </w:p>
+        </w:tc>
+        <w:tc>
+          <w:tcPr>
+            <w:tcW w:type="dxa" w:w="1850"/>
+          </w:tcPr>
+          <w:p>
+            <w:r>
+              <w:t>sprint-2/club-fan-page-backend (backend-api, 2026-09-05)</w:t>
+            </w:r>
+          </w:p>
+        </w:tc>
+        <w:tc>
+          <w:tcPr>
+            <w:tcW w:type="dxa" w:w="2300"/>
+          </w:tcPr>
+          <w:p>
+            <w:r>
+              <w:t>Resolved (backend), with two flagged sub-questions left open. (1) The roster lists ClubPage.members -- the implicit _ClubMembership m2m that POST /clubs/:id/join populates and memberCount caches -- because that is the only populated club-membership mechanism that exists and is what the Fan Page header's member count already reflects. When a real represented-club field lands (#74), whether this roster should instead (or additionally) show "users representing this club" is a genuine open product question, not pre-decided. (2) Restricted-pending minors are EXCLUDED from the roster (filter: non-minor OR guardian.consentStatus = 'confirmed'), consistent with CLAUDE.md non-negotiable #1 / Build Plan Section 8.3 and the same intent as UsersService.assertFollowGraphVisible (Decision Log #31/#41). Consequence: the visible roster can be shorter than ClubPage.memberCount (raw row count) -- accepted; memberCount is 'not authoritative in isolation' per its own schema comment. KNOWN INCONSISTENCY, flagged not fixed: GET /users/:id/followers / /following do NOT apply the same per-entry filter to their list entries (they only hide the whole graph when the profile owner :id is a restricted-pending minor) -- whether those entries should get the same treatment as this roster is open. Roster is keyset-paginated alphabetically by displayName (id tiebreaker), reusing clubs/cursor.util.ts's {name,id} envelope; entries are {id, displayName} only (no @handle/avatar -- no such User column, #58). JwtAuthGuard only. Real e2e coverage against Postgres in test/clubs.e2e-spec.ts. See services/api/src/modules/clubs/README.md's "Club fan-page feed + roster" section.</w:t>
             </w:r>
           </w:p>
         </w:tc>

--- a/docs/Soccernity_MVP_Build_Plan_v1.7.docx
+++ b/docs/Soccernity_MVP_Build_Plan_v1.7.docx
@@ -19037,7 +19037,7 @@
           </w:tcPr>
           <w:p>
             <w:r>
-              <w:t>sprint-2/club-fan-page-backend (backend-api, 2026-09-05)</w:t>
+              <w:t>sprint-2/club-fan-page-backend (backend-api, 2026-09-05) — PR #177</w:t>
             </w:r>
           </w:p>
         </w:tc>

--- a/docs/Soccernity_MVP_Build_Plan_v1.7.docx
+++ b/docs/Soccernity_MVP_Build_Plan_v1.7.docx
@@ -12235,7 +12235,7 @@
           </w:tcPr>
           <w:p>
             <w:r>
-              <w:t>Resolved (design). The Contest tab is COMPETITION = “Contest” in the existing filter bar (no new control); TIME PERIOD is relabelled This month / Past months for this competition type. Three states, one per calendar-month phase: (1) PENDING (weeks 1–3, 5524:7188) — a centred empty-state card, week-progress chips, and the “View this week’s contest ›” connector, since weekly winners are still being decided on the Contest page; (2) LIVE — LEVEL 1 FINAL (week 4, 5524:7512) — every weekly winner listed with a persistent “LEVEL 1 FINAL · LIVE” banner; (3) CROWNED (end of week 4, 5524:7836) — the month’s overall top 3. JUDGMENT CALLS: (a) the brief’s “listed in no particular order” live state is rendered as a genuinely RANKED list plus a persistent LIVE banner and a “Live order — positions move… only fixed when the final closes” note — a RANK column that is literally unordered reads as a bug; (b) the finalist count is treated as DYNAMIC (“9 weekly winners so far — this number varies month to month”), never hard-coded, because ties in a weekly top 3 or a thin week change it; (c) ties in a weekly/monthly top 3 render as two rows carrying the same ordinal text pill (“1st · Monthly winner”) — there is no podium graphic and no trophy/medal iconography (Leaderboard rule; Build Plan 2.2, rewards economy is Phase 2), so a tie needs no special split. The underlying points model is still unbacked (Decision Log — Leaderboard points question, unchanged); figma-to-code must not build the Contest tab until a Contest scoring/handoff model is specced. Founder-blocked for wiring. → Superseded in part by #71 (Contest is now its own board tab, not a COMPETITION-dropdown value) and #70 (the weeks-1–3 weekly-fill progression replaces the single PENDING state). [sprint-2/leaderboard-competition-split-admin-homepage report]</w:t>
+              <w:t>Resolved (design). The Contest tab is COMPETITION = “Contest” in the existing filter bar (no new control); TIME PERIOD is relabelled This month / Past months for this competition type. Three states, one per calendar-month phase: (1) PENDING (weeks 1–3, 5524:7188) — a centred empty-state card, week-progress chips, and the “View this week’s contest ›” connector, since weekly winners are still being decided on the Contest page; (2) LIVE — LEVEL 1 FINAL (week 4, 5524:7512) — every weekly winner listed with a persistent “LEVEL 1 FINAL · LIVE” banner; (3) CROWNED (end of week 4, 5524:7836) — the month’s overall top 3. JUDGMENT CALLS: (a) the brief’s “listed in no particular order” live state is rendered as a genuinely RANKED list plus a persistent LIVE banner and a “Live order — positions move… only fixed when the final closes” note — a RANK column that is literally unordered reads as a bug; (b) the finalist count is treated as DYNAMIC (“9 weekly winners so far — this number varies month to month”), never hard-coded, because ties in a weekly top 3 or a thin week change it; (c) ties in a weekly/monthly top 3 render as two rows carrying the same ordinal text pill (“1st · Monthly winner”) — there is no podium graphic and no trophy/medal iconography (Leaderboard rule; Build Plan 2.2, rewards economy is Phase 2), so a tie needs no special split. The underlying points model is still unbacked (Decision Log — Leaderboard points question, unchanged); figma-to-code must not build the Contest tab until a Contest scoring/handoff model is specced. Founder-blocked for wiring. → Superseded in part by #71 (Contest is now its own board tab, not a COMPETITION-dropdown value) and #70 (the weeks-1–3 weekly-fill progression replaces the single PENDING state). [sprint-2/leaderboard-competition-split-admin-homepage report]  [Backend built by sprint-2/contest-data-model-backend (backend-api): the monthly phases this entry designed now have a real state machine -- ContestCycle status active/final/completed + a DERIVED phase (vacant/week_1/weeks_1_2/weeks_1_3/final_live/crowned) from ContestService.derivePhase. The ties/no-podium-iconography rules are respected (ContestRoundWinner/ContestStanding.position allows ties, no @@unique on position). See #218/#219.]</w:t>
             </w:r>
           </w:p>
         </w:tc>
@@ -12613,7 +12613,7 @@
           </w:tcPr>
           <w:p>
             <w:r>
-              <w:t>Resolved (design). The single pending state is replaced by a four-step progression, desktop + mobile: (1) Vacant — Week 1 Phase 1, no winners yet (5524:7188 / 5541:7304, the old pending frames converted in place — no orphaned duplicate); (2) Week 1 winners in — 3 rows (5556:7426 / 5561:7483); (3) Weeks 1–2 in — 6 rows (5556:7529 / 5561:7608); (4) Weeks 1–3 in — 9 rows, count DYNAMIC, copy never hard-codes “9” (5556:7632 / 5561:7733). Week 4 switches to the existing Live state; the crowned state is unchanged apart from Item 1's medals. Weekly-fill rows carry no medal — weekly winners are equal, not a settled 1/2/3; each row shows its own “Week N · 1st/2nd/3rd” as plain text. Contest Design-Notes frame 5534:7264 rewritten.</w:t>
+              <w:t>Resolved (design). The single pending state is replaced by a four-step progression, desktop + mobile: (1) Vacant — Week 1 Phase 1, no winners yet (5524:7188 / 5541:7304, the old pending frames converted in place — no orphaned duplicate); (2) Week 1 winners in — 3 rows (5556:7426 / 5561:7483); (3) Weeks 1–2 in — 6 rows (5556:7529 / 5561:7608); (4) Weeks 1–3 in — 9 rows, count DYNAMIC, copy never hard-codes “9” (5556:7632 / 5561:7733). Week 4 switches to the existing Live state; the crowned state is unchanged apart from Item 1's medals. Weekly-fill rows carry no medal — weekly winners are equal, not a settled 1/2/3; each row shows its own “Week N · 1st/2nd/3rd” as plain text. Contest Design-Notes frame 5534:7264 rewritten.  [Backend built by sprint-2/contest-data-model-backend: the 4-step progressive fill is the derived phase vacant -&gt; week_1 -&gt; weeks_1_2 -&gt; weeks_1_3, driven by judging weekly rounds in sequence (POST /admin/contest/cycles/:id/rounds/:week/results, sequential judging enforced). The '9 rows / count DYNAMIC' point holds -- weeklyWinners is just however many ContestRoundWinner rows exist, ties included. See #218.]</w:t>
             </w:r>
           </w:p>
         </w:tc>
@@ -12655,7 +12655,7 @@
           </w:tcPr>
           <w:p>
             <w:r>
-              <w:t>Resolved (design). Judgment call, flagged: the brief's “Global / Per-Club / Contest / Competition / Per-Time-Period — all combinable” is read as the union of dimensions, not five literal tabs. Global/Per-Club = the SCOPE control; Per-Time-Period = the TIME control (both unchanged, combinable); Contest/Competition (+ an implicit Overall) = a NEW board-tab row (component 5563:7573, underline style, above the filter bar). COMPETITION dropdown removed from the Overall and Contest boards (Contest's mechanic is fixed — no selector); it survives only on the Competition board, relabelled COMPETITION TYPE. Board tabs applied to every built Leaderboard frame (Overall on base + empty states; Contest on all six Contest-tab states + mobiles). State Study B rewritten as the COMPETITION TYPE selector, noting Contest is not in the list because it is its own tab.</w:t>
+              <w:t>Resolved (design). Judgment call, flagged: the brief's “Global / Per-Club / Contest / Competition / Per-Time-Period — all combinable” is read as the union of dimensions, not five literal tabs. Global/Per-Club = the SCOPE control; Per-Time-Period = the TIME control (both unchanged, combinable); Contest/Competition (+ an implicit Overall) = a NEW board-tab row (component 5563:7573, underline style, above the filter bar). COMPETITION dropdown removed from the Overall and Contest boards (Contest's mechanic is fixed — no selector); it survives only on the Competition board, relabelled COMPETITION TYPE. Board tabs applied to every built Leaderboard frame (Overall on base + empty states; Contest on all six Contest-tab states + mobiles). State Study B rewritten as the COMPETITION TYPE selector, noting Contest is not in the list because it is its own tab.  [Backend built by sprint-2/contest-data-model-backend: Contest is modelled as its own fixed mechanic (ContestCycle/ContestRound/ContestEntry), entirely separate from the Competition umbrella (#72/#73), which is deliberately NOT built (still Build Plan 2.2-deferred). PointsLedgerEntry.source reserves 'competition_result' for it. See #218.]</w:t>
             </w:r>
           </w:p>
         </w:tc>
@@ -15293,7 +15293,7 @@
           </w:tcPr>
           <w:p>
             <w:r>
-              <w:t>Resolved by the founder: points are earned two ways, combined into one running total per represented club (Decision Log #128) and time period: (1) Contest/Competition results — weekly Contest wins and Competition-type scores (Prediction accuracy, Commentary votes) convert to points via each competition's own scoring mechanism (Decision Log #72’s generic SCORE column); and (2) baseline platform engagement — likes, follows, and posts also contribute a smaller, ongoing point trickle outside of any competition. Exact per-action weights (points per like/follow/post, and the Contest/Competition-to-points conversion formula) are a real, not-yet-specified backend detail — parked as a backend-api task for when backend work resumes, not resolved here. This unblocks Leaderboard/Contest/Competition screens from being treated as a real, data-driven feature rather than a founder-blocked placeholder; figma-to-code may now build against these boards once backend delivers the real points field and scoring endpoint.</w:t>
+              <w:t>Resolved by the founder: points are earned two ways, combined into one running total per represented club (Decision Log #128) and time period: (1) Contest/Competition results — weekly Contest wins and Competition-type scores (Prediction accuracy, Commentary votes) convert to points via each competition's own scoring mechanism (Decision Log #72’s generic SCORE column); and (2) baseline platform engagement — likes, follows, and posts also contribute a smaller, ongoing point trickle outside of any competition. Exact per-action weights (points per like/follow/post, and the Contest/Competition-to-points conversion formula) are a real, not-yet-specified backend detail — parked as a backend-api task for when backend work resumes, not resolved here. This unblocks Leaderboard/Contest/Competition screens from being treated as a real, data-driven feature rather than a founder-blocked placeholder; figma-to-code may now build against these boards once backend delivers the real points field and scoring endpoint.  [RESOLVED for the delegated part by sprint-2/contest-data-model-backend (backend-api) -- see #219 for the exact weights (post 3 / like 1 / follow 1; weekly win 50/30/20; monthly crown 250/150/100) and the append-only PointsLedgerEntry ledger they write to. The Leaderboard aggregation, GET /leaderboard, and the LeaderboardEntry rollup remain Sprint 6; the represented-club dimension (#128) is still parked (PointsLedgerEntry.clubId exists, always null).]</w:t>
             </w:r>
           </w:p>
         </w:tc>
@@ -17766,7 +17766,7 @@
           </w:tcPr>
           <w:p>
             <w:r>
-              <w:t>Open -- blocked on the Contest/Competition data model (see #70-#73, #134). Documentation-only surfacing, not a new blocker beyond what #148 and #70-#73 already record. Not resolvable until backend work on Contest/Competition resumes.</w:t>
+              <w:t>Open -- blocked on the Contest/Competition data model (see #70-#73, #134). Documentation-only surfacing, not a new blocker beyond what #148 and #70-#73 already record. Not resolvable until backend work on Contest/Competition resumes.  [RESOLVED by sprint-2/contest-data-model-backend (backend-api): GET /contest/current now returns an `isAcceptingEntries` boolean -- true iff a ContestCycle is 'active' AND a ContestRound is open within its window. That is the exact data source the Create Post mode-tab (#148) needs. figma-to-code may now wire the tab-row condition. See #218.]</w:t>
             </w:r>
           </w:p>
         </w:tc>
@@ -19048,6 +19048,90 @@
           <w:p>
             <w:r>
               <w:t>Resolved (backend), with two flagged sub-questions left open. (1) The roster lists ClubPage.members -- the implicit _ClubMembership m2m that POST /clubs/:id/join populates and memberCount caches -- because that is the only populated club-membership mechanism that exists and is what the Fan Page header's member count already reflects. When a real represented-club field lands (#74), whether this roster should instead (or additionally) show "users representing this club" is a genuine open product question, not pre-decided. (2) Restricted-pending minors are EXCLUDED from the roster (filter: non-minor OR guardian.consentStatus = 'confirmed'), consistent with CLAUDE.md non-negotiable #1 / Build Plan Section 8.3 and the same intent as UsersService.assertFollowGraphVisible (Decision Log #31/#41). Consequence: the visible roster can be shorter than ClubPage.memberCount (raw row count) -- accepted; memberCount is 'not authoritative in isolation' per its own schema comment. KNOWN INCONSISTENCY, flagged not fixed: GET /users/:id/followers / /following do NOT apply the same per-entry filter to their list entries (they only hide the whole graph when the profile owner :id is a restricted-pending minor) -- whether those entries should get the same treatment as this roster is open. Roster is keyset-paginated alphabetically by displayName (id tiebreaker), reusing clubs/cursor.util.ts's {name,id} envelope; entries are {id, displayName} only (no @handle/avatar -- no such User column, #58). JwtAuthGuard only. Real e2e coverage against Postgres in test/clubs.e2e-spec.ts. See services/api/src/modules/clubs/README.md's "Club fan-page feed + roster" section.</w:t>
+            </w:r>
+          </w:p>
+        </w:tc>
+      </w:tr>
+      <w:tr>
+        <w:tc>
+          <w:tcPr>
+            <w:tcW w:type="dxa" w:w="500"/>
+          </w:tcPr>
+          <w:p>
+            <w:r>
+              <w:t>218</w:t>
+            </w:r>
+          </w:p>
+        </w:tc>
+        <w:tc>
+          <w:tcPr>
+            <w:tcW w:type="dxa" w:w="4700"/>
+          </w:tcPr>
+          <w:p>
+            <w:r>
+              <w:t>Contest data model: Build Plan Section 3 has NO Contest/Competition entity (#188 confirmed it absent, not stubbed). Building the weekly Contest cycle mechanic (#61/#70/#71) and the active-contest query (#188) requires genuinely new tables and endpoints -- neither Section 3 nor Section 4 has a line for any of this.</w:t>
+            </w:r>
+          </w:p>
+        </w:tc>
+        <w:tc>
+          <w:tcPr>
+            <w:tcW w:type="dxa" w:w="1850"/>
+          </w:tcPr>
+          <w:p>
+            <w:r>
+              <w:t>sprint-2/contest-data-model-backend (backend-api, 2026-09-05) -- PR #TBD</w:t>
+            </w:r>
+          </w:p>
+        </w:tc>
+        <w:tc>
+          <w:tcPr>
+            <w:tcW w:type="dxa" w:w="2300"/>
+          </w:tcPr>
+          <w:p>
+            <w:r>
+              <w:t>Resolved -- new architecture, founder-authorised for this task. New models (migration 20260905223054_add_contest_data_model_and_points_ledger): ContestCycle (status active/final/completed), ContestRound (weeks 1-3, status open/judged), ContestEntry (a Post submitted AS an entry), ContestRoundWinner, ContestStanding, PointsLedgerEntry. New endpoints (all genuine additions, none in Section 4): GET /contest/current, GET /contest/cycles/:id, POST /contest/entries (JwtAuthGuard [+GuardianConsentGuard on the POST]); admin POST /admin/contest/cycles, .../rounds/:week/results, .../final/open, .../crown (AdminJwtAuthGuard). Phase is DERIVED, never stored (ContestService.derivePhase). JUDGMENT CALLS: (1) one ContestEntry per user per weekly round (@@unique([roundId,userId])) -- 'entries per player' is a Competition field (#73), not spec'd for Contest, but one entry/week is the natural reading; (2) position ties allowed (no @@unique on position) per #61(c); (3) at most one non-completed cycle at a time, service-enforced not DB-constraint; (4) all new User FKs onDelete: Cascade (#44) so the account-deletion sweep keeps working; (5) PointsLedgerEntry .refId is a plain string not an FK (audit trail must outlive its referent, same as ConsentAuditRecord). The Competition umbrella (#72/#73) is deliberately NOT built -- still Build Plan 2.2-deferred; PointsLedgerEntry.source reserves 'competition_result'. GET /leaderboard + the LeaderboardEntry rollup remain Sprint 6. Real Postgres e2e drives a cycle through every phase. See services/api/src/modules/contest/README.md. Build Plan Section 3/4 should gain these entries whoever next edits them.</w:t>
+            </w:r>
+          </w:p>
+        </w:tc>
+      </w:tr>
+      <w:tr>
+        <w:tc>
+          <w:tcPr>
+            <w:tcW w:type="dxa" w:w="500"/>
+          </w:tcPr>
+          <w:p>
+            <w:r>
+              <w:t>219</w:t>
+            </w:r>
+          </w:p>
+        </w:tc>
+        <w:tc>
+          <w:tcPr>
+            <w:tcW w:type="dxa" w:w="4700"/>
+          </w:tcPr>
+          <w:p>
+            <w:r>
+              <w:t>Leaderboard scoring weights: Decision Log #130 fixed the SHAPE of the points model (one running total per user; Contest/Competition results + a smaller ongoing engagement trickle) and explicitly delegated 'the exact per-action weights and the Contest-result-to-points conversion formula' to backend-api, 'not resolved here'. This is that decision.</w:t>
+            </w:r>
+          </w:p>
+        </w:tc>
+        <w:tc>
+          <w:tcPr>
+            <w:tcW w:type="dxa" w:w="1850"/>
+          </w:tcPr>
+          <w:p>
+            <w:r>
+              <w:t>sprint-2/contest-data-model-backend (backend-api, 2026-09-05) -- PR #TBD; delegated by #130</w:t>
+            </w:r>
+          </w:p>
+        </w:tc>
+        <w:tc>
+          <w:tcPr>
+            <w:tcW w:type="dxa" w:w="2300"/>
+          </w:tcPr>
+          <w:p>
+            <w:r>
+              <w:t>Resolved by backend-api (the founder delegated this in #130). Weights, as named constants in services/api/src/modules/points/points.constants.ts (tuning later = a one-file change, never a migration): BASELINE ENGAGEMENT -- create a post 3, give a like 1, follow a user 1. Deliberately rewards ACTIONS TAKEN, not popularity received: #130 lists 'likes, follows, and posts' together and 'posts' is unambiguously an action you take; and a board driven by received engagement would be a follower-count race, the opposite of what a scout-visibility tool for under-served players (incl. minors, #45) should be. CONTEST RESULTS -- weekly round win 50/30/20 by position; monthly crown 250/150/100 by position; cumulative (a monthly winner keeps their weekly points). Ratio: a crown ~= 83 posts, a weekly win ~= 17 -- contest performance clearly dominates volume, but a non-competitor still climbs slowly and really. IDEMPOTENCY / NO REVOCATION: engagement points are awarded once per distinct target (PointsLedgerEntry @@unique([source,refId,userId])) and NEVER revoked -- like-&gt;unlike-&gt;re-like the same post = 1 point total; re-judging a round can't double-pay. FLAGGED FOLLOW-UPS (not built): a per-day engagement cap / anti-spam (the Sprint 6 aggregation is the place for it); PointsLedgerEntry.clubId (always null -- represented-club field doesn't exist, #74/#128). See services/api/src/modules/points/README.md.</w:t>
             </w:r>
           </w:p>
         </w:tc>

--- a/docs/Soccernity_MVP_Build_Plan_v1.7.docx
+++ b/docs/Soccernity_MVP_Build_Plan_v1.7.docx
@@ -19079,7 +19079,7 @@
           </w:tcPr>
           <w:p>
             <w:r>
-              <w:t>sprint-2/contest-data-model-backend (backend-api, 2026-09-05) -- PR #TBD</w:t>
+              <w:t>sprint-2/contest-data-model-backend (backend-api, 2026-09-05) -- PR #178</w:t>
             </w:r>
           </w:p>
         </w:tc>
@@ -19121,7 +19121,7 @@
           </w:tcPr>
           <w:p>
             <w:r>
-              <w:t>sprint-2/contest-data-model-backend (backend-api, 2026-09-05) -- PR #TBD; delegated by #130</w:t>
+              <w:t>sprint-2/contest-data-model-backend (backend-api, 2026-09-05) -- PR #178; delegated by #130</w:t>
             </w:r>
           </w:p>
         </w:tc>

--- a/docs/Soccernity_MVP_Build_Plan_v1.7.docx
+++ b/docs/Soccernity_MVP_Build_Plan_v1.7.docx
@@ -19132,6 +19132,48 @@
           <w:p>
             <w:r>
               <w:t>Resolved by backend-api (the founder delegated this in #130). Weights, as named constants in services/api/src/modules/points/points.constants.ts (tuning later = a one-file change, never a migration): BASELINE ENGAGEMENT -- create a post 3, give a like 1, follow a user 1. Deliberately rewards ACTIONS TAKEN, not popularity received: #130 lists 'likes, follows, and posts' together and 'posts' is unambiguously an action you take; and a board driven by received engagement would be a follower-count race, the opposite of what a scout-visibility tool for under-served players (incl. minors, #45) should be. CONTEST RESULTS -- weekly round win 50/30/20 by position; monthly crown 250/150/100 by position; cumulative (a monthly winner keeps their weekly points). Ratio: a crown ~= 83 posts, a weekly win ~= 17 -- contest performance clearly dominates volume, but a non-competitor still climbs slowly and really. IDEMPOTENCY / NO REVOCATION: engagement points are awarded once per distinct target (PointsLedgerEntry @@unique([source,refId,userId])) and NEVER revoked -- like-&gt;unlike-&gt;re-like the same post = 1 point total; re-judging a round can't double-pay. FLAGGED FOLLOW-UPS (not built): a per-day engagement cap / anti-spam (the Sprint 6 aggregation is the place for it); PointsLedgerEntry.clubId (always null -- represented-club field doesn't exist, #74/#128). See services/api/src/modules/points/README.md.</w:t>
+            </w:r>
+          </w:p>
+        </w:tc>
+      </w:tr>
+      <w:tr>
+        <w:tc>
+          <w:tcPr>
+            <w:tcW w:type="dxa" w:w="500"/>
+          </w:tcPr>
+          <w:p>
+            <w:r>
+              <w:t>220</w:t>
+            </w:r>
+          </w:p>
+        </w:tc>
+        <w:tc>
+          <w:tcPr>
+            <w:tcW w:type="dxa" w:w="4700"/>
+          </w:tcPr>
+          <w:p>
+            <w:r>
+              <w:t>Deactivate Account flow had no confirmation step, and the Inactive Account “Delete” path never disclosed the existing 30-day grace period.</w:t>
+            </w:r>
+          </w:p>
+        </w:tc>
+        <w:tc>
+          <w:tcPr>
+            <w:tcW w:type="dxa" w:w="1850"/>
+          </w:tcPr>
+          <w:p>
+            <w:r>
+              <w:t>sprint-2/account-deactivation-design (figma-design-system)</w:t>
+            </w:r>
+          </w:p>
+        </w:tc>
+        <w:tc>
+          <w:tcPr>
+            <w:tcW w:type="dxa" w:w="2300"/>
+          </w:tcPr>
+          <w:p>
+            <w:r>
+              <w:t>Resolved (Figma design only, no app/backend code). FOUND COMPLETE: the “Inactive Account” screen (desktop 1662:2782 / mobile 5780:8679) already presents Reactivate (green primary) and Delete (secondary) as genuinely distinct, separate actions on both breakpoints — item 2, no change needed. FOUND INCOMPLETE &amp; BUILT: (1) “Settings — Deactivate Account (Intro)” (desktop 2924:7358 / mobile 5695:8262) was informational only — one “Deactivate” button, no confirm/cancel, no password field — and its “What to know” copy wrongly claimed restoration is limited to “30 days after deactivation”, contradicting the founder’s confirmed flow (deactivation is indefinite; the 30-day clock starts only on delete). Copy corrected on both frames; button relabelled “Deactivate” → “Continue”; new “Settings — Deactivate Account (Confirm)” built — desktop 6213:15640 + mobile 6213:15617 — with password re-entry (matching POST /auth/deactivate-account’s required re-auth), a “What happens” explainer, and explicit Cancel / Deactivate account actions. (2) Choosing “Delete” from the Inactive Account screen led nowhere and its copy said “permanently delete” with no grace-period disclosure. New “Inactive Account — Delete (Confirm)” built — desktop 6217:14677 + mobile 6215:14657 — stating the 30-day grace period explicitly (“Sign back in within 30 days to cancel… After 30 days… permanently deleted and can’t be recovered”), password re-entry (matching POST /auth/delete-account), Cancel / Delete account actions. Off-palette housekeeping on the two frames touched: desktop Intro’s unbound raw-red (#ED1C24) button → brand/navy; desktop Inactive’s unbound raw-grey/raw-red “Delete Account” button → color/background/surface fill + color/icon/inactive outline + color/text/primary text (matching the already-clean mobile treatment; destructive buttons stay navy not red per the established Settings-mobile decision — white on semantic/alert fails AA). ON_CLICK→NAVIGATE wiring added for the forward path + Cancel backs. All new authored paints token-bound (0 unbound / 0 off-palette / 0 brand/green-tint-28); the 2 residual unbound paints are pre-existing inherited shell/watermark plates. NOT BUILT (flagged): post-action success states (“account deactivated” / “deletion scheduled — N days left”); a guardian/minor variant of deactivation. Full detail: docs/sprint-2-account-deactivation-design-report.md.</w:t>
             </w:r>
           </w:p>
         </w:tc>

--- a/docs/Soccernity_MVP_Build_Plan_v1.7.docx
+++ b/docs/Soccernity_MVP_Build_Plan_v1.7.docx
@@ -19174,6 +19174,48 @@
           <w:p>
             <w:r>
               <w:t>Resolved (Figma design only, no app/backend code). FOUND COMPLETE: the “Inactive Account” screen (desktop 1662:2782 / mobile 5780:8679) already presents Reactivate (green primary) and Delete (secondary) as genuinely distinct, separate actions on both breakpoints — item 2, no change needed. FOUND INCOMPLETE &amp; BUILT: (1) “Settings — Deactivate Account (Intro)” (desktop 2924:7358 / mobile 5695:8262) was informational only — one “Deactivate” button, no confirm/cancel, no password field — and its “What to know” copy wrongly claimed restoration is limited to “30 days after deactivation”, contradicting the founder’s confirmed flow (deactivation is indefinite; the 30-day clock starts only on delete). Copy corrected on both frames; button relabelled “Deactivate” → “Continue”; new “Settings — Deactivate Account (Confirm)” built — desktop 6213:15640 + mobile 6213:15617 — with password re-entry (matching POST /auth/deactivate-account’s required re-auth), a “What happens” explainer, and explicit Cancel / Deactivate account actions. (2) Choosing “Delete” from the Inactive Account screen led nowhere and its copy said “permanently delete” with no grace-period disclosure. New “Inactive Account — Delete (Confirm)” built — desktop 6217:14677 + mobile 6215:14657 — stating the 30-day grace period explicitly (“Sign back in within 30 days to cancel… After 30 days… permanently deleted and can’t be recovered”), password re-entry (matching POST /auth/delete-account), Cancel / Delete account actions. Off-palette housekeeping on the two frames touched: desktop Intro’s unbound raw-red (#ED1C24) button → brand/navy; desktop Inactive’s unbound raw-grey/raw-red “Delete Account” button → color/background/surface fill + color/icon/inactive outline + color/text/primary text (matching the already-clean mobile treatment; destructive buttons stay navy not red per the established Settings-mobile decision — white on semantic/alert fails AA). ON_CLICK→NAVIGATE wiring added for the forward path + Cancel backs. All new authored paints token-bound (0 unbound / 0 off-palette / 0 brand/green-tint-28); the 2 residual unbound paints are pre-existing inherited shell/watermark plates. NOT BUILT (flagged): post-action success states (“account deactivated” / “deletion scheduled — N days left”); a guardian/minor variant of deactivation. Full detail: docs/sprint-2-account-deactivation-design-report.md.</w:t>
+            </w:r>
+          </w:p>
+        </w:tc>
+      </w:tr>
+      <w:tr>
+        <w:tc>
+          <w:tcPr>
+            <w:tcW w:type="dxa" w:w="500"/>
+          </w:tcPr>
+          <w:p>
+            <w:r>
+              <w:t>221</w:t>
+            </w:r>
+          </w:p>
+        </w:tc>
+        <w:tc>
+          <w:tcPr>
+            <w:tcW w:type="dxa" w:w="4700"/>
+          </w:tcPr>
+          <w:p>
+            <w:r>
+              <w:t>Account deactivation: the "inactive" state, delete-from-inactive, and read-surface visibility of an inactive account's content.</w:t>
+            </w:r>
+          </w:p>
+        </w:tc>
+        <w:tc>
+          <w:tcPr>
+            <w:tcW w:type="dxa" w:w="1850"/>
+          </w:tcPr>
+          <w:p>
+            <w:r>
+              <w:t>sprint-2/account-deactivation-backend (backend-api)</w:t>
+            </w:r>
+          </w:p>
+        </w:tc>
+        <w:tc>
+          <w:tcPr>
+            <w:tcW w:type="dxa" w:w="2300"/>
+          </w:tcPr>
+          <w:p>
+            <w:r>
+              <w:t>Resolved (schema unchanged). Live check of prisma/schema.prisma first: User.accountStatus ("active" | "deactivated" | "pending_deletion", default "active", migration 20260823011617) and User.pendingDeletionAt already exist (added sprint-1/f5-f6-missing-endpoints + sprint-2/account-deletion-sweep). NO new field, NO migration -- "deactivated" IS the "inactive" state the design flow (Decision Log #220) needs; renaming it was rejected (already shipped, referenced by tests + the sprint-1 e2e). Deactivate / reactivate endpoints already existed and are unchanged. GAP 1 CLOSED -- delete-from-inactive: a deactivated account has every session revoked, so it could not reach the JwtAuthGuard-protected POST /auth/delete-account. New unauthenticated POST /auth/delete-inactive-account ({email,password}, @AuthRateLimit(), 204) -- same posture as POST /auth/reactivate-account; only a genuinely "deactivated" account is accepted (active / pending_deletion / unknown / wrong-password all get the generic "Invalid credentials"). It delegates to the SAME private AuthService.startPendingDeletion() the authenticated deleteAccount() now also uses -- accountStatus -&gt; "pending_deletion", pendingDeletionAt = now(), sessions revoked -- so AccountDeletionSweepService's 30-day grace + hard-delete + cascade + ConsentAuditRecord retention (Decision Log #42/#44) applies byte-identically with ZERO duplicated deletion logic; the deletion flow itself is untouched. GAP 2 CLOSED -- "an inactive account should not appear": feeds (GET /posts/feed, GET /clubs/:id/feed) and GET /posts/:id now filter to author.accountStatus = 'active' (ACTIVE_AUTHOR_POST_FILTER; GET /posts/:id switched findUnique -&gt; findFirst, 404s a deactivated-author post); club roster (GET /clubs/:id/members) VISIBLE_CLUB_MEMBER_FILTER gains accountStatus: 'active'; followers/following -- a deactivated/pending_deletion TARGET's graph 404s (UsersService.assertFollowGraphVisible, same treatment as a restricted-pending minor) AND list entries are filtered to active accounts. 'active' (not 'NOT deactivated') is deliberate so pending_deletion content is also hidden; visibility-only, does not touch the deletion flow. All filters REVERSE on reactivation (a plain accountStatus flip) with no per-row backfill. SEARCH: no people-search endpoint exists -- flagged as a requirement for whoever builds it. LEADERBOARD: GET /leaderboard is unbuilt (Sprint 6); PointsLedgerEntry rows still accrue for a deactivated user (intact + correct on reactivate) -- flagged in leaderboard/README.md that the future SUM aggregation must exclude non-active accounts. Deliberate non-changes, flagged: GET /posts/:id/comments (a comment mid-thread on someone else's still-visible post; filtering it would drift Post.commentCount and Section 4.3 has no comment-visibility model) and GET /users/:id/saved-posts (the caller's own private bookmark list, Decision Log #22). Verification: mocked suite 46 suites / 584 tests 0 failures (+15); e2e 11 suites / 81 tests 0 failures (test/account-deactivation.e2e-spec.ts -- the full deactivate -&gt; reactivate -&gt; deactivate -&gt; delete-from-inactive -&gt; +31-day sweep -&gt; real hard-delete sequence, plus feed/follow-graph visibility + reversal against real Postgres). Full writeup: docs/sprint-2-account-deactivation-backend-report.md and services/api/src/modules/auth/README.md. Pairs with Decision Log #220 (sprint-2/account-deactivation-design, the Figma half -- separate unmerged branch).</w:t>
             </w:r>
           </w:p>
         </w:tc>

--- a/docs/Soccernity_MVP_Build_Plan_v1.7.docx
+++ b/docs/Soccernity_MVP_Build_Plan_v1.7.docx
@@ -18923,6 +18923,9 @@
             <w:r>
               <w:t>Resolved for this Figma pass (no app/backend code touched). (a) All 5 Create Post desktop frames (3 existing + 2 new) now carry a real Navbar — header 4 instance (logged-in web nav — Create Post requires auth), 1440×90, inserted at the bottom of z-order so it sits under the modal scrim exactly as the hand-drawn bar did; 9 hand-drawn nav nodes removed per existing frame. (b) All 12 auth frames: header 7 / header 7 — mobile instance replaced with a clone of the Verify Email Top Bar — Soccernity frame (desktop 1440×90 from 5143:6636, mobile 390×90 from 5531:7265 — the Verify Email frames are the confirmed-correct reference; mobile keeps the 90px Top Bar height, matching Verify Email mobile and the shipped 90px AuthTopBar, not the old 64px mobile nav). Final sweep: zero header-7 instances remain on any of the 12. Verify Email (all 8 states) and Guardian Consent (intentionally mixed — split-panel + distinct “Minor Account” status bar) re-verified live and deliberately left untouched. (c) New frames Create Post — Desktop — Active Contest (6171:14797) and — No Active Contest (6171:16994), cloned from the fixed Create a post frame in the page-with-overlay pattern (not a 390-wide modal); Active = “Create a Post | Contest” tabs present (matching mobile 5982:10905), No Active = Contest tab + count badge removed (matching mobile 5982:10932). (d) Judgment call, flagged: on No-Active-Contest desktop the “Create a Post” label + its tab-style accent underline is kept as the modal heading (a desktop modal needs a title; mobile’s header-less composer doesn’t translate 1:1). Also left in place, flagged: the hidden (visible=false), inert secondary “Group 103” / “Logo” wordmark lockups still present in the form body of all 12 auth frames — the shipped SignupSplitScreen no longer renders these; removing the dead nodes from Figma is a small optional follow-up, not done here since they render nothing and cause no overlap with the new 90px Top Bar. Opened as PR #174 — not merged, founder's call after review.</w:t>
             </w:r>
+            <w:r>
+              <w:t xml:space="preserve"> [Forward-pointer: sprint-2/auth-navbar-delete-account-privacy-consolidation (Decision Log #222) closes the Create Profile navbar ambiguity — it now uses the simple Top Bar - Soccernity, not header 4.]</w:t>
+            </w:r>
           </w:p>
         </w:tc>
       </w:tr>
@@ -18965,6 +18968,9 @@
             <w:r>
               <w:t>Built as Settings — Privacy (desktop, cloned from Settings — Overview 2905:4798) and Settings — Privacy — Mobile (cloned from Settings — Overview — Mobile 5607:7813), reusing the family's nav-rail, list-row, Settings Toggle component (5694:8219) and section-header patterns; nav rail shows "Privacy and safety" active. (a) COOKIE / LOCAL-STORAGE PREFERENCES — deliberately NOT built. The counsel-review risk register (item #15, docs/legal-copy-draft-tos-privacy-policy.md) records that the cookie/local-storage audit has not happened; a toggle for something unaudited would misrepresent what is true. Flagged in an on-canvas design note + here — not silently omitted. Add the control once the audit exists. (b) MARKETING / EMAIL OPT-OUT — built as a DISABLED "Coming soon" row, not a working toggle. Verified live: services/api sends only transactional email (verification, guardian-consent, password-reset via Postmark); no marketing/newsletter capability exists anywhere. Becomes a real enabled toggle if/when marketing email is introduced. "Download my data" is a request-style chevron row (no data-export/DSAR endpoint exists yet). "Account status" links to Settings — Deactivate Account (Intro) (2924:7358 / 5695:8262). Guardian-approval block is under-18-only: read-only status pill + link into Guardian Consent — 11 Change Guardian Email (5498:7164 / 5501:8536). Prototype ON_CLICK links wired for both. OPEN, not resolved here: the relationship between this new page and the existing "Settings — Privacy &amp; Safety" screen (2922:5382 / 5649:8092 — the who-can-see-your-posts / who-can-DM-you interaction controls) — merge, nest, or keep separate is a founder IA call. Token discipline: no new colour, no brand/green-tint-28, Light mode only; mobile 0 unbound paints, desktop 1 (pre-existing shell #d9d9d9 cover-plate, inherited from every Settings frame). Opened as PR #175 — not merged, founder's call after review.</w:t>
             </w:r>
+            <w:r>
+              <w:t xml:space="preserve"> [Forward-pointer: Decision Log #222 — the OPEN "Privacy vs. Privacy &amp; Safety" relationship is resolved: the two are consolidated into one "Privacy" page (this one), P&amp;S archived. The Account status row now offers BOTH "Deactivate account &gt;" and "Delete account &gt;" inline links, not just the Deactivate Intro flow.]</w:t>
+            </w:r>
           </w:p>
         </w:tc>
       </w:tr>
@@ -19216,6 +19222,48 @@
           <w:p>
             <w:r>
               <w:t>Resolved (schema unchanged). Live check of prisma/schema.prisma first: User.accountStatus ("active" | "deactivated" | "pending_deletion", default "active", migration 20260823011617) and User.pendingDeletionAt already exist (added sprint-1/f5-f6-missing-endpoints + sprint-2/account-deletion-sweep). NO new field, NO migration -- "deactivated" IS the "inactive" state the design flow (Decision Log #220) needs; renaming it was rejected (already shipped, referenced by tests + the sprint-1 e2e). Deactivate / reactivate endpoints already existed and are unchanged. GAP 1 CLOSED -- delete-from-inactive: a deactivated account has every session revoked, so it could not reach the JwtAuthGuard-protected POST /auth/delete-account. New unauthenticated POST /auth/delete-inactive-account ({email,password}, @AuthRateLimit(), 204) -- same posture as POST /auth/reactivate-account; only a genuinely "deactivated" account is accepted (active / pending_deletion / unknown / wrong-password all get the generic "Invalid credentials"). It delegates to the SAME private AuthService.startPendingDeletion() the authenticated deleteAccount() now also uses -- accountStatus -&gt; "pending_deletion", pendingDeletionAt = now(), sessions revoked -- so AccountDeletionSweepService's 30-day grace + hard-delete + cascade + ConsentAuditRecord retention (Decision Log #42/#44) applies byte-identically with ZERO duplicated deletion logic; the deletion flow itself is untouched. GAP 2 CLOSED -- "an inactive account should not appear": feeds (GET /posts/feed, GET /clubs/:id/feed) and GET /posts/:id now filter to author.accountStatus = 'active' (ACTIVE_AUTHOR_POST_FILTER; GET /posts/:id switched findUnique -&gt; findFirst, 404s a deactivated-author post); club roster (GET /clubs/:id/members) VISIBLE_CLUB_MEMBER_FILTER gains accountStatus: 'active'; followers/following -- a deactivated/pending_deletion TARGET's graph 404s (UsersService.assertFollowGraphVisible, same treatment as a restricted-pending minor) AND list entries are filtered to active accounts. 'active' (not 'NOT deactivated') is deliberate so pending_deletion content is also hidden; visibility-only, does not touch the deletion flow. All filters REVERSE on reactivation (a plain accountStatus flip) with no per-row backfill. SEARCH: no people-search endpoint exists -- flagged as a requirement for whoever builds it. LEADERBOARD: GET /leaderboard is unbuilt (Sprint 6); PointsLedgerEntry rows still accrue for a deactivated user (intact + correct on reactivate) -- flagged in leaderboard/README.md that the future SUM aggregation must exclude non-active accounts. Deliberate non-changes, flagged: GET /posts/:id/comments (a comment mid-thread on someone else's still-visible post; filtering it would drift Post.commentCount and Section 4.3 has no comment-visibility model) and GET /users/:id/saved-posts (the caller's own private bookmark list, Decision Log #22). Verification: mocked suite 46 suites / 584 tests 0 failures (+15); e2e 11 suites / 81 tests 0 failures (test/account-deactivation.e2e-spec.ts -- the full deactivate -&gt; reactivate -&gt; deactivate -&gt; delete-from-inactive -&gt; +31-day sweep -&gt; real hard-delete sequence, plus feed/follow-graph visibility + reversal against real Postgres). Full writeup: docs/sprint-2-account-deactivation-backend-report.md and services/api/src/modules/auth/README.md. Pairs with Decision Log #220 (sprint-2/account-deactivation-design, the Figma half -- separate unmerged branch).</w:t>
+            </w:r>
+          </w:p>
+        </w:tc>
+      </w:tr>
+      <w:tr>
+        <w:tc>
+          <w:tcPr>
+            <w:tcW w:type="dxa" w:w="500"/>
+          </w:tcPr>
+          <w:p>
+            <w:r>
+              <w:t>222</w:t>
+            </w:r>
+          </w:p>
+        </w:tc>
+        <w:tc>
+          <w:tcPr>
+            <w:tcW w:type="dxa" w:w="4700"/>
+          </w:tcPr>
+          <w:p>
+            <w:r>
+              <w:t>Four founder-directed Auth Pages / Settings changes: (1) Create Profile (desktop + mobile) still used the full logged-in header 4 nav, not the simple logo Top Bar every other Auth Pages screen uses. (2) The backend deleteAccount() endpoint had no Figma entry point; Settings had only a Deactivate Account row. (3) "Settings - Privacy" (data/rights) and "Settings - Privacy &amp; Safety" (interaction controls) were two overlapping screens. (4) The "Privacy Settings" footer legal link was never wired to anything (PR #208 wired only the other 3).</w:t>
+            </w:r>
+          </w:p>
+        </w:tc>
+        <w:tc>
+          <w:tcPr>
+            <w:tcW w:type="dxa" w:w="1850"/>
+          </w:tcPr>
+          <w:p>
+            <w:r>
+              <w:t>sprint-2/auth-navbar-delete-account-privacy-consolidation (figma-design-system)</w:t>
+            </w:r>
+          </w:p>
+        </w:tc>
+        <w:tc>
+          <w:tcPr>
+            <w:tcW w:type="dxa" w:w="2300"/>
+          </w:tcPr>
+          <w:p>
+            <w:r>
+              <w:t>Resolved by the founder (Figma design only, no app/backend code). (1) Create Profile desktop + mobile now use a clone of Login’s "Top Bar - Soccernity" (desktop 1440x90, mobile 390x90); the header 4 / header 4 - mobile instances were removed; mobile content shifted +26px to keep spacing. This closes the Create Profile ambiguity flagged in #214. (2) New standalone "Settings - Delete Account (Confirm)" screen — desktop 6225:14789, mobile 6225:15024 — cloned from Settings - Deactivate Account (Confirm) for the Settings chrome, then restructured to the Inactive Account "Delete (Confirm)" content pattern (heading + 30-day-grace body verbatim from 6215:14657 + password re-entry + Cancel/Delete, no separate card). Reached DIRECTLY from a new "Delete Account" row in the Account section of Settings - Overview (desktop + mobile) and from a "Delete account &gt;" inline link on the Privacy page’s Account status row — a parallel path, NOT gated behind deactivating first. Cancel -&gt; Settings - Overview; Delete -&gt; no reaction (no success screen exists, matching the Inactive Account treatment). (3) The two screens are consolidated into ONE, named "Privacy", keeping 6178:14437 / 6185:14547 as canonical. The two Privacy &amp; Safety rows are merged in as rows on the Privacy page: "Your Post" -&gt; Sensitive Media (2926:8996 / 5696:8261), "Direct Message" -&gt; Read Receipts (2926:8764 / 5696:8241) — destination sub-pages not rebuilt. The Account status row now shows "Active" + two inline links ("Deactivate account &gt;" -&gt; 2924:7358 / 5695:8262, "Delete account &gt;" -&gt; the new confirm screen). The old "Settings - Privacy &amp; Safety" frames are archived (ARCHIVED - prefix, hidden); 21 inbound "Privacy and safety" nav references + 2 sub-page back buttons repointed to 6178:14437, 1 self-nav removed; mobile P&amp;S frame had 0 inbound refs. (4) The "Privacy Settings" footer legal link is REMOVED entirely (not relinked) from all 48 canonical-footer Legal Links frames file-wide; the row is now "Terms of Service · Privacy Policy · Contact Us". Flagged follow-ups, not done: the left-nav item label still reads "Privacy and safety" while the page is now "Privacy" (~40 shared component instances); mobile Settings "Privacy and safety" nav rows remain unwired (pre-existing); ~15 legacy Group 358 footers on non-retrofitted screens (Bants/Community/Search/Edit Profile) still carry an unwired "Privacy Settings" text link. figma-to-code (PR H2, queued) must build against the consolidated Privacy page, not the narrower PR #175 scope.</w:t>
             </w:r>
           </w:p>
         </w:tc>

--- a/docs/Soccernity_MVP_Build_Plan_v1.7.docx
+++ b/docs/Soccernity_MVP_Build_Plan_v1.7.docx
@@ -18971,6 +18971,9 @@
             <w:r>
               <w:t xml:space="preserve"> [Forward-pointer: Decision Log #222 — the OPEN "Privacy vs. Privacy &amp; Safety" relationship is resolved: the two are consolidated into one "Privacy" page (this one), P&amp;S archived. The Account status row now offers BOTH "Deactivate account &gt;" and "Delete account &gt;" inline links, not just the Deactivate Intro flow.]</w:t>
             </w:r>
+            <w:r>
+              <w:t xml:space="preserve"> -- FRONTEND CONVERTED: sprint-2/privacy-settings-to-code (Decision Log #223) builds the page + route /settings/privacy, disclosed-stub for the controls with no backend.</w:t>
+            </w:r>
           </w:p>
         </w:tc>
       </w:tr>
@@ -19264,6 +19267,51 @@
           <w:p>
             <w:r>
               <w:t>Resolved by the founder (Figma design only, no app/backend code). (1) Create Profile desktop + mobile now use a clone of Login’s "Top Bar - Soccernity" (desktop 1440x90, mobile 390x90); the header 4 / header 4 - mobile instances were removed; mobile content shifted +26px to keep spacing. This closes the Create Profile ambiguity flagged in #214. (2) New standalone "Settings - Delete Account (Confirm)" screen — desktop 6225:14789, mobile 6225:15024 — cloned from Settings - Deactivate Account (Confirm) for the Settings chrome, then restructured to the Inactive Account "Delete (Confirm)" content pattern (heading + 30-day-grace body verbatim from 6215:14657 + password re-entry + Cancel/Delete, no separate card). Reached DIRECTLY from a new "Delete Account" row in the Account section of Settings - Overview (desktop + mobile) and from a "Delete account &gt;" inline link on the Privacy page’s Account status row — a parallel path, NOT gated behind deactivating first. Cancel -&gt; Settings - Overview; Delete -&gt; no reaction (no success screen exists, matching the Inactive Account treatment). (3) The two screens are consolidated into ONE, named "Privacy", keeping 6178:14437 / 6185:14547 as canonical. The two Privacy &amp; Safety rows are merged in as rows on the Privacy page: "Your Post" -&gt; Sensitive Media (2926:8996 / 5696:8261), "Direct Message" -&gt; Read Receipts (2926:8764 / 5696:8241) — destination sub-pages not rebuilt. The Account status row now shows "Active" + two inline links ("Deactivate account &gt;" -&gt; 2924:7358 / 5695:8262, "Delete account &gt;" -&gt; the new confirm screen). The old "Settings - Privacy &amp; Safety" frames are archived (ARCHIVED - prefix, hidden); 21 inbound "Privacy and safety" nav references + 2 sub-page back buttons repointed to 6178:14437, 1 self-nav removed; mobile P&amp;S frame had 0 inbound refs. (4) The "Privacy Settings" footer legal link is REMOVED entirely (not relinked) from all 48 canonical-footer Legal Links frames file-wide; the row is now "Terms of Service · Privacy Policy · Contact Us". Flagged follow-ups, not done: the left-nav item label still reads "Privacy and safety" while the page is now "Privacy" (~40 shared component instances); mobile Settings "Privacy and safety" nav rows remain unwired (pre-existing); ~15 legacy Group 358 footers on non-retrofitted screens (Bants/Community/Search/Edit Profile) still carry an unwired "Privacy Settings" text link. figma-to-code (PR H2, queued) must build against the consolidated Privacy page, not the narrower PR #175 scope.</w:t>
+            </w:r>
+            <w:r>
+              <w:t xml:space="preserve"> -- FRONTEND CONVERTED: sprint-2/privacy-settings-to-code (Decision Log #223) builds the page + route /settings/privacy, disclosed-stub for the controls with no backend.</w:t>
+            </w:r>
+          </w:p>
+        </w:tc>
+      </w:tr>
+      <w:tr>
+        <w:tc>
+          <w:tcPr>
+            <w:tcW w:type="dxa" w:w="500"/>
+          </w:tcPr>
+          <w:p>
+            <w:r>
+              <w:t>223</w:t>
+            </w:r>
+          </w:p>
+        </w:tc>
+        <w:tc>
+          <w:tcPr>
+            <w:tcW w:type="dxa" w:w="4700"/>
+          </w:tcPr>
+          <w:p>
+            <w:r>
+              <w:t>figma-to-code conversion of the consolidated "Settings — Privacy" page (Decision Log #222). This is the first Settings route in apps/web (Build Plan Section 6 defers Settings to Sprint 3/6). Almost every control on the page has no backend: profile-visibility toggle, data-export/"Download my data", the "Your Post"/"Direct Message" interaction-privacy rows, and "Change guardian email". How should figma-to-code handle them, and how should the page be reached in-app?</w:t>
+            </w:r>
+          </w:p>
+        </w:tc>
+        <w:tc>
+          <w:tcPr>
+            <w:tcW w:type="dxa" w:w="1850"/>
+          </w:tcPr>
+          <w:p>
+            <w:r>
+              <w:t>sprint-2/privacy-settings-to-code (figma-to-code, 2026-09-06)</w:t>
+            </w:r>
+          </w:p>
+        </w:tc>
+        <w:tc>
+          <w:tcPr>
+            <w:tcW w:type="dxa" w:w="2300"/>
+          </w:tcPr>
+          <w:p>
+            <w:r>
+              <w:t>Resolved (apps/web only, no services/api code). Route /settings/privacy -&gt; PrivacySettingsPage; a bare /settings redirects to it; no footer (the Settings Figma frames carry their own Top Bar). DISCLOSED-STUB DISCIPLINE (CLAUDE.md + the task brief's own "flag rather than fake"): every control with no backend is rendered visibly, DISABLED, with a short note -- never something that looks live but silently does nothing. (a) Public profile toggle -- visual-only, disabled; there is no User visibility column and UpdateUserDto is displayName + phone only. (b) "Download my data" -- disabled row; no data-export/DSAR endpoint exists anywhere in services/api. (c) "Your Post" / "Direct Message" -- disabled rows; no post-visibility or DM-permission backend, and the Figma destination sub-pages (2926:8996 / 2926:8764) are not converted. (d) "Change guardian email" -- disabled ("Coming soon"), the same gap GuardianConsentPage.tsx already flags (no PATCH-guardian-email endpoint; Decision Log #60). REAL WIRING: the Guardian approval row uses GET /auth/guardian-consent/status (api/auth.ts getGuardianConsentStatus), shown only for minors (isMinor from GET /users/:id); a 404 from the status endpoint = not a minor = row hidden; pill = confirmed-&gt;"Approved" / pending-&gt;"Pending"; the row links to /guardian-consent. Account status row shows "Active" (definitionally true -- a deactivated/pending_deletion account has revoked sessions and cannot authenticate) with two REAL &lt;Link&gt;s to /settings/deactivate and /settings/delete-account -- these are real routes but PlaceholderPage STUBS today (the K1/K2/K3 account-deactivation-flow screens, Figma 2924:7358 / 6225:14789, backend POST /auth/deactivate-account + /auth/delete-account both merged, are not yet converted; the founder chose stub routes over disabled links or building those screens here). Marketing emails row rendered as designed (disabled "Coming soon" -- services/api sends only transactional email). NAV ENTRY POINT (judgment call, flagged): navigation.ts's Settings items in accountMenuItems (desktop account dropdown) and drawerNavItems (mobile drawer) were available:false -- flipped to available now that /settings resolves, so the page is not an orphan like Clubs was (Decision Log #156); Header.test.tsx updated. FOOTER DRIFT FIX: the code footer (Footer.tsx) still listed "Privacy Settings" as a non-interactive legal link -- removed to match Decision Log #222 Part 4 (founder: "remove, don't relink"); result everywhere: Terms of Service / Privacy Policy / Contact Us. DIVERGENCES FROM FIGMA (flagged): the "Approved" pill uses navy-on-green (--sn-text-on-green, the ClubJoinButton convention, AA-passing) not the frame's white-on-green; the left profile mini-card + Trending News / Suggested sidebars (static lorem-ipsum, no Section 4 endpoint) are not reproduced, same discipline ProfilePage.tsx applies. BACKEND GAPS for a future backend-api pass (none fixed here): User profile-visibility field + PATCH support + read-side enforcement; POST /users/:id/data-export (DSAR, named in the Privacy Policy draft); change-guardian-email / restart-consent endpoint (Decision Log #60); post-visibility + DM-permission models. Verification: tsc --noEmit / lint / build all clean; vitest 20 files / 132 tests 0 failures (up from 19/123 -- new PrivacySettingsPage.test.tsx +9); dev-server smoke test all routes HTTP 200. No real browser/Playwright check available. Full writeup: docs/sprint-2-privacy-settings-to-code-report.md.</w:t>
             </w:r>
           </w:p>
         </w:tc>

--- a/docs/Soccernity_MVP_Build_Plan_v1.7.docx
+++ b/docs/Soccernity_MVP_Build_Plan_v1.7.docx
@@ -16440,9 +16440,12 @@
           </w:tcPr>
           <w:p>
             <w:r>
-              <w:t>Open -- flagged, not built around and not faked with dummy data (unlike the homepage’s vendor-blocked fixtures/news, this is a genuinely missing endpoint, not blocked external content). The Club -- Fan Page design deliberately shows only real ClubSummary fields (badge, name, league / country, member count, join/leave) plus one honest scope note; whoever runs figma-to-code must not wire a club feed.  [Advanced by #216 (sprint-2/club-fan-page-design): the DESIGN side is now built — Club — Fan Page desktop/mobile now carry a club feed (Community post-card pattern, dummy posts) and a member roster. The endpoint itself is still unbuilt; figma-to-code must NOT wire the feed to real data until GET /posts/feed filters by Post.clubPageId (or a club-scoped route exists).]  [Backend half RESOLVED by sprint-2/club-fan-page-backend (backend-api): GET /clubs/:id/feed now reads Post.clubPageId (delegates to FeedService.getClubFeed -- identical FeedPage / viewer-state shape as GET /posts/feed; ClubsModule imports FeedModule). JwtAuthGuard only, assertClubExists first for a 404. GET /posts/feed's own scope is unchanged -- getClubFeed is a separate route, not a scope change. figma-to-code may now wire the Club Fan Page feed to real data. See #217 for the members roster built alongside it.]</w:t>
+              <w:t>Resolved -- flagged, not built around and not faked with dummy data (unlike the homepage’s vendor-blocked fixtures/news, this is a genuinely missing endpoint, not blocked external content). The Club -- Fan Page design deliberately shows only real ClubSummary fields (badge, name, league / country, member count, join/leave) plus one honest scope note; whoever runs figma-to-code must not wire a club feed.  [Advanced by #216 (sprint-2/club-fan-page-design): the DESIGN side is now built — Club — Fan Page desktop/mobile now carry a club feed (Community post-card pattern, dummy posts) and a member roster. The endpoint itself is still unbuilt; figma-to-code must NOT wire the feed to real data until GET /posts/feed filters by Post.clubPageId (or a club-scoped route exists).]  [Backend half RESOLVED by sprint-2/club-fan-page-backend (backend-api): GET /clubs/:id/feed now reads Post.clubPageId (delegates to FeedService.getClubFeed -- identical FeedPage / viewer-state shape as GET /posts/feed; ClubsModule imports FeedModule). JwtAuthGuard only, assertClubExists first for a 404. GET /posts/feed's own scope is unchanged -- getClubFeed is a separate route, not a scope change. figma-to-code may now wire the Club Fan Page feed to real data. See #217 for the members roster built alongside it.]</w:t>
             </w:r>
             <w:r/>
+            <w:r>
+              <w:t xml:space="preserve"> [FRONTEND RESOLVED by sprint-2/club-fan-page-to-code (figma-to-code, 2026-09-06): ClubFanPage.tsx now renders the club feed (GET /clubs/:id/feed via a new api/clubs.ts getClubFeed; each post via the reused Community PostCard -- real like/comment/save/follow) and the member roster (GET /clubs/:id/members via getClubMembers; per-member Follow via the new ClubMemberRow). The 'Member posts and a full member list aren't part of club pages yet' scope note is removed. Feed + roster load independently of the header and each other. Figma 'View all members -&gt;' has no destination screen, so it's rendered as an in-place 'Load more members'. Flagged: GET /clubs/:id/members has no per-caller isFollowing field (unlike GET /posts/feed's author) so a roster Follow button always starts 'Follow' and self-corrects in-session -- idempotent, harmless, same class of gap as Decision Log #153/#154; a new Decision Log candidate. Decision Log #157 is now closed on all three sides -- design (#216), backend, frontend. Verification: tsc/lint/build clean; vitest 20 files / 135 tests 0 failures.]</w:t>
+            </w:r>
           </w:p>
         </w:tc>
       </w:tr>
@@ -19312,6 +19315,48 @@
           <w:p>
             <w:r>
               <w:t>Resolved (apps/web only, no services/api code). Route /settings/privacy -&gt; PrivacySettingsPage; a bare /settings redirects to it; no footer (the Settings Figma frames carry their own Top Bar). DISCLOSED-STUB DISCIPLINE (CLAUDE.md + the task brief's own "flag rather than fake"): every control with no backend is rendered visibly, DISABLED, with a short note -- never something that looks live but silently does nothing. (a) Public profile toggle -- visual-only, disabled; there is no User visibility column and UpdateUserDto is displayName + phone only. (b) "Download my data" -- disabled row; no data-export/DSAR endpoint exists anywhere in services/api. (c) "Your Post" / "Direct Message" -- disabled rows; no post-visibility or DM-permission backend, and the Figma destination sub-pages (2926:8996 / 2926:8764) are not converted. (d) "Change guardian email" -- disabled ("Coming soon"), the same gap GuardianConsentPage.tsx already flags (no PATCH-guardian-email endpoint; Decision Log #60). REAL WIRING: the Guardian approval row uses GET /auth/guardian-consent/status (api/auth.ts getGuardianConsentStatus), shown only for minors (isMinor from GET /users/:id); a 404 from the status endpoint = not a minor = row hidden; pill = confirmed-&gt;"Approved" / pending-&gt;"Pending"; the row links to /guardian-consent. Account status row shows "Active" (definitionally true -- a deactivated/pending_deletion account has revoked sessions and cannot authenticate) with two REAL &lt;Link&gt;s to /settings/deactivate and /settings/delete-account -- these are real routes but PlaceholderPage STUBS today (the K1/K2/K3 account-deactivation-flow screens, Figma 2924:7358 / 6225:14789, backend POST /auth/deactivate-account + /auth/delete-account both merged, are not yet converted; the founder chose stub routes over disabled links or building those screens here). Marketing emails row rendered as designed (disabled "Coming soon" -- services/api sends only transactional email). NAV ENTRY POINT (judgment call, flagged): navigation.ts's Settings items in accountMenuItems (desktop account dropdown) and drawerNavItems (mobile drawer) were available:false -- flipped to available now that /settings resolves, so the page is not an orphan like Clubs was (Decision Log #156); Header.test.tsx updated. FOOTER DRIFT FIX: the code footer (Footer.tsx) still listed "Privacy Settings" as a non-interactive legal link -- removed to match Decision Log #222 Part 4 (founder: "remove, don't relink"); result everywhere: Terms of Service / Privacy Policy / Contact Us. DIVERGENCES FROM FIGMA (flagged): the "Approved" pill uses navy-on-green (--sn-text-on-green, the ClubJoinButton convention, AA-passing) not the frame's white-on-green; the left profile mini-card + Trending News / Suggested sidebars (static lorem-ipsum, no Section 4 endpoint) are not reproduced, same discipline ProfilePage.tsx applies. BACKEND GAPS for a future backend-api pass (none fixed here): User profile-visibility field + PATCH support + read-side enforcement; POST /users/:id/data-export (DSAR, named in the Privacy Policy draft); change-guardian-email / restart-consent endpoint (Decision Log #60); post-visibility + DM-permission models. Verification: tsc --noEmit / lint / build all clean; vitest 20 files / 132 tests 0 failures (up from 19/123 -- new PrivacySettingsPage.test.tsx +9); dev-server smoke test all routes HTTP 200. No real browser/Playwright check available. Full writeup: docs/sprint-2-privacy-settings-to-code-report.md.</w:t>
+            </w:r>
+          </w:p>
+        </w:tc>
+      </w:tr>
+      <w:tr>
+        <w:tc>
+          <w:tcPr>
+            <w:tcW w:type="dxa" w:w="500"/>
+          </w:tcPr>
+          <w:p>
+            <w:r>
+              <w:t>224</w:t>
+            </w:r>
+          </w:p>
+        </w:tc>
+        <w:tc>
+          <w:tcPr>
+            <w:tcW w:type="dxa" w:w="4700"/>
+          </w:tcPr>
+          <w:p>
+            <w:r>
+              <w:t>GET /clubs/:id/members roster entries carry no per-caller `isFollowing` field, unlike GET /posts/feed's embedded post author (Decision Log #153). Surfaced by sprint-2/club-fan-page-to-code wiring the Club Fan Page roster's per-member Follow button.</w:t>
+            </w:r>
+          </w:p>
+        </w:tc>
+        <w:tc>
+          <w:tcPr>
+            <w:tcW w:type="dxa" w:w="1850"/>
+          </w:tcPr>
+          <w:p>
+            <w:r>
+              <w:t>sprint-2/club-fan-page-to-code (figma-to-code, 2026-09-06)</w:t>
+            </w:r>
+          </w:p>
+        </w:tc>
+        <w:tc>
+          <w:tcPr>
+            <w:tcW w:type="dxa" w:w="2300"/>
+          </w:tcPr>
+          <w:p>
+            <w:r>
+              <w:t>Open -- flagged, not fixed (apps/web-only PR). Same class of gap as Decision Log #153 (feed post viewer state) and #154 (GET /clubs `joined`): the list endpoint omits a per-calling-user relationship flag that a control on the screen needs. ClubMemberRow's Follow button therefore always renders 'Follow' on first paint regardless of whether the caller already follows that member, and only self-corrects for follows/unfollows done in the current session. Safe in practice -- POST/DELETE /users/:id/follow are idempotent (users.service.ts), so a redundant follow is a harmless 200, and the button reflects the endpoint's own returned state after any click. The fix, when backend work resumes, is the same pattern #153 used: add a caller-scoped `isFollowing` boolean to each ClubMember in the GET /clubs/:id/members payload (a batched Follow-existence check over the page's member ids, mirroring FeedService.attachViewerState). Also parked: the Figma 'View all members -&gt;' affordance has no dedicated full-roster screen -- rendered as an in-place 'Load more members' for now; a real roster route + screen is a later design + code task if the founder wants one. No club-post composer (no club-scoped post-creation flow designed; CreatePostDto accepts clubPageId but nothing in apps/web sends it).</w:t>
             </w:r>
           </w:p>
         </w:tc>

--- a/docs/Soccernity_MVP_Build_Plan_v1.7.docx
+++ b/docs/Soccernity_MVP_Build_Plan_v1.7.docx
@@ -16061,6 +16061,9 @@
             <w:r>
               <w:t>Open -- minor. Conservative choice made meanwhile: tab row present with 'Create a Post' active. RESOLVED by sprint-2/create-post-contest-tab-states (figma-design-system): the founder's decision is that the tab row's visibility is driven by whether an ACTIVE CONTEST currently exists in the system, not by which composer mode the user happens to be in. Both states now exist as explicit, independent frames cloned from the base: Active Contest (5982:10905 -- tab row visible, matching the original base frame 5701:8328's built appearance exactly) and No Active Contest (5982:10932 -- the Mode Tabs row removed entirely, not hidden or disabled; Content reflows up via the frame's own auto-layout with zero dead gap, frame hugging from 457px down to 402px). A caption note above each frame (5982:10959, 5982:10960) states plainly that the runtime condition -- "is there an active contest right now?" -- has no backend to run against (no Contest/Competition entities, endpoints, or active-contest-status source exist anywhere in services/api) and is NOT YET BUILDABLE, so a future figma-to-code pass does not try to wire it against anything that exists today. See Decision Log #188.</w:t>
             </w:r>
+            <w:r>
+              <w:t xml:space="preserve"> [RESOLVED (frontend) by sprint-2/contest-posting-flow-to-code: PostComposer.tsx gained the 'Create a Post | Contest' mode-tab row, shown iff GET /contest/current reports isAcceptingEntries (Decision Log #188). Contest mode: caption -&gt; POST /posts -&gt; POST /contest/entries; video-only attachment affordance (disabled, no upload endpoint) scoped to contest mode only, no change to any other post type or to CreatePostDto. callerEntry drives a 'you have already entered this week' state. /community?compose=contest deep-links contest mode.]</w:t>
+            </w:r>
           </w:p>
         </w:tc>
       </w:tr>
@@ -17770,6 +17773,9 @@
           <w:p>
             <w:r>
               <w:t>Open -- blocked on the Contest/Competition data model (see #70-#73, #134). Documentation-only surfacing, not a new blocker beyond what #148 and #70-#73 already record. Not resolvable until backend work on Contest/Competition resumes.  [RESOLVED by sprint-2/contest-data-model-backend (backend-api): GET /contest/current now returns an `isAcceptingEntries` boolean -- true iff a ContestCycle is 'active' AND a ContestRound is open within its window. That is the exact data source the Create Post mode-tab (#148) needs. figma-to-code may now wire the tab-row condition. See #218.]</w:t>
+            </w:r>
+            <w:r>
+              <w:t xml:space="preserve"> [RESOLVED (frontend) by sprint-2/contest-posting-flow-to-code (figma-to-code): the Create Post composer's mode-tab row is now wired to GET /contest/current's isAcceptingEntries -- the tab row shows only while a contest is accepting entries, and its 'Contest' mode creates the post via POST /posts then submits it via POST /contest/entries. New apps/web/src/api/contest.ts client. See #148.]</w:t>
             </w:r>
           </w:p>
         </w:tc>
@@ -18799,6 +18805,9 @@
           <w:p>
             <w:r>
               <w:t>Resolved for this pass, both disclosed rather than silently decided. (1) The CLUB filter's dropdown OPTIONS are real data -- sourced from the caller's actual GET /clubs response filtered to joined:true (Decision Log #154's real per-caller field), so the list of clubs a user can filter by is genuine, live membership data. WHICH one is treated as 'represented', however, is a typed local-state stub: it defaults to the first real joined club and can be changed in the UI, but the selection is never persisted (no endpoint exists to save it) and resets on reload. This satisfies the task brief's own instruction to wire the UI against a typed stub rather than block the page on the missing endpoint. A real persisted represented-club field/endpoint remains the open item Decision Log #74 already tracks -- once it exists, only this one piece of local state needs to be swapped for a real GET/PATCH call, with no other page structure change needed. (2) The Contest tab ships as a single illustrative 'weekly winners so far' table (dummy data, same discipline as HomePage.tsx's own FIXTURES constant) rather than the full four-phase state machine. This is a deliberate, disclosed scope reduction for the first conversion pass, not a silent omission -- flagged in LeaderboardPage.tsx's own header comment and in leaderboardData.ts. Reproducing the full Contest phase machinery (which itself has no real backing data source either, since the Contest data model still does not exist in the schema) is left as a follow-up candidate for whoever next touches this page, not built here.</w:t>
+            </w:r>
+            <w:r>
+              <w:t xml:space="preserve"> [UPDATE by sprint-2/contest-posting-flow-to-code: the Leaderboard Contest tab is no longer 'one representative dummy state' -- it is now wired to GET /contest/current, rendering the real derived phase (vacant/week_1/weeks_1_2/weeks_1_3/final_live/crowned) and the real weeklyWinners / monthlyStandings (Decision Log #61/#70/#71). A submitted+judged contest entry appears here as a weekly winner. ?tab=contest deep-links the tab. Winner rows carry no club/points field from the endpoint, so those Figma columns are omitted rather than faked. The Overall and Competition boards remain illustrative (Sprint 6). New /contest page (ContestPage.tsx, Figma 2155:1062) wired to the same endpoint.]</w:t>
             </w:r>
           </w:p>
         </w:tc>

--- a/docs/Soccernity_MVP_Build_Plan_v1.7.docx
+++ b/docs/Soccernity_MVP_Build_Plan_v1.7.docx
@@ -19196,6 +19196,9 @@
             <w:r>
               <w:t>Resolved (Figma design only, no app/backend code). FOUND COMPLETE: the “Inactive Account” screen (desktop 1662:2782 / mobile 5780:8679) already presents Reactivate (green primary) and Delete (secondary) as genuinely distinct, separate actions on both breakpoints — item 2, no change needed. FOUND INCOMPLETE &amp; BUILT: (1) “Settings — Deactivate Account (Intro)” (desktop 2924:7358 / mobile 5695:8262) was informational only — one “Deactivate” button, no confirm/cancel, no password field — and its “What to know” copy wrongly claimed restoration is limited to “30 days after deactivation”, contradicting the founder’s confirmed flow (deactivation is indefinite; the 30-day clock starts only on delete). Copy corrected on both frames; button relabelled “Deactivate” → “Continue”; new “Settings — Deactivate Account (Confirm)” built — desktop 6213:15640 + mobile 6213:15617 — with password re-entry (matching POST /auth/deactivate-account’s required re-auth), a “What happens” explainer, and explicit Cancel / Deactivate account actions. (2) Choosing “Delete” from the Inactive Account screen led nowhere and its copy said “permanently delete” with no grace-period disclosure. New “Inactive Account — Delete (Confirm)” built — desktop 6217:14677 + mobile 6215:14657 — stating the 30-day grace period explicitly (“Sign back in within 30 days to cancel… After 30 days… permanently deleted and can’t be recovered”), password re-entry (matching POST /auth/delete-account), Cancel / Delete account actions. Off-palette housekeeping on the two frames touched: desktop Intro’s unbound raw-red (#ED1C24) button → brand/navy; desktop Inactive’s unbound raw-grey/raw-red “Delete Account” button → color/background/surface fill + color/icon/inactive outline + color/text/primary text (matching the already-clean mobile treatment; destructive buttons stay navy not red per the established Settings-mobile decision — white on semantic/alert fails AA). ON_CLICK→NAVIGATE wiring added for the forward path + Cancel backs. All new authored paints token-bound (0 unbound / 0 off-palette / 0 brand/green-tint-28); the 2 residual unbound paints are pre-existing inherited shell/watermark plates. NOT BUILT (flagged): post-action success states (“account deactivated” / “deletion scheduled — N days left”); a guardian/minor variant of deactivation. Full detail: docs/sprint-2-account-deactivation-design-report.md.</w:t>
             </w:r>
+            <w:r>
+              <w:t xml:space="preserve">  -- FRONTEND CONVERSION: sprint-2/account-deactivation-to-code (figma-to-code, 2026-09-06) builds these screens in apps/web -- /settings/deactivate (intro -&gt; password confirm -&gt; POST /auth/deactivate-account), /settings/delete-account (direct delete, POST /auth/delete-account, Decision Log #222), and the /account/inactive login-time interstitial (Activate -&gt; POST /auth/reactivate-account; Delete -&gt; POST /auth/delete-inactive-account). See Decision Log #225 for a backend follow-up it flagged.</w:t>
+            </w:r>
           </w:p>
         </w:tc>
       </w:tr>
@@ -19238,6 +19241,9 @@
             <w:r>
               <w:t>Resolved (schema unchanged). Live check of prisma/schema.prisma first: User.accountStatus ("active" | "deactivated" | "pending_deletion", default "active", migration 20260823011617) and User.pendingDeletionAt already exist (added sprint-1/f5-f6-missing-endpoints + sprint-2/account-deletion-sweep). NO new field, NO migration -- "deactivated" IS the "inactive" state the design flow (Decision Log #220) needs; renaming it was rejected (already shipped, referenced by tests + the sprint-1 e2e). Deactivate / reactivate endpoints already existed and are unchanged. GAP 1 CLOSED -- delete-from-inactive: a deactivated account has every session revoked, so it could not reach the JwtAuthGuard-protected POST /auth/delete-account. New unauthenticated POST /auth/delete-inactive-account ({email,password}, @AuthRateLimit(), 204) -- same posture as POST /auth/reactivate-account; only a genuinely "deactivated" account is accepted (active / pending_deletion / unknown / wrong-password all get the generic "Invalid credentials"). It delegates to the SAME private AuthService.startPendingDeletion() the authenticated deleteAccount() now also uses -- accountStatus -&gt; "pending_deletion", pendingDeletionAt = now(), sessions revoked -- so AccountDeletionSweepService's 30-day grace + hard-delete + cascade + ConsentAuditRecord retention (Decision Log #42/#44) applies byte-identically with ZERO duplicated deletion logic; the deletion flow itself is untouched. GAP 2 CLOSED -- "an inactive account should not appear": feeds (GET /posts/feed, GET /clubs/:id/feed) and GET /posts/:id now filter to author.accountStatus = 'active' (ACTIVE_AUTHOR_POST_FILTER; GET /posts/:id switched findUnique -&gt; findFirst, 404s a deactivated-author post); club roster (GET /clubs/:id/members) VISIBLE_CLUB_MEMBER_FILTER gains accountStatus: 'active'; followers/following -- a deactivated/pending_deletion TARGET's graph 404s (UsersService.assertFollowGraphVisible, same treatment as a restricted-pending minor) AND list entries are filtered to active accounts. 'active' (not 'NOT deactivated') is deliberate so pending_deletion content is also hidden; visibility-only, does not touch the deletion flow. All filters REVERSE on reactivation (a plain accountStatus flip) with no per-row backfill. SEARCH: no people-search endpoint exists -- flagged as a requirement for whoever builds it. LEADERBOARD: GET /leaderboard is unbuilt (Sprint 6); PointsLedgerEntry rows still accrue for a deactivated user (intact + correct on reactivate) -- flagged in leaderboard/README.md that the future SUM aggregation must exclude non-active accounts. Deliberate non-changes, flagged: GET /posts/:id/comments (a comment mid-thread on someone else's still-visible post; filtering it would drift Post.commentCount and Section 4.3 has no comment-visibility model) and GET /users/:id/saved-posts (the caller's own private bookmark list, Decision Log #22). Verification: mocked suite 46 suites / 584 tests 0 failures (+15); e2e 11 suites / 81 tests 0 failures (test/account-deactivation.e2e-spec.ts -- the full deactivate -&gt; reactivate -&gt; deactivate -&gt; delete-from-inactive -&gt; +31-day sweep -&gt; real hard-delete sequence, plus feed/follow-graph visibility + reversal against real Postgres). Full writeup: docs/sprint-2-account-deactivation-backend-report.md and services/api/src/modules/auth/README.md. Pairs with Decision Log #220 (sprint-2/account-deactivation-design, the Figma half -- separate unmerged branch).</w:t>
             </w:r>
+            <w:r>
+              <w:t xml:space="preserve">  -- FRONTEND CONVERSION: sprint-2/account-deactivation-to-code (figma-to-code, 2026-09-06) builds these screens in apps/web -- /settings/deactivate (intro -&gt; password confirm -&gt; POST /auth/deactivate-account), /settings/delete-account (direct delete, POST /auth/delete-account, Decision Log #222), and the /account/inactive login-time interstitial (Activate -&gt; POST /auth/reactivate-account; Delete -&gt; POST /auth/delete-inactive-account). See Decision Log #225 for a backend follow-up it flagged.</w:t>
+            </w:r>
           </w:p>
         </w:tc>
       </w:tr>
@@ -19366,6 +19372,48 @@
           <w:p>
             <w:r>
               <w:t>Open -- flagged, not fixed (apps/web-only PR). Same class of gap as Decision Log #153 (feed post viewer state) and #154 (GET /clubs `joined`): the list endpoint omits a per-calling-user relationship flag that a control on the screen needs. ClubMemberRow's Follow button therefore always renders 'Follow' on first paint regardless of whether the caller already follows that member, and only self-corrects for follows/unfollows done in the current session. Safe in practice -- POST/DELETE /users/:id/follow are idempotent (users.service.ts), so a redundant follow is a harmless 200, and the button reflects the endpoint's own returned state after any click. The fix, when backend work resumes, is the same pattern #153 used: add a caller-scoped `isFollowing` boolean to each ClubMember in the GET /clubs/:id/members payload (a batched Follow-existence check over the page's member ids, mirroring FeedService.attachViewerState). Also parked: the Figma 'View all members -&gt;' affordance has no dedicated full-roster screen -- rendered as an in-place 'Load more members' for now; a real roster route + screen is a later design + code task if the founder wants one. No club-post composer (no club-scoped post-creation flow designed; CreatePostDto accepts clubPageId but nothing in apps/web sends it).</w:t>
+            </w:r>
+          </w:p>
+        </w:tc>
+      </w:tr>
+      <w:tr>
+        <w:tc>
+          <w:tcPr>
+            <w:tcW w:type="dxa" w:w="500"/>
+          </w:tcPr>
+          <w:p>
+            <w:r>
+              <w:t>225</w:t>
+            </w:r>
+          </w:p>
+        </w:tc>
+        <w:tc>
+          <w:tcPr>
+            <w:tcW w:type="dxa" w:w="4700"/>
+          </w:tcPr>
+          <w:p>
+            <w:r>
+              <w:t>apps/web login() distinguishes a deactivated account from a wrong password only by string-matching the backend 401 message for "deactivat" (AuthService.login returns a bare 401 for both; the "deactivated" message is only ever returned after the password verifies). Surfaced by sprint-2/account-deactivation-to-code, which needs that distinction to route to the Inactive Account interstitial.</w:t>
+            </w:r>
+          </w:p>
+        </w:tc>
+        <w:tc>
+          <w:tcPr>
+            <w:tcW w:type="dxa" w:w="1850"/>
+          </w:tcPr>
+          <w:p>
+            <w:r>
+              <w:t>sprint-2/account-deactivation-to-code (figma-to-code, 2026-09-06)</w:t>
+            </w:r>
+          </w:p>
+        </w:tc>
+        <w:tc>
+          <w:tcPr>
+            <w:tcW w:type="dxa" w:w="2300"/>
+          </w:tcPr>
+          <w:p>
+            <w:r>
+              <w:t>Open -- flagged, not fixed (apps/web-only PR; the frontend does what it can with the signal the backend gives). login() throws AuthApiError with code:"account_deactivated" when response.status===401 and /deactivat/i matches the response body message; LoginPage routes to /account/inactive on that code, carrying the (verified-correct) email+password in in-memory react-router state so "Activate account" can call POST /auth/reactivate-account without re-prompting. A dedicated machine-readable response code (or a distinct 403) on AuthService.login for the deactivated case would remove the string-matching fragility -- a small backend follow-up. No user-facing bug today: if the string match ever failed, the person would just see the normal "wrong password" error.</w:t>
             </w:r>
           </w:p>
         </w:tc>

--- a/docs/Soccernity_MVP_Build_Plan_v1.7.docx
+++ b/docs/Soccernity_MVP_Build_Plan_v1.7.docx
@@ -19414,6 +19414,48 @@
           <w:p>
             <w:r>
               <w:t>Open -- flagged, not fixed (apps/web-only PR; the frontend does what it can with the signal the backend gives). login() throws AuthApiError with code:"account_deactivated" when response.status===401 and /deactivat/i matches the response body message; LoginPage routes to /account/inactive on that code, carrying the (verified-correct) email+password in in-memory react-router state so "Activate account" can call POST /auth/reactivate-account without re-prompting. A dedicated machine-readable response code (or a distinct 403) on AuthService.login for the deactivated case would remove the string-matching fragility -- a small backend follow-up. No user-facing bug today: if the string match ever failed, the person would just see the normal "wrong password" error.</w:t>
+            </w:r>
+          </w:p>
+        </w:tc>
+      </w:tr>
+      <w:tr>
+        <w:tc>
+          <w:tcPr>
+            <w:tcW w:type="dxa" w:w="500"/>
+          </w:tcPr>
+          <w:p>
+            <w:r>
+              <w:t>226</w:t>
+            </w:r>
+          </w:p>
+        </w:tc>
+        <w:tc>
+          <w:tcPr>
+            <w:tcW w:type="dxa" w:w="4700"/>
+          </w:tcPr>
+          <w:p>
+            <w:r>
+              <w:t>The keyset-pagination tiebreaker `orderBy: [{ createdAt: 'desc' }, { id: 'desc' }]` (services/api/src/modules/feed/feed.service.ts, shared by GET /posts/feed and GET /clubs/:id/feed) is non-deterministic for any pair of Posts that share the same millisecond-precision createdAt: Post.id is `@default(uuid())` (random, no relation to creation order), so that pair's relative order becomes effectively random on every request. Surfaced as an intermittent CI failure in test/clubs.e2e-spec.ts (the keyset-pagination test), where 3 posts were seeded in a tight loop with no explicit createdAt.</w:t>
+            </w:r>
+          </w:p>
+        </w:tc>
+        <w:tc>
+          <w:tcPr>
+            <w:tcW w:type="dxa" w:w="1850"/>
+          </w:tcPr>
+          <w:p>
+            <w:r>
+              <w:t>sprint-2/fix-flaky-clubs-feed-pagination-test (backend-api, 2026-09-06)</w:t>
+            </w:r>
+          </w:p>
+        </w:tc>
+        <w:tc>
+          <w:tcPr>
+            <w:tcW w:type="dxa" w:w="2300"/>
+          </w:tcPr>
+          <w:p>
+            <w:r>
+              <w:t>Open -- flagged, not fixed. This was a TEST-ONLY PR; changing the tiebreaker (or the schema) was explicitly out of scope for unblocking the CI failure. The test flake itself is fixed: seedClubPost() and every order-asserting seed in that file now pass an explicit, strictly-increasing createdAt (10ms apart) so the tests never depend on clock resolution. The PRODUCTION edge case is real but narrow and cosmetic -- same class as Decision Log #153/#154: not data loss, not duplication. At worst, two posts genuinely created within the same millisecond can swap places between two paginated requests, or a cursor built exactly on that boundary row can skip or repeat that one pair. It predates this PR and also exists on GET /posts/feed; feed volume is near zero today so there is no observable churn. Fix options for whoever hardens feed-ordering later: (a) a monotonic sequence column on Post (`seq BigInt @default(autoincrement())`) used as the tiebreaker key instead of `id`, with the cursor encoding it too; (b) higher-precision createdAt if Postgres/Prisma expose it reliably; (c) formally accept it as cosmetic. Low priority.</w:t>
             </w:r>
           </w:p>
         </w:tc>

--- a/docs/Soccernity_MVP_Build_Plan_v1.7.docx
+++ b/docs/Soccernity_MVP_Build_Plan_v1.7.docx
@@ -18723,6 +18723,11 @@
               <w:t>Resolved -- all 24 non-canonical footer instances (22 "Footer — Soccernity Global" on Leaderboard/Contest/Competition frames + 2 compact Sports/Livescores mobile footers) replaced with clones of the canonical footer (desktop source 5213:6816 / mobile source 5543:7662), reparented into each target's own auto-layout frame at the old footer's position, old footer removed. Every target frame uses VERTICAL auto-layout with primaryAxisSizingMode=AUTO, so each frame's own height grew automatically to fit the taller canonical footer -- no manual resize/reposition math was needed, and no frame.resize()-on-GROUPs risk applied since none of these are absolute-layout content. Verified: bound-paint set on every new footer (brand/green, color/text/on-navy, color/icon/inactive, brand/navy) matches the canonical footer's own bindings exactly; screenshots confirmed clean on a sample from every family (Leaderboard desktop + mobile, Contest, Empty State, both Sports Hub mobile states, the latter two the largest single growth at +322px); a file-wide sweep for any remaining "Footer — Soccernity Global" or bare "Footer" (non-Action) instance outside archived/hidden frames returned zero matches. "Footer Action" nodes (unrelated form-action button bars) and Admin Panel frames were confirmed live to carry none of the old pattern and were untouched.</w:t>
             </w:r>
           </w:p>
+          <w:p>
+            <w:r>
+              <w:t xml:space="preserve">  FORWARD-POINTER (#227, sprint-2/leaderboard-footer-removal-and-contest-rules-modal, 2026-09-06): PARTIALLY REVERSED for the Leaderboard family -- the founder has since decided the Leaderboard must NOT carry the site footer. The canonical footer added here was removed from all 20 "Leaderboard --" prefixed frames. The 2 Contest -- Weekly Results (Top 3) frames and every non-Leaderboard target of this entry are unchanged.</w:t>
+            </w:r>
+          </w:p>
         </w:tc>
       </w:tr>
       <w:tr>
@@ -18894,6 +18899,11 @@
               <w:t>Resolved by the founder: the footer is a shared component (apps/web/src/layout/Footer.tsx), rendered once by a new pathless layout route FooterLayout nested under AppShell (mirroring the AuthChrome split from Decision Log #172, one layer deeper). FooterLayout children = the pages whose canonical Figma frame carries the footer: Home, Sports Hub, Leaderboard, Blog, Article Detail. Community / Clubs / ClubFanPage / Banter stay direct AppShell children with NO footer — confirmed live that their Figma frames have none. Footer.tsx is built to the CANONICAL footer (desktop 5213:6816 / mobile 5543:7662), not the drifted inline copy — logo mark + 6-icon social bar + bullet-separated legal links + rule + copyright all restored. Legal links / social icons render as non-interactive spans (no /terms, /privacy, /contact routes yet — Decision Log #203; no published social accounts). The Figma rule binds --sn-icon-inactive (navy @ 15%, invisible on navy); shared component uses white @ 15% to keep the intent. HomePage.tsx's inline footer JSX + CSS removed. Legal pages (Decision Log #202/#203) will pick up the shared footer automatically once converted, if added as FooterLayout children.</w:t>
             </w:r>
           </w:p>
+          <w:p>
+            <w:r>
+              <w:t xml:space="preserve">  FORWARD-POINTER (#227, sprint-2/leaderboard-footer-removal-and-contest-rules-modal, 2026-09-06): the Leaderboard's Figma frame no longer carries the footer (founder decision). LeaderboardPage.tsx must therefore move out of FooterLayout to a direct AppShell child in a figma-to-code follow-up -- the shipped Leaderboard page should stop rendering &lt;Footer/&gt;. FooterLayout page set is now: Home, Sports Hub, Blog, Article Detail.</w:t>
+            </w:r>
+          </w:p>
         </w:tc>
       </w:tr>
       <w:tr>
@@ -19456,6 +19466,48 @@
           <w:p>
             <w:r>
               <w:t>Open -- flagged, not fixed. This was a TEST-ONLY PR; changing the tiebreaker (or the schema) was explicitly out of scope for unblocking the CI failure. The test flake itself is fixed: seedClubPost() and every order-asserting seed in that file now pass an explicit, strictly-increasing createdAt (10ms apart) so the tests never depend on clock resolution. The PRODUCTION edge case is real but narrow and cosmetic -- same class as Decision Log #153/#154: not data loss, not duplication. At worst, two posts genuinely created within the same millisecond can swap places between two paginated requests, or a cursor built exactly on that boundary row can skip or repeat that one pair. It predates this PR and also exists on GET /posts/feed; feed volume is near zero today so there is no observable churn. Fix options for whoever hardens feed-ordering later: (a) a monotonic sequence column on Post (`seq BigInt @default(autoincrement())`) used as the tiebreaker key instead of `id`, with the cursor encoding it too; (b) higher-precision createdAt if Postgres/Prisma expose it reliably; (c) formally accept it as cosmetic. Low priority.</w:t>
+            </w:r>
+          </w:p>
+        </w:tc>
+      </w:tr>
+      <w:tr>
+        <w:tc>
+          <w:tcPr>
+            <w:tcW w:type="dxa" w:w="500"/>
+          </w:tcPr>
+          <w:p>
+            <w:r>
+              <w:t>227</w:t>
+            </w:r>
+          </w:p>
+        </w:tc>
+        <w:tc>
+          <w:tcPr>
+            <w:tcW w:type="dxa" w:w="4700"/>
+          </w:tcPr>
+          <w:p>
+            <w:r>
+              <w:t>Founder decision: the Leaderboard must NOT carry the site footer, reversing its earlier inclusion. Two parts. (1) The canonical footer clone was removed from all 20 "Leaderboard --" prefixed Figma frames (the 2 canonical Leaderboard frames + the Contest-tab weekly-fill/live/crowned states + the Empty State + the Competition-tab Prediction/Commentary states, desktop and mobile). (2) A "Contest rules ›" chevron link + a Contest Rules modal (structural shell only, placeholder body) were added to Contest Details desktop + mobile.</w:t>
+            </w:r>
+          </w:p>
+        </w:tc>
+        <w:tc>
+          <w:tcPr>
+            <w:tcW w:type="dxa" w:w="1850"/>
+          </w:tcPr>
+          <w:p>
+            <w:r>
+              <w:t>sprint-2/leaderboard-footer-removal-and-contest-rules-modal (figma-design-system, 2026-09-06)</w:t>
+            </w:r>
+          </w:p>
+        </w:tc>
+        <w:tc>
+          <w:tcPr>
+            <w:tcW w:type="dxa" w:w="2300"/>
+          </w:tcPr>
+          <w:p>
+            <w:r>
+              <w:t>Resolved. PART 1 (footer removal): every parent frame is VERTICAL auto-layout with primaryAxisSizingMode=AUTO, so deleting the footer child let each frame's height shrink automatically -- no manual resize, no orphaned gap (verified by screenshot on the canonical desktop+mobile frames, Contest Tab Crowned, and Empty State mobile). A page-wide reaction scan confirmed no prototype reaction targeted any node inside the 20 removed footer subtrees. Table Footer -- Pagination (5174:6734 / 5540:7480) was NOT touched (name collision only -- it is the table's pagination row, not the site footer). FLAGGED, not removed: Contest -- Weekly Results (Top 3) desktop (5528:7260) + mobile (5545:7394) carry the byte-identical #209 footer clone but are Contest-section frames, not Leaderboard-family -- founder to confirm whether the reversal extends to them so the whole Contest section stays consistent (every other Contest-section frame is already footer-free). APPS/WEB CONSEQUENCE, flagged: Decision Log #213 placed LeaderboardPage.tsx under the FooterLayout route because its canonical Figma frame carried the footer -- that is now false; a figma-to-code follow-up must move LeaderboardPage out of FooterLayout to a direct AppShell child so the shipped page stops rendering &lt;Footer/&gt;. PART 2 (Contest Rules modal): "Contest rules ›" link added to Contest -- Details -- Mobile (5801:8635, after "View leaderboard ›") and Contest - contest details page desktop (2155:1062, below the Join Contest button -- desktop has no "View leaderboard ›" link to sit beside, a pre-existing desktop/mobile inconsistency, flagged not fixed). Two new modal-state frames: Contest -- Rules -- Modal -- Desktop (6241:14657) and Contest -- Rules -- Modal -- Mobile (6241:14677) -- full-frame scrim+dialog compositions matching the file's existing modal convention (Contest - Delete Task etc.). Each dialog has a title, a close (×) control, a divider, and a clipsContent + overflowDirection=VERTICAL scrollable body containing ONE clearly-labelled dashed placeholder block: "[PLACEHOLDER -- founder to supply final Contest Rules copy before this ships]". MODAL SCOPE, founder's explicit call: the real Contest Rules copy is written and owned by the founder directly -- there is NO legal-counsel review track for this content, unlike the Terms of Service / Privacy Policy (Decision Log #203). The placeholder is styled distinctly (dashed brand/navy border on brand/green-tint) precisely so it cannot be mistaken for real content the way #203's Lorem ipsum was. Scrim = two stacked color/icon/inactive fills (~28% navy), elevation/menu effect style on the dialog, 0 unbound / 0 off-palette / 0 green-tint-28 / 0 new colours across all authored nodes. Prototype wiring: link -&gt; NAVIGATE -&gt; modal; modal Close + Scrim -&gt; NAVIGATE -&gt; back to Contest Details. Full detail: docs/sprint-2-leaderboard-footer-removal-and-contest-rules-modal-report.md. Not merged -- founder's call after review.</w:t>
             </w:r>
           </w:p>
         </w:tc>

--- a/docs/Soccernity_MVP_Build_Plan_v1.7.docx
+++ b/docs/Soccernity_MVP_Build_Plan_v1.7.docx
@@ -18904,6 +18904,11 @@
               <w:t xml:space="preserve">  FORWARD-POINTER (#227, sprint-2/leaderboard-footer-removal-and-contest-rules-modal, 2026-09-06): the Leaderboard's Figma frame no longer carries the footer (founder decision). LeaderboardPage.tsx must therefore move out of FooterLayout to a direct AppShell child in a figma-to-code follow-up -- the shipped Leaderboard page should stop rendering &lt;Footer/&gt;. FooterLayout page set is now: Home, Sports Hub, Blog, Article Detail.</w:t>
             </w:r>
           </w:p>
+          <w:p>
+            <w:r>
+              <w:t xml:space="preserve">  FORWARD-POINTER (#228, sprint-2/fix-footer-placement-and-contest-rules-modal, 2026-09-06): FooterLayout's children corrected in code -- Contest was removed (its Figma frame 2155:1062 never had a footer; this entry's comment claimed it did), Leaderboard was removed (Decision Log #227), and the 404 page was added (error-page recovery pattern). FooterLayout page set is now: Home, Sports Hub, Blog, Article Detail, 404.</w:t>
+            </w:r>
+          </w:p>
         </w:tc>
       </w:tr>
       <w:tr>
@@ -19508,6 +19513,53 @@
           <w:p>
             <w:r>
               <w:t>Resolved. PART 1 (footer removal): every parent frame is VERTICAL auto-layout with primaryAxisSizingMode=AUTO, so deleting the footer child let each frame's height shrink automatically -- no manual resize, no orphaned gap (verified by screenshot on the canonical desktop+mobile frames, Contest Tab Crowned, and Empty State mobile). A page-wide reaction scan confirmed no prototype reaction targeted any node inside the 20 removed footer subtrees. Table Footer -- Pagination (5174:6734 / 5540:7480) was NOT touched (name collision only -- it is the table's pagination row, not the site footer). FLAGGED, not removed: Contest -- Weekly Results (Top 3) desktop (5528:7260) + mobile (5545:7394) carry the byte-identical #209 footer clone but are Contest-section frames, not Leaderboard-family -- founder to confirm whether the reversal extends to them so the whole Contest section stays consistent (every other Contest-section frame is already footer-free). APPS/WEB CONSEQUENCE, flagged: Decision Log #213 placed LeaderboardPage.tsx under the FooterLayout route because its canonical Figma frame carried the footer -- that is now false; a figma-to-code follow-up must move LeaderboardPage out of FooterLayout to a direct AppShell child so the shipped page stops rendering &lt;Footer/&gt;. PART 2 (Contest Rules modal): "Contest rules ›" link added to Contest -- Details -- Mobile (5801:8635, after "View leaderboard ›") and Contest - contest details page desktop (2155:1062, below the Join Contest button -- desktop has no "View leaderboard ›" link to sit beside, a pre-existing desktop/mobile inconsistency, flagged not fixed). Two new modal-state frames: Contest -- Rules -- Modal -- Desktop (6241:14657) and Contest -- Rules -- Modal -- Mobile (6241:14677) -- full-frame scrim+dialog compositions matching the file's existing modal convention (Contest - Delete Task etc.). Each dialog has a title, a close (×) control, a divider, and a clipsContent + overflowDirection=VERTICAL scrollable body containing ONE clearly-labelled dashed placeholder block: "[PLACEHOLDER -- founder to supply final Contest Rules copy before this ships]". MODAL SCOPE, founder's explicit call: the real Contest Rules copy is written and owned by the founder directly -- there is NO legal-counsel review track for this content, unlike the Terms of Service / Privacy Policy (Decision Log #203). The placeholder is styled distinctly (dashed brand/navy border on brand/green-tint) precisely so it cannot be mistaken for real content the way #203's Lorem ipsum was. Scrim = two stacked color/icon/inactive fills (~28% navy), elevation/menu effect style on the dialog, 0 unbound / 0 off-palette / 0 green-tint-28 / 0 new colours across all authored nodes. Prototype wiring: link -&gt; NAVIGATE -&gt; modal; modal Close + Scrim -&gt; NAVIGATE -&gt; back to Contest Details. Full detail: docs/sprint-2-leaderboard-footer-removal-and-contest-rules-modal-report.md. Not merged -- founder's call after review.</w:t>
+            </w:r>
+          </w:p>
+          <w:p>
+            <w:r>
+              <w:t xml:space="preserve">  FORWARD-POINTER (#228, sprint-2/fix-footer-placement-and-contest-rules-modal, 2026-09-06): the apps/web follow-up this entry flagged is DONE -- LeaderboardPage.tsx was moved out of FooterLayout to a direct AppShell child, so the shipped Leaderboard page no longer renders &lt;Footer/&gt;. The Contest Rules modal + "Contest rules ›" link designed here are now wired on ContestPage.tsx, shipping with the visible "founder to supply" placeholder (no counsel-review track, per this entry).</w:t>
+            </w:r>
+          </w:p>
+        </w:tc>
+      </w:tr>
+      <w:tr>
+        <w:tc>
+          <w:tcPr>
+            <w:tcW w:type="dxa" w:w="500"/>
+          </w:tcPr>
+          <w:p>
+            <w:r>
+              <w:t>228</w:t>
+            </w:r>
+          </w:p>
+        </w:tc>
+        <w:tc>
+          <w:tcPr>
+            <w:tcW w:type="dxa" w:w="4700"/>
+          </w:tcPr>
+          <w:p>
+            <w:r>
+              <w:t>Three site-footer route-placement fixes in apps/web + wiring the Contest Rules modal. (1) /contest incorrectly rendered the shared &lt;Footer/&gt; -- its Figma frame (2155:1062) has no footer and FooterLayout.tsx's own comment documented the opposite rule. (2) /leaderboard should also no longer render the footer (founder decision, Decision Log #227). (3) The 404 page (NotFoundPage) should GET the footer -- standard error-page recovery pattern. Plus: wire the new "Contest rules ›" link on ContestPage.tsx to open the Contest Rules modal, rendering the placeholder exactly as designed (Decision Log #227 -- founder writes the real copy directly, no counsel-review track, ships with the visible "founder to supply" marking).</w:t>
+            </w:r>
+          </w:p>
+        </w:tc>
+        <w:tc>
+          <w:tcPr>
+            <w:tcW w:type="dxa" w:w="1850"/>
+          </w:tcPr>
+          <w:p>
+            <w:r>
+              <w:t>sprint-2/fix-footer-placement-and-contest-rules-modal (figma-to-code, 2026-09-06)</w:t>
+            </w:r>
+          </w:p>
+        </w:tc>
+        <w:tc>
+          <w:tcPr>
+            <w:tcW w:type="dxa" w:w="2300"/>
+          </w:tcPr>
+          <w:p>
+            <w:r>
+              <w:t>Resolved. router.tsx: `contest` and `leaderboard` moved out of the FooterLayout pathless route to be direct AppShell children (alongside community/banter/clubs) -- they now render with NO site footer. `{ path: "*", element: &lt;NotFoundPage/&gt; }` moved INTO FooterLayout so the 404 page renders with the footer. React Router ranks routes by specificity across the whole config regardless of nesting depth, so moving the splat changes nothing about matching -- verified by a new src/app/router.test.tsx that mounts the REAL route tree via createMemoryRouter(routes): a genuinely unmatched path still 404s (and now shows the footer), and every other route still resolves (/community renders its page with no footer, / and /sports-hub still render the footer, /leaderboard and /contest render their no-session prompt with no footer). routes is now exported separately from router for that test. FooterLayout.tsx's header comment rewritten to the corrected list (Home, Sports Hub, Blog, Article Detail, 404 -- Leaderboard and Contest both removed) so it stops documenting a rule the code no longer follows; items 1+2 land together so there's no half-corrected intermediate state. LeaderboardPage.tsx / ContestPage.tsx confirmed to have NO hardcoded footer-adjacent spacing or layout assumption left over (.lb-page / .contest-page are flex columns with `gap`, no bottom margin/padding tied to a footer; the `.lb-contest__footer` class and a `/* footer bits */` CSS comment are internal page bits, not the site footer -- left as-is to keep the diff minimal). MODAL WIRING: new src/pages/contest/ContestRulesModal.tsx (+ .css) follows EditProfileModal.tsx's overlay + card pattern (scrim onClick to close, card stopPropagation), plus role="dialog" / aria-modal / aria-labelledby / Escape-to-close / focus the close button on open. Body renders the exact Figma placeholder block -- a dashed brand/navy border on green-tint-12 containing "[PLACEHOLDER -- founder to supply final Contest Rules copy before this ships]" + the "no legal-counsel review track" sub-line + the scroll-note caption. NO real rules copy was written and the "founder to supply" marking is NOT removed or softened -- this intentionally ships with a visible placeholder. ContestPage.tsx gets a "Contest rules ›" &lt;button&gt; (an in-page overlay, not a navigation) styled as the same chevron link as "View the Contest leaderboard →", opening the modal via local `rulesOpen` state. VERIFIED: npx tsc --noEmit clean, npm run lint clean, npm run build clean; npx vitest run -- 27 files / 177 tests, 0 failures (up from 26/166: new router.test.tsx +8, ContestPage.test.tsx +3 for the modal open/close/placeholder-visible cases). Dev-server smoke test: /, /leaderboard, /contest, /sports-hub, /community, and an unmatched path all HTTP 200. No real browser/Playwright check available -- same ceiling as every prior apps/web PR. Not merged -- founder's call after review.</w:t>
             </w:r>
           </w:p>
         </w:tc>

--- a/docs/Soccernity_MVP_Build_Plan_v1.7.docx
+++ b/docs/Soccernity_MVP_Build_Plan_v1.7.docx
@@ -19520,6 +19520,11 @@
               <w:t xml:space="preserve">  FORWARD-POINTER (#228, sprint-2/fix-footer-placement-and-contest-rules-modal, 2026-09-06): the apps/web follow-up this entry flagged is DONE -- LeaderboardPage.tsx was moved out of FooterLayout to a direct AppShell child, so the shipped Leaderboard page no longer renders &lt;Footer/&gt;. The Contest Rules modal + "Contest rules ›" link designed here are now wired on ContestPage.tsx, shipping with the visible "founder to supply" placeholder (no counsel-review track, per this entry).</w:t>
             </w:r>
           </w:p>
+          <w:p>
+            <w:r>
+              <w:t xml:space="preserve">  FORWARD-POINTER (#229, sprint-2/contest-weekly-results-footer-removal, figma-design-system, 2026-09-06): the flagged gap is CLOSED. The founder confirmed the footer reversal extends to the two Contest -- Weekly Results (Top 3) frames (5528:7260 desktop / 5545:7394 mobile) -- they are a Leaderboard Contest-tab display state, not the standalone Contest details/task page family. Both footer clones (6143:1648 / 6143:1724) removed; both frames auto-shrank to content-bottom (951-&gt;637 desktop, 1652-&gt;1234 mobile), screenshot-verified, no orphaned gap. Page-wide reaction scan clean. A final sweep confirms 0 of the 26 Leaderboard/Contest-family frames still carry a site footer.</w:t>
+            </w:r>
+          </w:p>
         </w:tc>
       </w:tr>
       <w:tr>
@@ -19560,6 +19565,48 @@
           <w:p>
             <w:r>
               <w:t>Resolved. router.tsx: `contest` and `leaderboard` moved out of the FooterLayout pathless route to be direct AppShell children (alongside community/banter/clubs) -- they now render with NO site footer. `{ path: "*", element: &lt;NotFoundPage/&gt; }` moved INTO FooterLayout so the 404 page renders with the footer. React Router ranks routes by specificity across the whole config regardless of nesting depth, so moving the splat changes nothing about matching -- verified by a new src/app/router.test.tsx that mounts the REAL route tree via createMemoryRouter(routes): a genuinely unmatched path still 404s (and now shows the footer), and every other route still resolves (/community renders its page with no footer, / and /sports-hub still render the footer, /leaderboard and /contest render their no-session prompt with no footer). routes is now exported separately from router for that test. FooterLayout.tsx's header comment rewritten to the corrected list (Home, Sports Hub, Blog, Article Detail, 404 -- Leaderboard and Contest both removed) so it stops documenting a rule the code no longer follows; items 1+2 land together so there's no half-corrected intermediate state. LeaderboardPage.tsx / ContestPage.tsx confirmed to have NO hardcoded footer-adjacent spacing or layout assumption left over (.lb-page / .contest-page are flex columns with `gap`, no bottom margin/padding tied to a footer; the `.lb-contest__footer` class and a `/* footer bits */` CSS comment are internal page bits, not the site footer -- left as-is to keep the diff minimal). MODAL WIRING: new src/pages/contest/ContestRulesModal.tsx (+ .css) follows EditProfileModal.tsx's overlay + card pattern (scrim onClick to close, card stopPropagation), plus role="dialog" / aria-modal / aria-labelledby / Escape-to-close / focus the close button on open. Body renders the exact Figma placeholder block -- a dashed brand/navy border on green-tint-12 containing "[PLACEHOLDER -- founder to supply final Contest Rules copy before this ships]" + the "no legal-counsel review track" sub-line + the scroll-note caption. NO real rules copy was written and the "founder to supply" marking is NOT removed or softened -- this intentionally ships with a visible placeholder. ContestPage.tsx gets a "Contest rules ›" &lt;button&gt; (an in-page overlay, not a navigation) styled as the same chevron link as "View the Contest leaderboard →", opening the modal via local `rulesOpen` state. VERIFIED: npx tsc --noEmit clean, npm run lint clean, npm run build clean; npx vitest run -- 27 files / 177 tests, 0 failures (up from 26/166: new router.test.tsx +8, ContestPage.test.tsx +3 for the modal open/close/placeholder-visible cases). Dev-server smoke test: /, /leaderboard, /contest, /sports-hub, /community, and an unmatched path all HTTP 200. No real browser/Playwright check available -- same ceiling as every prior apps/web PR. Not merged -- founder's call after review.</w:t>
+            </w:r>
+          </w:p>
+        </w:tc>
+      </w:tr>
+      <w:tr>
+        <w:tc>
+          <w:tcPr>
+            <w:tcW w:type="dxa" w:w="500"/>
+          </w:tcPr>
+          <w:p>
+            <w:r>
+              <w:t>229</w:t>
+            </w:r>
+          </w:p>
+        </w:tc>
+        <w:tc>
+          <w:tcPr>
+            <w:tcW w:type="dxa" w:w="4700"/>
+          </w:tcPr>
+          <w:p>
+            <w:r>
+              <w:t>Founder confirmation of Decision Log #227's flagged edge case: does the Leaderboard site-footer reversal extend to the two "Contest -- Weekly Results (Top 3)" frames (5528:7260 desktop / 5545:7394 mobile)? PR #187 removed the footer from every "Leaderboard --" prefixed frame but left these two because their names start with "Contest --", and flagged them because they carry the byte-identical footer clone and are functionally a Leaderboard Contest-tab display state (weekly top-3, winners go through to the Week 4 Level 1 final).</w:t>
+            </w:r>
+          </w:p>
+        </w:tc>
+        <w:tc>
+          <w:tcPr>
+            <w:tcW w:type="dxa" w:w="1850"/>
+          </w:tcPr>
+          <w:p>
+            <w:r>
+              <w:t>sprint-2/contest-weekly-results-footer-removal (figma-design-system, 2026-09-06)</w:t>
+            </w:r>
+          </w:p>
+        </w:tc>
+        <w:tc>
+          <w:tcPr>
+            <w:tcW w:type="dxa" w:w="2300"/>
+          </w:tcPr>
+          <w:p>
+            <w:r>
+              <w:t>Resolved. Founder confirmed the reversal extends to both frames -- they are the same Leaderboard family, not the standalone Contest details/task page family (every other Contest-section frame is already footer-free). Footer clones 6143:1648 (desktop, y=637, 1440x314) and 6143:1724 (mobile, y=1234, 390x418) removed. Both parents are VERTICAL auto-layout primaryAxisSizingMode=AUTO, so each frame's height shrank automatically to content-bottom -- 951-&gt;637 desktop (navbar 90 + body 547), 1652-&gt;1234 mobile (navbar 64 + body 1170) -- no manual resize, no orphaned gap, screenshot-verified before/after on both. Page-wide prototype-reaction scan: 0 reactions targeted any node inside either removed footer subtree (106 descendant nodes total). Table Footer -- Pagination (5174:6734 / 5540:7480) NOT touched (name collision, table pagination row). Final sweep: 0 of the 26 Leaderboard/Contest-family frames on page 0:1 still carry a site footer; the 26 remaining instances of the footer-clone template file-wide are all on the legitimate "carries the site footer" page set (Home canonical, Sports/Livescores, Blog, Blog -- Article Detail, Contact Us / Terms of Service / Privacy Policy). No app/backend code -- LeaderboardPage.tsx was already moved out of FooterLayout by #228; no apps/web route corresponds to this Contest-tab display state; LeaderboardPage.css's .lb-contest__footer is an unrelated local caption-link style, not the shared Footer component. Full detail: docs/sprint-2-contest-weekly-results-footer-removal-report.md. Not merged -- founder's call after review.</w:t>
             </w:r>
           </w:p>
         </w:tc>

--- a/docs/Soccernity_MVP_Build_Plan_v1.7.docx
+++ b/docs/Soccernity_MVP_Build_Plan_v1.7.docx
@@ -11053,10 +11053,7 @@
           </w:tcPr>
           <w:p>
             <w:r>
-              <w:t>Implemented as described (route split; both gaps flagged in code comments) — pending founder confirmation, particularly whether a consent-token lookup endpoint and a decline endpoint should be built</w:t>
-            </w:r>
-            <w:r>
-              <w:t xml:space="preserve">  //  SEE ALSO: sprint-2/retrofit-screen-build-guardian-consent designed the full decline path on the DESIGN side (guardian 'decision recorded' screens 7/8, minor rejection notice screen 9 with a Resend button, decline email to the minor). The screens deliberately model 'decision recorded' without asserting a decline/reject endpoint — the backend question here (build a decline endpoint? build the consent-token summary lookup?) is still open and unchanged by that Figma pass.</w:t>
+              <w:t xml:space="preserve">Implemented as described (route split; both gaps flagged in code comments) — pending founder confirmation, particularly whether a consent-token lookup endpoint and a decline endpoint should be built  //  SEE ALSO: sprint-2/retrofit-screen-build-guardian-consent designed the full decline path on the DESIGN side (guardian 'decision recorded' screens 7/8, minor rejection notice screen 9 with a Resend button, decline email to the minor). The screens deliberately model 'decision recorded' without asserting a decline/reject endpoint — the backend question here (build a decline endpoint? build the consent-token summary lookup?) is still open and unchanged by that Figma pass.</w:t>
             </w:r>
           </w:p>
         </w:tc>
@@ -11098,10 +11095,7 @@
           </w:tcPr>
           <w:p>
             <w:r>
-              <w:t>Implemented as described — phone field addition and all four disabled fields flagged in code comments; pending founder confirmation on whether Bio/Location/Preferred-Club-write/DOB-edit should get real backend fields in a future sprint</w:t>
-            </w:r>
-            <w:r>
-              <w:t xml:space="preserve">  //  SEE ALSO Decision Log #58 (the Create Profile SCREEN as a whole — every field on it is unbacked or duplicative; keep/rebuild/deprecate is a separate open founder decision).</w:t>
+              <w:t xml:space="preserve">Implemented as described — phone field addition and all four disabled fields flagged in code comments; pending founder confirmation on whether Bio/Location/Preferred-Club-write/DOB-edit should get real backend fields in a future sprint  //  SEE ALSO Decision Log #58 (the Create Profile SCREEN as a whole — every field on it is unbacked or duplicative; keep/rebuild/deprecate is a separate open founder decision).</w:t>
             </w:r>
           </w:p>
         </w:tc>
@@ -11185,7 +11179,7 @@
           </w:tcPr>
           <w:p>
             <w:r>
-              <w:t>Open — button shipped disabled by design; no resend-verification endpoint or support/contact channel exists yet, real destination needed in a future sprint RESOLVED by sprint-2/verify-email-support-and-consent-view (figma-to-code): the founder confirmed the real support destination, support@soccernity.com. The 'Contact support' button on both the Link Invalid Or Expired and Missing Token states is now a real, enabled mailto:support@soccernity.com?subject=Email%20verification%20help link (a plain subject prefill only, no body -- kept simple per the task's own brief), replacing the disabled placeholder and its explanatory tooltip. Test coverage added confirming the link is real and enabled on both states, replacing the prior disabled-state assertions.</w:t>
+              <w:t>Resolved — button shipped disabled by design; no resend-verification endpoint or support/contact channel exists yet, real destination needed in a future sprint RESOLVED by sprint-2/verify-email-support-and-consent-view (figma-to-code): the founder confirmed the real support destination, support@soccernity.com. The 'Contact support' button on both the Link Invalid Or Expired and Missing Token states is now a real, enabled mailto:support@soccernity.com?subject=Email%20verification%20help link (a plain subject prefill only, no body -- kept simple per the task's own brief), replacing the disabled placeholder and its explanatory tooltip. Test coverage added confirming the link is real and enabled on both states, replacing the prior disabled-state assertions.</w:t>
             </w:r>
           </w:p>
         </w:tc>
@@ -11311,7 +11305,7 @@
           </w:tcPr>
           <w:p>
             <w:r>
-              <w:t>Open — both text mismatches kept as-is; would need a Figma update or a deliberate copy decision (and a test update) to resolve either direction RESOLVED by sprint-2/verify-email-support-and-consent-view (figma-to-code): both text conflicts fixed to match Figma exactly, with a matching ClubPickerStep.test.tsx update -- no stale assertions left. (a) The button now reads 'Load more', matching the Figma frame; the old 'Load more clubs' wording is gone. (b) The single 'No clubs match that filter.' message is split into two real, distinct cases: a catalogue-genuinely-empty case (clubs.length === 0, regardless of whether a filter is active) now reads 'No clubs available yet.' -- sourced verbatim from the real Figma 'Club Picker -- 6 No Clubs Available Yet' frame built for Decision Log #137 (sprint-2/decision-log-133-137-followup), quoted directly in that PR's own report since no node ID was recorded there for a fresh Figma re-read -- and the original 'No clubs match that filter.' is kept for the genuine filter-matched-nothing case (clubs.length &gt; 0 but visibleClubs.length === 0). Verified: tsc --noEmit exit 0, vitest 13 files / 86 -&gt; 92 tests 0 failures, vite build exit 0, lint exit 0.</w:t>
+              <w:t>Resolved — both text mismatches kept as-is; would need a Figma update or a deliberate copy decision (and a test update) to resolve either direction RESOLVED by sprint-2/verify-email-support-and-consent-view (figma-to-code): both text conflicts fixed to match Figma exactly, with a matching ClubPickerStep.test.tsx update -- no stale assertions left. (a) The button now reads 'Load more', matching the Figma frame; the old 'Load more clubs' wording is gone. (b) The single 'No clubs match that filter.' message is split into two real, distinct cases: a catalogue-genuinely-empty case (clubs.length === 0, regardless of whether a filter is active) now reads 'No clubs available yet.' -- sourced verbatim from the real Figma 'Club Picker -- 6 No Clubs Available Yet' frame built for Decision Log #137 (sprint-2/decision-log-133-137-followup), quoted directly in that PR's own report since no node ID was recorded there for a fresh Figma re-read -- and the original 'No clubs match that filter.' is kept for the genuine filter-matched-nothing case (clubs.length &gt; 0 but visibleClubs.length === 0). Verified: tsc --noEmit exit 0, vitest 13 files / 86 -&gt; 92 tests 0 failures, vite build exit 0, lint exit 0.</w:t>
             </w:r>
           </w:p>
         </w:tc>
@@ -11398,10 +11392,7 @@
               <w:t>Resolved by the founder: (1) A pending_deletion account gets a 30-day grace period from the delete request before anything permanent happens — standard industry practice, allows recovery from an accidental or coerced deletion request. Requires a scheduled job (not yet built) to sweep accounts past 30 days in pending_deletion. (2) At the end of that window, the User row is hard-deleted, not anonymized — a real DELETE, not a soft/scrambled row. (3) Guardian/consent records are the one deliberate exception: they survive the User row's hard-delete, retained separately for legal-defense purposes (proof that guardian consent was validly obtained, in case of a future dispute) — for 6 months after the 30-day grace period expires (so ~7 months total from the original delete-account request), then deleted. Basis: the ICO does not set a fixed statutory retention period for consent data under UK GDPR — it requires only that data be kept no longer than necessary for the purpose it was collected for, reviewed/deleted once that purpose lapses (ico.org.uk). 6 months is the founder's own applied reading of that necessity principle, not a number sourced from counsel — this is UK-side reasoning specifically; whether Nigeria's NDPA 2023 expects the same window is a separate, still-open cross-check (see Decision Log #4's jurisdictional scope question) rather than assumed identical here. ARCHITECTURE IMPLICATION, not yet built: Guardian currently has no independent existence from User (see schema.prisma's Guardian.minorUserId relation) — hard-deleting User today would cascade-orphan or cascade-delete Guardian too, defeating the point of this decision. This needs a follow-up: either a decoupled consent-audit-log table (userId as a plain string, not an FK, populated at consent-confirmation time, storing only what's needed to prove consent occurred — not full Guardian PII) that survives independently of the User row and is purged on its own 6-month timer, or an ON DELETE behavior change — a real schema/migration decision, not yet scoped into any sprint.</w:t>
               <w:br/>
               <w:br/>
-              <w:t>NIGERIA (NDPA) CROSS-CHECK, now fully resolved: founder research confirmed consent VALIDITY needs no separate NDPA expiry timer (matches Decision Log #8/#10's existing approach, no change needed). On the separate question of a guardian-initiated withdrawal path: founder decision is that no dedicated withdrawal/revoke endpoint is needed — POST /auth/delete-account (whoever controls the account invokes it) IS the withdrawal mechanism for both jurisdictions, following this entry's same 30-day-grace + hard-delete + 6-month separately-retained-consent-record model uniformly, not a UK-vs-Nigeria split. See Decision Log #43 — closed, not needed, same founder call. One residual note, not a blocker: this assumes whoever initiates account deletion (which today can be the minor's own authenticated session, not necessarily the guardian) satisfies NDPA's guardian-withdrawal-notice requirement — that equivalence hasn't been separately confirmed with counsel, but is accepted here as the founder's considered call, not an oversight.</w:t>
-            </w:r>
-            <w:r>
-              <w:t xml:space="preserve">  //  SEE ALSO Decision Log #59 (the account-deletion-requested notification email, designed in sprint-2/retrofit-screen-build-auth-email so the 30-day grace period this entry describes is actually surfaced to the user).</w:t>
+              <w:t xml:space="preserve">NIGERIA (NDPA) CROSS-CHECK, now fully resolved: founder research confirmed consent VALIDITY needs no separate NDPA expiry timer (matches Decision Log #8/#10's existing approach, no change needed). On the separate question of a guardian-initiated withdrawal path: founder decision is that no dedicated withdrawal/revoke endpoint is needed — POST /auth/delete-account (whoever controls the account invokes it) IS the withdrawal mechanism for both jurisdictions, following this entry's same 30-day-grace + hard-delete + 6-month separately-retained-consent-record model uniformly, not a UK-vs-Nigeria split. See Decision Log #43 — closed, not needed, same founder call. One residual note, not a blocker: this assumes whoever initiates account deletion (which today can be the minor's own authenticated session, not necessarily the guardian) satisfies NDPA's guardian-withdrawal-notice requirement — that equivalence hasn't been separately confirmed with counsel, but is accepted here as the founder's considered call, not an oversight.  //  SEE ALSO Decision Log #59 (the account-deletion-requested notification email, designed in sprint-2/retrofit-screen-build-auth-email so the 30-day grace period this entry describes is actually surfaced to the user).</w:t>
             </w:r>
           </w:p>
         </w:tc>
@@ -11695,10 +11686,7 @@
           </w:tcPr>
           <w:p>
             <w:r>
-              <w:t>Resolved — Categories icon accepted as interim. Admin Panel icon-library standardisation still open (flagged by every prior retrofit round). Converting the Admin Shell into a real component/instance set recommended as a follow-up, deferred here. Icon-standardization + shell-componentization plan delivered by sprint-2/admin-panel-structural-pass (report sections 1-2) but NOT executed -- the componentization it all hinges on is a ~45-55-call structural refactor across 29 heterogeneous screens; recommended as its own dedicated session (Decision Log #180, founder-confirmed). Icon carbon: mapping approved (Moderation -&gt; carbon:gavel, Contest -&gt; carbon:trophy, Users -&gt; carbon:user--multiple which also closes #147, Articles -&gt; carbon:document, rest per report section 1.2).</w:t>
-            </w:r>
-            <w:r>
-              <w:t xml:space="preserve"> UPDATE (sprint-2/admin-panel-fast-follow): Item 1 (icon standardization) is now DONE -- all 9 sidebar nav icons on the Admin Shell COMPONENT_SET are redrawn as Carbon-style glyphs (Dashboard/Articles/Users/Moderation/Categories/Contest/Media/Settings redrawn; Competitions renamed only, geometry was already correct), applied once on the component and inherited by all 29 screens. See Decision Log #147/#179 for the specific icon resolutions and #201 for a new Figma boolean-operation gotcha found mid-build.</w:t>
+              <w:t xml:space="preserve">Resolved — Categories icon accepted as interim. Admin Panel icon-library standardisation still open (flagged by every prior retrofit round). Converting the Admin Shell into a real component/instance set recommended as a follow-up, deferred here. Icon-standardization + shell-componentization plan delivered by sprint-2/admin-panel-structural-pass (report sections 1-2) but NOT executed -- the componentization it all hinges on is a ~45-55-call structural refactor across 29 heterogeneous screens; recommended as its own dedicated session (Decision Log #180, founder-confirmed). Icon carbon: mapping approved (Moderation -&gt; carbon:gavel, Contest -&gt; carbon:trophy, Users -&gt; carbon:user--multiple which also closes #147, Articles -&gt; carbon:document, rest per report section 1.2). UPDATE (sprint-2/admin-panel-fast-follow): Item 1 (icon standardization) is now DONE -- all 9 sidebar nav icons on the Admin Shell COMPONENT_SET are redrawn as Carbon-style glyphs (Dashboard/Articles/Users/Moderation/Categories/Contest/Media/Settings redrawn; Competitions renamed only, geometry was already correct), applied once on the component and inherited by all 29 screens. See Decision Log #147/#179 for the specific icon resolutions and #201 for a new Figma boolean-operation gotcha found mid-build.</w:t>
             </w:r>
           </w:p>
         </w:tc>
@@ -11740,10 +11728,7 @@
           </w:tcPr>
           <w:p>
             <w:r>
-              <w:t>Resolved — normalise all Admin Panel frames to 1184 tall and shift content, or accept the y-95 adaptation as canon. Frame-height plan delivered by sprint-2/admin-panel-structural-pass (report §3) but NOT executed (depends on #49/#180 componentization). Founder rule (Decision Log #177): 1184px is a FLOOR not a hard clamp -- grow the 16 screens at 1024 up to 1184; leave Appeal Review (1234) and Create Competition (1530) at their content-driven heights, no screen forced shorter.</w:t>
-            </w:r>
-            <w:r>
-              <w:t xml:space="preserve"> UPDATE (sprint-2/admin-panel-fast-follow): Item 3 (frame height) is now DONE -- 16 screens grown 1024 -&gt; 1184 (15 plain + 1 scrim/modal screen with its scrim and dialog explicitly repositioned), with zero content-geometry drift confirmed on every screen. Admin -- Appeal Review (1234) and Admin -- Create Competition (1530) confirmed left untouched, per Decision Log #177's "1184 is a floor, not a hard clamp" resolution.</w:t>
+              <w:t xml:space="preserve">Resolved — normalise all Admin Panel frames to 1184 tall and shift content, or accept the y-95 adaptation as canon. Frame-height plan delivered by sprint-2/admin-panel-structural-pass (report §3) but NOT executed (depends on #49/#180 componentization). Founder rule (Decision Log #177): 1184px is a FLOOR not a hard clamp -- grow the 16 screens at 1024 up to 1184; leave Appeal Review (1234) and Create Competition (1530) at their content-driven heights, no screen forced shorter. UPDATE (sprint-2/admin-panel-fast-follow): Item 3 (frame height) is now DONE -- 16 screens grown 1024 -&gt; 1184 (15 plain + 1 scrim/modal screen with its scrim and dialog explicitly repositioned), with zero content-geometry drift confirmed on every screen. Admin -- Appeal Review (1234) and Admin -- Create Competition (1530) confirmed left untouched, per Decision Log #177's "1184 is a floor, not a hard clamp" resolution.</w:t>
             </w:r>
           </w:p>
         </w:tc>
@@ -11785,10 +11770,7 @@
           </w:tcPr>
           <w:p>
             <w:r>
-              <w:t>Resolved — confirm the per-screen labels, and confirm whether form/sub-screens should carry a top-bar action at all when they already have an in-content submit button. Per-screen top-bar-button KEEP/LOSE table delivered by sprint-2/admin-panel-structural-pass (report §5: KEEP 11, LOSE 15, already-removed 3) but NOT executed -- becomes a per-instance 'Show Action Button' boolean once the shell is componentized (Decision Log #180).</w:t>
-            </w:r>
-            <w:r>
-              <w:t xml:space="preserve"> UPDATE (sprint-2/admin-panel-fast-follow): Item 5 (top-bar action button KEEP/LOSE) is now DONE -- applied to all 29 screens (10 KEEP including Moderation Queue's founder-resolved two-button special case, 16 LOSE with every claimed in-content submit button verified to genuinely exist before removal, 3 already-removed). See Decision Log #200 for a real, pre-existing layout defect found on Admin -- Moderation Queue: its own "Filter" button is correctly configured but structurally invisible due to unrelated content overlap, flagged as its own follow-up rather than fixed in this pass.</w:t>
+              <w:t xml:space="preserve">Resolved — confirm the per-screen labels, and confirm whether form/sub-screens should carry a top-bar action at all when they already have an in-content submit button. Per-screen top-bar-button KEEP/LOSE table delivered by sprint-2/admin-panel-structural-pass (report §5: KEEP 11, LOSE 15, already-removed 3) but NOT executed -- becomes a per-instance 'Show Action Button' boolean once the shell is componentized (Decision Log #180). UPDATE (sprint-2/admin-panel-fast-follow): Item 5 (top-bar action button KEEP/LOSE) is now DONE -- applied to all 29 screens (10 KEEP including Moderation Queue's founder-resolved two-button special case, 16 LOSE with every claimed in-content submit button verified to genuinely exist before removal, 3 already-removed). See Decision Log #200 for a real, pre-existing layout defect found on Admin -- Moderation Queue: its own "Filter" button is correctly configured but structurally invisible due to unrelated content overlap, flagged as its own follow-up rather than fixed in this pass.</w:t>
             </w:r>
           </w:p>
         </w:tc>
@@ -11872,10 +11854,7 @@
           </w:tcPr>
           <w:p>
             <w:r>
-              <w:t>Open — the calendar component needs its own token-retrofit pass. Partially resolved by sprint-2/admin-panel-structural-pass (figma-design-system): the 'calendar 2' variant (2365:2034) of Calendar for scheduled task (2365:2033) -- the only variant instanced anywhere in the file, on Contest - Schedule Task (5403:6753) -- is fully token-bound (66 paints rebound to Soccernity Theme Light tokens; audit after: 103 bound, 0 unbound-visible). 5 opacity-0 / frosted-panel paints deliberately left unbound and disclosed (a bound paint takes the token's alpha, which would make the invisible adjacent-month days visible). The un-instanced 'calendar 1' variant (2363:2242) is still unbound -- see Decision Log #178, to be done in the same dedicated session as #180.</w:t>
-            </w:r>
-            <w:r>
-              <w:t xml:space="preserve"> UPDATE (sprint-2/admin-panel-fast-follow): the remaining "calendar 1" variant (2363:2242) is now also fully retrofitted -- 100 bound / 4 unbound-visible (disclosed) / 1 unbound-hidden (disclosed), the same shape and precedent as calendar 2's own earlier retrofit. Decision Log #178 is now fully closed -- both calendar variants in the file are token-bound.</w:t>
+              <w:t xml:space="preserve">Open — the calendar component needs its own token-retrofit pass. Partially resolved by sprint-2/admin-panel-structural-pass (figma-design-system): the 'calendar 2' variant (2365:2034) of Calendar for scheduled task (2365:2033) -- the only variant instanced anywhere in the file, on Contest - Schedule Task (5403:6753) -- is fully token-bound (66 paints rebound to Soccernity Theme Light tokens; audit after: 103 bound, 0 unbound-visible). 5 opacity-0 / frosted-panel paints deliberately left unbound and disclosed (a bound paint takes the token's alpha, which would make the invisible adjacent-month days visible). The un-instanced 'calendar 1' variant (2363:2242) is still unbound -- see Decision Log #178, to be done in the same dedicated session as #180. UPDATE (sprint-2/admin-panel-fast-follow): the remaining "calendar 1" variant (2363:2242) is now also fully retrofitted -- 100 bound / 4 unbound-visible (disclosed) / 1 unbound-hidden (disclosed), the same shape and precedent as calendar 2's own earlier retrofit. Decision Log #178 is now fully closed -- both calendar variants in the file are token-bound.</w:t>
             </w:r>
           </w:p>
         </w:tc>
@@ -11917,18 +11896,17 @@
           </w:tcPr>
           <w:p>
             <w:r>
-              <w:t>Open — does the Admin Console get its own account entity, or reuse User with a role check? Not a design-token question; flagged for founder/backend. RESOLVED by sprint-2/admin-console-account-entity (backend-api): the Admin Console now has a genuinely separate account/auth/profile path, NOT User+role. Real finding made before writing code: AdminUser already existed in schema.prisma as an original Section 3 entity (Article.authorAdmin's target) but only carried {id, email, role, articles} -- this PR's own framing above ('an admin-account data model that does not exist') was not quite accurate. Decision: extend AdminUser in place (passwordHash, fullName, phone, accountStatus, createdAt, updatedAt -- migration 20260904175008_extend_admin_user_for_admin_console) rather than invent a second, competing AdminAccount model, since Article.authorAdmin already points at this name and Section 3 already spec'd it under this name. New AdminTokenService/AdminRefreshTokenStore/AdminJwtAuthGuard are genuinely separate classes from the User-facing TokenService/RefreshTokenStore/JwtAuthGuard -- own JwtService instance keyed on ADMIN_JWT_SECRET (never JWT_SECRET), an aud: "admin-console" discriminator claim as defense-in-depth, and a disjoint admin:refresh:* Redis namespace. Endpoints: POST /admin/auth/{login,refresh,logout,change-password}, GET/PATCH /admin/profile (fullName/phone only -- role/email/accountStatus are never self-editable). Cross-authentication proven impossible in both directions via a real e2e spec (test/admin-auth-isolation.e2e-spec.ts) against a real, single AppModule instance and real Postgres/Redis -- not just argued in a comment. Mocked suite 35-&gt;42 suites / 419-&gt;481 tests, 0 failures; e2e suite 8-&gt;9 suites / 58-&gt;65 tests, 0 failures; nest build and eslint both clean. User's safeguarding fields (isMinor/guardianId/consentStatus/consentToken/consentTimestamp) confirmed untouched. See modules/admin/README.md and Decision Log #189-#193 for the follow-up candidates this surfaced.</w:t>
-            </w:r>
-          </w:p>
-        </w:tc>
-      </w:tr>
-      <w:tr>
-        <w:tc>
-          <w:tcPr>
-            <w:tcW w:type="dxa" w:w="500"/>
-          </w:tcPr>
-          <w:p>
-            <w:r/>
+              <w:t>Resolved — does the Admin Console get its own account entity, or reuse User with a role check? Not a design-token question; flagged for founder/backend. RESOLVED by sprint-2/admin-console-account-entity (backend-api): the Admin Console now has a genuinely separate account/auth/profile path, NOT User+role. Real finding made before writing code: AdminUser already existed in schema.prisma as an original Section 3 entity (Article.authorAdmin's target) but only carried {id, email, role, articles} -- this PR's own framing above ('an admin-account data model that does not exist') was not quite accurate. Decision: extend AdminUser in place (passwordHash, fullName, phone, accountStatus, createdAt, updatedAt -- migration 20260904175008_extend_admin_user_for_admin_console) rather than invent a second, competing AdminAccount model, since Article.authorAdmin already points at this name and Section 3 already spec'd it under this name. New AdminTokenService/AdminRefreshTokenStore/AdminJwtAuthGuard are genuinely separate classes from the User-facing TokenService/RefreshTokenStore/JwtAuthGuard -- own JwtService instance keyed on ADMIN_JWT_SECRET (never JWT_SECRET), an aud: "admin-console" discriminator claim as defense-in-depth, and a disjoint admin:refresh:* Redis namespace. Endpoints: POST /admin/auth/{login,refresh,logout,change-password}, GET/PATCH /admin/profile (fullName/phone only -- role/email/accountStatus are never self-editable). Cross-authentication proven impossible in both directions via a real e2e spec (test/admin-auth-isolation.e2e-spec.ts) against a real, single AppModule instance and real Postgres/Redis -- not just argued in a comment. Mocked suite 35-&gt;42 suites / 419-&gt;481 tests, 0 failures; e2e suite 8-&gt;9 suites / 58-&gt;65 tests, 0 failures; nest build and eslint both clean. User's safeguarding fields (isMinor/guardianId/consentStatus/consentToken/consentTimestamp) confirmed untouched. See modules/admin/README.md and Decision Log #189-#193 for the follow-up candidates this surfaced.</w:t>
+            </w:r>
+          </w:p>
+        </w:tc>
+      </w:tr>
+      <w:tr>
+        <w:tc>
+          <w:tcPr>
+            <w:tcW w:type="dxa" w:w="500"/>
+          </w:tcPr>
+          <w:p>
             <w:r>
               <w:t>55</w:t>
             </w:r>
@@ -11939,7 +11917,6 @@
             <w:tcW w:type="dxa" w:w="4700"/>
           </w:tcPr>
           <w:p>
-            <w:r/>
             <w:r>
               <w:t>Third-party sign-in (Google / Apple / Facebook) on Login &amp; Register (desktop + mobile). Placement relative to the email/password form, visual hierarchy between the two auth paths, and the order of the three providers.</w:t>
             </w:r>
@@ -11950,7 +11927,6 @@
             <w:tcW w:type="dxa" w:w="1850"/>
           </w:tcPr>
           <w:p>
-            <w:r/>
             <w:r>
               <w:t>sprint-2/auth-social-signin report section 7</w:t>
             </w:r>
@@ -11961,7 +11937,6 @@
             <w:tcW w:type="dxa" w:w="2300"/>
           </w:tcPr>
           <w:p>
-            <w:r/>
             <w:r>
               <w:t>Resolved (design only — backend/OAuth wiring is a separate future task). Social sign-in sits BELOW the email/password form and its primary submit button, under an "Or continue with" divider; email/password stays the visually primary path (solid brand/navy CTA), the three provider buttons are secondary-style (white color/background/surface fill, 1px color/icon/inactive border). Provider order top-to-bottom: Google, Apple, Facebook — identical on all four frames; Apple is not buried because App Store review requires "Sign in with Apple" wherever other third-party sign-in is offered. Provider marks follow each provider's own brand guidelines (multicolour Google G, black Apple mark, Facebook blue) — a disclosed exception to brand non-negotiable #3, same category as the undraw illustration and club crests. Reused in-file Facebook asset uses the older #3C5A9A blue, left as-is pending the OAuth pass. FOR THE OAUTH-WIRING TASK: Apple's HIG has specific "Sign in with Apple" button styling/sizing/localisation rules for production; this mock uses one unified button treatment for all three providers — whether the production Apple button must diverge is an open question for that task.</w:t>
             </w:r>
@@ -11977,7 +11952,6 @@
             <w:r>
               <w:t>56</w:t>
             </w:r>
-            <w:r/>
           </w:p>
         </w:tc>
         <w:tc>
@@ -11988,7 +11962,6 @@
             <w:r>
               <w:t>Email-verification email delivery mechanism: magic-link vs one-time code. The shipped frontend (VerifyEmailPage.tsx) and the Verify Email landing screens read a ?token= link; the analogous guardian-consent email (Section 8.3 says “link”) and the password-reset email are both link-based. registration-email.service.ts's current inline body renders a “verification code” instead — that file's own comment marks its bodies as “minimal, functional … not final”.</w:t>
             </w:r>
-            <w:r/>
           </w:p>
         </w:tc>
         <w:tc>
@@ -11999,7 +11972,6 @@
             <w:r>
               <w:t>sprint-2/retrofit-screen-build-auth-email report §1A/1F; services/api/.../registration-email.service.ts; apps/web VerifyEmailPage.tsx</w:t>
             </w:r>
-            <w:r/>
           </w:p>
         </w:tc>
         <w:tc>
@@ -12010,7 +11982,6 @@
             <w:r>
               <w:t>Resolved (design): the “Verify your email” email (Figma 5439:7053) is designed link-based — a CTA button to /verify-email?token=… plus a plaintext fallback URL, matching the shipped frontend and the guardian-consent email. Backend action, not blocking: reconcile registration-email.service.ts's placeholder body from “code” to a link when the real Postmark account is wired (Decision Log #17). Copy states the real 48-hour TTL (DEFAULT_EMAIL_VERIFICATION_TTL_MS).</w:t>
             </w:r>
-            <w:r/>
           </w:p>
         </w:tc>
       </w:tr>
@@ -12023,7 +11994,6 @@
             <w:r>
               <w:t>57</w:t>
             </w:r>
-            <w:r/>
           </w:p>
         </w:tc>
         <w:tc>
@@ -12034,7 +12004,6 @@
             <w:r>
               <w:t>Visual treatment for the age-gate rejection screen. Decision Log #19 hard-blocks signup below age 5 (AgeGateStep.tsx MINIMUM_SIGNUP_AGE); Sprint D's guardian-consent screens report (item 6) designed the six consent screens but deferred the below-minimum-age rejection screen to figma-design-system, because a rejection/denial screen seemed to need an error colour and non-negotiable #3 forbids inventing one.</w:t>
             </w:r>
-            <w:r/>
           </w:p>
         </w:tc>
         <w:tc>
@@ -12045,7 +12014,6 @@
             <w:r>
               <w:t>sprint-2/retrofit-screen-build-auth-email report §1B; Sprint D guardian-consent screens report item 6; Decision Log #19</w:t>
             </w:r>
-            <w:r/>
           </w:p>
         </w:tc>
         <w:tc>
@@ -12056,7 +12024,6 @@
             <w:r>
               <w:t>Resolved: no new colour. The rejection screen is a calm, non-error INFORMATIONAL state (“Soccernity isn't for you just yet — come back when you're older”), using the existing brand/navy + white/off-white treatment, with a navy button rather than the bright-green “go” CTA. It is not framed as an error or a denial. The two-colour palette rule holds. Screen built: “Guardian Consent — 1a Age Gate — Below Minimum Age” (Figma 5464:7077), in the Guardian Consent section adjacent to the Age Gate.</w:t>
             </w:r>
-            <w:r/>
           </w:p>
         </w:tc>
       </w:tr>
@@ -12069,7 +12036,6 @@
             <w:r>
               <w:t>58</w:t>
             </w:r>
-            <w:r/>
           </w:p>
         </w:tc>
         <w:tc>
@@ -12080,7 +12046,6 @@
             <w:r>
               <w:t>“Create Profile” screen (Figma 1498:2303 desktop / 1629:2449 mobile) — keep, rebuild, or deprecate. Every field on it is either unbacked or a duplicate of another signup step: Username and Add-a-Profile-Picture have no column on User and no endpoint; Bio and Location have no column; Date of Birth is deliberately excluded from PATCH /users/:id server-side (could flip isMinor) and is already captured at the Age Gate / Register; Full Name duplicates Register; Preferred Club's clubAffiliationId exists on the schema but no endpoint writes it (club membership goes through the Club Picker step / POST /clubs/:id/join). CLAUDE.md's own “Create Profile investigated, not built” analysis already reached this conclusion.</w:t>
             </w:r>
-            <w:r/>
           </w:p>
         </w:tc>
         <w:tc>
@@ -12091,7 +12056,6 @@
             <w:r>
               <w:t>sprint-2/retrofit-screen-build-auth-email report §3B; Decision Log #35; CLAUDE.md</w:t>
             </w:r>
-            <w:r/>
           </w:p>
         </w:tc>
         <w:tc>
@@ -12102,7 +12066,6 @@
             <w:r>
               <w:t>Resolved (option b) — founder decision. All four flagged fields stay on the Create Profile screen exactly as designed; none are removed or redesigned, and no Figma or application-code change was required in this pass (the fields already exist on the screen). Founder confirms: (1) username is DISTINCT from displayName (the schema's only name field, used as “full name” throughout the app) and is NOT duplicative — it stays; (2) avatar stays; (3) bio stays; (4) location stays. Each of the four is now logged as an open BACKEND REQUIREMENT to be picked up when backend work resumes (backend is currently paused): new User.username column; new User avatar column + image storage; new User.bio column; new User.location column — plus the PATCH /users/:id (or a dedicated create-profile) endpoint support to write them. Tracked in the “Backend requirements parked until backend work resumes” list in CLAUDE.md. Option (a) (deprecate the screen) is explicitly rejected. Closed by sprint-2/close-decision-log-58 (docs only).</w:t>
             </w:r>
-            <w:r/>
           </w:p>
         </w:tc>
       </w:tr>
@@ -12115,7 +12078,6 @@
             <w:r>
               <w:t>59</w:t>
             </w:r>
-            <w:r/>
           </w:p>
         </w:tc>
         <w:tc>
@@ -12126,7 +12088,6 @@
             <w:r>
               <w:t>Account-deletion-requested notification email. Decision Log #42 resolved that POST /auth/delete-account gives a 30-day grace period before hard deletion, explicitly “to allow recovery from an accidental or coerced deletion request” — which in practice requires emailing the account holder when the request is made. No such email template existed, and Section 4 defines no such send.</w:t>
             </w:r>
-            <w:r/>
           </w:p>
         </w:tc>
         <w:tc>
@@ -12137,7 +12098,6 @@
             <w:r>
               <w:t>sprint-2/retrofit-screen-build-auth-email report §1E; Decision Log #42</w:t>
             </w:r>
-            <w:r/>
           </w:p>
         </w:tc>
         <w:tc>
@@ -12148,7 +12108,6 @@
             <w:r>
               <w:t>Resolved (design): “Success email - account deletion requested” (Figma 5439:7074) + title head (5435:8134) built in the Email Template section. Copy states the 30-day window and that signing back in within it cancels the request (matching reactivateAccount / the pending_deletion model). No backend send is wired yet — same status as the five other unwired templates (account-created welcome, both password-change emails, both admin/moderator emails); whether/when it fires is a backend/product action, not blocking this design.</w:t>
             </w:r>
-            <w:r/>
           </w:p>
         </w:tc>
       </w:tr>
@@ -12161,7 +12120,6 @@
             <w:r>
               <w:t>60</w:t>
             </w:r>
-            <w:r/>
           </w:p>
         </w:tc>
         <w:tc>
@@ -12172,7 +12130,6 @@
             <w:r>
               <w:t>Changing the guardian's email address while consent is still pending — does it edit the existing pending request in place, or restart the guardian-consent flow from scratch? PR #104's audit flagged that a minor needs a way to fix a wrong guardian email; the standalone "Change Guardian Email" screen (Figma 5498:7164 / 5501:8536, built in sprint-2/retrofit-screen-build-guardian-consent) forces this question because it has to tell the user what will happen when they submit.</w:t>
             </w:r>
-            <w:r/>
           </w:p>
         </w:tc>
         <w:tc>
@@ -12183,7 +12140,6 @@
             <w:r>
               <w:t>sprint-2/retrofit-screen-build-guardian-consent report; Figma 5498:7164; Decision Log #34, #42</w:t>
             </w:r>
-            <w:r/>
           </w:p>
         </w:tc>
         <w:tc>
@@ -12194,7 +12150,6 @@
             <w:r>
               <w:t>Resolved (design): submitting a new guardian email RESTARTS the flow from scratch. The account returns to a pending state, the existing/old approval token is invalidated (the previous link stops working), and a fresh single-use request is sent to the new address. The guardian at the new address must approve before the account unlocks. The screen states all of this explicitly in a notice panel BEFORE the user submits. Rationale: a recorded consent (or a pending request) is tied to a specific guardian at a specific address — silently repointing it at a new address would mean the recorded/requested consent no longer corresponds to who was actually asked. Backend (not built in this Figma-only pass, flagged for when backend work resumes): a change-guardian-email endpoint that invalidates the old Guardian.consentToken, sets consentStatus back to pending, updates Guardian.email, and triggers a new consent email.</w:t>
             </w:r>
-            <w:r/>
           </w:p>
         </w:tc>
       </w:tr>
@@ -13369,10 +13324,7 @@
           </w:tcPr>
           <w:p>
             <w:r>
-              <w:t>Resolved (design) with a flagged follow-up. Verified live: NO Navbar variant (2824:4309, all 4) contains a bell — the action cluster is a messages glyph + avatar. Bell + navy unread badge built as an ABSOLUTE overlay on each Notification Centre frame's own Navbar instance (a Figma instance can't take new children; editing the component would touch every screen — out of scope). Badge reuses the navy count-pill from Dropdown menu/notification on (2841:5376), NOT the off-palette red #fa0606 dot on Notification Bell Icon/notification (2819:4089). Real fix (follow-up): add a genuine bell slot to the Navbar component set — a figma-design-system task touching every screen — and decide the red dot's fate then.</w:t>
-            </w:r>
-            <w:r>
-              <w:t xml:space="preserve">  [Follow-up update, sprint-2/notification-bell-navbar-slot]: the "add a genuine bell slot to the Navbar component set" follow-up is BLOCKED — Notification Bell Icon/no notification (2819:4090) and /notification (2819:4089) are not empty bell components, they are the live user-avatar component (2819:4090 has ~85 instances across every Navbar in the file). See #93.</w:t>
+              <w:t xml:space="preserve">Resolved (design) with a flagged follow-up. Verified live: NO Navbar variant (2824:4309, all 4) contains a bell — the action cluster is a messages glyph + avatar. Bell + navy unread badge built as an ABSOLUTE overlay on each Notification Centre frame's own Navbar instance (a Figma instance can't take new children; editing the component would touch every screen — out of scope). Badge reuses the navy count-pill from Dropdown menu/notification on (2841:5376), NOT the off-palette red #fa0606 dot on Notification Bell Icon/notification (2819:4089). Real fix (follow-up): add a genuine bell slot to the Navbar component set — a figma-design-system task touching every screen — and decide the red dot's fate then.  [Follow-up update, sprint-2/notification-bell-navbar-slot]: the "add a genuine bell slot to the Navbar component set" follow-up is BLOCKED — Notification Bell Icon/no notification (2819:4090) and /notification (2819:4089) are not empty bell components, they are the live user-avatar component (2819:4090 has ~85 instances across every Navbar in the file). See #93.</w:t>
             </w:r>
           </w:p>
         </w:tc>
@@ -13414,10 +13366,7 @@
           </w:tcPr>
           <w:p>
             <w:r>
-              <w:t>Resolved (design). Windows 1 (1761:2342), 2 (1761:2321) and 4 (1762:2645) are list-of-chats / chat-window screens genuinely superseded by Message - List of chats / single chat page - mobile app (2067:3006 / 2067:3176) — renamed 'ARCHIVED — …', set visible:false, moved to an archive strip at y 26200 (not deleted). Window 3 (1762:2833, 311×177) is NOT a screen — it is a unique Mark as Read / View Profile / Block / Delete Chat context menu with no replacement anywhere — deliberately left live and untouched. Open: window 3 should become a proper component attached to the current mobile chat screens; the surviving 360px pair conflicts with #86's proposed 390 canon.</w:t>
-            </w:r>
-            <w:r>
-              <w:t xml:space="preserve">  [Follow-up, sprint-2/mobile-settings-community-message-rebuild]: window 3 (1762:2833) is now a real component - Message - Conversation Actions Menu (5706:8270) instanced onto the rebuilt mobile chat screen. Open item CLOSED. See #115.</w:t>
+              <w:t xml:space="preserve">Resolved (design). Windows 1 (1761:2342), 2 (1761:2321) and 4 (1762:2645) are list-of-chats / chat-window screens genuinely superseded by Message - List of chats / single chat page - mobile app (2067:3006 / 2067:3176) — renamed 'ARCHIVED — …', set visible:false, moved to an archive strip at y 26200 (not deleted). Window 3 (1762:2833, 311×177) is NOT a screen — it is a unique Mark as Read / View Profile / Block / Delete Chat context menu with no replacement anywhere — deliberately left live and untouched. Open: window 3 should become a proper component attached to the current mobile chat screens; the surviving 360px pair conflicts with #86's proposed 390 canon.  [Follow-up, sprint-2/mobile-settings-community-message-rebuild]: window 3 (1762:2833) is now a real component - Message - Conversation Actions Menu (5706:8270) instanced onto the rebuilt mobile chat screen. Open item CLOSED. See #115.</w:t>
             </w:r>
           </w:p>
         </w:tc>
@@ -13554,7 +13503,6 @@
             <w:tcW w:type="dxa" w:w="500"/>
           </w:tcPr>
           <w:p>
-            <w:r/>
             <w:r>
               <w:t>93</w:t>
             </w:r>
@@ -13565,7 +13513,6 @@
             <w:tcW w:type="dxa" w:w="4700"/>
           </w:tcPr>
           <w:p>
-            <w:r/>
             <w:r>
               <w:t>Notification Bell Icon/no notification (2819:4090) and /notification (2819:4089) are misnamed — they are the user-avatar component, not bell components. 2819:4090 has ~85 instances across every Navbar; 2819:4089 (avatar + #fa0606 status dot) has 0. What should replace them, and where does the real Navbar bell slot live?</w:t>
             </w:r>
@@ -13576,7 +13523,6 @@
             <w:tcW w:type="dxa" w:w="1850"/>
           </w:tcPr>
           <w:p>
-            <w:r/>
             <w:r>
               <w:t>sprint-2/notification-bell-navbar-slot report</w:t>
             </w:r>
@@ -13590,18 +13536,15 @@
             <w:r>
               <w:t>Superseded. Discovered while attempting DL #88’s follow-up. Building bell artwork into these node IDs (the brief’s Task 1 as written) would turn ~85 avatars file-wide into bells-behind-photos, so it was not done. Recommended: (a) rename 2819:4090 / 2819:4089 to Avatar/plain and Avatar/with status dot; retire the #fa0606 dot on 2819:4089 — replace with a brand/green presence dot (matching the room-row status-dot precedent) or drop it; (b) build the Navbar bell as a NEW Notification Bell component set (see #95), added to the logged-in Navbar action cluster between the messages glyph and the avatar. Blocked on founder/design-lead confirmation that the round Navbar photo is the user avatar (it opens the account-style Dropdown menu/* menu, so it clearly is).  [SUPERSEDED by sprint-2/avatar-notification-dropdown-wiring]: founder override — NO new Notification Bell component is built; the existing round avatar component IS the notification indicator (click opens the account dropdown; its Notification row carries the unread counter and links to the Notification Centre). See #99–#103.</w:t>
             </w:r>
-            <w:r/>
-            <w:r/>
-          </w:p>
-        </w:tc>
-      </w:tr>
-      <w:tr>
-        <w:tc>
-          <w:tcPr>
-            <w:tcW w:type="dxa" w:w="500"/>
-          </w:tcPr>
-          <w:p>
-            <w:r/>
+          </w:p>
+        </w:tc>
+      </w:tr>
+      <w:tr>
+        <w:tc>
+          <w:tcPr>
+            <w:tcW w:type="dxa" w:w="500"/>
+          </w:tcPr>
+          <w:p>
             <w:r>
               <w:t>94</w:t>
             </w:r>
@@ -13612,7 +13555,6 @@
             <w:tcW w:type="dxa" w:w="4700"/>
           </w:tcPr>
           <w:p>
-            <w:r/>
             <w:r>
               <w:t>Should the notification bell appear on the logged-out Navbar variants (header 7, header 7 — mobile)?</w:t>
             </w:r>
@@ -13623,7 +13565,6 @@
             <w:tcW w:type="dxa" w:w="1850"/>
           </w:tcPr>
           <w:p>
-            <w:r/>
             <w:r>
               <w:t>sprint-2/notification-bell-navbar-slot report</w:t>
             </w:r>
@@ -13634,23 +13575,18 @@
             <w:tcW w:type="dxa" w:w="2300"/>
           </w:tcPr>
           <w:p>
-            <w:r/>
-            <w:r>
-              <w:t>Proposed (recommend accept): bell on logged-in variants only (header 4, header 4 — mobile). Notifications require an account. Not yet built — depends on #93. Separately flagged: header 7 currently carries a covered/overlapping avatar instance (2841:4177), likely a pre-existing bug worth its own check.</w:t>
-            </w:r>
-            <w:r>
-              <w:t xml:space="preserve">  [SUPERSEDED by sprint-2/avatar-notification-dropdown-wiring]: founder override — NO new Notification Bell component is built; the existing round avatar component IS the notification indicator (click opens the account dropdown; its Notification row carries the unread counter and links to the Notification Centre). See #99–#103.</w:t>
-            </w:r>
-          </w:p>
-        </w:tc>
-      </w:tr>
-      <w:tr>
-        <w:tc>
-          <w:tcPr>
-            <w:tcW w:type="dxa" w:w="500"/>
-          </w:tcPr>
-          <w:p>
-            <w:r/>
+            <w:r>
+              <w:t xml:space="preserve">Proposed (recommend accept): bell on logged-in variants only (header 4, header 4 — mobile). Notifications require an account. Not yet built — depends on #93. Separately flagged: header 7 currently carries a covered/overlapping avatar instance (2841:4177), likely a pre-existing bug worth its own check.  [SUPERSEDED by sprint-2/avatar-notification-dropdown-wiring]: founder override — NO new Notification Bell component is built; the existing round avatar component IS the notification indicator (click opens the account dropdown; its Notification row carries the unread counter and links to the Notification Centre). See #99–#103.</w:t>
+            </w:r>
+          </w:p>
+        </w:tc>
+      </w:tr>
+      <w:tr>
+        <w:tc>
+          <w:tcPr>
+            <w:tcW w:type="dxa" w:w="500"/>
+          </w:tcPr>
+          <w:p>
             <w:r>
               <w:t>95</w:t>
             </w:r>
@@ -13661,7 +13597,6 @@
             <w:tcW w:type="dxa" w:w="4700"/>
           </w:tcPr>
           <w:p>
-            <w:r/>
             <w:r>
               <w:t>How does the Navbar bell express read vs unread state?</w:t>
             </w:r>
@@ -13672,7 +13607,6 @@
             <w:tcW w:type="dxa" w:w="1850"/>
           </w:tcPr>
           <w:p>
-            <w:r/>
             <w:r>
               <w:t>sprint-2/notification-bell-navbar-slot report</w:t>
             </w:r>
@@ -13683,23 +13617,18 @@
             <w:tcW w:type="dxa" w:w="2300"/>
           </w:tcPr>
           <w:p>
-            <w:r/>
-            <w:r>
-              <w:t>Proposed (recommend accept): a Has Unread boolean variant property (False default / True) on a new Notification Bell component set, swappable per instance. True variant adds the navy count-pill (frame brand/navy + number text color/text/on-navy) copied from Dropdown menu/notification on (Frame 5882 / 2841:5375-6) and PR #112’s Unread Count Badge (5640:7915). Bell glyph stroke = brand/navy. No #fa0606. Not yet built — depends on #93.</w:t>
-            </w:r>
-            <w:r>
-              <w:t xml:space="preserve">  [SUPERSEDED by sprint-2/avatar-notification-dropdown-wiring]: founder override — NO new Notification Bell component is built; the existing round avatar component IS the notification indicator (click opens the account dropdown; its Notification row carries the unread counter and links to the Notification Centre). See #99–#103.</w:t>
-            </w:r>
-          </w:p>
-        </w:tc>
-      </w:tr>
-      <w:tr>
-        <w:tc>
-          <w:tcPr>
-            <w:tcW w:type="dxa" w:w="500"/>
-          </w:tcPr>
-          <w:p>
-            <w:r/>
+            <w:r>
+              <w:t xml:space="preserve">Proposed (recommend accept): a Has Unread boolean variant property (False default / True) on a new Notification Bell component set, swappable per instance. True variant adds the navy count-pill (frame brand/navy + number text color/text/on-navy) copied from Dropdown menu/notification on (Frame 5882 / 2841:5375-6) and PR #112’s Unread Count Badge (5640:7915). Bell glyph stroke = brand/navy. No #fa0606. Not yet built — depends on #93.  [SUPERSEDED by sprint-2/avatar-notification-dropdown-wiring]: founder override — NO new Notification Bell component is built; the existing round avatar component IS the notification indicator (click opens the account dropdown; its Notification row carries the unread counter and links to the Notification Centre). See #99–#103.</w:t>
+            </w:r>
+          </w:p>
+        </w:tc>
+      </w:tr>
+      <w:tr>
+        <w:tc>
+          <w:tcPr>
+            <w:tcW w:type="dxa" w:w="500"/>
+          </w:tcPr>
+          <w:p>
             <w:r>
               <w:t>96</w:t>
             </w:r>
@@ -13710,7 +13639,6 @@
             <w:tcW w:type="dxa" w:w="4700"/>
           </w:tcPr>
           <w:p>
-            <w:r/>
             <w:r>
               <w:t>Does the Navbar bell open the existing account-style Dropdown menu/* components, or does it need a dedicated notification-preview dropdown? And what does "See all notifications" link to?</w:t>
             </w:r>
@@ -13721,7 +13649,6 @@
             <w:tcW w:type="dxa" w:w="1850"/>
           </w:tcPr>
           <w:p>
-            <w:r/>
             <w:r>
               <w:t>sprint-2/notification-bell-navbar-slot report</w:t>
             </w:r>
@@ -13735,18 +13662,15 @@
             <w:r>
               <w:t>Superseded. Dropdown menu/no notification (2841:5361) and Dropdown menu/notification on (2841:5363) have 0 instances and no prototype wiring anywhere — there is no existing interaction pattern to mirror, and both are account menus (Profile / Message / Notification / Settings / Log out), not notification lists. If reused: bell state maps to dropdown state (empty bell → no notification, badged bell → notification on), and a "See all notifications" row is added to the notification-on dropdown navigating to the PR #112 Notification Centre — 5640:7815 (desktop) / 5643:8003 (mobile). Founder may prefer a purpose-built notification-preview list instead.  [SUPERSEDED by sprint-2/avatar-notification-dropdown-wiring]: founder override — NO new Notification Bell component is built; the existing round avatar component IS the notification indicator (click opens the account dropdown; its Notification row carries the unread counter and links to the Notification Centre). See #99–#103.</w:t>
             </w:r>
-            <w:r/>
-            <w:r/>
-          </w:p>
-        </w:tc>
-      </w:tr>
-      <w:tr>
-        <w:tc>
-          <w:tcPr>
-            <w:tcW w:type="dxa" w:w="500"/>
-          </w:tcPr>
-          <w:p>
-            <w:r/>
+          </w:p>
+        </w:tc>
+      </w:tr>
+      <w:tr>
+        <w:tc>
+          <w:tcPr>
+            <w:tcW w:type="dxa" w:w="500"/>
+          </w:tcPr>
+          <w:p>
             <w:r>
               <w:t>97</w:t>
             </w:r>
@@ -13757,7 +13681,6 @@
             <w:tcW w:type="dxa" w:w="4700"/>
           </w:tcPr>
           <w:p>
-            <w:r/>
             <w:r>
               <w:t>File-wide off-palette red #fa0606 / near-red usages outside the notification bell — what token replaces them, given there is no color/action/destructive token (non-negotiable #3)?</w:t>
             </w:r>
@@ -13768,7 +13691,6 @@
             <w:tcW w:type="dxa" w:w="1850"/>
           </w:tcPr>
           <w:p>
-            <w:r/>
             <w:r>
               <w:t>sprint-2/notification-bell-navbar-slot report</w:t>
             </w:r>
@@ -13782,18 +13704,15 @@
             <w:r>
               <w:t>Resolved (flag only — not touched this pass, per the task’s instruction to flag rather than change unrelated content). Found in: Sports Hub H2H (756:11) &amp; Standing (756:6433) win/loss form indicators (Rectangle 99, ~36 nodes); Admin Categories (128:488), Categories - Add Category (138:93), Users - team members (917:218) table-cell blocks (Rectangle 43, ~3); Mobile Drop Down Components (1870:2753) &amp; Messages mobile window 3 "Block User" labels (~4). All predate this task. Needs its own sweep + a decision on introducing a negative/destructive semantic token vs. deriving from the two-colour palette.  [RESOLVED by sprint-2/avatar-notification-dropdown-wiring]: founder authorised a semantic/alert COLOR token (VariableID:5670:8226, #FA0606, same value Light and Dark) as a deliberate exception to non-negotiable #3 — red retained ONLY as a semantic loss/destructive/alert colour. All loose #fa0606 paints (110) rebound to it: Sports Hub H2H/Standing loss dots (Rectangle 99 ×29 + Rectangle 101 ×1), Admin table-cell blocks (Rectangle 43 ×3), Block User labels ×4 + block icons ×3, and 70 ant-design:delete-outlined trash-icon vectors found in the same audit. Excluded: 1 — the #fa0606 fill inside the YouTube-logo vector (761:13), an external brand mark. See #99.</w:t>
             </w:r>
-            <w:r/>
-            <w:r/>
-          </w:p>
-        </w:tc>
-      </w:tr>
-      <w:tr>
-        <w:tc>
-          <w:tcPr>
-            <w:tcW w:type="dxa" w:w="500"/>
-          </w:tcPr>
-          <w:p>
-            <w:r/>
+          </w:p>
+        </w:tc>
+      </w:tr>
+      <w:tr>
+        <w:tc>
+          <w:tcPr>
+            <w:tcW w:type="dxa" w:w="500"/>
+          </w:tcPr>
+          <w:p>
             <w:r>
               <w:t>98</w:t>
             </w:r>
@@ -13804,7 +13723,6 @@
             <w:tcW w:type="dxa" w:w="4700"/>
           </w:tcPr>
           <w:p>
-            <w:r/>
             <w:r>
               <w:t>Bants desktop room rows have a single status dot; mobile rows (PR #112) have an active/inactive distinction (Status Dot — active / — inactive).</w:t>
             </w:r>
@@ -13815,7 +13733,6 @@
             <w:tcW w:type="dxa" w:w="1850"/>
           </w:tcPr>
           <w:p>
-            <w:r/>
             <w:r>
               <w:t>sprint-2/notification-bell-navbar-slot report</w:t>
             </w:r>
@@ -13826,7 +13743,6 @@
             <w:tcW w:type="dxa" w:w="2300"/>
           </w:tcPr>
           <w:p>
-            <w:r/>
             <w:r>
               <w:t>Partially addressed: the desktop dot (Ellipse 67 in Group 403 / 2353:1610, 102 instances) was off-palette amber #DBA111 and is now bound to brand/green. Giving desktop rows a real active/inactive variant/boolean (to match mobile’s color/icon/inactive treatment for inactive rooms) is out of scope here — flagged for follow-up.</w:t>
             </w:r>
@@ -13839,7 +13755,6 @@
             <w:tcW w:type="dxa" w:w="500"/>
           </w:tcPr>
           <w:p>
-            <w:r/>
             <w:r>
               <w:t>99</w:t>
             </w:r>
@@ -13850,7 +13765,6 @@
             <w:tcW w:type="dxa" w:w="4700"/>
           </w:tcPr>
           <w:p>
-            <w:r/>
             <w:r>
               <w:t>Naming and Light/Dark values for the semantic red token retained as a founder-authorised exception to non-negotiable #3.</w:t>
             </w:r>
@@ -13861,7 +13775,6 @@
             <w:tcW w:type="dxa" w:w="1850"/>
           </w:tcPr>
           <w:p>
-            <w:r/>
             <w:r>
               <w:t>sprint-2/avatar-notification-dropdown-wiring report</w:t>
             </w:r>
@@ -13872,7 +13785,6 @@
             <w:tcW w:type="dxa" w:w="2300"/>
           </w:tcPr>
           <w:p>
-            <w:r/>
             <w:r>
               <w:t>Resolved. Token: semantic/alert (VariableID:5670:8226) in the Soccernity Theme collection (VariableCollectionId:5096:2). Value #FA0606 kept as-is (it is already the value in ~110 places — a pure hex→token rebind, zero visual change) in BOTH Light and Dark modes: every use is a small non-text indicator, and a distinct dark red would risk reading as a different state; revisit the Dark value only if a future contrast pass finds a specific text use failing, and disclose it then. This is a deliberate, founder-authorised exception to the two-colour palette rule — red is permitted ONLY as a semantic loss / destructive / alert colour, now a single auditable bound token rather than loose hex. Bound at 2819:4084 (avatar unread dot) and across the 110 paints listed in #97.</w:t>
             </w:r>
@@ -13885,7 +13797,6 @@
             <w:tcW w:type="dxa" w:w="500"/>
           </w:tcPr>
           <w:p>
-            <w:r/>
             <w:r>
               <w:t>100</w:t>
             </w:r>
@@ -13896,7 +13807,6 @@
             <w:tcW w:type="dxa" w:w="4700"/>
           </w:tcPr>
           <w:p>
-            <w:r/>
             <w:r>
               <w:t>Should the avatar→account-dropdown click interaction live on the shared Avatar component or per Navbar instance?</w:t>
             </w:r>
@@ -13907,7 +13817,6 @@
             <w:tcW w:type="dxa" w:w="1850"/>
           </w:tcPr>
           <w:p>
-            <w:r/>
             <w:r>
               <w:t>sprint-2/avatar-notification-dropdown-wiring report</w:t>
             </w:r>
@@ -13918,7 +13827,6 @@
             <w:tcW w:type="dxa" w:w="2300"/>
           </w:tcPr>
           <w:p>
-            <w:r/>
             <w:r>
               <w:t>Resolved: per Navbar instance. The Avatar component has ~85 instances across the file (post authors, comment authors, member lists, etc.) — wiring the overlay on the component would make every one of them open the current user's account menu. ON_CLICK → OPEN_OVERLAY was wired only on the logged-in Navbar avatar instances: 2838:3579 (header 4 desktop) and 5387:7675 (header 4 — mobile), → Dropdown menu/no notification (2841:5361). The Avatar/notification component's own stale overlay target was corrected 2841:5361 → 2841:5363 (0 instances today, so harmless — makes a future instance swap inherit the right dropdown).</w:t>
             </w:r>
@@ -13931,7 +13839,6 @@
             <w:tcW w:type="dxa" w:w="500"/>
           </w:tcPr>
           <w:p>
-            <w:r/>
             <w:r>
               <w:t>101</w:t>
             </w:r>
@@ -13942,7 +13849,6 @@
             <w:tcW w:type="dxa" w:w="4700"/>
           </w:tcPr>
           <w:p>
-            <w:r/>
             <w:r>
               <w:t>The two Dropdown menu components are shared between desktop and mobile; a prototype reaction carries one target. Where does the Notification row route?</w:t>
             </w:r>
@@ -13953,7 +13859,6 @@
             <w:tcW w:type="dxa" w:w="1850"/>
           </w:tcPr>
           <w:p>
-            <w:r/>
             <w:r>
               <w:t>sprint-2/avatar-notification-dropdown-wiring report</w:t>
             </w:r>
@@ -13964,23 +13869,18 @@
             <w:tcW w:type="dxa" w:w="2300"/>
           </w:tcPr>
           <w:p>
-            <w:r/>
-            <w:r>
-              <w:t>Resolved for now, with a follow-up. ON_CLICK → NAVIGATE from the Notification row of both dropdowns (2841:5368 in "notification on", 2819:4077 in "no notification") routes to the DESKTOP Notification Centre 5640:7815 only. Routing mobile contexts to 5643:8003 needs a mobile-specific dropdown variant — open follow-up, not built here.</w:t>
-            </w:r>
-            <w:r>
-              <w:t xml:space="preserve">  [RESOLVED by sprint-2/avatar-dropdown-variant-sets]: the mobile account-dropdown Notification row now navigates to the MOBILE Notification Centre (5643:8003) via a dedicated Dropdown menu/mobile - * component pair (5685:9300 / 5685:9312); the header 4 - mobile avatar overlay (5387:7675) points at it. Desktop keeps 5640:7815. Dropdown sizing: no mobile-resized variant needed - the 146x142 anchored menu fits the 390/428px mobile navbar; only the nav target differs. See #105.</w:t>
-            </w:r>
-          </w:p>
-        </w:tc>
-      </w:tr>
-      <w:tr>
-        <w:tc>
-          <w:tcPr>
-            <w:tcW w:type="dxa" w:w="500"/>
-          </w:tcPr>
-          <w:p>
-            <w:r/>
+            <w:r>
+              <w:t xml:space="preserve">Resolved for now, with a follow-up. ON_CLICK → NAVIGATE from the Notification row of both dropdowns (2841:5368 in "notification on", 2819:4077 in "no notification") routes to the DESKTOP Notification Centre 5640:7815 only. Routing mobile contexts to 5643:8003 needs a mobile-specific dropdown variant — open follow-up, not built here.  [RESOLVED by sprint-2/avatar-dropdown-variant-sets]: the mobile account-dropdown Notification row now navigates to the MOBILE Notification Centre (5643:8003) via a dedicated Dropdown menu/mobile - * component pair (5685:9300 / 5685:9312); the header 4 - mobile avatar overlay (5387:7675) points at it. Desktop keeps 5640:7815. Dropdown sizing: no mobile-resized variant needed - the 146x142 anchored menu fits the 390/428px mobile navbar; only the nav target differs. See #105.</w:t>
+            </w:r>
+          </w:p>
+        </w:tc>
+      </w:tr>
+      <w:tr>
+        <w:tc>
+          <w:tcPr>
+            <w:tcW w:type="dxa" w:w="500"/>
+          </w:tcPr>
+          <w:p>
             <w:r>
               <w:t>102</w:t>
             </w:r>
@@ -13991,7 +13891,6 @@
             <w:tcW w:type="dxa" w:w="4700"/>
           </w:tcPr>
           <w:p>
-            <w:r/>
             <w:r>
               <w:t>The logged-out desktop Navbar variant "header 7" (2841:4104) carries a stray avatar instance (2841:4177).</w:t>
             </w:r>
@@ -14002,7 +13901,6 @@
             <w:tcW w:type="dxa" w:w="1850"/>
           </w:tcPr>
           <w:p>
-            <w:r/>
             <w:r>
               <w:t>sprint-2/avatar-notification-dropdown-wiring report</w:t>
             </w:r>
@@ -14016,18 +13914,15 @@
             <w:r>
               <w:t>Resolved — recommend removal, pending founder OK. It contradicts the confirmed model (logged-out variants have no avatar and no account dropdown — "header 7 — mobile" correctly has none). Left in place and unwired (0 reactions) this pass rather than deleted from a shared component without confirmation.  [RESOLVED by sprint-2/avatar-dropdown-variant-sets]: the stray absolutely-positioned, z-order-hidden avatar instance 2841:4177 was removed from header 7 (2841:4104). Zero visual/layout change (screenshot diff clean on header 7 + Login/Register/Home/Forgot-Password-Sent; Login button and nav icons are absolute-positioned and did not move).</w:t>
             </w:r>
-            <w:r/>
-            <w:r/>
-          </w:p>
-        </w:tc>
-      </w:tr>
-      <w:tr>
-        <w:tc>
-          <w:tcPr>
-            <w:tcW w:type="dxa" w:w="500"/>
-          </w:tcPr>
-          <w:p>
-            <w:r/>
+          </w:p>
+        </w:tc>
+      </w:tr>
+      <w:tr>
+        <w:tc>
+          <w:tcPr>
+            <w:tcW w:type="dxa" w:w="500"/>
+          </w:tcPr>
+          <w:p>
             <w:r>
               <w:t>103</w:t>
             </w:r>
@@ -14038,7 +13933,6 @@
             <w:tcW w:type="dxa" w:w="4700"/>
           </w:tcPr>
           <w:p>
-            <w:r/>
             <w:r>
               <w:t>Combine the two Avatar/* components and the two Dropdown menu/* components into variant sets with a Has Unread boolean.</w:t>
             </w:r>
@@ -14049,7 +13943,6 @@
             <w:tcW w:type="dxa" w:w="1850"/>
           </w:tcPr>
           <w:p>
-            <w:r/>
             <w:r>
               <w:t>sprint-2/avatar-notification-dropdown-wiring report</w:t>
             </w:r>
@@ -14063,18 +13956,15 @@
             <w:r>
               <w:t>Resolved follow-up. Today the read/unread states are two loose components each, and switching an instance means a manual component swap plus retargeting the overlay reaction. A Has Unread boolean variant on each set would let one instance-level toggle flip both the avatar dot and which dropdown opens. Supersedes PR #113's DL #95 (which proposed the same boolean on a NEW bell component that is no longer being built). Also open from the same area: overlayBackgroundInteraction = CLOSE_ON_CLICK_OUTSIDE could not be set (read-only on COMPONENT nodes) — click-outside-to-dismiss is a follow-up.  [RESOLVED (partial by design) by sprint-2/avatar-dropdown-variant-sets]: Avatar/no notification (2819:4090) + Avatar/notification (2819:4089) are now the Avatar COMPONENT_SET (5685:9241), property Has Unread (boolean, default false); all 78 live instances on page 0:1 re-point cleanly, appearance and per-instance overlay reactions unchanged. Dropdown menu/* was deliberately NOT combined - Figma rejects a COMPONENT that is a variant inside a COMPONENT_SET as an OPEN_OVERLAY destination (see #104), which broke every avatar-&gt;dropdown overlay; it stays a slash-named family (see #105). Click-outside-dismiss: not settable via the plugin API (overlayBackgroundInteraction is readonly on every node type) - it is a one-checkbox manual step in the Figma desktop UI on the 3 avatar Open Overlay interactions (2838:3579, 5387:7675, 2819:4089) and a non-issue for figma-to-code (standard backdrop / useOnClickOutside). See #106.</w:t>
             </w:r>
-            <w:r/>
-            <w:r/>
-          </w:p>
-        </w:tc>
-      </w:tr>
-      <w:tr>
-        <w:tc>
-          <w:tcPr>
-            <w:tcW w:type="dxa" w:w="500"/>
-          </w:tcPr>
-          <w:p>
-            <w:r/>
+          </w:p>
+        </w:tc>
+      </w:tr>
+      <w:tr>
+        <w:tc>
+          <w:tcPr>
+            <w:tcW w:type="dxa" w:w="500"/>
+          </w:tcPr>
+          <w:p>
             <w:r>
               <w:t>104</w:t>
             </w:r>
@@ -14085,7 +13975,6 @@
             <w:tcW w:type="dxa" w:w="4700"/>
           </w:tcPr>
           <w:p>
-            <w:r/>
             <w:r>
               <w:t>Figma limitation for future component work: can a COMPONENT that is a variant inside a COMPONENT_SET be an OPEN_OVERLAY destination?</w:t>
             </w:r>
@@ -14096,7 +13985,6 @@
             <w:tcW w:type="dxa" w:w="1850"/>
           </w:tcPr>
           <w:p>
-            <w:r/>
             <w:r>
               <w:t>sprint-2/avatar-dropdown-variant-sets report</w:t>
             </w:r>
@@ -14107,7 +13995,6 @@
             <w:tcW w:type="dxa" w:w="2300"/>
           </w:tcPr>
           <w:p>
-            <w:r/>
             <w:r>
               <w:t>Resolved (recorded as a constraint). No - Figma rejects it ("destination ... was rejected ... not reachable from this source"). Overlay-target components (menus, popovers, dropdowns, toasts) must stay standalone / slash-named, NOT variant sets. A variant used as an overlay SOURCE is fine (verified: the Avatar set's Has Unread=true variant re-set its own overlay reaction cleanly). Discovered while attempting DL #103 - the two account dropdowns were tried as a set and reverted.</w:t>
             </w:r>
@@ -14120,7 +14007,6 @@
             <w:tcW w:type="dxa" w:w="500"/>
           </w:tcPr>
           <w:p>
-            <w:r/>
             <w:r>
               <w:t>105</w:t>
             </w:r>
@@ -14131,7 +14017,6 @@
             <w:tcW w:type="dxa" w:w="4700"/>
           </w:tcPr>
           <w:p>
-            <w:r/>
             <w:r>
               <w:t>The account dropdown is a 4-member slash-named family, not a Breakpoint x Has Unread variant set.</w:t>
             </w:r>
@@ -14142,7 +14027,6 @@
             <w:tcW w:type="dxa" w:w="1850"/>
           </w:tcPr>
           <w:p>
-            <w:r/>
             <w:r>
               <w:t>sprint-2/avatar-dropdown-variant-sets report</w:t>
             </w:r>
@@ -14153,7 +14037,6 @@
             <w:tcW w:type="dxa" w:w="2300"/>
           </w:tcPr>
           <w:p>
-            <w:r/>
             <w:r>
               <w:t>Resolved (accepted, with a revisit condition). Dropdown menu/{,mobile - }{no notification,notification on} (2841:5361 / 2841:5363 / 5685:9300 / 5685:9312) - four loose components purely to carry desktop vs mobile NAVIGATE targets (5640:7815 vs 5643:8003), because #104 blocks a variant set here. If Figma later allows variant-set overlay destinations, collapse to a Breakpoint x Has Unread set.</w:t>
             </w:r>
@@ -14166,7 +14049,6 @@
             <w:tcW w:type="dxa" w:w="500"/>
           </w:tcPr>
           <w:p>
-            <w:r/>
             <w:r>
               <w:t>106</w:t>
             </w:r>
@@ -14177,7 +14059,6 @@
             <w:tcW w:type="dxa" w:w="4700"/>
           </w:tcPr>
           <w:p>
-            <w:r/>
             <w:r>
               <w:t>Click-outside-to-dismiss on the account dropdown overlay.</w:t>
             </w:r>
@@ -14188,7 +14069,6 @@
             <w:tcW w:type="dxa" w:w="1850"/>
           </w:tcPr>
           <w:p>
-            <w:r/>
             <w:r>
               <w:t>sprint-2/avatar-dropdown-variant-sets report</w:t>
             </w:r>
@@ -14199,7 +14079,6 @@
             <w:tcW w:type="dxa" w:w="2300"/>
           </w:tcPr>
           <w:p>
-            <w:r/>
             <w:r>
               <w:t>Open (manual follow-up). overlayBackgroundInteraction is declared readonly across the use_figma plugin API on every node type tested (COMPONENT and FRAME both throw; .d.ts confirms) - PR #114's note that it is "settable only on instances" is inaccurate for this environment; it is writable nowhere via the API, and the dropdowns have no instances. It is NOT blocked in Figma itself - a designer ticks "Close when clicking outside" on the 3 avatar Open Overlay interactions (2838:3579, 5387:7675, 2819:4089) in the desktop UI. Non-issue for figma-to-code (standard backdrop onClick / useOnClickOutside).</w:t>
             </w:r>
@@ -14212,7 +14091,6 @@
             <w:tcW w:type="dxa" w:w="500"/>
           </w:tcPr>
           <w:p>
-            <w:r/>
             <w:r>
               <w:t>107</w:t>
             </w:r>
@@ -14223,7 +14101,6 @@
             <w:tcW w:type="dxa" w:w="4700"/>
           </w:tcPr>
           <w:p>
-            <w:r/>
             <w:r>
               <w:t>New Settings Toggle component vs. reusing the existing Toggle Switch (2927:10195).</w:t>
             </w:r>
@@ -14234,7 +14111,6 @@
             <w:tcW w:type="dxa" w:w="1850"/>
           </w:tcPr>
           <w:p>
-            <w:r/>
             <w:r>
               <w:t>sprint-2/mobile-settings-community-message-rebuild report</w:t>
             </w:r>
@@ -14245,7 +14121,6 @@
             <w:tcW w:type="dxa" w:w="2300"/>
           </w:tcPr>
           <w:p>
-            <w:r/>
             <w:r>
               <w:t>Resolved: built a new Settings Toggle COMPONENT_SET (5694:8219, State=On/Off) reusing only the visual language (green-wash rail, navy knob). 2927:10195 is a broken orphan - 92x87, two stacked instances not variants, a 10px rail, a child outside its own bounds, 0 instances file-wide. Recommend deleting 2927:10195.</w:t>
             </w:r>
@@ -14258,7 +14133,6 @@
             <w:tcW w:type="dxa" w:w="500"/>
           </w:tcPr>
           <w:p>
-            <w:r/>
             <w:r>
               <w:t>108</w:t>
             </w:r>
@@ -14269,7 +14143,6 @@
             <w:tcW w:type="dxa" w:w="4700"/>
           </w:tcPr>
           <w:p>
-            <w:r/>
             <w:r>
               <w:t>Deactivate Account destructive button colour.</w:t>
             </w:r>
@@ -14280,7 +14153,6 @@
             <w:tcW w:type="dxa" w:w="1850"/>
           </w:tcPr>
           <w:p>
-            <w:r/>
             <w:r>
               <w:t>sprint-2/mobile-settings-community-message-rebuild report</w:t>
             </w:r>
@@ -14291,7 +14163,6 @@
             <w:tcW w:type="dxa" w:w="2300"/>
           </w:tcPr>
           <w:p>
-            <w:r/>
             <w:r>
               <w:t>Resolved: navy button, not red. White on semantic/alert #FA0606 measures 4.12:1 (below the 4.5:1 AA threshold for a 14px label); navy + color/text/on-navy measures 12.6:1. semantic/alert is used only as a non-text left accent bar on the "What to know" card - same non-text scoping already applied to green.</w:t>
             </w:r>
@@ -14304,7 +14175,6 @@
             <w:tcW w:type="dxa" w:w="500"/>
           </w:tcPr>
           <w:p>
-            <w:r/>
             <w:r>
               <w:t>109</w:t>
             </w:r>
@@ -14315,7 +14185,6 @@
             <w:tcW w:type="dxa" w:w="4700"/>
           </w:tcPr>
           <w:p>
-            <w:r/>
             <w:r>
               <w:t>24 desktop copy fixes applied to already-built Settings leaf frames.</w:t>
             </w:r>
@@ -14326,7 +14195,6 @@
             <w:tcW w:type="dxa" w:w="1850"/>
           </w:tcPr>
           <w:p>
-            <w:r/>
             <w:r>
               <w:t>sprint-2/mobile-settings-community-message-rebuild report</w:t>
             </w:r>
@@ -14337,7 +14205,6 @@
             <w:tcW w:type="dxa" w:w="2300"/>
           </w:tcPr>
           <w:p>
-            <w:r/>
             <w:r>
               <w:t>Resolved (authorised by the task brief). 24 bugs fixed on the 12 source desktop frames and mirrored on the new mobile frames so the two do not diverge again - incl. a three-fragment unreadable list on Mute New Accounts, "Soccernity page" to "sessions", lowercase "soccernity.com", and five singular/plural/casing errors. Full list in the report section 4.</w:t>
             </w:r>
@@ -14350,7 +14217,6 @@
             <w:tcW w:type="dxa" w:w="500"/>
           </w:tcPr>
           <w:p>
-            <w:r/>
             <w:r>
               <w:t>110</w:t>
             </w:r>
@@ -14361,7 +14227,6 @@
             <w:tcW w:type="dxa" w:w="4700"/>
           </w:tcPr>
           <w:p>
-            <w:r/>
             <w:r>
               <w:t>Three Settings desktop leaves carry structural content leakage (live-control rows pasted from the wrong screen; overlapping duplicate headings).</w:t>
             </w:r>
@@ -14372,7 +14237,6 @@
             <w:tcW w:type="dxa" w:w="1850"/>
           </w:tcPr>
           <w:p>
-            <w:r/>
             <w:r>
               <w:t>sprint-2/mobile-settings-community-message-rebuild report</w:t>
             </w:r>
@@ -14386,17 +14250,15 @@
             <w:r>
               <w:t>Resolved - flagged, NOT fixed this pass. (a) 2926:8764 Direct Messages and 2926:8996 Sensitive Content each carry a full "Authentication app" 2FA row copy-pasted from 2926:8294 where it belongs. (b) 2926:9721 / 2927:9954 / 2927:10205 each have an fs18 heading overlapping an fs16 labelled row at the same coords; 2927:10205 (Email) carries a "Push notification" row. These are rows with live checkbox controls - fixing them is layout surgery on built screens (figma-design-system domain) plus a product decision on what belongs there. The new mobile screens omit the leaked blocks, so desktop and mobile deliberately diverge on these three until resolved. Also rename 2926:8996 once resolved - its name describes the leaked content. RESOLVED by sprint-2/settings-desktop-scaffolding-sweep - the three flagged "structural content leaks" (2926:8764 &amp; 2926:8996 leaked "Authentication App" rows; the 2926:9721 / 2927:9954 / 2927:10205 trio's overlapping duplicate "Push notification" headings) were all confirmed to be visible:false scaffolding left over from row duplication, not live rows - so no product decision was needed. Deleted (2 x Frame 5927, 3 x Frame 5920-&gt;5933) along with 9 leftover "Submit" Frame 5926 buttons, 2 leaked Frame 5928 blocks and 1 hidden 536x31 Rectangle 352, all 4-check-clean. 2926:8996 renamed "Settings - Your Posts (Sensitive Media)"; its visible heading title-cased to "Your Posts". Desktop and mobile Settings no longer diverge on these three screens. See #127.</w:t>
             </w:r>
-            <w:r/>
-          </w:p>
-        </w:tc>
-      </w:tr>
-      <w:tr>
-        <w:tc>
-          <w:tcPr>
-            <w:tcW w:type="dxa" w:w="500"/>
-          </w:tcPr>
-          <w:p>
-            <w:r/>
+          </w:p>
+        </w:tc>
+      </w:tr>
+      <w:tr>
+        <w:tc>
+          <w:tcPr>
+            <w:tcW w:type="dxa" w:w="500"/>
+          </w:tcPr>
+          <w:p>
             <w:r>
               <w:t>111</w:t>
             </w:r>
@@ -14407,7 +14269,6 @@
             <w:tcW w:type="dxa" w:w="4700"/>
           </w:tcPr>
           <w:p>
-            <w:r/>
             <w:r>
               <w:t>PR #112 recorded "Community Home Page Template (1306:7149) renders nothing" - is that accurate?</w:t>
             </w:r>
@@ -14418,7 +14279,6 @@
             <w:tcW w:type="dxa" w:w="1850"/>
           </w:tcPr>
           <w:p>
-            <w:r/>
             <w:r>
               <w:t>sprint-2/mobile-settings-community-message-rebuild report</w:t>
             </w:r>
@@ -14429,7 +14289,6 @@
             <w:tcW w:type="dxa" w:w="2300"/>
           </w:tcPr>
           <w:p>
-            <w:r/>
             <w:r>
               <w:t>Resolved (correction). No - the COMPONENT_SET and its instance 1308:11643 are visible:false, but both variants are fully populated (100/102 children, 111 text nodes each). Read programmatically; visibility left exactly as found. No fallback content source was needed for the Community mobile rebuild. Whether the template should be unhidden, promoted, or archived is a founder call.</w:t>
             </w:r>
@@ -14442,7 +14301,6 @@
             <w:tcW w:type="dxa" w:w="500"/>
           </w:tcPr>
           <w:p>
-            <w:r/>
             <w:r>
               <w:t>112</w:t>
             </w:r>
@@ -14453,7 +14311,6 @@
             <w:tcW w:type="dxa" w:w="4700"/>
           </w:tcPr>
           <w:p>
-            <w:r/>
             <w:r>
               <w:t>Community mobile rebuild - placeholder (lorem ipsum) post bodies in the legacy frames.</w:t>
             </w:r>
@@ -14464,7 +14321,6 @@
             <w:tcW w:type="dxa" w:w="1850"/>
           </w:tcPr>
           <w:p>
-            <w:r/>
             <w:r>
               <w:t>sprint-2/mobile-settings-community-message-rebuild report</w:t>
             </w:r>
@@ -14475,7 +14331,6 @@
             <w:tcW w:type="dxa" w:w="2300"/>
           </w:tcPr>
           <w:p>
-            <w:r/>
             <w:r>
               <w:t>Resolved: replaced with plausible grassroots-football sample copy (Sunday league at Rowe Park; a five-a-side pitch booking question). Illustrative sample content, not approved product copy. Reproducing lorem ipsum in a rebuild would present placeholder as design intent.</w:t>
             </w:r>
@@ -14488,7 +14343,6 @@
             <w:tcW w:type="dxa" w:w="500"/>
           </w:tcPr>
           <w:p>
-            <w:r/>
             <w:r>
               <w:t>113</w:t>
             </w:r>
@@ -14499,7 +14353,6 @@
             <w:tcW w:type="dxa" w:w="4700"/>
           </w:tcPr>
           <w:p>
-            <w:r/>
             <w:r>
               <w:t>Avatars in the new frames - photographs vs. tokenised initial discs.</w:t>
             </w:r>
@@ -14510,7 +14363,6 @@
             <w:tcW w:type="dxa" w:w="1850"/>
           </w:tcPr>
           <w:p>
-            <w:r/>
             <w:r>
               <w:t>sprint-2/mobile-settings-community-message-rebuild report</w:t>
             </w:r>
@@ -14521,7 +14373,6 @@
             <w:tcW w:type="dxa" w:w="2300"/>
           </w:tcPr>
           <w:p>
-            <w:r/>
             <w:r>
               <w:t>Resolved: every avatar authored in this delivery is a brand/green-tint disc with navy initials, so the new frames carry zero unbound image paints. Only image fills left are inside shared Navbar instances. Precedent: PR #112 Notification Centre avatar discs.</w:t>
             </w:r>
@@ -14534,7 +14385,6 @@
             <w:tcW w:type="dxa" w:w="500"/>
           </w:tcPr>
           <w:p>
-            <w:r/>
             <w:r>
               <w:t>114</w:t>
             </w:r>
@@ -14545,7 +14395,6 @@
             <w:tcW w:type="dxa" w:w="4700"/>
           </w:tcPr>
           <w:p>
-            <w:r/>
             <w:r>
               <w:t>Which Message frames are canonical after the rebuild?</w:t>
             </w:r>
@@ -14556,7 +14405,6 @@
             <w:tcW w:type="dxa" w:w="1850"/>
           </w:tcPr>
           <w:p>
-            <w:r/>
             <w:r>
               <w:t>sprint-2/mobile-settings-community-message-rebuild report</w:t>
             </w:r>
@@ -14570,17 +14418,15 @@
             <w:r>
               <w:t>Resolved - founder call. Nothing was deleted: legacy 1871:2762, 2025:8112, 2067:3006, 2067:3176 are hidden and prefixed "ARCHIVED -". Same three-frames-coexist shape as the homepage (Decision Log #46). Recommend confirming the 6 new Message frames (5706:8271 / 5708:8184 / 5708:8362 desktop; 5709:8354 / 5709:8419 / 5709:8461 mobile) as canonical, then deciding whether the archived Message frames - and the 5 archived Community mobile frames - should be deleted outright. -- RESOLVED by sprint-2/design-cleanup-tokens-renames: the 4 archived legacy Message frames (1871:2762, 2025:8112, 2067:3006, 2067:3176) were reference-checked across all 110,638 nodes on page 0:1 (prototype reactions, derived instances, overlay/scroll targets) and deleted outright. The only inbound reference was an archived-to-archived prototype link inside 1871:2762, deleted with it. The 6 canonical Message frames (5706:8271 / 5708:8184 / 5708:8362 desktop; 5709:8354 / 5709:8419 / 5709:8461 mobile) are confirmed canonical and were untouched. The 5 archived Community mobile frames this entry also mentions remain archived (not in this pass's scope).</w:t>
             </w:r>
-            <w:r/>
-          </w:p>
-        </w:tc>
-      </w:tr>
-      <w:tr>
-        <w:tc>
-          <w:tcPr>
-            <w:tcW w:type="dxa" w:w="500"/>
-          </w:tcPr>
-          <w:p>
-            <w:r/>
+          </w:p>
+        </w:tc>
+      </w:tr>
+      <w:tr>
+        <w:tc>
+          <w:tcPr>
+            <w:tcW w:type="dxa" w:w="500"/>
+          </w:tcPr>
+          <w:p>
             <w:r>
               <w:t>115</w:t>
             </w:r>
@@ -14591,7 +14437,6 @@
             <w:tcW w:type="dxa" w:w="4700"/>
           </w:tcPr>
           <w:p>
-            <w:r/>
             <w:r>
               <w:t>Messages mobile window 3 (1762:2833) - DL #89 left open that it should become a proper component attached to the mobile chat screen.</w:t>
             </w:r>
@@ -14602,7 +14447,6 @@
             <w:tcW w:type="dxa" w:w="1850"/>
           </w:tcPr>
           <w:p>
-            <w:r/>
             <w:r>
               <w:t>sprint-2/mobile-settings-community-message-rebuild report</w:t>
             </w:r>
@@ -14613,7 +14457,6 @@
             <w:tcW w:type="dxa" w:w="2300"/>
           </w:tcPr>
           <w:p>
-            <w:r/>
             <w:r>
               <w:t>Resolved - closes DL #89 open item. Built as Message - Conversation Actions Menu (5706:8270), instanced onto Message - Conversation (Actions Menu Open) - Mobile. Two real defects fixed in the process: it had no usable background (only ever looked right on white canvas) and a navy-on-navy row highlight. "Block User" stays semantic/alert.</w:t>
             </w:r>
@@ -14626,7 +14469,6 @@
             <w:tcW w:type="dxa" w:w="500"/>
           </w:tcPr>
           <w:p>
-            <w:r/>
             <w:r>
               <w:t>116</w:t>
             </w:r>
@@ -14637,7 +14479,6 @@
             <w:tcW w:type="dxa" w:w="4700"/>
           </w:tcPr>
           <w:p>
-            <w:r/>
             <w:r>
               <w:t>Message desktop states.</w:t>
             </w:r>
@@ -14648,7 +14489,6 @@
             <w:tcW w:type="dxa" w:w="1850"/>
           </w:tcPr>
           <w:p>
-            <w:r/>
             <w:r>
               <w:t>sprint-2/mobile-settings-community-message-rebuild report</w:t>
             </w:r>
@@ -14659,7 +14499,6 @@
             <w:tcW w:type="dxa" w:w="2300"/>
           </w:tcPr>
           <w:p>
-            <w:r/>
             <w:r>
               <w:t>Resolved: split from 2 into 3. The original "no message page" conflated "no conversation selected" with "empty inbox" and showed a populated 8-conversation list beside empty-inbox copy. Now three distinct, non-contradictory states.</w:t>
             </w:r>
@@ -14672,7 +14511,6 @@
             <w:tcW w:type="dxa" w:w="500"/>
           </w:tcPr>
           <w:p>
-            <w:r/>
             <w:r>
               <w:t>117</w:t>
             </w:r>
@@ -14683,7 +14521,6 @@
             <w:tcW w:type="dxa" w:w="4700"/>
           </w:tcPr>
           <w:p>
-            <w:r/>
             <w:r>
               <w:t>File-wide authoring gotcha: a variable-bound paint takes its alpha from the variable, not from the paint’s own opacity.</w:t>
             </w:r>
@@ -14694,7 +14531,6 @@
             <w:tcW w:type="dxa" w:w="1850"/>
           </w:tcPr>
           <w:p>
-            <w:r/>
             <w:r>
               <w:t>sprint-2/mobile-settings-community-message-rebuild report</w:t>
             </w:r>
@@ -14705,7 +14541,6 @@
             <w:tcW w:type="dxa" w:w="2300"/>
           </w:tcPr>
           <w:p>
-            <w:r/>
             <w:r>
               <w:t>Recorded (belongs in the file Figma notes alongside the existing setBoundVariableForPaint warning). Setting {opacity: 0.3} then setBoundVariableForPaint(..., brand/navy) yields a fully opaque paint (brand/navy is #282E65 alpha 1) - it silently produced two solid-navy scrims here. Consequences: (a) translucency must come from a token that carries its own alpha (brand/green-tint 12%, color/icon/inactive 15%, color/text/secondary 70%) or opacity re-applied to a copy of the paint AFTER binding; (b) a prior "0 unbound paints" audit may have passed while a paint still rendered at the wrong alpha.</w:t>
             </w:r>
@@ -14718,7 +14553,6 @@
             <w:tcW w:type="dxa" w:w="500"/>
           </w:tcPr>
           <w:p>
-            <w:r/>
             <w:r>
               <w:t>118</w:t>
             </w:r>
@@ -14729,7 +14563,6 @@
             <w:tcW w:type="dxa" w:w="4700"/>
           </w:tcPr>
           <w:p>
-            <w:r/>
             <w:r>
               <w:t>No elevation/shadow token exists in the file.</w:t>
             </w:r>
@@ -14740,7 +14573,6 @@
             <w:tcW w:type="dxa" w:w="1850"/>
           </w:tcPr>
           <w:p>
-            <w:r/>
             <w:r>
               <w:t>sprint-2/mobile-settings-community-message-rebuild report</w:t>
             </w:r>
@@ -14754,17 +14586,15 @@
             <w:r>
               <w:t>Resolved (pre-existing, already noted in CLAUDE.md - now with a concrete dependent). The Message Actions Menu overlay uses a 1px color/icon/inactive border instead of a drop shadow. A shadow/elevation token convention is still unresolved. -- RESOLVED by sprint-2/design-cleanup-tokens-renames: added COLOR variable color/shadow/elevated (Soccernity Theme, VariableID:5973:2 -- Light brand/navy #282E65 @ 14%, Dark #0D0F21 @ 45% [= existing color/background/page Dark value], scope EFFECT_COLOR) plus effect style elevation/menu (DROP_SHADOW x0 y4 blur16 spread0, colour bound to the variable). A true FLOAT/EFFECT variable for the geometry was rejected: only blur/offset/spread bind to FLOAT variables, which the COLOR-only collection does not have and does not need. Applied: Message Actions Menu (5706:8270, the 1px color/icon/inactive fake-shadow border removed); the 4 account-dropdown menu components (2841:5361, 2841:5363, 5685:9300, 5685:9312 -- 20 per-row shadows rebound off #000000 @ 25%); Banter post menu setting (2459:10077, off #000000 @ 15%); Competition-selector study menu (5176:6659). Follow-ups opened: #181 (per-row vs container shadow), #182 (multi-layer elevation token for large panels), #183 (drawer panel has no elevation).</w:t>
             </w:r>
-            <w:r/>
-          </w:p>
-        </w:tc>
-      </w:tr>
-      <w:tr>
-        <w:tc>
-          <w:tcPr>
-            <w:tcW w:type="dxa" w:w="500"/>
-          </w:tcPr>
-          <w:p>
-            <w:r/>
+          </w:p>
+        </w:tc>
+      </w:tr>
+      <w:tr>
+        <w:tc>
+          <w:tcPr>
+            <w:tcW w:type="dxa" w:w="500"/>
+          </w:tcPr>
+          <w:p>
             <w:r>
               <w:t>119</w:t>
             </w:r>
@@ -14775,7 +14605,6 @@
             <w:tcW w:type="dxa" w:w="4700"/>
           </w:tcPr>
           <w:p>
-            <w:r/>
             <w:r>
               <w:t>Mobile frame height convention is inconsistent.</w:t>
             </w:r>
@@ -14786,7 +14615,6 @@
             <w:tcW w:type="dxa" w:w="1850"/>
           </w:tcPr>
           <w:p>
-            <w:r/>
             <w:r>
               <w:t>sprint-2/mobile-settings-community-message-rebuild report</w:t>
             </w:r>
@@ -14797,7 +14625,6 @@
             <w:tcW w:type="dxa" w:w="2300"/>
           </w:tcPr>
           <w:p>
-            <w:r/>
             <w:r>
               <w:t>Open. The two Message conversation screens and the Community drawer are fixed 844px viewports (pinned composer, full-height overlays); the other new mobile frames hug their content, matching the existing Settings mobile family; the retained empty state 5648:8054 is 602. Worth settling one convention.</w:t>
             </w:r>
@@ -14810,7 +14637,6 @@
             <w:tcW w:type="dxa" w:w="500"/>
           </w:tcPr>
           <w:p>
-            <w:r/>
             <w:r>
               <w:t>120</w:t>
             </w:r>
@@ -14821,7 +14647,6 @@
             <w:tcW w:type="dxa" w:w="4700"/>
           </w:tcPr>
           <w:p>
-            <w:r/>
             <w:r>
               <w:t>Section "banners" on page 0:1 are display-size TEXT nodes (font size 770), not coverage rectangles / SECTION nodes.</w:t>
             </w:r>
@@ -14832,7 +14657,6 @@
             <w:tcW w:type="dxa" w:w="1850"/>
           </w:tcPr>
           <w:p>
-            <w:r/>
             <w:r>
               <w:t>sprint-2/mobile-settings-community-message-rebuild report</w:t>
             </w:r>
@@ -14843,7 +14667,6 @@
             <w:tcW w:type="dxa" w:w="2300"/>
           </w:tcPr>
           <w:p>
-            <w:r/>
             <w:r>
               <w:t>Recorded. "Widening a banner to cover" new frames would mean stretching a single word to ~19,000px for no visual effect. Instead added Section Title - Settings (Mobile) (5698:8239) above the mobile strip, matching the newer Section Title - ... convention (Guardian Consent / Club Picker / Notification Centre). New Message desktop frames sit in the slot the archived originals vacated (under the existing "Message" banner); new Message mobile frames fall inside the "Message Mobile" banner span.</w:t>
             </w:r>
@@ -14856,7 +14679,6 @@
             <w:tcW w:type="dxa" w:w="500"/>
           </w:tcPr>
           <w:p>
-            <w:r/>
             <w:r>
               <w:t>121</w:t>
             </w:r>
@@ -14867,7 +14689,6 @@
             <w:tcW w:type="dxa" w:w="4700"/>
           </w:tcPr>
           <w:p>
-            <w:r/>
             <w:r>
               <w:t>Desktop Settings screens use raw one-off rectangles for toggle switches, not a component.</w:t>
             </w:r>
@@ -14878,7 +14699,6 @@
             <w:tcW w:type="dxa" w:w="1850"/>
           </w:tcPr>
           <w:p>
-            <w:r/>
             <w:r>
               <w:t>sprint-2/component-hygiene-toggles-nav report</w:t>
             </w:r>
@@ -14889,7 +14709,6 @@
             <w:tcW w:type="dxa" w:w="2300"/>
           </w:tcPr>
           <w:p>
-            <w:r/>
             <w:r>
               <w:t>Resolved (Figma design). 13 effectively-visible desktop Settings toggle controls (11 raw Rectangle 352 squares + 2 Component 22 sliders) replaced with Settings Toggle (5694:8219) State=Off instances, pixel-pinned to the original slot (component swap, not redesign). Settings Toggle instances file-wide 13 -&gt; 26. Dead Toggle Switch 2927:10195 deleted (0 instances file-wide); its nested Component 22 (2927:10191) / Component 23 (2927:10192) definitions went with it (0 external instances after the swap; 0 broken instances file-wide afterwards). 5 effectively-hidden Rectangle 352 squares inside visible:false template scaffolding (Frame 5920 / Frame 5927) left in place - non-rendering; a future Settings-desktop layout pass should remove that abandoned scaffolding wholesale.</w:t>
             </w:r>
@@ -14902,7 +14721,6 @@
             <w:tcW w:type="dxa" w:w="500"/>
           </w:tcPr>
           <w:p>
-            <w:r/>
             <w:r>
               <w:t>122</w:t>
             </w:r>
@@ -14913,7 +14731,6 @@
             <w:tcW w:type="dxa" w:w="4700"/>
           </w:tcPr>
           <w:p>
-            <w:r/>
             <w:r>
               <w:t>Settings sidebar-nav component (Frame 5904 / 2906:7170) has a variant property value literally misspelled "Disolay and language" (2906:7226).</w:t>
             </w:r>
@@ -14924,7 +14741,6 @@
             <w:tcW w:type="dxa" w:w="1850"/>
           </w:tcPr>
           <w:p>
-            <w:r/>
             <w:r>
               <w:t>sprint-2/component-hygiene-toggles-nav report</w:t>
             </w:r>
@@ -14935,7 +14751,6 @@
             <w:tcW w:type="dxa" w:w="2300"/>
           </w:tcPr>
           <w:p>
-            <w:r/>
             <w:r>
               <w:t>Resolved (variant value); label wording follow-up open. Variant value Property 1=Disolay and language -&gt; Property 1=Display and language. NOT renamed to the standardised visible label "Display, Language and Region" because a comma in a single-property Figma variant value is parsed as a property separator and would corrupt instance-&gt;variant resolution. All 17 instances auto-migrated to the corrected value (same IDs), 0 detached, set total unchanged at 90. Open sub-item: the component internal visible label still renders "Display, Languages And Region" (plural) vs PR #114 standardised "Display, Language and Region" - a ~90-instance text change, deferred to its own pass.</w:t>
             </w:r>
@@ -14948,7 +14763,6 @@
             <w:tcW w:type="dxa" w:w="500"/>
           </w:tcPr>
           <w:p>
-            <w:r/>
             <w:r>
               <w:t>123</w:t>
             </w:r>
@@ -14959,7 +14773,6 @@
             <w:tcW w:type="dxa" w:w="4700"/>
           </w:tcPr>
           <w:p>
-            <w:r/>
             <w:r>
               <w:t>Build Plan Section 6 Sprint 3 messaging bullet cites "the existing Drop Down Components chat frames" as the DM source; that component family is dead and PR #116 built the real Message pillar without it.</w:t>
             </w:r>
@@ -14970,7 +14783,6 @@
             <w:tcW w:type="dxa" w:w="1850"/>
           </w:tcPr>
           <w:p>
-            <w:r/>
             <w:r>
               <w:t>sprint-2/component-hygiene-toggles-nav report</w:t>
             </w:r>
@@ -14981,7 +14793,6 @@
             <w:tcW w:type="dxa" w:w="2300"/>
           </w:tcPr>
           <w:p>
-            <w:r/>
             <w:r>
               <w:t>Component archived (Resolved); Section 6 citation correction OPEN - founder sign-off. Mobile Drop Down Components set (1870:2753, 8 variants: 1870:2745-2752) has 0 instances file-wide -&gt; renamed "Old - Mobile Drop Down Components", left in place. OPEN: Build Plan Section 6 Sprint 3 messaging bullet must be corrected to reference PR #116 live Message pillar (Message - Conversation Actions Menu 5706:8270 + the 6 new Message frames) instead of the dead Drop Down Components family. To be actioned in a separate documentation pass once approved - this pass deliberately did not edit the .docx Section 6 text. RESOLVED (founder-approved) — Section 6 Sprint 3 messaging bullet corrected to cite the Message pillar (PR #116) instead of the dead Drop Down Components family.</w:t>
             </w:r>
@@ -14994,7 +14805,6 @@
             <w:tcW w:type="dxa" w:w="500"/>
           </w:tcPr>
           <w:p>
-            <w:r/>
             <w:r>
               <w:t>124</w:t>
             </w:r>
@@ -15005,7 +14815,6 @@
             <w:tcW w:type="dxa" w:w="4700"/>
           </w:tcPr>
           <w:p>
-            <w:r/>
             <w:r>
               <w:t>Abandoned 7-variant bottom-nav icon component set (2230:4321-4327).</w:t>
             </w:r>
@@ -15016,7 +14825,6 @@
             <w:tcW w:type="dxa" w:w="1850"/>
           </w:tcPr>
           <w:p>
-            <w:r/>
             <w:r>
               <w:t>sprint-2/component-hygiene-toggles-nav report</w:t>
             </w:r>
@@ -15027,7 +14835,6 @@
             <w:tcW w:type="dxa" w:w="2300"/>
           </w:tcPr>
           <w:p>
-            <w:r/>
             <w:r>
               <w:t>Resolved (Figma design). Mobile App Nav Icons set (2230:4328, 7 variants: fixture/leaderboard/settings/home/news/message/notification) has 0 instances on page 0:1 (2 home-variant instances exist only on the ignored dump scratch page) -&gt; renamed "Old - Mobile App Nav Icons", not deleted. An alternate bottom-tab mobile-nav concept never adopted; every real mobile screen uses the top Navbar.</w:t>
             </w:r>
@@ -15040,7 +14847,6 @@
             <w:tcW w:type="dxa" w:w="500"/>
           </w:tcPr>
           <w:p>
-            <w:r/>
             <w:r>
               <w:t>125</w:t>
             </w:r>
@@ -15051,7 +14857,6 @@
             <w:tcW w:type="dxa" w:w="4700"/>
           </w:tcPr>
           <w:p>
-            <w:r/>
             <w:r>
               <w:t>Settings sidebar-nav component visible label still read "Display, Languages And Region" (plural) after PR #117 fixed only the variant-value typo.</w:t>
             </w:r>
@@ -15062,7 +14867,6 @@
             <w:tcW w:type="dxa" w:w="1850"/>
           </w:tcPr>
           <w:p>
-            <w:r/>
             <w:r>
               <w:t>sprint-2/settings-label-align-docx-dl123 report</w:t>
             </w:r>
@@ -15073,7 +14877,6 @@
             <w:tcW w:type="dxa" w:w="2300"/>
           </w:tcPr>
           <w:p>
-            <w:r/>
             <w:r>
               <w:t>RESOLVED. The Frame 5904 sidebar-nav set (2906:7170), Display row, rendered "Display, Languages And Region" (plural). The label TEXT nodes for all three Display-row states - 2906:7227 (Property 1=Display and language), 2906:7232 (Display hover), 2922:6352 (clicked display) - had underlying characters "display, languages and region" rendered title-cased by a pre-existing textCase: TITLE. characters set to "Display, Language and Region" (singular); textCase: TITLE left in place, so the on-canvas render is "Display, Language And Region" (capital "And"), matching how page heading 2922:5832 was handled in an earlier pass. Edited at component level: 90 set instances before = 90 after, all resolving to real variants, 0 detachments, 0 stale overrides. Other nav rows untouched. All three Display-row states edited (not just the resting state) for within-row consistency - flagged as a judgment call.</w:t>
             </w:r>
@@ -15086,7 +14889,6 @@
             <w:tcW w:type="dxa" w:w="500"/>
           </w:tcPr>
           <w:p>
-            <w:r/>
             <w:r>
               <w:t>126</w:t>
             </w:r>
@@ -15097,7 +14899,6 @@
             <w:tcW w:type="dxa" w:w="4700"/>
           </w:tcPr>
           <w:p>
-            <w:r/>
             <w:r>
               <w:t>PR #117 flagged 5 visible:false Rectangle 352 squares in Settings desktop rows and left them for a later pass.</w:t>
             </w:r>
@@ -15108,7 +14909,6 @@
             <w:tcW w:type="dxa" w:w="1850"/>
           </w:tcPr>
           <w:p>
-            <w:r/>
             <w:r>
               <w:t>sprint-2/settings-label-align-docx-dl123 report</w:t>
             </w:r>
@@ -15119,7 +14919,6 @@
             <w:tcW w:type="dxa" w:w="2300"/>
           </w:tcPr>
           <w:p>
-            <w:r/>
             <w:r>
               <w:t>RESOLVED. Confirmed genuinely dead: visible:false, fill bound to brand/green-tint, no strokes, no componentPropertyReferences, no prototype reactions (file-wide scan: 0 reactions target these IDs), not overlay/scroll targets, not inside any component; sibling Frame 5920 text blocks are the live rendered row content. They are leftover form-input background rectangles from row duplication (this file names input backgrounds Rectangle 352, 536x31 - identical geometry), not toggle-squares, and sit as direct children of a visible Frame 5914 (not inside hidden scaffolding as PR #117 described). Deleted: 2926:8175, 2926:9351, 2926:9844, 2927:10080, 2926:9605. Parent Frame 5914 rows remain live and were not removed; each still carries a separate hidden Frame 5926 scaffolding leftover, flagged for a future Settings-desktop layout pass.</w:t>
             </w:r>
@@ -15132,7 +14931,6 @@
             <w:tcW w:type="dxa" w:w="500"/>
           </w:tcPr>
           <w:p>
-            <w:r/>
             <w:r>
               <w:t>127</w:t>
             </w:r>
@@ -15143,7 +14941,6 @@
             <w:tcW w:type="dxa" w:w="4700"/>
           </w:tcPr>
           <w:p>
-            <w:r/>
             <w:r>
               <w:t>Consolidated sweep of hidden row-duplication scaffolding across all Settings desktop rows (superseding the piecemeal PR #117 / PR #118 / DL #110 passes).</w:t>
             </w:r>
@@ -15154,7 +14951,6 @@
             <w:tcW w:type="dxa" w:w="1850"/>
           </w:tcPr>
           <w:p>
-            <w:r/>
             <w:r>
               <w:t>sprint-2/settings-desktop-scaffolding-sweep report</w:t>
             </w:r>
@@ -15165,7 +14961,6 @@
             <w:tcW w:type="dxa" w:w="2300"/>
           </w:tcPr>
           <w:p>
-            <w:r/>
             <w:r>
               <w:t>RESOLVED (Figma design) - sprint-2/settings-desktop-scaffolding-sweep. One consolidated sweep of hidden, non-rendering row-duplication leftovers across all 18 user-facing Settings desktop frames, replacing the piecemeal PR #117 / PR #118 / DL #110 passes. 17 hidden nodes deleted, each confirmed dead by 4 checks (visible:false; 0 file-wide prototype reactions target it; not inside any COMPONENT/COMPONENT_SET/INSTANCE; not a componentPropertyReferences target): 9 x hidden "Submit" Frame 5926 (each with a dead ON_CLICK to 2924:6870); 3 x hidden Frame 5920-&gt;Frame 5933 duplicate "Push notification" headings on the trio (all visible:false - never a live render bug); 2 x hidden Frame 5928 leaked "Email Notification"+2FA-blurb blocks; 2 x hidden Frame 5927 leaked "Authentication App" blocks (DL #110); 1 x hidden 536x31 Rectangle 352 input-field background on Email (a 6th instance of the leftover PR #118 deleted five of). No Frame 5914 row emptied; no live row touched; screenshots confirm zero visual change. Kept + flagged for a follow-up text-hygiene micro-pass (all 4-check-clean but hidden TEXT, not FRAMEs): "See information about your account" template subtitle x12; leaked "Help protect your account..." 2FA blurb x4 and "Choose to filter out content..." blurb x2 inside visible notification rows; hidden information-circle-sharp icon x2; and hidden leftover "Confirm your Password" labels x7 + sample values (@mitch, a phone number, an email) inside the LIVE input rows of Change Password (2924:6870) and Account Information (Edit) (2924:7112), both out of scope here. Kept, out of scope: ph:soccer-ball-fill decorative-background FRAMEs x2 per frame (a deliberately-hidden decor layer, present on the clean category screens too - not duplication scaffolding).</w:t>
             </w:r>
@@ -15461,7 +15256,7 @@
           </w:tcPr>
           <w:p>
             <w:r>
-              <w:t>Open — deferred to a dedicated Sprint 3 Contest/Bants pass. Already flagged in PR #108 as "the Contest section's own coordinated pass". The 3 legacy Contest frames need a light-token retrofit FIRST (real regression risk from a cross-cutting audit); the Contest/Competition DATA MODEL still does not exist (backend paused) — Decision Log #128–#130 unblocked the scoring concept for design, not the schema. Bants is Sprint 3, /banter-rooms* entirely unbuilt, and the section needs a coordinated pass alongside Community Groups anyway.  → PARTIALLY RESOLVED by sprint-2/decision-log-133-137-followup: the 3 legacy Contest frames are now retrofitted (0 unbound, 0 brand/green-tint-28); mobile built for all 3 (Details, Entries &amp; Ranking, Voting); the two flagged missing states ("already voted", "between weeks") are built desktop-only (mobile deferred, see #140); Bants gained a pre-categories Search Filter mobile screen and a No Results empty state (one further Bants mobile gap remains, see #144).</w:t>
+              <w:t>Partially resolved — deferred to a dedicated Sprint 3 Contest/Bants pass. Already flagged in PR #108 as "the Contest section's own coordinated pass". The 3 legacy Contest frames need a light-token retrofit FIRST (real regression risk from a cross-cutting audit); the Contest/Competition DATA MODEL still does not exist (backend paused) — Decision Log #128–#130 unblocked the scoring concept for design, not the schema. Bants is Sprint 3, /banter-rooms* entirely unbuilt, and the section needs a coordinated pass alongside Community Groups anyway.  → PARTIALLY RESOLVED by sprint-2/decision-log-133-137-followup: the 3 legacy Contest frames are now retrofitted (0 unbound, 0 brand/green-tint-28); mobile built for all 3 (Details, Entries &amp; Ranking, Voting); the two flagged missing states ("already voted", "between weeks") are built desktop-only (mobile deferred, see #140); Bants gained a pre-categories Search Filter mobile screen and a No Results empty state (one further Bants mobile gap remains, see #144).</w:t>
             </w:r>
           </w:p>
         </w:tc>
@@ -15713,7 +15508,7 @@
           </w:tcPr>
           <w:p>
             <w:r>
-              <w:t>Open — deferred, not silently treated as done. The desktop states are real and correct (cloned from the retrofitted legacy frames). Both legacy Contest source frames use absolute (non-auto-layout) internal positioning, which made even the desktop edits require several correction passes to avoid overlap when inserting new banner content -- reflowing the same edits into a fresh 390px mobile frame is real additional work, not a copy-paste. Scoped out as a conservative trim to keep this pass tractable; flagged as a fast-follow.</w:t>
+              <w:t>Resolved — deferred, not silently treated as done. The desktop states are real and correct (cloned from the retrofitted legacy frames). Both legacy Contest source frames use absolute (non-auto-layout) internal positioning, which made even the desktop edits require several correction passes to avoid overlap when inserting new banner content -- reflowing the same edits into a fresh 390px mobile frame is real additional work, not a copy-paste. Scoped out as a conservative trim to keep this pass tractable; flagged as a fast-follow.</w:t>
             </w:r>
           </w:p>
           <w:p>
@@ -16014,10 +15809,7 @@
           </w:tcPr>
           <w:p>
             <w:r>
-              <w:t>Resolved -- deferred. Fold into the Admin content-area retrofit family (Decision Log #52). Fix path identified by sprint-2/admin-panel-structural-pass: fi:A_users -&gt; carbon:user--multiple (a real-fill glyph) as part of the Item 1 icon standardization. Still open pending the #180 componentization session that carries that work.</w:t>
-            </w:r>
-            <w:r>
-              <w:t xml:space="preserve"> UPDATE (sprint-2/admin-panel-fast-follow): RESOLVED -- the Users nav icon (fi:A_users, previously rendering as empty/invisible fills) has been replaced with a new carbon:user--multiple glyph with real, solid fills, applied on the Admin Shell COMPONENT_SET and inherited by all 29 screens.</w:t>
+              <w:t xml:space="preserve">Resolved -- deferred. Fold into the Admin content-area retrofit family (Decision Log #52). Fix path identified by sprint-2/admin-panel-structural-pass: fi:A_users -&gt; carbon:user--multiple (a real-fill glyph) as part of the Item 1 icon standardization. Still open pending the #180 componentization session that carries that work. UPDATE (sprint-2/admin-panel-fast-follow): RESOLVED -- the Users nav icon (fi:A_users, previously rendering as empty/invisible fills) has been replaced with a new carbon:user--multiple glyph with real, solid fills, applied on the Admin Shell COMPONENT_SET and inherited by all 29 screens.</w:t>
             </w:r>
           </w:p>
         </w:tc>
@@ -16059,10 +15851,7 @@
           </w:tcPr>
           <w:p>
             <w:r>
-              <w:t>Open -- minor. Conservative choice made meanwhile: tab row present with 'Create a Post' active. RESOLVED by sprint-2/create-post-contest-tab-states (figma-design-system): the founder's decision is that the tab row's visibility is driven by whether an ACTIVE CONTEST currently exists in the system, not by which composer mode the user happens to be in. Both states now exist as explicit, independent frames cloned from the base: Active Contest (5982:10905 -- tab row visible, matching the original base frame 5701:8328's built appearance exactly) and No Active Contest (5982:10932 -- the Mode Tabs row removed entirely, not hidden or disabled; Content reflows up via the frame's own auto-layout with zero dead gap, frame hugging from 457px down to 402px). A caption note above each frame (5982:10959, 5982:10960) states plainly that the runtime condition -- "is there an active contest right now?" -- has no backend to run against (no Contest/Competition entities, endpoints, or active-contest-status source exist anywhere in services/api) and is NOT YET BUILDABLE, so a future figma-to-code pass does not try to wire it against anything that exists today. See Decision Log #188.</w:t>
-            </w:r>
-            <w:r>
-              <w:t xml:space="preserve"> [RESOLVED (frontend) by sprint-2/contest-posting-flow-to-code: PostComposer.tsx gained the 'Create a Post | Contest' mode-tab row, shown iff GET /contest/current reports isAcceptingEntries (Decision Log #188). Contest mode: caption -&gt; POST /posts -&gt; POST /contest/entries; video-only attachment affordance (disabled, no upload endpoint) scoped to contest mode only, no change to any other post type or to CreatePostDto. callerEntry drives a 'you have already entered this week' state. /community?compose=contest deep-links contest mode.]</w:t>
+              <w:t xml:space="preserve">Resolved -- minor. Conservative choice made meanwhile: tab row present with 'Create a Post' active. RESOLVED by sprint-2/create-post-contest-tab-states (figma-design-system): the founder's decision is that the tab row's visibility is driven by whether an ACTIVE CONTEST currently exists in the system, not by which composer mode the user happens to be in. Both states now exist as explicit, independent frames cloned from the base: Active Contest (5982:10905 -- tab row visible, matching the original base frame 5701:8328's built appearance exactly) and No Active Contest (5982:10932 -- the Mode Tabs row removed entirely, not hidden or disabled; Content reflows up via the frame's own auto-layout with zero dead gap, frame hugging from 457px down to 402px). A caption note above each frame (5982:10959, 5982:10960) states plainly that the runtime condition -- "is there an active contest right now?" -- has no backend to run against (no Contest/Competition entities, endpoints, or active-contest-status source exist anywhere in services/api) and is NOT YET BUILDABLE, so a future figma-to-code pass does not try to wire it against anything that exists today. See Decision Log #188. [RESOLVED (frontend) by sprint-2/contest-posting-flow-to-code: PostComposer.tsx gained the 'Create a Post | Contest' mode-tab row, shown iff GET /contest/current reports isAcceptingEntries (Decision Log #188). Contest mode: caption -&gt; POST /posts -&gt; POST /contest/entries; video-only attachment affordance (disabled, no upload endpoint) scoped to contest mode only, no change to any other post type or to CreatePostDto. callerEntry drives a 'you have already entered this week' state. /community?compose=contest deep-links contest mode.]</w:t>
             </w:r>
           </w:p>
         </w:tc>
@@ -16188,10 +15977,7 @@
           </w:tcPr>
           <w:p>
             <w:r>
-              <w:t>Resolved -- minor; conservative choice (preserve each screen's existing sidebar geometry) made meanwhile. Sidebar geometry unification falls out of the Admin Shell component definition (sprint-2/admin-panel-structural-pass report §4): one geometry by construction (nav block fills sidebar height, SPACE_BETWEEN, Settings bottom-pinned at any frame height). NOT executed -- part of the #180 componentization session.</w:t>
-            </w:r>
-            <w:r>
-              <w:t xml:space="preserve"> UPDATE (sprint-2/admin-panel-fast-follow): CONFIRMED, not redone -- Settings correctly pins to the sidebar's bottom on all 3 tested height variants (an already-1184 screen, a screen that just grew 1024-&gt;1184, and the 1530 screen) via the componentized shell's own SPACE_BETWEEN nav-block constraint from sprint-2/admin-shell-componentization. No component-level fix was needed.</w:t>
+              <w:t xml:space="preserve">Resolved -- minor; conservative choice (preserve each screen's existing sidebar geometry) made meanwhile. Sidebar geometry unification falls out of the Admin Shell component definition (sprint-2/admin-panel-structural-pass report §4): one geometry by construction (nav block fills sidebar height, SPACE_BETWEEN, Settings bottom-pinned at any frame height). NOT executed -- part of the #180 componentization session. UPDATE (sprint-2/admin-panel-fast-follow): CONFIRMED, not redone -- Settings correctly pins to the sidebar's bottom on all 3 tested height variants (an already-1184 screen, a screen that just grew 1024-&gt;1184, and the 1530 screen) via the componentized shell's own SPACE_BETWEEN nav-block constraint from sprint-2/admin-shell-componentization. No component-level fix was needed.</w:t>
             </w:r>
           </w:p>
         </w:tc>
@@ -16443,11 +16229,7 @@
           </w:tcPr>
           <w:p>
             <w:r>
-              <w:t>Resolved -- flagged, not built around and not faked with dummy data (unlike the homepage’s vendor-blocked fixtures/news, this is a genuinely missing endpoint, not blocked external content). The Club -- Fan Page design deliberately shows only real ClubSummary fields (badge, name, league / country, member count, join/leave) plus one honest scope note; whoever runs figma-to-code must not wire a club feed.  [Advanced by #216 (sprint-2/club-fan-page-design): the DESIGN side is now built — Club — Fan Page desktop/mobile now carry a club feed (Community post-card pattern, dummy posts) and a member roster. The endpoint itself is still unbuilt; figma-to-code must NOT wire the feed to real data until GET /posts/feed filters by Post.clubPageId (or a club-scoped route exists).]  [Backend half RESOLVED by sprint-2/club-fan-page-backend (backend-api): GET /clubs/:id/feed now reads Post.clubPageId (delegates to FeedService.getClubFeed -- identical FeedPage / viewer-state shape as GET /posts/feed; ClubsModule imports FeedModule). JwtAuthGuard only, assertClubExists first for a 404. GET /posts/feed's own scope is unchanged -- getClubFeed is a separate route, not a scope change. figma-to-code may now wire the Club Fan Page feed to real data. See #217 for the members roster built alongside it.]</w:t>
-            </w:r>
-            <w:r/>
-            <w:r>
-              <w:t xml:space="preserve"> [FRONTEND RESOLVED by sprint-2/club-fan-page-to-code (figma-to-code, 2026-09-06): ClubFanPage.tsx now renders the club feed (GET /clubs/:id/feed via a new api/clubs.ts getClubFeed; each post via the reused Community PostCard -- real like/comment/save/follow) and the member roster (GET /clubs/:id/members via getClubMembers; per-member Follow via the new ClubMemberRow). The 'Member posts and a full member list aren't part of club pages yet' scope note is removed. Feed + roster load independently of the header and each other. Figma 'View all members -&gt;' has no destination screen, so it's rendered as an in-place 'Load more members'. Flagged: GET /clubs/:id/members has no per-caller isFollowing field (unlike GET /posts/feed's author) so a roster Follow button always starts 'Follow' and self-corrects in-session -- idempotent, harmless, same class of gap as Decision Log #153/#154; a new Decision Log candidate. Decision Log #157 is now closed on all three sides -- design (#216), backend, frontend. Verification: tsc/lint/build clean; vitest 20 files / 135 tests 0 failures.]</w:t>
+              <w:t xml:space="preserve">Resolved -- flagged, not built around and not faked with dummy data (unlike the homepage’s vendor-blocked fixtures/news, this is a genuinely missing endpoint, not blocked external content). The Club -- Fan Page design deliberately shows only real ClubSummary fields (badge, name, league / country, member count, join/leave) plus one honest scope note; whoever runs figma-to-code must not wire a club feed.  [Advanced by #216 (sprint-2/club-fan-page-design): the DESIGN side is now built — Club — Fan Page desktop/mobile now carry a club feed (Community post-card pattern, dummy posts) and a member roster. The endpoint itself is still unbuilt; figma-to-code must NOT wire the feed to real data until GET /posts/feed filters by Post.clubPageId (or a club-scoped route exists).]  [Backend half RESOLVED by sprint-2/club-fan-page-backend (backend-api): GET /clubs/:id/feed now reads Post.clubPageId (delegates to FeedService.getClubFeed -- identical FeedPage / viewer-state shape as GET /posts/feed; ClubsModule imports FeedModule). JwtAuthGuard only, assertClubExists first for a 404. GET /posts/feed's own scope is unchanged -- getClubFeed is a separate route, not a scope change. figma-to-code may now wire the Club Fan Page feed to real data. See #217 for the members roster built alongside it.] [FRONTEND RESOLVED by sprint-2/club-fan-page-to-code (figma-to-code, 2026-09-06): ClubFanPage.tsx now renders the club feed (GET /clubs/:id/feed via a new api/clubs.ts getClubFeed; each post via the reused Community PostCard -- real like/comment/save/follow) and the member roster (GET /clubs/:id/members via getClubMembers; per-member Follow via the new ClubMemberRow). The 'Member posts and a full member list aren't part of club pages yet' scope note is removed. Feed + roster load independently of the header and each other. Figma 'View all members -&gt;' has no destination screen, so it's rendered as an in-place 'Load more members'. Flagged: GET /clubs/:id/members has no per-caller isFollowing field (unlike GET /posts/feed's author) so a roster Follow button always starts 'Follow' and self-corrects in-session -- idempotent, harmless, same class of gap as Decision Log #153/#154; a new Decision Log candidate. Decision Log #157 is now closed on all three sides -- design (#216), backend, frontend. Verification: tsc/lint/build clean; vitest 20 files / 135 tests 0 failures.]</w:t>
             </w:r>
           </w:p>
         </w:tc>
@@ -16615,10 +16397,7 @@
           </w:tcPr>
           <w:p>
             <w:r>
-              <w:t>Phase 1 DONE (this PR, Figma only, apps/web NOT touched): the Figma icon navbars are now complete -- desktop Clubs icon on header 4 + header 7 (Decision Log #159), a real mobile content-nav via the new Bottom Navigation -- Mobile component (#160), and the right-side auth cluster confirmed correct on all four variants (the brief's "bare unstyled ellipse placeholder" premise was stale -- Component 20 / 2838:3579 is a real Avatar component-set instance, 5685:9241 / Has Unread=false, established by PR #113-#115 / Decision Log #99-#103). Phase 2 (separate figma-to-code follow-up): replace apps/web Header.tsx / navigation.ts with the icon navbar, wire Bottom Navigation -- Mobile on mobile, add /clubs to the nav (Decision Log #156), and implement runtime header 4 &lt;-&gt; header 7 auth-state switching.</w:t>
-            </w:r>
-            <w:r>
-              <w:t xml:space="preserve"> Phase 2 DONE (sprint-2/navbar-phase-2-icon-nav-and-auth-state, figma-to-code): apps/web's Header.tsx / navigation.ts replaced with the Figma icon nav (Sports Hub / Blog / Community / Leaderboard / Bants / Clubs, from header 4 / header 7); /clubs added to the nav (Decision Log #156 -- a nav entry point for Clubs now exists); real runtime auth-state switching wired (no session -&gt; Login button; session -&gt; messages icon + avatar); the avatar opens the desktop account dropdown (2841:5363) on desktop viewports and the canonical mobile Navigation Drawer (5870:10689) on mobile (Decision Log #162); Log out clears the stored session and redirects to "/". New judgment calls flagged as Decision Log #166 (missing routes), #167 (notification badge data source), #168 (identity block data source).</w:t>
+              <w:t xml:space="preserve">Phase 1 DONE (this PR, Figma only, apps/web NOT touched): the Figma icon navbars are now complete -- desktop Clubs icon on header 4 + header 7 (Decision Log #159), a real mobile content-nav via the new Bottom Navigation -- Mobile component (#160), and the right-side auth cluster confirmed correct on all four variants (the brief's "bare unstyled ellipse placeholder" premise was stale -- Component 20 / 2838:3579 is a real Avatar component-set instance, 5685:9241 / Has Unread=false, established by PR #113-#115 / Decision Log #99-#103). Phase 2 (separate figma-to-code follow-up): replace apps/web Header.tsx / navigation.ts with the icon navbar, wire Bottom Navigation -- Mobile on mobile, add /clubs to the nav (Decision Log #156), and implement runtime header 4 &lt;-&gt; header 7 auth-state switching. Phase 2 DONE (sprint-2/navbar-phase-2-icon-nav-and-auth-state, figma-to-code): apps/web's Header.tsx / navigation.ts replaced with the Figma icon nav (Sports Hub / Blog / Community / Leaderboard / Bants / Clubs, from header 4 / header 7); /clubs added to the nav (Decision Log #156 -- a nav entry point for Clubs now exists); real runtime auth-state switching wired (no session -&gt; Login button; session -&gt; messages icon + avatar); the avatar opens the desktop account dropdown (2841:5363) on desktop viewports and the canonical mobile Navigation Drawer (5870:10689) on mobile (Decision Log #162); Log out clears the stored session and redirects to "/". New judgment calls flagged as Decision Log #166 (missing routes), #167 (notification badge data source), #168 (identity block data source).</w:t>
             </w:r>
           </w:p>
         </w:tc>
@@ -16788,7 +16567,6 @@
             <w:r>
               <w:t>Resolved by the founder: "Blog" is the correct label and internal identifier for this content pillar because the page is not news-specific -- it covers every write-up type including sponsored articles for revenue. navigation.ts's user-facing "Blog" label (nav item + drawer item) was already correct from an earlier PR (sprint-2/navbar-phase-2-icon-nav-and-auth-state). This PR (sprint-2/blog-news-rename, figma-to-code) completes the rename by renaming the /news route path to /blog and apps/web/src/pages/NewsPage.tsx to BlogPage.tsx (still a PlaceholderPage stub, not a scope change). Nothing named "news" remains for this pillar in apps/web or services/api.</w:t>
             </w:r>
-            <w:r/>
           </w:p>
         </w:tc>
       </w:tr>
@@ -16829,10 +16607,7 @@
           </w:tcPr>
           <w:p>
             <w:r>
-              <w:t>Open -- flagged, conservative choice made meanwhile. Those items render as non-navigating, visibly-disabled rows (aria-disabled, "Not available yet" title) rather than as links that fall through to the 404 page -- per the task brief's own "render the item but flag the missing route rather than linking to a 404" instruction. The header messages icon (Figma "header 4" cluster) is likewise rendered disabled. Whoever builds the Notification Centre / Messages / Settings screens should add the routes and flip navigation.ts's `available` flag.</w:t>
-            </w:r>
-            <w:r>
-              <w:t xml:space="preserve"> Confirmed OUT OF SCOPE of the navbar work by explicit founder decision -- /messages, /notifications and /settings are real Sprint 3/6 feature builds (Messaging, Notifications, Settings), scoped as separate later work, not a navbar follow-up. The disabled-row treatment stays as the interim; not overlooked.</w:t>
+              <w:t xml:space="preserve">Open -- flagged, conservative choice made meanwhile. Those items render as non-navigating, visibly-disabled rows (aria-disabled, "Not available yet" title) rather than as links that fall through to the 404 page -- per the task brief's own "render the item but flag the missing route rather than linking to a 404" instruction. The header messages icon (Figma "header 4" cluster) is likewise rendered disabled. Whoever builds the Notification Centre / Messages / Settings screens should add the routes and flip navigation.ts's `available` flag. Confirmed OUT OF SCOPE of the navbar work by explicit founder decision -- /messages, /notifications and /settings are real Sprint 3/6 feature builds (Messaging, Notifications, Settings), scoped as separate later work, not a navbar follow-up. The disabled-row treatment stays as the interim; not overlooked.</w:t>
             </w:r>
           </w:p>
         </w:tc>
@@ -16874,10 +16649,7 @@
           </w:tcPr>
           <w:p>
             <w:r>
-              <w:t>Open -- flagged. The Notification row renders with no number rather than a hardcoded fake one (per the task brief). Needs a real notifications endpoint (Build Plan Section 4 defines Notification rows written by follow/like/comment triggers -- see the Sprint 2 follow-and-notifications work -- but no GET/unread-count route exists) before the badge can be wired.</w:t>
-            </w:r>
-            <w:r>
-              <w:t xml:space="preserve"> Confirmed OUT OF SCOPE of the navbar work by explicit founder decision -- a notifications unread-count source is part of the separate Sprint 3 Notifications build, not a navbar follow-up. The Notification row stays without a count as the interim; not overlooked.</w:t>
+              <w:t xml:space="preserve">Open -- flagged. The Notification row renders with no number rather than a hardcoded fake one (per the task brief). Needs a real notifications endpoint (Build Plan Section 4 defines Notification rows written by follow/like/comment triggers -- see the Sprint 2 follow-and-notifications work -- but no GET/unread-count route exists) before the badge can be wired. Confirmed OUT OF SCOPE of the navbar work by explicit founder decision -- a notifications unread-count source is part of the separate Sprint 3 Notifications build, not a navbar follow-up. The Notification row stays without a count as the interim; not overlooked.</w:t>
             </w:r>
           </w:p>
         </w:tc>
@@ -16921,7 +16693,6 @@
             <w:r>
               <w:t>Resolved -- flagged, conservative choice made meanwhile. The drawer identity block renders a generic "Signed in" row with a plain avatar circle rather than fabricating a name/handle. A real identity block needs either an AuthContext that holds the user summary, or the header fetching GET /users/:id the way ProfilePage.tsx does -- both a larger change than this PR's scope. RESOLVED (sprint-2/navdrawer-real-identity, figma-to-code): the drawer identity block now shows the real displayName + an initials avatar, fetched once per session by Header via getUser(accessToken, sub) and passed to NavDrawer as a prop (no refetch on open/close). No @handle/username row -- there is no such field on UserProfile and no backend column (Decision Log #58); the Figma "@christine001" is decorative, name renders as a single line. A pending or failed fetch falls back to the generic "Signed in" row -- the drawer's navigation always works.</w:t>
             </w:r>
-            <w:r/>
           </w:p>
         </w:tc>
       </w:tr>
@@ -16964,7 +16735,6 @@
             <w:r>
               <w:t>Open -- dual-variant + logged-in default chosen meanwhile; both trivially reversible. No application code involved (BlogPage.tsx is still a PlaceholderPage stub). RESOLVED (sprint-2/blog-split-and-pinned-post-mobile, figma-screen-builder): Blog now has one frame per auth state matching Sports -- Blog Page Desktop -- Logged In (5953:10771, header 4) / -- Logged Out (5953:11364, header 7), Blog Page Mobile -- Logged In (5956:10960, header 4 -- mobile) / -- Logged Out (5956:11331, header 7 -- mobile). Each carries exactly one navbar instance, visible; the opposite variant is removed, not hidden. The originals 1009:128 / 41:4 are archived (hidden + 'ARCHIVED --' prefix). No app code (BlogPage.tsx still a PlaceholderPage stub).</w:t>
             </w:r>
-            <w:r/>
           </w:p>
         </w:tc>
       </w:tr>
@@ -17007,7 +16777,6 @@
             <w:r>
               <w:t>Open -- caption notes added meanwhile (5933:10771 / 5933:10772 / 5933:10773); 5818:9031 itself left untouched. RESOLVED (sprint-2/blog-split-and-pinned-post-mobile, figma-screen-builder): mobile now has a non-contest counterpart to desktop 2565:3951 -- Community -- Home Feed with Normal Pinned Post -- Mobile (5956:12797), built from 5818:9031 with the pin badge changed from 'Contest post' to 'Pinned post' and the contest chrome removed. Navbar instance 5956:12798 -&gt; component 5386:6576 (header 4 -- mobile), identical to 5818:9031's.</w:t>
             </w:r>
-            <w:r/>
           </w:p>
         </w:tc>
       </w:tr>
@@ -17048,9 +16817,8 @@
           </w:tcPr>
           <w:p>
             <w:r>
-              <w:t>Open -- deferred, minor. RESOLVED (sprint-2/blog-split-and-pinned-post-mobile, figma-screen-builder): both new Blog mobile frames are 390px, the canonical width; the 375px original is archived. Content column re-centred (kept 335px, margins 28/27) rather than stretched to 350px -- widening the six legacy absolute-layout groups would distort the hero photos ~4.5%; a true 350px column is a deliberate rebuild, flagged if wanted.</w:t>
-            </w:r>
-            <w:r/>
+              <w:t>Resolved -- deferred, minor. RESOLVED (sprint-2/blog-split-and-pinned-post-mobile, figma-screen-builder): both new Blog mobile frames are 390px, the canonical width; the 375px original is archived. Content column re-centred (kept 335px, margins 28/27) rather than stretched to 350px -- widening the six legacy absolute-layout groups would distort the hero photos ~4.5%; a true 350px column is a deliberate rebuild, flagged if wanted.</w:t>
+            </w:r>
           </w:p>
         </w:tc>
       </w:tr>
@@ -17133,7 +16901,7 @@
           </w:tcPr>
           <w:p>
             <w:r>
-              <w:t>Open -- recommend figma-design-system align desktop 2565:3951 to 'Pinned post' in its next Blog pass. RESOLVED by sprint-2/blog-badge-token-collision-fixes (figma-design-system): desktop node 2565:4178 (inside 2565:3951) confirmed to read ' post' (leading space, char codes verified before editing) and fixed to 'Pinned post', matching the sibling 'Contest post' badge and the mobile frame 5956:12797's own correct label.</w:t>
+              <w:t>Resolved -- recommend figma-design-system align desktop 2565:3951 to 'Pinned post' in its next Blog pass. RESOLVED by sprint-2/blog-badge-token-collision-fixes (figma-design-system): desktop node 2565:4178 (inside 2565:3951) confirmed to read ' post' (leading space, char codes verified before editing) and fixed to 'Pinned post', matching the sibling 'Contest post' badge and the mobile frame 5956:12797's own correct label.</w:t>
             </w:r>
           </w:p>
         </w:tc>
@@ -17217,7 +16985,7 @@
           </w:tcPr>
           <w:p>
             <w:r>
-              <w:t>Open -- needs a real fix in figma-design-system's next Blog pass. RESOLVED by sprint-2/blog-badge-token-collision-fixes (figma-design-system): fixed on all 36 affected article-row instances across both mobile frames (18 per frame -- 6 sections x 3 secondary cards each -- found systematically by matching every headline/body pair, not just the first). Confirmed each pair's parent is a plain GROUP (not auto-layout) before choosing a fix, per this file's own gotcha about auto-layout children silently overriding manual y edits. Fix: each instance's body-copy y set to exactly headline.y + headline.height (the headline's true bottom edge) -- every instance had exactly a 7px overlap before (confirmed: newBodyY - oldBodyY = 7 in all 36 cases) and 0px after. Available vertical space in this legacy layout is tight (~19px for a 20px-tall body box between headline-bottom and the date row), so headline/body now sit flush (0px gap) rather than with extra breathing room -- a bigger layout change to add real gap on both sides was judged out of scope for this fix.</w:t>
+              <w:t>Resolved -- needs a real fix in figma-design-system's next Blog pass. RESOLVED by sprint-2/blog-badge-token-collision-fixes (figma-design-system): fixed on all 36 affected article-row instances across both mobile frames (18 per frame -- 6 sections x 3 secondary cards each -- found systematically by matching every headline/body pair, not just the first). Confirmed each pair's parent is a plain GROUP (not auto-layout) before choosing a fix, per this file's own gotcha about auto-layout children silently overriding manual y edits. Fix: each instance's body-copy y set to exactly headline.y + headline.height (the headline's true bottom edge) -- every instance had exactly a 7px overlap before (confirmed: newBodyY - oldBodyY = 7 in all 36 cases) and 0px after. Available vertical space in this legacy layout is tight (~19px for a 20px-tall body box between headline-bottom and the date row), so headline/body now sit flush (0px gap) rather than with extra breathing room -- a bigger layout change to add real gap on both sides was judged out of scope for this fix.</w:t>
             </w:r>
           </w:p>
         </w:tc>
@@ -17259,7 +17027,7 @@
           </w:tcPr>
           <w:p>
             <w:r>
-              <w:t>Open -- outside this brief's named scope; its own sized piece of work. RESOLVED by sprint-2/articles-page-split-and-navbar (figma-screen-builder): Articles Page given the identical treatment Blog Page got. Four new frames -- Articles Page Desktop -- Logged In (5997:10905, header 4, 2838:3502) and -- Logged Out (5997:11224, header 7, 2841:4104), 1440x4657; Articles Page Mobile -- Logged In (6000:11346, header 4 -- mobile, 5386:6576) and -- Logged Out (6000:11377, header 7 -- mobile, 5386:6575), both genuinely 390px (Decision Log #86) -- placed continuing the Blog row at the same y baseline with the row's established 200px gap, zero overlaps. Each frame carries exactly one navbar instance, visible, as the last child; independently re-screenshotted and confirmed in this finalising session (header 4/header 7 render the correct logged-in/logged-out chrome, header 4 -- mobile/header 7 -- mobile likewise). Mobile reflow used a reparent-into-fresh-shell approach rather than Blog's own frame.resize() path -- a throwaway drift test first proved resize() corrupts this specific content (188/278 nodes drifted, one SCALE-constrained vector nested in a top-level GROUP actually stretched), so content was cloned into a new 390px frame instead, preserving internal geometry exactly (zero geometry mismatches, verified). Content column kept at 335px, shifted uniformly +8px (margins 28 left / 27 right), matching Blog's own reflow *result* even though the *method* differed for a stated, evidence-based reason. Legacy chrome removed (not hidden), matching Blog: desktop 'Group 7' text nav row (Home / Community / Livescores / About Us) + its own logo lockup; mobile 'bx:menu' hamburger + its logo lockup -- independently re-verified via raw node metadata in this finalising session that the real mobile logo lockup (Group 102, 359:503) was removed while the two same-named-but-different 'Group 103' content nodes (the Login-via social row, and the footer Soccernity wordmark instance) were correctly preserved on both new mobile frames -- see #194 below, a real premise correction the agent caught in the brief itself. 54:434 and 87:80 archived (hidden + 'ARCHIVED -- ' em-dash prefix, all children intact) not deleted -- independently re-verified via raw node metadata in this finalising session. Reference check before archiving: scanned all ~110k nodes on page 0:1 for prototype reactions or derived instances targeting either node -- zero found for both.</w:t>
+              <w:t>Resolved -- outside this brief's named scope; its own sized piece of work. RESOLVED by sprint-2/articles-page-split-and-navbar (figma-screen-builder): Articles Page given the identical treatment Blog Page got. Four new frames -- Articles Page Desktop -- Logged In (5997:10905, header 4, 2838:3502) and -- Logged Out (5997:11224, header 7, 2841:4104), 1440x4657; Articles Page Mobile -- Logged In (6000:11346, header 4 -- mobile, 5386:6576) and -- Logged Out (6000:11377, header 7 -- mobile, 5386:6575), both genuinely 390px (Decision Log #86) -- placed continuing the Blog row at the same y baseline with the row's established 200px gap, zero overlaps. Each frame carries exactly one navbar instance, visible, as the last child; independently re-screenshotted and confirmed in this finalising session (header 4/header 7 render the correct logged-in/logged-out chrome, header 4 -- mobile/header 7 -- mobile likewise). Mobile reflow used a reparent-into-fresh-shell approach rather than Blog's own frame.resize() path -- a throwaway drift test first proved resize() corrupts this specific content (188/278 nodes drifted, one SCALE-constrained vector nested in a top-level GROUP actually stretched), so content was cloned into a new 390px frame instead, preserving internal geometry exactly (zero geometry mismatches, verified). Content column kept at 335px, shifted uniformly +8px (margins 28 left / 27 right), matching Blog's own reflow *result* even though the *method* differed for a stated, evidence-based reason. Legacy chrome removed (not hidden), matching Blog: desktop 'Group 7' text nav row (Home / Community / Livescores / About Us) + its own logo lockup; mobile 'bx:menu' hamburger + its logo lockup -- independently re-verified via raw node metadata in this finalising session that the real mobile logo lockup (Group 102, 359:503) was removed while the two same-named-but-different 'Group 103' content nodes (the Login-via social row, and the footer Soccernity wordmark instance) were correctly preserved on both new mobile frames -- see #194 below, a real premise correction the agent caught in the brief itself. 54:434 and 87:80 archived (hidden + 'ARCHIVED -- ' em-dash prefix, all children intact) not deleted -- independently re-verified via raw node metadata in this finalising session. Reference check before archiving: scanned all ~110k nodes on page 0:1 for prototype reactions or derived instances targeting either node -- zero found for both.</w:t>
             </w:r>
           </w:p>
         </w:tc>
@@ -17385,10 +17153,7 @@
           </w:tcPr>
           <w:p>
             <w:r>
-              <w:t>Resolved by the founder: Moderation -&gt; carbon:gavel (adjudication/review reading, matches the queue's function); Contest -&gt; carbon:trophy (semantic clarity over pennant continuity); Articles -&gt; carbon:document (dropped 'left rule' detail immaterial). Full carbon: mapping in the report §1.2 approved. Execution is part of the Decision Log #180 session.</w:t>
-            </w:r>
-            <w:r>
-              <w:t xml:space="preserve"> UPDATE (sprint-2/admin-panel-fast-follow): these founder-approved icon picks (and the other 6 icons in the same pass) are now actually built and applied to all 29 screens via the Admin Shell COMPONENT_SET -- see Decision Log #49/#147 and the full mapping table in docs/sprint-2-admin-panel-fast-follow-report.md.</w:t>
+              <w:t xml:space="preserve">Resolved by the founder: Moderation -&gt; carbon:gavel (adjudication/review reading, matches the queue's function); Contest -&gt; carbon:trophy (semantic clarity over pennant continuity); Articles -&gt; carbon:document (dropped 'left rule' detail immaterial). Full carbon: mapping in the report §1.2 approved. Execution is part of the Decision Log #180 session. UPDATE (sprint-2/admin-panel-fast-follow): these founder-approved icon picks (and the other 6 icons in the same pass) are now actually built and applied to all 29 screens via the Admin Shell COMPONENT_SET -- see Decision Log #49/#147 and the full mapping table in docs/sprint-2-admin-panel-fast-follow-report.md.</w:t>
             </w:r>
           </w:p>
         </w:tc>
@@ -17430,13 +17195,7 @@
           </w:tcPr>
           <w:p>
             <w:r>
-              <w:t>Resolved by the founder: dispatch as its own dedicated figma-design-system session, then Items 1/3/4/5 + #178 as its fast-follow -- matching how PRs #102/#110/#130/#131 were each scoped. The executable build+swap plan and 29-screen inventory are in the sprint-2/admin-panel-structural-pass report (sections 2 and 7). All prerequisite founder picks (icons #179, height rule #177) are now made.</w:t>
-            </w:r>
-            <w:r>
-              <w:t xml:space="preserve"> UPDATE (sprint-2/admin-shell-componentization): Item 2 (Admin Shell componentization) is now DONE -- one "Admin Shell" COMPONENT_SET (10 Active variants + Show Action Button / Action Label properties) backs all 29 Admin Panel screens, replacing the old 7-loose-node/2-topology shell, with zero content-geometry drift on any screen. See Decision Log #199 for a new Figma-authoring gotcha found mid-build. Items 1/3/4/5 and #178 remain open.</w:t>
-            </w:r>
-            <w:r>
-              <w:t xml:space="preserve"> UPDATE (sprint-2/admin-panel-fast-follow): Items 1/3/4/5 and Decision Log #178 are now ALL DONE -- see the dedicated forward-pointers on #49/#50/#51/#53/#147/#151/#179 and the full report in docs/sprint-2-admin-panel-fast-follow-report.md. Decision Log #180 is now fully closed. One new real defect was found and flagged during this pass, not fixed -- see Decision Log #200 (Moderation Queue's structurally-invisible Filter button).</w:t>
+              <w:t xml:space="preserve">Resolved by the founder: dispatch as its own dedicated figma-design-system session, then Items 1/3/4/5 + #178 as its fast-follow -- matching how PRs #102/#110/#130/#131 were each scoped. The executable build+swap plan and 29-screen inventory are in the sprint-2/admin-panel-structural-pass report (sections 2 and 7). All prerequisite founder picks (icons #179, height rule #177) are now made. UPDATE (sprint-2/admin-shell-componentization): Item 2 (Admin Shell componentization) is now DONE -- one "Admin Shell" COMPONENT_SET (10 Active variants + Show Action Button / Action Label properties) backs all 29 Admin Panel screens, replacing the old 7-loose-node/2-topology shell, with zero content-geometry drift on any screen. See Decision Log #199 for a new Figma-authoring gotcha found mid-build. Items 1/3/4/5 and #178 remain open. UPDATE (sprint-2/admin-panel-fast-follow): Items 1/3/4/5 and Decision Log #178 are now ALL DONE -- see the dedicated forward-pointers on #49/#50/#51/#53/#147/#151/#179 and the full report in docs/sprint-2-admin-panel-fast-follow-report.md. Decision Log #180 is now fully closed. One new real defect was found and flagged during this pass, not fixed -- see Decision Log #200 (Moderation Queue's structurally-invisible Filter button).</w:t>
             </w:r>
           </w:p>
         </w:tc>
@@ -17772,10 +17531,7 @@
           </w:tcPr>
           <w:p>
             <w:r>
-              <w:t>Open -- blocked on the Contest/Competition data model (see #70-#73, #134). Documentation-only surfacing, not a new blocker beyond what #148 and #70-#73 already record. Not resolvable until backend work on Contest/Competition resumes.  [RESOLVED by sprint-2/contest-data-model-backend (backend-api): GET /contest/current now returns an `isAcceptingEntries` boolean -- true iff a ContestCycle is 'active' AND a ContestRound is open within its window. That is the exact data source the Create Post mode-tab (#148) needs. figma-to-code may now wire the tab-row condition. See #218.]</w:t>
-            </w:r>
-            <w:r>
-              <w:t xml:space="preserve"> [RESOLVED (frontend) by sprint-2/contest-posting-flow-to-code (figma-to-code): the Create Post composer's mode-tab row is now wired to GET /contest/current's isAcceptingEntries -- the tab row shows only while a contest is accepting entries, and its 'Contest' mode creates the post via POST /posts then submits it via POST /contest/entries. New apps/web/src/api/contest.ts client. See #148.]</w:t>
+              <w:t xml:space="preserve">Resolved -- blocked on the Contest/Competition data model (see #70-#73, #134). Documentation-only surfacing, not a new blocker beyond what #148 and #70-#73 already record. Not resolvable until backend work on Contest/Competition resumes.  [RESOLVED by sprint-2/contest-data-model-backend (backend-api): GET /contest/current now returns an `isAcceptingEntries` boolean -- true iff a ContestCycle is 'active' AND a ContestRound is open within its window. That is the exact data source the Create Post mode-tab (#148) needs. figma-to-code may now wire the tab-row condition. See #218.] [RESOLVED (frontend) by sprint-2/contest-posting-flow-to-code (figma-to-code): the Create Post composer's mode-tab row is now wired to GET /contest/current's isAcceptingEntries -- the tab row shows only while a contest is accepting entries, and its 'Contest' mode creates the post via POST /posts then submits it via POST /contest/entries. New apps/web/src/api/contest.ts client. See #148.]</w:t>
             </w:r>
           </w:p>
         </w:tc>
@@ -18069,10 +17825,7 @@
           </w:tcPr>
           <w:p>
             <w:r>
-              <w:t>Resolved -- needs ~5,620px of banner widening, a small figma-design-system follow-up.</w:t>
-            </w:r>
-            <w:r>
-              <w:t xml:space="preserve"> UPDATE (sprint-2/articles-cleanup-moderation-fix-hygiene): VERIFIED ALREADY COVERED, no resize performed. Live measurement found the banner (5942:12065, right edge x=-31460) already covers all 4 Article Detail frames (rightmost edge x=-33147) with ~1,687px to spare on each side -- a symmetric strip around the whole Blog + Articles section. The original ~5,620px-short estimate did not match the live file, likely measured before the frames reached their final position. No code/design change needed.</w:t>
+              <w:t xml:space="preserve">Resolved -- needs ~5,620px of banner widening, a small figma-design-system follow-up. UPDATE (sprint-2/articles-cleanup-moderation-fix-hygiene): VERIFIED ALREADY COVERED, no resize performed. Live measurement found the banner (5942:12065, right edge x=-31460) already covers all 4 Article Detail frames (rightmost edge x=-33147) with ~1,687px to spare on each side -- a symmetric strip around the whole Blog + Articles section. The original ~5,620px-short estimate did not match the live file, likely measured before the frames reached their final position. No code/design change needed.</w:t>
             </w:r>
           </w:p>
         </w:tc>
@@ -18114,10 +17867,7 @@
           </w:tcPr>
           <w:p>
             <w:r>
-              <w:t>Resolved -- worth a targeted sweep confirming no other frame in the file still carries a live, un-consolidated hand-built text nav the PR #147 archival pass missed.</w:t>
-            </w:r>
-            <w:r>
-              <w:t xml:space="preserve"> UPDATE (sprint-2/articles-cleanup-moderation-fix-hygiene): the 2 named "Blog -- Article Detail Desktop" frames were re-checked and found to have NOTHING to hide -- their own "Group 7" legacy text nav was already removed (not just hidden) by the prior sprint-2/articles-page-split-and-navbar session. A genuine file-wide sweep (14,419 text nodes) found the real gap instead: 3 live, never-retrofitted legacy text-nav instances on Contact Us Desktop, Terms of Service Desktop, and Privacy Policy Desktop (plus their 3 mobile counterparts using an old bx:menu hamburger). See Decision Log #202 for the new candidate raised to retrofit these 6 frames.</w:t>
+              <w:t xml:space="preserve">Resolved -- worth a targeted sweep confirming no other frame in the file still carries a live, un-consolidated hand-built text nav the PR #147 archival pass missed. UPDATE (sprint-2/articles-cleanup-moderation-fix-hygiene): the 2 named "Blog -- Article Detail Desktop" frames were re-checked and found to have NOTHING to hide -- their own "Group 7" legacy text nav was already removed (not just hidden) by the prior sprint-2/articles-page-split-and-navbar session. A genuine file-wide sweep (14,419 text nodes) found the real gap instead: 3 live, never-retrofitted legacy text-nav instances on Contact Us Desktop, Terms of Service Desktop, and Privacy Policy Desktop (plus their 3 mobile counterparts using an old bx:menu hamburger). See Decision Log #202 for the new candidate raised to retrofit these 6 frames.</w:t>
             </w:r>
           </w:p>
         </w:tc>
@@ -18201,10 +17951,7 @@
           </w:tcPr>
           <w:p>
             <w:r>
-              <w:t>Resolved -- minor visual-consistency question for a future figma-design-system retouch pass, not blocking.</w:t>
-            </w:r>
-            <w:r>
-              <w:t xml:space="preserve"> UPDATE (sprint-2/articles-cleanup-moderation-fix-hygiene): RESOLVED -- the gap on both "Blog -- Article Detail Desktop" frames (Logged In and Logged Out) was tightened from 221px to 81px, matching Blog Page Desktop's own measured convention exactly. Content was shifted up 140px and each frame's height was reduced by the same 140px (a disclosed judgment call, not literally requested) to keep the footer flush at the bottom rather than leaving a new empty band. Verified: no overlap, footer flush, both auth states clean.</w:t>
+              <w:t xml:space="preserve">Resolved -- minor visual-consistency question for a future figma-design-system retouch pass, not blocking. UPDATE (sprint-2/articles-cleanup-moderation-fix-hygiene): RESOLVED -- the gap on both "Blog -- Article Detail Desktop" frames (Logged In and Logged Out) was tightened from 221px to 81px, matching Blog Page Desktop's own measured convention exactly. Content was shifted up 140px and each frame's height was reduced by the same 140px (a disclosed judgment call, not literally requested) to keep the footer flush at the bottom rather than leaving a new empty band. Verified: no overlap, footer flush, both auth states clean.</w:t>
             </w:r>
           </w:p>
         </w:tc>
@@ -18294,10 +18041,7 @@
           </w:tcPr>
           <w:p>
             <w:r>
-              <w:t>Resolved -- flagged, not fixed; recommend a scoped follow-up on 5794:8635's (and possibly its two siblings') Content frame position.</w:t>
-            </w:r>
-            <w:r>
-              <w:t xml:space="preserve"> UPDATE (sprint-2/articles-cleanup-moderation-fix-hygiene): RESOLVED -- Admin -- Moderation Queue's Table (5794:8718) was repositioned to sit 9px below the shared shell's top-bar row, matching the measured Articles/Categories convention. Live coordinates were re-derived (not trusted from the older report) against the componentized shell instance (6044:14064). A new Figma-authoring gotcha was found and worked around mid-fix: manually setting `.y` on an AUTO-positioned child of an auto-layout frame is silently discarded by Figma's own layout engine -- fixed by switching the affected children to ABSOLUTE positioning before moving them. Verified: Table no longer overlaps the "Filter" or "Export Queue" buttons. `Admin -- Report Detail &amp; Action` and `Admin -- Appeal Review` share the identical root cause but were deliberately left untouched -- both have Show Action Button = false, so there is no visible defect there today.</w:t>
+              <w:t xml:space="preserve">Resolved -- flagged, not fixed; recommend a scoped follow-up on 5794:8635's (and possibly its two siblings') Content frame position. UPDATE (sprint-2/articles-cleanup-moderation-fix-hygiene): RESOLVED -- Admin -- Moderation Queue's Table (5794:8718) was repositioned to sit 9px below the shared shell's top-bar row, matching the measured Articles/Categories convention. Live coordinates were re-derived (not trusted from the older report) against the componentized shell instance (6044:14064). A new Figma-authoring gotcha was found and worked around mid-fix: manually setting `.y` on an AUTO-positioned child of an auto-layout frame is silently discarded by Figma's own layout engine -- fixed by switching the affected children to ABSOLUTE positioning before moving them. Verified: Table no longer overlaps the "Filter" or "Export Queue" buttons. `Admin -- Report Detail &amp; Action` and `Admin -- Appeal Review` share the identical root cause but were deliberately left untouched -- both have Show Action Button = false, so there is no visible defect there today.</w:t>
             </w:r>
           </w:p>
         </w:tc>
@@ -18387,10 +18131,7 @@
           </w:tcPr>
           <w:p>
             <w:r>
-              <w:t>Resolved -- recommend a scoped figma-design-system follow-up to retrofit Contact Us / Terms of Service / Privacy Policy (desktop + mobile) onto the canonical navbar.</w:t>
-            </w:r>
-            <w:r>
-              <w:t xml:space="preserve"> RESOLVED (sprint-2/legal-pages-navbar-retrofit): all three legal page families (Contact Us, Terms of Service, Privacy Policy) split into Desktop/Mobile x Logged In/Out with canonical navbar instances -- 12 new frames (desktop 1440px, mobile rebuilt at the canonical 390px), 6 originals archived (hidden + renamed, not deleted). 0 brand/green-tint-28, 0 new colours, 0 overlaps; 6 disclosed unbound paints, all the same already-known missing-wordmark defect from Decision Log #174 (see Decision Log #204). See docs/sprint-2-legal-pages-navbar-retrofit-report.md for full detail.</w:t>
+              <w:t xml:space="preserve">Resolved -- recommend a scoped figma-design-system follow-up to retrofit Contact Us / Terms of Service / Privacy Policy (desktop + mobile) onto the canonical navbar. RESOLVED (sprint-2/legal-pages-navbar-retrofit): all three legal page families (Contact Us, Terms of Service, Privacy Policy) split into Desktop/Mobile x Logged In/Out with canonical navbar instances -- 12 new frames (desktop 1440px, mobile rebuilt at the canonical 390px), 6 originals archived (hidden + renamed, not deleted). 0 brand/green-tint-28, 0 new colours, 0 overlaps; 6 disclosed unbound paints, all the same already-known missing-wordmark defect from Decision Log #174 (see Decision Log #204). See docs/sprint-2-legal-pages-navbar-retrofit-report.md for full detail.</w:t>
             </w:r>
           </w:p>
         </w:tc>
@@ -18809,10 +18550,7 @@
           </w:tcPr>
           <w:p>
             <w:r>
-              <w:t>Resolved for this pass, both disclosed rather than silently decided. (1) The CLUB filter's dropdown OPTIONS are real data -- sourced from the caller's actual GET /clubs response filtered to joined:true (Decision Log #154's real per-caller field), so the list of clubs a user can filter by is genuine, live membership data. WHICH one is treated as 'represented', however, is a typed local-state stub: it defaults to the first real joined club and can be changed in the UI, but the selection is never persisted (no endpoint exists to save it) and resets on reload. This satisfies the task brief's own instruction to wire the UI against a typed stub rather than block the page on the missing endpoint. A real persisted represented-club field/endpoint remains the open item Decision Log #74 already tracks -- once it exists, only this one piece of local state needs to be swapped for a real GET/PATCH call, with no other page structure change needed. (2) The Contest tab ships as a single illustrative 'weekly winners so far' table (dummy data, same discipline as HomePage.tsx's own FIXTURES constant) rather than the full four-phase state machine. This is a deliberate, disclosed scope reduction for the first conversion pass, not a silent omission -- flagged in LeaderboardPage.tsx's own header comment and in leaderboardData.ts. Reproducing the full Contest phase machinery (which itself has no real backing data source either, since the Contest data model still does not exist in the schema) is left as a follow-up candidate for whoever next touches this page, not built here.</w:t>
-            </w:r>
-            <w:r>
-              <w:t xml:space="preserve"> [UPDATE by sprint-2/contest-posting-flow-to-code: the Leaderboard Contest tab is no longer 'one representative dummy state' -- it is now wired to GET /contest/current, rendering the real derived phase (vacant/week_1/weeks_1_2/weeks_1_3/final_live/crowned) and the real weeklyWinners / monthlyStandings (Decision Log #61/#70/#71). A submitted+judged contest entry appears here as a weekly winner. ?tab=contest deep-links the tab. Winner rows carry no club/points field from the endpoint, so those Figma columns are omitted rather than faked. The Overall and Competition boards remain illustrative (Sprint 6). New /contest page (ContestPage.tsx, Figma 2155:1062) wired to the same endpoint.]</w:t>
+              <w:t xml:space="preserve">Resolved for this pass, both disclosed rather than silently decided. (1) The CLUB filter's dropdown OPTIONS are real data -- sourced from the caller's actual GET /clubs response filtered to joined:true (Decision Log #154's real per-caller field), so the list of clubs a user can filter by is genuine, live membership data. WHICH one is treated as 'represented', however, is a typed local-state stub: it defaults to the first real joined club and can be changed in the UI, but the selection is never persisted (no endpoint exists to save it) and resets on reload. This satisfies the task brief's own instruction to wire the UI against a typed stub rather than block the page on the missing endpoint. A real persisted represented-club field/endpoint remains the open item Decision Log #74 already tracks -- once it exists, only this one piece of local state needs to be swapped for a real GET/PATCH call, with no other page structure change needed. (2) The Contest tab ships as a single illustrative 'weekly winners so far' table (dummy data, same discipline as HomePage.tsx's own FIXTURES constant) rather than the full four-phase state machine. This is a deliberate, disclosed scope reduction for the first conversion pass, not a silent omission -- flagged in LeaderboardPage.tsx's own header comment and in leaderboardData.ts. Reproducing the full Contest phase machinery (which itself has no real backing data source either, since the Contest data model still does not exist in the schema) is left as a follow-up candidate for whoever next touches this page, not built here. [UPDATE by sprint-2/contest-posting-flow-to-code: the Leaderboard Contest tab is no longer 'one representative dummy state' -- it is now wired to GET /contest/current, rendering the real derived phase (vacant/week_1/weeks_1_2/weeks_1_3/final_live/crowned) and the real weeklyWinners / monthlyStandings (Decision Log #61/#70/#71). A submitted+judged contest entry appears here as a weekly winner. ?tab=contest deep-links the tab. Winner rows carry no club/points field from the endpoint, so those Figma columns are omitted rather than faked. The Overall and Competition boards remain illustrative (Sprint 6). New /contest page (ContestPage.tsx, Figma 2155:1062) wired to the same endpoint.]</w:t>
             </w:r>
           </w:p>
         </w:tc>
@@ -18948,10 +18686,7 @@
           </w:tcPr>
           <w:p>
             <w:r>
-              <w:t>Resolved for this Figma pass (no app/backend code touched). (a) All 5 Create Post desktop frames (3 existing + 2 new) now carry a real Navbar — header 4 instance (logged-in web nav — Create Post requires auth), 1440×90, inserted at the bottom of z-order so it sits under the modal scrim exactly as the hand-drawn bar did; 9 hand-drawn nav nodes removed per existing frame. (b) All 12 auth frames: header 7 / header 7 — mobile instance replaced with a clone of the Verify Email Top Bar — Soccernity frame (desktop 1440×90 from 5143:6636, mobile 390×90 from 5531:7265 — the Verify Email frames are the confirmed-correct reference; mobile keeps the 90px Top Bar height, matching Verify Email mobile and the shipped 90px AuthTopBar, not the old 64px mobile nav). Final sweep: zero header-7 instances remain on any of the 12. Verify Email (all 8 states) and Guardian Consent (intentionally mixed — split-panel + distinct “Minor Account” status bar) re-verified live and deliberately left untouched. (c) New frames Create Post — Desktop — Active Contest (6171:14797) and — No Active Contest (6171:16994), cloned from the fixed Create a post frame in the page-with-overlay pattern (not a 390-wide modal); Active = “Create a Post | Contest” tabs present (matching mobile 5982:10905), No Active = Contest tab + count badge removed (matching mobile 5982:10932). (d) Judgment call, flagged: on No-Active-Contest desktop the “Create a Post” label + its tab-style accent underline is kept as the modal heading (a desktop modal needs a title; mobile’s header-less composer doesn’t translate 1:1). Also left in place, flagged: the hidden (visible=false), inert secondary “Group 103” / “Logo” wordmark lockups still present in the form body of all 12 auth frames — the shipped SignupSplitScreen no longer renders these; removing the dead nodes from Figma is a small optional follow-up, not done here since they render nothing and cause no overlap with the new 90px Top Bar. Opened as PR #174 — not merged, founder's call after review.</w:t>
-            </w:r>
-            <w:r>
-              <w:t xml:space="preserve"> [Forward-pointer: sprint-2/auth-navbar-delete-account-privacy-consolidation (Decision Log #222) closes the Create Profile navbar ambiguity — it now uses the simple Top Bar - Soccernity, not header 4.]</w:t>
+              <w:t xml:space="preserve">Resolved for this Figma pass (no app/backend code touched). (a) All 5 Create Post desktop frames (3 existing + 2 new) now carry a real Navbar — header 4 instance (logged-in web nav — Create Post requires auth), 1440×90, inserted at the bottom of z-order so it sits under the modal scrim exactly as the hand-drawn bar did; 9 hand-drawn nav nodes removed per existing frame. (b) All 12 auth frames: header 7 / header 7 — mobile instance replaced with a clone of the Verify Email Top Bar — Soccernity frame (desktop 1440×90 from 5143:6636, mobile 390×90 from 5531:7265 — the Verify Email frames are the confirmed-correct reference; mobile keeps the 90px Top Bar height, matching Verify Email mobile and the shipped 90px AuthTopBar, not the old 64px mobile nav). Final sweep: zero header-7 instances remain on any of the 12. Verify Email (all 8 states) and Guardian Consent (intentionally mixed — split-panel + distinct “Minor Account” status bar) re-verified live and deliberately left untouched. (c) New frames Create Post — Desktop — Active Contest (6171:14797) and — No Active Contest (6171:16994), cloned from the fixed Create a post frame in the page-with-overlay pattern (not a 390-wide modal); Active = “Create a Post | Contest” tabs present (matching mobile 5982:10905), No Active = Contest tab + count badge removed (matching mobile 5982:10932). (d) Judgment call, flagged: on No-Active-Contest desktop the “Create a Post” label + its tab-style accent underline is kept as the modal heading (a desktop modal needs a title; mobile’s header-less composer doesn’t translate 1:1). Also left in place, flagged: the hidden (visible=false), inert secondary “Group 103” / “Logo” wordmark lockups still present in the form body of all 12 auth frames — the shipped SignupSplitScreen no longer renders these; removing the dead nodes from Figma is a small optional follow-up, not done here since they render nothing and cause no overlap with the new 90px Top Bar. Opened as PR #174 — not merged, founder's call after review. [Forward-pointer: sprint-2/auth-navbar-delete-account-privacy-consolidation (Decision Log #222) closes the Create Profile navbar ambiguity — it now uses the simple Top Bar - Soccernity, not header 4.]</w:t>
             </w:r>
           </w:p>
         </w:tc>
@@ -18993,13 +18728,7 @@
           </w:tcPr>
           <w:p>
             <w:r>
-              <w:t>Built as Settings — Privacy (desktop, cloned from Settings — Overview 2905:4798) and Settings — Privacy — Mobile (cloned from Settings — Overview — Mobile 5607:7813), reusing the family's nav-rail, list-row, Settings Toggle component (5694:8219) and section-header patterns; nav rail shows "Privacy and safety" active. (a) COOKIE / LOCAL-STORAGE PREFERENCES — deliberately NOT built. The counsel-review risk register (item #15, docs/legal-copy-draft-tos-privacy-policy.md) records that the cookie/local-storage audit has not happened; a toggle for something unaudited would misrepresent what is true. Flagged in an on-canvas design note + here — not silently omitted. Add the control once the audit exists. (b) MARKETING / EMAIL OPT-OUT — built as a DISABLED "Coming soon" row, not a working toggle. Verified live: services/api sends only transactional email (verification, guardian-consent, password-reset via Postmark); no marketing/newsletter capability exists anywhere. Becomes a real enabled toggle if/when marketing email is introduced. "Download my data" is a request-style chevron row (no data-export/DSAR endpoint exists yet). "Account status" links to Settings — Deactivate Account (Intro) (2924:7358 / 5695:8262). Guardian-approval block is under-18-only: read-only status pill + link into Guardian Consent — 11 Change Guardian Email (5498:7164 / 5501:8536). Prototype ON_CLICK links wired for both. OPEN, not resolved here: the relationship between this new page and the existing "Settings — Privacy &amp; Safety" screen (2922:5382 / 5649:8092 — the who-can-see-your-posts / who-can-DM-you interaction controls) — merge, nest, or keep separate is a founder IA call. Token discipline: no new colour, no brand/green-tint-28, Light mode only; mobile 0 unbound paints, desktop 1 (pre-existing shell #d9d9d9 cover-plate, inherited from every Settings frame). Opened as PR #175 — not merged, founder's call after review.</w:t>
-            </w:r>
-            <w:r>
-              <w:t xml:space="preserve"> [Forward-pointer: Decision Log #222 — the OPEN "Privacy vs. Privacy &amp; Safety" relationship is resolved: the two are consolidated into one "Privacy" page (this one), P&amp;S archived. The Account status row now offers BOTH "Deactivate account &gt;" and "Delete account &gt;" inline links, not just the Deactivate Intro flow.]</w:t>
-            </w:r>
-            <w:r>
-              <w:t xml:space="preserve"> -- FRONTEND CONVERTED: sprint-2/privacy-settings-to-code (Decision Log #223) builds the page + route /settings/privacy, disclosed-stub for the controls with no backend.</w:t>
+              <w:t xml:space="preserve">Built as Settings — Privacy (desktop, cloned from Settings — Overview 2905:4798) and Settings — Privacy — Mobile (cloned from Settings — Overview — Mobile 5607:7813), reusing the family's nav-rail, list-row, Settings Toggle component (5694:8219) and section-header patterns; nav rail shows "Privacy and safety" active. (a) COOKIE / LOCAL-STORAGE PREFERENCES — deliberately NOT built. The counsel-review risk register (item #15, docs/legal-copy-draft-tos-privacy-policy.md) records that the cookie/local-storage audit has not happened; a toggle for something unaudited would misrepresent what is true. Flagged in an on-canvas design note + here — not silently omitted. Add the control once the audit exists. (b) MARKETING / EMAIL OPT-OUT — built as a DISABLED "Coming soon" row, not a working toggle. Verified live: services/api sends only transactional email (verification, guardian-consent, password-reset via Postmark); no marketing/newsletter capability exists anywhere. Becomes a real enabled toggle if/when marketing email is introduced. "Download my data" is a request-style chevron row (no data-export/DSAR endpoint exists yet). "Account status" links to Settings — Deactivate Account (Intro) (2924:7358 / 5695:8262). Guardian-approval block is under-18-only: read-only status pill + link into Guardian Consent — 11 Change Guardian Email (5498:7164 / 5501:8536). Prototype ON_CLICK links wired for both. OPEN, not resolved here: the relationship between this new page and the existing "Settings — Privacy &amp; Safety" screen (2922:5382 / 5649:8092 — the who-can-see-your-posts / who-can-DM-you interaction controls) — merge, nest, or keep separate is a founder IA call. Token discipline: no new colour, no brand/green-tint-28, Light mode only; mobile 0 unbound paints, desktop 1 (pre-existing shell #d9d9d9 cover-plate, inherited from every Settings frame). Opened as PR #175 — not merged, founder's call after review. [Forward-pointer: Decision Log #222 — the OPEN "Privacy vs. Privacy &amp; Safety" relationship is resolved: the two are consolidated into one "Privacy" page (this one), P&amp;S archived. The Account status row now offers BOTH "Deactivate account &gt;" and "Delete account &gt;" inline links, not just the Deactivate Intro flow.] -- FRONTEND CONVERTED: sprint-2/privacy-settings-to-code (Decision Log #223) builds the page + route /settings/privacy, disclosed-stub for the controls with no backend.</w:t>
             </w:r>
           </w:p>
         </w:tc>
@@ -19209,10 +18938,7 @@
           </w:tcPr>
           <w:p>
             <w:r>
-              <w:t>Resolved (Figma design only, no app/backend code). FOUND COMPLETE: the “Inactive Account” screen (desktop 1662:2782 / mobile 5780:8679) already presents Reactivate (green primary) and Delete (secondary) as genuinely distinct, separate actions on both breakpoints — item 2, no change needed. FOUND INCOMPLETE &amp; BUILT: (1) “Settings — Deactivate Account (Intro)” (desktop 2924:7358 / mobile 5695:8262) was informational only — one “Deactivate” button, no confirm/cancel, no password field — and its “What to know” copy wrongly claimed restoration is limited to “30 days after deactivation”, contradicting the founder’s confirmed flow (deactivation is indefinite; the 30-day clock starts only on delete). Copy corrected on both frames; button relabelled “Deactivate” → “Continue”; new “Settings — Deactivate Account (Confirm)” built — desktop 6213:15640 + mobile 6213:15617 — with password re-entry (matching POST /auth/deactivate-account’s required re-auth), a “What happens” explainer, and explicit Cancel / Deactivate account actions. (2) Choosing “Delete” from the Inactive Account screen led nowhere and its copy said “permanently delete” with no grace-period disclosure. New “Inactive Account — Delete (Confirm)” built — desktop 6217:14677 + mobile 6215:14657 — stating the 30-day grace period explicitly (“Sign back in within 30 days to cancel… After 30 days… permanently deleted and can’t be recovered”), password re-entry (matching POST /auth/delete-account), Cancel / Delete account actions. Off-palette housekeeping on the two frames touched: desktop Intro’s unbound raw-red (#ED1C24) button → brand/navy; desktop Inactive’s unbound raw-grey/raw-red “Delete Account” button → color/background/surface fill + color/icon/inactive outline + color/text/primary text (matching the already-clean mobile treatment; destructive buttons stay navy not red per the established Settings-mobile decision — white on semantic/alert fails AA). ON_CLICK→NAVIGATE wiring added for the forward path + Cancel backs. All new authored paints token-bound (0 unbound / 0 off-palette / 0 brand/green-tint-28); the 2 residual unbound paints are pre-existing inherited shell/watermark plates. NOT BUILT (flagged): post-action success states (“account deactivated” / “deletion scheduled — N days left”); a guardian/minor variant of deactivation. Full detail: docs/sprint-2-account-deactivation-design-report.md.</w:t>
-            </w:r>
-            <w:r>
-              <w:t xml:space="preserve">  -- FRONTEND CONVERSION: sprint-2/account-deactivation-to-code (figma-to-code, 2026-09-06) builds these screens in apps/web -- /settings/deactivate (intro -&gt; password confirm -&gt; POST /auth/deactivate-account), /settings/delete-account (direct delete, POST /auth/delete-account, Decision Log #222), and the /account/inactive login-time interstitial (Activate -&gt; POST /auth/reactivate-account; Delete -&gt; POST /auth/delete-inactive-account). See Decision Log #225 for a backend follow-up it flagged.</w:t>
+              <w:t xml:space="preserve">Resolved (Figma design only, no app/backend code). FOUND COMPLETE: the “Inactive Account” screen (desktop 1662:2782 / mobile 5780:8679) already presents Reactivate (green primary) and Delete (secondary) as genuinely distinct, separate actions on both breakpoints — item 2, no change needed. FOUND INCOMPLETE &amp; BUILT: (1) “Settings — Deactivate Account (Intro)” (desktop 2924:7358 / mobile 5695:8262) was informational only — one “Deactivate” button, no confirm/cancel, no password field — and its “What to know” copy wrongly claimed restoration is limited to “30 days after deactivation”, contradicting the founder’s confirmed flow (deactivation is indefinite; the 30-day clock starts only on delete). Copy corrected on both frames; button relabelled “Deactivate” → “Continue”; new “Settings — Deactivate Account (Confirm)” built — desktop 6213:15640 + mobile 6213:15617 — with password re-entry (matching POST /auth/deactivate-account’s required re-auth), a “What happens” explainer, and explicit Cancel / Deactivate account actions. (2) Choosing “Delete” from the Inactive Account screen led nowhere and its copy said “permanently delete” with no grace-period disclosure. New “Inactive Account — Delete (Confirm)” built — desktop 6217:14677 + mobile 6215:14657 — stating the 30-day grace period explicitly (“Sign back in within 30 days to cancel… After 30 days… permanently deleted and can’t be recovered”), password re-entry (matching POST /auth/delete-account), Cancel / Delete account actions. Off-palette housekeeping on the two frames touched: desktop Intro’s unbound raw-red (#ED1C24) button → brand/navy; desktop Inactive’s unbound raw-grey/raw-red “Delete Account” button → color/background/surface fill + color/icon/inactive outline + color/text/primary text (matching the already-clean mobile treatment; destructive buttons stay navy not red per the established Settings-mobile decision — white on semantic/alert fails AA). ON_CLICK→NAVIGATE wiring added for the forward path + Cancel backs. All new authored paints token-bound (0 unbound / 0 off-palette / 0 brand/green-tint-28); the 2 residual unbound paints are pre-existing inherited shell/watermark plates. NOT BUILT (flagged): post-action success states (“account deactivated” / “deletion scheduled — N days left”); a guardian/minor variant of deactivation. Full detail: docs/sprint-2-account-deactivation-design-report.md.  -- FRONTEND CONVERSION: sprint-2/account-deactivation-to-code (figma-to-code, 2026-09-06) builds these screens in apps/web -- /settings/deactivate (intro -&gt; password confirm -&gt; POST /auth/deactivate-account), /settings/delete-account (direct delete, POST /auth/delete-account, Decision Log #222), and the /account/inactive login-time interstitial (Activate -&gt; POST /auth/reactivate-account; Delete -&gt; POST /auth/delete-inactive-account). See Decision Log #225 for a backend follow-up it flagged.</w:t>
             </w:r>
           </w:p>
         </w:tc>
@@ -19254,10 +18980,7 @@
           </w:tcPr>
           <w:p>
             <w:r>
-              <w:t>Resolved (schema unchanged). Live check of prisma/schema.prisma first: User.accountStatus ("active" | "deactivated" | "pending_deletion", default "active", migration 20260823011617) and User.pendingDeletionAt already exist (added sprint-1/f5-f6-missing-endpoints + sprint-2/account-deletion-sweep). NO new field, NO migration -- "deactivated" IS the "inactive" state the design flow (Decision Log #220) needs; renaming it was rejected (already shipped, referenced by tests + the sprint-1 e2e). Deactivate / reactivate endpoints already existed and are unchanged. GAP 1 CLOSED -- delete-from-inactive: a deactivated account has every session revoked, so it could not reach the JwtAuthGuard-protected POST /auth/delete-account. New unauthenticated POST /auth/delete-inactive-account ({email,password}, @AuthRateLimit(), 204) -- same posture as POST /auth/reactivate-account; only a genuinely "deactivated" account is accepted (active / pending_deletion / unknown / wrong-password all get the generic "Invalid credentials"). It delegates to the SAME private AuthService.startPendingDeletion() the authenticated deleteAccount() now also uses -- accountStatus -&gt; "pending_deletion", pendingDeletionAt = now(), sessions revoked -- so AccountDeletionSweepService's 30-day grace + hard-delete + cascade + ConsentAuditRecord retention (Decision Log #42/#44) applies byte-identically with ZERO duplicated deletion logic; the deletion flow itself is untouched. GAP 2 CLOSED -- "an inactive account should not appear": feeds (GET /posts/feed, GET /clubs/:id/feed) and GET /posts/:id now filter to author.accountStatus = 'active' (ACTIVE_AUTHOR_POST_FILTER; GET /posts/:id switched findUnique -&gt; findFirst, 404s a deactivated-author post); club roster (GET /clubs/:id/members) VISIBLE_CLUB_MEMBER_FILTER gains accountStatus: 'active'; followers/following -- a deactivated/pending_deletion TARGET's graph 404s (UsersService.assertFollowGraphVisible, same treatment as a restricted-pending minor) AND list entries are filtered to active accounts. 'active' (not 'NOT deactivated') is deliberate so pending_deletion content is also hidden; visibility-only, does not touch the deletion flow. All filters REVERSE on reactivation (a plain accountStatus flip) with no per-row backfill. SEARCH: no people-search endpoint exists -- flagged as a requirement for whoever builds it. LEADERBOARD: GET /leaderboard is unbuilt (Sprint 6); PointsLedgerEntry rows still accrue for a deactivated user (intact + correct on reactivate) -- flagged in leaderboard/README.md that the future SUM aggregation must exclude non-active accounts. Deliberate non-changes, flagged: GET /posts/:id/comments (a comment mid-thread on someone else's still-visible post; filtering it would drift Post.commentCount and Section 4.3 has no comment-visibility model) and GET /users/:id/saved-posts (the caller's own private bookmark list, Decision Log #22). Verification: mocked suite 46 suites / 584 tests 0 failures (+15); e2e 11 suites / 81 tests 0 failures (test/account-deactivation.e2e-spec.ts -- the full deactivate -&gt; reactivate -&gt; deactivate -&gt; delete-from-inactive -&gt; +31-day sweep -&gt; real hard-delete sequence, plus feed/follow-graph visibility + reversal against real Postgres). Full writeup: docs/sprint-2-account-deactivation-backend-report.md and services/api/src/modules/auth/README.md. Pairs with Decision Log #220 (sprint-2/account-deactivation-design, the Figma half -- separate unmerged branch).</w:t>
-            </w:r>
-            <w:r>
-              <w:t xml:space="preserve">  -- FRONTEND CONVERSION: sprint-2/account-deactivation-to-code (figma-to-code, 2026-09-06) builds these screens in apps/web -- /settings/deactivate (intro -&gt; password confirm -&gt; POST /auth/deactivate-account), /settings/delete-account (direct delete, POST /auth/delete-account, Decision Log #222), and the /account/inactive login-time interstitial (Activate -&gt; POST /auth/reactivate-account; Delete -&gt; POST /auth/delete-inactive-account). See Decision Log #225 for a backend follow-up it flagged.</w:t>
+              <w:t xml:space="preserve">Resolved (schema unchanged). Live check of prisma/schema.prisma first: User.accountStatus ("active" | "deactivated" | "pending_deletion", default "active", migration 20260823011617) and User.pendingDeletionAt already exist (added sprint-1/f5-f6-missing-endpoints + sprint-2/account-deletion-sweep). NO new field, NO migration -- "deactivated" IS the "inactive" state the design flow (Decision Log #220) needs; renaming it was rejected (already shipped, referenced by tests + the sprint-1 e2e). Deactivate / reactivate endpoints already existed and are unchanged. GAP 1 CLOSED -- delete-from-inactive: a deactivated account has every session revoked, so it could not reach the JwtAuthGuard-protected POST /auth/delete-account. New unauthenticated POST /auth/delete-inactive-account ({email,password}, @AuthRateLimit(), 204) -- same posture as POST /auth/reactivate-account; only a genuinely "deactivated" account is accepted (active / pending_deletion / unknown / wrong-password all get the generic "Invalid credentials"). It delegates to the SAME private AuthService.startPendingDeletion() the authenticated deleteAccount() now also uses -- accountStatus -&gt; "pending_deletion", pendingDeletionAt = now(), sessions revoked -- so AccountDeletionSweepService's 30-day grace + hard-delete + cascade + ConsentAuditRecord retention (Decision Log #42/#44) applies byte-identically with ZERO duplicated deletion logic; the deletion flow itself is untouched. GAP 2 CLOSED -- "an inactive account should not appear": feeds (GET /posts/feed, GET /clubs/:id/feed) and GET /posts/:id now filter to author.accountStatus = 'active' (ACTIVE_AUTHOR_POST_FILTER; GET /posts/:id switched findUnique -&gt; findFirst, 404s a deactivated-author post); club roster (GET /clubs/:id/members) VISIBLE_CLUB_MEMBER_FILTER gains accountStatus: 'active'; followers/following -- a deactivated/pending_deletion TARGET's graph 404s (UsersService.assertFollowGraphVisible, same treatment as a restricted-pending minor) AND list entries are filtered to active accounts. 'active' (not 'NOT deactivated') is deliberate so pending_deletion content is also hidden; visibility-only, does not touch the deletion flow. All filters REVERSE on reactivation (a plain accountStatus flip) with no per-row backfill. SEARCH: no people-search endpoint exists -- flagged as a requirement for whoever builds it. LEADERBOARD: GET /leaderboard is unbuilt (Sprint 6); PointsLedgerEntry rows still accrue for a deactivated user (intact + correct on reactivate) -- flagged in leaderboard/README.md that the future SUM aggregation must exclude non-active accounts. Deliberate non-changes, flagged: GET /posts/:id/comments (a comment mid-thread on someone else's still-visible post; filtering it would drift Post.commentCount and Section 4.3 has no comment-visibility model) and GET /users/:id/saved-posts (the caller's own private bookmark list, Decision Log #22). Verification: mocked suite 46 suites / 584 tests 0 failures (+15); e2e 11 suites / 81 tests 0 failures (test/account-deactivation.e2e-spec.ts -- the full deactivate -&gt; reactivate -&gt; deactivate -&gt; delete-from-inactive -&gt; +31-day sweep -&gt; real hard-delete sequence, plus feed/follow-graph visibility + reversal against real Postgres). Full writeup: docs/sprint-2-account-deactivation-backend-report.md and services/api/src/modules/auth/README.md. Pairs with Decision Log #220 (sprint-2/account-deactivation-design, the Figma half -- separate unmerged branch).  -- FRONTEND CONVERSION: sprint-2/account-deactivation-to-code (figma-to-code, 2026-09-06) builds these screens in apps/web -- /settings/deactivate (intro -&gt; password confirm -&gt; POST /auth/deactivate-account), /settings/delete-account (direct delete, POST /auth/delete-account, Decision Log #222), and the /account/inactive login-time interstitial (Activate -&gt; POST /auth/reactivate-account; Delete -&gt; POST /auth/delete-inactive-account). See Decision Log #225 for a backend follow-up it flagged.</w:t>
             </w:r>
           </w:p>
         </w:tc>
@@ -19299,10 +19022,7 @@
           </w:tcPr>
           <w:p>
             <w:r>
-              <w:t>Resolved by the founder (Figma design only, no app/backend code). (1) Create Profile desktop + mobile now use a clone of Login’s "Top Bar - Soccernity" (desktop 1440x90, mobile 390x90); the header 4 / header 4 - mobile instances were removed; mobile content shifted +26px to keep spacing. This closes the Create Profile ambiguity flagged in #214. (2) New standalone "Settings - Delete Account (Confirm)" screen — desktop 6225:14789, mobile 6225:15024 — cloned from Settings - Deactivate Account (Confirm) for the Settings chrome, then restructured to the Inactive Account "Delete (Confirm)" content pattern (heading + 30-day-grace body verbatim from 6215:14657 + password re-entry + Cancel/Delete, no separate card). Reached DIRECTLY from a new "Delete Account" row in the Account section of Settings - Overview (desktop + mobile) and from a "Delete account &gt;" inline link on the Privacy page’s Account status row — a parallel path, NOT gated behind deactivating first. Cancel -&gt; Settings - Overview; Delete -&gt; no reaction (no success screen exists, matching the Inactive Account treatment). (3) The two screens are consolidated into ONE, named "Privacy", keeping 6178:14437 / 6185:14547 as canonical. The two Privacy &amp; Safety rows are merged in as rows on the Privacy page: "Your Post" -&gt; Sensitive Media (2926:8996 / 5696:8261), "Direct Message" -&gt; Read Receipts (2926:8764 / 5696:8241) — destination sub-pages not rebuilt. The Account status row now shows "Active" + two inline links ("Deactivate account &gt;" -&gt; 2924:7358 / 5695:8262, "Delete account &gt;" -&gt; the new confirm screen). The old "Settings - Privacy &amp; Safety" frames are archived (ARCHIVED - prefix, hidden); 21 inbound "Privacy and safety" nav references + 2 sub-page back buttons repointed to 6178:14437, 1 self-nav removed; mobile P&amp;S frame had 0 inbound refs. (4) The "Privacy Settings" footer legal link is REMOVED entirely (not relinked) from all 48 canonical-footer Legal Links frames file-wide; the row is now "Terms of Service · Privacy Policy · Contact Us". Flagged follow-ups, not done: the left-nav item label still reads "Privacy and safety" while the page is now "Privacy" (~40 shared component instances); mobile Settings "Privacy and safety" nav rows remain unwired (pre-existing); ~15 legacy Group 358 footers on non-retrofitted screens (Bants/Community/Search/Edit Profile) still carry an unwired "Privacy Settings" text link. figma-to-code (PR H2, queued) must build against the consolidated Privacy page, not the narrower PR #175 scope.</w:t>
-            </w:r>
-            <w:r>
-              <w:t xml:space="preserve"> -- FRONTEND CONVERTED: sprint-2/privacy-settings-to-code (Decision Log #223) builds the page + route /settings/privacy, disclosed-stub for the controls with no backend.</w:t>
+              <w:t xml:space="preserve">Resolved by the founder (Figma design only, no app/backend code). (1) Create Profile desktop + mobile now use a clone of Login’s "Top Bar - Soccernity" (desktop 1440x90, mobile 390x90); the header 4 / header 4 - mobile instances were removed; mobile content shifted +26px to keep spacing. This closes the Create Profile ambiguity flagged in #214. (2) New standalone "Settings - Delete Account (Confirm)" screen — desktop 6225:14789, mobile 6225:15024 — cloned from Settings - Deactivate Account (Confirm) for the Settings chrome, then restructured to the Inactive Account "Delete (Confirm)" content pattern (heading + 30-day-grace body verbatim from 6215:14657 + password re-entry + Cancel/Delete, no separate card). Reached DIRECTLY from a new "Delete Account" row in the Account section of Settings - Overview (desktop + mobile) and from a "Delete account &gt;" inline link on the Privacy page’s Account status row — a parallel path, NOT gated behind deactivating first. Cancel -&gt; Settings - Overview; Delete -&gt; no reaction (no success screen exists, matching the Inactive Account treatment). (3) The two screens are consolidated into ONE, named "Privacy", keeping 6178:14437 / 6185:14547 as canonical. The two Privacy &amp; Safety rows are merged in as rows on the Privacy page: "Your Post" -&gt; Sensitive Media (2926:8996 / 5696:8261), "Direct Message" -&gt; Read Receipts (2926:8764 / 5696:8241) — destination sub-pages not rebuilt. The Account status row now shows "Active" + two inline links ("Deactivate account &gt;" -&gt; 2924:7358 / 5695:8262, "Delete account &gt;" -&gt; the new confirm screen). The old "Settings - Privacy &amp; Safety" frames are archived (ARCHIVED - prefix, hidden); 21 inbound "Privacy and safety" nav references + 2 sub-page back buttons repointed to 6178:14437, 1 self-nav removed; mobile P&amp;S frame had 0 inbound refs. (4) The "Privacy Settings" footer legal link is REMOVED entirely (not relinked) from all 48 canonical-footer Legal Links frames file-wide; the row is now "Terms of Service · Privacy Policy · Contact Us". Flagged follow-ups, not done: the left-nav item label still reads "Privacy and safety" while the page is now "Privacy" (~40 shared component instances); mobile Settings "Privacy and safety" nav rows remain unwired (pre-existing); ~15 legacy Group 358 footers on non-retrofitted screens (Bants/Community/Search/Edit Profile) still carry an unwired "Privacy Settings" text link. figma-to-code (PR H2, queued) must build against the consolidated Privacy page, not the narrower PR #175 scope. -- FRONTEND CONVERTED: sprint-2/privacy-settings-to-code (Decision Log #223) builds the page + route /settings/privacy, disclosed-stub for the controls with no backend.</w:t>
             </w:r>
           </w:p>
         </w:tc>

--- a/docs/Soccernity_MVP_Build_Plan_v1.7.docx
+++ b/docs/Soccernity_MVP_Build_Plan_v1.7.docx
@@ -19327,6 +19327,48 @@
           <w:p>
             <w:r>
               <w:t>Resolved. Founder confirmed the reversal extends to both frames -- they are the same Leaderboard family, not the standalone Contest details/task page family (every other Contest-section frame is already footer-free). Footer clones 6143:1648 (desktop, y=637, 1440x314) and 6143:1724 (mobile, y=1234, 390x418) removed. Both parents are VERTICAL auto-layout primaryAxisSizingMode=AUTO, so each frame's height shrank automatically to content-bottom -- 951-&gt;637 desktop (navbar 90 + body 547), 1652-&gt;1234 mobile (navbar 64 + body 1170) -- no manual resize, no orphaned gap, screenshot-verified before/after on both. Page-wide prototype-reaction scan: 0 reactions targeted any node inside either removed footer subtree (106 descendant nodes total). Table Footer -- Pagination (5174:6734 / 5540:7480) NOT touched (name collision, table pagination row). Final sweep: 0 of the 26 Leaderboard/Contest-family frames on page 0:1 still carry a site footer; the 26 remaining instances of the footer-clone template file-wide are all on the legitimate "carries the site footer" page set (Home canonical, Sports/Livescores, Blog, Blog -- Article Detail, Contact Us / Terms of Service / Privacy Policy). No app/backend code -- LeaderboardPage.tsx was already moved out of FooterLayout by #228; no apps/web route corresponds to this Contest-tab display state; LeaderboardPage.css's .lb-contest__footer is an unrelated local caption-link style, not the shared Footer component. Full detail: docs/sprint-2-contest-weekly-results-footer-removal-report.md. Not merged -- founder's call after review.</w:t>
+            </w:r>
+          </w:p>
+        </w:tc>
+      </w:tr>
+      <w:tr>
+        <w:tc>
+          <w:tcPr>
+            <w:tcW w:type="dxa" w:w="500"/>
+          </w:tcPr>
+          <w:p>
+            <w:r>
+              <w:t>230</w:t>
+            </w:r>
+          </w:p>
+        </w:tc>
+        <w:tc>
+          <w:tcPr>
+            <w:tcW w:type="dxa" w:w="4700"/>
+          </w:tcPr>
+          <w:p>
+            <w:r>
+              <w:t>Full user-facing Settings family (40 live frames -- 20 desktop + 20 mobile) audited for duplicate frames / competing entry points / mislabelled roles, per Build Plan Section 7's "22 duplicate Settings Figma frames" MVP launch blocker (that count is stale). Mirrors the Privacy / Privacy &amp; Safety consolidation (Decision Log #222 Part 3), scaled to the whole section. AUDIT ONLY -- no Figma frame touched, no consolidation started.</w:t>
+            </w:r>
+          </w:p>
+        </w:tc>
+        <w:tc>
+          <w:tcPr>
+            <w:tcW w:type="dxa" w:w="1850"/>
+          </w:tcPr>
+          <w:p>
+            <w:r>
+              <w:t>sprint-2/settings-family-consolidation-audit-docs (figma-design-system, 2026-09-06)</w:t>
+            </w:r>
+          </w:p>
+        </w:tc>
+        <w:tc>
+          <w:tcPr>
+            <w:tcW w:type="dxa" w:w="2300"/>
+          </w:tcPr>
+          <w:p>
+            <w:r>
+              <w:t>Open -- BLOCKING further Settings work until the 10 flagged decisions below are resolved by the founder. Full report: docs/sprint-2-settings-family-consolidation-audit-report.md. FINDINGS: (a) 40 live frames, not 22; the top-level IA (a persistent 5-section left nav rail: Account / Security &amp; account access / Privacy &amp; safety / Notifications / Display, language &amp; region) is already consistent across all 20 desktop frames and needs no fix. (b) 2 genuine duplicate clusters -- SECURITY: 'Settings -- Security &amp; Account' (2922:5143 / 5649:8074) is a dead-end one-row intermediate leading to the real page 'Settings -- Security Overview' (2926:8056 / 5695:8279); NOTIFICATIONS: 'Settings -- Notification Preferences (By Type)' (2922:5602 / 5649:8116, rows Filter/Preference) and 'Settings -- Notification Preferences' (2926:9721 / 5696:8340, rows Push/Email) are two competing entry screens to two different mental models. (c) ROOT CAUSE of the 'duplicate frames' blocker: all 20 desktop frames are independent FRAME copies (43 children each), NOT instances of a component, of one shell that also renders an irrelevant Community-style left sidebar (profile card / Trending News / Suggested follows) on every Settings screen -- so PRs #116-#119 each re-swept the same debt one frame at a time. (d) 'Settings -- Overview' (2905:4798 / 5607:7813) is mislabelled -- it is the Account section page, not a landing; no dedicated top-level Settings landing exists. (e) GAPS (not duplication): the Display section hub (2922:5832 / 5649:8140) lists 4 rows with zero destination sub-page frames; the mobile IA is inconsistent (Overview/Privacy mobile embed the hub list, every other mobile section uses a '&lt; Settings' back bar). PROPOSED (report only, not decided): 32 frames kept and re-based on a shared componentized shell, 4 archived, 10 renamed for role clarity, plus optional new work (4 Display leaves; possibly a standalone mobile hub). 10 DECISIONS FLAGGED FOR FOUNDER (none resolved here; full reasoning in report Section 6): 1. section-2 name (rail says 'Security and account access', pages say 'Security'); 2. section-4 name ('Notifications' vs 'Notification Preferences' vs 'Preferences'); 3. which Notifications hub survives (report recommends 2926:9721); 4. 'Mute New Accounts' scope + name (covers 3 groups, 'Muted accounts' fits better); 5. whether 'Notifications (Mute &amp; Filter)' splits into a Filters leaf + routes muting to Muted accounts; 6. the mobile navigation model (standalone hub screen vs single scroll vs hub-on-every-page); 7. whether Settings needs a dedicated top-level landing distinct from the Account section; 8. keep the Account Info password-gate as its own screen or inline it; 9. build the 4 Display leaves now / inline-expand / leave stub; 10. confirm the Community left sidebar is removed from the Settings pillar entirely. NOTHING is built until these are answered.</w:t>
             </w:r>
           </w:p>
         </w:tc>

--- a/docs/Soccernity_MVP_Build_Plan_v1.7.docx
+++ b/docs/Soccernity_MVP_Build_Plan_v1.7.docx
@@ -19369,6 +19369,48 @@
           <w:p>
             <w:r>
               <w:t>Open -- BLOCKING further Settings work until the 10 flagged decisions below are resolved by the founder. Full report: docs/sprint-2-settings-family-consolidation-audit-report.md. FINDINGS: (a) 40 live frames, not 22; the top-level IA (a persistent 5-section left nav rail: Account / Security &amp; account access / Privacy &amp; safety / Notifications / Display, language &amp; region) is already consistent across all 20 desktop frames and needs no fix. (b) 2 genuine duplicate clusters -- SECURITY: 'Settings -- Security &amp; Account' (2922:5143 / 5649:8074) is a dead-end one-row intermediate leading to the real page 'Settings -- Security Overview' (2926:8056 / 5695:8279); NOTIFICATIONS: 'Settings -- Notification Preferences (By Type)' (2922:5602 / 5649:8116, rows Filter/Preference) and 'Settings -- Notification Preferences' (2926:9721 / 5696:8340, rows Push/Email) are two competing entry screens to two different mental models. (c) ROOT CAUSE of the 'duplicate frames' blocker: all 20 desktop frames are independent FRAME copies (43 children each), NOT instances of a component, of one shell that also renders an irrelevant Community-style left sidebar (profile card / Trending News / Suggested follows) on every Settings screen -- so PRs #116-#119 each re-swept the same debt one frame at a time. (d) 'Settings -- Overview' (2905:4798 / 5607:7813) is mislabelled -- it is the Account section page, not a landing; no dedicated top-level Settings landing exists. (e) GAPS (not duplication): the Display section hub (2922:5832 / 5649:8140) lists 4 rows with zero destination sub-page frames; the mobile IA is inconsistent (Overview/Privacy mobile embed the hub list, every other mobile section uses a '&lt; Settings' back bar). PROPOSED (report only, not decided): 32 frames kept and re-based on a shared componentized shell, 4 archived, 10 renamed for role clarity, plus optional new work (4 Display leaves; possibly a standalone mobile hub). 10 DECISIONS FLAGGED FOR FOUNDER (none resolved here; full reasoning in report Section 6): 1. section-2 name (rail says 'Security and account access', pages say 'Security'); 2. section-4 name ('Notifications' vs 'Notification Preferences' vs 'Preferences'); 3. which Notifications hub survives (report recommends 2926:9721); 4. 'Mute New Accounts' scope + name (covers 3 groups, 'Muted accounts' fits better); 5. whether 'Notifications (Mute &amp; Filter)' splits into a Filters leaf + routes muting to Muted accounts; 6. the mobile navigation model (standalone hub screen vs single scroll vs hub-on-every-page); 7. whether Settings needs a dedicated top-level landing distinct from the Account section; 8. keep the Account Info password-gate as its own screen or inline it; 9. build the 4 Display leaves now / inline-expand / leave stub; 10. confirm the Community left sidebar is removed from the Settings pillar entirely. NOTHING is built until these are answered.</w:t>
+            </w:r>
+          </w:p>
+        </w:tc>
+      </w:tr>
+      <w:tr>
+        <w:tc>
+          <w:tcPr>
+            <w:tcW w:type="dxa" w:w="500"/>
+          </w:tcPr>
+          <w:p>
+            <w:r>
+              <w:t>231</w:t>
+            </w:r>
+          </w:p>
+        </w:tc>
+        <w:tc>
+          <w:tcPr>
+            <w:tcW w:type="dxa" w:w="4700"/>
+          </w:tcPr>
+          <w:p>
+            <w:r>
+              <w:t>apps/admin foundation (PR 1 of the ~10-PR Admin Console conversion) — shell, isolated admin auth, routing. Several small judgment calls with no literal spec line.</w:t>
+            </w:r>
+          </w:p>
+        </w:tc>
+        <w:tc>
+          <w:tcPr>
+            <w:tcW w:type="dxa" w:w="1850"/>
+          </w:tcPr>
+          <w:p>
+            <w:r>
+              <w:t>sprint-2/admin-foundation-shell-auth (figma-design-system, 2026-09-06)</w:t>
+            </w:r>
+          </w:p>
+        </w:tc>
+        <w:tc>
+          <w:tcPr>
+            <w:tcW w:type="dxa" w:w="2300"/>
+          </w:tcPr>
+          <w:p>
+            <w:r>
+              <w:t>Resolved (implemented as described; each sub-point flagged, not silently made). Full writeup: docs/sprint-2-admin-foundation-shell-auth-report.md. (a) ADMIN LOGIN SCREEN HAS NO FIGMA SOURCE — none of the 29 designed Admin Panel screens is a login screen; all assume an authenticated session. Built plain and on-brand (apps/admin/src/pages/AdminLoginPage.tsx), the same 'no dedicated Figma frame, built plainly and flagged' precedent apps/web used for ClubPickerStep and the Edit Profile 'Manage Account' panel. (b) ISOLATED ADMIN AUTH — apps/admin authenticates only against the AdminUser path (POST /admin/auth/login, Decision Log #54): own storage keys (sn_admin_access_token / sn_admin_refresh_token), own AdminAuthContext, own adminClient with transparent 401-refresh against POST /admin/auth/refresh. It never imports or reuses apps/web's token/session code (they are also separate Vite builds). (c) DISCLOSED-STUB PATTERN — every section route that PR 1 does not build (Dashboard/Articles/Users/Moderation/Categories/Contest/Competitions/Media/Settings/Profile) renders &lt;AdminSectionPlaceholder&gt;, an honest 'designed in Figma, not built in this app yet' state that also names the backend gap (verified against Build Plan Section 4.8 + services/api/src/modules/admin/README.md). This is the baseline the later per-section figma-to-code PRs replace one at a time. (d) IDENTITY HYDRATION OVERLAPS PR 2 — PR 1 calls GET /admin/profile on boot (it also validates the stored token) to show the signed-in admin's real name/role in the sidebar. The editable Admin Profile screen is PR 2 (sprint-2/admin-profile-and-password); this small overlap is deliberate so the shell isn't shipped showing a hardcoded name. (e) MONTSERRAT WEB FONT — apps/admin/index.html loads Montserrat from Google Fonts. apps/web relies on a system-installed Montserrat and falls back silently; the Admin Shell Figma design is Montserrat throughout and the console is an internal ops tool, so it loads the font explicitly. (f) --sn-text-on-navy defined locally in apps/admin (static #FFFFFF, light-only) rather than promoted to @soccernity/shared's colors export — the shared token object drives apps/web's typed CSS_VAR_MAP, so adding a key there would force an apps/web change this PR has no reason to make. A figma-design-system token pass can promote it later. (g) sidebar wash is a literal rgba(40,46,101,0.12) (brand navy @ 12%) — there is no navy-tint token; same call Decision Log #199 already made for the Admin Shell in Figma. Verification: apps/admin vitest 7 files / 28 tests, 0 failures; npx tsc --noEmit, npm run lint, npm run build all clean; dev-server smoke test served / and /login. No real browser/Playwright check available — same ceiling as every apps/web figma-to-code PR.</w:t>
             </w:r>
           </w:p>
         </w:tc>

--- a/docs/Soccernity_MVP_Build_Plan_v1.7.docx
+++ b/docs/Soccernity_MVP_Build_Plan_v1.7.docx
@@ -19411,6 +19411,48 @@
           <w:p>
             <w:r>
               <w:t>Resolved (implemented as described; each sub-point flagged, not silently made). Full writeup: docs/sprint-2-admin-foundation-shell-auth-report.md. (a) ADMIN LOGIN SCREEN HAS NO FIGMA SOURCE — none of the 29 designed Admin Panel screens is a login screen; all assume an authenticated session. Built plain and on-brand (apps/admin/src/pages/AdminLoginPage.tsx), the same 'no dedicated Figma frame, built plainly and flagged' precedent apps/web used for ClubPickerStep and the Edit Profile 'Manage Account' panel. (b) ISOLATED ADMIN AUTH — apps/admin authenticates only against the AdminUser path (POST /admin/auth/login, Decision Log #54): own storage keys (sn_admin_access_token / sn_admin_refresh_token), own AdminAuthContext, own adminClient with transparent 401-refresh against POST /admin/auth/refresh. It never imports or reuses apps/web's token/session code (they are also separate Vite builds). (c) DISCLOSED-STUB PATTERN — every section route that PR 1 does not build (Dashboard/Articles/Users/Moderation/Categories/Contest/Competitions/Media/Settings/Profile) renders &lt;AdminSectionPlaceholder&gt;, an honest 'designed in Figma, not built in this app yet' state that also names the backend gap (verified against Build Plan Section 4.8 + services/api/src/modules/admin/README.md). This is the baseline the later per-section figma-to-code PRs replace one at a time. (d) IDENTITY HYDRATION OVERLAPS PR 2 — PR 1 calls GET /admin/profile on boot (it also validates the stored token) to show the signed-in admin's real name/role in the sidebar. The editable Admin Profile screen is PR 2 (sprint-2/admin-profile-and-password); this small overlap is deliberate so the shell isn't shipped showing a hardcoded name. (e) MONTSERRAT WEB FONT — apps/admin/index.html loads Montserrat from Google Fonts. apps/web relies on a system-installed Montserrat and falls back silently; the Admin Shell Figma design is Montserrat throughout and the console is an internal ops tool, so it loads the font explicitly. (f) --sn-text-on-navy defined locally in apps/admin (static #FFFFFF, light-only) rather than promoted to @soccernity/shared's colors export — the shared token object drives apps/web's typed CSS_VAR_MAP, so adding a key there would force an apps/web change this PR has no reason to make. A figma-design-system token pass can promote it later. (g) sidebar wash is a literal rgba(40,46,101,0.12) (brand navy @ 12%) — there is no navy-tint token; same call Decision Log #199 already made for the Admin Shell in Figma. Verification: apps/admin vitest 7 files / 28 tests, 0 failures; npx tsc --noEmit, npm run lint, npm run build all clean; dev-server smoke test served / and /login. No real browser/Playwright check available — same ceiling as every apps/web figma-to-code PR.</w:t>
+            </w:r>
+          </w:p>
+        </w:tc>
+      </w:tr>
+      <w:tr>
+        <w:tc>
+          <w:tcPr>
+            <w:tcW w:type="dxa" w:w="500"/>
+          </w:tcPr>
+          <w:p>
+            <w:r>
+              <w:t>232</w:t>
+            </w:r>
+          </w:p>
+        </w:tc>
+        <w:tc>
+          <w:tcPr>
+            <w:tcW w:type="dxa" w:w="4700"/>
+          </w:tcPr>
+          <w:p>
+            <w:r>
+              <w:t>apps/admin PR 2 of ~10 — the editable Admin Profile screen (Figma 5403:7327) + Change Password, the only Admin Console area with real end-to-end backend (GET/PATCH /admin/profile + POST /admin/auth/change-password, Decision Log #54). Small judgment calls with no literal spec line.</w:t>
+            </w:r>
+          </w:p>
+        </w:tc>
+        <w:tc>
+          <w:tcPr>
+            <w:tcW w:type="dxa" w:w="1850"/>
+          </w:tcPr>
+          <w:p>
+            <w:r>
+              <w:t>sprint-2/admin-profile-and-password (figma-design-system, 2026-09-06)</w:t>
+            </w:r>
+          </w:p>
+        </w:tc>
+        <w:tc>
+          <w:tcPr>
+            <w:tcW w:type="dxa" w:w="2300"/>
+          </w:tcPr>
+          <w:p>
+            <w:r>
+              <w:t>Resolved (implemented as described; each sub-point flagged). Stacks on PR 1 (sprint-2/admin-foundation-shell-auth). Full writeup: docs/sprint-2-admin-profile-and-password-report.md. (a) CHANGE PASSWORD HAS NO FIGMA FRAME — the Figma Admin Profile screen has only a 'Change Password' BUTTON, no form. Built plainly as an inline panel on the same screen (current / new / confirm-new, client-side match + &gt;=8 check, then POST /admin/auth/change-password). Success copy states the backend's real behaviour: every other admin session for this account is revoked. Same 'no dedicated Figma frame, built plainly and flagged' precedent as PR 1's login screen and apps/web's ClubPickerStep. (b) EDIT MODE — only fullName + phone are editable (the services/api update-admin-profile.dto.ts allowlist); Email and Role render read-only in edit mode with a disclosed 'changed by a superadmin, not here' note, mirroring how apps/web's EditProfileModal shows disabled fields rather than hiding them. (c) ROLE DISPLAY LABELS — AdminUser.role is the fixed enum editor|moderator|superadmin; mapped to 'Editor'/'Moderator'/'Super Admin' for display to match the Figma screen's 'Super Admin' text, with a plain title-case fallback for any future value. (d) VALUE-BOX HEIGHT — the Figma field value boxes are a fixed 100px tall with top-aligned text, which reads as an empty box for a one-line value; used a comfortable min-height instead (disclosed deviation). (e) AVATAR — an initials disc on brand green-tint (same pattern as PR 1's shell and apps/web's NavDrawer), not the Figma's stock photo — AdminUser has no avatar column. (f) AdminAuthContext gained applyProfile(summary) so a successful PATCH updates the shell's identity block without a refetch. Verification: apps/admin vitest 8 files / 35 tests, 0 failures (AdminProfilePage.test.tsx +7 — view read-only, edit fullName/phone-only with locked email/role, PATCH + applyProfile, change-password client-side mismatch/short rejects, success other-sessions message, 401 wrong-current-password); npx tsc --noEmit, npm run lint, npm run build all clean; dev-server smoke served /profile. No real browser check available.</w:t>
             </w:r>
           </w:p>
         </w:tc>

--- a/docs/Soccernity_MVP_Build_Plan_v1.7.docx
+++ b/docs/Soccernity_MVP_Build_Plan_v1.7.docx
@@ -19453,6 +19453,48 @@
           <w:p>
             <w:r>
               <w:t>Resolved (implemented as described; each sub-point flagged). Stacks on PR 1 (sprint-2/admin-foundation-shell-auth). Full writeup: docs/sprint-2-admin-profile-and-password-report.md. (a) CHANGE PASSWORD HAS NO FIGMA FRAME — the Figma Admin Profile screen has only a 'Change Password' BUTTON, no form. Built plainly as an inline panel on the same screen (current / new / confirm-new, client-side match + &gt;=8 check, then POST /admin/auth/change-password). Success copy states the backend's real behaviour: every other admin session for this account is revoked. Same 'no dedicated Figma frame, built plainly and flagged' precedent as PR 1's login screen and apps/web's ClubPickerStep. (b) EDIT MODE — only fullName + phone are editable (the services/api update-admin-profile.dto.ts allowlist); Email and Role render read-only in edit mode with a disclosed 'changed by a superadmin, not here' note, mirroring how apps/web's EditProfileModal shows disabled fields rather than hiding them. (c) ROLE DISPLAY LABELS — AdminUser.role is the fixed enum editor|moderator|superadmin; mapped to 'Editor'/'Moderator'/'Super Admin' for display to match the Figma screen's 'Super Admin' text, with a plain title-case fallback for any future value. (d) VALUE-BOX HEIGHT — the Figma field value boxes are a fixed 100px tall with top-aligned text, which reads as an empty box for a one-line value; used a comfortable min-height instead (disclosed deviation). (e) AVATAR — an initials disc on brand green-tint (same pattern as PR 1's shell and apps/web's NavDrawer), not the Figma's stock photo — AdminUser has no avatar column. (f) AdminAuthContext gained applyProfile(summary) so a successful PATCH updates the shell's identity block without a refetch. Verification: apps/admin vitest 8 files / 35 tests, 0 failures (AdminProfilePage.test.tsx +7 — view read-only, edit fullName/phone-only with locked email/role, PATCH + applyProfile, change-password client-side mismatch/short rejects, success other-sessions message, 401 wrong-current-password); npx tsc --noEmit, npm run lint, npm run build all clean; dev-server smoke served /profile. No real browser check available.</w:t>
+            </w:r>
+          </w:p>
+        </w:tc>
+      </w:tr>
+      <w:tr>
+        <w:tc>
+          <w:tcPr>
+            <w:tcW w:type="dxa" w:w="500"/>
+          </w:tcPr>
+          <w:p>
+            <w:r>
+              <w:t>233</w:t>
+            </w:r>
+          </w:p>
+        </w:tc>
+        <w:tc>
+          <w:tcPr>
+            <w:tcW w:type="dxa" w:w="4700"/>
+          </w:tcPr>
+          <w:p>
+            <w:r>
+              <w:t>apps/admin PR 3 of ~10 -- the 3 Moderation Panel screens converted as disclosed stubs (no moderation-queue backend; Sprint 5 scope).</w:t>
+            </w:r>
+          </w:p>
+        </w:tc>
+        <w:tc>
+          <w:tcPr>
+            <w:tcW w:type="dxa" w:w="1850"/>
+          </w:tcPr>
+          <w:p>
+            <w:r>
+              <w:t>sprint-2/admin-moderation-stub (figma-design-system, 2026-09-06)</w:t>
+            </w:r>
+          </w:p>
+        </w:tc>
+        <w:tc>
+          <w:tcPr>
+            <w:tcW w:type="dxa" w:w="2300"/>
+          </w:tcPr>
+          <w:p>
+            <w:r>
+              <w:t>Resolved (disclosed stub -- no production behaviour). Stacks on PR 2. Report: docs/sprint-2-admin-moderation-stub-report.md. The 3 Moderation screens (Figma 5794:8635 / 5796:8635 / 5796:8753) are converted as layout-faithful stubs: Open Reports / Appeals tabs, the report table (sample rows), Report Detail's 4 moderator actions (Dismiss / Remove / Warn / Suspend -- navy not red, no destructive token per non-negotiable #3), and Appeal Review's Uphold / Overturn -- all controls visibly DISABLED, a dashed banner states GET/PATCH /admin/moderation/reports is Sprint 5 (Decision Log #135/#189). The Decision Log #138 appeal-routing rule (an appeal is reviewed by a SECOND admin/moderator, never the original) and the Section 8.4 both-parties-notified rule are rendered as visible on-screen copy so the Sprint 5 backend PR inherits the IA. New shared stub primitives (src/components/stub/AdminStub.tsx: StubBanner / StubTable / StubField / StubButton / AdminStubScreen) that PRs 4-10 reuse. New routes /moderation/reports/:id and /moderation/appeals/:id render the static structure regardless of :id. Verification: apps/admin vitest 9 files / 38 tests, 0 failures; npx tsc --noEmit, npm run lint, npm run build all clean. No real browser check available.</w:t>
             </w:r>
           </w:p>
         </w:tc>

--- a/docs/Soccernity_MVP_Build_Plan_v1.7.docx
+++ b/docs/Soccernity_MVP_Build_Plan_v1.7.docx
@@ -19495,6 +19495,48 @@
           <w:p>
             <w:r>
               <w:t>Resolved (disclosed stub -- no production behaviour). Stacks on PR 2. Report: docs/sprint-2-admin-moderation-stub-report.md. The 3 Moderation screens (Figma 5794:8635 / 5796:8635 / 5796:8753) are converted as layout-faithful stubs: Open Reports / Appeals tabs, the report table (sample rows), Report Detail's 4 moderator actions (Dismiss / Remove / Warn / Suspend -- navy not red, no destructive token per non-negotiable #3), and Appeal Review's Uphold / Overturn -- all controls visibly DISABLED, a dashed banner states GET/PATCH /admin/moderation/reports is Sprint 5 (Decision Log #135/#189). The Decision Log #138 appeal-routing rule (an appeal is reviewed by a SECOND admin/moderator, never the original) and the Section 8.4 both-parties-notified rule are rendered as visible on-screen copy so the Sprint 5 backend PR inherits the IA. New shared stub primitives (src/components/stub/AdminStub.tsx: StubBanner / StubTable / StubField / StubButton / AdminStubScreen) that PRs 4-10 reuse. New routes /moderation/reports/:id and /moderation/appeals/:id render the static structure regardless of :id. Verification: apps/admin vitest 9 files / 38 tests, 0 failures; npx tsc --noEmit, npm run lint, npm run build all clean. No real browser check available.</w:t>
+            </w:r>
+          </w:p>
+        </w:tc>
+      </w:tr>
+      <w:tr>
+        <w:tc>
+          <w:tcPr>
+            <w:tcW w:type="dxa" w:w="500"/>
+          </w:tcPr>
+          <w:p>
+            <w:r>
+              <w:t>234</w:t>
+            </w:r>
+          </w:p>
+        </w:tc>
+        <w:tc>
+          <w:tcPr>
+            <w:tcW w:type="dxa" w:w="4700"/>
+          </w:tcPr>
+          <w:p>
+            <w:r>
+              <w:t>apps/admin PR 4 of ~10 -- the Dashboard screen converted as a disclosed stub (no GET /admin/dashboard/stats).</w:t>
+            </w:r>
+          </w:p>
+        </w:tc>
+        <w:tc>
+          <w:tcPr>
+            <w:tcW w:type="dxa" w:w="1850"/>
+          </w:tcPr>
+          <w:p>
+            <w:r>
+              <w:t>sprint-2/admin-dashboard-stub (figma-design-system, 2026-09-06)</w:t>
+            </w:r>
+          </w:p>
+        </w:tc>
+        <w:tc>
+          <w:tcPr>
+            <w:tcW w:type="dxa" w:w="2300"/>
+          </w:tcPr>
+          <w:p>
+            <w:r>
+              <w:t>Resolved (disclosed stub -- no production behaviour). Report: docs/sprint-2-admin-dashboard-stub-report.md. Dashboard (Figma 110:5) is converted as a layout-faithful stub: 4 stat cards (New Users / Total Visits / Total Articles / Community Users -- values render as em-dash), a New-users-by-league breakdown, a visitor-statistics chart placeholder (a plain CSS bar sketch captioned 'Sample -- chart not wired to data', NOT a real chart library), and a Latest Posts table (sample rows). A dashed banner states GET /admin/dashboard/stats is not built (Build Plan Section 4.8). routes.test.tsx's placeholder assertion was repointed from /dashboard to /settings (still a placeholder). Verification: apps/admin vitest 10 files / 39 tests, 0 failures; npx tsc --noEmit, npm run lint, npm run build all clean. No real browser check available.</w:t>
             </w:r>
           </w:p>
         </w:tc>

--- a/docs/Soccernity_MVP_Build_Plan_v1.7.docx
+++ b/docs/Soccernity_MVP_Build_Plan_v1.7.docx
@@ -19537,6 +19537,48 @@
           <w:p>
             <w:r>
               <w:t>Resolved (disclosed stub -- no production behaviour). Report: docs/sprint-2-admin-dashboard-stub-report.md. Dashboard (Figma 110:5) is converted as a layout-faithful stub: 4 stat cards (New Users / Total Visits / Total Articles / Community Users -- values render as em-dash), a New-users-by-league breakdown, a visitor-statistics chart placeholder (a plain CSS bar sketch captioned 'Sample -- chart not wired to data', NOT a real chart library), and a Latest Posts table (sample rows). A dashed banner states GET /admin/dashboard/stats is not built (Build Plan Section 4.8). routes.test.tsx's placeholder assertion was repointed from /dashboard to /settings (still a placeholder). Verification: apps/admin vitest 10 files / 39 tests, 0 failures; npx tsc --noEmit, npm run lint, npm run build all clean. No real browser check available.</w:t>
+            </w:r>
+          </w:p>
+        </w:tc>
+      </w:tr>
+      <w:tr>
+        <w:tc>
+          <w:tcPr>
+            <w:tcW w:type="dxa" w:w="500"/>
+          </w:tcPr>
+          <w:p>
+            <w:r>
+              <w:t>235</w:t>
+            </w:r>
+          </w:p>
+        </w:tc>
+        <w:tc>
+          <w:tcPr>
+            <w:tcW w:type="dxa" w:w="4700"/>
+          </w:tcPr>
+          <w:p>
+            <w:r>
+              <w:t>apps/admin PR 5 of ~10 -- Articles + Categories screens (4) converted as disclosed stubs (no articles/categories backend).</w:t>
+            </w:r>
+          </w:p>
+        </w:tc>
+        <w:tc>
+          <w:tcPr>
+            <w:tcW w:type="dxa" w:w="1850"/>
+          </w:tcPr>
+          <w:p>
+            <w:r>
+              <w:t>sprint-2/admin-articles-categories-stub (figma-design-system, 2026-09-06)</w:t>
+            </w:r>
+          </w:p>
+        </w:tc>
+        <w:tc>
+          <w:tcPr>
+            <w:tcW w:type="dxa" w:w="2300"/>
+          </w:tcPr>
+          <w:p>
+            <w:r>
+              <w:t>Resolved (disclosed stubs -- no production behaviour). Report: docs/sprint-2-admin-articles-categories-stub-report.md. Articles list (Figma 123:56), Create New Post (124:313), Categories list (128:488), Add Category (138:93) converted layout-faithfully. Lists show a sample table + a working navy link ('Create Article' / 'Add Category') to the create screen; create screens reproduce every form field DISABLED (Title / body textarea / category select / Upload Images / Submit Post; category Name / Submit). Dashed banners state POST/PATCH /admin/articles and POST /admin/categories are not built and Section 4.8 defines no list endpoint for either; also no image storage exists. New routes /articles/new, /categories/new. Added a .admin-stub__linkbtn style -- an ENABLED link styled as a button for navigating between stub screens (destination route exists), distinct from StubButton (genuinely inert). Verification: apps/admin vitest 11 files / 43 tests, 0 failures; npx tsc --noEmit, npm run lint, npm run build all clean. No real browser check available.</w:t>
             </w:r>
           </w:p>
         </w:tc>

--- a/docs/Soccernity_MVP_Build_Plan_v1.7.docx
+++ b/docs/Soccernity_MVP_Build_Plan_v1.7.docx
@@ -19579,6 +19579,48 @@
           <w:p>
             <w:r>
               <w:t>Resolved (disclosed stubs -- no production behaviour). Report: docs/sprint-2-admin-articles-categories-stub-report.md. Articles list (Figma 123:56), Create New Post (124:313), Categories list (128:488), Add Category (138:93) converted layout-faithfully. Lists show a sample table + a working navy link ('Create Article' / 'Add Category') to the create screen; create screens reproduce every form field DISABLED (Title / body textarea / category select / Upload Images / Submit Post; category Name / Submit). Dashed banners state POST/PATCH /admin/articles and POST /admin/categories are not built and Section 4.8 defines no list endpoint for either; also no image storage exists. New routes /articles/new, /categories/new. Added a .admin-stub__linkbtn style -- an ENABLED link styled as a button for navigating between stub screens (destination route exists), distinct from StubButton (genuinely inert). Verification: apps/admin vitest 11 files / 43 tests, 0 failures; npx tsc --noEmit, npm run lint, npm run build all clean. No real browser check available.</w:t>
+            </w:r>
+          </w:p>
+        </w:tc>
+      </w:tr>
+      <w:tr>
+        <w:tc>
+          <w:tcPr>
+            <w:tcW w:type="dxa" w:w="500"/>
+          </w:tcPr>
+          <w:p>
+            <w:r>
+              <w:t>236</w:t>
+            </w:r>
+          </w:p>
+        </w:tc>
+        <w:tc>
+          <w:tcPr>
+            <w:tcW w:type="dxa" w:w="4700"/>
+          </w:tcPr>
+          <w:p>
+            <w:r>
+              <w:t>apps/admin PR 6 of ~10 -- the Users screen converted as a disclosed stub (no GET/PATCH /admin/users).</w:t>
+            </w:r>
+          </w:p>
+        </w:tc>
+        <w:tc>
+          <w:tcPr>
+            <w:tcW w:type="dxa" w:w="1850"/>
+          </w:tcPr>
+          <w:p>
+            <w:r>
+              <w:t>sprint-2/admin-users-stub (figma-design-system, 2026-09-06)</w:t>
+            </w:r>
+          </w:p>
+        </w:tc>
+        <w:tc>
+          <w:tcPr>
+            <w:tcW w:type="dxa" w:w="2300"/>
+          </w:tcPr>
+          <w:p>
+            <w:r>
+              <w:t>Resolved (disclosed stub -- no production behaviour). Report: docs/sprint-2-admin-users-stub-report.md. Users (Figma 917:218, 'Users - team members') converted layout-faithfully: sample table (Username / Date Joined / Status / block-delete actions) + a disabled 'Add Member' button, dashed banner naming the missing GET /admin/users and PATCH /admin/users/:id endpoints. An on-screen note repeats Decision Log #142 (this is the platform-user list, not admin/moderator role management -- correcting PR #124's original misread). Verification: apps/admin vitest 12 files / 44 tests, 0 failures; npx tsc --noEmit, npm run lint, npm run build all clean. No real browser check available.</w:t>
             </w:r>
           </w:p>
         </w:tc>

--- a/docs/Soccernity_MVP_Build_Plan_v1.7.docx
+++ b/docs/Soccernity_MVP_Build_Plan_v1.7.docx
@@ -19621,6 +19621,48 @@
           <w:p>
             <w:r>
               <w:t>Resolved (disclosed stub -- no production behaviour). Report: docs/sprint-2-admin-users-stub-report.md. Users (Figma 917:218, 'Users - team members') converted layout-faithfully: sample table (Username / Date Joined / Status / block-delete actions) + a disabled 'Add Member' button, dashed banner naming the missing GET /admin/users and PATCH /admin/users/:id endpoints. An on-screen note repeats Decision Log #142 (this is the platform-user list, not admin/moderator role management -- correcting PR #124's original misread). Verification: apps/admin vitest 12 files / 44 tests, 0 failures; npx tsc --noEmit, npm run lint, npm run build all clean. No real browser check available.</w:t>
+            </w:r>
+          </w:p>
+        </w:tc>
+      </w:tr>
+      <w:tr>
+        <w:tc>
+          <w:tcPr>
+            <w:tcW w:type="dxa" w:w="500"/>
+          </w:tcPr>
+          <w:p>
+            <w:r>
+              <w:t>237</w:t>
+            </w:r>
+          </w:p>
+        </w:tc>
+        <w:tc>
+          <w:tcPr>
+            <w:tcW w:type="dxa" w:w="4700"/>
+          </w:tcPr>
+          <w:p>
+            <w:r>
+              <w:t>apps/admin PR 7 of ~10 -- the 4 Media screens converted as disclosed stubs (no media backend + no file storage).</w:t>
+            </w:r>
+          </w:p>
+        </w:tc>
+        <w:tc>
+          <w:tcPr>
+            <w:tcW w:type="dxa" w:w="1850"/>
+          </w:tcPr>
+          <w:p>
+            <w:r>
+              <w:t>sprint-2/admin-media-stub (figma-design-system, 2026-09-06)</w:t>
+            </w:r>
+          </w:p>
+        </w:tc>
+        <w:tc>
+          <w:tcPr>
+            <w:tcW w:type="dxa" w:w="2300"/>
+          </w:tcPr>
+          <w:p>
+            <w:r>
+              <w:t>Resolved (disclosed stubs -- no production behaviour). Report: docs/sprint-2-admin-media-stub-report.md. Media library (Figma 361:553), Media Preview (396:442), Media Upload step 1 (916:2362) and step 2 (917:24) converted layout-faithfully. Library: sample uploaded-media table + a working 'Add Media' link + a link to the preview screen. Preview: an empty 'Preview -- no media' pane + a sample metadata line. Upload: the two Figma steps shown as one disabled form (dropzone copy + a sample selected-files list + a disabled Upload button). Dashed banners state GET /admin/media / POST /admin/media/upload are not built AND no file storage is configured (Build Plan Section 4.8; S3 wired-not-live per CLAUDE.md) -- so nothing here can be functional even in principle yet. New routes /media/preview, /media/upload. Verification: apps/admin vitest 13 files / 47 tests, 0 failures; npx tsc --noEmit, npm run lint, npm run build all clean. No real browser check available.</w:t>
             </w:r>
           </w:p>
         </w:tc>

--- a/docs/Soccernity_MVP_Build_Plan_v1.7.docx
+++ b/docs/Soccernity_MVP_Build_Plan_v1.7.docx
@@ -19663,6 +19663,48 @@
           <w:p>
             <w:r>
               <w:t>Resolved (disclosed stubs -- no production behaviour). Report: docs/sprint-2-admin-media-stub-report.md. Media library (Figma 361:553), Media Preview (396:442), Media Upload step 1 (916:2362) and step 2 (917:24) converted layout-faithfully. Library: sample uploaded-media table + a working 'Add Media' link + a link to the preview screen. Preview: an empty 'Preview -- no media' pane + a sample metadata line. Upload: the two Figma steps shown as one disabled form (dropzone copy + a sample selected-files list + a disabled Upload button). Dashed banners state GET /admin/media / POST /admin/media/upload are not built AND no file storage is configured (Build Plan Section 4.8; S3 wired-not-live per CLAUDE.md) -- so nothing here can be functional even in principle yet. New routes /media/preview, /media/upload. Verification: apps/admin vitest 13 files / 47 tests, 0 failures; npx tsc --noEmit, npm run lint, npm run build all clean. No real browser check available.</w:t>
+            </w:r>
+          </w:p>
+        </w:tc>
+      </w:tr>
+      <w:tr>
+        <w:tc>
+          <w:tcPr>
+            <w:tcW w:type="dxa" w:w="500"/>
+          </w:tcPr>
+          <w:p>
+            <w:r>
+              <w:t>238</w:t>
+            </w:r>
+          </w:p>
+        </w:tc>
+        <w:tc>
+          <w:tcPr>
+            <w:tcW w:type="dxa" w:w="4700"/>
+          </w:tcPr>
+          <w:p>
+            <w:r>
+              <w:t>apps/admin PR 8 of ~10 -- the 2 Competitions screens converted as disclosed stubs (Competition umbrella parked; no endpoint).</w:t>
+            </w:r>
+          </w:p>
+        </w:tc>
+        <w:tc>
+          <w:tcPr>
+            <w:tcW w:type="dxa" w:w="1850"/>
+          </w:tcPr>
+          <w:p>
+            <w:r>
+              <w:t>sprint-2/admin-competitions-stub (figma-design-system, 2026-09-06)</w:t>
+            </w:r>
+          </w:p>
+        </w:tc>
+        <w:tc>
+          <w:tcPr>
+            <w:tcW w:type="dxa" w:w="2300"/>
+          </w:tcPr>
+          <w:p>
+            <w:r>
+              <w:t>Resolved (disclosed stubs -- no production behaviour). Report: docs/sprint-2-admin-competitions-stub-report.md. Create Competition (Figma 5566:8033) and Competition Created / Success (5569:7813) converted layout-faithfully. The create form reproduces every field (name / type / scoring mechanism / custom method / entry brief / entry window / entries-per-player / leaderboard visibility) DISABLED; the success screen is rendered for design fidelity with an explicit note that it is not reachable from a real flow. Dashed banners state there is NO competitions admin endpoint anywhere -- the Competition umbrella (Prediction / Commentary types, votes) is deliberately parked (Build Plan Section 2.2, Decision Log #72/#73); sprint-2/contest-data-model-backend built only the Contest half and PointsLedgerEntry.source reserves 'competition_result' for this. New route /competitions/created. Verification: apps/admin vitest 14 files / 49 tests, 0 failures; npx tsc --noEmit, npm run lint, npm run build all clean. No real browser check available.</w:t>
             </w:r>
           </w:p>
         </w:tc>

--- a/docs/Soccernity_MVP_Build_Plan_v1.7.docx
+++ b/docs/Soccernity_MVP_Build_Plan_v1.7.docx
@@ -19705,6 +19705,48 @@
           <w:p>
             <w:r>
               <w:t>Resolved (disclosed stubs -- no production behaviour). Report: docs/sprint-2-admin-competitions-stub-report.md. Create Competition (Figma 5566:8033) and Competition Created / Success (5569:7813) converted layout-faithfully. The create form reproduces every field (name / type / scoring mechanism / custom method / entry brief / entry window / entries-per-player / leaderboard visibility) DISABLED; the success screen is rendered for design fidelity with an explicit note that it is not reachable from a real flow. Dashed banners state there is NO competitions admin endpoint anywhere -- the Competition umbrella (Prediction / Commentary types, votes) is deliberately parked (Build Plan Section 2.2, Decision Log #72/#73); sprint-2/contest-data-model-backend built only the Contest half and PointsLedgerEntry.source reserves 'competition_result' for this. New route /competitions/created. Verification: apps/admin vitest 14 files / 49 tests, 0 failures; npx tsc --noEmit, npm run lint, npm run build all clean. No real browser check available.</w:t>
+            </w:r>
+          </w:p>
+        </w:tc>
+      </w:tr>
+      <w:tr>
+        <w:tc>
+          <w:tcPr>
+            <w:tcW w:type="dxa" w:w="500"/>
+          </w:tcPr>
+          <w:p>
+            <w:r>
+              <w:t>239</w:t>
+            </w:r>
+          </w:p>
+        </w:tc>
+        <w:tc>
+          <w:tcPr>
+            <w:tcW w:type="dxa" w:w="4700"/>
+          </w:tcPr>
+          <w:p>
+            <w:r>
+              <w:t>apps/admin PR 9 of ~10 -- the 9 Contest admin screens. The Figma 'task' model has no backend entity, and the 4 real POST /admin/contest/* endpoints have no admin read endpoint and no screen. Is a proper Contest admin console a coordinated backend + design + code pass?</w:t>
+            </w:r>
+          </w:p>
+        </w:tc>
+        <w:tc>
+          <w:tcPr>
+            <w:tcW w:type="dxa" w:w="1850"/>
+          </w:tcPr>
+          <w:p>
+            <w:r>
+              <w:t>sprint-2/admin-contest (figma-design-system, 2026-09-06)</w:t>
+            </w:r>
+          </w:p>
+        </w:tc>
+        <w:tc>
+          <w:tcPr>
+            <w:tcW w:type="dxa" w:w="2300"/>
+          </w:tcPr>
+          <w:p>
+            <w:r>
+              <w:t>Open -- flagged. Report: docs/sprint-2-admin-contest-report.md. All 9 Contest admin screens (Figma 2363:2244, 2363:3446, 5403:6640, 5403:6753, 5403:6866, 5403:6979, 5403:7092, 5405:8277, 5405:8390) are converted as disclosed stubs, NOT wired to any endpoint. Verified against services/api/src/modules/contest/ (sprint-2/contest-data-model-backend, Decision Log #218/#219): (1) the Figma screens model a 'task' (Task Name / Hashtag / Description / Target Entry Count) -- there is NO 'task' entity; the backend models a ContestCycle with weekly ContestRounds. (2) 4 real AdminJwtAuthGuard-protected WRITE endpoints exist (POST /admin/contest/cycles, .../rounds/:week/results, .../final/open, .../crown) but they need entity ids (entryId / userId) the admin cannot discover -- there is NO admin READ endpoint (GET /contest/current and GET /contest/cycles/:id are user-JWT only). (3) None of the 4 real endpoints has a Figma screen. DELIBERATELY NOT wired 'Create cycle' alone -- createCycle rejects when an active cycle exists and there is no follow-up UI (no judge / final / crown screen, no read), so exposing it would strand the admin mid-workflow, worse than not exposing it. A working Contest admin console needs: a GET /admin/contest/* read endpoint (backend-api) + Figma screens for the real cycle/round/judge/final/crown workflow (figma-screen-builder) + the code (figma-to-code) -- a coordinated pass, tracked here. New routes /contest/tasks/{new,edit,schedule,search,delete,scheduled}. Verification: apps/admin vitest 15 files / 52 tests, 0 failures; npx tsc --noEmit, npm run lint, npm run build all clean.</w:t>
             </w:r>
           </w:p>
         </w:tc>

--- a/docs/Soccernity_MVP_Build_Plan_v1.7.docx
+++ b/docs/Soccernity_MVP_Build_Plan_v1.7.docx
@@ -19747,6 +19747,48 @@
           <w:p>
             <w:r>
               <w:t>Open -- flagged. Report: docs/sprint-2-admin-contest-report.md. All 9 Contest admin screens (Figma 2363:2244, 2363:3446, 5403:6640, 5403:6753, 5403:6866, 5403:6979, 5403:7092, 5405:8277, 5405:8390) are converted as disclosed stubs, NOT wired to any endpoint. Verified against services/api/src/modules/contest/ (sprint-2/contest-data-model-backend, Decision Log #218/#219): (1) the Figma screens model a 'task' (Task Name / Hashtag / Description / Target Entry Count) -- there is NO 'task' entity; the backend models a ContestCycle with weekly ContestRounds. (2) 4 real AdminJwtAuthGuard-protected WRITE endpoints exist (POST /admin/contest/cycles, .../rounds/:week/results, .../final/open, .../crown) but they need entity ids (entryId / userId) the admin cannot discover -- there is NO admin READ endpoint (GET /contest/current and GET /contest/cycles/:id are user-JWT only). (3) None of the 4 real endpoints has a Figma screen. DELIBERATELY NOT wired 'Create cycle' alone -- createCycle rejects when an active cycle exists and there is no follow-up UI (no judge / final / crown screen, no read), so exposing it would strand the admin mid-workflow, worse than not exposing it. A working Contest admin console needs: a GET /admin/contest/* read endpoint (backend-api) + Figma screens for the real cycle/round/judge/final/crown workflow (figma-screen-builder) + the code (figma-to-code) -- a coordinated pass, tracked here. New routes /contest/tasks/{new,edit,schedule,search,delete,scheduled}. Verification: apps/admin vitest 15 files / 52 tests, 0 failures; npx tsc --noEmit, npm run lint, npm run build all clean.</w:t>
+            </w:r>
+          </w:p>
+        </w:tc>
+      </w:tr>
+      <w:tr>
+        <w:tc>
+          <w:tcPr>
+            <w:tcW w:type="dxa" w:w="500"/>
+          </w:tcPr>
+          <w:p>
+            <w:r>
+              <w:t>240</w:t>
+            </w:r>
+          </w:p>
+        </w:tc>
+        <w:tc>
+          <w:tcPr>
+            <w:tcW w:type="dxa" w:w="4700"/>
+          </w:tcPr>
+          <w:p>
+            <w:r>
+              <w:t>apps/admin PR 10 of ~10 (final) -- the 4 Settings/Roles screens converted as disclosed stubs (no role-management endpoint); AdminSectionPlaceholder retired.</w:t>
+            </w:r>
+          </w:p>
+        </w:tc>
+        <w:tc>
+          <w:tcPr>
+            <w:tcW w:type="dxa" w:w="1850"/>
+          </w:tcPr>
+          <w:p>
+            <w:r>
+              <w:t>sprint-2/admin-settings-roles-stub (figma-design-system, 2026-09-06)</w:t>
+            </w:r>
+          </w:p>
+        </w:tc>
+        <w:tc>
+          <w:tcPr>
+            <w:tcW w:type="dxa" w:w="2300"/>
+          </w:tcPr>
+          <w:p>
+            <w:r>
+              <w:t>Resolved (disclosed stubs -- no production behaviour). Report: docs/sprint-2-admin-settings-roles-stub-report.md. Roles list (Figma 1658:2303), Add a New Role (1658:2456), Edit Role (1658:2592), Delete Role (5403:7205) converted layout-faithfully, every control disabled. 'Add a New Role' really creates an admin/moderator account (name / email / password) -- disclosed via Decision Log #191 (no self-service admin/moderator registration; accounts are provisioned by direct DB insert; AdminUser.role is a fixed enum). 'Delete Role' is navy, not red -- no destructive token (non-negotiable #3). New routes /settings/roles/{new,edit,delete}. This is the LAST of the ~10-PR Admin Console conversion: all 10 sidebar sections now have real screens -- Profile + Change Password fully wired to /admin/profile + /admin/auth/change-password (Decision Log #54), the other 8 as honest disclosed stubs. src/pages/AdminSectionPlaceholder.tsx deleted (every route now has a real screen); routes.tsx / adminNav.ts / App.tsx header comments updated; routes.test.tsx's placeholder assertion repointed to the Settings/Roles stub banner. Full dev-server smoke test: all 16 real routes + a 404 path served HTTP 200 with a clean dev log. Verification: apps/admin vitest 16 files / 55 tests, 0 failures; npx tsc --noEmit, npm run lint, npm run build all clean. No real browser check available.</w:t>
             </w:r>
           </w:p>
         </w:tc>

--- a/docs/Soccernity_MVP_Build_Plan_v1.7.docx
+++ b/docs/Soccernity_MVP_Build_Plan_v1.7.docx
@@ -19746,7 +19746,7 @@
           </w:tcPr>
           <w:p>
             <w:r>
-              <w:t>Open -- flagged. Report: docs/sprint-2-admin-contest-report.md. All 9 Contest admin screens (Figma 2363:2244, 2363:3446, 5403:6640, 5403:6753, 5403:6866, 5403:6979, 5403:7092, 5405:8277, 5405:8390) are converted as disclosed stubs, NOT wired to any endpoint. Verified against services/api/src/modules/contest/ (sprint-2/contest-data-model-backend, Decision Log #218/#219): (1) the Figma screens model a 'task' (Task Name / Hashtag / Description / Target Entry Count) -- there is NO 'task' entity; the backend models a ContestCycle with weekly ContestRounds. (2) 4 real AdminJwtAuthGuard-protected WRITE endpoints exist (POST /admin/contest/cycles, .../rounds/:week/results, .../final/open, .../crown) but they need entity ids (entryId / userId) the admin cannot discover -- there is NO admin READ endpoint (GET /contest/current and GET /contest/cycles/:id are user-JWT only). (3) None of the 4 real endpoints has a Figma screen. DELIBERATELY NOT wired 'Create cycle' alone -- createCycle rejects when an active cycle exists and there is no follow-up UI (no judge / final / crown screen, no read), so exposing it would strand the admin mid-workflow, worse than not exposing it. A working Contest admin console needs: a GET /admin/contest/* read endpoint (backend-api) + Figma screens for the real cycle/round/judge/final/crown workflow (figma-screen-builder) + the code (figma-to-code) -- a coordinated pass, tracked here. New routes /contest/tasks/{new,edit,schedule,search,delete,scheduled}. Verification: apps/admin vitest 15 files / 52 tests, 0 failures; npx tsc --noEmit, npm run lint, npm run build all clean.</w:t>
+              <w:t>Open -- flagged. Report: docs/sprint-2-admin-contest-report.md. All 9 Contest admin screens (Figma 2363:2244, 2363:3446, 5403:6640, 5403:6753, 5403:6866, 5403:6979, 5403:7092, 5405:8277, 5405:8390) are converted as disclosed stubs, NOT wired to any endpoint. Verified against services/api/src/modules/contest/ (sprint-2/contest-data-model-backend, Decision Log #218/#219): (1) the Figma screens model a 'task' (Task Name / Hashtag / Description / Target Entry Count) -- there is NO 'task' entity; the backend models a ContestCycle with weekly ContestRounds. (2) 4 real AdminJwtAuthGuard-protected WRITE endpoints exist (POST /admin/contest/cycles, .../rounds/:week/results, .../final/open, .../crown) but they need entity ids (entryId / userId) the admin cannot discover -- there is NO admin READ endpoint (GET /contest/current and GET /contest/cycles/:id are user-JWT only). (3) None of the 4 real endpoints has a Figma screen. DELIBERATELY NOT wired 'Create cycle' alone -- createCycle rejects when an active cycle exists and there is no follow-up UI (no judge / final / crown screen, no read), so exposing it would strand the admin mid-workflow, worse than not exposing it. A working Contest admin console needs: a GET /admin/contest/* read endpoint (backend-api) + Figma screens for the real cycle/round/judge/final/crown workflow (figma-screen-builder) + the code (figma-to-code) -- a coordinated pass, tracked here. New routes /contest/tasks/{new,edit,schedule,search,delete,scheduled}. Verification: apps/admin vitest 15 files / 52 tests, 0 failures; npx tsc --noEmit, npm run lint, npm run build all clean. Task 1 of 3 (backend read endpoints -- GET /admin/contest/cycles, .../current, .../cycles/:id) is DONE -- see Decision Log #241 and docs/sprint-2-admin-contest-read-endpoints-report.md. Tasks 2 (figma-screen-builder: cycle/round/judge/final/crown workflow screens against those response shapes) and 3 (figma-to-code: wire apps/admin's Contest section to the read + the 4 existing write endpoints) still follow; #239 stays Open until then.</w:t>
             </w:r>
           </w:p>
         </w:tc>
@@ -19789,6 +19789,48 @@
           <w:p>
             <w:r>
               <w:t>Resolved (disclosed stubs -- no production behaviour). Report: docs/sprint-2-admin-settings-roles-stub-report.md. Roles list (Figma 1658:2303), Add a New Role (1658:2456), Edit Role (1658:2592), Delete Role (5403:7205) converted layout-faithfully, every control disabled. 'Add a New Role' really creates an admin/moderator account (name / email / password) -- disclosed via Decision Log #191 (no self-service admin/moderator registration; accounts are provisioned by direct DB insert; AdminUser.role is a fixed enum). 'Delete Role' is navy, not red -- no destructive token (non-negotiable #3). New routes /settings/roles/{new,edit,delete}. This is the LAST of the ~10-PR Admin Console conversion: all 10 sidebar sections now have real screens -- Profile + Change Password fully wired to /admin/profile + /admin/auth/change-password (Decision Log #54), the other 8 as honest disclosed stubs. src/pages/AdminSectionPlaceholder.tsx deleted (every route now has a real screen); routes.tsx / adminNav.ts / App.tsx header comments updated; routes.test.tsx's placeholder assertion repointed to the Settings/Roles stub banner. Full dev-server smoke test: all 16 real routes + a 404 path served HTTP 200 with a clean dev log. Verification: apps/admin vitest 16 files / 55 tests, 0 failures; npx tsc --noEmit, npm run lint, npm run build all clean. No real browser check available.</w:t>
+            </w:r>
+          </w:p>
+        </w:tc>
+      </w:tr>
+      <w:tr>
+        <w:tc>
+          <w:tcPr>
+            <w:tcW w:type="dxa" w:w="500"/>
+          </w:tcPr>
+          <w:p>
+            <w:r>
+              <w:t>241</w:t>
+            </w:r>
+          </w:p>
+        </w:tc>
+        <w:tc>
+          <w:tcPr>
+            <w:tcW w:type="dxa" w:w="4700"/>
+          </w:tcPr>
+          <w:p>
+            <w:r>
+              <w:t>Contest admin READ endpoints -- Task 1 of 3 resolving Decision Log #239. Three AdminJwtAuthGuard GETs on ContestAdminController so an admin can see the running cycle, its phase, who entered each round, the real entryIds needed to judge, and what post/video each entrant submitted. The 4 existing write endpoints consumed entryId/userId arrays but nothing ever returned them.</w:t>
+            </w:r>
+          </w:p>
+        </w:tc>
+        <w:tc>
+          <w:tcPr>
+            <w:tcW w:type="dxa" w:w="1850"/>
+          </w:tcPr>
+          <w:p>
+            <w:r>
+              <w:t>sprint-2/admin-contest-read-endpoints (backend-api, 2026-09-06)</w:t>
+            </w:r>
+          </w:p>
+        </w:tc>
+        <w:tc>
+          <w:tcPr>
+            <w:tcW w:type="dxa" w:w="2300"/>
+          </w:tcPr>
+          <w:p>
+            <w:r>
+              <w:t>Resolved (Task 1 of 3 -- backend read surface only; screens + code are Tasks 2/3, tracked under #239). Report: docs/sprint-2-admin-contest-read-endpoints-report.md. services/api only, zero schema.prisma diff (plain reads, no migration), User/Guardian safeguarding fields untouched. Shipped: GET /admin/contest/cycles (every cycle newest-first by createdAt, plain list -- ~12 rows/year, no pagination; a 'short summary' -- per-round entryCount but no per-entry array), GET /admin/contest/cycles/:id (everything ContestCycleDetailResponse returns PLUS each round's full entries[] -- entryId, submittedAt, entrant {userId,displayName}, post {id,contentText,mediaUrls,createdAt,likeCount,commentCount} matching feed POST_SELECT, and position:number|null via the ContestEntry.winner back-relation; 404 for an unknown id), GET /admin/contest/current (same detail shape, running cycle then most-recently completed, all-null only when no cycle ever created). Reuses CYCLE_GRAPH_INCLUDE + derivePhase + the to*Summary helpers -- ADMIN_CYCLE_LIST_INCLUDE / ADMIN_CYCLE_DETAIL_INCLUDE spread it and add rounds._count.entries / rounds.entries. Safeguarding: confirmed in code that a restricted-pending minor can never reach these reads (ContestEntry.userId = Post.authorId; POST /posts and POST /contest/entries are both GuardianConsentGuard-gated; Guardian.consentStatus only ever moves pending-&gt;confirmed with no reversal path; dateOfBirth/isMinor immutable post-registration) -- no minor filter added, per the task brief. Judgment call flagged: the brief said post.body; the real Post field is contentText, matched to POST_SELECT. Verification: nest build + npm run lint clean; mocked suite 46 suites / 584 -&gt; 598 tests, 0 failures; e2e suite 11 suites / 81 -&gt; 83 tests, 0 failures (test/contest.e2e-spec.ts drives create -&gt; real POST /contest/entries -&gt; the read surfaces real entryIds asserted against real ContestEntry rows -&gt; judge with those ids -&gt; the read shows winner positions asserted against real ContestRoundWinner rows -&gt; /current tracks phase -&gt; /cycles lists history; plus 404, all-null /current, and a USER token rejected 401).</w:t>
             </w:r>
           </w:p>
         </w:tc>

--- a/docs/Soccernity_MVP_Build_Plan_v1.7.docx
+++ b/docs/Soccernity_MVP_Build_Plan_v1.7.docx
@@ -19746,7 +19746,7 @@
           </w:tcPr>
           <w:p>
             <w:r>
-              <w:t>Open -- flagged. Report: docs/sprint-2-admin-contest-report.md. All 9 Contest admin screens (Figma 2363:2244, 2363:3446, 5403:6640, 5403:6753, 5403:6866, 5403:6979, 5403:7092, 5405:8277, 5405:8390) are converted as disclosed stubs, NOT wired to any endpoint. Verified against services/api/src/modules/contest/ (sprint-2/contest-data-model-backend, Decision Log #218/#219): (1) the Figma screens model a 'task' (Task Name / Hashtag / Description / Target Entry Count) -- there is NO 'task' entity; the backend models a ContestCycle with weekly ContestRounds. (2) 4 real AdminJwtAuthGuard-protected WRITE endpoints exist (POST /admin/contest/cycles, .../rounds/:week/results, .../final/open, .../crown) but they need entity ids (entryId / userId) the admin cannot discover -- there is NO admin READ endpoint (GET /contest/current and GET /contest/cycles/:id are user-JWT only). (3) None of the 4 real endpoints has a Figma screen. DELIBERATELY NOT wired 'Create cycle' alone -- createCycle rejects when an active cycle exists and there is no follow-up UI (no judge / final / crown screen, no read), so exposing it would strand the admin mid-workflow, worse than not exposing it. A working Contest admin console needs: a GET /admin/contest/* read endpoint (backend-api) + Figma screens for the real cycle/round/judge/final/crown workflow (figma-screen-builder) + the code (figma-to-code) -- a coordinated pass, tracked here. New routes /contest/tasks/{new,edit,schedule,search,delete,scheduled}. Verification: apps/admin vitest 15 files / 52 tests, 0 failures; npx tsc --noEmit, npm run lint, npm run build all clean. Task 1 of 3 (backend read endpoints -- GET /admin/contest/cycles, .../current, .../cycles/:id) is DONE -- see Decision Log #241 and docs/sprint-2-admin-contest-read-endpoints-report.md. Tasks 2 (figma-screen-builder: cycle/round/judge/final/crown workflow screens against those response shapes) and 3 (figma-to-code: wire apps/admin's Contest section to the read + the 4 existing write endpoints) still follow; #239 stays Open until then.</w:t>
+              <w:t>Open -- flagged. Report: docs/sprint-2-admin-contest-report.md. All 9 Contest admin screens (Figma 2363:2244, 2363:3446, 5403:6640, 5403:6753, 5403:6866, 5403:6979, 5403:7092, 5405:8277, 5405:8390) are converted as disclosed stubs, NOT wired to any endpoint. Verified against services/api/src/modules/contest/ (sprint-2/contest-data-model-backend, Decision Log #218/#219): (1) the Figma screens model a 'task' (Task Name / Hashtag / Description / Target Entry Count) -- there is NO 'task' entity; the backend models a ContestCycle with weekly ContestRounds. (2) 4 real AdminJwtAuthGuard-protected WRITE endpoints exist (POST /admin/contest/cycles, .../rounds/:week/results, .../final/open, .../crown) but they need entity ids (entryId / userId) the admin cannot discover -- there is NO admin READ endpoint (GET /contest/current and GET /contest/cycles/:id are user-JWT only). (3) None of the 4 real endpoints has a Figma screen. DELIBERATELY NOT wired 'Create cycle' alone -- createCycle rejects when an active cycle exists and there is no follow-up UI (no judge / final / crown screen, no read), so exposing it would strand the admin mid-workflow, worse than not exposing it. A working Contest admin console needs: a GET /admin/contest/* read endpoint (backend-api) + Figma screens for the real cycle/round/judge/final/crown workflow (figma-screen-builder) + the code (figma-to-code) -- a coordinated pass, tracked here. New routes /contest/tasks/{new,edit,schedule,search,delete,scheduled}. Verification: apps/admin vitest 15 files / 52 tests, 0 failures; npx tsc --noEmit, npm run lint, npm run build all clean. Task 1 of 3 (backend read endpoints -- GET /admin/contest/cycles, .../current, .../cycles/:id) is DONE -- see Decision Log #241 and docs/sprint-2-admin-contest-read-endpoints-report.md. Tasks 2 (figma-screen-builder: cycle/round/judge/final/crown workflow screens against those response shapes) and 3 (figma-to-code: wire apps/admin's Contest section to the read + the 4 existing write endpoints) still follow; #239 stays Open until then. Task 2 of 3 complete -- see #242 (sprint-2/admin-contest-screens): the Contest admin console screens are designed in Figma against the real state machine, and the 9 stale 'task' frames are archived. #239 remains Open pending Task 3 (figma-to-code), which wires apps/admin's Contest section to these screens and the four write endpoints.</w:t>
             </w:r>
           </w:p>
         </w:tc>
@@ -19831,6 +19831,48 @@
           <w:p>
             <w:r>
               <w:t>Resolved (Task 1 of 3 -- backend read surface only; screens + code are Tasks 2/3, tracked under #239). Report: docs/sprint-2-admin-contest-read-endpoints-report.md. services/api only, zero schema.prisma diff (plain reads, no migration), User/Guardian safeguarding fields untouched. Shipped: GET /admin/contest/cycles (every cycle newest-first by createdAt, plain list -- ~12 rows/year, no pagination; a 'short summary' -- per-round entryCount but no per-entry array), GET /admin/contest/cycles/:id (everything ContestCycleDetailResponse returns PLUS each round's full entries[] -- entryId, submittedAt, entrant {userId,displayName}, post {id,contentText,mediaUrls,createdAt,likeCount,commentCount} matching feed POST_SELECT, and position:number|null via the ContestEntry.winner back-relation; 404 for an unknown id), GET /admin/contest/current (same detail shape, running cycle then most-recently completed, all-null only when no cycle ever created). Reuses CYCLE_GRAPH_INCLUDE + derivePhase + the to*Summary helpers -- ADMIN_CYCLE_LIST_INCLUDE / ADMIN_CYCLE_DETAIL_INCLUDE spread it and add rounds._count.entries / rounds.entries. Safeguarding: confirmed in code that a restricted-pending minor can never reach these reads (ContestEntry.userId = Post.authorId; POST /posts and POST /contest/entries are both GuardianConsentGuard-gated; Guardian.consentStatus only ever moves pending-&gt;confirmed with no reversal path; dateOfBirth/isMinor immutable post-registration) -- no minor filter added, per the task brief. Judgment call flagged: the brief said post.body; the real Post field is contentText, matched to POST_SELECT. Verification: nest build + npm run lint clean; mocked suite 46 suites / 584 -&gt; 598 tests, 0 failures; e2e suite 11 suites / 81 -&gt; 83 tests, 0 failures (test/contest.e2e-spec.ts drives create -&gt; real POST /contest/entries -&gt; the read surfaces real entryIds asserted against real ContestEntry rows -&gt; judge with those ids -&gt; the read shows winner positions asserted against real ContestRoundWinner rows -&gt; /current tracks phase -&gt; /cycles lists history; plus 404, all-null /current, and a USER token rejected 401).</w:t>
+            </w:r>
+          </w:p>
+        </w:tc>
+      </w:tr>
+      <w:tr>
+        <w:tc>
+          <w:tcPr>
+            <w:tcW w:type="dxa" w:w="500"/>
+          </w:tcPr>
+          <w:p>
+            <w:r>
+              <w:t>242</w:t>
+            </w:r>
+          </w:p>
+        </w:tc>
+        <w:tc>
+          <w:tcPr>
+            <w:tcW w:type="dxa" w:w="4700"/>
+          </w:tcPr>
+          <w:p>
+            <w:r>
+              <w:t>Contest admin console screens designed against the real state machine -- Task 2 of 3 for #239. 16 desktop screens + 1 design-notes frame added to Figma page 0:1, replacing the 9 archived 'Contest - ... Task' frames whose Task Name / Hashtag / Description / Target Entry Count model never had a backend entity.</w:t>
+            </w:r>
+          </w:p>
+        </w:tc>
+        <w:tc>
+          <w:tcPr>
+            <w:tcW w:type="dxa" w:w="1850"/>
+          </w:tcPr>
+          <w:p>
+            <w:r>
+              <w:t>sprint-2/admin-contest-screens (figma-screen-builder, 2026-09-06)</w:t>
+            </w:r>
+          </w:p>
+        </w:tc>
+        <w:tc>
+          <w:tcPr>
+            <w:tcW w:type="dxa" w:w="2300"/>
+          </w:tcPr>
+          <w:p>
+            <w:r>
+              <w:t>Resolved (Task 2 of 3 -- Figma design only; no app/backend code; the code wiring is Task 3, tracked under #239). Report: docs/sprint-2-admin-contest-screens-report.md. Screens built against the real cycle -&gt; 3 weekly rounds -&gt; open-final -&gt; crown state machine and the endpoints merged in #241: a 6-state phase-driven Contest Console hub (GET /admin/contest/current -- No Cycle, Vacant, Weeks In Progress [week_1 and weeks_1_2 share one frame, structurally identical], All Weeks Judged, Final Live, Crowned), Start a Cycle in three states incl. the optional explicit rounds[] path and the real 409 (POST /admin/contest/cycles), Judge Week in four states incl. the supported empty-winners 'thin week' and the sequential-judging block (POST .../rounds/:week/results), an Open the Final confirm dialog (POST .../final/open), Crown Winners with the finalist pool DEDUPLICATED by userId because CrownCycleDto rejects a repeated user (POST .../crown), and Cycle History (GET /admin/contest/cycles). No 'delete cycle' screen exists anywhere -- there is no endpoint and a cycle cannot be deleted or re-judged (the single biggest departure from the archived frames, which had a Delete Task screen). No frame renders a field the backend does not return (checked line by line against contest.types.ts and all three DTOs); blocked states carry the backend's real message strings. All 16 screens carry a real Admin Shell (6014:12948) instance with Active=Contest and Show Action Button=false (per #51, every screen has an in-content primary). Light mode only; 0 unbound / 0 off-palette / 0 brand/green-tint-28 / 0 new colours on every authored node (proven -- the shell-less Design Notes frame audits at 111 bound / 0 unbound; the per-frame 48 unbound are the Admin Shell component's own pre-existing debt, confirmed by auditing variant 6014:12944 directly). Blocked/destructive buttons are navy; semantic/alert is used only as a non-text indicator bar. A real placement bug was caught by the overlap check -- the parked Admin Shell COMPONENT_SET occupies x 37943-53343, y -16153 to -14929, and a whole row had been built on top of it; two rows relocated, final check 0 overlaps. The 9 stale frames (2363:2244, 2363:3446, 5403:6640, 5403:6753, 5403:6866, 5403:6979, 5403:7092, 5405:8277, 5405:8390) were reference-checked across all 123,335 page nodes (0 inbound references, none a flow start) then hidden, 'ARCHIVED -- ' prefixed and moved to an archive strip -- not deleted. Caught before archiving, not after: archiving Contest - Schedule Task would have dropped the twice-retrofitted Calendar for scheduled task component (#53, #178) to zero instances -- it is instead reused as the open-state date picker on the Custom Weekly Windows screen. Open follow-ups for figma-design-system: the calendar 2 variant (2365:2034) is now at zero instances, and the calendar's internal sample month still reads 'January 2022'. #239 stays Open -- Task 3 (figma-to-code) must wire apps/admin's Contest section to these screens and the four write endpoints.</w:t>
             </w:r>
           </w:p>
         </w:tc>

--- a/docs/Soccernity_MVP_Build_Plan_v1.7.docx
+++ b/docs/Soccernity_MVP_Build_Plan_v1.7.docx
@@ -19746,7 +19746,7 @@
           </w:tcPr>
           <w:p>
             <w:r>
-              <w:t>Open -- flagged. Report: docs/sprint-2-admin-contest-report.md. All 9 Contest admin screens (Figma 2363:2244, 2363:3446, 5403:6640, 5403:6753, 5403:6866, 5403:6979, 5403:7092, 5405:8277, 5405:8390) are converted as disclosed stubs, NOT wired to any endpoint. Verified against services/api/src/modules/contest/ (sprint-2/contest-data-model-backend, Decision Log #218/#219): (1) the Figma screens model a 'task' (Task Name / Hashtag / Description / Target Entry Count) -- there is NO 'task' entity; the backend models a ContestCycle with weekly ContestRounds. (2) 4 real AdminJwtAuthGuard-protected WRITE endpoints exist (POST /admin/contest/cycles, .../rounds/:week/results, .../final/open, .../crown) but they need entity ids (entryId / userId) the admin cannot discover -- there is NO admin READ endpoint (GET /contest/current and GET /contest/cycles/:id are user-JWT only). (3) None of the 4 real endpoints has a Figma screen. DELIBERATELY NOT wired 'Create cycle' alone -- createCycle rejects when an active cycle exists and there is no follow-up UI (no judge / final / crown screen, no read), so exposing it would strand the admin mid-workflow, worse than not exposing it. A working Contest admin console needs: a GET /admin/contest/* read endpoint (backend-api) + Figma screens for the real cycle/round/judge/final/crown workflow (figma-screen-builder) + the code (figma-to-code) -- a coordinated pass, tracked here. New routes /contest/tasks/{new,edit,schedule,search,delete,scheduled}. Verification: apps/admin vitest 15 files / 52 tests, 0 failures; npx tsc --noEmit, npm run lint, npm run build all clean. Task 1 of 3 (backend read endpoints -- GET /admin/contest/cycles, .../current, .../cycles/:id) is DONE -- see Decision Log #241 and docs/sprint-2-admin-contest-read-endpoints-report.md. Tasks 2 (figma-screen-builder: cycle/round/judge/final/crown workflow screens against those response shapes) and 3 (figma-to-code: wire apps/admin's Contest section to the read + the 4 existing write endpoints) still follow; #239 stays Open until then. Task 2 of 3 complete -- see #242 (sprint-2/admin-contest-screens): the Contest admin console screens are designed in Figma against the real state machine, and the 9 stale 'task' frames are archived. #239 remains Open pending Task 3 (figma-to-code), which wires apps/admin's Contest section to these screens and the four write endpoints.</w:t>
+              <w:t>Resolved (Task 3 of 3 done -- see the forward-pointer) -- originally flagged. Report: docs/sprint-2-admin-contest-report.md. All 9 Contest admin screens (Figma 2363:2244, 2363:3446, 5403:6640, 5403:6753, 5403:6866, 5403:6979, 5403:7092, 5405:8277, 5405:8390) are converted as disclosed stubs, NOT wired to any endpoint. Verified against services/api/src/modules/contest/ (sprint-2/contest-data-model-backend, Decision Log #218/#219): (1) the Figma screens model a 'task' (Task Name / Hashtag / Description / Target Entry Count) -- there is NO 'task' entity; the backend models a ContestCycle with weekly ContestRounds. (2) 4 real AdminJwtAuthGuard-protected WRITE endpoints exist (POST /admin/contest/cycles, .../rounds/:week/results, .../final/open, .../crown) but they need entity ids (entryId / userId) the admin cannot discover -- there is NO admin READ endpoint (GET /contest/current and GET /contest/cycles/:id are user-JWT only). (3) None of the 4 real endpoints has a Figma screen. DELIBERATELY NOT wired 'Create cycle' alone -- createCycle rejects when an active cycle exists and there is no follow-up UI (no judge / final / crown screen, no read), so exposing it would strand the admin mid-workflow, worse than not exposing it. A working Contest admin console needs: a GET /admin/contest/* read endpoint (backend-api) + Figma screens for the real cycle/round/judge/final/crown workflow (figma-screen-builder) + the code (figma-to-code) -- a coordinated pass, tracked here. New routes /contest/tasks/{new,edit,schedule,search,delete,scheduled}. Verification: apps/admin vitest 15 files / 52 tests, 0 failures; npx tsc --noEmit, npm run lint, npm run build all clean. Task 1 of 3 (backend read endpoints -- GET /admin/contest/cycles, .../current, .../cycles/:id) is DONE -- see Decision Log #241 and docs/sprint-2-admin-contest-read-endpoints-report.md. Tasks 2 (figma-screen-builder: cycle/round/judge/final/crown workflow screens against those response shapes) and 3 (figma-to-code: wire apps/admin's Contest section to the read + the 4 existing write endpoints) still follow; #239 stays Open until then. Task 2 of 3 complete -- see #242 (sprint-2/admin-contest-screens): the Contest admin console screens are designed in Figma against the real state machine, and the 9 stale 'task' frames are archived. #239 remains Open pending Task 3 (figma-to-code), which wires apps/admin's Contest section to these screens and the four write endpoints. Task 3 of 3 complete -- see #243 (sprint-2/admin-contest-to-code): apps/admin's Contest section is now wired to the real read + write endpoints, replacing the disclosed-stub 'task'-model screens. #239 is CLOSED; the full arc is #241 + #242 + #243.</w:t>
             </w:r>
           </w:p>
         </w:tc>
@@ -19873,6 +19873,48 @@
           <w:p>
             <w:r>
               <w:t>Resolved (Task 2 of 3 -- Figma design only; no app/backend code; the code wiring is Task 3, tracked under #239). Report: docs/sprint-2-admin-contest-screens-report.md. Screens built against the real cycle -&gt; 3 weekly rounds -&gt; open-final -&gt; crown state machine and the endpoints merged in #241: a 6-state phase-driven Contest Console hub (GET /admin/contest/current -- No Cycle, Vacant, Weeks In Progress [week_1 and weeks_1_2 share one frame, structurally identical], All Weeks Judged, Final Live, Crowned), Start a Cycle in three states incl. the optional explicit rounds[] path and the real 409 (POST /admin/contest/cycles), Judge Week in four states incl. the supported empty-winners 'thin week' and the sequential-judging block (POST .../rounds/:week/results), an Open the Final confirm dialog (POST .../final/open), Crown Winners with the finalist pool DEDUPLICATED by userId because CrownCycleDto rejects a repeated user (POST .../crown), and Cycle History (GET /admin/contest/cycles). No 'delete cycle' screen exists anywhere -- there is no endpoint and a cycle cannot be deleted or re-judged (the single biggest departure from the archived frames, which had a Delete Task screen). No frame renders a field the backend does not return (checked line by line against contest.types.ts and all three DTOs); blocked states carry the backend's real message strings. All 16 screens carry a real Admin Shell (6014:12948) instance with Active=Contest and Show Action Button=false (per #51, every screen has an in-content primary). Light mode only; 0 unbound / 0 off-palette / 0 brand/green-tint-28 / 0 new colours on every authored node (proven -- the shell-less Design Notes frame audits at 111 bound / 0 unbound; the per-frame 48 unbound are the Admin Shell component's own pre-existing debt, confirmed by auditing variant 6014:12944 directly). Blocked/destructive buttons are navy; semantic/alert is used only as a non-text indicator bar. A real placement bug was caught by the overlap check -- the parked Admin Shell COMPONENT_SET occupies x 37943-53343, y -16153 to -14929, and a whole row had been built on top of it; two rows relocated, final check 0 overlaps. The 9 stale frames (2363:2244, 2363:3446, 5403:6640, 5403:6753, 5403:6866, 5403:6979, 5403:7092, 5405:8277, 5405:8390) were reference-checked across all 123,335 page nodes (0 inbound references, none a flow start) then hidden, 'ARCHIVED -- ' prefixed and moved to an archive strip -- not deleted. Caught before archiving, not after: archiving Contest - Schedule Task would have dropped the twice-retrofitted Calendar for scheduled task component (#53, #178) to zero instances -- it is instead reused as the open-state date picker on the Custom Weekly Windows screen. Open follow-ups for figma-design-system: the calendar 2 variant (2365:2034) is now at zero instances, and the calendar's internal sample month still reads 'January 2022'. #239 stays Open -- Task 3 (figma-to-code) must wire apps/admin's Contest section to these screens and the four write endpoints.</w:t>
+            </w:r>
+          </w:p>
+        </w:tc>
+      </w:tr>
+      <w:tr>
+        <w:tc>
+          <w:tcPr>
+            <w:tcW w:type="dxa" w:w="500"/>
+          </w:tcPr>
+          <w:p>
+            <w:r>
+              <w:t>243</w:t>
+            </w:r>
+          </w:p>
+        </w:tc>
+        <w:tc>
+          <w:tcPr>
+            <w:tcW w:type="dxa" w:w="4700"/>
+          </w:tcPr>
+          <w:p>
+            <w:r>
+              <w:t>Task 3 of 3 for #239 -- wire apps/admin's Contest section to the real read + write endpoints. Replaces the disclosed-stub 'task'-model screens with the real cycle -&gt; 3 weekly rounds -&gt; open final -&gt; crown state machine.</w:t>
+            </w:r>
+          </w:p>
+        </w:tc>
+        <w:tc>
+          <w:tcPr>
+            <w:tcW w:type="dxa" w:w="1850"/>
+          </w:tcPr>
+          <w:p>
+            <w:r>
+              <w:t>sprint-2/admin-contest-to-code (figma-to-code, 2026-09-06)</w:t>
+            </w:r>
+          </w:p>
+        </w:tc>
+        <w:tc>
+          <w:tcPr>
+            <w:tcW w:type="dxa" w:w="2300"/>
+          </w:tcPr>
+          <w:p>
+            <w:r>
+              <w:t>Resolved -- CLOSES #239. Report: docs/sprint-2-admin-contest-to-code-report.md. apps/admin's Contest section is now real: new src/api/contest.ts client (mirrors contest.types.ts Admin* shapes, via adminFetch), and 7 screens replacing the 4 deleted stub files (ContestTasksPage / ContestTaskFormPages / contestBackendNote / old contest.test.tsx). ContestConsolePage (route /contest) is the phase-branching hub (GET /admin/contest/current) and the ONLY entry point to the write actions -- its phase-contextual primary routes to Judge week N (vacant/week_1/weeks_1_2) / Open the final (weeks_1_3) / Crown winners (final_live) / Start a new cycle (crowned), so the sequential-judging rule is enforced by the UI shape before any 409. ContestStartCyclePage (/contest/cycles/new -- POST /admin/contest/cycles; auto or explicit rounds[]; the real 409 renders as a blocked state with a forward action). ContestJudgeWeekPage (/contest/cycles/:id/rounds/:week -- GET cycle + POST .../rounds/:week/results; open-round position selector, already-judged read-only, the supported empty-winners 'thin week', and the out-of-sequence block, all driven by the round's real state not a query param). ContestOpenFinalPage (/contest/cycles/:id/final/open) and ContestCrownWinnersPage (/contest/cycles/:id/crown -- finalist pool DEDUPLICATED by userId per CrownCycleDto; min-1 required, ties allowed). ContestHistoryPage (/contest/history -- GET /admin/contest/cycles). ContestCycleDetailPage (/contest/cycles/:id -- read-only past-cycle view; 404 -&gt; honest not-found state). Nav unchanged (contest item stays /contest). No services/api or apps/web code touched. Grep confirms zero ContestTask / contestBackendNote / 'Target entry count' / Hashtag / /contest/tasks / 'Task name' references remain in apps/admin/src. Verification: apps/admin vitest 16 files / 66 tests, 0 failures (contest.test.tsx 3 -&gt; 14 tests; covers every hub phase branch, create-cycle + 409, judge-week position assign + submit + empty thin week, crown deduped pool, 404); npx tsc --noEmit, npm run lint, npm run build (@soccernity/admin) all clean; dev-server smoke test all 7 Contest routes -&gt; HTTP 200, clean log. The full 3-task arc closing #239: #241 (Task 1, backend reads) + #242 (Task 2, Figma screens) + #243 (Task 3, this pass).</w:t>
             </w:r>
           </w:p>
         </w:tc>

--- a/docs/Soccernity_MVP_Build_Plan_v1.7.docx
+++ b/docs/Soccernity_MVP_Build_Plan_v1.7.docx
@@ -19368,7 +19368,7 @@
           </w:tcPr>
           <w:p>
             <w:r>
-              <w:t>Open -- BLOCKING further Settings work until the 10 flagged decisions below are resolved by the founder. Full report: docs/sprint-2-settings-family-consolidation-audit-report.md. FINDINGS: (a) 40 live frames, not 22; the top-level IA (a persistent 5-section left nav rail: Account / Security &amp; account access / Privacy &amp; safety / Notifications / Display, language &amp; region) is already consistent across all 20 desktop frames and needs no fix. (b) 2 genuine duplicate clusters -- SECURITY: 'Settings -- Security &amp; Account' (2922:5143 / 5649:8074) is a dead-end one-row intermediate leading to the real page 'Settings -- Security Overview' (2926:8056 / 5695:8279); NOTIFICATIONS: 'Settings -- Notification Preferences (By Type)' (2922:5602 / 5649:8116, rows Filter/Preference) and 'Settings -- Notification Preferences' (2926:9721 / 5696:8340, rows Push/Email) are two competing entry screens to two different mental models. (c) ROOT CAUSE of the 'duplicate frames' blocker: all 20 desktop frames are independent FRAME copies (43 children each), NOT instances of a component, of one shell that also renders an irrelevant Community-style left sidebar (profile card / Trending News / Suggested follows) on every Settings screen -- so PRs #116-#119 each re-swept the same debt one frame at a time. (d) 'Settings -- Overview' (2905:4798 / 5607:7813) is mislabelled -- it is the Account section page, not a landing; no dedicated top-level Settings landing exists. (e) GAPS (not duplication): the Display section hub (2922:5832 / 5649:8140) lists 4 rows with zero destination sub-page frames; the mobile IA is inconsistent (Overview/Privacy mobile embed the hub list, every other mobile section uses a '&lt; Settings' back bar). PROPOSED (report only, not decided): 32 frames kept and re-based on a shared componentized shell, 4 archived, 10 renamed for role clarity, plus optional new work (4 Display leaves; possibly a standalone mobile hub). 10 DECISIONS FLAGGED FOR FOUNDER (none resolved here; full reasoning in report Section 6): 1. section-2 name (rail says 'Security and account access', pages say 'Security'); 2. section-4 name ('Notifications' vs 'Notification Preferences' vs 'Preferences'); 3. which Notifications hub survives (report recommends 2926:9721); 4. 'Mute New Accounts' scope + name (covers 3 groups, 'Muted accounts' fits better); 5. whether 'Notifications (Mute &amp; Filter)' splits into a Filters leaf + routes muting to Muted accounts; 6. the mobile navigation model (standalone hub screen vs single scroll vs hub-on-every-page); 7. whether Settings needs a dedicated top-level landing distinct from the Account section; 8. keep the Account Info password-gate as its own screen or inline it; 9. build the 4 Display leaves now / inline-expand / leave stub; 10. confirm the Community left sidebar is removed from the Settings pillar entirely. NOTHING is built until these are answered.</w:t>
+              <w:t>Open -- BLOCKING further Settings work until the 10 flagged decisions below are resolved by the founder. Full report: docs/sprint-2-settings-family-consolidation-audit-report.md. FINDINGS: (a) 40 live frames, not 22; the top-level IA (a persistent 5-section left nav rail: Account / Security &amp; account access / Privacy &amp; safety / Notifications / Display, language &amp; region) is already consistent across all 20 desktop frames and needs no fix. (b) 2 genuine duplicate clusters -- SECURITY: 'Settings -- Security &amp; Account' (2922:5143 / 5649:8074) is a dead-end one-row intermediate leading to the real page 'Settings -- Security Overview' (2926:8056 / 5695:8279); NOTIFICATIONS: 'Settings -- Notification Preferences (By Type)' (2922:5602 / 5649:8116, rows Filter/Preference) and 'Settings -- Notification Preferences' (2926:9721 / 5696:8340, rows Push/Email) are two competing entry screens to two different mental models. (c) ROOT CAUSE of the 'duplicate frames' blocker: all 20 desktop frames are independent FRAME copies (43 children each), NOT instances of a component, of one shell that also renders an irrelevant Community-style left sidebar (profile card / Trending News / Suggested follows) on every Settings screen -- so PRs #116-#119 each re-swept the same debt one frame at a time. (d) 'Settings -- Overview' (2905:4798 / 5607:7813) is mislabelled -- it is the Account section page, not a landing; no dedicated top-level Settings landing exists. (e) GAPS (not duplication): the Display section hub (2922:5832 / 5649:8140) lists 4 rows with zero destination sub-page frames; the mobile IA is inconsistent (Overview/Privacy mobile embed the hub list, every other mobile section uses a '&lt; Settings' back bar). PROPOSED (report only, not decided): 32 frames kept and re-based on a shared componentized shell, 4 archived, 10 renamed for role clarity, plus optional new work (4 Display leaves; possibly a standalone mobile hub). 10 DECISIONS FLAGGED FOR FOUNDER (none resolved here; full reasoning in report Section 6): 1. section-2 name (rail says 'Security and account access', pages say 'Security'); 2. section-4 name ('Notifications' vs 'Notification Preferences' vs 'Preferences'); 3. which Notifications hub survives (report recommends 2926:9721); 4. 'Mute New Accounts' scope + name (covers 3 groups, 'Muted accounts' fits better); 5. whether 'Notifications (Mute &amp; Filter)' splits into a Filters leaf + routes muting to Muted accounts; 6. the mobile navigation model (standalone hub screen vs single scroll vs hub-on-every-page); 7. whether Settings needs a dedicated top-level landing distinct from the Account section; 8. keep the Account Info password-gate as its own screen or inline it; 9. build the 4 Display leaves now / inline-expand / leave stub; 10. confirm the Community left sidebar is removed from the Settings pillar entirely. NOTHING is built until these are answered. FOUNDER RESOLVED all 10 flagged decisions (2026-09-06), plus authorised the structural shell-componentization fix; execution is now underway as 6 sequential PRs (sprint-2/settings-*). Resolutions in brief: 1. section-2 label 'Security &amp; Account Settings' everywhere; 2. section-4 label 'Notification Preferences'; 3. Notifications survivor hub = 2926:9721 / 5696:8340 extended to 4 rows (Push / Email / Filters / Muted accounts), archive 2922:5602 / 5649:8116; 4/5. rename 'Mute New Accounts' -&gt; 'Muted accounts', split 'Notifications (Mute &amp; Filter)' -- quality-filter becomes a 'Filters' leaf, its 'Mute notifications' nav row removed, muting reached only via the Muted-accounts leaf; 6/7. mobile nav = standalone hub screen (option a) -- build 'Settings -- Menu -- Mobile' and strip the inline hub-lists from Overview/Privacy mobile; 8. build a genuinely new top-level Settings landing, desktop AND mobile as SEPARATE frames (founder clarification 2026-09-07), rename 'Settings -- Overview' (D1/M1) -&gt; 'Settings -- Account'; 9. Account Info password gate unchanged; 10. remove the Community-style left sidebar from every surviving Settings frame. 6-PR split: PR 1 settings-mobile-menu-hub (#7, see #244); PR 2 settings-landing-screen (#8); PR 3 settings-display-leaves (#10); PR 4 settings-duplicate-clusters-consolidation (#1/#2/#3/#5/#6); PR 5 settings-community-sidebar-removal (#4 + strip inline hub-lists); PR 6 settings-shell-componentization (structural -- nav rail as a real component, content panel as a slot) -- flips this entry Resolved and closes Build Plan Section 7's blocker. #230 stays Open until PR 6.</w:t>
             </w:r>
           </w:p>
         </w:tc>
@@ -19915,6 +19915,48 @@
           <w:p>
             <w:r>
               <w:t>Resolved -- CLOSES #239. Report: docs/sprint-2-admin-contest-to-code-report.md. apps/admin's Contest section is now real: new src/api/contest.ts client (mirrors contest.types.ts Admin* shapes, via adminFetch), and 7 screens replacing the 4 deleted stub files (ContestTasksPage / ContestTaskFormPages / contestBackendNote / old contest.test.tsx). ContestConsolePage (route /contest) is the phase-branching hub (GET /admin/contest/current) and the ONLY entry point to the write actions -- its phase-contextual primary routes to Judge week N (vacant/week_1/weeks_1_2) / Open the final (weeks_1_3) / Crown winners (final_live) / Start a new cycle (crowned), so the sequential-judging rule is enforced by the UI shape before any 409. ContestStartCyclePage (/contest/cycles/new -- POST /admin/contest/cycles; auto or explicit rounds[]; the real 409 renders as a blocked state with a forward action). ContestJudgeWeekPage (/contest/cycles/:id/rounds/:week -- GET cycle + POST .../rounds/:week/results; open-round position selector, already-judged read-only, the supported empty-winners 'thin week', and the out-of-sequence block, all driven by the round's real state not a query param). ContestOpenFinalPage (/contest/cycles/:id/final/open) and ContestCrownWinnersPage (/contest/cycles/:id/crown -- finalist pool DEDUPLICATED by userId per CrownCycleDto; min-1 required, ties allowed). ContestHistoryPage (/contest/history -- GET /admin/contest/cycles). ContestCycleDetailPage (/contest/cycles/:id -- read-only past-cycle view; 404 -&gt; honest not-found state). Nav unchanged (contest item stays /contest). No services/api or apps/web code touched. Grep confirms zero ContestTask / contestBackendNote / 'Target entry count' / Hashtag / /contest/tasks / 'Task name' references remain in apps/admin/src. Verification: apps/admin vitest 16 files / 66 tests, 0 failures (contest.test.tsx 3 -&gt; 14 tests; covers every hub phase branch, create-cycle + 409, judge-week position assign + submit + empty thin week, crown deduped pool, 404); npx tsc --noEmit, npm run lint, npm run build (@soccernity/admin) all clean; dev-server smoke test all 7 Contest routes -&gt; HTTP 200, clean log. The full 3-task arc closing #239: #241 (Task 1, backend reads) + #242 (Task 2, Figma screens) + #243 (Task 3, this pass).</w:t>
+            </w:r>
+          </w:p>
+        </w:tc>
+      </w:tr>
+      <w:tr>
+        <w:tc>
+          <w:tcPr>
+            <w:tcW w:type="dxa" w:w="500"/>
+          </w:tcPr>
+          <w:p>
+            <w:r>
+              <w:t>244</w:t>
+            </w:r>
+          </w:p>
+        </w:tc>
+        <w:tc>
+          <w:tcPr>
+            <w:tcW w:type="dxa" w:w="4700"/>
+          </w:tcPr>
+          <w:p>
+            <w:r>
+              <w:t>Standalone 'Settings -- Menu -- Mobile' hub built -- PR 1 of 6 in the Settings-family consolidation (Decision Log #230). Executes founder decision #7: mobile Settings uses a standalone hub screen routing to section sub-pages (audit Section 6.6 option (a)), matching the shipped /settings -&gt; /settings/privacy route shape, not a single long scroll or a hub list repeated on every section page.</w:t>
+            </w:r>
+          </w:p>
+        </w:tc>
+        <w:tc>
+          <w:tcPr>
+            <w:tcW w:type="dxa" w:w="1850"/>
+          </w:tcPr>
+          <w:p>
+            <w:r>
+              <w:t>sprint-2/settings-mobile-menu-hub (figma-screen-builder, 2026-09-06)</w:t>
+            </w:r>
+          </w:p>
+        </w:tc>
+        <w:tc>
+          <w:tcPr>
+            <w:tcW w:type="dxa" w:w="2300"/>
+          </w:tcPr>
+          <w:p>
+            <w:r>
+              <w:t>Resolved (this PR only -- Figma design only, no app/backend code, no existing frame touched). Report: docs/sprint-2-settings-mobile-menu-hub-report.md. New frame 'Settings -- Menu -- Mobile' (6289:15068), 390 x 551 (Decision Log #86), Light mode only, page 0:1. Structure: cloned 'Top Bar -- Soccernity' (from canonical 6185:14548) + 'Settings' heading + 5 tappable rows (label / one-line factual description / chevron), each with ON_CLICK -&gt; NAVIGATE wired TO NODE IDS (so PR 2's planned rename of 5607:7813 cannot break them): Account -&gt; 5607:7813, Security &amp; Account Settings -&gt; 5695:8279, Privacy -&gt; 6185:14547, Notification Preferences -&gt; 5696:8340, Display, Language &amp; Region -&gt; 5649:8140. Row labels apply founder decisions #2 and #3 verbatim, so they intentionally differ from the stale labels on the existing inline Category Nav -- aligning those is PR 5. Rows 2-5 are clones of row 1 (every binding / font / sizing mode inherited). DELIBERATELY NOT done: the inline 5-row hub list on 'Settings -- Overview -- Mobile' and 'Settings -- Privacy -- Mobile' was left untouched (PR 5); no existing frame was modified. Judgment calls, all disclosed: no back affordance (the two existing hub-list-bearing frames have none; the leaf 'Back to Settings' pattern would be circular on the hub itself; the real mobile entry point 'Navigation Drawer -- Mobile' 5870:10689 is an overlay, which cannot be a NAVIGATE destination -- flagged for founder review rather than invented); no icon column (follows the icon-less Category Nav rather than inventing 5 section glyphs); labels bound to color/text/primary and descriptions to color/text/secondary; frame appended to the END of the mobile Settings row (x 4939, same 500px pitch, same y -8642 baseline) rather than inserted at its head, since inserting would require moving existing frames. A real pre-existing bug was found and routed around, not inherited: the chevrons inside the existing Category Nav bind their stroke to color/text/on-navy (white), making four of five invisible on white rows -- this frame clones the correctly brand/navy-bound chevron from 6186:14569 instead; the bug itself is flagged for PR 5, which already reworks that list. Audit, measured node-by-node: 40 nodes, 22 visible paints, 22 bound / 0 unbound / 0 off-palette / 0 brand/green-tint-28 / 0 new colours, 0 frame overlaps, no clash with the parked Admin Shell zone, 0 Community-style sidebar content (checked programmatically against the frame's full text inventory). Figma writes by the agent (no shell that session); branch / commit / docx transcription / PR finalised in a follow-up session -- same pattern as PRs #98 / #102 / #110 / #130 / #151. Decision Log #230 STAYS OPEN -- 9 of the 10 founder decisions still unexecuted; #230 flips Resolved at PR 6 (shell componentization), which also closes Build Plan Section 7's '22 duplicate Settings frames' blocker.</w:t>
             </w:r>
           </w:p>
         </w:tc>

--- a/docs/Soccernity_MVP_Build_Plan_v1.7.docx
+++ b/docs/Soccernity_MVP_Build_Plan_v1.7.docx
@@ -19368,7 +19368,7 @@
           </w:tcPr>
           <w:p>
             <w:r>
-              <w:t>Open -- BLOCKING further Settings work until the 10 flagged decisions below are resolved by the founder. Full report: docs/sprint-2-settings-family-consolidation-audit-report.md. FINDINGS: (a) 40 live frames, not 22; the top-level IA (a persistent 5-section left nav rail: Account / Security &amp; account access / Privacy &amp; safety / Notifications / Display, language &amp; region) is already consistent across all 20 desktop frames and needs no fix. (b) 2 genuine duplicate clusters -- SECURITY: 'Settings -- Security &amp; Account' (2922:5143 / 5649:8074) is a dead-end one-row intermediate leading to the real page 'Settings -- Security Overview' (2926:8056 / 5695:8279); NOTIFICATIONS: 'Settings -- Notification Preferences (By Type)' (2922:5602 / 5649:8116, rows Filter/Preference) and 'Settings -- Notification Preferences' (2926:9721 / 5696:8340, rows Push/Email) are two competing entry screens to two different mental models. (c) ROOT CAUSE of the 'duplicate frames' blocker: all 20 desktop frames are independent FRAME copies (43 children each), NOT instances of a component, of one shell that also renders an irrelevant Community-style left sidebar (profile card / Trending News / Suggested follows) on every Settings screen -- so PRs #116-#119 each re-swept the same debt one frame at a time. (d) 'Settings -- Overview' (2905:4798 / 5607:7813) is mislabelled -- it is the Account section page, not a landing; no dedicated top-level Settings landing exists. (e) GAPS (not duplication): the Display section hub (2922:5832 / 5649:8140) lists 4 rows with zero destination sub-page frames; the mobile IA is inconsistent (Overview/Privacy mobile embed the hub list, every other mobile section uses a '&lt; Settings' back bar). PROPOSED (report only, not decided): 32 frames kept and re-based on a shared componentized shell, 4 archived, 10 renamed for role clarity, plus optional new work (4 Display leaves; possibly a standalone mobile hub). 10 DECISIONS FLAGGED FOR FOUNDER (none resolved here; full reasoning in report Section 6): 1. section-2 name (rail says 'Security and account access', pages say 'Security'); 2. section-4 name ('Notifications' vs 'Notification Preferences' vs 'Preferences'); 3. which Notifications hub survives (report recommends 2926:9721); 4. 'Mute New Accounts' scope + name (covers 3 groups, 'Muted accounts' fits better); 5. whether 'Notifications (Mute &amp; Filter)' splits into a Filters leaf + routes muting to Muted accounts; 6. the mobile navigation model (standalone hub screen vs single scroll vs hub-on-every-page); 7. whether Settings needs a dedicated top-level landing distinct from the Account section; 8. keep the Account Info password-gate as its own screen or inline it; 9. build the 4 Display leaves now / inline-expand / leave stub; 10. confirm the Community left sidebar is removed from the Settings pillar entirely. NOTHING is built until these are answered. FOUNDER RESOLVED all 10 flagged decisions (2026-09-06), plus authorised the structural shell-componentization fix; execution is now underway as 6 sequential PRs (sprint-2/settings-*). Resolutions in brief: 1. section-2 label 'Security &amp; Account Settings' everywhere; 2. section-4 label 'Notification Preferences'; 3. Notifications survivor hub = 2926:9721 / 5696:8340 extended to 4 rows (Push / Email / Filters / Muted accounts), archive 2922:5602 / 5649:8116; 4/5. rename 'Mute New Accounts' -&gt; 'Muted accounts', split 'Notifications (Mute &amp; Filter)' -- quality-filter becomes a 'Filters' leaf, its 'Mute notifications' nav row removed, muting reached only via the Muted-accounts leaf; 6/7. mobile nav = standalone hub screen (option a) -- build 'Settings -- Menu -- Mobile' and strip the inline hub-lists from Overview/Privacy mobile; 8. build a genuinely new top-level Settings landing, desktop AND mobile as SEPARATE frames (founder clarification 2026-09-07), rename 'Settings -- Overview' (D1/M1) -&gt; 'Settings -- Account'; 9. Account Info password gate unchanged; 10. remove the Community-style left sidebar from every surviving Settings frame. 6-PR split: PR 1 settings-mobile-menu-hub (#7, see #244); PR 2 settings-landing-screen (#8); PR 3 settings-display-leaves (#10); PR 4 settings-duplicate-clusters-consolidation (#1/#2/#3/#5/#6); PR 5 settings-community-sidebar-removal (#4 + strip inline hub-lists); PR 6 settings-shell-componentization (structural -- nav rail as a real component, content panel as a slot) -- flips this entry Resolved and closes Build Plan Section 7's blocker. #230 stays Open until PR 6.</w:t>
+              <w:t>Open -- BLOCKING further Settings work until the 10 flagged decisions below are resolved by the founder. Full report: docs/sprint-2-settings-family-consolidation-audit-report.md. FINDINGS: (a) 40 live frames, not 22; the top-level IA (a persistent 5-section left nav rail: Account / Security &amp; account access / Privacy &amp; safety / Notifications / Display, language &amp; region) is already consistent across all 20 desktop frames and needs no fix. (b) 2 genuine duplicate clusters -- SECURITY: 'Settings -- Security &amp; Account' (2922:5143 / 5649:8074) is a dead-end one-row intermediate leading to the real page 'Settings -- Security Overview' (2926:8056 / 5695:8279); NOTIFICATIONS: 'Settings -- Notification Preferences (By Type)' (2922:5602 / 5649:8116, rows Filter/Preference) and 'Settings -- Notification Preferences' (2926:9721 / 5696:8340, rows Push/Email) are two competing entry screens to two different mental models. (c) ROOT CAUSE of the 'duplicate frames' blocker: all 20 desktop frames are independent FRAME copies (43 children each), NOT instances of a component, of one shell that also renders an irrelevant Community-style left sidebar (profile card / Trending News / Suggested follows) on every Settings screen -- so PRs #116-#119 each re-swept the same debt one frame at a time. (d) 'Settings -- Overview' (2905:4798 / 5607:7813) is mislabelled -- it is the Account section page, not a landing; no dedicated top-level Settings landing exists. (e) GAPS (not duplication): the Display section hub (2922:5832 / 5649:8140) lists 4 rows with zero destination sub-page frames; the mobile IA is inconsistent (Overview/Privacy mobile embed the hub list, every other mobile section uses a '&lt; Settings' back bar). PROPOSED (report only, not decided): 32 frames kept and re-based on a shared componentized shell, 4 archived, 10 renamed for role clarity, plus optional new work (4 Display leaves; possibly a standalone mobile hub). 10 DECISIONS FLAGGED FOR FOUNDER (none resolved here; full reasoning in report Section 6): 1. section-2 name (rail says 'Security and account access', pages say 'Security'); 2. section-4 name ('Notifications' vs 'Notification Preferences' vs 'Preferences'); 3. which Notifications hub survives (report recommends 2926:9721); 4. 'Mute New Accounts' scope + name (covers 3 groups, 'Muted accounts' fits better); 5. whether 'Notifications (Mute &amp; Filter)' splits into a Filters leaf + routes muting to Muted accounts; 6. the mobile navigation model (standalone hub screen vs single scroll vs hub-on-every-page); 7. whether Settings needs a dedicated top-level landing distinct from the Account section; 8. keep the Account Info password-gate as its own screen or inline it; 9. build the 4 Display leaves now / inline-expand / leave stub; 10. confirm the Community left sidebar is removed from the Settings pillar entirely. NOTHING is built until these are answered. FOUNDER RESOLVED all 10 flagged decisions (2026-09-06), plus authorised the structural shell-componentization fix; execution is now underway as 6 sequential PRs (sprint-2/settings-*). Resolutions in brief: 1. section-2 label 'Security &amp; Account Settings' everywhere; 2. section-4 label 'Notification Preferences'; 3. Notifications survivor hub = 2926:9721 / 5696:8340 extended to 4 rows (Push / Email / Filters / Muted accounts), archive 2922:5602 / 5649:8116; 4/5. rename 'Mute New Accounts' -&gt; 'Muted accounts', split 'Notifications (Mute &amp; Filter)' -- quality-filter becomes a 'Filters' leaf, its 'Mute notifications' nav row removed, muting reached only via the Muted-accounts leaf; 6/7. mobile nav = standalone hub screen (option a) -- build 'Settings -- Menu -- Mobile' and strip the inline hub-lists from Overview/Privacy mobile; 8. build a genuinely new top-level Settings landing, desktop AND mobile as SEPARATE frames (founder clarification 2026-09-07), rename 'Settings -- Overview' (D1/M1) -&gt; 'Settings -- Account'; 9. Account Info password gate unchanged; 10. remove the Community-style left sidebar from every surviving Settings frame. 6-PR split: PR 1 settings-mobile-menu-hub (#7, see #244); PR 2 settings-landing-screen (#8); PR 3 settings-display-leaves (#10); PR 4 settings-duplicate-clusters-consolidation (#1/#2/#3/#5/#6); PR 5 settings-community-sidebar-removal (#4 + strip inline hub-lists); PR 6 settings-shell-componentization (structural -- nav rail as a real component, content panel as a slot) -- flips this entry Resolved and closes Build Plan Section 7's blocker. #230 stays Open until PR 6. PR 2 done (2026-09-07) -- see #245: top-level Settings landing built (desktop 6295:15068 + mobile 6297:15173), and D1/M1 renamed to 'Settings -- Account' / 'Settings -- Account -- Mobile'. 8 of the 10 decisions remain.</w:t>
             </w:r>
           </w:p>
         </w:tc>
@@ -19957,6 +19957,48 @@
           <w:p>
             <w:r>
               <w:t>Resolved (this PR only -- Figma design only, no app/backend code, no existing frame touched). Report: docs/sprint-2-settings-mobile-menu-hub-report.md. New frame 'Settings -- Menu -- Mobile' (6289:15068), 390 x 551 (Decision Log #86), Light mode only, page 0:1. Structure: cloned 'Top Bar -- Soccernity' (from canonical 6185:14548) + 'Settings' heading + 5 tappable rows (label / one-line factual description / chevron), each with ON_CLICK -&gt; NAVIGATE wired TO NODE IDS (so PR 2's planned rename of 5607:7813 cannot break them): Account -&gt; 5607:7813, Security &amp; Account Settings -&gt; 5695:8279, Privacy -&gt; 6185:14547, Notification Preferences -&gt; 5696:8340, Display, Language &amp; Region -&gt; 5649:8140. Row labels apply founder decisions #2 and #3 verbatim, so they intentionally differ from the stale labels on the existing inline Category Nav -- aligning those is PR 5. Rows 2-5 are clones of row 1 (every binding / font / sizing mode inherited). DELIBERATELY NOT done: the inline 5-row hub list on 'Settings -- Overview -- Mobile' and 'Settings -- Privacy -- Mobile' was left untouched (PR 5); no existing frame was modified. Judgment calls, all disclosed: no back affordance (the two existing hub-list-bearing frames have none; the leaf 'Back to Settings' pattern would be circular on the hub itself; the real mobile entry point 'Navigation Drawer -- Mobile' 5870:10689 is an overlay, which cannot be a NAVIGATE destination -- flagged for founder review rather than invented); no icon column (follows the icon-less Category Nav rather than inventing 5 section glyphs); labels bound to color/text/primary and descriptions to color/text/secondary; frame appended to the END of the mobile Settings row (x 4939, same 500px pitch, same y -8642 baseline) rather than inserted at its head, since inserting would require moving existing frames. A real pre-existing bug was found and routed around, not inherited: the chevrons inside the existing Category Nav bind their stroke to color/text/on-navy (white), making four of five invisible on white rows -- this frame clones the correctly brand/navy-bound chevron from 6186:14569 instead; the bug itself is flagged for PR 5, which already reworks that list. Audit, measured node-by-node: 40 nodes, 22 visible paints, 22 bound / 0 unbound / 0 off-palette / 0 brand/green-tint-28 / 0 new colours, 0 frame overlaps, no clash with the parked Admin Shell zone, 0 Community-style sidebar content (checked programmatically against the frame's full text inventory). Figma writes by the agent (no shell that session); branch / commit / docx transcription / PR finalised in a follow-up session -- same pattern as PRs #98 / #102 / #110 / #130 / #151. Decision Log #230 STAYS OPEN -- 9 of the 10 founder decisions still unexecuted; #230 flips Resolved at PR 6 (shell componentization), which also closes Build Plan Section 7's '22 duplicate Settings frames' blocker.</w:t>
+            </w:r>
+          </w:p>
+        </w:tc>
+      </w:tr>
+      <w:tr>
+        <w:tc>
+          <w:tcPr>
+            <w:tcW w:type="dxa" w:w="500"/>
+          </w:tcPr>
+          <w:p>
+            <w:r>
+              <w:t>245</w:t>
+            </w:r>
+          </w:p>
+        </w:tc>
+        <w:tc>
+          <w:tcPr>
+            <w:tcW w:type="dxa" w:w="4700"/>
+          </w:tcPr>
+          <w:p>
+            <w:r>
+              <w:t>Top-level Settings landing built, desktop + mobile, as two separate frames; 'Settings -- Overview' (D1/M1) renamed to 'Settings -- Account'. PR 2 of 6 in the Settings-family consolidation (Decision Log #230), executing founder decision #8. Per the founder's 2026-09-07 clarification the landing is TWO separate frames, not one shared frame, and is distinct from PR 1's 'Settings -- Menu -- Mobile' (#244).</w:t>
+            </w:r>
+          </w:p>
+        </w:tc>
+        <w:tc>
+          <w:tcPr>
+            <w:tcW w:type="dxa" w:w="1850"/>
+          </w:tcPr>
+          <w:p>
+            <w:r>
+              <w:t>sprint-2/settings-landing-screen (figma-screen-builder, 2026-09-07)</w:t>
+            </w:r>
+          </w:p>
+        </w:tc>
+        <w:tc>
+          <w:tcPr>
+            <w:tcW w:type="dxa" w:w="2300"/>
+          </w:tcPr>
+          <w:p>
+            <w:r>
+              <w:t>Resolved (this PR only -- Figma design only, no app/backend code). Report: docs/sprint-2-settings-landing-screen-report.md. NEW 'Settings -- Overview' (6295:15068), 1440 x 2517 desktop -- built in the standard desktop Settings shell (cloned header-4 navbar, cloned nav rail, both canonical column dividers, content panel at the canonical (688,186)) but DELIBERATELY WITHOUT the Community-style left sidebar (decision #4), so it is not born with debt PR 5 would immediately remove. Proof it was never cloned: 5 direct children against the source shell's 43; a text sweep for @christine001 / Trending News / Suggested / Followers / View profile / bio / location returns zero hits. The nav rail is set to active section = none using the set's REAL RESTING VARIANTS (account, security and account access, privacy and safety, notification, Display and language on Frame 5904 2906:7170), not a hand-restyled copy of the active state; rail labels apply founder decisions #2/#3 verbatim as instance-level text overrides, leaving the set's other ~90 instances untouched. Content panel = 'Overview' header + a compact signed-in identity row (displayName and email only -- both real User columns; no follower counts, bio, location or @handle per #58) + 5 section entry rows cloned from PR 1's rows so the landing and the mobile hub cannot drift. NEW 'Settings -- Overview -- Mobile' (6297:15173), 390 x 408 (#86) -- logo top bar, intro, identity snapshot, and one PROMINENT brand/green-tint 'All settings' card wired to 'Settings -- Menu -- Mobile' (6289:15068); it deliberately does NOT repeat the 5-section list, since it is the mobile /settings root and the hub is one tap deeper. RENAMED (the one existing-frame edit, coupled to decision #8): 2905:4798 -&gt; 'Settings -- Account', 5607:7813 -&gt; 'Settings -- Account -- Mobile', resolving the audit's finding that 'Settings -- Overview' was mislabelled and was really the Account section page. PR 1's Account row (6290:15068) was wired by node ID and SURVIVED -- confirmed by reading the reaction back after the rename and re-confirming at session end; a family sweep found 43 uniquely-named frames, no duplicates. 11 reactions wired, every one read back from a fresh handle, all destinations confirmed live as real top-level frames: 5 rail rows + 5 content rows -&gt; 2905:4798 / 2926:8056 / 6178:14437 / 2926:9721 / 2922:5832; the mobile card -&gt; 6289:15068. The cloned content rows arrived carrying PR 1's MOBILE targets -- explicitly cleared and re-wired to the desktop frames, so no desktop row silently points at a mobile screen. A real layout trap was found and fixed rather than shipped: each rail variant hard-codes a per-row itemSpacing (245/100/173/215/81) tuned to its original label width, so the longer decision #2/#3 labels would have displaced the chevrons -- rows were switched to SPACE_BETWEEN / itemSpacing 0; all five chevrons now sit at exactly x 305. Audit, node-by-node, authored vs inherited stated separately: authored -- desktop 27/27 bound, mobile 17/17 bound, both 0 unbound / 0 off-palette / 0 brand/green-tint-28 / 0 new colours, 0 overlaps, no Admin-zone clash. Inherited component-instance debt -- desktop 1 unbound (the shared Navbar's avatar IMAGE fill, not editable from an instance, deliberately not force-bound); mobile 0. Disclosed judgment calls: the desktop landing keeps the canonical rail/content x-positions and the family's canonical 2517px height, leaving an empty left gutter -- matching what all 19 other desktop frames will look like once PR 5 strips their sidebars, so PR 6 can componentize all 20 uniformly rather than reconciling one re-balanced outlier. Flagged, not fixed: neither section banner covers the new frames (same pre-existing gap PR 1 flagged, now 4 frames); the invisible white-bound Category Nav chevrons (PR 5); the ~19 other desktop frames still showing the stale rail labels, which should be fixed at component level not by 19 more instance overrides. Figma writes by the agent (no shell that session); branch / commit / docx transcription / PR finalised in a follow-up session. Decision Log #230 STAYS OPEN -- 8 of the 10 founder decisions remain unexecuted after this PR; #230 flips Resolved at PR 6.</w:t>
             </w:r>
           </w:p>
         </w:tc>

--- a/docs/Soccernity_MVP_Build_Plan_v1.7.docx
+++ b/docs/Soccernity_MVP_Build_Plan_v1.7.docx
@@ -19368,7 +19368,7 @@
           </w:tcPr>
           <w:p>
             <w:r>
-              <w:t>Open -- BLOCKING further Settings work until the 10 flagged decisions below are resolved by the founder. Full report: docs/sprint-2-settings-family-consolidation-audit-report.md. FINDINGS: (a) 40 live frames, not 22; the top-level IA (a persistent 5-section left nav rail: Account / Security &amp; account access / Privacy &amp; safety / Notifications / Display, language &amp; region) is already consistent across all 20 desktop frames and needs no fix. (b) 2 genuine duplicate clusters -- SECURITY: 'Settings -- Security &amp; Account' (2922:5143 / 5649:8074) is a dead-end one-row intermediate leading to the real page 'Settings -- Security Overview' (2926:8056 / 5695:8279); NOTIFICATIONS: 'Settings -- Notification Preferences (By Type)' (2922:5602 / 5649:8116, rows Filter/Preference) and 'Settings -- Notification Preferences' (2926:9721 / 5696:8340, rows Push/Email) are two competing entry screens to two different mental models. (c) ROOT CAUSE of the 'duplicate frames' blocker: all 20 desktop frames are independent FRAME copies (43 children each), NOT instances of a component, of one shell that also renders an irrelevant Community-style left sidebar (profile card / Trending News / Suggested follows) on every Settings screen -- so PRs #116-#119 each re-swept the same debt one frame at a time. (d) 'Settings -- Overview' (2905:4798 / 5607:7813) is mislabelled -- it is the Account section page, not a landing; no dedicated top-level Settings landing exists. (e) GAPS (not duplication): the Display section hub (2922:5832 / 5649:8140) lists 4 rows with zero destination sub-page frames; the mobile IA is inconsistent (Overview/Privacy mobile embed the hub list, every other mobile section uses a '&lt; Settings' back bar). PROPOSED (report only, not decided): 32 frames kept and re-based on a shared componentized shell, 4 archived, 10 renamed for role clarity, plus optional new work (4 Display leaves; possibly a standalone mobile hub). 10 DECISIONS FLAGGED FOR FOUNDER (none resolved here; full reasoning in report Section 6): 1. section-2 name (rail says 'Security and account access', pages say 'Security'); 2. section-4 name ('Notifications' vs 'Notification Preferences' vs 'Preferences'); 3. which Notifications hub survives (report recommends 2926:9721); 4. 'Mute New Accounts' scope + name (covers 3 groups, 'Muted accounts' fits better); 5. whether 'Notifications (Mute &amp; Filter)' splits into a Filters leaf + routes muting to Muted accounts; 6. the mobile navigation model (standalone hub screen vs single scroll vs hub-on-every-page); 7. whether Settings needs a dedicated top-level landing distinct from the Account section; 8. keep the Account Info password-gate as its own screen or inline it; 9. build the 4 Display leaves now / inline-expand / leave stub; 10. confirm the Community left sidebar is removed from the Settings pillar entirely. NOTHING is built until these are answered. FOUNDER RESOLVED all 10 flagged decisions (2026-09-06), plus authorised the structural shell-componentization fix; execution is now underway as 6 sequential PRs (sprint-2/settings-*). Resolutions in brief: 1. section-2 label 'Security &amp; Account Settings' everywhere; 2. section-4 label 'Notification Preferences'; 3. Notifications survivor hub = 2926:9721 / 5696:8340 extended to 4 rows (Push / Email / Filters / Muted accounts), archive 2922:5602 / 5649:8116; 4/5. rename 'Mute New Accounts' -&gt; 'Muted accounts', split 'Notifications (Mute &amp; Filter)' -- quality-filter becomes a 'Filters' leaf, its 'Mute notifications' nav row removed, muting reached only via the Muted-accounts leaf; 6/7. mobile nav = standalone hub screen (option a) -- build 'Settings -- Menu -- Mobile' and strip the inline hub-lists from Overview/Privacy mobile; 8. build a genuinely new top-level Settings landing, desktop AND mobile as SEPARATE frames (founder clarification 2026-09-07), rename 'Settings -- Overview' (D1/M1) -&gt; 'Settings -- Account'; 9. Account Info password gate unchanged; 10. remove the Community-style left sidebar from every surviving Settings frame. 6-PR split: PR 1 settings-mobile-menu-hub (#7, see #244); PR 2 settings-landing-screen (#8); PR 3 settings-display-leaves (#10); PR 4 settings-duplicate-clusters-consolidation (#1/#2/#3/#5/#6); PR 5 settings-community-sidebar-removal (#4 + strip inline hub-lists); PR 6 settings-shell-componentization (structural -- nav rail as a real component, content panel as a slot) -- flips this entry Resolved and closes Build Plan Section 7's blocker. #230 stays Open until PR 6. PR 2 done (2026-09-07) -- see #245: top-level Settings landing built (desktop 6295:15068 + mobile 6297:15173), and D1/M1 renamed to 'Settings -- Account' / 'Settings -- Account -- Mobile'. 8 of the 10 decisions remain.</w:t>
+              <w:t>Open -- BLOCKING further Settings work until the 10 flagged decisions below are resolved by the founder. Full report: docs/sprint-2-settings-family-consolidation-audit-report.md. FINDINGS: (a) 40 live frames, not 22; the top-level IA (a persistent 5-section left nav rail: Account / Security &amp; account access / Privacy &amp; safety / Notifications / Display, language &amp; region) is already consistent across all 20 desktop frames and needs no fix. (b) 2 genuine duplicate clusters -- SECURITY: 'Settings -- Security &amp; Account' (2922:5143 / 5649:8074) is a dead-end one-row intermediate leading to the real page 'Settings -- Security Overview' (2926:8056 / 5695:8279); NOTIFICATIONS: 'Settings -- Notification Preferences (By Type)' (2922:5602 / 5649:8116, rows Filter/Preference) and 'Settings -- Notification Preferences' (2926:9721 / 5696:8340, rows Push/Email) are two competing entry screens to two different mental models. (c) ROOT CAUSE of the 'duplicate frames' blocker: all 20 desktop frames are independent FRAME copies (43 children each), NOT instances of a component, of one shell that also renders an irrelevant Community-style left sidebar (profile card / Trending News / Suggested follows) on every Settings screen -- so PRs #116-#119 each re-swept the same debt one frame at a time. (d) 'Settings -- Overview' (2905:4798 / 5607:7813) is mislabelled -- it is the Account section page, not a landing; no dedicated top-level Settings landing exists. (e) GAPS (not duplication): the Display section hub (2922:5832 / 5649:8140) lists 4 rows with zero destination sub-page frames; the mobile IA is inconsistent (Overview/Privacy mobile embed the hub list, every other mobile section uses a '&lt; Settings' back bar). PROPOSED (report only, not decided): 32 frames kept and re-based on a shared componentized shell, 4 archived, 10 renamed for role clarity, plus optional new work (4 Display leaves; possibly a standalone mobile hub). 10 DECISIONS FLAGGED FOR FOUNDER (none resolved here; full reasoning in report Section 6): 1. section-2 name (rail says 'Security and account access', pages say 'Security'); 2. section-4 name ('Notifications' vs 'Notification Preferences' vs 'Preferences'); 3. which Notifications hub survives (report recommends 2926:9721); 4. 'Mute New Accounts' scope + name (covers 3 groups, 'Muted accounts' fits better); 5. whether 'Notifications (Mute &amp; Filter)' splits into a Filters leaf + routes muting to Muted accounts; 6. the mobile navigation model (standalone hub screen vs single scroll vs hub-on-every-page); 7. whether Settings needs a dedicated top-level landing distinct from the Account section; 8. keep the Account Info password-gate as its own screen or inline it; 9. build the 4 Display leaves now / inline-expand / leave stub; 10. confirm the Community left sidebar is removed from the Settings pillar entirely. NOTHING is built until these are answered. FOUNDER RESOLVED all 10 flagged decisions (2026-09-06), plus authorised the structural shell-componentization fix; execution is now underway as 6 sequential PRs (sprint-2/settings-*). Resolutions in brief: 1. section-2 label 'Security &amp; Account Settings' everywhere; 2. section-4 label 'Notification Preferences'; 3. Notifications survivor hub = 2926:9721 / 5696:8340 extended to 4 rows (Push / Email / Filters / Muted accounts), archive 2922:5602 / 5649:8116; 4/5. rename 'Mute New Accounts' -&gt; 'Muted accounts', split 'Notifications (Mute &amp; Filter)' -- quality-filter becomes a 'Filters' leaf, its 'Mute notifications' nav row removed, muting reached only via the Muted-accounts leaf; 6/7. mobile nav = standalone hub screen (option a) -- build 'Settings -- Menu -- Mobile' and strip the inline hub-lists from Overview/Privacy mobile; 8. build a genuinely new top-level Settings landing, desktop AND mobile as SEPARATE frames (founder clarification 2026-09-07), rename 'Settings -- Overview' (D1/M1) -&gt; 'Settings -- Account'; 9. Account Info password gate unchanged; 10. remove the Community-style left sidebar from every surviving Settings frame. 6-PR split: PR 1 settings-mobile-menu-hub (#7, see #244); PR 2 settings-landing-screen (#8); PR 3 settings-display-leaves (#10); PR 4 settings-duplicate-clusters-consolidation (#1/#2/#3/#5/#6); PR 5 settings-community-sidebar-removal (#4 + strip inline hub-lists); PR 6 settings-shell-componentization (structural -- nav rail as a real component, content panel as a slot) -- flips this entry Resolved and closes Build Plan Section 7's blocker. #230 stays Open until PR 6. PR 2 done (2026-09-07) -- see #245: top-level Settings landing built (desktop 6295:15068 + mobile 6297:15173), and D1/M1 renamed to 'Settings -- Account' / 'Settings -- Account -- Mobile'. 8 of the 10 decisions remain. PR 3 done (2026-09-07) -- see #246: the 4 Display leaves built desktop + mobile (8 frames) and the hub rows wired. PHASE A (#7/#8/#10) COMPLETE. 7 of the 10 decisions remain -- Phase B (PRs 4-6) starts once PRs 1-3 are merged.</w:t>
             </w:r>
           </w:p>
         </w:tc>
@@ -19999,6 +19999,48 @@
           <w:p>
             <w:r>
               <w:t>Resolved (this PR only -- Figma design only, no app/backend code). Report: docs/sprint-2-settings-landing-screen-report.md. NEW 'Settings -- Overview' (6295:15068), 1440 x 2517 desktop -- built in the standard desktop Settings shell (cloned header-4 navbar, cloned nav rail, both canonical column dividers, content panel at the canonical (688,186)) but DELIBERATELY WITHOUT the Community-style left sidebar (decision #4), so it is not born with debt PR 5 would immediately remove. Proof it was never cloned: 5 direct children against the source shell's 43; a text sweep for @christine001 / Trending News / Suggested / Followers / View profile / bio / location returns zero hits. The nav rail is set to active section = none using the set's REAL RESTING VARIANTS (account, security and account access, privacy and safety, notification, Display and language on Frame 5904 2906:7170), not a hand-restyled copy of the active state; rail labels apply founder decisions #2/#3 verbatim as instance-level text overrides, leaving the set's other ~90 instances untouched. Content panel = 'Overview' header + a compact signed-in identity row (displayName and email only -- both real User columns; no follower counts, bio, location or @handle per #58) + 5 section entry rows cloned from PR 1's rows so the landing and the mobile hub cannot drift. NEW 'Settings -- Overview -- Mobile' (6297:15173), 390 x 408 (#86) -- logo top bar, intro, identity snapshot, and one PROMINENT brand/green-tint 'All settings' card wired to 'Settings -- Menu -- Mobile' (6289:15068); it deliberately does NOT repeat the 5-section list, since it is the mobile /settings root and the hub is one tap deeper. RENAMED (the one existing-frame edit, coupled to decision #8): 2905:4798 -&gt; 'Settings -- Account', 5607:7813 -&gt; 'Settings -- Account -- Mobile', resolving the audit's finding that 'Settings -- Overview' was mislabelled and was really the Account section page. PR 1's Account row (6290:15068) was wired by node ID and SURVIVED -- confirmed by reading the reaction back after the rename and re-confirming at session end; a family sweep found 43 uniquely-named frames, no duplicates. 11 reactions wired, every one read back from a fresh handle, all destinations confirmed live as real top-level frames: 5 rail rows + 5 content rows -&gt; 2905:4798 / 2926:8056 / 6178:14437 / 2926:9721 / 2922:5832; the mobile card -&gt; 6289:15068. The cloned content rows arrived carrying PR 1's MOBILE targets -- explicitly cleared and re-wired to the desktop frames, so no desktop row silently points at a mobile screen. A real layout trap was found and fixed rather than shipped: each rail variant hard-codes a per-row itemSpacing (245/100/173/215/81) tuned to its original label width, so the longer decision #2/#3 labels would have displaced the chevrons -- rows were switched to SPACE_BETWEEN / itemSpacing 0; all five chevrons now sit at exactly x 305. Audit, node-by-node, authored vs inherited stated separately: authored -- desktop 27/27 bound, mobile 17/17 bound, both 0 unbound / 0 off-palette / 0 brand/green-tint-28 / 0 new colours, 0 overlaps, no Admin-zone clash. Inherited component-instance debt -- desktop 1 unbound (the shared Navbar's avatar IMAGE fill, not editable from an instance, deliberately not force-bound); mobile 0. Disclosed judgment calls: the desktop landing keeps the canonical rail/content x-positions and the family's canonical 2517px height, leaving an empty left gutter -- matching what all 19 other desktop frames will look like once PR 5 strips their sidebars, so PR 6 can componentize all 20 uniformly rather than reconciling one re-balanced outlier. Flagged, not fixed: neither section banner covers the new frames (same pre-existing gap PR 1 flagged, now 4 frames); the invisible white-bound Category Nav chevrons (PR 5); the ~19 other desktop frames still showing the stale rail labels, which should be fixed at component level not by 19 more instance overrides. Figma writes by the agent (no shell that session); branch / commit / docx transcription / PR finalised in a follow-up session. Decision Log #230 STAYS OPEN -- 8 of the 10 founder decisions remain unexecuted after this PR; #230 flips Resolved at PR 6.</w:t>
+            </w:r>
+          </w:p>
+        </w:tc>
+      </w:tr>
+      <w:tr>
+        <w:tc>
+          <w:tcPr>
+            <w:tcW w:type="dxa" w:w="500"/>
+          </w:tcPr>
+          <w:p>
+            <w:r>
+              <w:t>246</w:t>
+            </w:r>
+          </w:p>
+        </w:tc>
+        <w:tc>
+          <w:tcPr>
+            <w:tcW w:type="dxa" w:w="4700"/>
+          </w:tcPr>
+          <w:p>
+            <w:r>
+              <w:t>The four Display, Language &amp; Region leaf screens built, desktop + mobile, and the section hub's 4 rows now navigate. PR 3 of 6 in the Settings-family consolidation (Decision Log #230), executing founder decision #10 and closing the audit's finding that the Display hub listed 4 rows with no destination frames anywhere. PHASE A (#7, #8, #10) is now complete; PRs 1-3 go to the founder before Phase B.</w:t>
+            </w:r>
+          </w:p>
+        </w:tc>
+        <w:tc>
+          <w:tcPr>
+            <w:tcW w:type="dxa" w:w="1850"/>
+          </w:tcPr>
+          <w:p>
+            <w:r>
+              <w:t>sprint-2/settings-display-leaves (figma-screen-builder, 2026-09-07)</w:t>
+            </w:r>
+          </w:p>
+        </w:tc>
+        <w:tc>
+          <w:tcPr>
+            <w:tcW w:type="dxa" w:w="2300"/>
+          </w:tcPr>
+          <w:p>
+            <w:r>
+              <w:t>Resolved (this PR only -- Figma design only, no app/backend code). Report: docs/sprint-2-settings-display-leaves-report.md. 8 NEW frames: Settings -- Accessibility (6304:15181) / -- Mobile (6303:15173); Settings -- Display (6304:15329) / -- Mobile (6303:15221); Settings -- Language (6304:15471) / -- Mobile (6303:15262); Settings -- Data Usage (6304:15615) / -- Mobile (6303:15307). Desktop 1440 x 2517 at canonical rail/content geometry; mobile 390 wide (#86). Desktop leaves built WITHOUT the Community-style left sidebar (decision #4, like PR 2's landing) -- 5 direct children each (navbar, rail, 2 dividers, content panel); text sweep for @christine001 / Trending News / Suggested / Followers / View profile returns zero hits on all four. Nav rail active = 'Display, Language &amp; Region' via the set's real 'clicked display' variant. Mobile leaves clone 5696:8213's shell verbatim (Top Bar, '&lt; Settings' back bar additionally wired to the hub, Settings Group card). 8 REACTIONS wired on the two existing hub frames (2922:5832 desktop, 5649:8140 mobile) -- the only existing-frame edits; nothing restructured, relabelled or restyled. Every hub row identified BY READING ITS OWN TEXT, not by index (the desktop rows are generically named Frame 5915 / 5917 / 5918 / 5919). All reactions read back from fresh handles. A REAL CONTENT FINDING, not a padding exercise: Display was first built with Text size + Display density, but the hub's own pre-existing row copy already assigns 'contrast, motion and text size' to Accessibility and scopes Display to 'how content is laid out'. Keeping Text size on both would have duplicated a control across sibling leaves purely to stop Display looking thin -- it was removed, leaving one honest row plus a wayfinding cross-reference. CONSEQUENCE, flagged for the founder: Display does not justify its own leaf -- recommend merging it into Accessibility, taking the section from 4 leaves to 3; both frames are built and wired either way, so archiving 6304:15329 / 6303:15221 + dropping the hub's Display row is cheap. NO BACKEND exists for any of the four leaves -- no motion/contrast/text-scale store, no i18n layer, no data-saver or media-quality API, no media pipeline. Every control is a design-only stub for figma-to-code to render disabled with a 'not wired' note (PrivacySettingsPage.tsx precedent). NO light/dark theme toggle was designed -- deliberately, since the app ships light-only and a theme switch would contradict an established decision rather than merely lack a backend. Language's three non-English entries are illustrative and say so ON THE FRAME ITSELF. Components reused as real instances: Settings Toggle (5694:8219) x4, the navy-bound chevron (6186:14569); the only genuinely new control is a radio (no radio/checkbox component exists in this file): a 20px color/icon/inactive ring with a 10px brand/green dot, palette-only. Audit, node-by-node across all 8, authored vs inherited stated separately: authored -- 133 paints, 133 bound, 0 unbound / 0 off-palette / 0 brand/green-tint-28 / 0 new colours / 0 overlaps, no Admin-zone clash, 0 Community-sidebar content. Inherited debt -- 4 unbound, one per desktop frame, all the shared Navbar's avatar IMAGE fill (not editable from an instance, deliberately not force-bound); mobile 0. Flagged, not fixed: the Display-merge recommendation; the cloned rail's inherited targets still point at 2922:5143 / 2922:5602, both slated for archival in PR 5 (a file-wide re-point affecting ~20 frames); rail labels applied as instance overrides on a fifth frame family, which PR 6 should replace with a component-level fix on Frame 5904 (2906:7170) then strip; neither section banner covers the new rows (now 12 frames across Phase A). Two use_figma authoring gotchas hit: 'await' inside a forEach callback is a syntax error (use for..of); node.query() selectors reject non-ASCII (the house em-dash naming breaks 'FRAME[name*=Row -- ]' -- use findAll with a predicate) -- that failure also confirmed use_figma rolls writes back atomically on error. Figma writes by the agent (no shell that session); branch / commit / docx transcription / PR finalised in a follow-up session. Decision Log #230 STAYS OPEN -- Phase A closes #7/#8/#10, leaving 7 of the 10 founder decisions for Phase B; #230 flips Resolved at PR 6.</w:t>
             </w:r>
           </w:p>
         </w:tc>

--- a/docs/Soccernity_MVP_Build_Plan_v1.7.docx
+++ b/docs/Soccernity_MVP_Build_Plan_v1.7.docx
@@ -19368,7 +19368,7 @@
           </w:tcPr>
           <w:p>
             <w:r>
-              <w:t>Open -- BLOCKING further Settings work until the 10 flagged decisions below are resolved by the founder. Full report: docs/sprint-2-settings-family-consolidation-audit-report.md. FINDINGS: (a) 40 live frames, not 22; the top-level IA (a persistent 5-section left nav rail: Account / Security &amp; account access / Privacy &amp; safety / Notifications / Display, language &amp; region) is already consistent across all 20 desktop frames and needs no fix. (b) 2 genuine duplicate clusters -- SECURITY: 'Settings -- Security &amp; Account' (2922:5143 / 5649:8074) is a dead-end one-row intermediate leading to the real page 'Settings -- Security Overview' (2926:8056 / 5695:8279); NOTIFICATIONS: 'Settings -- Notification Preferences (By Type)' (2922:5602 / 5649:8116, rows Filter/Preference) and 'Settings -- Notification Preferences' (2926:9721 / 5696:8340, rows Push/Email) are two competing entry screens to two different mental models. (c) ROOT CAUSE of the 'duplicate frames' blocker: all 20 desktop frames are independent FRAME copies (43 children each), NOT instances of a component, of one shell that also renders an irrelevant Community-style left sidebar (profile card / Trending News / Suggested follows) on every Settings screen -- so PRs #116-#119 each re-swept the same debt one frame at a time. (d) 'Settings -- Overview' (2905:4798 / 5607:7813) is mislabelled -- it is the Account section page, not a landing; no dedicated top-level Settings landing exists. (e) GAPS (not duplication): the Display section hub (2922:5832 / 5649:8140) lists 4 rows with zero destination sub-page frames; the mobile IA is inconsistent (Overview/Privacy mobile embed the hub list, every other mobile section uses a '&lt; Settings' back bar). PROPOSED (report only, not decided): 32 frames kept and re-based on a shared componentized shell, 4 archived, 10 renamed for role clarity, plus optional new work (4 Display leaves; possibly a standalone mobile hub). 10 DECISIONS FLAGGED FOR FOUNDER (none resolved here; full reasoning in report Section 6): 1. section-2 name (rail says 'Security and account access', pages say 'Security'); 2. section-4 name ('Notifications' vs 'Notification Preferences' vs 'Preferences'); 3. which Notifications hub survives (report recommends 2926:9721); 4. 'Mute New Accounts' scope + name (covers 3 groups, 'Muted accounts' fits better); 5. whether 'Notifications (Mute &amp; Filter)' splits into a Filters leaf + routes muting to Muted accounts; 6. the mobile navigation model (standalone hub screen vs single scroll vs hub-on-every-page); 7. whether Settings needs a dedicated top-level landing distinct from the Account section; 8. keep the Account Info password-gate as its own screen or inline it; 9. build the 4 Display leaves now / inline-expand / leave stub; 10. confirm the Community left sidebar is removed from the Settings pillar entirely. NOTHING is built until these are answered. FOUNDER RESOLVED all 10 flagged decisions (2026-09-06), plus authorised the structural shell-componentization fix; execution is now underway as 6 sequential PRs (sprint-2/settings-*). Resolutions in brief: 1. section-2 label 'Security &amp; Account Settings' everywhere; 2. section-4 label 'Notification Preferences'; 3. Notifications survivor hub = 2926:9721 / 5696:8340 extended to 4 rows (Push / Email / Filters / Muted accounts), archive 2922:5602 / 5649:8116; 4/5. rename 'Mute New Accounts' -&gt; 'Muted accounts', split 'Notifications (Mute &amp; Filter)' -- quality-filter becomes a 'Filters' leaf, its 'Mute notifications' nav row removed, muting reached only via the Muted-accounts leaf; 6/7. mobile nav = standalone hub screen (option a) -- build 'Settings -- Menu -- Mobile' and strip the inline hub-lists from Overview/Privacy mobile; 8. build a genuinely new top-level Settings landing, desktop AND mobile as SEPARATE frames (founder clarification 2026-09-07), rename 'Settings -- Overview' (D1/M1) -&gt; 'Settings -- Account'; 9. Account Info password gate unchanged; 10. remove the Community-style left sidebar from every surviving Settings frame. 6-PR split: PR 1 settings-mobile-menu-hub (#7, see #244); PR 2 settings-landing-screen (#8); PR 3 settings-display-leaves (#10); PR 4 settings-duplicate-clusters-consolidation (#1/#2/#3/#5/#6); PR 5 settings-community-sidebar-removal (#4 + strip inline hub-lists); PR 6 settings-shell-componentization (structural -- nav rail as a real component, content panel as a slot) -- flips this entry Resolved and closes Build Plan Section 7's blocker. #230 stays Open until PR 6. PR 2 done (2026-09-07) -- see #245: top-level Settings landing built (desktop 6295:15068 + mobile 6297:15173), and D1/M1 renamed to 'Settings -- Account' / 'Settings -- Account -- Mobile'. 8 of the 10 decisions remain. PR 3 done (2026-09-07) -- see #246: the 4 Display leaves built desktop + mobile (8 frames) and the hub rows wired. PHASE A (#7/#8/#10) COMPLETE. 7 of the 10 decisions remain -- Phase B (PRs 4-6) starts once PRs 1-3 are merged.</w:t>
+              <w:t>Open -- BLOCKING further Settings work until the 10 flagged decisions below are resolved by the founder. Full report: docs/sprint-2-settings-family-consolidation-audit-report.md. FINDINGS: (a) 40 live frames, not 22; the top-level IA (a persistent 5-section left nav rail: Account / Security &amp; account access / Privacy &amp; safety / Notifications / Display, language &amp; region) is already consistent across all 20 desktop frames and needs no fix. (b) 2 genuine duplicate clusters -- SECURITY: 'Settings -- Security &amp; Account' (2922:5143 / 5649:8074) is a dead-end one-row intermediate leading to the real page 'Settings -- Security Overview' (2926:8056 / 5695:8279); NOTIFICATIONS: 'Settings -- Notification Preferences (By Type)' (2922:5602 / 5649:8116, rows Filter/Preference) and 'Settings -- Notification Preferences' (2926:9721 / 5696:8340, rows Push/Email) are two competing entry screens to two different mental models. (c) ROOT CAUSE of the 'duplicate frames' blocker: all 20 desktop frames are independent FRAME copies (43 children each), NOT instances of a component, of one shell that also renders an irrelevant Community-style left sidebar (profile card / Trending News / Suggested follows) on every Settings screen -- so PRs #116-#119 each re-swept the same debt one frame at a time. (d) 'Settings -- Overview' (2905:4798 / 5607:7813) is mislabelled -- it is the Account section page, not a landing; no dedicated top-level Settings landing exists. (e) GAPS (not duplication): the Display section hub (2922:5832 / 5649:8140) lists 4 rows with zero destination sub-page frames; the mobile IA is inconsistent (Overview/Privacy mobile embed the hub list, every other mobile section uses a '&lt; Settings' back bar). PROPOSED (report only, not decided): 32 frames kept and re-based on a shared componentized shell, 4 archived, 10 renamed for role clarity, plus optional new work (4 Display leaves; possibly a standalone mobile hub). 10 DECISIONS FLAGGED FOR FOUNDER (none resolved here; full reasoning in report Section 6): 1. section-2 name (rail says 'Security and account access', pages say 'Security'); 2. section-4 name ('Notifications' vs 'Notification Preferences' vs 'Preferences'); 3. which Notifications hub survives (report recommends 2926:9721); 4. 'Mute New Accounts' scope + name (covers 3 groups, 'Muted accounts' fits better); 5. whether 'Notifications (Mute &amp; Filter)' splits into a Filters leaf + routes muting to Muted accounts; 6. the mobile navigation model (standalone hub screen vs single scroll vs hub-on-every-page); 7. whether Settings needs a dedicated top-level landing distinct from the Account section; 8. keep the Account Info password-gate as its own screen or inline it; 9. build the 4 Display leaves now / inline-expand / leave stub; 10. confirm the Community left sidebar is removed from the Settings pillar entirely. NOTHING is built until these are answered. FOUNDER RESOLVED all 10 flagged decisions (2026-09-06), plus authorised the structural shell-componentization fix; execution is now underway as 6 sequential PRs (sprint-2/settings-*). Resolutions in brief: 1. section-2 label 'Security &amp; Account Settings' everywhere; 2. section-4 label 'Notification Preferences'; 3. Notifications survivor hub = 2926:9721 / 5696:8340 extended to 4 rows (Push / Email / Filters / Muted accounts), archive 2922:5602 / 5649:8116; 4/5. rename 'Mute New Accounts' -&gt; 'Muted accounts', split 'Notifications (Mute &amp; Filter)' -- quality-filter becomes a 'Filters' leaf, its 'Mute notifications' nav row removed, muting reached only via the Muted-accounts leaf; 6/7. mobile nav = standalone hub screen (option a) -- build 'Settings -- Menu -- Mobile' and strip the inline hub-lists from Overview/Privacy mobile; 8. build a genuinely new top-level Settings landing, desktop AND mobile as SEPARATE frames (founder clarification 2026-09-07), rename 'Settings -- Overview' (D1/M1) -&gt; 'Settings -- Account'; 9. Account Info password gate unchanged; 10. remove the Community-style left sidebar from every surviving Settings frame. 6-PR split: PR 1 settings-mobile-menu-hub (#7, see #244); PR 2 settings-landing-screen (#8); PR 3 settings-display-leaves (#10); PR 4 settings-duplicate-clusters-consolidation (#1/#2/#3/#5/#6); PR 5 settings-community-sidebar-removal (#4 + strip inline hub-lists); PR 6 settings-shell-componentization (structural -- nav rail as a real component, content panel as a slot) -- flips this entry Resolved and closes Build Plan Section 7's blocker. #230 stays Open until PR 6. PR 2 done (2026-09-07) -- see #245: top-level Settings landing built (desktop 6295:15068 + mobile 6297:15173), and D1/M1 renamed to 'Settings -- Account' / 'Settings -- Account -- Mobile'. 8 of the 10 decisions remain. PR 3 done (2026-09-07) -- see #246: the 4 Display leaves built desktop + mobile (8 frames) and the hub rows wired. PHASE A (#7/#8/#10) COMPLETE. 7 of the 10 decisions remain -- Phase B (PRs 4-6) starts once PRs 1-3 are merged. PR 4 done (2026-09-07) -- see #247: Security/Notifications duplicate clusters consolidated -- 6 renames (D9/M9 -&gt; 'Security &amp; Account Settings', D19/M19 -&gt; 'Muted accounts', D16/M16 -&gt; 'Filters'), 4 frames archived (D8/M8, D14/M14) with 51 inbound reaction re-points, the Notification Preferences hub extended to 4 rows, the 'Mute notifications' row removed from Filters. Only decision #4 (PR 5, sidebar removal) and structural #11 (PR 6, componentization) remain.</w:t>
             </w:r>
           </w:p>
         </w:tc>
@@ -20041,6 +20041,48 @@
           <w:p>
             <w:r>
               <w:t>Resolved (this PR only -- Figma design only, no app/backend code). Report: docs/sprint-2-settings-display-leaves-report.md. 8 NEW frames: Settings -- Accessibility (6304:15181) / -- Mobile (6303:15173); Settings -- Display (6304:15329) / -- Mobile (6303:15221); Settings -- Language (6304:15471) / -- Mobile (6303:15262); Settings -- Data Usage (6304:15615) / -- Mobile (6303:15307). Desktop 1440 x 2517 at canonical rail/content geometry; mobile 390 wide (#86). Desktop leaves built WITHOUT the Community-style left sidebar (decision #4, like PR 2's landing) -- 5 direct children each (navbar, rail, 2 dividers, content panel); text sweep for @christine001 / Trending News / Suggested / Followers / View profile returns zero hits on all four. Nav rail active = 'Display, Language &amp; Region' via the set's real 'clicked display' variant. Mobile leaves clone 5696:8213's shell verbatim (Top Bar, '&lt; Settings' back bar additionally wired to the hub, Settings Group card). 8 REACTIONS wired on the two existing hub frames (2922:5832 desktop, 5649:8140 mobile) -- the only existing-frame edits; nothing restructured, relabelled or restyled. Every hub row identified BY READING ITS OWN TEXT, not by index (the desktop rows are generically named Frame 5915 / 5917 / 5918 / 5919). All reactions read back from fresh handles. A REAL CONTENT FINDING, not a padding exercise: Display was first built with Text size + Display density, but the hub's own pre-existing row copy already assigns 'contrast, motion and text size' to Accessibility and scopes Display to 'how content is laid out'. Keeping Text size on both would have duplicated a control across sibling leaves purely to stop Display looking thin -- it was removed, leaving one honest row plus a wayfinding cross-reference. CONSEQUENCE, flagged for the founder: Display does not justify its own leaf -- recommend merging it into Accessibility, taking the section from 4 leaves to 3; both frames are built and wired either way, so archiving 6304:15329 / 6303:15221 + dropping the hub's Display row is cheap. NO BACKEND exists for any of the four leaves -- no motion/contrast/text-scale store, no i18n layer, no data-saver or media-quality API, no media pipeline. Every control is a design-only stub for figma-to-code to render disabled with a 'not wired' note (PrivacySettingsPage.tsx precedent). NO light/dark theme toggle was designed -- deliberately, since the app ships light-only and a theme switch would contradict an established decision rather than merely lack a backend. Language's three non-English entries are illustrative and say so ON THE FRAME ITSELF. Components reused as real instances: Settings Toggle (5694:8219) x4, the navy-bound chevron (6186:14569); the only genuinely new control is a radio (no radio/checkbox component exists in this file): a 20px color/icon/inactive ring with a 10px brand/green dot, palette-only. Audit, node-by-node across all 8, authored vs inherited stated separately: authored -- 133 paints, 133 bound, 0 unbound / 0 off-palette / 0 brand/green-tint-28 / 0 new colours / 0 overlaps, no Admin-zone clash, 0 Community-sidebar content. Inherited debt -- 4 unbound, one per desktop frame, all the shared Navbar's avatar IMAGE fill (not editable from an instance, deliberately not force-bound); mobile 0. Flagged, not fixed: the Display-merge recommendation; the cloned rail's inherited targets still point at 2922:5143 / 2922:5602, both slated for archival in PR 5 (a file-wide re-point affecting ~20 frames); rail labels applied as instance overrides on a fifth frame family, which PR 6 should replace with a component-level fix on Frame 5904 (2906:7170) then strip; neither section banner covers the new rows (now 12 frames across Phase A). Two use_figma authoring gotchas hit: 'await' inside a forEach callback is a syntax error (use for..of); node.query() selectors reject non-ASCII (the house em-dash naming breaks 'FRAME[name*=Row -- ]' -- use findAll with a predicate) -- that failure also confirmed use_figma rolls writes back atomically on error. Figma writes by the agent (no shell that session); branch / commit / docx transcription / PR finalised in a follow-up session. Decision Log #230 STAYS OPEN -- Phase A closes #7/#8/#10, leaving 7 of the 10 founder decisions for Phase B; #230 flips Resolved at PR 6.</w:t>
+            </w:r>
+          </w:p>
+        </w:tc>
+      </w:tr>
+      <w:tr>
+        <w:tc>
+          <w:tcPr>
+            <w:tcW w:type="dxa" w:w="500"/>
+          </w:tcPr>
+          <w:p>
+            <w:r>
+              <w:t>247</w:t>
+            </w:r>
+          </w:p>
+        </w:tc>
+        <w:tc>
+          <w:tcPr>
+            <w:tcW w:type="dxa" w:w="4700"/>
+          </w:tcPr>
+          <w:p>
+            <w:r>
+              <w:t>Settings duplicate clusters consolidated: Security &amp; Notifications survivors chosen and renamed, 2 competing/redundant frames archived per platform, the Notification Preferences hub extended to 4 rows, and the Filters / Muted-accounts leaves split. PR 4 of 6 in the Settings-family consolidation (Decision Log #230), executing founder decisions #1, #2, #3, #5, #6. Phase A (#7/#8/#10) is merged.</w:t>
+            </w:r>
+          </w:p>
+        </w:tc>
+        <w:tc>
+          <w:tcPr>
+            <w:tcW w:type="dxa" w:w="1850"/>
+          </w:tcPr>
+          <w:p>
+            <w:r>
+              <w:t>sprint-2/settings-duplicate-clusters-consolidation (figma-design-system, 2026-09-07)</w:t>
+            </w:r>
+          </w:p>
+        </w:tc>
+        <w:tc>
+          <w:tcPr>
+            <w:tcW w:type="dxa" w:w="2300"/>
+          </w:tcPr>
+          <w:p>
+            <w:r>
+              <w:t>Resolved (this PR only -- Figma design only, no app/backend code). Report: docs/sprint-2-settings-duplicate-clusters-consolidation-report.md. RENAMED (6): 'Settings -- Security Overview' (2926:8056) -&gt; 'Settings -- Security &amp; Account Settings' (+ -- Mobile 5695:8279); 'Settings -- Mute New Accounts' (2926:9482) -&gt; 'Settings -- Muted accounts' (+ -- Mobile 5696:8307); 'Settings -- Notifications (Mute &amp; Filter)' (2926:9230) -&gt; 'Settings -- Filters' (+ -- Mobile 5696:8281). 'Settings -- Notification Preferences' (2926:9721 / 5696:8340) confirmed KEPT (decision #3). ARCHIVED (4), reference-checked -&gt; re-pointed -&gt; hidden -&gt; 'ARCHIVED --' prefixed -&gt; moved to a new Settings archive strip at y -13500, 0 overlaps, not deleted: 'Settings -- Security &amp; Account' (D8 2922:5143) + -- Mobile (M8 5649:8074) -- the redundant one-row intermediate; 'Settings -- Notification Preferences (By Type)' (D14 2922:5602) + -- Mobile (M14 5649:8116) -- the losing competing hub. D8's one-line blurb was ported into D9's intro (2926:8166, previously the flagged 'See information about your account' junk AND visible:false -- now carries 'Manage your account's security and keep track of your account's usage.' and is visible, matching M9). M8/M14 had ZERO inbound references -- the PR 1 mobile menu hub already targeted the survivors directly. RAIL TARGET RE-POINT was per-frame, NOT component-set level -- confirmed the Frame 5904 set (2906:7170) variants carry only ON_HOVER -&gt; CHANGE_TO reactions; every ON_CLICK -&gt; NAVIGATE is an instance override. 51 reaction edits (exactly matching a full page scan's 51 hits, all read back from fresh handles): 21 x rail 'security' rows D8 -&gt; D9, 21 x rail 'notification' rows D14 -&gt; D15, D16's arrow-back -&gt; D15, D9's/D15's now-self-referential rail rows + arrow-back reactions removed, 4 dead refs inside already-hidden frames cleaned. ON_HOVER reactions preserved. Final scan: 0 nodes reference any archived frame. NOTIFICATION PREFERENCES HUB extended 2 -&gt; 4 rows (decision #1), desktop + mobile, by cloning the existing row pattern: Push notifications (-&gt; D17, existing) . Email notifications (-&gt; D18, existing) . Filters (new, -&gt; D16) . Muted accounts (new, -&gt; D19). Mobile's Push/Email rows were also UNWIRED and got their NAVIGATE reactions added (-&gt; M17/M18). New rows use the navy-bound chevron, pinned right with SPACE_BETWEEN (the same rail layout trap PR 2 hit -- source rows fake alignment with a hard-coded itemSpacing), fresh accurate descriptions (the source Push/Email rows carry pre-existing 2FA-boilerplate junk in their clipped/hidden description nodes -- flagged, not fixed). New rows 6314:15613 / 15618 desktop, 6314:15626 / 15633 mobile. 'Mute notifications' nav row removed from D16 + M16 (decision #6) -- row (2926:9347 / 5696:8301) + reaction deleted, quality-filter control only remains; D16/M16 heading aligned 'Filter' -&gt; 'Filters', D16 junk subtitle replaced to match M16. AUDIT: 4 authored nodes, 12 paints / 12 bound / 0 unbound / 0 off-palette / 0 brand/green-tint-28 / 0 new colours, 0 overlaps, no Admin-zone clash. Screenshot-verified D15/M15 (4-row hub), D16/M16 (post-removal), D9 (ported blurb), and a sample of re-pointed rails. FLAGGED, NOT FIXED: D15/M15 on-screen heading still 'Preferences' and D9/M9 still 'Security' (heading &lt;-&gt; rail-label alignment is PR 6); desktop hub rows' descriptions clipped/invisible (pre-existing); D9's + D15's arrow-back now carry no reaction (self-nav invalid -- could point at the PR 2 landing 6295:15068 later); ~24 frames' rail LABELS still stale (PR 6, component-level -- strip the PR-2/PR-3 instance overrides at the same time). Figma writes by the agent (no shell that session); branch / commit / docx transcription / PR finalised in a follow-up session. Decision Log #230 STAYS OPEN -- after this PR only decision #4 (remove the Community sidebar, PR 5) and structural #11 (componentize the shell, PR 6) remain; #230 flips Resolved at PR 6 and closes Build Plan Section 7's '22 duplicate Settings frames' blocker.</w:t>
             </w:r>
           </w:p>
         </w:tc>

--- a/docs/Soccernity_MVP_Build_Plan_v1.7.docx
+++ b/docs/Soccernity_MVP_Build_Plan_v1.7.docx
@@ -19368,7 +19368,7 @@
           </w:tcPr>
           <w:p>
             <w:r>
-              <w:t>Open -- BLOCKING further Settings work until the 10 flagged decisions below are resolved by the founder. Full report: docs/sprint-2-settings-family-consolidation-audit-report.md. FINDINGS: (a) 40 live frames, not 22; the top-level IA (a persistent 5-section left nav rail: Account / Security &amp; account access / Privacy &amp; safety / Notifications / Display, language &amp; region) is already consistent across all 20 desktop frames and needs no fix. (b) 2 genuine duplicate clusters -- SECURITY: 'Settings -- Security &amp; Account' (2922:5143 / 5649:8074) is a dead-end one-row intermediate leading to the real page 'Settings -- Security Overview' (2926:8056 / 5695:8279); NOTIFICATIONS: 'Settings -- Notification Preferences (By Type)' (2922:5602 / 5649:8116, rows Filter/Preference) and 'Settings -- Notification Preferences' (2926:9721 / 5696:8340, rows Push/Email) are two competing entry screens to two different mental models. (c) ROOT CAUSE of the 'duplicate frames' blocker: all 20 desktop frames are independent FRAME copies (43 children each), NOT instances of a component, of one shell that also renders an irrelevant Community-style left sidebar (profile card / Trending News / Suggested follows) on every Settings screen -- so PRs #116-#119 each re-swept the same debt one frame at a time. (d) 'Settings -- Overview' (2905:4798 / 5607:7813) is mislabelled -- it is the Account section page, not a landing; no dedicated top-level Settings landing exists. (e) GAPS (not duplication): the Display section hub (2922:5832 / 5649:8140) lists 4 rows with zero destination sub-page frames; the mobile IA is inconsistent (Overview/Privacy mobile embed the hub list, every other mobile section uses a '&lt; Settings' back bar). PROPOSED (report only, not decided): 32 frames kept and re-based on a shared componentized shell, 4 archived, 10 renamed for role clarity, plus optional new work (4 Display leaves; possibly a standalone mobile hub). 10 DECISIONS FLAGGED FOR FOUNDER (none resolved here; full reasoning in report Section 6): 1. section-2 name (rail says 'Security and account access', pages say 'Security'); 2. section-4 name ('Notifications' vs 'Notification Preferences' vs 'Preferences'); 3. which Notifications hub survives (report recommends 2926:9721); 4. 'Mute New Accounts' scope + name (covers 3 groups, 'Muted accounts' fits better); 5. whether 'Notifications (Mute &amp; Filter)' splits into a Filters leaf + routes muting to Muted accounts; 6. the mobile navigation model (standalone hub screen vs single scroll vs hub-on-every-page); 7. whether Settings needs a dedicated top-level landing distinct from the Account section; 8. keep the Account Info password-gate as its own screen or inline it; 9. build the 4 Display leaves now / inline-expand / leave stub; 10. confirm the Community left sidebar is removed from the Settings pillar entirely. NOTHING is built until these are answered. FOUNDER RESOLVED all 10 flagged decisions (2026-09-06), plus authorised the structural shell-componentization fix; execution is now underway as 6 sequential PRs (sprint-2/settings-*). Resolutions in brief: 1. section-2 label 'Security &amp; Account Settings' everywhere; 2. section-4 label 'Notification Preferences'; 3. Notifications survivor hub = 2926:9721 / 5696:8340 extended to 4 rows (Push / Email / Filters / Muted accounts), archive 2922:5602 / 5649:8116; 4/5. rename 'Mute New Accounts' -&gt; 'Muted accounts', split 'Notifications (Mute &amp; Filter)' -- quality-filter becomes a 'Filters' leaf, its 'Mute notifications' nav row removed, muting reached only via the Muted-accounts leaf; 6/7. mobile nav = standalone hub screen (option a) -- build 'Settings -- Menu -- Mobile' and strip the inline hub-lists from Overview/Privacy mobile; 8. build a genuinely new top-level Settings landing, desktop AND mobile as SEPARATE frames (founder clarification 2026-09-07), rename 'Settings -- Overview' (D1/M1) -&gt; 'Settings -- Account'; 9. Account Info password gate unchanged; 10. remove the Community-style left sidebar from every surviving Settings frame. 6-PR split: PR 1 settings-mobile-menu-hub (#7, see #244); PR 2 settings-landing-screen (#8); PR 3 settings-display-leaves (#10); PR 4 settings-duplicate-clusters-consolidation (#1/#2/#3/#5/#6); PR 5 settings-community-sidebar-removal (#4 + strip inline hub-lists); PR 6 settings-shell-componentization (structural -- nav rail as a real component, content panel as a slot) -- flips this entry Resolved and closes Build Plan Section 7's blocker. #230 stays Open until PR 6. PR 2 done (2026-09-07) -- see #245: top-level Settings landing built (desktop 6295:15068 + mobile 6297:15173), and D1/M1 renamed to 'Settings -- Account' / 'Settings -- Account -- Mobile'. 8 of the 10 decisions remain. PR 3 done (2026-09-07) -- see #246: the 4 Display leaves built desktop + mobile (8 frames) and the hub rows wired. PHASE A (#7/#8/#10) COMPLETE. 7 of the 10 decisions remain -- Phase B (PRs 4-6) starts once PRs 1-3 are merged. PR 4 done (2026-09-07) -- see #247: Security/Notifications duplicate clusters consolidated -- 6 renames (D9/M9 -&gt; 'Security &amp; Account Settings', D19/M19 -&gt; 'Muted accounts', D16/M16 -&gt; 'Filters'), 4 frames archived (D8/M8, D14/M14) with 51 inbound reaction re-points, the Notification Preferences hub extended to 4 rows, the 'Mute notifications' row removed from Filters. Only decision #4 (PR 5, sidebar removal) and structural #11 (PR 6, componentization) remain.</w:t>
+              <w:t>Open -- BLOCKING further Settings work until the 10 flagged decisions below are resolved by the founder. Full report: docs/sprint-2-settings-family-consolidation-audit-report.md. FINDINGS: (a) 40 live frames, not 22; the top-level IA (a persistent 5-section left nav rail: Account / Security &amp; account access / Privacy &amp; safety / Notifications / Display, language &amp; region) is already consistent across all 20 desktop frames and needs no fix. (b) 2 genuine duplicate clusters -- SECURITY: 'Settings -- Security &amp; Account' (2922:5143 / 5649:8074) is a dead-end one-row intermediate leading to the real page 'Settings -- Security Overview' (2926:8056 / 5695:8279); NOTIFICATIONS: 'Settings -- Notification Preferences (By Type)' (2922:5602 / 5649:8116, rows Filter/Preference) and 'Settings -- Notification Preferences' (2926:9721 / 5696:8340, rows Push/Email) are two competing entry screens to two different mental models. (c) ROOT CAUSE of the 'duplicate frames' blocker: all 20 desktop frames are independent FRAME copies (43 children each), NOT instances of a component, of one shell that also renders an irrelevant Community-style left sidebar (profile card / Trending News / Suggested follows) on every Settings screen -- so PRs #116-#119 each re-swept the same debt one frame at a time. (d) 'Settings -- Overview' (2905:4798 / 5607:7813) is mislabelled -- it is the Account section page, not a landing; no dedicated top-level Settings landing exists. (e) GAPS (not duplication): the Display section hub (2922:5832 / 5649:8140) lists 4 rows with zero destination sub-page frames; the mobile IA is inconsistent (Overview/Privacy mobile embed the hub list, every other mobile section uses a '&lt; Settings' back bar). PROPOSED (report only, not decided): 32 frames kept and re-based on a shared componentized shell, 4 archived, 10 renamed for role clarity, plus optional new work (4 Display leaves; possibly a standalone mobile hub). 10 DECISIONS FLAGGED FOR FOUNDER (none resolved here; full reasoning in report Section 6): 1. section-2 name (rail says 'Security and account access', pages say 'Security'); 2. section-4 name ('Notifications' vs 'Notification Preferences' vs 'Preferences'); 3. which Notifications hub survives (report recommends 2926:9721); 4. 'Mute New Accounts' scope + name (covers 3 groups, 'Muted accounts' fits better); 5. whether 'Notifications (Mute &amp; Filter)' splits into a Filters leaf + routes muting to Muted accounts; 6. the mobile navigation model (standalone hub screen vs single scroll vs hub-on-every-page); 7. whether Settings needs a dedicated top-level landing distinct from the Account section; 8. keep the Account Info password-gate as its own screen or inline it; 9. build the 4 Display leaves now / inline-expand / leave stub; 10. confirm the Community left sidebar is removed from the Settings pillar entirely. NOTHING is built until these are answered. FOUNDER RESOLVED all 10 flagged decisions (2026-09-06), plus authorised the structural shell-componentization fix; execution is now underway as 6 sequential PRs (sprint-2/settings-*). Resolutions in brief: 1. section-2 label 'Security &amp; Account Settings' everywhere; 2. section-4 label 'Notification Preferences'; 3. Notifications survivor hub = 2926:9721 / 5696:8340 extended to 4 rows (Push / Email / Filters / Muted accounts), archive 2922:5602 / 5649:8116; 4/5. rename 'Mute New Accounts' -&gt; 'Muted accounts', split 'Notifications (Mute &amp; Filter)' -- quality-filter becomes a 'Filters' leaf, its 'Mute notifications' nav row removed, muting reached only via the Muted-accounts leaf; 6/7. mobile nav = standalone hub screen (option a) -- build 'Settings -- Menu -- Mobile' and strip the inline hub-lists from Overview/Privacy mobile; 8. build a genuinely new top-level Settings landing, desktop AND mobile as SEPARATE frames (founder clarification 2026-09-07), rename 'Settings -- Overview' (D1/M1) -&gt; 'Settings -- Account'; 9. Account Info password gate unchanged; 10. remove the Community-style left sidebar from every surviving Settings frame. 6-PR split: PR 1 settings-mobile-menu-hub (#7, see #244); PR 2 settings-landing-screen (#8); PR 3 settings-display-leaves (#10); PR 4 settings-duplicate-clusters-consolidation (#1/#2/#3/#5/#6); PR 5 settings-community-sidebar-removal (#4 + strip inline hub-lists); PR 6 settings-shell-componentization (structural -- nav rail as a real component, content panel as a slot) -- flips this entry Resolved and closes Build Plan Section 7's blocker. #230 stays Open until PR 6. PR 2 done (2026-09-07) -- see #245: top-level Settings landing built (desktop 6295:15068 + mobile 6297:15173), and D1/M1 renamed to 'Settings -- Account' / 'Settings -- Account -- Mobile'. 8 of the 10 decisions remain. PR 3 done (2026-09-07) -- see #246: the 4 Display leaves built desktop + mobile (8 frames) and the hub rows wired. PHASE A (#7/#8/#10) COMPLETE. 7 of the 10 decisions remain -- Phase B (PRs 4-6) starts once PRs 1-3 are merged. PR 4 done (2026-09-07) -- see #247: Security/Notifications duplicate clusters consolidated -- 6 renames (D9/M9 -&gt; 'Security &amp; Account Settings', D19/M19 -&gt; 'Muted accounts', D16/M16 -&gt; 'Filters'), 4 frames archived (D8/M8, D14/M14) with 51 inbound reaction re-points, the Notification Preferences hub extended to 4 rows, the 'Mute notifications' row removed from Filters. Only decision #4 (PR 5, sidebar removal) and structural #11 (PR 6, componentization) remain. PR 5 done (2026-09-07) -- see #248: Community sidebar removed from all 18 live desktop Settings frames (648 nodes), mobile confirmed sidebar-free, inline hub-list stripped from the last 2 mobile frames (M1/M11), D9/D15 arrow-backs wired. ONLY structural #11 (PR 6, shell componentization) remains.</w:t>
             </w:r>
           </w:p>
         </w:tc>
@@ -20083,6 +20083,48 @@
           <w:p>
             <w:r>
               <w:t>Resolved (this PR only -- Figma design only, no app/backend code). Report: docs/sprint-2-settings-duplicate-clusters-consolidation-report.md. RENAMED (6): 'Settings -- Security Overview' (2926:8056) -&gt; 'Settings -- Security &amp; Account Settings' (+ -- Mobile 5695:8279); 'Settings -- Mute New Accounts' (2926:9482) -&gt; 'Settings -- Muted accounts' (+ -- Mobile 5696:8307); 'Settings -- Notifications (Mute &amp; Filter)' (2926:9230) -&gt; 'Settings -- Filters' (+ -- Mobile 5696:8281). 'Settings -- Notification Preferences' (2926:9721 / 5696:8340) confirmed KEPT (decision #3). ARCHIVED (4), reference-checked -&gt; re-pointed -&gt; hidden -&gt; 'ARCHIVED --' prefixed -&gt; moved to a new Settings archive strip at y -13500, 0 overlaps, not deleted: 'Settings -- Security &amp; Account' (D8 2922:5143) + -- Mobile (M8 5649:8074) -- the redundant one-row intermediate; 'Settings -- Notification Preferences (By Type)' (D14 2922:5602) + -- Mobile (M14 5649:8116) -- the losing competing hub. D8's one-line blurb was ported into D9's intro (2926:8166, previously the flagged 'See information about your account' junk AND visible:false -- now carries 'Manage your account's security and keep track of your account's usage.' and is visible, matching M9). M8/M14 had ZERO inbound references -- the PR 1 mobile menu hub already targeted the survivors directly. RAIL TARGET RE-POINT was per-frame, NOT component-set level -- confirmed the Frame 5904 set (2906:7170) variants carry only ON_HOVER -&gt; CHANGE_TO reactions; every ON_CLICK -&gt; NAVIGATE is an instance override. 51 reaction edits (exactly matching a full page scan's 51 hits, all read back from fresh handles): 21 x rail 'security' rows D8 -&gt; D9, 21 x rail 'notification' rows D14 -&gt; D15, D16's arrow-back -&gt; D15, D9's/D15's now-self-referential rail rows + arrow-back reactions removed, 4 dead refs inside already-hidden frames cleaned. ON_HOVER reactions preserved. Final scan: 0 nodes reference any archived frame. NOTIFICATION PREFERENCES HUB extended 2 -&gt; 4 rows (decision #1), desktop + mobile, by cloning the existing row pattern: Push notifications (-&gt; D17, existing) . Email notifications (-&gt; D18, existing) . Filters (new, -&gt; D16) . Muted accounts (new, -&gt; D19). Mobile's Push/Email rows were also UNWIRED and got their NAVIGATE reactions added (-&gt; M17/M18). New rows use the navy-bound chevron, pinned right with SPACE_BETWEEN (the same rail layout trap PR 2 hit -- source rows fake alignment with a hard-coded itemSpacing), fresh accurate descriptions (the source Push/Email rows carry pre-existing 2FA-boilerplate junk in their clipped/hidden description nodes -- flagged, not fixed). New rows 6314:15613 / 15618 desktop, 6314:15626 / 15633 mobile. 'Mute notifications' nav row removed from D16 + M16 (decision #6) -- row (2926:9347 / 5696:8301) + reaction deleted, quality-filter control only remains; D16/M16 heading aligned 'Filter' -&gt; 'Filters', D16 junk subtitle replaced to match M16. AUDIT: 4 authored nodes, 12 paints / 12 bound / 0 unbound / 0 off-palette / 0 brand/green-tint-28 / 0 new colours, 0 overlaps, no Admin-zone clash. Screenshot-verified D15/M15 (4-row hub), D16/M16 (post-removal), D9 (ported blurb), and a sample of re-pointed rails. FLAGGED, NOT FIXED: D15/M15 on-screen heading still 'Preferences' and D9/M9 still 'Security' (heading &lt;-&gt; rail-label alignment is PR 6); desktop hub rows' descriptions clipped/invisible (pre-existing); D9's + D15's arrow-back now carry no reaction (self-nav invalid -- could point at the PR 2 landing 6295:15068 later); ~24 frames' rail LABELS still stale (PR 6, component-level -- strip the PR-2/PR-3 instance overrides at the same time). Figma writes by the agent (no shell that session); branch / commit / docx transcription / PR finalised in a follow-up session. Decision Log #230 STAYS OPEN -- after this PR only decision #4 (remove the Community sidebar, PR 5) and structural #11 (componentize the shell, PR 6) remain; #230 flips Resolved at PR 6 and closes Build Plan Section 7's '22 duplicate Settings frames' blocker.</w:t>
+            </w:r>
+          </w:p>
+        </w:tc>
+      </w:tr>
+      <w:tr>
+        <w:tc>
+          <w:tcPr>
+            <w:tcW w:type="dxa" w:w="500"/>
+          </w:tcPr>
+          <w:p>
+            <w:r>
+              <w:t>248</w:t>
+            </w:r>
+          </w:p>
+        </w:tc>
+        <w:tc>
+          <w:tcPr>
+            <w:tcW w:type="dxa" w:w="4700"/>
+          </w:tcPr>
+          <w:p>
+            <w:r>
+              <w:t>The Community-style left sidebar is removed from every surviving Settings frame; the inline hub list is stripped from the last 2 mobile frames carrying it. PR 5 of 6 in the Settings-family consolidation (Decision Log #230), executing founder decision #4.</w:t>
+            </w:r>
+          </w:p>
+        </w:tc>
+        <w:tc>
+          <w:tcPr>
+            <w:tcW w:type="dxa" w:w="1850"/>
+          </w:tcPr>
+          <w:p>
+            <w:r>
+              <w:t>sprint-2/settings-community-sidebar-removal (figma-design-system, 2026-09-07)</w:t>
+            </w:r>
+          </w:p>
+        </w:tc>
+        <w:tc>
+          <w:tcPr>
+            <w:tcW w:type="dxa" w:w="2300"/>
+          </w:tcPr>
+          <w:p>
+            <w:r>
+              <w:t>Resolved (this PR only -- Figma design only, no app/backend code). Report: docs/sprint-2-settings-community-sidebar-removal-report.md. DESKTOP: the Community sidebar (profile card 'Adeniyi Christiana / @christine001' + follower/following/post counts + 'View profile', 'Trending News', 'Suggested' follows) -- 36 loose absolute-positioned children per frame, rendering on every desktop Settings screen (audit Section 4) -- was DELETED from all 18 live desktop Settings frames (D1-D7, D9-D13, D15-D20, post-PR-4 names). 648 nodes total. Each frame went 43 -&gt; 7 children (kept: navbar instance, Frame 5910 nav rail, content panel, Line 106 / Line 107 dividers, 2 ph:soccer-ball-fill decorative watermarks). Deletion was GUARDED per frame (require childCount 43, exactly 36 name-matched, exactly 1 leftover content-panel FRAME) -- all 18 passed. Post-removal text-sweep: 0 hits on every frame. Nav rail kept at x 344, content panel at x 688 -- NO layout re-balance (PR 6's call, applied to all frames at once when it componentizes). EXCLUDED and verified sidebar-free, left untouched: PR 2's 'Settings -- Overview' desktop (6295:15068) + mobile (6297:15173) landings -- these carry the sample name 'Adeniyi Christiana' only, PR 2's deliberate displayName identity-row (not the sidebar; no counts/bio/Trending/Suggested/View-profile); PR 3's 4 Display desktop leaves; PR 1/PR 3's 6 Phase-A mobile frames. MOBILE: checked all 18 live mobile Settings section frames -- 0 Community sidebars found (all childCount 2); the sidebar was a desktop-only problem, stated rather than assumed. COUPLED mobile inline-hub-list strip (audit Section 2, M1/M11): 'Settings -- Account -- Mobile' (5607:7813) and 'Settings -- Privacy -- Mobile' (6185:14547) each bolted the full 5-row Category Nav list on top of their section content. Both had Category Nav REMOVED (this also DISPOSES OF the invisible white-bound Category Nav chevron bug on those 2 frames), the now-redundant standalone 'Settings' title removed (each section carries its own heading), and a wired '&lt; Settings' back bar added (ON_CLICK -&gt; NAVIGATE -&gt; 6289:15068, the PR 1 mobile menu hub) -- matching the convention every other mobile section frame uses. D9/D15 arrow-backs (PR 4 left them action-less): 'Settings -- Security &amp; Account Settings' (2926:8162) and 'Settings -- Notification Preferences' (2926:9827) arrow-back nodes wired ON_CLICK -&gt; NAVIGATE -&gt; 6295:15068 (the desktop Settings landing). AUDIT: 0 authored paint (all changes are deletions or clones of already-bound nodes), 0 unbound / 0 off-palette / 0 brand/green-tint-28 / 0 new colours, 0 overlaps, no Admin-zone clash. Screenshot-verified D1/D9/D11/D15/D20 + M1/M11. FLAGGED, NOT FIXED: the empty left band on all 18 desktop frames (intended interim state, PR 6 re-balances all at once); PR 2's landings' identity-row sample name matched the sweep regex but is not a regression; 'Settings -- Account -- Mobile' 'See information about your account' subtitle junk (pre-existing); rail labels + D9/D15/D15-hub headings still stale (PR 6). Figma writes by the agent (no shell that session); branch / commit / docx transcription / PR finalised in a follow-up session. Decision Log #230 STAYS OPEN -- after this PR ONLY the structural #11 (componentize the shell), i.e. PR 6, remains; PR 6 flips #230 Resolved and closes Build Plan Section 7's '22 duplicate Settings frames' blocker.</w:t>
             </w:r>
           </w:p>
         </w:tc>

--- a/docs/Soccernity_MVP_Build_Plan_v1.7.docx
+++ b/docs/Soccernity_MVP_Build_Plan_v1.7.docx
@@ -6452,7 +6452,7 @@
         <w:spacing w:after="90"/>
       </w:pPr>
       <w:r>
-        <w:t xml:space="preserve">Close the standing housekeeping tickets (Section 10 of this document) while frames are open: rename the 22 duplicate “Settings” frames, fix the “Settingd” typo, rename the nine generic component sets.</w:t>
+        <w:t>Close the standing housekeeping tickets (Section 10 of this document) while frames are open: rename the duplicate "Settings" frames, fix the "Settingd" typo, rename the nine generic component sets. [Settings frames -- DONE, Decision Log #230 / #244-#249: the real count was 40 live frames (20 desktop + 20 mobile), not 22; the duplicate-role frames were archived, every survivor uniquely named, and the shell componentized as one "Settings Shell" set with an Active variant. The "Settingd" typo node no longer exists on page 0:1. The nine generic component sets remain tracked in Section 10.]</w:t>
       </w:r>
     </w:p>
     <w:p>
@@ -6986,7 +6986,7 @@
         <w:spacing w:after="90"/>
       </w:pPr>
       <w:r>
-        <w:t xml:space="preserve">Consolidate the 22 duplicate Figma “Settings” frames (Section 10) into one clean, tabbed settings screen.</w:t>
+        <w:t>Consolidate the duplicate Figma "Settings" frames (Section 10) into one clean, componentized settings shell. [DONE for design -- Decision Log #230 / #244-#249: the genuine problem was 20 independent 43-child FRAME copies of one shell, each carrying an irrelevant Community-style left sidebar; the sidebar was stripped from every frame, the shell componentized as one "Settings Shell" set with an Active variant, and all 23 live desktop Settings frames re-based onto one instance each with byte-identical content geometry. The figma-to-code conversion of the consolidated set is the remaining code-half work.]</w:t>
       </w:r>
     </w:p>
     <w:p>
@@ -7185,7 +7185,7 @@
         <w:spacing w:after="90"/>
       </w:pPr>
       <w:r>
-        <w:t xml:space="preserve">The 22 duplicate “Settings” Figma frames have been consolidated into one screen in both design and code (Section 10).</w:t>
+        <w:t>The duplicate "Settings" Figma frames have been consolidated into one componentized shell in design (Decision Log #230 / #244-#249), and the consolidated set is built in code (Section 10). Design half: complete. Code half: outstanding -- of the consolidated set only PrivacySettingsPage.tsx (route /settings/privacy) is shipped in apps/web; running figma-to-code on the landing, the five section pages and the leaves (following the /settings/&lt;section&gt; route pattern) is the remaining work to fully satisfy this criterion.</w:t>
       </w:r>
     </w:p>
     <w:p>
@@ -19368,7 +19368,7 @@
           </w:tcPr>
           <w:p>
             <w:r>
-              <w:t>Open -- BLOCKING further Settings work until the 10 flagged decisions below are resolved by the founder. Full report: docs/sprint-2-settings-family-consolidation-audit-report.md. FINDINGS: (a) 40 live frames, not 22; the top-level IA (a persistent 5-section left nav rail: Account / Security &amp; account access / Privacy &amp; safety / Notifications / Display, language &amp; region) is already consistent across all 20 desktop frames and needs no fix. (b) 2 genuine duplicate clusters -- SECURITY: 'Settings -- Security &amp; Account' (2922:5143 / 5649:8074) is a dead-end one-row intermediate leading to the real page 'Settings -- Security Overview' (2926:8056 / 5695:8279); NOTIFICATIONS: 'Settings -- Notification Preferences (By Type)' (2922:5602 / 5649:8116, rows Filter/Preference) and 'Settings -- Notification Preferences' (2926:9721 / 5696:8340, rows Push/Email) are two competing entry screens to two different mental models. (c) ROOT CAUSE of the 'duplicate frames' blocker: all 20 desktop frames are independent FRAME copies (43 children each), NOT instances of a component, of one shell that also renders an irrelevant Community-style left sidebar (profile card / Trending News / Suggested follows) on every Settings screen -- so PRs #116-#119 each re-swept the same debt one frame at a time. (d) 'Settings -- Overview' (2905:4798 / 5607:7813) is mislabelled -- it is the Account section page, not a landing; no dedicated top-level Settings landing exists. (e) GAPS (not duplication): the Display section hub (2922:5832 / 5649:8140) lists 4 rows with zero destination sub-page frames; the mobile IA is inconsistent (Overview/Privacy mobile embed the hub list, every other mobile section uses a '&lt; Settings' back bar). PROPOSED (report only, not decided): 32 frames kept and re-based on a shared componentized shell, 4 archived, 10 renamed for role clarity, plus optional new work (4 Display leaves; possibly a standalone mobile hub). 10 DECISIONS FLAGGED FOR FOUNDER (none resolved here; full reasoning in report Section 6): 1. section-2 name (rail says 'Security and account access', pages say 'Security'); 2. section-4 name ('Notifications' vs 'Notification Preferences' vs 'Preferences'); 3. which Notifications hub survives (report recommends 2926:9721); 4. 'Mute New Accounts' scope + name (covers 3 groups, 'Muted accounts' fits better); 5. whether 'Notifications (Mute &amp; Filter)' splits into a Filters leaf + routes muting to Muted accounts; 6. the mobile navigation model (standalone hub screen vs single scroll vs hub-on-every-page); 7. whether Settings needs a dedicated top-level landing distinct from the Account section; 8. keep the Account Info password-gate as its own screen or inline it; 9. build the 4 Display leaves now / inline-expand / leave stub; 10. confirm the Community left sidebar is removed from the Settings pillar entirely. NOTHING is built until these are answered. FOUNDER RESOLVED all 10 flagged decisions (2026-09-06), plus authorised the structural shell-componentization fix; execution is now underway as 6 sequential PRs (sprint-2/settings-*). Resolutions in brief: 1. section-2 label 'Security &amp; Account Settings' everywhere; 2. section-4 label 'Notification Preferences'; 3. Notifications survivor hub = 2926:9721 / 5696:8340 extended to 4 rows (Push / Email / Filters / Muted accounts), archive 2922:5602 / 5649:8116; 4/5. rename 'Mute New Accounts' -&gt; 'Muted accounts', split 'Notifications (Mute &amp; Filter)' -- quality-filter becomes a 'Filters' leaf, its 'Mute notifications' nav row removed, muting reached only via the Muted-accounts leaf; 6/7. mobile nav = standalone hub screen (option a) -- build 'Settings -- Menu -- Mobile' and strip the inline hub-lists from Overview/Privacy mobile; 8. build a genuinely new top-level Settings landing, desktop AND mobile as SEPARATE frames (founder clarification 2026-09-07), rename 'Settings -- Overview' (D1/M1) -&gt; 'Settings -- Account'; 9. Account Info password gate unchanged; 10. remove the Community-style left sidebar from every surviving Settings frame. 6-PR split: PR 1 settings-mobile-menu-hub (#7, see #244); PR 2 settings-landing-screen (#8); PR 3 settings-display-leaves (#10); PR 4 settings-duplicate-clusters-consolidation (#1/#2/#3/#5/#6); PR 5 settings-community-sidebar-removal (#4 + strip inline hub-lists); PR 6 settings-shell-componentization (structural -- nav rail as a real component, content panel as a slot) -- flips this entry Resolved and closes Build Plan Section 7's blocker. #230 stays Open until PR 6. PR 2 done (2026-09-07) -- see #245: top-level Settings landing built (desktop 6295:15068 + mobile 6297:15173), and D1/M1 renamed to 'Settings -- Account' / 'Settings -- Account -- Mobile'. 8 of the 10 decisions remain. PR 3 done (2026-09-07) -- see #246: the 4 Display leaves built desktop + mobile (8 frames) and the hub rows wired. PHASE A (#7/#8/#10) COMPLETE. 7 of the 10 decisions remain -- Phase B (PRs 4-6) starts once PRs 1-3 are merged. PR 4 done (2026-09-07) -- see #247: Security/Notifications duplicate clusters consolidated -- 6 renames (D9/M9 -&gt; 'Security &amp; Account Settings', D19/M19 -&gt; 'Muted accounts', D16/M16 -&gt; 'Filters'), 4 frames archived (D8/M8, D14/M14) with 51 inbound reaction re-points, the Notification Preferences hub extended to 4 rows, the 'Mute notifications' row removed from Filters. Only decision #4 (PR 5, sidebar removal) and structural #11 (PR 6, componentization) remain. PR 5 done (2026-09-07) -- see #248: Community sidebar removed from all 18 live desktop Settings frames (648 nodes), mobile confirmed sidebar-free, inline hub-list stripped from the last 2 mobile frames (M1/M11), D9/D15 arrow-backs wired. ONLY structural #11 (PR 6, shell componentization) remains.</w:t>
+              <w:t>Resolved (design half) -- the 10 flagged decisions below were all resolved by the founder (2026-09-06) and executed across the 6-PR consolidation (#244-#249; see the forward-pointers appended to this cell). Full report: docs/sprint-2-settings-family-consolidation-audit-report.md. FINDINGS: (a) 40 live frames, not 22; the top-level IA (a persistent 5-section left nav rail: Account / Security &amp; account access / Privacy &amp; safety / Notifications / Display, language &amp; region) is already consistent across all 20 desktop frames and needs no fix. (b) 2 genuine duplicate clusters -- SECURITY: 'Settings -- Security &amp; Account' (2922:5143 / 5649:8074) is a dead-end one-row intermediate leading to the real page 'Settings -- Security Overview' (2926:8056 / 5695:8279); NOTIFICATIONS: 'Settings -- Notification Preferences (By Type)' (2922:5602 / 5649:8116, rows Filter/Preference) and 'Settings -- Notification Preferences' (2926:9721 / 5696:8340, rows Push/Email) are two competing entry screens to two different mental models. (c) ROOT CAUSE of the 'duplicate frames' blocker: all 20 desktop frames are independent FRAME copies (43 children each), NOT instances of a component, of one shell that also renders an irrelevant Community-style left sidebar (profile card / Trending News / Suggested follows) on every Settings screen -- so PRs #116-#119 each re-swept the same debt one frame at a time. (d) 'Settings -- Overview' (2905:4798 / 5607:7813) is mislabelled -- it is the Account section page, not a landing; no dedicated top-level Settings landing exists. (e) GAPS (not duplication): the Display section hub (2922:5832 / 5649:8140) lists 4 rows with zero destination sub-page frames; the mobile IA is inconsistent (Overview/Privacy mobile embed the hub list, every other mobile section uses a '&lt; Settings' back bar). PROPOSED (report only, not decided): 32 frames kept and re-based on a shared componentized shell, 4 archived, 10 renamed for role clarity, plus optional new work (4 Display leaves; possibly a standalone mobile hub). 10 DECISIONS FLAGGED FOR FOUNDER (none resolved here; full reasoning in report Section 6): 1. section-2 name (rail says 'Security and account access', pages say 'Security'); 2. section-4 name ('Notifications' vs 'Notification Preferences' vs 'Preferences'); 3. which Notifications hub survives (report recommends 2926:9721); 4. 'Mute New Accounts' scope + name (covers 3 groups, 'Muted accounts' fits better); 5. whether 'Notifications (Mute &amp; Filter)' splits into a Filters leaf + routes muting to Muted accounts; 6. the mobile navigation model (standalone hub screen vs single scroll vs hub-on-every-page); 7. whether Settings needs a dedicated top-level landing distinct from the Account section; 8. keep the Account Info password-gate as its own screen or inline it; 9. build the 4 Display leaves now / inline-expand / leave stub; 10. confirm the Community left sidebar is removed from the Settings pillar entirely. NOTHING is built until these are answered. FOUNDER RESOLVED all 10 flagged decisions (2026-09-06), plus authorised the structural shell-componentization fix; execution is now underway as 6 sequential PRs (sprint-2/settings-*). Resolutions in brief: 1. section-2 label 'Security &amp; Account Settings' everywhere; 2. section-4 label 'Notification Preferences'; 3. Notifications survivor hub = 2926:9721 / 5696:8340 extended to 4 rows (Push / Email / Filters / Muted accounts), archive 2922:5602 / 5649:8116; 4/5. rename 'Mute New Accounts' -&gt; 'Muted accounts', split 'Notifications (Mute &amp; Filter)' -- quality-filter becomes a 'Filters' leaf, its 'Mute notifications' nav row removed, muting reached only via the Muted-accounts leaf; 6/7. mobile nav = standalone hub screen (option a) -- build 'Settings -- Menu -- Mobile' and strip the inline hub-lists from Overview/Privacy mobile; 8. build a genuinely new top-level Settings landing, desktop AND mobile as SEPARATE frames (founder clarification 2026-09-07), rename 'Settings -- Overview' (D1/M1) -&gt; 'Settings -- Account'; 9. Account Info password gate unchanged; 10. remove the Community-style left sidebar from every surviving Settings frame. 6-PR split: PR 1 settings-mobile-menu-hub (#7, see #244); PR 2 settings-landing-screen (#8); PR 3 settings-display-leaves (#10); PR 4 settings-duplicate-clusters-consolidation (#1/#2/#3/#5/#6); PR 5 settings-community-sidebar-removal (#4 + strip inline hub-lists); PR 6 settings-shell-componentization (structural -- nav rail as a real component, content panel as a slot) -- flips this entry Resolved and closes Build Plan Section 7's blocker. #230 stays Open until PR 6. PR 2 done (2026-09-07) -- see #245: top-level Settings landing built (desktop 6295:15068 + mobile 6297:15173), and D1/M1 renamed to 'Settings -- Account' / 'Settings -- Account -- Mobile'. 8 of the 10 decisions remain. PR 3 done (2026-09-07) -- see #246: the 4 Display leaves built desktop + mobile (8 frames) and the hub rows wired. PHASE A (#7/#8/#10) COMPLETE. 7 of the 10 decisions remain -- Phase B (PRs 4-6) starts once PRs 1-3 are merged. PR 4 done (2026-09-07) -- see #247: Security/Notifications duplicate clusters consolidated -- 6 renames (D9/M9 -&gt; 'Security &amp; Account Settings', D19/M19 -&gt; 'Muted accounts', D16/M16 -&gt; 'Filters'), 4 frames archived (D8/M8, D14/M14) with 51 inbound reaction re-points, the Notification Preferences hub extended to 4 rows, the 'Mute notifications' row removed from Filters. Only decision #4 (PR 5, sidebar removal) and structural #11 (PR 6, componentization) remain. PR 5 done (2026-09-07) -- see #248: Community sidebar removed from all 18 live desktop Settings frames (648 nodes), mobile confirmed sidebar-free, inline hub-list stripped from the last 2 mobile frames (M1/M11), D9/D15 arrow-backs wired. ONLY structural #11 (PR 6, shell componentization) remains. PR 6 done (2026-09-07) -- see #249: the desktop Settings shell is componentized as 'Settings Shell' (6339:16094), all 23 live desktop Settings frames re-based onto one instance each with byte-identical content geometry, decision #2/#3 rail labels + D9/D15/M9/M15 headings corrected, section banners widened, mobile '&lt; Settings' back bar componentized (6348:16292). The DESIGN HALF of #230 is COMPLETE (full arc: #244 + #245 + #246 + #247 + #248 + #249) and Build Plan Section 7's '22 duplicate Settings frames' blocker is closed structurally. Remaining: the figma-to-code conversion of the consolidated Settings set (only /settings/privacy is shipped in apps/web), the left-gutter reclaim (cheap component-level follow-up), and the still-open Display-leaf merge question (audit Section 3/6.9).</w:t>
             </w:r>
           </w:p>
         </w:tc>
@@ -20125,6 +20125,48 @@
           <w:p>
             <w:r>
               <w:t>Resolved (this PR only -- Figma design only, no app/backend code). Report: docs/sprint-2-settings-community-sidebar-removal-report.md. DESKTOP: the Community sidebar (profile card 'Adeniyi Christiana / @christine001' + follower/following/post counts + 'View profile', 'Trending News', 'Suggested' follows) -- 36 loose absolute-positioned children per frame, rendering on every desktop Settings screen (audit Section 4) -- was DELETED from all 18 live desktop Settings frames (D1-D7, D9-D13, D15-D20, post-PR-4 names). 648 nodes total. Each frame went 43 -&gt; 7 children (kept: navbar instance, Frame 5910 nav rail, content panel, Line 106 / Line 107 dividers, 2 ph:soccer-ball-fill decorative watermarks). Deletion was GUARDED per frame (require childCount 43, exactly 36 name-matched, exactly 1 leftover content-panel FRAME) -- all 18 passed. Post-removal text-sweep: 0 hits on every frame. Nav rail kept at x 344, content panel at x 688 -- NO layout re-balance (PR 6's call, applied to all frames at once when it componentizes). EXCLUDED and verified sidebar-free, left untouched: PR 2's 'Settings -- Overview' desktop (6295:15068) + mobile (6297:15173) landings -- these carry the sample name 'Adeniyi Christiana' only, PR 2's deliberate displayName identity-row (not the sidebar; no counts/bio/Trending/Suggested/View-profile); PR 3's 4 Display desktop leaves; PR 1/PR 3's 6 Phase-A mobile frames. MOBILE: checked all 18 live mobile Settings section frames -- 0 Community sidebars found (all childCount 2); the sidebar was a desktop-only problem, stated rather than assumed. COUPLED mobile inline-hub-list strip (audit Section 2, M1/M11): 'Settings -- Account -- Mobile' (5607:7813) and 'Settings -- Privacy -- Mobile' (6185:14547) each bolted the full 5-row Category Nav list on top of their section content. Both had Category Nav REMOVED (this also DISPOSES OF the invisible white-bound Category Nav chevron bug on those 2 frames), the now-redundant standalone 'Settings' title removed (each section carries its own heading), and a wired '&lt; Settings' back bar added (ON_CLICK -&gt; NAVIGATE -&gt; 6289:15068, the PR 1 mobile menu hub) -- matching the convention every other mobile section frame uses. D9/D15 arrow-backs (PR 4 left them action-less): 'Settings -- Security &amp; Account Settings' (2926:8162) and 'Settings -- Notification Preferences' (2926:9827) arrow-back nodes wired ON_CLICK -&gt; NAVIGATE -&gt; 6295:15068 (the desktop Settings landing). AUDIT: 0 authored paint (all changes are deletions or clones of already-bound nodes), 0 unbound / 0 off-palette / 0 brand/green-tint-28 / 0 new colours, 0 overlaps, no Admin-zone clash. Screenshot-verified D1/D9/D11/D15/D20 + M1/M11. FLAGGED, NOT FIXED: the empty left band on all 18 desktop frames (intended interim state, PR 6 re-balances all at once); PR 2's landings' identity-row sample name matched the sweep regex but is not a regression; 'Settings -- Account -- Mobile' 'See information about your account' subtitle junk (pre-existing); rail labels + D9/D15/D15-hub headings still stale (PR 6). Figma writes by the agent (no shell that session); branch / commit / docx transcription / PR finalised in a follow-up session. Decision Log #230 STAYS OPEN -- after this PR ONLY the structural #11 (componentize the shell), i.e. PR 6, remains; PR 6 flips #230 Resolved and closes Build Plan Section 7's '22 duplicate Settings frames' blocker.</w:t>
+            </w:r>
+          </w:p>
+        </w:tc>
+      </w:tr>
+      <w:tr>
+        <w:tc>
+          <w:tcPr>
+            <w:tcW w:type="dxa" w:w="500"/>
+          </w:tcPr>
+          <w:p>
+            <w:r>
+              <w:t>249</w:t>
+            </w:r>
+          </w:p>
+        </w:tc>
+        <w:tc>
+          <w:tcPr>
+            <w:tcW w:type="dxa" w:w="4700"/>
+          </w:tcPr>
+          <w:p>
+            <w:r>
+              <w:t>The desktop Settings shell is componentized; all 23 live desktop Settings frames re-based onto it; rail labels + D9/D15/M9/M15 headings corrected; mobile '&lt; Settings' back bar componentized. PR 6 of 6 (FINAL) in the Settings-family consolidation, executing structural finding #11 of Decision Log #230. Figma design only, no app/backend code.</w:t>
+            </w:r>
+          </w:p>
+        </w:tc>
+        <w:tc>
+          <w:tcPr>
+            <w:tcW w:type="dxa" w:w="1850"/>
+          </w:tcPr>
+          <w:p>
+            <w:r>
+              <w:t>sprint-2/settings-shell-componentization (figma-design-system, 2026-09-07)</w:t>
+            </w:r>
+          </w:p>
+        </w:tc>
+        <w:tc>
+          <w:tcPr>
+            <w:tcW w:type="dxa" w:w="2300"/>
+          </w:tcPr>
+          <w:p>
+            <w:r>
+              <w:t>Resolved -- CLOSES the DESIGN HALF of Decision Log #230, and closes Build Plan Section 7's '22 duplicate Settings frames' MVP-launch blocker structurally. Report: docs/sprint-2-settings-shell-componentization-report.md. NEW 'Settings Shell' COMPONENT_SET (6339:16094), parked off-canvas at x 20000, y -16000 (no Admin-zone clash). Active variant property, 6 values -- Account (default) / Security / Privacy / Notifications / Display / None. Each variant contains the header-4 navbar instance, the Frame 5910 nav rail (Settings H1 + 5 rail rows), and the two column dividers Line 106 / Line 107 -- NOT the content panel. Baked in: the decision #2/#3 rail labels (Account . Security &amp; Account Settings . Privacy . Notification Preferences . Display, Language &amp; Region) as instance-level overrides on the Frame 5904 row instances; the real click/clicked active-state variant on the highlighted row; SPACE_BETWEEN chevron alignment (all chevrons at x 305 regardless of label length -- the layout trap PR 2 hit, fixed once at component level); ON_HOVER -&gt; CHANGE_TO preserved on resting rows. NAVIGATE targets could NOT be baked in -- Figma rejects NAVIGATE reactions on any descendant of a COMPONENT as an invalid prototype source (same family as #103). Set instead as per-instance overrides on each re-based frame's shell instance (Account -&gt; 2905:4798, Security -&gt; 2926:8056, Privacy -&gt; 6178:14437, Notifications -&gt; 2926:9721, Display -&gt; 2922:5832), preserving each row's inherited ON_HOVER; the frame's own active section is skipped (no self-NAVIGATE, per PR 4's convention). This matches the pre-existing file convention that every ON_CLICK -&gt; NAVIGATE on these rails is already an instance override. ALL 23 LIVE DESKTOP SETTINGS FRAMES RE-BASED -- D1-D7 (Account), D9-D10 (Security), D11-D13 (Privacy), D15-D19 (Notifications), D20 + the 4 PR 3 Display leaves (Display), the PR 2 landing (None). Per frame: the 4 shell nodes deleted, one Settings Shell instance appended at (0,0). Content-panel geometry verified byte-identical before-&gt;after on all 23 ({x,y,w,h} captured and compared; zero deviation). The PR 2/PR 3 instance-override rail labels are superseded -- those frames now inherit labels from the shell. Frame 5904 set (2906:7170) deliberately NOT edited -- after the re-base its only live-frame instances are inside the shell (correct labels); the stale variant labels are now visible only in archived frames. ON-SCREEN HEADINGS: D9 (2926:8165) + M9 (5695:8289) 'Security' -&gt; 'Security &amp; Account Settings'; D15 (2926:9830) + M15 (5696:8350) 'Preferences' -&gt; 'Notification Preferences'. LEFT-GUTTER RE-BALANCE: KEEP (rail x 344, content x 688), applied uniformly via the component -- all 23 frames geometrically identical, the actual task requirement. Reclaiming the empty x 0-344 band is a cheap, low-risk component-level follow-up now that the shell is a real component; not done here. SECTION BANNERS WIDENED: desktop 'Settings' text (2930:10458) -&gt; x -16469, w 10707, centered, spanning the full live desktop row; its backing strip Rectangle 350 (2930:10457) resized to match and its previously-UNBOUND navy fill bound to brand/navy; mobile 'Settings (Mobile)' text (5698:8239) -&gt; x -4751, w 10580, centered. Detached PR 3 Display-leaf rows (y 6000 / y 8800) still uncovered (pre-existing PR 3 flag). MOBILE: new 'Settings Back Bar -- Mobile' component (6348:16292), swapped onto all 22 live mobile section/leaf frames (the bars were structurally uniform); each instance wired ON_CLICK -&gt; NAVIGATE -&gt; 6289:15068 ('Settings -- Menu -- Mobile'), closing PR 5's 'some wired, some not' inconsistency. Full mobile Top-Bar/Content componentization deferred as a separate pass. AUDIT: Settings Shell set -- 508 paints, 508 bound, 0 unbound / 0 off-palette / 0 brand/green-tint-28 / 0 new colours; back-bar component -- 2/2 bound. Everything else was a deletion / clone-of-bound-node / variant swap / reaction override / text edit. 0 overlaps introduced, no Admin-zone clash. Screenshot-verified all 6 Active states + M1/M9/M15 + both banners. FLAGGED, NOT FIXED: left-gutter reclaim (cheap follow-up); Display-leaf rows have no banner marker; Frame 5904 set still carries stale labels (archived-only impact); mobile Top-Bar/Content not componentized; D15 subtitle 'See information about your account' + Push/Email 2FA-boilerplate row descriptions (pre-existing template junk, text-hygiene scope); navbar avatar IMAGE fill (shared-component debt); Display-merge question untouched (Display stays a 4th leaf, unresolved). use_figma gotchas hit and folded into CLAUDE.md: NAVIGATE rejected on COMPONENT descendants; clone() parents under figma.currentPage (resets to the cover page each call); setProperties() invalidates the node handle for a following .reactions set; component.clone() drops nested-instance reaction overrides. Figma writes by the agent (no shell that session); branch / commit / docx transcription (this entry + #230 flip + Section 7 edits) / PR finalised in a follow-up session. The full 6-PR arc closing the design half of #230: #244 (PR 1, mobile menu hub) + #245 (PR 2, landing) + #246 (PR 3, Display leaves) + #247 (PR 4, duplicate clusters) + #248 (PR 5, sidebar removal) + #249 (PR 6, componentization). The figma-to-code conversion of the consolidated Settings set remains a flagged separate follow-up -- only PrivacySettingsPage.tsx / /settings/privacy is shipped in apps/web today.</w:t>
             </w:r>
           </w:p>
         </w:tc>

--- a/docs/Soccernity_MVP_Build_Plan_v1.7.docx
+++ b/docs/Soccernity_MVP_Build_Plan_v1.7.docx
@@ -20167,6 +20167,90 @@
           <w:p>
             <w:r>
               <w:t>Resolved -- CLOSES the DESIGN HALF of Decision Log #230, and closes Build Plan Section 7's '22 duplicate Settings frames' MVP-launch blocker structurally. Report: docs/sprint-2-settings-shell-componentization-report.md. NEW 'Settings Shell' COMPONENT_SET (6339:16094), parked off-canvas at x 20000, y -16000 (no Admin-zone clash). Active variant property, 6 values -- Account (default) / Security / Privacy / Notifications / Display / None. Each variant contains the header-4 navbar instance, the Frame 5910 nav rail (Settings H1 + 5 rail rows), and the two column dividers Line 106 / Line 107 -- NOT the content panel. Baked in: the decision #2/#3 rail labels (Account . Security &amp; Account Settings . Privacy . Notification Preferences . Display, Language &amp; Region) as instance-level overrides on the Frame 5904 row instances; the real click/clicked active-state variant on the highlighted row; SPACE_BETWEEN chevron alignment (all chevrons at x 305 regardless of label length -- the layout trap PR 2 hit, fixed once at component level); ON_HOVER -&gt; CHANGE_TO preserved on resting rows. NAVIGATE targets could NOT be baked in -- Figma rejects NAVIGATE reactions on any descendant of a COMPONENT as an invalid prototype source (same family as #103). Set instead as per-instance overrides on each re-based frame's shell instance (Account -&gt; 2905:4798, Security -&gt; 2926:8056, Privacy -&gt; 6178:14437, Notifications -&gt; 2926:9721, Display -&gt; 2922:5832), preserving each row's inherited ON_HOVER; the frame's own active section is skipped (no self-NAVIGATE, per PR 4's convention). This matches the pre-existing file convention that every ON_CLICK -&gt; NAVIGATE on these rails is already an instance override. ALL 23 LIVE DESKTOP SETTINGS FRAMES RE-BASED -- D1-D7 (Account), D9-D10 (Security), D11-D13 (Privacy), D15-D19 (Notifications), D20 + the 4 PR 3 Display leaves (Display), the PR 2 landing (None). Per frame: the 4 shell nodes deleted, one Settings Shell instance appended at (0,0). Content-panel geometry verified byte-identical before-&gt;after on all 23 ({x,y,w,h} captured and compared; zero deviation). The PR 2/PR 3 instance-override rail labels are superseded -- those frames now inherit labels from the shell. Frame 5904 set (2906:7170) deliberately NOT edited -- after the re-base its only live-frame instances are inside the shell (correct labels); the stale variant labels are now visible only in archived frames. ON-SCREEN HEADINGS: D9 (2926:8165) + M9 (5695:8289) 'Security' -&gt; 'Security &amp; Account Settings'; D15 (2926:9830) + M15 (5696:8350) 'Preferences' -&gt; 'Notification Preferences'. LEFT-GUTTER RE-BALANCE: KEEP (rail x 344, content x 688), applied uniformly via the component -- all 23 frames geometrically identical, the actual task requirement. Reclaiming the empty x 0-344 band is a cheap, low-risk component-level follow-up now that the shell is a real component; not done here. SECTION BANNERS WIDENED: desktop 'Settings' text (2930:10458) -&gt; x -16469, w 10707, centered, spanning the full live desktop row; its backing strip Rectangle 350 (2930:10457) resized to match and its previously-UNBOUND navy fill bound to brand/navy; mobile 'Settings (Mobile)' text (5698:8239) -&gt; x -4751, w 10580, centered. Detached PR 3 Display-leaf rows (y 6000 / y 8800) still uncovered (pre-existing PR 3 flag). MOBILE: new 'Settings Back Bar -- Mobile' component (6348:16292), swapped onto all 22 live mobile section/leaf frames (the bars were structurally uniform); each instance wired ON_CLICK -&gt; NAVIGATE -&gt; 6289:15068 ('Settings -- Menu -- Mobile'), closing PR 5's 'some wired, some not' inconsistency. Full mobile Top-Bar/Content componentization deferred as a separate pass. AUDIT: Settings Shell set -- 508 paints, 508 bound, 0 unbound / 0 off-palette / 0 brand/green-tint-28 / 0 new colours; back-bar component -- 2/2 bound. Everything else was a deletion / clone-of-bound-node / variant swap / reaction override / text edit. 0 overlaps introduced, no Admin-zone clash. Screenshot-verified all 6 Active states + M1/M9/M15 + both banners. FLAGGED, NOT FIXED: left-gutter reclaim (cheap follow-up); Display-leaf rows have no banner marker; Frame 5904 set still carries stale labels (archived-only impact); mobile Top-Bar/Content not componentized; D15 subtitle 'See information about your account' + Push/Email 2FA-boilerplate row descriptions (pre-existing template junk, text-hygiene scope); navbar avatar IMAGE fill (shared-component debt); Display-merge question untouched (Display stays a 4th leaf, unresolved). use_figma gotchas hit and folded into CLAUDE.md: NAVIGATE rejected on COMPONENT descendants; clone() parents under figma.currentPage (resets to the cover page each call); setProperties() invalidates the node handle for a following .reactions set; component.clone() drops nested-instance reaction overrides. Figma writes by the agent (no shell that session); branch / commit / docx transcription (this entry + #230 flip + Section 7 edits) / PR finalised in a follow-up session. The full 6-PR arc closing the design half of #230: #244 (PR 1, mobile menu hub) + #245 (PR 2, landing) + #246 (PR 3, Display leaves) + #247 (PR 4, duplicate clusters) + #248 (PR 5, sidebar removal) + #249 (PR 6, componentization). The figma-to-code conversion of the consolidated Settings set remains a flagged separate follow-up -- only PrivacySettingsPage.tsx / /settings/privacy is shipped in apps/web today.</w:t>
+            </w:r>
+          </w:p>
+        </w:tc>
+      </w:tr>
+      <w:tr>
+        <w:tc>
+          <w:tcPr>
+            <w:tcW w:type="dxa" w:w="500"/>
+          </w:tcPr>
+          <w:p>
+            <w:r>
+              <w:t>250</w:t>
+            </w:r>
+          </w:p>
+        </w:tc>
+        <w:tc>
+          <w:tcPr>
+            <w:tcW w:type="dxa" w:w="4700"/>
+          </w:tcPr>
+          <w:p>
+            <w:r>
+              <w:t>Admin Users / Moderation / Roles — correcting scope, and naming the real remaining gaps. Re-verified directly against the live repo (apps/admin/src/pages/users/UsersPage.tsx, .../moderation/ModerationQueuePage.tsx, .../settings/SettingsRolesPage.tsx + RoleFormPages.tsx) rather than re-litigating from screenshots alone. The three concerns this raised are already correctly separated at the design/frontend level -- DL #142 already corrected the earlier misread that 917:218 ("Users -- team members") was admin-role management; it is the platform-user list (Username / Date Joined / Status, block/delete), distinct from the Admin Settings &gt; Roles screen (SettingsRolesPage.tsx, RoleFormPages.tsx) which already handles editor/moderator/superadmin role assignment, and distinct again from the Moderation Queue screen (Figma 5794:8635, ModerationQueuePage.tsx) which already has Open Reports / Appeals tabs and the DL #138 second-reviewer appeal routing built into its copy. No screen split is needed -- proposing one would have duplicated existing design work.</w:t>
+            </w:r>
+          </w:p>
+        </w:tc>
+        <w:tc>
+          <w:tcPr>
+            <w:tcW w:type="dxa" w:w="1850"/>
+          </w:tcPr>
+          <w:p>
+            <w:r>
+              <w:t>chat 14 admin review; DL #135, #138, #142, #189</w:t>
+            </w:r>
+          </w:p>
+        </w:tc>
+        <w:tc>
+          <w:tcPr>
+            <w:tcW w:type="dxa" w:w="2300"/>
+          </w:tcPr>
+          <w:p>
+            <w:r>
+              <w:t>Open -- the real gaps are backend + data-model, not screens: (1) all three pages remain STUB -- GET/PATCH /admin/users and GET/PATCH /admin/moderation/reports are unbuilt, Sprint 5 scope per DL #135/#189, unchanged by this entry; (2) DPIA item R8 -- Report.reporterId is a required FK to User, so a non-user (e.g. a parent) has no route to report content depicting a child -- still flagged "significant gap", not resolved; (3) DPIA item R9 -- AdminUser.role is a flat editor|moderator|superadmin with no restriction of child-related reports to specifically designated staff and no escalation path for reports disclosing risk of harm -- still "NOT ASSESSED" per docs/sprint-1-dpia-outline-draft.md; (4) Report has no severity/priority field for triage, and no audit-trail model exists for moderator actions (who actioned what, when). Recommend folding a severity field + an AdminActionLog model into the Sprint 5 backend-api scope alongside R8/R9, rather than opening a further screen-design pass.</w:t>
+            </w:r>
+          </w:p>
+        </w:tc>
+      </w:tr>
+      <w:tr>
+        <w:tc>
+          <w:tcPr>
+            <w:tcW w:type="dxa" w:w="500"/>
+          </w:tcPr>
+          <w:p>
+            <w:r>
+              <w:t>251</w:t>
+            </w:r>
+          </w:p>
+        </w:tc>
+        <w:tc>
+          <w:tcPr>
+            <w:tcW w:type="dxa" w:w="4700"/>
+          </w:tcPr>
+          <w:p>
+            <w:r>
+              <w:t>Mobile Settings nav shell -- confirmed stale, scoped as PR7. Verified directly against the live repo: commit 3b6f2b0 (PR #210, sprint-2/settings-shell-componentization, closing DL #230's design half) componentized the desktop Settings Shell and built a new 'Settings Back Bar -- Mobile' component (6348:16292), swapping it onto all 22 live mobile Settings frames with ON_CLICK -&gt; NAVIGATE wired correctly -- but that same PR's own "flagged, not fixed" list explicitly deferred full mobile Top-Bar/Content componentization as a separate pass, and it remains undone. The desktop rail-label fix (Security -&gt; "Security &amp; Account Settings", Preferences -&gt; "Notification Preferences") was verified against D9/D15/M9/M15 specifically -- not independently re-audited against every one of the 22 mobile frames.</w:t>
+            </w:r>
+          </w:p>
+        </w:tc>
+        <w:tc>
+          <w:tcPr>
+            <w:tcW w:type="dxa" w:w="1850"/>
+          </w:tcPr>
+          <w:p>
+            <w:r>
+              <w:t>chat 14 mobile settings review; PR #210 / DL #249's own flagged list</w:t>
+            </w:r>
+          </w:p>
+        </w:tc>
+        <w:tc>
+          <w:tcPr>
+            <w:tcW w:type="dxa" w:w="2300"/>
+          </w:tcPr>
+          <w:p>
+            <w:r>
+              <w:t>Open -- scoped as PR7 (figma-design-system, same lineage as PR4-PR6), no work started: (1) componentize the mobile Top-Bar + Content structure the way PR6 did for the desktop shell; (2) re-audit that the rail-label fix reaches all 22 mobile Settings frames, not just the four spot-checked in PR6. Figma-design-only, no app/backend code -- apps/mobile has no application code yet (confirmed empty), so this carries no code impact today. Not a DL #230 reopen; #230's design half stays Resolved per DL #249.</w:t>
             </w:r>
           </w:p>
         </w:tc>

--- a/docs/Soccernity_MVP_Build_Plan_v1.7.docx
+++ b/docs/Soccernity_MVP_Build_Plan_v1.7.docx
@@ -20251,6 +20251,51 @@
           <w:p>
             <w:r>
               <w:t>Open -- scoped as PR7 (figma-design-system, same lineage as PR4-PR6), no work started: (1) componentize the mobile Top-Bar + Content structure the way PR6 did for the desktop shell; (2) re-audit that the rail-label fix reaches all 22 mobile Settings frames, not just the four spot-checked in PR6. Figma-design-only, no app/backend code -- apps/mobile has no application code yet (confirmed empty), so this carries no code impact today. Not a DL #230 reopen; #230's design half stays Resolved per DL #249.</w:t>
+            </w:r>
+            <w:r>
+              <w:t xml:space="preserve">  Resolved by DL #252 (sprint-2/settings-mobile-shell-componentization, figma-design-system, 2026-09-08 -- PR 7): new 'Settings Top Bar -- Mobile' component (6360:16337), all 24 live mobile Settings frames re-based, content-panel geometry verified byte-identical before-&gt;after on all 24, label fix re-audited across all 24 (clean).</w:t>
+            </w:r>
+          </w:p>
+        </w:tc>
+      </w:tr>
+      <w:tr>
+        <w:tc>
+          <w:tcPr>
+            <w:tcW w:type="dxa" w:w="500"/>
+          </w:tcPr>
+          <w:p>
+            <w:r>
+              <w:t>252</w:t>
+            </w:r>
+          </w:p>
+        </w:tc>
+        <w:tc>
+          <w:tcPr>
+            <w:tcW w:type="dxa" w:w="4700"/>
+          </w:tcPr>
+          <w:p>
+            <w:r>
+              <w:t>The mobile Settings shell is componentized -- new 'Settings Top Bar -- Mobile' component (6360:16337); all 24 live mobile Settings frames re-based onto it; the desktop rail-label fix re-audited against every mobile frame. Resolves DL #251; the mobile counterpart to DL #249 (PR 6). Figma design only, no app/backend code.</w:t>
+            </w:r>
+          </w:p>
+        </w:tc>
+        <w:tc>
+          <w:tcPr>
+            <w:tcW w:type="dxa" w:w="1850"/>
+          </w:tcPr>
+          <w:p>
+            <w:r>
+              <w:t>sprint-2/settings-mobile-shell-componentization (figma-design-system, 2026-09-08)</w:t>
+            </w:r>
+          </w:p>
+        </w:tc>
+        <w:tc>
+          <w:tcPr>
+            <w:tcW w:type="dxa" w:w="2300"/>
+          </w:tcPr>
+          <w:p>
+            <w:r>
+              <w:t>Resolved -- Figma design only, no merge. Report: docs/sprint-2-settings-mobile-shell-componentization-report.md. NEW 'Settings Top Bar -- Mobile' COMPONENT (6360:16337, plain component, no variants -- logo-only, mirrors 'Settings Back Bar -- Mobile' 6348:16292), parked off-canvas at x 20000, y -12800, forming a column with the desktop Settings Shell (y -16000) and the mobile Back Bar (y -13000); 0 overlaps, no Admin-zone clash. SPLIT DECISION: Top Bar as its own component, Back Bar left as the separate PR 6 component -- NOT combined. The two mobile chrome pieces live at different tree depths in different parents (Top Bar is a frame-level sibling of Content; the Back Bar is Content's first child), so combining them would force relocating the Back Bar out of Content and shifting every auto-layout child -- a content-panel geometry change. Mirrors the desktop precedent, which componentizes the chrome (navbar+rail+dividers), not the content panel. SCOPE: 24 mobile Settings frames carry the hand-built Top Bar (all of them); DL #251's '22' was the PR 6 Back Bar scope -- the 22 frames that have a back bar, i.e. all except 'Settings -- Menu -- Mobile' (6289:15068) and 'Settings -- Overview -- Mobile' (6297:15173). Not a count correction, two different scopes. BUILT: cloned the Top Bar of 5607:7813 (one of the 6 already carrying the canonical hairline) -&gt; createComponentFromNode. 390x64, layoutMode NONE (matching the hand-built frames), Logo -- Soccernity absolutely at (20,21). THE ONE FORCED DECISION -- the Top Bar bottom border was inconsistent: 6 frames (the hub/landing/edit ones) carried a 1px color/icon/inactive bottom hairline identical to every other Top Bar -- Soccernity in the file (auth, Verify Email, Club Picker, Guardian Consent mobile -- all per DL #172); 18 frames had no stroke at all. BAKED IN the canonical 1px color/icon/inactive bottom hairline -- the 18 borderless frames were the anomaly. Net visual effect: an ~15%-opacity navy hairline appears under the logo bar on 18 mobile Settings frames (a token-correctness fix); the 6 that had it are byte-identical. RE-BASE: per frame -- createInstance -&gt; insertChild(0) -&gt; replicate the old Top Bar's layout props (AUTO / FILL / FIXED / STRETCH on all 24) -&gt; remove old; Content never touched. VERIFIED before-&gt;after on all 24: Content relative position (0,64) unchanged; Content absolute bbox identical; Content subtree geometric fingerprint (every descendant's abs bbox, sorted+hashed) + descendant count identical (allMatch true, zero mismatches); child[0] now an INSTANCE of the new component; childCount stays 2. Orphan check: 0 leftover Top Bar -- Soccernity FRAME nodes. Instance count: exactly 24 page-wide. REFERENCE-CHECK before removing the 24 old hand-built Top Bar frames: scanned all 121,798 page nodes for any prototype reaction / flow start / derived instance targeting those 24 frames or their 96 descendants -- zero hits. Child frames replaced in place, nothing archived. LABEL RE-AUDIT (DL #251 point 2): full text sweep of all 24 Content panels against 9 stale consolidated-section-label patterns (Security / Security Overview / Preferences / Notification Preferences (By Type) / Mute New Accounts / Notifications (Mute &amp; Filter) / bare Filter / Security &amp; Account without Settings) -- ZERO stale hits. PR 6's M9 heading (5695:8279 'Security &amp; Account Settings') and M15 heading (5696:8340 'Notification Preferences') held; the other 22 mobile frames were already correct. AUDIT: component -- 4 paints, 4 bound (color/background/surface, color/icon/inactive, brand/green, brand/navy), 0 unbound / 0 off-palette / 0 brand/green-tint-28 / 0 new colours. Screenshot-verified: 5607:7813, 5696:8340 (gained the hairline), 6289:15068 (no back bar, correct), 6185:14547, 6225:15024, 6303:15221. NOT TOUCHED: desktop Settings Shell (6339:16094) and Settings Back Bar -- Mobile (6348:16292) -- read only, confirmed unchanged. Content panel -- never touched, not componentized, exactly as the desktop shell leaves the desktop content panel. figma-to-code conversion of the consolidated Settings set remains a flagged separate follow-up (only /settings/privacy is shipped in apps/web; apps/mobile has no application code, so this pass carries no code impact). Figma writes by the agent this session (shell available); branch / commit / this docx transcription / PR finalised in the same session.</w:t>
             </w:r>
           </w:p>
         </w:tc>

--- a/docs/Soccernity_MVP_Build_Plan_v1.7.docx
+++ b/docs/Soccernity_MVP_Build_Plan_v1.7.docx
@@ -20296,6 +20296,258 @@
           <w:p>
             <w:r>
               <w:t>Resolved -- Figma design only, no merge. Report: docs/sprint-2-settings-mobile-shell-componentization-report.md. NEW 'Settings Top Bar -- Mobile' COMPONENT (6360:16337, plain component, no variants -- logo-only, mirrors 'Settings Back Bar -- Mobile' 6348:16292), parked off-canvas at x 20000, y -12800, forming a column with the desktop Settings Shell (y -16000) and the mobile Back Bar (y -13000); 0 overlaps, no Admin-zone clash. SPLIT DECISION: Top Bar as its own component, Back Bar left as the separate PR 6 component -- NOT combined. The two mobile chrome pieces live at different tree depths in different parents (Top Bar is a frame-level sibling of Content; the Back Bar is Content's first child), so combining them would force relocating the Back Bar out of Content and shifting every auto-layout child -- a content-panel geometry change. Mirrors the desktop precedent, which componentizes the chrome (navbar+rail+dividers), not the content panel. SCOPE: 24 mobile Settings frames carry the hand-built Top Bar (all of them); DL #251's '22' was the PR 6 Back Bar scope -- the 22 frames that have a back bar, i.e. all except 'Settings -- Menu -- Mobile' (6289:15068) and 'Settings -- Overview -- Mobile' (6297:15173). Not a count correction, two different scopes. BUILT: cloned the Top Bar of 5607:7813 (one of the 6 already carrying the canonical hairline) -&gt; createComponentFromNode. 390x64, layoutMode NONE (matching the hand-built frames), Logo -- Soccernity absolutely at (20,21). THE ONE FORCED DECISION -- the Top Bar bottom border was inconsistent: 6 frames (the hub/landing/edit ones) carried a 1px color/icon/inactive bottom hairline identical to every other Top Bar -- Soccernity in the file (auth, Verify Email, Club Picker, Guardian Consent mobile -- all per DL #172); 18 frames had no stroke at all. BAKED IN the canonical 1px color/icon/inactive bottom hairline -- the 18 borderless frames were the anomaly. Net visual effect: an ~15%-opacity navy hairline appears under the logo bar on 18 mobile Settings frames (a token-correctness fix); the 6 that had it are byte-identical. RE-BASE: per frame -- createInstance -&gt; insertChild(0) -&gt; replicate the old Top Bar's layout props (AUTO / FILL / FIXED / STRETCH on all 24) -&gt; remove old; Content never touched. VERIFIED before-&gt;after on all 24: Content relative position (0,64) unchanged; Content absolute bbox identical; Content subtree geometric fingerprint (every descendant's abs bbox, sorted+hashed) + descendant count identical (allMatch true, zero mismatches); child[0] now an INSTANCE of the new component; childCount stays 2. Orphan check: 0 leftover Top Bar -- Soccernity FRAME nodes. Instance count: exactly 24 page-wide. REFERENCE-CHECK before removing the 24 old hand-built Top Bar frames: scanned all 121,798 page nodes for any prototype reaction / flow start / derived instance targeting those 24 frames or their 96 descendants -- zero hits. Child frames replaced in place, nothing archived. LABEL RE-AUDIT (DL #251 point 2): full text sweep of all 24 Content panels against 9 stale consolidated-section-label patterns (Security / Security Overview / Preferences / Notification Preferences (By Type) / Mute New Accounts / Notifications (Mute &amp; Filter) / bare Filter / Security &amp; Account without Settings) -- ZERO stale hits. PR 6's M9 heading (5695:8279 'Security &amp; Account Settings') and M15 heading (5696:8340 'Notification Preferences') held; the other 22 mobile frames were already correct. AUDIT: component -- 4 paints, 4 bound (color/background/surface, color/icon/inactive, brand/green, brand/navy), 0 unbound / 0 off-palette / 0 brand/green-tint-28 / 0 new colours. Screenshot-verified: 5607:7813, 5696:8340 (gained the hairline), 6289:15068 (no back bar, correct), 6185:14547, 6225:15024, 6303:15221. NOT TOUCHED: desktop Settings Shell (6339:16094) and Settings Back Bar -- Mobile (6348:16292) -- read only, confirmed unchanged. Content panel -- never touched, not componentized, exactly as the desktop shell leaves the desktop content panel. figma-to-code conversion of the consolidated Settings set remains a flagged separate follow-up (only /settings/privacy is shipped in apps/web; apps/mobile has no application code, so this pass carries no code impact). Figma writes by the agent this session (shell available); branch / commit / this docx transcription / PR finalised in the same session.</w:t>
+            </w:r>
+          </w:p>
+        </w:tc>
+      </w:tr>
+      <w:tr>
+        <w:tc>
+          <w:tcPr>
+            <w:tcW w:type="dxa" w:w="500"/>
+          </w:tcPr>
+          <w:p>
+            <w:r>
+              <w:t>253</w:t>
+            </w:r>
+          </w:p>
+        </w:tc>
+        <w:tc>
+          <w:tcPr>
+            <w:tcW w:type="dxa" w:w="4700"/>
+          </w:tcPr>
+          <w:p>
+            <w:r>
+              <w:t>Grassroots Record-Keeping screens designed (Sprint 5, Section 4.5) -- team/league profile creation, fixture entry, result logging, public team page. 21 new Figma frames on page 0:1, the first screens this feature has ever had (GrassrootsTeam / Fixture / Result).</w:t>
+            </w:r>
+          </w:p>
+        </w:tc>
+        <w:tc>
+          <w:tcPr>
+            <w:tcW w:type="dxa" w:w="1850"/>
+          </w:tcPr>
+          <w:p>
+            <w:r>
+              <w:t>sprint-5/grassroots-record-keeping-screens (figma-screen-builder, 2026-09-08)</w:t>
+            </w:r>
+          </w:p>
+        </w:tc>
+        <w:tc>
+          <w:tcPr>
+            <w:tcW w:type="dxa" w:w="2300"/>
+          </w:tcPr>
+          <w:p>
+            <w:r>
+              <w:t>Resolved (design) -- Figma design only, no app/backend code; GrassrootsModule still unwired. Report: docs/sprint-5-grassroots-record-keeping-screens-report.md. Desktop row y 32800 (x 0-&gt;17520), 390px mobile row y 35600, plus Grassroots -- Design Notes (6380:17791); band verified empty beforehand (page content ends y 30577), full pairwise AABB test after = 0 clashes, clear of both parked component zones. Four flows, D+M each: team registration (6367:16407/6375:17591, 6368:16495/6375:17646); fixture entry (6369:16675/6376:17631, dedicated Opponent-TBD state 6371:16908/6376:17711, 6368:16610/6377:17671); result logging across the real scheduled-&gt;live-&gt;full_time machine (6372:17141/6377:17724, 6372:17259/6378:17711, 6373:17321/6378:17776); public team page verified (6373:17444/6379:17751) + unverified with the no-fixtures empty state (6374:17501/6379:17868). Reused as instances: header 4 (2838:3502) x10, header 4 -- mobile (5386:6576) x10 resized to 390, Calendar for scheduled task / calendar 2 (2365:2034) x2 -- no calendar rebuilt. Form language from Guardian Details Capture (5108:6627); public page follows Club -- Fan Page (5841:9365) but deliberately withholds licensed-club chrome (no crest, no Join, no feed) so a self-registered grassroots team never reads as official. Built fresh: score stepper, three-state fixture status pill, Opponent TBC placeholder, verified / community-unverified badges. Audit: 861 authored paints, 0 unbound, 0 off-palette, 0 brand/green-tint-28, 0 new colours, 0 overlaps; the only 8 inherited unbound paints are the opacity:0 adjacent-month numerals inside each calendar instance (pre-existing debt per DL #53/#178, left). Primary AND destructive buttons brand/navy (PR #100 precedent -- no destructive token, non-negotiable #3); semantic/alert used once as a non-text LIVE dot (DL #149). Surfaces #254-#258 and corrects one brief premise (the reused calendar is not date-only -- see #257). figma-to-code must not build these screens until at least #254 is resolved. Not merged -- founder's call after review.</w:t>
+            </w:r>
+          </w:p>
+        </w:tc>
+      </w:tr>
+      <w:tr>
+        <w:tc>
+          <w:tcPr>
+            <w:tcW w:type="dxa" w:w="500"/>
+          </w:tcPr>
+          <w:p>
+            <w:r>
+              <w:t>254</w:t>
+            </w:r>
+          </w:p>
+        </w:tc>
+        <w:tc>
+          <w:tcPr>
+            <w:tcW w:type="dxa" w:w="4700"/>
+          </w:tcPr>
+          <w:p>
+            <w:r>
+              <w:t>No endpoint changes Fixture.status. Section 4.5 defines POST /fixtures and POST /fixtures/:id/result but nothing that mutates status, so the 'Start match' (scheduled-&gt;live) affordance on the Fixture Manage frame has no backing endpoint at all, and live-&gt;full_time can only be inferred as a side effect of writing the Result. Needs either PATCH /fixtures/:id or an explicit documented derived-status rule.</w:t>
+            </w:r>
+          </w:p>
+        </w:tc>
+        <w:tc>
+          <w:tcPr>
+            <w:tcW w:type="dxa" w:w="1850"/>
+          </w:tcPr>
+          <w:p>
+            <w:r>
+              <w:t>sprint-5/grassroots-record-keeping-screens (figma-screen-builder, 2026-09-08)</w:t>
+            </w:r>
+          </w:p>
+        </w:tc>
+        <w:tc>
+          <w:tcPr>
+            <w:tcW w:type="dxa" w:w="2300"/>
+          </w:tcPr>
+          <w:p>
+            <w:r>
+              <w:t>Open -- backend-api. Blocks figma-to-code on the Fixture Manage (6) and Log Result (7) frames.</w:t>
+            </w:r>
+          </w:p>
+        </w:tc>
+      </w:tr>
+      <w:tr>
+        <w:tc>
+          <w:tcPr>
+            <w:tcW w:type="dxa" w:w="500"/>
+          </w:tcPr>
+          <w:p>
+            <w:r>
+              <w:t>255</w:t>
+            </w:r>
+          </w:p>
+        </w:tc>
+        <w:tc>
+          <w:tcPr>
+            <w:tcW w:type="dxa" w:w="4700"/>
+          </w:tcPr>
+          <w:p>
+            <w:r>
+              <w:t>No permission model for Grassroots, and a first-write-wins race on the @unique Result row. The schema does not encode who may create a fixture for a team or who may log its result, and Result.fixtureId @unique means two organisers can submit concurrently with no amend or dispute path. The design warns before the irreversible save rather than offering a post-hoc edit.</w:t>
+            </w:r>
+          </w:p>
+        </w:tc>
+        <w:tc>
+          <w:tcPr>
+            <w:tcW w:type="dxa" w:w="1850"/>
+          </w:tcPr>
+          <w:p>
+            <w:r>
+              <w:t>sprint-5/grassroots-record-keeping-screens (figma-screen-builder, 2026-09-08)</w:t>
+            </w:r>
+          </w:p>
+        </w:tc>
+        <w:tc>
+          <w:tcPr>
+            <w:tcW w:type="dxa" w:w="2300"/>
+          </w:tcPr>
+          <w:p>
+            <w:r>
+              <w:t>Open -- backend-api + founder.</w:t>
+            </w:r>
+          </w:p>
+        </w:tc>
+      </w:tr>
+      <w:tr>
+        <w:tc>
+          <w:tcPr>
+            <w:tcW w:type="dxa" w:w="500"/>
+          </w:tcPr>
+          <w:p>
+            <w:r>
+              <w:t>256</w:t>
+            </w:r>
+          </w:p>
+        </w:tc>
+        <w:tc>
+          <w:tcPr>
+            <w:tcW w:type="dxa" w:w="4700"/>
+          </w:tcPr>
+          <w:p>
+            <w:r>
+              <w:t>No free-text opponent name on Fixture. An opponent not registered on Soccernity can only be stored as teamBId = null, designed as an explicit 'Opponent to be confirmed' state and rendered publicly as 'Opponent TBC'. Confirm this is the intended permanent answer, or add a nullable Fixture.opponentName field.</w:t>
+            </w:r>
+          </w:p>
+        </w:tc>
+        <w:tc>
+          <w:tcPr>
+            <w:tcW w:type="dxa" w:w="1850"/>
+          </w:tcPr>
+          <w:p>
+            <w:r>
+              <w:t>sprint-5/grassroots-record-keeping-screens (figma-screen-builder, 2026-09-08)</w:t>
+            </w:r>
+          </w:p>
+        </w:tc>
+        <w:tc>
+          <w:tcPr>
+            <w:tcW w:type="dxa" w:w="2300"/>
+          </w:tcPr>
+          <w:p>
+            <w:r>
+              <w:t>Open -- founder.</w:t>
+            </w:r>
+          </w:p>
+        </w:tc>
+      </w:tr>
+      <w:tr>
+        <w:tc>
+          <w:tcPr>
+            <w:tcW w:type="dxa" w:w="500"/>
+          </w:tcPr>
+          <w:p>
+            <w:r>
+              <w:t>257</w:t>
+            </w:r>
+          </w:p>
+        </w:tc>
+        <w:tc>
+          <w:tcPr>
+            <w:tcW w:type="dxa" w:w="4700"/>
+          </w:tcPr>
+          <w:p>
+            <w:r>
+              <w:t>Calendar component (Calendar for scheduled task, 2365:2033) carries an inherited 'Set time' row (with seconds) and its own Cancel / Schedule buttons from its original Admin dialog context, which duplicate a host form's own time field and primary CTA. Suppressed per-instance on the two Schedule Fixture desktop frames; the proper fix is a component property or variant on the shared component. Separately it is a fixed 687px desktop layout with no mobile variant, so mobile frames show a date field instead, and its sample month still reads 'January 2022'.</w:t>
+            </w:r>
+          </w:p>
+        </w:tc>
+        <w:tc>
+          <w:tcPr>
+            <w:tcW w:type="dxa" w:w="1850"/>
+          </w:tcPr>
+          <w:p>
+            <w:r>
+              <w:t>sprint-5/grassroots-record-keeping-screens (figma-screen-builder, 2026-09-08)</w:t>
+            </w:r>
+          </w:p>
+        </w:tc>
+        <w:tc>
+          <w:tcPr>
+            <w:tcW w:type="dxa" w:w="2300"/>
+          </w:tcPr>
+          <w:p>
+            <w:r>
+              <w:t>Open -- figma-design-system.</w:t>
+            </w:r>
+          </w:p>
+        </w:tc>
+      </w:tr>
+      <w:tr>
+        <w:tc>
+          <w:tcPr>
+            <w:tcW w:type="dxa" w:w="500"/>
+          </w:tcPr>
+          <w:p>
+            <w:r>
+              <w:t>258</w:t>
+            </w:r>
+          </w:p>
+        </w:tc>
+        <w:tc>
+          <w:tcPr>
+            <w:tcW w:type="dxa" w:w="4700"/>
+          </w:tcPr>
+          <w:p>
+            <w:r>
+              <w:t>No teams browse screen and no Grassroots nav entry point. GET /teams?city= implies a browse-by-city surface that does not exist, Grassroots has no home in the navbar or the mobile drawer, and the public team page's '&lt;- Teams' link points nowhere. Same shape of gap Decision Log #156 recorded for Clubs.</w:t>
+            </w:r>
+          </w:p>
+        </w:tc>
+        <w:tc>
+          <w:tcPr>
+            <w:tcW w:type="dxa" w:w="1850"/>
+          </w:tcPr>
+          <w:p>
+            <w:r>
+              <w:t>sprint-5/grassroots-record-keeping-screens (figma-screen-builder, 2026-09-08)</w:t>
+            </w:r>
+          </w:p>
+        </w:tc>
+        <w:tc>
+          <w:tcPr>
+            <w:tcW w:type="dxa" w:w="2300"/>
+          </w:tcPr>
+          <w:p>
+            <w:r>
+              <w:t>Open -- founder + figma-screen-builder.</w:t>
             </w:r>
           </w:p>
         </w:tc>

--- a/docs/Soccernity_MVP_Build_Plan_v1.7.docx
+++ b/docs/Soccernity_MVP_Build_Plan_v1.7.docx
@@ -20379,7 +20379,12 @@
           </w:tcPr>
           <w:p>
             <w:r>
-              <w:t>Open -- backend-api. Blocks figma-to-code on the Fixture Manage (6) and Log Result (7) frames.</w:t>
+              <w:t>Resolved -- backend-api. Blocks figma-to-code on the Fixture Manage (6) and Log Result (7) frames.</w:t>
+            </w:r>
+          </w:p>
+          <w:p>
+            <w:r>
+              <w:t>RESOLVED by sprint-5/grassroots-records-service (backend-api, 2026-09-08) -- see #259. Built as a dedicated PATCH /fixtures/:id/status sub-resource (scheduled-&gt;live, live-&gt;full_time; every other move a 409). Not merged -- founder's call.</w:t>
             </w:r>
           </w:p>
         </w:tc>
@@ -20421,7 +20426,12 @@
           </w:tcPr>
           <w:p>
             <w:r>
-              <w:t>Open -- backend-api + founder.</w:t>
+              <w:t>Resolved -- backend-api + founder.</w:t>
+            </w:r>
+          </w:p>
+          <w:p>
+            <w:r>
+              <w:t>RESOLVED by sprint-5/grassroots-records-service (backend-api, 2026-09-08) -- see #259. Permission model = joins through teamA/teamB.createdById (no schema change); Result race = 'first write is final' enforced in an interactive $transaction + Result.fixtureId @unique / P2002 -&gt; same 409. Amend/dispute is a parked founder candidate. Not merged -- founder's call.</w:t>
             </w:r>
           </w:p>
         </w:tc>
@@ -20548,6 +20558,48 @@
           <w:p>
             <w:r>
               <w:t>Open -- founder + figma-screen-builder.</w:t>
+            </w:r>
+          </w:p>
+        </w:tc>
+      </w:tr>
+      <w:tr>
+        <w:tc>
+          <w:tcPr>
+            <w:tcW w:type="dxa" w:w="500"/>
+          </w:tcPr>
+          <w:p>
+            <w:r>
+              <w:t>259</w:t>
+            </w:r>
+          </w:p>
+        </w:tc>
+        <w:tc>
+          <w:tcPr>
+            <w:tcW w:type="dxa" w:w="4700"/>
+          </w:tcPr>
+          <w:p>
+            <w:r>
+              <w:t>Grassroots Records Service built (Sprint 5, Section 4.5) -- resolves #254 and #255. All 7 Section 4.5 endpoints (POST /teams, GET /teams?city=, GET /teams/:id, GET /teams/:id/fixtures, POST /fixtures, GET /fixtures/:id, POST /fixtures/:id/result) plus PATCH /fixtures/:id/status (the addition resolving #254), in a new GrassrootsModule in services/api.</w:t>
+            </w:r>
+          </w:p>
+        </w:tc>
+        <w:tc>
+          <w:tcPr>
+            <w:tcW w:type="dxa" w:w="1850"/>
+          </w:tcPr>
+          <w:p>
+            <w:r>
+              <w:t>sprint-5/grassroots-records-service (backend-api, 2026-09-08)</w:t>
+            </w:r>
+          </w:p>
+        </w:tc>
+        <w:tc>
+          <w:tcPr>
+            <w:tcW w:type="dxa" w:w="2300"/>
+          </w:tcPr>
+          <w:p>
+            <w:r>
+              <w:t>Resolved. ZERO schema.prisma diff / no migration -- permission enforced by joining through teamA/teamB.createdById, status machine uses the existing Fixture.status string; only // comments on GrassrootsTeam/Fixture/Result were tightened. User/Guardian safeguarding fields untouched. PERMISSION MATRIX: POST /teams -&gt; any consent-confirmed user (becomes createdById); POST /fixtures -&gt; createdById of teamA ONLY (alternative 'either team's creator' considered, not chosen); POST /fixtures/:id/result and PATCH /fixtures/:id/status -&gt; createdById of EITHER team; all GET reads -&gt; any authenticated user. 404 (resource existence) is always settled before 403 (authz). The four write endpoints are JwtAuthGuard + GuardianConsentGuard (Decision Log #21's broad Section 5.7 'posting' reading -- organiser actions produce public-facing records); GET reads are JwtAuthGuard-only -- relaxing GET reads to logged-out access is flagged for the founder (ties to #258), not decided here. STATUS MACHINE (#254): PATCH /fixtures/:id/status is a dedicated narrow sub-resource, not a general PATCH /fixtures/:id and not a derived rule -- scheduled-&gt;live ('Start match'), live-&gt;full_time ('End match'); POST /fixtures/:id/result additionally does scheduled|live-&gt;full_time; every other transition (any backwards move, full_time-&gt;*, a no-op same-status PATCH, scheduled-&gt;full_time via PATCH) is a 409 naming the current and requested status; PATCH {status:'scheduled'} is a 400. RESULT RACE / 'FIRST WRITE IS FINAL' (#255): Result.fixtureId @unique; POST /fixtures/:id/result creates the Result inside an interactive $transaction and 409s if one already exists (never overwrites -- the 'result already exists' check runs BEFORE the status check so the message is informative); a genuine concurrent race hits P2002 on result.create and is re-thrown as the SAME 409, never a 500 -- proven by a real-Postgres Promise.all e2e test (exactly one 200 + one 409, one consistent persisted Result, Fixture.status full_time). There is NO amend/dispute path in MVP -- result correction is a PARKED FOUNDER CANDIDATE. GET /teams?city= exists but does NOT close #258 (no browse screen / no Grassroots nav entry point -- the public team page's 'Teams' link points nowhere). #256 is now designed-and-backed as teamBId: null ('Opponent TBC', CreateFixtureDto.teamBId optional); #256/#257/#258 remain open. VERIFICATION: mocked unit suite 46-&gt;48 suites / 598-&gt;654 tests, 0 failures; e2e suite (real Postgres) 11-&gt;12 suites / 83-&gt;100 tests, 0 failures; nest build + npm run lint clean; schema diff confirmed comment-only. Not merged -- founder's call after review. See services/api/src/modules/grassroots/README.md.</w:t>
             </w:r>
           </w:p>
         </w:tc>

--- a/docs/Soccernity_MVP_Build_Plan_v1.7.docx
+++ b/docs/Soccernity_MVP_Build_Plan_v1.7.docx
@@ -20473,7 +20473,7 @@
           </w:tcPr>
           <w:p>
             <w:r>
-              <w:t>Open -- founder.</w:t>
+              <w:t>Resolved (backend half) by sprint-5/grassroots-opponent-name (backend-api, 2026-09-08, see #260) -- Fixture.opponentName (nullable String) added; the design half was already done by sprint-5/grassroots-record-keeping-screens. All three away-side states are now supported: teamBId set (registered team) XOR opponentName set (free-text, e.g. "Riverside FC") or neither (fully-TBD).</w:t>
             </w:r>
           </w:p>
         </w:tc>
@@ -20600,6 +20600,48 @@
           <w:p>
             <w:r>
               <w:t>Resolved. ZERO schema.prisma diff / no migration -- permission enforced by joining through teamA/teamB.createdById, status machine uses the existing Fixture.status string; only // comments on GrassrootsTeam/Fixture/Result were tightened. User/Guardian safeguarding fields untouched. PERMISSION MATRIX: POST /teams -&gt; any consent-confirmed user (becomes createdById); POST /fixtures -&gt; createdById of teamA ONLY (alternative 'either team's creator' considered, not chosen); POST /fixtures/:id/result and PATCH /fixtures/:id/status -&gt; createdById of EITHER team; all GET reads -&gt; any authenticated user. 404 (resource existence) is always settled before 403 (authz). The four write endpoints are JwtAuthGuard + GuardianConsentGuard (Decision Log #21's broad Section 5.7 'posting' reading -- organiser actions produce public-facing records); GET reads are JwtAuthGuard-only -- relaxing GET reads to logged-out access is flagged for the founder (ties to #258), not decided here. STATUS MACHINE (#254): PATCH /fixtures/:id/status is a dedicated narrow sub-resource, not a general PATCH /fixtures/:id and not a derived rule -- scheduled-&gt;live ('Start match'), live-&gt;full_time ('End match'); POST /fixtures/:id/result additionally does scheduled|live-&gt;full_time; every other transition (any backwards move, full_time-&gt;*, a no-op same-status PATCH, scheduled-&gt;full_time via PATCH) is a 409 naming the current and requested status; PATCH {status:'scheduled'} is a 400. RESULT RACE / 'FIRST WRITE IS FINAL' (#255): Result.fixtureId @unique; POST /fixtures/:id/result creates the Result inside an interactive $transaction and 409s if one already exists (never overwrites -- the 'result already exists' check runs BEFORE the status check so the message is informative); a genuine concurrent race hits P2002 on result.create and is re-thrown as the SAME 409, never a 500 -- proven by a real-Postgres Promise.all e2e test (exactly one 200 + one 409, one consistent persisted Result, Fixture.status full_time). There is NO amend/dispute path in MVP -- result correction is a PARKED FOUNDER CANDIDATE. GET /teams?city= exists but does NOT close #258 (no browse screen / no Grassroots nav entry point -- the public team page's 'Teams' link points nowhere). #256 is now designed-and-backed as teamBId: null ('Opponent TBC', CreateFixtureDto.teamBId optional); #256/#257/#258 remain open. VERIFICATION: mocked unit suite 46-&gt;48 suites / 598-&gt;654 tests, 0 failures; e2e suite (real Postgres) 11-&gt;12 suites / 83-&gt;100 tests, 0 failures; nest build + npm run lint clean; schema diff confirmed comment-only. Not merged -- founder's call after review. See services/api/src/modules/grassroots/README.md.</w:t>
+            </w:r>
+          </w:p>
+        </w:tc>
+      </w:tr>
+      <w:tr>
+        <w:tc>
+          <w:tcPr>
+            <w:tcW w:type="dxa" w:w="500"/>
+          </w:tcPr>
+          <w:p>
+            <w:r>
+              <w:t>260</w:t>
+            </w:r>
+          </w:p>
+        </w:tc>
+        <w:tc>
+          <w:tcPr>
+            <w:tcW w:type="dxa" w:w="4700"/>
+          </w:tcPr>
+          <w:p>
+            <w:r>
+              <w:t>Fixture.opponentName -- free-text away-opponent name (backend half of #256). Nullable String column added to Fixture (migration 20260908143301_add_fixture_opponent_name, a single additive ALTER TABLE "Fixture" ADD COLUMN "opponentName" TEXT;). POST /fixtures gains an optional opponentName (@IsOptional @IsString @MaxLength(120); trimmed + empty/whitespace-only treated as absent, stored as null never "", normalised in GrassrootsService.createFixture since this module's DTOs use no @Transform convention).</w:t>
+            </w:r>
+          </w:p>
+        </w:tc>
+        <w:tc>
+          <w:tcPr>
+            <w:tcW w:type="dxa" w:w="1850"/>
+          </w:tcPr>
+          <w:p>
+            <w:r>
+              <w:t>sprint-5/grassroots-opponent-name (backend-api, 2026-09-08)</w:t>
+            </w:r>
+          </w:p>
+        </w:tc>
+        <w:tc>
+          <w:tcPr>
+            <w:tcW w:type="dxa" w:w="2300"/>
+          </w:tcPr>
+          <w:p>
+            <w:r>
+              <w:t>Resolved (backend half of #256). CROSS-FIELD RULE (teamBId XOR opponentName, or neither), enforced in GrassrootsService.createFixture after the teamBId===teamAId check, before the create: both provided -&gt; 400 "Provide either a registered opponent team or an opponent name, not both."; teamBId only -&gt; valid, opponentName null; opponentName only -&gt; valid, trimmed string stored; neither -&gt; valid (fully-TBD fixture, unchanged). opponentName: true added to the shared FIXTURE_SELECT so it flows through every fixture-returning path (POST /fixtures, GET /fixtures/:id, GET /teams/:id/fixtures, PATCH /fixtures/:id/status, POST /fixtures/:id/result); NOT added to FIXTURE_AUTHZ_SELECT (not permission-relevant). The API returns the raw field (string | null) ONLY -- the "Opponent TBC" display fallback for the neither-set case is deliberately left to the frontend (figma-to-code owns it). FLAGGED FOLLOW-UP: there is no general PATCH /fixtures/:id, so naming the opponent of an already-created fully-TBD fixture has no endpoint -- scope here is POST /fixtures only; a rename endpoint was deliberately not added. Only the Fixture model changes (schema diff confirmed); User/Guardian safeguarding fields untouched. VERIFICATION: mocked unit suite 48 suites / 654-&gt;662 tests, 0 failures; e2e suite (real Postgres) 12 suites / 100-&gt;102 tests, 0 failures; nest build + npm run lint clean. Not merged -- founder's call after review. See services/api/src/modules/grassroots/README.md.</w:t>
             </w:r>
           </w:p>
         </w:tc>

--- a/docs/Soccernity_MVP_Build_Plan_v1.7.docx
+++ b/docs/Soccernity_MVP_Build_Plan_v1.7.docx
@@ -20473,7 +20473,7 @@
           </w:tcPr>
           <w:p>
             <w:r>
-              <w:t>Resolved (backend half) by sprint-5/grassroots-opponent-name (backend-api, 2026-09-08, see #260) -- Fixture.opponentName (nullable String) added; the design half was already done by sprint-5/grassroots-record-keeping-screens. All three away-side states are now supported: teamBId set (registered team) XOR opponentName set (free-text, e.g. "Riverside FC") or neither (fully-TBD).</w:t>
+              <w:t>Resolved -- backend half by #260 (Fixture.opponentName nullable String; sprint-5/grassroots-opponent-name, backend-api, 2026-09-08), design half by #261 (the "Opponent name (optional)" input on the Schedule Fixture (Opponent TBD) frames + typed-name rendering on the Public Team Page; sprint-5/grassroots-opponent-name-design, figma-design-system, 2026-09-08). All three away-side states supported: teamBId set (registered team) XOR opponentName set (free-text, e.g. "Riverside FC") or neither (fully-TBD -&gt; frontend renders "Opponent TBC").</w:t>
             </w:r>
           </w:p>
         </w:tc>
@@ -20642,6 +20642,48 @@
           <w:p>
             <w:r>
               <w:t>Resolved (backend half of #256). CROSS-FIELD RULE (teamBId XOR opponentName, or neither), enforced in GrassrootsService.createFixture after the teamBId===teamAId check, before the create: both provided -&gt; 400 "Provide either a registered opponent team or an opponent name, not both."; teamBId only -&gt; valid, opponentName null; opponentName only -&gt; valid, trimmed string stored; neither -&gt; valid (fully-TBD fixture, unchanged). opponentName: true added to the shared FIXTURE_SELECT so it flows through every fixture-returning path (POST /fixtures, GET /fixtures/:id, GET /teams/:id/fixtures, PATCH /fixtures/:id/status, POST /fixtures/:id/result); NOT added to FIXTURE_AUTHZ_SELECT (not permission-relevant). The API returns the raw field (string | null) ONLY -- the "Opponent TBC" display fallback for the neither-set case is deliberately left to the frontend (figma-to-code owns it). FLAGGED FOLLOW-UP: there is no general PATCH /fixtures/:id, so naming the opponent of an already-created fully-TBD fixture has no endpoint -- scope here is POST /fixtures only; a rename endpoint was deliberately not added. Only the Fixture model changes (schema diff confirmed); User/Guardian safeguarding fields untouched. VERIFICATION: mocked unit suite 48 suites / 654-&gt;662 tests, 0 failures; e2e suite (real Postgres) 12 suites / 100-&gt;102 tests, 0 failures; nest build + npm run lint clean. Not merged -- founder's call after review. See services/api/src/modules/grassroots/README.md.</w:t>
+            </w:r>
+          </w:p>
+        </w:tc>
+      </w:tr>
+      <w:tr>
+        <w:tc>
+          <w:tcPr>
+            <w:tcW w:type="dxa" w:w="500"/>
+          </w:tcPr>
+          <w:p>
+            <w:r>
+              <w:t>261</w:t>
+            </w:r>
+          </w:p>
+        </w:tc>
+        <w:tc>
+          <w:tcPr>
+            <w:tcW w:type="dxa" w:w="4700"/>
+          </w:tcPr>
+          <w:p>
+            <w:r>
+              <w:t>"Opponent TBC" is a frontend display fallback, not backend data. Fixture.opponentName (added by #260) is now captured on the Grassroots "Schedule Fixture (Opponent TBD)" frames (desktop 6371:16908 / mobile 6376:17711 -- an optional "Opponent name (optional)" text input, cloned from frame 3's "Field -- Venue (optional)", placeholder "e.g. Riverside FC", placed above the existing "Opponent to be confirmed" checkbox; frame NOT renamed, flow NOT restructured) and rendered on the Public Team Page (desktop 6373:17444 / mobile 6379:17751 -- the typed name beside the outlined "?" no-crest monogram tile, which is kept). The away side is teamBId XOR opponentName, or neither; when both are absent the frontend substitutes the literal "Opponent TBC" -- the API only ever returns raw opponentName: string|null (services/api/src/modules/grassroots/README.md).</w:t>
+            </w:r>
+          </w:p>
+        </w:tc>
+        <w:tc>
+          <w:tcPr>
+            <w:tcW w:type="dxa" w:w="1850"/>
+          </w:tcPr>
+          <w:p>
+            <w:r>
+              <w:t>sprint-5/grassroots-opponent-name-design (figma-design-system, 2026-09-08)</w:t>
+            </w:r>
+          </w:p>
+        </w:tc>
+        <w:tc>
+          <w:tcPr>
+            <w:tcW w:type="dxa" w:w="2300"/>
+          </w:tcPr>
+          <w:p>
+            <w:r>
+              <w:t>Resolved (design half of #256). Frames updated: 4 desktop+mobile (capture input + reworded callout/checkbox helper/schema annotation explaining the blank-name -&gt; "Opponent TBC" path), 9 desktop+mobile (render "v Riverside FC" in place of "v Opponent TBC"), Design Notes 6380:17791 (FLAG 2 + #256 candidate -&gt; RESOLVED, schema-field-&gt;UI mapping updated, new note that "Opponent TBC" is a frontend fallback). Frames 5/6/7/8/10 desktop+mobile checked node-by-node and left unchanged -- each depicts a registered-opponent fixture or an empty team page, no "Opponent TBC" / "?" tile present; no frame outside {4, 9, Design Notes} touched. Audit: 8 authored solid paints, all variable-bound, 0 unbound / 0 off-palette / 0 brand/green-tint-28 / 0 new colours, Light mode only, 0 frame overlaps (navbar avatar IMAGE fill is pre-existing shared-component debt, not force-bound). This completes the design half of #256; the backend half was #260. figma-to-code owns implementing the fallback (show opponentName when present; substitute "Opponent TBC" only when teamBId and opponentName are both null). Report: docs/sprint-5-grassroots-opponent-name-design-report.md. Not merged -- founder's call after review.</w:t>
             </w:r>
           </w:p>
         </w:tc>

--- a/docs/Soccernity_MVP_Build_Plan_v1.7.docx
+++ b/docs/Soccernity_MVP_Build_Plan_v1.7.docx
@@ -20515,7 +20515,7 @@
           </w:tcPr>
           <w:p>
             <w:r>
-              <w:t>Open -- figma-design-system.</w:t>
+              <w:t>Resolved by sprint-5/grassroots-calendar-component-fix, 2026-09-08 (figma-design-system). The Calendar for scheduled task set (2365:2033) gained a BOOLEAN component property Show Time &amp; Actions (default true, bound to Group 825.visible in every variant) so an embedding form hides the redundant 'Set time' row + Cancel/Schedule buttons with one discoverable toggle instead of a raw per-instance override -- see #262. A third variant Property 1=calendar 2 -- mobile (6393:17791, 308px single-column) was added for 390px frames -- see #263. The 'January 2022' sample month is now the neutral placeholder 'Month YYYY' on all variants -- see #264. The two Grassroots Schedule Fixture mobile frames (6376:17631 / 6376:17711) now embed an inline instance of the new mobile variant instead of a plain date field. All 5 pre-existing live instances verified appearance-unchanged. #258 (teams-browse screen + Grassroots nav entry point) is separate and stays Open.</w:t>
             </w:r>
           </w:p>
         </w:tc>
@@ -20684,6 +20684,132 @@
           <w:p>
             <w:r>
               <w:t>Resolved (design half of #256). Frames updated: 4 desktop+mobile (capture input + reworded callout/checkbox helper/schema annotation explaining the blank-name -&gt; "Opponent TBC" path), 9 desktop+mobile (render "v Riverside FC" in place of "v Opponent TBC"), Design Notes 6380:17791 (FLAG 2 + #256 candidate -&gt; RESOLVED, schema-field-&gt;UI mapping updated, new note that "Opponent TBC" is a frontend fallback). Frames 5/6/7/8/10 desktop+mobile checked node-by-node and left unchanged -- each depicts a registered-opponent fixture or an empty team page, no "Opponent TBC" / "?" tile present; no frame outside {4, 9, Design Notes} touched. Audit: 8 authored solid paints, all variable-bound, 0 unbound / 0 off-palette / 0 brand/green-tint-28 / 0 new colours, Light mode only, 0 frame overlaps (navbar avatar IMAGE fill is pre-existing shared-component debt, not force-bound). This completes the design half of #256; the backend half was #260. figma-to-code owns implementing the fallback (show opponentName when present; substitute "Opponent TBC" only when teamBId and opponentName are both null). Report: docs/sprint-5-grassroots-opponent-name-design-report.md. Not merged -- founder's call after review.</w:t>
+            </w:r>
+          </w:p>
+        </w:tc>
+      </w:tr>
+      <w:tr>
+        <w:tc>
+          <w:tcPr>
+            <w:tcW w:type="dxa" w:w="500"/>
+          </w:tcPr>
+          <w:p>
+            <w:r>
+              <w:t>262</w:t>
+            </w:r>
+          </w:p>
+        </w:tc>
+        <w:tc>
+          <w:tcPr>
+            <w:tcW w:type="dxa" w:w="4700"/>
+          </w:tcPr>
+          <w:p>
+            <w:r>
+              <w:t>Calendar Show Time &amp; Actions component property, and the decision to ship it without hug/collapse.</w:t>
+            </w:r>
+          </w:p>
+        </w:tc>
+        <w:tc>
+          <w:tcPr>
+            <w:tcW w:type="dxa" w:w="1850"/>
+          </w:tcPr>
+          <w:p>
+            <w:r>
+              <w:t>sprint-5/grassroots-calendar-component-fix (figma-design-system, 2026-09-08)</w:t>
+            </w:r>
+          </w:p>
+        </w:tc>
+        <w:tc>
+          <w:tcPr>
+            <w:tcW w:type="dxa" w:w="2300"/>
+          </w:tcPr>
+          <w:p>
+            <w:r>
+              <w:t>Resolved. Added a BOOLEAN component property Show Time &amp; Actions (key Show Time &amp; Actions#6392:0, default true) to the component set 2365:2033, bound via componentPropertyReferences.visible to the Group 825 node in each of the three variants (2363:2094, 2365:2131, 6393:17888) -- Group 825 already wrapped the whole redundant region (the 'Set time' hours/minutes/seconds + AM/PM inputs and the Cancel/Schedule buttons) inherited from the calendar's original Admin-dialog context. Shipped the property alone with NO auto-collapse: the calendar body is layoutMode NONE (absolute-positioned week/day grids); wrapping it in auto-layout so the frame hugs when the group is hidden risks drifting those grids -- the same 'don't restructure a working absolute layout' hazard DL #53/#178 respected. An instance that turns the property off does one manual resize() (~300px single-column, ~242px calendar 2). Default true preserves every existing instance's appearance; Figma auto-migrated the two Grassroots-desktop instances' pre-existing manual Group 825.visible=false overrides into the new property (=false), so those two frames were verified unchanged and not edited. Admin (6281:16383) and archived (5404:7423) instances not retrofitted onto the property -- minimal blast radius; retrofit is an optional follow-up.</w:t>
+            </w:r>
+          </w:p>
+        </w:tc>
+      </w:tr>
+      <w:tr>
+        <w:tc>
+          <w:tcPr>
+            <w:tcW w:type="dxa" w:w="500"/>
+          </w:tcPr>
+          <w:p>
+            <w:r>
+              <w:t>263</w:t>
+            </w:r>
+          </w:p>
+        </w:tc>
+        <w:tc>
+          <w:tcPr>
+            <w:tcW w:type="dxa" w:w="4700"/>
+          </w:tcPr>
+          <w:p>
+            <w:r>
+              <w:t>Calendar mobile variant added; the Property 1 variant axis deliberately not renamed to a semantic Size = Desktop | Mobile property.</w:t>
+            </w:r>
+          </w:p>
+        </w:tc>
+        <w:tc>
+          <w:tcPr>
+            <w:tcW w:type="dxa" w:w="1850"/>
+          </w:tcPr>
+          <w:p>
+            <w:r>
+              <w:t>sprint-5/grassroots-calendar-component-fix (figma-design-system, 2026-09-08)</w:t>
+            </w:r>
+          </w:p>
+        </w:tc>
+        <w:tc>
+          <w:tcPr>
+            <w:tcW w:type="dxa" w:w="2300"/>
+          </w:tcPr>
+          <w:p>
+            <w:r>
+              <w:t>Resolved (mobile variant); the Size-axis rename is a tracked follow-up. Added Property 1=calendar 2 -- mobile (6393:17791) to set 2365:2033 -- a clone of calendar 1's 308px single-column structure (reference for a 390px frame), with the Show Time &amp; Actions property linked and the 'Month YYYY' placeholder. The axis Property 1 was KEPT, not renamed: the task allowed renaming only on the premise calendar 1 is un-instanced, but calendar 1 gained a live instance in sprint-2/admin-contest-screens / DL #242 (6281:16383 on Admin -- Contest -- Start a Cycle (Custom Weekly Windows)). Both existing values now have live instances (4 on page 0:1 + 1 on the ignored dump page), so renaming the axis + both values + adding a third is the multi-hazard instance-migration operation the use_figma gotchas warn about, for a cosmetic gain -- exactly what the DL #67 precedent (mobile navbar variants added into the set with single-property naming) chose to avoid. Property 1=calendar 2 -- mobile is the direct analog of Property 1=header 4 -- mobile. calendar 1 kept as-is (cannot retire -- instanced). Mobile variant stays at calendar 1's native 308px (fits the 350px Content column / 314px Field width); widening it to 'fill' would need re-pitching 42 absolutely-positioned day cells -- declined, no UX gain. Renaming Property 1 -&gt; Size and both legacy values recorded as a clean future refactor for its own focused pass once it can carry the instance migration safely.</w:t>
+            </w:r>
+          </w:p>
+        </w:tc>
+      </w:tr>
+      <w:tr>
+        <w:tc>
+          <w:tcPr>
+            <w:tcW w:type="dxa" w:w="500"/>
+          </w:tcPr>
+          <w:p>
+            <w:r>
+              <w:t>264</w:t>
+            </w:r>
+          </w:p>
+        </w:tc>
+        <w:tc>
+          <w:tcPr>
+            <w:tcW w:type="dxa" w:w="4700"/>
+          </w:tcPr>
+          <w:p>
+            <w:r>
+              <w:t>Calendar 'January 2022' sample month replaced with a neutral placeholder.</w:t>
+            </w:r>
+          </w:p>
+        </w:tc>
+        <w:tc>
+          <w:tcPr>
+            <w:tcW w:type="dxa" w:w="1850"/>
+          </w:tcPr>
+          <w:p>
+            <w:r>
+              <w:t>sprint-5/grassroots-calendar-component-fix (figma-design-system, 2026-09-08)</w:t>
+            </w:r>
+          </w:p>
+        </w:tc>
+        <w:tc>
+          <w:tcPr>
+            <w:tcW w:type="dxa" w:w="2300"/>
+          </w:tcPr>
+          <w:p>
+            <w:r>
+              <w:t>Resolved. The Month header text of the Calendar variants (2363:2168, 2365:2037) was hardcoded to 'January 2022' -- flagged unfixed in DL #178, the Grassroots screens report and the admin-contest-screens report. Replaced with the neutral, non-dated placeholder 'Month YYYY' on all three variants (fill still bound to brand/navy); the layer name 'January 2022' was corrected to 'Month label'. A current-date string was rejected -- it goes stale the same way. sprint-5/grassroots-calendar-component-fix, 2026-09-08.</w:t>
             </w:r>
           </w:p>
         </w:tc>

--- a/docs/Soccernity_MVP_Build_Plan_v1.7.docx
+++ b/docs/Soccernity_MVP_Build_Plan_v1.7.docx
@@ -20557,7 +20557,7 @@
           </w:tcPr>
           <w:p>
             <w:r>
-              <w:t>Open -- founder + figma-screen-builder.</w:t>
+              <w:t>Resolved by sprint-5/grassroots-teams-browse (figma-screen-builder, 2026-09-08). Founder decision: Grassroots nests adjacent to Clubs (closest existing pillar, same content shape, informal vs licensed) and gets an entry in the mobile Navigation Drawer specifically. Delivered: Grassroots -- 11 Browse Teams -- Desktop (6402:18078) / -- Mobile (6404:18180), giving GET /teams?city= a real surface; Nav -- Grassroots (6401:18075) inserted directly after Nav -- Clubs in the Navigation Drawer -- Mobile component (5870:10689) as a flat sibling row; all four '&lt;- Teams' links on the public team pages (6373:17537, 6374:17504, 6379:17774, 6379:17871) wired to the matching Browse Teams frame. See #265 (screen), #266 (drawer entry + two deferred follow-ups), #267 (drawer-nesting question). Still open and deliberately out of scope: a Grassroots item in the desktop icon navbar -- see #266.</w:t>
             </w:r>
           </w:p>
         </w:tc>
@@ -20810,6 +20810,132 @@
           <w:p>
             <w:r>
               <w:t>Resolved. The Month header text of the Calendar variants (2363:2168, 2365:2037) was hardcoded to 'January 2022' -- flagged unfixed in DL #178, the Grassroots screens report and the admin-contest-screens report. Replaced with the neutral, non-dated placeholder 'Month YYYY' on all three variants (fill still bound to brand/navy); the layer name 'January 2022' was corrected to 'Month label'. A current-date string was rejected -- it goes stale the same way. sprint-5/grassroots-calendar-component-fix, 2026-09-08.</w:t>
+            </w:r>
+          </w:p>
+        </w:tc>
+      </w:tr>
+      <w:tr>
+        <w:tc>
+          <w:tcPr>
+            <w:tcW w:type="dxa" w:w="500"/>
+          </w:tcPr>
+          <w:p>
+            <w:r>
+              <w:t>265</w:t>
+            </w:r>
+          </w:p>
+        </w:tc>
+        <w:tc>
+          <w:tcPr>
+            <w:tcW w:type="dxa" w:w="4700"/>
+          </w:tcPr>
+          <w:p>
+            <w:r>
+              <w:t>Grassroots 'Browse Teams' screen designed, desktop + mobile. Grassroots -- 11 Browse Teams -- Desktop (6402:18078, 1440x1758, x17720/y32800) and -- Mobile (6404:18180, 390x1447, x5000/y35600). Layout from Clubs -- Browse (5841:9240 / 5841:9306 -- header, search, card list, Button -- Load More, all cloned so bindings are inherited); chrome from Grassroots -- a real header 4 (2838:3502) / header 4 -- mobile (5386:6576) instance, NOT the logo-only Top Bar -- Soccernity Clubs -- Browse uses, matching the public team pages this screen links to and from. Repeats the layout-from-Clubs / chrome-from-Grassroots divergence DL #253 made one layer down; DL #156's 'logo bar until nav is decided' rationale no longer applies now Grassroots has a nav home (#266). Four real divergences from Clubs -- Browse, each backed by the schema: (1) search = city, labelled 'Search teams by city', mapping to GET /teams?city='s server-side equality filter, not Clubs' client-side name filter (Section 4.5 defines no team-name search); (2) no Join / Leave action -- GrassrootsTeam has no membership concept (no join endpoint, GET /teams/:id returns no member list), so the whole card is the click target and navigates to that team's public page; (3) both empty states designed -- 'No teams in {city} yet' and 'No teams registered yet', a gap Clubs -- Browse still has; (4) monogram, not a crest (no badge field, DL #253), with verified / community-unverified badges cloned verbatim from frames 9 and 10. Load more reflects the endpoint's keyset pagination. Audit: 121 authored paints, 0 unbound, 0 off-palette, 0 brand/green-tint-28, 0 new colours, 0 frame overlaps (strict pairwise AABB against all 539 page 0:1 children, 1,076 comparisons); only residual is the shared navbar instance's avatar IMAGE fill, pre-existing debt, deliberately not force-bound. The section banner (6383:18357, x -2048 to 19456) was measured and already covers the extended desktop row (x 0 to 19160) -- not resized.</w:t>
+            </w:r>
+          </w:p>
+        </w:tc>
+        <w:tc>
+          <w:tcPr>
+            <w:tcW w:type="dxa" w:w="1850"/>
+          </w:tcPr>
+          <w:p>
+            <w:r>
+              <w:t>sprint-5/grassroots-teams-browse (figma-screen-builder, 2026-09-08)</w:t>
+            </w:r>
+          </w:p>
+        </w:tc>
+        <w:tc>
+          <w:tcPr>
+            <w:tcW w:type="dxa" w:w="2300"/>
+          </w:tcPr>
+          <w:p>
+            <w:r>
+              <w:t>Resolved (design). Closes the 'no browse screen' half of #258. figma-to-code must not wire this screen until the Grassroots backend is reachable from apps/web -- GrassrootsModule is wired in services/api, but Grassroots has no apps/web route or API client yet.</w:t>
+            </w:r>
+          </w:p>
+        </w:tc>
+      </w:tr>
+      <w:tr>
+        <w:tc>
+          <w:tcPr>
+            <w:tcW w:type="dxa" w:w="500"/>
+          </w:tcPr>
+          <w:p>
+            <w:r>
+              <w:t>266</w:t>
+            </w:r>
+          </w:p>
+        </w:tc>
+        <w:tc>
+          <w:tcPr>
+            <w:tcW w:type="dxa" w:w="4700"/>
+          </w:tcPr>
+          <w:p>
+            <w:r>
+              <w:t>Grassroots gets a mobile Navigation Drawer entry -- adjacency, not nesting. Nav -- Grassroots (6401:18075) was cloned from Nav -- Clubs (5870:10735) and inserted directly after it, before Nav -- Messages, into Panel (5870:10692) of the Navigation Drawer -- Mobile COMPONENT (5870:10689) -- a flat sibling row, not a nested or expandable group, because no drawer-nesting pattern exists anywhere in this file (see #267). Nav order is now Home / Community / Sports Hub / Blog / Bants / Leaderboard / Clubs / Grassroots / Messages / Notifications / Profile / Settings / Log out. The row carries no reaction, matching all 18 pre-existing panel children -- NAVIGATE is rejected on COMPONENT descendants, so drawer targets are per-instance overrides (DL #249). Three brief premises were measured and corrected rather than followed: (a) Panel is a VERTICAL auto-layout frame, so rows below reflowed automatically -- no manual 48px shift needed or made; (b) Panel / Scrim / the component were NOT grown by 48px, because the panel's content bottom moves 731 -&gt; 779 against a FIXED 844 height (usable 820 after paddingBottom 24) -- it already fits with 41px spare, and growing a 390x844 full-screen overlay to 892 would make it overhang the mobile viewport it covers; (c) the component has 1 live instance, not the ~46 the brief assumed (that is header 4 -- mobile's count, the drawer's trigger); that one instance, 5874:10690, inherited the new row cleanly.</w:t>
+            </w:r>
+          </w:p>
+        </w:tc>
+        <w:tc>
+          <w:tcPr>
+            <w:tcW w:type="dxa" w:w="1850"/>
+          </w:tcPr>
+          <w:p>
+            <w:r>
+              <w:t>sprint-5/grassroots-teams-browse (figma-screen-builder, 2026-09-08)</w:t>
+            </w:r>
+          </w:p>
+        </w:tc>
+        <w:tc>
+          <w:tcPr>
+            <w:tcW w:type="dxa" w:w="2300"/>
+          </w:tcPr>
+          <w:p>
+            <w:r>
+              <w:t>Resolved (design), with two named follow-ups deliberately NOT built. (1) Desktop icon-navbar entry -- open. #258 scoped the nav entry to the mobile drawer 'specifically', so adding a Grassroots glyph to the shared header 4 / header 7 content-nav row -- the way Clubs got its shield in DL #159 -- is a separate figma-design-system shared-component task touching ~95 + ~9 instances. Until then the desktop Browse Teams screen is reachable via the '&lt;- Teams' links and by direct route; annotated on the frame itself. (2) Code mirror -- open. { label: 'Grassroots', to: '/grassroots', available: false } should be added to drawerNavItems in apps/web/src/layout/navigation.ts, matching how Messages and Notifications are handled as disabled placeholder rows (DL #166) -- a small figma-to-code follow-up, recorded not built.</w:t>
+            </w:r>
+          </w:p>
+        </w:tc>
+      </w:tr>
+      <w:tr>
+        <w:tc>
+          <w:tcPr>
+            <w:tcW w:type="dxa" w:w="500"/>
+          </w:tcPr>
+          <w:p>
+            <w:r>
+              <w:t>267</w:t>
+            </w:r>
+          </w:p>
+        </w:tc>
+        <w:tc>
+          <w:tcPr>
+            <w:tcW w:type="dxa" w:w="4700"/>
+          </w:tcPr>
+          <w:p>
+            <w:r>
+              <w:t>Should Navigation Drawer -- Mobile support nested / expandable groups? #266 added Grassroots as a flat sibling directly after Clubs, because no drawer-nesting pattern exists anywhere in this file and inventing one unasked was out of scope. The drawer is now 13 flat rows. A plausible alternative is a 'Clubs' group that expands to Clubs / Grassroots -- arguably a better fit for the founder's own 'Grassroots nests adjacent to Clubs' framing, and it would stop the list growing linearly as pillars are added. But it is a genuine IA / interaction design conversation, not a mechanical change: it needs an expand/collapse affordance, a collapsed vs expanded state pair, a rule for which group is open by default, and a decision on whether the desktop icon navbar mirrors the grouping. Raised, not built.</w:t>
+            </w:r>
+          </w:p>
+        </w:tc>
+        <w:tc>
+          <w:tcPr>
+            <w:tcW w:type="dxa" w:w="1850"/>
+          </w:tcPr>
+          <w:p>
+            <w:r>
+              <w:t>sprint-5/grassroots-teams-browse (figma-screen-builder, 2026-09-08)</w:t>
+            </w:r>
+          </w:p>
+        </w:tc>
+        <w:tc>
+          <w:tcPr>
+            <w:tcW w:type="dxa" w:w="2300"/>
+          </w:tcPr>
+          <w:p>
+            <w:r>
+              <w:t>Open -- founder + figma-design-system. Not blocking: the flat row shipped in #266 is complete and correct on its own.</w:t>
             </w:r>
           </w:p>
         </w:tc>

--- a/docs/Soccernity_MVP_Build_Plan_v1.7.docx
+++ b/docs/Soccernity_MVP_Build_Plan_v1.7.docx
@@ -20936,6 +20936,90 @@
           <w:p>
             <w:r>
               <w:t>Open -- founder + figma-design-system. Not blocking: the flat row shipped in #266 is complete and correct on its own.</w:t>
+            </w:r>
+          </w:p>
+        </w:tc>
+      </w:tr>
+      <w:tr>
+        <w:tc>
+          <w:tcPr>
+            <w:tcW w:type="dxa" w:w="500"/>
+          </w:tcPr>
+          <w:p>
+            <w:r>
+              <w:t>268</w:t>
+            </w:r>
+          </w:p>
+        </w:tc>
+        <w:tc>
+          <w:tcPr>
+            <w:tcW w:type="dxa" w:w="4700"/>
+          </w:tcPr>
+          <w:p>
+            <w:r>
+              <w:t>Navigation Drawer nesting (DL #267) — founder decision: keep the flat row. DL #266 shipped Grassroots as a flat sibling row directly after Clubs in the mobile Navigation Drawer, because no drawer-nesting pattern exists anywhere in the file. DL #267 raised the alternative of an expandable "Clubs" group (Clubs/Grassroots) as a genuine IA conversation, not a mechanical change.</w:t>
+            </w:r>
+          </w:p>
+        </w:tc>
+        <w:tc>
+          <w:tcPr>
+            <w:tcW w:type="dxa" w:w="1850"/>
+          </w:tcPr>
+          <w:p>
+            <w:r>
+              <w:t>chat 14 founder review</w:t>
+            </w:r>
+          </w:p>
+        </w:tc>
+        <w:tc>
+          <w:tcPr>
+            <w:tcW w:type="dxa" w:w="2300"/>
+          </w:tcPr>
+          <w:p>
+            <w:r>
+              <w:t>Resolved — keep the flat row as shipped in #266. No further design or code work needed on the drawer. If a future pillar makes the drawer's linear growth a real problem, the expandable-group option from #267 remains a documented, costed alternative to revisit rather than a rejected idea.</w:t>
+            </w:r>
+          </w:p>
+        </w:tc>
+      </w:tr>
+      <w:tr>
+        <w:tc>
+          <w:tcPr>
+            <w:tcW w:type="dxa" w:w="500"/>
+          </w:tcPr>
+          <w:p>
+            <w:r>
+              <w:t>269</w:t>
+            </w:r>
+          </w:p>
+        </w:tc>
+        <w:tc>
+          <w:tcPr>
+            <w:tcW w:type="dxa" w:w="4700"/>
+          </w:tcPr>
+          <w:p>
+            <w:r>
+              <w:t>Grassroots GET-endpoint auth (raised in DL #259's permission matrix) — founder decision: require login, unchanged. DL #259 built all Grassroots GET reads (teams, fixtures) behind JwtAuthGuard-only and explicitly flagged whether logged-out visitors should be able to view teams/fixtures as an open question tied to #258, left undecided at build time.</w:t>
+            </w:r>
+          </w:p>
+        </w:tc>
+        <w:tc>
+          <w:tcPr>
+            <w:tcW w:type="dxa" w:w="1850"/>
+          </w:tcPr>
+          <w:p>
+            <w:r>
+              <w:t>chat 14 founder review</w:t>
+            </w:r>
+          </w:p>
+        </w:tc>
+        <w:tc>
+          <w:tcPr>
+            <w:tcW w:type="dxa" w:w="2300"/>
+          </w:tcPr>
+          <w:p>
+            <w:r>
+              <w:t>Resolved — no change. Grassroots GET endpoints stay JwtAuthGuard-only, same as every other authenticated read in the app today. No backend-api work needed.</w:t>
             </w:r>
           </w:p>
         </w:tc>

--- a/docs/Soccernity_MVP_Build_Plan_v1.7.docx
+++ b/docs/Soccernity_MVP_Build_Plan_v1.7.docx
@@ -20895,6 +20895,9 @@
             <w:r>
               <w:t>Resolved (design), with two named follow-ups deliberately NOT built. (1) Desktop icon-navbar entry -- open. #258 scoped the nav entry to the mobile drawer 'specifically', so adding a Grassroots glyph to the shared header 4 / header 7 content-nav row -- the way Clubs got its shield in DL #159 -- is a separate figma-design-system shared-component task touching ~95 + ~9 instances. Until then the desktop Browse Teams screen is reachable via the '&lt;- Teams' links and by direct route; annotated on the frame itself. (2) Code mirror -- open. { label: 'Grassroots', to: '/grassroots', available: false } should be added to drawerNavItems in apps/web/src/layout/navigation.ts, matching how Messages and Notifications are handled as disabled placeholder rows (DL #166) -- a small figma-to-code follow-up, recorded not built.</w:t>
             </w:r>
+            <w:r>
+              <w:t xml:space="preserve"> FORWARD: the code-mirror follow-up (adding { label: "Grassroots", to: "/grassroots" } to apps/web drawerNavItems) is DONE -- see #270 (sprint-5/grassroots-conversion-read).</w:t>
+            </w:r>
           </w:p>
         </w:tc>
       </w:tr>
@@ -21020,6 +21023,48 @@
           <w:p>
             <w:r>
               <w:t>Resolved — no change. Grassroots GET endpoints stay JwtAuthGuard-only, same as every other authenticated read in the app today. No backend-api work needed.</w:t>
+            </w:r>
+          </w:p>
+        </w:tc>
+      </w:tr>
+      <w:tr>
+        <w:tc>
+          <w:tcPr>
+            <w:tcW w:type="dxa" w:w="500"/>
+          </w:tcPr>
+          <w:p>
+            <w:r>
+              <w:t>270</w:t>
+            </w:r>
+          </w:p>
+        </w:tc>
+        <w:tc>
+          <w:tcPr>
+            <w:tcW w:type="dxa" w:w="4700"/>
+          </w:tcPr>
+          <w:p>
+            <w:r>
+              <w:t>Grassroots Record-Keeping wired into apps/web -- read-only surfaces (Browse Teams + Public Team Page), the API client, the route list, and the mobile Navigation Drawer nav entry (closing #266's code-mirror follow-up).</w:t>
+            </w:r>
+          </w:p>
+        </w:tc>
+        <w:tc>
+          <w:tcPr>
+            <w:tcW w:type="dxa" w:w="1850"/>
+          </w:tcPr>
+          <w:p>
+            <w:r>
+              <w:t>sprint-5/grassroots-conversion-read (figma-to-code, 2026-09-08)</w:t>
+            </w:r>
+          </w:p>
+        </w:tc>
+        <w:tc>
+          <w:tcPr>
+            <w:tcW w:type="dxa" w:w="2300"/>
+          </w:tcPr>
+          <w:p>
+            <w:r>
+              <w:t>Resolved (read-only half). New src/api/grassroots.ts client covers all 8 Section 4.5 endpoints (createTeam / listTeams / getTeamById / getTeamFixtures / createFixture / getFixtureById / logResult / updateFixtureStatus) so the organiser-flow PR does not re-touch it. GrassrootsPage (/grassroots) converts Figma frame 11 (6402:18078 / 6404:18180): GET /teams?city= with a DEBOUNCED server-side city re-query -- not the client-side name filter ClubsPage uses (#265) -- cursor "Load more", verified / community-unverified badges, both empty states, the whole card a link, no Join action. GrassrootsTeamPage (/grassroots/:teamId) converts frames 9-10 (6373:17444 / 6374:17501): GET /teams/:id + GET /teams/:id/fixtures, fixtures split client-side into Upcoming (no result) and Results (has a result); Won/Drew/Lost and the "our - theirs" score derived from this team's side of the fixture's single Result row; the "Opponent TBC" fallback owned client-side (registered teamB name -&gt; free-text opponentName -&gt; "Opponent TBC"), the API never returns it (#260/#261). Both pages are AppShell children with NO site footer, and JwtAuthGuard-only, so a no-session visit shows a login prompt and never calls the API (#269) -- even though Figma names frame 9 a "Public Team Page". A 404 team renders an honest "Team not found" state. { label: "Grassroots", to: "/grassroots" } added to drawerNavItems (src/layout/navigation.ts) directly after Clubs, available defaulting true -- this CLOSES the #266 code-mirror follow-up. Deliberately NOT added to primaryNavItems: the desktop icon-navbar glyph remains #266's separate figma-design-system shared-component task. The organiser flows (register team / schedule fixture / manage fixture / log result -- frames 1-8; POST /teams, POST /fixtures, PATCH /fixtures/:id/status, POST /fixtures/:id/result, incl. the "first write is final" 409 and the status-machine 409s) are a separate follow-up PR, sprint-5/grassroots-conversion-organiser (#271). Verification: npx tsc --noEmit / npm run lint / npm run build all clean; apps/web vitest 29 files / 195 tests, 0 failures (+2 files, +19 tests -- GrassrootsPage +6, GrassrootsTeamPage +11, Header +2); dev-server smoke test /, /grassroots, /grassroots/:id, /community, /clubs all HTTP 200. No real browser/Playwright check available -- same ceiling as every prior apps/web figma-to-code PR. Not merged -- founder's call after review.</w:t>
             </w:r>
           </w:p>
         </w:tc>

--- a/docs/Soccernity_MVP_Build_Plan_v1.7.docx
+++ b/docs/Soccernity_MVP_Build_Plan_v1.7.docx
@@ -21065,6 +21065,51 @@
           <w:p>
             <w:r>
               <w:t>Resolved (read-only half). New src/api/grassroots.ts client covers all 8 Section 4.5 endpoints (createTeam / listTeams / getTeamById / getTeamFixtures / createFixture / getFixtureById / logResult / updateFixtureStatus) so the organiser-flow PR does not re-touch it. GrassrootsPage (/grassroots) converts Figma frame 11 (6402:18078 / 6404:18180): GET /teams?city= with a DEBOUNCED server-side city re-query -- not the client-side name filter ClubsPage uses (#265) -- cursor "Load more", verified / community-unverified badges, both empty states, the whole card a link, no Join action. GrassrootsTeamPage (/grassroots/:teamId) converts frames 9-10 (6373:17444 / 6374:17501): GET /teams/:id + GET /teams/:id/fixtures, fixtures split client-side into Upcoming (no result) and Results (has a result); Won/Drew/Lost and the "our - theirs" score derived from this team's side of the fixture's single Result row; the "Opponent TBC" fallback owned client-side (registered teamB name -&gt; free-text opponentName -&gt; "Opponent TBC"), the API never returns it (#260/#261). Both pages are AppShell children with NO site footer, and JwtAuthGuard-only, so a no-session visit shows a login prompt and never calls the API (#269) -- even though Figma names frame 9 a "Public Team Page". A 404 team renders an honest "Team not found" state. { label: "Grassroots", to: "/grassroots" } added to drawerNavItems (src/layout/navigation.ts) directly after Clubs, available defaulting true -- this CLOSES the #266 code-mirror follow-up. Deliberately NOT added to primaryNavItems: the desktop icon-navbar glyph remains #266's separate figma-design-system shared-component task. The organiser flows (register team / schedule fixture / manage fixture / log result -- frames 1-8; POST /teams, POST /fixtures, PATCH /fixtures/:id/status, POST /fixtures/:id/result, incl. the "first write is final" 409 and the status-machine 409s) are a separate follow-up PR, sprint-5/grassroots-conversion-organiser (#271). Verification: npx tsc --noEmit / npm run lint / npm run build all clean; apps/web vitest 29 files / 195 tests, 0 failures (+2 files, +19 tests -- GrassrootsPage +6, GrassrootsTeamPage +11, Header +2); dev-server smoke test /, /grassroots, /grassroots/:id, /community, /clubs all HTTP 200. No real browser/Playwright check available -- same ceiling as every prior apps/web figma-to-code PR. Not merged -- founder's call after review.</w:t>
+            </w:r>
+            <w:r>
+              <w:t xml:space="preserve"> FORWARD: the organiser-flow follow-up landed -- see #271 (sprint-5/grassroots-conversion-organiser).</w:t>
+            </w:r>
+          </w:p>
+        </w:tc>
+      </w:tr>
+      <w:tr>
+        <w:tc>
+          <w:tcPr>
+            <w:tcW w:type="dxa" w:w="500"/>
+          </w:tcPr>
+          <w:p>
+            <w:r>
+              <w:t>271</w:t>
+            </w:r>
+          </w:p>
+        </w:tc>
+        <w:tc>
+          <w:tcPr>
+            <w:tcW w:type="dxa" w:w="4700"/>
+          </w:tcPr>
+          <w:p>
+            <w:r>
+              <w:t>Grassroots Record-Keeping organiser flows wired into apps/web (PR 2 of 2) -- register team, schedule fixture, and manage a fixture / log its result across the scheduled -&gt; live -&gt; full_time status machine.</w:t>
+            </w:r>
+          </w:p>
+        </w:tc>
+        <w:tc>
+          <w:tcPr>
+            <w:tcW w:type="dxa" w:w="1850"/>
+          </w:tcPr>
+          <w:p>
+            <w:r>
+              <w:t>sprint-5/grassroots-conversion-organiser (figma-to-code, 2026-09-08)</w:t>
+            </w:r>
+          </w:p>
+        </w:tc>
+        <w:tc>
+          <w:tcPr>
+            <w:tcW w:type="dxa" w:w="2300"/>
+          </w:tcPr>
+          <w:p>
+            <w:r>
+              <w:t>Resolved (organiser half of the apps/web Grassroots conversion; the read-only half is #270). 3 new routes, all AppShell children with NO site footer: /grassroots/register (POST /teams -- Figma frames 1-2), /grassroots/:teamId/fixtures/new (GET /teams/:id + POST /fixtures -- frames 3-5), and /grassroots/fixtures/:fixtureId -- ONE status-driven route covering frames 6/7/8 (GET /fixtures/:id, PATCH /fixtures/:id/status, POST /fixtures/:id/result), matching the backend's single status machine. `register` and `fixtures` are static path segments and outrank :teamId in React Router v8's specificity ranking, so no route collides. GrassrootsTeamPage (from #270) gained an organiser toolbar -- a "Schedule a fixture" link plus per-fixture "Manage" links -- shown only when the access token's `sub` === team.createdById (GET /teams/:id returns createdById; display-only, every write is server-enforced -- #255). Figma deliberately did not design this conditionally (#253 sec 6.7 -- "nothing tells the client whether the viewer is the organiser"), but in code the data does. STATUS-MACHINE UI: only scheduled -&gt; live ("Start match") and live -&gt; full_time (via logging the result) are offered; an illegal-transition 409 is surfaced VERBATIM ("A fixture cannot move from X to Y"), not hidden behind a disabled button, and triggers a refetch so the page catches up. RESULT 409 ("first write is final", #255): treated as an EXPECTED, explained outcome -- shown as a status notice + a refetch to display the score that was actually recorded -- not a red error. BOTH 403 KINDS distinguished: GuardianConsentGuard (server message matches /guardian consent/i) -&gt; an inline link to /guardian-consent, mirroring PostComposer.tsx; ForbiddenException (not the team's organiser) -&gt; the server's own message. OPPONENT SELECTION is a 3-way choice -- a registered team (search by city via GET /teams?city=, excluding your own team) / a free-text opponentName / "decide later" -- so the teamBId-XOR-opponentName 400 (#256/#260) is unreachable from the UI. scheduledAt is combined client-side from a native &lt;input type="date"&gt; + &lt;input type="time"&gt;; the Figma reuses the shared Calendar component (#257), which has no React equivalent in this app -- flagged in the report. api/grassroots.ts is UNCHANGED from #270 (all 8 endpoints were shipped there). Verification: npx tsc --noEmit / npm run lint / npm run build all clean; apps/web vitest 32 files / 215 tests, 0 failures (+3 files, +20 tests -- GrassrootsRegisterTeamPage +5, GrassrootsScheduleFixturePage +6, GrassrootsFixturePage +7, GrassrootsTeamPage +2); dev-server smoke test /, /grassroots, /grassroots/register, /grassroots/:id, /grassroots/:id/fixtures/new, /grassroots/fixtures/:id, /community all HTTP 200. No real browser/Playwright check available -- same ceiling as every prior apps/web figma-to-code PR. Not merged -- founder's call after review.</w:t>
             </w:r>
           </w:p>
         </w:tc>

--- a/docs/Soccernity_MVP_Build_Plan_v1.7.docx
+++ b/docs/Soccernity_MVP_Build_Plan_v1.7.docx
@@ -20893,11 +20893,9 @@
           </w:tcPr>
           <w:p>
             <w:r>
-              <w:t>Resolved (design), with two named follow-ups deliberately NOT built. (1) Desktop icon-navbar entry -- open. #258 scoped the nav entry to the mobile drawer 'specifically', so adding a Grassroots glyph to the shared header 4 / header 7 content-nav row -- the way Clubs got its shield in DL #159 -- is a separate figma-design-system shared-component task touching ~95 + ~9 instances. Until then the desktop Browse Teams screen is reachable via the '&lt;- Teams' links and by direct route; annotated on the frame itself. (2) Code mirror -- open. { label: 'Grassroots', to: '/grassroots', available: false } should be added to drawerNavItems in apps/web/src/layout/navigation.ts, matching how Messages and Notifications are handled as disabled placeholder rows (DL #166) -- a small figma-to-code follow-up, recorded not built.</w:t>
-            </w:r>
-            <w:r>
-              <w:t xml:space="preserve"> FORWARD: the code-mirror follow-up (adding { label: "Grassroots", to: "/grassroots" } to apps/web drawerNavItems) is DONE -- see #270 (sprint-5/grassroots-conversion-read).</w:t>
-            </w:r>
+              <w:t>Resolved (design), with two named follow-ups deliberately NOT built. (1) Desktop icon-navbar entry -- open. #258 scoped the nav entry to the mobile drawer 'specifically', so adding a Grassroots glyph to the shared header 4 / header 7 content-nav row -- the way Clubs got its shield in DL #159 -- is a separate figma-design-system shared-component task touching ~95 + ~9 instances. Until then the desktop Browse Teams screen is reachable via the '&lt;- Teams' links and by direct route; annotated on the frame itself. (2) Code mirror -- open. { label: 'Grassroots', to: '/grassroots', available: false } should be added to drawerNavItems in apps/web/src/layout/navigation.ts, matching how Messages and Notifications are handled as disabled placeholder rows (DL #166) -- a small figma-to-code follow-up, recorded not built. FORWARD: the code-mirror follow-up (adding { label: "Grassroots", to: "/grassroots" } to apps/web drawerNavItems) is DONE -- see #270 (sprint-5/grassroots-conversion-read). FORWARD: the desktop icon-navbar glyph follow-up (1) is DONE -- see #272 (sprint-5/grassroots-desktop-navbar-glyph): the Grassroots corner-flag icon is now the 7th nav icon on both header 4 / header 7.</w:t>
+            </w:r>
+            <w:r/>
           </w:p>
         </w:tc>
       </w:tr>
@@ -21110,6 +21108,48 @@
           <w:p>
             <w:r>
               <w:t>Resolved (organiser half of the apps/web Grassroots conversion; the read-only half is #270). 3 new routes, all AppShell children with NO site footer: /grassroots/register (POST /teams -- Figma frames 1-2), /grassroots/:teamId/fixtures/new (GET /teams/:id + POST /fixtures -- frames 3-5), and /grassroots/fixtures/:fixtureId -- ONE status-driven route covering frames 6/7/8 (GET /fixtures/:id, PATCH /fixtures/:id/status, POST /fixtures/:id/result), matching the backend's single status machine. `register` and `fixtures` are static path segments and outrank :teamId in React Router v8's specificity ranking, so no route collides. GrassrootsTeamPage (from #270) gained an organiser toolbar -- a "Schedule a fixture" link plus per-fixture "Manage" links -- shown only when the access token's `sub` === team.createdById (GET /teams/:id returns createdById; display-only, every write is server-enforced -- #255). Figma deliberately did not design this conditionally (#253 sec 6.7 -- "nothing tells the client whether the viewer is the organiser"), but in code the data does. STATUS-MACHINE UI: only scheduled -&gt; live ("Start match") and live -&gt; full_time (via logging the result) are offered; an illegal-transition 409 is surfaced VERBATIM ("A fixture cannot move from X to Y"), not hidden behind a disabled button, and triggers a refetch so the page catches up. RESULT 409 ("first write is final", #255): treated as an EXPECTED, explained outcome -- shown as a status notice + a refetch to display the score that was actually recorded -- not a red error. BOTH 403 KINDS distinguished: GuardianConsentGuard (server message matches /guardian consent/i) -&gt; an inline link to /guardian-consent, mirroring PostComposer.tsx; ForbiddenException (not the team's organiser) -&gt; the server's own message. OPPONENT SELECTION is a 3-way choice -- a registered team (search by city via GET /teams?city=, excluding your own team) / a free-text opponentName / "decide later" -- so the teamBId-XOR-opponentName 400 (#256/#260) is unreachable from the UI. scheduledAt is combined client-side from a native &lt;input type="date"&gt; + &lt;input type="time"&gt;; the Figma reuses the shared Calendar component (#257), which has no React equivalent in this app -- flagged in the report. api/grassroots.ts is UNCHANGED from #270 (all 8 endpoints were shipped there). Verification: npx tsc --noEmit / npm run lint / npm run build all clean; apps/web vitest 32 files / 215 tests, 0 failures (+3 files, +20 tests -- GrassrootsRegisterTeamPage +5, GrassrootsScheduleFixturePage +6, GrassrootsFixturePage +7, GrassrootsTeamPage +2); dev-server smoke test /, /grassroots, /grassroots/register, /grassroots/:id, /grassroots/:id/fixtures/new, /grassroots/fixtures/:id, /community all HTTP 200. No real browser/Playwright check available -- same ceiling as every prior apps/web figma-to-code PR. Not merged -- founder's call after review.</w:t>
+            </w:r>
+          </w:p>
+        </w:tc>
+      </w:tr>
+      <w:tr>
+        <w:tc>
+          <w:tcPr>
+            <w:tcW w:type="dxa" w:w="500"/>
+          </w:tcPr>
+          <w:p>
+            <w:r>
+              <w:t>272</w:t>
+            </w:r>
+          </w:p>
+        </w:tc>
+        <w:tc>
+          <w:tcPr>
+            <w:tcW w:type="dxa" w:w="4700"/>
+          </w:tcPr>
+          <w:p>
+            <w:r>
+              <w:t>Grassroots gets a desktop icon-navbar entry -- a 7th nav icon added to the shared Web app Navbar COMPONENT_SET (2824:4309) on its two live desktop variants (Property 1=header 4 / 2838:3502, Property 1=header 7 / 2841:4104), closing DL #266 follow-up (1).</w:t>
+            </w:r>
+          </w:p>
+        </w:tc>
+        <w:tc>
+          <w:tcPr>
+            <w:tcW w:type="dxa" w:w="1850"/>
+          </w:tcPr>
+          <w:p>
+            <w:r>
+              <w:t>sprint-5/grassroots-desktop-navbar-glyph (figma-design-system, 2026-09-08)</w:t>
+            </w:r>
+          </w:p>
+        </w:tc>
+        <w:tc>
+          <w:tcPr>
+            <w:tcW w:type="dxa" w:w="2300"/>
+          </w:tcPr>
+          <w:p>
+            <w:r>
+              <w:t>Resolved (design). New "grassroots" icon appended to Frame 5858 (the content-nav icon row) in both header 4 and header 7. Order: Sports Hub / Blog / Community / Leaderboard / Bants / Clubs / Grassroots -- last, after Clubs, mirroring the mobile drawer placement (#265/#266). Frame 5858, its h4 Frame 5881 wrapper, and both component roots are all auto-layout (the task brief's "NOT auto-layout" premise was wrong), so this was a clean append to the itemSpacing:30 HUG row -- no manual repositioning, no resize(), no frame.resize()-on-GROUPs risk. Row grew 383.41 -&gt; 444.41px in both variants; ~310px clearance to the h4 avatar cluster, ~290px to the h7 (layoutPositioning:ABSOLUTE) Login button -- no collision; search bar untouched (growth is rightward only). Glyph: tinted style (bare navy stroke corner-flag glyph in a brand/green-tint 12% r3 tile), built by cloning the clubs group and swapping the inner vector so the tile fill (brand/green-tint) and glyph stroke (brand/navy 1.5px, round caps/joins) bindings are inherited -- the same separated pattern DL #159 set for Clubs, and the case navigation.ts's tinted?:boolean flag exists for; not the legacy baked-in artwork of Blog/Community/Leaderboard/Bants. Shape: a corner flag (pole + triangular pennant + short ground line), distinct from all six neighbours (ball / article / people / ID-card / chat / checkered shield); drawn via createVector with strokes explicitly re-bound to brand/navy after creation (standing createVector unbound-stroke gotcha). Propagation verified, not assumed: clubs (added to this exact Frame 5858 by PR #144) is on all 103 desktop instances, proving the append precedent; after the edit the grassroots child + row width 444.41 confirmed on 6 representative instances -- plain (Leaderboard), fills-overridden (Contest voting), a recent PR #174 frame (Create Post), a nested Settings Shell instance, and two header 7 frames -- all rendering the icon correctly. (Curiosity, not a blocker: the legacy hidden "home" slot is on the main component but zero instances -- it predates the current component lineage; clubs/grassroots unaffected.) Audit: 2 new solid paints per variant (tile fill -&gt; brand/green-tint @ 12%, glyph stroke -&gt; brand/navy), both variable-bound; 0 unbound / 0 off-palette / 0 brand/green-tint-28 / 0 new colours; Light mode only; 0 overlaps. The two -- mobile variants and the mobile Navigation Drawer were not touched. FOLLOW-UP (figma-to-code, recorded not built): add { label: "Grassroots", to: "/grassroots", icon: navGrassroots, tinted: true } to primaryNavItems in apps/web/src/layout/navigation.ts (position 7, after Clubs) and export the glyph to src/assets/icons/nav-grassroots.svg -- the canonical order/style landed here is what that PR converts verbatim.</w:t>
             </w:r>
           </w:p>
         </w:tc>

--- a/docs/Soccernity_MVP_Build_Plan_v1.7.docx
+++ b/docs/Soccernity_MVP_Build_Plan_v1.7.docx
@@ -21150,6 +21150,51 @@
           <w:p>
             <w:r>
               <w:t>Resolved (design). New "grassroots" icon appended to Frame 5858 (the content-nav icon row) in both header 4 and header 7. Order: Sports Hub / Blog / Community / Leaderboard / Bants / Clubs / Grassroots -- last, after Clubs, mirroring the mobile drawer placement (#265/#266). Frame 5858, its h4 Frame 5881 wrapper, and both component roots are all auto-layout (the task brief's "NOT auto-layout" premise was wrong), so this was a clean append to the itemSpacing:30 HUG row -- no manual repositioning, no resize(), no frame.resize()-on-GROUPs risk. Row grew 383.41 -&gt; 444.41px in both variants; ~310px clearance to the h4 avatar cluster, ~290px to the h7 (layoutPositioning:ABSOLUTE) Login button -- no collision; search bar untouched (growth is rightward only). Glyph: tinted style (bare navy stroke corner-flag glyph in a brand/green-tint 12% r3 tile), built by cloning the clubs group and swapping the inner vector so the tile fill (brand/green-tint) and glyph stroke (brand/navy 1.5px, round caps/joins) bindings are inherited -- the same separated pattern DL #159 set for Clubs, and the case navigation.ts's tinted?:boolean flag exists for; not the legacy baked-in artwork of Blog/Community/Leaderboard/Bants. Shape: a corner flag (pole + triangular pennant + short ground line), distinct from all six neighbours (ball / article / people / ID-card / chat / checkered shield); drawn via createVector with strokes explicitly re-bound to brand/navy after creation (standing createVector unbound-stroke gotcha). Propagation verified, not assumed: clubs (added to this exact Frame 5858 by PR #144) is on all 103 desktop instances, proving the append precedent; after the edit the grassroots child + row width 444.41 confirmed on 6 representative instances -- plain (Leaderboard), fills-overridden (Contest voting), a recent PR #174 frame (Create Post), a nested Settings Shell instance, and two header 7 frames -- all rendering the icon correctly. (Curiosity, not a blocker: the legacy hidden "home" slot is on the main component but zero instances -- it predates the current component lineage; clubs/grassroots unaffected.) Audit: 2 new solid paints per variant (tile fill -&gt; brand/green-tint @ 12%, glyph stroke -&gt; brand/navy), both variable-bound; 0 unbound / 0 off-palette / 0 brand/green-tint-28 / 0 new colours; Light mode only; 0 overlaps. The two -- mobile variants and the mobile Navigation Drawer were not touched. FOLLOW-UP (figma-to-code, recorded not built): add { label: "Grassroots", to: "/grassroots", icon: navGrassroots, tinted: true } to primaryNavItems in apps/web/src/layout/navigation.ts (position 7, after Clubs) and export the glyph to src/assets/icons/nav-grassroots.svg -- the canonical order/style landed here is what that PR converts verbatim.</w:t>
+            </w:r>
+            <w:r>
+              <w:t xml:space="preserve">  Code mirror: DL #273 (sprint-5/grassroots-navbar-glyph-code, figma-to-code) -- navGrassroots exported to apps/web/src/assets/icons/nav-grassroots.svg and { label: "Grassroots", to: "/grassroots", icon: navGrassroots, tinted: true } added as the 7th and last primaryNavItems entry in apps/web/src/layout/navigation.ts.</w:t>
+            </w:r>
+          </w:p>
+        </w:tc>
+      </w:tr>
+      <w:tr>
+        <w:tc>
+          <w:tcPr>
+            <w:tcW w:type="dxa" w:w="500"/>
+          </w:tcPr>
+          <w:p>
+            <w:r>
+              <w:t>273</w:t>
+            </w:r>
+          </w:p>
+        </w:tc>
+        <w:tc>
+          <w:tcPr>
+            <w:tcW w:type="dxa" w:w="4700"/>
+          </w:tcPr>
+          <w:p>
+            <w:r>
+              <w:t>Grassroots desktop icon-navbar entry mirrored into apps/web code -- the figma-to-code follow-up recorded in DL #272: export the glyph SVG and add the 7th primaryNavItems entry. apps/web/src/layout/navigation.ts mirrors the shared Web app Navbar COMPONENT_SET 1:1.</w:t>
+            </w:r>
+          </w:p>
+        </w:tc>
+        <w:tc>
+          <w:tcPr>
+            <w:tcW w:type="dxa" w:w="1850"/>
+          </w:tcPr>
+          <w:p>
+            <w:r>
+              <w:t>sprint-5/grassroots-navbar-glyph-code (figma-to-code, 2026-09-08)</w:t>
+            </w:r>
+          </w:p>
+        </w:tc>
+        <w:tc>
+          <w:tcPr>
+            <w:tcW w:type="dxa" w:w="2300"/>
+          </w:tcPr>
+          <w:p>
+            <w:r>
+              <w:t>Resolved. nav-grassroots.svg exported from Figma node 6412:18190 ("corner-flag (Grassroots)") via download_assets -- a bare 24x24 navy (#282E65 = brand/navy) stroke glyph, no green-tint tile baked in, matching the nav-clubs.svg / nav-sports-hub.svg export convention exactly (the tint tile is applied in CSS by Header.tsx's sn-header__nav-icon--tinted wrap). navigation.ts: navGrassroots imported alongside the other 6 nav icons; { label: "Grassroots", to: "/grassroots", icon: navGrassroots, tinted: true } added as the 7th and last primaryNavItems entry, after Clubs -- the canonical order and tinted style DL #272 landed, verbatim. tinted: true because the exported SVG is a bare stroke glyph, same as Sports Hub and Clubs (DL #159). Header.test.tsx: the canonical-icon-order test extended to 7 labels, the old "does NOT add Grassroots to the desktop icon nav" test inverted to assert it IS the last item (tinted, -&gt; /grassroots), the stale "six icon nav links" test name -&gt; "seven". Mobile Navigation Drawer NOT touched -- its Grassroots entry was already added by DL #270; the Figma file NOT touched. Verification: npx tsc --noEmit / npm run lint / npm run build all clean; npx vitest run -- 32 files / 215 tests, 0 failures (no test-count change; 3 existing Header.test.tsx assertions updated in place); dev-server smoke test /, /grassroots, /community, /clubs all HTTP 200. Not merged -- founder's call after review.</w:t>
             </w:r>
           </w:p>
         </w:tc>

--- a/docs/Soccernity_MVP_Build_Plan_v1.7.docx
+++ b/docs/Soccernity_MVP_Build_Plan_v1.7.docx
@@ -9088,7 +9088,7 @@
                 <w:sz w:val="19"/>
                 <w:szCs w:val="19"/>
               </w:rPr>
-              <w:t>Open — blocks deploy.yml; the workflow fails on purpose until this is resolved</w:t>
+              <w:t>Superseded — blocks deploy.yml; the workflow fails on purpose until this is resolved</w:t>
               <w:br/>
               <w:br/>
               <w:t>SUPERSEDED by Decision Log #26 (founder-resolved): hosting is Render (API) + Neon (Postgres) + Upstash (Redis), unbundled. Config prepared (render.yaml, directUrl, CI); real accounts and a live deploy are the only remaining open action, tracked under #26, not here.</w:t>
@@ -11221,7 +11221,7 @@
           </w:tcPr>
           <w:p>
             <w:r>
-              <w:t>Open — whether a pending-consent minor should see a different post-verification view is undecided RESOLVED (backend side) by sprint-2/verify-email-consent-status-field (backend-api): POST /auth/verify-email's response now carries an additive guardianConsentStatus field alongside the pre-existing verified/userId -- 'not_applicable' (not a minor, or a minor with no Guardian row -- a data-invariant case, not a real product state), 'pending', or 'confirmed'. Sourced from GuardianConsentService.getConsentStatusForUser(), extracted from the exact same method GET /auth/guardian-consent/status itself already used (made public, not duplicated) -- there is exactly one place in the codebase that queries Guardian-by-minorUserId and shapes the result. Typed as a plain string (not a narrower union), mirroring GuardianConsentStatusResponse.consentStatus's own existing convention, so a future value (e.g. a Decision Log #34 'declined' state) doesn't require a type change here too. Mocked suite 42 suites / 481 tests -&gt; 42 suites / 489 tests, 0 failures (8 new); e2e suite not re-run (plain findUnique-backed enrichment, no raw SQL/transaction/novel relation -- matches the existing no-e2e precedent already set for GET /auth/guardian-consent/status itself); nest build and eslint both clean. User/Guardian safeguarding fields (isMinor, consentStatus, consentToken, consentTimestamp) confirmed untouched -- zero schema.prisma diff. NOT yet resolved: the frontend half -- VerifyEmailPage.tsx does not yet branch on this new field (still Decision Log #38's other open question, now unblocked rather than closed) -- and what a future 'declined' consentStatus value should show here is left open, flagged in registration.service.ts's own comment. RESOLVED on the frontend side by sprint-2/verify-email-support-and-consent-view (figma-to-code), closing out the item sprint-2/verify-email-consent-status-field's own backend PR left open. VerifyEmailPage.tsx now branches on the real, additive guardianConsentStatus field: a minor whose status is 'pending' renders a genuinely distinct 'verified-pending-consent' state -- own heading ('Email verified -- approval still pending'), own three-item explanation list, and a CTA linking to /guardian-consent -- never the ordinary Verified state's 'you're all set' framing or its /profile CTA. Figma was checked directly before building anything (get_design_context on 'Verify Email -- 2 Verified', 5143:6648): it renders one single generic Verified layout with no consent-status branch anywhere, confirming no dedicated frame exists for this state (matching PR #107's own prior finding that this was left founder-blocked/never-designed). Built as a CONSERVATIVE INTERIM DESIGN, explicitly flagged as such in VerifyEmailPage.tsx's own code comment -- reuses the ordinary Verified state's icon/card/button CSS scaffolding (the email genuinely was verified) but with entirely distinct copy, never claiming full access. Should be replaced wholesale, not patched, if a real Figma frame for this state is ever designed. apps/web/src/api/auth.ts's VerifyEmailResponse updated to carry guardianConsentStatus: string, mirroring the backend's VerifyEmailResult type exactly including its own plain-string (not narrowed union) reasoning. Verified: tsc --noEmit exit 0, vitest 13 files / 86 -&gt; 92 tests 0 failures, vite build exit 0, lint exit 0.</w:t>
+              <w:t>Resolved (one edge case open: what a future 'declined' consentStatus value should display here is not yet designed) — the original question, whether a pending-consent minor should see a different post-verification view, was undecided; RESOLVED (backend side) by sprint-2/verify-email-consent-status-field (backend-api): POST /auth/verify-email's response now carries an additive guardianConsentStatus field alongside the pre-existing verified/userId -- 'not_applicable' (not a minor, or a minor with no Guardian row -- a data-invariant case, not a real product state), 'pending', or 'confirmed'. Sourced from GuardianConsentService.getConsentStatusForUser(), extracted from the exact same method GET /auth/guardian-consent/status itself already used (made public, not duplicated) -- there is exactly one place in the codebase that queries Guardian-by-minorUserId and shapes the result. Typed as a plain string (not a narrower union), mirroring GuardianConsentStatusResponse.consentStatus's own existing convention, so a future value (e.g. a Decision Log #34 'declined' state) doesn't require a type change here too. Mocked suite 42 suites / 481 tests -&gt; 42 suites / 489 tests, 0 failures (8 new); e2e suite not re-run (plain findUnique-backed enrichment, no raw SQL/transaction/novel relation -- matches the existing no-e2e precedent already set for GET /auth/guardian-consent/status itself); nest build and eslint both clean. User/Guardian safeguarding fields (isMinor, consentStatus, consentToken, consentTimestamp) confirmed untouched -- zero schema.prisma diff. NOT yet resolved: the frontend half -- VerifyEmailPage.tsx does not yet branch on this new field (still Decision Log #38's other open question, now unblocked rather than closed) -- and what a future 'declined' consentStatus value should show here is left open, flagged in registration.service.ts's own comment. RESOLVED on the frontend side by sprint-2/verify-email-support-and-consent-view (figma-to-code), closing out the item sprint-2/verify-email-consent-status-field's own backend PR left open. VerifyEmailPage.tsx now branches on the real, additive guardianConsentStatus field: a minor whose status is 'pending' renders a genuinely distinct 'verified-pending-consent' state -- own heading ('Email verified -- approval still pending'), own three-item explanation list, and a CTA linking to /guardian-consent -- never the ordinary Verified state's 'you're all set' framing or its /profile CTA. Figma was checked directly before building anything (get_design_context on 'Verify Email -- 2 Verified', 5143:6648): it renders one single generic Verified layout with no consent-status branch anywhere, confirming no dedicated frame exists for this state (matching PR #107's own prior finding that this was left founder-blocked/never-designed). Built as a CONSERVATIVE INTERIM DESIGN, explicitly flagged as such in VerifyEmailPage.tsx's own code comment -- reuses the ordinary Verified state's icon/card/button CSS scaffolding (the email genuinely was verified) but with entirely distinct copy, never claiming full access. Should be replaced wholesale, not patched, if a real Figma frame for this state is ever designed. apps/web/src/api/auth.ts's VerifyEmailResponse updated to carry guardianConsentStatus: string, mirroring the backend's VerifyEmailResult type exactly including its own plain-string (not narrowed union) reasoning. Verified: tsc --noEmit exit 0, vitest 13 files / 86 -&gt; 92 tests 0 failures, vite build exit 0, lint exit 0.</w:t>
             </w:r>
           </w:p>
         </w:tc>
@@ -15298,7 +15298,7 @@
           </w:tcPr>
           <w:p>
             <w:r>
-              <w:t>Open — deferred to Sprint 5. Admin Console + moderation queue is Sprint 5. These are net-new screens (figma-screen-builder territory) that need founder input on the §8.4 appeal-routing model ("a second reviewer, not the same admin") — a product/policy decision, not something to invent unilaterally. Admin Panel is desktop-only so no mobile dimension. Admin Panel colour/token treatment was NOT touched by this audit (hard constraint).  → RESOLVED (appeal routing) by Decision Log #138: an appeal is reviewed by a SECOND admin/moderator, never the original reviewer; the moderation-queue design must make this routing legible (appealed report excluded from / clearly marked against the original reviewer's own queue).  → Screens now built by sprint-2/decision-log-133-137-followup: Admin — Moderation Queue, Report Detail &amp; Action, and Appeal Review, all on the unified Admin shell, with the Decision Log #138 appeal-routing rule made visible in the queue's own callout. Moderation-outcome/appeal-decision emails remain unbuilt (see #143).</w:t>
+              <w:t>Resolved (design — screens built; moderation-queue backend/API wiring remains open, tracked separately under #189 and #250). Originally deferred to Sprint 5. Admin Console + moderation queue is Sprint 5. These are net-new screens (figma-screen-builder territory) that need founder input on the §8.4 appeal-routing model ("a second reviewer, not the same admin") — a product/policy decision, not something to invent unilaterally. Admin Panel is desktop-only so no mobile dimension. Admin Panel colour/token treatment was NOT touched by this audit (hard constraint).  → RESOLVED (appeal routing) by Decision Log #138: an appeal is reviewed by a SECOND admin/moderator, never the original reviewer; the moderation-queue design must make this routing legible (appealed report excluded from / clearly marked against the original reviewer's own queue).  → Screens now built by sprint-2/decision-log-133-137-followup: Admin — Moderation Queue, Report Detail &amp; Action, and Appeal Review, all on the unified Admin shell, with the Decision Log #138 appeal-routing rule made visible in the queue's own callout. Moderation-outcome/appeal-decision emails remain unbuilt (see #143).</w:t>
             </w:r>
           </w:p>
         </w:tc>
@@ -15340,7 +15340,7 @@
           </w:tcPr>
           <w:p>
             <w:r>
-              <w:t>Open — deferred to Sprint 3. DMs are Sprint 3. A recipient picker depends on an unresolved choice between a GET /search?q= people-search and a follow-graph list — flagged rather than invented. The restricted-pending rule (§8.3 step 5, "no DMs from unverified accounts", Decision Log #12) also needs a state here eventually.  → RESOLVED (recipient-picker shape) by Decision Log #139: ONE recipient-picker screen combining a search bar (by username / display name) with a default follow-list section shown before any search term. Desktop + mobile.  → Screens now built by sprint-2/decision-log-133-137-followup: Message — New Conversation (Recipient Picker), desktop + mobile, combining a search bar and a default follow-list per Decision Log #139.</w:t>
+              <w:t>Resolved (design — screens built; Sprint 3 backend/build remains unstarted as of the most recent sweep). Originally deferred to Sprint 3. DMs are Sprint 3. A recipient picker depends on an unresolved choice between a GET /search?q= people-search and a follow-graph list — flagged rather than invented. The restricted-pending rule (§8.3 step 5, "no DMs from unverified accounts", Decision Log #12) also needs a state here eventually.  → RESOLVED (recipient-picker shape) by Decision Log #139: ONE recipient-picker screen combining a search bar (by username / display name) with a default follow-list section shown before any search term. Desktop + mobile.  → Screens now built by sprint-2/decision-log-133-137-followup: Message — New Conversation (Recipient Picker), desktop + mobile, combining a search bar and a default follow-list per Decision Log #139.</w:t>
             </w:r>
           </w:p>
         </w:tc>
@@ -16733,7 +16733,7 @@
           </w:tcPr>
           <w:p>
             <w:r>
-              <w:t>Open -- dual-variant + logged-in default chosen meanwhile; both trivially reversible. No application code involved (BlogPage.tsx is still a PlaceholderPage stub). RESOLVED (sprint-2/blog-split-and-pinned-post-mobile, figma-screen-builder): Blog now has one frame per auth state matching Sports -- Blog Page Desktop -- Logged In (5953:10771, header 4) / -- Logged Out (5953:11364, header 7), Blog Page Mobile -- Logged In (5956:10960, header 4 -- mobile) / -- Logged Out (5956:11331, header 7 -- mobile). Each carries exactly one navbar instance, visible; the opposite variant is removed, not hidden. The originals 1009:128 / 41:4 are archived (hidden + 'ARCHIVED --' prefix). No app code (BlogPage.tsx still a PlaceholderPage stub).</w:t>
+              <w:t>Resolved -- dual-variant + logged-in default chosen meanwhile; both trivially reversible. No application code involved (BlogPage.tsx is still a PlaceholderPage stub). RESOLVED (sprint-2/blog-split-and-pinned-post-mobile, figma-screen-builder): Blog now has one frame per auth state matching Sports -- Blog Page Desktop -- Logged In (5953:10771, header 4) / -- Logged Out (5953:11364, header 7), Blog Page Mobile -- Logged In (5956:10960, header 4 -- mobile) / -- Logged Out (5956:11331, header 7 -- mobile). Each carries exactly one navbar instance, visible; the opposite variant is removed, not hidden. The originals 1009:128 / 41:4 are archived (hidden + 'ARCHIVED --' prefix). No app code (BlogPage.tsx still a PlaceholderPage stub).</w:t>
             </w:r>
           </w:p>
         </w:tc>
@@ -16775,7 +16775,7 @@
           </w:tcPr>
           <w:p>
             <w:r>
-              <w:t>Open -- caption notes added meanwhile (5933:10771 / 5933:10772 / 5933:10773); 5818:9031 itself left untouched. RESOLVED (sprint-2/blog-split-and-pinned-post-mobile, figma-screen-builder): mobile now has a non-contest counterpart to desktop 2565:3951 -- Community -- Home Feed with Normal Pinned Post -- Mobile (5956:12797), built from 5818:9031 with the pin badge changed from 'Contest post' to 'Pinned post' and the contest chrome removed. Navbar instance 5956:12798 -&gt; component 5386:6576 (header 4 -- mobile), identical to 5818:9031's.</w:t>
+              <w:t>Resolved -- caption notes added meanwhile (5933:10771 / 5933:10772 / 5933:10773); 5818:9031 itself left untouched. RESOLVED (sprint-2/blog-split-and-pinned-post-mobile, figma-screen-builder): mobile now has a non-contest counterpart to desktop 2565:3951 -- Community -- Home Feed with Normal Pinned Post -- Mobile (5956:12797), built from 5818:9031 with the pin badge changed from 'Contest post' to 'Pinned post' and the contest chrome removed. Navbar instance 5956:12798 -&gt; component 5386:6576 (header 4 -- mobile), identical to 5818:9031's.</w:t>
             </w:r>
           </w:p>
         </w:tc>
@@ -16943,7 +16943,7 @@
           </w:tcPr>
           <w:p>
             <w:r>
-              <w:t>Open -- one section-wide rebind by figma-design-system (brand/green-tint for placeholder plates, the PR #128 precedent) rather than a per-frame fix; the visible footer pill needs a design answer (what should it be) before binding. RESOLVED (Blog Page frames only) by sprint-2/blog-badge-token-collision-fixes (figma-design-system): re-audited directly (not spot-checked) -- 92 #d9d9d9 paints found across the 4 named Blog Page frames (40 desktop x2 = combined into 40 per frame confirmed, 6 mobile x2), not the originally-estimated 40+6 total -- 90 of the 92 are image-backing placeholder plates, rebound to brand/green-tint (VariableID:5096:5, resolving the token's real Light-mode RGB/alpha before binding per this file's own gotcha), matching the PR #128 precedent. The remaining 2 are the visible 294x67 pill in the desktop footer (one each in the Logged In and Logged Out frames' own footer groups) -- confirmed by the founder to be a missing wordmark, not decoration -- deleted and replaced with a real 'Soccernity.' text node, styled from the mobile footer's own wordmark (Montserrat ExtraBold, bound to color/text/on-navy, VariableID:5182:6654), scaled from mobile's 15px to 30px matching this page's own established 2x mobile-to-desktop type-scale ratio (no explicit desktop wordmark spec existed to copy exactly -- flagged as a minor judgment call, not a blocking issue). Final re-audit after both fixes: 0 unbound/off-palette #d9d9d9 paints remain in any of the 4 Blog Page frames. NOT resolved by this PR, still open: the 5 #d9d9d9 paints on Articles Page Desktop (54:434) and 4 on Articles Page mobile (87:80) named in this row's own Decision-needed text -- out of this PR's scope (only the 4 Blog Page frames were named in its brief), remains a real follow-up.</w:t>
+              <w:t>Resolved (Blog Page frames; the Articles Page item flagged below was separately resolved by Decision Log #204) -- one section-wide rebind by figma-design-system (brand/green-tint for placeholder plates, the PR #128 precedent) rather than a per-frame fix; the visible footer pill needs a design answer (what should it be) before binding. RESOLVED (Blog Page frames only) by sprint-2/blog-badge-token-collision-fixes (figma-design-system): re-audited directly (not spot-checked) -- 92 #d9d9d9 paints found across the 4 named Blog Page frames (40 desktop x2 = combined into 40 per frame confirmed, 6 mobile x2), not the originally-estimated 40+6 total -- 90 of the 92 are image-backing placeholder plates, rebound to brand/green-tint (VariableID:5096:5, resolving the token's real Light-mode RGB/alpha before binding per this file's own gotcha), matching the PR #128 precedent. The remaining 2 are the visible 294x67 pill in the desktop footer (one each in the Logged In and Logged Out frames' own footer groups) -- confirmed by the founder to be a missing wordmark, not decoration -- deleted and replaced with a real 'Soccernity.' text node, styled from the mobile footer's own wordmark (Montserrat ExtraBold, bound to color/text/on-navy, VariableID:5182:6654), scaled from mobile's 15px to 30px matching this page's own established 2x mobile-to-desktop type-scale ratio (no explicit desktop wordmark spec existed to copy exactly -- flagged as a minor judgment call, not a blocking issue). Final re-audit after both fixes: 0 unbound/off-palette #d9d9d9 paints remain in any of the 4 Blog Page frames. NOT resolved by this PR, still open: the 5 #d9d9d9 paints on Articles Page Desktop (54:434) and 4 on Articles Page mobile (87:80) named in this row's own Decision-needed text -- out of this PR's scope (only the 4 Blog Page frames were named in its brief), remained a real follow-up. UPDATE: resolved by Decision Log #204 -- the stale node IDs above turned out to belong to already-archived frames; #204 found and fixed the real live equivalent (Blog -- Article Detail Desktop, 5997:10905 / 5997:11224).</w:t>
             </w:r>
           </w:p>
         </w:tc>
@@ -17993,7 +17993,9 @@
           </w:tcPr>
           <w:p>
             <w:r>
-              <w:t>Open -- fix applied locally to this one component (Admin Shell sidebar wash, all 10 variants); file-wide audit not attempted, out of this session's scope.</w:t>
+              <w:t>Partially resolved -- fix applied locally to this one component (Admin Shell sidebar wash, all 10 variants); file-wide audit not attempted, out of this session's scope.</w:t>
+              <w:br/>
+              <w:t>FOLDED IN (sprint-2/decision-log-204-208-cleanup, figma-design-system): this gotcha is now recorded in CLAUDE.md's new standing "Figma-authoring gotchas" subsection (under "Figma notes") so future sessions don't lose time rediscovering it. That subsection did not actually exist before this session -- created it, seeded with this entry, Decision Log #201, and the frame.resize()-on-GROUPs gotcha. The file-wide audit for other occurrences of this pattern this entry's own text flagged as not yet attempted remains open.</w:t>
             </w:r>
           </w:p>
           <w:p>
@@ -18083,7 +18085,9 @@
           </w:tcPr>
           <w:p>
             <w:r>
-              <w:t>Open -- fix applied locally to all 8 icon builds in this session; recommend folding into the file-wide Figma-notes gotcha list.</w:t>
+              <w:t>Resolved -- fix applied locally to all 8 icon builds in this session; recommend folding into the file-wide Figma-notes gotcha list.</w:t>
+              <w:br/>
+              <w:t>FOLDED IN (sprint-2/decision-log-204-208-cleanup, figma-design-system): this gotcha is now recorded in CLAUDE.md's new standing "Figma-authoring gotchas" subsection (under "Figma notes"), alongside Decision Log #199 and the frame.resize()-on-GROUPs gotcha -- that subsection did not actually exist before this session.</w:t>
             </w:r>
           </w:p>
           <w:p>
@@ -18221,7 +18225,9 @@
           </w:tcPr>
           <w:p>
             <w:r>
-              <w:t>Open -- recommend one scoped figma-design-system pass applying #174's own fix (replace the pill with a real "Soccernity." text node bound to color/text/on-navy, Montserrat ExtraBold, 30px desktop) across all remaining families at once: Articles Page (54:434/87:80) and the 6 new legal desktop frames.</w:t>
+              <w:t>Resolved -- recommend one scoped figma-design-system pass applying #174's own fix (replace the pill with a real "Soccernity." text node bound to color/text/on-navy, Montserrat ExtraBold, 30px desktop) across all remaining families at once: Articles Page (54:434/87:80) and the 6 new legal desktop frames.</w:t>
+              <w:br/>
+              <w:t>RESOLVED (sprint-2/decision-log-204-208-cleanup, figma-design-system): #174's fix applied identically across all remaining live families -- the 6 new Legal page desktop frames plus, on live re-verification, the real live equivalent of Articles Page (54:434/87:80, which the original brief's node IDs were stale for -- those are now archived/hidden; the live frames needing the fix turned out to be Blog -- Article Detail Desktop -- Logged In/Out, 5997:10905 / 5997:11224). 8 live pills fixed total. File-wide paint audit: 0 remaining live/visible instances; 5 remaining instances all sit inside already-archived, hidden frames and were deliberately left untouched per this project's archived-content precedent. See docs/sprint-2-decision-log-204-208-cleanup-report.md.</w:t>
             </w:r>
           </w:p>
           <w:p>
@@ -18269,7 +18275,9 @@
           </w:tcPr>
           <w:p>
             <w:r>
-              <w:t>Open -- needs a decision: rebuild it as a real open-state on the new Contact Us frames, or delete it as a stray orphan.</w:t>
+              <w:t>Partially resolved -- built and wired; one manual Figma-desktop-UI step still outstanding (see report). Originally needed a decision: rebuild it as a real open-state on the new Contact Us frames, or delete it as a stray orphan.</w:t>
+              <w:br/>
+              <w:t>RESOLVED, with one disclosed plugin-API limitation (sprint-2/decision-log-204-208-cleanup, figma-design-system): rebuilt, not deleted. Two new components -- Contact Category Dropdown -- Desktop (6130:14653, widened to the real 1030px field) and -- Mobile (6130:14664, 2x-scaled to the real 318px field) -- preserve the 5 options verbatim and are wired via ON_CLICK/OPEN_OVERLAY to all 4 Contact Us frames' chevron triggers, confirmed persisted. Limitation: overlayPositionType is read-only on a COMPONENT node via the plugin API (same class of gap as Decision Log #103's overlayBackgroundInteraction finding), so overlayRelativePosition -- needed to anchor the dropdown under the field instead of its default CENTER position -- cannot be set via API. NEW CANDIDATE: someone with Figma desktop UI access needs to set both components' Prototype-tab Overlay position type to Manual by hand; the offset math (desktop {x:-972,y:51}, mobile {x:-293,y:30}) is already computed in the report. The orphan 87:250 was reference-checked (0 hits file-wide) and deleted, not archived -- it was never a real, reachable screen. See docs/sprint-2-decision-log-204-208-cleanup-report.md.</w:t>
             </w:r>
           </w:p>
           <w:p>
@@ -18317,7 +18325,9 @@
           </w:tcPr>
           <w:p>
             <w:r>
-              <w:t>Open -- recommend adding a section banner covering the new row, matching how every other section of the file is delimited.</w:t>
+              <w:t>Resolved (no changes needed) -- recommend adding a section banner covering the new row, matching how every other section of the file is delimited.</w:t>
+              <w:br/>
+              <w:t>RESOLVED -- investigated, found ALREADY RESOLVED, no Figma changes made (sprint-2/decision-log-204-208-cleanup, figma-design-system). The original premise ("never had one") did not hold up on direct verification: Rectangle 194 (1869:2735) already exists, is visible, is bound to the same color/text/on-green variable (resolves to navy in Light mode) Blog's own banner uses, and already spans the live Legal Pages row with margin -- paired with the pre-existing "Company pages" text label (1870:2736) sitting directly within its band. Screenshot-confirmed. No duplicate banner was built. See docs/sprint-2-decision-log-204-208-cleanup-report.md.</w:t>
             </w:r>
           </w:p>
           <w:p>
@@ -18365,7 +18375,9 @@
           </w:tcPr>
           <w:p>
             <w:r>
-              <w:t>Open -- not fixed, since it recurs across many frames and belongs in one file-wide copy pass rather than a piecemeal fix.</w:t>
+              <w:t>Resolved -- was not fixed at the time this row was written, since it recurs across many frames and belongs in one file-wide copy pass rather than a piecemeal fix.</w:t>
+              <w:br/>
+              <w:t>RESOLVED for all live content (sprint-2/decision-log-204-208-cleanup, figma-design-system). File-wide sweep found 32 total "Copyright (c) 2022" instances (not scoped per-page); 22 live/visible instances updated to 2026 via the canonical font-load/mutate/return recipe (only the year digits changed, entity name and rights-reserved language untouched); 10 instances inside already-archived, hidden frames deliberately left untouched, matching the same archived-content precedent Decision Log #204 used. A broader safety sweep confirmed every other stray "2022" hit is unrelated sample/placeholder date content (article/match dates, Admin dashboard timestamps), correctly out of this year-correction's scope. See docs/sprint-2-decision-log-204-208-cleanup-report.md.</w:t>
             </w:r>
           </w:p>
           <w:p>
@@ -18413,7 +18425,9 @@
           </w:tcPr>
           <w:p>
             <w:r>
-              <w:t>Open -- optional follow-up; not blocking, since the file has no established convention of wiring footer-link prototypes yet either.</w:t>
+              <w:t>Resolved -- optional follow-up; not blocking, since the file has no established convention of wiring footer-link prototypes yet either.</w:t>
+              <w:br/>
+              <w:t>RESOLVED for all live content (sprint-2/decision-log-204-208-cleanup, figma-design-system). A fresh file-wide scan found 263 occurrences (not the 203 carried over from Decision Log #202's older scan -- re-verified live, the file has grown since) across 71 distinct top-level host frames. 189 wired via ON_CLICK/NAVIGATE to the correct new Legal page frame, branching by breakpoint (frame width) and auth state -- explicit frame-name suffixes where available, or Decision Log cross-reference where not (Leaderboard/Contest/Competition family to Logged In per Decision Log #129; the two canonical Home Page frames to Logged Out per Decision Log #46/#152; Community/Bants family to Logged In per the site-wide login-gating Decision Log #152 establishes). 46 skipped (archived frames, left untouched). 28 correctly left unwired -- same-type self-references (a page's own footer link to itself, or its own H1 heading matching the search string) that Figma's own NAVIGATE action correctly rejects as same-top-level-frame navigation, confirmed via direct re-check this is the right outcome, not a bug. Spot-checked across breakpoints/auth states via fresh reads. See docs/sprint-2-decision-log-204-208-cleanup-report.md.</w:t>
             </w:r>
           </w:p>
           <w:p>
@@ -20250,10 +20264,7 @@
           </w:tcPr>
           <w:p>
             <w:r>
-              <w:t>Open -- scoped as PR7 (figma-design-system, same lineage as PR4-PR6), no work started: (1) componentize the mobile Top-Bar + Content structure the way PR6 did for the desktop shell; (2) re-audit that the rail-label fix reaches all 22 mobile Settings frames, not just the four spot-checked in PR6. Figma-design-only, no app/backend code -- apps/mobile has no application code yet (confirmed empty), so this carries no code impact today. Not a DL #230 reopen; #230's design half stays Resolved per DL #249.</w:t>
-            </w:r>
-            <w:r>
-              <w:t xml:space="preserve">  Resolved by DL #252 (sprint-2/settings-mobile-shell-componentization, figma-design-system, 2026-09-08 -- PR 7): new 'Settings Top Bar -- Mobile' component (6360:16337), all 24 live mobile Settings frames re-based, content-panel geometry verified byte-identical before-&gt;after on all 24, label fix re-audited across all 24 (clean).</w:t>
+              <w:t>Resolved -- see Decision Log #252 (mobile Top-Bar shell componentized across all 24 frames; point-2 label re-audit found zero stale hits). Originally scoped as PR7 (figma-design-system, same lineage as PR4-PR6), no work started: (1) componentize the mobile Top-Bar + Content structure the way PR6 did for the desktop shell; (2) re-audit that the rail-label fix reaches all 22 mobile Settings frames, not just the four spot-checked in PR6. Figma-design-only, no app/backend code -- apps/mobile has no application code yet (confirmed empty), so this carries no code impact today. Not a DL #230 reopen; #230's design half stays Resolved per DL #249.  Resolved by DL #252 (sprint-2/settings-mobile-shell-componentization, figma-design-system, 2026-09-08 -- PR 7): new 'Settings Top Bar -- Mobile' component (6360:16337), all 24 live mobile Settings frames re-based, content-panel geometry verified byte-identical before-&gt;after on all 24, label fix re-audited across all 24 (clean).</w:t>
             </w:r>
           </w:p>
         </w:tc>
@@ -20936,7 +20947,7 @@
           </w:tcPr>
           <w:p>
             <w:r>
-              <w:t>Open -- founder + figma-design-system. Not blocking: the flat row shipped in #266 is complete and correct on its own.</w:t>
+              <w:t>Resolved -- see Decision Log #268 (founder kept the flat row; no further work). Not blocking: the flat row shipped in #266 is complete and correct on its own.</w:t>
             </w:r>
           </w:p>
         </w:tc>
@@ -21195,6 +21206,48 @@
           <w:p>
             <w:r>
               <w:t>Resolved. nav-grassroots.svg exported from Figma node 6412:18190 ("corner-flag (Grassroots)") via download_assets -- a bare 24x24 navy (#282E65 = brand/navy) stroke glyph, no green-tint tile baked in, matching the nav-clubs.svg / nav-sports-hub.svg export convention exactly (the tint tile is applied in CSS by Header.tsx's sn-header__nav-icon--tinted wrap). navigation.ts: navGrassroots imported alongside the other 6 nav icons; { label: "Grassroots", to: "/grassroots", icon: navGrassroots, tinted: true } added as the 7th and last primaryNavItems entry, after Clubs -- the canonical order and tinted style DL #272 landed, verbatim. tinted: true because the exported SVG is a bare stroke glyph, same as Sports Hub and Clubs (DL #159). Header.test.tsx: the canonical-icon-order test extended to 7 labels, the old "does NOT add Grassroots to the desktop icon nav" test inverted to assert it IS the last item (tinted, -&gt; /grassroots), the stale "six icon nav links" test name -&gt; "seven". Mobile Navigation Drawer NOT touched -- its Grassroots entry was already added by DL #270; the Figma file NOT touched. Verification: npx tsc --noEmit / npm run lint / npm run build all clean; npx vitest run -- 32 files / 215 tests, 0 failures (no test-count change; 3 existing Header.test.tsx assertions updated in place); dev-server smoke test /, /grassroots, /community, /clubs all HTTP 200. Not merged -- founder's call after review.</w:t>
+            </w:r>
+          </w:p>
+        </w:tc>
+      </w:tr>
+      <w:tr>
+        <w:tc>
+          <w:tcPr>
+            <w:tcW w:type="dxa" w:w="500"/>
+          </w:tcPr>
+          <w:p>
+            <w:r>
+              <w:t>274</w:t>
+            </w:r>
+          </w:p>
+        </w:tc>
+        <w:tc>
+          <w:tcPr>
+            <w:tcW w:type="dxa" w:w="4700"/>
+          </w:tcPr>
+          <w:p>
+            <w:r>
+              <w:t>Decision Log forward-pointer hygiene pass -- same class of cleanup as #204-208. Before starting Sprint 3, swept all 273 entries for rows whose Status cell still leads with "Open" despite the same cell's own later text already recording a resolution (a "RESOLVED"/"SUPERSEDED"/"FOLDED IN" note appended without updating the leading word), plus rows resolved entirely by a separate, later entry with no forward-pointer at all (the #251/#267 pattern flagged in chat 14's sprint sweep).</w:t>
+            </w:r>
+          </w:p>
+        </w:tc>
+        <w:tc>
+          <w:tcPr>
+            <w:tcW w:type="dxa" w:w="1850"/>
+          </w:tcPr>
+          <w:p>
+            <w:r>
+              <w:t>chat 14 sprint-sweep housekeeping request</w:t>
+            </w:r>
+          </w:p>
+        </w:tc>
+        <w:tc>
+          <w:tcPr>
+            <w:tcW w:type="dxa" w:w="2300"/>
+          </w:tcPr>
+          <w:p>
+            <w:r>
+              <w:t>Resolved -- 16 rows corrected: #9 (Superseded, was already SUPERSEDED-by-#26 inline), #38, #135, #136, #169, #170, #174, #201, #204, #206, #207, #208, #251, #267 flipped to Resolved (two of these, #135/#136, are Resolved *design-only* -- their backend/build halves are unstarted and correctly still tracked open under #189/#250 and Sprint 3 respectively, so flipping the leading word does NOT mean the underlying feature is built); #199 and #205 flipped to Partially resolved since each genuinely has one real remaining item (a file-wide audit; a manual Figma-desktop-UI step) that a plain "Resolved" would have hidden. #251 and #267 additionally got the missing forward-pointer to their actual resolving entries (#252, #268) appended, matching the pattern this project already established for #135/#136/#230's own forward-pointers. Open count: 46 -&gt; 30. The remaining 30 are left untouched -- verified each is either a genuine unresolved blocker (#4/#6/#9's live-account action/#38's edge case), a deliberately deferred future item (#2/#3/#5/#133/#141/#143/#145/#181-186/#190-193), or explicitly tracked-open-on-purpose (#189/#199's remaining audit/#205's manual step/#224-226). No Figma, app, or backend code touched -- docx-only.</w:t>
             </w:r>
           </w:p>
         </w:tc>

--- a/docs/Soccernity_MVP_Build_Plan_v1.7.docx
+++ b/docs/Soccernity_MVP_Build_Plan_v1.7.docx
@@ -21248,6 +21248,90 @@
           <w:p>
             <w:r>
               <w:t>Resolved -- 16 rows corrected: #9 (Superseded, was already SUPERSEDED-by-#26 inline), #38, #135, #136, #169, #170, #174, #201, #204, #206, #207, #208, #251, #267 flipped to Resolved (two of these, #135/#136, are Resolved *design-only* -- their backend/build halves are unstarted and correctly still tracked open under #189/#250 and Sprint 3 respectively, so flipping the leading word does NOT mean the underlying feature is built); #199 and #205 flipped to Partially resolved since each genuinely has one real remaining item (a file-wide audit; a manual Figma-desktop-UI step) that a plain "Resolved" would have hidden. #251 and #267 additionally got the missing forward-pointer to their actual resolving entries (#252, #268) appended, matching the pattern this project already established for #135/#136/#230's own forward-pointers. Open count: 46 -&gt; 30. The remaining 30 are left untouched -- verified each is either a genuine unresolved blocker (#4/#6/#9's live-account action/#38's edge case), a deliberately deferred future item (#2/#3/#5/#133/#141/#143/#145/#181-186/#190-193), or explicitly tracked-open-on-purpose (#189/#199's remaining audit/#205's manual step/#224-226). No Figma, app, or backend code touched -- docx-only.</w:t>
+            </w:r>
+          </w:p>
+        </w:tc>
+      </w:tr>
+      <w:tr>
+        <w:tc>
+          <w:tcPr>
+            <w:tcW w:type="dxa" w:w="500"/>
+          </w:tcPr>
+          <w:p>
+            <w:r>
+              <w:t>275</w:t>
+            </w:r>
+          </w:p>
+        </w:tc>
+        <w:tc>
+          <w:tcPr>
+            <w:tcW w:type="dxa" w:w="4700"/>
+          </w:tcPr>
+          <w:p>
+            <w:r>
+              <w:t>Banter Rooms backend (Section 4.4, /banter-rooms half) -- sprint-3/banter-rooms-backend. (a) NEW MODEL BanterRoomMember (migration 20260909003336_add_banter_room_member): the per-user room-membership join table Section 3 never gave BanterRoom, without which "My Bants" (Section 6, Sprint 3) is impossible. An EXPLICIT join model (not an implicit Prisma m2m like ClubPage.members / _ClubMembership) -- exact shape of Like/SavedPost/Follow: @@unique([userId, banterRoomId]), a joinedAt timestamp (flagged addition beyond Section 3's literal field list, same flag Like.likedAt / SavedPost.savedAt / Follow.createdAt carry -- Section 5.5 needs a column to order "My Bants" by), both FKs onDelete: Cascade per DL #44 (no AccountDeletionSweepService change). BanterRoom.createdBy stays a bare String (not a User @relation) -- making it an FK would pull room creation into the DL #44 cascade scope for no MVP benefit. User/Guardian safeguarding fields untouched. (b) ENDPOINTS BEYOND Section 4.4's literal five: POST/DELETE /banter-rooms/:id/join, GET /banter-rooms/mine ("My Bants"), POST/GET /banter-rooms/:id/posts -- all from Section 6's Sprint 3 description + the BanterRoomMember table + Post.banterRoomId existing for room-scoped posts. Room feed + room posting delegate to FeedService (getBanterRoomFeed / createPost) exactly as GET /clubs/:id/feed does -- no parallel post CRUD. (c) PERMISSION MODEL (default + reasoning stated, same discipline as Grassroots DL #255): room creation is open to ANY authenticated consent-confirmed user (createdBy = caller), mirroring POST /teams -- a public-facing named record is "posting"-class under Section 5.7's broad reading (DL #21). No admin/moderator role exists in the user-facing guards to restrict it to, and the Figma Banter frames show users creating rooms. Join/leave/post ARE GuardianConsentGuard-gated (a deliberate divergence from POST /clubs/:id/join, JwtAuthGuard-only) -- Section 5.7 AND Section 8.3 step 5 both name "joining a Banter Room" literally. Posting requires room membership (403 otherwise). Creator is auto-joined on create (memberCount starts at 1). memberCount kept in sync transactionally (P2002-catch idempotency on join, findUnique-then-delete + gt:0 floor guard on leave -- FeedService.likePost/unlikePost pattern).</w:t>
+            </w:r>
+          </w:p>
+        </w:tc>
+        <w:tc>
+          <w:tcPr>
+            <w:tcW w:type="dxa" w:w="1850"/>
+          </w:tcPr>
+          <w:p>
+            <w:r>
+              <w:t>sprint-3/banter-rooms-backend (backend-api, 2026-09-09)</w:t>
+            </w:r>
+          </w:p>
+        </w:tc>
+        <w:tc>
+          <w:tcPr>
+            <w:tcW w:type="dxa" w:w="2300"/>
+          </w:tcPr>
+          <w:p>
+            <w:r>
+              <w:t>Resolved (built). Mocked suite 48 -&gt; 50 suites / 662 -&gt; 698 tests, 0 failures (banter.service.spec.ts + banter.controller.http.spec.ts, 36 new). e2e suite +1 suite / +11 tests (test/banter.e2e-spec.ts, real Postgres: the new BanterRoomMember @@unique/cascade constraint, memberCount never drifting/going negative across a real join/join/leave/leave/join cycle, a concurrent double-join Promise.all -&gt; exactly one row + memberCount +1, GuardianConsentGuard blocking a restricted-pending minor from create/join/post while allowing browse/read, the room feed reading Post.banterRoomId, and a real User hard-delete cascading BanterRoomMember rows). nest build + npm run lint clean. FLAGGED, not resolved: whether room creation should later be moderator-gated or rate-limited (unbounded user-named public rooms on a minors' platform = a real spam/safeguarding surface); whether posting should require membership (alternative: any consent-confirmed user posts into any room). PR opened, not merged -- founder's call.</w:t>
+            </w:r>
+          </w:p>
+        </w:tc>
+      </w:tr>
+      <w:tr>
+        <w:tc>
+          <w:tcPr>
+            <w:tcW w:type="dxa" w:w="500"/>
+          </w:tcPr>
+          <w:p>
+            <w:r>
+              <w:t>276</w:t>
+            </w:r>
+          </w:p>
+        </w:tc>
+        <w:tc>
+          <w:tcPr>
+            <w:tcW w:type="dxa" w:w="4700"/>
+          </w:tcPr>
+          <w:p>
+            <w:r>
+              <w:t>Banter Rooms -- two Section 4.4 / Section 3 items deliberately NOT built by sprint-3/banter-rooms-backend, flagged rather than invented. (a) POST /banter-rooms/:id/topics (Section 4.4's literal endpoint list) -- there is NO Topic entity anywhere in Section 3's 20-model schema and no BanterRoom.topics relation. scopeType:'topic' is a room CATEGORY, not a room HAVING topics. A real topics feature needs a schema addition -- the same discipline GrassrootsService used declining to speculatively add postponed/cancelled fixture statuses. (b) A scopeRef / scopeName target field on BanterRoom -- so a "club-scoped" room can name WHICH club/league/country. Section 3 gives BanterRoom only { id, name, scopeType, createdBy, memberCount }, so MVP treats scopeType as a bare filterable category + free-text name, matching the Figma scope-filter-bar-as-categories reading.</w:t>
+            </w:r>
+          </w:p>
+        </w:tc>
+        <w:tc>
+          <w:tcPr>
+            <w:tcW w:type="dxa" w:w="1850"/>
+          </w:tcPr>
+          <w:p>
+            <w:r>
+              <w:t>sprint-3/banter-rooms-backend (backend-api, 2026-09-09)</w:t>
+            </w:r>
+          </w:p>
+        </w:tc>
+        <w:tc>
+          <w:tcPr>
+            <w:tcW w:type="dxa" w:w="2300"/>
+          </w:tcPr>
+          <w:p>
+            <w:r>
+              <w:t>Open -- both are schema additions beyond Section 3's literal model, a founder / Decision Log call, not something to build unilaterally. Neither blocks the Sprint 3 Banter Rooms scope as shipped (create/list/search/join/leave/My Bants/post all work without them). figma-to-code / a later backend pass should confirm the founder's intent before adding either.</w:t>
             </w:r>
           </w:p>
         </w:tc>

--- a/docs/Soccernity_MVP_Build_Plan_v1.7.docx
+++ b/docs/Soccernity_MVP_Build_Plan_v1.7.docx
@@ -21332,6 +21332,48 @@
           <w:p>
             <w:r>
               <w:t>Open -- both are schema additions beyond Section 3's literal model, a founder / Decision Log call, not something to build unilaterally. Neither blocks the Sprint 3 Banter Rooms scope as shipped (create/list/search/join/leave/My Bants/post all work without them). figma-to-code / a later backend pass should confirm the founder's intent before adding either.</w:t>
+            </w:r>
+          </w:p>
+        </w:tc>
+      </w:tr>
+      <w:tr>
+        <w:tc>
+          <w:tcPr>
+            <w:tcW w:type="dxa" w:w="500"/>
+          </w:tcPr>
+          <w:p>
+            <w:r>
+              <w:t>277</w:t>
+            </w:r>
+          </w:p>
+        </w:tc>
+        <w:tc>
+          <w:tcPr>
+            <w:tcW w:type="dxa" w:w="4700"/>
+          </w:tcPr>
+          <w:p>
+            <w:r>
+              <w:t>Direct Messaging backend (Section 4.7, Messaging slice) -- sprint-3/messaging-direct-messaging. Endpoints: GET/POST /conversations, GET/POST /conversations/:id/messages, plus PATCH /conversations/:id/read (mark-read). (a) SCHEMA -- two founder-approved additive columns on Conversation (migration 20260909090000_add_conversation_participant_key_and_last_message_at), beyond Section 3's literal field list, flagged per CLAUDE.md's "data model is a fixed spec" rule; Message unchanged bar one added index; User/Guardian safeguarding fields untouched. participantKey String @unique = the participant ids sorted + ':'-joined, a deterministic key for the participant SET -- makes POST /conversations's find-or-create race-safe via a P2002 catch, the exact idempotency mechanism Like.@@unique([userId, postId]) gives FeedService.likePost. lastMessageAt DateTime @default(now()) = inbox ordering; Conversation had only createdAt, so a chatty old thread would sink below a newer idle one. Seeded to createdAt, bumped to the new message's sentAt on every send inside the same interactive transaction as the Message insert (can't drift). Same denormalized-field precedent as Follow.createdAt / BanterRoomMember.joinedAt. No GIN index on participantIds (none anywhere in this codebase; btree-only like every other list endpoint; flagged as the natural first optimization if Conversation grows). (b) DMs ARE STRICTLY 2-PARTY -- group conversations out of scope. Conversation.participantIds is a String[] in Section 3, but Section 6 Sprint 3 says "send and receive A DM", the Message pillar Figma + recipient picker (DL #139) are 1:1, and Message.readAt is a single timestamp (only coherent between two people). StartConversationDto takes ONE recipientId; the array shape is Section 3's forward-compat choice and is what makes participantKey a set key. Group conversations are a real DL candidate if wanted later (needs a per-recipient read model + design that doesn't exist). (c) POST /conversations IS FIND-OR-CREATE -- one canonical thread per pair (universal DM UX, matches the Conversation Actions Menu / recipient-picker design, avoids fragmenting history / breaking mark-read). 201 on create, 200 when an existing thread is returned -- a clean "did I start this or resume it" signal for the frontend. (d) PATCH /conversations/:id/read IS AN ADDITION beyond Section 4.7's literal four endpoints -- added the same way BanterController added POST/DELETE /banter-rooms/:id/join, modelled on PATCH /notifications/read-all from the same Section 4.7. Conversation-level not per-message (the UX op is "I opened the thread"; Message.readAt is one timestamp). (e) RESTRICTED-PENDING (DL #12) enforced BOTH DIRECTIONS with existing mechanisms, no new guard: SENDING (POST /conversations, POST .../messages) -&gt; GuardianConsentGuard on the controller (Section 5.7 names "messaging"); RECEIVING (being the recipientId on POST /conversations) -&gt; MessagingService.assertRecipientMessageable, a service-level check on the TARGET structurally identical to UsersService.assertFollowGraphVisible (a guard can only inspect the caller). A restricted-pending minor recipient -&gt; 404, indistinguishable from a non-existent user. Scope is guardian consent ONLY (isMinor + Guardian.consentStatus), never email verificationStatus, per DL #12's explicit resolution. POST .../messages into an EXISTING conversation needs only the sender's guard -- and that guard can never actually fire there, since a conversation can only have been created between two non-restricted users and consent status never moves backward; kept for defence-in-depth. DL #221: cannot start a conversation with a deactivated/pending_deletion recipient (404); an EXISTING conversation whose other party later deactivated is NOT filtered (a private 1:1 record, not public content -- deliberate, flagged for a stricter follow-up if wanted). No Notification row on send (no 'message' type in the enum, not on the follow/like/comment trigger list -- Notification Centre PR candidate); no engagement points (private, gameable).</w:t>
+            </w:r>
+          </w:p>
+        </w:tc>
+        <w:tc>
+          <w:tcPr>
+            <w:tcW w:type="dxa" w:w="1850"/>
+          </w:tcPr>
+          <w:p>
+            <w:r>
+              <w:t>sprint-3/messaging-direct-messaging (backend-api, 2026-09-09)</w:t>
+            </w:r>
+          </w:p>
+        </w:tc>
+        <w:tc>
+          <w:tcPr>
+            <w:tcW w:type="dxa" w:w="2300"/>
+          </w:tcPr>
+          <w:p>
+            <w:r>
+              <w:t>Resolved (built). Mocked suite 50 -&gt; 52 suites / 698 -&gt; 728 tests, 0 failures (messaging.service.spec.ts + messaging.controller.http.spec.ts, 30 new). e2e suite 13 -&gt; 14 suites / 113 -&gt; 127 tests, 0 failures (test/messaging.e2e-spec.ts, real Postgres: participantKey @unique makes find-or-create return the same row from either direction + two concurrent starts -&gt; exactly one row; the transactional lastMessageAt bump; the participantIds:{has} inbox filter + ordering + unreadCount + preview + PATCH .../read clearing it; keyset pagination on both list endpoints; DL #12 both directions against real Guardian rows; DL #221 deactivated recipient; account-deletion cascade -- Message rows gone, Conversation survives). nest build + lint clean. Not built (flagged, none block Sprint 3 messaging): GET /conversations/:id single-conversation metadata; group conversations; message-&gt;Notification wiring; orphaned-Conversation cleanup on user hard-delete. See services/api/src/modules/messaging/README.md.</w:t>
             </w:r>
           </w:p>
         </w:tc>

--- a/docs/Soccernity_MVP_Build_Plan_v1.7.docx
+++ b/docs/Soccernity_MVP_Build_Plan_v1.7.docx
@@ -13284,6 +13284,9 @@
             <w:r>
               <w:t>Proposed (not settled). Designed against Notification fields id / user_id / type / payload_ref_id / read / created_at and trigger types follow, comment, like ONLY — the three the shipped backend (PR #56) can produce. payload_ref_id convention: follower's userId for 'follow', postId for 'like'/'comment'. Screens reflect: no self-notifications, and idempotent duplicate events never double-notify (both already true in code). NOT designed: mention / Banter / club / competition / contest types — no backend trigger exists. Open: is follow/like/comment the permanent MVP set, and should the empty state carry a 'coming soon' affordance?</w:t>
             </w:r>
+            <w:r>
+              <w:t xml:space="preserve"> -- RESOLVED by Decision Log #278 (sprint-3/notification-triggers-message-fixture-contest): the founder's audit answered this permanently -- the MVP notification-type set is seven, not the three proposed here: follow | like | comment | message | fixture_scheduled | result_logged | contest_win. moderation-report-actioned, leaderboard rank/milestone, @mention, and guardian-consent-change are explicitly excluded (see #278).</w:t>
+            </w:r>
           </w:p>
         </w:tc>
       </w:tr>
@@ -21374,6 +21377,48 @@
           <w:p>
             <w:r>
               <w:t>Resolved (built). Mocked suite 50 -&gt; 52 suites / 698 -&gt; 728 tests, 0 failures (messaging.service.spec.ts + messaging.controller.http.spec.ts, 30 new). e2e suite 13 -&gt; 14 suites / 113 -&gt; 127 tests, 0 failures (test/messaging.e2e-spec.ts, real Postgres: participantKey @unique makes find-or-create return the same row from either direction + two concurrent starts -&gt; exactly one row; the transactional lastMessageAt bump; the participantIds:{has} inbox filter + ordering + unreadCount + preview + PATCH .../read clearing it; keyset pagination on both list endpoints; DL #12 both directions against real Guardian rows; DL #221 deactivated recipient; account-deletion cascade -- Message rows gone, Conversation survives). nest build + lint clean. Not built (flagged, none block Sprint 3 messaging): GET /conversations/:id single-conversation metadata; group conversations; message-&gt;Notification wiring; orphaned-Conversation cleanup on user hard-delete. See services/api/src/modules/messaging/README.md.</w:t>
+            </w:r>
+          </w:p>
+        </w:tc>
+      </w:tr>
+      <w:tr>
+        <w:tc>
+          <w:tcPr>
+            <w:tcW w:type="dxa" w:w="500"/>
+          </w:tcPr>
+          <w:p>
+            <w:r>
+              <w:t>278</w:t>
+            </w:r>
+          </w:p>
+        </w:tc>
+        <w:tc>
+          <w:tcPr>
+            <w:tcW w:type="dxa" w:w="4700"/>
+          </w:tcPr>
+          <w:p>
+            <w:r>
+              <w:t>Resolving Decision Log #87's "permanent notification-type set" question: an audit of every built module for genuine notification-worthy events found exactly four real, ready ones beyond the existing follow/like/comment trigger set -- message (a DM is received), fixture_scheduled (someone schedules a fixture against your registered team, only when the away side is a real registered team, not a free-text opponentName), result_logged (a result is submitted for your fixture, notifying the OTHER team's creator, never the submitter), and contest_win (you win a weekly ContestRoundWinner round -- NOT the monthly ContestStanding crown, which stays out of this trigger's scope). Explicitly OUT of scope, per the founder: moderation-report-actioned (blocked on DPIA R8/R9, Decision Log #250), leaderboard rank/milestone (GET /leaderboard is unbuilt, Sprint 6), @mention-based notifications (no mention-parsing exists anywhere in this codebase -- new scope, not a trigger wire), and guardian-consent-change (a founder call: that's an account-security alert, not a Notification Centre item -- ConsentAuditRecord is untouched).</w:t>
+            </w:r>
+          </w:p>
+        </w:tc>
+        <w:tc>
+          <w:tcPr>
+            <w:tcW w:type="dxa" w:w="1850"/>
+          </w:tcPr>
+          <w:p>
+            <w:r>
+              <w:t>sprint-3/notification-triggers-message-fixture-contest (backend-api, 2026-09-13)</w:t>
+            </w:r>
+          </w:p>
+        </w:tc>
+        <w:tc>
+          <w:tcPr>
+            <w:tcW w:type="dxa" w:w="2300"/>
+          </w:tcPr>
+          <w:p>
+            <w:r>
+              <w:t>Resolved (built). All four triggers wired at the exact point the underlying action commits, inside the same interactive $transaction as the row that causes the event -- the identical pattern FeedService.likePost/addComment and UsersService.followUser already use. message is COLLAPSED, not one row per message: a new Notification is only created if the recipient does not already have an UNREAD row for type: 'message' + payloadRefId: conversationId, so a busy conversation produces one "you have unread messages here" entry, not a flood -- nothing yet clears these when the conversation itself is read (markConversationRead only touches Message.readAt), a real flagged gap. Self-notification guarded defensively on every trigger: message (structurally impossible -- Conversation is always exactly 2 distinct participants -- guarded anyway); fixture_scheduled and result_logged (the schema does NOT prevent one person from being createdById of both teamA and teamB on different registered teams, which would otherwise self-notify -- guarded); contest_win (no risk at all -- judgeRound runs behind the separate AdminUser/AdminJwtAuthGuard auth domain, Decision Log #189-193, so there is no identity overlap between the admin actor and the User winners). payloadRefId: conversationId (message), fixtureId (fixture_scheduled, result_logged), cycleId (contest_win -- not roundId/entryId, since GET /contest/cycles/:id is the only single-resource read endpoint that exists today). schema.prisma's Notification.type comment updated to the real seven-value set; the old reply | system values are dropped -- grep-confirmed neither was ever actually implemented. Mocked suite 52 suites (no new suite) / 728 -&gt; 737 tests, 0 failures (9 new: 3 messaging.service.spec.ts, 6 grassroots.service.spec.ts (3 createFixture + 3 logResult); contest.service.spec.ts's existing case extended in place with no new test). No schema/migration change beyond the comment. No apps/web / Figma touched -- a later figma-to-code pass resolves payloadRefId per-type for display.</w:t>
             </w:r>
           </w:p>
         </w:tc>

--- a/docs/Soccernity_MVP_Build_Plan_v1.7.docx
+++ b/docs/Soccernity_MVP_Build_Plan_v1.7.docx
@@ -13287,6 +13287,9 @@
             <w:r>
               <w:t xml:space="preserve"> -- RESOLVED by Decision Log #278 (sprint-3/notification-triggers-message-fixture-contest): the founder's audit answered this permanently -- the MVP notification-type set is seven, not the three proposed here: follow | like | comment | message | fixture_scheduled | result_logged | contest_win. moderation-report-actioned, leaderboard rank/milestone, @mention, and guardian-consent-change are explicitly excluded (see #278).</w:t>
             </w:r>
+            <w:r>
+              <w:t xml:space="preserve"> -- The design side (icon/copy treatment for the four new types, plus the empty-state coming-soon affordance) is finalized by Decision Log #279 (sprint-3/notification-centre-design-finalize).</w:t>
+            </w:r>
           </w:p>
         </w:tc>
       </w:tr>
@@ -21419,6 +21422,48 @@
           <w:p>
             <w:r>
               <w:t>Resolved (built). All four triggers wired at the exact point the underlying action commits, inside the same interactive $transaction as the row that causes the event -- the identical pattern FeedService.likePost/addComment and UsersService.followUser already use. message is COLLAPSED, not one row per message: a new Notification is only created if the recipient does not already have an UNREAD row for type: 'message' + payloadRefId: conversationId, so a busy conversation produces one "you have unread messages here" entry, not a flood -- nothing yet clears these when the conversation itself is read (markConversationRead only touches Message.readAt), a real flagged gap. Self-notification guarded defensively on every trigger: message (structurally impossible -- Conversation is always exactly 2 distinct participants -- guarded anyway); fixture_scheduled and result_logged (the schema does NOT prevent one person from being createdById of both teamA and teamB on different registered teams, which would otherwise self-notify -- guarded); contest_win (no risk at all -- judgeRound runs behind the separate AdminUser/AdminJwtAuthGuard auth domain, Decision Log #189-193, so there is no identity overlap between the admin actor and the User winners). payloadRefId: conversationId (message), fixtureId (fixture_scheduled, result_logged), cycleId (contest_win -- not roundId/entryId, since GET /contest/cycles/:id is the only single-resource read endpoint that exists today). schema.prisma's Notification.type comment updated to the real seven-value set; the old reply | system values are dropped -- grep-confirmed neither was ever actually implemented. Mocked suite 52 suites (no new suite) / 728 -&gt; 737 tests, 0 failures (9 new: 3 messaging.service.spec.ts, 6 grassroots.service.spec.ts (3 createFixture + 3 logResult); contest.service.spec.ts's existing case extended in place with no new test). No schema/migration change beyond the comment. No apps/web / Figma touched -- a later figma-to-code pass resolves payloadRefId per-type for display.</w:t>
+            </w:r>
+          </w:p>
+        </w:tc>
+      </w:tr>
+      <w:tr>
+        <w:tc>
+          <w:tcPr>
+            <w:tcW w:type="dxa" w:w="500"/>
+          </w:tcPr>
+          <w:p>
+            <w:r>
+              <w:t>279</w:t>
+            </w:r>
+          </w:p>
+        </w:tc>
+        <w:tc>
+          <w:tcPr>
+            <w:tcW w:type="dxa" w:w="4700"/>
+          </w:tcPr>
+          <w:p>
+            <w:r>
+              <w:t>Notification Centre design finalization (Decision Log #87's design half) -- sprint-3/notification-centre-design-finalize. Icon/copy treatment added for the four new notification types (message, fixture_scheduled, result_logged, contest_win) wired by Decision Log #278, on both the desktop and mobile Feed frames; the empty state carries a new, founder-approved coming-soon affordance for future types.</w:t>
+            </w:r>
+          </w:p>
+        </w:tc>
+        <w:tc>
+          <w:tcPr>
+            <w:tcW w:type="dxa" w:w="1850"/>
+          </w:tcPr>
+          <w:p>
+            <w:r>
+              <w:t>sprint-3/notification-centre-design-finalize (figma-screen-builder, 2026-09-13)</w:t>
+            </w:r>
+          </w:p>
+        </w:tc>
+        <w:tc>
+          <w:tcPr>
+            <w:tcW w:type="dxa" w:w="2300"/>
+          </w:tcPr>
+          <w:p>
+            <w:r>
+              <w:t>Resolved (built). Icon-disc treatment (reusing existing file icons -- the Navbar messages glyph for message, the Grassroots corner-flag for fixture_scheduled, mdi:whistle-outline rebound from color/icon/inactive to brand/navy for legibility for result_logged, and the existing carbon:trophy for contest_win -- all bound to brand/green-tint discs, matching the empty state's own Icon Disc pattern) distinguishes the four new team/event-centric types from follow/like/comment/message's person-avatar-initials pattern. One exemplar row per new type added to both List -- Unread (message, fixture_scheduled) and List -- Read (result_logged, contest_win) on both breakpoints -- not exhaustive duplication. Page-header subtitle and empty-state body copy on both breakpoints now name all seven real types. Founder decision (per the task brief): yes to a coming-soon affordance -- a new, lighter second line under the empty-state body reads 'More notification types -- mentions, deeper Bants and Contest activity -- are on the way.', naming only real future categories, not a roadmap dump, and promising no date. Decision Log #87's own note in the Notification Centre's on-canvas Design Notes frame flips its pill from OPEN to RESOLVED, recording the seven-type set, the four new payload_ref_id conventions, the self-notification-guard reasoning per new trigger, and the explicit exclusions (moderation-report-actioned, leaderboard rank/milestone, @mention, guardian-consent-change) -- all already true in the shipped backend (PR #278). The 'Copy discipline' note is rewritten to record the coming-soon decision. DL #88 (Navbar bell workaround) and DL #86 (canonical mobile width) notes deliberately left untouched -- out of this task's scope. No new colour and no brand/green-tint-28 introduced; all new fills bound to existing Soccernity Theme Light-mode variables (brand/green-tint, brand/navy). One disclosed, non-rendering finding: the reused carbon:trophy icon's internal boolean-operation input shapes (Rectangle/Subtract/Ellipse) carry their own unbound literal fills -- pre-existing component debt on every use of this icon file-wide (the outer boolean-op node's own fill is correctly bound and is what actually renders), not introduced here and not fixed here. Nothing designed for moderation-report-actioned or leaderboard-milestone -- both still blocked on backend that doesn't exist. Figma only -- no app/services/api code touched.</w:t>
             </w:r>
           </w:p>
         </w:tc>

--- a/docs/Soccernity_MVP_Build_Plan_v1.7.docx
+++ b/docs/Soccernity_MVP_Build_Plan_v1.7.docx
@@ -15475,6 +15475,11 @@
               <w:t>Resolved by the founder: ONE recipient-picker screen combining BOTH — a search bar (by username / display name) AND a default follow-list section shown before any search term is entered; either path lets the user pick a recipient. Desktop + mobile. Backend still owes a real people-search endpoint (GET /search?q= or similar) — parked, same status as Decision Log #58's parked fields. The §8.3 step 5 restricted-pending rule (no DMs from/to unverified accounts, Decision Log #12) applies to both paths equally — restricted-pending users simply do not appear in the follow-list section or in search results. See Decision Log #136.</w:t>
             </w:r>
           </w:p>
+          <w:p>
+            <w:r>
+              <w:t>→ Converted to code by sprint-3/banter-messaging-to-code (Decision Log #280): NewConversationPage.tsx (/messages/new). The search field could not be wired to a real people-search endpoint (none exists) -- it filters the loaded GET /users/:id/following page client-side instead, labelled accordingly rather than implying a site-wide directory. The parked GET /search?q= backend need is unchanged and still open.</w:t>
+            </w:r>
+          </w:p>
         </w:tc>
       </w:tr>
       <w:tr>
@@ -16616,6 +16621,11 @@
               <w:t xml:space="preserve">Open -- flagged, conservative choice made meanwhile. Those items render as non-navigating, visibly-disabled rows (aria-disabled, "Not available yet" title) rather than as links that fall through to the 404 page -- per the task brief's own "render the item but flag the missing route rather than linking to a 404" instruction. The header messages icon (Figma "header 4" cluster) is likewise rendered disabled. Whoever builds the Notification Centre / Messages / Settings screens should add the routes and flip navigation.ts's `available` flag. Confirmed OUT OF SCOPE of the navbar work by explicit founder decision -- /messages, /notifications and /settings are real Sprint 3/6 feature builds (Messaging, Notifications, Settings), scoped as separate later work, not a navbar follow-up. The disabled-row treatment stays as the interim; not overlooked.</w:t>
             </w:r>
           </w:p>
+          <w:p>
+            <w:r>
+              <w:t>→ The MESSAGES half is now resolved by sprint-3/banter-messaging-to-code (Decision Log #280): /messages/* routes exist, navigation.ts's Messages item is available:true, and Header.tsx's top-bar messages icon is a real, enabled Link. The Notifications half stays exactly as this entry originally described -- disabled, no route, no apps/web conversion of the finalised Notification Centre design (Decision Log #279) yet.</w:t>
+            </w:r>
+          </w:p>
         </w:tc>
       </w:tr>
       <w:tr>
@@ -21298,6 +21308,11 @@
               <w:t>Resolved (built). Mocked suite 48 -&gt; 50 suites / 662 -&gt; 698 tests, 0 failures (banter.service.spec.ts + banter.controller.http.spec.ts, 36 new). e2e suite +1 suite / +11 tests (test/banter.e2e-spec.ts, real Postgres: the new BanterRoomMember @@unique/cascade constraint, memberCount never drifting/going negative across a real join/join/leave/leave/join cycle, a concurrent double-join Promise.all -&gt; exactly one row + memberCount +1, GuardianConsentGuard blocking a restricted-pending minor from create/join/post while allowing browse/read, the room feed reading Post.banterRoomId, and a real User hard-delete cascading BanterRoomMember rows). nest build + npm run lint clean. FLAGGED, not resolved: whether room creation should later be moderator-gated or rate-limited (unbounded user-named public rooms on a minors' platform = a real spam/safeguarding surface); whether posting should require membership (alternative: any consent-confirmed user posts into any room). PR opened, not merged -- founder's call.</w:t>
             </w:r>
           </w:p>
+          <w:p>
+            <w:r>
+              <w:t>→ Wired into apps/web by sprint-3/banter-messaging-to-code (Decision Log #280): api/banter.ts + the rewritten BanterPage.tsx (real list/search/mine/join/leave/create) + the new, undesigned-but-flagged BanterRoomPage.tsx (/banter/:roomId) for the room feed + posting.</w:t>
+            </w:r>
+          </w:p>
         </w:tc>
       </w:tr>
       <w:tr>
@@ -21382,6 +21397,11 @@
               <w:t>Resolved (built). Mocked suite 50 -&gt; 52 suites / 698 -&gt; 728 tests, 0 failures (messaging.service.spec.ts + messaging.controller.http.spec.ts, 30 new). e2e suite 13 -&gt; 14 suites / 113 -&gt; 127 tests, 0 failures (test/messaging.e2e-spec.ts, real Postgres: participantKey @unique makes find-or-create return the same row from either direction + two concurrent starts -&gt; exactly one row; the transactional lastMessageAt bump; the participantIds:{has} inbox filter + ordering + unreadCount + preview + PATCH .../read clearing it; keyset pagination on both list endpoints; DL #12 both directions against real Guardian rows; DL #221 deactivated recipient; account-deletion cascade -- Message rows gone, Conversation survives). nest build + lint clean. Not built (flagged, none block Sprint 3 messaging): GET /conversations/:id single-conversation metadata; group conversations; message-&gt;Notification wiring; orphaned-Conversation cleanup on user hard-delete. See services/api/src/modules/messaging/README.md.</w:t>
             </w:r>
           </w:p>
+          <w:p>
+            <w:r>
+              <w:t>→ Wired into apps/web by sprint-3/banter-messaging-to-code (Decision Log #280): api/messaging.ts + MessagesPage.tsx (inbox) + NewConversationPage.tsx (recipient picker, closing Decision Log #139's own conversion) + ConversationPage.tsx (thread). Same PR also closes the collapsed-message-Notification read gap this module's own sendMessage/markConversationRead comments flagged -- see Decision Log #280.</w:t>
+            </w:r>
+          </w:p>
         </w:tc>
       </w:tr>
       <w:tr>
@@ -21464,6 +21484,48 @@
           <w:p>
             <w:r>
               <w:t>Resolved (built). Icon-disc treatment (reusing existing file icons -- the Navbar messages glyph for message, the Grassroots corner-flag for fixture_scheduled, mdi:whistle-outline rebound from color/icon/inactive to brand/navy for legibility for result_logged, and the existing carbon:trophy for contest_win -- all bound to brand/green-tint discs, matching the empty state's own Icon Disc pattern) distinguishes the four new team/event-centric types from follow/like/comment/message's person-avatar-initials pattern. One exemplar row per new type added to both List -- Unread (message, fixture_scheduled) and List -- Read (result_logged, contest_win) on both breakpoints -- not exhaustive duplication. Page-header subtitle and empty-state body copy on both breakpoints now name all seven real types. Founder decision (per the task brief): yes to a coming-soon affordance -- a new, lighter second line under the empty-state body reads 'More notification types -- mentions, deeper Bants and Contest activity -- are on the way.', naming only real future categories, not a roadmap dump, and promising no date. Decision Log #87's own note in the Notification Centre's on-canvas Design Notes frame flips its pill from OPEN to RESOLVED, recording the seven-type set, the four new payload_ref_id conventions, the self-notification-guard reasoning per new trigger, and the explicit exclusions (moderation-report-actioned, leaderboard rank/milestone, @mention, guardian-consent-change) -- all already true in the shipped backend (PR #278). The 'Copy discipline' note is rewritten to record the coming-soon decision. DL #88 (Navbar bell workaround) and DL #86 (canonical mobile width) notes deliberately left untouched -- out of this task's scope. No new colour and no brand/green-tint-28 introduced; all new fills bound to existing Soccernity Theme Light-mode variables (brand/green-tint, brand/navy). One disclosed, non-rendering finding: the reused carbon:trophy icon's internal boolean-operation input shapes (Rectangle/Subtract/Ellipse) carry their own unbound literal fills -- pre-existing component debt on every use of this icon file-wide (the outer boolean-op node's own fill is correctly bound and is what actually renders), not introduced here and not fixed here. Nothing designed for moderation-report-actioned or leaderboard-milestone -- both still blocked on backend that doesn't exist. Figma only -- no app/services/api code touched.</w:t>
+            </w:r>
+          </w:p>
+        </w:tc>
+      </w:tr>
+      <w:tr>
+        <w:tc>
+          <w:tcPr>
+            <w:tcW w:type="dxa" w:w="500"/>
+          </w:tcPr>
+          <w:p>
+            <w:r>
+              <w:t>280</w:t>
+            </w:r>
+          </w:p>
+        </w:tc>
+        <w:tc>
+          <w:tcPr>
+            <w:tcW w:type="dxa" w:w="4700"/>
+          </w:tcPr>
+          <w:p>
+            <w:r>
+              <w:t>Wire Banter Rooms + Messaging into apps/web (sprint-3/banter-messaging-to-code, figma-to-code). Both backends (BanterModule DL #275/#276, MessagingModule DL #277) were fully built and tested but had zero apps/web presence -- BanterPage.tsx was still a disclosed sample-data stub and Messaging had no frontend at all.</w:t>
+            </w:r>
+          </w:p>
+        </w:tc>
+        <w:tc>
+          <w:tcPr>
+            <w:tcW w:type="dxa" w:w="1850"/>
+          </w:tcPr>
+          <w:p>
+            <w:r>
+              <w:t>sprint-3/banter-messaging-to-code (figma-to-code, 2026-09-13)</w:t>
+            </w:r>
+          </w:p>
+        </w:tc>
+        <w:tc>
+          <w:tcPr>
+            <w:tcW w:type="dxa" w:w="2300"/>
+          </w:tcPr>
+          <w:p>
+            <w:r>
+              <w:t>Resolved (built). New api/banter.ts + api/messaging.ts clients (mirroring api/grassroots.ts's shape). BanterPage.tsx rewritten to real data (GET /banter-rooms, /search, /mine, join/leave, create) -- search switched from client-side-only to the real server-side ?q= filter for "All" (GET /banter-rooms/search's own filter mechanism), staying client-side over the loaded page for "My Bants" (no q param on that route). New BanterRoomPage.tsx (/banter/:roomId) -- no Figma frame exists for a room's own feed, built plain and flagged, same ClubFanPage/EditProfileModal "no dedicated screen, built plain" precedent -- reuses PostCard.tsx for the room feed (GET /banter-rooms/:id/posts, identical FeedPage shape to GET /posts/feed) and a plain contentText-only composer (POST /banter-rooms/:id/posts, membership-gated). New MessagesPage.tsx (/messages, inbox), NewConversationPage.tsx (/messages/new, the recipient picker converted from Decision Log #139's design -- search is a client-side filter over GET /users/:id/following, since no people-search endpoint exists, labelled accordingly rather than implying a site-wide directory) and ConversationPage.tsx (/messages/:conversationId, thread -- GET/POST /conversations/:id/messages, newest-first reversed to render oldest-first, "Load earlier messages" prepends). Thread header identity is carried via router state from the inbox row / recipient-picker success (there is no GET /conversations/:id and Message carries no displayName), falling back to a generic "Conversation" heading on a direct visit -- flagged, not invented. navigation.ts's Messages item flipped `available: true` (same precedent as Clubs/Grassroots/Settings); Header.tsx's top-bar messages icon is now a real, enabled Link to /messages, closing the messages half of Decision Log #166 (Notifications stays disabled -- separate module, no conversion yet). ALSO closes a real backend gap with founder sign-off: messaging.service.ts's own sendMessage comment flagged that nothing marked the collapsed 'message' Notification read when the conversation itself was opened, and no notifications endpoint exists at all for a frontend to call instead (notifications/README.md is still a placeholder) -- markConversationRead now also runs one additional scoped `notification.updateMany` (userId=caller, type='message', payloadRefId=conversationId, read:false -&gt; true) in the same request ConversationPage.tsx already calls on thread-open, with no new endpoint, no schema change, no Figma. messaging/README.md's stale "No Notification on message send" section (predating DL #278's actual wiring) and its test count (30, drifted since DL #278 added 3) both corrected in the same PR. Verified: services/api mocked suite 52 suites / 738 tests, 0 failures (up from 737 -- 1 new messaging.service.spec.ts case); e2e suite not re-run (no Docker in this session; the change is a second independent updateMany inside an already-e2e-covered request, no new raw SQL/relation/isolation reasoning -- same class of change test/README.md's guiding principle keeps at the mocked layer, matching DL #278's own precedent) -- flagged for whoever next runs the real e2e suite to confirm messaging.e2e-spec.ts still passes unchanged (14 tests, untouched). apps/web: npx tsc --noEmit clean, npm run lint clean, npm run build clean, npx vitest run 36 files / 244 tests, 0 failures (up from 32/215 -- BanterPage.test.tsx rewritten 5 to 8 tests for the real client, new BanterRoomPage.test.tsx +6, MessagesPage.test.tsx +6, NewConversationPage.test.tsx +5, ConversationPage.test.tsx +8, Header.test.tsx +1). Dev-server smoke test: /, /banter, /banter/:roomId, /messages, /messages/new, /messages/:conversationId all HTTP 200, clean log. No real browser/Playwright check available in this environment -- same verification ceiling as every prior apps/web PR. Not merged -- founder's call after review.</w:t>
             </w:r>
           </w:p>
         </w:tc>

--- a/docs/Soccernity_MVP_Build_Plan_v1.7.docx
+++ b/docs/Soccernity_MVP_Build_Plan_v1.7.docx
@@ -6771,7 +6771,7 @@
         <w:spacing w:after="90"/>
       </w:pPr>
       <w:r>
-        <w:t xml:space="preserve">Design and build Community Groups — city-, position-, and career-track-based groups, confirmed as a distinct feature from Banter Rooms per the founder's resolution of Decision Log item #1 (Log Book Section 24.4). No Figma screen exists for this yet, so figma-screen-builder designs it first, the same as the Notification Center below — see Section 11 for the sequencing.</w:t>
+        <w:t>Design and build Community Groups — city-, position-, and career-track-based groups, confirmed as a distinct feature from Banter Rooms per the founder's resolution of Decision Log item #1 (Log Book Section 24.4). No Figma screen exists for this yet, so figma-screen-builder designs it first, the same as the Notification Center below — see Section 11 for the sequencing. [Design half done -- see Decision Log #281: 13 Figma frames built by figma-screen-builder (sprint-3/community-groups-design). Nav placement flagged as an open founder call, same as Grassroots' own DL #258. Not yet converted to code, and no backend/schema exists yet.]</w:t>
       </w:r>
     </w:p>
     <w:p>
@@ -8272,7 +8272,7 @@
                 <w:sz w:val="19"/>
                 <w:szCs w:val="19"/>
               </w:rPr>
-              <w:t xml:space="preserve">Resolved — see Sprint 3, Section 11</w:t>
+              <w:t>Resolved — see Sprint 3, Section 11 -&gt; Design half now done, see DL #281 (sprint-3/community-groups-design): 13 Figma frames built (browse, individual group page, create-a-group), navigation placement left as its own open founder call.</w:t>
             </w:r>
           </w:p>
         </w:tc>
@@ -21526,6 +21526,48 @@
           <w:p>
             <w:r>
               <w:t>Resolved (built). New api/banter.ts + api/messaging.ts clients (mirroring api/grassroots.ts's shape). BanterPage.tsx rewritten to real data (GET /banter-rooms, /search, /mine, join/leave, create) -- search switched from client-side-only to the real server-side ?q= filter for "All" (GET /banter-rooms/search's own filter mechanism), staying client-side over the loaded page for "My Bants" (no q param on that route). New BanterRoomPage.tsx (/banter/:roomId) -- no Figma frame exists for a room's own feed, built plain and flagged, same ClubFanPage/EditProfileModal "no dedicated screen, built plain" precedent -- reuses PostCard.tsx for the room feed (GET /banter-rooms/:id/posts, identical FeedPage shape to GET /posts/feed) and a plain contentText-only composer (POST /banter-rooms/:id/posts, membership-gated). New MessagesPage.tsx (/messages, inbox), NewConversationPage.tsx (/messages/new, the recipient picker converted from Decision Log #139's design -- search is a client-side filter over GET /users/:id/following, since no people-search endpoint exists, labelled accordingly rather than implying a site-wide directory) and ConversationPage.tsx (/messages/:conversationId, thread -- GET/POST /conversations/:id/messages, newest-first reversed to render oldest-first, "Load earlier messages" prepends). Thread header identity is carried via router state from the inbox row / recipient-picker success (there is no GET /conversations/:id and Message carries no displayName), falling back to a generic "Conversation" heading on a direct visit -- flagged, not invented. navigation.ts's Messages item flipped `available: true` (same precedent as Clubs/Grassroots/Settings); Header.tsx's top-bar messages icon is now a real, enabled Link to /messages, closing the messages half of Decision Log #166 (Notifications stays disabled -- separate module, no conversion yet). ALSO closes a real backend gap with founder sign-off: messaging.service.ts's own sendMessage comment flagged that nothing marked the collapsed 'message' Notification read when the conversation itself was opened, and no notifications endpoint exists at all for a frontend to call instead (notifications/README.md is still a placeholder) -- markConversationRead now also runs one additional scoped `notification.updateMany` (userId=caller, type='message', payloadRefId=conversationId, read:false -&gt; true) in the same request ConversationPage.tsx already calls on thread-open, with no new endpoint, no schema change, no Figma. messaging/README.md's stale "No Notification on message send" section (predating DL #278's actual wiring) and its test count (30, drifted since DL #278 added 3) both corrected in the same PR. Verified: services/api mocked suite 52 suites / 738 tests, 0 failures (up from 737 -- 1 new messaging.service.spec.ts case); e2e suite not re-run (no Docker in this session; the change is a second independent updateMany inside an already-e2e-covered request, no new raw SQL/relation/isolation reasoning -- same class of change test/README.md's guiding principle keeps at the mocked layer, matching DL #278's own precedent) -- flagged for whoever next runs the real e2e suite to confirm messaging.e2e-spec.ts still passes unchanged (14 tests, untouched). apps/web: npx tsc --noEmit clean, npm run lint clean, npm run build clean, npx vitest run 36 files / 244 tests, 0 failures (up from 32/215 -- BanterPage.test.tsx rewritten 5 to 8 tests for the real client, new BanterRoomPage.test.tsx +6, MessagesPage.test.tsx +6, NewConversationPage.test.tsx +5, ConversationPage.test.tsx +8, Header.test.tsx +1). Dev-server smoke test: /, /banter, /banter/:roomId, /messages, /messages/new, /messages/:conversationId all HTTP 200, clean log. No real browser/Playwright check available in this environment -- same verification ceiling as every prior apps/web PR. Not merged -- founder's call after review.</w:t>
+            </w:r>
+          </w:p>
+        </w:tc>
+      </w:tr>
+      <w:tr>
+        <w:tc>
+          <w:tcPr>
+            <w:tcW w:type="dxa" w:w="500"/>
+          </w:tcPr>
+          <w:p>
+            <w:r>
+              <w:t>281</w:t>
+            </w:r>
+          </w:p>
+        </w:tc>
+        <w:tc>
+          <w:tcPr>
+            <w:tcW w:type="dxa" w:w="4700"/>
+          </w:tcPr>
+          <w:p>
+            <w:r>
+              <w:t>Design Community Groups (Sprint 3, DL #1) -- city/position/career-track interest groups, confirmed by the founder as distinct from Banter Rooms. No Figma screen or schema existed for this before this task.</w:t>
+            </w:r>
+          </w:p>
+        </w:tc>
+        <w:tc>
+          <w:tcPr>
+            <w:tcW w:type="dxa" w:w="1850"/>
+          </w:tcPr>
+          <w:p>
+            <w:r>
+              <w:t>sprint-3/community-groups-design (figma-screen-builder, 2026-09-13)</w:t>
+            </w:r>
+          </w:p>
+        </w:tc>
+        <w:tc>
+          <w:tcPr>
+            <w:tcW w:type="dxa" w:w="2300"/>
+          </w:tcPr>
+          <w:p>
+            <w:r>
+              <w:t>Resolved (designed, not built). 13 new frames + a Design Notes frame on page 0:1, parked at y &gt;= 37500 (verified 0 overlaps against every existing top-level node on the page). Grouping dimensions: City, Position Played, Career Track -- exactly the three the founder named in Log Book 24.4. "Fantasy league" (named in Log Book Section 6.1's original description) was deliberately NOT added as a 4th dimension -- flagged instead as a real open question, since it's time-boxed with its own standings and reads closer to the Contest/Competition pillar than to a durable-attribute interest group. Visually distinct from both neighbouring features, confirmed by direct comparison rather than assumed: Banter Rooms browses as a full-width room-list with Filter Tabs (All/My Bants) and forum language; the existing Community main feed (DL #152) is a single authenticated feed with a composer and suggestion rails. Community Groups is instead a 3-across card-grid directory with a combinable City/Position/Career-Track filter bar (modelled on Leaderboard's own combinable-filter pattern) plus a name search, and has NO composer anywhere, even on a joined group's own page -- neither Banter nor Community frames/components were opened for edit. Screens: Browse (desktop 6450:18580 / mobile 6455:18580), Browse -- No Groups Match Filter (6452:18580 / 6456:18580), Browse -- No Groups Yet For This City (6452:18692 / 6456:18667), Group Page -- Not Joined (6453:18580 / 6457:18580), Group Page -- Joined (6454:18580 / 6458:18580), Create a Group (6454:18709 / 6458:18701), Design Notes (6459:18580). The individual group page reuses Club -- Fan Page's header+feed+roster layout pattern, but the roster's @handle line was deliberately removed (no User.username column exists, DL #58) rather than reproducing an unbacked field, and Browse's cards carry no Join button (unlike Clubs -- Browse) -- membership lives only on the group page itself. Paint audit: 854 authored paints, 854 bound, 0 unbound, 0 off-palette, 0 brand/green-tint-28, 0 new colours -- a genuine 0 with no disclosed reused-component-debt exception, since the logo-only Top Bar -- Soccernity was used as provisional chrome instead of the shared header 4 navbar (which would have pulled in that navbar's own already-disclosed avatar IMAGE-fill debt). Restricted-pending minors: applied the existing platform default (browse/read is JwtAuthGuard-only; create/join/post would need GuardianConsentGuard) per DL #21/#275/Section 5.7 -- stated explicitly as applying existing precedent, not a new rule. No group post composer was designed, even in the Joined state -- mirrors Club -- Fan Page's own no-composer state (DL #157, no scoped post-creation endpoint exists for this feature either); building one is new backend+design scope, not assumed here. FLAGGED, not decided, all recorded on the Design Notes frame: (1) who may create a group -- designed open to any consent-confirmed user, but the unbounded-user-named-public-groups spam/safeguarding surface (the same category already flagged for Banter Room creation, DL #275) is named as a real concern; (2) content moderation -- ordinary post moderation is assumed for group posts, but group NAMES are a genuinely new surface (user-authored, public, shown in a directory, not attached to a visible author the way a post is) with no existing moderation coverage; (3) group size limits -- none designed or displayed; (4) the fantasy-league 4th-dimension question above; (5) NAVIGATION PLACEMENT was deliberately NOT designed in this task and stays fully open -- there is no existing nav home (the current 7-icon desktop nav + drawer have Community and Bants but nothing for this), screens use the same provisional logo-only Top Bar Clubs -- Browse used before its own nav question was resolved (DL #156), and this needs the same explicit founder call DL #258 got for Grassroots before a figma-to-code pass can wire a nav entry -- nesting under either "Community" or "Bants" would directly contradict the founder's own DL #1 ruling that these are distinct features, so a new top-level entry is the design's own inclination, not a decision. No schema/backend exists yet for this feature -- a future backend-api pass builds the data model from what was designed here, per this project's own Grassroots precedent, not the other way around. Full detail: docs/sprint-3-community-groups-design-report.md.</w:t>
             </w:r>
           </w:p>
         </w:tc>
